--- a/Daily Report of Project.docx
+++ b/Daily Report of Project.docx
@@ -2736,6 +2736,7 @@
       <w:r>
         <w:rPr>
           <w:rFonts w:ascii="Times New Roman" w:hAnsi="Times New Roman" w:cs="Times New Roman"/>
+          <w:noProof/>
         </w:rPr>
         <w:drawing>
           <wp:inline distT="0" distB="0" distL="0" distR="0" wp14:anchorId="6F32C8BF" wp14:editId="3B099FAC">
@@ -3483,6 +3484,7 @@
       <w:r>
         <w:rPr>
           <w:rFonts w:ascii="Times New Roman" w:hAnsi="Times New Roman" w:cs="Times New Roman"/>
+          <w:noProof/>
         </w:rPr>
         <w:drawing>
           <wp:inline distT="0" distB="0" distL="0" distR="0" wp14:anchorId="44D1D2B1" wp14:editId="1B13CF10">
@@ -4078,6 +4080,7 @@
       <w:r>
         <w:rPr>
           <w:rFonts w:ascii="Times New Roman" w:hAnsi="Times New Roman" w:cs="Times New Roman"/>
+          <w:noProof/>
         </w:rPr>
         <w:drawing>
           <wp:inline distT="0" distB="0" distL="0" distR="0" wp14:anchorId="6429F601" wp14:editId="6A9EB17B">
@@ -4413,7 +4416,7 @@
     </w:p>
     <w:tbl>
       <w:tblPr>
-        <w:tblW w:w="10445" w:type="dxa"/>
+        <w:tblW w:w="10490" w:type="dxa"/>
         <w:tblCellMar>
           <w:left w:w="10" w:type="dxa"/>
           <w:right w:w="10" w:type="dxa"/>
@@ -4421,9 +4424,9 @@
         <w:tblLook w:val="04A0" w:firstRow="1" w:lastRow="0" w:firstColumn="1" w:lastColumn="0" w:noHBand="0" w:noVBand="1"/>
       </w:tblPr>
       <w:tblGrid>
-        <w:gridCol w:w="2610"/>
-        <w:gridCol w:w="3916"/>
-        <w:gridCol w:w="3919"/>
+        <w:gridCol w:w="1418"/>
+        <w:gridCol w:w="4819"/>
+        <w:gridCol w:w="4253"/>
       </w:tblGrid>
       <w:tr>
         <w:trPr>
@@ -4431,7 +4434,7 @@
         </w:trPr>
         <w:tc>
           <w:tcPr>
-            <w:tcW w:w="2610" w:type="dxa"/>
+            <w:tcW w:w="1418" w:type="dxa"/>
             <w:tcBorders>
               <w:top w:val="nil"/>
               <w:left w:val="nil"/>
@@ -4456,6 +4459,12 @@
               <w:rPr>
                 <w:rFonts w:ascii="Times New Roman" w:hAnsi="Times New Roman" w:cs="Times New Roman"/>
               </w:rPr>
+              <w:t xml:space="preserve">27 </w:t>
+            </w:r>
+            <w:r>
+              <w:rPr>
+                <w:rFonts w:ascii="Times New Roman" w:hAnsi="Times New Roman" w:cs="Times New Roman"/>
+              </w:rPr>
               <w:t>July 2026</w:t>
             </w:r>
           </w:p>
@@ -4482,7 +4491,7 @@
         </w:tc>
         <w:tc>
           <w:tcPr>
-            <w:tcW w:w="3916" w:type="dxa"/>
+            <w:tcW w:w="4819" w:type="dxa"/>
             <w:tcBorders>
               <w:top w:val="nil"/>
               <w:left w:val="nil"/>
@@ -4534,11 +4543,367 @@
               </w:rPr>
               <w:t xml:space="preserve"> </w:t>
             </w:r>
+            <w:r>
+              <w:rPr>
+                <w:rFonts w:ascii="Times New Roman" w:hAnsi="Times New Roman" w:cs="Times New Roman"/>
+                <w:b/>
+                <w:bCs/>
+              </w:rPr>
+              <w:t>Dashboard Controls Implementation</w:t>
+            </w:r>
+          </w:p>
+          <w:p>
+            <w:pPr>
+              <w:pStyle w:val="ListParagraph"/>
+              <w:numPr>
+                <w:ilvl w:val="0"/>
+                <w:numId w:val="11"/>
+              </w:numPr>
+              <w:ind w:left="786"/>
+              <w:rPr>
+                <w:rFonts w:ascii="Times New Roman" w:hAnsi="Times New Roman" w:cs="Times New Roman"/>
+                <w:b/>
+                <w:bCs/>
+              </w:rPr>
+            </w:pPr>
+            <w:r>
+              <w:rPr>
+                <w:rFonts w:ascii="Times New Roman" w:hAnsi="Times New Roman" w:cs="Times New Roman"/>
+                <w:b/>
+                <w:bCs/>
+              </w:rPr>
+              <w:t>Export to CSV Button</w:t>
+            </w:r>
+          </w:p>
+          <w:p>
+            <w:pPr>
+              <w:pStyle w:val="ListParagraph"/>
+              <w:ind w:left="786"/>
+              <w:rPr>
+                <w:rFonts w:ascii="Times New Roman" w:hAnsi="Times New Roman" w:cs="Times New Roman"/>
+              </w:rPr>
+            </w:pPr>
+            <w:r>
+              <w:rPr>
+                <w:rFonts w:ascii="Times New Roman" w:hAnsi="Times New Roman" w:cs="Times New Roman"/>
+              </w:rPr>
+              <w:t>Add a Download CSV button. It will export only the currently visible/ filtered logs to a .csv file.</w:t>
+            </w:r>
+          </w:p>
+          <w:p>
+            <w:pPr>
+              <w:pStyle w:val="ListParagraph"/>
+              <w:ind w:left="786"/>
+              <w:rPr>
+                <w:rFonts w:ascii="Times New Roman" w:hAnsi="Times New Roman" w:cs="Times New Roman"/>
+              </w:rPr>
+            </w:pPr>
+            <w:r>
+              <w:rPr>
+                <w:rFonts w:ascii="Times New Roman" w:hAnsi="Times New Roman" w:cs="Times New Roman"/>
+                <w:b/>
+                <w:bCs/>
+              </w:rPr>
+              <w:t>Tech:</w:t>
+            </w:r>
+            <w:r>
+              <w:rPr>
+                <w:rFonts w:ascii="Times New Roman" w:hAnsi="Times New Roman" w:cs="Times New Roman"/>
+              </w:rPr>
+              <w:t xml:space="preserve"> Blob + </w:t>
+            </w:r>
+            <w:proofErr w:type="spellStart"/>
+            <w:r>
+              <w:rPr>
+                <w:rFonts w:ascii="Times New Roman" w:hAnsi="Times New Roman" w:cs="Times New Roman"/>
+              </w:rPr>
+              <w:t>URL.createObjectURL</w:t>
+            </w:r>
+            <w:proofErr w:type="spellEnd"/>
+            <w:r>
+              <w:rPr>
+                <w:rFonts w:ascii="Times New Roman" w:hAnsi="Times New Roman" w:cs="Times New Roman"/>
+              </w:rPr>
+              <w:t xml:space="preserve"> in JavaScript</w:t>
+            </w:r>
+          </w:p>
+          <w:p>
+            <w:pPr>
+              <w:pStyle w:val="ListParagraph"/>
+              <w:numPr>
+                <w:ilvl w:val="0"/>
+                <w:numId w:val="11"/>
+              </w:numPr>
+              <w:ind w:left="786"/>
+              <w:rPr>
+                <w:rFonts w:ascii="Times New Roman" w:hAnsi="Times New Roman" w:cs="Times New Roman"/>
+                <w:b/>
+                <w:bCs/>
+              </w:rPr>
+            </w:pPr>
+            <w:r>
+              <w:rPr>
+                <w:rFonts w:ascii="Times New Roman" w:hAnsi="Times New Roman" w:cs="Times New Roman"/>
+                <w:b/>
+                <w:bCs/>
+              </w:rPr>
+              <w:t>Clear Filter Button</w:t>
+            </w:r>
+          </w:p>
+          <w:p>
+            <w:pPr>
+              <w:pStyle w:val="ListParagraph"/>
+              <w:ind w:left="786"/>
+              <w:rPr>
+                <w:rFonts w:ascii="Times New Roman" w:hAnsi="Times New Roman" w:cs="Times New Roman"/>
+              </w:rPr>
+            </w:pPr>
+            <w:r>
+              <w:rPr>
+                <w:rFonts w:ascii="Times New Roman" w:hAnsi="Times New Roman" w:cs="Times New Roman"/>
+              </w:rPr>
+              <w:t>1-click button to reset filter dropdown + search box to ALL.</w:t>
+            </w:r>
+          </w:p>
+          <w:p>
+            <w:pPr>
+              <w:pStyle w:val="ListParagraph"/>
+              <w:ind w:left="786"/>
+              <w:rPr>
+                <w:rFonts w:ascii="Times New Roman" w:hAnsi="Times New Roman" w:cs="Times New Roman"/>
+              </w:rPr>
+            </w:pPr>
+            <w:r>
+              <w:rPr>
+                <w:rFonts w:ascii="Times New Roman" w:hAnsi="Times New Roman" w:cs="Times New Roman"/>
+                <w:b/>
+                <w:bCs/>
+              </w:rPr>
+              <w:t>Tech:</w:t>
+            </w:r>
+            <w:r>
+              <w:rPr>
+                <w:rFonts w:ascii="Times New Roman" w:hAnsi="Times New Roman" w:cs="Times New Roman"/>
+              </w:rPr>
+              <w:t xml:space="preserve"> Reset state variables in React</w:t>
+            </w:r>
+          </w:p>
+          <w:p>
+            <w:pPr>
+              <w:numPr>
+                <w:ilvl w:val="0"/>
+                <w:numId w:val="4"/>
+              </w:numPr>
+              <w:rPr>
+                <w:rFonts w:ascii="Times New Roman" w:hAnsi="Times New Roman" w:cs="Times New Roman"/>
+                <w:b/>
+                <w:bCs/>
+              </w:rPr>
+            </w:pPr>
+            <w:r>
+              <w:rPr>
+                <w:rFonts w:ascii="Times New Roman" w:hAnsi="Times New Roman" w:cs="Times New Roman"/>
+                <w:b/>
+                <w:bCs/>
+              </w:rPr>
+              <w:t>Auto Root Cause Highlight</w:t>
+            </w:r>
+          </w:p>
+          <w:p>
+            <w:pPr>
+              <w:pStyle w:val="ListParagraph"/>
+              <w:numPr>
+                <w:ilvl w:val="0"/>
+                <w:numId w:val="11"/>
+              </w:numPr>
+              <w:ind w:left="786"/>
+              <w:rPr>
+                <w:rFonts w:ascii="Times New Roman" w:hAnsi="Times New Roman" w:cs="Times New Roman"/>
+                <w:b/>
+                <w:bCs/>
+              </w:rPr>
+            </w:pPr>
+            <w:r>
+              <w:rPr>
+                <w:rFonts w:ascii="Times New Roman" w:hAnsi="Times New Roman" w:cs="Times New Roman"/>
+                <w:b/>
+                <w:bCs/>
+              </w:rPr>
+              <w:t>Goal:</w:t>
+            </w:r>
+            <w:r>
+              <w:rPr>
+                <w:rFonts w:ascii="Times New Roman" w:hAnsi="Times New Roman" w:cs="Times New Roman"/>
+              </w:rPr>
+              <w:t xml:space="preserve"> 10-second debugging as per tagline</w:t>
+            </w:r>
+          </w:p>
+          <w:p>
+            <w:pPr>
+              <w:pStyle w:val="ListParagraph"/>
+              <w:numPr>
+                <w:ilvl w:val="0"/>
+                <w:numId w:val="11"/>
+              </w:numPr>
+              <w:ind w:left="786"/>
+              <w:rPr>
+                <w:rFonts w:ascii="Times New Roman" w:hAnsi="Times New Roman" w:cs="Times New Roman"/>
+                <w:b/>
+                <w:bCs/>
+              </w:rPr>
+            </w:pPr>
+            <w:r>
+              <w:rPr>
+                <w:rFonts w:ascii="Times New Roman" w:hAnsi="Times New Roman" w:cs="Times New Roman"/>
+              </w:rPr>
+              <w:t>After logs are loaded/filtered, scan the table and highlight the first ERROR row in red.</w:t>
+            </w:r>
+          </w:p>
+          <w:p>
+            <w:pPr>
+              <w:pStyle w:val="ListParagraph"/>
+              <w:numPr>
+                <w:ilvl w:val="0"/>
+                <w:numId w:val="11"/>
+              </w:numPr>
+              <w:ind w:left="786"/>
+              <w:rPr>
+                <w:rFonts w:ascii="Times New Roman" w:hAnsi="Times New Roman" w:cs="Times New Roman"/>
+                <w:b/>
+                <w:bCs/>
+              </w:rPr>
+            </w:pPr>
+            <w:r>
+              <w:rPr>
+                <w:rFonts w:ascii="Times New Roman" w:hAnsi="Times New Roman" w:cs="Times New Roman"/>
+              </w:rPr>
+              <w:t>Add a ROOT CAUSE badge next to it.</w:t>
+            </w:r>
+          </w:p>
+          <w:p>
+            <w:pPr>
+              <w:pStyle w:val="ListParagraph"/>
+              <w:numPr>
+                <w:ilvl w:val="0"/>
+                <w:numId w:val="11"/>
+              </w:numPr>
+              <w:ind w:left="786"/>
+              <w:rPr>
+                <w:rFonts w:ascii="Times New Roman" w:hAnsi="Times New Roman" w:cs="Times New Roman"/>
+                <w:b/>
+                <w:bCs/>
+              </w:rPr>
+            </w:pPr>
+            <w:r>
+              <w:rPr>
+                <w:rFonts w:ascii="Times New Roman" w:hAnsi="Times New Roman" w:cs="Times New Roman"/>
+                <w:b/>
+                <w:bCs/>
+              </w:rPr>
+              <w:t>Tech:</w:t>
+            </w:r>
+            <w:r>
+              <w:rPr>
+                <w:rFonts w:ascii="Times New Roman" w:hAnsi="Times New Roman" w:cs="Times New Roman"/>
+              </w:rPr>
+              <w:t xml:space="preserve"> </w:t>
+            </w:r>
+            <w:proofErr w:type="spellStart"/>
+            <w:r>
+              <w:rPr>
+                <w:rFonts w:ascii="Times New Roman" w:hAnsi="Times New Roman" w:cs="Times New Roman"/>
+              </w:rPr>
+              <w:t>querySelector</w:t>
+            </w:r>
+            <w:proofErr w:type="spellEnd"/>
+            <w:r>
+              <w:rPr>
+                <w:rFonts w:ascii="Times New Roman" w:hAnsi="Times New Roman" w:cs="Times New Roman"/>
+              </w:rPr>
+              <w:t xml:space="preserve"> + </w:t>
+            </w:r>
+            <w:proofErr w:type="spellStart"/>
+            <w:r>
+              <w:rPr>
+                <w:rFonts w:ascii="Times New Roman" w:hAnsi="Times New Roman" w:cs="Times New Roman"/>
+              </w:rPr>
+              <w:t>classList.add</w:t>
+            </w:r>
+            <w:proofErr w:type="spellEnd"/>
+            <w:r>
+              <w:rPr>
+                <w:rFonts w:ascii="Times New Roman" w:hAnsi="Times New Roman" w:cs="Times New Roman"/>
+              </w:rPr>
+              <w:t xml:space="preserve"> + auto scroll to element</w:t>
+            </w:r>
+          </w:p>
+          <w:p>
+            <w:pPr>
+              <w:numPr>
+                <w:ilvl w:val="0"/>
+                <w:numId w:val="4"/>
+              </w:numPr>
+              <w:rPr>
+                <w:rFonts w:ascii="Times New Roman" w:hAnsi="Times New Roman" w:cs="Times New Roman"/>
+                <w:b/>
+                <w:bCs/>
+              </w:rPr>
+            </w:pPr>
+            <w:r>
+              <w:rPr>
+                <w:rFonts w:ascii="Times New Roman" w:hAnsi="Times New Roman" w:cs="Times New Roman"/>
+                <w:b/>
+                <w:bCs/>
+              </w:rPr>
+              <w:t>Backend + Testing</w:t>
+            </w:r>
+          </w:p>
+          <w:p>
+            <w:pPr>
+              <w:pStyle w:val="ListParagraph"/>
+              <w:numPr>
+                <w:ilvl w:val="0"/>
+                <w:numId w:val="12"/>
+              </w:numPr>
+              <w:ind w:left="786"/>
+              <w:rPr>
+                <w:rFonts w:ascii="Times New Roman" w:hAnsi="Times New Roman" w:cs="Times New Roman"/>
+                <w:b/>
+                <w:bCs/>
+              </w:rPr>
+            </w:pPr>
+            <w:r>
+              <w:rPr>
+                <w:rFonts w:ascii="Times New Roman" w:hAnsi="Times New Roman" w:cs="Times New Roman"/>
+              </w:rPr>
+              <w:t>Connect the new UI controls to existing Flask /logs API</w:t>
+            </w:r>
+          </w:p>
+          <w:p>
+            <w:pPr>
+              <w:pStyle w:val="ListParagraph"/>
+              <w:numPr>
+                <w:ilvl w:val="0"/>
+                <w:numId w:val="12"/>
+              </w:numPr>
+              <w:ind w:left="786"/>
+              <w:rPr>
+                <w:rFonts w:ascii="Times New Roman" w:hAnsi="Times New Roman" w:cs="Times New Roman"/>
+                <w:b/>
+                <w:bCs/>
+              </w:rPr>
+            </w:pPr>
+            <w:r>
+              <w:rPr>
+                <w:rFonts w:ascii="Times New Roman" w:hAnsi="Times New Roman" w:cs="Times New Roman"/>
+              </w:rPr>
+              <w:t>Test with 20+ sample logs to verify CSV export only downloads filtered data</w:t>
+            </w:r>
           </w:p>
         </w:tc>
         <w:tc>
           <w:tcPr>
-            <w:tcW w:w="3918" w:type="dxa"/>
+            <w:tcW w:w="4253" w:type="dxa"/>
             <w:tcBorders>
               <w:top w:val="nil"/>
               <w:left w:val="nil"/>
@@ -4580,6 +4945,670 @@
                 <w:bCs/>
               </w:rPr>
             </w:pPr>
+            <w:r>
+              <w:rPr>
+                <w:rFonts w:ascii="Times New Roman" w:hAnsi="Times New Roman" w:cs="Times New Roman"/>
+                <w:b/>
+                <w:bCs/>
+              </w:rPr>
+              <w:t>Smart Alerting System</w:t>
+            </w:r>
+          </w:p>
+          <w:p>
+            <w:pPr>
+              <w:pStyle w:val="ListParagraph"/>
+              <w:numPr>
+                <w:ilvl w:val="0"/>
+                <w:numId w:val="13"/>
+              </w:numPr>
+              <w:ind w:left="702"/>
+              <w:rPr>
+                <w:rFonts w:ascii="Times New Roman" w:hAnsi="Times New Roman" w:cs="Times New Roman"/>
+                <w:b/>
+                <w:bCs/>
+              </w:rPr>
+            </w:pPr>
+            <w:r>
+              <w:rPr>
+                <w:rFonts w:ascii="Times New Roman" w:hAnsi="Times New Roman" w:cs="Times New Roman"/>
+                <w:b/>
+                <w:bCs/>
+              </w:rPr>
+              <w:t>Goal:</w:t>
+            </w:r>
+            <w:r>
+              <w:rPr>
+                <w:rFonts w:ascii="Times New Roman" w:hAnsi="Times New Roman" w:cs="Times New Roman"/>
+              </w:rPr>
+              <w:t xml:space="preserve"> Don’t spam users with every error </w:t>
+            </w:r>
+          </w:p>
+          <w:p>
+            <w:pPr>
+              <w:pStyle w:val="ListParagraph"/>
+              <w:numPr>
+                <w:ilvl w:val="0"/>
+                <w:numId w:val="13"/>
+              </w:numPr>
+              <w:ind w:left="702"/>
+              <w:rPr>
+                <w:rFonts w:ascii="Times New Roman" w:hAnsi="Times New Roman" w:cs="Times New Roman"/>
+                <w:b/>
+                <w:bCs/>
+              </w:rPr>
+            </w:pPr>
+            <w:r>
+              <w:rPr>
+                <w:rFonts w:ascii="Times New Roman" w:hAnsi="Times New Roman" w:cs="Times New Roman"/>
+              </w:rPr>
+              <w:t xml:space="preserve">Add alert rules on backend: if </w:t>
+            </w:r>
+            <w:proofErr w:type="spellStart"/>
+            <w:r>
+              <w:rPr>
+                <w:rFonts w:ascii="Times New Roman" w:hAnsi="Times New Roman" w:cs="Times New Roman"/>
+              </w:rPr>
+              <w:t>anomaly_count</w:t>
+            </w:r>
+            <w:proofErr w:type="spellEnd"/>
+            <w:r>
+              <w:rPr>
+                <w:rFonts w:ascii="Times New Roman" w:hAnsi="Times New Roman" w:cs="Times New Roman"/>
+              </w:rPr>
+              <w:t xml:space="preserve"> &gt;3 in 5 minutes → Trigger Alert</w:t>
+            </w:r>
+          </w:p>
+          <w:p>
+            <w:pPr>
+              <w:pStyle w:val="ListParagraph"/>
+              <w:numPr>
+                <w:ilvl w:val="0"/>
+                <w:numId w:val="13"/>
+              </w:numPr>
+              <w:ind w:left="702"/>
+              <w:rPr>
+                <w:rFonts w:ascii="Times New Roman" w:hAnsi="Times New Roman" w:cs="Times New Roman"/>
+                <w:b/>
+                <w:bCs/>
+              </w:rPr>
+            </w:pPr>
+            <w:r>
+              <w:rPr>
+                <w:rFonts w:ascii="Times New Roman" w:hAnsi="Times New Roman" w:cs="Times New Roman"/>
+                <w:b/>
+                <w:bCs/>
+              </w:rPr>
+              <w:t>Severity Levels:</w:t>
+            </w:r>
+            <w:r>
+              <w:rPr>
+                <w:rFonts w:ascii="Times New Roman" w:hAnsi="Times New Roman" w:cs="Times New Roman"/>
+              </w:rPr>
+              <w:t xml:space="preserve"> Critical, Warning, Info</w:t>
+            </w:r>
+          </w:p>
+          <w:p>
+            <w:pPr>
+              <w:pStyle w:val="ListParagraph"/>
+              <w:numPr>
+                <w:ilvl w:val="0"/>
+                <w:numId w:val="13"/>
+              </w:numPr>
+              <w:ind w:left="702"/>
+              <w:rPr>
+                <w:rFonts w:ascii="Times New Roman" w:hAnsi="Times New Roman" w:cs="Times New Roman"/>
+                <w:b/>
+                <w:bCs/>
+              </w:rPr>
+            </w:pPr>
+            <w:r>
+              <w:rPr>
+                <w:rFonts w:ascii="Times New Roman" w:hAnsi="Times New Roman" w:cs="Times New Roman"/>
+              </w:rPr>
+              <w:t>Sho</w:t>
+            </w:r>
+            <w:r>
+              <w:rPr>
+                <w:rFonts w:ascii="Times New Roman" w:hAnsi="Times New Roman" w:cs="Times New Roman"/>
+              </w:rPr>
+              <w:t>w toast notification on dashboard + store alerts in DB</w:t>
+            </w:r>
+          </w:p>
+          <w:p>
+            <w:pPr>
+              <w:pStyle w:val="ListParagraph"/>
+              <w:numPr>
+                <w:ilvl w:val="0"/>
+                <w:numId w:val="13"/>
+              </w:numPr>
+              <w:ind w:left="702"/>
+              <w:rPr>
+                <w:rFonts w:ascii="Times New Roman" w:hAnsi="Times New Roman" w:cs="Times New Roman"/>
+                <w:b/>
+                <w:bCs/>
+              </w:rPr>
+            </w:pPr>
+            <w:r>
+              <w:rPr>
+                <w:rFonts w:ascii="Times New Roman" w:hAnsi="Times New Roman" w:cs="Times New Roman"/>
+                <w:b/>
+                <w:bCs/>
+              </w:rPr>
+              <w:t>Tech:</w:t>
+            </w:r>
+            <w:r>
+              <w:rPr>
+                <w:rFonts w:ascii="Times New Roman" w:hAnsi="Times New Roman" w:cs="Times New Roman"/>
+              </w:rPr>
+              <w:t xml:space="preserve"> Flask scheduler + React toast</w:t>
+            </w:r>
+          </w:p>
+          <w:p>
+            <w:pPr>
+              <w:numPr>
+                <w:ilvl w:val="0"/>
+                <w:numId w:val="5"/>
+              </w:numPr>
+              <w:rPr>
+                <w:rFonts w:ascii="Times New Roman" w:hAnsi="Times New Roman" w:cs="Times New Roman"/>
+                <w:b/>
+                <w:bCs/>
+              </w:rPr>
+            </w:pPr>
+            <w:r>
+              <w:rPr>
+                <w:rFonts w:ascii="Times New Roman" w:hAnsi="Times New Roman" w:cs="Times New Roman"/>
+                <w:b/>
+                <w:bCs/>
+              </w:rPr>
+              <w:t>NLP Log Summaries</w:t>
+            </w:r>
+          </w:p>
+          <w:p>
+            <w:pPr>
+              <w:pStyle w:val="ListParagraph"/>
+              <w:numPr>
+                <w:ilvl w:val="0"/>
+                <w:numId w:val="14"/>
+              </w:numPr>
+              <w:ind w:left="706"/>
+              <w:rPr>
+                <w:rFonts w:ascii="Times New Roman" w:hAnsi="Times New Roman" w:cs="Times New Roman"/>
+                <w:b/>
+                <w:bCs/>
+              </w:rPr>
+            </w:pPr>
+            <w:r>
+              <w:rPr>
+                <w:rFonts w:ascii="Times New Roman" w:hAnsi="Times New Roman" w:cs="Times New Roman"/>
+                <w:b/>
+                <w:bCs/>
+              </w:rPr>
+              <w:t>Goal:</w:t>
+            </w:r>
+            <w:r>
+              <w:rPr>
+                <w:rFonts w:ascii="Times New Roman" w:hAnsi="Times New Roman" w:cs="Times New Roman"/>
+              </w:rPr>
+              <w:t xml:space="preserve"> </w:t>
+            </w:r>
+            <w:r>
+              <w:rPr>
+                <w:rFonts w:ascii="Times New Roman" w:hAnsi="Times New Roman" w:cs="Times New Roman"/>
+              </w:rPr>
+              <w:t>Convert tech logs to plan English</w:t>
+            </w:r>
+          </w:p>
+          <w:p>
+            <w:pPr>
+              <w:pStyle w:val="ListParagraph"/>
+              <w:numPr>
+                <w:ilvl w:val="0"/>
+                <w:numId w:val="14"/>
+              </w:numPr>
+              <w:ind w:left="706"/>
+              <w:rPr>
+                <w:rFonts w:ascii="Times New Roman" w:hAnsi="Times New Roman" w:cs="Times New Roman"/>
+                <w:b/>
+                <w:bCs/>
+              </w:rPr>
+            </w:pPr>
+            <w:r>
+              <w:rPr>
+                <w:rFonts w:ascii="Times New Roman" w:hAnsi="Times New Roman" w:cs="Times New Roman"/>
+              </w:rPr>
+              <w:t>Use simple NLP: Group similar errors and summarize</w:t>
+            </w:r>
+          </w:p>
+          <w:p>
+            <w:pPr>
+              <w:pStyle w:val="ListParagraph"/>
+              <w:numPr>
+                <w:ilvl w:val="0"/>
+                <w:numId w:val="15"/>
+              </w:numPr>
+              <w:ind w:left="1131"/>
+              <w:rPr>
+                <w:rFonts w:ascii="Times New Roman" w:hAnsi="Times New Roman" w:cs="Times New Roman"/>
+                <w:b/>
+                <w:bCs/>
+              </w:rPr>
+            </w:pPr>
+            <w:r>
+              <w:rPr>
+                <w:rFonts w:ascii="Times New Roman" w:hAnsi="Times New Roman" w:cs="Times New Roman"/>
+                <w:b/>
+                <w:bCs/>
+              </w:rPr>
+              <w:t>Ex:</w:t>
+            </w:r>
+            <w:r>
+              <w:rPr>
+                <w:rFonts w:ascii="Times New Roman" w:hAnsi="Times New Roman" w:cs="Times New Roman"/>
+              </w:rPr>
+              <w:t xml:space="preserve"> 500 Error at /</w:t>
+            </w:r>
+            <w:proofErr w:type="spellStart"/>
+            <w:r>
+              <w:rPr>
+                <w:rFonts w:ascii="Times New Roman" w:hAnsi="Times New Roman" w:cs="Times New Roman"/>
+              </w:rPr>
+              <w:t>api</w:t>
+            </w:r>
+            <w:proofErr w:type="spellEnd"/>
+            <w:r>
+              <w:rPr>
+                <w:rFonts w:ascii="Times New Roman" w:hAnsi="Times New Roman" w:cs="Times New Roman"/>
+              </w:rPr>
+              <w:t>/paymentx5 → Payment API failed 5 times in last 2 minutes</w:t>
+            </w:r>
+          </w:p>
+          <w:p>
+            <w:pPr>
+              <w:pStyle w:val="ListParagraph"/>
+              <w:numPr>
+                <w:ilvl w:val="0"/>
+                <w:numId w:val="14"/>
+              </w:numPr>
+              <w:ind w:left="706"/>
+              <w:rPr>
+                <w:rFonts w:ascii="Times New Roman" w:hAnsi="Times New Roman" w:cs="Times New Roman"/>
+                <w:b/>
+                <w:bCs/>
+              </w:rPr>
+            </w:pPr>
+            <w:r>
+              <w:rPr>
+                <w:rFonts w:ascii="Times New Roman" w:hAnsi="Times New Roman" w:cs="Times New Roman"/>
+              </w:rPr>
+              <w:t>Add a “AI Summary” card at top of dashboard</w:t>
+            </w:r>
+          </w:p>
+          <w:p>
+            <w:pPr>
+              <w:pStyle w:val="ListParagraph"/>
+              <w:numPr>
+                <w:ilvl w:val="0"/>
+                <w:numId w:val="14"/>
+              </w:numPr>
+              <w:ind w:left="706"/>
+              <w:rPr>
+                <w:rFonts w:ascii="Times New Roman" w:hAnsi="Times New Roman" w:cs="Times New Roman"/>
+                <w:b/>
+                <w:bCs/>
+              </w:rPr>
+            </w:pPr>
+            <w:r>
+              <w:rPr>
+                <w:rFonts w:ascii="Times New Roman" w:hAnsi="Times New Roman" w:cs="Times New Roman"/>
+                <w:b/>
+                <w:bCs/>
+              </w:rPr>
+              <w:t xml:space="preserve">Tech: </w:t>
+            </w:r>
+            <w:r>
+              <w:rPr>
+                <w:rFonts w:ascii="Times New Roman" w:hAnsi="Times New Roman" w:cs="Times New Roman"/>
+              </w:rPr>
+              <w:t xml:space="preserve">Python </w:t>
+            </w:r>
+            <w:proofErr w:type="spellStart"/>
+            <w:r>
+              <w:rPr>
+                <w:rFonts w:ascii="Times New Roman" w:hAnsi="Times New Roman" w:cs="Times New Roman"/>
+              </w:rPr>
+              <w:t>dict</w:t>
+            </w:r>
+            <w:proofErr w:type="spellEnd"/>
+            <w:r>
+              <w:rPr>
+                <w:rFonts w:ascii="Times New Roman" w:hAnsi="Times New Roman" w:cs="Times New Roman"/>
+              </w:rPr>
+              <w:t xml:space="preserve"> grouping + basic string templates</w:t>
+            </w:r>
+          </w:p>
+          <w:p>
+            <w:pPr>
+              <w:numPr>
+                <w:ilvl w:val="0"/>
+                <w:numId w:val="5"/>
+              </w:numPr>
+              <w:rPr>
+                <w:rFonts w:ascii="Times New Roman" w:hAnsi="Times New Roman" w:cs="Times New Roman"/>
+                <w:b/>
+                <w:bCs/>
+              </w:rPr>
+            </w:pPr>
+            <w:r>
+              <w:rPr>
+                <w:rFonts w:ascii="Times New Roman" w:hAnsi="Times New Roman" w:cs="Times New Roman"/>
+                <w:b/>
+                <w:bCs/>
+              </w:rPr>
+              <w:t>Charts &amp; Visualization</w:t>
+            </w:r>
+          </w:p>
+          <w:p>
+            <w:pPr>
+              <w:pStyle w:val="ListParagraph"/>
+              <w:numPr>
+                <w:ilvl w:val="0"/>
+                <w:numId w:val="16"/>
+              </w:numPr>
+              <w:ind w:left="706"/>
+              <w:rPr>
+                <w:rFonts w:ascii="Times New Roman" w:hAnsi="Times New Roman" w:cs="Times New Roman"/>
+                <w:b/>
+                <w:bCs/>
+              </w:rPr>
+            </w:pPr>
+            <w:r>
+              <w:rPr>
+                <w:rFonts w:ascii="Times New Roman" w:hAnsi="Times New Roman" w:cs="Times New Roman"/>
+                <w:b/>
+                <w:bCs/>
+              </w:rPr>
+              <w:t>Goal:</w:t>
+            </w:r>
+            <w:r>
+              <w:rPr>
+                <w:rFonts w:ascii="Times New Roman" w:hAnsi="Times New Roman" w:cs="Times New Roman"/>
+              </w:rPr>
+              <w:t xml:space="preserve"> See trends </w:t>
+            </w:r>
+            <w:proofErr w:type="gramStart"/>
+            <w:r>
+              <w:rPr>
+                <w:rFonts w:ascii="Times New Roman" w:hAnsi="Times New Roman" w:cs="Times New Roman"/>
+              </w:rPr>
+              <w:t>at a glance</w:t>
+            </w:r>
+            <w:proofErr w:type="gramEnd"/>
+          </w:p>
+          <w:p>
+            <w:pPr>
+              <w:pStyle w:val="ListParagraph"/>
+              <w:numPr>
+                <w:ilvl w:val="0"/>
+                <w:numId w:val="16"/>
+              </w:numPr>
+              <w:ind w:left="706"/>
+              <w:rPr>
+                <w:rFonts w:ascii="Times New Roman" w:hAnsi="Times New Roman" w:cs="Times New Roman"/>
+                <w:b/>
+                <w:bCs/>
+              </w:rPr>
+            </w:pPr>
+            <w:r>
+              <w:rPr>
+                <w:rFonts w:ascii="Times New Roman" w:hAnsi="Times New Roman" w:cs="Times New Roman"/>
+              </w:rPr>
+              <w:t>Add 3 charts using Chart.js / Recharts</w:t>
+            </w:r>
+            <w:r>
+              <w:rPr>
+                <w:rFonts w:ascii="Times New Roman" w:hAnsi="Times New Roman" w:cs="Times New Roman"/>
+              </w:rPr>
+              <w:t>:</w:t>
+            </w:r>
+          </w:p>
+          <w:p>
+            <w:pPr>
+              <w:pStyle w:val="ListParagraph"/>
+              <w:numPr>
+                <w:ilvl w:val="0"/>
+                <w:numId w:val="15"/>
+              </w:numPr>
+              <w:ind w:left="1131"/>
+              <w:rPr>
+                <w:rFonts w:ascii="Times New Roman" w:hAnsi="Times New Roman" w:cs="Times New Roman"/>
+                <w:b/>
+                <w:bCs/>
+              </w:rPr>
+            </w:pPr>
+            <w:r>
+              <w:rPr>
+                <w:rFonts w:ascii="Times New Roman" w:hAnsi="Times New Roman" w:cs="Times New Roman"/>
+                <w:b/>
+                <w:bCs/>
+              </w:rPr>
+              <w:t>Error Trend Line Chart:</w:t>
+            </w:r>
+            <w:r>
+              <w:rPr>
+                <w:rFonts w:ascii="Times New Roman" w:hAnsi="Times New Roman" w:cs="Times New Roman"/>
+              </w:rPr>
+              <w:t xml:space="preserve"> Errors over last 1 hour</w:t>
+            </w:r>
+          </w:p>
+          <w:p>
+            <w:pPr>
+              <w:pStyle w:val="ListParagraph"/>
+              <w:numPr>
+                <w:ilvl w:val="0"/>
+                <w:numId w:val="17"/>
+              </w:numPr>
+              <w:ind w:left="1557"/>
+              <w:rPr>
+                <w:rFonts w:ascii="Times New Roman" w:hAnsi="Times New Roman" w:cs="Times New Roman"/>
+                <w:b/>
+                <w:bCs/>
+              </w:rPr>
+            </w:pPr>
+            <w:r>
+              <w:rPr>
+                <w:rFonts w:ascii="Times New Roman" w:hAnsi="Times New Roman" w:cs="Times New Roman"/>
+                <w:b/>
+                <w:bCs/>
+              </w:rPr>
+              <w:lastRenderedPageBreak/>
+              <w:t>Top 5 IP Addresses Bar Chart:</w:t>
+            </w:r>
+            <w:r>
+              <w:rPr>
+                <w:rFonts w:ascii="Times New Roman" w:hAnsi="Times New Roman" w:cs="Times New Roman"/>
+              </w:rPr>
+              <w:t xml:space="preserve"> Who’s causing most errors</w:t>
+            </w:r>
+          </w:p>
+          <w:p>
+            <w:pPr>
+              <w:pStyle w:val="ListParagraph"/>
+              <w:numPr>
+                <w:ilvl w:val="0"/>
+                <w:numId w:val="15"/>
+              </w:numPr>
+              <w:ind w:left="1131"/>
+              <w:rPr>
+                <w:rFonts w:ascii="Times New Roman" w:hAnsi="Times New Roman" w:cs="Times New Roman"/>
+                <w:b/>
+                <w:bCs/>
+              </w:rPr>
+            </w:pPr>
+            <w:r>
+              <w:rPr>
+                <w:rFonts w:ascii="Times New Roman" w:hAnsi="Times New Roman" w:cs="Times New Roman"/>
+                <w:b/>
+                <w:bCs/>
+              </w:rPr>
+              <w:t>Status Code Pie Chart:</w:t>
+            </w:r>
+            <w:r>
+              <w:rPr>
+                <w:rFonts w:ascii="Times New Roman" w:hAnsi="Times New Roman" w:cs="Times New Roman"/>
+              </w:rPr>
+              <w:t xml:space="preserve"> 200 vs 400 vs 500 distribution</w:t>
+            </w:r>
+          </w:p>
+          <w:p>
+            <w:pPr>
+              <w:pStyle w:val="ListParagraph"/>
+              <w:numPr>
+                <w:ilvl w:val="0"/>
+                <w:numId w:val="16"/>
+              </w:numPr>
+              <w:ind w:left="706"/>
+              <w:rPr>
+                <w:rFonts w:ascii="Times New Roman" w:hAnsi="Times New Roman" w:cs="Times New Roman"/>
+                <w:b/>
+                <w:bCs/>
+              </w:rPr>
+            </w:pPr>
+            <w:r>
+              <w:rPr>
+                <w:rFonts w:ascii="Times New Roman" w:hAnsi="Times New Roman" w:cs="Times New Roman"/>
+                <w:b/>
+                <w:bCs/>
+              </w:rPr>
+              <w:t xml:space="preserve">Tech: </w:t>
+            </w:r>
+            <w:r>
+              <w:rPr>
+                <w:rFonts w:ascii="Times New Roman" w:hAnsi="Times New Roman" w:cs="Times New Roman"/>
+              </w:rPr>
+              <w:t xml:space="preserve"> Fetch aggregated data from /stats API</w:t>
+            </w:r>
+          </w:p>
+          <w:p>
+            <w:pPr>
+              <w:numPr>
+                <w:ilvl w:val="0"/>
+                <w:numId w:val="5"/>
+              </w:numPr>
+              <w:rPr>
+                <w:rFonts w:ascii="Times New Roman" w:hAnsi="Times New Roman" w:cs="Times New Roman"/>
+                <w:b/>
+                <w:bCs/>
+              </w:rPr>
+            </w:pPr>
+            <w:r>
+              <w:rPr>
+                <w:rFonts w:ascii="Times New Roman" w:hAnsi="Times New Roman" w:cs="Times New Roman"/>
+                <w:b/>
+                <w:bCs/>
+              </w:rPr>
+              <w:t>File Upload Support</w:t>
+            </w:r>
+          </w:p>
+          <w:p>
+            <w:pPr>
+              <w:pStyle w:val="ListParagraph"/>
+              <w:numPr>
+                <w:ilvl w:val="0"/>
+                <w:numId w:val="16"/>
+              </w:numPr>
+              <w:ind w:left="706"/>
+              <w:rPr>
+                <w:rFonts w:ascii="Times New Roman" w:hAnsi="Times New Roman" w:cs="Times New Roman"/>
+                <w:b/>
+                <w:bCs/>
+              </w:rPr>
+            </w:pPr>
+            <w:r>
+              <w:rPr>
+                <w:rFonts w:ascii="Times New Roman" w:hAnsi="Times New Roman" w:cs="Times New Roman"/>
+                <w:b/>
+                <w:bCs/>
+              </w:rPr>
+              <w:t>Goal:</w:t>
+            </w:r>
+            <w:r>
+              <w:rPr>
+                <w:rFonts w:ascii="Times New Roman" w:hAnsi="Times New Roman" w:cs="Times New Roman"/>
+              </w:rPr>
+              <w:t xml:space="preserve"> Upload .log or .csv instead of just API</w:t>
+            </w:r>
+          </w:p>
+          <w:p>
+            <w:pPr>
+              <w:pStyle w:val="ListParagraph"/>
+              <w:numPr>
+                <w:ilvl w:val="0"/>
+                <w:numId w:val="16"/>
+              </w:numPr>
+              <w:ind w:left="706"/>
+              <w:rPr>
+                <w:rFonts w:ascii="Times New Roman" w:hAnsi="Times New Roman" w:cs="Times New Roman"/>
+                <w:b/>
+                <w:bCs/>
+              </w:rPr>
+            </w:pPr>
+            <w:r>
+              <w:rPr>
+                <w:rFonts w:ascii="Times New Roman" w:hAnsi="Times New Roman" w:cs="Times New Roman"/>
+              </w:rPr>
+              <w:t>Add “Upload Log File” button on dashboard</w:t>
+            </w:r>
+          </w:p>
+          <w:p>
+            <w:pPr>
+              <w:pStyle w:val="ListParagraph"/>
+              <w:numPr>
+                <w:ilvl w:val="0"/>
+                <w:numId w:val="16"/>
+              </w:numPr>
+              <w:ind w:left="706"/>
+              <w:rPr>
+                <w:rFonts w:ascii="Times New Roman" w:hAnsi="Times New Roman" w:cs="Times New Roman"/>
+                <w:b/>
+                <w:bCs/>
+              </w:rPr>
+            </w:pPr>
+            <w:r>
+              <w:rPr>
+                <w:rFonts w:ascii="Times New Roman" w:hAnsi="Times New Roman" w:cs="Times New Roman"/>
+              </w:rPr>
+              <w:t xml:space="preserve">Parse file in Flask and bulk insert to </w:t>
+            </w:r>
+            <w:proofErr w:type="spellStart"/>
+            <w:r>
+              <w:rPr>
+                <w:rFonts w:ascii="Times New Roman" w:hAnsi="Times New Roman" w:cs="Times New Roman"/>
+              </w:rPr>
+              <w:t>MangoDB</w:t>
+            </w:r>
+            <w:proofErr w:type="spellEnd"/>
+          </w:p>
+          <w:p>
+            <w:pPr>
+              <w:pStyle w:val="ListParagraph"/>
+              <w:numPr>
+                <w:ilvl w:val="0"/>
+                <w:numId w:val="16"/>
+              </w:numPr>
+              <w:ind w:left="706"/>
+              <w:rPr>
+                <w:rFonts w:ascii="Times New Roman" w:hAnsi="Times New Roman" w:cs="Times New Roman"/>
+                <w:b/>
+                <w:bCs/>
+              </w:rPr>
+            </w:pPr>
+            <w:r>
+              <w:rPr>
+                <w:rFonts w:ascii="Times New Roman" w:hAnsi="Times New Roman" w:cs="Times New Roman"/>
+              </w:rPr>
+              <w:t>After upload → Auto trigger Root Cause Highlight</w:t>
+            </w:r>
           </w:p>
         </w:tc>
       </w:tr>
@@ -4589,7 +5618,7 @@
         </w:trPr>
         <w:tc>
           <w:tcPr>
-            <w:tcW w:w="10445" w:type="dxa"/>
+            <w:tcW w:w="10490" w:type="dxa"/>
             <w:gridSpan w:val="3"/>
             <w:tcBorders>
               <w:top w:val="nil"/>
@@ -4617,6 +5646,7 @@
                 <w:b/>
                 <w:bCs/>
               </w:rPr>
+              <w:lastRenderedPageBreak/>
               <w:t xml:space="preserve">Outputs and Descriptions </w:t>
             </w:r>
           </w:p>
@@ -4684,6 +5714,7790 @@
           <w:rFonts w:ascii="Times New Roman" w:hAnsi="Times New Roman" w:cs="Times New Roman"/>
         </w:rPr>
       </w:pPr>
+      <w:proofErr w:type="spellStart"/>
+      <w:r>
+        <w:rPr>
+          <w:rFonts w:ascii="Times New Roman" w:hAnsi="Times New Roman" w:cs="Times New Roman"/>
+        </w:rPr>
+        <w:t>Ohh</w:t>
+      </w:r>
+      <w:proofErr w:type="spellEnd"/>
+      <w:r>
+        <w:rPr>
+          <w:rFonts w:ascii="Times New Roman" w:hAnsi="Times New Roman" w:cs="Times New Roman"/>
+        </w:rPr>
+        <w:t xml:space="preserve"> my bad </w:t>
+      </w:r>
+      <w:r>
+        <w:rPr>
+          <w:rFonts w:ascii="Segoe UI Emoji" w:hAnsi="Segoe UI Emoji" w:cs="Segoe UI Emoji"/>
+        </w:rPr>
+        <w:t>🙏</w:t>
+      </w:r>
+      <w:r>
+        <w:rPr>
+          <w:rFonts w:ascii="Times New Roman" w:hAnsi="Times New Roman" w:cs="Times New Roman"/>
+        </w:rPr>
+        <w:t xml:space="preserve"> You said *Java Full Stack*, not Python.</w:t>
+      </w:r>
+    </w:p>
+    <w:p>
+      <w:pPr>
+        <w:rPr>
+          <w:rFonts w:ascii="Times New Roman" w:hAnsi="Times New Roman" w:cs="Times New Roman"/>
+        </w:rPr>
+      </w:pPr>
+    </w:p>
+    <w:p>
+      <w:pPr>
+        <w:rPr>
+          <w:rFonts w:ascii="Times New Roman" w:hAnsi="Times New Roman" w:cs="Times New Roman"/>
+        </w:rPr>
+      </w:pPr>
+      <w:r>
+        <w:rPr>
+          <w:rFonts w:ascii="Times New Roman" w:hAnsi="Times New Roman" w:cs="Times New Roman"/>
+        </w:rPr>
+        <w:t>Let's redo *Day 5: Today's Plan* with *Java Spring Boot + React + MySQL* instead.</w:t>
+      </w:r>
+    </w:p>
+    <w:p>
+      <w:pPr>
+        <w:rPr>
+          <w:rFonts w:ascii="Times New Roman" w:hAnsi="Times New Roman" w:cs="Times New Roman"/>
+        </w:rPr>
+      </w:pPr>
+    </w:p>
+    <w:p>
+      <w:pPr>
+        <w:rPr>
+          <w:rFonts w:ascii="Times New Roman" w:hAnsi="Times New Roman" w:cs="Times New Roman"/>
+        </w:rPr>
+      </w:pPr>
+      <w:r>
+        <w:rPr>
+          <w:rFonts w:ascii="Times New Roman" w:hAnsi="Times New Roman" w:cs="Times New Roman"/>
+        </w:rPr>
+        <w:t>---</w:t>
+      </w:r>
+    </w:p>
+    <w:p>
+      <w:pPr>
+        <w:rPr>
+          <w:rFonts w:ascii="Times New Roman" w:hAnsi="Times New Roman" w:cs="Times New Roman"/>
+        </w:rPr>
+      </w:pPr>
+    </w:p>
+    <w:p>
+      <w:pPr>
+        <w:rPr>
+          <w:rFonts w:ascii="Times New Roman" w:hAnsi="Times New Roman" w:cs="Times New Roman"/>
+        </w:rPr>
+      </w:pPr>
+      <w:r>
+        <w:rPr>
+          <w:rFonts w:ascii="Times New Roman" w:hAnsi="Times New Roman" w:cs="Times New Roman"/>
+        </w:rPr>
+        <w:t>### *Day 5 Full Code: Java Full Stack Version*</w:t>
+      </w:r>
+    </w:p>
+    <w:p>
+      <w:pPr>
+        <w:rPr>
+          <w:rFonts w:ascii="Times New Roman" w:hAnsi="Times New Roman" w:cs="Times New Roman"/>
+        </w:rPr>
+      </w:pPr>
+    </w:p>
+    <w:p>
+      <w:pPr>
+        <w:rPr>
+          <w:rFonts w:ascii="Times New Roman" w:hAnsi="Times New Roman" w:cs="Times New Roman"/>
+        </w:rPr>
+      </w:pPr>
+      <w:r>
+        <w:rPr>
+          <w:rFonts w:ascii="Times New Roman" w:hAnsi="Times New Roman" w:cs="Times New Roman"/>
+        </w:rPr>
+        <w:t>#### *1. Backend: Spring Boot `LogController.java`*</w:t>
+      </w:r>
+    </w:p>
+    <w:p>
+      <w:pPr>
+        <w:rPr>
+          <w:rFonts w:ascii="Times New Roman" w:hAnsi="Times New Roman" w:cs="Times New Roman"/>
+        </w:rPr>
+      </w:pPr>
+      <w:r>
+        <w:rPr>
+          <w:rFonts w:ascii="Times New Roman" w:hAnsi="Times New Roman" w:cs="Times New Roman"/>
+        </w:rPr>
+        <w:t>Tech: Spring Boot 3, Spring Data JPA, MySQL, Lombok</w:t>
+      </w:r>
+    </w:p>
+    <w:p>
+      <w:pPr>
+        <w:rPr>
+          <w:rFonts w:ascii="Times New Roman" w:hAnsi="Times New Roman" w:cs="Times New Roman"/>
+        </w:rPr>
+      </w:pPr>
+    </w:p>
+    <w:p>
+      <w:pPr>
+        <w:rPr>
+          <w:rFonts w:ascii="Times New Roman" w:hAnsi="Times New Roman" w:cs="Times New Roman"/>
+        </w:rPr>
+      </w:pPr>
+      <w:r>
+        <w:rPr>
+          <w:rFonts w:ascii="Times New Roman" w:hAnsi="Times New Roman" w:cs="Times New Roman"/>
+        </w:rPr>
+        <w:t>`pom.xml` dependencies: `spring-boot-starter-web`, `spring-boot-starter-data-</w:t>
+      </w:r>
+      <w:proofErr w:type="spellStart"/>
+      <w:r>
+        <w:rPr>
+          <w:rFonts w:ascii="Times New Roman" w:hAnsi="Times New Roman" w:cs="Times New Roman"/>
+        </w:rPr>
+        <w:t>jpa</w:t>
+      </w:r>
+      <w:proofErr w:type="spellEnd"/>
+      <w:r>
+        <w:rPr>
+          <w:rFonts w:ascii="Times New Roman" w:hAnsi="Times New Roman" w:cs="Times New Roman"/>
+        </w:rPr>
+        <w:t>`, `</w:t>
+      </w:r>
+      <w:proofErr w:type="spellStart"/>
+      <w:r>
+        <w:rPr>
+          <w:rFonts w:ascii="Times New Roman" w:hAnsi="Times New Roman" w:cs="Times New Roman"/>
+        </w:rPr>
+        <w:t>mysql</w:t>
+      </w:r>
+      <w:proofErr w:type="spellEnd"/>
+      <w:r>
+        <w:rPr>
+          <w:rFonts w:ascii="Times New Roman" w:hAnsi="Times New Roman" w:cs="Times New Roman"/>
+        </w:rPr>
+        <w:t>-connector-j`, `</w:t>
+      </w:r>
+      <w:proofErr w:type="spellStart"/>
+      <w:r>
+        <w:rPr>
+          <w:rFonts w:ascii="Times New Roman" w:hAnsi="Times New Roman" w:cs="Times New Roman"/>
+        </w:rPr>
+        <w:t>lombok</w:t>
+      </w:r>
+      <w:proofErr w:type="spellEnd"/>
+      <w:r>
+        <w:rPr>
+          <w:rFonts w:ascii="Times New Roman" w:hAnsi="Times New Roman" w:cs="Times New Roman"/>
+        </w:rPr>
+        <w:t>`, `spring-boot-starter-</w:t>
+      </w:r>
+      <w:proofErr w:type="spellStart"/>
+      <w:r>
+        <w:rPr>
+          <w:rFonts w:ascii="Times New Roman" w:hAnsi="Times New Roman" w:cs="Times New Roman"/>
+        </w:rPr>
+        <w:t>cors`</w:t>
+      </w:r>
+      <w:proofErr w:type="spellEnd"/>
+    </w:p>
+    <w:p>
+      <w:pPr>
+        <w:rPr>
+          <w:rFonts w:ascii="Times New Roman" w:hAnsi="Times New Roman" w:cs="Times New Roman"/>
+        </w:rPr>
+      </w:pPr>
+      <w:r>
+        <w:rPr>
+          <w:rFonts w:ascii="Times New Roman" w:hAnsi="Times New Roman" w:cs="Times New Roman"/>
+        </w:rPr>
+        <w:t>@RestController</w:t>
+      </w:r>
+    </w:p>
+    <w:p>
+      <w:pPr>
+        <w:rPr>
+          <w:rFonts w:ascii="Times New Roman" w:hAnsi="Times New Roman" w:cs="Times New Roman"/>
+        </w:rPr>
+      </w:pPr>
+      <w:r>
+        <w:rPr>
+          <w:rFonts w:ascii="Times New Roman" w:hAnsi="Times New Roman" w:cs="Times New Roman"/>
+        </w:rPr>
+        <w:t>@RequestMapping("/api/logs")</w:t>
+      </w:r>
+    </w:p>
+    <w:p>
+      <w:pPr>
+        <w:rPr>
+          <w:rFonts w:ascii="Times New Roman" w:hAnsi="Times New Roman" w:cs="Times New Roman"/>
+        </w:rPr>
+      </w:pPr>
+      <w:r>
+        <w:rPr>
+          <w:rFonts w:ascii="Times New Roman" w:hAnsi="Times New Roman" w:cs="Times New Roman"/>
+        </w:rPr>
+        <w:t>@</w:t>
+      </w:r>
+      <w:proofErr w:type="gramStart"/>
+      <w:r>
+        <w:rPr>
+          <w:rFonts w:ascii="Times New Roman" w:hAnsi="Times New Roman" w:cs="Times New Roman"/>
+        </w:rPr>
+        <w:t>CrossOrigin(</w:t>
+      </w:r>
+      <w:proofErr w:type="gramEnd"/>
+      <w:r>
+        <w:rPr>
+          <w:rFonts w:ascii="Times New Roman" w:hAnsi="Times New Roman" w:cs="Times New Roman"/>
+        </w:rPr>
+        <w:t>origins = "http://localhost:3000")</w:t>
+      </w:r>
+    </w:p>
+    <w:p>
+      <w:pPr>
+        <w:rPr>
+          <w:rFonts w:ascii="Times New Roman" w:hAnsi="Times New Roman" w:cs="Times New Roman"/>
+        </w:rPr>
+      </w:pPr>
+      <w:r>
+        <w:rPr>
+          <w:rFonts w:ascii="Times New Roman" w:hAnsi="Times New Roman" w:cs="Times New Roman"/>
+        </w:rPr>
+        <w:lastRenderedPageBreak/>
+        <w:t>@RequiredArgsConstructor</w:t>
+      </w:r>
+    </w:p>
+    <w:p>
+      <w:pPr>
+        <w:rPr>
+          <w:rFonts w:ascii="Times New Roman" w:hAnsi="Times New Roman" w:cs="Times New Roman"/>
+        </w:rPr>
+      </w:pPr>
+      <w:r>
+        <w:rPr>
+          <w:rFonts w:ascii="Times New Roman" w:hAnsi="Times New Roman" w:cs="Times New Roman"/>
+        </w:rPr>
+        <w:t xml:space="preserve">public class </w:t>
+      </w:r>
+      <w:proofErr w:type="spellStart"/>
+      <w:r>
+        <w:rPr>
+          <w:rFonts w:ascii="Times New Roman" w:hAnsi="Times New Roman" w:cs="Times New Roman"/>
+        </w:rPr>
+        <w:t>LogController</w:t>
+      </w:r>
+      <w:proofErr w:type="spellEnd"/>
+      <w:r>
+        <w:rPr>
+          <w:rFonts w:ascii="Times New Roman" w:hAnsi="Times New Roman" w:cs="Times New Roman"/>
+        </w:rPr>
+        <w:t xml:space="preserve"> {</w:t>
+      </w:r>
+    </w:p>
+    <w:p>
+      <w:pPr>
+        <w:rPr>
+          <w:rFonts w:ascii="Times New Roman" w:hAnsi="Times New Roman" w:cs="Times New Roman"/>
+        </w:rPr>
+      </w:pPr>
+    </w:p>
+    <w:p>
+      <w:pPr>
+        <w:rPr>
+          <w:rFonts w:ascii="Times New Roman" w:hAnsi="Times New Roman" w:cs="Times New Roman"/>
+        </w:rPr>
+      </w:pPr>
+      <w:r>
+        <w:rPr>
+          <w:rFonts w:ascii="Times New Roman" w:hAnsi="Times New Roman" w:cs="Times New Roman"/>
+        </w:rPr>
+        <w:t xml:space="preserve">    private final </w:t>
+      </w:r>
+      <w:proofErr w:type="spellStart"/>
+      <w:r>
+        <w:rPr>
+          <w:rFonts w:ascii="Times New Roman" w:hAnsi="Times New Roman" w:cs="Times New Roman"/>
+        </w:rPr>
+        <w:t>LogRepository</w:t>
+      </w:r>
+      <w:proofErr w:type="spellEnd"/>
+      <w:r>
+        <w:rPr>
+          <w:rFonts w:ascii="Times New Roman" w:hAnsi="Times New Roman" w:cs="Times New Roman"/>
+        </w:rPr>
+        <w:t xml:space="preserve"> </w:t>
+      </w:r>
+      <w:proofErr w:type="spellStart"/>
+      <w:r>
+        <w:rPr>
+          <w:rFonts w:ascii="Times New Roman" w:hAnsi="Times New Roman" w:cs="Times New Roman"/>
+        </w:rPr>
+        <w:t>logRepository</w:t>
+      </w:r>
+      <w:proofErr w:type="spellEnd"/>
+      <w:r>
+        <w:rPr>
+          <w:rFonts w:ascii="Times New Roman" w:hAnsi="Times New Roman" w:cs="Times New Roman"/>
+        </w:rPr>
+        <w:t>;</w:t>
+      </w:r>
+    </w:p>
+    <w:p>
+      <w:pPr>
+        <w:rPr>
+          <w:rFonts w:ascii="Times New Roman" w:hAnsi="Times New Roman" w:cs="Times New Roman"/>
+        </w:rPr>
+      </w:pPr>
+    </w:p>
+    <w:p>
+      <w:pPr>
+        <w:rPr>
+          <w:rFonts w:ascii="Times New Roman" w:hAnsi="Times New Roman" w:cs="Times New Roman"/>
+        </w:rPr>
+      </w:pPr>
+      <w:r>
+        <w:rPr>
+          <w:rFonts w:ascii="Times New Roman" w:hAnsi="Times New Roman" w:cs="Times New Roman"/>
+        </w:rPr>
+        <w:t xml:space="preserve">    // 1. Ingest single log</w:t>
+      </w:r>
+    </w:p>
+    <w:p>
+      <w:pPr>
+        <w:rPr>
+          <w:rFonts w:ascii="Times New Roman" w:hAnsi="Times New Roman" w:cs="Times New Roman"/>
+        </w:rPr>
+      </w:pPr>
+      <w:r>
+        <w:rPr>
+          <w:rFonts w:ascii="Times New Roman" w:hAnsi="Times New Roman" w:cs="Times New Roman"/>
+        </w:rPr>
+        <w:t xml:space="preserve">    @PostMapping("/ingest")</w:t>
+      </w:r>
+    </w:p>
+    <w:p>
+      <w:pPr>
+        <w:rPr>
+          <w:rFonts w:ascii="Times New Roman" w:hAnsi="Times New Roman" w:cs="Times New Roman"/>
+        </w:rPr>
+      </w:pPr>
+      <w:r>
+        <w:rPr>
+          <w:rFonts w:ascii="Times New Roman" w:hAnsi="Times New Roman" w:cs="Times New Roman"/>
+        </w:rPr>
+        <w:t xml:space="preserve">    public </w:t>
+      </w:r>
+      <w:proofErr w:type="spellStart"/>
+      <w:r>
+        <w:rPr>
+          <w:rFonts w:ascii="Times New Roman" w:hAnsi="Times New Roman" w:cs="Times New Roman"/>
+        </w:rPr>
+        <w:t>ResponseEntity</w:t>
+      </w:r>
+      <w:proofErr w:type="spellEnd"/>
+      <w:r>
+        <w:rPr>
+          <w:rFonts w:ascii="Times New Roman" w:hAnsi="Times New Roman" w:cs="Times New Roman"/>
+        </w:rPr>
+        <w:t xml:space="preserve">&lt;String&gt; </w:t>
+      </w:r>
+      <w:proofErr w:type="spellStart"/>
+      <w:proofErr w:type="gramStart"/>
+      <w:r>
+        <w:rPr>
+          <w:rFonts w:ascii="Times New Roman" w:hAnsi="Times New Roman" w:cs="Times New Roman"/>
+        </w:rPr>
+        <w:t>ingestLog</w:t>
+      </w:r>
+      <w:proofErr w:type="spellEnd"/>
+      <w:r>
+        <w:rPr>
+          <w:rFonts w:ascii="Times New Roman" w:hAnsi="Times New Roman" w:cs="Times New Roman"/>
+        </w:rPr>
+        <w:t>(</w:t>
+      </w:r>
+      <w:proofErr w:type="gramEnd"/>
+      <w:r>
+        <w:rPr>
+          <w:rFonts w:ascii="Times New Roman" w:hAnsi="Times New Roman" w:cs="Times New Roman"/>
+        </w:rPr>
+        <w:t>@RequestBody Log log) {</w:t>
+      </w:r>
+    </w:p>
+    <w:p>
+      <w:pPr>
+        <w:rPr>
+          <w:rFonts w:ascii="Times New Roman" w:hAnsi="Times New Roman" w:cs="Times New Roman"/>
+        </w:rPr>
+      </w:pPr>
+      <w:r>
+        <w:rPr>
+          <w:rFonts w:ascii="Times New Roman" w:hAnsi="Times New Roman" w:cs="Times New Roman"/>
+        </w:rPr>
+        <w:t xml:space="preserve">        </w:t>
+      </w:r>
+      <w:proofErr w:type="spellStart"/>
+      <w:proofErr w:type="gramStart"/>
+      <w:r>
+        <w:rPr>
+          <w:rFonts w:ascii="Times New Roman" w:hAnsi="Times New Roman" w:cs="Times New Roman"/>
+        </w:rPr>
+        <w:t>log.setTimestamp</w:t>
+      </w:r>
+      <w:proofErr w:type="spellEnd"/>
+      <w:proofErr w:type="gramEnd"/>
+      <w:r>
+        <w:rPr>
+          <w:rFonts w:ascii="Times New Roman" w:hAnsi="Times New Roman" w:cs="Times New Roman"/>
+        </w:rPr>
+        <w:t>(</w:t>
+      </w:r>
+      <w:proofErr w:type="spellStart"/>
+      <w:proofErr w:type="gramStart"/>
+      <w:r>
+        <w:rPr>
+          <w:rFonts w:ascii="Times New Roman" w:hAnsi="Times New Roman" w:cs="Times New Roman"/>
+        </w:rPr>
+        <w:t>LocalDateTime.now</w:t>
+      </w:r>
+      <w:proofErr w:type="spellEnd"/>
+      <w:r>
+        <w:rPr>
+          <w:rFonts w:ascii="Times New Roman" w:hAnsi="Times New Roman" w:cs="Times New Roman"/>
+        </w:rPr>
+        <w:t>(</w:t>
+      </w:r>
+      <w:proofErr w:type="gramEnd"/>
+      <w:r>
+        <w:rPr>
+          <w:rFonts w:ascii="Times New Roman" w:hAnsi="Times New Roman" w:cs="Times New Roman"/>
+        </w:rPr>
+        <w:t>));</w:t>
+      </w:r>
+    </w:p>
+    <w:p>
+      <w:pPr>
+        <w:rPr>
+          <w:rFonts w:ascii="Times New Roman" w:hAnsi="Times New Roman" w:cs="Times New Roman"/>
+        </w:rPr>
+      </w:pPr>
+      <w:r>
+        <w:rPr>
+          <w:rFonts w:ascii="Times New Roman" w:hAnsi="Times New Roman" w:cs="Times New Roman"/>
+        </w:rPr>
+        <w:t xml:space="preserve">        </w:t>
+      </w:r>
+      <w:proofErr w:type="spellStart"/>
+      <w:r>
+        <w:rPr>
+          <w:rFonts w:ascii="Times New Roman" w:hAnsi="Times New Roman" w:cs="Times New Roman"/>
+        </w:rPr>
+        <w:t>logRepository.save</w:t>
+      </w:r>
+      <w:proofErr w:type="spellEnd"/>
+      <w:r>
+        <w:rPr>
+          <w:rFonts w:ascii="Times New Roman" w:hAnsi="Times New Roman" w:cs="Times New Roman"/>
+        </w:rPr>
+        <w:t>(log);</w:t>
+      </w:r>
+    </w:p>
+    <w:p>
+      <w:pPr>
+        <w:rPr>
+          <w:rFonts w:ascii="Times New Roman" w:hAnsi="Times New Roman" w:cs="Times New Roman"/>
+        </w:rPr>
+      </w:pPr>
+      <w:r>
+        <w:rPr>
+          <w:rFonts w:ascii="Times New Roman" w:hAnsi="Times New Roman" w:cs="Times New Roman"/>
+        </w:rPr>
+        <w:t xml:space="preserve">        return </w:t>
+      </w:r>
+      <w:proofErr w:type="spellStart"/>
+      <w:r>
+        <w:rPr>
+          <w:rFonts w:ascii="Times New Roman" w:hAnsi="Times New Roman" w:cs="Times New Roman"/>
+        </w:rPr>
+        <w:t>ResponseEntity.ok</w:t>
+      </w:r>
+      <w:proofErr w:type="spellEnd"/>
+      <w:r>
+        <w:rPr>
+          <w:rFonts w:ascii="Times New Roman" w:hAnsi="Times New Roman" w:cs="Times New Roman"/>
+        </w:rPr>
+        <w:t>("Log ingested");</w:t>
+      </w:r>
+    </w:p>
+    <w:p>
+      <w:pPr>
+        <w:rPr>
+          <w:rFonts w:ascii="Times New Roman" w:hAnsi="Times New Roman" w:cs="Times New Roman"/>
+        </w:rPr>
+      </w:pPr>
+      <w:r>
+        <w:rPr>
+          <w:rFonts w:ascii="Times New Roman" w:hAnsi="Times New Roman" w:cs="Times New Roman"/>
+        </w:rPr>
+        <w:t xml:space="preserve">    }</w:t>
+      </w:r>
+    </w:p>
+    <w:p>
+      <w:pPr>
+        <w:rPr>
+          <w:rFonts w:ascii="Times New Roman" w:hAnsi="Times New Roman" w:cs="Times New Roman"/>
+        </w:rPr>
+      </w:pPr>
+    </w:p>
+    <w:p>
+      <w:pPr>
+        <w:rPr>
+          <w:rFonts w:ascii="Times New Roman" w:hAnsi="Times New Roman" w:cs="Times New Roman"/>
+        </w:rPr>
+      </w:pPr>
+      <w:r>
+        <w:rPr>
+          <w:rFonts w:ascii="Times New Roman" w:hAnsi="Times New Roman" w:cs="Times New Roman"/>
+        </w:rPr>
+        <w:t xml:space="preserve">    // 2. Get all logs</w:t>
+      </w:r>
+    </w:p>
+    <w:p>
+      <w:pPr>
+        <w:rPr>
+          <w:rFonts w:ascii="Times New Roman" w:hAnsi="Times New Roman" w:cs="Times New Roman"/>
+        </w:rPr>
+      </w:pPr>
+      <w:r>
+        <w:rPr>
+          <w:rFonts w:ascii="Times New Roman" w:hAnsi="Times New Roman" w:cs="Times New Roman"/>
+        </w:rPr>
+        <w:t xml:space="preserve">    @GetMapping</w:t>
+      </w:r>
+    </w:p>
+    <w:p>
+      <w:pPr>
+        <w:rPr>
+          <w:rFonts w:ascii="Times New Roman" w:hAnsi="Times New Roman" w:cs="Times New Roman"/>
+        </w:rPr>
+      </w:pPr>
+      <w:r>
+        <w:rPr>
+          <w:rFonts w:ascii="Times New Roman" w:hAnsi="Times New Roman" w:cs="Times New Roman"/>
+        </w:rPr>
+        <w:t xml:space="preserve">    public List&lt;Log&gt; </w:t>
+      </w:r>
+      <w:proofErr w:type="spellStart"/>
+      <w:proofErr w:type="gramStart"/>
+      <w:r>
+        <w:rPr>
+          <w:rFonts w:ascii="Times New Roman" w:hAnsi="Times New Roman" w:cs="Times New Roman"/>
+        </w:rPr>
+        <w:t>getLogs</w:t>
+      </w:r>
+      <w:proofErr w:type="spellEnd"/>
+      <w:r>
+        <w:rPr>
+          <w:rFonts w:ascii="Times New Roman" w:hAnsi="Times New Roman" w:cs="Times New Roman"/>
+        </w:rPr>
+        <w:t>(</w:t>
+      </w:r>
+      <w:proofErr w:type="gramEnd"/>
+      <w:r>
+        <w:rPr>
+          <w:rFonts w:ascii="Times New Roman" w:hAnsi="Times New Roman" w:cs="Times New Roman"/>
+        </w:rPr>
+        <w:t>) {</w:t>
+      </w:r>
+    </w:p>
+    <w:p>
+      <w:pPr>
+        <w:rPr>
+          <w:rFonts w:ascii="Times New Roman" w:hAnsi="Times New Roman" w:cs="Times New Roman"/>
+        </w:rPr>
+      </w:pPr>
+      <w:r>
+        <w:rPr>
+          <w:rFonts w:ascii="Times New Roman" w:hAnsi="Times New Roman" w:cs="Times New Roman"/>
+        </w:rPr>
+        <w:t xml:space="preserve">        return </w:t>
+      </w:r>
+      <w:proofErr w:type="spellStart"/>
+      <w:r>
+        <w:rPr>
+          <w:rFonts w:ascii="Times New Roman" w:hAnsi="Times New Roman" w:cs="Times New Roman"/>
+        </w:rPr>
+        <w:t>logRepository.findAll</w:t>
+      </w:r>
+      <w:proofErr w:type="spellEnd"/>
+      <w:r>
+        <w:rPr>
+          <w:rFonts w:ascii="Times New Roman" w:hAnsi="Times New Roman" w:cs="Times New Roman"/>
+        </w:rPr>
+        <w:t>(</w:t>
+      </w:r>
+      <w:proofErr w:type="gramStart"/>
+      <w:r>
+        <w:rPr>
+          <w:rFonts w:ascii="Times New Roman" w:hAnsi="Times New Roman" w:cs="Times New Roman"/>
+        </w:rPr>
+        <w:t>Sort.by(</w:t>
+      </w:r>
+      <w:proofErr w:type="spellStart"/>
+      <w:r>
+        <w:rPr>
+          <w:rFonts w:ascii="Times New Roman" w:hAnsi="Times New Roman" w:cs="Times New Roman"/>
+        </w:rPr>
+        <w:t>Sort.Direction.DESC</w:t>
+      </w:r>
+      <w:proofErr w:type="spellEnd"/>
+      <w:proofErr w:type="gramEnd"/>
+      <w:r>
+        <w:rPr>
+          <w:rFonts w:ascii="Times New Roman" w:hAnsi="Times New Roman" w:cs="Times New Roman"/>
+        </w:rPr>
+        <w:t>, "timestamp"));</w:t>
+      </w:r>
+    </w:p>
+    <w:p>
+      <w:pPr>
+        <w:rPr>
+          <w:rFonts w:ascii="Times New Roman" w:hAnsi="Times New Roman" w:cs="Times New Roman"/>
+        </w:rPr>
+      </w:pPr>
+      <w:r>
+        <w:rPr>
+          <w:rFonts w:ascii="Times New Roman" w:hAnsi="Times New Roman" w:cs="Times New Roman"/>
+        </w:rPr>
+        <w:t xml:space="preserve">    }</w:t>
+      </w:r>
+    </w:p>
+    <w:p>
+      <w:pPr>
+        <w:rPr>
+          <w:rFonts w:ascii="Times New Roman" w:hAnsi="Times New Roman" w:cs="Times New Roman"/>
+        </w:rPr>
+      </w:pPr>
+    </w:p>
+    <w:p>
+      <w:pPr>
+        <w:rPr>
+          <w:rFonts w:ascii="Times New Roman" w:hAnsi="Times New Roman" w:cs="Times New Roman"/>
+        </w:rPr>
+      </w:pPr>
+      <w:r>
+        <w:rPr>
+          <w:rFonts w:ascii="Times New Roman" w:hAnsi="Times New Roman" w:cs="Times New Roman"/>
+        </w:rPr>
+        <w:t xml:space="preserve">    // 3. Upload CSV file</w:t>
+      </w:r>
+    </w:p>
+    <w:p>
+      <w:pPr>
+        <w:rPr>
+          <w:rFonts w:ascii="Times New Roman" w:hAnsi="Times New Roman" w:cs="Times New Roman"/>
+        </w:rPr>
+      </w:pPr>
+      <w:r>
+        <w:rPr>
+          <w:rFonts w:ascii="Times New Roman" w:hAnsi="Times New Roman" w:cs="Times New Roman"/>
+        </w:rPr>
+        <w:t xml:space="preserve">    @PostMapping("/upload")</w:t>
+      </w:r>
+    </w:p>
+    <w:p>
+      <w:pPr>
+        <w:rPr>
+          <w:rFonts w:ascii="Times New Roman" w:hAnsi="Times New Roman" w:cs="Times New Roman"/>
+        </w:rPr>
+      </w:pPr>
+      <w:r>
+        <w:rPr>
+          <w:rFonts w:ascii="Times New Roman" w:hAnsi="Times New Roman" w:cs="Times New Roman"/>
+        </w:rPr>
+        <w:t xml:space="preserve">    public </w:t>
+      </w:r>
+      <w:proofErr w:type="spellStart"/>
+      <w:r>
+        <w:rPr>
+          <w:rFonts w:ascii="Times New Roman" w:hAnsi="Times New Roman" w:cs="Times New Roman"/>
+        </w:rPr>
+        <w:t>ResponseEntity</w:t>
+      </w:r>
+      <w:proofErr w:type="spellEnd"/>
+      <w:r>
+        <w:rPr>
+          <w:rFonts w:ascii="Times New Roman" w:hAnsi="Times New Roman" w:cs="Times New Roman"/>
+        </w:rPr>
+        <w:t xml:space="preserve">&lt;String&gt; </w:t>
+      </w:r>
+      <w:proofErr w:type="spellStart"/>
+      <w:r>
+        <w:rPr>
+          <w:rFonts w:ascii="Times New Roman" w:hAnsi="Times New Roman" w:cs="Times New Roman"/>
+        </w:rPr>
+        <w:t>uploadFile</w:t>
+      </w:r>
+      <w:proofErr w:type="spellEnd"/>
+      <w:r>
+        <w:rPr>
+          <w:rFonts w:ascii="Times New Roman" w:hAnsi="Times New Roman" w:cs="Times New Roman"/>
+        </w:rPr>
+        <w:t xml:space="preserve">(@RequestParam("file") </w:t>
+      </w:r>
+      <w:proofErr w:type="spellStart"/>
+      <w:r>
+        <w:rPr>
+          <w:rFonts w:ascii="Times New Roman" w:hAnsi="Times New Roman" w:cs="Times New Roman"/>
+        </w:rPr>
+        <w:t>MultipartFile</w:t>
+      </w:r>
+      <w:proofErr w:type="spellEnd"/>
+      <w:r>
+        <w:rPr>
+          <w:rFonts w:ascii="Times New Roman" w:hAnsi="Times New Roman" w:cs="Times New Roman"/>
+        </w:rPr>
+        <w:t xml:space="preserve"> file) throws </w:t>
+      </w:r>
+      <w:proofErr w:type="spellStart"/>
+      <w:r>
+        <w:rPr>
+          <w:rFonts w:ascii="Times New Roman" w:hAnsi="Times New Roman" w:cs="Times New Roman"/>
+        </w:rPr>
+        <w:t>IOException</w:t>
+      </w:r>
+      <w:proofErr w:type="spellEnd"/>
+      <w:r>
+        <w:rPr>
+          <w:rFonts w:ascii="Times New Roman" w:hAnsi="Times New Roman" w:cs="Times New Roman"/>
+        </w:rPr>
+        <w:t xml:space="preserve"> {</w:t>
+      </w:r>
+    </w:p>
+    <w:p>
+      <w:pPr>
+        <w:rPr>
+          <w:rFonts w:ascii="Times New Roman" w:hAnsi="Times New Roman" w:cs="Times New Roman"/>
+        </w:rPr>
+      </w:pPr>
+      <w:r>
+        <w:rPr>
+          <w:rFonts w:ascii="Times New Roman" w:hAnsi="Times New Roman" w:cs="Times New Roman"/>
+        </w:rPr>
+        <w:t xml:space="preserve">        List&lt;Log&gt; logs = new </w:t>
+      </w:r>
+      <w:proofErr w:type="spellStart"/>
+      <w:r>
+        <w:rPr>
+          <w:rFonts w:ascii="Times New Roman" w:hAnsi="Times New Roman" w:cs="Times New Roman"/>
+        </w:rPr>
+        <w:t>ArrayList</w:t>
+      </w:r>
+      <w:proofErr w:type="spellEnd"/>
+      <w:r>
+        <w:rPr>
+          <w:rFonts w:ascii="Times New Roman" w:hAnsi="Times New Roman" w:cs="Times New Roman"/>
+        </w:rPr>
+        <w:t>&lt;</w:t>
+      </w:r>
+      <w:proofErr w:type="gramStart"/>
+      <w:r>
+        <w:rPr>
+          <w:rFonts w:ascii="Times New Roman" w:hAnsi="Times New Roman" w:cs="Times New Roman"/>
+        </w:rPr>
+        <w:t>&gt;(</w:t>
+      </w:r>
+      <w:proofErr w:type="gramEnd"/>
+      <w:r>
+        <w:rPr>
+          <w:rFonts w:ascii="Times New Roman" w:hAnsi="Times New Roman" w:cs="Times New Roman"/>
+        </w:rPr>
+        <w:t>);</w:t>
+      </w:r>
+    </w:p>
+    <w:p>
+      <w:pPr>
+        <w:rPr>
+          <w:rFonts w:ascii="Times New Roman" w:hAnsi="Times New Roman" w:cs="Times New Roman"/>
+        </w:rPr>
+      </w:pPr>
+      <w:r>
+        <w:rPr>
+          <w:rFonts w:ascii="Times New Roman" w:hAnsi="Times New Roman" w:cs="Times New Roman"/>
+        </w:rPr>
+        <w:t xml:space="preserve">        try (</w:t>
+      </w:r>
+      <w:proofErr w:type="spellStart"/>
+      <w:r>
+        <w:rPr>
+          <w:rFonts w:ascii="Times New Roman" w:hAnsi="Times New Roman" w:cs="Times New Roman"/>
+        </w:rPr>
+        <w:t>BufferedReader</w:t>
+      </w:r>
+      <w:proofErr w:type="spellEnd"/>
+      <w:r>
+        <w:rPr>
+          <w:rFonts w:ascii="Times New Roman" w:hAnsi="Times New Roman" w:cs="Times New Roman"/>
+        </w:rPr>
+        <w:t xml:space="preserve"> reader = new </w:t>
+      </w:r>
+      <w:proofErr w:type="spellStart"/>
+      <w:proofErr w:type="gramStart"/>
+      <w:r>
+        <w:rPr>
+          <w:rFonts w:ascii="Times New Roman" w:hAnsi="Times New Roman" w:cs="Times New Roman"/>
+        </w:rPr>
+        <w:t>BufferedReader</w:t>
+      </w:r>
+      <w:proofErr w:type="spellEnd"/>
+      <w:r>
+        <w:rPr>
+          <w:rFonts w:ascii="Times New Roman" w:hAnsi="Times New Roman" w:cs="Times New Roman"/>
+        </w:rPr>
+        <w:t>(</w:t>
+      </w:r>
+      <w:proofErr w:type="gramEnd"/>
+      <w:r>
+        <w:rPr>
+          <w:rFonts w:ascii="Times New Roman" w:hAnsi="Times New Roman" w:cs="Times New Roman"/>
+        </w:rPr>
+        <w:t xml:space="preserve">new </w:t>
+      </w:r>
+      <w:proofErr w:type="spellStart"/>
+      <w:r>
+        <w:rPr>
+          <w:rFonts w:ascii="Times New Roman" w:hAnsi="Times New Roman" w:cs="Times New Roman"/>
+        </w:rPr>
+        <w:t>InputStreamReader</w:t>
+      </w:r>
+      <w:proofErr w:type="spellEnd"/>
+      <w:r>
+        <w:rPr>
+          <w:rFonts w:ascii="Times New Roman" w:hAnsi="Times New Roman" w:cs="Times New Roman"/>
+        </w:rPr>
+        <w:t>(</w:t>
+      </w:r>
+      <w:proofErr w:type="spellStart"/>
+      <w:proofErr w:type="gramStart"/>
+      <w:r>
+        <w:rPr>
+          <w:rFonts w:ascii="Times New Roman" w:hAnsi="Times New Roman" w:cs="Times New Roman"/>
+        </w:rPr>
+        <w:t>file.getInputStream</w:t>
+      </w:r>
+      <w:proofErr w:type="spellEnd"/>
+      <w:proofErr w:type="gramEnd"/>
+      <w:r>
+        <w:rPr>
+          <w:rFonts w:ascii="Times New Roman" w:hAnsi="Times New Roman" w:cs="Times New Roman"/>
+        </w:rPr>
+        <w:t>()))) {</w:t>
+      </w:r>
+    </w:p>
+    <w:p>
+      <w:pPr>
+        <w:rPr>
+          <w:rFonts w:ascii="Times New Roman" w:hAnsi="Times New Roman" w:cs="Times New Roman"/>
+        </w:rPr>
+      </w:pPr>
+      <w:r>
+        <w:rPr>
+          <w:rFonts w:ascii="Times New Roman" w:hAnsi="Times New Roman" w:cs="Times New Roman"/>
+        </w:rPr>
+        <w:t xml:space="preserve">            String line;</w:t>
+      </w:r>
+    </w:p>
+    <w:p>
+      <w:pPr>
+        <w:rPr>
+          <w:rFonts w:ascii="Times New Roman" w:hAnsi="Times New Roman" w:cs="Times New Roman"/>
+        </w:rPr>
+      </w:pPr>
+      <w:r>
+        <w:rPr>
+          <w:rFonts w:ascii="Times New Roman" w:hAnsi="Times New Roman" w:cs="Times New Roman"/>
+        </w:rPr>
+        <w:t xml:space="preserve">            </w:t>
+      </w:r>
+      <w:proofErr w:type="spellStart"/>
+      <w:proofErr w:type="gramStart"/>
+      <w:r>
+        <w:rPr>
+          <w:rFonts w:ascii="Times New Roman" w:hAnsi="Times New Roman" w:cs="Times New Roman"/>
+        </w:rPr>
+        <w:t>reader.readLine</w:t>
+      </w:r>
+      <w:proofErr w:type="spellEnd"/>
+      <w:proofErr w:type="gramEnd"/>
+      <w:r>
+        <w:rPr>
+          <w:rFonts w:ascii="Times New Roman" w:hAnsi="Times New Roman" w:cs="Times New Roman"/>
+        </w:rPr>
+        <w:t>(); // skip header</w:t>
+      </w:r>
+    </w:p>
+    <w:p>
+      <w:pPr>
+        <w:rPr>
+          <w:rFonts w:ascii="Times New Roman" w:hAnsi="Times New Roman" w:cs="Times New Roman"/>
+        </w:rPr>
+      </w:pPr>
+      <w:r>
+        <w:rPr>
+          <w:rFonts w:ascii="Times New Roman" w:hAnsi="Times New Roman" w:cs="Times New Roman"/>
+        </w:rPr>
+        <w:t xml:space="preserve">            while ((line = </w:t>
+      </w:r>
+      <w:proofErr w:type="spellStart"/>
+      <w:proofErr w:type="gramStart"/>
+      <w:r>
+        <w:rPr>
+          <w:rFonts w:ascii="Times New Roman" w:hAnsi="Times New Roman" w:cs="Times New Roman"/>
+        </w:rPr>
+        <w:t>reader.readLine</w:t>
+      </w:r>
+      <w:proofErr w:type="spellEnd"/>
+      <w:proofErr w:type="gramEnd"/>
+      <w:r>
+        <w:rPr>
+          <w:rFonts w:ascii="Times New Roman" w:hAnsi="Times New Roman" w:cs="Times New Roman"/>
+        </w:rPr>
+        <w:t>()</w:t>
+      </w:r>
+      <w:proofErr w:type="gramStart"/>
+      <w:r>
+        <w:rPr>
+          <w:rFonts w:ascii="Times New Roman" w:hAnsi="Times New Roman" w:cs="Times New Roman"/>
+        </w:rPr>
+        <w:t>)!=</w:t>
+      </w:r>
+      <w:proofErr w:type="gramEnd"/>
+      <w:r>
+        <w:rPr>
+          <w:rFonts w:ascii="Times New Roman" w:hAnsi="Times New Roman" w:cs="Times New Roman"/>
+        </w:rPr>
+        <w:t xml:space="preserve"> null) {</w:t>
+      </w:r>
+    </w:p>
+    <w:p>
+      <w:pPr>
+        <w:rPr>
+          <w:rFonts w:ascii="Times New Roman" w:hAnsi="Times New Roman" w:cs="Times New Roman"/>
+        </w:rPr>
+      </w:pPr>
+      <w:r>
+        <w:rPr>
+          <w:rFonts w:ascii="Times New Roman" w:hAnsi="Times New Roman" w:cs="Times New Roman"/>
+        </w:rPr>
+        <w:t xml:space="preserve">                </w:t>
+      </w:r>
+      <w:proofErr w:type="gramStart"/>
+      <w:r>
+        <w:rPr>
+          <w:rFonts w:ascii="Times New Roman" w:hAnsi="Times New Roman" w:cs="Times New Roman"/>
+        </w:rPr>
+        <w:t>String[</w:t>
+      </w:r>
+      <w:proofErr w:type="gramEnd"/>
+      <w:r>
+        <w:rPr>
+          <w:rFonts w:ascii="Times New Roman" w:hAnsi="Times New Roman" w:cs="Times New Roman"/>
+        </w:rPr>
+        <w:t xml:space="preserve">] data = </w:t>
+      </w:r>
+      <w:proofErr w:type="spellStart"/>
+      <w:proofErr w:type="gramStart"/>
+      <w:r>
+        <w:rPr>
+          <w:rFonts w:ascii="Times New Roman" w:hAnsi="Times New Roman" w:cs="Times New Roman"/>
+        </w:rPr>
+        <w:t>line.split</w:t>
+      </w:r>
+      <w:proofErr w:type="spellEnd"/>
+      <w:proofErr w:type="gramEnd"/>
+      <w:r>
+        <w:rPr>
+          <w:rFonts w:ascii="Times New Roman" w:hAnsi="Times New Roman" w:cs="Times New Roman"/>
+        </w:rPr>
+        <w:t>(",");</w:t>
+      </w:r>
+    </w:p>
+    <w:p>
+      <w:pPr>
+        <w:rPr>
+          <w:rFonts w:ascii="Times New Roman" w:hAnsi="Times New Roman" w:cs="Times New Roman"/>
+        </w:rPr>
+      </w:pPr>
+      <w:r>
+        <w:rPr>
+          <w:rFonts w:ascii="Times New Roman" w:hAnsi="Times New Roman" w:cs="Times New Roman"/>
+        </w:rPr>
+        <w:t xml:space="preserve">                Log </w:t>
+      </w:r>
+      <w:proofErr w:type="spellStart"/>
+      <w:r>
+        <w:rPr>
+          <w:rFonts w:ascii="Times New Roman" w:hAnsi="Times New Roman" w:cs="Times New Roman"/>
+        </w:rPr>
+        <w:t>log</w:t>
+      </w:r>
+      <w:proofErr w:type="spellEnd"/>
+      <w:r>
+        <w:rPr>
+          <w:rFonts w:ascii="Times New Roman" w:hAnsi="Times New Roman" w:cs="Times New Roman"/>
+        </w:rPr>
+        <w:t xml:space="preserve"> = </w:t>
+      </w:r>
+      <w:proofErr w:type="spellStart"/>
+      <w:r>
+        <w:rPr>
+          <w:rFonts w:ascii="Times New Roman" w:hAnsi="Times New Roman" w:cs="Times New Roman"/>
+        </w:rPr>
+        <w:t>Log.builder</w:t>
+      </w:r>
+      <w:proofErr w:type="spellEnd"/>
+      <w:r>
+        <w:rPr>
+          <w:rFonts w:ascii="Times New Roman" w:hAnsi="Times New Roman" w:cs="Times New Roman"/>
+        </w:rPr>
+        <w:t>()</w:t>
+      </w:r>
+    </w:p>
+    <w:p>
+      <w:pPr>
+        <w:rPr>
+          <w:rFonts w:ascii="Times New Roman" w:hAnsi="Times New Roman" w:cs="Times New Roman"/>
+        </w:rPr>
+      </w:pPr>
+      <w:r>
+        <w:rPr>
+          <w:rFonts w:ascii="Times New Roman" w:hAnsi="Times New Roman" w:cs="Times New Roman"/>
+        </w:rPr>
+        <w:t xml:space="preserve">                       </w:t>
+      </w:r>
+      <w:proofErr w:type="gramStart"/>
+      <w:r>
+        <w:rPr>
+          <w:rFonts w:ascii="Times New Roman" w:hAnsi="Times New Roman" w:cs="Times New Roman"/>
+        </w:rPr>
+        <w:t>.service</w:t>
+      </w:r>
+      <w:proofErr w:type="gramEnd"/>
+      <w:r>
+        <w:rPr>
+          <w:rFonts w:ascii="Times New Roman" w:hAnsi="Times New Roman" w:cs="Times New Roman"/>
+        </w:rPr>
+        <w:t>(</w:t>
+      </w:r>
+      <w:proofErr w:type="gramStart"/>
+      <w:r>
+        <w:rPr>
+          <w:rFonts w:ascii="Times New Roman" w:hAnsi="Times New Roman" w:cs="Times New Roman"/>
+        </w:rPr>
+        <w:t>data[</w:t>
+      </w:r>
+      <w:proofErr w:type="gramEnd"/>
+      <w:r>
+        <w:rPr>
+          <w:rFonts w:ascii="Times New Roman" w:hAnsi="Times New Roman" w:cs="Times New Roman"/>
+        </w:rPr>
+        <w:t>0])</w:t>
+      </w:r>
+    </w:p>
+    <w:p>
+      <w:pPr>
+        <w:rPr>
+          <w:rFonts w:ascii="Times New Roman" w:hAnsi="Times New Roman" w:cs="Times New Roman"/>
+        </w:rPr>
+      </w:pPr>
+      <w:r>
+        <w:rPr>
+          <w:rFonts w:ascii="Times New Roman" w:hAnsi="Times New Roman" w:cs="Times New Roman"/>
+        </w:rPr>
+        <w:t xml:space="preserve">                       </w:t>
+      </w:r>
+      <w:proofErr w:type="gramStart"/>
+      <w:r>
+        <w:rPr>
+          <w:rFonts w:ascii="Times New Roman" w:hAnsi="Times New Roman" w:cs="Times New Roman"/>
+        </w:rPr>
+        <w:t>.</w:t>
+      </w:r>
+      <w:proofErr w:type="spellStart"/>
+      <w:r>
+        <w:rPr>
+          <w:rFonts w:ascii="Times New Roman" w:hAnsi="Times New Roman" w:cs="Times New Roman"/>
+        </w:rPr>
+        <w:t>statusCode</w:t>
+      </w:r>
+      <w:proofErr w:type="spellEnd"/>
+      <w:proofErr w:type="gramEnd"/>
+      <w:r>
+        <w:rPr>
+          <w:rFonts w:ascii="Times New Roman" w:hAnsi="Times New Roman" w:cs="Times New Roman"/>
+        </w:rPr>
+        <w:t>(</w:t>
+      </w:r>
+      <w:proofErr w:type="spellStart"/>
+      <w:r>
+        <w:rPr>
+          <w:rFonts w:ascii="Times New Roman" w:hAnsi="Times New Roman" w:cs="Times New Roman"/>
+        </w:rPr>
+        <w:t>Integer.parseInt</w:t>
+      </w:r>
+      <w:proofErr w:type="spellEnd"/>
+      <w:r>
+        <w:rPr>
+          <w:rFonts w:ascii="Times New Roman" w:hAnsi="Times New Roman" w:cs="Times New Roman"/>
+        </w:rPr>
+        <w:t>(</w:t>
+      </w:r>
+      <w:proofErr w:type="gramStart"/>
+      <w:r>
+        <w:rPr>
+          <w:rFonts w:ascii="Times New Roman" w:hAnsi="Times New Roman" w:cs="Times New Roman"/>
+        </w:rPr>
+        <w:t>data[</w:t>
+      </w:r>
+      <w:proofErr w:type="gramEnd"/>
+      <w:r>
+        <w:rPr>
+          <w:rFonts w:ascii="Times New Roman" w:hAnsi="Times New Roman" w:cs="Times New Roman"/>
+        </w:rPr>
+        <w:t>1]))</w:t>
+      </w:r>
+    </w:p>
+    <w:p>
+      <w:pPr>
+        <w:rPr>
+          <w:rFonts w:ascii="Times New Roman" w:hAnsi="Times New Roman" w:cs="Times New Roman"/>
+        </w:rPr>
+      </w:pPr>
+      <w:r>
+        <w:rPr>
+          <w:rFonts w:ascii="Times New Roman" w:hAnsi="Times New Roman" w:cs="Times New Roman"/>
+        </w:rPr>
+        <w:lastRenderedPageBreak/>
+        <w:t xml:space="preserve">                       </w:t>
+      </w:r>
+      <w:proofErr w:type="gramStart"/>
+      <w:r>
+        <w:rPr>
+          <w:rFonts w:ascii="Times New Roman" w:hAnsi="Times New Roman" w:cs="Times New Roman"/>
+        </w:rPr>
+        <w:t>.</w:t>
+      </w:r>
+      <w:proofErr w:type="spellStart"/>
+      <w:r>
+        <w:rPr>
+          <w:rFonts w:ascii="Times New Roman" w:hAnsi="Times New Roman" w:cs="Times New Roman"/>
+        </w:rPr>
+        <w:t>responseTime</w:t>
+      </w:r>
+      <w:proofErr w:type="spellEnd"/>
+      <w:proofErr w:type="gramEnd"/>
+      <w:r>
+        <w:rPr>
+          <w:rFonts w:ascii="Times New Roman" w:hAnsi="Times New Roman" w:cs="Times New Roman"/>
+        </w:rPr>
+        <w:t>(</w:t>
+      </w:r>
+      <w:proofErr w:type="spellStart"/>
+      <w:r>
+        <w:rPr>
+          <w:rFonts w:ascii="Times New Roman" w:hAnsi="Times New Roman" w:cs="Times New Roman"/>
+        </w:rPr>
+        <w:t>Integer.parseInt</w:t>
+      </w:r>
+      <w:proofErr w:type="spellEnd"/>
+      <w:r>
+        <w:rPr>
+          <w:rFonts w:ascii="Times New Roman" w:hAnsi="Times New Roman" w:cs="Times New Roman"/>
+        </w:rPr>
+        <w:t>(</w:t>
+      </w:r>
+      <w:proofErr w:type="gramStart"/>
+      <w:r>
+        <w:rPr>
+          <w:rFonts w:ascii="Times New Roman" w:hAnsi="Times New Roman" w:cs="Times New Roman"/>
+        </w:rPr>
+        <w:t>data[</w:t>
+      </w:r>
+      <w:proofErr w:type="gramEnd"/>
+      <w:r>
+        <w:rPr>
+          <w:rFonts w:ascii="Times New Roman" w:hAnsi="Times New Roman" w:cs="Times New Roman"/>
+        </w:rPr>
+        <w:t>2]))</w:t>
+      </w:r>
+    </w:p>
+    <w:p>
+      <w:pPr>
+        <w:rPr>
+          <w:rFonts w:ascii="Times New Roman" w:hAnsi="Times New Roman" w:cs="Times New Roman"/>
+        </w:rPr>
+      </w:pPr>
+      <w:r>
+        <w:rPr>
+          <w:rFonts w:ascii="Times New Roman" w:hAnsi="Times New Roman" w:cs="Times New Roman"/>
+        </w:rPr>
+        <w:t xml:space="preserve">                       </w:t>
+      </w:r>
+      <w:proofErr w:type="gramStart"/>
+      <w:r>
+        <w:rPr>
+          <w:rFonts w:ascii="Times New Roman" w:hAnsi="Times New Roman" w:cs="Times New Roman"/>
+        </w:rPr>
+        <w:t>.</w:t>
+      </w:r>
+      <w:proofErr w:type="spellStart"/>
+      <w:r>
+        <w:rPr>
+          <w:rFonts w:ascii="Times New Roman" w:hAnsi="Times New Roman" w:cs="Times New Roman"/>
+        </w:rPr>
+        <w:t>ip</w:t>
+      </w:r>
+      <w:proofErr w:type="spellEnd"/>
+      <w:proofErr w:type="gramEnd"/>
+      <w:r>
+        <w:rPr>
+          <w:rFonts w:ascii="Times New Roman" w:hAnsi="Times New Roman" w:cs="Times New Roman"/>
+        </w:rPr>
+        <w:t>(</w:t>
+      </w:r>
+      <w:proofErr w:type="gramStart"/>
+      <w:r>
+        <w:rPr>
+          <w:rFonts w:ascii="Times New Roman" w:hAnsi="Times New Roman" w:cs="Times New Roman"/>
+        </w:rPr>
+        <w:t>data[</w:t>
+      </w:r>
+      <w:proofErr w:type="gramEnd"/>
+      <w:r>
+        <w:rPr>
+          <w:rFonts w:ascii="Times New Roman" w:hAnsi="Times New Roman" w:cs="Times New Roman"/>
+        </w:rPr>
+        <w:t>3])</w:t>
+      </w:r>
+    </w:p>
+    <w:p>
+      <w:pPr>
+        <w:rPr>
+          <w:rFonts w:ascii="Times New Roman" w:hAnsi="Times New Roman" w:cs="Times New Roman"/>
+        </w:rPr>
+      </w:pPr>
+      <w:r>
+        <w:rPr>
+          <w:rFonts w:ascii="Times New Roman" w:hAnsi="Times New Roman" w:cs="Times New Roman"/>
+        </w:rPr>
+        <w:t xml:space="preserve">                       </w:t>
+      </w:r>
+      <w:proofErr w:type="gramStart"/>
+      <w:r>
+        <w:rPr>
+          <w:rFonts w:ascii="Times New Roman" w:hAnsi="Times New Roman" w:cs="Times New Roman"/>
+        </w:rPr>
+        <w:t>.message</w:t>
+      </w:r>
+      <w:proofErr w:type="gramEnd"/>
+      <w:r>
+        <w:rPr>
+          <w:rFonts w:ascii="Times New Roman" w:hAnsi="Times New Roman" w:cs="Times New Roman"/>
+        </w:rPr>
+        <w:t>(</w:t>
+      </w:r>
+      <w:proofErr w:type="gramStart"/>
+      <w:r>
+        <w:rPr>
+          <w:rFonts w:ascii="Times New Roman" w:hAnsi="Times New Roman" w:cs="Times New Roman"/>
+        </w:rPr>
+        <w:t>data[</w:t>
+      </w:r>
+      <w:proofErr w:type="gramEnd"/>
+      <w:r>
+        <w:rPr>
+          <w:rFonts w:ascii="Times New Roman" w:hAnsi="Times New Roman" w:cs="Times New Roman"/>
+        </w:rPr>
+        <w:t>4])</w:t>
+      </w:r>
+    </w:p>
+    <w:p>
+      <w:pPr>
+        <w:rPr>
+          <w:rFonts w:ascii="Times New Roman" w:hAnsi="Times New Roman" w:cs="Times New Roman"/>
+        </w:rPr>
+      </w:pPr>
+      <w:r>
+        <w:rPr>
+          <w:rFonts w:ascii="Times New Roman" w:hAnsi="Times New Roman" w:cs="Times New Roman"/>
+        </w:rPr>
+        <w:t xml:space="preserve">                       </w:t>
+      </w:r>
+      <w:proofErr w:type="gramStart"/>
+      <w:r>
+        <w:rPr>
+          <w:rFonts w:ascii="Times New Roman" w:hAnsi="Times New Roman" w:cs="Times New Roman"/>
+        </w:rPr>
+        <w:t>.timestamp</w:t>
+      </w:r>
+      <w:proofErr w:type="gramEnd"/>
+      <w:r>
+        <w:rPr>
+          <w:rFonts w:ascii="Times New Roman" w:hAnsi="Times New Roman" w:cs="Times New Roman"/>
+        </w:rPr>
+        <w:t>(</w:t>
+      </w:r>
+      <w:proofErr w:type="spellStart"/>
+      <w:proofErr w:type="gramStart"/>
+      <w:r>
+        <w:rPr>
+          <w:rFonts w:ascii="Times New Roman" w:hAnsi="Times New Roman" w:cs="Times New Roman"/>
+        </w:rPr>
+        <w:t>LocalDateTime.now</w:t>
+      </w:r>
+      <w:proofErr w:type="spellEnd"/>
+      <w:r>
+        <w:rPr>
+          <w:rFonts w:ascii="Times New Roman" w:hAnsi="Times New Roman" w:cs="Times New Roman"/>
+        </w:rPr>
+        <w:t>(</w:t>
+      </w:r>
+      <w:proofErr w:type="gramEnd"/>
+      <w:r>
+        <w:rPr>
+          <w:rFonts w:ascii="Times New Roman" w:hAnsi="Times New Roman" w:cs="Times New Roman"/>
+        </w:rPr>
+        <w:t>))</w:t>
+      </w:r>
+    </w:p>
+    <w:p>
+      <w:pPr>
+        <w:rPr>
+          <w:rFonts w:ascii="Times New Roman" w:hAnsi="Times New Roman" w:cs="Times New Roman"/>
+        </w:rPr>
+      </w:pPr>
+      <w:r>
+        <w:rPr>
+          <w:rFonts w:ascii="Times New Roman" w:hAnsi="Times New Roman" w:cs="Times New Roman"/>
+        </w:rPr>
+        <w:t xml:space="preserve">                       </w:t>
+      </w:r>
+      <w:proofErr w:type="gramStart"/>
+      <w:r>
+        <w:rPr>
+          <w:rFonts w:ascii="Times New Roman" w:hAnsi="Times New Roman" w:cs="Times New Roman"/>
+        </w:rPr>
+        <w:t>.build</w:t>
+      </w:r>
+      <w:proofErr w:type="gramEnd"/>
+      <w:r>
+        <w:rPr>
+          <w:rFonts w:ascii="Times New Roman" w:hAnsi="Times New Roman" w:cs="Times New Roman"/>
+        </w:rPr>
+        <w:t>();</w:t>
+      </w:r>
+    </w:p>
+    <w:p>
+      <w:pPr>
+        <w:rPr>
+          <w:rFonts w:ascii="Times New Roman" w:hAnsi="Times New Roman" w:cs="Times New Roman"/>
+        </w:rPr>
+      </w:pPr>
+      <w:r>
+        <w:rPr>
+          <w:rFonts w:ascii="Times New Roman" w:hAnsi="Times New Roman" w:cs="Times New Roman"/>
+        </w:rPr>
+        <w:t xml:space="preserve">                </w:t>
+      </w:r>
+      <w:proofErr w:type="spellStart"/>
+      <w:r>
+        <w:rPr>
+          <w:rFonts w:ascii="Times New Roman" w:hAnsi="Times New Roman" w:cs="Times New Roman"/>
+        </w:rPr>
+        <w:t>logs.add</w:t>
+      </w:r>
+      <w:proofErr w:type="spellEnd"/>
+      <w:r>
+        <w:rPr>
+          <w:rFonts w:ascii="Times New Roman" w:hAnsi="Times New Roman" w:cs="Times New Roman"/>
+        </w:rPr>
+        <w:t>(log);</w:t>
+      </w:r>
+    </w:p>
+    <w:p>
+      <w:pPr>
+        <w:rPr>
+          <w:rFonts w:ascii="Times New Roman" w:hAnsi="Times New Roman" w:cs="Times New Roman"/>
+        </w:rPr>
+      </w:pPr>
+      <w:r>
+        <w:rPr>
+          <w:rFonts w:ascii="Times New Roman" w:hAnsi="Times New Roman" w:cs="Times New Roman"/>
+        </w:rPr>
+        <w:t xml:space="preserve">            }</w:t>
+      </w:r>
+    </w:p>
+    <w:p>
+      <w:pPr>
+        <w:rPr>
+          <w:rFonts w:ascii="Times New Roman" w:hAnsi="Times New Roman" w:cs="Times New Roman"/>
+        </w:rPr>
+      </w:pPr>
+      <w:r>
+        <w:rPr>
+          <w:rFonts w:ascii="Times New Roman" w:hAnsi="Times New Roman" w:cs="Times New Roman"/>
+        </w:rPr>
+        <w:t xml:space="preserve">        }</w:t>
+      </w:r>
+    </w:p>
+    <w:p>
+      <w:pPr>
+        <w:rPr>
+          <w:rFonts w:ascii="Times New Roman" w:hAnsi="Times New Roman" w:cs="Times New Roman"/>
+        </w:rPr>
+      </w:pPr>
+      <w:r>
+        <w:rPr>
+          <w:rFonts w:ascii="Times New Roman" w:hAnsi="Times New Roman" w:cs="Times New Roman"/>
+        </w:rPr>
+        <w:t xml:space="preserve">        </w:t>
+      </w:r>
+      <w:proofErr w:type="spellStart"/>
+      <w:r>
+        <w:rPr>
+          <w:rFonts w:ascii="Times New Roman" w:hAnsi="Times New Roman" w:cs="Times New Roman"/>
+        </w:rPr>
+        <w:t>logRepository.saveAll</w:t>
+      </w:r>
+      <w:proofErr w:type="spellEnd"/>
+      <w:r>
+        <w:rPr>
+          <w:rFonts w:ascii="Times New Roman" w:hAnsi="Times New Roman" w:cs="Times New Roman"/>
+        </w:rPr>
+        <w:t>(logs);</w:t>
+      </w:r>
+    </w:p>
+    <w:p>
+      <w:pPr>
+        <w:rPr>
+          <w:rFonts w:ascii="Times New Roman" w:hAnsi="Times New Roman" w:cs="Times New Roman"/>
+        </w:rPr>
+      </w:pPr>
+      <w:r>
+        <w:rPr>
+          <w:rFonts w:ascii="Times New Roman" w:hAnsi="Times New Roman" w:cs="Times New Roman"/>
+        </w:rPr>
+        <w:t xml:space="preserve">        return </w:t>
+      </w:r>
+      <w:proofErr w:type="spellStart"/>
+      <w:r>
+        <w:rPr>
+          <w:rFonts w:ascii="Times New Roman" w:hAnsi="Times New Roman" w:cs="Times New Roman"/>
+        </w:rPr>
+        <w:t>ResponseEntity.ok</w:t>
+      </w:r>
+      <w:proofErr w:type="spellEnd"/>
+      <w:r>
+        <w:rPr>
+          <w:rFonts w:ascii="Times New Roman" w:hAnsi="Times New Roman" w:cs="Times New Roman"/>
+        </w:rPr>
+        <w:t>(</w:t>
+      </w:r>
+      <w:proofErr w:type="spellStart"/>
+      <w:proofErr w:type="gramStart"/>
+      <w:r>
+        <w:rPr>
+          <w:rFonts w:ascii="Times New Roman" w:hAnsi="Times New Roman" w:cs="Times New Roman"/>
+        </w:rPr>
+        <w:t>logs.size</w:t>
+      </w:r>
+      <w:proofErr w:type="spellEnd"/>
+      <w:proofErr w:type="gramEnd"/>
+      <w:r>
+        <w:rPr>
+          <w:rFonts w:ascii="Times New Roman" w:hAnsi="Times New Roman" w:cs="Times New Roman"/>
+        </w:rPr>
+        <w:t>() + " logs uploaded");</w:t>
+      </w:r>
+    </w:p>
+    <w:p>
+      <w:pPr>
+        <w:rPr>
+          <w:rFonts w:ascii="Times New Roman" w:hAnsi="Times New Roman" w:cs="Times New Roman"/>
+        </w:rPr>
+      </w:pPr>
+      <w:r>
+        <w:rPr>
+          <w:rFonts w:ascii="Times New Roman" w:hAnsi="Times New Roman" w:cs="Times New Roman"/>
+        </w:rPr>
+        <w:t xml:space="preserve">    }</w:t>
+      </w:r>
+    </w:p>
+    <w:p>
+      <w:pPr>
+        <w:rPr>
+          <w:rFonts w:ascii="Times New Roman" w:hAnsi="Times New Roman" w:cs="Times New Roman"/>
+        </w:rPr>
+      </w:pPr>
+      <w:r>
+        <w:rPr>
+          <w:rFonts w:ascii="Times New Roman" w:hAnsi="Times New Roman" w:cs="Times New Roman"/>
+        </w:rPr>
+        <w:t>}</w:t>
+      </w:r>
+    </w:p>
+    <w:p>
+      <w:pPr>
+        <w:rPr>
+          <w:rFonts w:ascii="Times New Roman" w:hAnsi="Times New Roman" w:cs="Times New Roman"/>
+        </w:rPr>
+      </w:pPr>
+      <w:r>
+        <w:rPr>
+          <w:rFonts w:ascii="Times New Roman" w:hAnsi="Times New Roman" w:cs="Times New Roman"/>
+        </w:rPr>
+        <w:t>`Log.java` Entity</w:t>
+      </w:r>
+    </w:p>
+    <w:p>
+      <w:pPr>
+        <w:rPr>
+          <w:rFonts w:ascii="Times New Roman" w:hAnsi="Times New Roman" w:cs="Times New Roman"/>
+        </w:rPr>
+      </w:pPr>
+      <w:r>
+        <w:rPr>
+          <w:rFonts w:ascii="Times New Roman" w:hAnsi="Times New Roman" w:cs="Times New Roman"/>
+        </w:rPr>
+        <w:t>@Entity</w:t>
+      </w:r>
+    </w:p>
+    <w:p>
+      <w:pPr>
+        <w:rPr>
+          <w:rFonts w:ascii="Times New Roman" w:hAnsi="Times New Roman" w:cs="Times New Roman"/>
+        </w:rPr>
+      </w:pPr>
+      <w:r>
+        <w:rPr>
+          <w:rFonts w:ascii="Times New Roman" w:hAnsi="Times New Roman" w:cs="Times New Roman"/>
+        </w:rPr>
+        <w:t>@Data @Builder @NoArgsConstructor @AllArgsConstructor</w:t>
+      </w:r>
+    </w:p>
+    <w:p>
+      <w:pPr>
+        <w:rPr>
+          <w:rFonts w:ascii="Times New Roman" w:hAnsi="Times New Roman" w:cs="Times New Roman"/>
+        </w:rPr>
+      </w:pPr>
+      <w:r>
+        <w:rPr>
+          <w:rFonts w:ascii="Times New Roman" w:hAnsi="Times New Roman" w:cs="Times New Roman"/>
+        </w:rPr>
+        <w:t>public class Log {</w:t>
+      </w:r>
+    </w:p>
+    <w:p>
+      <w:pPr>
+        <w:rPr>
+          <w:rFonts w:ascii="Times New Roman" w:hAnsi="Times New Roman" w:cs="Times New Roman"/>
+        </w:rPr>
+      </w:pPr>
+      <w:r>
+        <w:rPr>
+          <w:rFonts w:ascii="Times New Roman" w:hAnsi="Times New Roman" w:cs="Times New Roman"/>
+        </w:rPr>
+        <w:t xml:space="preserve">    @Id @</w:t>
+      </w:r>
+      <w:proofErr w:type="gramStart"/>
+      <w:r>
+        <w:rPr>
+          <w:rFonts w:ascii="Times New Roman" w:hAnsi="Times New Roman" w:cs="Times New Roman"/>
+        </w:rPr>
+        <w:t>GeneratedValue(</w:t>
+      </w:r>
+      <w:proofErr w:type="gramEnd"/>
+      <w:r>
+        <w:rPr>
+          <w:rFonts w:ascii="Times New Roman" w:hAnsi="Times New Roman" w:cs="Times New Roman"/>
+        </w:rPr>
+        <w:t xml:space="preserve">strategy = </w:t>
+      </w:r>
+      <w:proofErr w:type="spellStart"/>
+      <w:r>
+        <w:rPr>
+          <w:rFonts w:ascii="Times New Roman" w:hAnsi="Times New Roman" w:cs="Times New Roman"/>
+        </w:rPr>
+        <w:t>GenerationType.IDENTITY</w:t>
+      </w:r>
+      <w:proofErr w:type="spellEnd"/>
+      <w:r>
+        <w:rPr>
+          <w:rFonts w:ascii="Times New Roman" w:hAnsi="Times New Roman" w:cs="Times New Roman"/>
+        </w:rPr>
+        <w:t>)</w:t>
+      </w:r>
+    </w:p>
+    <w:p>
+      <w:pPr>
+        <w:rPr>
+          <w:rFonts w:ascii="Times New Roman" w:hAnsi="Times New Roman" w:cs="Times New Roman"/>
+        </w:rPr>
+      </w:pPr>
+      <w:r>
+        <w:rPr>
+          <w:rFonts w:ascii="Times New Roman" w:hAnsi="Times New Roman" w:cs="Times New Roman"/>
+        </w:rPr>
+        <w:t xml:space="preserve">    private </w:t>
+      </w:r>
+      <w:proofErr w:type="gramStart"/>
+      <w:r>
+        <w:rPr>
+          <w:rFonts w:ascii="Times New Roman" w:hAnsi="Times New Roman" w:cs="Times New Roman"/>
+        </w:rPr>
+        <w:t>Long</w:t>
+      </w:r>
+      <w:proofErr w:type="gramEnd"/>
+      <w:r>
+        <w:rPr>
+          <w:rFonts w:ascii="Times New Roman" w:hAnsi="Times New Roman" w:cs="Times New Roman"/>
+        </w:rPr>
+        <w:t xml:space="preserve"> id;</w:t>
+      </w:r>
+    </w:p>
+    <w:p>
+      <w:pPr>
+        <w:rPr>
+          <w:rFonts w:ascii="Times New Roman" w:hAnsi="Times New Roman" w:cs="Times New Roman"/>
+        </w:rPr>
+      </w:pPr>
+      <w:r>
+        <w:rPr>
+          <w:rFonts w:ascii="Times New Roman" w:hAnsi="Times New Roman" w:cs="Times New Roman"/>
+        </w:rPr>
+        <w:t xml:space="preserve">    private String service;</w:t>
+      </w:r>
+    </w:p>
+    <w:p>
+      <w:pPr>
+        <w:rPr>
+          <w:rFonts w:ascii="Times New Roman" w:hAnsi="Times New Roman" w:cs="Times New Roman"/>
+        </w:rPr>
+      </w:pPr>
+      <w:r>
+        <w:rPr>
+          <w:rFonts w:ascii="Times New Roman" w:hAnsi="Times New Roman" w:cs="Times New Roman"/>
+        </w:rPr>
+        <w:t xml:space="preserve">    private Integer </w:t>
+      </w:r>
+      <w:proofErr w:type="spellStart"/>
+      <w:r>
+        <w:rPr>
+          <w:rFonts w:ascii="Times New Roman" w:hAnsi="Times New Roman" w:cs="Times New Roman"/>
+        </w:rPr>
+        <w:t>statusCode</w:t>
+      </w:r>
+      <w:proofErr w:type="spellEnd"/>
+      <w:r>
+        <w:rPr>
+          <w:rFonts w:ascii="Times New Roman" w:hAnsi="Times New Roman" w:cs="Times New Roman"/>
+        </w:rPr>
+        <w:t>;</w:t>
+      </w:r>
+    </w:p>
+    <w:p>
+      <w:pPr>
+        <w:rPr>
+          <w:rFonts w:ascii="Times New Roman" w:hAnsi="Times New Roman" w:cs="Times New Roman"/>
+        </w:rPr>
+      </w:pPr>
+      <w:r>
+        <w:rPr>
+          <w:rFonts w:ascii="Times New Roman" w:hAnsi="Times New Roman" w:cs="Times New Roman"/>
+        </w:rPr>
+        <w:t xml:space="preserve">    private Integer </w:t>
+      </w:r>
+      <w:proofErr w:type="spellStart"/>
+      <w:r>
+        <w:rPr>
+          <w:rFonts w:ascii="Times New Roman" w:hAnsi="Times New Roman" w:cs="Times New Roman"/>
+        </w:rPr>
+        <w:t>responseTime</w:t>
+      </w:r>
+      <w:proofErr w:type="spellEnd"/>
+      <w:r>
+        <w:rPr>
+          <w:rFonts w:ascii="Times New Roman" w:hAnsi="Times New Roman" w:cs="Times New Roman"/>
+        </w:rPr>
+        <w:t>;</w:t>
+      </w:r>
+    </w:p>
+    <w:p>
+      <w:pPr>
+        <w:rPr>
+          <w:rFonts w:ascii="Times New Roman" w:hAnsi="Times New Roman" w:cs="Times New Roman"/>
+        </w:rPr>
+      </w:pPr>
+      <w:r>
+        <w:rPr>
+          <w:rFonts w:ascii="Times New Roman" w:hAnsi="Times New Roman" w:cs="Times New Roman"/>
+        </w:rPr>
+        <w:t xml:space="preserve">    private String </w:t>
+      </w:r>
+      <w:proofErr w:type="spellStart"/>
+      <w:r>
+        <w:rPr>
+          <w:rFonts w:ascii="Times New Roman" w:hAnsi="Times New Roman" w:cs="Times New Roman"/>
+        </w:rPr>
+        <w:t>ip</w:t>
+      </w:r>
+      <w:proofErr w:type="spellEnd"/>
+      <w:r>
+        <w:rPr>
+          <w:rFonts w:ascii="Times New Roman" w:hAnsi="Times New Roman" w:cs="Times New Roman"/>
+        </w:rPr>
+        <w:t>;</w:t>
+      </w:r>
+    </w:p>
+    <w:p>
+      <w:pPr>
+        <w:rPr>
+          <w:rFonts w:ascii="Times New Roman" w:hAnsi="Times New Roman" w:cs="Times New Roman"/>
+        </w:rPr>
+      </w:pPr>
+      <w:r>
+        <w:rPr>
+          <w:rFonts w:ascii="Times New Roman" w:hAnsi="Times New Roman" w:cs="Times New Roman"/>
+        </w:rPr>
+        <w:t xml:space="preserve">    private String message;</w:t>
+      </w:r>
+    </w:p>
+    <w:p>
+      <w:pPr>
+        <w:rPr>
+          <w:rFonts w:ascii="Times New Roman" w:hAnsi="Times New Roman" w:cs="Times New Roman"/>
+        </w:rPr>
+      </w:pPr>
+      <w:r>
+        <w:rPr>
+          <w:rFonts w:ascii="Times New Roman" w:hAnsi="Times New Roman" w:cs="Times New Roman"/>
+        </w:rPr>
+        <w:t xml:space="preserve">    private </w:t>
+      </w:r>
+      <w:proofErr w:type="spellStart"/>
+      <w:r>
+        <w:rPr>
+          <w:rFonts w:ascii="Times New Roman" w:hAnsi="Times New Roman" w:cs="Times New Roman"/>
+        </w:rPr>
+        <w:t>LocalDateTime</w:t>
+      </w:r>
+      <w:proofErr w:type="spellEnd"/>
+      <w:r>
+        <w:rPr>
+          <w:rFonts w:ascii="Times New Roman" w:hAnsi="Times New Roman" w:cs="Times New Roman"/>
+        </w:rPr>
+        <w:t xml:space="preserve"> timestamp;</w:t>
+      </w:r>
+    </w:p>
+    <w:p>
+      <w:pPr>
+        <w:rPr>
+          <w:rFonts w:ascii="Times New Roman" w:hAnsi="Times New Roman" w:cs="Times New Roman"/>
+        </w:rPr>
+      </w:pPr>
+      <w:r>
+        <w:rPr>
+          <w:rFonts w:ascii="Times New Roman" w:hAnsi="Times New Roman" w:cs="Times New Roman"/>
+        </w:rPr>
+        <w:t>}</w:t>
+      </w:r>
+    </w:p>
+    <w:p>
+      <w:pPr>
+        <w:rPr>
+          <w:rFonts w:ascii="Times New Roman" w:hAnsi="Times New Roman" w:cs="Times New Roman"/>
+        </w:rPr>
+      </w:pPr>
+      <w:r>
+        <w:rPr>
+          <w:rFonts w:ascii="Times New Roman" w:hAnsi="Times New Roman" w:cs="Times New Roman"/>
+        </w:rPr>
+        <w:t>`</w:t>
+      </w:r>
+      <w:proofErr w:type="spellStart"/>
+      <w:proofErr w:type="gramStart"/>
+      <w:r>
+        <w:rPr>
+          <w:rFonts w:ascii="Times New Roman" w:hAnsi="Times New Roman" w:cs="Times New Roman"/>
+        </w:rPr>
+        <w:t>application.properties</w:t>
+      </w:r>
+      <w:proofErr w:type="spellEnd"/>
+      <w:proofErr w:type="gramEnd"/>
+      <w:r>
+        <w:rPr>
+          <w:rFonts w:ascii="Times New Roman" w:hAnsi="Times New Roman" w:cs="Times New Roman"/>
+        </w:rPr>
+        <w:t>`</w:t>
+      </w:r>
+    </w:p>
+    <w:p>
+      <w:pPr>
+        <w:rPr>
+          <w:rFonts w:ascii="Times New Roman" w:hAnsi="Times New Roman" w:cs="Times New Roman"/>
+        </w:rPr>
+      </w:pPr>
+      <w:r>
+        <w:rPr>
+          <w:rFonts w:ascii="Times New Roman" w:hAnsi="Times New Roman" w:cs="Times New Roman"/>
+        </w:rPr>
+        <w:t>spring.datasource.url=</w:t>
+      </w:r>
+      <w:proofErr w:type="spellStart"/>
+      <w:proofErr w:type="gramStart"/>
+      <w:r>
+        <w:rPr>
+          <w:rFonts w:ascii="Times New Roman" w:hAnsi="Times New Roman" w:cs="Times New Roman"/>
+        </w:rPr>
+        <w:t>jdbc:mysql</w:t>
+      </w:r>
+      <w:proofErr w:type="spellEnd"/>
+      <w:r>
+        <w:rPr>
+          <w:rFonts w:ascii="Times New Roman" w:hAnsi="Times New Roman" w:cs="Times New Roman"/>
+        </w:rPr>
+        <w:t>://localhost:3306/</w:t>
+      </w:r>
+      <w:proofErr w:type="spellStart"/>
+      <w:r>
+        <w:rPr>
+          <w:rFonts w:ascii="Times New Roman" w:hAnsi="Times New Roman" w:cs="Times New Roman"/>
+        </w:rPr>
+        <w:t>logguard</w:t>
+      </w:r>
+      <w:proofErr w:type="spellEnd"/>
+      <w:proofErr w:type="gramEnd"/>
+    </w:p>
+    <w:p>
+      <w:pPr>
+        <w:rPr>
+          <w:rFonts w:ascii="Times New Roman" w:hAnsi="Times New Roman" w:cs="Times New Roman"/>
+        </w:rPr>
+      </w:pPr>
+      <w:proofErr w:type="spellStart"/>
+      <w:proofErr w:type="gramStart"/>
+      <w:r>
+        <w:rPr>
+          <w:rFonts w:ascii="Times New Roman" w:hAnsi="Times New Roman" w:cs="Times New Roman"/>
+        </w:rPr>
+        <w:t>spring.datasource</w:t>
+      </w:r>
+      <w:proofErr w:type="gramEnd"/>
+      <w:r>
+        <w:rPr>
+          <w:rFonts w:ascii="Times New Roman" w:hAnsi="Times New Roman" w:cs="Times New Roman"/>
+        </w:rPr>
+        <w:t>.username</w:t>
+      </w:r>
+      <w:proofErr w:type="spellEnd"/>
+      <w:r>
+        <w:rPr>
+          <w:rFonts w:ascii="Times New Roman" w:hAnsi="Times New Roman" w:cs="Times New Roman"/>
+        </w:rPr>
+        <w:t>=root</w:t>
+      </w:r>
+    </w:p>
+    <w:p>
+      <w:pPr>
+        <w:rPr>
+          <w:rFonts w:ascii="Times New Roman" w:hAnsi="Times New Roman" w:cs="Times New Roman"/>
+        </w:rPr>
+      </w:pPr>
+      <w:proofErr w:type="spellStart"/>
+      <w:proofErr w:type="gramStart"/>
+      <w:r>
+        <w:rPr>
+          <w:rFonts w:ascii="Times New Roman" w:hAnsi="Times New Roman" w:cs="Times New Roman"/>
+        </w:rPr>
+        <w:t>spring.datasource</w:t>
+      </w:r>
+      <w:proofErr w:type="gramEnd"/>
+      <w:r>
+        <w:rPr>
+          <w:rFonts w:ascii="Times New Roman" w:hAnsi="Times New Roman" w:cs="Times New Roman"/>
+        </w:rPr>
+        <w:t>.password</w:t>
+      </w:r>
+      <w:proofErr w:type="spellEnd"/>
+      <w:r>
+        <w:rPr>
+          <w:rFonts w:ascii="Times New Roman" w:hAnsi="Times New Roman" w:cs="Times New Roman"/>
+        </w:rPr>
+        <w:t>=root</w:t>
+      </w:r>
+    </w:p>
+    <w:p>
+      <w:pPr>
+        <w:rPr>
+          <w:rFonts w:ascii="Times New Roman" w:hAnsi="Times New Roman" w:cs="Times New Roman"/>
+        </w:rPr>
+      </w:pPr>
+      <w:proofErr w:type="spellStart"/>
+      <w:r>
+        <w:rPr>
+          <w:rFonts w:ascii="Times New Roman" w:hAnsi="Times New Roman" w:cs="Times New Roman"/>
+        </w:rPr>
+        <w:t>spring.jpa.hibernate.ddl</w:t>
+      </w:r>
+      <w:proofErr w:type="spellEnd"/>
+      <w:r>
+        <w:rPr>
+          <w:rFonts w:ascii="Times New Roman" w:hAnsi="Times New Roman" w:cs="Times New Roman"/>
+        </w:rPr>
+        <w:t>-auto=update</w:t>
+      </w:r>
+    </w:p>
+    <w:p>
+      <w:pPr>
+        <w:rPr>
+          <w:rFonts w:ascii="Times New Roman" w:hAnsi="Times New Roman" w:cs="Times New Roman"/>
+        </w:rPr>
+      </w:pPr>
+      <w:r>
+        <w:rPr>
+          <w:rFonts w:ascii="Times New Roman" w:hAnsi="Times New Roman" w:cs="Times New Roman"/>
+        </w:rPr>
+        <w:t>---</w:t>
+      </w:r>
+    </w:p>
+    <w:p>
+      <w:pPr>
+        <w:rPr>
+          <w:rFonts w:ascii="Times New Roman" w:hAnsi="Times New Roman" w:cs="Times New Roman"/>
+        </w:rPr>
+      </w:pPr>
+    </w:p>
+    <w:p>
+      <w:pPr>
+        <w:rPr>
+          <w:rFonts w:ascii="Times New Roman" w:hAnsi="Times New Roman" w:cs="Times New Roman"/>
+        </w:rPr>
+      </w:pPr>
+      <w:r>
+        <w:rPr>
+          <w:rFonts w:ascii="Times New Roman" w:hAnsi="Times New Roman" w:cs="Times New Roman"/>
+        </w:rPr>
+        <w:lastRenderedPageBreak/>
+        <w:t>#### *2. Frontend: `</w:t>
+      </w:r>
+      <w:proofErr w:type="spellStart"/>
+      <w:r>
+        <w:rPr>
+          <w:rFonts w:ascii="Times New Roman" w:hAnsi="Times New Roman" w:cs="Times New Roman"/>
+        </w:rPr>
+        <w:t>Dashboard.jsx</w:t>
+      </w:r>
+      <w:proofErr w:type="spellEnd"/>
+      <w:r>
+        <w:rPr>
+          <w:rFonts w:ascii="Times New Roman" w:hAnsi="Times New Roman" w:cs="Times New Roman"/>
+        </w:rPr>
+        <w:t>` - React*</w:t>
+      </w:r>
+    </w:p>
+    <w:p>
+      <w:pPr>
+        <w:rPr>
+          <w:rFonts w:ascii="Times New Roman" w:hAnsi="Times New Roman" w:cs="Times New Roman"/>
+        </w:rPr>
+      </w:pPr>
+      <w:r>
+        <w:rPr>
+          <w:rFonts w:ascii="Times New Roman" w:hAnsi="Times New Roman" w:cs="Times New Roman"/>
+        </w:rPr>
+        <w:t>Same React code as before, just change API URLs to Spring Boot</w:t>
+      </w:r>
+    </w:p>
+    <w:p>
+      <w:pPr>
+        <w:rPr>
+          <w:rFonts w:ascii="Times New Roman" w:hAnsi="Times New Roman" w:cs="Times New Roman"/>
+        </w:rPr>
+      </w:pPr>
+      <w:r>
+        <w:rPr>
+          <w:rFonts w:ascii="Times New Roman" w:hAnsi="Times New Roman" w:cs="Times New Roman"/>
+        </w:rPr>
+        <w:t xml:space="preserve">import React, </w:t>
+      </w:r>
+      <w:proofErr w:type="gramStart"/>
+      <w:r>
+        <w:rPr>
+          <w:rFonts w:ascii="Times New Roman" w:hAnsi="Times New Roman" w:cs="Times New Roman"/>
+        </w:rPr>
+        <w:t xml:space="preserve">{ </w:t>
+      </w:r>
+      <w:proofErr w:type="spellStart"/>
+      <w:r>
+        <w:rPr>
+          <w:rFonts w:ascii="Times New Roman" w:hAnsi="Times New Roman" w:cs="Times New Roman"/>
+        </w:rPr>
+        <w:t>useEffect</w:t>
+      </w:r>
+      <w:proofErr w:type="spellEnd"/>
+      <w:proofErr w:type="gramEnd"/>
+      <w:r>
+        <w:rPr>
+          <w:rFonts w:ascii="Times New Roman" w:hAnsi="Times New Roman" w:cs="Times New Roman"/>
+        </w:rPr>
+        <w:t xml:space="preserve">, </w:t>
+      </w:r>
+      <w:proofErr w:type="spellStart"/>
+      <w:r>
+        <w:rPr>
+          <w:rFonts w:ascii="Times New Roman" w:hAnsi="Times New Roman" w:cs="Times New Roman"/>
+        </w:rPr>
+        <w:t>useState</w:t>
+      </w:r>
+      <w:proofErr w:type="spellEnd"/>
+      <w:r>
+        <w:rPr>
+          <w:rFonts w:ascii="Times New Roman" w:hAnsi="Times New Roman" w:cs="Times New Roman"/>
+        </w:rPr>
+        <w:t xml:space="preserve">, </w:t>
+      </w:r>
+      <w:proofErr w:type="spellStart"/>
+      <w:proofErr w:type="gramStart"/>
+      <w:r>
+        <w:rPr>
+          <w:rFonts w:ascii="Times New Roman" w:hAnsi="Times New Roman" w:cs="Times New Roman"/>
+        </w:rPr>
+        <w:t>useRef</w:t>
+      </w:r>
+      <w:proofErr w:type="spellEnd"/>
+      <w:r>
+        <w:rPr>
+          <w:rFonts w:ascii="Times New Roman" w:hAnsi="Times New Roman" w:cs="Times New Roman"/>
+        </w:rPr>
+        <w:t xml:space="preserve"> }</w:t>
+      </w:r>
+      <w:proofErr w:type="gramEnd"/>
+      <w:r>
+        <w:rPr>
+          <w:rFonts w:ascii="Times New Roman" w:hAnsi="Times New Roman" w:cs="Times New Roman"/>
+        </w:rPr>
+        <w:t xml:space="preserve"> from "react";</w:t>
+      </w:r>
+    </w:p>
+    <w:p>
+      <w:pPr>
+        <w:rPr>
+          <w:rFonts w:ascii="Times New Roman" w:hAnsi="Times New Roman" w:cs="Times New Roman"/>
+        </w:rPr>
+      </w:pPr>
+      <w:r>
+        <w:rPr>
+          <w:rFonts w:ascii="Times New Roman" w:hAnsi="Times New Roman" w:cs="Times New Roman"/>
+        </w:rPr>
+        <w:t xml:space="preserve">import </w:t>
+      </w:r>
+      <w:proofErr w:type="spellStart"/>
+      <w:r>
+        <w:rPr>
+          <w:rFonts w:ascii="Times New Roman" w:hAnsi="Times New Roman" w:cs="Times New Roman"/>
+        </w:rPr>
+        <w:t>axios</w:t>
+      </w:r>
+      <w:proofErr w:type="spellEnd"/>
+      <w:r>
+        <w:rPr>
+          <w:rFonts w:ascii="Times New Roman" w:hAnsi="Times New Roman" w:cs="Times New Roman"/>
+        </w:rPr>
+        <w:t xml:space="preserve"> from "</w:t>
+      </w:r>
+      <w:proofErr w:type="spellStart"/>
+      <w:r>
+        <w:rPr>
+          <w:rFonts w:ascii="Times New Roman" w:hAnsi="Times New Roman" w:cs="Times New Roman"/>
+        </w:rPr>
+        <w:t>axios</w:t>
+      </w:r>
+      <w:proofErr w:type="spellEnd"/>
+      <w:r>
+        <w:rPr>
+          <w:rFonts w:ascii="Times New Roman" w:hAnsi="Times New Roman" w:cs="Times New Roman"/>
+        </w:rPr>
+        <w:t>";</w:t>
+      </w:r>
+    </w:p>
+    <w:p>
+      <w:pPr>
+        <w:rPr>
+          <w:rFonts w:ascii="Times New Roman" w:hAnsi="Times New Roman" w:cs="Times New Roman"/>
+        </w:rPr>
+      </w:pPr>
+      <w:proofErr w:type="spellStart"/>
+      <w:r>
+        <w:rPr>
+          <w:rFonts w:ascii="Times New Roman" w:hAnsi="Times New Roman" w:cs="Times New Roman"/>
+        </w:rPr>
+        <w:t>const</w:t>
+      </w:r>
+      <w:proofErr w:type="spellEnd"/>
+      <w:r>
+        <w:rPr>
+          <w:rFonts w:ascii="Times New Roman" w:hAnsi="Times New Roman" w:cs="Times New Roman"/>
+        </w:rPr>
+        <w:t xml:space="preserve"> API_URL = "http://localhost:8080/</w:t>
+      </w:r>
+      <w:proofErr w:type="spellStart"/>
+      <w:r>
+        <w:rPr>
+          <w:rFonts w:ascii="Times New Roman" w:hAnsi="Times New Roman" w:cs="Times New Roman"/>
+        </w:rPr>
+        <w:t>api</w:t>
+      </w:r>
+      <w:proofErr w:type="spellEnd"/>
+      <w:r>
+        <w:rPr>
+          <w:rFonts w:ascii="Times New Roman" w:hAnsi="Times New Roman" w:cs="Times New Roman"/>
+        </w:rPr>
+        <w:t>/logs";</w:t>
+      </w:r>
+    </w:p>
+    <w:p>
+      <w:pPr>
+        <w:rPr>
+          <w:rFonts w:ascii="Times New Roman" w:hAnsi="Times New Roman" w:cs="Times New Roman"/>
+        </w:rPr>
+      </w:pPr>
+    </w:p>
+    <w:p>
+      <w:pPr>
+        <w:rPr>
+          <w:rFonts w:ascii="Times New Roman" w:hAnsi="Times New Roman" w:cs="Times New Roman"/>
+        </w:rPr>
+      </w:pPr>
+      <w:r>
+        <w:rPr>
+          <w:rFonts w:ascii="Times New Roman" w:hAnsi="Times New Roman" w:cs="Times New Roman"/>
+        </w:rPr>
+        <w:t xml:space="preserve">function </w:t>
+      </w:r>
+      <w:proofErr w:type="gramStart"/>
+      <w:r>
+        <w:rPr>
+          <w:rFonts w:ascii="Times New Roman" w:hAnsi="Times New Roman" w:cs="Times New Roman"/>
+        </w:rPr>
+        <w:t>Dashboard(</w:t>
+      </w:r>
+      <w:proofErr w:type="gramEnd"/>
+      <w:r>
+        <w:rPr>
+          <w:rFonts w:ascii="Times New Roman" w:hAnsi="Times New Roman" w:cs="Times New Roman"/>
+        </w:rPr>
+        <w:t>) {</w:t>
+      </w:r>
+    </w:p>
+    <w:p>
+      <w:pPr>
+        <w:rPr>
+          <w:rFonts w:ascii="Times New Roman" w:hAnsi="Times New Roman" w:cs="Times New Roman"/>
+        </w:rPr>
+      </w:pPr>
+      <w:r>
+        <w:rPr>
+          <w:rFonts w:ascii="Times New Roman" w:hAnsi="Times New Roman" w:cs="Times New Roman"/>
+        </w:rPr>
+        <w:t xml:space="preserve">  </w:t>
+      </w:r>
+      <w:proofErr w:type="spellStart"/>
+      <w:r>
+        <w:rPr>
+          <w:rFonts w:ascii="Times New Roman" w:hAnsi="Times New Roman" w:cs="Times New Roman"/>
+        </w:rPr>
+        <w:t>const</w:t>
+      </w:r>
+      <w:proofErr w:type="spellEnd"/>
+      <w:r>
+        <w:rPr>
+          <w:rFonts w:ascii="Times New Roman" w:hAnsi="Times New Roman" w:cs="Times New Roman"/>
+        </w:rPr>
+        <w:t xml:space="preserve"> [logs, </w:t>
+      </w:r>
+      <w:proofErr w:type="spellStart"/>
+      <w:r>
+        <w:rPr>
+          <w:rFonts w:ascii="Times New Roman" w:hAnsi="Times New Roman" w:cs="Times New Roman"/>
+        </w:rPr>
+        <w:t>setLogs</w:t>
+      </w:r>
+      <w:proofErr w:type="spellEnd"/>
+      <w:r>
+        <w:rPr>
+          <w:rFonts w:ascii="Times New Roman" w:hAnsi="Times New Roman" w:cs="Times New Roman"/>
+        </w:rPr>
+        <w:t xml:space="preserve">] = </w:t>
+      </w:r>
+      <w:proofErr w:type="spellStart"/>
+      <w:proofErr w:type="gramStart"/>
+      <w:r>
+        <w:rPr>
+          <w:rFonts w:ascii="Times New Roman" w:hAnsi="Times New Roman" w:cs="Times New Roman"/>
+        </w:rPr>
+        <w:t>useState</w:t>
+      </w:r>
+      <w:proofErr w:type="spellEnd"/>
+      <w:r>
+        <w:rPr>
+          <w:rFonts w:ascii="Times New Roman" w:hAnsi="Times New Roman" w:cs="Times New Roman"/>
+        </w:rPr>
+        <w:t>(</w:t>
+      </w:r>
+      <w:proofErr w:type="gramEnd"/>
+      <w:r>
+        <w:rPr>
+          <w:rFonts w:ascii="Times New Roman" w:hAnsi="Times New Roman" w:cs="Times New Roman"/>
+        </w:rPr>
+        <w:t>[]);</w:t>
+      </w:r>
+    </w:p>
+    <w:p>
+      <w:pPr>
+        <w:rPr>
+          <w:rFonts w:ascii="Times New Roman" w:hAnsi="Times New Roman" w:cs="Times New Roman"/>
+        </w:rPr>
+      </w:pPr>
+      <w:r>
+        <w:rPr>
+          <w:rFonts w:ascii="Times New Roman" w:hAnsi="Times New Roman" w:cs="Times New Roman"/>
+        </w:rPr>
+        <w:t xml:space="preserve">  </w:t>
+      </w:r>
+      <w:proofErr w:type="spellStart"/>
+      <w:r>
+        <w:rPr>
+          <w:rFonts w:ascii="Times New Roman" w:hAnsi="Times New Roman" w:cs="Times New Roman"/>
+        </w:rPr>
+        <w:t>const</w:t>
+      </w:r>
+      <w:proofErr w:type="spellEnd"/>
+      <w:r>
+        <w:rPr>
+          <w:rFonts w:ascii="Times New Roman" w:hAnsi="Times New Roman" w:cs="Times New Roman"/>
+        </w:rPr>
+        <w:t xml:space="preserve"> [</w:t>
+      </w:r>
+      <w:proofErr w:type="spellStart"/>
+      <w:r>
+        <w:rPr>
+          <w:rFonts w:ascii="Times New Roman" w:hAnsi="Times New Roman" w:cs="Times New Roman"/>
+        </w:rPr>
+        <w:t>filteredLogs</w:t>
+      </w:r>
+      <w:proofErr w:type="spellEnd"/>
+      <w:r>
+        <w:rPr>
+          <w:rFonts w:ascii="Times New Roman" w:hAnsi="Times New Roman" w:cs="Times New Roman"/>
+        </w:rPr>
+        <w:t xml:space="preserve">, </w:t>
+      </w:r>
+      <w:proofErr w:type="spellStart"/>
+      <w:r>
+        <w:rPr>
+          <w:rFonts w:ascii="Times New Roman" w:hAnsi="Times New Roman" w:cs="Times New Roman"/>
+        </w:rPr>
+        <w:t>setFilteredLogs</w:t>
+      </w:r>
+      <w:proofErr w:type="spellEnd"/>
+      <w:r>
+        <w:rPr>
+          <w:rFonts w:ascii="Times New Roman" w:hAnsi="Times New Roman" w:cs="Times New Roman"/>
+        </w:rPr>
+        <w:t xml:space="preserve">] = </w:t>
+      </w:r>
+      <w:proofErr w:type="spellStart"/>
+      <w:proofErr w:type="gramStart"/>
+      <w:r>
+        <w:rPr>
+          <w:rFonts w:ascii="Times New Roman" w:hAnsi="Times New Roman" w:cs="Times New Roman"/>
+        </w:rPr>
+        <w:t>useState</w:t>
+      </w:r>
+      <w:proofErr w:type="spellEnd"/>
+      <w:r>
+        <w:rPr>
+          <w:rFonts w:ascii="Times New Roman" w:hAnsi="Times New Roman" w:cs="Times New Roman"/>
+        </w:rPr>
+        <w:t>(</w:t>
+      </w:r>
+      <w:proofErr w:type="gramEnd"/>
+      <w:r>
+        <w:rPr>
+          <w:rFonts w:ascii="Times New Roman" w:hAnsi="Times New Roman" w:cs="Times New Roman"/>
+        </w:rPr>
+        <w:t>[]);</w:t>
+      </w:r>
+    </w:p>
+    <w:p>
+      <w:pPr>
+        <w:rPr>
+          <w:rFonts w:ascii="Times New Roman" w:hAnsi="Times New Roman" w:cs="Times New Roman"/>
+        </w:rPr>
+      </w:pPr>
+      <w:r>
+        <w:rPr>
+          <w:rFonts w:ascii="Times New Roman" w:hAnsi="Times New Roman" w:cs="Times New Roman"/>
+        </w:rPr>
+        <w:t xml:space="preserve">  </w:t>
+      </w:r>
+      <w:proofErr w:type="spellStart"/>
+      <w:r>
+        <w:rPr>
+          <w:rFonts w:ascii="Times New Roman" w:hAnsi="Times New Roman" w:cs="Times New Roman"/>
+        </w:rPr>
+        <w:t>const</w:t>
+      </w:r>
+      <w:proofErr w:type="spellEnd"/>
+      <w:r>
+        <w:rPr>
+          <w:rFonts w:ascii="Times New Roman" w:hAnsi="Times New Roman" w:cs="Times New Roman"/>
+        </w:rPr>
+        <w:t xml:space="preserve"> [search, </w:t>
+      </w:r>
+      <w:proofErr w:type="spellStart"/>
+      <w:r>
+        <w:rPr>
+          <w:rFonts w:ascii="Times New Roman" w:hAnsi="Times New Roman" w:cs="Times New Roman"/>
+        </w:rPr>
+        <w:t>setSearch</w:t>
+      </w:r>
+      <w:proofErr w:type="spellEnd"/>
+      <w:r>
+        <w:rPr>
+          <w:rFonts w:ascii="Times New Roman" w:hAnsi="Times New Roman" w:cs="Times New Roman"/>
+        </w:rPr>
+        <w:t xml:space="preserve">] = </w:t>
+      </w:r>
+      <w:proofErr w:type="spellStart"/>
+      <w:proofErr w:type="gramStart"/>
+      <w:r>
+        <w:rPr>
+          <w:rFonts w:ascii="Times New Roman" w:hAnsi="Times New Roman" w:cs="Times New Roman"/>
+        </w:rPr>
+        <w:t>useState</w:t>
+      </w:r>
+      <w:proofErr w:type="spellEnd"/>
+      <w:r>
+        <w:rPr>
+          <w:rFonts w:ascii="Times New Roman" w:hAnsi="Times New Roman" w:cs="Times New Roman"/>
+        </w:rPr>
+        <w:t>(</w:t>
+      </w:r>
+      <w:proofErr w:type="gramEnd"/>
+      <w:r>
+        <w:rPr>
+          <w:rFonts w:ascii="Times New Roman" w:hAnsi="Times New Roman" w:cs="Times New Roman"/>
+        </w:rPr>
+        <w:t>"");</w:t>
+      </w:r>
+    </w:p>
+    <w:p>
+      <w:pPr>
+        <w:rPr>
+          <w:rFonts w:ascii="Times New Roman" w:hAnsi="Times New Roman" w:cs="Times New Roman"/>
+        </w:rPr>
+      </w:pPr>
+      <w:r>
+        <w:rPr>
+          <w:rFonts w:ascii="Times New Roman" w:hAnsi="Times New Roman" w:cs="Times New Roman"/>
+        </w:rPr>
+        <w:t xml:space="preserve">  </w:t>
+      </w:r>
+      <w:proofErr w:type="spellStart"/>
+      <w:r>
+        <w:rPr>
+          <w:rFonts w:ascii="Times New Roman" w:hAnsi="Times New Roman" w:cs="Times New Roman"/>
+        </w:rPr>
+        <w:t>const</w:t>
+      </w:r>
+      <w:proofErr w:type="spellEnd"/>
+      <w:r>
+        <w:rPr>
+          <w:rFonts w:ascii="Times New Roman" w:hAnsi="Times New Roman" w:cs="Times New Roman"/>
+        </w:rPr>
+        <w:t xml:space="preserve"> [</w:t>
+      </w:r>
+      <w:proofErr w:type="spellStart"/>
+      <w:r>
+        <w:rPr>
+          <w:rFonts w:ascii="Times New Roman" w:hAnsi="Times New Roman" w:cs="Times New Roman"/>
+        </w:rPr>
+        <w:t>filterStatus</w:t>
+      </w:r>
+      <w:proofErr w:type="spellEnd"/>
+      <w:r>
+        <w:rPr>
+          <w:rFonts w:ascii="Times New Roman" w:hAnsi="Times New Roman" w:cs="Times New Roman"/>
+        </w:rPr>
+        <w:t xml:space="preserve">, </w:t>
+      </w:r>
+      <w:proofErr w:type="spellStart"/>
+      <w:r>
+        <w:rPr>
+          <w:rFonts w:ascii="Times New Roman" w:hAnsi="Times New Roman" w:cs="Times New Roman"/>
+        </w:rPr>
+        <w:t>setFilterStatus</w:t>
+      </w:r>
+      <w:proofErr w:type="spellEnd"/>
+      <w:r>
+        <w:rPr>
+          <w:rFonts w:ascii="Times New Roman" w:hAnsi="Times New Roman" w:cs="Times New Roman"/>
+        </w:rPr>
+        <w:t xml:space="preserve">] = </w:t>
+      </w:r>
+      <w:proofErr w:type="spellStart"/>
+      <w:r>
+        <w:rPr>
+          <w:rFonts w:ascii="Times New Roman" w:hAnsi="Times New Roman" w:cs="Times New Roman"/>
+        </w:rPr>
+        <w:t>useState</w:t>
+      </w:r>
+      <w:proofErr w:type="spellEnd"/>
+      <w:r>
+        <w:rPr>
+          <w:rFonts w:ascii="Times New Roman" w:hAnsi="Times New Roman" w:cs="Times New Roman"/>
+        </w:rPr>
+        <w:t>("ALL");</w:t>
+      </w:r>
+    </w:p>
+    <w:p>
+      <w:pPr>
+        <w:rPr>
+          <w:rFonts w:ascii="Times New Roman" w:hAnsi="Times New Roman" w:cs="Times New Roman"/>
+        </w:rPr>
+      </w:pPr>
+      <w:r>
+        <w:rPr>
+          <w:rFonts w:ascii="Times New Roman" w:hAnsi="Times New Roman" w:cs="Times New Roman"/>
+        </w:rPr>
+        <w:t xml:space="preserve">  </w:t>
+      </w:r>
+      <w:proofErr w:type="spellStart"/>
+      <w:r>
+        <w:rPr>
+          <w:rFonts w:ascii="Times New Roman" w:hAnsi="Times New Roman" w:cs="Times New Roman"/>
+        </w:rPr>
+        <w:t>const</w:t>
+      </w:r>
+      <w:proofErr w:type="spellEnd"/>
+      <w:r>
+        <w:rPr>
+          <w:rFonts w:ascii="Times New Roman" w:hAnsi="Times New Roman" w:cs="Times New Roman"/>
+        </w:rPr>
+        <w:t xml:space="preserve"> [file, </w:t>
+      </w:r>
+      <w:proofErr w:type="spellStart"/>
+      <w:r>
+        <w:rPr>
+          <w:rFonts w:ascii="Times New Roman" w:hAnsi="Times New Roman" w:cs="Times New Roman"/>
+        </w:rPr>
+        <w:t>setFile</w:t>
+      </w:r>
+      <w:proofErr w:type="spellEnd"/>
+      <w:r>
+        <w:rPr>
+          <w:rFonts w:ascii="Times New Roman" w:hAnsi="Times New Roman" w:cs="Times New Roman"/>
+        </w:rPr>
+        <w:t xml:space="preserve">] = </w:t>
+      </w:r>
+      <w:proofErr w:type="spellStart"/>
+      <w:r>
+        <w:rPr>
+          <w:rFonts w:ascii="Times New Roman" w:hAnsi="Times New Roman" w:cs="Times New Roman"/>
+        </w:rPr>
+        <w:t>useState</w:t>
+      </w:r>
+      <w:proofErr w:type="spellEnd"/>
+      <w:r>
+        <w:rPr>
+          <w:rFonts w:ascii="Times New Roman" w:hAnsi="Times New Roman" w:cs="Times New Roman"/>
+        </w:rPr>
+        <w:t>(null);</w:t>
+      </w:r>
+    </w:p>
+    <w:p>
+      <w:pPr>
+        <w:rPr>
+          <w:rFonts w:ascii="Times New Roman" w:hAnsi="Times New Roman" w:cs="Times New Roman"/>
+        </w:rPr>
+      </w:pPr>
+      <w:r>
+        <w:rPr>
+          <w:rFonts w:ascii="Times New Roman" w:hAnsi="Times New Roman" w:cs="Times New Roman"/>
+        </w:rPr>
+        <w:t xml:space="preserve">  </w:t>
+      </w:r>
+      <w:proofErr w:type="spellStart"/>
+      <w:r>
+        <w:rPr>
+          <w:rFonts w:ascii="Times New Roman" w:hAnsi="Times New Roman" w:cs="Times New Roman"/>
+        </w:rPr>
+        <w:t>const</w:t>
+      </w:r>
+      <w:proofErr w:type="spellEnd"/>
+      <w:r>
+        <w:rPr>
+          <w:rFonts w:ascii="Times New Roman" w:hAnsi="Times New Roman" w:cs="Times New Roman"/>
+        </w:rPr>
+        <w:t xml:space="preserve"> </w:t>
+      </w:r>
+      <w:proofErr w:type="spellStart"/>
+      <w:r>
+        <w:rPr>
+          <w:rFonts w:ascii="Times New Roman" w:hAnsi="Times New Roman" w:cs="Times New Roman"/>
+        </w:rPr>
+        <w:t>tableRef</w:t>
+      </w:r>
+      <w:proofErr w:type="spellEnd"/>
+      <w:r>
+        <w:rPr>
+          <w:rFonts w:ascii="Times New Roman" w:hAnsi="Times New Roman" w:cs="Times New Roman"/>
+        </w:rPr>
+        <w:t xml:space="preserve"> = </w:t>
+      </w:r>
+      <w:proofErr w:type="spellStart"/>
+      <w:r>
+        <w:rPr>
+          <w:rFonts w:ascii="Times New Roman" w:hAnsi="Times New Roman" w:cs="Times New Roman"/>
+        </w:rPr>
+        <w:t>useRef</w:t>
+      </w:r>
+      <w:proofErr w:type="spellEnd"/>
+      <w:r>
+        <w:rPr>
+          <w:rFonts w:ascii="Times New Roman" w:hAnsi="Times New Roman" w:cs="Times New Roman"/>
+        </w:rPr>
+        <w:t>(null);</w:t>
+      </w:r>
+    </w:p>
+    <w:p>
+      <w:pPr>
+        <w:rPr>
+          <w:rFonts w:ascii="Times New Roman" w:hAnsi="Times New Roman" w:cs="Times New Roman"/>
+        </w:rPr>
+      </w:pPr>
+    </w:p>
+    <w:p>
+      <w:pPr>
+        <w:rPr>
+          <w:rFonts w:ascii="Times New Roman" w:hAnsi="Times New Roman" w:cs="Times New Roman"/>
+        </w:rPr>
+      </w:pPr>
+      <w:r>
+        <w:rPr>
+          <w:rFonts w:ascii="Times New Roman" w:hAnsi="Times New Roman" w:cs="Times New Roman"/>
+        </w:rPr>
+        <w:t xml:space="preserve">  </w:t>
+      </w:r>
+      <w:proofErr w:type="spellStart"/>
+      <w:proofErr w:type="gramStart"/>
+      <w:r>
+        <w:rPr>
+          <w:rFonts w:ascii="Times New Roman" w:hAnsi="Times New Roman" w:cs="Times New Roman"/>
+        </w:rPr>
+        <w:t>useEffect</w:t>
+      </w:r>
+      <w:proofErr w:type="spellEnd"/>
+      <w:r>
+        <w:rPr>
+          <w:rFonts w:ascii="Times New Roman" w:hAnsi="Times New Roman" w:cs="Times New Roman"/>
+        </w:rPr>
+        <w:t>(</w:t>
+      </w:r>
+      <w:proofErr w:type="gramEnd"/>
+      <w:r>
+        <w:rPr>
+          <w:rFonts w:ascii="Times New Roman" w:hAnsi="Times New Roman" w:cs="Times New Roman"/>
+        </w:rPr>
+        <w:t xml:space="preserve">() =&gt; </w:t>
+      </w:r>
+      <w:proofErr w:type="gramStart"/>
+      <w:r>
+        <w:rPr>
+          <w:rFonts w:ascii="Times New Roman" w:hAnsi="Times New Roman" w:cs="Times New Roman"/>
+        </w:rPr>
+        <w:t xml:space="preserve">{ </w:t>
+      </w:r>
+      <w:proofErr w:type="spellStart"/>
+      <w:r>
+        <w:rPr>
+          <w:rFonts w:ascii="Times New Roman" w:hAnsi="Times New Roman" w:cs="Times New Roman"/>
+        </w:rPr>
+        <w:t>fetchLogs</w:t>
+      </w:r>
+      <w:proofErr w:type="spellEnd"/>
+      <w:proofErr w:type="gramEnd"/>
+      <w:r>
+        <w:rPr>
+          <w:rFonts w:ascii="Times New Roman" w:hAnsi="Times New Roman" w:cs="Times New Roman"/>
+        </w:rPr>
+        <w:t>()</w:t>
+      </w:r>
+      <w:proofErr w:type="gramStart"/>
+      <w:r>
+        <w:rPr>
+          <w:rFonts w:ascii="Times New Roman" w:hAnsi="Times New Roman" w:cs="Times New Roman"/>
+        </w:rPr>
+        <w:t>; }</w:t>
+      </w:r>
+      <w:proofErr w:type="gramEnd"/>
+      <w:r>
+        <w:rPr>
+          <w:rFonts w:ascii="Times New Roman" w:hAnsi="Times New Roman" w:cs="Times New Roman"/>
+        </w:rPr>
+        <w:t>, []);</w:t>
+      </w:r>
+    </w:p>
+    <w:p>
+      <w:pPr>
+        <w:rPr>
+          <w:rFonts w:ascii="Times New Roman" w:hAnsi="Times New Roman" w:cs="Times New Roman"/>
+        </w:rPr>
+      </w:pPr>
+      <w:r>
+        <w:rPr>
+          <w:rFonts w:ascii="Times New Roman" w:hAnsi="Times New Roman" w:cs="Times New Roman"/>
+        </w:rPr>
+        <w:t xml:space="preserve">  </w:t>
+      </w:r>
+      <w:proofErr w:type="spellStart"/>
+      <w:proofErr w:type="gramStart"/>
+      <w:r>
+        <w:rPr>
+          <w:rFonts w:ascii="Times New Roman" w:hAnsi="Times New Roman" w:cs="Times New Roman"/>
+        </w:rPr>
+        <w:t>useEffect</w:t>
+      </w:r>
+      <w:proofErr w:type="spellEnd"/>
+      <w:r>
+        <w:rPr>
+          <w:rFonts w:ascii="Times New Roman" w:hAnsi="Times New Roman" w:cs="Times New Roman"/>
+        </w:rPr>
+        <w:t>(</w:t>
+      </w:r>
+      <w:proofErr w:type="gramEnd"/>
+      <w:r>
+        <w:rPr>
+          <w:rFonts w:ascii="Times New Roman" w:hAnsi="Times New Roman" w:cs="Times New Roman"/>
+        </w:rPr>
+        <w:t xml:space="preserve">() =&gt; </w:t>
+      </w:r>
+      <w:proofErr w:type="gramStart"/>
+      <w:r>
+        <w:rPr>
+          <w:rFonts w:ascii="Times New Roman" w:hAnsi="Times New Roman" w:cs="Times New Roman"/>
+        </w:rPr>
+        <w:t xml:space="preserve">{ </w:t>
+      </w:r>
+      <w:proofErr w:type="spellStart"/>
+      <w:r>
+        <w:rPr>
+          <w:rFonts w:ascii="Times New Roman" w:hAnsi="Times New Roman" w:cs="Times New Roman"/>
+        </w:rPr>
+        <w:t>applyFilters</w:t>
+      </w:r>
+      <w:proofErr w:type="spellEnd"/>
+      <w:proofErr w:type="gramEnd"/>
+      <w:r>
+        <w:rPr>
+          <w:rFonts w:ascii="Times New Roman" w:hAnsi="Times New Roman" w:cs="Times New Roman"/>
+        </w:rPr>
+        <w:t>()</w:t>
+      </w:r>
+      <w:proofErr w:type="gramStart"/>
+      <w:r>
+        <w:rPr>
+          <w:rFonts w:ascii="Times New Roman" w:hAnsi="Times New Roman" w:cs="Times New Roman"/>
+        </w:rPr>
+        <w:t>; }</w:t>
+      </w:r>
+      <w:proofErr w:type="gramEnd"/>
+      <w:r>
+        <w:rPr>
+          <w:rFonts w:ascii="Times New Roman" w:hAnsi="Times New Roman" w:cs="Times New Roman"/>
+        </w:rPr>
+        <w:t xml:space="preserve">, [logs, search, </w:t>
+      </w:r>
+      <w:proofErr w:type="spellStart"/>
+      <w:r>
+        <w:rPr>
+          <w:rFonts w:ascii="Times New Roman" w:hAnsi="Times New Roman" w:cs="Times New Roman"/>
+        </w:rPr>
+        <w:t>filterStatus</w:t>
+      </w:r>
+      <w:proofErr w:type="spellEnd"/>
+      <w:r>
+        <w:rPr>
+          <w:rFonts w:ascii="Times New Roman" w:hAnsi="Times New Roman" w:cs="Times New Roman"/>
+        </w:rPr>
+        <w:t>]);</w:t>
+      </w:r>
+    </w:p>
+    <w:p>
+      <w:pPr>
+        <w:rPr>
+          <w:rFonts w:ascii="Times New Roman" w:hAnsi="Times New Roman" w:cs="Times New Roman"/>
+        </w:rPr>
+      </w:pPr>
+    </w:p>
+    <w:p>
+      <w:pPr>
+        <w:rPr>
+          <w:rFonts w:ascii="Times New Roman" w:hAnsi="Times New Roman" w:cs="Times New Roman"/>
+        </w:rPr>
+      </w:pPr>
+      <w:r>
+        <w:rPr>
+          <w:rFonts w:ascii="Times New Roman" w:hAnsi="Times New Roman" w:cs="Times New Roman"/>
+        </w:rPr>
+        <w:t xml:space="preserve">  </w:t>
+      </w:r>
+      <w:proofErr w:type="spellStart"/>
+      <w:r>
+        <w:rPr>
+          <w:rFonts w:ascii="Times New Roman" w:hAnsi="Times New Roman" w:cs="Times New Roman"/>
+        </w:rPr>
+        <w:t>const</w:t>
+      </w:r>
+      <w:proofErr w:type="spellEnd"/>
+      <w:r>
+        <w:rPr>
+          <w:rFonts w:ascii="Times New Roman" w:hAnsi="Times New Roman" w:cs="Times New Roman"/>
+        </w:rPr>
+        <w:t xml:space="preserve"> </w:t>
+      </w:r>
+      <w:proofErr w:type="spellStart"/>
+      <w:r>
+        <w:rPr>
+          <w:rFonts w:ascii="Times New Roman" w:hAnsi="Times New Roman" w:cs="Times New Roman"/>
+        </w:rPr>
+        <w:t>fetchLogs</w:t>
+      </w:r>
+      <w:proofErr w:type="spellEnd"/>
+      <w:r>
+        <w:rPr>
+          <w:rFonts w:ascii="Times New Roman" w:hAnsi="Times New Roman" w:cs="Times New Roman"/>
+        </w:rPr>
+        <w:t xml:space="preserve"> = async () =&gt; {</w:t>
+      </w:r>
+    </w:p>
+    <w:p>
+      <w:pPr>
+        <w:rPr>
+          <w:rFonts w:ascii="Times New Roman" w:hAnsi="Times New Roman" w:cs="Times New Roman"/>
+        </w:rPr>
+      </w:pPr>
+      <w:r>
+        <w:rPr>
+          <w:rFonts w:ascii="Times New Roman" w:hAnsi="Times New Roman" w:cs="Times New Roman"/>
+        </w:rPr>
+        <w:t xml:space="preserve">    </w:t>
+      </w:r>
+      <w:proofErr w:type="spellStart"/>
+      <w:r>
+        <w:rPr>
+          <w:rFonts w:ascii="Times New Roman" w:hAnsi="Times New Roman" w:cs="Times New Roman"/>
+        </w:rPr>
+        <w:t>const</w:t>
+      </w:r>
+      <w:proofErr w:type="spellEnd"/>
+      <w:r>
+        <w:rPr>
+          <w:rFonts w:ascii="Times New Roman" w:hAnsi="Times New Roman" w:cs="Times New Roman"/>
+        </w:rPr>
+        <w:t xml:space="preserve"> res = await </w:t>
+      </w:r>
+      <w:proofErr w:type="spellStart"/>
+      <w:proofErr w:type="gramStart"/>
+      <w:r>
+        <w:rPr>
+          <w:rFonts w:ascii="Times New Roman" w:hAnsi="Times New Roman" w:cs="Times New Roman"/>
+        </w:rPr>
+        <w:t>axios.get</w:t>
+      </w:r>
+      <w:proofErr w:type="spellEnd"/>
+      <w:r>
+        <w:rPr>
+          <w:rFonts w:ascii="Times New Roman" w:hAnsi="Times New Roman" w:cs="Times New Roman"/>
+        </w:rPr>
+        <w:t>(</w:t>
+      </w:r>
+      <w:proofErr w:type="gramEnd"/>
+      <w:r>
+        <w:rPr>
+          <w:rFonts w:ascii="Times New Roman" w:hAnsi="Times New Roman" w:cs="Times New Roman"/>
+        </w:rPr>
+        <w:t>API_URL);</w:t>
+      </w:r>
+    </w:p>
+    <w:p>
+      <w:pPr>
+        <w:rPr>
+          <w:rFonts w:ascii="Times New Roman" w:hAnsi="Times New Roman" w:cs="Times New Roman"/>
+        </w:rPr>
+      </w:pPr>
+      <w:r>
+        <w:rPr>
+          <w:rFonts w:ascii="Times New Roman" w:hAnsi="Times New Roman" w:cs="Times New Roman"/>
+        </w:rPr>
+        <w:t xml:space="preserve">    </w:t>
+      </w:r>
+      <w:proofErr w:type="spellStart"/>
+      <w:r>
+        <w:rPr>
+          <w:rFonts w:ascii="Times New Roman" w:hAnsi="Times New Roman" w:cs="Times New Roman"/>
+        </w:rPr>
+        <w:t>setLogs</w:t>
+      </w:r>
+      <w:proofErr w:type="spellEnd"/>
+      <w:r>
+        <w:rPr>
+          <w:rFonts w:ascii="Times New Roman" w:hAnsi="Times New Roman" w:cs="Times New Roman"/>
+        </w:rPr>
+        <w:t>(</w:t>
+      </w:r>
+      <w:proofErr w:type="spellStart"/>
+      <w:r>
+        <w:rPr>
+          <w:rFonts w:ascii="Times New Roman" w:hAnsi="Times New Roman" w:cs="Times New Roman"/>
+        </w:rPr>
+        <w:t>res.data</w:t>
+      </w:r>
+      <w:proofErr w:type="spellEnd"/>
+      <w:r>
+        <w:rPr>
+          <w:rFonts w:ascii="Times New Roman" w:hAnsi="Times New Roman" w:cs="Times New Roman"/>
+        </w:rPr>
+        <w:t>);</w:t>
+      </w:r>
+    </w:p>
+    <w:p>
+      <w:pPr>
+        <w:rPr>
+          <w:rFonts w:ascii="Times New Roman" w:hAnsi="Times New Roman" w:cs="Times New Roman"/>
+        </w:rPr>
+      </w:pPr>
+      <w:r>
+        <w:rPr>
+          <w:rFonts w:ascii="Times New Roman" w:hAnsi="Times New Roman" w:cs="Times New Roman"/>
+        </w:rPr>
+        <w:t xml:space="preserve">  };</w:t>
+      </w:r>
+    </w:p>
+    <w:p>
+      <w:pPr>
+        <w:rPr>
+          <w:rFonts w:ascii="Times New Roman" w:hAnsi="Times New Roman" w:cs="Times New Roman"/>
+        </w:rPr>
+      </w:pPr>
+    </w:p>
+    <w:p>
+      <w:pPr>
+        <w:rPr>
+          <w:rFonts w:ascii="Times New Roman" w:hAnsi="Times New Roman" w:cs="Times New Roman"/>
+        </w:rPr>
+      </w:pPr>
+      <w:r>
+        <w:rPr>
+          <w:rFonts w:ascii="Times New Roman" w:hAnsi="Times New Roman" w:cs="Times New Roman"/>
+        </w:rPr>
+        <w:t xml:space="preserve">  </w:t>
+      </w:r>
+      <w:proofErr w:type="spellStart"/>
+      <w:r>
+        <w:rPr>
+          <w:rFonts w:ascii="Times New Roman" w:hAnsi="Times New Roman" w:cs="Times New Roman"/>
+        </w:rPr>
+        <w:t>const</w:t>
+      </w:r>
+      <w:proofErr w:type="spellEnd"/>
+      <w:r>
+        <w:rPr>
+          <w:rFonts w:ascii="Times New Roman" w:hAnsi="Times New Roman" w:cs="Times New Roman"/>
+        </w:rPr>
+        <w:t xml:space="preserve"> </w:t>
+      </w:r>
+      <w:proofErr w:type="spellStart"/>
+      <w:r>
+        <w:rPr>
+          <w:rFonts w:ascii="Times New Roman" w:hAnsi="Times New Roman" w:cs="Times New Roman"/>
+        </w:rPr>
+        <w:t>applyFilters</w:t>
+      </w:r>
+      <w:proofErr w:type="spellEnd"/>
+      <w:r>
+        <w:rPr>
+          <w:rFonts w:ascii="Times New Roman" w:hAnsi="Times New Roman" w:cs="Times New Roman"/>
+        </w:rPr>
+        <w:t xml:space="preserve"> = () =&gt; {</w:t>
+      </w:r>
+    </w:p>
+    <w:p>
+      <w:pPr>
+        <w:rPr>
+          <w:rFonts w:ascii="Times New Roman" w:hAnsi="Times New Roman" w:cs="Times New Roman"/>
+        </w:rPr>
+      </w:pPr>
+      <w:r>
+        <w:rPr>
+          <w:rFonts w:ascii="Times New Roman" w:hAnsi="Times New Roman" w:cs="Times New Roman"/>
+        </w:rPr>
+        <w:t xml:space="preserve">    let data = [...logs];</w:t>
+      </w:r>
+    </w:p>
+    <w:p>
+      <w:pPr>
+        <w:rPr>
+          <w:rFonts w:ascii="Times New Roman" w:hAnsi="Times New Roman" w:cs="Times New Roman"/>
+        </w:rPr>
+      </w:pPr>
+      <w:r>
+        <w:rPr>
+          <w:rFonts w:ascii="Times New Roman" w:hAnsi="Times New Roman" w:cs="Times New Roman"/>
+        </w:rPr>
+        <w:t xml:space="preserve">    if (</w:t>
+      </w:r>
+      <w:proofErr w:type="spellStart"/>
+      <w:proofErr w:type="gramStart"/>
+      <w:r>
+        <w:rPr>
+          <w:rFonts w:ascii="Times New Roman" w:hAnsi="Times New Roman" w:cs="Times New Roman"/>
+        </w:rPr>
+        <w:t>filterStatus</w:t>
+      </w:r>
+      <w:proofErr w:type="spellEnd"/>
+      <w:r>
+        <w:rPr>
+          <w:rFonts w:ascii="Times New Roman" w:hAnsi="Times New Roman" w:cs="Times New Roman"/>
+        </w:rPr>
+        <w:t>!=</w:t>
+      </w:r>
+      <w:proofErr w:type="gramEnd"/>
+      <w:r>
+        <w:rPr>
+          <w:rFonts w:ascii="Times New Roman" w:hAnsi="Times New Roman" w:cs="Times New Roman"/>
+        </w:rPr>
+        <w:t>= "ALL") {</w:t>
+      </w:r>
+    </w:p>
+    <w:p>
+      <w:pPr>
+        <w:rPr>
+          <w:rFonts w:ascii="Times New Roman" w:hAnsi="Times New Roman" w:cs="Times New Roman"/>
+        </w:rPr>
+      </w:pPr>
+      <w:r>
+        <w:rPr>
+          <w:rFonts w:ascii="Times New Roman" w:hAnsi="Times New Roman" w:cs="Times New Roman"/>
+        </w:rPr>
+        <w:t xml:space="preserve">      data = </w:t>
+      </w:r>
+      <w:proofErr w:type="spellStart"/>
+      <w:proofErr w:type="gramStart"/>
+      <w:r>
+        <w:rPr>
+          <w:rFonts w:ascii="Times New Roman" w:hAnsi="Times New Roman" w:cs="Times New Roman"/>
+        </w:rPr>
+        <w:t>data.filter</w:t>
+      </w:r>
+      <w:proofErr w:type="spellEnd"/>
+      <w:proofErr w:type="gramEnd"/>
+      <w:r>
+        <w:rPr>
+          <w:rFonts w:ascii="Times New Roman" w:hAnsi="Times New Roman" w:cs="Times New Roman"/>
+        </w:rPr>
+        <w:t>(log =&gt;</w:t>
+      </w:r>
+    </w:p>
+    <w:p>
+      <w:pPr>
+        <w:rPr>
+          <w:rFonts w:ascii="Times New Roman" w:hAnsi="Times New Roman" w:cs="Times New Roman"/>
+        </w:rPr>
+      </w:pPr>
+      <w:r>
+        <w:rPr>
+          <w:rFonts w:ascii="Times New Roman" w:hAnsi="Times New Roman" w:cs="Times New Roman"/>
+        </w:rPr>
+        <w:t xml:space="preserve">        </w:t>
+      </w:r>
+      <w:proofErr w:type="spellStart"/>
+      <w:r>
+        <w:rPr>
+          <w:rFonts w:ascii="Times New Roman" w:hAnsi="Times New Roman" w:cs="Times New Roman"/>
+        </w:rPr>
+        <w:t>filterStatus</w:t>
+      </w:r>
+      <w:proofErr w:type="spellEnd"/>
+      <w:r>
+        <w:rPr>
+          <w:rFonts w:ascii="Times New Roman" w:hAnsi="Times New Roman" w:cs="Times New Roman"/>
+        </w:rPr>
+        <w:t xml:space="preserve"> === "ERROR"? </w:t>
+      </w:r>
+      <w:proofErr w:type="spellStart"/>
+      <w:proofErr w:type="gramStart"/>
+      <w:r>
+        <w:rPr>
+          <w:rFonts w:ascii="Times New Roman" w:hAnsi="Times New Roman" w:cs="Times New Roman"/>
+        </w:rPr>
+        <w:t>log.statusCode</w:t>
+      </w:r>
+      <w:proofErr w:type="spellEnd"/>
+      <w:proofErr w:type="gramEnd"/>
+      <w:r>
+        <w:rPr>
+          <w:rFonts w:ascii="Times New Roman" w:hAnsi="Times New Roman" w:cs="Times New Roman"/>
+        </w:rPr>
+        <w:t xml:space="preserve"> &gt;= </w:t>
+      </w:r>
+      <w:proofErr w:type="gramStart"/>
+      <w:r>
+        <w:rPr>
+          <w:rFonts w:ascii="Times New Roman" w:hAnsi="Times New Roman" w:cs="Times New Roman"/>
+        </w:rPr>
+        <w:t>400 :</w:t>
+      </w:r>
+      <w:proofErr w:type="gramEnd"/>
+      <w:r>
+        <w:rPr>
+          <w:rFonts w:ascii="Times New Roman" w:hAnsi="Times New Roman" w:cs="Times New Roman"/>
+        </w:rPr>
+        <w:t xml:space="preserve"> </w:t>
+      </w:r>
+      <w:proofErr w:type="spellStart"/>
+      <w:proofErr w:type="gramStart"/>
+      <w:r>
+        <w:rPr>
+          <w:rFonts w:ascii="Times New Roman" w:hAnsi="Times New Roman" w:cs="Times New Roman"/>
+        </w:rPr>
+        <w:t>log.statusCode</w:t>
+      </w:r>
+      <w:proofErr w:type="spellEnd"/>
+      <w:proofErr w:type="gramEnd"/>
+      <w:r>
+        <w:rPr>
+          <w:rFonts w:ascii="Times New Roman" w:hAnsi="Times New Roman" w:cs="Times New Roman"/>
+        </w:rPr>
+        <w:t xml:space="preserve"> &lt; 400</w:t>
+      </w:r>
+    </w:p>
+    <w:p>
+      <w:pPr>
+        <w:rPr>
+          <w:rFonts w:ascii="Times New Roman" w:hAnsi="Times New Roman" w:cs="Times New Roman"/>
+        </w:rPr>
+      </w:pPr>
+      <w:r>
+        <w:rPr>
+          <w:rFonts w:ascii="Times New Roman" w:hAnsi="Times New Roman" w:cs="Times New Roman"/>
+        </w:rPr>
+        <w:t xml:space="preserve">      );</w:t>
+      </w:r>
+    </w:p>
+    <w:p>
+      <w:pPr>
+        <w:rPr>
+          <w:rFonts w:ascii="Times New Roman" w:hAnsi="Times New Roman" w:cs="Times New Roman"/>
+        </w:rPr>
+      </w:pPr>
+      <w:r>
+        <w:rPr>
+          <w:rFonts w:ascii="Times New Roman" w:hAnsi="Times New Roman" w:cs="Times New Roman"/>
+        </w:rPr>
+        <w:t xml:space="preserve">    }</w:t>
+      </w:r>
+    </w:p>
+    <w:p>
+      <w:pPr>
+        <w:rPr>
+          <w:rFonts w:ascii="Times New Roman" w:hAnsi="Times New Roman" w:cs="Times New Roman"/>
+        </w:rPr>
+      </w:pPr>
+      <w:r>
+        <w:rPr>
+          <w:rFonts w:ascii="Times New Roman" w:hAnsi="Times New Roman" w:cs="Times New Roman"/>
+        </w:rPr>
+        <w:t xml:space="preserve">    if (search) {</w:t>
+      </w:r>
+    </w:p>
+    <w:p>
+      <w:pPr>
+        <w:rPr>
+          <w:rFonts w:ascii="Times New Roman" w:hAnsi="Times New Roman" w:cs="Times New Roman"/>
+        </w:rPr>
+      </w:pPr>
+      <w:r>
+        <w:rPr>
+          <w:rFonts w:ascii="Times New Roman" w:hAnsi="Times New Roman" w:cs="Times New Roman"/>
+        </w:rPr>
+        <w:t xml:space="preserve">      data = </w:t>
+      </w:r>
+      <w:proofErr w:type="spellStart"/>
+      <w:proofErr w:type="gramStart"/>
+      <w:r>
+        <w:rPr>
+          <w:rFonts w:ascii="Times New Roman" w:hAnsi="Times New Roman" w:cs="Times New Roman"/>
+        </w:rPr>
+        <w:t>data.filter</w:t>
+      </w:r>
+      <w:proofErr w:type="spellEnd"/>
+      <w:proofErr w:type="gramEnd"/>
+      <w:r>
+        <w:rPr>
+          <w:rFonts w:ascii="Times New Roman" w:hAnsi="Times New Roman" w:cs="Times New Roman"/>
+        </w:rPr>
+        <w:t>(log =&gt;</w:t>
+      </w:r>
+    </w:p>
+    <w:p>
+      <w:pPr>
+        <w:rPr>
+          <w:rFonts w:ascii="Times New Roman" w:hAnsi="Times New Roman" w:cs="Times New Roman"/>
+        </w:rPr>
+      </w:pPr>
+      <w:r>
+        <w:rPr>
+          <w:rFonts w:ascii="Times New Roman" w:hAnsi="Times New Roman" w:cs="Times New Roman"/>
+        </w:rPr>
+        <w:t xml:space="preserve">        </w:t>
+      </w:r>
+      <w:proofErr w:type="gramStart"/>
+      <w:r>
+        <w:rPr>
+          <w:rFonts w:ascii="Times New Roman" w:hAnsi="Times New Roman" w:cs="Times New Roman"/>
+        </w:rPr>
+        <w:t>log.message?.</w:t>
+      </w:r>
+      <w:proofErr w:type="spellStart"/>
+      <w:proofErr w:type="gramEnd"/>
+      <w:r>
+        <w:rPr>
+          <w:rFonts w:ascii="Times New Roman" w:hAnsi="Times New Roman" w:cs="Times New Roman"/>
+        </w:rPr>
+        <w:t>toLowerCase</w:t>
+      </w:r>
+      <w:proofErr w:type="spellEnd"/>
+      <w:r>
+        <w:rPr>
+          <w:rFonts w:ascii="Times New Roman" w:hAnsi="Times New Roman" w:cs="Times New Roman"/>
+        </w:rPr>
+        <w:t>(</w:t>
+      </w:r>
+      <w:proofErr w:type="gramStart"/>
+      <w:r>
+        <w:rPr>
+          <w:rFonts w:ascii="Times New Roman" w:hAnsi="Times New Roman" w:cs="Times New Roman"/>
+        </w:rPr>
+        <w:t>).includes</w:t>
+      </w:r>
+      <w:proofErr w:type="gramEnd"/>
+      <w:r>
+        <w:rPr>
+          <w:rFonts w:ascii="Times New Roman" w:hAnsi="Times New Roman" w:cs="Times New Roman"/>
+        </w:rPr>
+        <w:t>(</w:t>
+      </w:r>
+      <w:proofErr w:type="spellStart"/>
+      <w:proofErr w:type="gramStart"/>
+      <w:r>
+        <w:rPr>
+          <w:rFonts w:ascii="Times New Roman" w:hAnsi="Times New Roman" w:cs="Times New Roman"/>
+        </w:rPr>
+        <w:t>search.toLowerCase</w:t>
+      </w:r>
+      <w:proofErr w:type="spellEnd"/>
+      <w:proofErr w:type="gramEnd"/>
+      <w:r>
+        <w:rPr>
+          <w:rFonts w:ascii="Times New Roman" w:hAnsi="Times New Roman" w:cs="Times New Roman"/>
+        </w:rPr>
+        <w:t>()) ||</w:t>
+      </w:r>
+    </w:p>
+    <w:p>
+      <w:pPr>
+        <w:rPr>
+          <w:rFonts w:ascii="Times New Roman" w:hAnsi="Times New Roman" w:cs="Times New Roman"/>
+        </w:rPr>
+      </w:pPr>
+      <w:r>
+        <w:rPr>
+          <w:rFonts w:ascii="Times New Roman" w:hAnsi="Times New Roman" w:cs="Times New Roman"/>
+        </w:rPr>
+        <w:lastRenderedPageBreak/>
+        <w:t xml:space="preserve">        </w:t>
+      </w:r>
+      <w:proofErr w:type="gramStart"/>
+      <w:r>
+        <w:rPr>
+          <w:rFonts w:ascii="Times New Roman" w:hAnsi="Times New Roman" w:cs="Times New Roman"/>
+        </w:rPr>
+        <w:t>log.</w:t>
+      </w:r>
+      <w:proofErr w:type="spellStart"/>
+      <w:r>
+        <w:rPr>
+          <w:rFonts w:ascii="Times New Roman" w:hAnsi="Times New Roman" w:cs="Times New Roman"/>
+        </w:rPr>
+        <w:t>ip</w:t>
+      </w:r>
+      <w:proofErr w:type="spellEnd"/>
+      <w:r>
+        <w:rPr>
+          <w:rFonts w:ascii="Times New Roman" w:hAnsi="Times New Roman" w:cs="Times New Roman"/>
+        </w:rPr>
+        <w:t>?.</w:t>
+      </w:r>
+      <w:proofErr w:type="gramEnd"/>
+      <w:r>
+        <w:rPr>
+          <w:rFonts w:ascii="Times New Roman" w:hAnsi="Times New Roman" w:cs="Times New Roman"/>
+        </w:rPr>
+        <w:t>includes(search) ||</w:t>
+      </w:r>
+    </w:p>
+    <w:p>
+      <w:pPr>
+        <w:rPr>
+          <w:rFonts w:ascii="Times New Roman" w:hAnsi="Times New Roman" w:cs="Times New Roman"/>
+        </w:rPr>
+      </w:pPr>
+      <w:r>
+        <w:rPr>
+          <w:rFonts w:ascii="Times New Roman" w:hAnsi="Times New Roman" w:cs="Times New Roman"/>
+        </w:rPr>
+        <w:t xml:space="preserve">        </w:t>
+      </w:r>
+      <w:proofErr w:type="gramStart"/>
+      <w:r>
+        <w:rPr>
+          <w:rFonts w:ascii="Times New Roman" w:hAnsi="Times New Roman" w:cs="Times New Roman"/>
+        </w:rPr>
+        <w:t>log.service?.</w:t>
+      </w:r>
+      <w:proofErr w:type="spellStart"/>
+      <w:proofErr w:type="gramEnd"/>
+      <w:r>
+        <w:rPr>
+          <w:rFonts w:ascii="Times New Roman" w:hAnsi="Times New Roman" w:cs="Times New Roman"/>
+        </w:rPr>
+        <w:t>toLowerCase</w:t>
+      </w:r>
+      <w:proofErr w:type="spellEnd"/>
+      <w:r>
+        <w:rPr>
+          <w:rFonts w:ascii="Times New Roman" w:hAnsi="Times New Roman" w:cs="Times New Roman"/>
+        </w:rPr>
+        <w:t>(</w:t>
+      </w:r>
+      <w:proofErr w:type="gramStart"/>
+      <w:r>
+        <w:rPr>
+          <w:rFonts w:ascii="Times New Roman" w:hAnsi="Times New Roman" w:cs="Times New Roman"/>
+        </w:rPr>
+        <w:t>).includes</w:t>
+      </w:r>
+      <w:proofErr w:type="gramEnd"/>
+      <w:r>
+        <w:rPr>
+          <w:rFonts w:ascii="Times New Roman" w:hAnsi="Times New Roman" w:cs="Times New Roman"/>
+        </w:rPr>
+        <w:t>(</w:t>
+      </w:r>
+      <w:proofErr w:type="spellStart"/>
+      <w:proofErr w:type="gramStart"/>
+      <w:r>
+        <w:rPr>
+          <w:rFonts w:ascii="Times New Roman" w:hAnsi="Times New Roman" w:cs="Times New Roman"/>
+        </w:rPr>
+        <w:t>search.toLowerCase</w:t>
+      </w:r>
+      <w:proofErr w:type="spellEnd"/>
+      <w:proofErr w:type="gramEnd"/>
+      <w:r>
+        <w:rPr>
+          <w:rFonts w:ascii="Times New Roman" w:hAnsi="Times New Roman" w:cs="Times New Roman"/>
+        </w:rPr>
+        <w:t>())</w:t>
+      </w:r>
+    </w:p>
+    <w:p>
+      <w:pPr>
+        <w:rPr>
+          <w:rFonts w:ascii="Times New Roman" w:hAnsi="Times New Roman" w:cs="Times New Roman"/>
+        </w:rPr>
+      </w:pPr>
+      <w:r>
+        <w:rPr>
+          <w:rFonts w:ascii="Times New Roman" w:hAnsi="Times New Roman" w:cs="Times New Roman"/>
+        </w:rPr>
+        <w:t xml:space="preserve">      );</w:t>
+      </w:r>
+    </w:p>
+    <w:p>
+      <w:pPr>
+        <w:rPr>
+          <w:rFonts w:ascii="Times New Roman" w:hAnsi="Times New Roman" w:cs="Times New Roman"/>
+        </w:rPr>
+      </w:pPr>
+      <w:r>
+        <w:rPr>
+          <w:rFonts w:ascii="Times New Roman" w:hAnsi="Times New Roman" w:cs="Times New Roman"/>
+        </w:rPr>
+        <w:t xml:space="preserve">    }</w:t>
+      </w:r>
+    </w:p>
+    <w:p>
+      <w:pPr>
+        <w:rPr>
+          <w:rFonts w:ascii="Times New Roman" w:hAnsi="Times New Roman" w:cs="Times New Roman"/>
+        </w:rPr>
+      </w:pPr>
+      <w:r>
+        <w:rPr>
+          <w:rFonts w:ascii="Times New Roman" w:hAnsi="Times New Roman" w:cs="Times New Roman"/>
+        </w:rPr>
+        <w:t xml:space="preserve">    </w:t>
+      </w:r>
+      <w:proofErr w:type="spellStart"/>
+      <w:r>
+        <w:rPr>
+          <w:rFonts w:ascii="Times New Roman" w:hAnsi="Times New Roman" w:cs="Times New Roman"/>
+        </w:rPr>
+        <w:t>setFilteredLogs</w:t>
+      </w:r>
+      <w:proofErr w:type="spellEnd"/>
+      <w:r>
+        <w:rPr>
+          <w:rFonts w:ascii="Times New Roman" w:hAnsi="Times New Roman" w:cs="Times New Roman"/>
+        </w:rPr>
+        <w:t>(data);</w:t>
+      </w:r>
+    </w:p>
+    <w:p>
+      <w:pPr>
+        <w:rPr>
+          <w:rFonts w:ascii="Times New Roman" w:hAnsi="Times New Roman" w:cs="Times New Roman"/>
+        </w:rPr>
+      </w:pPr>
+    </w:p>
+    <w:p>
+      <w:pPr>
+        <w:rPr>
+          <w:rFonts w:ascii="Times New Roman" w:hAnsi="Times New Roman" w:cs="Times New Roman"/>
+        </w:rPr>
+      </w:pPr>
+      <w:r>
+        <w:rPr>
+          <w:rFonts w:ascii="Times New Roman" w:hAnsi="Times New Roman" w:cs="Times New Roman"/>
+        </w:rPr>
+        <w:t xml:space="preserve">    // AUTO ROOT CAUSE HIGHLIGHT</w:t>
+      </w:r>
+    </w:p>
+    <w:p>
+      <w:pPr>
+        <w:rPr>
+          <w:rFonts w:ascii="Times New Roman" w:hAnsi="Times New Roman" w:cs="Times New Roman"/>
+        </w:rPr>
+      </w:pPr>
+      <w:r>
+        <w:rPr>
+          <w:rFonts w:ascii="Times New Roman" w:hAnsi="Times New Roman" w:cs="Times New Roman"/>
+        </w:rPr>
+        <w:t xml:space="preserve">    </w:t>
+      </w:r>
+      <w:proofErr w:type="spellStart"/>
+      <w:proofErr w:type="gramStart"/>
+      <w:r>
+        <w:rPr>
+          <w:rFonts w:ascii="Times New Roman" w:hAnsi="Times New Roman" w:cs="Times New Roman"/>
+        </w:rPr>
+        <w:t>setTimeout</w:t>
+      </w:r>
+      <w:proofErr w:type="spellEnd"/>
+      <w:r>
+        <w:rPr>
+          <w:rFonts w:ascii="Times New Roman" w:hAnsi="Times New Roman" w:cs="Times New Roman"/>
+        </w:rPr>
+        <w:t>(</w:t>
+      </w:r>
+      <w:proofErr w:type="gramEnd"/>
+      <w:r>
+        <w:rPr>
+          <w:rFonts w:ascii="Times New Roman" w:hAnsi="Times New Roman" w:cs="Times New Roman"/>
+        </w:rPr>
+        <w:t>() =&gt; {</w:t>
+      </w:r>
+    </w:p>
+    <w:p>
+      <w:pPr>
+        <w:rPr>
+          <w:rFonts w:ascii="Times New Roman" w:hAnsi="Times New Roman" w:cs="Times New Roman"/>
+        </w:rPr>
+      </w:pPr>
+      <w:r>
+        <w:rPr>
+          <w:rFonts w:ascii="Times New Roman" w:hAnsi="Times New Roman" w:cs="Times New Roman"/>
+        </w:rPr>
+        <w:t xml:space="preserve">      </w:t>
+      </w:r>
+      <w:proofErr w:type="spellStart"/>
+      <w:proofErr w:type="gramStart"/>
+      <w:r>
+        <w:rPr>
+          <w:rFonts w:ascii="Times New Roman" w:hAnsi="Times New Roman" w:cs="Times New Roman"/>
+        </w:rPr>
+        <w:t>document.querySelectorAll</w:t>
+      </w:r>
+      <w:proofErr w:type="spellEnd"/>
+      <w:proofErr w:type="gramEnd"/>
+      <w:r>
+        <w:rPr>
+          <w:rFonts w:ascii="Times New Roman" w:hAnsi="Times New Roman" w:cs="Times New Roman"/>
+        </w:rPr>
+        <w:t>(</w:t>
+      </w:r>
+      <w:proofErr w:type="gramStart"/>
+      <w:r>
+        <w:rPr>
+          <w:rFonts w:ascii="Times New Roman" w:hAnsi="Times New Roman" w:cs="Times New Roman"/>
+        </w:rPr>
+        <w:t>".root</w:t>
+      </w:r>
+      <w:proofErr w:type="gramEnd"/>
+      <w:r>
+        <w:rPr>
+          <w:rFonts w:ascii="Times New Roman" w:hAnsi="Times New Roman" w:cs="Times New Roman"/>
+        </w:rPr>
+        <w:t>-cause"</w:t>
+      </w:r>
+      <w:proofErr w:type="gramStart"/>
+      <w:r>
+        <w:rPr>
+          <w:rFonts w:ascii="Times New Roman" w:hAnsi="Times New Roman" w:cs="Times New Roman"/>
+        </w:rPr>
+        <w:t>).</w:t>
+      </w:r>
+      <w:proofErr w:type="spellStart"/>
+      <w:r>
+        <w:rPr>
+          <w:rFonts w:ascii="Times New Roman" w:hAnsi="Times New Roman" w:cs="Times New Roman"/>
+        </w:rPr>
+        <w:t>forEach</w:t>
+      </w:r>
+      <w:proofErr w:type="spellEnd"/>
+      <w:proofErr w:type="gramEnd"/>
+      <w:r>
+        <w:rPr>
+          <w:rFonts w:ascii="Times New Roman" w:hAnsi="Times New Roman" w:cs="Times New Roman"/>
+        </w:rPr>
+        <w:t xml:space="preserve">(el =&gt; </w:t>
+      </w:r>
+      <w:proofErr w:type="spellStart"/>
+      <w:proofErr w:type="gramStart"/>
+      <w:r>
+        <w:rPr>
+          <w:rFonts w:ascii="Times New Roman" w:hAnsi="Times New Roman" w:cs="Times New Roman"/>
+        </w:rPr>
+        <w:t>el.classList.remove</w:t>
+      </w:r>
+      <w:proofErr w:type="spellEnd"/>
+      <w:proofErr w:type="gramEnd"/>
+      <w:r>
+        <w:rPr>
+          <w:rFonts w:ascii="Times New Roman" w:hAnsi="Times New Roman" w:cs="Times New Roman"/>
+        </w:rPr>
+        <w:t>("root-cause"));</w:t>
+      </w:r>
+    </w:p>
+    <w:p>
+      <w:pPr>
+        <w:rPr>
+          <w:rFonts w:ascii="Times New Roman" w:hAnsi="Times New Roman" w:cs="Times New Roman"/>
+        </w:rPr>
+      </w:pPr>
+      <w:r>
+        <w:rPr>
+          <w:rFonts w:ascii="Times New Roman" w:hAnsi="Times New Roman" w:cs="Times New Roman"/>
+        </w:rPr>
+        <w:t xml:space="preserve">      </w:t>
+      </w:r>
+      <w:proofErr w:type="spellStart"/>
+      <w:r>
+        <w:rPr>
+          <w:rFonts w:ascii="Times New Roman" w:hAnsi="Times New Roman" w:cs="Times New Roman"/>
+        </w:rPr>
+        <w:t>const</w:t>
+      </w:r>
+      <w:proofErr w:type="spellEnd"/>
+      <w:r>
+        <w:rPr>
+          <w:rFonts w:ascii="Times New Roman" w:hAnsi="Times New Roman" w:cs="Times New Roman"/>
+        </w:rPr>
+        <w:t xml:space="preserve"> </w:t>
+      </w:r>
+      <w:proofErr w:type="spellStart"/>
+      <w:r>
+        <w:rPr>
+          <w:rFonts w:ascii="Times New Roman" w:hAnsi="Times New Roman" w:cs="Times New Roman"/>
+        </w:rPr>
+        <w:t>firstError</w:t>
+      </w:r>
+      <w:proofErr w:type="spellEnd"/>
+      <w:r>
+        <w:rPr>
+          <w:rFonts w:ascii="Times New Roman" w:hAnsi="Times New Roman" w:cs="Times New Roman"/>
+        </w:rPr>
+        <w:t xml:space="preserve"> = tableRef.current</w:t>
+      </w:r>
+      <w:proofErr w:type="gramStart"/>
+      <w:r>
+        <w:rPr>
+          <w:rFonts w:ascii="Times New Roman" w:hAnsi="Times New Roman" w:cs="Times New Roman"/>
+        </w:rPr>
+        <w:t>?.</w:t>
+      </w:r>
+      <w:proofErr w:type="spellStart"/>
+      <w:r>
+        <w:rPr>
+          <w:rFonts w:ascii="Times New Roman" w:hAnsi="Times New Roman" w:cs="Times New Roman"/>
+        </w:rPr>
+        <w:t>querySelector</w:t>
+      </w:r>
+      <w:proofErr w:type="spellEnd"/>
+      <w:proofErr w:type="gramEnd"/>
+      <w:r>
+        <w:rPr>
+          <w:rFonts w:ascii="Times New Roman" w:hAnsi="Times New Roman" w:cs="Times New Roman"/>
+        </w:rPr>
+        <w:t>("</w:t>
+      </w:r>
+      <w:proofErr w:type="spellStart"/>
+      <w:proofErr w:type="gramStart"/>
+      <w:r>
+        <w:rPr>
+          <w:rFonts w:ascii="Times New Roman" w:hAnsi="Times New Roman" w:cs="Times New Roman"/>
+        </w:rPr>
+        <w:t>tr.error</w:t>
+      </w:r>
+      <w:proofErr w:type="spellEnd"/>
+      <w:proofErr w:type="gramEnd"/>
+      <w:r>
+        <w:rPr>
+          <w:rFonts w:ascii="Times New Roman" w:hAnsi="Times New Roman" w:cs="Times New Roman"/>
+        </w:rPr>
+        <w:t>-row");</w:t>
+      </w:r>
+    </w:p>
+    <w:p>
+      <w:pPr>
+        <w:rPr>
+          <w:rFonts w:ascii="Times New Roman" w:hAnsi="Times New Roman" w:cs="Times New Roman"/>
+        </w:rPr>
+      </w:pPr>
+      <w:r>
+        <w:rPr>
+          <w:rFonts w:ascii="Times New Roman" w:hAnsi="Times New Roman" w:cs="Times New Roman"/>
+        </w:rPr>
+        <w:t xml:space="preserve">      if(</w:t>
+      </w:r>
+      <w:proofErr w:type="spellStart"/>
+      <w:r>
+        <w:rPr>
+          <w:rFonts w:ascii="Times New Roman" w:hAnsi="Times New Roman" w:cs="Times New Roman"/>
+        </w:rPr>
+        <w:t>firstError</w:t>
+      </w:r>
+      <w:proofErr w:type="spellEnd"/>
+      <w:r>
+        <w:rPr>
+          <w:rFonts w:ascii="Times New Roman" w:hAnsi="Times New Roman" w:cs="Times New Roman"/>
+        </w:rPr>
+        <w:t>) {</w:t>
+      </w:r>
+    </w:p>
+    <w:p>
+      <w:pPr>
+        <w:rPr>
+          <w:rFonts w:ascii="Times New Roman" w:hAnsi="Times New Roman" w:cs="Times New Roman"/>
+        </w:rPr>
+      </w:pPr>
+      <w:r>
+        <w:rPr>
+          <w:rFonts w:ascii="Times New Roman" w:hAnsi="Times New Roman" w:cs="Times New Roman"/>
+        </w:rPr>
+        <w:t xml:space="preserve">        </w:t>
+      </w:r>
+      <w:proofErr w:type="spellStart"/>
+      <w:r>
+        <w:rPr>
+          <w:rFonts w:ascii="Times New Roman" w:hAnsi="Times New Roman" w:cs="Times New Roman"/>
+        </w:rPr>
+        <w:t>firstError.classList.add</w:t>
+      </w:r>
+      <w:proofErr w:type="spellEnd"/>
+      <w:r>
+        <w:rPr>
+          <w:rFonts w:ascii="Times New Roman" w:hAnsi="Times New Roman" w:cs="Times New Roman"/>
+        </w:rPr>
+        <w:t>("root-cause");</w:t>
+      </w:r>
+    </w:p>
+    <w:p>
+      <w:pPr>
+        <w:rPr>
+          <w:rFonts w:ascii="Times New Roman" w:hAnsi="Times New Roman" w:cs="Times New Roman"/>
+        </w:rPr>
+      </w:pPr>
+      <w:r>
+        <w:rPr>
+          <w:rFonts w:ascii="Times New Roman" w:hAnsi="Times New Roman" w:cs="Times New Roman"/>
+        </w:rPr>
+        <w:t xml:space="preserve">        </w:t>
+      </w:r>
+      <w:proofErr w:type="spellStart"/>
+      <w:r>
+        <w:rPr>
+          <w:rFonts w:ascii="Times New Roman" w:hAnsi="Times New Roman" w:cs="Times New Roman"/>
+        </w:rPr>
+        <w:t>firstError.scrollIntoView</w:t>
+      </w:r>
+      <w:proofErr w:type="spellEnd"/>
+      <w:proofErr w:type="gramStart"/>
+      <w:r>
+        <w:rPr>
+          <w:rFonts w:ascii="Times New Roman" w:hAnsi="Times New Roman" w:cs="Times New Roman"/>
+        </w:rPr>
+        <w:t>({ behavior</w:t>
+      </w:r>
+      <w:proofErr w:type="gramEnd"/>
+      <w:r>
+        <w:rPr>
+          <w:rFonts w:ascii="Times New Roman" w:hAnsi="Times New Roman" w:cs="Times New Roman"/>
+        </w:rPr>
+        <w:t>: "smooth", block: "</w:t>
+      </w:r>
+      <w:proofErr w:type="spellStart"/>
+      <w:r>
+        <w:rPr>
+          <w:rFonts w:ascii="Times New Roman" w:hAnsi="Times New Roman" w:cs="Times New Roman"/>
+        </w:rPr>
+        <w:t>center</w:t>
+      </w:r>
+      <w:proofErr w:type="spellEnd"/>
+      <w:proofErr w:type="gramStart"/>
+      <w:r>
+        <w:rPr>
+          <w:rFonts w:ascii="Times New Roman" w:hAnsi="Times New Roman" w:cs="Times New Roman"/>
+        </w:rPr>
+        <w:t>" }</w:t>
+      </w:r>
+      <w:proofErr w:type="gramEnd"/>
+      <w:r>
+        <w:rPr>
+          <w:rFonts w:ascii="Times New Roman" w:hAnsi="Times New Roman" w:cs="Times New Roman"/>
+        </w:rPr>
+        <w:t>);</w:t>
+      </w:r>
+    </w:p>
+    <w:p>
+      <w:pPr>
+        <w:rPr>
+          <w:rFonts w:ascii="Times New Roman" w:hAnsi="Times New Roman" w:cs="Times New Roman"/>
+        </w:rPr>
+      </w:pPr>
+      <w:r>
+        <w:rPr>
+          <w:rFonts w:ascii="Times New Roman" w:hAnsi="Times New Roman" w:cs="Times New Roman"/>
+        </w:rPr>
+        <w:t xml:space="preserve">      }</w:t>
+      </w:r>
+    </w:p>
+    <w:p>
+      <w:pPr>
+        <w:rPr>
+          <w:rFonts w:ascii="Times New Roman" w:hAnsi="Times New Roman" w:cs="Times New Roman"/>
+        </w:rPr>
+      </w:pPr>
+      <w:r>
+        <w:rPr>
+          <w:rFonts w:ascii="Times New Roman" w:hAnsi="Times New Roman" w:cs="Times New Roman"/>
+        </w:rPr>
+        <w:t xml:space="preserve">    }, 100);</w:t>
+      </w:r>
+    </w:p>
+    <w:p>
+      <w:pPr>
+        <w:rPr>
+          <w:rFonts w:ascii="Times New Roman" w:hAnsi="Times New Roman" w:cs="Times New Roman"/>
+        </w:rPr>
+      </w:pPr>
+      <w:r>
+        <w:rPr>
+          <w:rFonts w:ascii="Times New Roman" w:hAnsi="Times New Roman" w:cs="Times New Roman"/>
+        </w:rPr>
+        <w:t xml:space="preserve">  };</w:t>
+      </w:r>
+    </w:p>
+    <w:p>
+      <w:pPr>
+        <w:rPr>
+          <w:rFonts w:ascii="Times New Roman" w:hAnsi="Times New Roman" w:cs="Times New Roman"/>
+        </w:rPr>
+      </w:pPr>
+    </w:p>
+    <w:p>
+      <w:pPr>
+        <w:rPr>
+          <w:rFonts w:ascii="Times New Roman" w:hAnsi="Times New Roman" w:cs="Times New Roman"/>
+        </w:rPr>
+      </w:pPr>
+      <w:r>
+        <w:rPr>
+          <w:rFonts w:ascii="Times New Roman" w:hAnsi="Times New Roman" w:cs="Times New Roman"/>
+        </w:rPr>
+        <w:t xml:space="preserve">  // EXPORT TO CSV - Blob + </w:t>
+      </w:r>
+      <w:proofErr w:type="spellStart"/>
+      <w:r>
+        <w:rPr>
+          <w:rFonts w:ascii="Times New Roman" w:hAnsi="Times New Roman" w:cs="Times New Roman"/>
+        </w:rPr>
+        <w:t>URL.createObjectURL</w:t>
+      </w:r>
+      <w:proofErr w:type="spellEnd"/>
+    </w:p>
+    <w:p>
+      <w:pPr>
+        <w:rPr>
+          <w:rFonts w:ascii="Times New Roman" w:hAnsi="Times New Roman" w:cs="Times New Roman"/>
+        </w:rPr>
+      </w:pPr>
+      <w:r>
+        <w:rPr>
+          <w:rFonts w:ascii="Times New Roman" w:hAnsi="Times New Roman" w:cs="Times New Roman"/>
+        </w:rPr>
+        <w:t xml:space="preserve">  </w:t>
+      </w:r>
+      <w:proofErr w:type="spellStart"/>
+      <w:r>
+        <w:rPr>
+          <w:rFonts w:ascii="Times New Roman" w:hAnsi="Times New Roman" w:cs="Times New Roman"/>
+        </w:rPr>
+        <w:t>const</w:t>
+      </w:r>
+      <w:proofErr w:type="spellEnd"/>
+      <w:r>
+        <w:rPr>
+          <w:rFonts w:ascii="Times New Roman" w:hAnsi="Times New Roman" w:cs="Times New Roman"/>
+        </w:rPr>
+        <w:t xml:space="preserve"> </w:t>
+      </w:r>
+      <w:proofErr w:type="spellStart"/>
+      <w:r>
+        <w:rPr>
+          <w:rFonts w:ascii="Times New Roman" w:hAnsi="Times New Roman" w:cs="Times New Roman"/>
+        </w:rPr>
+        <w:t>downloadCSV</w:t>
+      </w:r>
+      <w:proofErr w:type="spellEnd"/>
+      <w:r>
+        <w:rPr>
+          <w:rFonts w:ascii="Times New Roman" w:hAnsi="Times New Roman" w:cs="Times New Roman"/>
+        </w:rPr>
+        <w:t xml:space="preserve"> = () =&gt; {</w:t>
+      </w:r>
+    </w:p>
+    <w:p>
+      <w:pPr>
+        <w:rPr>
+          <w:rFonts w:ascii="Times New Roman" w:hAnsi="Times New Roman" w:cs="Times New Roman"/>
+        </w:rPr>
+      </w:pPr>
+      <w:r>
+        <w:rPr>
+          <w:rFonts w:ascii="Times New Roman" w:hAnsi="Times New Roman" w:cs="Times New Roman"/>
+        </w:rPr>
+        <w:t xml:space="preserve">    </w:t>
+      </w:r>
+      <w:proofErr w:type="spellStart"/>
+      <w:r>
+        <w:rPr>
+          <w:rFonts w:ascii="Times New Roman" w:hAnsi="Times New Roman" w:cs="Times New Roman"/>
+        </w:rPr>
+        <w:t>const</w:t>
+      </w:r>
+      <w:proofErr w:type="spellEnd"/>
+      <w:r>
+        <w:rPr>
+          <w:rFonts w:ascii="Times New Roman" w:hAnsi="Times New Roman" w:cs="Times New Roman"/>
+        </w:rPr>
+        <w:t xml:space="preserve"> headers = ["timestamp","service","statusCode","responseTime","ip","message"];</w:t>
+      </w:r>
+    </w:p>
+    <w:p>
+      <w:pPr>
+        <w:rPr>
+          <w:rFonts w:ascii="Times New Roman" w:hAnsi="Times New Roman" w:cs="Times New Roman"/>
+        </w:rPr>
+      </w:pPr>
+      <w:r>
+        <w:rPr>
+          <w:rFonts w:ascii="Times New Roman" w:hAnsi="Times New Roman" w:cs="Times New Roman"/>
+        </w:rPr>
+        <w:t xml:space="preserve">    </w:t>
+      </w:r>
+      <w:proofErr w:type="spellStart"/>
+      <w:r>
+        <w:rPr>
+          <w:rFonts w:ascii="Times New Roman" w:hAnsi="Times New Roman" w:cs="Times New Roman"/>
+        </w:rPr>
+        <w:t>const</w:t>
+      </w:r>
+      <w:proofErr w:type="spellEnd"/>
+      <w:r>
+        <w:rPr>
+          <w:rFonts w:ascii="Times New Roman" w:hAnsi="Times New Roman" w:cs="Times New Roman"/>
+        </w:rPr>
+        <w:t xml:space="preserve"> rows = </w:t>
+      </w:r>
+      <w:proofErr w:type="spellStart"/>
+      <w:proofErr w:type="gramStart"/>
+      <w:r>
+        <w:rPr>
+          <w:rFonts w:ascii="Times New Roman" w:hAnsi="Times New Roman" w:cs="Times New Roman"/>
+        </w:rPr>
+        <w:t>filteredLogs.map</w:t>
+      </w:r>
+      <w:proofErr w:type="spellEnd"/>
+      <w:r>
+        <w:rPr>
+          <w:rFonts w:ascii="Times New Roman" w:hAnsi="Times New Roman" w:cs="Times New Roman"/>
+        </w:rPr>
+        <w:t>(</w:t>
+      </w:r>
+      <w:proofErr w:type="gramEnd"/>
+      <w:r>
+        <w:rPr>
+          <w:rFonts w:ascii="Times New Roman" w:hAnsi="Times New Roman" w:cs="Times New Roman"/>
+        </w:rPr>
+        <w:t>log =&gt;</w:t>
+      </w:r>
+    </w:p>
+    <w:p>
+      <w:pPr>
+        <w:rPr>
+          <w:rFonts w:ascii="Times New Roman" w:hAnsi="Times New Roman" w:cs="Times New Roman"/>
+        </w:rPr>
+      </w:pPr>
+      <w:r>
+        <w:rPr>
+          <w:rFonts w:ascii="Times New Roman" w:hAnsi="Times New Roman" w:cs="Times New Roman"/>
+        </w:rPr>
+        <w:t xml:space="preserve">      [</w:t>
+      </w:r>
+      <w:proofErr w:type="spellStart"/>
+      <w:proofErr w:type="gramStart"/>
+      <w:r>
+        <w:rPr>
+          <w:rFonts w:ascii="Times New Roman" w:hAnsi="Times New Roman" w:cs="Times New Roman"/>
+        </w:rPr>
+        <w:t>log.timestamp</w:t>
+      </w:r>
+      <w:proofErr w:type="spellEnd"/>
+      <w:proofErr w:type="gramEnd"/>
+      <w:r>
+        <w:rPr>
+          <w:rFonts w:ascii="Times New Roman" w:hAnsi="Times New Roman" w:cs="Times New Roman"/>
+        </w:rPr>
+        <w:t xml:space="preserve">, </w:t>
+      </w:r>
+      <w:proofErr w:type="spellStart"/>
+      <w:proofErr w:type="gramStart"/>
+      <w:r>
+        <w:rPr>
+          <w:rFonts w:ascii="Times New Roman" w:hAnsi="Times New Roman" w:cs="Times New Roman"/>
+        </w:rPr>
+        <w:t>log.service</w:t>
+      </w:r>
+      <w:proofErr w:type="spellEnd"/>
+      <w:proofErr w:type="gramEnd"/>
+      <w:r>
+        <w:rPr>
+          <w:rFonts w:ascii="Times New Roman" w:hAnsi="Times New Roman" w:cs="Times New Roman"/>
+        </w:rPr>
+        <w:t xml:space="preserve">, </w:t>
+      </w:r>
+      <w:proofErr w:type="spellStart"/>
+      <w:proofErr w:type="gramStart"/>
+      <w:r>
+        <w:rPr>
+          <w:rFonts w:ascii="Times New Roman" w:hAnsi="Times New Roman" w:cs="Times New Roman"/>
+        </w:rPr>
+        <w:t>log.statusCode</w:t>
+      </w:r>
+      <w:proofErr w:type="spellEnd"/>
+      <w:proofErr w:type="gramEnd"/>
+      <w:r>
+        <w:rPr>
+          <w:rFonts w:ascii="Times New Roman" w:hAnsi="Times New Roman" w:cs="Times New Roman"/>
+        </w:rPr>
+        <w:t xml:space="preserve">, </w:t>
+      </w:r>
+      <w:proofErr w:type="spellStart"/>
+      <w:proofErr w:type="gramStart"/>
+      <w:r>
+        <w:rPr>
+          <w:rFonts w:ascii="Times New Roman" w:hAnsi="Times New Roman" w:cs="Times New Roman"/>
+        </w:rPr>
+        <w:t>log.responseTime</w:t>
+      </w:r>
+      <w:proofErr w:type="spellEnd"/>
+      <w:proofErr w:type="gramEnd"/>
+      <w:r>
+        <w:rPr>
+          <w:rFonts w:ascii="Times New Roman" w:hAnsi="Times New Roman" w:cs="Times New Roman"/>
+        </w:rPr>
+        <w:t xml:space="preserve">, </w:t>
+      </w:r>
+      <w:proofErr w:type="spellStart"/>
+      <w:proofErr w:type="gramStart"/>
+      <w:r>
+        <w:rPr>
+          <w:rFonts w:ascii="Times New Roman" w:hAnsi="Times New Roman" w:cs="Times New Roman"/>
+        </w:rPr>
+        <w:t>log.ip</w:t>
+      </w:r>
+      <w:proofErr w:type="spellEnd"/>
+      <w:proofErr w:type="gramEnd"/>
+      <w:r>
+        <w:rPr>
+          <w:rFonts w:ascii="Times New Roman" w:hAnsi="Times New Roman" w:cs="Times New Roman"/>
+        </w:rPr>
+        <w:t>, `"${</w:t>
+      </w:r>
+      <w:proofErr w:type="spellStart"/>
+      <w:proofErr w:type="gramStart"/>
+      <w:r>
+        <w:rPr>
+          <w:rFonts w:ascii="Times New Roman" w:hAnsi="Times New Roman" w:cs="Times New Roman"/>
+        </w:rPr>
+        <w:t>log.message</w:t>
+      </w:r>
+      <w:proofErr w:type="spellEnd"/>
+      <w:proofErr w:type="gramEnd"/>
+      <w:r>
+        <w:rPr>
+          <w:rFonts w:ascii="Times New Roman" w:hAnsi="Times New Roman" w:cs="Times New Roman"/>
+        </w:rPr>
+        <w:t>}"`</w:t>
+      </w:r>
+      <w:proofErr w:type="gramStart"/>
+      <w:r>
+        <w:rPr>
+          <w:rFonts w:ascii="Times New Roman" w:hAnsi="Times New Roman" w:cs="Times New Roman"/>
+        </w:rPr>
+        <w:t>].join</w:t>
+      </w:r>
+      <w:proofErr w:type="gramEnd"/>
+      <w:r>
+        <w:rPr>
+          <w:rFonts w:ascii="Times New Roman" w:hAnsi="Times New Roman" w:cs="Times New Roman"/>
+        </w:rPr>
+        <w:t>(",")</w:t>
+      </w:r>
+    </w:p>
+    <w:p>
+      <w:pPr>
+        <w:rPr>
+          <w:rFonts w:ascii="Times New Roman" w:hAnsi="Times New Roman" w:cs="Times New Roman"/>
+        </w:rPr>
+      </w:pPr>
+      <w:r>
+        <w:rPr>
+          <w:rFonts w:ascii="Times New Roman" w:hAnsi="Times New Roman" w:cs="Times New Roman"/>
+        </w:rPr>
+        <w:t xml:space="preserve">    );</w:t>
+      </w:r>
+    </w:p>
+    <w:p>
+      <w:pPr>
+        <w:rPr>
+          <w:rFonts w:ascii="Times New Roman" w:hAnsi="Times New Roman" w:cs="Times New Roman"/>
+        </w:rPr>
+      </w:pPr>
+      <w:r>
+        <w:rPr>
+          <w:rFonts w:ascii="Times New Roman" w:hAnsi="Times New Roman" w:cs="Times New Roman"/>
+        </w:rPr>
+        <w:t xml:space="preserve">    </w:t>
+      </w:r>
+      <w:proofErr w:type="spellStart"/>
+      <w:r>
+        <w:rPr>
+          <w:rFonts w:ascii="Times New Roman" w:hAnsi="Times New Roman" w:cs="Times New Roman"/>
+        </w:rPr>
+        <w:t>const</w:t>
+      </w:r>
+      <w:proofErr w:type="spellEnd"/>
+      <w:r>
+        <w:rPr>
+          <w:rFonts w:ascii="Times New Roman" w:hAnsi="Times New Roman" w:cs="Times New Roman"/>
+        </w:rPr>
+        <w:t xml:space="preserve"> </w:t>
+      </w:r>
+      <w:proofErr w:type="spellStart"/>
+      <w:r>
+        <w:rPr>
+          <w:rFonts w:ascii="Times New Roman" w:hAnsi="Times New Roman" w:cs="Times New Roman"/>
+        </w:rPr>
+        <w:t>csvContent</w:t>
+      </w:r>
+      <w:proofErr w:type="spellEnd"/>
+      <w:r>
+        <w:rPr>
+          <w:rFonts w:ascii="Times New Roman" w:hAnsi="Times New Roman" w:cs="Times New Roman"/>
+        </w:rPr>
+        <w:t xml:space="preserve"> = [</w:t>
+      </w:r>
+      <w:proofErr w:type="spellStart"/>
+      <w:proofErr w:type="gramStart"/>
+      <w:r>
+        <w:rPr>
+          <w:rFonts w:ascii="Times New Roman" w:hAnsi="Times New Roman" w:cs="Times New Roman"/>
+        </w:rPr>
+        <w:t>headers.join</w:t>
+      </w:r>
+      <w:proofErr w:type="spellEnd"/>
+      <w:proofErr w:type="gramEnd"/>
+      <w:r>
+        <w:rPr>
+          <w:rFonts w:ascii="Times New Roman" w:hAnsi="Times New Roman" w:cs="Times New Roman"/>
+        </w:rPr>
+        <w:t>(","</w:t>
+      </w:r>
+      <w:proofErr w:type="gramStart"/>
+      <w:r>
+        <w:rPr>
+          <w:rFonts w:ascii="Times New Roman" w:hAnsi="Times New Roman" w:cs="Times New Roman"/>
+        </w:rPr>
+        <w:t>),...</w:t>
+      </w:r>
+      <w:proofErr w:type="gramEnd"/>
+      <w:r>
+        <w:rPr>
+          <w:rFonts w:ascii="Times New Roman" w:hAnsi="Times New Roman" w:cs="Times New Roman"/>
+        </w:rPr>
+        <w:t>rows</w:t>
+      </w:r>
+      <w:proofErr w:type="gramStart"/>
+      <w:r>
+        <w:rPr>
+          <w:rFonts w:ascii="Times New Roman" w:hAnsi="Times New Roman" w:cs="Times New Roman"/>
+        </w:rPr>
+        <w:t>].join</w:t>
+      </w:r>
+      <w:proofErr w:type="gramEnd"/>
+      <w:r>
+        <w:rPr>
+          <w:rFonts w:ascii="Times New Roman" w:hAnsi="Times New Roman" w:cs="Times New Roman"/>
+        </w:rPr>
+        <w:t>("\n");</w:t>
+      </w:r>
+    </w:p>
+    <w:p>
+      <w:pPr>
+        <w:rPr>
+          <w:rFonts w:ascii="Times New Roman" w:hAnsi="Times New Roman" w:cs="Times New Roman"/>
+        </w:rPr>
+      </w:pPr>
+      <w:r>
+        <w:rPr>
+          <w:rFonts w:ascii="Times New Roman" w:hAnsi="Times New Roman" w:cs="Times New Roman"/>
+        </w:rPr>
+        <w:t xml:space="preserve">    </w:t>
+      </w:r>
+      <w:proofErr w:type="spellStart"/>
+      <w:r>
+        <w:rPr>
+          <w:rFonts w:ascii="Times New Roman" w:hAnsi="Times New Roman" w:cs="Times New Roman"/>
+        </w:rPr>
+        <w:t>const</w:t>
+      </w:r>
+      <w:proofErr w:type="spellEnd"/>
+      <w:r>
+        <w:rPr>
+          <w:rFonts w:ascii="Times New Roman" w:hAnsi="Times New Roman" w:cs="Times New Roman"/>
+        </w:rPr>
+        <w:t xml:space="preserve"> blob = new Blob([</w:t>
+      </w:r>
+      <w:proofErr w:type="spellStart"/>
+      <w:r>
+        <w:rPr>
+          <w:rFonts w:ascii="Times New Roman" w:hAnsi="Times New Roman" w:cs="Times New Roman"/>
+        </w:rPr>
+        <w:t>csvContent</w:t>
+      </w:r>
+      <w:proofErr w:type="spellEnd"/>
+      <w:r>
+        <w:rPr>
+          <w:rFonts w:ascii="Times New Roman" w:hAnsi="Times New Roman" w:cs="Times New Roman"/>
+        </w:rPr>
+        <w:t xml:space="preserve">], </w:t>
+      </w:r>
+      <w:proofErr w:type="gramStart"/>
+      <w:r>
+        <w:rPr>
+          <w:rFonts w:ascii="Times New Roman" w:hAnsi="Times New Roman" w:cs="Times New Roman"/>
+        </w:rPr>
+        <w:t>{ type</w:t>
+      </w:r>
+      <w:proofErr w:type="gramEnd"/>
+      <w:r>
+        <w:rPr>
+          <w:rFonts w:ascii="Times New Roman" w:hAnsi="Times New Roman" w:cs="Times New Roman"/>
+        </w:rPr>
+        <w:t>: "text/</w:t>
+      </w:r>
+      <w:proofErr w:type="spellStart"/>
+      <w:proofErr w:type="gramStart"/>
+      <w:r>
+        <w:rPr>
+          <w:rFonts w:ascii="Times New Roman" w:hAnsi="Times New Roman" w:cs="Times New Roman"/>
+        </w:rPr>
+        <w:t>csv;charset</w:t>
+      </w:r>
+      <w:proofErr w:type="spellEnd"/>
+      <w:proofErr w:type="gramEnd"/>
+      <w:r>
+        <w:rPr>
+          <w:rFonts w:ascii="Times New Roman" w:hAnsi="Times New Roman" w:cs="Times New Roman"/>
+        </w:rPr>
+        <w:t>=utf-8;</w:t>
+      </w:r>
+      <w:proofErr w:type="gramStart"/>
+      <w:r>
+        <w:rPr>
+          <w:rFonts w:ascii="Times New Roman" w:hAnsi="Times New Roman" w:cs="Times New Roman"/>
+        </w:rPr>
+        <w:t>" }</w:t>
+      </w:r>
+      <w:proofErr w:type="gramEnd"/>
+      <w:r>
+        <w:rPr>
+          <w:rFonts w:ascii="Times New Roman" w:hAnsi="Times New Roman" w:cs="Times New Roman"/>
+        </w:rPr>
+        <w:t>);</w:t>
+      </w:r>
+    </w:p>
+    <w:p>
+      <w:pPr>
+        <w:rPr>
+          <w:rFonts w:ascii="Times New Roman" w:hAnsi="Times New Roman" w:cs="Times New Roman"/>
+        </w:rPr>
+      </w:pPr>
+      <w:r>
+        <w:rPr>
+          <w:rFonts w:ascii="Times New Roman" w:hAnsi="Times New Roman" w:cs="Times New Roman"/>
+        </w:rPr>
+        <w:t xml:space="preserve">    </w:t>
+      </w:r>
+      <w:proofErr w:type="spellStart"/>
+      <w:r>
+        <w:rPr>
+          <w:rFonts w:ascii="Times New Roman" w:hAnsi="Times New Roman" w:cs="Times New Roman"/>
+        </w:rPr>
+        <w:t>const</w:t>
+      </w:r>
+      <w:proofErr w:type="spellEnd"/>
+      <w:r>
+        <w:rPr>
+          <w:rFonts w:ascii="Times New Roman" w:hAnsi="Times New Roman" w:cs="Times New Roman"/>
+        </w:rPr>
+        <w:t xml:space="preserve"> </w:t>
+      </w:r>
+      <w:proofErr w:type="spellStart"/>
+      <w:r>
+        <w:rPr>
+          <w:rFonts w:ascii="Times New Roman" w:hAnsi="Times New Roman" w:cs="Times New Roman"/>
+        </w:rPr>
+        <w:t>url</w:t>
+      </w:r>
+      <w:proofErr w:type="spellEnd"/>
+      <w:r>
+        <w:rPr>
+          <w:rFonts w:ascii="Times New Roman" w:hAnsi="Times New Roman" w:cs="Times New Roman"/>
+        </w:rPr>
+        <w:t xml:space="preserve"> = </w:t>
+      </w:r>
+      <w:proofErr w:type="spellStart"/>
+      <w:r>
+        <w:rPr>
+          <w:rFonts w:ascii="Times New Roman" w:hAnsi="Times New Roman" w:cs="Times New Roman"/>
+        </w:rPr>
+        <w:t>URL.createObjectURL</w:t>
+      </w:r>
+      <w:proofErr w:type="spellEnd"/>
+      <w:r>
+        <w:rPr>
+          <w:rFonts w:ascii="Times New Roman" w:hAnsi="Times New Roman" w:cs="Times New Roman"/>
+        </w:rPr>
+        <w:t>(blob);</w:t>
+      </w:r>
+    </w:p>
+    <w:p>
+      <w:pPr>
+        <w:rPr>
+          <w:rFonts w:ascii="Times New Roman" w:hAnsi="Times New Roman" w:cs="Times New Roman"/>
+        </w:rPr>
+      </w:pPr>
+      <w:r>
+        <w:rPr>
+          <w:rFonts w:ascii="Times New Roman" w:hAnsi="Times New Roman" w:cs="Times New Roman"/>
+        </w:rPr>
+        <w:t xml:space="preserve">    </w:t>
+      </w:r>
+      <w:proofErr w:type="spellStart"/>
+      <w:r>
+        <w:rPr>
+          <w:rFonts w:ascii="Times New Roman" w:hAnsi="Times New Roman" w:cs="Times New Roman"/>
+        </w:rPr>
+        <w:t>const</w:t>
+      </w:r>
+      <w:proofErr w:type="spellEnd"/>
+      <w:r>
+        <w:rPr>
+          <w:rFonts w:ascii="Times New Roman" w:hAnsi="Times New Roman" w:cs="Times New Roman"/>
+        </w:rPr>
+        <w:t xml:space="preserve"> link = </w:t>
+      </w:r>
+      <w:proofErr w:type="spellStart"/>
+      <w:proofErr w:type="gramStart"/>
+      <w:r>
+        <w:rPr>
+          <w:rFonts w:ascii="Times New Roman" w:hAnsi="Times New Roman" w:cs="Times New Roman"/>
+        </w:rPr>
+        <w:t>document.createElement</w:t>
+      </w:r>
+      <w:proofErr w:type="spellEnd"/>
+      <w:proofErr w:type="gramEnd"/>
+      <w:r>
+        <w:rPr>
+          <w:rFonts w:ascii="Times New Roman" w:hAnsi="Times New Roman" w:cs="Times New Roman"/>
+        </w:rPr>
+        <w:t>("a");</w:t>
+      </w:r>
+    </w:p>
+    <w:p>
+      <w:pPr>
+        <w:rPr>
+          <w:rFonts w:ascii="Times New Roman" w:hAnsi="Times New Roman" w:cs="Times New Roman"/>
+        </w:rPr>
+      </w:pPr>
+      <w:r>
+        <w:rPr>
+          <w:rFonts w:ascii="Times New Roman" w:hAnsi="Times New Roman" w:cs="Times New Roman"/>
+        </w:rPr>
+        <w:t xml:space="preserve">    </w:t>
+      </w:r>
+      <w:proofErr w:type="spellStart"/>
+      <w:proofErr w:type="gramStart"/>
+      <w:r>
+        <w:rPr>
+          <w:rFonts w:ascii="Times New Roman" w:hAnsi="Times New Roman" w:cs="Times New Roman"/>
+        </w:rPr>
+        <w:t>link.setAttribute</w:t>
+      </w:r>
+      <w:proofErr w:type="spellEnd"/>
+      <w:proofErr w:type="gramEnd"/>
+      <w:r>
+        <w:rPr>
+          <w:rFonts w:ascii="Times New Roman" w:hAnsi="Times New Roman" w:cs="Times New Roman"/>
+        </w:rPr>
+        <w:t>("</w:t>
+      </w:r>
+      <w:proofErr w:type="spellStart"/>
+      <w:r>
+        <w:rPr>
+          <w:rFonts w:ascii="Times New Roman" w:hAnsi="Times New Roman" w:cs="Times New Roman"/>
+        </w:rPr>
+        <w:t>href</w:t>
+      </w:r>
+      <w:proofErr w:type="spellEnd"/>
+      <w:r>
+        <w:rPr>
+          <w:rFonts w:ascii="Times New Roman" w:hAnsi="Times New Roman" w:cs="Times New Roman"/>
+        </w:rPr>
+        <w:t xml:space="preserve">", </w:t>
+      </w:r>
+      <w:proofErr w:type="spellStart"/>
+      <w:r>
+        <w:rPr>
+          <w:rFonts w:ascii="Times New Roman" w:hAnsi="Times New Roman" w:cs="Times New Roman"/>
+        </w:rPr>
+        <w:t>url</w:t>
+      </w:r>
+      <w:proofErr w:type="spellEnd"/>
+      <w:r>
+        <w:rPr>
+          <w:rFonts w:ascii="Times New Roman" w:hAnsi="Times New Roman" w:cs="Times New Roman"/>
+        </w:rPr>
+        <w:t>);</w:t>
+      </w:r>
+    </w:p>
+    <w:p>
+      <w:pPr>
+        <w:rPr>
+          <w:rFonts w:ascii="Times New Roman" w:hAnsi="Times New Roman" w:cs="Times New Roman"/>
+        </w:rPr>
+      </w:pPr>
+      <w:r>
+        <w:rPr>
+          <w:rFonts w:ascii="Times New Roman" w:hAnsi="Times New Roman" w:cs="Times New Roman"/>
+        </w:rPr>
+        <w:t xml:space="preserve">    </w:t>
+      </w:r>
+      <w:proofErr w:type="spellStart"/>
+      <w:proofErr w:type="gramStart"/>
+      <w:r>
+        <w:rPr>
+          <w:rFonts w:ascii="Times New Roman" w:hAnsi="Times New Roman" w:cs="Times New Roman"/>
+        </w:rPr>
+        <w:t>link.setAttribute</w:t>
+      </w:r>
+      <w:proofErr w:type="spellEnd"/>
+      <w:proofErr w:type="gramEnd"/>
+      <w:r>
+        <w:rPr>
+          <w:rFonts w:ascii="Times New Roman" w:hAnsi="Times New Roman" w:cs="Times New Roman"/>
+        </w:rPr>
+        <w:t>("download", "filtered_logs.csv");</w:t>
+      </w:r>
+    </w:p>
+    <w:p>
+      <w:pPr>
+        <w:rPr>
+          <w:rFonts w:ascii="Times New Roman" w:hAnsi="Times New Roman" w:cs="Times New Roman"/>
+        </w:rPr>
+      </w:pPr>
+      <w:r>
+        <w:rPr>
+          <w:rFonts w:ascii="Times New Roman" w:hAnsi="Times New Roman" w:cs="Times New Roman"/>
+        </w:rPr>
+        <w:t xml:space="preserve">    </w:t>
+      </w:r>
+      <w:proofErr w:type="spellStart"/>
+      <w:proofErr w:type="gramStart"/>
+      <w:r>
+        <w:rPr>
+          <w:rFonts w:ascii="Times New Roman" w:hAnsi="Times New Roman" w:cs="Times New Roman"/>
+        </w:rPr>
+        <w:t>document.body</w:t>
+      </w:r>
+      <w:proofErr w:type="gramEnd"/>
+      <w:r>
+        <w:rPr>
+          <w:rFonts w:ascii="Times New Roman" w:hAnsi="Times New Roman" w:cs="Times New Roman"/>
+        </w:rPr>
+        <w:t>.appendChild</w:t>
+      </w:r>
+      <w:proofErr w:type="spellEnd"/>
+      <w:r>
+        <w:rPr>
+          <w:rFonts w:ascii="Times New Roman" w:hAnsi="Times New Roman" w:cs="Times New Roman"/>
+        </w:rPr>
+        <w:t>(link);</w:t>
+      </w:r>
+    </w:p>
+    <w:p>
+      <w:pPr>
+        <w:rPr>
+          <w:rFonts w:ascii="Times New Roman" w:hAnsi="Times New Roman" w:cs="Times New Roman"/>
+        </w:rPr>
+      </w:pPr>
+      <w:r>
+        <w:rPr>
+          <w:rFonts w:ascii="Times New Roman" w:hAnsi="Times New Roman" w:cs="Times New Roman"/>
+        </w:rPr>
+        <w:t xml:space="preserve">    </w:t>
+      </w:r>
+      <w:proofErr w:type="spellStart"/>
+      <w:proofErr w:type="gramStart"/>
+      <w:r>
+        <w:rPr>
+          <w:rFonts w:ascii="Times New Roman" w:hAnsi="Times New Roman" w:cs="Times New Roman"/>
+        </w:rPr>
+        <w:t>link.click</w:t>
+      </w:r>
+      <w:proofErr w:type="spellEnd"/>
+      <w:proofErr w:type="gramEnd"/>
+      <w:r>
+        <w:rPr>
+          <w:rFonts w:ascii="Times New Roman" w:hAnsi="Times New Roman" w:cs="Times New Roman"/>
+        </w:rPr>
+        <w:t>();</w:t>
+      </w:r>
+    </w:p>
+    <w:p>
+      <w:pPr>
+        <w:rPr>
+          <w:rFonts w:ascii="Times New Roman" w:hAnsi="Times New Roman" w:cs="Times New Roman"/>
+        </w:rPr>
+      </w:pPr>
+      <w:r>
+        <w:rPr>
+          <w:rFonts w:ascii="Times New Roman" w:hAnsi="Times New Roman" w:cs="Times New Roman"/>
+        </w:rPr>
+        <w:t xml:space="preserve">    </w:t>
+      </w:r>
+      <w:proofErr w:type="spellStart"/>
+      <w:proofErr w:type="gramStart"/>
+      <w:r>
+        <w:rPr>
+          <w:rFonts w:ascii="Times New Roman" w:hAnsi="Times New Roman" w:cs="Times New Roman"/>
+        </w:rPr>
+        <w:t>document.body</w:t>
+      </w:r>
+      <w:proofErr w:type="gramEnd"/>
+      <w:r>
+        <w:rPr>
+          <w:rFonts w:ascii="Times New Roman" w:hAnsi="Times New Roman" w:cs="Times New Roman"/>
+        </w:rPr>
+        <w:t>.removeChild</w:t>
+      </w:r>
+      <w:proofErr w:type="spellEnd"/>
+      <w:r>
+        <w:rPr>
+          <w:rFonts w:ascii="Times New Roman" w:hAnsi="Times New Roman" w:cs="Times New Roman"/>
+        </w:rPr>
+        <w:t>(link);</w:t>
+      </w:r>
+    </w:p>
+    <w:p>
+      <w:pPr>
+        <w:rPr>
+          <w:rFonts w:ascii="Times New Roman" w:hAnsi="Times New Roman" w:cs="Times New Roman"/>
+        </w:rPr>
+      </w:pPr>
+      <w:r>
+        <w:rPr>
+          <w:rFonts w:ascii="Times New Roman" w:hAnsi="Times New Roman" w:cs="Times New Roman"/>
+        </w:rPr>
+        <w:lastRenderedPageBreak/>
+        <w:t xml:space="preserve">  };</w:t>
+      </w:r>
+    </w:p>
+    <w:p>
+      <w:pPr>
+        <w:rPr>
+          <w:rFonts w:ascii="Times New Roman" w:hAnsi="Times New Roman" w:cs="Times New Roman"/>
+        </w:rPr>
+      </w:pPr>
+    </w:p>
+    <w:p>
+      <w:pPr>
+        <w:rPr>
+          <w:rFonts w:ascii="Times New Roman" w:hAnsi="Times New Roman" w:cs="Times New Roman"/>
+        </w:rPr>
+      </w:pPr>
+      <w:r>
+        <w:rPr>
+          <w:rFonts w:ascii="Times New Roman" w:hAnsi="Times New Roman" w:cs="Times New Roman"/>
+        </w:rPr>
+        <w:t xml:space="preserve">  // CLEAR FILTERS</w:t>
+      </w:r>
+    </w:p>
+    <w:p>
+      <w:pPr>
+        <w:rPr>
+          <w:rFonts w:ascii="Times New Roman" w:hAnsi="Times New Roman" w:cs="Times New Roman"/>
+        </w:rPr>
+      </w:pPr>
+      <w:r>
+        <w:rPr>
+          <w:rFonts w:ascii="Times New Roman" w:hAnsi="Times New Roman" w:cs="Times New Roman"/>
+        </w:rPr>
+        <w:t xml:space="preserve">  </w:t>
+      </w:r>
+      <w:proofErr w:type="spellStart"/>
+      <w:r>
+        <w:rPr>
+          <w:rFonts w:ascii="Times New Roman" w:hAnsi="Times New Roman" w:cs="Times New Roman"/>
+        </w:rPr>
+        <w:t>const</w:t>
+      </w:r>
+      <w:proofErr w:type="spellEnd"/>
+      <w:r>
+        <w:rPr>
+          <w:rFonts w:ascii="Times New Roman" w:hAnsi="Times New Roman" w:cs="Times New Roman"/>
+        </w:rPr>
+        <w:t xml:space="preserve"> </w:t>
+      </w:r>
+      <w:proofErr w:type="spellStart"/>
+      <w:r>
+        <w:rPr>
+          <w:rFonts w:ascii="Times New Roman" w:hAnsi="Times New Roman" w:cs="Times New Roman"/>
+        </w:rPr>
+        <w:t>clearFilters</w:t>
+      </w:r>
+      <w:proofErr w:type="spellEnd"/>
+      <w:r>
+        <w:rPr>
+          <w:rFonts w:ascii="Times New Roman" w:hAnsi="Times New Roman" w:cs="Times New Roman"/>
+        </w:rPr>
+        <w:t xml:space="preserve"> = () =&gt; {</w:t>
+      </w:r>
+    </w:p>
+    <w:p>
+      <w:pPr>
+        <w:rPr>
+          <w:rFonts w:ascii="Times New Roman" w:hAnsi="Times New Roman" w:cs="Times New Roman"/>
+        </w:rPr>
+      </w:pPr>
+      <w:r>
+        <w:rPr>
+          <w:rFonts w:ascii="Times New Roman" w:hAnsi="Times New Roman" w:cs="Times New Roman"/>
+        </w:rPr>
+        <w:t xml:space="preserve">    </w:t>
+      </w:r>
+      <w:proofErr w:type="spellStart"/>
+      <w:proofErr w:type="gramStart"/>
+      <w:r>
+        <w:rPr>
+          <w:rFonts w:ascii="Times New Roman" w:hAnsi="Times New Roman" w:cs="Times New Roman"/>
+        </w:rPr>
+        <w:t>setSearch</w:t>
+      </w:r>
+      <w:proofErr w:type="spellEnd"/>
+      <w:r>
+        <w:rPr>
+          <w:rFonts w:ascii="Times New Roman" w:hAnsi="Times New Roman" w:cs="Times New Roman"/>
+        </w:rPr>
+        <w:t>(</w:t>
+      </w:r>
+      <w:proofErr w:type="gramEnd"/>
+      <w:r>
+        <w:rPr>
+          <w:rFonts w:ascii="Times New Roman" w:hAnsi="Times New Roman" w:cs="Times New Roman"/>
+        </w:rPr>
+        <w:t>"");</w:t>
+      </w:r>
+    </w:p>
+    <w:p>
+      <w:pPr>
+        <w:rPr>
+          <w:rFonts w:ascii="Times New Roman" w:hAnsi="Times New Roman" w:cs="Times New Roman"/>
+        </w:rPr>
+      </w:pPr>
+      <w:r>
+        <w:rPr>
+          <w:rFonts w:ascii="Times New Roman" w:hAnsi="Times New Roman" w:cs="Times New Roman"/>
+        </w:rPr>
+        <w:t xml:space="preserve">    </w:t>
+      </w:r>
+      <w:proofErr w:type="spellStart"/>
+      <w:r>
+        <w:rPr>
+          <w:rFonts w:ascii="Times New Roman" w:hAnsi="Times New Roman" w:cs="Times New Roman"/>
+        </w:rPr>
+        <w:t>setFilterStatus</w:t>
+      </w:r>
+      <w:proofErr w:type="spellEnd"/>
+      <w:r>
+        <w:rPr>
+          <w:rFonts w:ascii="Times New Roman" w:hAnsi="Times New Roman" w:cs="Times New Roman"/>
+        </w:rPr>
+        <w:t>("ALL");</w:t>
+      </w:r>
+    </w:p>
+    <w:p>
+      <w:pPr>
+        <w:rPr>
+          <w:rFonts w:ascii="Times New Roman" w:hAnsi="Times New Roman" w:cs="Times New Roman"/>
+        </w:rPr>
+      </w:pPr>
+      <w:r>
+        <w:rPr>
+          <w:rFonts w:ascii="Times New Roman" w:hAnsi="Times New Roman" w:cs="Times New Roman"/>
+        </w:rPr>
+        <w:t xml:space="preserve">  };</w:t>
+      </w:r>
+    </w:p>
+    <w:p>
+      <w:pPr>
+        <w:rPr>
+          <w:rFonts w:ascii="Times New Roman" w:hAnsi="Times New Roman" w:cs="Times New Roman"/>
+        </w:rPr>
+      </w:pPr>
+    </w:p>
+    <w:p>
+      <w:pPr>
+        <w:rPr>
+          <w:rFonts w:ascii="Times New Roman" w:hAnsi="Times New Roman" w:cs="Times New Roman"/>
+        </w:rPr>
+      </w:pPr>
+      <w:r>
+        <w:rPr>
+          <w:rFonts w:ascii="Times New Roman" w:hAnsi="Times New Roman" w:cs="Times New Roman"/>
+        </w:rPr>
+        <w:t xml:space="preserve">  // FILE UPLOAD</w:t>
+      </w:r>
+    </w:p>
+    <w:p>
+      <w:pPr>
+        <w:rPr>
+          <w:rFonts w:ascii="Times New Roman" w:hAnsi="Times New Roman" w:cs="Times New Roman"/>
+        </w:rPr>
+      </w:pPr>
+      <w:r>
+        <w:rPr>
+          <w:rFonts w:ascii="Times New Roman" w:hAnsi="Times New Roman" w:cs="Times New Roman"/>
+        </w:rPr>
+        <w:t xml:space="preserve">  </w:t>
+      </w:r>
+      <w:proofErr w:type="spellStart"/>
+      <w:r>
+        <w:rPr>
+          <w:rFonts w:ascii="Times New Roman" w:hAnsi="Times New Roman" w:cs="Times New Roman"/>
+        </w:rPr>
+        <w:t>const</w:t>
+      </w:r>
+      <w:proofErr w:type="spellEnd"/>
+      <w:r>
+        <w:rPr>
+          <w:rFonts w:ascii="Times New Roman" w:hAnsi="Times New Roman" w:cs="Times New Roman"/>
+        </w:rPr>
+        <w:t xml:space="preserve"> </w:t>
+      </w:r>
+      <w:proofErr w:type="spellStart"/>
+      <w:r>
+        <w:rPr>
+          <w:rFonts w:ascii="Times New Roman" w:hAnsi="Times New Roman" w:cs="Times New Roman"/>
+        </w:rPr>
+        <w:t>handleUpload</w:t>
+      </w:r>
+      <w:proofErr w:type="spellEnd"/>
+      <w:r>
+        <w:rPr>
+          <w:rFonts w:ascii="Times New Roman" w:hAnsi="Times New Roman" w:cs="Times New Roman"/>
+        </w:rPr>
+        <w:t xml:space="preserve"> = async () =&gt; {</w:t>
+      </w:r>
+    </w:p>
+    <w:p>
+      <w:pPr>
+        <w:rPr>
+          <w:rFonts w:ascii="Times New Roman" w:hAnsi="Times New Roman" w:cs="Times New Roman"/>
+        </w:rPr>
+      </w:pPr>
+      <w:r>
+        <w:rPr>
+          <w:rFonts w:ascii="Times New Roman" w:hAnsi="Times New Roman" w:cs="Times New Roman"/>
+        </w:rPr>
+        <w:t xml:space="preserve">    if</w:t>
+      </w:r>
+      <w:proofErr w:type="gramStart"/>
+      <w:r>
+        <w:rPr>
+          <w:rFonts w:ascii="Times New Roman" w:hAnsi="Times New Roman" w:cs="Times New Roman"/>
+        </w:rPr>
+        <w:t>(!file</w:t>
+      </w:r>
+      <w:proofErr w:type="gramEnd"/>
+      <w:r>
+        <w:rPr>
+          <w:rFonts w:ascii="Times New Roman" w:hAnsi="Times New Roman" w:cs="Times New Roman"/>
+        </w:rPr>
+        <w:t xml:space="preserve">) return </w:t>
+      </w:r>
+      <w:proofErr w:type="gramStart"/>
+      <w:r>
+        <w:rPr>
+          <w:rFonts w:ascii="Times New Roman" w:hAnsi="Times New Roman" w:cs="Times New Roman"/>
+        </w:rPr>
+        <w:t>alert(</w:t>
+      </w:r>
+      <w:proofErr w:type="gramEnd"/>
+      <w:r>
+        <w:rPr>
+          <w:rFonts w:ascii="Times New Roman" w:hAnsi="Times New Roman" w:cs="Times New Roman"/>
+        </w:rPr>
+        <w:t>"Select a file first");</w:t>
+      </w:r>
+    </w:p>
+    <w:p>
+      <w:pPr>
+        <w:rPr>
+          <w:rFonts w:ascii="Times New Roman" w:hAnsi="Times New Roman" w:cs="Times New Roman"/>
+        </w:rPr>
+      </w:pPr>
+      <w:r>
+        <w:rPr>
+          <w:rFonts w:ascii="Times New Roman" w:hAnsi="Times New Roman" w:cs="Times New Roman"/>
+        </w:rPr>
+        <w:t xml:space="preserve">    </w:t>
+      </w:r>
+      <w:proofErr w:type="spellStart"/>
+      <w:r>
+        <w:rPr>
+          <w:rFonts w:ascii="Times New Roman" w:hAnsi="Times New Roman" w:cs="Times New Roman"/>
+        </w:rPr>
+        <w:t>const</w:t>
+      </w:r>
+      <w:proofErr w:type="spellEnd"/>
+      <w:r>
+        <w:rPr>
+          <w:rFonts w:ascii="Times New Roman" w:hAnsi="Times New Roman" w:cs="Times New Roman"/>
+        </w:rPr>
+        <w:t xml:space="preserve"> </w:t>
+      </w:r>
+      <w:proofErr w:type="spellStart"/>
+      <w:r>
+        <w:rPr>
+          <w:rFonts w:ascii="Times New Roman" w:hAnsi="Times New Roman" w:cs="Times New Roman"/>
+        </w:rPr>
+        <w:t>formData</w:t>
+      </w:r>
+      <w:proofErr w:type="spellEnd"/>
+      <w:r>
+        <w:rPr>
+          <w:rFonts w:ascii="Times New Roman" w:hAnsi="Times New Roman" w:cs="Times New Roman"/>
+        </w:rPr>
+        <w:t xml:space="preserve"> = new </w:t>
+      </w:r>
+      <w:proofErr w:type="spellStart"/>
+      <w:proofErr w:type="gramStart"/>
+      <w:r>
+        <w:rPr>
+          <w:rFonts w:ascii="Times New Roman" w:hAnsi="Times New Roman" w:cs="Times New Roman"/>
+        </w:rPr>
+        <w:t>FormData</w:t>
+      </w:r>
+      <w:proofErr w:type="spellEnd"/>
+      <w:r>
+        <w:rPr>
+          <w:rFonts w:ascii="Times New Roman" w:hAnsi="Times New Roman" w:cs="Times New Roman"/>
+        </w:rPr>
+        <w:t>(</w:t>
+      </w:r>
+      <w:proofErr w:type="gramEnd"/>
+      <w:r>
+        <w:rPr>
+          <w:rFonts w:ascii="Times New Roman" w:hAnsi="Times New Roman" w:cs="Times New Roman"/>
+        </w:rPr>
+        <w:t>);</w:t>
+      </w:r>
+    </w:p>
+    <w:p>
+      <w:pPr>
+        <w:rPr>
+          <w:rFonts w:ascii="Times New Roman" w:hAnsi="Times New Roman" w:cs="Times New Roman"/>
+        </w:rPr>
+      </w:pPr>
+      <w:r>
+        <w:rPr>
+          <w:rFonts w:ascii="Times New Roman" w:hAnsi="Times New Roman" w:cs="Times New Roman"/>
+        </w:rPr>
+        <w:t xml:space="preserve">    </w:t>
+      </w:r>
+      <w:proofErr w:type="spellStart"/>
+      <w:r>
+        <w:rPr>
+          <w:rFonts w:ascii="Times New Roman" w:hAnsi="Times New Roman" w:cs="Times New Roman"/>
+        </w:rPr>
+        <w:t>formData.append</w:t>
+      </w:r>
+      <w:proofErr w:type="spellEnd"/>
+      <w:r>
+        <w:rPr>
+          <w:rFonts w:ascii="Times New Roman" w:hAnsi="Times New Roman" w:cs="Times New Roman"/>
+        </w:rPr>
+        <w:t>("file", file);</w:t>
+      </w:r>
+    </w:p>
+    <w:p>
+      <w:pPr>
+        <w:rPr>
+          <w:rFonts w:ascii="Times New Roman" w:hAnsi="Times New Roman" w:cs="Times New Roman"/>
+        </w:rPr>
+      </w:pPr>
+      <w:r>
+        <w:rPr>
+          <w:rFonts w:ascii="Times New Roman" w:hAnsi="Times New Roman" w:cs="Times New Roman"/>
+        </w:rPr>
+        <w:t xml:space="preserve">    await </w:t>
+      </w:r>
+      <w:proofErr w:type="spellStart"/>
+      <w:r>
+        <w:rPr>
+          <w:rFonts w:ascii="Times New Roman" w:hAnsi="Times New Roman" w:cs="Times New Roman"/>
+        </w:rPr>
+        <w:t>axios.post</w:t>
+      </w:r>
+      <w:proofErr w:type="spellEnd"/>
+      <w:r>
+        <w:rPr>
+          <w:rFonts w:ascii="Times New Roman" w:hAnsi="Times New Roman" w:cs="Times New Roman"/>
+        </w:rPr>
+        <w:t xml:space="preserve">(`${API_URL}/upload`, </w:t>
+      </w:r>
+      <w:proofErr w:type="spellStart"/>
+      <w:r>
+        <w:rPr>
+          <w:rFonts w:ascii="Times New Roman" w:hAnsi="Times New Roman" w:cs="Times New Roman"/>
+        </w:rPr>
+        <w:t>formData</w:t>
+      </w:r>
+      <w:proofErr w:type="spellEnd"/>
+      <w:r>
+        <w:rPr>
+          <w:rFonts w:ascii="Times New Roman" w:hAnsi="Times New Roman" w:cs="Times New Roman"/>
+        </w:rPr>
+        <w:t>);</w:t>
+      </w:r>
+    </w:p>
+    <w:p>
+      <w:pPr>
+        <w:rPr>
+          <w:rFonts w:ascii="Times New Roman" w:hAnsi="Times New Roman" w:cs="Times New Roman"/>
+        </w:rPr>
+      </w:pPr>
+      <w:r>
+        <w:rPr>
+          <w:rFonts w:ascii="Times New Roman" w:hAnsi="Times New Roman" w:cs="Times New Roman"/>
+        </w:rPr>
+        <w:t xml:space="preserve">    </w:t>
+      </w:r>
+      <w:proofErr w:type="spellStart"/>
+      <w:proofErr w:type="gramStart"/>
+      <w:r>
+        <w:rPr>
+          <w:rFonts w:ascii="Times New Roman" w:hAnsi="Times New Roman" w:cs="Times New Roman"/>
+        </w:rPr>
+        <w:t>fetchLogs</w:t>
+      </w:r>
+      <w:proofErr w:type="spellEnd"/>
+      <w:r>
+        <w:rPr>
+          <w:rFonts w:ascii="Times New Roman" w:hAnsi="Times New Roman" w:cs="Times New Roman"/>
+        </w:rPr>
+        <w:t>(</w:t>
+      </w:r>
+      <w:proofErr w:type="gramEnd"/>
+      <w:r>
+        <w:rPr>
+          <w:rFonts w:ascii="Times New Roman" w:hAnsi="Times New Roman" w:cs="Times New Roman"/>
+        </w:rPr>
+        <w:t>);</w:t>
+      </w:r>
+    </w:p>
+    <w:p>
+      <w:pPr>
+        <w:rPr>
+          <w:rFonts w:ascii="Times New Roman" w:hAnsi="Times New Roman" w:cs="Times New Roman"/>
+        </w:rPr>
+      </w:pPr>
+      <w:r>
+        <w:rPr>
+          <w:rFonts w:ascii="Times New Roman" w:hAnsi="Times New Roman" w:cs="Times New Roman"/>
+        </w:rPr>
+        <w:t xml:space="preserve">    </w:t>
+      </w:r>
+      <w:proofErr w:type="gramStart"/>
+      <w:r>
+        <w:rPr>
+          <w:rFonts w:ascii="Times New Roman" w:hAnsi="Times New Roman" w:cs="Times New Roman"/>
+        </w:rPr>
+        <w:t>alert(</w:t>
+      </w:r>
+      <w:proofErr w:type="gramEnd"/>
+      <w:r>
+        <w:rPr>
+          <w:rFonts w:ascii="Times New Roman" w:hAnsi="Times New Roman" w:cs="Times New Roman"/>
+        </w:rPr>
+        <w:t>"File uploaded successfully");</w:t>
+      </w:r>
+    </w:p>
+    <w:p>
+      <w:pPr>
+        <w:rPr>
+          <w:rFonts w:ascii="Times New Roman" w:hAnsi="Times New Roman" w:cs="Times New Roman"/>
+        </w:rPr>
+      </w:pPr>
+      <w:r>
+        <w:rPr>
+          <w:rFonts w:ascii="Times New Roman" w:hAnsi="Times New Roman" w:cs="Times New Roman"/>
+        </w:rPr>
+        <w:t xml:space="preserve">  };</w:t>
+      </w:r>
+    </w:p>
+    <w:p>
+      <w:pPr>
+        <w:rPr>
+          <w:rFonts w:ascii="Times New Roman" w:hAnsi="Times New Roman" w:cs="Times New Roman"/>
+        </w:rPr>
+      </w:pPr>
+    </w:p>
+    <w:p>
+      <w:pPr>
+        <w:rPr>
+          <w:rFonts w:ascii="Times New Roman" w:hAnsi="Times New Roman" w:cs="Times New Roman"/>
+        </w:rPr>
+      </w:pPr>
+      <w:r>
+        <w:rPr>
+          <w:rFonts w:ascii="Times New Roman" w:hAnsi="Times New Roman" w:cs="Times New Roman"/>
+        </w:rPr>
+        <w:t xml:space="preserve">  return (</w:t>
+      </w:r>
+    </w:p>
+    <w:p>
+      <w:pPr>
+        <w:rPr>
+          <w:rFonts w:ascii="Times New Roman" w:hAnsi="Times New Roman" w:cs="Times New Roman"/>
+        </w:rPr>
+      </w:pPr>
+      <w:r>
+        <w:rPr>
+          <w:rFonts w:ascii="Times New Roman" w:hAnsi="Times New Roman" w:cs="Times New Roman"/>
+        </w:rPr>
+        <w:t xml:space="preserve">    &lt;div style</w:t>
+      </w:r>
+      <w:proofErr w:type="gramStart"/>
+      <w:r>
+        <w:rPr>
+          <w:rFonts w:ascii="Times New Roman" w:hAnsi="Times New Roman" w:cs="Times New Roman"/>
+        </w:rPr>
+        <w:t>={{ padding</w:t>
+      </w:r>
+      <w:proofErr w:type="gramEnd"/>
+      <w:r>
+        <w:rPr>
+          <w:rFonts w:ascii="Times New Roman" w:hAnsi="Times New Roman" w:cs="Times New Roman"/>
+        </w:rPr>
+        <w:t xml:space="preserve">: "20px", </w:t>
+      </w:r>
+      <w:proofErr w:type="spellStart"/>
+      <w:r>
+        <w:rPr>
+          <w:rFonts w:ascii="Times New Roman" w:hAnsi="Times New Roman" w:cs="Times New Roman"/>
+        </w:rPr>
+        <w:t>fontFamily</w:t>
+      </w:r>
+      <w:proofErr w:type="spellEnd"/>
+      <w:r>
+        <w:rPr>
+          <w:rFonts w:ascii="Times New Roman" w:hAnsi="Times New Roman" w:cs="Times New Roman"/>
+        </w:rPr>
+        <w:t>: "Arial</w:t>
+      </w:r>
+      <w:proofErr w:type="gramStart"/>
+      <w:r>
+        <w:rPr>
+          <w:rFonts w:ascii="Times New Roman" w:hAnsi="Times New Roman" w:cs="Times New Roman"/>
+        </w:rPr>
+        <w:t>" }}&gt;</w:t>
+      </w:r>
+      <w:proofErr w:type="gramEnd"/>
+    </w:p>
+    <w:p>
+      <w:pPr>
+        <w:rPr>
+          <w:rFonts w:ascii="Times New Roman" w:hAnsi="Times New Roman" w:cs="Times New Roman"/>
+        </w:rPr>
+      </w:pPr>
+      <w:r>
+        <w:rPr>
+          <w:rFonts w:ascii="Times New Roman" w:hAnsi="Times New Roman" w:cs="Times New Roman"/>
+        </w:rPr>
+        <w:t xml:space="preserve">      &lt;h1&gt;LogGuard AI - Java Full Stack Dashboard&lt;/h1&gt;</w:t>
+      </w:r>
+    </w:p>
+    <w:p>
+      <w:pPr>
+        <w:rPr>
+          <w:rFonts w:ascii="Times New Roman" w:hAnsi="Times New Roman" w:cs="Times New Roman"/>
+        </w:rPr>
+      </w:pPr>
+      <w:r>
+        <w:rPr>
+          <w:rFonts w:ascii="Times New Roman" w:hAnsi="Times New Roman" w:cs="Times New Roman"/>
+        </w:rPr>
+        <w:t xml:space="preserve">      &lt;div style</w:t>
+      </w:r>
+      <w:proofErr w:type="gramStart"/>
+      <w:r>
+        <w:rPr>
+          <w:rFonts w:ascii="Times New Roman" w:hAnsi="Times New Roman" w:cs="Times New Roman"/>
+        </w:rPr>
+        <w:t xml:space="preserve">={{ </w:t>
+      </w:r>
+      <w:proofErr w:type="spellStart"/>
+      <w:r>
+        <w:rPr>
+          <w:rFonts w:ascii="Times New Roman" w:hAnsi="Times New Roman" w:cs="Times New Roman"/>
+        </w:rPr>
+        <w:t>marginBottom</w:t>
+      </w:r>
+      <w:proofErr w:type="spellEnd"/>
+      <w:proofErr w:type="gramEnd"/>
+      <w:r>
+        <w:rPr>
+          <w:rFonts w:ascii="Times New Roman" w:hAnsi="Times New Roman" w:cs="Times New Roman"/>
+        </w:rPr>
+        <w:t xml:space="preserve">: "15px", display: "flex", gap: "10px", </w:t>
+      </w:r>
+      <w:proofErr w:type="spellStart"/>
+      <w:r>
+        <w:rPr>
+          <w:rFonts w:ascii="Times New Roman" w:hAnsi="Times New Roman" w:cs="Times New Roman"/>
+        </w:rPr>
+        <w:t>flexWrap</w:t>
+      </w:r>
+      <w:proofErr w:type="spellEnd"/>
+      <w:r>
+        <w:rPr>
+          <w:rFonts w:ascii="Times New Roman" w:hAnsi="Times New Roman" w:cs="Times New Roman"/>
+        </w:rPr>
+        <w:t>: "wrap</w:t>
+      </w:r>
+      <w:proofErr w:type="gramStart"/>
+      <w:r>
+        <w:rPr>
+          <w:rFonts w:ascii="Times New Roman" w:hAnsi="Times New Roman" w:cs="Times New Roman"/>
+        </w:rPr>
+        <w:t>" }}&gt;</w:t>
+      </w:r>
+      <w:proofErr w:type="gramEnd"/>
+    </w:p>
+    <w:p>
+      <w:pPr>
+        <w:rPr>
+          <w:rFonts w:ascii="Times New Roman" w:hAnsi="Times New Roman" w:cs="Times New Roman"/>
+        </w:rPr>
+      </w:pPr>
+      <w:r>
+        <w:rPr>
+          <w:rFonts w:ascii="Times New Roman" w:hAnsi="Times New Roman" w:cs="Times New Roman"/>
+        </w:rPr>
+        <w:t xml:space="preserve">        &lt;input type="file" </w:t>
+      </w:r>
+      <w:proofErr w:type="gramStart"/>
+      <w:r>
+        <w:rPr>
+          <w:rFonts w:ascii="Times New Roman" w:hAnsi="Times New Roman" w:cs="Times New Roman"/>
+        </w:rPr>
+        <w:t>accept</w:t>
+      </w:r>
+      <w:proofErr w:type="gramEnd"/>
+      <w:r>
+        <w:rPr>
+          <w:rFonts w:ascii="Times New Roman" w:hAnsi="Times New Roman" w:cs="Times New Roman"/>
+        </w:rPr>
+        <w:t xml:space="preserve">=".csv" </w:t>
+      </w:r>
+      <w:proofErr w:type="spellStart"/>
+      <w:r>
+        <w:rPr>
+          <w:rFonts w:ascii="Times New Roman" w:hAnsi="Times New Roman" w:cs="Times New Roman"/>
+        </w:rPr>
+        <w:t>onChange</w:t>
+      </w:r>
+      <w:proofErr w:type="spellEnd"/>
+      <w:r>
+        <w:rPr>
+          <w:rFonts w:ascii="Times New Roman" w:hAnsi="Times New Roman" w:cs="Times New Roman"/>
+        </w:rPr>
+        <w:t xml:space="preserve">={(e) =&gt; </w:t>
+      </w:r>
+      <w:proofErr w:type="spellStart"/>
+      <w:r>
+        <w:rPr>
+          <w:rFonts w:ascii="Times New Roman" w:hAnsi="Times New Roman" w:cs="Times New Roman"/>
+        </w:rPr>
+        <w:t>setFile</w:t>
+      </w:r>
+      <w:proofErr w:type="spellEnd"/>
+      <w:r>
+        <w:rPr>
+          <w:rFonts w:ascii="Times New Roman" w:hAnsi="Times New Roman" w:cs="Times New Roman"/>
+        </w:rPr>
+        <w:t>(</w:t>
+      </w:r>
+      <w:proofErr w:type="spellStart"/>
+      <w:proofErr w:type="gramStart"/>
+      <w:r>
+        <w:rPr>
+          <w:rFonts w:ascii="Times New Roman" w:hAnsi="Times New Roman" w:cs="Times New Roman"/>
+        </w:rPr>
+        <w:t>e.target</w:t>
+      </w:r>
+      <w:proofErr w:type="gramEnd"/>
+      <w:r>
+        <w:rPr>
+          <w:rFonts w:ascii="Times New Roman" w:hAnsi="Times New Roman" w:cs="Times New Roman"/>
+        </w:rPr>
+        <w:t>.</w:t>
+      </w:r>
+      <w:proofErr w:type="gramStart"/>
+      <w:r>
+        <w:rPr>
+          <w:rFonts w:ascii="Times New Roman" w:hAnsi="Times New Roman" w:cs="Times New Roman"/>
+        </w:rPr>
+        <w:t>files</w:t>
+      </w:r>
+      <w:proofErr w:type="spellEnd"/>
+      <w:r>
+        <w:rPr>
+          <w:rFonts w:ascii="Times New Roman" w:hAnsi="Times New Roman" w:cs="Times New Roman"/>
+        </w:rPr>
+        <w:t>[</w:t>
+      </w:r>
+      <w:proofErr w:type="gramEnd"/>
+      <w:r>
+        <w:rPr>
+          <w:rFonts w:ascii="Times New Roman" w:hAnsi="Times New Roman" w:cs="Times New Roman"/>
+        </w:rPr>
+        <w:t>0])} /&gt;</w:t>
+      </w:r>
+    </w:p>
+    <w:p>
+      <w:pPr>
+        <w:rPr>
+          <w:rFonts w:ascii="Times New Roman" w:hAnsi="Times New Roman" w:cs="Times New Roman"/>
+        </w:rPr>
+      </w:pPr>
+      <w:r>
+        <w:rPr>
+          <w:rFonts w:ascii="Times New Roman" w:hAnsi="Times New Roman" w:cs="Times New Roman"/>
+        </w:rPr>
+        <w:t xml:space="preserve">        &lt;button </w:t>
+      </w:r>
+      <w:proofErr w:type="spellStart"/>
+      <w:r>
+        <w:rPr>
+          <w:rFonts w:ascii="Times New Roman" w:hAnsi="Times New Roman" w:cs="Times New Roman"/>
+        </w:rPr>
+        <w:t>onClick</w:t>
+      </w:r>
+      <w:proofErr w:type="spellEnd"/>
+      <w:r>
+        <w:rPr>
+          <w:rFonts w:ascii="Times New Roman" w:hAnsi="Times New Roman" w:cs="Times New Roman"/>
+        </w:rPr>
+        <w:t>={</w:t>
+      </w:r>
+      <w:proofErr w:type="spellStart"/>
+      <w:r>
+        <w:rPr>
+          <w:rFonts w:ascii="Times New Roman" w:hAnsi="Times New Roman" w:cs="Times New Roman"/>
+        </w:rPr>
+        <w:t>handleUpload</w:t>
+      </w:r>
+      <w:proofErr w:type="spellEnd"/>
+      <w:r>
+        <w:rPr>
+          <w:rFonts w:ascii="Times New Roman" w:hAnsi="Times New Roman" w:cs="Times New Roman"/>
+        </w:rPr>
+        <w:t>}&gt;Upload Log File&lt;/button&gt;</w:t>
+      </w:r>
+    </w:p>
+    <w:p>
+      <w:pPr>
+        <w:rPr>
+          <w:rFonts w:ascii="Times New Roman" w:hAnsi="Times New Roman" w:cs="Times New Roman"/>
+        </w:rPr>
+      </w:pPr>
+      <w:r>
+        <w:rPr>
+          <w:rFonts w:ascii="Times New Roman" w:hAnsi="Times New Roman" w:cs="Times New Roman"/>
+        </w:rPr>
+        <w:t xml:space="preserve">        &lt;input type="text" placeholder="Search IP / Service / Message" value={search} </w:t>
+      </w:r>
+      <w:proofErr w:type="spellStart"/>
+      <w:r>
+        <w:rPr>
+          <w:rFonts w:ascii="Times New Roman" w:hAnsi="Times New Roman" w:cs="Times New Roman"/>
+        </w:rPr>
+        <w:t>onChange</w:t>
+      </w:r>
+      <w:proofErr w:type="spellEnd"/>
+      <w:r>
+        <w:rPr>
+          <w:rFonts w:ascii="Times New Roman" w:hAnsi="Times New Roman" w:cs="Times New Roman"/>
+        </w:rPr>
+        <w:t xml:space="preserve">={(e) =&gt; </w:t>
+      </w:r>
+      <w:proofErr w:type="spellStart"/>
+      <w:r>
+        <w:rPr>
+          <w:rFonts w:ascii="Times New Roman" w:hAnsi="Times New Roman" w:cs="Times New Roman"/>
+        </w:rPr>
+        <w:t>setSearch</w:t>
+      </w:r>
+      <w:proofErr w:type="spellEnd"/>
+      <w:r>
+        <w:rPr>
+          <w:rFonts w:ascii="Times New Roman" w:hAnsi="Times New Roman" w:cs="Times New Roman"/>
+        </w:rPr>
+        <w:t>(</w:t>
+      </w:r>
+      <w:proofErr w:type="spellStart"/>
+      <w:proofErr w:type="gramStart"/>
+      <w:r>
+        <w:rPr>
+          <w:rFonts w:ascii="Times New Roman" w:hAnsi="Times New Roman" w:cs="Times New Roman"/>
+        </w:rPr>
+        <w:t>e.target</w:t>
+      </w:r>
+      <w:proofErr w:type="gramEnd"/>
+      <w:r>
+        <w:rPr>
+          <w:rFonts w:ascii="Times New Roman" w:hAnsi="Times New Roman" w:cs="Times New Roman"/>
+        </w:rPr>
+        <w:t>.value</w:t>
+      </w:r>
+      <w:proofErr w:type="spellEnd"/>
+      <w:r>
+        <w:rPr>
+          <w:rFonts w:ascii="Times New Roman" w:hAnsi="Times New Roman" w:cs="Times New Roman"/>
+        </w:rPr>
+        <w:t>)} /&gt;</w:t>
+      </w:r>
+    </w:p>
+    <w:p>
+      <w:pPr>
+        <w:rPr>
+          <w:rFonts w:ascii="Times New Roman" w:hAnsi="Times New Roman" w:cs="Times New Roman"/>
+        </w:rPr>
+      </w:pPr>
+      <w:r>
+        <w:rPr>
+          <w:rFonts w:ascii="Times New Roman" w:hAnsi="Times New Roman" w:cs="Times New Roman"/>
+        </w:rPr>
+        <w:t xml:space="preserve">        &lt;select value={</w:t>
+      </w:r>
+      <w:proofErr w:type="spellStart"/>
+      <w:r>
+        <w:rPr>
+          <w:rFonts w:ascii="Times New Roman" w:hAnsi="Times New Roman" w:cs="Times New Roman"/>
+        </w:rPr>
+        <w:t>filterStatus</w:t>
+      </w:r>
+      <w:proofErr w:type="spellEnd"/>
+      <w:r>
+        <w:rPr>
+          <w:rFonts w:ascii="Times New Roman" w:hAnsi="Times New Roman" w:cs="Times New Roman"/>
+        </w:rPr>
+        <w:t xml:space="preserve">} </w:t>
+      </w:r>
+      <w:proofErr w:type="spellStart"/>
+      <w:r>
+        <w:rPr>
+          <w:rFonts w:ascii="Times New Roman" w:hAnsi="Times New Roman" w:cs="Times New Roman"/>
+        </w:rPr>
+        <w:t>onChange</w:t>
+      </w:r>
+      <w:proofErr w:type="spellEnd"/>
+      <w:r>
+        <w:rPr>
+          <w:rFonts w:ascii="Times New Roman" w:hAnsi="Times New Roman" w:cs="Times New Roman"/>
+        </w:rPr>
+        <w:t xml:space="preserve">={(e) =&gt; </w:t>
+      </w:r>
+      <w:proofErr w:type="spellStart"/>
+      <w:r>
+        <w:rPr>
+          <w:rFonts w:ascii="Times New Roman" w:hAnsi="Times New Roman" w:cs="Times New Roman"/>
+        </w:rPr>
+        <w:t>setFilterStatus</w:t>
+      </w:r>
+      <w:proofErr w:type="spellEnd"/>
+      <w:r>
+        <w:rPr>
+          <w:rFonts w:ascii="Times New Roman" w:hAnsi="Times New Roman" w:cs="Times New Roman"/>
+        </w:rPr>
+        <w:t>(</w:t>
+      </w:r>
+      <w:proofErr w:type="spellStart"/>
+      <w:proofErr w:type="gramStart"/>
+      <w:r>
+        <w:rPr>
+          <w:rFonts w:ascii="Times New Roman" w:hAnsi="Times New Roman" w:cs="Times New Roman"/>
+        </w:rPr>
+        <w:t>e.target</w:t>
+      </w:r>
+      <w:proofErr w:type="gramEnd"/>
+      <w:r>
+        <w:rPr>
+          <w:rFonts w:ascii="Times New Roman" w:hAnsi="Times New Roman" w:cs="Times New Roman"/>
+        </w:rPr>
+        <w:t>.value</w:t>
+      </w:r>
+      <w:proofErr w:type="spellEnd"/>
+      <w:r>
+        <w:rPr>
+          <w:rFonts w:ascii="Times New Roman" w:hAnsi="Times New Roman" w:cs="Times New Roman"/>
+        </w:rPr>
+        <w:t>)}&gt;</w:t>
+      </w:r>
+    </w:p>
+    <w:p>
+      <w:pPr>
+        <w:rPr>
+          <w:rFonts w:ascii="Times New Roman" w:hAnsi="Times New Roman" w:cs="Times New Roman"/>
+        </w:rPr>
+      </w:pPr>
+      <w:r>
+        <w:rPr>
+          <w:rFonts w:ascii="Times New Roman" w:hAnsi="Times New Roman" w:cs="Times New Roman"/>
+        </w:rPr>
+        <w:t xml:space="preserve">          &lt;option value="ALL"&gt;ALL&lt;/option&gt;&lt;option value="ERROR"&gt;ERROR only&lt;/option&gt;&lt;option value="SUCCESS"&gt;SUCCESS only&lt;/option&gt;</w:t>
+      </w:r>
+    </w:p>
+    <w:p>
+      <w:pPr>
+        <w:rPr>
+          <w:rFonts w:ascii="Times New Roman" w:hAnsi="Times New Roman" w:cs="Times New Roman"/>
+        </w:rPr>
+      </w:pPr>
+      <w:r>
+        <w:rPr>
+          <w:rFonts w:ascii="Times New Roman" w:hAnsi="Times New Roman" w:cs="Times New Roman"/>
+        </w:rPr>
+        <w:t xml:space="preserve">        &lt;/select&gt;</w:t>
+      </w:r>
+    </w:p>
+    <w:p>
+      <w:pPr>
+        <w:rPr>
+          <w:rFonts w:ascii="Times New Roman" w:hAnsi="Times New Roman" w:cs="Times New Roman"/>
+        </w:rPr>
+      </w:pPr>
+      <w:r>
+        <w:rPr>
+          <w:rFonts w:ascii="Times New Roman" w:hAnsi="Times New Roman" w:cs="Times New Roman"/>
+        </w:rPr>
+        <w:t xml:space="preserve">        &lt;button </w:t>
+      </w:r>
+      <w:proofErr w:type="spellStart"/>
+      <w:r>
+        <w:rPr>
+          <w:rFonts w:ascii="Times New Roman" w:hAnsi="Times New Roman" w:cs="Times New Roman"/>
+        </w:rPr>
+        <w:t>onClick</w:t>
+      </w:r>
+      <w:proofErr w:type="spellEnd"/>
+      <w:r>
+        <w:rPr>
+          <w:rFonts w:ascii="Times New Roman" w:hAnsi="Times New Roman" w:cs="Times New Roman"/>
+        </w:rPr>
+        <w:t>={</w:t>
+      </w:r>
+      <w:proofErr w:type="spellStart"/>
+      <w:r>
+        <w:rPr>
+          <w:rFonts w:ascii="Times New Roman" w:hAnsi="Times New Roman" w:cs="Times New Roman"/>
+        </w:rPr>
+        <w:t>downloadCSV</w:t>
+      </w:r>
+      <w:proofErr w:type="spellEnd"/>
+      <w:r>
+        <w:rPr>
+          <w:rFonts w:ascii="Times New Roman" w:hAnsi="Times New Roman" w:cs="Times New Roman"/>
+        </w:rPr>
+        <w:t>}&gt;Download CSV&lt;/button&gt;</w:t>
+      </w:r>
+    </w:p>
+    <w:p>
+      <w:pPr>
+        <w:rPr>
+          <w:rFonts w:ascii="Times New Roman" w:hAnsi="Times New Roman" w:cs="Times New Roman"/>
+        </w:rPr>
+      </w:pPr>
+      <w:r>
+        <w:rPr>
+          <w:rFonts w:ascii="Times New Roman" w:hAnsi="Times New Roman" w:cs="Times New Roman"/>
+        </w:rPr>
+        <w:t xml:space="preserve">        &lt;button </w:t>
+      </w:r>
+      <w:proofErr w:type="spellStart"/>
+      <w:r>
+        <w:rPr>
+          <w:rFonts w:ascii="Times New Roman" w:hAnsi="Times New Roman" w:cs="Times New Roman"/>
+        </w:rPr>
+        <w:t>onClick</w:t>
+      </w:r>
+      <w:proofErr w:type="spellEnd"/>
+      <w:r>
+        <w:rPr>
+          <w:rFonts w:ascii="Times New Roman" w:hAnsi="Times New Roman" w:cs="Times New Roman"/>
+        </w:rPr>
+        <w:t>={</w:t>
+      </w:r>
+      <w:proofErr w:type="spellStart"/>
+      <w:r>
+        <w:rPr>
+          <w:rFonts w:ascii="Times New Roman" w:hAnsi="Times New Roman" w:cs="Times New Roman"/>
+        </w:rPr>
+        <w:t>clearFilters</w:t>
+      </w:r>
+      <w:proofErr w:type="spellEnd"/>
+      <w:r>
+        <w:rPr>
+          <w:rFonts w:ascii="Times New Roman" w:hAnsi="Times New Roman" w:cs="Times New Roman"/>
+        </w:rPr>
+        <w:t>}&gt;Clear Filters&lt;/button&gt;</w:t>
+      </w:r>
+    </w:p>
+    <w:p>
+      <w:pPr>
+        <w:rPr>
+          <w:rFonts w:ascii="Times New Roman" w:hAnsi="Times New Roman" w:cs="Times New Roman"/>
+        </w:rPr>
+      </w:pPr>
+      <w:r>
+        <w:rPr>
+          <w:rFonts w:ascii="Times New Roman" w:hAnsi="Times New Roman" w:cs="Times New Roman"/>
+        </w:rPr>
+        <w:t xml:space="preserve">      &lt;/div&gt;</w:t>
+      </w:r>
+    </w:p>
+    <w:p>
+      <w:pPr>
+        <w:rPr>
+          <w:rFonts w:ascii="Times New Roman" w:hAnsi="Times New Roman" w:cs="Times New Roman"/>
+        </w:rPr>
+      </w:pPr>
+    </w:p>
+    <w:p>
+      <w:pPr>
+        <w:rPr>
+          <w:rFonts w:ascii="Times New Roman" w:hAnsi="Times New Roman" w:cs="Times New Roman"/>
+        </w:rPr>
+      </w:pPr>
+      <w:r>
+        <w:rPr>
+          <w:rFonts w:ascii="Times New Roman" w:hAnsi="Times New Roman" w:cs="Times New Roman"/>
+        </w:rPr>
+        <w:t xml:space="preserve">      &lt;table ref={</w:t>
+      </w:r>
+      <w:proofErr w:type="spellStart"/>
+      <w:r>
+        <w:rPr>
+          <w:rFonts w:ascii="Times New Roman" w:hAnsi="Times New Roman" w:cs="Times New Roman"/>
+        </w:rPr>
+        <w:t>tableRef</w:t>
+      </w:r>
+      <w:proofErr w:type="spellEnd"/>
+      <w:r>
+        <w:rPr>
+          <w:rFonts w:ascii="Times New Roman" w:hAnsi="Times New Roman" w:cs="Times New Roman"/>
+        </w:rPr>
+        <w:t xml:space="preserve">} border="1" </w:t>
+      </w:r>
+      <w:proofErr w:type="spellStart"/>
+      <w:r>
+        <w:rPr>
+          <w:rFonts w:ascii="Times New Roman" w:hAnsi="Times New Roman" w:cs="Times New Roman"/>
+        </w:rPr>
+        <w:t>cellPadding</w:t>
+      </w:r>
+      <w:proofErr w:type="spellEnd"/>
+      <w:r>
+        <w:rPr>
+          <w:rFonts w:ascii="Times New Roman" w:hAnsi="Times New Roman" w:cs="Times New Roman"/>
+        </w:rPr>
+        <w:t>="8" style</w:t>
+      </w:r>
+      <w:proofErr w:type="gramStart"/>
+      <w:r>
+        <w:rPr>
+          <w:rFonts w:ascii="Times New Roman" w:hAnsi="Times New Roman" w:cs="Times New Roman"/>
+        </w:rPr>
+        <w:t>={{ width</w:t>
+      </w:r>
+      <w:proofErr w:type="gramEnd"/>
+      <w:r>
+        <w:rPr>
+          <w:rFonts w:ascii="Times New Roman" w:hAnsi="Times New Roman" w:cs="Times New Roman"/>
+        </w:rPr>
+        <w:t>: "100%</w:t>
+      </w:r>
+      <w:proofErr w:type="gramStart"/>
+      <w:r>
+        <w:rPr>
+          <w:rFonts w:ascii="Times New Roman" w:hAnsi="Times New Roman" w:cs="Times New Roman"/>
+        </w:rPr>
+        <w:t>" }}&gt;</w:t>
+      </w:r>
+      <w:proofErr w:type="gramEnd"/>
+    </w:p>
+    <w:p>
+      <w:pPr>
+        <w:rPr>
+          <w:rFonts w:ascii="Times New Roman" w:hAnsi="Times New Roman" w:cs="Times New Roman"/>
+        </w:rPr>
+      </w:pPr>
+      <w:r>
+        <w:rPr>
+          <w:rFonts w:ascii="Times New Roman" w:hAnsi="Times New Roman" w:cs="Times New Roman"/>
+        </w:rPr>
+        <w:t xml:space="preserve">        &lt;thead&gt;&lt;tr&gt;&lt;th&gt;Time&lt;/th&gt;&lt;th&gt;Service&lt;/th&gt;&lt;th&gt;Status&lt;/th&gt;&lt;th&gt;Response(ms)&lt;/th&gt;&lt;th&gt;IP&lt;/th&gt;&lt;th&gt;Message&lt;/th&gt;&lt;/tr&gt;&lt;/thead&gt;</w:t>
+      </w:r>
+    </w:p>
+    <w:p>
+      <w:pPr>
+        <w:rPr>
+          <w:rFonts w:ascii="Times New Roman" w:hAnsi="Times New Roman" w:cs="Times New Roman"/>
+        </w:rPr>
+      </w:pPr>
+      <w:r>
+        <w:rPr>
+          <w:rFonts w:ascii="Times New Roman" w:hAnsi="Times New Roman" w:cs="Times New Roman"/>
+        </w:rPr>
+        <w:t xml:space="preserve">        &lt;</w:t>
+      </w:r>
+      <w:proofErr w:type="spellStart"/>
+      <w:r>
+        <w:rPr>
+          <w:rFonts w:ascii="Times New Roman" w:hAnsi="Times New Roman" w:cs="Times New Roman"/>
+        </w:rPr>
+        <w:t>tbody</w:t>
+      </w:r>
+      <w:proofErr w:type="spellEnd"/>
+      <w:r>
+        <w:rPr>
+          <w:rFonts w:ascii="Times New Roman" w:hAnsi="Times New Roman" w:cs="Times New Roman"/>
+        </w:rPr>
+        <w:t>&gt;</w:t>
+      </w:r>
+    </w:p>
+    <w:p>
+      <w:pPr>
+        <w:rPr>
+          <w:rFonts w:ascii="Times New Roman" w:hAnsi="Times New Roman" w:cs="Times New Roman"/>
+        </w:rPr>
+      </w:pPr>
+      <w:r>
+        <w:rPr>
+          <w:rFonts w:ascii="Times New Roman" w:hAnsi="Times New Roman" w:cs="Times New Roman"/>
+        </w:rPr>
+        <w:t xml:space="preserve">          {</w:t>
+      </w:r>
+      <w:proofErr w:type="spellStart"/>
+      <w:proofErr w:type="gramStart"/>
+      <w:r>
+        <w:rPr>
+          <w:rFonts w:ascii="Times New Roman" w:hAnsi="Times New Roman" w:cs="Times New Roman"/>
+        </w:rPr>
+        <w:t>filteredLogs.map</w:t>
+      </w:r>
+      <w:proofErr w:type="spellEnd"/>
+      <w:r>
+        <w:rPr>
+          <w:rFonts w:ascii="Times New Roman" w:hAnsi="Times New Roman" w:cs="Times New Roman"/>
+        </w:rPr>
+        <w:t>(</w:t>
+      </w:r>
+      <w:proofErr w:type="gramEnd"/>
+      <w:r>
+        <w:rPr>
+          <w:rFonts w:ascii="Times New Roman" w:hAnsi="Times New Roman" w:cs="Times New Roman"/>
+        </w:rPr>
+        <w:t xml:space="preserve">(log, </w:t>
+      </w:r>
+      <w:proofErr w:type="spellStart"/>
+      <w:r>
+        <w:rPr>
+          <w:rFonts w:ascii="Times New Roman" w:hAnsi="Times New Roman" w:cs="Times New Roman"/>
+        </w:rPr>
+        <w:t>i</w:t>
+      </w:r>
+      <w:proofErr w:type="spellEnd"/>
+      <w:r>
+        <w:rPr>
+          <w:rFonts w:ascii="Times New Roman" w:hAnsi="Times New Roman" w:cs="Times New Roman"/>
+        </w:rPr>
+        <w:t>) =&gt; (</w:t>
+      </w:r>
+    </w:p>
+    <w:p>
+      <w:pPr>
+        <w:rPr>
+          <w:rFonts w:ascii="Times New Roman" w:hAnsi="Times New Roman" w:cs="Times New Roman"/>
+        </w:rPr>
+      </w:pPr>
+      <w:r>
+        <w:rPr>
+          <w:rFonts w:ascii="Times New Roman" w:hAnsi="Times New Roman" w:cs="Times New Roman"/>
+        </w:rPr>
+        <w:t xml:space="preserve">            &lt;tr key={</w:t>
+      </w:r>
+      <w:proofErr w:type="spellStart"/>
+      <w:r>
+        <w:rPr>
+          <w:rFonts w:ascii="Times New Roman" w:hAnsi="Times New Roman" w:cs="Times New Roman"/>
+        </w:rPr>
+        <w:t>i</w:t>
+      </w:r>
+      <w:proofErr w:type="spellEnd"/>
+      <w:r>
+        <w:rPr>
+          <w:rFonts w:ascii="Times New Roman" w:hAnsi="Times New Roman" w:cs="Times New Roman"/>
+        </w:rPr>
+        <w:t xml:space="preserve">} </w:t>
+      </w:r>
+      <w:proofErr w:type="spellStart"/>
+      <w:r>
+        <w:rPr>
+          <w:rFonts w:ascii="Times New Roman" w:hAnsi="Times New Roman" w:cs="Times New Roman"/>
+        </w:rPr>
+        <w:t>className</w:t>
+      </w:r>
+      <w:proofErr w:type="spellEnd"/>
+      <w:proofErr w:type="gramStart"/>
+      <w:r>
+        <w:rPr>
+          <w:rFonts w:ascii="Times New Roman" w:hAnsi="Times New Roman" w:cs="Times New Roman"/>
+        </w:rPr>
+        <w:t>={</w:t>
+      </w:r>
+      <w:proofErr w:type="spellStart"/>
+      <w:r>
+        <w:rPr>
+          <w:rFonts w:ascii="Times New Roman" w:hAnsi="Times New Roman" w:cs="Times New Roman"/>
+        </w:rPr>
+        <w:t>log.statusCode</w:t>
+      </w:r>
+      <w:proofErr w:type="spellEnd"/>
+      <w:proofErr w:type="gramEnd"/>
+      <w:r>
+        <w:rPr>
+          <w:rFonts w:ascii="Times New Roman" w:hAnsi="Times New Roman" w:cs="Times New Roman"/>
+        </w:rPr>
+        <w:t xml:space="preserve"> &gt;= 400? "</w:t>
+      </w:r>
+      <w:proofErr w:type="gramStart"/>
+      <w:r>
+        <w:rPr>
+          <w:rFonts w:ascii="Times New Roman" w:hAnsi="Times New Roman" w:cs="Times New Roman"/>
+        </w:rPr>
+        <w:t>error</w:t>
+      </w:r>
+      <w:proofErr w:type="gramEnd"/>
+      <w:r>
+        <w:rPr>
+          <w:rFonts w:ascii="Times New Roman" w:hAnsi="Times New Roman" w:cs="Times New Roman"/>
+        </w:rPr>
+        <w:t>-row</w:t>
+      </w:r>
+      <w:proofErr w:type="gramStart"/>
+      <w:r>
+        <w:rPr>
+          <w:rFonts w:ascii="Times New Roman" w:hAnsi="Times New Roman" w:cs="Times New Roman"/>
+        </w:rPr>
+        <w:t>" :</w:t>
+      </w:r>
+      <w:proofErr w:type="gramEnd"/>
+      <w:r>
+        <w:rPr>
+          <w:rFonts w:ascii="Times New Roman" w:hAnsi="Times New Roman" w:cs="Times New Roman"/>
+        </w:rPr>
+        <w:t xml:space="preserve"> ""} style</w:t>
+      </w:r>
+      <w:proofErr w:type="gramStart"/>
+      <w:r>
+        <w:rPr>
+          <w:rFonts w:ascii="Times New Roman" w:hAnsi="Times New Roman" w:cs="Times New Roman"/>
+        </w:rPr>
+        <w:t>={</w:t>
+      </w:r>
+      <w:proofErr w:type="gramEnd"/>
+      <w:r>
+        <w:rPr>
+          <w:rFonts w:ascii="Times New Roman" w:hAnsi="Times New Roman" w:cs="Times New Roman"/>
+        </w:rPr>
+        <w:t xml:space="preserve">{background: </w:t>
+      </w:r>
+      <w:proofErr w:type="spellStart"/>
+      <w:proofErr w:type="gramStart"/>
+      <w:r>
+        <w:rPr>
+          <w:rFonts w:ascii="Times New Roman" w:hAnsi="Times New Roman" w:cs="Times New Roman"/>
+        </w:rPr>
+        <w:t>log.statusCode</w:t>
+      </w:r>
+      <w:proofErr w:type="spellEnd"/>
+      <w:proofErr w:type="gramEnd"/>
+      <w:r>
+        <w:rPr>
+          <w:rFonts w:ascii="Times New Roman" w:hAnsi="Times New Roman" w:cs="Times New Roman"/>
+        </w:rPr>
+        <w:t xml:space="preserve"> &gt;= 400? "#</w:t>
+      </w:r>
+      <w:proofErr w:type="spellStart"/>
+      <w:r>
+        <w:rPr>
+          <w:rFonts w:ascii="Times New Roman" w:hAnsi="Times New Roman" w:cs="Times New Roman"/>
+        </w:rPr>
+        <w:t>ffdddd</w:t>
+      </w:r>
+      <w:proofErr w:type="spellEnd"/>
+      <w:proofErr w:type="gramStart"/>
+      <w:r>
+        <w:rPr>
+          <w:rFonts w:ascii="Times New Roman" w:hAnsi="Times New Roman" w:cs="Times New Roman"/>
+        </w:rPr>
+        <w:t>" :</w:t>
+      </w:r>
+      <w:proofErr w:type="gramEnd"/>
+      <w:r>
+        <w:rPr>
+          <w:rFonts w:ascii="Times New Roman" w:hAnsi="Times New Roman" w:cs="Times New Roman"/>
+        </w:rPr>
+        <w:t xml:space="preserve"> "white"}}&gt;</w:t>
+      </w:r>
+    </w:p>
+    <w:p>
+      <w:pPr>
+        <w:rPr>
+          <w:rFonts w:ascii="Times New Roman" w:hAnsi="Times New Roman" w:cs="Times New Roman"/>
+        </w:rPr>
+      </w:pPr>
+      <w:r>
+        <w:rPr>
+          <w:rFonts w:ascii="Times New Roman" w:hAnsi="Times New Roman" w:cs="Times New Roman"/>
+        </w:rPr>
+        <w:t xml:space="preserve">              &lt;td&gt;{</w:t>
+      </w:r>
+      <w:proofErr w:type="gramStart"/>
+      <w:r>
+        <w:rPr>
+          <w:rFonts w:ascii="Times New Roman" w:hAnsi="Times New Roman" w:cs="Times New Roman"/>
+        </w:rPr>
+        <w:t>log.timestamp</w:t>
+      </w:r>
+      <w:proofErr w:type="gramEnd"/>
+      <w:r>
+        <w:rPr>
+          <w:rFonts w:ascii="Times New Roman" w:hAnsi="Times New Roman" w:cs="Times New Roman"/>
+        </w:rPr>
+        <w:t>}&lt;/td&gt;&lt;td&gt;{</w:t>
+      </w:r>
+      <w:proofErr w:type="gramStart"/>
+      <w:r>
+        <w:rPr>
+          <w:rFonts w:ascii="Times New Roman" w:hAnsi="Times New Roman" w:cs="Times New Roman"/>
+        </w:rPr>
+        <w:t>log.service</w:t>
+      </w:r>
+      <w:proofErr w:type="gramEnd"/>
+      <w:r>
+        <w:rPr>
+          <w:rFonts w:ascii="Times New Roman" w:hAnsi="Times New Roman" w:cs="Times New Roman"/>
+        </w:rPr>
+        <w:t>}&lt;/td&gt;&lt;td&gt;{</w:t>
+      </w:r>
+      <w:proofErr w:type="gramStart"/>
+      <w:r>
+        <w:rPr>
+          <w:rFonts w:ascii="Times New Roman" w:hAnsi="Times New Roman" w:cs="Times New Roman"/>
+        </w:rPr>
+        <w:t>log.statusCode</w:t>
+      </w:r>
+      <w:proofErr w:type="gramEnd"/>
+      <w:r>
+        <w:rPr>
+          <w:rFonts w:ascii="Times New Roman" w:hAnsi="Times New Roman" w:cs="Times New Roman"/>
+        </w:rPr>
+        <w:t>}&lt;/td&gt;&lt;td&gt;{</w:t>
+      </w:r>
+      <w:proofErr w:type="gramStart"/>
+      <w:r>
+        <w:rPr>
+          <w:rFonts w:ascii="Times New Roman" w:hAnsi="Times New Roman" w:cs="Times New Roman"/>
+        </w:rPr>
+        <w:t>log.responseTime</w:t>
+      </w:r>
+      <w:proofErr w:type="gramEnd"/>
+      <w:r>
+        <w:rPr>
+          <w:rFonts w:ascii="Times New Roman" w:hAnsi="Times New Roman" w:cs="Times New Roman"/>
+        </w:rPr>
+        <w:t>}&lt;/td&gt;&lt;td&gt;{</w:t>
+      </w:r>
+      <w:proofErr w:type="gramStart"/>
+      <w:r>
+        <w:rPr>
+          <w:rFonts w:ascii="Times New Roman" w:hAnsi="Times New Roman" w:cs="Times New Roman"/>
+        </w:rPr>
+        <w:t>log.ip</w:t>
+      </w:r>
+      <w:proofErr w:type="gramEnd"/>
+      <w:r>
+        <w:rPr>
+          <w:rFonts w:ascii="Times New Roman" w:hAnsi="Times New Roman" w:cs="Times New Roman"/>
+        </w:rPr>
+        <w:t>}&lt;/td&gt;&lt;td&gt;{</w:t>
+      </w:r>
+      <w:proofErr w:type="gramStart"/>
+      <w:r>
+        <w:rPr>
+          <w:rFonts w:ascii="Times New Roman" w:hAnsi="Times New Roman" w:cs="Times New Roman"/>
+        </w:rPr>
+        <w:t>log.message</w:t>
+      </w:r>
+      <w:proofErr w:type="gramEnd"/>
+      <w:r>
+        <w:rPr>
+          <w:rFonts w:ascii="Times New Roman" w:hAnsi="Times New Roman" w:cs="Times New Roman"/>
+        </w:rPr>
+        <w:t>}&lt;/td&gt;</w:t>
+      </w:r>
+    </w:p>
+    <w:p>
+      <w:pPr>
+        <w:rPr>
+          <w:rFonts w:ascii="Times New Roman" w:hAnsi="Times New Roman" w:cs="Times New Roman"/>
+        </w:rPr>
+      </w:pPr>
+      <w:r>
+        <w:rPr>
+          <w:rFonts w:ascii="Times New Roman" w:hAnsi="Times New Roman" w:cs="Times New Roman"/>
+        </w:rPr>
+        <w:t xml:space="preserve">            &lt;/tr&gt;</w:t>
+      </w:r>
+    </w:p>
+    <w:p>
+      <w:pPr>
+        <w:rPr>
+          <w:rFonts w:ascii="Times New Roman" w:hAnsi="Times New Roman" w:cs="Times New Roman"/>
+        </w:rPr>
+      </w:pPr>
+      <w:r>
+        <w:rPr>
+          <w:rFonts w:ascii="Times New Roman" w:hAnsi="Times New Roman" w:cs="Times New Roman"/>
+        </w:rPr>
+        <w:t xml:space="preserve">          ))}</w:t>
+      </w:r>
+    </w:p>
+    <w:p>
+      <w:pPr>
+        <w:rPr>
+          <w:rFonts w:ascii="Times New Roman" w:hAnsi="Times New Roman" w:cs="Times New Roman"/>
+        </w:rPr>
+      </w:pPr>
+      <w:r>
+        <w:rPr>
+          <w:rFonts w:ascii="Times New Roman" w:hAnsi="Times New Roman" w:cs="Times New Roman"/>
+        </w:rPr>
+        <w:t xml:space="preserve">        &lt;/</w:t>
+      </w:r>
+      <w:proofErr w:type="spellStart"/>
+      <w:r>
+        <w:rPr>
+          <w:rFonts w:ascii="Times New Roman" w:hAnsi="Times New Roman" w:cs="Times New Roman"/>
+        </w:rPr>
+        <w:t>tbody</w:t>
+      </w:r>
+      <w:proofErr w:type="spellEnd"/>
+      <w:r>
+        <w:rPr>
+          <w:rFonts w:ascii="Times New Roman" w:hAnsi="Times New Roman" w:cs="Times New Roman"/>
+        </w:rPr>
+        <w:t>&gt;</w:t>
+      </w:r>
+    </w:p>
+    <w:p>
+      <w:pPr>
+        <w:rPr>
+          <w:rFonts w:ascii="Times New Roman" w:hAnsi="Times New Roman" w:cs="Times New Roman"/>
+        </w:rPr>
+      </w:pPr>
+      <w:r>
+        <w:rPr>
+          <w:rFonts w:ascii="Times New Roman" w:hAnsi="Times New Roman" w:cs="Times New Roman"/>
+        </w:rPr>
+        <w:t xml:space="preserve">      &lt;/table&gt;</w:t>
+      </w:r>
+    </w:p>
+    <w:p>
+      <w:pPr>
+        <w:rPr>
+          <w:rFonts w:ascii="Times New Roman" w:hAnsi="Times New Roman" w:cs="Times New Roman"/>
+        </w:rPr>
+      </w:pPr>
+    </w:p>
+    <w:p>
+      <w:pPr>
+        <w:rPr>
+          <w:rFonts w:ascii="Times New Roman" w:hAnsi="Times New Roman" w:cs="Times New Roman"/>
+        </w:rPr>
+      </w:pPr>
+      <w:r>
+        <w:rPr>
+          <w:rFonts w:ascii="Times New Roman" w:hAnsi="Times New Roman" w:cs="Times New Roman"/>
+        </w:rPr>
+        <w:t xml:space="preserve">      &lt;style</w:t>
+      </w:r>
+      <w:proofErr w:type="gramStart"/>
+      <w:r>
+        <w:rPr>
+          <w:rFonts w:ascii="Times New Roman" w:hAnsi="Times New Roman" w:cs="Times New Roman"/>
+        </w:rPr>
+        <w:t>&gt;{</w:t>
+      </w:r>
+      <w:proofErr w:type="gramEnd"/>
+      <w:r>
+        <w:rPr>
+          <w:rFonts w:ascii="Times New Roman" w:hAnsi="Times New Roman" w:cs="Times New Roman"/>
+        </w:rPr>
+        <w:t>`</w:t>
+      </w:r>
+    </w:p>
+    <w:p>
+      <w:pPr>
+        <w:rPr>
+          <w:rFonts w:ascii="Times New Roman" w:hAnsi="Times New Roman" w:cs="Times New Roman"/>
+        </w:rPr>
+      </w:pPr>
+      <w:r>
+        <w:rPr>
+          <w:rFonts w:ascii="Times New Roman" w:hAnsi="Times New Roman" w:cs="Times New Roman"/>
+        </w:rPr>
+        <w:t xml:space="preserve">      </w:t>
+      </w:r>
+      <w:proofErr w:type="gramStart"/>
+      <w:r>
+        <w:rPr>
+          <w:rFonts w:ascii="Times New Roman" w:hAnsi="Times New Roman" w:cs="Times New Roman"/>
+        </w:rPr>
+        <w:t>.root</w:t>
+      </w:r>
+      <w:proofErr w:type="gramEnd"/>
+      <w:r>
+        <w:rPr>
+          <w:rFonts w:ascii="Times New Roman" w:hAnsi="Times New Roman" w:cs="Times New Roman"/>
+        </w:rPr>
+        <w:t xml:space="preserve">-cause </w:t>
+      </w:r>
+      <w:proofErr w:type="gramStart"/>
+      <w:r>
+        <w:rPr>
+          <w:rFonts w:ascii="Times New Roman" w:hAnsi="Times New Roman" w:cs="Times New Roman"/>
+        </w:rPr>
+        <w:t>{ border</w:t>
+      </w:r>
+      <w:proofErr w:type="gramEnd"/>
+      <w:r>
+        <w:rPr>
+          <w:rFonts w:ascii="Times New Roman" w:hAnsi="Times New Roman" w:cs="Times New Roman"/>
+        </w:rPr>
+        <w:t xml:space="preserve">: 3px solid </w:t>
+      </w:r>
+      <w:proofErr w:type="spellStart"/>
+      <w:proofErr w:type="gramStart"/>
+      <w:r>
+        <w:rPr>
+          <w:rFonts w:ascii="Times New Roman" w:hAnsi="Times New Roman" w:cs="Times New Roman"/>
+        </w:rPr>
+        <w:t>red!important</w:t>
+      </w:r>
+      <w:proofErr w:type="spellEnd"/>
+      <w:proofErr w:type="gramEnd"/>
+      <w:r>
+        <w:rPr>
+          <w:rFonts w:ascii="Times New Roman" w:hAnsi="Times New Roman" w:cs="Times New Roman"/>
+        </w:rPr>
+        <w:t>; box-shadow: 0 0 10px red</w:t>
+      </w:r>
+      <w:proofErr w:type="gramStart"/>
+      <w:r>
+        <w:rPr>
+          <w:rFonts w:ascii="Times New Roman" w:hAnsi="Times New Roman" w:cs="Times New Roman"/>
+        </w:rPr>
+        <w:t>; }</w:t>
+      </w:r>
+      <w:proofErr w:type="gramEnd"/>
+    </w:p>
+    <w:p>
+      <w:pPr>
+        <w:rPr>
+          <w:rFonts w:ascii="Times New Roman" w:hAnsi="Times New Roman" w:cs="Times New Roman"/>
+        </w:rPr>
+      </w:pPr>
+      <w:r>
+        <w:rPr>
+          <w:rFonts w:ascii="Times New Roman" w:hAnsi="Times New Roman" w:cs="Times New Roman"/>
+        </w:rPr>
+        <w:t xml:space="preserve">      </w:t>
+      </w:r>
+      <w:proofErr w:type="gramStart"/>
+      <w:r>
+        <w:rPr>
+          <w:rFonts w:ascii="Times New Roman" w:hAnsi="Times New Roman" w:cs="Times New Roman"/>
+        </w:rPr>
+        <w:t>.root</w:t>
+      </w:r>
+      <w:proofErr w:type="gramEnd"/>
+      <w:r>
+        <w:rPr>
+          <w:rFonts w:ascii="Times New Roman" w:hAnsi="Times New Roman" w:cs="Times New Roman"/>
+        </w:rPr>
+        <w:t xml:space="preserve">-cause </w:t>
+      </w:r>
+      <w:proofErr w:type="spellStart"/>
+      <w:proofErr w:type="gramStart"/>
+      <w:r>
+        <w:rPr>
+          <w:rFonts w:ascii="Times New Roman" w:hAnsi="Times New Roman" w:cs="Times New Roman"/>
+        </w:rPr>
+        <w:t>td:first</w:t>
+      </w:r>
+      <w:proofErr w:type="gramEnd"/>
+      <w:r>
+        <w:rPr>
+          <w:rFonts w:ascii="Times New Roman" w:hAnsi="Times New Roman" w:cs="Times New Roman"/>
+        </w:rPr>
+        <w:t>-</w:t>
+      </w:r>
+      <w:proofErr w:type="gramStart"/>
+      <w:r>
+        <w:rPr>
+          <w:rFonts w:ascii="Times New Roman" w:hAnsi="Times New Roman" w:cs="Times New Roman"/>
+        </w:rPr>
+        <w:t>child</w:t>
+      </w:r>
+      <w:proofErr w:type="spellEnd"/>
+      <w:r>
+        <w:rPr>
+          <w:rFonts w:ascii="Times New Roman" w:hAnsi="Times New Roman" w:cs="Times New Roman"/>
+        </w:rPr>
+        <w:t>::</w:t>
+      </w:r>
+      <w:proofErr w:type="gramEnd"/>
+      <w:r>
+        <w:rPr>
+          <w:rFonts w:ascii="Times New Roman" w:hAnsi="Times New Roman" w:cs="Times New Roman"/>
+        </w:rPr>
+        <w:t xml:space="preserve">after </w:t>
+      </w:r>
+      <w:proofErr w:type="gramStart"/>
+      <w:r>
+        <w:rPr>
+          <w:rFonts w:ascii="Times New Roman" w:hAnsi="Times New Roman" w:cs="Times New Roman"/>
+        </w:rPr>
+        <w:t>{ content</w:t>
+      </w:r>
+      <w:proofErr w:type="gramEnd"/>
+      <w:r>
+        <w:rPr>
+          <w:rFonts w:ascii="Times New Roman" w:hAnsi="Times New Roman" w:cs="Times New Roman"/>
+        </w:rPr>
+        <w:t xml:space="preserve">: " ROOT CAUSE"; background: red; </w:t>
+      </w:r>
+      <w:proofErr w:type="spellStart"/>
+      <w:r>
+        <w:rPr>
+          <w:rFonts w:ascii="Times New Roman" w:hAnsi="Times New Roman" w:cs="Times New Roman"/>
+        </w:rPr>
+        <w:t>color</w:t>
+      </w:r>
+      <w:proofErr w:type="spellEnd"/>
+      <w:r>
+        <w:rPr>
+          <w:rFonts w:ascii="Times New Roman" w:hAnsi="Times New Roman" w:cs="Times New Roman"/>
+        </w:rPr>
+        <w:t>: white; font-size: 10px; padding: 2px 6px; border-radius: 4px; margin-left: 8px; font-weight: bold</w:t>
+      </w:r>
+      <w:proofErr w:type="gramStart"/>
+      <w:r>
+        <w:rPr>
+          <w:rFonts w:ascii="Times New Roman" w:hAnsi="Times New Roman" w:cs="Times New Roman"/>
+        </w:rPr>
+        <w:t>; }</w:t>
+      </w:r>
+      <w:proofErr w:type="gramEnd"/>
+    </w:p>
+    <w:p>
+      <w:pPr>
+        <w:rPr>
+          <w:rFonts w:ascii="Times New Roman" w:hAnsi="Times New Roman" w:cs="Times New Roman"/>
+        </w:rPr>
+      </w:pPr>
+      <w:r>
+        <w:rPr>
+          <w:rFonts w:ascii="Times New Roman" w:hAnsi="Times New Roman" w:cs="Times New Roman"/>
+        </w:rPr>
+        <w:t xml:space="preserve">      </w:t>
+      </w:r>
+      <w:proofErr w:type="gramStart"/>
+      <w:r>
+        <w:rPr>
+          <w:rFonts w:ascii="Times New Roman" w:hAnsi="Times New Roman" w:cs="Times New Roman"/>
+        </w:rPr>
+        <w:t>`}&lt;</w:t>
+      </w:r>
+      <w:proofErr w:type="gramEnd"/>
+      <w:r>
+        <w:rPr>
+          <w:rFonts w:ascii="Times New Roman" w:hAnsi="Times New Roman" w:cs="Times New Roman"/>
+        </w:rPr>
+        <w:t>/style&gt;</w:t>
+      </w:r>
+    </w:p>
+    <w:p>
+      <w:pPr>
+        <w:rPr>
+          <w:rFonts w:ascii="Times New Roman" w:hAnsi="Times New Roman" w:cs="Times New Roman"/>
+        </w:rPr>
+      </w:pPr>
+      <w:r>
+        <w:rPr>
+          <w:rFonts w:ascii="Times New Roman" w:hAnsi="Times New Roman" w:cs="Times New Roman"/>
+        </w:rPr>
+        <w:t xml:space="preserve">    &lt;/div&gt;</w:t>
+      </w:r>
+    </w:p>
+    <w:p>
+      <w:pPr>
+        <w:rPr>
+          <w:rFonts w:ascii="Times New Roman" w:hAnsi="Times New Roman" w:cs="Times New Roman"/>
+        </w:rPr>
+      </w:pPr>
+      <w:r>
+        <w:rPr>
+          <w:rFonts w:ascii="Times New Roman" w:hAnsi="Times New Roman" w:cs="Times New Roman"/>
+        </w:rPr>
+        <w:t xml:space="preserve">  );</w:t>
+      </w:r>
+    </w:p>
+    <w:p>
+      <w:pPr>
+        <w:rPr>
+          <w:rFonts w:ascii="Times New Roman" w:hAnsi="Times New Roman" w:cs="Times New Roman"/>
+        </w:rPr>
+      </w:pPr>
+      <w:r>
+        <w:rPr>
+          <w:rFonts w:ascii="Times New Roman" w:hAnsi="Times New Roman" w:cs="Times New Roman"/>
+        </w:rPr>
+        <w:t>}</w:t>
+      </w:r>
+    </w:p>
+    <w:p>
+      <w:pPr>
+        <w:rPr>
+          <w:rFonts w:ascii="Times New Roman" w:hAnsi="Times New Roman" w:cs="Times New Roman"/>
+        </w:rPr>
+      </w:pPr>
+      <w:r>
+        <w:rPr>
+          <w:rFonts w:ascii="Times New Roman" w:hAnsi="Times New Roman" w:cs="Times New Roman"/>
+        </w:rPr>
+        <w:t>export default Dashboard;</w:t>
+      </w:r>
+    </w:p>
+    <w:p>
+      <w:pPr>
+        <w:rPr>
+          <w:rFonts w:ascii="Times New Roman" w:hAnsi="Times New Roman" w:cs="Times New Roman"/>
+        </w:rPr>
+      </w:pPr>
+      <w:r>
+        <w:rPr>
+          <w:rFonts w:ascii="Times New Roman" w:hAnsi="Times New Roman" w:cs="Times New Roman"/>
+        </w:rPr>
+        <w:t>---</w:t>
+      </w:r>
+    </w:p>
+    <w:p>
+      <w:pPr>
+        <w:rPr>
+          <w:rFonts w:ascii="Times New Roman" w:hAnsi="Times New Roman" w:cs="Times New Roman"/>
+        </w:rPr>
+      </w:pPr>
+    </w:p>
+    <w:p>
+      <w:pPr>
+        <w:rPr>
+          <w:rFonts w:ascii="Times New Roman" w:hAnsi="Times New Roman" w:cs="Times New Roman"/>
+        </w:rPr>
+      </w:pPr>
+      <w:r>
+        <w:rPr>
+          <w:rFonts w:ascii="Times New Roman" w:hAnsi="Times New Roman" w:cs="Times New Roman"/>
+        </w:rPr>
+        <w:t>#### *3. How to Run Day 5 - Java Version*</w:t>
+      </w:r>
+    </w:p>
+    <w:p>
+      <w:pPr>
+        <w:rPr>
+          <w:rFonts w:ascii="Times New Roman" w:hAnsi="Times New Roman" w:cs="Times New Roman"/>
+        </w:rPr>
+      </w:pPr>
+      <w:r>
+        <w:rPr>
+          <w:rFonts w:ascii="Times New Roman" w:hAnsi="Times New Roman" w:cs="Times New Roman"/>
+        </w:rPr>
+        <w:t xml:space="preserve">1. Create MySQL DB: `CREATE DATABASE </w:t>
+      </w:r>
+      <w:proofErr w:type="spellStart"/>
+      <w:proofErr w:type="gramStart"/>
+      <w:r>
+        <w:rPr>
+          <w:rFonts w:ascii="Times New Roman" w:hAnsi="Times New Roman" w:cs="Times New Roman"/>
+        </w:rPr>
+        <w:t>logguard</w:t>
+      </w:r>
+      <w:proofErr w:type="spellEnd"/>
+      <w:r>
+        <w:rPr>
+          <w:rFonts w:ascii="Times New Roman" w:hAnsi="Times New Roman" w:cs="Times New Roman"/>
+        </w:rPr>
+        <w:t>;`</w:t>
+      </w:r>
+      <w:proofErr w:type="gramEnd"/>
+    </w:p>
+    <w:p>
+      <w:pPr>
+        <w:rPr>
+          <w:rFonts w:ascii="Times New Roman" w:hAnsi="Times New Roman" w:cs="Times New Roman"/>
+        </w:rPr>
+      </w:pPr>
+      <w:r>
+        <w:rPr>
+          <w:rFonts w:ascii="Times New Roman" w:hAnsi="Times New Roman" w:cs="Times New Roman"/>
+        </w:rPr>
+        <w:t xml:space="preserve">2. Run Spring Boot: </w:t>
+      </w:r>
+      <w:proofErr w:type="gramStart"/>
+      <w:r>
+        <w:rPr>
+          <w:rFonts w:ascii="Times New Roman" w:hAnsi="Times New Roman" w:cs="Times New Roman"/>
+        </w:rPr>
+        <w:t>`./</w:t>
+      </w:r>
+      <w:proofErr w:type="spellStart"/>
+      <w:proofErr w:type="gramEnd"/>
+      <w:r>
+        <w:rPr>
+          <w:rFonts w:ascii="Times New Roman" w:hAnsi="Times New Roman" w:cs="Times New Roman"/>
+        </w:rPr>
+        <w:t>mvnw</w:t>
+      </w:r>
+      <w:proofErr w:type="spellEnd"/>
+      <w:r>
+        <w:rPr>
+          <w:rFonts w:ascii="Times New Roman" w:hAnsi="Times New Roman" w:cs="Times New Roman"/>
+        </w:rPr>
+        <w:t xml:space="preserve"> </w:t>
+      </w:r>
+      <w:proofErr w:type="spellStart"/>
+      <w:r>
+        <w:rPr>
+          <w:rFonts w:ascii="Times New Roman" w:hAnsi="Times New Roman" w:cs="Times New Roman"/>
+        </w:rPr>
+        <w:t>spring-</w:t>
+      </w:r>
+      <w:proofErr w:type="gramStart"/>
+      <w:r>
+        <w:rPr>
+          <w:rFonts w:ascii="Times New Roman" w:hAnsi="Times New Roman" w:cs="Times New Roman"/>
+        </w:rPr>
+        <w:t>boot:run</w:t>
+      </w:r>
+      <w:proofErr w:type="spellEnd"/>
+      <w:proofErr w:type="gramEnd"/>
+      <w:r>
+        <w:rPr>
+          <w:rFonts w:ascii="Times New Roman" w:hAnsi="Times New Roman" w:cs="Times New Roman"/>
+        </w:rPr>
+        <w:t>` on port 8080</w:t>
+      </w:r>
+    </w:p>
+    <w:p>
+      <w:pPr>
+        <w:rPr>
+          <w:rFonts w:ascii="Times New Roman" w:hAnsi="Times New Roman" w:cs="Times New Roman"/>
+        </w:rPr>
+      </w:pPr>
+      <w:r>
+        <w:rPr>
+          <w:rFonts w:ascii="Times New Roman" w:hAnsi="Times New Roman" w:cs="Times New Roman"/>
+        </w:rPr>
+        <w:t>3. Run React: `</w:t>
+      </w:r>
+      <w:proofErr w:type="spellStart"/>
+      <w:r>
+        <w:rPr>
+          <w:rFonts w:ascii="Times New Roman" w:hAnsi="Times New Roman" w:cs="Times New Roman"/>
+        </w:rPr>
+        <w:t>npm</w:t>
+      </w:r>
+      <w:proofErr w:type="spellEnd"/>
+      <w:r>
+        <w:rPr>
+          <w:rFonts w:ascii="Times New Roman" w:hAnsi="Times New Roman" w:cs="Times New Roman"/>
+        </w:rPr>
+        <w:t xml:space="preserve"> start` on port 3000</w:t>
+      </w:r>
+    </w:p>
+    <w:p>
+      <w:pPr>
+        <w:rPr>
+          <w:rFonts w:ascii="Times New Roman" w:hAnsi="Times New Roman" w:cs="Times New Roman"/>
+        </w:rPr>
+      </w:pPr>
+      <w:r>
+        <w:rPr>
+          <w:rFonts w:ascii="Times New Roman" w:hAnsi="Times New Roman" w:cs="Times New Roman"/>
+        </w:rPr>
+        <w:t>4. Upload `sample.csv`: `</w:t>
+      </w:r>
+      <w:proofErr w:type="spellStart"/>
+      <w:proofErr w:type="gramStart"/>
+      <w:r>
+        <w:rPr>
+          <w:rFonts w:ascii="Times New Roman" w:hAnsi="Times New Roman" w:cs="Times New Roman"/>
+        </w:rPr>
+        <w:t>service,statusCode</w:t>
+      </w:r>
+      <w:proofErr w:type="gramEnd"/>
+      <w:r>
+        <w:rPr>
+          <w:rFonts w:ascii="Times New Roman" w:hAnsi="Times New Roman" w:cs="Times New Roman"/>
+        </w:rPr>
+        <w:t>,</w:t>
+      </w:r>
+      <w:proofErr w:type="gramStart"/>
+      <w:r>
+        <w:rPr>
+          <w:rFonts w:ascii="Times New Roman" w:hAnsi="Times New Roman" w:cs="Times New Roman"/>
+        </w:rPr>
+        <w:t>responseTime,ip</w:t>
+      </w:r>
+      <w:proofErr w:type="gramEnd"/>
+      <w:r>
+        <w:rPr>
+          <w:rFonts w:ascii="Times New Roman" w:hAnsi="Times New Roman" w:cs="Times New Roman"/>
+        </w:rPr>
+        <w:t>,message</w:t>
+      </w:r>
+      <w:proofErr w:type="spellEnd"/>
+      <w:r>
+        <w:rPr>
+          <w:rFonts w:ascii="Times New Roman" w:hAnsi="Times New Roman" w:cs="Times New Roman"/>
+        </w:rPr>
+        <w:t>`</w:t>
+      </w:r>
+    </w:p>
+    <w:p>
+      <w:pPr>
+        <w:rPr>
+          <w:rFonts w:ascii="Times New Roman" w:hAnsi="Times New Roman" w:cs="Times New Roman"/>
+        </w:rPr>
+      </w:pPr>
+    </w:p>
+    <w:p>
+      <w:pPr>
+        <w:rPr>
+          <w:rFonts w:ascii="Times New Roman" w:hAnsi="Times New Roman" w:cs="Times New Roman"/>
+        </w:rPr>
+      </w:pPr>
+      <w:r>
+        <w:rPr>
+          <w:rFonts w:ascii="Times New Roman" w:hAnsi="Times New Roman" w:cs="Times New Roman"/>
+        </w:rPr>
+        <w:lastRenderedPageBreak/>
+        <w:t>All 3 features are now Java Full Stack:</w:t>
+      </w:r>
+    </w:p>
+    <w:p>
+      <w:pPr>
+        <w:rPr>
+          <w:rFonts w:ascii="Times New Roman" w:hAnsi="Times New Roman" w:cs="Times New Roman"/>
+        </w:rPr>
+      </w:pPr>
+      <w:r>
+        <w:rPr>
+          <w:rFonts w:ascii="Times New Roman" w:hAnsi="Times New Roman" w:cs="Times New Roman"/>
+        </w:rPr>
+        <w:t xml:space="preserve">1. *Export CSV*: `Blob + </w:t>
+      </w:r>
+      <w:proofErr w:type="spellStart"/>
+      <w:r>
+        <w:rPr>
+          <w:rFonts w:ascii="Times New Roman" w:hAnsi="Times New Roman" w:cs="Times New Roman"/>
+        </w:rPr>
+        <w:t>URL.createObjectURL</w:t>
+      </w:r>
+      <w:proofErr w:type="spellEnd"/>
+      <w:r>
+        <w:rPr>
+          <w:rFonts w:ascii="Times New Roman" w:hAnsi="Times New Roman" w:cs="Times New Roman"/>
+        </w:rPr>
+        <w:t>`</w:t>
+      </w:r>
+    </w:p>
+    <w:p>
+      <w:pPr>
+        <w:rPr>
+          <w:rFonts w:ascii="Times New Roman" w:hAnsi="Times New Roman" w:cs="Times New Roman"/>
+        </w:rPr>
+      </w:pPr>
+      <w:r>
+        <w:rPr>
+          <w:rFonts w:ascii="Times New Roman" w:hAnsi="Times New Roman" w:cs="Times New Roman"/>
+        </w:rPr>
+        <w:t>2. *Auto Root Cause*: `</w:t>
+      </w:r>
+      <w:proofErr w:type="spellStart"/>
+      <w:r>
+        <w:rPr>
+          <w:rFonts w:ascii="Times New Roman" w:hAnsi="Times New Roman" w:cs="Times New Roman"/>
+        </w:rPr>
+        <w:t>querySelector</w:t>
+      </w:r>
+      <w:proofErr w:type="spellEnd"/>
+      <w:r>
+        <w:rPr>
+          <w:rFonts w:ascii="Times New Roman" w:hAnsi="Times New Roman" w:cs="Times New Roman"/>
+        </w:rPr>
+        <w:t xml:space="preserve"> + </w:t>
+      </w:r>
+      <w:proofErr w:type="spellStart"/>
+      <w:r>
+        <w:rPr>
+          <w:rFonts w:ascii="Times New Roman" w:hAnsi="Times New Roman" w:cs="Times New Roman"/>
+        </w:rPr>
+        <w:t>classList.add</w:t>
+      </w:r>
+      <w:proofErr w:type="spellEnd"/>
+      <w:r>
+        <w:rPr>
+          <w:rFonts w:ascii="Times New Roman" w:hAnsi="Times New Roman" w:cs="Times New Roman"/>
+        </w:rPr>
+        <w:t>`</w:t>
+      </w:r>
+    </w:p>
+    <w:p>
+      <w:pPr>
+        <w:rPr>
+          <w:rFonts w:ascii="Times New Roman" w:hAnsi="Times New Roman" w:cs="Times New Roman"/>
+        </w:rPr>
+      </w:pPr>
+      <w:r>
+        <w:rPr>
+          <w:rFonts w:ascii="Times New Roman" w:hAnsi="Times New Roman" w:cs="Times New Roman"/>
+        </w:rPr>
+        <w:t>3. *Clear Filters*: 1-click reset</w:t>
+      </w:r>
+    </w:p>
+    <w:p>
+      <w:pPr>
+        <w:rPr>
+          <w:rFonts w:ascii="Times New Roman" w:hAnsi="Times New Roman" w:cs="Times New Roman"/>
+        </w:rPr>
+      </w:pPr>
+    </w:p>
+    <w:p>
+      <w:pPr>
+        <w:rPr>
+          <w:rFonts w:ascii="Times New Roman" w:hAnsi="Times New Roman" w:cs="Times New Roman"/>
+        </w:rPr>
+      </w:pPr>
+      <w:r>
+        <w:rPr>
+          <w:rFonts w:ascii="Times New Roman" w:hAnsi="Times New Roman" w:cs="Times New Roman"/>
+        </w:rPr>
+        <w:t>I’ve updated your `Daily_Report_of_Project.docx` to "Java Full Stack Implementation" too.</w:t>
+      </w:r>
+    </w:p>
+    <w:p>
+      <w:pPr>
+        <w:rPr>
+          <w:rFonts w:ascii="Times New Roman" w:hAnsi="Times New Roman" w:cs="Times New Roman"/>
+        </w:rPr>
+      </w:pPr>
+      <w:r>
+        <w:rPr>
+          <w:rFonts w:ascii="Times New Roman" w:hAnsi="Times New Roman" w:cs="Times New Roman"/>
+        </w:rPr>
+        <w:t>*Download: Daily_Report_of_Project_Java.docx*</w:t>
+      </w:r>
+    </w:p>
+    <w:p>
+      <w:pPr>
+        <w:rPr>
+          <w:rFonts w:ascii="Times New Roman" w:hAnsi="Times New Roman" w:cs="Times New Roman"/>
+        </w:rPr>
+      </w:pPr>
+    </w:p>
+    <w:p>
+      <w:pPr>
+        <w:rPr>
+          <w:rFonts w:ascii="Times New Roman" w:hAnsi="Times New Roman" w:cs="Times New Roman"/>
+        </w:rPr>
+      </w:pPr>
+      <w:r>
+        <w:rPr>
+          <w:rFonts w:ascii="Times New Roman" w:hAnsi="Times New Roman" w:cs="Times New Roman"/>
+        </w:rPr>
+        <w:t>Want me to also give you a `sample.csv` + `Postman collection` for testing the Spring Boot APIs?</w:t>
+      </w:r>
+    </w:p>
+    <w:p>
+      <w:pPr>
+        <w:rPr>
+          <w:rFonts w:ascii="Times New Roman" w:hAnsi="Times New Roman" w:cs="Times New Roman"/>
+        </w:rPr>
+      </w:pPr>
+    </w:p>
+    <w:p>
+      <w:pPr>
+        <w:rPr>
+          <w:rFonts w:ascii="Times New Roman" w:hAnsi="Times New Roman" w:cs="Times New Roman"/>
+        </w:rPr>
+      </w:pPr>
+    </w:p>
+    <w:p>
+      <w:pPr>
+        <w:rPr>
+          <w:rFonts w:ascii="Times New Roman" w:hAnsi="Times New Roman" w:cs="Times New Roman"/>
+        </w:rPr>
+      </w:pPr>
+      <w:r>
+        <w:rPr>
+          <w:rFonts w:ascii="Times New Roman" w:hAnsi="Times New Roman" w:cs="Times New Roman"/>
+        </w:rPr>
+        <w:t xml:space="preserve">Got it </w:t>
+      </w:r>
+      <w:r>
+        <w:rPr>
+          <w:rFonts w:ascii="Segoe UI Emoji" w:hAnsi="Segoe UI Emoji" w:cs="Segoe UI Emoji"/>
+        </w:rPr>
+        <w:t>👍</w:t>
+      </w:r>
+      <w:r>
+        <w:rPr>
+          <w:rFonts w:ascii="Times New Roman" w:hAnsi="Times New Roman" w:cs="Times New Roman"/>
+        </w:rPr>
+        <w:t xml:space="preserve">  </w:t>
+      </w:r>
+    </w:p>
+    <w:p>
+      <w:pPr>
+        <w:rPr>
+          <w:rFonts w:ascii="Times New Roman" w:hAnsi="Times New Roman" w:cs="Times New Roman"/>
+        </w:rPr>
+      </w:pPr>
+      <w:r>
+        <w:rPr>
+          <w:rFonts w:ascii="Times New Roman" w:hAnsi="Times New Roman" w:cs="Times New Roman"/>
+        </w:rPr>
+        <w:t>Here’s the *Java Full Stack Folder Structure for Day 5: LogGuard AI*</w:t>
+      </w:r>
+    </w:p>
+    <w:p>
+      <w:pPr>
+        <w:rPr>
+          <w:rFonts w:ascii="Times New Roman" w:hAnsi="Times New Roman" w:cs="Times New Roman"/>
+        </w:rPr>
+      </w:pPr>
+    </w:p>
+    <w:p>
+      <w:pPr>
+        <w:rPr>
+          <w:rFonts w:ascii="Times New Roman" w:hAnsi="Times New Roman" w:cs="Times New Roman"/>
+        </w:rPr>
+      </w:pPr>
+      <w:r>
+        <w:rPr>
+          <w:rFonts w:ascii="Times New Roman" w:hAnsi="Times New Roman" w:cs="Times New Roman"/>
+        </w:rPr>
+        <w:t>### *Project Folder Structure*</w:t>
+      </w:r>
+    </w:p>
+    <w:p>
+      <w:pPr>
+        <w:rPr>
+          <w:rFonts w:ascii="Times New Roman" w:hAnsi="Times New Roman" w:cs="Times New Roman"/>
+        </w:rPr>
+      </w:pPr>
+      <w:r>
+        <w:rPr>
+          <w:rFonts w:ascii="Times New Roman" w:hAnsi="Times New Roman" w:cs="Times New Roman"/>
+        </w:rPr>
+        <w:t>LogGuard-AI/</w:t>
+      </w:r>
+    </w:p>
+    <w:p>
+      <w:pPr>
+        <w:rPr>
+          <w:rFonts w:ascii="Times New Roman" w:hAnsi="Times New Roman" w:cs="Times New Roman"/>
+        </w:rPr>
+      </w:pPr>
+      <w:r>
+        <w:rPr>
+          <w:rFonts w:ascii="Times New Roman" w:hAnsi="Times New Roman" w:cs="Times New Roman"/>
+        </w:rPr>
+        <w:t>│</w:t>
+      </w:r>
+    </w:p>
+    <w:p>
+      <w:pPr>
+        <w:rPr>
+          <w:rFonts w:ascii="Times New Roman" w:hAnsi="Times New Roman" w:cs="Times New Roman"/>
+        </w:rPr>
+      </w:pPr>
+      <w:r>
+        <w:rPr>
+          <w:rFonts w:ascii="Times New Roman" w:hAnsi="Times New Roman" w:cs="Times New Roman"/>
+        </w:rPr>
+        <w:t>├── backend</w:t>
+      </w:r>
+      <w:proofErr w:type="gramStart"/>
+      <w:r>
+        <w:rPr>
+          <w:rFonts w:ascii="Times New Roman" w:hAnsi="Times New Roman" w:cs="Times New Roman"/>
+        </w:rPr>
+        <w:t>/  #</w:t>
+      </w:r>
+      <w:proofErr w:type="gramEnd"/>
+      <w:r>
+        <w:rPr>
+          <w:rFonts w:ascii="Times New Roman" w:hAnsi="Times New Roman" w:cs="Times New Roman"/>
+        </w:rPr>
+        <w:t xml:space="preserve"> Spring Boot</w:t>
+      </w:r>
+    </w:p>
+    <w:p>
+      <w:pPr>
+        <w:rPr>
+          <w:rFonts w:ascii="Times New Roman" w:hAnsi="Times New Roman" w:cs="Times New Roman"/>
+        </w:rPr>
+      </w:pPr>
+      <w:r>
+        <w:rPr>
+          <w:rFonts w:ascii="Times New Roman" w:hAnsi="Times New Roman" w:cs="Times New Roman"/>
+        </w:rPr>
+        <w:t xml:space="preserve">│   ├── </w:t>
+      </w:r>
+      <w:proofErr w:type="spellStart"/>
+      <w:r>
+        <w:rPr>
+          <w:rFonts w:ascii="Times New Roman" w:hAnsi="Times New Roman" w:cs="Times New Roman"/>
+        </w:rPr>
+        <w:t>src</w:t>
+      </w:r>
+      <w:proofErr w:type="spellEnd"/>
+      <w:r>
+        <w:rPr>
+          <w:rFonts w:ascii="Times New Roman" w:hAnsi="Times New Roman" w:cs="Times New Roman"/>
+        </w:rPr>
+        <w:t>/</w:t>
+      </w:r>
+    </w:p>
+    <w:p>
+      <w:pPr>
+        <w:rPr>
+          <w:rFonts w:ascii="Times New Roman" w:hAnsi="Times New Roman" w:cs="Times New Roman"/>
+        </w:rPr>
+      </w:pPr>
+      <w:r>
+        <w:rPr>
+          <w:rFonts w:ascii="Times New Roman" w:hAnsi="Times New Roman" w:cs="Times New Roman"/>
+        </w:rPr>
+        <w:t>│   │   ├── main/</w:t>
+      </w:r>
+    </w:p>
+    <w:p>
+      <w:pPr>
+        <w:rPr>
+          <w:rFonts w:ascii="Times New Roman" w:hAnsi="Times New Roman" w:cs="Times New Roman"/>
+        </w:rPr>
+      </w:pPr>
+      <w:r>
+        <w:rPr>
+          <w:rFonts w:ascii="Times New Roman" w:hAnsi="Times New Roman" w:cs="Times New Roman"/>
+        </w:rPr>
+        <w:t>│   │   │   ├── java/com/</w:t>
+      </w:r>
+      <w:proofErr w:type="spellStart"/>
+      <w:r>
+        <w:rPr>
+          <w:rFonts w:ascii="Times New Roman" w:hAnsi="Times New Roman" w:cs="Times New Roman"/>
+        </w:rPr>
+        <w:t>logguard</w:t>
+      </w:r>
+      <w:proofErr w:type="spellEnd"/>
+      <w:r>
+        <w:rPr>
+          <w:rFonts w:ascii="Times New Roman" w:hAnsi="Times New Roman" w:cs="Times New Roman"/>
+        </w:rPr>
+        <w:t>/</w:t>
+      </w:r>
+    </w:p>
+    <w:p>
+      <w:pPr>
+        <w:rPr>
+          <w:rFonts w:ascii="Times New Roman" w:hAnsi="Times New Roman" w:cs="Times New Roman"/>
+        </w:rPr>
+      </w:pPr>
+      <w:r>
+        <w:rPr>
+          <w:rFonts w:ascii="Times New Roman" w:hAnsi="Times New Roman" w:cs="Times New Roman"/>
+        </w:rPr>
+        <w:t>│   │   │   │   ├── LogguardApplication.java</w:t>
+      </w:r>
+    </w:p>
+    <w:p>
+      <w:pPr>
+        <w:rPr>
+          <w:rFonts w:ascii="Times New Roman" w:hAnsi="Times New Roman" w:cs="Times New Roman"/>
+        </w:rPr>
+      </w:pPr>
+      <w:r>
+        <w:rPr>
+          <w:rFonts w:ascii="Times New Roman" w:hAnsi="Times New Roman" w:cs="Times New Roman"/>
+        </w:rPr>
+        <w:t>│   │   │   │   ├── controller/</w:t>
+      </w:r>
+    </w:p>
+    <w:p>
+      <w:pPr>
+        <w:rPr>
+          <w:rFonts w:ascii="Times New Roman" w:hAnsi="Times New Roman" w:cs="Times New Roman"/>
+        </w:rPr>
+      </w:pPr>
+      <w:r>
+        <w:rPr>
+          <w:rFonts w:ascii="Times New Roman" w:hAnsi="Times New Roman" w:cs="Times New Roman"/>
+        </w:rPr>
+        <w:t>│   │   │   │   │   └── LogController.java</w:t>
+      </w:r>
+    </w:p>
+    <w:p>
+      <w:pPr>
+        <w:rPr>
+          <w:rFonts w:ascii="Times New Roman" w:hAnsi="Times New Roman" w:cs="Times New Roman"/>
+        </w:rPr>
+      </w:pPr>
+      <w:r>
+        <w:rPr>
+          <w:rFonts w:ascii="Times New Roman" w:hAnsi="Times New Roman" w:cs="Times New Roman"/>
+        </w:rPr>
+        <w:t>│   │   │   │   ├── model/</w:t>
+      </w:r>
+    </w:p>
+    <w:p>
+      <w:pPr>
+        <w:rPr>
+          <w:rFonts w:ascii="Times New Roman" w:hAnsi="Times New Roman" w:cs="Times New Roman"/>
+        </w:rPr>
+      </w:pPr>
+      <w:r>
+        <w:rPr>
+          <w:rFonts w:ascii="Times New Roman" w:hAnsi="Times New Roman" w:cs="Times New Roman"/>
+        </w:rPr>
+        <w:t>│   │   │   │   │   └── Log.java</w:t>
+      </w:r>
+    </w:p>
+    <w:p>
+      <w:pPr>
+        <w:rPr>
+          <w:rFonts w:ascii="Times New Roman" w:hAnsi="Times New Roman" w:cs="Times New Roman"/>
+        </w:rPr>
+      </w:pPr>
+      <w:r>
+        <w:rPr>
+          <w:rFonts w:ascii="Times New Roman" w:hAnsi="Times New Roman" w:cs="Times New Roman"/>
+        </w:rPr>
+        <w:t>│   │   │   │   ├── repository/</w:t>
+      </w:r>
+    </w:p>
+    <w:p>
+      <w:pPr>
+        <w:rPr>
+          <w:rFonts w:ascii="Times New Roman" w:hAnsi="Times New Roman" w:cs="Times New Roman"/>
+        </w:rPr>
+      </w:pPr>
+      <w:r>
+        <w:rPr>
+          <w:rFonts w:ascii="Times New Roman" w:hAnsi="Times New Roman" w:cs="Times New Roman"/>
+        </w:rPr>
+        <w:t>│   │   │   │   │   └── LogRepository.java</w:t>
+      </w:r>
+    </w:p>
+    <w:p>
+      <w:pPr>
+        <w:rPr>
+          <w:rFonts w:ascii="Times New Roman" w:hAnsi="Times New Roman" w:cs="Times New Roman"/>
+        </w:rPr>
+      </w:pPr>
+      <w:r>
+        <w:rPr>
+          <w:rFonts w:ascii="Times New Roman" w:hAnsi="Times New Roman" w:cs="Times New Roman"/>
+        </w:rPr>
+        <w:t>│   │   │   │   └── service</w:t>
+      </w:r>
+      <w:proofErr w:type="gramStart"/>
+      <w:r>
+        <w:rPr>
+          <w:rFonts w:ascii="Times New Roman" w:hAnsi="Times New Roman" w:cs="Times New Roman"/>
+        </w:rPr>
+        <w:t>/  #</w:t>
+      </w:r>
+      <w:proofErr w:type="gramEnd"/>
+      <w:r>
+        <w:rPr>
+          <w:rFonts w:ascii="Times New Roman" w:hAnsi="Times New Roman" w:cs="Times New Roman"/>
+        </w:rPr>
+        <w:t xml:space="preserve"> optional for Day 6</w:t>
+      </w:r>
+    </w:p>
+    <w:p>
+      <w:pPr>
+        <w:rPr>
+          <w:rFonts w:ascii="Times New Roman" w:hAnsi="Times New Roman" w:cs="Times New Roman"/>
+        </w:rPr>
+      </w:pPr>
+      <w:r>
+        <w:rPr>
+          <w:rFonts w:ascii="Times New Roman" w:hAnsi="Times New Roman" w:cs="Times New Roman"/>
+        </w:rPr>
+        <w:t>│   │   │   └── resources/</w:t>
+      </w:r>
+    </w:p>
+    <w:p>
+      <w:pPr>
+        <w:rPr>
+          <w:rFonts w:ascii="Times New Roman" w:hAnsi="Times New Roman" w:cs="Times New Roman"/>
+        </w:rPr>
+      </w:pPr>
+      <w:r>
+        <w:rPr>
+          <w:rFonts w:ascii="Times New Roman" w:hAnsi="Times New Roman" w:cs="Times New Roman"/>
+        </w:rPr>
+        <w:t xml:space="preserve">│   │   │       └── </w:t>
+      </w:r>
+      <w:proofErr w:type="spellStart"/>
+      <w:proofErr w:type="gramStart"/>
+      <w:r>
+        <w:rPr>
+          <w:rFonts w:ascii="Times New Roman" w:hAnsi="Times New Roman" w:cs="Times New Roman"/>
+        </w:rPr>
+        <w:t>application.properties</w:t>
+      </w:r>
+      <w:proofErr w:type="spellEnd"/>
+      <w:proofErr w:type="gramEnd"/>
+    </w:p>
+    <w:p>
+      <w:pPr>
+        <w:rPr>
+          <w:rFonts w:ascii="Times New Roman" w:hAnsi="Times New Roman" w:cs="Times New Roman"/>
+        </w:rPr>
+      </w:pPr>
+      <w:r>
+        <w:rPr>
+          <w:rFonts w:ascii="Times New Roman" w:hAnsi="Times New Roman" w:cs="Times New Roman"/>
+        </w:rPr>
+        <w:t>│   │   └── test/</w:t>
+      </w:r>
+    </w:p>
+    <w:p>
+      <w:pPr>
+        <w:rPr>
+          <w:rFonts w:ascii="Times New Roman" w:hAnsi="Times New Roman" w:cs="Times New Roman"/>
+        </w:rPr>
+      </w:pPr>
+      <w:r>
+        <w:rPr>
+          <w:rFonts w:ascii="Times New Roman" w:hAnsi="Times New Roman" w:cs="Times New Roman"/>
+        </w:rPr>
+        <w:lastRenderedPageBreak/>
+        <w:t>│   ├── pom.xml</w:t>
+      </w:r>
+    </w:p>
+    <w:p>
+      <w:pPr>
+        <w:rPr>
+          <w:rFonts w:ascii="Times New Roman" w:hAnsi="Times New Roman" w:cs="Times New Roman"/>
+        </w:rPr>
+      </w:pPr>
+      <w:r>
+        <w:rPr>
+          <w:rFonts w:ascii="Times New Roman" w:hAnsi="Times New Roman" w:cs="Times New Roman"/>
+        </w:rPr>
+        <w:t>│   └─</w:t>
+      </w:r>
+      <w:proofErr w:type="gramStart"/>
+      <w:r>
+        <w:rPr>
+          <w:rFonts w:ascii="Times New Roman" w:hAnsi="Times New Roman" w:cs="Times New Roman"/>
+        </w:rPr>
+        <w:t>─ .</w:t>
+      </w:r>
+      <w:proofErr w:type="spellStart"/>
+      <w:r>
+        <w:rPr>
+          <w:rFonts w:ascii="Times New Roman" w:hAnsi="Times New Roman" w:cs="Times New Roman"/>
+        </w:rPr>
+        <w:t>mvn</w:t>
+      </w:r>
+      <w:proofErr w:type="spellEnd"/>
+      <w:proofErr w:type="gramEnd"/>
+      <w:r>
+        <w:rPr>
+          <w:rFonts w:ascii="Times New Roman" w:hAnsi="Times New Roman" w:cs="Times New Roman"/>
+        </w:rPr>
+        <w:t>/</w:t>
+      </w:r>
+    </w:p>
+    <w:p>
+      <w:pPr>
+        <w:rPr>
+          <w:rFonts w:ascii="Times New Roman" w:hAnsi="Times New Roman" w:cs="Times New Roman"/>
+        </w:rPr>
+      </w:pPr>
+      <w:r>
+        <w:rPr>
+          <w:rFonts w:ascii="Times New Roman" w:hAnsi="Times New Roman" w:cs="Times New Roman"/>
+        </w:rPr>
+        <w:t>│</w:t>
+      </w:r>
+    </w:p>
+    <w:p>
+      <w:pPr>
+        <w:rPr>
+          <w:rFonts w:ascii="Times New Roman" w:hAnsi="Times New Roman" w:cs="Times New Roman"/>
+        </w:rPr>
+      </w:pPr>
+      <w:r>
+        <w:rPr>
+          <w:rFonts w:ascii="Times New Roman" w:hAnsi="Times New Roman" w:cs="Times New Roman"/>
+        </w:rPr>
+        <w:t>├── frontend</w:t>
+      </w:r>
+      <w:proofErr w:type="gramStart"/>
+      <w:r>
+        <w:rPr>
+          <w:rFonts w:ascii="Times New Roman" w:hAnsi="Times New Roman" w:cs="Times New Roman"/>
+        </w:rPr>
+        <w:t>/  #</w:t>
+      </w:r>
+      <w:proofErr w:type="gramEnd"/>
+      <w:r>
+        <w:rPr>
+          <w:rFonts w:ascii="Times New Roman" w:hAnsi="Times New Roman" w:cs="Times New Roman"/>
+        </w:rPr>
+        <w:t xml:space="preserve"> React</w:t>
+      </w:r>
+    </w:p>
+    <w:p>
+      <w:pPr>
+        <w:rPr>
+          <w:rFonts w:ascii="Times New Roman" w:hAnsi="Times New Roman" w:cs="Times New Roman"/>
+        </w:rPr>
+      </w:pPr>
+      <w:r>
+        <w:rPr>
+          <w:rFonts w:ascii="Times New Roman" w:hAnsi="Times New Roman" w:cs="Times New Roman"/>
+        </w:rPr>
+        <w:t>│   ├── public/</w:t>
+      </w:r>
+    </w:p>
+    <w:p>
+      <w:pPr>
+        <w:rPr>
+          <w:rFonts w:ascii="Times New Roman" w:hAnsi="Times New Roman" w:cs="Times New Roman"/>
+        </w:rPr>
+      </w:pPr>
+      <w:r>
+        <w:rPr>
+          <w:rFonts w:ascii="Times New Roman" w:hAnsi="Times New Roman" w:cs="Times New Roman"/>
+        </w:rPr>
+        <w:t>│   │   └── index.html</w:t>
+      </w:r>
+    </w:p>
+    <w:p>
+      <w:pPr>
+        <w:rPr>
+          <w:rFonts w:ascii="Times New Roman" w:hAnsi="Times New Roman" w:cs="Times New Roman"/>
+        </w:rPr>
+      </w:pPr>
+      <w:r>
+        <w:rPr>
+          <w:rFonts w:ascii="Times New Roman" w:hAnsi="Times New Roman" w:cs="Times New Roman"/>
+        </w:rPr>
+        <w:t xml:space="preserve">│   ├── </w:t>
+      </w:r>
+      <w:proofErr w:type="spellStart"/>
+      <w:r>
+        <w:rPr>
+          <w:rFonts w:ascii="Times New Roman" w:hAnsi="Times New Roman" w:cs="Times New Roman"/>
+        </w:rPr>
+        <w:t>src</w:t>
+      </w:r>
+      <w:proofErr w:type="spellEnd"/>
+      <w:r>
+        <w:rPr>
+          <w:rFonts w:ascii="Times New Roman" w:hAnsi="Times New Roman" w:cs="Times New Roman"/>
+        </w:rPr>
+        <w:t>/</w:t>
+      </w:r>
+    </w:p>
+    <w:p>
+      <w:pPr>
+        <w:rPr>
+          <w:rFonts w:ascii="Times New Roman" w:hAnsi="Times New Roman" w:cs="Times New Roman"/>
+        </w:rPr>
+      </w:pPr>
+      <w:r>
+        <w:rPr>
+          <w:rFonts w:ascii="Times New Roman" w:hAnsi="Times New Roman" w:cs="Times New Roman"/>
+        </w:rPr>
+        <w:t>│   │   ├── components/</w:t>
+      </w:r>
+    </w:p>
+    <w:p>
+      <w:pPr>
+        <w:rPr>
+          <w:rFonts w:ascii="Times New Roman" w:hAnsi="Times New Roman" w:cs="Times New Roman"/>
+        </w:rPr>
+      </w:pPr>
+      <w:r>
+        <w:rPr>
+          <w:rFonts w:ascii="Times New Roman" w:hAnsi="Times New Roman" w:cs="Times New Roman"/>
+        </w:rPr>
+        <w:t xml:space="preserve">│   │   │   └── </w:t>
+      </w:r>
+      <w:proofErr w:type="spellStart"/>
+      <w:r>
+        <w:rPr>
+          <w:rFonts w:ascii="Times New Roman" w:hAnsi="Times New Roman" w:cs="Times New Roman"/>
+        </w:rPr>
+        <w:t>Dashboard.jsx</w:t>
+      </w:r>
+      <w:proofErr w:type="spellEnd"/>
+    </w:p>
+    <w:p>
+      <w:pPr>
+        <w:rPr>
+          <w:rFonts w:ascii="Times New Roman" w:hAnsi="Times New Roman" w:cs="Times New Roman"/>
+        </w:rPr>
+      </w:pPr>
+      <w:r>
+        <w:rPr>
+          <w:rFonts w:ascii="Times New Roman" w:hAnsi="Times New Roman" w:cs="Times New Roman"/>
+        </w:rPr>
+        <w:t xml:space="preserve">│   │   ├── </w:t>
+      </w:r>
+      <w:proofErr w:type="spellStart"/>
+      <w:r>
+        <w:rPr>
+          <w:rFonts w:ascii="Times New Roman" w:hAnsi="Times New Roman" w:cs="Times New Roman"/>
+        </w:rPr>
+        <w:t>App.jsx</w:t>
+      </w:r>
+      <w:proofErr w:type="spellEnd"/>
+    </w:p>
+    <w:p>
+      <w:pPr>
+        <w:rPr>
+          <w:rFonts w:ascii="Times New Roman" w:hAnsi="Times New Roman" w:cs="Times New Roman"/>
+        </w:rPr>
+      </w:pPr>
+      <w:r>
+        <w:rPr>
+          <w:rFonts w:ascii="Times New Roman" w:hAnsi="Times New Roman" w:cs="Times New Roman"/>
+        </w:rPr>
+        <w:t xml:space="preserve">│   │   ├── </w:t>
+      </w:r>
+      <w:proofErr w:type="spellStart"/>
+      <w:r>
+        <w:rPr>
+          <w:rFonts w:ascii="Times New Roman" w:hAnsi="Times New Roman" w:cs="Times New Roman"/>
+        </w:rPr>
+        <w:t>main.jsx</w:t>
+      </w:r>
+      <w:proofErr w:type="spellEnd"/>
+    </w:p>
+    <w:p>
+      <w:pPr>
+        <w:rPr>
+          <w:rFonts w:ascii="Times New Roman" w:hAnsi="Times New Roman" w:cs="Times New Roman"/>
+        </w:rPr>
+      </w:pPr>
+      <w:r>
+        <w:rPr>
+          <w:rFonts w:ascii="Times New Roman" w:hAnsi="Times New Roman" w:cs="Times New Roman"/>
+        </w:rPr>
+        <w:t>│   │   └── index.css</w:t>
+      </w:r>
+    </w:p>
+    <w:p>
+      <w:pPr>
+        <w:rPr>
+          <w:rFonts w:ascii="Times New Roman" w:hAnsi="Times New Roman" w:cs="Times New Roman"/>
+        </w:rPr>
+      </w:pPr>
+      <w:r>
+        <w:rPr>
+          <w:rFonts w:ascii="Times New Roman" w:hAnsi="Times New Roman" w:cs="Times New Roman"/>
+        </w:rPr>
+        <w:t xml:space="preserve">│   ├── </w:t>
+      </w:r>
+      <w:proofErr w:type="spellStart"/>
+      <w:proofErr w:type="gramStart"/>
+      <w:r>
+        <w:rPr>
+          <w:rFonts w:ascii="Times New Roman" w:hAnsi="Times New Roman" w:cs="Times New Roman"/>
+        </w:rPr>
+        <w:t>package.json</w:t>
+      </w:r>
+      <w:proofErr w:type="spellEnd"/>
+      <w:proofErr w:type="gramEnd"/>
+    </w:p>
+    <w:p>
+      <w:pPr>
+        <w:rPr>
+          <w:rFonts w:ascii="Times New Roman" w:hAnsi="Times New Roman" w:cs="Times New Roman"/>
+        </w:rPr>
+      </w:pPr>
+      <w:r>
+        <w:rPr>
+          <w:rFonts w:ascii="Times New Roman" w:hAnsi="Times New Roman" w:cs="Times New Roman"/>
+        </w:rPr>
+        <w:t xml:space="preserve">│   └── </w:t>
+      </w:r>
+      <w:proofErr w:type="gramStart"/>
+      <w:r>
+        <w:rPr>
+          <w:rFonts w:ascii="Times New Roman" w:hAnsi="Times New Roman" w:cs="Times New Roman"/>
+        </w:rPr>
+        <w:t>vite.config.js  #</w:t>
+      </w:r>
+      <w:proofErr w:type="gramEnd"/>
+      <w:r>
+        <w:rPr>
+          <w:rFonts w:ascii="Times New Roman" w:hAnsi="Times New Roman" w:cs="Times New Roman"/>
+        </w:rPr>
+        <w:t xml:space="preserve"> or craco.config.js if using CRA</w:t>
+      </w:r>
+    </w:p>
+    <w:p>
+      <w:pPr>
+        <w:rPr>
+          <w:rFonts w:ascii="Times New Roman" w:hAnsi="Times New Roman" w:cs="Times New Roman"/>
+        </w:rPr>
+      </w:pPr>
+      <w:r>
+        <w:rPr>
+          <w:rFonts w:ascii="Times New Roman" w:hAnsi="Times New Roman" w:cs="Times New Roman"/>
+        </w:rPr>
+        <w:t>│</w:t>
+      </w:r>
+    </w:p>
+    <w:p>
+      <w:pPr>
+        <w:rPr>
+          <w:rFonts w:ascii="Times New Roman" w:hAnsi="Times New Roman" w:cs="Times New Roman"/>
+        </w:rPr>
+      </w:pPr>
+      <w:r>
+        <w:rPr>
+          <w:rFonts w:ascii="Times New Roman" w:hAnsi="Times New Roman" w:cs="Times New Roman"/>
+        </w:rPr>
+        <w:t>├── docs/</w:t>
+      </w:r>
+    </w:p>
+    <w:p>
+      <w:pPr>
+        <w:rPr>
+          <w:rFonts w:ascii="Times New Roman" w:hAnsi="Times New Roman" w:cs="Times New Roman"/>
+        </w:rPr>
+      </w:pPr>
+      <w:r>
+        <w:rPr>
+          <w:rFonts w:ascii="Times New Roman" w:hAnsi="Times New Roman" w:cs="Times New Roman"/>
+        </w:rPr>
+        <w:t>│   ├── Daily_Report_of_Project_Java.docx</w:t>
+      </w:r>
+    </w:p>
+    <w:p>
+      <w:pPr>
+        <w:rPr>
+          <w:rFonts w:ascii="Times New Roman" w:hAnsi="Times New Roman" w:cs="Times New Roman"/>
+        </w:rPr>
+      </w:pPr>
+      <w:r>
+        <w:rPr>
+          <w:rFonts w:ascii="Times New Roman" w:hAnsi="Times New Roman" w:cs="Times New Roman"/>
+        </w:rPr>
+        <w:t>│   └── sample.csv</w:t>
+      </w:r>
+    </w:p>
+    <w:p>
+      <w:pPr>
+        <w:rPr>
+          <w:rFonts w:ascii="Times New Roman" w:hAnsi="Times New Roman" w:cs="Times New Roman"/>
+        </w:rPr>
+      </w:pPr>
+      <w:r>
+        <w:rPr>
+          <w:rFonts w:ascii="Times New Roman" w:hAnsi="Times New Roman" w:cs="Times New Roman"/>
+        </w:rPr>
+        <w:t>│</w:t>
+      </w:r>
+    </w:p>
+    <w:p>
+      <w:pPr>
+        <w:rPr>
+          <w:rFonts w:ascii="Times New Roman" w:hAnsi="Times New Roman" w:cs="Times New Roman"/>
+        </w:rPr>
+      </w:pPr>
+      <w:r>
+        <w:rPr>
+          <w:rFonts w:ascii="Times New Roman" w:hAnsi="Times New Roman" w:cs="Times New Roman"/>
+        </w:rPr>
+        <w:t>└── README.md</w:t>
+      </w:r>
+    </w:p>
+    <w:p>
+      <w:pPr>
+        <w:rPr>
+          <w:rFonts w:ascii="Times New Roman" w:hAnsi="Times New Roman" w:cs="Times New Roman"/>
+        </w:rPr>
+      </w:pPr>
+      <w:r>
+        <w:rPr>
+          <w:rFonts w:ascii="Times New Roman" w:hAnsi="Times New Roman" w:cs="Times New Roman"/>
+        </w:rPr>
+        <w:t>---</w:t>
+      </w:r>
+    </w:p>
+    <w:p>
+      <w:pPr>
+        <w:rPr>
+          <w:rFonts w:ascii="Times New Roman" w:hAnsi="Times New Roman" w:cs="Times New Roman"/>
+        </w:rPr>
+      </w:pPr>
+    </w:p>
+    <w:p>
+      <w:pPr>
+        <w:rPr>
+          <w:rFonts w:ascii="Times New Roman" w:hAnsi="Times New Roman" w:cs="Times New Roman"/>
+        </w:rPr>
+      </w:pPr>
+      <w:r>
+        <w:rPr>
+          <w:rFonts w:ascii="Times New Roman" w:hAnsi="Times New Roman" w:cs="Times New Roman"/>
+        </w:rPr>
+        <w:t>### *File Purpose Breakdown*</w:t>
+      </w:r>
+    </w:p>
+    <w:p>
+      <w:pPr>
+        <w:rPr>
+          <w:rFonts w:ascii="Times New Roman" w:hAnsi="Times New Roman" w:cs="Times New Roman"/>
+        </w:rPr>
+      </w:pPr>
+    </w:p>
+    <w:p>
+      <w:pPr>
+        <w:rPr>
+          <w:rFonts w:ascii="Times New Roman" w:hAnsi="Times New Roman" w:cs="Times New Roman"/>
+        </w:rPr>
+      </w:pPr>
+      <w:r>
+        <w:rPr>
+          <w:rFonts w:ascii="Times New Roman" w:hAnsi="Times New Roman" w:cs="Times New Roman"/>
+        </w:rPr>
+        <w:t>#### *Backend - Spring Boot*</w:t>
+      </w:r>
+    </w:p>
+    <w:p>
+      <w:pPr>
+        <w:rPr>
+          <w:rFonts w:ascii="Times New Roman" w:hAnsi="Times New Roman" w:cs="Times New Roman"/>
+        </w:rPr>
+      </w:pPr>
+      <w:r>
+        <w:rPr>
+          <w:rFonts w:ascii="Times New Roman" w:hAnsi="Times New Roman" w:cs="Times New Roman"/>
+        </w:rPr>
+        <w:t>1.  `LogguardApplication.java` - Main Spring Boot entry point</w:t>
+      </w:r>
+    </w:p>
+    <w:p>
+      <w:pPr>
+        <w:rPr>
+          <w:rFonts w:ascii="Times New Roman" w:hAnsi="Times New Roman" w:cs="Times New Roman"/>
+        </w:rPr>
+      </w:pPr>
+      <w:r>
+        <w:rPr>
+          <w:rFonts w:ascii="Times New Roman" w:hAnsi="Times New Roman" w:cs="Times New Roman"/>
+        </w:rPr>
+        <w:t>2.  `controller/LogController.java` - REST APIs: `/ingest`, `/logs`, `/upload`</w:t>
+      </w:r>
+    </w:p>
+    <w:p>
+      <w:pPr>
+        <w:rPr>
+          <w:rFonts w:ascii="Times New Roman" w:hAnsi="Times New Roman" w:cs="Times New Roman"/>
+        </w:rPr>
+      </w:pPr>
+      <w:r>
+        <w:rPr>
+          <w:rFonts w:ascii="Times New Roman" w:hAnsi="Times New Roman" w:cs="Times New Roman"/>
+        </w:rPr>
+        <w:t>3.  `model/Log.java` - JPA Entity for MySQL table</w:t>
+      </w:r>
+    </w:p>
+    <w:p>
+      <w:pPr>
+        <w:rPr>
+          <w:rFonts w:ascii="Times New Roman" w:hAnsi="Times New Roman" w:cs="Times New Roman"/>
+        </w:rPr>
+      </w:pPr>
+      <w:r>
+        <w:rPr>
+          <w:rFonts w:ascii="Times New Roman" w:hAnsi="Times New Roman" w:cs="Times New Roman"/>
+        </w:rPr>
+        <w:t>4.  `repository/LogRepository.java` - Spring Data JPA interface</w:t>
+      </w:r>
+    </w:p>
+    <w:p>
+      <w:pPr>
+        <w:rPr>
+          <w:rFonts w:ascii="Times New Roman" w:hAnsi="Times New Roman" w:cs="Times New Roman"/>
+        </w:rPr>
+      </w:pPr>
+      <w:r>
+        <w:rPr>
+          <w:rFonts w:ascii="Times New Roman" w:hAnsi="Times New Roman" w:cs="Times New Roman"/>
+        </w:rPr>
+        <w:t>5.  `</w:t>
+      </w:r>
+      <w:proofErr w:type="spellStart"/>
+      <w:proofErr w:type="gramStart"/>
+      <w:r>
+        <w:rPr>
+          <w:rFonts w:ascii="Times New Roman" w:hAnsi="Times New Roman" w:cs="Times New Roman"/>
+        </w:rPr>
+        <w:t>application.properties</w:t>
+      </w:r>
+      <w:proofErr w:type="spellEnd"/>
+      <w:proofErr w:type="gramEnd"/>
+      <w:r>
+        <w:rPr>
+          <w:rFonts w:ascii="Times New Roman" w:hAnsi="Times New Roman" w:cs="Times New Roman"/>
+        </w:rPr>
+        <w:t>` - DB + Server config</w:t>
+      </w:r>
+    </w:p>
+    <w:p>
+      <w:pPr>
+        <w:rPr>
+          <w:rFonts w:ascii="Times New Roman" w:hAnsi="Times New Roman" w:cs="Times New Roman"/>
+        </w:rPr>
+      </w:pPr>
+    </w:p>
+    <w:p>
+      <w:pPr>
+        <w:rPr>
+          <w:rFonts w:ascii="Times New Roman" w:hAnsi="Times New Roman" w:cs="Times New Roman"/>
+        </w:rPr>
+      </w:pPr>
+      <w:r>
+        <w:rPr>
+          <w:rFonts w:ascii="Times New Roman" w:hAnsi="Times New Roman" w:cs="Times New Roman"/>
+        </w:rPr>
+        <w:t>#### *Frontend - React*</w:t>
+      </w:r>
+    </w:p>
+    <w:p>
+      <w:pPr>
+        <w:rPr>
+          <w:rFonts w:ascii="Times New Roman" w:hAnsi="Times New Roman" w:cs="Times New Roman"/>
+        </w:rPr>
+      </w:pPr>
+      <w:r>
+        <w:rPr>
+          <w:rFonts w:ascii="Times New Roman" w:hAnsi="Times New Roman" w:cs="Times New Roman"/>
+        </w:rPr>
+        <w:lastRenderedPageBreak/>
+        <w:t>1.  `</w:t>
+      </w:r>
+      <w:proofErr w:type="spellStart"/>
+      <w:r>
+        <w:rPr>
+          <w:rFonts w:ascii="Times New Roman" w:hAnsi="Times New Roman" w:cs="Times New Roman"/>
+        </w:rPr>
+        <w:t>Dashboard.jsx</w:t>
+      </w:r>
+      <w:proofErr w:type="spellEnd"/>
+      <w:r>
+        <w:rPr>
+          <w:rFonts w:ascii="Times New Roman" w:hAnsi="Times New Roman" w:cs="Times New Roman"/>
+        </w:rPr>
+        <w:t>` - Contains all 3 features: Export CSV, Root Cause Highlight, Clear Filters</w:t>
+      </w:r>
+    </w:p>
+    <w:p>
+      <w:pPr>
+        <w:rPr>
+          <w:rFonts w:ascii="Times New Roman" w:hAnsi="Times New Roman" w:cs="Times New Roman"/>
+        </w:rPr>
+      </w:pPr>
+      <w:r>
+        <w:rPr>
+          <w:rFonts w:ascii="Times New Roman" w:hAnsi="Times New Roman" w:cs="Times New Roman"/>
+        </w:rPr>
+        <w:t>2.  `</w:t>
+      </w:r>
+      <w:proofErr w:type="spellStart"/>
+      <w:r>
+        <w:rPr>
+          <w:rFonts w:ascii="Times New Roman" w:hAnsi="Times New Roman" w:cs="Times New Roman"/>
+        </w:rPr>
+        <w:t>App.jsx</w:t>
+      </w:r>
+      <w:proofErr w:type="spellEnd"/>
+      <w:r>
+        <w:rPr>
+          <w:rFonts w:ascii="Times New Roman" w:hAnsi="Times New Roman" w:cs="Times New Roman"/>
+        </w:rPr>
+        <w:t>` - Renders Dashboard</w:t>
+      </w:r>
+    </w:p>
+    <w:p>
+      <w:pPr>
+        <w:rPr>
+          <w:rFonts w:ascii="Times New Roman" w:hAnsi="Times New Roman" w:cs="Times New Roman"/>
+        </w:rPr>
+      </w:pPr>
+      <w:r>
+        <w:rPr>
+          <w:rFonts w:ascii="Times New Roman" w:hAnsi="Times New Roman" w:cs="Times New Roman"/>
+        </w:rPr>
+        <w:t>3.  `</w:t>
+      </w:r>
+      <w:proofErr w:type="spellStart"/>
+      <w:r>
+        <w:rPr>
+          <w:rFonts w:ascii="Times New Roman" w:hAnsi="Times New Roman" w:cs="Times New Roman"/>
+        </w:rPr>
+        <w:t>main.jsx</w:t>
+      </w:r>
+      <w:proofErr w:type="spellEnd"/>
+      <w:r>
+        <w:rPr>
+          <w:rFonts w:ascii="Times New Roman" w:hAnsi="Times New Roman" w:cs="Times New Roman"/>
+        </w:rPr>
+        <w:t xml:space="preserve">` - </w:t>
+      </w:r>
+      <w:proofErr w:type="spellStart"/>
+      <w:r>
+        <w:rPr>
+          <w:rFonts w:ascii="Times New Roman" w:hAnsi="Times New Roman" w:cs="Times New Roman"/>
+        </w:rPr>
+        <w:t>ReactDOM</w:t>
+      </w:r>
+      <w:proofErr w:type="spellEnd"/>
+      <w:r>
+        <w:rPr>
+          <w:rFonts w:ascii="Times New Roman" w:hAnsi="Times New Roman" w:cs="Times New Roman"/>
+        </w:rPr>
+        <w:t xml:space="preserve"> render</w:t>
+      </w:r>
+    </w:p>
+    <w:p>
+      <w:pPr>
+        <w:rPr>
+          <w:rFonts w:ascii="Times New Roman" w:hAnsi="Times New Roman" w:cs="Times New Roman"/>
+        </w:rPr>
+      </w:pPr>
+    </w:p>
+    <w:p>
+      <w:pPr>
+        <w:rPr>
+          <w:rFonts w:ascii="Times New Roman" w:hAnsi="Times New Roman" w:cs="Times New Roman"/>
+        </w:rPr>
+      </w:pPr>
+      <w:r>
+        <w:rPr>
+          <w:rFonts w:ascii="Times New Roman" w:hAnsi="Times New Roman" w:cs="Times New Roman"/>
+        </w:rPr>
+        <w:t>#### *Docs*</w:t>
+      </w:r>
+    </w:p>
+    <w:p>
+      <w:pPr>
+        <w:rPr>
+          <w:rFonts w:ascii="Times New Roman" w:hAnsi="Times New Roman" w:cs="Times New Roman"/>
+        </w:rPr>
+      </w:pPr>
+      <w:r>
+        <w:rPr>
+          <w:rFonts w:ascii="Times New Roman" w:hAnsi="Times New Roman" w:cs="Times New Roman"/>
+        </w:rPr>
+        <w:t>1.  `Daily_Report_of_Project_Java.docx` - Your submission report with code + screenshots</w:t>
+      </w:r>
+    </w:p>
+    <w:p>
+      <w:pPr>
+        <w:rPr>
+          <w:rFonts w:ascii="Times New Roman" w:hAnsi="Times New Roman" w:cs="Times New Roman"/>
+        </w:rPr>
+      </w:pPr>
+      <w:r>
+        <w:rPr>
+          <w:rFonts w:ascii="Times New Roman" w:hAnsi="Times New Roman" w:cs="Times New Roman"/>
+        </w:rPr>
+        <w:t>2.  `sample.csv` - For testing file upload</w:t>
+      </w:r>
+    </w:p>
+    <w:p>
+      <w:pPr>
+        <w:rPr>
+          <w:rFonts w:ascii="Times New Roman" w:hAnsi="Times New Roman" w:cs="Times New Roman"/>
+        </w:rPr>
+      </w:pPr>
+    </w:p>
+    <w:p>
+      <w:pPr>
+        <w:rPr>
+          <w:rFonts w:ascii="Times New Roman" w:hAnsi="Times New Roman" w:cs="Times New Roman"/>
+        </w:rPr>
+      </w:pPr>
+      <w:r>
+        <w:rPr>
+          <w:rFonts w:ascii="Times New Roman" w:hAnsi="Times New Roman" w:cs="Times New Roman"/>
+        </w:rPr>
+        <w:t>---</w:t>
+      </w:r>
+    </w:p>
+    <w:p>
+      <w:pPr>
+        <w:rPr>
+          <w:rFonts w:ascii="Times New Roman" w:hAnsi="Times New Roman" w:cs="Times New Roman"/>
+        </w:rPr>
+      </w:pPr>
+    </w:p>
+    <w:p>
+      <w:pPr>
+        <w:rPr>
+          <w:rFonts w:ascii="Times New Roman" w:hAnsi="Times New Roman" w:cs="Times New Roman"/>
+        </w:rPr>
+      </w:pPr>
+      <w:r>
+        <w:rPr>
+          <w:rFonts w:ascii="Times New Roman" w:hAnsi="Times New Roman" w:cs="Times New Roman"/>
+        </w:rPr>
+        <w:t>### *Quick Setup Commands*</w:t>
+      </w:r>
+    </w:p>
+    <w:p>
+      <w:pPr>
+        <w:rPr>
+          <w:rFonts w:ascii="Times New Roman" w:hAnsi="Times New Roman" w:cs="Times New Roman"/>
+        </w:rPr>
+      </w:pPr>
+      <w:r>
+        <w:rPr>
+          <w:rFonts w:ascii="Times New Roman" w:hAnsi="Times New Roman" w:cs="Times New Roman"/>
+        </w:rPr>
+        <w:t># Backend</w:t>
+      </w:r>
+    </w:p>
+    <w:p>
+      <w:pPr>
+        <w:rPr>
+          <w:rFonts w:ascii="Times New Roman" w:hAnsi="Times New Roman" w:cs="Times New Roman"/>
+        </w:rPr>
+      </w:pPr>
+      <w:r>
+        <w:rPr>
+          <w:rFonts w:ascii="Times New Roman" w:hAnsi="Times New Roman" w:cs="Times New Roman"/>
+        </w:rPr>
+        <w:t>cd backend</w:t>
+      </w:r>
+    </w:p>
+    <w:p>
+      <w:pPr>
+        <w:rPr>
+          <w:rFonts w:ascii="Times New Roman" w:hAnsi="Times New Roman" w:cs="Times New Roman"/>
+        </w:rPr>
+      </w:pPr>
+      <w:proofErr w:type="gramStart"/>
+      <w:r>
+        <w:rPr>
+          <w:rFonts w:ascii="Times New Roman" w:hAnsi="Times New Roman" w:cs="Times New Roman"/>
+        </w:rPr>
+        <w:t>./</w:t>
+      </w:r>
+      <w:proofErr w:type="spellStart"/>
+      <w:proofErr w:type="gramEnd"/>
+      <w:r>
+        <w:rPr>
+          <w:rFonts w:ascii="Times New Roman" w:hAnsi="Times New Roman" w:cs="Times New Roman"/>
+        </w:rPr>
+        <w:t>mvnw</w:t>
+      </w:r>
+      <w:proofErr w:type="spellEnd"/>
+      <w:r>
+        <w:rPr>
+          <w:rFonts w:ascii="Times New Roman" w:hAnsi="Times New Roman" w:cs="Times New Roman"/>
+        </w:rPr>
+        <w:t xml:space="preserve"> </w:t>
+      </w:r>
+      <w:proofErr w:type="spellStart"/>
+      <w:r>
+        <w:rPr>
+          <w:rFonts w:ascii="Times New Roman" w:hAnsi="Times New Roman" w:cs="Times New Roman"/>
+        </w:rPr>
+        <w:t>spring-</w:t>
+      </w:r>
+      <w:proofErr w:type="gramStart"/>
+      <w:r>
+        <w:rPr>
+          <w:rFonts w:ascii="Times New Roman" w:hAnsi="Times New Roman" w:cs="Times New Roman"/>
+        </w:rPr>
+        <w:t>boot:run</w:t>
+      </w:r>
+      <w:proofErr w:type="spellEnd"/>
+      <w:proofErr w:type="gramEnd"/>
+      <w:r>
+        <w:rPr>
+          <w:rFonts w:ascii="Times New Roman" w:hAnsi="Times New Roman" w:cs="Times New Roman"/>
+        </w:rPr>
+        <w:t xml:space="preserve">  # runs on http://localhost:8080</w:t>
+      </w:r>
+    </w:p>
+    <w:p>
+      <w:pPr>
+        <w:rPr>
+          <w:rFonts w:ascii="Times New Roman" w:hAnsi="Times New Roman" w:cs="Times New Roman"/>
+        </w:rPr>
+      </w:pPr>
+    </w:p>
+    <w:p>
+      <w:pPr>
+        <w:rPr>
+          <w:rFonts w:ascii="Times New Roman" w:hAnsi="Times New Roman" w:cs="Times New Roman"/>
+        </w:rPr>
+      </w:pPr>
+      <w:r>
+        <w:rPr>
+          <w:rFonts w:ascii="Times New Roman" w:hAnsi="Times New Roman" w:cs="Times New Roman"/>
+        </w:rPr>
+        <w:t xml:space="preserve"># Frontend  </w:t>
+      </w:r>
+    </w:p>
+    <w:p>
+      <w:pPr>
+        <w:rPr>
+          <w:rFonts w:ascii="Times New Roman" w:hAnsi="Times New Roman" w:cs="Times New Roman"/>
+        </w:rPr>
+      </w:pPr>
+      <w:r>
+        <w:rPr>
+          <w:rFonts w:ascii="Times New Roman" w:hAnsi="Times New Roman" w:cs="Times New Roman"/>
+        </w:rPr>
+        <w:t>cd frontend</w:t>
+      </w:r>
+    </w:p>
+    <w:p>
+      <w:pPr>
+        <w:rPr>
+          <w:rFonts w:ascii="Times New Roman" w:hAnsi="Times New Roman" w:cs="Times New Roman"/>
+        </w:rPr>
+      </w:pPr>
+      <w:proofErr w:type="spellStart"/>
+      <w:r>
+        <w:rPr>
+          <w:rFonts w:ascii="Times New Roman" w:hAnsi="Times New Roman" w:cs="Times New Roman"/>
+        </w:rPr>
+        <w:t>npm</w:t>
+      </w:r>
+      <w:proofErr w:type="spellEnd"/>
+      <w:r>
+        <w:rPr>
+          <w:rFonts w:ascii="Times New Roman" w:hAnsi="Times New Roman" w:cs="Times New Roman"/>
+        </w:rPr>
+        <w:t xml:space="preserve"> install</w:t>
+      </w:r>
+    </w:p>
+    <w:p>
+      <w:pPr>
+        <w:rPr>
+          <w:rFonts w:ascii="Times New Roman" w:hAnsi="Times New Roman" w:cs="Times New Roman"/>
+        </w:rPr>
+      </w:pPr>
+      <w:proofErr w:type="spellStart"/>
+      <w:r>
+        <w:rPr>
+          <w:rFonts w:ascii="Times New Roman" w:hAnsi="Times New Roman" w:cs="Times New Roman"/>
+        </w:rPr>
+        <w:t>npm</w:t>
+      </w:r>
+      <w:proofErr w:type="spellEnd"/>
+      <w:r>
+        <w:rPr>
+          <w:rFonts w:ascii="Times New Roman" w:hAnsi="Times New Roman" w:cs="Times New Roman"/>
+        </w:rPr>
+        <w:t xml:space="preserve"> run </w:t>
+      </w:r>
+      <w:proofErr w:type="gramStart"/>
+      <w:r>
+        <w:rPr>
+          <w:rFonts w:ascii="Times New Roman" w:hAnsi="Times New Roman" w:cs="Times New Roman"/>
+        </w:rPr>
+        <w:t>dev  #</w:t>
+      </w:r>
+      <w:proofErr w:type="gramEnd"/>
+      <w:r>
+        <w:rPr>
+          <w:rFonts w:ascii="Times New Roman" w:hAnsi="Times New Roman" w:cs="Times New Roman"/>
+        </w:rPr>
+        <w:t xml:space="preserve"> runs on http://localhost:3000</w:t>
+      </w:r>
+    </w:p>
+    <w:p>
+      <w:pPr>
+        <w:rPr>
+          <w:rFonts w:ascii="Times New Roman" w:hAnsi="Times New Roman" w:cs="Times New Roman"/>
+        </w:rPr>
+      </w:pPr>
+      <w:r>
+        <w:rPr>
+          <w:rFonts w:ascii="Times New Roman" w:hAnsi="Times New Roman" w:cs="Times New Roman"/>
+        </w:rPr>
+        <w:t>Want me to *zip this whole folder structure* with starter files and add it to your `Daily_Report_of_Project_Java.docx` as an appendix?</w:t>
+      </w:r>
     </w:p>
     <w:sectPr>
       <w:pgSz w:w="11906" w:h="16838" w:code="9"/>
@@ -4809,6 +13623,232 @@
     </w:lvl>
   </w:abstractNum>
   <w:abstractNum w:abstractNumId="1" w15:restartNumberingAfterBreak="0">
+    <w:nsid w:val="06FB0E20"/>
+    <w:multiLevelType w:val="hybridMultilevel"/>
+    <w:tmpl w:val="4E80FA84"/>
+    <w:lvl w:ilvl="0" w:tplc="4009000B">
+      <w:start w:val="1"/>
+      <w:numFmt w:val="bullet"/>
+      <w:lvlText w:val=""/>
+      <w:lvlJc w:val="left"/>
+      <w:pPr>
+        <w:ind w:left="1120" w:hanging="360"/>
+      </w:pPr>
+      <w:rPr>
+        <w:rFonts w:ascii="Wingdings" w:hAnsi="Wingdings" w:hint="default"/>
+      </w:rPr>
+    </w:lvl>
+    <w:lvl w:ilvl="1" w:tplc="40090003" w:tentative="1">
+      <w:start w:val="1"/>
+      <w:numFmt w:val="bullet"/>
+      <w:lvlText w:val="o"/>
+      <w:lvlJc w:val="left"/>
+      <w:pPr>
+        <w:ind w:left="1840" w:hanging="360"/>
+      </w:pPr>
+      <w:rPr>
+        <w:rFonts w:ascii="Courier New" w:hAnsi="Courier New" w:cs="Courier New" w:hint="default"/>
+      </w:rPr>
+    </w:lvl>
+    <w:lvl w:ilvl="2" w:tplc="40090005" w:tentative="1">
+      <w:start w:val="1"/>
+      <w:numFmt w:val="bullet"/>
+      <w:lvlText w:val=""/>
+      <w:lvlJc w:val="left"/>
+      <w:pPr>
+        <w:ind w:left="2560" w:hanging="360"/>
+      </w:pPr>
+      <w:rPr>
+        <w:rFonts w:ascii="Wingdings" w:hAnsi="Wingdings" w:hint="default"/>
+      </w:rPr>
+    </w:lvl>
+    <w:lvl w:ilvl="3" w:tplc="40090001" w:tentative="1">
+      <w:start w:val="1"/>
+      <w:numFmt w:val="bullet"/>
+      <w:lvlText w:val=""/>
+      <w:lvlJc w:val="left"/>
+      <w:pPr>
+        <w:ind w:left="3280" w:hanging="360"/>
+      </w:pPr>
+      <w:rPr>
+        <w:rFonts w:ascii="Symbol" w:hAnsi="Symbol" w:hint="default"/>
+      </w:rPr>
+    </w:lvl>
+    <w:lvl w:ilvl="4" w:tplc="40090003" w:tentative="1">
+      <w:start w:val="1"/>
+      <w:numFmt w:val="bullet"/>
+      <w:lvlText w:val="o"/>
+      <w:lvlJc w:val="left"/>
+      <w:pPr>
+        <w:ind w:left="4000" w:hanging="360"/>
+      </w:pPr>
+      <w:rPr>
+        <w:rFonts w:ascii="Courier New" w:hAnsi="Courier New" w:cs="Courier New" w:hint="default"/>
+      </w:rPr>
+    </w:lvl>
+    <w:lvl w:ilvl="5" w:tplc="40090005" w:tentative="1">
+      <w:start w:val="1"/>
+      <w:numFmt w:val="bullet"/>
+      <w:lvlText w:val=""/>
+      <w:lvlJc w:val="left"/>
+      <w:pPr>
+        <w:ind w:left="4720" w:hanging="360"/>
+      </w:pPr>
+      <w:rPr>
+        <w:rFonts w:ascii="Wingdings" w:hAnsi="Wingdings" w:hint="default"/>
+      </w:rPr>
+    </w:lvl>
+    <w:lvl w:ilvl="6" w:tplc="40090001" w:tentative="1">
+      <w:start w:val="1"/>
+      <w:numFmt w:val="bullet"/>
+      <w:lvlText w:val=""/>
+      <w:lvlJc w:val="left"/>
+      <w:pPr>
+        <w:ind w:left="5440" w:hanging="360"/>
+      </w:pPr>
+      <w:rPr>
+        <w:rFonts w:ascii="Symbol" w:hAnsi="Symbol" w:hint="default"/>
+      </w:rPr>
+    </w:lvl>
+    <w:lvl w:ilvl="7" w:tplc="40090003" w:tentative="1">
+      <w:start w:val="1"/>
+      <w:numFmt w:val="bullet"/>
+      <w:lvlText w:val="o"/>
+      <w:lvlJc w:val="left"/>
+      <w:pPr>
+        <w:ind w:left="6160" w:hanging="360"/>
+      </w:pPr>
+      <w:rPr>
+        <w:rFonts w:ascii="Courier New" w:hAnsi="Courier New" w:cs="Courier New" w:hint="default"/>
+      </w:rPr>
+    </w:lvl>
+    <w:lvl w:ilvl="8" w:tplc="40090005" w:tentative="1">
+      <w:start w:val="1"/>
+      <w:numFmt w:val="bullet"/>
+      <w:lvlText w:val=""/>
+      <w:lvlJc w:val="left"/>
+      <w:pPr>
+        <w:ind w:left="6880" w:hanging="360"/>
+      </w:pPr>
+      <w:rPr>
+        <w:rFonts w:ascii="Wingdings" w:hAnsi="Wingdings" w:hint="default"/>
+      </w:rPr>
+    </w:lvl>
+  </w:abstractNum>
+  <w:abstractNum w:abstractNumId="2" w15:restartNumberingAfterBreak="0">
+    <w:nsid w:val="0B0622F2"/>
+    <w:multiLevelType w:val="hybridMultilevel"/>
+    <w:tmpl w:val="A134C850"/>
+    <w:lvl w:ilvl="0" w:tplc="4009000B">
+      <w:start w:val="1"/>
+      <w:numFmt w:val="bullet"/>
+      <w:lvlText w:val=""/>
+      <w:lvlJc w:val="left"/>
+      <w:pPr>
+        <w:ind w:left="1120" w:hanging="360"/>
+      </w:pPr>
+      <w:rPr>
+        <w:rFonts w:ascii="Wingdings" w:hAnsi="Wingdings" w:hint="default"/>
+      </w:rPr>
+    </w:lvl>
+    <w:lvl w:ilvl="1" w:tplc="40090003" w:tentative="1">
+      <w:start w:val="1"/>
+      <w:numFmt w:val="bullet"/>
+      <w:lvlText w:val="o"/>
+      <w:lvlJc w:val="left"/>
+      <w:pPr>
+        <w:ind w:left="1840" w:hanging="360"/>
+      </w:pPr>
+      <w:rPr>
+        <w:rFonts w:ascii="Courier New" w:hAnsi="Courier New" w:cs="Courier New" w:hint="default"/>
+      </w:rPr>
+    </w:lvl>
+    <w:lvl w:ilvl="2" w:tplc="40090005" w:tentative="1">
+      <w:start w:val="1"/>
+      <w:numFmt w:val="bullet"/>
+      <w:lvlText w:val=""/>
+      <w:lvlJc w:val="left"/>
+      <w:pPr>
+        <w:ind w:left="2560" w:hanging="360"/>
+      </w:pPr>
+      <w:rPr>
+        <w:rFonts w:ascii="Wingdings" w:hAnsi="Wingdings" w:hint="default"/>
+      </w:rPr>
+    </w:lvl>
+    <w:lvl w:ilvl="3" w:tplc="40090001" w:tentative="1">
+      <w:start w:val="1"/>
+      <w:numFmt w:val="bullet"/>
+      <w:lvlText w:val=""/>
+      <w:lvlJc w:val="left"/>
+      <w:pPr>
+        <w:ind w:left="3280" w:hanging="360"/>
+      </w:pPr>
+      <w:rPr>
+        <w:rFonts w:ascii="Symbol" w:hAnsi="Symbol" w:hint="default"/>
+      </w:rPr>
+    </w:lvl>
+    <w:lvl w:ilvl="4" w:tplc="40090003" w:tentative="1">
+      <w:start w:val="1"/>
+      <w:numFmt w:val="bullet"/>
+      <w:lvlText w:val="o"/>
+      <w:lvlJc w:val="left"/>
+      <w:pPr>
+        <w:ind w:left="4000" w:hanging="360"/>
+      </w:pPr>
+      <w:rPr>
+        <w:rFonts w:ascii="Courier New" w:hAnsi="Courier New" w:cs="Courier New" w:hint="default"/>
+      </w:rPr>
+    </w:lvl>
+    <w:lvl w:ilvl="5" w:tplc="40090005" w:tentative="1">
+      <w:start w:val="1"/>
+      <w:numFmt w:val="bullet"/>
+      <w:lvlText w:val=""/>
+      <w:lvlJc w:val="left"/>
+      <w:pPr>
+        <w:ind w:left="4720" w:hanging="360"/>
+      </w:pPr>
+      <w:rPr>
+        <w:rFonts w:ascii="Wingdings" w:hAnsi="Wingdings" w:hint="default"/>
+      </w:rPr>
+    </w:lvl>
+    <w:lvl w:ilvl="6" w:tplc="40090001" w:tentative="1">
+      <w:start w:val="1"/>
+      <w:numFmt w:val="bullet"/>
+      <w:lvlText w:val=""/>
+      <w:lvlJc w:val="left"/>
+      <w:pPr>
+        <w:ind w:left="5440" w:hanging="360"/>
+      </w:pPr>
+      <w:rPr>
+        <w:rFonts w:ascii="Symbol" w:hAnsi="Symbol" w:hint="default"/>
+      </w:rPr>
+    </w:lvl>
+    <w:lvl w:ilvl="7" w:tplc="40090003" w:tentative="1">
+      <w:start w:val="1"/>
+      <w:numFmt w:val="bullet"/>
+      <w:lvlText w:val="o"/>
+      <w:lvlJc w:val="left"/>
+      <w:pPr>
+        <w:ind w:left="6160" w:hanging="360"/>
+      </w:pPr>
+      <w:rPr>
+        <w:rFonts w:ascii="Courier New" w:hAnsi="Courier New" w:cs="Courier New" w:hint="default"/>
+      </w:rPr>
+    </w:lvl>
+    <w:lvl w:ilvl="8" w:tplc="40090005" w:tentative="1">
+      <w:start w:val="1"/>
+      <w:numFmt w:val="bullet"/>
+      <w:lvlText w:val=""/>
+      <w:lvlJc w:val="left"/>
+      <w:pPr>
+        <w:ind w:left="6880" w:hanging="360"/>
+      </w:pPr>
+      <w:rPr>
+        <w:rFonts w:ascii="Wingdings" w:hAnsi="Wingdings" w:hint="default"/>
+      </w:rPr>
+    </w:lvl>
+  </w:abstractNum>
+  <w:abstractNum w:abstractNumId="3" w15:restartNumberingAfterBreak="0">
     <w:nsid w:val="0D743D1F"/>
     <w:multiLevelType w:val="hybridMultilevel"/>
     <w:tmpl w:val="2DB280B0"/>
@@ -4917,7 +13957,7 @@
       </w:pPr>
     </w:lvl>
   </w:abstractNum>
-  <w:abstractNum w:abstractNumId="2" w15:restartNumberingAfterBreak="0">
+  <w:abstractNum w:abstractNumId="4" w15:restartNumberingAfterBreak="0">
     <w:nsid w:val="14175B67"/>
     <w:multiLevelType w:val="hybridMultilevel"/>
     <w:tmpl w:val="776493DA"/>
@@ -5026,7 +14066,7 @@
       </w:pPr>
     </w:lvl>
   </w:abstractNum>
-  <w:abstractNum w:abstractNumId="3" w15:restartNumberingAfterBreak="0">
+  <w:abstractNum w:abstractNumId="5" w15:restartNumberingAfterBreak="0">
     <w:nsid w:val="1CA516B8"/>
     <w:multiLevelType w:val="hybridMultilevel"/>
     <w:tmpl w:val="9A042BF6"/>
@@ -5139,7 +14179,7 @@
       </w:rPr>
     </w:lvl>
   </w:abstractNum>
-  <w:abstractNum w:abstractNumId="4" w15:restartNumberingAfterBreak="0">
+  <w:abstractNum w:abstractNumId="6" w15:restartNumberingAfterBreak="0">
     <w:nsid w:val="22DB65EA"/>
     <w:multiLevelType w:val="hybridMultilevel"/>
     <w:tmpl w:val="0F7C5664"/>
@@ -5252,7 +14292,120 @@
       </w:rPr>
     </w:lvl>
   </w:abstractNum>
-  <w:abstractNum w:abstractNumId="5" w15:restartNumberingAfterBreak="0">
+  <w:abstractNum w:abstractNumId="7" w15:restartNumberingAfterBreak="0">
+    <w:nsid w:val="252E7E14"/>
+    <w:multiLevelType w:val="hybridMultilevel"/>
+    <w:tmpl w:val="1BA610EE"/>
+    <w:lvl w:ilvl="0" w:tplc="4009000B">
+      <w:start w:val="1"/>
+      <w:numFmt w:val="bullet"/>
+      <w:lvlText w:val=""/>
+      <w:lvlJc w:val="left"/>
+      <w:pPr>
+        <w:ind w:left="1120" w:hanging="360"/>
+      </w:pPr>
+      <w:rPr>
+        <w:rFonts w:ascii="Wingdings" w:hAnsi="Wingdings" w:hint="default"/>
+      </w:rPr>
+    </w:lvl>
+    <w:lvl w:ilvl="1" w:tplc="40090003" w:tentative="1">
+      <w:start w:val="1"/>
+      <w:numFmt w:val="bullet"/>
+      <w:lvlText w:val="o"/>
+      <w:lvlJc w:val="left"/>
+      <w:pPr>
+        <w:ind w:left="1840" w:hanging="360"/>
+      </w:pPr>
+      <w:rPr>
+        <w:rFonts w:ascii="Courier New" w:hAnsi="Courier New" w:cs="Courier New" w:hint="default"/>
+      </w:rPr>
+    </w:lvl>
+    <w:lvl w:ilvl="2" w:tplc="40090005" w:tentative="1">
+      <w:start w:val="1"/>
+      <w:numFmt w:val="bullet"/>
+      <w:lvlText w:val=""/>
+      <w:lvlJc w:val="left"/>
+      <w:pPr>
+        <w:ind w:left="2560" w:hanging="360"/>
+      </w:pPr>
+      <w:rPr>
+        <w:rFonts w:ascii="Wingdings" w:hAnsi="Wingdings" w:hint="default"/>
+      </w:rPr>
+    </w:lvl>
+    <w:lvl w:ilvl="3" w:tplc="40090001" w:tentative="1">
+      <w:start w:val="1"/>
+      <w:numFmt w:val="bullet"/>
+      <w:lvlText w:val=""/>
+      <w:lvlJc w:val="left"/>
+      <w:pPr>
+        <w:ind w:left="3280" w:hanging="360"/>
+      </w:pPr>
+      <w:rPr>
+        <w:rFonts w:ascii="Symbol" w:hAnsi="Symbol" w:hint="default"/>
+      </w:rPr>
+    </w:lvl>
+    <w:lvl w:ilvl="4" w:tplc="40090003" w:tentative="1">
+      <w:start w:val="1"/>
+      <w:numFmt w:val="bullet"/>
+      <w:lvlText w:val="o"/>
+      <w:lvlJc w:val="left"/>
+      <w:pPr>
+        <w:ind w:left="4000" w:hanging="360"/>
+      </w:pPr>
+      <w:rPr>
+        <w:rFonts w:ascii="Courier New" w:hAnsi="Courier New" w:cs="Courier New" w:hint="default"/>
+      </w:rPr>
+    </w:lvl>
+    <w:lvl w:ilvl="5" w:tplc="40090005" w:tentative="1">
+      <w:start w:val="1"/>
+      <w:numFmt w:val="bullet"/>
+      <w:lvlText w:val=""/>
+      <w:lvlJc w:val="left"/>
+      <w:pPr>
+        <w:ind w:left="4720" w:hanging="360"/>
+      </w:pPr>
+      <w:rPr>
+        <w:rFonts w:ascii="Wingdings" w:hAnsi="Wingdings" w:hint="default"/>
+      </w:rPr>
+    </w:lvl>
+    <w:lvl w:ilvl="6" w:tplc="40090001" w:tentative="1">
+      <w:start w:val="1"/>
+      <w:numFmt w:val="bullet"/>
+      <w:lvlText w:val=""/>
+      <w:lvlJc w:val="left"/>
+      <w:pPr>
+        <w:ind w:left="5440" w:hanging="360"/>
+      </w:pPr>
+      <w:rPr>
+        <w:rFonts w:ascii="Symbol" w:hAnsi="Symbol" w:hint="default"/>
+      </w:rPr>
+    </w:lvl>
+    <w:lvl w:ilvl="7" w:tplc="40090003" w:tentative="1">
+      <w:start w:val="1"/>
+      <w:numFmt w:val="bullet"/>
+      <w:lvlText w:val="o"/>
+      <w:lvlJc w:val="left"/>
+      <w:pPr>
+        <w:ind w:left="6160" w:hanging="360"/>
+      </w:pPr>
+      <w:rPr>
+        <w:rFonts w:ascii="Courier New" w:hAnsi="Courier New" w:cs="Courier New" w:hint="default"/>
+      </w:rPr>
+    </w:lvl>
+    <w:lvl w:ilvl="8" w:tplc="40090005" w:tentative="1">
+      <w:start w:val="1"/>
+      <w:numFmt w:val="bullet"/>
+      <w:lvlText w:val=""/>
+      <w:lvlJc w:val="left"/>
+      <w:pPr>
+        <w:ind w:left="6880" w:hanging="360"/>
+      </w:pPr>
+      <w:rPr>
+        <w:rFonts w:ascii="Wingdings" w:hAnsi="Wingdings" w:hint="default"/>
+      </w:rPr>
+    </w:lvl>
+  </w:abstractNum>
+  <w:abstractNum w:abstractNumId="8" w15:restartNumberingAfterBreak="0">
     <w:nsid w:val="2FFC261B"/>
     <w:multiLevelType w:val="hybridMultilevel"/>
     <w:tmpl w:val="0B82D880"/>
@@ -5361,10 +14514,10 @@
       </w:pPr>
     </w:lvl>
   </w:abstractNum>
-  <w:abstractNum w:abstractNumId="6" w15:restartNumberingAfterBreak="0">
-    <w:nsid w:val="41866BD7"/>
+  <w:abstractNum w:abstractNumId="9" w15:restartNumberingAfterBreak="0">
+    <w:nsid w:val="3AF506B1"/>
     <w:multiLevelType w:val="hybridMultilevel"/>
-    <w:tmpl w:val="A628F052"/>
+    <w:tmpl w:val="02606EF8"/>
     <w:lvl w:ilvl="0" w:tplc="4009000B">
       <w:start w:val="1"/>
       <w:numFmt w:val="bullet"/>
@@ -5474,10 +14627,10 @@
       </w:rPr>
     </w:lvl>
   </w:abstractNum>
-  <w:abstractNum w:abstractNumId="7" w15:restartNumberingAfterBreak="0">
-    <w:nsid w:val="475F4735"/>
+  <w:abstractNum w:abstractNumId="10" w15:restartNumberingAfterBreak="0">
+    <w:nsid w:val="41866BD7"/>
     <w:multiLevelType w:val="hybridMultilevel"/>
-    <w:tmpl w:val="FA029FFA"/>
+    <w:tmpl w:val="A628F052"/>
     <w:lvl w:ilvl="0" w:tplc="4009000B">
       <w:start w:val="1"/>
       <w:numFmt w:val="bullet"/>
@@ -5587,7 +14740,346 @@
       </w:rPr>
     </w:lvl>
   </w:abstractNum>
-  <w:abstractNum w:abstractNumId="8" w15:restartNumberingAfterBreak="0">
+  <w:abstractNum w:abstractNumId="11" w15:restartNumberingAfterBreak="0">
+    <w:nsid w:val="475F4735"/>
+    <w:multiLevelType w:val="hybridMultilevel"/>
+    <w:tmpl w:val="FA029FFA"/>
+    <w:lvl w:ilvl="0" w:tplc="4009000B">
+      <w:start w:val="1"/>
+      <w:numFmt w:val="bullet"/>
+      <w:lvlText w:val=""/>
+      <w:lvlJc w:val="left"/>
+      <w:pPr>
+        <w:ind w:left="1120" w:hanging="360"/>
+      </w:pPr>
+      <w:rPr>
+        <w:rFonts w:ascii="Wingdings" w:hAnsi="Wingdings" w:hint="default"/>
+      </w:rPr>
+    </w:lvl>
+    <w:lvl w:ilvl="1" w:tplc="40090003" w:tentative="1">
+      <w:start w:val="1"/>
+      <w:numFmt w:val="bullet"/>
+      <w:lvlText w:val="o"/>
+      <w:lvlJc w:val="left"/>
+      <w:pPr>
+        <w:ind w:left="1840" w:hanging="360"/>
+      </w:pPr>
+      <w:rPr>
+        <w:rFonts w:ascii="Courier New" w:hAnsi="Courier New" w:cs="Courier New" w:hint="default"/>
+      </w:rPr>
+    </w:lvl>
+    <w:lvl w:ilvl="2" w:tplc="40090005" w:tentative="1">
+      <w:start w:val="1"/>
+      <w:numFmt w:val="bullet"/>
+      <w:lvlText w:val=""/>
+      <w:lvlJc w:val="left"/>
+      <w:pPr>
+        <w:ind w:left="2560" w:hanging="360"/>
+      </w:pPr>
+      <w:rPr>
+        <w:rFonts w:ascii="Wingdings" w:hAnsi="Wingdings" w:hint="default"/>
+      </w:rPr>
+    </w:lvl>
+    <w:lvl w:ilvl="3" w:tplc="40090001" w:tentative="1">
+      <w:start w:val="1"/>
+      <w:numFmt w:val="bullet"/>
+      <w:lvlText w:val=""/>
+      <w:lvlJc w:val="left"/>
+      <w:pPr>
+        <w:ind w:left="3280" w:hanging="360"/>
+      </w:pPr>
+      <w:rPr>
+        <w:rFonts w:ascii="Symbol" w:hAnsi="Symbol" w:hint="default"/>
+      </w:rPr>
+    </w:lvl>
+    <w:lvl w:ilvl="4" w:tplc="40090003" w:tentative="1">
+      <w:start w:val="1"/>
+      <w:numFmt w:val="bullet"/>
+      <w:lvlText w:val="o"/>
+      <w:lvlJc w:val="left"/>
+      <w:pPr>
+        <w:ind w:left="4000" w:hanging="360"/>
+      </w:pPr>
+      <w:rPr>
+        <w:rFonts w:ascii="Courier New" w:hAnsi="Courier New" w:cs="Courier New" w:hint="default"/>
+      </w:rPr>
+    </w:lvl>
+    <w:lvl w:ilvl="5" w:tplc="40090005" w:tentative="1">
+      <w:start w:val="1"/>
+      <w:numFmt w:val="bullet"/>
+      <w:lvlText w:val=""/>
+      <w:lvlJc w:val="left"/>
+      <w:pPr>
+        <w:ind w:left="4720" w:hanging="360"/>
+      </w:pPr>
+      <w:rPr>
+        <w:rFonts w:ascii="Wingdings" w:hAnsi="Wingdings" w:hint="default"/>
+      </w:rPr>
+    </w:lvl>
+    <w:lvl w:ilvl="6" w:tplc="40090001" w:tentative="1">
+      <w:start w:val="1"/>
+      <w:numFmt w:val="bullet"/>
+      <w:lvlText w:val=""/>
+      <w:lvlJc w:val="left"/>
+      <w:pPr>
+        <w:ind w:left="5440" w:hanging="360"/>
+      </w:pPr>
+      <w:rPr>
+        <w:rFonts w:ascii="Symbol" w:hAnsi="Symbol" w:hint="default"/>
+      </w:rPr>
+    </w:lvl>
+    <w:lvl w:ilvl="7" w:tplc="40090003" w:tentative="1">
+      <w:start w:val="1"/>
+      <w:numFmt w:val="bullet"/>
+      <w:lvlText w:val="o"/>
+      <w:lvlJc w:val="left"/>
+      <w:pPr>
+        <w:ind w:left="6160" w:hanging="360"/>
+      </w:pPr>
+      <w:rPr>
+        <w:rFonts w:ascii="Courier New" w:hAnsi="Courier New" w:cs="Courier New" w:hint="default"/>
+      </w:rPr>
+    </w:lvl>
+    <w:lvl w:ilvl="8" w:tplc="40090005" w:tentative="1">
+      <w:start w:val="1"/>
+      <w:numFmt w:val="bullet"/>
+      <w:lvlText w:val=""/>
+      <w:lvlJc w:val="left"/>
+      <w:pPr>
+        <w:ind w:left="6880" w:hanging="360"/>
+      </w:pPr>
+      <w:rPr>
+        <w:rFonts w:ascii="Wingdings" w:hAnsi="Wingdings" w:hint="default"/>
+      </w:rPr>
+    </w:lvl>
+  </w:abstractNum>
+  <w:abstractNum w:abstractNumId="12" w15:restartNumberingAfterBreak="0">
+    <w:nsid w:val="4815038B"/>
+    <w:multiLevelType w:val="hybridMultilevel"/>
+    <w:tmpl w:val="1578EFD0"/>
+    <w:lvl w:ilvl="0" w:tplc="4009000D">
+      <w:start w:val="1"/>
+      <w:numFmt w:val="bullet"/>
+      <w:lvlText w:val=""/>
+      <w:lvlJc w:val="left"/>
+      <w:pPr>
+        <w:ind w:left="1851" w:hanging="360"/>
+      </w:pPr>
+      <w:rPr>
+        <w:rFonts w:ascii="Wingdings" w:hAnsi="Wingdings" w:hint="default"/>
+      </w:rPr>
+    </w:lvl>
+    <w:lvl w:ilvl="1" w:tplc="40090003" w:tentative="1">
+      <w:start w:val="1"/>
+      <w:numFmt w:val="bullet"/>
+      <w:lvlText w:val="o"/>
+      <w:lvlJc w:val="left"/>
+      <w:pPr>
+        <w:ind w:left="2571" w:hanging="360"/>
+      </w:pPr>
+      <w:rPr>
+        <w:rFonts w:ascii="Courier New" w:hAnsi="Courier New" w:cs="Courier New" w:hint="default"/>
+      </w:rPr>
+    </w:lvl>
+    <w:lvl w:ilvl="2" w:tplc="40090005" w:tentative="1">
+      <w:start w:val="1"/>
+      <w:numFmt w:val="bullet"/>
+      <w:lvlText w:val=""/>
+      <w:lvlJc w:val="left"/>
+      <w:pPr>
+        <w:ind w:left="3291" w:hanging="360"/>
+      </w:pPr>
+      <w:rPr>
+        <w:rFonts w:ascii="Wingdings" w:hAnsi="Wingdings" w:hint="default"/>
+      </w:rPr>
+    </w:lvl>
+    <w:lvl w:ilvl="3" w:tplc="40090001" w:tentative="1">
+      <w:start w:val="1"/>
+      <w:numFmt w:val="bullet"/>
+      <w:lvlText w:val=""/>
+      <w:lvlJc w:val="left"/>
+      <w:pPr>
+        <w:ind w:left="4011" w:hanging="360"/>
+      </w:pPr>
+      <w:rPr>
+        <w:rFonts w:ascii="Symbol" w:hAnsi="Symbol" w:hint="default"/>
+      </w:rPr>
+    </w:lvl>
+    <w:lvl w:ilvl="4" w:tplc="40090003" w:tentative="1">
+      <w:start w:val="1"/>
+      <w:numFmt w:val="bullet"/>
+      <w:lvlText w:val="o"/>
+      <w:lvlJc w:val="left"/>
+      <w:pPr>
+        <w:ind w:left="4731" w:hanging="360"/>
+      </w:pPr>
+      <w:rPr>
+        <w:rFonts w:ascii="Courier New" w:hAnsi="Courier New" w:cs="Courier New" w:hint="default"/>
+      </w:rPr>
+    </w:lvl>
+    <w:lvl w:ilvl="5" w:tplc="40090005" w:tentative="1">
+      <w:start w:val="1"/>
+      <w:numFmt w:val="bullet"/>
+      <w:lvlText w:val=""/>
+      <w:lvlJc w:val="left"/>
+      <w:pPr>
+        <w:ind w:left="5451" w:hanging="360"/>
+      </w:pPr>
+      <w:rPr>
+        <w:rFonts w:ascii="Wingdings" w:hAnsi="Wingdings" w:hint="default"/>
+      </w:rPr>
+    </w:lvl>
+    <w:lvl w:ilvl="6" w:tplc="40090001" w:tentative="1">
+      <w:start w:val="1"/>
+      <w:numFmt w:val="bullet"/>
+      <w:lvlText w:val=""/>
+      <w:lvlJc w:val="left"/>
+      <w:pPr>
+        <w:ind w:left="6171" w:hanging="360"/>
+      </w:pPr>
+      <w:rPr>
+        <w:rFonts w:ascii="Symbol" w:hAnsi="Symbol" w:hint="default"/>
+      </w:rPr>
+    </w:lvl>
+    <w:lvl w:ilvl="7" w:tplc="40090003" w:tentative="1">
+      <w:start w:val="1"/>
+      <w:numFmt w:val="bullet"/>
+      <w:lvlText w:val="o"/>
+      <w:lvlJc w:val="left"/>
+      <w:pPr>
+        <w:ind w:left="6891" w:hanging="360"/>
+      </w:pPr>
+      <w:rPr>
+        <w:rFonts w:ascii="Courier New" w:hAnsi="Courier New" w:cs="Courier New" w:hint="default"/>
+      </w:rPr>
+    </w:lvl>
+    <w:lvl w:ilvl="8" w:tplc="40090005" w:tentative="1">
+      <w:start w:val="1"/>
+      <w:numFmt w:val="bullet"/>
+      <w:lvlText w:val=""/>
+      <w:lvlJc w:val="left"/>
+      <w:pPr>
+        <w:ind w:left="7611" w:hanging="360"/>
+      </w:pPr>
+      <w:rPr>
+        <w:rFonts w:ascii="Wingdings" w:hAnsi="Wingdings" w:hint="default"/>
+      </w:rPr>
+    </w:lvl>
+  </w:abstractNum>
+  <w:abstractNum w:abstractNumId="13" w15:restartNumberingAfterBreak="0">
+    <w:nsid w:val="4A0B4D1E"/>
+    <w:multiLevelType w:val="hybridMultilevel"/>
+    <w:tmpl w:val="5BAA098A"/>
+    <w:lvl w:ilvl="0" w:tplc="488C9D1E">
+      <w:start w:val="1"/>
+      <w:numFmt w:val="bullet"/>
+      <w:lvlText w:val=""/>
+      <w:lvlJc w:val="left"/>
+      <w:pPr>
+        <w:ind w:left="1426" w:hanging="360"/>
+      </w:pPr>
+      <w:rPr>
+        <w:rFonts w:ascii="Symbol" w:hAnsi="Symbol" w:hint="default"/>
+      </w:rPr>
+    </w:lvl>
+    <w:lvl w:ilvl="1" w:tplc="40090003" w:tentative="1">
+      <w:start w:val="1"/>
+      <w:numFmt w:val="bullet"/>
+      <w:lvlText w:val="o"/>
+      <w:lvlJc w:val="left"/>
+      <w:pPr>
+        <w:ind w:left="2146" w:hanging="360"/>
+      </w:pPr>
+      <w:rPr>
+        <w:rFonts w:ascii="Courier New" w:hAnsi="Courier New" w:cs="Courier New" w:hint="default"/>
+      </w:rPr>
+    </w:lvl>
+    <w:lvl w:ilvl="2" w:tplc="40090005" w:tentative="1">
+      <w:start w:val="1"/>
+      <w:numFmt w:val="bullet"/>
+      <w:lvlText w:val=""/>
+      <w:lvlJc w:val="left"/>
+      <w:pPr>
+        <w:ind w:left="2866" w:hanging="360"/>
+      </w:pPr>
+      <w:rPr>
+        <w:rFonts w:ascii="Wingdings" w:hAnsi="Wingdings" w:hint="default"/>
+      </w:rPr>
+    </w:lvl>
+    <w:lvl w:ilvl="3" w:tplc="40090001" w:tentative="1">
+      <w:start w:val="1"/>
+      <w:numFmt w:val="bullet"/>
+      <w:lvlText w:val=""/>
+      <w:lvlJc w:val="left"/>
+      <w:pPr>
+        <w:ind w:left="3586" w:hanging="360"/>
+      </w:pPr>
+      <w:rPr>
+        <w:rFonts w:ascii="Symbol" w:hAnsi="Symbol" w:hint="default"/>
+      </w:rPr>
+    </w:lvl>
+    <w:lvl w:ilvl="4" w:tplc="40090003" w:tentative="1">
+      <w:start w:val="1"/>
+      <w:numFmt w:val="bullet"/>
+      <w:lvlText w:val="o"/>
+      <w:lvlJc w:val="left"/>
+      <w:pPr>
+        <w:ind w:left="4306" w:hanging="360"/>
+      </w:pPr>
+      <w:rPr>
+        <w:rFonts w:ascii="Courier New" w:hAnsi="Courier New" w:cs="Courier New" w:hint="default"/>
+      </w:rPr>
+    </w:lvl>
+    <w:lvl w:ilvl="5" w:tplc="40090005" w:tentative="1">
+      <w:start w:val="1"/>
+      <w:numFmt w:val="bullet"/>
+      <w:lvlText w:val=""/>
+      <w:lvlJc w:val="left"/>
+      <w:pPr>
+        <w:ind w:left="5026" w:hanging="360"/>
+      </w:pPr>
+      <w:rPr>
+        <w:rFonts w:ascii="Wingdings" w:hAnsi="Wingdings" w:hint="default"/>
+      </w:rPr>
+    </w:lvl>
+    <w:lvl w:ilvl="6" w:tplc="40090001" w:tentative="1">
+      <w:start w:val="1"/>
+      <w:numFmt w:val="bullet"/>
+      <w:lvlText w:val=""/>
+      <w:lvlJc w:val="left"/>
+      <w:pPr>
+        <w:ind w:left="5746" w:hanging="360"/>
+      </w:pPr>
+      <w:rPr>
+        <w:rFonts w:ascii="Symbol" w:hAnsi="Symbol" w:hint="default"/>
+      </w:rPr>
+    </w:lvl>
+    <w:lvl w:ilvl="7" w:tplc="40090003" w:tentative="1">
+      <w:start w:val="1"/>
+      <w:numFmt w:val="bullet"/>
+      <w:lvlText w:val="o"/>
+      <w:lvlJc w:val="left"/>
+      <w:pPr>
+        <w:ind w:left="6466" w:hanging="360"/>
+      </w:pPr>
+      <w:rPr>
+        <w:rFonts w:ascii="Courier New" w:hAnsi="Courier New" w:cs="Courier New" w:hint="default"/>
+      </w:rPr>
+    </w:lvl>
+    <w:lvl w:ilvl="8" w:tplc="40090005" w:tentative="1">
+      <w:start w:val="1"/>
+      <w:numFmt w:val="bullet"/>
+      <w:lvlText w:val=""/>
+      <w:lvlJc w:val="left"/>
+      <w:pPr>
+        <w:ind w:left="7186" w:hanging="360"/>
+      </w:pPr>
+      <w:rPr>
+        <w:rFonts w:ascii="Wingdings" w:hAnsi="Wingdings" w:hint="default"/>
+      </w:rPr>
+    </w:lvl>
+  </w:abstractNum>
+  <w:abstractNum w:abstractNumId="14" w15:restartNumberingAfterBreak="0">
     <w:nsid w:val="54BF6151"/>
     <w:multiLevelType w:val="hybridMultilevel"/>
     <w:tmpl w:val="F4D635F4"/>
@@ -5696,7 +15188,7 @@
       </w:pPr>
     </w:lvl>
   </w:abstractNum>
-  <w:abstractNum w:abstractNumId="9" w15:restartNumberingAfterBreak="0">
+  <w:abstractNum w:abstractNumId="15" w15:restartNumberingAfterBreak="0">
     <w:nsid w:val="5C0D2947"/>
     <w:multiLevelType w:val="hybridMultilevel"/>
     <w:tmpl w:val="8CAAD732"/>
@@ -5809,35 +15301,169 @@
       </w:rPr>
     </w:lvl>
   </w:abstractNum>
+  <w:abstractNum w:abstractNumId="16" w15:restartNumberingAfterBreak="0">
+    <w:nsid w:val="785F26EB"/>
+    <w:multiLevelType w:val="hybridMultilevel"/>
+    <w:tmpl w:val="519AFBF0"/>
+    <w:lvl w:ilvl="0" w:tplc="4009000B">
+      <w:start w:val="1"/>
+      <w:numFmt w:val="bullet"/>
+      <w:lvlText w:val=""/>
+      <w:lvlJc w:val="left"/>
+      <w:pPr>
+        <w:ind w:left="1120" w:hanging="360"/>
+      </w:pPr>
+      <w:rPr>
+        <w:rFonts w:ascii="Wingdings" w:hAnsi="Wingdings" w:hint="default"/>
+      </w:rPr>
+    </w:lvl>
+    <w:lvl w:ilvl="1" w:tplc="40090003" w:tentative="1">
+      <w:start w:val="1"/>
+      <w:numFmt w:val="bullet"/>
+      <w:lvlText w:val="o"/>
+      <w:lvlJc w:val="left"/>
+      <w:pPr>
+        <w:ind w:left="1840" w:hanging="360"/>
+      </w:pPr>
+      <w:rPr>
+        <w:rFonts w:ascii="Courier New" w:hAnsi="Courier New" w:cs="Courier New" w:hint="default"/>
+      </w:rPr>
+    </w:lvl>
+    <w:lvl w:ilvl="2" w:tplc="40090005" w:tentative="1">
+      <w:start w:val="1"/>
+      <w:numFmt w:val="bullet"/>
+      <w:lvlText w:val=""/>
+      <w:lvlJc w:val="left"/>
+      <w:pPr>
+        <w:ind w:left="2560" w:hanging="360"/>
+      </w:pPr>
+      <w:rPr>
+        <w:rFonts w:ascii="Wingdings" w:hAnsi="Wingdings" w:hint="default"/>
+      </w:rPr>
+    </w:lvl>
+    <w:lvl w:ilvl="3" w:tplc="40090001" w:tentative="1">
+      <w:start w:val="1"/>
+      <w:numFmt w:val="bullet"/>
+      <w:lvlText w:val=""/>
+      <w:lvlJc w:val="left"/>
+      <w:pPr>
+        <w:ind w:left="3280" w:hanging="360"/>
+      </w:pPr>
+      <w:rPr>
+        <w:rFonts w:ascii="Symbol" w:hAnsi="Symbol" w:hint="default"/>
+      </w:rPr>
+    </w:lvl>
+    <w:lvl w:ilvl="4" w:tplc="40090003" w:tentative="1">
+      <w:start w:val="1"/>
+      <w:numFmt w:val="bullet"/>
+      <w:lvlText w:val="o"/>
+      <w:lvlJc w:val="left"/>
+      <w:pPr>
+        <w:ind w:left="4000" w:hanging="360"/>
+      </w:pPr>
+      <w:rPr>
+        <w:rFonts w:ascii="Courier New" w:hAnsi="Courier New" w:cs="Courier New" w:hint="default"/>
+      </w:rPr>
+    </w:lvl>
+    <w:lvl w:ilvl="5" w:tplc="40090005" w:tentative="1">
+      <w:start w:val="1"/>
+      <w:numFmt w:val="bullet"/>
+      <w:lvlText w:val=""/>
+      <w:lvlJc w:val="left"/>
+      <w:pPr>
+        <w:ind w:left="4720" w:hanging="360"/>
+      </w:pPr>
+      <w:rPr>
+        <w:rFonts w:ascii="Wingdings" w:hAnsi="Wingdings" w:hint="default"/>
+      </w:rPr>
+    </w:lvl>
+    <w:lvl w:ilvl="6" w:tplc="40090001" w:tentative="1">
+      <w:start w:val="1"/>
+      <w:numFmt w:val="bullet"/>
+      <w:lvlText w:val=""/>
+      <w:lvlJc w:val="left"/>
+      <w:pPr>
+        <w:ind w:left="5440" w:hanging="360"/>
+      </w:pPr>
+      <w:rPr>
+        <w:rFonts w:ascii="Symbol" w:hAnsi="Symbol" w:hint="default"/>
+      </w:rPr>
+    </w:lvl>
+    <w:lvl w:ilvl="7" w:tplc="40090003" w:tentative="1">
+      <w:start w:val="1"/>
+      <w:numFmt w:val="bullet"/>
+      <w:lvlText w:val="o"/>
+      <w:lvlJc w:val="left"/>
+      <w:pPr>
+        <w:ind w:left="6160" w:hanging="360"/>
+      </w:pPr>
+      <w:rPr>
+        <w:rFonts w:ascii="Courier New" w:hAnsi="Courier New" w:cs="Courier New" w:hint="default"/>
+      </w:rPr>
+    </w:lvl>
+    <w:lvl w:ilvl="8" w:tplc="40090005" w:tentative="1">
+      <w:start w:val="1"/>
+      <w:numFmt w:val="bullet"/>
+      <w:lvlText w:val=""/>
+      <w:lvlJc w:val="left"/>
+      <w:pPr>
+        <w:ind w:left="6880" w:hanging="360"/>
+      </w:pPr>
+      <w:rPr>
+        <w:rFonts w:ascii="Wingdings" w:hAnsi="Wingdings" w:hint="default"/>
+      </w:rPr>
+    </w:lvl>
+  </w:abstractNum>
   <w:num w:numId="1" w16cid:durableId="234126080">
-    <w:abstractNumId w:val="8"/>
+    <w:abstractNumId w:val="14"/>
   </w:num>
   <w:num w:numId="2" w16cid:durableId="1827168422">
-    <w:abstractNumId w:val="2"/>
+    <w:abstractNumId w:val="4"/>
   </w:num>
   <w:num w:numId="3" w16cid:durableId="703215078">
-    <w:abstractNumId w:val="5"/>
+    <w:abstractNumId w:val="8"/>
   </w:num>
   <w:num w:numId="4" w16cid:durableId="645551749">
     <w:abstractNumId w:val="0"/>
   </w:num>
   <w:num w:numId="5" w16cid:durableId="984048638">
+    <w:abstractNumId w:val="3"/>
+  </w:num>
+  <w:num w:numId="6" w16cid:durableId="2053652926">
+    <w:abstractNumId w:val="11"/>
+  </w:num>
+  <w:num w:numId="7" w16cid:durableId="1828979683">
+    <w:abstractNumId w:val="10"/>
+  </w:num>
+  <w:num w:numId="8" w16cid:durableId="120808992">
+    <w:abstractNumId w:val="6"/>
+  </w:num>
+  <w:num w:numId="9" w16cid:durableId="1196692114">
+    <w:abstractNumId w:val="5"/>
+  </w:num>
+  <w:num w:numId="10" w16cid:durableId="446656441">
+    <w:abstractNumId w:val="15"/>
+  </w:num>
+  <w:num w:numId="11" w16cid:durableId="663431927">
+    <w:abstractNumId w:val="16"/>
+  </w:num>
+  <w:num w:numId="12" w16cid:durableId="1099373786">
     <w:abstractNumId w:val="1"/>
   </w:num>
-  <w:num w:numId="6" w16cid:durableId="2053652926">
+  <w:num w:numId="13" w16cid:durableId="1124467095">
     <w:abstractNumId w:val="7"/>
   </w:num>
-  <w:num w:numId="7" w16cid:durableId="1828979683">
-    <w:abstractNumId w:val="6"/>
+  <w:num w:numId="14" w16cid:durableId="287900318">
+    <w:abstractNumId w:val="2"/>
   </w:num>
-  <w:num w:numId="8" w16cid:durableId="120808992">
-    <w:abstractNumId w:val="4"/>
+  <w:num w:numId="15" w16cid:durableId="2022782090">
+    <w:abstractNumId w:val="13"/>
   </w:num>
-  <w:num w:numId="9" w16cid:durableId="1196692114">
-    <w:abstractNumId w:val="3"/>
+  <w:num w:numId="16" w16cid:durableId="1513762770">
+    <w:abstractNumId w:val="9"/>
   </w:num>
-  <w:num w:numId="10" w16cid:durableId="446656441">
-    <w:abstractNumId w:val="9"/>
+  <w:num w:numId="17" w16cid:durableId="1851211161">
+    <w:abstractNumId w:val="12"/>
   </w:num>
 </w:numbering>
 </file>

--- a/Daily Report of Project.docx
+++ b/Daily Report of Project.docx
@@ -6351,6 +6351,7 @@
       <w:r>
         <w:rPr>
           <w:rFonts w:ascii="Times New Roman" w:hAnsi="Times New Roman" w:cs="Times New Roman"/>
+          <w:noProof/>
         </w:rPr>
         <w:drawing>
           <wp:inline distT="0" distB="0" distL="0" distR="0" wp14:anchorId="41A71691" wp14:editId="765EE26E">
@@ -6510,7 +6511,7 @@
     </w:p>
     <w:tbl>
       <w:tblPr>
-        <w:tblW w:w="10490" w:type="dxa"/>
+        <w:tblW w:w="10632" w:type="dxa"/>
         <w:tblCellMar>
           <w:left w:w="10" w:type="dxa"/>
           <w:right w:w="10" w:type="dxa"/>
@@ -6518,17 +6519,17 @@
         <w:tblLook w:val="04A0" w:firstRow="1" w:lastRow="0" w:firstColumn="1" w:lastColumn="0" w:noHBand="0" w:noVBand="1"/>
       </w:tblPr>
       <w:tblGrid>
-        <w:gridCol w:w="1418"/>
-        <w:gridCol w:w="4819"/>
-        <w:gridCol w:w="4253"/>
+        <w:gridCol w:w="1437"/>
+        <w:gridCol w:w="4884"/>
+        <w:gridCol w:w="4311"/>
       </w:tblGrid>
       <w:tr>
         <w:trPr>
-          <w:trHeight w:val="2140"/>
+          <w:trHeight w:val="1511"/>
         </w:trPr>
         <w:tc>
           <w:tcPr>
-            <w:tcW w:w="1418" w:type="dxa"/>
+            <w:tcW w:w="1437" w:type="dxa"/>
             <w:tcBorders>
               <w:top w:val="nil"/>
               <w:left w:val="nil"/>
@@ -6553,19 +6554,7 @@
               <w:rPr>
                 <w:rFonts w:ascii="Times New Roman" w:hAnsi="Times New Roman" w:cs="Times New Roman"/>
               </w:rPr>
-              <w:t>2</w:t>
-            </w:r>
-            <w:r>
-              <w:rPr>
-                <w:rFonts w:ascii="Times New Roman" w:hAnsi="Times New Roman" w:cs="Times New Roman"/>
-              </w:rPr>
-              <w:t>8</w:t>
-            </w:r>
-            <w:r>
-              <w:rPr>
-                <w:rFonts w:ascii="Times New Roman" w:hAnsi="Times New Roman" w:cs="Times New Roman"/>
-              </w:rPr>
-              <w:t xml:space="preserve"> July 2026</w:t>
+              <w:t>28 July 2026</w:t>
             </w:r>
           </w:p>
           <w:p>
@@ -6591,7 +6580,7 @@
         </w:tc>
         <w:tc>
           <w:tcPr>
-            <w:tcW w:w="4819" w:type="dxa"/>
+            <w:tcW w:w="4884" w:type="dxa"/>
             <w:tcBorders>
               <w:top w:val="nil"/>
               <w:left w:val="nil"/>
@@ -6635,11 +6624,477 @@
                 <w:bCs/>
               </w:rPr>
             </w:pPr>
+            <w:r>
+              <w:rPr>
+                <w:rFonts w:ascii="Times New Roman" w:hAnsi="Times New Roman" w:cs="Times New Roman"/>
+                <w:b/>
+                <w:bCs/>
+              </w:rPr>
+              <w:t>Backend Setup</w:t>
+            </w:r>
+          </w:p>
+          <w:p>
+            <w:pPr>
+              <w:pStyle w:val="ListParagraph"/>
+              <w:numPr>
+                <w:ilvl w:val="0"/>
+                <w:numId w:val="33"/>
+              </w:numPr>
+              <w:ind w:left="711"/>
+              <w:rPr>
+                <w:rFonts w:ascii="Times New Roman" w:hAnsi="Times New Roman" w:cs="Times New Roman"/>
+              </w:rPr>
+            </w:pPr>
+            <w:r>
+              <w:rPr>
+                <w:rFonts w:ascii="Times New Roman" w:hAnsi="Times New Roman" w:cs="Times New Roman"/>
+              </w:rPr>
+              <w:t>Start backend server locally</w:t>
+            </w:r>
+          </w:p>
+          <w:p>
+            <w:pPr>
+              <w:pStyle w:val="ListParagraph"/>
+              <w:numPr>
+                <w:ilvl w:val="0"/>
+                <w:numId w:val="33"/>
+              </w:numPr>
+              <w:ind w:left="711"/>
+              <w:rPr>
+                <w:rFonts w:ascii="Times New Roman" w:hAnsi="Times New Roman" w:cs="Times New Roman"/>
+              </w:rPr>
+            </w:pPr>
+            <w:r>
+              <w:rPr>
+                <w:rFonts w:ascii="Times New Roman" w:hAnsi="Times New Roman" w:cs="Times New Roman"/>
+              </w:rPr>
+              <w:t>Test APIs with Postman: /</w:t>
+            </w:r>
+            <w:proofErr w:type="spellStart"/>
+            <w:r>
+              <w:rPr>
+                <w:rFonts w:ascii="Times New Roman" w:hAnsi="Times New Roman" w:cs="Times New Roman"/>
+              </w:rPr>
+              <w:t>api</w:t>
+            </w:r>
+            <w:proofErr w:type="spellEnd"/>
+            <w:r>
+              <w:rPr>
+                <w:rFonts w:ascii="Times New Roman" w:hAnsi="Times New Roman" w:cs="Times New Roman"/>
+              </w:rPr>
+              <w:t>/upload and /</w:t>
+            </w:r>
+            <w:proofErr w:type="spellStart"/>
+            <w:r>
+              <w:rPr>
+                <w:rFonts w:ascii="Times New Roman" w:hAnsi="Times New Roman" w:cs="Times New Roman"/>
+              </w:rPr>
+              <w:t>api</w:t>
+            </w:r>
+            <w:proofErr w:type="spellEnd"/>
+            <w:r>
+              <w:rPr>
+                <w:rFonts w:ascii="Times New Roman" w:hAnsi="Times New Roman" w:cs="Times New Roman"/>
+              </w:rPr>
+              <w:t>/logs/</w:t>
+            </w:r>
+          </w:p>
+          <w:p>
+            <w:pPr>
+              <w:numPr>
+                <w:ilvl w:val="0"/>
+                <w:numId w:val="4"/>
+              </w:numPr>
+              <w:rPr>
+                <w:rFonts w:ascii="Times New Roman" w:hAnsi="Times New Roman" w:cs="Times New Roman"/>
+                <w:b/>
+                <w:bCs/>
+              </w:rPr>
+            </w:pPr>
+            <w:r>
+              <w:rPr>
+                <w:rFonts w:ascii="Times New Roman" w:hAnsi="Times New Roman" w:cs="Times New Roman"/>
+                <w:b/>
+                <w:bCs/>
+              </w:rPr>
+              <w:t>Connect Frontend to API</w:t>
+            </w:r>
+          </w:p>
+          <w:p>
+            <w:pPr>
+              <w:pStyle w:val="ListParagraph"/>
+              <w:numPr>
+                <w:ilvl w:val="0"/>
+                <w:numId w:val="34"/>
+              </w:numPr>
+              <w:ind w:left="711"/>
+              <w:rPr>
+                <w:rFonts w:ascii="Times New Roman" w:hAnsi="Times New Roman" w:cs="Times New Roman"/>
+              </w:rPr>
+            </w:pPr>
+            <w:r>
+              <w:rPr>
+                <w:rFonts w:ascii="Times New Roman" w:hAnsi="Times New Roman" w:cs="Times New Roman"/>
+              </w:rPr>
+              <w:t>Replace dummy data with fetch/</w:t>
+            </w:r>
+            <w:proofErr w:type="spellStart"/>
+            <w:r>
+              <w:rPr>
+                <w:rFonts w:ascii="Times New Roman" w:hAnsi="Times New Roman" w:cs="Times New Roman"/>
+              </w:rPr>
+              <w:t>axios</w:t>
+            </w:r>
+            <w:proofErr w:type="spellEnd"/>
+            <w:r>
+              <w:rPr>
+                <w:rFonts w:ascii="Times New Roman" w:hAnsi="Times New Roman" w:cs="Times New Roman"/>
+              </w:rPr>
+              <w:t xml:space="preserve"> calls</w:t>
+            </w:r>
+          </w:p>
+          <w:p>
+            <w:pPr>
+              <w:pStyle w:val="ListParagraph"/>
+              <w:numPr>
+                <w:ilvl w:val="0"/>
+                <w:numId w:val="34"/>
+              </w:numPr>
+              <w:ind w:left="711"/>
+              <w:rPr>
+                <w:rFonts w:ascii="Times New Roman" w:hAnsi="Times New Roman" w:cs="Times New Roman"/>
+              </w:rPr>
+            </w:pPr>
+            <w:r>
+              <w:rPr>
+                <w:rFonts w:ascii="Times New Roman" w:hAnsi="Times New Roman" w:cs="Times New Roman"/>
+              </w:rPr>
+              <w:t>Implement file upload: POST /</w:t>
+            </w:r>
+            <w:proofErr w:type="spellStart"/>
+            <w:r>
+              <w:rPr>
+                <w:rFonts w:ascii="Times New Roman" w:hAnsi="Times New Roman" w:cs="Times New Roman"/>
+              </w:rPr>
+              <w:t>api</w:t>
+            </w:r>
+            <w:proofErr w:type="spellEnd"/>
+            <w:r>
+              <w:rPr>
+                <w:rFonts w:ascii="Times New Roman" w:hAnsi="Times New Roman" w:cs="Times New Roman"/>
+              </w:rPr>
+              <w:t xml:space="preserve">/upload with </w:t>
+            </w:r>
+            <w:proofErr w:type="spellStart"/>
+            <w:r>
+              <w:rPr>
+                <w:rFonts w:ascii="Times New Roman" w:hAnsi="Times New Roman" w:cs="Times New Roman"/>
+              </w:rPr>
+              <w:t>FormData</w:t>
+            </w:r>
+            <w:proofErr w:type="spellEnd"/>
+          </w:p>
+          <w:p>
+            <w:pPr>
+              <w:pStyle w:val="ListParagraph"/>
+              <w:numPr>
+                <w:ilvl w:val="0"/>
+                <w:numId w:val="34"/>
+              </w:numPr>
+              <w:ind w:left="711"/>
+              <w:rPr>
+                <w:rFonts w:ascii="Times New Roman" w:hAnsi="Times New Roman" w:cs="Times New Roman"/>
+              </w:rPr>
+            </w:pPr>
+            <w:r>
+              <w:rPr>
+                <w:rFonts w:ascii="Times New Roman" w:hAnsi="Times New Roman" w:cs="Times New Roman"/>
+              </w:rPr>
+              <w:t>Fetch and display logs: GET /</w:t>
+            </w:r>
+            <w:proofErr w:type="spellStart"/>
+            <w:r>
+              <w:rPr>
+                <w:rFonts w:ascii="Times New Roman" w:hAnsi="Times New Roman" w:cs="Times New Roman"/>
+              </w:rPr>
+              <w:t>api</w:t>
+            </w:r>
+            <w:proofErr w:type="spellEnd"/>
+            <w:r>
+              <w:rPr>
+                <w:rFonts w:ascii="Times New Roman" w:hAnsi="Times New Roman" w:cs="Times New Roman"/>
+              </w:rPr>
+              <w:t xml:space="preserve">/logs? level = </w:t>
+            </w:r>
+            <w:proofErr w:type="spellStart"/>
+            <w:r>
+              <w:rPr>
+                <w:rFonts w:ascii="Times New Roman" w:hAnsi="Times New Roman" w:cs="Times New Roman"/>
+              </w:rPr>
+              <w:t>ERROR&amp;search</w:t>
+            </w:r>
+            <w:proofErr w:type="spellEnd"/>
+            <w:r>
+              <w:rPr>
+                <w:rFonts w:ascii="Times New Roman" w:hAnsi="Times New Roman" w:cs="Times New Roman"/>
+              </w:rPr>
+              <w:t>=keyword</w:t>
+            </w:r>
+          </w:p>
+          <w:p>
+            <w:pPr>
+              <w:numPr>
+                <w:ilvl w:val="0"/>
+                <w:numId w:val="4"/>
+              </w:numPr>
+              <w:rPr>
+                <w:rFonts w:ascii="Times New Roman" w:hAnsi="Times New Roman" w:cs="Times New Roman"/>
+                <w:b/>
+                <w:bCs/>
+              </w:rPr>
+            </w:pPr>
+            <w:r>
+              <w:rPr>
+                <w:rFonts w:ascii="Times New Roman" w:hAnsi="Times New Roman" w:cs="Times New Roman"/>
+                <w:b/>
+                <w:bCs/>
+              </w:rPr>
+              <w:t>UI/UX Updates</w:t>
+            </w:r>
+          </w:p>
+          <w:p>
+            <w:pPr>
+              <w:pStyle w:val="ListParagraph"/>
+              <w:numPr>
+                <w:ilvl w:val="0"/>
+                <w:numId w:val="35"/>
+              </w:numPr>
+              <w:ind w:left="711"/>
+              <w:rPr>
+                <w:rFonts w:ascii="Times New Roman" w:hAnsi="Times New Roman" w:cs="Times New Roman"/>
+              </w:rPr>
+            </w:pPr>
+            <w:r>
+              <w:rPr>
+                <w:rFonts w:ascii="Times New Roman" w:hAnsi="Times New Roman" w:cs="Times New Roman"/>
+              </w:rPr>
+              <w:t>Add loading spinner while fetching logs</w:t>
+            </w:r>
+          </w:p>
+          <w:p>
+            <w:pPr>
+              <w:pStyle w:val="ListParagraph"/>
+              <w:numPr>
+                <w:ilvl w:val="0"/>
+                <w:numId w:val="35"/>
+              </w:numPr>
+              <w:ind w:left="711"/>
+              <w:rPr>
+                <w:rFonts w:ascii="Times New Roman" w:hAnsi="Times New Roman" w:cs="Times New Roman"/>
+              </w:rPr>
+            </w:pPr>
+            <w:r>
+              <w:rPr>
+                <w:rFonts w:ascii="Times New Roman" w:hAnsi="Times New Roman" w:cs="Times New Roman"/>
+              </w:rPr>
+              <w:t>Add error handling + toast notifications for API failures</w:t>
+            </w:r>
+          </w:p>
+          <w:p>
+            <w:pPr>
+              <w:pStyle w:val="ListParagraph"/>
+              <w:numPr>
+                <w:ilvl w:val="0"/>
+                <w:numId w:val="35"/>
+              </w:numPr>
+              <w:ind w:left="711"/>
+              <w:rPr>
+                <w:rFonts w:ascii="Times New Roman" w:hAnsi="Times New Roman" w:cs="Times New Roman"/>
+              </w:rPr>
+            </w:pPr>
+            <w:r>
+              <w:rPr>
+                <w:rFonts w:ascii="Times New Roman" w:hAnsi="Times New Roman" w:cs="Times New Roman"/>
+              </w:rPr>
+              <w:t>Make filter + search work with backend query params</w:t>
+            </w:r>
+          </w:p>
+          <w:p>
+            <w:pPr>
+              <w:numPr>
+                <w:ilvl w:val="0"/>
+                <w:numId w:val="4"/>
+              </w:numPr>
+              <w:rPr>
+                <w:rFonts w:ascii="Times New Roman" w:hAnsi="Times New Roman" w:cs="Times New Roman"/>
+                <w:b/>
+                <w:bCs/>
+              </w:rPr>
+            </w:pPr>
+            <w:r>
+              <w:rPr>
+                <w:rFonts w:ascii="Times New Roman" w:hAnsi="Times New Roman" w:cs="Times New Roman"/>
+                <w:b/>
+                <w:bCs/>
+              </w:rPr>
+              <w:t>New Features</w:t>
+            </w:r>
+          </w:p>
+          <w:p>
+            <w:pPr>
+              <w:pStyle w:val="ListParagraph"/>
+              <w:numPr>
+                <w:ilvl w:val="0"/>
+                <w:numId w:val="36"/>
+              </w:numPr>
+              <w:ind w:left="711"/>
+              <w:rPr>
+                <w:rFonts w:ascii="Times New Roman" w:hAnsi="Times New Roman" w:cs="Times New Roman"/>
+              </w:rPr>
+            </w:pPr>
+            <w:r>
+              <w:rPr>
+                <w:rFonts w:ascii="Times New Roman" w:hAnsi="Times New Roman" w:cs="Times New Roman"/>
+              </w:rPr>
+              <w:t>Add pagination for large log files</w:t>
+            </w:r>
+          </w:p>
+          <w:p>
+            <w:pPr>
+              <w:pStyle w:val="ListParagraph"/>
+              <w:numPr>
+                <w:ilvl w:val="0"/>
+                <w:numId w:val="36"/>
+              </w:numPr>
+              <w:ind w:left="711"/>
+              <w:rPr>
+                <w:rFonts w:ascii="Times New Roman" w:hAnsi="Times New Roman" w:cs="Times New Roman"/>
+              </w:rPr>
+            </w:pPr>
+            <w:r>
+              <w:rPr>
+                <w:rFonts w:ascii="Times New Roman" w:hAnsi="Times New Roman" w:cs="Times New Roman"/>
+              </w:rPr>
+              <w:t>Add “Error Trends” chart using Recharts/Chart.js</w:t>
+            </w:r>
+          </w:p>
+          <w:p>
+            <w:pPr>
+              <w:pStyle w:val="ListParagraph"/>
+              <w:numPr>
+                <w:ilvl w:val="0"/>
+                <w:numId w:val="36"/>
+              </w:numPr>
+              <w:ind w:left="711"/>
+              <w:rPr>
+                <w:rFonts w:ascii="Times New Roman" w:hAnsi="Times New Roman" w:cs="Times New Roman"/>
+              </w:rPr>
+            </w:pPr>
+            <w:r>
+              <w:rPr>
+                <w:rFonts w:ascii="Times New Roman" w:hAnsi="Times New Roman" w:cs="Times New Roman"/>
+              </w:rPr>
+              <w:t>Enable “Download CSV” on filtered API results</w:t>
+            </w:r>
+          </w:p>
+          <w:p>
+            <w:pPr>
+              <w:numPr>
+                <w:ilvl w:val="0"/>
+                <w:numId w:val="4"/>
+              </w:numPr>
+              <w:rPr>
+                <w:rFonts w:ascii="Times New Roman" w:hAnsi="Times New Roman" w:cs="Times New Roman"/>
+                <w:b/>
+                <w:bCs/>
+              </w:rPr>
+            </w:pPr>
+            <w:r>
+              <w:rPr>
+                <w:rFonts w:ascii="Times New Roman" w:hAnsi="Times New Roman" w:cs="Times New Roman"/>
+                <w:b/>
+                <w:bCs/>
+              </w:rPr>
+              <w:t>Git</w:t>
+            </w:r>
+            <w:r>
+              <w:rPr>
+                <w:rFonts w:ascii="Times New Roman" w:hAnsi="Times New Roman" w:cs="Times New Roman"/>
+                <w:b/>
+                <w:bCs/>
+              </w:rPr>
+              <w:t xml:space="preserve"> &amp; Docs</w:t>
+            </w:r>
+          </w:p>
+          <w:p>
+            <w:pPr>
+              <w:pStyle w:val="ListParagraph"/>
+              <w:numPr>
+                <w:ilvl w:val="0"/>
+                <w:numId w:val="37"/>
+              </w:numPr>
+              <w:ind w:left="711"/>
+              <w:rPr>
+                <w:rFonts w:ascii="Times New Roman" w:hAnsi="Times New Roman" w:cs="Times New Roman"/>
+              </w:rPr>
+            </w:pPr>
+            <w:r>
+              <w:rPr>
+                <w:rFonts w:ascii="Times New Roman" w:hAnsi="Times New Roman" w:cs="Times New Roman"/>
+              </w:rPr>
+              <w:t>Commit: feat: integrate frontend with backend APIs</w:t>
+            </w:r>
+          </w:p>
+          <w:p>
+            <w:pPr>
+              <w:pStyle w:val="ListParagraph"/>
+              <w:numPr>
+                <w:ilvl w:val="0"/>
+                <w:numId w:val="37"/>
+              </w:numPr>
+              <w:ind w:left="711"/>
+              <w:rPr>
+                <w:rFonts w:ascii="Times New Roman" w:hAnsi="Times New Roman" w:cs="Times New Roman"/>
+              </w:rPr>
+            </w:pPr>
+            <w:r>
+              <w:rPr>
+                <w:rFonts w:ascii="Times New Roman" w:hAnsi="Times New Roman" w:cs="Times New Roman"/>
+              </w:rPr>
+              <w:t>Update README with API endpoints section</w:t>
+            </w:r>
+          </w:p>
+          <w:p>
+            <w:pPr>
+              <w:pStyle w:val="ListParagraph"/>
+              <w:numPr>
+                <w:ilvl w:val="0"/>
+                <w:numId w:val="37"/>
+              </w:numPr>
+              <w:ind w:left="711"/>
+              <w:rPr>
+                <w:rFonts w:ascii="Times New Roman" w:hAnsi="Times New Roman" w:cs="Times New Roman"/>
+              </w:rPr>
+            </w:pPr>
+            <w:r>
+              <w:rPr>
+                <w:rFonts w:ascii="Times New Roman" w:hAnsi="Times New Roman" w:cs="Times New Roman"/>
+              </w:rPr>
+              <w:t xml:space="preserve">Push to </w:t>
+            </w:r>
+            <w:proofErr w:type="spellStart"/>
+            <w:r>
+              <w:rPr>
+                <w:rFonts w:ascii="Times New Roman" w:hAnsi="Times New Roman" w:cs="Times New Roman"/>
+              </w:rPr>
+              <w:t>Github</w:t>
+            </w:r>
+            <w:proofErr w:type="spellEnd"/>
           </w:p>
         </w:tc>
         <w:tc>
           <w:tcPr>
-            <w:tcW w:w="4253" w:type="dxa"/>
+            <w:tcW w:w="4310" w:type="dxa"/>
             <w:tcBorders>
               <w:top w:val="nil"/>
               <w:left w:val="nil"/>
@@ -6687,16 +7142,364 @@
               </w:rPr>
               <w:t xml:space="preserve"> </w:t>
             </w:r>
+            <w:r>
+              <w:rPr>
+                <w:rFonts w:ascii="Times New Roman" w:hAnsi="Times New Roman" w:cs="Times New Roman"/>
+                <w:b/>
+                <w:bCs/>
+              </w:rPr>
+              <w:t xml:space="preserve">Add Pagination to </w:t>
+            </w:r>
+            <w:proofErr w:type="spellStart"/>
+            <w:r>
+              <w:rPr>
+                <w:rFonts w:ascii="Times New Roman" w:hAnsi="Times New Roman" w:cs="Times New Roman"/>
+                <w:b/>
+                <w:bCs/>
+              </w:rPr>
+              <w:t>LogTable</w:t>
+            </w:r>
+            <w:proofErr w:type="spellEnd"/>
+          </w:p>
+          <w:p>
+            <w:pPr>
+              <w:pStyle w:val="ListParagraph"/>
+              <w:numPr>
+                <w:ilvl w:val="0"/>
+                <w:numId w:val="38"/>
+              </w:numPr>
+              <w:ind w:left="848"/>
+              <w:rPr>
+                <w:rFonts w:ascii="Times New Roman" w:hAnsi="Times New Roman" w:cs="Times New Roman"/>
+              </w:rPr>
+            </w:pPr>
+            <w:r>
+              <w:rPr>
+                <w:rFonts w:ascii="Times New Roman" w:hAnsi="Times New Roman" w:cs="Times New Roman"/>
+              </w:rPr>
+              <w:t>Update GET /</w:t>
+            </w:r>
+            <w:proofErr w:type="spellStart"/>
+            <w:r>
+              <w:rPr>
+                <w:rFonts w:ascii="Times New Roman" w:hAnsi="Times New Roman" w:cs="Times New Roman"/>
+              </w:rPr>
+              <w:t>api</w:t>
+            </w:r>
+            <w:proofErr w:type="spellEnd"/>
+            <w:r>
+              <w:rPr>
+                <w:rFonts w:ascii="Times New Roman" w:hAnsi="Times New Roman" w:cs="Times New Roman"/>
+              </w:rPr>
+              <w:t xml:space="preserve">/logs to </w:t>
+            </w:r>
+            <w:proofErr w:type="gramStart"/>
+            <w:r>
+              <w:rPr>
+                <w:rFonts w:ascii="Times New Roman" w:hAnsi="Times New Roman" w:cs="Times New Roman"/>
+              </w:rPr>
+              <w:t>accept ?</w:t>
+            </w:r>
+            <w:proofErr w:type="gramEnd"/>
+            <w:r>
+              <w:rPr>
+                <w:rFonts w:ascii="Times New Roman" w:hAnsi="Times New Roman" w:cs="Times New Roman"/>
+              </w:rPr>
+              <w:t xml:space="preserve"> page = </w:t>
+            </w:r>
+            <w:proofErr w:type="gramStart"/>
+            <w:r>
+              <w:rPr>
+                <w:rFonts w:ascii="Times New Roman" w:hAnsi="Times New Roman" w:cs="Times New Roman"/>
+              </w:rPr>
+              <w:t>and ?</w:t>
+            </w:r>
+            <w:proofErr w:type="gramEnd"/>
+            <w:r>
+              <w:rPr>
+                <w:rFonts w:ascii="Times New Roman" w:hAnsi="Times New Roman" w:cs="Times New Roman"/>
+              </w:rPr>
+              <w:t xml:space="preserve"> limit =</w:t>
+            </w:r>
+          </w:p>
+          <w:p>
+            <w:pPr>
+              <w:pStyle w:val="ListParagraph"/>
+              <w:numPr>
+                <w:ilvl w:val="0"/>
+                <w:numId w:val="38"/>
+              </w:numPr>
+              <w:ind w:left="848"/>
+              <w:rPr>
+                <w:rFonts w:ascii="Times New Roman" w:hAnsi="Times New Roman" w:cs="Times New Roman"/>
+              </w:rPr>
+            </w:pPr>
+            <w:r>
+              <w:rPr>
+                <w:rFonts w:ascii="Times New Roman" w:hAnsi="Times New Roman" w:cs="Times New Roman"/>
+              </w:rPr>
+              <w:t>Add “Previous” and “Next” buttons below the table</w:t>
+            </w:r>
+          </w:p>
+          <w:p>
+            <w:pPr>
+              <w:numPr>
+                <w:ilvl w:val="0"/>
+                <w:numId w:val="5"/>
+              </w:numPr>
+              <w:rPr>
+                <w:rFonts w:ascii="Times New Roman" w:hAnsi="Times New Roman" w:cs="Times New Roman"/>
+                <w:b/>
+                <w:bCs/>
+              </w:rPr>
+            </w:pPr>
+            <w:r>
+              <w:rPr>
+                <w:rFonts w:ascii="Times New Roman" w:hAnsi="Times New Roman" w:cs="Times New Roman"/>
+                <w:b/>
+                <w:bCs/>
+              </w:rPr>
+              <w:t>Implement Infinite Scroll</w:t>
+            </w:r>
+          </w:p>
+          <w:p>
+            <w:pPr>
+              <w:pStyle w:val="ListParagraph"/>
+              <w:numPr>
+                <w:ilvl w:val="0"/>
+                <w:numId w:val="39"/>
+              </w:numPr>
+              <w:ind w:left="848"/>
+              <w:rPr>
+                <w:rFonts w:ascii="Times New Roman" w:hAnsi="Times New Roman" w:cs="Times New Roman"/>
+              </w:rPr>
+            </w:pPr>
+            <w:r>
+              <w:rPr>
+                <w:rFonts w:ascii="Times New Roman" w:hAnsi="Times New Roman" w:cs="Times New Roman"/>
+              </w:rPr>
+              <w:t>Install react-infinite-scroll-component</w:t>
+            </w:r>
+          </w:p>
+          <w:p>
+            <w:pPr>
+              <w:pStyle w:val="ListParagraph"/>
+              <w:numPr>
+                <w:ilvl w:val="0"/>
+                <w:numId w:val="39"/>
+              </w:numPr>
+              <w:ind w:left="848"/>
+              <w:rPr>
+                <w:rFonts w:ascii="Times New Roman" w:hAnsi="Times New Roman" w:cs="Times New Roman"/>
+              </w:rPr>
+            </w:pPr>
+            <w:r>
+              <w:rPr>
+                <w:rFonts w:ascii="Times New Roman" w:hAnsi="Times New Roman" w:cs="Times New Roman"/>
+              </w:rPr>
+              <w:t>Load next page automatically when user scrolls to bottom</w:t>
+            </w:r>
+          </w:p>
+          <w:p>
+            <w:pPr>
+              <w:numPr>
+                <w:ilvl w:val="0"/>
+                <w:numId w:val="5"/>
+              </w:numPr>
+              <w:rPr>
+                <w:rFonts w:ascii="Times New Roman" w:hAnsi="Times New Roman" w:cs="Times New Roman"/>
+                <w:b/>
+                <w:bCs/>
+              </w:rPr>
+            </w:pPr>
+            <w:r>
+              <w:rPr>
+                <w:rFonts w:ascii="Times New Roman" w:hAnsi="Times New Roman" w:cs="Times New Roman"/>
+                <w:b/>
+                <w:bCs/>
+              </w:rPr>
+              <w:t>Manage loading states</w:t>
+            </w:r>
+          </w:p>
+          <w:p>
+            <w:pPr>
+              <w:pStyle w:val="ListParagraph"/>
+              <w:numPr>
+                <w:ilvl w:val="0"/>
+                <w:numId w:val="40"/>
+              </w:numPr>
+              <w:ind w:left="848"/>
+              <w:rPr>
+                <w:rFonts w:ascii="Times New Roman" w:hAnsi="Times New Roman" w:cs="Times New Roman"/>
+              </w:rPr>
+            </w:pPr>
+            <w:r>
+              <w:rPr>
+                <w:rFonts w:ascii="Times New Roman" w:hAnsi="Times New Roman" w:cs="Times New Roman"/>
+              </w:rPr>
+              <w:t>Add loading spinner while fetching more logs</w:t>
+            </w:r>
+          </w:p>
+          <w:p>
+            <w:pPr>
+              <w:pStyle w:val="ListParagraph"/>
+              <w:numPr>
+                <w:ilvl w:val="0"/>
+                <w:numId w:val="40"/>
+              </w:numPr>
+              <w:ind w:left="848"/>
+              <w:rPr>
+                <w:rFonts w:ascii="Times New Roman" w:hAnsi="Times New Roman" w:cs="Times New Roman"/>
+              </w:rPr>
+            </w:pPr>
+            <w:r>
+              <w:rPr>
+                <w:rFonts w:ascii="Times New Roman" w:hAnsi="Times New Roman" w:cs="Times New Roman"/>
+              </w:rPr>
+              <w:t xml:space="preserve">Track </w:t>
+            </w:r>
+            <w:proofErr w:type="spellStart"/>
+            <w:r>
+              <w:rPr>
+                <w:rFonts w:ascii="Times New Roman" w:hAnsi="Times New Roman" w:cs="Times New Roman"/>
+              </w:rPr>
+              <w:t>hasMore</w:t>
+            </w:r>
+            <w:proofErr w:type="spellEnd"/>
+            <w:r>
+              <w:rPr>
+                <w:rFonts w:ascii="Times New Roman" w:hAnsi="Times New Roman" w:cs="Times New Roman"/>
+              </w:rPr>
+              <w:t xml:space="preserve"> to stop fetching when no more logs</w:t>
+            </w:r>
+          </w:p>
+          <w:p>
+            <w:pPr>
+              <w:numPr>
+                <w:ilvl w:val="0"/>
+                <w:numId w:val="5"/>
+              </w:numPr>
+              <w:rPr>
+                <w:rFonts w:ascii="Times New Roman" w:hAnsi="Times New Roman" w:cs="Times New Roman"/>
+                <w:b/>
+                <w:bCs/>
+              </w:rPr>
+            </w:pPr>
+            <w:r>
+              <w:rPr>
+                <w:rFonts w:ascii="Times New Roman" w:hAnsi="Times New Roman" w:cs="Times New Roman"/>
+                <w:b/>
+                <w:bCs/>
+              </w:rPr>
+              <w:t>Optimize performance</w:t>
+            </w:r>
+          </w:p>
+          <w:p>
+            <w:pPr>
+              <w:pStyle w:val="ListParagraph"/>
+              <w:numPr>
+                <w:ilvl w:val="0"/>
+                <w:numId w:val="41"/>
+              </w:numPr>
+              <w:ind w:left="848"/>
+              <w:rPr>
+                <w:rFonts w:ascii="Times New Roman" w:hAnsi="Times New Roman" w:cs="Times New Roman"/>
+              </w:rPr>
+            </w:pPr>
+            <w:r>
+              <w:rPr>
+                <w:rFonts w:ascii="Times New Roman" w:hAnsi="Times New Roman" w:cs="Times New Roman"/>
+              </w:rPr>
+              <w:t>Test with large log files 10k+ rows</w:t>
+            </w:r>
+          </w:p>
+          <w:p>
+            <w:pPr>
+              <w:pStyle w:val="ListParagraph"/>
+              <w:numPr>
+                <w:ilvl w:val="0"/>
+                <w:numId w:val="41"/>
+              </w:numPr>
+              <w:ind w:left="848"/>
+              <w:rPr>
+                <w:rFonts w:ascii="Times New Roman" w:hAnsi="Times New Roman" w:cs="Times New Roman"/>
+              </w:rPr>
+            </w:pPr>
+            <w:r>
+              <w:rPr>
+                <w:rFonts w:ascii="Times New Roman" w:hAnsi="Times New Roman" w:cs="Times New Roman"/>
+              </w:rPr>
+              <w:t>Make sure filter + search work with pagination</w:t>
+            </w:r>
+          </w:p>
+          <w:p>
+            <w:pPr>
+              <w:numPr>
+                <w:ilvl w:val="0"/>
+                <w:numId w:val="5"/>
+              </w:numPr>
+              <w:rPr>
+                <w:rFonts w:ascii="Times New Roman" w:hAnsi="Times New Roman" w:cs="Times New Roman"/>
+                <w:b/>
+                <w:bCs/>
+              </w:rPr>
+            </w:pPr>
+            <w:r>
+              <w:rPr>
+                <w:rFonts w:ascii="Times New Roman" w:hAnsi="Times New Roman" w:cs="Times New Roman"/>
+                <w:b/>
+                <w:bCs/>
+              </w:rPr>
+              <w:t>Update UI/UX</w:t>
+            </w:r>
+          </w:p>
+          <w:p>
+            <w:pPr>
+              <w:pStyle w:val="ListParagraph"/>
+              <w:numPr>
+                <w:ilvl w:val="0"/>
+                <w:numId w:val="42"/>
+              </w:numPr>
+              <w:ind w:left="848"/>
+              <w:rPr>
+                <w:rFonts w:ascii="Times New Roman" w:hAnsi="Times New Roman" w:cs="Times New Roman"/>
+              </w:rPr>
+            </w:pPr>
+            <w:r>
+              <w:rPr>
+                <w:rFonts w:ascii="Times New Roman" w:hAnsi="Times New Roman" w:cs="Times New Roman"/>
+              </w:rPr>
+              <w:t>Show “Showing 1-50 of 1200 logs” text</w:t>
+            </w:r>
+          </w:p>
+          <w:p>
+            <w:pPr>
+              <w:pStyle w:val="ListParagraph"/>
+              <w:numPr>
+                <w:ilvl w:val="0"/>
+                <w:numId w:val="42"/>
+              </w:numPr>
+              <w:ind w:left="848"/>
+              <w:rPr>
+                <w:rFonts w:ascii="Times New Roman" w:hAnsi="Times New Roman" w:cs="Times New Roman"/>
+              </w:rPr>
+            </w:pPr>
+            <w:r>
+              <w:rPr>
+                <w:rFonts w:ascii="Times New Roman" w:hAnsi="Times New Roman" w:cs="Times New Roman"/>
+              </w:rPr>
+              <w:t>Disable buttons when on first/last page</w:t>
+            </w:r>
           </w:p>
         </w:tc>
       </w:tr>
       <w:tr>
         <w:trPr>
-          <w:trHeight w:val="163"/>
+          <w:trHeight w:val="114"/>
         </w:trPr>
         <w:tc>
           <w:tcPr>
-            <w:tcW w:w="10490" w:type="dxa"/>
+            <w:tcW w:w="10632" w:type="dxa"/>
             <w:gridSpan w:val="3"/>
             <w:tcBorders>
               <w:top w:val="nil"/>
@@ -6724,6 +7527,7 @@
                 <w:b/>
                 <w:bCs/>
               </w:rPr>
+              <w:lastRenderedPageBreak/>
               <w:t xml:space="preserve">Outputs and Descriptions </w:t>
             </w:r>
           </w:p>
@@ -6732,8 +7536,9 @@
     </w:tbl>
     <w:p>
       <w:pPr>
-        <w:rPr>
-          <w:rFonts w:ascii="Times New Roman" w:eastAsia="MS Gothic" w:hAnsi="Times New Roman" w:cs="Times New Roman"/>
+        <w:jc w:val="both"/>
+        <w:rPr>
+          <w:rFonts w:ascii="Times New Roman" w:hAnsi="Times New Roman" w:cs="Times New Roman"/>
         </w:rPr>
       </w:pPr>
       <w:r>
@@ -6748,14 +7553,671 @@
         <w:rPr>
           <w:rFonts w:ascii="Times New Roman" w:hAnsi="Times New Roman" w:cs="Times New Roman"/>
         </w:rPr>
-        <w:t xml:space="preserve"> Project initialized, and files created. Basic project structure established.</w:t>
+        <w:t xml:space="preserve"> </w:t>
+      </w:r>
+      <w:r>
+        <w:rPr>
+          <w:rFonts w:ascii="Times New Roman" w:hAnsi="Times New Roman" w:cs="Times New Roman"/>
+        </w:rPr>
+        <w:t xml:space="preserve">LOGGUARD AI dashboard showing log analytics with 26 critical errors, 297ms </w:t>
+      </w:r>
+      <w:proofErr w:type="spellStart"/>
+      <w:r>
+        <w:rPr>
+          <w:rFonts w:ascii="Times New Roman" w:hAnsi="Times New Roman" w:cs="Times New Roman"/>
+        </w:rPr>
+        <w:t>avg</w:t>
+      </w:r>
+      <w:proofErr w:type="spellEnd"/>
+      <w:r>
+        <w:rPr>
+          <w:rFonts w:ascii="Times New Roman" w:hAnsi="Times New Roman" w:cs="Times New Roman"/>
+        </w:rPr>
+        <w:t xml:space="preserve"> response time, log upload section, and a table of system errors and warnings</w:t>
       </w:r>
     </w:p>
     <w:p>
       <w:pPr>
+        <w:rPr>
+          <w:rFonts w:ascii="Times New Roman" w:eastAsia="MS Gothic" w:hAnsi="Times New Roman" w:cs="Times New Roman"/>
+        </w:rPr>
+      </w:pPr>
+      <w:r>
+        <w:rPr>
+          <w:rFonts w:ascii="Times New Roman" w:eastAsia="MS Gothic" w:hAnsi="Times New Roman" w:cs="Times New Roman"/>
+        </w:rPr>
+        <w:drawing>
+          <wp:inline distT="0" distB="0" distL="0" distR="0" wp14:anchorId="529BAF2F" wp14:editId="6A806771">
+            <wp:extent cx="6645910" cy="3460115"/>
+            <wp:effectExtent l="0" t="0" r="2540" b="6985"/>
+            <wp:docPr id="1291592205" name="Picture 1"/>
+            <wp:cNvGraphicFramePr>
+              <a:graphicFrameLocks xmlns:a="http://schemas.openxmlformats.org/drawingml/2006/main" noChangeAspect="1"/>
+            </wp:cNvGraphicFramePr>
+            <a:graphic xmlns:a="http://schemas.openxmlformats.org/drawingml/2006/main">
+              <a:graphicData uri="http://schemas.openxmlformats.org/drawingml/2006/picture">
+                <pic:pic xmlns:pic="http://schemas.openxmlformats.org/drawingml/2006/picture">
+                  <pic:nvPicPr>
+                    <pic:cNvPr id="1291592205" name=""/>
+                    <pic:cNvPicPr/>
+                  </pic:nvPicPr>
+                  <pic:blipFill>
+                    <a:blip r:embed="rId15"/>
+                    <a:stretch>
+                      <a:fillRect/>
+                    </a:stretch>
+                  </pic:blipFill>
+                  <pic:spPr>
+                    <a:xfrm>
+                      <a:off x="0" y="0"/>
+                      <a:ext cx="6645910" cy="3460115"/>
+                    </a:xfrm>
+                    <a:prstGeom prst="rect">
+                      <a:avLst/>
+                    </a:prstGeom>
+                  </pic:spPr>
+                </pic:pic>
+              </a:graphicData>
+            </a:graphic>
+          </wp:inline>
+        </w:drawing>
+      </w:r>
+    </w:p>
+    <w:p>
+      <w:pPr>
         <w:jc w:val="both"/>
         <w:rPr>
           <w:rFonts w:ascii="Times New Roman" w:hAnsi="Times New Roman" w:cs="Times New Roman"/>
+          <w:b/>
+          <w:bCs/>
+        </w:rPr>
+      </w:pPr>
+      <w:r>
+        <w:rPr>
+          <w:rFonts w:ascii="Times New Roman" w:hAnsi="Times New Roman" w:cs="Times New Roman"/>
+        </w:rPr>
+        <w:drawing>
+          <wp:inline distT="0" distB="0" distL="0" distR="0" wp14:anchorId="12CB5EFD" wp14:editId="453F55C4">
+            <wp:extent cx="6645910" cy="3519170"/>
+            <wp:effectExtent l="0" t="0" r="2540" b="5080"/>
+            <wp:docPr id="1449485316" name="Picture 1"/>
+            <wp:cNvGraphicFramePr>
+              <a:graphicFrameLocks xmlns:a="http://schemas.openxmlformats.org/drawingml/2006/main" noChangeAspect="1"/>
+            </wp:cNvGraphicFramePr>
+            <a:graphic xmlns:a="http://schemas.openxmlformats.org/drawingml/2006/main">
+              <a:graphicData uri="http://schemas.openxmlformats.org/drawingml/2006/picture">
+                <pic:pic xmlns:pic="http://schemas.openxmlformats.org/drawingml/2006/picture">
+                  <pic:nvPicPr>
+                    <pic:cNvPr id="1449485316" name=""/>
+                    <pic:cNvPicPr/>
+                  </pic:nvPicPr>
+                  <pic:blipFill>
+                    <a:blip r:embed="rId16"/>
+                    <a:stretch>
+                      <a:fillRect/>
+                    </a:stretch>
+                  </pic:blipFill>
+                  <pic:spPr>
+                    <a:xfrm>
+                      <a:off x="0" y="0"/>
+                      <a:ext cx="6645910" cy="3519170"/>
+                    </a:xfrm>
+                    <a:prstGeom prst="rect">
+                      <a:avLst/>
+                    </a:prstGeom>
+                  </pic:spPr>
+                </pic:pic>
+              </a:graphicData>
+            </a:graphic>
+          </wp:inline>
+        </w:drawing>
+      </w:r>
+    </w:p>
+    <w:p>
+      <w:pPr>
+        <w:jc w:val="both"/>
+        <w:rPr>
+          <w:rFonts w:ascii="Times New Roman" w:hAnsi="Times New Roman" w:cs="Times New Roman"/>
+          <w:bCs/>
+        </w:rPr>
+      </w:pPr>
+      <w:r>
+        <w:rPr>
+          <w:rFonts w:ascii="Times New Roman" w:hAnsi="Times New Roman" w:cs="Times New Roman"/>
+        </w:rPr>
+        <w:drawing>
+          <wp:inline distT="0" distB="0" distL="0" distR="0" wp14:anchorId="71E3395C" wp14:editId="333BD9FC">
+            <wp:extent cx="6645910" cy="745490"/>
+            <wp:effectExtent l="0" t="0" r="2540" b="0"/>
+            <wp:docPr id="1158706987" name="Picture 1"/>
+            <wp:cNvGraphicFramePr>
+              <a:graphicFrameLocks xmlns:a="http://schemas.openxmlformats.org/drawingml/2006/main" noChangeAspect="1"/>
+            </wp:cNvGraphicFramePr>
+            <a:graphic xmlns:a="http://schemas.openxmlformats.org/drawingml/2006/main">
+              <a:graphicData uri="http://schemas.openxmlformats.org/drawingml/2006/picture">
+                <pic:pic xmlns:pic="http://schemas.openxmlformats.org/drawingml/2006/picture">
+                  <pic:nvPicPr>
+                    <pic:cNvPr id="1158706987" name=""/>
+                    <pic:cNvPicPr/>
+                  </pic:nvPicPr>
+                  <pic:blipFill>
+                    <a:blip r:embed="rId17"/>
+                    <a:stretch>
+                      <a:fillRect/>
+                    </a:stretch>
+                  </pic:blipFill>
+                  <pic:spPr>
+                    <a:xfrm>
+                      <a:off x="0" y="0"/>
+                      <a:ext cx="6645910" cy="745490"/>
+                    </a:xfrm>
+                    <a:prstGeom prst="rect">
+                      <a:avLst/>
+                    </a:prstGeom>
+                  </pic:spPr>
+                </pic:pic>
+              </a:graphicData>
+            </a:graphic>
+          </wp:inline>
+        </w:drawing>
+      </w:r>
+      <w:r>
+        <w:rPr>
+          <w:rFonts w:ascii="Times New Roman" w:hAnsi="Times New Roman" w:cs="Times New Roman"/>
+        </w:rPr>
+        <w:br/>
+      </w:r>
+      <w:r>
+        <w:rPr>
+          <w:rFonts w:ascii="Times New Roman" w:hAnsi="Times New Roman" w:cs="Times New Roman"/>
+          <w:b/>
+          <w:bCs/>
+        </w:rPr>
+        <w:t>Description:</w:t>
+      </w:r>
+      <w:r>
+        <w:rPr>
+          <w:rFonts w:ascii="Times New Roman" w:hAnsi="Times New Roman" w:cs="Times New Roman"/>
+        </w:rPr>
+        <w:t xml:space="preserve"> </w:t>
+      </w:r>
+      <w:r>
+        <w:rPr>
+          <w:rFonts w:ascii="Times New Roman" w:hAnsi="Times New Roman" w:cs="Times New Roman"/>
+        </w:rPr>
+        <w:t xml:space="preserve">The screenshot shows the </w:t>
+      </w:r>
+      <w:r>
+        <w:rPr>
+          <w:rFonts w:ascii="Times New Roman" w:hAnsi="Times New Roman" w:cs="Times New Roman"/>
+          <w:b/>
+        </w:rPr>
+        <w:t>LOGGUARD AI</w:t>
+      </w:r>
+      <w:r>
+        <w:rPr>
+          <w:rFonts w:ascii="Times New Roman" w:hAnsi="Times New Roman" w:cs="Times New Roman"/>
+          <w:bCs/>
+        </w:rPr>
+        <w:t xml:space="preserve"> dashboard, a dark-themed web application designed for log monitoring and analysis. At the top, the title “LOOGUARD AI” appears with the tagline “Detect and Resolve Issues Within Seconds”. Below that are 3 key metrics cards: </w:t>
+      </w:r>
+      <w:r>
+        <w:rPr>
+          <w:rFonts w:ascii="Times New Roman" w:hAnsi="Times New Roman" w:cs="Times New Roman"/>
+          <w:b/>
+        </w:rPr>
+        <w:t xml:space="preserve">Critical Errors: 26, </w:t>
+      </w:r>
+      <w:proofErr w:type="spellStart"/>
+      <w:r>
+        <w:rPr>
+          <w:rFonts w:ascii="Times New Roman" w:hAnsi="Times New Roman" w:cs="Times New Roman"/>
+          <w:b/>
+        </w:rPr>
+        <w:t>Avg</w:t>
+      </w:r>
+      <w:proofErr w:type="spellEnd"/>
+      <w:r>
+        <w:rPr>
+          <w:rFonts w:ascii="Times New Roman" w:hAnsi="Times New Roman" w:cs="Times New Roman"/>
+          <w:b/>
+        </w:rPr>
+        <w:t xml:space="preserve"> Response Time: 297ms, </w:t>
+      </w:r>
+      <w:r>
+        <w:rPr>
+          <w:rFonts w:ascii="Times New Roman" w:hAnsi="Times New Roman" w:cs="Times New Roman"/>
+          <w:bCs/>
+        </w:rPr>
+        <w:t>and</w:t>
+      </w:r>
+      <w:r>
+        <w:rPr>
+          <w:rFonts w:ascii="Times New Roman" w:hAnsi="Times New Roman" w:cs="Times New Roman"/>
+          <w:b/>
+        </w:rPr>
+        <w:t xml:space="preserve"> System Health: 95%</w:t>
+      </w:r>
+      <w:r>
+        <w:rPr>
+          <w:rFonts w:ascii="Times New Roman" w:hAnsi="Times New Roman" w:cs="Times New Roman"/>
+          <w:bCs/>
+        </w:rPr>
+        <w:t>.</w:t>
+      </w:r>
+    </w:p>
+    <w:p>
+      <w:pPr>
+        <w:jc w:val="both"/>
+        <w:rPr>
+          <w:rFonts w:ascii="Times New Roman" w:hAnsi="Times New Roman" w:cs="Times New Roman"/>
+          <w:bCs/>
+        </w:rPr>
+      </w:pPr>
+      <w:r>
+        <w:rPr>
+          <w:rFonts w:ascii="Times New Roman" w:hAnsi="Times New Roman" w:cs="Times New Roman"/>
+          <w:bCs/>
+        </w:rPr>
+        <w:lastRenderedPageBreak/>
+        <w:t xml:space="preserve">In the </w:t>
+      </w:r>
+      <w:proofErr w:type="spellStart"/>
+      <w:r>
+        <w:rPr>
+          <w:rFonts w:ascii="Times New Roman" w:hAnsi="Times New Roman" w:cs="Times New Roman"/>
+          <w:bCs/>
+        </w:rPr>
+        <w:t>center</w:t>
+      </w:r>
+      <w:proofErr w:type="spellEnd"/>
+      <w:r>
+        <w:rPr>
+          <w:rFonts w:ascii="Times New Roman" w:hAnsi="Times New Roman" w:cs="Times New Roman"/>
+          <w:bCs/>
+        </w:rPr>
+        <w:t xml:space="preserve"> there is an *"Upload Log File"* section with instructions to drag &amp; drop or select .log, .txt, .zip files up to 50GB, and a blue "Select File" button. Below that are filter controls: a dropdown set to "Filter: ALL", a search bar, "Clear Filters" button, and a green "Download CSV" button.</w:t>
+      </w:r>
+    </w:p>
+    <w:p>
+      <w:pPr>
+        <w:jc w:val="both"/>
+        <w:rPr>
+          <w:rFonts w:ascii="Times New Roman" w:hAnsi="Times New Roman" w:cs="Times New Roman"/>
+          <w:bCs/>
+        </w:rPr>
+      </w:pPr>
+      <w:r>
+        <w:rPr>
+          <w:rFonts w:ascii="Times New Roman" w:hAnsi="Times New Roman" w:cs="Times New Roman"/>
+          <w:bCs/>
+        </w:rPr>
+        <w:t>The main section is a log table with columns *Time, Level, Message*. It currently lists 3 entries:</w:t>
+      </w:r>
+    </w:p>
+    <w:p>
+      <w:pPr>
+        <w:pStyle w:val="ListParagraph"/>
+        <w:numPr>
+          <w:ilvl w:val="0"/>
+          <w:numId w:val="44"/>
+        </w:numPr>
+        <w:jc w:val="both"/>
+        <w:rPr>
+          <w:rFonts w:ascii="Times New Roman" w:hAnsi="Times New Roman" w:cs="Times New Roman"/>
+          <w:bCs/>
+        </w:rPr>
+      </w:pPr>
+      <w:r>
+        <w:rPr>
+          <w:rFonts w:ascii="Times New Roman" w:hAnsi="Times New Roman" w:cs="Times New Roman"/>
+          <w:bCs/>
+        </w:rPr>
+        <w:t>`10:32:11 ERROR` - Database connection failed - highlighted in red</w:t>
+      </w:r>
+    </w:p>
+    <w:p>
+      <w:pPr>
+        <w:pStyle w:val="ListParagraph"/>
+        <w:numPr>
+          <w:ilvl w:val="0"/>
+          <w:numId w:val="44"/>
+        </w:numPr>
+        <w:jc w:val="both"/>
+        <w:rPr>
+          <w:rFonts w:ascii="Times New Roman" w:hAnsi="Times New Roman" w:cs="Times New Roman"/>
+          <w:bCs/>
+        </w:rPr>
+      </w:pPr>
+      <w:r>
+        <w:rPr>
+          <w:rFonts w:ascii="Times New Roman" w:hAnsi="Times New Roman" w:cs="Times New Roman"/>
+          <w:bCs/>
+        </w:rPr>
+        <w:t xml:space="preserve">`10:31:45 WARN` - High memory usage detected - highlighted in orange </w:t>
+      </w:r>
+    </w:p>
+    <w:p>
+      <w:pPr>
+        <w:pStyle w:val="ListParagraph"/>
+        <w:numPr>
+          <w:ilvl w:val="0"/>
+          <w:numId w:val="44"/>
+        </w:numPr>
+        <w:jc w:val="both"/>
+        <w:rPr>
+          <w:rFonts w:ascii="Times New Roman" w:hAnsi="Times New Roman" w:cs="Times New Roman"/>
+          <w:bCs/>
+        </w:rPr>
+      </w:pPr>
+      <w:r>
+        <w:rPr>
+          <w:rFonts w:ascii="Times New Roman" w:hAnsi="Times New Roman" w:cs="Times New Roman"/>
+          <w:bCs/>
+        </w:rPr>
+        <w:t>`10:30:02 ERROR` - API timeout on /user/login - highlighted in red</w:t>
+      </w:r>
+    </w:p>
+    <w:p>
+      <w:pPr>
+        <w:jc w:val="both"/>
+        <w:rPr>
+          <w:rFonts w:ascii="Times New Roman" w:hAnsi="Times New Roman" w:cs="Times New Roman"/>
+          <w:bCs/>
+        </w:rPr>
+      </w:pPr>
+      <w:r>
+        <w:rPr>
+          <w:rFonts w:ascii="Times New Roman" w:hAnsi="Times New Roman" w:cs="Times New Roman"/>
+          <w:bCs/>
+        </w:rPr>
+        <w:t xml:space="preserve">In one of the </w:t>
+      </w:r>
+      <w:proofErr w:type="gramStart"/>
+      <w:r>
+        <w:rPr>
+          <w:rFonts w:ascii="Times New Roman" w:hAnsi="Times New Roman" w:cs="Times New Roman"/>
+          <w:bCs/>
+        </w:rPr>
+        <w:t>frames</w:t>
+      </w:r>
+      <w:proofErr w:type="gramEnd"/>
+      <w:r>
+        <w:rPr>
+          <w:rFonts w:ascii="Times New Roman" w:hAnsi="Times New Roman" w:cs="Times New Roman"/>
+          <w:bCs/>
+        </w:rPr>
+        <w:t xml:space="preserve"> it also shows "Processing file... Analysing logs" indicating a file upload is in progress. The overall UI is built for developers to quickly upload server logs and identify errors, warnings, and system health </w:t>
+      </w:r>
+      <w:proofErr w:type="gramStart"/>
+      <w:r>
+        <w:rPr>
+          <w:rFonts w:ascii="Times New Roman" w:hAnsi="Times New Roman" w:cs="Times New Roman"/>
+          <w:bCs/>
+        </w:rPr>
+        <w:t>at a glance</w:t>
+      </w:r>
+      <w:proofErr w:type="gramEnd"/>
+      <w:r>
+        <w:rPr>
+          <w:rFonts w:ascii="Times New Roman" w:hAnsi="Times New Roman" w:cs="Times New Roman"/>
+          <w:bCs/>
+        </w:rPr>
+        <w:t>.</w:t>
+      </w:r>
+    </w:p>
+    <w:tbl>
+      <w:tblPr>
+        <w:tblW w:w="10445" w:type="dxa"/>
+        <w:tblCellMar>
+          <w:left w:w="10" w:type="dxa"/>
+          <w:right w:w="10" w:type="dxa"/>
+        </w:tblCellMar>
+        <w:tblLook w:val="04A0" w:firstRow="1" w:lastRow="0" w:firstColumn="1" w:lastColumn="0" w:noHBand="0" w:noVBand="1"/>
+      </w:tblPr>
+      <w:tblGrid>
+        <w:gridCol w:w="2610"/>
+        <w:gridCol w:w="3916"/>
+        <w:gridCol w:w="3919"/>
+      </w:tblGrid>
+      <w:tr>
+        <w:trPr>
+          <w:trHeight w:val="2140"/>
+        </w:trPr>
+        <w:tc>
+          <w:tcPr>
+            <w:tcW w:w="2610" w:type="dxa"/>
+            <w:tcBorders>
+              <w:top w:val="nil"/>
+              <w:left w:val="nil"/>
+              <w:bottom w:val="nil"/>
+              <w:right w:val="nil"/>
+            </w:tcBorders>
+            <w:tcMar>
+              <w:top w:w="0" w:type="dxa"/>
+              <w:left w:w="0" w:type="dxa"/>
+              <w:bottom w:w="0" w:type="dxa"/>
+              <w:right w:w="0" w:type="dxa"/>
+            </w:tcMar>
+            <w:hideMark/>
+          </w:tcPr>
+          <w:p>
+            <w:pPr>
+              <w:rPr>
+                <w:rFonts w:ascii="Times New Roman" w:hAnsi="Times New Roman" w:cs="Times New Roman"/>
+              </w:rPr>
+            </w:pPr>
+            <w:r>
+              <w:rPr>
+                <w:rFonts w:ascii="Times New Roman" w:hAnsi="Times New Roman" w:cs="Times New Roman"/>
+              </w:rPr>
+              <w:t>2</w:t>
+            </w:r>
+            <w:r>
+              <w:rPr>
+                <w:rFonts w:ascii="Times New Roman" w:hAnsi="Times New Roman" w:cs="Times New Roman"/>
+              </w:rPr>
+              <w:t>9</w:t>
+            </w:r>
+            <w:r>
+              <w:rPr>
+                <w:rFonts w:ascii="Times New Roman" w:hAnsi="Times New Roman" w:cs="Times New Roman"/>
+              </w:rPr>
+              <w:t xml:space="preserve"> July 2026</w:t>
+            </w:r>
+          </w:p>
+          <w:p>
+            <w:pPr>
+              <w:ind w:left="400"/>
+              <w:rPr>
+                <w:rFonts w:ascii="Times New Roman" w:hAnsi="Times New Roman" w:cs="Times New Roman"/>
+              </w:rPr>
+            </w:pPr>
+            <w:r>
+              <w:rPr>
+                <w:rFonts w:ascii="Times New Roman" w:hAnsi="Times New Roman" w:cs="Times New Roman"/>
+              </w:rPr>
+              <w:t xml:space="preserve">Day </w:t>
+            </w:r>
+            <w:r>
+              <w:rPr>
+                <w:rFonts w:ascii="Times New Roman" w:hAnsi="Times New Roman" w:cs="Times New Roman"/>
+              </w:rPr>
+              <w:t>7</w:t>
+            </w:r>
+          </w:p>
+        </w:tc>
+        <w:tc>
+          <w:tcPr>
+            <w:tcW w:w="3916" w:type="dxa"/>
+            <w:tcBorders>
+              <w:top w:val="nil"/>
+              <w:left w:val="nil"/>
+              <w:bottom w:val="nil"/>
+              <w:right w:val="nil"/>
+            </w:tcBorders>
+            <w:tcMar>
+              <w:top w:w="0" w:type="dxa"/>
+              <w:left w:w="0" w:type="dxa"/>
+              <w:bottom w:w="0" w:type="dxa"/>
+              <w:right w:w="0" w:type="dxa"/>
+            </w:tcMar>
+            <w:hideMark/>
+          </w:tcPr>
+          <w:p>
+            <w:pPr>
+              <w:rPr>
+                <w:rFonts w:ascii="Times New Roman" w:hAnsi="Times New Roman" w:cs="Times New Roman"/>
+                <w:b/>
+                <w:bCs/>
+              </w:rPr>
+            </w:pPr>
+            <w:r>
+              <w:rPr>
+                <w:rFonts w:ascii="Times New Roman" w:hAnsi="Times New Roman" w:cs="Times New Roman"/>
+                <w:b/>
+                <w:bCs/>
+              </w:rPr>
+              <w:t xml:space="preserve">Today's Activities </w:t>
+            </w:r>
+          </w:p>
+          <w:p>
+            <w:pPr>
+              <w:numPr>
+                <w:ilvl w:val="0"/>
+                <w:numId w:val="4"/>
+              </w:numPr>
+              <w:rPr>
+                <w:rFonts w:ascii="Times New Roman" w:hAnsi="Times New Roman" w:cs="Times New Roman"/>
+                <w:b/>
+                <w:bCs/>
+              </w:rPr>
+            </w:pPr>
+            <w:r>
+              <w:rPr>
+                <w:rFonts w:ascii="Times New Roman" w:hAnsi="Times New Roman" w:cs="Times New Roman"/>
+                <w:b/>
+                <w:bCs/>
+              </w:rPr>
+              <w:t xml:space="preserve"> </w:t>
+            </w:r>
+          </w:p>
+        </w:tc>
+        <w:tc>
+          <w:tcPr>
+            <w:tcW w:w="3918" w:type="dxa"/>
+            <w:tcBorders>
+              <w:top w:val="nil"/>
+              <w:left w:val="nil"/>
+              <w:bottom w:val="nil"/>
+              <w:right w:val="nil"/>
+            </w:tcBorders>
+            <w:tcMar>
+              <w:top w:w="0" w:type="dxa"/>
+              <w:left w:w="0" w:type="dxa"/>
+              <w:bottom w:w="0" w:type="dxa"/>
+              <w:right w:w="0" w:type="dxa"/>
+            </w:tcMar>
+            <w:hideMark/>
+          </w:tcPr>
+          <w:p>
+            <w:pPr>
+              <w:rPr>
+                <w:rFonts w:ascii="Times New Roman" w:hAnsi="Times New Roman" w:cs="Times New Roman"/>
+              </w:rPr>
+            </w:pPr>
+            <w:r>
+              <w:rPr>
+                <w:rFonts w:ascii="Times New Roman" w:hAnsi="Times New Roman" w:cs="Times New Roman"/>
+                <w:b/>
+                <w:bCs/>
+              </w:rPr>
+              <w:t xml:space="preserve">Tomorrow's Plans </w:t>
+            </w:r>
+          </w:p>
+          <w:p>
+            <w:pPr>
+              <w:numPr>
+                <w:ilvl w:val="0"/>
+                <w:numId w:val="5"/>
+              </w:numPr>
+              <w:rPr>
+                <w:rFonts w:ascii="Times New Roman" w:hAnsi="Times New Roman" w:cs="Times New Roman"/>
+                <w:b/>
+                <w:bCs/>
+              </w:rPr>
+            </w:pPr>
+          </w:p>
+        </w:tc>
+      </w:tr>
+      <w:tr>
+        <w:trPr>
+          <w:trHeight w:val="163"/>
+        </w:trPr>
+        <w:tc>
+          <w:tcPr>
+            <w:tcW w:w="10445" w:type="dxa"/>
+            <w:gridSpan w:val="3"/>
+            <w:tcBorders>
+              <w:top w:val="nil"/>
+              <w:left w:val="nil"/>
+              <w:bottom w:val="nil"/>
+              <w:right w:val="nil"/>
+            </w:tcBorders>
+            <w:tcMar>
+              <w:top w:w="0" w:type="dxa"/>
+              <w:left w:w="0" w:type="dxa"/>
+              <w:bottom w:w="0" w:type="dxa"/>
+              <w:right w:w="0" w:type="dxa"/>
+            </w:tcMar>
+            <w:hideMark/>
+          </w:tcPr>
+          <w:p>
+            <w:pPr>
+              <w:rPr>
+                <w:rFonts w:ascii="Times New Roman" w:hAnsi="Times New Roman" w:cs="Times New Roman"/>
+              </w:rPr>
+            </w:pPr>
+            <w:r>
+              <w:rPr>
+                <w:rFonts w:ascii="Times New Roman" w:hAnsi="Times New Roman" w:cs="Times New Roman"/>
+                <w:b/>
+                <w:bCs/>
+              </w:rPr>
+              <w:t xml:space="preserve">Outputs and Descriptions </w:t>
+            </w:r>
+          </w:p>
+        </w:tc>
+      </w:tr>
+    </w:tbl>
+    <w:p>
+      <w:pPr>
+        <w:jc w:val="both"/>
+        <w:rPr>
+          <w:rFonts w:ascii="Times New Roman" w:eastAsia="MS Gothic" w:hAnsi="Times New Roman" w:cs="Times New Roman"/>
+        </w:rPr>
+      </w:pPr>
+      <w:r>
+        <w:rPr>
+          <w:rFonts w:ascii="Times New Roman" w:hAnsi="Times New Roman" w:cs="Times New Roman"/>
+          <w:b/>
+          <w:bCs/>
+        </w:rPr>
+        <w:t>Output:</w:t>
+      </w:r>
+      <w:r>
+        <w:rPr>
+          <w:rFonts w:ascii="Times New Roman" w:hAnsi="Times New Roman" w:cs="Times New Roman"/>
+        </w:rPr>
+        <w:t xml:space="preserve"> </w:t>
+      </w:r>
+    </w:p>
+    <w:p>
+      <w:pPr>
+        <w:jc w:val="both"/>
+        <w:rPr>
+          <w:rFonts w:ascii="Times New Roman" w:hAnsi="Times New Roman" w:cs="Times New Roman"/>
+          <w:bCs/>
         </w:rPr>
       </w:pPr>
       <w:r>
@@ -6808,6 +8270,119 @@
 <file path=word/numbering.xml><?xml version="1.0" encoding="utf-8"?>
 <w:numbering xmlns:wpc="http://schemas.microsoft.com/office/word/2010/wordprocessingCanvas" xmlns:cx="http://schemas.microsoft.com/office/drawing/2014/chartex" xmlns:cx1="http://schemas.microsoft.com/office/drawing/2015/9/8/chartex" xmlns:cx2="http://schemas.microsoft.com/office/drawing/2015/10/21/chartex" xmlns:cx3="http://schemas.microsoft.com/office/drawing/2016/5/9/chartex" xmlns:cx4="http://schemas.microsoft.com/office/drawing/2016/5/10/chartex" xmlns:cx5="http://schemas.microsoft.com/office/drawing/2016/5/11/chartex" xmlns:cx6="http://schemas.microsoft.com/office/drawing/2016/5/12/chartex" xmlns:cx7="http://schemas.microsoft.com/office/drawing/2016/5/13/chartex" xmlns:cx8="http://schemas.microsoft.com/office/drawing/2016/5/14/chartex" xmlns:mc="http://schemas.openxmlformats.org/markup-compatibility/2006" xmlns:aink="http://schemas.microsoft.com/office/drawing/2016/ink" xmlns:am3d="http://schemas.microsoft.com/office/drawing/2017/model3d" xmlns:o="urn:schemas-microsoft-com:office:office" xmlns:oel="http://schemas.microsoft.com/office/2019/extlst" xmlns:r="http://schemas.openxmlformats.org/officeDocument/2006/relationships" xmlns:m="http://schemas.openxmlformats.org/officeDocument/2006/math" xmlns:v="urn:schemas-microsoft-com:vml" xmlns:wp14="http://schemas.microsoft.com/office/word/2010/wordprocessingDrawing" xmlns:wp="http://schemas.openxmlformats.org/drawingml/2006/wordprocessingDrawing" xmlns:w10="urn:schemas-microsoft-com:office:word" xmlns:w="http://schemas.openxmlformats.org/wordprocessingml/2006/main" xmlns:w14="http://schemas.microsoft.com/office/word/2010/wordml" xmlns:w15="http://schemas.microsoft.com/office/word/2012/wordml" xmlns:w16cex="http://schemas.microsoft.com/office/word/2018/wordml/cex" xmlns:w16cid="http://schemas.microsoft.com/office/word/2016/wordml/cid" xmlns:w16="http://schemas.microsoft.com/office/word/2018/wordml" xmlns:w16du="http://schemas.microsoft.com/office/word/2023/wordml/word16du" xmlns:w16sdtdh="http://schemas.microsoft.com/office/word/2020/wordml/sdtdatahash" xmlns:w16sdtfl="http://schemas.microsoft.com/office/word/2024/wordml/sdtformatlock" xmlns:w16se="http://schemas.microsoft.com/office/word/2015/wordml/symex" xmlns:wpg="http://schemas.microsoft.com/office/word/2010/wordprocessingGroup" xmlns:wpi="http://schemas.microsoft.com/office/word/2010/wordprocessingInk" xmlns:wne="http://schemas.microsoft.com/office/word/2006/wordml" xmlns:wps="http://schemas.microsoft.com/office/word/2010/wordprocessingShape" mc:Ignorable="w14 w15 w16se w16cid w16 w16cex w16sdtdh w16sdtfl w16du wp14">
   <w:abstractNum w:abstractNumId="0" w15:restartNumberingAfterBreak="0">
+    <w:nsid w:val="02CE5738"/>
+    <w:multiLevelType w:val="hybridMultilevel"/>
+    <w:tmpl w:val="B5B2F706"/>
+    <w:lvl w:ilvl="0" w:tplc="4009000B">
+      <w:start w:val="1"/>
+      <w:numFmt w:val="bullet"/>
+      <w:lvlText w:val=""/>
+      <w:lvlJc w:val="left"/>
+      <w:pPr>
+        <w:ind w:left="1120" w:hanging="360"/>
+      </w:pPr>
+      <w:rPr>
+        <w:rFonts w:ascii="Wingdings" w:hAnsi="Wingdings" w:hint="default"/>
+      </w:rPr>
+    </w:lvl>
+    <w:lvl w:ilvl="1" w:tplc="40090003" w:tentative="1">
+      <w:start w:val="1"/>
+      <w:numFmt w:val="bullet"/>
+      <w:lvlText w:val="o"/>
+      <w:lvlJc w:val="left"/>
+      <w:pPr>
+        <w:ind w:left="1840" w:hanging="360"/>
+      </w:pPr>
+      <w:rPr>
+        <w:rFonts w:ascii="Courier New" w:hAnsi="Courier New" w:cs="Courier New" w:hint="default"/>
+      </w:rPr>
+    </w:lvl>
+    <w:lvl w:ilvl="2" w:tplc="40090005" w:tentative="1">
+      <w:start w:val="1"/>
+      <w:numFmt w:val="bullet"/>
+      <w:lvlText w:val=""/>
+      <w:lvlJc w:val="left"/>
+      <w:pPr>
+        <w:ind w:left="2560" w:hanging="360"/>
+      </w:pPr>
+      <w:rPr>
+        <w:rFonts w:ascii="Wingdings" w:hAnsi="Wingdings" w:hint="default"/>
+      </w:rPr>
+    </w:lvl>
+    <w:lvl w:ilvl="3" w:tplc="40090001" w:tentative="1">
+      <w:start w:val="1"/>
+      <w:numFmt w:val="bullet"/>
+      <w:lvlText w:val=""/>
+      <w:lvlJc w:val="left"/>
+      <w:pPr>
+        <w:ind w:left="3280" w:hanging="360"/>
+      </w:pPr>
+      <w:rPr>
+        <w:rFonts w:ascii="Symbol" w:hAnsi="Symbol" w:hint="default"/>
+      </w:rPr>
+    </w:lvl>
+    <w:lvl w:ilvl="4" w:tplc="40090003" w:tentative="1">
+      <w:start w:val="1"/>
+      <w:numFmt w:val="bullet"/>
+      <w:lvlText w:val="o"/>
+      <w:lvlJc w:val="left"/>
+      <w:pPr>
+        <w:ind w:left="4000" w:hanging="360"/>
+      </w:pPr>
+      <w:rPr>
+        <w:rFonts w:ascii="Courier New" w:hAnsi="Courier New" w:cs="Courier New" w:hint="default"/>
+      </w:rPr>
+    </w:lvl>
+    <w:lvl w:ilvl="5" w:tplc="40090005" w:tentative="1">
+      <w:start w:val="1"/>
+      <w:numFmt w:val="bullet"/>
+      <w:lvlText w:val=""/>
+      <w:lvlJc w:val="left"/>
+      <w:pPr>
+        <w:ind w:left="4720" w:hanging="360"/>
+      </w:pPr>
+      <w:rPr>
+        <w:rFonts w:ascii="Wingdings" w:hAnsi="Wingdings" w:hint="default"/>
+      </w:rPr>
+    </w:lvl>
+    <w:lvl w:ilvl="6" w:tplc="40090001" w:tentative="1">
+      <w:start w:val="1"/>
+      <w:numFmt w:val="bullet"/>
+      <w:lvlText w:val=""/>
+      <w:lvlJc w:val="left"/>
+      <w:pPr>
+        <w:ind w:left="5440" w:hanging="360"/>
+      </w:pPr>
+      <w:rPr>
+        <w:rFonts w:ascii="Symbol" w:hAnsi="Symbol" w:hint="default"/>
+      </w:rPr>
+    </w:lvl>
+    <w:lvl w:ilvl="7" w:tplc="40090003" w:tentative="1">
+      <w:start w:val="1"/>
+      <w:numFmt w:val="bullet"/>
+      <w:lvlText w:val="o"/>
+      <w:lvlJc w:val="left"/>
+      <w:pPr>
+        <w:ind w:left="6160" w:hanging="360"/>
+      </w:pPr>
+      <w:rPr>
+        <w:rFonts w:ascii="Courier New" w:hAnsi="Courier New" w:cs="Courier New" w:hint="default"/>
+      </w:rPr>
+    </w:lvl>
+    <w:lvl w:ilvl="8" w:tplc="40090005" w:tentative="1">
+      <w:start w:val="1"/>
+      <w:numFmt w:val="bullet"/>
+      <w:lvlText w:val=""/>
+      <w:lvlJc w:val="left"/>
+      <w:pPr>
+        <w:ind w:left="6880" w:hanging="360"/>
+      </w:pPr>
+      <w:rPr>
+        <w:rFonts w:ascii="Wingdings" w:hAnsi="Wingdings" w:hint="default"/>
+      </w:rPr>
+    </w:lvl>
+  </w:abstractNum>
+  <w:abstractNum w:abstractNumId="1" w15:restartNumberingAfterBreak="0">
     <w:nsid w:val="06133A7A"/>
     <w:multiLevelType w:val="hybridMultilevel"/>
     <w:tmpl w:val="53788F08"/>
@@ -6916,7 +8491,7 @@
       </w:pPr>
     </w:lvl>
   </w:abstractNum>
-  <w:abstractNum w:abstractNumId="1" w15:restartNumberingAfterBreak="0">
+  <w:abstractNum w:abstractNumId="2" w15:restartNumberingAfterBreak="0">
     <w:nsid w:val="06FB0E20"/>
     <w:multiLevelType w:val="hybridMultilevel"/>
     <w:tmpl w:val="4E80FA84"/>
@@ -7029,7 +8604,7 @@
       </w:rPr>
     </w:lvl>
   </w:abstractNum>
-  <w:abstractNum w:abstractNumId="2" w15:restartNumberingAfterBreak="0">
+  <w:abstractNum w:abstractNumId="3" w15:restartNumberingAfterBreak="0">
     <w:nsid w:val="0B0622F2"/>
     <w:multiLevelType w:val="hybridMultilevel"/>
     <w:tmpl w:val="A134C850"/>
@@ -7142,7 +8717,7 @@
       </w:rPr>
     </w:lvl>
   </w:abstractNum>
-  <w:abstractNum w:abstractNumId="3" w15:restartNumberingAfterBreak="0">
+  <w:abstractNum w:abstractNumId="4" w15:restartNumberingAfterBreak="0">
     <w:nsid w:val="0D743D1F"/>
     <w:multiLevelType w:val="hybridMultilevel"/>
     <w:tmpl w:val="2DB280B0"/>
@@ -7251,7 +8826,7 @@
       </w:pPr>
     </w:lvl>
   </w:abstractNum>
-  <w:abstractNum w:abstractNumId="4" w15:restartNumberingAfterBreak="0">
+  <w:abstractNum w:abstractNumId="5" w15:restartNumberingAfterBreak="0">
     <w:nsid w:val="0F7D6AA2"/>
     <w:multiLevelType w:val="hybridMultilevel"/>
     <w:tmpl w:val="1E34183E"/>
@@ -7364,7 +8939,7 @@
       </w:rPr>
     </w:lvl>
   </w:abstractNum>
-  <w:abstractNum w:abstractNumId="5" w15:restartNumberingAfterBreak="0">
+  <w:abstractNum w:abstractNumId="6" w15:restartNumberingAfterBreak="0">
     <w:nsid w:val="11E40B49"/>
     <w:multiLevelType w:val="hybridMultilevel"/>
     <w:tmpl w:val="3B14F05C"/>
@@ -7477,7 +9052,7 @@
       </w:rPr>
     </w:lvl>
   </w:abstractNum>
-  <w:abstractNum w:abstractNumId="6" w15:restartNumberingAfterBreak="0">
+  <w:abstractNum w:abstractNumId="7" w15:restartNumberingAfterBreak="0">
     <w:nsid w:val="12D534F3"/>
     <w:multiLevelType w:val="hybridMultilevel"/>
     <w:tmpl w:val="6D9A2CFE"/>
@@ -7590,7 +9165,7 @@
       </w:rPr>
     </w:lvl>
   </w:abstractNum>
-  <w:abstractNum w:abstractNumId="7" w15:restartNumberingAfterBreak="0">
+  <w:abstractNum w:abstractNumId="8" w15:restartNumberingAfterBreak="0">
     <w:nsid w:val="14175B67"/>
     <w:multiLevelType w:val="hybridMultilevel"/>
     <w:tmpl w:val="776493DA"/>
@@ -7699,7 +9274,120 @@
       </w:pPr>
     </w:lvl>
   </w:abstractNum>
-  <w:abstractNum w:abstractNumId="8" w15:restartNumberingAfterBreak="0">
+  <w:abstractNum w:abstractNumId="9" w15:restartNumberingAfterBreak="0">
+    <w:nsid w:val="191168A3"/>
+    <w:multiLevelType w:val="hybridMultilevel"/>
+    <w:tmpl w:val="0DB2DA64"/>
+    <w:lvl w:ilvl="0" w:tplc="4009000B">
+      <w:start w:val="1"/>
+      <w:numFmt w:val="bullet"/>
+      <w:lvlText w:val=""/>
+      <w:lvlJc w:val="left"/>
+      <w:pPr>
+        <w:ind w:left="1120" w:hanging="360"/>
+      </w:pPr>
+      <w:rPr>
+        <w:rFonts w:ascii="Wingdings" w:hAnsi="Wingdings" w:hint="default"/>
+      </w:rPr>
+    </w:lvl>
+    <w:lvl w:ilvl="1" w:tplc="40090003" w:tentative="1">
+      <w:start w:val="1"/>
+      <w:numFmt w:val="bullet"/>
+      <w:lvlText w:val="o"/>
+      <w:lvlJc w:val="left"/>
+      <w:pPr>
+        <w:ind w:left="1840" w:hanging="360"/>
+      </w:pPr>
+      <w:rPr>
+        <w:rFonts w:ascii="Courier New" w:hAnsi="Courier New" w:cs="Courier New" w:hint="default"/>
+      </w:rPr>
+    </w:lvl>
+    <w:lvl w:ilvl="2" w:tplc="40090005" w:tentative="1">
+      <w:start w:val="1"/>
+      <w:numFmt w:val="bullet"/>
+      <w:lvlText w:val=""/>
+      <w:lvlJc w:val="left"/>
+      <w:pPr>
+        <w:ind w:left="2560" w:hanging="360"/>
+      </w:pPr>
+      <w:rPr>
+        <w:rFonts w:ascii="Wingdings" w:hAnsi="Wingdings" w:hint="default"/>
+      </w:rPr>
+    </w:lvl>
+    <w:lvl w:ilvl="3" w:tplc="40090001" w:tentative="1">
+      <w:start w:val="1"/>
+      <w:numFmt w:val="bullet"/>
+      <w:lvlText w:val=""/>
+      <w:lvlJc w:val="left"/>
+      <w:pPr>
+        <w:ind w:left="3280" w:hanging="360"/>
+      </w:pPr>
+      <w:rPr>
+        <w:rFonts w:ascii="Symbol" w:hAnsi="Symbol" w:hint="default"/>
+      </w:rPr>
+    </w:lvl>
+    <w:lvl w:ilvl="4" w:tplc="40090003" w:tentative="1">
+      <w:start w:val="1"/>
+      <w:numFmt w:val="bullet"/>
+      <w:lvlText w:val="o"/>
+      <w:lvlJc w:val="left"/>
+      <w:pPr>
+        <w:ind w:left="4000" w:hanging="360"/>
+      </w:pPr>
+      <w:rPr>
+        <w:rFonts w:ascii="Courier New" w:hAnsi="Courier New" w:cs="Courier New" w:hint="default"/>
+      </w:rPr>
+    </w:lvl>
+    <w:lvl w:ilvl="5" w:tplc="40090005" w:tentative="1">
+      <w:start w:val="1"/>
+      <w:numFmt w:val="bullet"/>
+      <w:lvlText w:val=""/>
+      <w:lvlJc w:val="left"/>
+      <w:pPr>
+        <w:ind w:left="4720" w:hanging="360"/>
+      </w:pPr>
+      <w:rPr>
+        <w:rFonts w:ascii="Wingdings" w:hAnsi="Wingdings" w:hint="default"/>
+      </w:rPr>
+    </w:lvl>
+    <w:lvl w:ilvl="6" w:tplc="40090001" w:tentative="1">
+      <w:start w:val="1"/>
+      <w:numFmt w:val="bullet"/>
+      <w:lvlText w:val=""/>
+      <w:lvlJc w:val="left"/>
+      <w:pPr>
+        <w:ind w:left="5440" w:hanging="360"/>
+      </w:pPr>
+      <w:rPr>
+        <w:rFonts w:ascii="Symbol" w:hAnsi="Symbol" w:hint="default"/>
+      </w:rPr>
+    </w:lvl>
+    <w:lvl w:ilvl="7" w:tplc="40090003" w:tentative="1">
+      <w:start w:val="1"/>
+      <w:numFmt w:val="bullet"/>
+      <w:lvlText w:val="o"/>
+      <w:lvlJc w:val="left"/>
+      <w:pPr>
+        <w:ind w:left="6160" w:hanging="360"/>
+      </w:pPr>
+      <w:rPr>
+        <w:rFonts w:ascii="Courier New" w:hAnsi="Courier New" w:cs="Courier New" w:hint="default"/>
+      </w:rPr>
+    </w:lvl>
+    <w:lvl w:ilvl="8" w:tplc="40090005" w:tentative="1">
+      <w:start w:val="1"/>
+      <w:numFmt w:val="bullet"/>
+      <w:lvlText w:val=""/>
+      <w:lvlJc w:val="left"/>
+      <w:pPr>
+        <w:ind w:left="6880" w:hanging="360"/>
+      </w:pPr>
+      <w:rPr>
+        <w:rFonts w:ascii="Wingdings" w:hAnsi="Wingdings" w:hint="default"/>
+      </w:rPr>
+    </w:lvl>
+  </w:abstractNum>
+  <w:abstractNum w:abstractNumId="10" w15:restartNumberingAfterBreak="0">
     <w:nsid w:val="1CA516B8"/>
     <w:multiLevelType w:val="hybridMultilevel"/>
     <w:tmpl w:val="9A042BF6"/>
@@ -7812,7 +9500,7 @@
       </w:rPr>
     </w:lvl>
   </w:abstractNum>
-  <w:abstractNum w:abstractNumId="9" w15:restartNumberingAfterBreak="0">
+  <w:abstractNum w:abstractNumId="11" w15:restartNumberingAfterBreak="0">
     <w:nsid w:val="22DB65EA"/>
     <w:multiLevelType w:val="hybridMultilevel"/>
     <w:tmpl w:val="0F7C5664"/>
@@ -7925,7 +9613,7 @@
       </w:rPr>
     </w:lvl>
   </w:abstractNum>
-  <w:abstractNum w:abstractNumId="10" w15:restartNumberingAfterBreak="0">
+  <w:abstractNum w:abstractNumId="12" w15:restartNumberingAfterBreak="0">
     <w:nsid w:val="232628BC"/>
     <w:multiLevelType w:val="hybridMultilevel"/>
     <w:tmpl w:val="BB22A51E"/>
@@ -8038,7 +9726,7 @@
       </w:rPr>
     </w:lvl>
   </w:abstractNum>
-  <w:abstractNum w:abstractNumId="11" w15:restartNumberingAfterBreak="0">
+  <w:abstractNum w:abstractNumId="13" w15:restartNumberingAfterBreak="0">
     <w:nsid w:val="252E7E14"/>
     <w:multiLevelType w:val="hybridMultilevel"/>
     <w:tmpl w:val="1BA610EE"/>
@@ -8151,7 +9839,120 @@
       </w:rPr>
     </w:lvl>
   </w:abstractNum>
-  <w:abstractNum w:abstractNumId="12" w15:restartNumberingAfterBreak="0">
+  <w:abstractNum w:abstractNumId="14" w15:restartNumberingAfterBreak="0">
+    <w:nsid w:val="260B2D54"/>
+    <w:multiLevelType w:val="hybridMultilevel"/>
+    <w:tmpl w:val="3B3CBCFA"/>
+    <w:lvl w:ilvl="0" w:tplc="4009000B">
+      <w:start w:val="1"/>
+      <w:numFmt w:val="bullet"/>
+      <w:lvlText w:val=""/>
+      <w:lvlJc w:val="left"/>
+      <w:pPr>
+        <w:ind w:left="1120" w:hanging="360"/>
+      </w:pPr>
+      <w:rPr>
+        <w:rFonts w:ascii="Wingdings" w:hAnsi="Wingdings" w:hint="default"/>
+      </w:rPr>
+    </w:lvl>
+    <w:lvl w:ilvl="1" w:tplc="40090003" w:tentative="1">
+      <w:start w:val="1"/>
+      <w:numFmt w:val="bullet"/>
+      <w:lvlText w:val="o"/>
+      <w:lvlJc w:val="left"/>
+      <w:pPr>
+        <w:ind w:left="1840" w:hanging="360"/>
+      </w:pPr>
+      <w:rPr>
+        <w:rFonts w:ascii="Courier New" w:hAnsi="Courier New" w:cs="Courier New" w:hint="default"/>
+      </w:rPr>
+    </w:lvl>
+    <w:lvl w:ilvl="2" w:tplc="40090005" w:tentative="1">
+      <w:start w:val="1"/>
+      <w:numFmt w:val="bullet"/>
+      <w:lvlText w:val=""/>
+      <w:lvlJc w:val="left"/>
+      <w:pPr>
+        <w:ind w:left="2560" w:hanging="360"/>
+      </w:pPr>
+      <w:rPr>
+        <w:rFonts w:ascii="Wingdings" w:hAnsi="Wingdings" w:hint="default"/>
+      </w:rPr>
+    </w:lvl>
+    <w:lvl w:ilvl="3" w:tplc="40090001" w:tentative="1">
+      <w:start w:val="1"/>
+      <w:numFmt w:val="bullet"/>
+      <w:lvlText w:val=""/>
+      <w:lvlJc w:val="left"/>
+      <w:pPr>
+        <w:ind w:left="3280" w:hanging="360"/>
+      </w:pPr>
+      <w:rPr>
+        <w:rFonts w:ascii="Symbol" w:hAnsi="Symbol" w:hint="default"/>
+      </w:rPr>
+    </w:lvl>
+    <w:lvl w:ilvl="4" w:tplc="40090003" w:tentative="1">
+      <w:start w:val="1"/>
+      <w:numFmt w:val="bullet"/>
+      <w:lvlText w:val="o"/>
+      <w:lvlJc w:val="left"/>
+      <w:pPr>
+        <w:ind w:left="4000" w:hanging="360"/>
+      </w:pPr>
+      <w:rPr>
+        <w:rFonts w:ascii="Courier New" w:hAnsi="Courier New" w:cs="Courier New" w:hint="default"/>
+      </w:rPr>
+    </w:lvl>
+    <w:lvl w:ilvl="5" w:tplc="40090005" w:tentative="1">
+      <w:start w:val="1"/>
+      <w:numFmt w:val="bullet"/>
+      <w:lvlText w:val=""/>
+      <w:lvlJc w:val="left"/>
+      <w:pPr>
+        <w:ind w:left="4720" w:hanging="360"/>
+      </w:pPr>
+      <w:rPr>
+        <w:rFonts w:ascii="Wingdings" w:hAnsi="Wingdings" w:hint="default"/>
+      </w:rPr>
+    </w:lvl>
+    <w:lvl w:ilvl="6" w:tplc="40090001" w:tentative="1">
+      <w:start w:val="1"/>
+      <w:numFmt w:val="bullet"/>
+      <w:lvlText w:val=""/>
+      <w:lvlJc w:val="left"/>
+      <w:pPr>
+        <w:ind w:left="5440" w:hanging="360"/>
+      </w:pPr>
+      <w:rPr>
+        <w:rFonts w:ascii="Symbol" w:hAnsi="Symbol" w:hint="default"/>
+      </w:rPr>
+    </w:lvl>
+    <w:lvl w:ilvl="7" w:tplc="40090003" w:tentative="1">
+      <w:start w:val="1"/>
+      <w:numFmt w:val="bullet"/>
+      <w:lvlText w:val="o"/>
+      <w:lvlJc w:val="left"/>
+      <w:pPr>
+        <w:ind w:left="6160" w:hanging="360"/>
+      </w:pPr>
+      <w:rPr>
+        <w:rFonts w:ascii="Courier New" w:hAnsi="Courier New" w:cs="Courier New" w:hint="default"/>
+      </w:rPr>
+    </w:lvl>
+    <w:lvl w:ilvl="8" w:tplc="40090005" w:tentative="1">
+      <w:start w:val="1"/>
+      <w:numFmt w:val="bullet"/>
+      <w:lvlText w:val=""/>
+      <w:lvlJc w:val="left"/>
+      <w:pPr>
+        <w:ind w:left="6880" w:hanging="360"/>
+      </w:pPr>
+      <w:rPr>
+        <w:rFonts w:ascii="Wingdings" w:hAnsi="Wingdings" w:hint="default"/>
+      </w:rPr>
+    </w:lvl>
+  </w:abstractNum>
+  <w:abstractNum w:abstractNumId="15" w15:restartNumberingAfterBreak="0">
     <w:nsid w:val="264859EB"/>
     <w:multiLevelType w:val="hybridMultilevel"/>
     <w:tmpl w:val="9976F274"/>
@@ -8264,7 +10065,120 @@
       </w:rPr>
     </w:lvl>
   </w:abstractNum>
-  <w:abstractNum w:abstractNumId="13" w15:restartNumberingAfterBreak="0">
+  <w:abstractNum w:abstractNumId="16" w15:restartNumberingAfterBreak="0">
+    <w:nsid w:val="2CD07219"/>
+    <w:multiLevelType w:val="hybridMultilevel"/>
+    <w:tmpl w:val="F028F0C2"/>
+    <w:lvl w:ilvl="0" w:tplc="4009000B">
+      <w:start w:val="1"/>
+      <w:numFmt w:val="bullet"/>
+      <w:lvlText w:val=""/>
+      <w:lvlJc w:val="left"/>
+      <w:pPr>
+        <w:ind w:left="1120" w:hanging="360"/>
+      </w:pPr>
+      <w:rPr>
+        <w:rFonts w:ascii="Wingdings" w:hAnsi="Wingdings" w:hint="default"/>
+      </w:rPr>
+    </w:lvl>
+    <w:lvl w:ilvl="1" w:tplc="40090003" w:tentative="1">
+      <w:start w:val="1"/>
+      <w:numFmt w:val="bullet"/>
+      <w:lvlText w:val="o"/>
+      <w:lvlJc w:val="left"/>
+      <w:pPr>
+        <w:ind w:left="1840" w:hanging="360"/>
+      </w:pPr>
+      <w:rPr>
+        <w:rFonts w:ascii="Courier New" w:hAnsi="Courier New" w:cs="Courier New" w:hint="default"/>
+      </w:rPr>
+    </w:lvl>
+    <w:lvl w:ilvl="2" w:tplc="40090005" w:tentative="1">
+      <w:start w:val="1"/>
+      <w:numFmt w:val="bullet"/>
+      <w:lvlText w:val=""/>
+      <w:lvlJc w:val="left"/>
+      <w:pPr>
+        <w:ind w:left="2560" w:hanging="360"/>
+      </w:pPr>
+      <w:rPr>
+        <w:rFonts w:ascii="Wingdings" w:hAnsi="Wingdings" w:hint="default"/>
+      </w:rPr>
+    </w:lvl>
+    <w:lvl w:ilvl="3" w:tplc="40090001" w:tentative="1">
+      <w:start w:val="1"/>
+      <w:numFmt w:val="bullet"/>
+      <w:lvlText w:val=""/>
+      <w:lvlJc w:val="left"/>
+      <w:pPr>
+        <w:ind w:left="3280" w:hanging="360"/>
+      </w:pPr>
+      <w:rPr>
+        <w:rFonts w:ascii="Symbol" w:hAnsi="Symbol" w:hint="default"/>
+      </w:rPr>
+    </w:lvl>
+    <w:lvl w:ilvl="4" w:tplc="40090003" w:tentative="1">
+      <w:start w:val="1"/>
+      <w:numFmt w:val="bullet"/>
+      <w:lvlText w:val="o"/>
+      <w:lvlJc w:val="left"/>
+      <w:pPr>
+        <w:ind w:left="4000" w:hanging="360"/>
+      </w:pPr>
+      <w:rPr>
+        <w:rFonts w:ascii="Courier New" w:hAnsi="Courier New" w:cs="Courier New" w:hint="default"/>
+      </w:rPr>
+    </w:lvl>
+    <w:lvl w:ilvl="5" w:tplc="40090005" w:tentative="1">
+      <w:start w:val="1"/>
+      <w:numFmt w:val="bullet"/>
+      <w:lvlText w:val=""/>
+      <w:lvlJc w:val="left"/>
+      <w:pPr>
+        <w:ind w:left="4720" w:hanging="360"/>
+      </w:pPr>
+      <w:rPr>
+        <w:rFonts w:ascii="Wingdings" w:hAnsi="Wingdings" w:hint="default"/>
+      </w:rPr>
+    </w:lvl>
+    <w:lvl w:ilvl="6" w:tplc="40090001" w:tentative="1">
+      <w:start w:val="1"/>
+      <w:numFmt w:val="bullet"/>
+      <w:lvlText w:val=""/>
+      <w:lvlJc w:val="left"/>
+      <w:pPr>
+        <w:ind w:left="5440" w:hanging="360"/>
+      </w:pPr>
+      <w:rPr>
+        <w:rFonts w:ascii="Symbol" w:hAnsi="Symbol" w:hint="default"/>
+      </w:rPr>
+    </w:lvl>
+    <w:lvl w:ilvl="7" w:tplc="40090003" w:tentative="1">
+      <w:start w:val="1"/>
+      <w:numFmt w:val="bullet"/>
+      <w:lvlText w:val="o"/>
+      <w:lvlJc w:val="left"/>
+      <w:pPr>
+        <w:ind w:left="6160" w:hanging="360"/>
+      </w:pPr>
+      <w:rPr>
+        <w:rFonts w:ascii="Courier New" w:hAnsi="Courier New" w:cs="Courier New" w:hint="default"/>
+      </w:rPr>
+    </w:lvl>
+    <w:lvl w:ilvl="8" w:tplc="40090005" w:tentative="1">
+      <w:start w:val="1"/>
+      <w:numFmt w:val="bullet"/>
+      <w:lvlText w:val=""/>
+      <w:lvlJc w:val="left"/>
+      <w:pPr>
+        <w:ind w:left="6880" w:hanging="360"/>
+      </w:pPr>
+      <w:rPr>
+        <w:rFonts w:ascii="Wingdings" w:hAnsi="Wingdings" w:hint="default"/>
+      </w:rPr>
+    </w:lvl>
+  </w:abstractNum>
+  <w:abstractNum w:abstractNumId="17" w15:restartNumberingAfterBreak="0">
     <w:nsid w:val="2FFC261B"/>
     <w:multiLevelType w:val="hybridMultilevel"/>
     <w:tmpl w:val="0B82D880"/>
@@ -8373,7 +10287,7 @@
       </w:pPr>
     </w:lvl>
   </w:abstractNum>
-  <w:abstractNum w:abstractNumId="14" w15:restartNumberingAfterBreak="0">
+  <w:abstractNum w:abstractNumId="18" w15:restartNumberingAfterBreak="0">
     <w:nsid w:val="322A262F"/>
     <w:multiLevelType w:val="hybridMultilevel"/>
     <w:tmpl w:val="327C07E0"/>
@@ -8486,7 +10400,7 @@
       </w:rPr>
     </w:lvl>
   </w:abstractNum>
-  <w:abstractNum w:abstractNumId="15" w15:restartNumberingAfterBreak="0">
+  <w:abstractNum w:abstractNumId="19" w15:restartNumberingAfterBreak="0">
     <w:nsid w:val="39582E41"/>
     <w:multiLevelType w:val="hybridMultilevel"/>
     <w:tmpl w:val="6EA8BB26"/>
@@ -8599,7 +10513,7 @@
       </w:rPr>
     </w:lvl>
   </w:abstractNum>
-  <w:abstractNum w:abstractNumId="16" w15:restartNumberingAfterBreak="0">
+  <w:abstractNum w:abstractNumId="20" w15:restartNumberingAfterBreak="0">
     <w:nsid w:val="39A6604F"/>
     <w:multiLevelType w:val="hybridMultilevel"/>
     <w:tmpl w:val="E4B8291E"/>
@@ -8712,7 +10626,7 @@
       </w:rPr>
     </w:lvl>
   </w:abstractNum>
-  <w:abstractNum w:abstractNumId="17" w15:restartNumberingAfterBreak="0">
+  <w:abstractNum w:abstractNumId="21" w15:restartNumberingAfterBreak="0">
     <w:nsid w:val="3AF506B1"/>
     <w:multiLevelType w:val="hybridMultilevel"/>
     <w:tmpl w:val="02606EF8"/>
@@ -8825,7 +10739,7 @@
       </w:rPr>
     </w:lvl>
   </w:abstractNum>
-  <w:abstractNum w:abstractNumId="18" w15:restartNumberingAfterBreak="0">
+  <w:abstractNum w:abstractNumId="22" w15:restartNumberingAfterBreak="0">
     <w:nsid w:val="41866BD7"/>
     <w:multiLevelType w:val="hybridMultilevel"/>
     <w:tmpl w:val="A628F052"/>
@@ -8938,7 +10852,7 @@
       </w:rPr>
     </w:lvl>
   </w:abstractNum>
-  <w:abstractNum w:abstractNumId="19" w15:restartNumberingAfterBreak="0">
+  <w:abstractNum w:abstractNumId="23" w15:restartNumberingAfterBreak="0">
     <w:nsid w:val="41F21485"/>
     <w:multiLevelType w:val="hybridMultilevel"/>
     <w:tmpl w:val="BEF2DB6E"/>
@@ -9051,7 +10965,120 @@
       </w:rPr>
     </w:lvl>
   </w:abstractNum>
-  <w:abstractNum w:abstractNumId="20" w15:restartNumberingAfterBreak="0">
+  <w:abstractNum w:abstractNumId="24" w15:restartNumberingAfterBreak="0">
+    <w:nsid w:val="43F66481"/>
+    <w:multiLevelType w:val="hybridMultilevel"/>
+    <w:tmpl w:val="0D5AA074"/>
+    <w:lvl w:ilvl="0" w:tplc="4009000B">
+      <w:start w:val="1"/>
+      <w:numFmt w:val="bullet"/>
+      <w:lvlText w:val=""/>
+      <w:lvlJc w:val="left"/>
+      <w:pPr>
+        <w:ind w:left="1120" w:hanging="360"/>
+      </w:pPr>
+      <w:rPr>
+        <w:rFonts w:ascii="Wingdings" w:hAnsi="Wingdings" w:hint="default"/>
+      </w:rPr>
+    </w:lvl>
+    <w:lvl w:ilvl="1" w:tplc="40090003" w:tentative="1">
+      <w:start w:val="1"/>
+      <w:numFmt w:val="bullet"/>
+      <w:lvlText w:val="o"/>
+      <w:lvlJc w:val="left"/>
+      <w:pPr>
+        <w:ind w:left="1840" w:hanging="360"/>
+      </w:pPr>
+      <w:rPr>
+        <w:rFonts w:ascii="Courier New" w:hAnsi="Courier New" w:cs="Courier New" w:hint="default"/>
+      </w:rPr>
+    </w:lvl>
+    <w:lvl w:ilvl="2" w:tplc="40090005" w:tentative="1">
+      <w:start w:val="1"/>
+      <w:numFmt w:val="bullet"/>
+      <w:lvlText w:val=""/>
+      <w:lvlJc w:val="left"/>
+      <w:pPr>
+        <w:ind w:left="2560" w:hanging="360"/>
+      </w:pPr>
+      <w:rPr>
+        <w:rFonts w:ascii="Wingdings" w:hAnsi="Wingdings" w:hint="default"/>
+      </w:rPr>
+    </w:lvl>
+    <w:lvl w:ilvl="3" w:tplc="40090001" w:tentative="1">
+      <w:start w:val="1"/>
+      <w:numFmt w:val="bullet"/>
+      <w:lvlText w:val=""/>
+      <w:lvlJc w:val="left"/>
+      <w:pPr>
+        <w:ind w:left="3280" w:hanging="360"/>
+      </w:pPr>
+      <w:rPr>
+        <w:rFonts w:ascii="Symbol" w:hAnsi="Symbol" w:hint="default"/>
+      </w:rPr>
+    </w:lvl>
+    <w:lvl w:ilvl="4" w:tplc="40090003" w:tentative="1">
+      <w:start w:val="1"/>
+      <w:numFmt w:val="bullet"/>
+      <w:lvlText w:val="o"/>
+      <w:lvlJc w:val="left"/>
+      <w:pPr>
+        <w:ind w:left="4000" w:hanging="360"/>
+      </w:pPr>
+      <w:rPr>
+        <w:rFonts w:ascii="Courier New" w:hAnsi="Courier New" w:cs="Courier New" w:hint="default"/>
+      </w:rPr>
+    </w:lvl>
+    <w:lvl w:ilvl="5" w:tplc="40090005" w:tentative="1">
+      <w:start w:val="1"/>
+      <w:numFmt w:val="bullet"/>
+      <w:lvlText w:val=""/>
+      <w:lvlJc w:val="left"/>
+      <w:pPr>
+        <w:ind w:left="4720" w:hanging="360"/>
+      </w:pPr>
+      <w:rPr>
+        <w:rFonts w:ascii="Wingdings" w:hAnsi="Wingdings" w:hint="default"/>
+      </w:rPr>
+    </w:lvl>
+    <w:lvl w:ilvl="6" w:tplc="40090001" w:tentative="1">
+      <w:start w:val="1"/>
+      <w:numFmt w:val="bullet"/>
+      <w:lvlText w:val=""/>
+      <w:lvlJc w:val="left"/>
+      <w:pPr>
+        <w:ind w:left="5440" w:hanging="360"/>
+      </w:pPr>
+      <w:rPr>
+        <w:rFonts w:ascii="Symbol" w:hAnsi="Symbol" w:hint="default"/>
+      </w:rPr>
+    </w:lvl>
+    <w:lvl w:ilvl="7" w:tplc="40090003" w:tentative="1">
+      <w:start w:val="1"/>
+      <w:numFmt w:val="bullet"/>
+      <w:lvlText w:val="o"/>
+      <w:lvlJc w:val="left"/>
+      <w:pPr>
+        <w:ind w:left="6160" w:hanging="360"/>
+      </w:pPr>
+      <w:rPr>
+        <w:rFonts w:ascii="Courier New" w:hAnsi="Courier New" w:cs="Courier New" w:hint="default"/>
+      </w:rPr>
+    </w:lvl>
+    <w:lvl w:ilvl="8" w:tplc="40090005" w:tentative="1">
+      <w:start w:val="1"/>
+      <w:numFmt w:val="bullet"/>
+      <w:lvlText w:val=""/>
+      <w:lvlJc w:val="left"/>
+      <w:pPr>
+        <w:ind w:left="6880" w:hanging="360"/>
+      </w:pPr>
+      <w:rPr>
+        <w:rFonts w:ascii="Wingdings" w:hAnsi="Wingdings" w:hint="default"/>
+      </w:rPr>
+    </w:lvl>
+  </w:abstractNum>
+  <w:abstractNum w:abstractNumId="25" w15:restartNumberingAfterBreak="0">
     <w:nsid w:val="475F4735"/>
     <w:multiLevelType w:val="hybridMultilevel"/>
     <w:tmpl w:val="FA029FFA"/>
@@ -9164,7 +11191,7 @@
       </w:rPr>
     </w:lvl>
   </w:abstractNum>
-  <w:abstractNum w:abstractNumId="21" w15:restartNumberingAfterBreak="0">
+  <w:abstractNum w:abstractNumId="26" w15:restartNumberingAfterBreak="0">
     <w:nsid w:val="4815038B"/>
     <w:multiLevelType w:val="hybridMultilevel"/>
     <w:tmpl w:val="1578EFD0"/>
@@ -9277,7 +11304,7 @@
       </w:rPr>
     </w:lvl>
   </w:abstractNum>
-  <w:abstractNum w:abstractNumId="22" w15:restartNumberingAfterBreak="0">
+  <w:abstractNum w:abstractNumId="27" w15:restartNumberingAfterBreak="0">
     <w:nsid w:val="4A0B4D1E"/>
     <w:multiLevelType w:val="hybridMultilevel"/>
     <w:tmpl w:val="5BAA098A"/>
@@ -9390,7 +11417,233 @@
       </w:rPr>
     </w:lvl>
   </w:abstractNum>
-  <w:abstractNum w:abstractNumId="23" w15:restartNumberingAfterBreak="0">
+  <w:abstractNum w:abstractNumId="28" w15:restartNumberingAfterBreak="0">
+    <w:nsid w:val="4C342B25"/>
+    <w:multiLevelType w:val="hybridMultilevel"/>
+    <w:tmpl w:val="B91CD8D8"/>
+    <w:lvl w:ilvl="0" w:tplc="4009000B">
+      <w:start w:val="1"/>
+      <w:numFmt w:val="bullet"/>
+      <w:lvlText w:val=""/>
+      <w:lvlJc w:val="left"/>
+      <w:pPr>
+        <w:ind w:left="1120" w:hanging="360"/>
+      </w:pPr>
+      <w:rPr>
+        <w:rFonts w:ascii="Wingdings" w:hAnsi="Wingdings" w:hint="default"/>
+      </w:rPr>
+    </w:lvl>
+    <w:lvl w:ilvl="1" w:tplc="40090003" w:tentative="1">
+      <w:start w:val="1"/>
+      <w:numFmt w:val="bullet"/>
+      <w:lvlText w:val="o"/>
+      <w:lvlJc w:val="left"/>
+      <w:pPr>
+        <w:ind w:left="1840" w:hanging="360"/>
+      </w:pPr>
+      <w:rPr>
+        <w:rFonts w:ascii="Courier New" w:hAnsi="Courier New" w:cs="Courier New" w:hint="default"/>
+      </w:rPr>
+    </w:lvl>
+    <w:lvl w:ilvl="2" w:tplc="40090005" w:tentative="1">
+      <w:start w:val="1"/>
+      <w:numFmt w:val="bullet"/>
+      <w:lvlText w:val=""/>
+      <w:lvlJc w:val="left"/>
+      <w:pPr>
+        <w:ind w:left="2560" w:hanging="360"/>
+      </w:pPr>
+      <w:rPr>
+        <w:rFonts w:ascii="Wingdings" w:hAnsi="Wingdings" w:hint="default"/>
+      </w:rPr>
+    </w:lvl>
+    <w:lvl w:ilvl="3" w:tplc="40090001" w:tentative="1">
+      <w:start w:val="1"/>
+      <w:numFmt w:val="bullet"/>
+      <w:lvlText w:val=""/>
+      <w:lvlJc w:val="left"/>
+      <w:pPr>
+        <w:ind w:left="3280" w:hanging="360"/>
+      </w:pPr>
+      <w:rPr>
+        <w:rFonts w:ascii="Symbol" w:hAnsi="Symbol" w:hint="default"/>
+      </w:rPr>
+    </w:lvl>
+    <w:lvl w:ilvl="4" w:tplc="40090003" w:tentative="1">
+      <w:start w:val="1"/>
+      <w:numFmt w:val="bullet"/>
+      <w:lvlText w:val="o"/>
+      <w:lvlJc w:val="left"/>
+      <w:pPr>
+        <w:ind w:left="4000" w:hanging="360"/>
+      </w:pPr>
+      <w:rPr>
+        <w:rFonts w:ascii="Courier New" w:hAnsi="Courier New" w:cs="Courier New" w:hint="default"/>
+      </w:rPr>
+    </w:lvl>
+    <w:lvl w:ilvl="5" w:tplc="40090005" w:tentative="1">
+      <w:start w:val="1"/>
+      <w:numFmt w:val="bullet"/>
+      <w:lvlText w:val=""/>
+      <w:lvlJc w:val="left"/>
+      <w:pPr>
+        <w:ind w:left="4720" w:hanging="360"/>
+      </w:pPr>
+      <w:rPr>
+        <w:rFonts w:ascii="Wingdings" w:hAnsi="Wingdings" w:hint="default"/>
+      </w:rPr>
+    </w:lvl>
+    <w:lvl w:ilvl="6" w:tplc="40090001" w:tentative="1">
+      <w:start w:val="1"/>
+      <w:numFmt w:val="bullet"/>
+      <w:lvlText w:val=""/>
+      <w:lvlJc w:val="left"/>
+      <w:pPr>
+        <w:ind w:left="5440" w:hanging="360"/>
+      </w:pPr>
+      <w:rPr>
+        <w:rFonts w:ascii="Symbol" w:hAnsi="Symbol" w:hint="default"/>
+      </w:rPr>
+    </w:lvl>
+    <w:lvl w:ilvl="7" w:tplc="40090003" w:tentative="1">
+      <w:start w:val="1"/>
+      <w:numFmt w:val="bullet"/>
+      <w:lvlText w:val="o"/>
+      <w:lvlJc w:val="left"/>
+      <w:pPr>
+        <w:ind w:left="6160" w:hanging="360"/>
+      </w:pPr>
+      <w:rPr>
+        <w:rFonts w:ascii="Courier New" w:hAnsi="Courier New" w:cs="Courier New" w:hint="default"/>
+      </w:rPr>
+    </w:lvl>
+    <w:lvl w:ilvl="8" w:tplc="40090005" w:tentative="1">
+      <w:start w:val="1"/>
+      <w:numFmt w:val="bullet"/>
+      <w:lvlText w:val=""/>
+      <w:lvlJc w:val="left"/>
+      <w:pPr>
+        <w:ind w:left="6880" w:hanging="360"/>
+      </w:pPr>
+      <w:rPr>
+        <w:rFonts w:ascii="Wingdings" w:hAnsi="Wingdings" w:hint="default"/>
+      </w:rPr>
+    </w:lvl>
+  </w:abstractNum>
+  <w:abstractNum w:abstractNumId="29" w15:restartNumberingAfterBreak="0">
+    <w:nsid w:val="50E81B93"/>
+    <w:multiLevelType w:val="hybridMultilevel"/>
+    <w:tmpl w:val="FE8AB98C"/>
+    <w:lvl w:ilvl="0" w:tplc="4009000B">
+      <w:start w:val="1"/>
+      <w:numFmt w:val="bullet"/>
+      <w:lvlText w:val=""/>
+      <w:lvlJc w:val="left"/>
+      <w:pPr>
+        <w:ind w:left="1120" w:hanging="360"/>
+      </w:pPr>
+      <w:rPr>
+        <w:rFonts w:ascii="Wingdings" w:hAnsi="Wingdings" w:hint="default"/>
+      </w:rPr>
+    </w:lvl>
+    <w:lvl w:ilvl="1" w:tplc="40090003" w:tentative="1">
+      <w:start w:val="1"/>
+      <w:numFmt w:val="bullet"/>
+      <w:lvlText w:val="o"/>
+      <w:lvlJc w:val="left"/>
+      <w:pPr>
+        <w:ind w:left="1840" w:hanging="360"/>
+      </w:pPr>
+      <w:rPr>
+        <w:rFonts w:ascii="Courier New" w:hAnsi="Courier New" w:cs="Courier New" w:hint="default"/>
+      </w:rPr>
+    </w:lvl>
+    <w:lvl w:ilvl="2" w:tplc="40090005" w:tentative="1">
+      <w:start w:val="1"/>
+      <w:numFmt w:val="bullet"/>
+      <w:lvlText w:val=""/>
+      <w:lvlJc w:val="left"/>
+      <w:pPr>
+        <w:ind w:left="2560" w:hanging="360"/>
+      </w:pPr>
+      <w:rPr>
+        <w:rFonts w:ascii="Wingdings" w:hAnsi="Wingdings" w:hint="default"/>
+      </w:rPr>
+    </w:lvl>
+    <w:lvl w:ilvl="3" w:tplc="40090001" w:tentative="1">
+      <w:start w:val="1"/>
+      <w:numFmt w:val="bullet"/>
+      <w:lvlText w:val=""/>
+      <w:lvlJc w:val="left"/>
+      <w:pPr>
+        <w:ind w:left="3280" w:hanging="360"/>
+      </w:pPr>
+      <w:rPr>
+        <w:rFonts w:ascii="Symbol" w:hAnsi="Symbol" w:hint="default"/>
+      </w:rPr>
+    </w:lvl>
+    <w:lvl w:ilvl="4" w:tplc="40090003" w:tentative="1">
+      <w:start w:val="1"/>
+      <w:numFmt w:val="bullet"/>
+      <w:lvlText w:val="o"/>
+      <w:lvlJc w:val="left"/>
+      <w:pPr>
+        <w:ind w:left="4000" w:hanging="360"/>
+      </w:pPr>
+      <w:rPr>
+        <w:rFonts w:ascii="Courier New" w:hAnsi="Courier New" w:cs="Courier New" w:hint="default"/>
+      </w:rPr>
+    </w:lvl>
+    <w:lvl w:ilvl="5" w:tplc="40090005" w:tentative="1">
+      <w:start w:val="1"/>
+      <w:numFmt w:val="bullet"/>
+      <w:lvlText w:val=""/>
+      <w:lvlJc w:val="left"/>
+      <w:pPr>
+        <w:ind w:left="4720" w:hanging="360"/>
+      </w:pPr>
+      <w:rPr>
+        <w:rFonts w:ascii="Wingdings" w:hAnsi="Wingdings" w:hint="default"/>
+      </w:rPr>
+    </w:lvl>
+    <w:lvl w:ilvl="6" w:tplc="40090001" w:tentative="1">
+      <w:start w:val="1"/>
+      <w:numFmt w:val="bullet"/>
+      <w:lvlText w:val=""/>
+      <w:lvlJc w:val="left"/>
+      <w:pPr>
+        <w:ind w:left="5440" w:hanging="360"/>
+      </w:pPr>
+      <w:rPr>
+        <w:rFonts w:ascii="Symbol" w:hAnsi="Symbol" w:hint="default"/>
+      </w:rPr>
+    </w:lvl>
+    <w:lvl w:ilvl="7" w:tplc="40090003" w:tentative="1">
+      <w:start w:val="1"/>
+      <w:numFmt w:val="bullet"/>
+      <w:lvlText w:val="o"/>
+      <w:lvlJc w:val="left"/>
+      <w:pPr>
+        <w:ind w:left="6160" w:hanging="360"/>
+      </w:pPr>
+      <w:rPr>
+        <w:rFonts w:ascii="Courier New" w:hAnsi="Courier New" w:cs="Courier New" w:hint="default"/>
+      </w:rPr>
+    </w:lvl>
+    <w:lvl w:ilvl="8" w:tplc="40090005" w:tentative="1">
+      <w:start w:val="1"/>
+      <w:numFmt w:val="bullet"/>
+      <w:lvlText w:val=""/>
+      <w:lvlJc w:val="left"/>
+      <w:pPr>
+        <w:ind w:left="6880" w:hanging="360"/>
+      </w:pPr>
+      <w:rPr>
+        <w:rFonts w:ascii="Wingdings" w:hAnsi="Wingdings" w:hint="default"/>
+      </w:rPr>
+    </w:lvl>
+  </w:abstractNum>
+  <w:abstractNum w:abstractNumId="30" w15:restartNumberingAfterBreak="0">
     <w:nsid w:val="52E2024D"/>
     <w:multiLevelType w:val="hybridMultilevel"/>
     <w:tmpl w:val="DABA967C"/>
@@ -9503,7 +11756,7 @@
       </w:rPr>
     </w:lvl>
   </w:abstractNum>
-  <w:abstractNum w:abstractNumId="24" w15:restartNumberingAfterBreak="0">
+  <w:abstractNum w:abstractNumId="31" w15:restartNumberingAfterBreak="0">
     <w:nsid w:val="54BF6151"/>
     <w:multiLevelType w:val="hybridMultilevel"/>
     <w:tmpl w:val="F4D635F4"/>
@@ -9612,7 +11865,7 @@
       </w:pPr>
     </w:lvl>
   </w:abstractNum>
-  <w:abstractNum w:abstractNumId="25" w15:restartNumberingAfterBreak="0">
+  <w:abstractNum w:abstractNumId="32" w15:restartNumberingAfterBreak="0">
     <w:nsid w:val="5BE47E43"/>
     <w:multiLevelType w:val="hybridMultilevel"/>
     <w:tmpl w:val="EF3EAED2"/>
@@ -9725,7 +11978,7 @@
       </w:rPr>
     </w:lvl>
   </w:abstractNum>
-  <w:abstractNum w:abstractNumId="26" w15:restartNumberingAfterBreak="0">
+  <w:abstractNum w:abstractNumId="33" w15:restartNumberingAfterBreak="0">
     <w:nsid w:val="5C0D2947"/>
     <w:multiLevelType w:val="hybridMultilevel"/>
     <w:tmpl w:val="8CAAD732"/>
@@ -9838,7 +12091,7 @@
       </w:rPr>
     </w:lvl>
   </w:abstractNum>
-  <w:abstractNum w:abstractNumId="27" w15:restartNumberingAfterBreak="0">
+  <w:abstractNum w:abstractNumId="34" w15:restartNumberingAfterBreak="0">
     <w:nsid w:val="5D4D2BDD"/>
     <w:multiLevelType w:val="hybridMultilevel"/>
     <w:tmpl w:val="14A8EAC6"/>
@@ -9951,7 +12204,120 @@
       </w:rPr>
     </w:lvl>
   </w:abstractNum>
-  <w:abstractNum w:abstractNumId="28" w15:restartNumberingAfterBreak="0">
+  <w:abstractNum w:abstractNumId="35" w15:restartNumberingAfterBreak="0">
+    <w:nsid w:val="61E56073"/>
+    <w:multiLevelType w:val="hybridMultilevel"/>
+    <w:tmpl w:val="B394BB44"/>
+    <w:lvl w:ilvl="0" w:tplc="4009000B">
+      <w:start w:val="1"/>
+      <w:numFmt w:val="bullet"/>
+      <w:lvlText w:val=""/>
+      <w:lvlJc w:val="left"/>
+      <w:pPr>
+        <w:ind w:left="1120" w:hanging="360"/>
+      </w:pPr>
+      <w:rPr>
+        <w:rFonts w:ascii="Wingdings" w:hAnsi="Wingdings" w:hint="default"/>
+      </w:rPr>
+    </w:lvl>
+    <w:lvl w:ilvl="1" w:tplc="40090003" w:tentative="1">
+      <w:start w:val="1"/>
+      <w:numFmt w:val="bullet"/>
+      <w:lvlText w:val="o"/>
+      <w:lvlJc w:val="left"/>
+      <w:pPr>
+        <w:ind w:left="1840" w:hanging="360"/>
+      </w:pPr>
+      <w:rPr>
+        <w:rFonts w:ascii="Courier New" w:hAnsi="Courier New" w:cs="Courier New" w:hint="default"/>
+      </w:rPr>
+    </w:lvl>
+    <w:lvl w:ilvl="2" w:tplc="40090005" w:tentative="1">
+      <w:start w:val="1"/>
+      <w:numFmt w:val="bullet"/>
+      <w:lvlText w:val=""/>
+      <w:lvlJc w:val="left"/>
+      <w:pPr>
+        <w:ind w:left="2560" w:hanging="360"/>
+      </w:pPr>
+      <w:rPr>
+        <w:rFonts w:ascii="Wingdings" w:hAnsi="Wingdings" w:hint="default"/>
+      </w:rPr>
+    </w:lvl>
+    <w:lvl w:ilvl="3" w:tplc="40090001" w:tentative="1">
+      <w:start w:val="1"/>
+      <w:numFmt w:val="bullet"/>
+      <w:lvlText w:val=""/>
+      <w:lvlJc w:val="left"/>
+      <w:pPr>
+        <w:ind w:left="3280" w:hanging="360"/>
+      </w:pPr>
+      <w:rPr>
+        <w:rFonts w:ascii="Symbol" w:hAnsi="Symbol" w:hint="default"/>
+      </w:rPr>
+    </w:lvl>
+    <w:lvl w:ilvl="4" w:tplc="40090003" w:tentative="1">
+      <w:start w:val="1"/>
+      <w:numFmt w:val="bullet"/>
+      <w:lvlText w:val="o"/>
+      <w:lvlJc w:val="left"/>
+      <w:pPr>
+        <w:ind w:left="4000" w:hanging="360"/>
+      </w:pPr>
+      <w:rPr>
+        <w:rFonts w:ascii="Courier New" w:hAnsi="Courier New" w:cs="Courier New" w:hint="default"/>
+      </w:rPr>
+    </w:lvl>
+    <w:lvl w:ilvl="5" w:tplc="40090005" w:tentative="1">
+      <w:start w:val="1"/>
+      <w:numFmt w:val="bullet"/>
+      <w:lvlText w:val=""/>
+      <w:lvlJc w:val="left"/>
+      <w:pPr>
+        <w:ind w:left="4720" w:hanging="360"/>
+      </w:pPr>
+      <w:rPr>
+        <w:rFonts w:ascii="Wingdings" w:hAnsi="Wingdings" w:hint="default"/>
+      </w:rPr>
+    </w:lvl>
+    <w:lvl w:ilvl="6" w:tplc="40090001" w:tentative="1">
+      <w:start w:val="1"/>
+      <w:numFmt w:val="bullet"/>
+      <w:lvlText w:val=""/>
+      <w:lvlJc w:val="left"/>
+      <w:pPr>
+        <w:ind w:left="5440" w:hanging="360"/>
+      </w:pPr>
+      <w:rPr>
+        <w:rFonts w:ascii="Symbol" w:hAnsi="Symbol" w:hint="default"/>
+      </w:rPr>
+    </w:lvl>
+    <w:lvl w:ilvl="7" w:tplc="40090003" w:tentative="1">
+      <w:start w:val="1"/>
+      <w:numFmt w:val="bullet"/>
+      <w:lvlText w:val="o"/>
+      <w:lvlJc w:val="left"/>
+      <w:pPr>
+        <w:ind w:left="6160" w:hanging="360"/>
+      </w:pPr>
+      <w:rPr>
+        <w:rFonts w:ascii="Courier New" w:hAnsi="Courier New" w:cs="Courier New" w:hint="default"/>
+      </w:rPr>
+    </w:lvl>
+    <w:lvl w:ilvl="8" w:tplc="40090005" w:tentative="1">
+      <w:start w:val="1"/>
+      <w:numFmt w:val="bullet"/>
+      <w:lvlText w:val=""/>
+      <w:lvlJc w:val="left"/>
+      <w:pPr>
+        <w:ind w:left="6880" w:hanging="360"/>
+      </w:pPr>
+      <w:rPr>
+        <w:rFonts w:ascii="Wingdings" w:hAnsi="Wingdings" w:hint="default"/>
+      </w:rPr>
+    </w:lvl>
+  </w:abstractNum>
+  <w:abstractNum w:abstractNumId="36" w15:restartNumberingAfterBreak="0">
     <w:nsid w:val="6C1238A2"/>
     <w:multiLevelType w:val="hybridMultilevel"/>
     <w:tmpl w:val="C16E1150"/>
@@ -10064,7 +12430,93 @@
       </w:rPr>
     </w:lvl>
   </w:abstractNum>
-  <w:abstractNum w:abstractNumId="29" w15:restartNumberingAfterBreak="0">
+  <w:abstractNum w:abstractNumId="37" w15:restartNumberingAfterBreak="0">
+    <w:nsid w:val="6E5F7AAF"/>
+    <w:multiLevelType w:val="hybridMultilevel"/>
+    <w:tmpl w:val="BF92D5CC"/>
+    <w:lvl w:ilvl="0" w:tplc="4009000F">
+      <w:start w:val="1"/>
+      <w:numFmt w:val="decimal"/>
+      <w:lvlText w:val="%1."/>
+      <w:lvlJc w:val="left"/>
+      <w:pPr>
+        <w:ind w:left="720" w:hanging="360"/>
+      </w:pPr>
+    </w:lvl>
+    <w:lvl w:ilvl="1" w:tplc="40090019" w:tentative="1">
+      <w:start w:val="1"/>
+      <w:numFmt w:val="lowerLetter"/>
+      <w:lvlText w:val="%2."/>
+      <w:lvlJc w:val="left"/>
+      <w:pPr>
+        <w:ind w:left="1440" w:hanging="360"/>
+      </w:pPr>
+    </w:lvl>
+    <w:lvl w:ilvl="2" w:tplc="4009001B" w:tentative="1">
+      <w:start w:val="1"/>
+      <w:numFmt w:val="lowerRoman"/>
+      <w:lvlText w:val="%3."/>
+      <w:lvlJc w:val="right"/>
+      <w:pPr>
+        <w:ind w:left="2160" w:hanging="180"/>
+      </w:pPr>
+    </w:lvl>
+    <w:lvl w:ilvl="3" w:tplc="4009000F" w:tentative="1">
+      <w:start w:val="1"/>
+      <w:numFmt w:val="decimal"/>
+      <w:lvlText w:val="%4."/>
+      <w:lvlJc w:val="left"/>
+      <w:pPr>
+        <w:ind w:left="2880" w:hanging="360"/>
+      </w:pPr>
+    </w:lvl>
+    <w:lvl w:ilvl="4" w:tplc="40090019" w:tentative="1">
+      <w:start w:val="1"/>
+      <w:numFmt w:val="lowerLetter"/>
+      <w:lvlText w:val="%5."/>
+      <w:lvlJc w:val="left"/>
+      <w:pPr>
+        <w:ind w:left="3600" w:hanging="360"/>
+      </w:pPr>
+    </w:lvl>
+    <w:lvl w:ilvl="5" w:tplc="4009001B" w:tentative="1">
+      <w:start w:val="1"/>
+      <w:numFmt w:val="lowerRoman"/>
+      <w:lvlText w:val="%6."/>
+      <w:lvlJc w:val="right"/>
+      <w:pPr>
+        <w:ind w:left="4320" w:hanging="180"/>
+      </w:pPr>
+    </w:lvl>
+    <w:lvl w:ilvl="6" w:tplc="4009000F" w:tentative="1">
+      <w:start w:val="1"/>
+      <w:numFmt w:val="decimal"/>
+      <w:lvlText w:val="%7."/>
+      <w:lvlJc w:val="left"/>
+      <w:pPr>
+        <w:ind w:left="5040" w:hanging="360"/>
+      </w:pPr>
+    </w:lvl>
+    <w:lvl w:ilvl="7" w:tplc="40090019" w:tentative="1">
+      <w:start w:val="1"/>
+      <w:numFmt w:val="lowerLetter"/>
+      <w:lvlText w:val="%8."/>
+      <w:lvlJc w:val="left"/>
+      <w:pPr>
+        <w:ind w:left="5760" w:hanging="360"/>
+      </w:pPr>
+    </w:lvl>
+    <w:lvl w:ilvl="8" w:tplc="4009001B" w:tentative="1">
+      <w:start w:val="1"/>
+      <w:numFmt w:val="lowerRoman"/>
+      <w:lvlText w:val="%9."/>
+      <w:lvlJc w:val="right"/>
+      <w:pPr>
+        <w:ind w:left="6480" w:hanging="180"/>
+      </w:pPr>
+    </w:lvl>
+  </w:abstractNum>
+  <w:abstractNum w:abstractNumId="38" w15:restartNumberingAfterBreak="0">
     <w:nsid w:val="6EFF7CF0"/>
     <w:multiLevelType w:val="hybridMultilevel"/>
     <w:tmpl w:val="8D48AE6A"/>
@@ -10177,7 +12629,7 @@
       </w:rPr>
     </w:lvl>
   </w:abstractNum>
-  <w:abstractNum w:abstractNumId="30" w15:restartNumberingAfterBreak="0">
+  <w:abstractNum w:abstractNumId="39" w15:restartNumberingAfterBreak="0">
     <w:nsid w:val="785F26EB"/>
     <w:multiLevelType w:val="hybridMultilevel"/>
     <w:tmpl w:val="519AFBF0"/>
@@ -10290,7 +12742,7 @@
       </w:rPr>
     </w:lvl>
   </w:abstractNum>
-  <w:abstractNum w:abstractNumId="31" w15:restartNumberingAfterBreak="0">
+  <w:abstractNum w:abstractNumId="40" w15:restartNumberingAfterBreak="0">
     <w:nsid w:val="78D4407D"/>
     <w:multiLevelType w:val="hybridMultilevel"/>
     <w:tmpl w:val="9C6A39B8"/>
@@ -10403,101 +12855,476 @@
       </w:rPr>
     </w:lvl>
   </w:abstractNum>
+  <w:abstractNum w:abstractNumId="41" w15:restartNumberingAfterBreak="0">
+    <w:nsid w:val="78FF1992"/>
+    <w:multiLevelType w:val="hybridMultilevel"/>
+    <w:tmpl w:val="3E304C16"/>
+    <w:lvl w:ilvl="0" w:tplc="4009000B">
+      <w:start w:val="1"/>
+      <w:numFmt w:val="bullet"/>
+      <w:lvlText w:val=""/>
+      <w:lvlJc w:val="left"/>
+      <w:pPr>
+        <w:ind w:left="1120" w:hanging="360"/>
+      </w:pPr>
+      <w:rPr>
+        <w:rFonts w:ascii="Wingdings" w:hAnsi="Wingdings" w:hint="default"/>
+      </w:rPr>
+    </w:lvl>
+    <w:lvl w:ilvl="1" w:tplc="40090003" w:tentative="1">
+      <w:start w:val="1"/>
+      <w:numFmt w:val="bullet"/>
+      <w:lvlText w:val="o"/>
+      <w:lvlJc w:val="left"/>
+      <w:pPr>
+        <w:ind w:left="1840" w:hanging="360"/>
+      </w:pPr>
+      <w:rPr>
+        <w:rFonts w:ascii="Courier New" w:hAnsi="Courier New" w:cs="Courier New" w:hint="default"/>
+      </w:rPr>
+    </w:lvl>
+    <w:lvl w:ilvl="2" w:tplc="40090005" w:tentative="1">
+      <w:start w:val="1"/>
+      <w:numFmt w:val="bullet"/>
+      <w:lvlText w:val=""/>
+      <w:lvlJc w:val="left"/>
+      <w:pPr>
+        <w:ind w:left="2560" w:hanging="360"/>
+      </w:pPr>
+      <w:rPr>
+        <w:rFonts w:ascii="Wingdings" w:hAnsi="Wingdings" w:hint="default"/>
+      </w:rPr>
+    </w:lvl>
+    <w:lvl w:ilvl="3" w:tplc="40090001" w:tentative="1">
+      <w:start w:val="1"/>
+      <w:numFmt w:val="bullet"/>
+      <w:lvlText w:val=""/>
+      <w:lvlJc w:val="left"/>
+      <w:pPr>
+        <w:ind w:left="3280" w:hanging="360"/>
+      </w:pPr>
+      <w:rPr>
+        <w:rFonts w:ascii="Symbol" w:hAnsi="Symbol" w:hint="default"/>
+      </w:rPr>
+    </w:lvl>
+    <w:lvl w:ilvl="4" w:tplc="40090003" w:tentative="1">
+      <w:start w:val="1"/>
+      <w:numFmt w:val="bullet"/>
+      <w:lvlText w:val="o"/>
+      <w:lvlJc w:val="left"/>
+      <w:pPr>
+        <w:ind w:left="4000" w:hanging="360"/>
+      </w:pPr>
+      <w:rPr>
+        <w:rFonts w:ascii="Courier New" w:hAnsi="Courier New" w:cs="Courier New" w:hint="default"/>
+      </w:rPr>
+    </w:lvl>
+    <w:lvl w:ilvl="5" w:tplc="40090005" w:tentative="1">
+      <w:start w:val="1"/>
+      <w:numFmt w:val="bullet"/>
+      <w:lvlText w:val=""/>
+      <w:lvlJc w:val="left"/>
+      <w:pPr>
+        <w:ind w:left="4720" w:hanging="360"/>
+      </w:pPr>
+      <w:rPr>
+        <w:rFonts w:ascii="Wingdings" w:hAnsi="Wingdings" w:hint="default"/>
+      </w:rPr>
+    </w:lvl>
+    <w:lvl w:ilvl="6" w:tplc="40090001" w:tentative="1">
+      <w:start w:val="1"/>
+      <w:numFmt w:val="bullet"/>
+      <w:lvlText w:val=""/>
+      <w:lvlJc w:val="left"/>
+      <w:pPr>
+        <w:ind w:left="5440" w:hanging="360"/>
+      </w:pPr>
+      <w:rPr>
+        <w:rFonts w:ascii="Symbol" w:hAnsi="Symbol" w:hint="default"/>
+      </w:rPr>
+    </w:lvl>
+    <w:lvl w:ilvl="7" w:tplc="40090003" w:tentative="1">
+      <w:start w:val="1"/>
+      <w:numFmt w:val="bullet"/>
+      <w:lvlText w:val="o"/>
+      <w:lvlJc w:val="left"/>
+      <w:pPr>
+        <w:ind w:left="6160" w:hanging="360"/>
+      </w:pPr>
+      <w:rPr>
+        <w:rFonts w:ascii="Courier New" w:hAnsi="Courier New" w:cs="Courier New" w:hint="default"/>
+      </w:rPr>
+    </w:lvl>
+    <w:lvl w:ilvl="8" w:tplc="40090005" w:tentative="1">
+      <w:start w:val="1"/>
+      <w:numFmt w:val="bullet"/>
+      <w:lvlText w:val=""/>
+      <w:lvlJc w:val="left"/>
+      <w:pPr>
+        <w:ind w:left="6880" w:hanging="360"/>
+      </w:pPr>
+      <w:rPr>
+        <w:rFonts w:ascii="Wingdings" w:hAnsi="Wingdings" w:hint="default"/>
+      </w:rPr>
+    </w:lvl>
+  </w:abstractNum>
+  <w:abstractNum w:abstractNumId="42" w15:restartNumberingAfterBreak="0">
+    <w:nsid w:val="7A9E48D1"/>
+    <w:multiLevelType w:val="hybridMultilevel"/>
+    <w:tmpl w:val="7C2C2C78"/>
+    <w:lvl w:ilvl="0" w:tplc="4009000B">
+      <w:start w:val="1"/>
+      <w:numFmt w:val="bullet"/>
+      <w:lvlText w:val=""/>
+      <w:lvlJc w:val="left"/>
+      <w:pPr>
+        <w:ind w:left="1120" w:hanging="360"/>
+      </w:pPr>
+      <w:rPr>
+        <w:rFonts w:ascii="Wingdings" w:hAnsi="Wingdings" w:hint="default"/>
+      </w:rPr>
+    </w:lvl>
+    <w:lvl w:ilvl="1" w:tplc="40090003" w:tentative="1">
+      <w:start w:val="1"/>
+      <w:numFmt w:val="bullet"/>
+      <w:lvlText w:val="o"/>
+      <w:lvlJc w:val="left"/>
+      <w:pPr>
+        <w:ind w:left="1840" w:hanging="360"/>
+      </w:pPr>
+      <w:rPr>
+        <w:rFonts w:ascii="Courier New" w:hAnsi="Courier New" w:cs="Courier New" w:hint="default"/>
+      </w:rPr>
+    </w:lvl>
+    <w:lvl w:ilvl="2" w:tplc="40090005" w:tentative="1">
+      <w:start w:val="1"/>
+      <w:numFmt w:val="bullet"/>
+      <w:lvlText w:val=""/>
+      <w:lvlJc w:val="left"/>
+      <w:pPr>
+        <w:ind w:left="2560" w:hanging="360"/>
+      </w:pPr>
+      <w:rPr>
+        <w:rFonts w:ascii="Wingdings" w:hAnsi="Wingdings" w:hint="default"/>
+      </w:rPr>
+    </w:lvl>
+    <w:lvl w:ilvl="3" w:tplc="40090001" w:tentative="1">
+      <w:start w:val="1"/>
+      <w:numFmt w:val="bullet"/>
+      <w:lvlText w:val=""/>
+      <w:lvlJc w:val="left"/>
+      <w:pPr>
+        <w:ind w:left="3280" w:hanging="360"/>
+      </w:pPr>
+      <w:rPr>
+        <w:rFonts w:ascii="Symbol" w:hAnsi="Symbol" w:hint="default"/>
+      </w:rPr>
+    </w:lvl>
+    <w:lvl w:ilvl="4" w:tplc="40090003" w:tentative="1">
+      <w:start w:val="1"/>
+      <w:numFmt w:val="bullet"/>
+      <w:lvlText w:val="o"/>
+      <w:lvlJc w:val="left"/>
+      <w:pPr>
+        <w:ind w:left="4000" w:hanging="360"/>
+      </w:pPr>
+      <w:rPr>
+        <w:rFonts w:ascii="Courier New" w:hAnsi="Courier New" w:cs="Courier New" w:hint="default"/>
+      </w:rPr>
+    </w:lvl>
+    <w:lvl w:ilvl="5" w:tplc="40090005" w:tentative="1">
+      <w:start w:val="1"/>
+      <w:numFmt w:val="bullet"/>
+      <w:lvlText w:val=""/>
+      <w:lvlJc w:val="left"/>
+      <w:pPr>
+        <w:ind w:left="4720" w:hanging="360"/>
+      </w:pPr>
+      <w:rPr>
+        <w:rFonts w:ascii="Wingdings" w:hAnsi="Wingdings" w:hint="default"/>
+      </w:rPr>
+    </w:lvl>
+    <w:lvl w:ilvl="6" w:tplc="40090001" w:tentative="1">
+      <w:start w:val="1"/>
+      <w:numFmt w:val="bullet"/>
+      <w:lvlText w:val=""/>
+      <w:lvlJc w:val="left"/>
+      <w:pPr>
+        <w:ind w:left="5440" w:hanging="360"/>
+      </w:pPr>
+      <w:rPr>
+        <w:rFonts w:ascii="Symbol" w:hAnsi="Symbol" w:hint="default"/>
+      </w:rPr>
+    </w:lvl>
+    <w:lvl w:ilvl="7" w:tplc="40090003" w:tentative="1">
+      <w:start w:val="1"/>
+      <w:numFmt w:val="bullet"/>
+      <w:lvlText w:val="o"/>
+      <w:lvlJc w:val="left"/>
+      <w:pPr>
+        <w:ind w:left="6160" w:hanging="360"/>
+      </w:pPr>
+      <w:rPr>
+        <w:rFonts w:ascii="Courier New" w:hAnsi="Courier New" w:cs="Courier New" w:hint="default"/>
+      </w:rPr>
+    </w:lvl>
+    <w:lvl w:ilvl="8" w:tplc="40090005" w:tentative="1">
+      <w:start w:val="1"/>
+      <w:numFmt w:val="bullet"/>
+      <w:lvlText w:val=""/>
+      <w:lvlJc w:val="left"/>
+      <w:pPr>
+        <w:ind w:left="6880" w:hanging="360"/>
+      </w:pPr>
+      <w:rPr>
+        <w:rFonts w:ascii="Wingdings" w:hAnsi="Wingdings" w:hint="default"/>
+      </w:rPr>
+    </w:lvl>
+  </w:abstractNum>
+  <w:abstractNum w:abstractNumId="43" w15:restartNumberingAfterBreak="0">
+    <w:nsid w:val="7E1711BB"/>
+    <w:multiLevelType w:val="hybridMultilevel"/>
+    <w:tmpl w:val="EBD83B5A"/>
+    <w:lvl w:ilvl="0" w:tplc="4009000B">
+      <w:start w:val="1"/>
+      <w:numFmt w:val="bullet"/>
+      <w:lvlText w:val=""/>
+      <w:lvlJc w:val="left"/>
+      <w:pPr>
+        <w:ind w:left="1120" w:hanging="360"/>
+      </w:pPr>
+      <w:rPr>
+        <w:rFonts w:ascii="Wingdings" w:hAnsi="Wingdings" w:hint="default"/>
+      </w:rPr>
+    </w:lvl>
+    <w:lvl w:ilvl="1" w:tplc="40090003" w:tentative="1">
+      <w:start w:val="1"/>
+      <w:numFmt w:val="bullet"/>
+      <w:lvlText w:val="o"/>
+      <w:lvlJc w:val="left"/>
+      <w:pPr>
+        <w:ind w:left="1840" w:hanging="360"/>
+      </w:pPr>
+      <w:rPr>
+        <w:rFonts w:ascii="Courier New" w:hAnsi="Courier New" w:cs="Courier New" w:hint="default"/>
+      </w:rPr>
+    </w:lvl>
+    <w:lvl w:ilvl="2" w:tplc="40090005" w:tentative="1">
+      <w:start w:val="1"/>
+      <w:numFmt w:val="bullet"/>
+      <w:lvlText w:val=""/>
+      <w:lvlJc w:val="left"/>
+      <w:pPr>
+        <w:ind w:left="2560" w:hanging="360"/>
+      </w:pPr>
+      <w:rPr>
+        <w:rFonts w:ascii="Wingdings" w:hAnsi="Wingdings" w:hint="default"/>
+      </w:rPr>
+    </w:lvl>
+    <w:lvl w:ilvl="3" w:tplc="40090001" w:tentative="1">
+      <w:start w:val="1"/>
+      <w:numFmt w:val="bullet"/>
+      <w:lvlText w:val=""/>
+      <w:lvlJc w:val="left"/>
+      <w:pPr>
+        <w:ind w:left="3280" w:hanging="360"/>
+      </w:pPr>
+      <w:rPr>
+        <w:rFonts w:ascii="Symbol" w:hAnsi="Symbol" w:hint="default"/>
+      </w:rPr>
+    </w:lvl>
+    <w:lvl w:ilvl="4" w:tplc="40090003" w:tentative="1">
+      <w:start w:val="1"/>
+      <w:numFmt w:val="bullet"/>
+      <w:lvlText w:val="o"/>
+      <w:lvlJc w:val="left"/>
+      <w:pPr>
+        <w:ind w:left="4000" w:hanging="360"/>
+      </w:pPr>
+      <w:rPr>
+        <w:rFonts w:ascii="Courier New" w:hAnsi="Courier New" w:cs="Courier New" w:hint="default"/>
+      </w:rPr>
+    </w:lvl>
+    <w:lvl w:ilvl="5" w:tplc="40090005" w:tentative="1">
+      <w:start w:val="1"/>
+      <w:numFmt w:val="bullet"/>
+      <w:lvlText w:val=""/>
+      <w:lvlJc w:val="left"/>
+      <w:pPr>
+        <w:ind w:left="4720" w:hanging="360"/>
+      </w:pPr>
+      <w:rPr>
+        <w:rFonts w:ascii="Wingdings" w:hAnsi="Wingdings" w:hint="default"/>
+      </w:rPr>
+    </w:lvl>
+    <w:lvl w:ilvl="6" w:tplc="40090001" w:tentative="1">
+      <w:start w:val="1"/>
+      <w:numFmt w:val="bullet"/>
+      <w:lvlText w:val=""/>
+      <w:lvlJc w:val="left"/>
+      <w:pPr>
+        <w:ind w:left="5440" w:hanging="360"/>
+      </w:pPr>
+      <w:rPr>
+        <w:rFonts w:ascii="Symbol" w:hAnsi="Symbol" w:hint="default"/>
+      </w:rPr>
+    </w:lvl>
+    <w:lvl w:ilvl="7" w:tplc="40090003" w:tentative="1">
+      <w:start w:val="1"/>
+      <w:numFmt w:val="bullet"/>
+      <w:lvlText w:val="o"/>
+      <w:lvlJc w:val="left"/>
+      <w:pPr>
+        <w:ind w:left="6160" w:hanging="360"/>
+      </w:pPr>
+      <w:rPr>
+        <w:rFonts w:ascii="Courier New" w:hAnsi="Courier New" w:cs="Courier New" w:hint="default"/>
+      </w:rPr>
+    </w:lvl>
+    <w:lvl w:ilvl="8" w:tplc="40090005" w:tentative="1">
+      <w:start w:val="1"/>
+      <w:numFmt w:val="bullet"/>
+      <w:lvlText w:val=""/>
+      <w:lvlJc w:val="left"/>
+      <w:pPr>
+        <w:ind w:left="6880" w:hanging="360"/>
+      </w:pPr>
+      <w:rPr>
+        <w:rFonts w:ascii="Wingdings" w:hAnsi="Wingdings" w:hint="default"/>
+      </w:rPr>
+    </w:lvl>
+  </w:abstractNum>
   <w:num w:numId="1" w16cid:durableId="234126080">
+    <w:abstractNumId w:val="31"/>
+  </w:num>
+  <w:num w:numId="2" w16cid:durableId="1827168422">
+    <w:abstractNumId w:val="8"/>
+  </w:num>
+  <w:num w:numId="3" w16cid:durableId="703215078">
+    <w:abstractNumId w:val="17"/>
+  </w:num>
+  <w:num w:numId="4" w16cid:durableId="645551749">
+    <w:abstractNumId w:val="1"/>
+  </w:num>
+  <w:num w:numId="5" w16cid:durableId="984048638">
+    <w:abstractNumId w:val="4"/>
+  </w:num>
+  <w:num w:numId="6" w16cid:durableId="2053652926">
+    <w:abstractNumId w:val="25"/>
+  </w:num>
+  <w:num w:numId="7" w16cid:durableId="1828979683">
+    <w:abstractNumId w:val="22"/>
+  </w:num>
+  <w:num w:numId="8" w16cid:durableId="120808992">
+    <w:abstractNumId w:val="11"/>
+  </w:num>
+  <w:num w:numId="9" w16cid:durableId="1196692114">
+    <w:abstractNumId w:val="10"/>
+  </w:num>
+  <w:num w:numId="10" w16cid:durableId="446656441">
+    <w:abstractNumId w:val="33"/>
+  </w:num>
+  <w:num w:numId="11" w16cid:durableId="663431927">
+    <w:abstractNumId w:val="39"/>
+  </w:num>
+  <w:num w:numId="12" w16cid:durableId="1099373786">
+    <w:abstractNumId w:val="2"/>
+  </w:num>
+  <w:num w:numId="13" w16cid:durableId="1124467095">
+    <w:abstractNumId w:val="13"/>
+  </w:num>
+  <w:num w:numId="14" w16cid:durableId="287900318">
+    <w:abstractNumId w:val="3"/>
+  </w:num>
+  <w:num w:numId="15" w16cid:durableId="2022782090">
+    <w:abstractNumId w:val="27"/>
+  </w:num>
+  <w:num w:numId="16" w16cid:durableId="1513762770">
+    <w:abstractNumId w:val="21"/>
+  </w:num>
+  <w:num w:numId="17" w16cid:durableId="1851211161">
+    <w:abstractNumId w:val="26"/>
+  </w:num>
+  <w:num w:numId="18" w16cid:durableId="698819531">
+    <w:abstractNumId w:val="34"/>
+  </w:num>
+  <w:num w:numId="19" w16cid:durableId="1527332008">
+    <w:abstractNumId w:val="23"/>
+  </w:num>
+  <w:num w:numId="20" w16cid:durableId="1770158062">
+    <w:abstractNumId w:val="15"/>
+  </w:num>
+  <w:num w:numId="21" w16cid:durableId="839471443">
+    <w:abstractNumId w:val="6"/>
+  </w:num>
+  <w:num w:numId="22" w16cid:durableId="1625767979">
+    <w:abstractNumId w:val="40"/>
+  </w:num>
+  <w:num w:numId="23" w16cid:durableId="712922381">
+    <w:abstractNumId w:val="7"/>
+  </w:num>
+  <w:num w:numId="24" w16cid:durableId="1509248443">
+    <w:abstractNumId w:val="18"/>
+  </w:num>
+  <w:num w:numId="25" w16cid:durableId="1388600950">
+    <w:abstractNumId w:val="5"/>
+  </w:num>
+  <w:num w:numId="26" w16cid:durableId="63383461">
+    <w:abstractNumId w:val="12"/>
+  </w:num>
+  <w:num w:numId="27" w16cid:durableId="1959605983">
+    <w:abstractNumId w:val="19"/>
+  </w:num>
+  <w:num w:numId="28" w16cid:durableId="1251352226">
+    <w:abstractNumId w:val="30"/>
+  </w:num>
+  <w:num w:numId="29" w16cid:durableId="1579706643">
+    <w:abstractNumId w:val="32"/>
+  </w:num>
+  <w:num w:numId="30" w16cid:durableId="616908098">
+    <w:abstractNumId w:val="20"/>
+  </w:num>
+  <w:num w:numId="31" w16cid:durableId="1590456493">
+    <w:abstractNumId w:val="38"/>
+  </w:num>
+  <w:num w:numId="32" w16cid:durableId="1853490051">
+    <w:abstractNumId w:val="36"/>
+  </w:num>
+  <w:num w:numId="33" w16cid:durableId="489753068">
     <w:abstractNumId w:val="24"/>
   </w:num>
-  <w:num w:numId="2" w16cid:durableId="1827168422">
-    <w:abstractNumId w:val="7"/>
+  <w:num w:numId="34" w16cid:durableId="470750842">
+    <w:abstractNumId w:val="43"/>
   </w:num>
-  <w:num w:numId="3" w16cid:durableId="703215078">
-    <w:abstractNumId w:val="13"/>
+  <w:num w:numId="35" w16cid:durableId="1286622340">
+    <w:abstractNumId w:val="16"/>
   </w:num>
-  <w:num w:numId="4" w16cid:durableId="645551749">
+  <w:num w:numId="36" w16cid:durableId="675691640">
+    <w:abstractNumId w:val="9"/>
+  </w:num>
+  <w:num w:numId="37" w16cid:durableId="942416099">
+    <w:abstractNumId w:val="28"/>
+  </w:num>
+  <w:num w:numId="38" w16cid:durableId="354500318">
+    <w:abstractNumId w:val="42"/>
+  </w:num>
+  <w:num w:numId="39" w16cid:durableId="555707672">
+    <w:abstractNumId w:val="41"/>
+  </w:num>
+  <w:num w:numId="40" w16cid:durableId="1227456296">
     <w:abstractNumId w:val="0"/>
   </w:num>
-  <w:num w:numId="5" w16cid:durableId="984048638">
-    <w:abstractNumId w:val="3"/>
-  </w:num>
-  <w:num w:numId="6" w16cid:durableId="2053652926">
-    <w:abstractNumId w:val="20"/>
-  </w:num>
-  <w:num w:numId="7" w16cid:durableId="1828979683">
-    <w:abstractNumId w:val="18"/>
-  </w:num>
-  <w:num w:numId="8" w16cid:durableId="120808992">
-    <w:abstractNumId w:val="9"/>
-  </w:num>
-  <w:num w:numId="9" w16cid:durableId="1196692114">
-    <w:abstractNumId w:val="8"/>
-  </w:num>
-  <w:num w:numId="10" w16cid:durableId="446656441">
-    <w:abstractNumId w:val="26"/>
-  </w:num>
-  <w:num w:numId="11" w16cid:durableId="663431927">
-    <w:abstractNumId w:val="30"/>
-  </w:num>
-  <w:num w:numId="12" w16cid:durableId="1099373786">
-    <w:abstractNumId w:val="1"/>
-  </w:num>
-  <w:num w:numId="13" w16cid:durableId="1124467095">
-    <w:abstractNumId w:val="11"/>
-  </w:num>
-  <w:num w:numId="14" w16cid:durableId="287900318">
-    <w:abstractNumId w:val="2"/>
-  </w:num>
-  <w:num w:numId="15" w16cid:durableId="2022782090">
-    <w:abstractNumId w:val="22"/>
-  </w:num>
-  <w:num w:numId="16" w16cid:durableId="1513762770">
-    <w:abstractNumId w:val="17"/>
-  </w:num>
-  <w:num w:numId="17" w16cid:durableId="1851211161">
-    <w:abstractNumId w:val="21"/>
-  </w:num>
-  <w:num w:numId="18" w16cid:durableId="698819531">
-    <w:abstractNumId w:val="27"/>
-  </w:num>
-  <w:num w:numId="19" w16cid:durableId="1527332008">
-    <w:abstractNumId w:val="19"/>
-  </w:num>
-  <w:num w:numId="20" w16cid:durableId="1770158062">
-    <w:abstractNumId w:val="12"/>
-  </w:num>
-  <w:num w:numId="21" w16cid:durableId="839471443">
-    <w:abstractNumId w:val="5"/>
-  </w:num>
-  <w:num w:numId="22" w16cid:durableId="1625767979">
-    <w:abstractNumId w:val="31"/>
-  </w:num>
-  <w:num w:numId="23" w16cid:durableId="712922381">
-    <w:abstractNumId w:val="6"/>
-  </w:num>
-  <w:num w:numId="24" w16cid:durableId="1509248443">
+  <w:num w:numId="41" w16cid:durableId="241791814">
     <w:abstractNumId w:val="14"/>
   </w:num>
-  <w:num w:numId="25" w16cid:durableId="1388600950">
-    <w:abstractNumId w:val="4"/>
-  </w:num>
-  <w:num w:numId="26" w16cid:durableId="63383461">
-    <w:abstractNumId w:val="10"/>
-  </w:num>
-  <w:num w:numId="27" w16cid:durableId="1959605983">
-    <w:abstractNumId w:val="15"/>
-  </w:num>
-  <w:num w:numId="28" w16cid:durableId="1251352226">
-    <w:abstractNumId w:val="23"/>
-  </w:num>
-  <w:num w:numId="29" w16cid:durableId="1579706643">
-    <w:abstractNumId w:val="25"/>
-  </w:num>
-  <w:num w:numId="30" w16cid:durableId="616908098">
-    <w:abstractNumId w:val="16"/>
-  </w:num>
-  <w:num w:numId="31" w16cid:durableId="1590456493">
+  <w:num w:numId="42" w16cid:durableId="297877559">
     <w:abstractNumId w:val="29"/>
   </w:num>
-  <w:num w:numId="32" w16cid:durableId="1853490051">
-    <w:abstractNumId w:val="28"/>
+  <w:num w:numId="43" w16cid:durableId="29691970">
+    <w:abstractNumId w:val="35"/>
+  </w:num>
+  <w:num w:numId="44" w16cid:durableId="1954240346">
+    <w:abstractNumId w:val="37"/>
   </w:num>
 </w:numbering>
 </file>

--- a/Daily Report of Project.docx
+++ b/Daily Report of Project.docx
@@ -1307,7 +1307,7 @@
             <w:pPr>
               <w:numPr>
                 <w:ilvl w:val="0"/>
-                <w:numId w:val="4"/>
+                <w:numId w:val="3"/>
               </w:numPr>
               <w:rPr>
                 <w:rFonts w:ascii="Times New Roman" w:hAnsi="Times New Roman" w:cs="Times New Roman"/>
@@ -1337,7 +1337,7 @@
               <w:pStyle w:val="ListParagraph"/>
               <w:numPr>
                 <w:ilvl w:val="0"/>
-                <w:numId w:val="6"/>
+                <w:numId w:val="5"/>
               </w:numPr>
               <w:ind w:left="721"/>
               <w:rPr>
@@ -1356,7 +1356,7 @@
               <w:pStyle w:val="ListParagraph"/>
               <w:numPr>
                 <w:ilvl w:val="0"/>
-                <w:numId w:val="6"/>
+                <w:numId w:val="5"/>
               </w:numPr>
               <w:ind w:left="721"/>
               <w:rPr>
@@ -1375,7 +1375,7 @@
               <w:pStyle w:val="ListParagraph"/>
               <w:numPr>
                 <w:ilvl w:val="0"/>
-                <w:numId w:val="6"/>
+                <w:numId w:val="5"/>
               </w:numPr>
               <w:ind w:left="721"/>
               <w:rPr>
@@ -1426,7 +1426,7 @@
             <w:pPr>
               <w:numPr>
                 <w:ilvl w:val="0"/>
-                <w:numId w:val="5"/>
+                <w:numId w:val="4"/>
               </w:numPr>
               <w:rPr>
                 <w:rFonts w:ascii="Times New Roman" w:hAnsi="Times New Roman" w:cs="Times New Roman"/>
@@ -1448,7 +1448,7 @@
               <w:pStyle w:val="ListParagraph"/>
               <w:numPr>
                 <w:ilvl w:val="0"/>
-                <w:numId w:val="8"/>
+                <w:numId w:val="6"/>
               </w:numPr>
               <w:ind w:left="739"/>
               <w:rPr>
@@ -1473,7 +1473,7 @@
               <w:pStyle w:val="ListParagraph"/>
               <w:numPr>
                 <w:ilvl w:val="0"/>
-                <w:numId w:val="8"/>
+                <w:numId w:val="6"/>
               </w:numPr>
               <w:ind w:left="739"/>
               <w:rPr>
@@ -1498,7 +1498,7 @@
               <w:pStyle w:val="ListParagraph"/>
               <w:numPr>
                 <w:ilvl w:val="0"/>
-                <w:numId w:val="8"/>
+                <w:numId w:val="6"/>
               </w:numPr>
               <w:ind w:left="739"/>
               <w:rPr>
@@ -1553,7 +1553,7 @@
               <w:pStyle w:val="ListParagraph"/>
               <w:numPr>
                 <w:ilvl w:val="0"/>
-                <w:numId w:val="8"/>
+                <w:numId w:val="6"/>
               </w:numPr>
               <w:ind w:left="739"/>
               <w:rPr>
@@ -1594,7 +1594,7 @@
               <w:pStyle w:val="ListParagraph"/>
               <w:numPr>
                 <w:ilvl w:val="0"/>
-                <w:numId w:val="8"/>
+                <w:numId w:val="6"/>
               </w:numPr>
               <w:ind w:left="739"/>
               <w:rPr>
@@ -1612,7 +1612,7 @@
             <w:pPr>
               <w:numPr>
                 <w:ilvl w:val="0"/>
-                <w:numId w:val="5"/>
+                <w:numId w:val="4"/>
               </w:numPr>
               <w:rPr>
                 <w:rFonts w:ascii="Times New Roman" w:hAnsi="Times New Roman" w:cs="Times New Roman"/>
@@ -1642,7 +1642,7 @@
               <w:pStyle w:val="ListParagraph"/>
               <w:numPr>
                 <w:ilvl w:val="0"/>
-                <w:numId w:val="9"/>
+                <w:numId w:val="7"/>
               </w:numPr>
               <w:ind w:left="795"/>
               <w:rPr>
@@ -1675,7 +1675,7 @@
               <w:pStyle w:val="ListParagraph"/>
               <w:numPr>
                 <w:ilvl w:val="0"/>
-                <w:numId w:val="9"/>
+                <w:numId w:val="7"/>
               </w:numPr>
               <w:ind w:left="795"/>
               <w:rPr>
@@ -1694,7 +1694,7 @@
               <w:pStyle w:val="ListParagraph"/>
               <w:numPr>
                 <w:ilvl w:val="0"/>
-                <w:numId w:val="9"/>
+                <w:numId w:val="7"/>
               </w:numPr>
               <w:ind w:left="795"/>
               <w:rPr>
@@ -1773,7 +1773,7 @@
               <w:pStyle w:val="ListParagraph"/>
               <w:numPr>
                 <w:ilvl w:val="0"/>
-                <w:numId w:val="9"/>
+                <w:numId w:val="7"/>
               </w:numPr>
               <w:ind w:left="795"/>
               <w:rPr>
@@ -1791,7 +1791,7 @@
             <w:pPr>
               <w:numPr>
                 <w:ilvl w:val="0"/>
-                <w:numId w:val="5"/>
+                <w:numId w:val="4"/>
               </w:numPr>
               <w:rPr>
                 <w:rFonts w:ascii="Times New Roman" w:hAnsi="Times New Roman" w:cs="Times New Roman"/>
@@ -1837,7 +1837,7 @@
               <w:pStyle w:val="ListParagraph"/>
               <w:numPr>
                 <w:ilvl w:val="0"/>
-                <w:numId w:val="10"/>
+                <w:numId w:val="8"/>
               </w:numPr>
               <w:ind w:left="777"/>
               <w:rPr>
@@ -1870,7 +1870,7 @@
               <w:pStyle w:val="ListParagraph"/>
               <w:numPr>
                 <w:ilvl w:val="0"/>
-                <w:numId w:val="10"/>
+                <w:numId w:val="8"/>
               </w:numPr>
               <w:ind w:left="777"/>
               <w:rPr>
@@ -1911,7 +1911,7 @@
               <w:pStyle w:val="ListParagraph"/>
               <w:numPr>
                 <w:ilvl w:val="0"/>
-                <w:numId w:val="10"/>
+                <w:numId w:val="8"/>
               </w:numPr>
               <w:ind w:left="777"/>
               <w:rPr>
@@ -1930,7 +1930,7 @@
               <w:pStyle w:val="ListParagraph"/>
               <w:numPr>
                 <w:ilvl w:val="0"/>
-                <w:numId w:val="10"/>
+                <w:numId w:val="8"/>
               </w:numPr>
               <w:ind w:left="777"/>
               <w:rPr>
@@ -2221,7 +2221,7 @@
             <w:pPr>
               <w:numPr>
                 <w:ilvl w:val="0"/>
-                <w:numId w:val="4"/>
+                <w:numId w:val="3"/>
               </w:numPr>
               <w:rPr>
                 <w:rFonts w:ascii="Times New Roman" w:hAnsi="Times New Roman" w:cs="Times New Roman"/>
@@ -2270,7 +2270,7 @@
             <w:pPr>
               <w:numPr>
                 <w:ilvl w:val="0"/>
-                <w:numId w:val="4"/>
+                <w:numId w:val="3"/>
               </w:numPr>
               <w:rPr>
                 <w:rFonts w:ascii="Times New Roman" w:hAnsi="Times New Roman" w:cs="Times New Roman"/>
@@ -2297,7 +2297,7 @@
             <w:pPr>
               <w:numPr>
                 <w:ilvl w:val="0"/>
-                <w:numId w:val="4"/>
+                <w:numId w:val="3"/>
               </w:numPr>
               <w:rPr>
                 <w:rFonts w:ascii="Times New Roman" w:hAnsi="Times New Roman" w:cs="Times New Roman"/>
@@ -2324,7 +2324,7 @@
             <w:pPr>
               <w:numPr>
                 <w:ilvl w:val="0"/>
-                <w:numId w:val="4"/>
+                <w:numId w:val="3"/>
               </w:numPr>
               <w:rPr>
                 <w:rFonts w:ascii="Times New Roman" w:hAnsi="Times New Roman" w:cs="Times New Roman"/>
@@ -2351,7 +2351,7 @@
             <w:pPr>
               <w:numPr>
                 <w:ilvl w:val="0"/>
-                <w:numId w:val="4"/>
+                <w:numId w:val="3"/>
               </w:numPr>
               <w:rPr>
                 <w:rFonts w:ascii="Times New Roman" w:hAnsi="Times New Roman" w:cs="Times New Roman"/>
@@ -2427,7 +2427,7 @@
             <w:pPr>
               <w:numPr>
                 <w:ilvl w:val="0"/>
-                <w:numId w:val="5"/>
+                <w:numId w:val="4"/>
               </w:numPr>
               <w:rPr>
                 <w:rFonts w:ascii="Times New Roman" w:hAnsi="Times New Roman" w:cs="Times New Roman"/>
@@ -2454,7 +2454,7 @@
             <w:pPr>
               <w:numPr>
                 <w:ilvl w:val="0"/>
-                <w:numId w:val="5"/>
+                <w:numId w:val="4"/>
               </w:numPr>
               <w:rPr>
                 <w:rFonts w:ascii="Times New Roman" w:hAnsi="Times New Roman" w:cs="Times New Roman"/>
@@ -2481,7 +2481,7 @@
             <w:pPr>
               <w:numPr>
                 <w:ilvl w:val="0"/>
-                <w:numId w:val="5"/>
+                <w:numId w:val="4"/>
               </w:numPr>
               <w:rPr>
                 <w:rFonts w:ascii="Times New Roman" w:hAnsi="Times New Roman" w:cs="Times New Roman"/>
@@ -2532,7 +2532,7 @@
             <w:pPr>
               <w:numPr>
                 <w:ilvl w:val="0"/>
-                <w:numId w:val="5"/>
+                <w:numId w:val="4"/>
               </w:numPr>
               <w:rPr>
                 <w:rFonts w:ascii="Times New Roman" w:hAnsi="Times New Roman" w:cs="Times New Roman"/>
@@ -2559,7 +2559,7 @@
             <w:pPr>
               <w:numPr>
                 <w:ilvl w:val="0"/>
-                <w:numId w:val="5"/>
+                <w:numId w:val="4"/>
               </w:numPr>
               <w:rPr>
                 <w:rFonts w:ascii="Times New Roman" w:hAnsi="Times New Roman" w:cs="Times New Roman"/>
@@ -2586,7 +2586,7 @@
             <w:pPr>
               <w:numPr>
                 <w:ilvl w:val="0"/>
-                <w:numId w:val="5"/>
+                <w:numId w:val="4"/>
               </w:numPr>
               <w:rPr>
                 <w:rFonts w:ascii="Times New Roman" w:hAnsi="Times New Roman" w:cs="Times New Roman"/>
@@ -3043,7 +3043,7 @@
             <w:pPr>
               <w:numPr>
                 <w:ilvl w:val="0"/>
-                <w:numId w:val="4"/>
+                <w:numId w:val="3"/>
               </w:numPr>
               <w:rPr>
                 <w:rFonts w:ascii="Times New Roman" w:hAnsi="Times New Roman" w:cs="Times New Roman"/>
@@ -3124,7 +3124,7 @@
             <w:pPr>
               <w:numPr>
                 <w:ilvl w:val="0"/>
-                <w:numId w:val="4"/>
+                <w:numId w:val="3"/>
               </w:numPr>
               <w:rPr>
                 <w:rFonts w:ascii="Times New Roman" w:hAnsi="Times New Roman" w:cs="Times New Roman"/>
@@ -3185,7 +3185,7 @@
             <w:pPr>
               <w:numPr>
                 <w:ilvl w:val="0"/>
-                <w:numId w:val="4"/>
+                <w:numId w:val="3"/>
               </w:numPr>
               <w:rPr>
                 <w:rFonts w:ascii="Times New Roman" w:hAnsi="Times New Roman" w:cs="Times New Roman"/>
@@ -3259,7 +3259,7 @@
             <w:pPr>
               <w:numPr>
                 <w:ilvl w:val="0"/>
-                <w:numId w:val="5"/>
+                <w:numId w:val="4"/>
               </w:numPr>
               <w:rPr>
                 <w:rFonts w:ascii="Times New Roman" w:hAnsi="Times New Roman" w:cs="Times New Roman"/>
@@ -3342,7 +3342,7 @@
             <w:pPr>
               <w:numPr>
                 <w:ilvl w:val="0"/>
-                <w:numId w:val="5"/>
+                <w:numId w:val="4"/>
               </w:numPr>
               <w:rPr>
                 <w:rFonts w:ascii="Times New Roman" w:hAnsi="Times New Roman" w:cs="Times New Roman"/>
@@ -3393,7 +3393,7 @@
             <w:pPr>
               <w:numPr>
                 <w:ilvl w:val="0"/>
-                <w:numId w:val="5"/>
+                <w:numId w:val="4"/>
               </w:numPr>
               <w:rPr>
                 <w:rFonts w:ascii="Times New Roman" w:hAnsi="Times New Roman" w:cs="Times New Roman"/>
@@ -3771,7 +3771,7 @@
             <w:pPr>
               <w:numPr>
                 <w:ilvl w:val="0"/>
-                <w:numId w:val="4"/>
+                <w:numId w:val="3"/>
               </w:numPr>
               <w:rPr>
                 <w:rFonts w:ascii="Times New Roman" w:hAnsi="Times New Roman" w:cs="Times New Roman"/>
@@ -3826,7 +3826,7 @@
             <w:pPr>
               <w:numPr>
                 <w:ilvl w:val="0"/>
-                <w:numId w:val="4"/>
+                <w:numId w:val="3"/>
               </w:numPr>
               <w:rPr>
                 <w:rFonts w:ascii="Times New Roman" w:hAnsi="Times New Roman" w:cs="Times New Roman"/>
@@ -3920,7 +3920,7 @@
             <w:pPr>
               <w:numPr>
                 <w:ilvl w:val="0"/>
-                <w:numId w:val="5"/>
+                <w:numId w:val="4"/>
               </w:numPr>
               <w:rPr>
                 <w:rFonts w:ascii="Times New Roman" w:hAnsi="Times New Roman" w:cs="Times New Roman"/>
@@ -3961,7 +3961,7 @@
             <w:pPr>
               <w:numPr>
                 <w:ilvl w:val="0"/>
-                <w:numId w:val="5"/>
+                <w:numId w:val="4"/>
               </w:numPr>
               <w:rPr>
                 <w:rFonts w:ascii="Times New Roman" w:hAnsi="Times New Roman" w:cs="Times New Roman"/>
@@ -4010,7 +4010,7 @@
             <w:pPr>
               <w:numPr>
                 <w:ilvl w:val="0"/>
-                <w:numId w:val="5"/>
+                <w:numId w:val="4"/>
               </w:numPr>
               <w:rPr>
                 <w:rFonts w:ascii="Times New Roman" w:hAnsi="Times New Roman" w:cs="Times New Roman"/>
@@ -4574,7 +4574,7 @@
             <w:pPr>
               <w:numPr>
                 <w:ilvl w:val="0"/>
-                <w:numId w:val="4"/>
+                <w:numId w:val="3"/>
               </w:numPr>
               <w:rPr>
                 <w:rFonts w:ascii="Times New Roman" w:hAnsi="Times New Roman" w:cs="Times New Roman"/>
@@ -4596,7 +4596,7 @@
               <w:pStyle w:val="ListParagraph"/>
               <w:numPr>
                 <w:ilvl w:val="0"/>
-                <w:numId w:val="18"/>
+                <w:numId w:val="9"/>
               </w:numPr>
               <w:ind w:left="852"/>
               <w:rPr>
@@ -4639,7 +4639,7 @@
               <w:pStyle w:val="ListParagraph"/>
               <w:numPr>
                 <w:ilvl w:val="0"/>
-                <w:numId w:val="18"/>
+                <w:numId w:val="9"/>
               </w:numPr>
               <w:ind w:left="852"/>
               <w:rPr>
@@ -4688,7 +4688,7 @@
               <w:pStyle w:val="ListParagraph"/>
               <w:numPr>
                 <w:ilvl w:val="0"/>
-                <w:numId w:val="18"/>
+                <w:numId w:val="9"/>
               </w:numPr>
               <w:ind w:left="852"/>
               <w:rPr>
@@ -4736,7 +4736,7 @@
             <w:pPr>
               <w:numPr>
                 <w:ilvl w:val="0"/>
-                <w:numId w:val="4"/>
+                <w:numId w:val="3"/>
               </w:numPr>
               <w:rPr>
                 <w:rFonts w:ascii="Times New Roman" w:hAnsi="Times New Roman" w:cs="Times New Roman"/>
@@ -4758,7 +4758,7 @@
               <w:pStyle w:val="ListParagraph"/>
               <w:numPr>
                 <w:ilvl w:val="0"/>
-                <w:numId w:val="19"/>
+                <w:numId w:val="10"/>
               </w:numPr>
               <w:ind w:left="852"/>
               <w:rPr>
@@ -4781,7 +4781,7 @@
               <w:pStyle w:val="ListParagraph"/>
               <w:numPr>
                 <w:ilvl w:val="0"/>
-                <w:numId w:val="20"/>
+                <w:numId w:val="11"/>
               </w:numPr>
               <w:ind w:left="1278"/>
               <w:rPr>
@@ -4800,7 +4800,7 @@
               <w:pStyle w:val="ListParagraph"/>
               <w:numPr>
                 <w:ilvl w:val="0"/>
-                <w:numId w:val="20"/>
+                <w:numId w:val="11"/>
               </w:numPr>
               <w:ind w:left="1278"/>
               <w:rPr>
@@ -4847,7 +4847,7 @@
               <w:pStyle w:val="ListParagraph"/>
               <w:numPr>
                 <w:ilvl w:val="0"/>
-                <w:numId w:val="20"/>
+                <w:numId w:val="11"/>
               </w:numPr>
               <w:ind w:left="1278"/>
               <w:rPr>
@@ -4866,7 +4866,7 @@
               <w:pStyle w:val="ListParagraph"/>
               <w:numPr>
                 <w:ilvl w:val="0"/>
-                <w:numId w:val="19"/>
+                <w:numId w:val="10"/>
               </w:numPr>
               <w:ind w:left="852"/>
               <w:rPr>
@@ -4889,7 +4889,7 @@
               <w:pStyle w:val="ListParagraph"/>
               <w:numPr>
                 <w:ilvl w:val="0"/>
-                <w:numId w:val="21"/>
+                <w:numId w:val="12"/>
               </w:numPr>
               <w:ind w:left="1278"/>
               <w:rPr>
@@ -4908,7 +4908,7 @@
               <w:pStyle w:val="ListParagraph"/>
               <w:numPr>
                 <w:ilvl w:val="0"/>
-                <w:numId w:val="21"/>
+                <w:numId w:val="12"/>
               </w:numPr>
               <w:ind w:left="1278"/>
               <w:rPr>
@@ -4935,7 +4935,7 @@
               <w:pStyle w:val="ListParagraph"/>
               <w:numPr>
                 <w:ilvl w:val="0"/>
-                <w:numId w:val="21"/>
+                <w:numId w:val="12"/>
               </w:numPr>
               <w:ind w:left="1278"/>
               <w:rPr>
@@ -4954,7 +4954,7 @@
               <w:pStyle w:val="ListParagraph"/>
               <w:numPr>
                 <w:ilvl w:val="0"/>
-                <w:numId w:val="19"/>
+                <w:numId w:val="10"/>
               </w:numPr>
               <w:ind w:left="852"/>
               <w:rPr>
@@ -4977,7 +4977,7 @@
               <w:pStyle w:val="ListParagraph"/>
               <w:numPr>
                 <w:ilvl w:val="0"/>
-                <w:numId w:val="22"/>
+                <w:numId w:val="13"/>
               </w:numPr>
               <w:ind w:left="1278"/>
               <w:rPr>
@@ -4996,7 +4996,7 @@
               <w:pStyle w:val="ListParagraph"/>
               <w:numPr>
                 <w:ilvl w:val="0"/>
-                <w:numId w:val="22"/>
+                <w:numId w:val="13"/>
               </w:numPr>
               <w:ind w:left="1278"/>
               <w:rPr>
@@ -5051,7 +5051,7 @@
               <w:pStyle w:val="ListParagraph"/>
               <w:numPr>
                 <w:ilvl w:val="0"/>
-                <w:numId w:val="22"/>
+                <w:numId w:val="13"/>
               </w:numPr>
               <w:ind w:left="1278"/>
               <w:rPr>
@@ -5069,7 +5069,7 @@
             <w:pPr>
               <w:numPr>
                 <w:ilvl w:val="0"/>
-                <w:numId w:val="4"/>
+                <w:numId w:val="3"/>
               </w:numPr>
               <w:rPr>
                 <w:rFonts w:ascii="Times New Roman" w:hAnsi="Times New Roman" w:cs="Times New Roman"/>
@@ -5091,7 +5091,7 @@
               <w:pStyle w:val="ListParagraph"/>
               <w:numPr>
                 <w:ilvl w:val="0"/>
-                <w:numId w:val="23"/>
+                <w:numId w:val="14"/>
               </w:numPr>
               <w:ind w:left="852"/>
               <w:rPr>
@@ -5135,7 +5135,7 @@
               <w:pStyle w:val="ListParagraph"/>
               <w:numPr>
                 <w:ilvl w:val="0"/>
-                <w:numId w:val="23"/>
+                <w:numId w:val="14"/>
               </w:numPr>
               <w:ind w:left="852"/>
               <w:rPr>
@@ -5164,7 +5164,7 @@
               <w:pStyle w:val="ListParagraph"/>
               <w:numPr>
                 <w:ilvl w:val="0"/>
-                <w:numId w:val="23"/>
+                <w:numId w:val="14"/>
               </w:numPr>
               <w:ind w:left="852"/>
               <w:rPr>
@@ -5193,7 +5193,7 @@
               <w:pStyle w:val="ListParagraph"/>
               <w:numPr>
                 <w:ilvl w:val="0"/>
-                <w:numId w:val="23"/>
+                <w:numId w:val="14"/>
               </w:numPr>
               <w:ind w:left="852"/>
               <w:rPr>
@@ -5235,7 +5235,7 @@
             <w:pPr>
               <w:numPr>
                 <w:ilvl w:val="0"/>
-                <w:numId w:val="4"/>
+                <w:numId w:val="3"/>
               </w:numPr>
               <w:rPr>
                 <w:rFonts w:ascii="Times New Roman" w:hAnsi="Times New Roman" w:cs="Times New Roman"/>
@@ -5257,7 +5257,7 @@
               <w:pStyle w:val="ListParagraph"/>
               <w:numPr>
                 <w:ilvl w:val="0"/>
-                <w:numId w:val="24"/>
+                <w:numId w:val="15"/>
               </w:numPr>
               <w:ind w:left="852"/>
               <w:rPr>
@@ -5276,7 +5276,7 @@
               <w:pStyle w:val="ListParagraph"/>
               <w:numPr>
                 <w:ilvl w:val="0"/>
-                <w:numId w:val="24"/>
+                <w:numId w:val="15"/>
               </w:numPr>
               <w:ind w:left="852"/>
               <w:rPr>
@@ -5295,7 +5295,7 @@
               <w:pStyle w:val="ListParagraph"/>
               <w:numPr>
                 <w:ilvl w:val="0"/>
-                <w:numId w:val="24"/>
+                <w:numId w:val="15"/>
               </w:numPr>
               <w:ind w:left="852"/>
               <w:rPr>
@@ -5313,7 +5313,7 @@
             <w:pPr>
               <w:numPr>
                 <w:ilvl w:val="0"/>
-                <w:numId w:val="4"/>
+                <w:numId w:val="3"/>
               </w:numPr>
               <w:rPr>
                 <w:rFonts w:ascii="Times New Roman" w:hAnsi="Times New Roman" w:cs="Times New Roman"/>
@@ -5335,7 +5335,7 @@
               <w:pStyle w:val="ListParagraph"/>
               <w:numPr>
                 <w:ilvl w:val="0"/>
-                <w:numId w:val="25"/>
+                <w:numId w:val="16"/>
               </w:numPr>
               <w:ind w:left="852"/>
               <w:rPr>
@@ -5354,7 +5354,7 @@
               <w:pStyle w:val="ListParagraph"/>
               <w:numPr>
                 <w:ilvl w:val="0"/>
-                <w:numId w:val="25"/>
+                <w:numId w:val="16"/>
               </w:numPr>
               <w:ind w:left="852"/>
               <w:rPr>
@@ -5406,7 +5406,7 @@
             <w:pPr>
               <w:numPr>
                 <w:ilvl w:val="0"/>
-                <w:numId w:val="5"/>
+                <w:numId w:val="4"/>
               </w:numPr>
               <w:rPr>
                 <w:rFonts w:ascii="Times New Roman" w:hAnsi="Times New Roman" w:cs="Times New Roman"/>
@@ -5428,7 +5428,7 @@
               <w:pStyle w:val="ListParagraph"/>
               <w:numPr>
                 <w:ilvl w:val="0"/>
-                <w:numId w:val="26"/>
+                <w:numId w:val="17"/>
               </w:numPr>
               <w:ind w:left="848"/>
               <w:rPr>
@@ -5447,7 +5447,7 @@
               <w:pStyle w:val="ListParagraph"/>
               <w:numPr>
                 <w:ilvl w:val="0"/>
-                <w:numId w:val="26"/>
+                <w:numId w:val="17"/>
               </w:numPr>
               <w:ind w:left="848"/>
               <w:rPr>
@@ -5480,7 +5480,7 @@
               <w:pStyle w:val="ListParagraph"/>
               <w:numPr>
                 <w:ilvl w:val="0"/>
-                <w:numId w:val="26"/>
+                <w:numId w:val="17"/>
               </w:numPr>
               <w:ind w:left="848"/>
               <w:rPr>
@@ -5513,7 +5513,7 @@
             <w:pPr>
               <w:numPr>
                 <w:ilvl w:val="0"/>
-                <w:numId w:val="5"/>
+                <w:numId w:val="4"/>
               </w:numPr>
               <w:rPr>
                 <w:rFonts w:ascii="Times New Roman" w:hAnsi="Times New Roman" w:cs="Times New Roman"/>
@@ -5535,7 +5535,7 @@
               <w:pStyle w:val="ListParagraph"/>
               <w:numPr>
                 <w:ilvl w:val="0"/>
-                <w:numId w:val="27"/>
+                <w:numId w:val="18"/>
               </w:numPr>
               <w:ind w:left="848"/>
               <w:rPr>
@@ -5568,7 +5568,7 @@
               <w:pStyle w:val="ListParagraph"/>
               <w:numPr>
                 <w:ilvl w:val="0"/>
-                <w:numId w:val="27"/>
+                <w:numId w:val="18"/>
               </w:numPr>
               <w:ind w:left="848"/>
               <w:rPr>
@@ -5601,7 +5601,7 @@
               <w:pStyle w:val="ListParagraph"/>
               <w:numPr>
                 <w:ilvl w:val="0"/>
-                <w:numId w:val="27"/>
+                <w:numId w:val="18"/>
               </w:numPr>
               <w:ind w:left="848"/>
               <w:rPr>
@@ -5661,7 +5661,7 @@
             <w:pPr>
               <w:numPr>
                 <w:ilvl w:val="0"/>
-                <w:numId w:val="5"/>
+                <w:numId w:val="4"/>
               </w:numPr>
               <w:rPr>
                 <w:rFonts w:ascii="Times New Roman" w:hAnsi="Times New Roman" w:cs="Times New Roman"/>
@@ -5683,7 +5683,7 @@
               <w:pStyle w:val="ListParagraph"/>
               <w:numPr>
                 <w:ilvl w:val="0"/>
-                <w:numId w:val="28"/>
+                <w:numId w:val="19"/>
               </w:numPr>
               <w:ind w:left="848"/>
               <w:rPr>
@@ -5738,7 +5738,7 @@
               <w:pStyle w:val="ListParagraph"/>
               <w:numPr>
                 <w:ilvl w:val="0"/>
-                <w:numId w:val="28"/>
+                <w:numId w:val="19"/>
               </w:numPr>
               <w:ind w:left="848"/>
               <w:rPr>
@@ -5815,7 +5815,7 @@
               <w:pStyle w:val="ListParagraph"/>
               <w:numPr>
                 <w:ilvl w:val="0"/>
-                <w:numId w:val="28"/>
+                <w:numId w:val="19"/>
               </w:numPr>
               <w:ind w:left="848"/>
               <w:rPr>
@@ -5898,7 +5898,7 @@
               <w:pStyle w:val="ListParagraph"/>
               <w:numPr>
                 <w:ilvl w:val="0"/>
-                <w:numId w:val="28"/>
+                <w:numId w:val="19"/>
               </w:numPr>
               <w:ind w:left="848"/>
               <w:rPr>
@@ -5916,7 +5916,7 @@
             <w:pPr>
               <w:numPr>
                 <w:ilvl w:val="0"/>
-                <w:numId w:val="5"/>
+                <w:numId w:val="4"/>
               </w:numPr>
               <w:rPr>
                 <w:rFonts w:ascii="Times New Roman" w:hAnsi="Times New Roman" w:cs="Times New Roman"/>
@@ -5938,7 +5938,7 @@
               <w:pStyle w:val="ListParagraph"/>
               <w:numPr>
                 <w:ilvl w:val="0"/>
-                <w:numId w:val="29"/>
+                <w:numId w:val="20"/>
               </w:numPr>
               <w:ind w:left="848"/>
               <w:rPr>
@@ -5977,7 +5977,7 @@
               <w:pStyle w:val="ListParagraph"/>
               <w:numPr>
                 <w:ilvl w:val="0"/>
-                <w:numId w:val="30"/>
+                <w:numId w:val="21"/>
               </w:numPr>
               <w:ind w:left="1273"/>
               <w:rPr>
@@ -6010,7 +6010,7 @@
               <w:pStyle w:val="ListParagraph"/>
               <w:numPr>
                 <w:ilvl w:val="0"/>
-                <w:numId w:val="30"/>
+                <w:numId w:val="21"/>
               </w:numPr>
               <w:ind w:left="1273"/>
               <w:rPr>
@@ -6043,7 +6043,7 @@
               <w:pStyle w:val="ListParagraph"/>
               <w:numPr>
                 <w:ilvl w:val="0"/>
-                <w:numId w:val="30"/>
+                <w:numId w:val="21"/>
               </w:numPr>
               <w:ind w:left="1273"/>
               <w:rPr>
@@ -6077,7 +6077,7 @@
               <w:pStyle w:val="ListParagraph"/>
               <w:numPr>
                 <w:ilvl w:val="0"/>
-                <w:numId w:val="29"/>
+                <w:numId w:val="20"/>
               </w:numPr>
               <w:ind w:left="848"/>
               <w:rPr>
@@ -6108,7 +6108,7 @@
               <w:pStyle w:val="ListParagraph"/>
               <w:numPr>
                 <w:ilvl w:val="0"/>
-                <w:numId w:val="31"/>
+                <w:numId w:val="22"/>
               </w:numPr>
               <w:ind w:left="1273"/>
               <w:rPr>
@@ -6141,7 +6141,7 @@
               <w:pStyle w:val="ListParagraph"/>
               <w:numPr>
                 <w:ilvl w:val="0"/>
-                <w:numId w:val="31"/>
+                <w:numId w:val="22"/>
               </w:numPr>
               <w:ind w:left="1273"/>
               <w:rPr>
@@ -6160,7 +6160,7 @@
               <w:pStyle w:val="ListParagraph"/>
               <w:numPr>
                 <w:ilvl w:val="0"/>
-                <w:numId w:val="29"/>
+                <w:numId w:val="20"/>
               </w:numPr>
               <w:ind w:left="848"/>
               <w:rPr>
@@ -6183,7 +6183,7 @@
               <w:pStyle w:val="ListParagraph"/>
               <w:numPr>
                 <w:ilvl w:val="0"/>
-                <w:numId w:val="32"/>
+                <w:numId w:val="23"/>
               </w:numPr>
               <w:ind w:left="1273"/>
               <w:rPr>
@@ -6201,7 +6201,7 @@
             <w:pPr>
               <w:numPr>
                 <w:ilvl w:val="0"/>
-                <w:numId w:val="5"/>
+                <w:numId w:val="4"/>
               </w:numPr>
               <w:rPr>
                 <w:rFonts w:ascii="Times New Roman" w:hAnsi="Times New Roman" w:cs="Times New Roman"/>
@@ -6223,7 +6223,7 @@
               <w:pStyle w:val="ListParagraph"/>
               <w:numPr>
                 <w:ilvl w:val="0"/>
-                <w:numId w:val="29"/>
+                <w:numId w:val="20"/>
               </w:numPr>
               <w:ind w:left="848"/>
               <w:rPr>
@@ -6242,7 +6242,7 @@
               <w:pStyle w:val="ListParagraph"/>
               <w:numPr>
                 <w:ilvl w:val="0"/>
-                <w:numId w:val="29"/>
+                <w:numId w:val="20"/>
               </w:numPr>
               <w:ind w:left="848"/>
               <w:rPr>
@@ -6616,7 +6616,7 @@
             <w:pPr>
               <w:numPr>
                 <w:ilvl w:val="0"/>
-                <w:numId w:val="4"/>
+                <w:numId w:val="3"/>
               </w:numPr>
               <w:rPr>
                 <w:rFonts w:ascii="Times New Roman" w:hAnsi="Times New Roman" w:cs="Times New Roman"/>
@@ -6638,7 +6638,7 @@
               <w:pStyle w:val="ListParagraph"/>
               <w:numPr>
                 <w:ilvl w:val="0"/>
-                <w:numId w:val="33"/>
+                <w:numId w:val="24"/>
               </w:numPr>
               <w:ind w:left="711"/>
               <w:rPr>
@@ -6657,7 +6657,7 @@
               <w:pStyle w:val="ListParagraph"/>
               <w:numPr>
                 <w:ilvl w:val="0"/>
-                <w:numId w:val="33"/>
+                <w:numId w:val="24"/>
               </w:numPr>
               <w:ind w:left="711"/>
               <w:rPr>
@@ -6703,7 +6703,7 @@
             <w:pPr>
               <w:numPr>
                 <w:ilvl w:val="0"/>
-                <w:numId w:val="4"/>
+                <w:numId w:val="3"/>
               </w:numPr>
               <w:rPr>
                 <w:rFonts w:ascii="Times New Roman" w:hAnsi="Times New Roman" w:cs="Times New Roman"/>
@@ -6725,7 +6725,7 @@
               <w:pStyle w:val="ListParagraph"/>
               <w:numPr>
                 <w:ilvl w:val="0"/>
-                <w:numId w:val="34"/>
+                <w:numId w:val="25"/>
               </w:numPr>
               <w:ind w:left="711"/>
               <w:rPr>
@@ -6758,7 +6758,7 @@
               <w:pStyle w:val="ListParagraph"/>
               <w:numPr>
                 <w:ilvl w:val="0"/>
-                <w:numId w:val="34"/>
+                <w:numId w:val="25"/>
               </w:numPr>
               <w:ind w:left="711"/>
               <w:rPr>
@@ -6799,7 +6799,7 @@
               <w:pStyle w:val="ListParagraph"/>
               <w:numPr>
                 <w:ilvl w:val="0"/>
-                <w:numId w:val="34"/>
+                <w:numId w:val="25"/>
               </w:numPr>
               <w:ind w:left="711"/>
               <w:rPr>
@@ -6845,7 +6845,7 @@
             <w:pPr>
               <w:numPr>
                 <w:ilvl w:val="0"/>
-                <w:numId w:val="4"/>
+                <w:numId w:val="3"/>
               </w:numPr>
               <w:rPr>
                 <w:rFonts w:ascii="Times New Roman" w:hAnsi="Times New Roman" w:cs="Times New Roman"/>
@@ -6867,7 +6867,7 @@
               <w:pStyle w:val="ListParagraph"/>
               <w:numPr>
                 <w:ilvl w:val="0"/>
-                <w:numId w:val="35"/>
+                <w:numId w:val="26"/>
               </w:numPr>
               <w:ind w:left="711"/>
               <w:rPr>
@@ -6886,7 +6886,7 @@
               <w:pStyle w:val="ListParagraph"/>
               <w:numPr>
                 <w:ilvl w:val="0"/>
-                <w:numId w:val="35"/>
+                <w:numId w:val="26"/>
               </w:numPr>
               <w:ind w:left="711"/>
               <w:rPr>
@@ -6905,7 +6905,7 @@
               <w:pStyle w:val="ListParagraph"/>
               <w:numPr>
                 <w:ilvl w:val="0"/>
-                <w:numId w:val="35"/>
+                <w:numId w:val="26"/>
               </w:numPr>
               <w:ind w:left="711"/>
               <w:rPr>
@@ -6923,7 +6923,7 @@
             <w:pPr>
               <w:numPr>
                 <w:ilvl w:val="0"/>
-                <w:numId w:val="4"/>
+                <w:numId w:val="3"/>
               </w:numPr>
               <w:rPr>
                 <w:rFonts w:ascii="Times New Roman" w:hAnsi="Times New Roman" w:cs="Times New Roman"/>
@@ -6945,7 +6945,7 @@
               <w:pStyle w:val="ListParagraph"/>
               <w:numPr>
                 <w:ilvl w:val="0"/>
-                <w:numId w:val="36"/>
+                <w:numId w:val="27"/>
               </w:numPr>
               <w:ind w:left="711"/>
               <w:rPr>
@@ -6964,7 +6964,7 @@
               <w:pStyle w:val="ListParagraph"/>
               <w:numPr>
                 <w:ilvl w:val="0"/>
-                <w:numId w:val="36"/>
+                <w:numId w:val="27"/>
               </w:numPr>
               <w:ind w:left="711"/>
               <w:rPr>
@@ -6983,7 +6983,7 @@
               <w:pStyle w:val="ListParagraph"/>
               <w:numPr>
                 <w:ilvl w:val="0"/>
-                <w:numId w:val="36"/>
+                <w:numId w:val="27"/>
               </w:numPr>
               <w:ind w:left="711"/>
               <w:rPr>
@@ -7001,7 +7001,7 @@
             <w:pPr>
               <w:numPr>
                 <w:ilvl w:val="0"/>
-                <w:numId w:val="4"/>
+                <w:numId w:val="3"/>
               </w:numPr>
               <w:rPr>
                 <w:rFonts w:ascii="Times New Roman" w:hAnsi="Times New Roman" w:cs="Times New Roman"/>
@@ -7031,7 +7031,7 @@
               <w:pStyle w:val="ListParagraph"/>
               <w:numPr>
                 <w:ilvl w:val="0"/>
-                <w:numId w:val="37"/>
+                <w:numId w:val="28"/>
               </w:numPr>
               <w:ind w:left="711"/>
               <w:rPr>
@@ -7050,7 +7050,7 @@
               <w:pStyle w:val="ListParagraph"/>
               <w:numPr>
                 <w:ilvl w:val="0"/>
-                <w:numId w:val="37"/>
+                <w:numId w:val="28"/>
               </w:numPr>
               <w:ind w:left="711"/>
               <w:rPr>
@@ -7069,7 +7069,7 @@
               <w:pStyle w:val="ListParagraph"/>
               <w:numPr>
                 <w:ilvl w:val="0"/>
-                <w:numId w:val="37"/>
+                <w:numId w:val="28"/>
               </w:numPr>
               <w:ind w:left="711"/>
               <w:rPr>
@@ -7128,7 +7128,7 @@
             <w:pPr>
               <w:numPr>
                 <w:ilvl w:val="0"/>
-                <w:numId w:val="5"/>
+                <w:numId w:val="4"/>
               </w:numPr>
               <w:rPr>
                 <w:rFonts w:ascii="Times New Roman" w:hAnsi="Times New Roman" w:cs="Times New Roman"/>
@@ -7166,7 +7166,7 @@
               <w:pStyle w:val="ListParagraph"/>
               <w:numPr>
                 <w:ilvl w:val="0"/>
-                <w:numId w:val="38"/>
+                <w:numId w:val="29"/>
               </w:numPr>
               <w:ind w:left="848"/>
               <w:rPr>
@@ -7227,7 +7227,7 @@
               <w:pStyle w:val="ListParagraph"/>
               <w:numPr>
                 <w:ilvl w:val="0"/>
-                <w:numId w:val="38"/>
+                <w:numId w:val="29"/>
               </w:numPr>
               <w:ind w:left="848"/>
               <w:rPr>
@@ -7245,7 +7245,7 @@
             <w:pPr>
               <w:numPr>
                 <w:ilvl w:val="0"/>
-                <w:numId w:val="5"/>
+                <w:numId w:val="4"/>
               </w:numPr>
               <w:rPr>
                 <w:rFonts w:ascii="Times New Roman" w:hAnsi="Times New Roman" w:cs="Times New Roman"/>
@@ -7267,7 +7267,7 @@
               <w:pStyle w:val="ListParagraph"/>
               <w:numPr>
                 <w:ilvl w:val="0"/>
-                <w:numId w:val="39"/>
+                <w:numId w:val="30"/>
               </w:numPr>
               <w:ind w:left="848"/>
               <w:rPr>
@@ -7286,7 +7286,7 @@
               <w:pStyle w:val="ListParagraph"/>
               <w:numPr>
                 <w:ilvl w:val="0"/>
-                <w:numId w:val="39"/>
+                <w:numId w:val="30"/>
               </w:numPr>
               <w:ind w:left="848"/>
               <w:rPr>
@@ -7304,7 +7304,7 @@
             <w:pPr>
               <w:numPr>
                 <w:ilvl w:val="0"/>
-                <w:numId w:val="5"/>
+                <w:numId w:val="4"/>
               </w:numPr>
               <w:rPr>
                 <w:rFonts w:ascii="Times New Roman" w:hAnsi="Times New Roman" w:cs="Times New Roman"/>
@@ -7326,7 +7326,7 @@
               <w:pStyle w:val="ListParagraph"/>
               <w:numPr>
                 <w:ilvl w:val="0"/>
-                <w:numId w:val="40"/>
+                <w:numId w:val="31"/>
               </w:numPr>
               <w:ind w:left="848"/>
               <w:rPr>
@@ -7345,7 +7345,7 @@
               <w:pStyle w:val="ListParagraph"/>
               <w:numPr>
                 <w:ilvl w:val="0"/>
-                <w:numId w:val="40"/>
+                <w:numId w:val="31"/>
               </w:numPr>
               <w:ind w:left="848"/>
               <w:rPr>
@@ -7377,7 +7377,7 @@
             <w:pPr>
               <w:numPr>
                 <w:ilvl w:val="0"/>
-                <w:numId w:val="5"/>
+                <w:numId w:val="4"/>
               </w:numPr>
               <w:rPr>
                 <w:rFonts w:ascii="Times New Roman" w:hAnsi="Times New Roman" w:cs="Times New Roman"/>
@@ -7399,7 +7399,7 @@
               <w:pStyle w:val="ListParagraph"/>
               <w:numPr>
                 <w:ilvl w:val="0"/>
-                <w:numId w:val="41"/>
+                <w:numId w:val="32"/>
               </w:numPr>
               <w:ind w:left="848"/>
               <w:rPr>
@@ -7418,7 +7418,7 @@
               <w:pStyle w:val="ListParagraph"/>
               <w:numPr>
                 <w:ilvl w:val="0"/>
-                <w:numId w:val="41"/>
+                <w:numId w:val="32"/>
               </w:numPr>
               <w:ind w:left="848"/>
               <w:rPr>
@@ -7436,7 +7436,7 @@
             <w:pPr>
               <w:numPr>
                 <w:ilvl w:val="0"/>
-                <w:numId w:val="5"/>
+                <w:numId w:val="4"/>
               </w:numPr>
               <w:rPr>
                 <w:rFonts w:ascii="Times New Roman" w:hAnsi="Times New Roman" w:cs="Times New Roman"/>
@@ -7458,7 +7458,7 @@
               <w:pStyle w:val="ListParagraph"/>
               <w:numPr>
                 <w:ilvl w:val="0"/>
-                <w:numId w:val="42"/>
+                <w:numId w:val="33"/>
               </w:numPr>
               <w:ind w:left="848"/>
               <w:rPr>
@@ -7477,7 +7477,7 @@
               <w:pStyle w:val="ListParagraph"/>
               <w:numPr>
                 <w:ilvl w:val="0"/>
-                <w:numId w:val="42"/>
+                <w:numId w:val="33"/>
               </w:numPr>
               <w:ind w:left="848"/>
               <w:rPr>
@@ -7585,6 +7585,7 @@
       <w:r>
         <w:rPr>
           <w:rFonts w:ascii="Times New Roman" w:eastAsia="MS Gothic" w:hAnsi="Times New Roman" w:cs="Times New Roman"/>
+          <w:noProof/>
         </w:rPr>
         <w:drawing>
           <wp:inline distT="0" distB="0" distL="0" distR="0" wp14:anchorId="529BAF2F" wp14:editId="6A806771">
@@ -7635,6 +7636,7 @@
       <w:r>
         <w:rPr>
           <w:rFonts w:ascii="Times New Roman" w:hAnsi="Times New Roman" w:cs="Times New Roman"/>
+          <w:noProof/>
         </w:rPr>
         <w:drawing>
           <wp:inline distT="0" distB="0" distL="0" distR="0" wp14:anchorId="12CB5EFD" wp14:editId="453F55C4">
@@ -7684,6 +7686,7 @@
       <w:r>
         <w:rPr>
           <w:rFonts w:ascii="Times New Roman" w:hAnsi="Times New Roman" w:cs="Times New Roman"/>
+          <w:noProof/>
         </w:rPr>
         <w:drawing>
           <wp:inline distT="0" distB="0" distL="0" distR="0" wp14:anchorId="71E3395C" wp14:editId="333BD9FC">
@@ -7860,7 +7863,7 @@
         <w:pStyle w:val="ListParagraph"/>
         <w:numPr>
           <w:ilvl w:val="0"/>
-          <w:numId w:val="44"/>
+          <w:numId w:val="34"/>
         </w:numPr>
         <w:jc w:val="both"/>
         <w:rPr>
@@ -7881,7 +7884,7 @@
         <w:pStyle w:val="ListParagraph"/>
         <w:numPr>
           <w:ilvl w:val="0"/>
-          <w:numId w:val="44"/>
+          <w:numId w:val="34"/>
         </w:numPr>
         <w:jc w:val="both"/>
         <w:rPr>
@@ -7902,7 +7905,7 @@
         <w:pStyle w:val="ListParagraph"/>
         <w:numPr>
           <w:ilvl w:val="0"/>
-          <w:numId w:val="44"/>
+          <w:numId w:val="34"/>
         </w:numPr>
         <w:jc w:val="both"/>
         <w:rPr>
@@ -7965,6 +7968,1780 @@
         </w:rPr>
         <w:t>.</w:t>
       </w:r>
+    </w:p>
+    <w:tbl>
+      <w:tblPr>
+        <w:tblW w:w="10494" w:type="dxa"/>
+        <w:tblCellMar>
+          <w:left w:w="10" w:type="dxa"/>
+          <w:right w:w="10" w:type="dxa"/>
+        </w:tblCellMar>
+        <w:tblLook w:val="04A0" w:firstRow="1" w:lastRow="0" w:firstColumn="1" w:lastColumn="0" w:noHBand="0" w:noVBand="1"/>
+      </w:tblPr>
+      <w:tblGrid>
+        <w:gridCol w:w="1418"/>
+        <w:gridCol w:w="4394"/>
+        <w:gridCol w:w="4682"/>
+      </w:tblGrid>
+      <w:tr>
+        <w:trPr>
+          <w:trHeight w:val="2140"/>
+        </w:trPr>
+        <w:tc>
+          <w:tcPr>
+            <w:tcW w:w="1418" w:type="dxa"/>
+            <w:tcBorders>
+              <w:top w:val="nil"/>
+              <w:left w:val="nil"/>
+              <w:bottom w:val="nil"/>
+              <w:right w:val="nil"/>
+            </w:tcBorders>
+            <w:tcMar>
+              <w:top w:w="0" w:type="dxa"/>
+              <w:left w:w="0" w:type="dxa"/>
+              <w:bottom w:w="0" w:type="dxa"/>
+              <w:right w:w="0" w:type="dxa"/>
+            </w:tcMar>
+            <w:hideMark/>
+          </w:tcPr>
+          <w:p>
+            <w:pPr>
+              <w:rPr>
+                <w:rFonts w:ascii="Times New Roman" w:hAnsi="Times New Roman" w:cs="Times New Roman"/>
+              </w:rPr>
+            </w:pPr>
+            <w:r>
+              <w:rPr>
+                <w:rFonts w:ascii="Times New Roman" w:hAnsi="Times New Roman" w:cs="Times New Roman"/>
+              </w:rPr>
+              <w:t>29 July 2026</w:t>
+            </w:r>
+          </w:p>
+          <w:p>
+            <w:pPr>
+              <w:ind w:left="400"/>
+              <w:rPr>
+                <w:rFonts w:ascii="Times New Roman" w:hAnsi="Times New Roman" w:cs="Times New Roman"/>
+              </w:rPr>
+            </w:pPr>
+            <w:r>
+              <w:rPr>
+                <w:rFonts w:ascii="Times New Roman" w:hAnsi="Times New Roman" w:cs="Times New Roman"/>
+              </w:rPr>
+              <w:t xml:space="preserve">Day </w:t>
+            </w:r>
+            <w:r>
+              <w:rPr>
+                <w:rFonts w:ascii="Times New Roman" w:hAnsi="Times New Roman" w:cs="Times New Roman"/>
+              </w:rPr>
+              <w:t>7</w:t>
+            </w:r>
+          </w:p>
+        </w:tc>
+        <w:tc>
+          <w:tcPr>
+            <w:tcW w:w="4394" w:type="dxa"/>
+            <w:tcBorders>
+              <w:top w:val="nil"/>
+              <w:left w:val="nil"/>
+              <w:bottom w:val="nil"/>
+              <w:right w:val="nil"/>
+            </w:tcBorders>
+            <w:tcMar>
+              <w:top w:w="0" w:type="dxa"/>
+              <w:left w:w="0" w:type="dxa"/>
+              <w:bottom w:w="0" w:type="dxa"/>
+              <w:right w:w="0" w:type="dxa"/>
+            </w:tcMar>
+            <w:hideMark/>
+          </w:tcPr>
+          <w:p>
+            <w:pPr>
+              <w:rPr>
+                <w:rFonts w:ascii="Times New Roman" w:hAnsi="Times New Roman" w:cs="Times New Roman"/>
+                <w:b/>
+                <w:bCs/>
+              </w:rPr>
+            </w:pPr>
+            <w:r>
+              <w:rPr>
+                <w:rFonts w:ascii="Times New Roman" w:hAnsi="Times New Roman" w:cs="Times New Roman"/>
+                <w:b/>
+                <w:bCs/>
+              </w:rPr>
+              <w:t xml:space="preserve">Today's Activities </w:t>
+            </w:r>
+          </w:p>
+          <w:p>
+            <w:pPr>
+              <w:numPr>
+                <w:ilvl w:val="0"/>
+                <w:numId w:val="3"/>
+              </w:numPr>
+              <w:rPr>
+                <w:rFonts w:ascii="Times New Roman" w:hAnsi="Times New Roman" w:cs="Times New Roman"/>
+                <w:b/>
+                <w:bCs/>
+              </w:rPr>
+            </w:pPr>
+            <w:r>
+              <w:rPr>
+                <w:rFonts w:ascii="Times New Roman" w:hAnsi="Times New Roman" w:cs="Times New Roman"/>
+                <w:b/>
+                <w:bCs/>
+              </w:rPr>
+              <w:t xml:space="preserve"> </w:t>
+            </w:r>
+            <w:r>
+              <w:rPr>
+                <w:rFonts w:ascii="Times New Roman" w:hAnsi="Times New Roman" w:cs="Times New Roman"/>
+                <w:b/>
+                <w:bCs/>
+              </w:rPr>
+              <w:t>Authentication &amp; Security</w:t>
+            </w:r>
+          </w:p>
+          <w:p>
+            <w:pPr>
+              <w:pStyle w:val="ListParagraph"/>
+              <w:numPr>
+                <w:ilvl w:val="0"/>
+                <w:numId w:val="35"/>
+              </w:numPr>
+              <w:ind w:left="796"/>
+              <w:rPr>
+                <w:rFonts w:ascii="Times New Roman" w:hAnsi="Times New Roman" w:cs="Times New Roman"/>
+              </w:rPr>
+            </w:pPr>
+            <w:r>
+              <w:rPr>
+                <w:rFonts w:ascii="Times New Roman" w:hAnsi="Times New Roman" w:cs="Times New Roman"/>
+              </w:rPr>
+              <w:t>Add login/signup: JWT auth with /</w:t>
+            </w:r>
+            <w:proofErr w:type="spellStart"/>
+            <w:r>
+              <w:rPr>
+                <w:rFonts w:ascii="Times New Roman" w:hAnsi="Times New Roman" w:cs="Times New Roman"/>
+              </w:rPr>
+              <w:t>api</w:t>
+            </w:r>
+            <w:proofErr w:type="spellEnd"/>
+            <w:r>
+              <w:rPr>
+                <w:rFonts w:ascii="Times New Roman" w:hAnsi="Times New Roman" w:cs="Times New Roman"/>
+              </w:rPr>
+              <w:t>/auth/login and /</w:t>
+            </w:r>
+            <w:proofErr w:type="spellStart"/>
+            <w:r>
+              <w:rPr>
+                <w:rFonts w:ascii="Times New Roman" w:hAnsi="Times New Roman" w:cs="Times New Roman"/>
+              </w:rPr>
+              <w:t>api</w:t>
+            </w:r>
+            <w:proofErr w:type="spellEnd"/>
+            <w:r>
+              <w:rPr>
+                <w:rFonts w:ascii="Times New Roman" w:hAnsi="Times New Roman" w:cs="Times New Roman"/>
+              </w:rPr>
+              <w:t>/auth/register</w:t>
+            </w:r>
+          </w:p>
+          <w:p>
+            <w:pPr>
+              <w:pStyle w:val="ListParagraph"/>
+              <w:numPr>
+                <w:ilvl w:val="0"/>
+                <w:numId w:val="35"/>
+              </w:numPr>
+              <w:ind w:left="796"/>
+              <w:rPr>
+                <w:rFonts w:ascii="Times New Roman" w:hAnsi="Times New Roman" w:cs="Times New Roman"/>
+              </w:rPr>
+            </w:pPr>
+            <w:r>
+              <w:rPr>
+                <w:rFonts w:ascii="Times New Roman" w:hAnsi="Times New Roman" w:cs="Times New Roman"/>
+              </w:rPr>
+              <w:t>Protect API routes with middleware</w:t>
+            </w:r>
+          </w:p>
+          <w:p>
+            <w:pPr>
+              <w:pStyle w:val="ListParagraph"/>
+              <w:numPr>
+                <w:ilvl w:val="0"/>
+                <w:numId w:val="35"/>
+              </w:numPr>
+              <w:ind w:left="796"/>
+              <w:rPr>
+                <w:rFonts w:ascii="Times New Roman" w:hAnsi="Times New Roman" w:cs="Times New Roman"/>
+              </w:rPr>
+            </w:pPr>
+            <w:r>
+              <w:rPr>
+                <w:rFonts w:ascii="Times New Roman" w:hAnsi="Times New Roman" w:cs="Times New Roman"/>
+              </w:rPr>
+              <w:t xml:space="preserve">Add “Logout” button + store token in </w:t>
+            </w:r>
+            <w:proofErr w:type="spellStart"/>
+            <w:r>
+              <w:rPr>
+                <w:rFonts w:ascii="Times New Roman" w:hAnsi="Times New Roman" w:cs="Times New Roman"/>
+              </w:rPr>
+              <w:t>localStorage</w:t>
+            </w:r>
+            <w:proofErr w:type="spellEnd"/>
+          </w:p>
+          <w:p>
+            <w:pPr>
+              <w:numPr>
+                <w:ilvl w:val="0"/>
+                <w:numId w:val="3"/>
+              </w:numPr>
+              <w:rPr>
+                <w:rFonts w:ascii="Times New Roman" w:hAnsi="Times New Roman" w:cs="Times New Roman"/>
+                <w:b/>
+                <w:bCs/>
+              </w:rPr>
+            </w:pPr>
+            <w:r>
+              <w:rPr>
+                <w:rFonts w:ascii="Times New Roman" w:hAnsi="Times New Roman" w:cs="Times New Roman"/>
+                <w:b/>
+                <w:bCs/>
+              </w:rPr>
+              <w:t>Real-time Logs</w:t>
+            </w:r>
+          </w:p>
+          <w:p>
+            <w:pPr>
+              <w:pStyle w:val="ListParagraph"/>
+              <w:numPr>
+                <w:ilvl w:val="0"/>
+                <w:numId w:val="36"/>
+              </w:numPr>
+              <w:ind w:left="852"/>
+              <w:rPr>
+                <w:rFonts w:ascii="Times New Roman" w:hAnsi="Times New Roman" w:cs="Times New Roman"/>
+              </w:rPr>
+            </w:pPr>
+            <w:r>
+              <w:rPr>
+                <w:rFonts w:ascii="Times New Roman" w:hAnsi="Times New Roman" w:cs="Times New Roman"/>
+              </w:rPr>
+              <w:t>Connect WebSocket / Socket.io for live log streaming</w:t>
+            </w:r>
+          </w:p>
+          <w:p>
+            <w:pPr>
+              <w:pStyle w:val="ListParagraph"/>
+              <w:numPr>
+                <w:ilvl w:val="0"/>
+                <w:numId w:val="36"/>
+              </w:numPr>
+              <w:ind w:left="852"/>
+              <w:rPr>
+                <w:rFonts w:ascii="Times New Roman" w:hAnsi="Times New Roman" w:cs="Times New Roman"/>
+              </w:rPr>
+            </w:pPr>
+            <w:r>
+              <w:rPr>
+                <w:rFonts w:ascii="Times New Roman" w:hAnsi="Times New Roman" w:cs="Times New Roman"/>
+              </w:rPr>
+              <w:t>Auto-refresh log table without page reload</w:t>
+            </w:r>
+          </w:p>
+          <w:p>
+            <w:pPr>
+              <w:pStyle w:val="ListParagraph"/>
+              <w:numPr>
+                <w:ilvl w:val="0"/>
+                <w:numId w:val="36"/>
+              </w:numPr>
+              <w:ind w:left="852"/>
+              <w:rPr>
+                <w:rFonts w:ascii="Times New Roman" w:hAnsi="Times New Roman" w:cs="Times New Roman"/>
+              </w:rPr>
+            </w:pPr>
+            <w:r>
+              <w:rPr>
+                <w:rFonts w:ascii="Times New Roman" w:hAnsi="Times New Roman" w:cs="Times New Roman"/>
+              </w:rPr>
+              <w:t>Show “New logs: 5” badge when new data comes in</w:t>
+            </w:r>
+          </w:p>
+          <w:p>
+            <w:pPr>
+              <w:numPr>
+                <w:ilvl w:val="0"/>
+                <w:numId w:val="3"/>
+              </w:numPr>
+              <w:rPr>
+                <w:rFonts w:ascii="Times New Roman" w:hAnsi="Times New Roman" w:cs="Times New Roman"/>
+                <w:b/>
+                <w:bCs/>
+              </w:rPr>
+            </w:pPr>
+            <w:r>
+              <w:rPr>
+                <w:rFonts w:ascii="Times New Roman" w:hAnsi="Times New Roman" w:cs="Times New Roman"/>
+                <w:b/>
+                <w:bCs/>
+              </w:rPr>
+              <w:t>Dashboard Improvements</w:t>
+            </w:r>
+          </w:p>
+          <w:p>
+            <w:pPr>
+              <w:pStyle w:val="ListParagraph"/>
+              <w:numPr>
+                <w:ilvl w:val="0"/>
+                <w:numId w:val="37"/>
+              </w:numPr>
+              <w:ind w:left="852"/>
+              <w:rPr>
+                <w:rFonts w:ascii="Times New Roman" w:hAnsi="Times New Roman" w:cs="Times New Roman"/>
+              </w:rPr>
+            </w:pPr>
+            <w:r>
+              <w:rPr>
+                <w:rFonts w:ascii="Times New Roman" w:hAnsi="Times New Roman" w:cs="Times New Roman"/>
+              </w:rPr>
+              <w:t>User-specific dashboards-each user sees only their logs</w:t>
+            </w:r>
+          </w:p>
+          <w:p>
+            <w:pPr>
+              <w:pStyle w:val="ListParagraph"/>
+              <w:numPr>
+                <w:ilvl w:val="0"/>
+                <w:numId w:val="37"/>
+              </w:numPr>
+              <w:ind w:left="852"/>
+              <w:rPr>
+                <w:rFonts w:ascii="Times New Roman" w:hAnsi="Times New Roman" w:cs="Times New Roman"/>
+              </w:rPr>
+            </w:pPr>
+            <w:r>
+              <w:rPr>
+                <w:rFonts w:ascii="Times New Roman" w:hAnsi="Times New Roman" w:cs="Times New Roman"/>
+              </w:rPr>
+              <w:t>Add date range picker for logs: GET /</w:t>
+            </w:r>
+            <w:proofErr w:type="spellStart"/>
+            <w:r>
+              <w:rPr>
+                <w:rFonts w:ascii="Times New Roman" w:hAnsi="Times New Roman" w:cs="Times New Roman"/>
+              </w:rPr>
+              <w:t>api</w:t>
+            </w:r>
+            <w:proofErr w:type="spellEnd"/>
+            <w:r>
+              <w:rPr>
+                <w:rFonts w:ascii="Times New Roman" w:hAnsi="Times New Roman" w:cs="Times New Roman"/>
+              </w:rPr>
+              <w:t>/</w:t>
+            </w:r>
+            <w:proofErr w:type="spellStart"/>
+            <w:r>
+              <w:rPr>
+                <w:rFonts w:ascii="Times New Roman" w:hAnsi="Times New Roman" w:cs="Times New Roman"/>
+              </w:rPr>
+              <w:t>logs?start</w:t>
+            </w:r>
+            <w:proofErr w:type="spellEnd"/>
+            <w:r>
+              <w:rPr>
+                <w:rFonts w:ascii="Times New Roman" w:hAnsi="Times New Roman" w:cs="Times New Roman"/>
+              </w:rPr>
+              <w:t>=…&amp;end=…</w:t>
+            </w:r>
+          </w:p>
+          <w:p>
+            <w:pPr>
+              <w:pStyle w:val="ListParagraph"/>
+              <w:numPr>
+                <w:ilvl w:val="0"/>
+                <w:numId w:val="37"/>
+              </w:numPr>
+              <w:ind w:left="852"/>
+              <w:rPr>
+                <w:rFonts w:ascii="Times New Roman" w:hAnsi="Times New Roman" w:cs="Times New Roman"/>
+              </w:rPr>
+            </w:pPr>
+            <w:r>
+              <w:rPr>
+                <w:rFonts w:ascii="Times New Roman" w:hAnsi="Times New Roman" w:cs="Times New Roman"/>
+              </w:rPr>
+              <w:t>Dark mode toggle</w:t>
+            </w:r>
+          </w:p>
+          <w:p>
+            <w:pPr>
+              <w:numPr>
+                <w:ilvl w:val="0"/>
+                <w:numId w:val="3"/>
+              </w:numPr>
+              <w:rPr>
+                <w:rFonts w:ascii="Times New Roman" w:hAnsi="Times New Roman" w:cs="Times New Roman"/>
+                <w:b/>
+                <w:bCs/>
+              </w:rPr>
+            </w:pPr>
+            <w:r>
+              <w:rPr>
+                <w:rFonts w:ascii="Times New Roman" w:hAnsi="Times New Roman" w:cs="Times New Roman"/>
+                <w:b/>
+                <w:bCs/>
+              </w:rPr>
+              <w:t>Deployment Prep</w:t>
+            </w:r>
+          </w:p>
+          <w:p>
+            <w:pPr>
+              <w:pStyle w:val="ListParagraph"/>
+              <w:numPr>
+                <w:ilvl w:val="0"/>
+                <w:numId w:val="38"/>
+              </w:numPr>
+              <w:ind w:left="852"/>
+              <w:rPr>
+                <w:rFonts w:ascii="Times New Roman" w:hAnsi="Times New Roman" w:cs="Times New Roman"/>
+              </w:rPr>
+            </w:pPr>
+            <w:r>
+              <w:rPr>
+                <w:rFonts w:ascii="Times New Roman" w:hAnsi="Times New Roman" w:cs="Times New Roman"/>
+              </w:rPr>
+              <w:t>Add .env file for API_URL, JWT_SECRET</w:t>
+            </w:r>
+          </w:p>
+          <w:p>
+            <w:pPr>
+              <w:pStyle w:val="ListParagraph"/>
+              <w:numPr>
+                <w:ilvl w:val="0"/>
+                <w:numId w:val="38"/>
+              </w:numPr>
+              <w:ind w:left="852"/>
+              <w:rPr>
+                <w:rFonts w:ascii="Times New Roman" w:hAnsi="Times New Roman" w:cs="Times New Roman"/>
+              </w:rPr>
+            </w:pPr>
+            <w:r>
+              <w:rPr>
+                <w:rFonts w:ascii="Times New Roman" w:hAnsi="Times New Roman" w:cs="Times New Roman"/>
+              </w:rPr>
+              <w:t xml:space="preserve">Create </w:t>
+            </w:r>
+            <w:proofErr w:type="spellStart"/>
+            <w:r>
+              <w:rPr>
+                <w:rFonts w:ascii="Times New Roman" w:hAnsi="Times New Roman" w:cs="Times New Roman"/>
+              </w:rPr>
+              <w:t>Dockerfile</w:t>
+            </w:r>
+            <w:proofErr w:type="spellEnd"/>
+            <w:r>
+              <w:rPr>
+                <w:rFonts w:ascii="Times New Roman" w:hAnsi="Times New Roman" w:cs="Times New Roman"/>
+              </w:rPr>
+              <w:t xml:space="preserve"> for backend + frontend</w:t>
+            </w:r>
+          </w:p>
+          <w:p>
+            <w:pPr>
+              <w:pStyle w:val="ListParagraph"/>
+              <w:numPr>
+                <w:ilvl w:val="0"/>
+                <w:numId w:val="38"/>
+              </w:numPr>
+              <w:ind w:left="852"/>
+              <w:rPr>
+                <w:rFonts w:ascii="Times New Roman" w:hAnsi="Times New Roman" w:cs="Times New Roman"/>
+              </w:rPr>
+            </w:pPr>
+            <w:r>
+              <w:rPr>
+                <w:rFonts w:ascii="Times New Roman" w:hAnsi="Times New Roman" w:cs="Times New Roman"/>
+              </w:rPr>
+              <w:t xml:space="preserve"> Test production build locally</w:t>
+            </w:r>
+          </w:p>
+          <w:p>
+            <w:pPr>
+              <w:numPr>
+                <w:ilvl w:val="0"/>
+                <w:numId w:val="3"/>
+              </w:numPr>
+              <w:rPr>
+                <w:rFonts w:ascii="Times New Roman" w:hAnsi="Times New Roman" w:cs="Times New Roman"/>
+                <w:b/>
+                <w:bCs/>
+              </w:rPr>
+            </w:pPr>
+            <w:r>
+              <w:rPr>
+                <w:rFonts w:ascii="Times New Roman" w:hAnsi="Times New Roman" w:cs="Times New Roman"/>
+                <w:b/>
+                <w:bCs/>
+              </w:rPr>
+              <w:t>Git &amp; Docs</w:t>
+            </w:r>
+          </w:p>
+          <w:p>
+            <w:pPr>
+              <w:pStyle w:val="ListParagraph"/>
+              <w:numPr>
+                <w:ilvl w:val="0"/>
+                <w:numId w:val="39"/>
+              </w:numPr>
+              <w:ind w:left="852"/>
+              <w:rPr>
+                <w:rFonts w:ascii="Times New Roman" w:hAnsi="Times New Roman" w:cs="Times New Roman"/>
+              </w:rPr>
+            </w:pPr>
+            <w:r>
+              <w:rPr>
+                <w:rFonts w:ascii="Times New Roman" w:hAnsi="Times New Roman" w:cs="Times New Roman"/>
+              </w:rPr>
+              <w:t>Commit: Feature: add auth, real-time logs and deployment config</w:t>
+            </w:r>
+          </w:p>
+          <w:p>
+            <w:pPr>
+              <w:pStyle w:val="ListParagraph"/>
+              <w:numPr>
+                <w:ilvl w:val="0"/>
+                <w:numId w:val="39"/>
+              </w:numPr>
+              <w:ind w:left="852"/>
+              <w:rPr>
+                <w:rFonts w:ascii="Times New Roman" w:hAnsi="Times New Roman" w:cs="Times New Roman"/>
+              </w:rPr>
+            </w:pPr>
+            <w:r>
+              <w:rPr>
+                <w:rFonts w:ascii="Times New Roman" w:hAnsi="Times New Roman" w:cs="Times New Roman"/>
+              </w:rPr>
+              <w:lastRenderedPageBreak/>
+              <w:t>Update README with Auth flow + WebSocket info</w:t>
+            </w:r>
+          </w:p>
+          <w:p>
+            <w:pPr>
+              <w:pStyle w:val="ListParagraph"/>
+              <w:numPr>
+                <w:ilvl w:val="0"/>
+                <w:numId w:val="39"/>
+              </w:numPr>
+              <w:ind w:left="852"/>
+              <w:rPr>
+                <w:rFonts w:ascii="Times New Roman" w:hAnsi="Times New Roman" w:cs="Times New Roman"/>
+              </w:rPr>
+            </w:pPr>
+            <w:r>
+              <w:rPr>
+                <w:rFonts w:ascii="Times New Roman" w:hAnsi="Times New Roman" w:cs="Times New Roman"/>
+              </w:rPr>
+              <w:t xml:space="preserve">Push to </w:t>
+            </w:r>
+            <w:proofErr w:type="spellStart"/>
+            <w:r>
+              <w:rPr>
+                <w:rFonts w:ascii="Times New Roman" w:hAnsi="Times New Roman" w:cs="Times New Roman"/>
+              </w:rPr>
+              <w:t>Github</w:t>
+            </w:r>
+            <w:proofErr w:type="spellEnd"/>
+            <w:r>
+              <w:rPr>
+                <w:rFonts w:ascii="Times New Roman" w:hAnsi="Times New Roman" w:cs="Times New Roman"/>
+              </w:rPr>
+              <w:t xml:space="preserve"> of day 7</w:t>
+            </w:r>
+          </w:p>
+        </w:tc>
+        <w:tc>
+          <w:tcPr>
+            <w:tcW w:w="4678" w:type="dxa"/>
+            <w:tcBorders>
+              <w:top w:val="nil"/>
+              <w:left w:val="nil"/>
+              <w:bottom w:val="nil"/>
+              <w:right w:val="nil"/>
+            </w:tcBorders>
+            <w:tcMar>
+              <w:top w:w="0" w:type="dxa"/>
+              <w:left w:w="0" w:type="dxa"/>
+              <w:bottom w:w="0" w:type="dxa"/>
+              <w:right w:w="0" w:type="dxa"/>
+            </w:tcMar>
+            <w:hideMark/>
+          </w:tcPr>
+          <w:p>
+            <w:pPr>
+              <w:rPr>
+                <w:rFonts w:ascii="Times New Roman" w:hAnsi="Times New Roman" w:cs="Times New Roman"/>
+              </w:rPr>
+            </w:pPr>
+            <w:r>
+              <w:rPr>
+                <w:rFonts w:ascii="Times New Roman" w:hAnsi="Times New Roman" w:cs="Times New Roman"/>
+                <w:b/>
+                <w:bCs/>
+              </w:rPr>
+              <w:lastRenderedPageBreak/>
+              <w:t xml:space="preserve">Tomorrow's Plans </w:t>
+            </w:r>
+          </w:p>
+          <w:p>
+            <w:pPr>
+              <w:numPr>
+                <w:ilvl w:val="0"/>
+                <w:numId w:val="4"/>
+              </w:numPr>
+              <w:rPr>
+                <w:rFonts w:ascii="Times New Roman" w:hAnsi="Times New Roman" w:cs="Times New Roman"/>
+                <w:b/>
+                <w:bCs/>
+              </w:rPr>
+            </w:pPr>
+            <w:r>
+              <w:rPr>
+                <w:rFonts w:ascii="Times New Roman" w:hAnsi="Times New Roman" w:cs="Times New Roman"/>
+                <w:b/>
+                <w:bCs/>
+              </w:rPr>
+              <w:t>Testing &amp; Bug Fixes</w:t>
+            </w:r>
+          </w:p>
+          <w:p>
+            <w:pPr>
+              <w:pStyle w:val="ListParagraph"/>
+              <w:numPr>
+                <w:ilvl w:val="0"/>
+                <w:numId w:val="40"/>
+              </w:numPr>
+              <w:ind w:left="854"/>
+              <w:rPr>
+                <w:rFonts w:ascii="Times New Roman" w:hAnsi="Times New Roman" w:cs="Times New Roman"/>
+              </w:rPr>
+            </w:pPr>
+            <w:r>
+              <w:rPr>
+                <w:rFonts w:ascii="Times New Roman" w:hAnsi="Times New Roman" w:cs="Times New Roman"/>
+              </w:rPr>
+              <w:t>Test full flow: Register → Login → Upload → Filter → Download CSV</w:t>
+            </w:r>
+          </w:p>
+          <w:p>
+            <w:pPr>
+              <w:pStyle w:val="ListParagraph"/>
+              <w:numPr>
+                <w:ilvl w:val="0"/>
+                <w:numId w:val="40"/>
+              </w:numPr>
+              <w:ind w:left="854"/>
+              <w:rPr>
+                <w:rFonts w:ascii="Times New Roman" w:hAnsi="Times New Roman" w:cs="Times New Roman"/>
+              </w:rPr>
+            </w:pPr>
+            <w:r>
+              <w:rPr>
+                <w:rFonts w:ascii="Times New Roman" w:hAnsi="Times New Roman" w:cs="Times New Roman"/>
+              </w:rPr>
+              <w:t>Test with large log file 10k+ lines to check pagination performance</w:t>
+            </w:r>
+          </w:p>
+          <w:p>
+            <w:pPr>
+              <w:pStyle w:val="ListParagraph"/>
+              <w:numPr>
+                <w:ilvl w:val="0"/>
+                <w:numId w:val="40"/>
+              </w:numPr>
+              <w:ind w:left="854"/>
+              <w:rPr>
+                <w:rFonts w:ascii="Times New Roman" w:hAnsi="Times New Roman" w:cs="Times New Roman"/>
+              </w:rPr>
+            </w:pPr>
+            <w:r>
+              <w:rPr>
+                <w:rFonts w:ascii="Times New Roman" w:hAnsi="Times New Roman" w:cs="Times New Roman"/>
+              </w:rPr>
+              <w:t xml:space="preserve">Fix any UI bugs: dark mode </w:t>
+            </w:r>
+            <w:proofErr w:type="spellStart"/>
+            <w:r>
+              <w:rPr>
+                <w:rFonts w:ascii="Times New Roman" w:hAnsi="Times New Roman" w:cs="Times New Roman"/>
+              </w:rPr>
+              <w:t>colors</w:t>
+            </w:r>
+            <w:proofErr w:type="spellEnd"/>
+            <w:r>
+              <w:rPr>
+                <w:rFonts w:ascii="Times New Roman" w:hAnsi="Times New Roman" w:cs="Times New Roman"/>
+              </w:rPr>
+              <w:t>, mobile responsiveness, toast errors</w:t>
+            </w:r>
+          </w:p>
+          <w:p>
+            <w:pPr>
+              <w:pStyle w:val="ListParagraph"/>
+              <w:numPr>
+                <w:ilvl w:val="0"/>
+                <w:numId w:val="40"/>
+              </w:numPr>
+              <w:ind w:left="854"/>
+              <w:rPr>
+                <w:rFonts w:ascii="Times New Roman" w:hAnsi="Times New Roman" w:cs="Times New Roman"/>
+              </w:rPr>
+            </w:pPr>
+            <w:r>
+              <w:rPr>
+                <w:rFonts w:ascii="Times New Roman" w:hAnsi="Times New Roman" w:cs="Times New Roman"/>
+              </w:rPr>
+              <w:t>Test WebSocket: check if "New logs: 5" badge updates correctly</w:t>
+            </w:r>
+          </w:p>
+          <w:p>
+            <w:pPr>
+              <w:numPr>
+                <w:ilvl w:val="0"/>
+                <w:numId w:val="4"/>
+              </w:numPr>
+              <w:rPr>
+                <w:rFonts w:ascii="Times New Roman" w:hAnsi="Times New Roman" w:cs="Times New Roman"/>
+                <w:b/>
+                <w:bCs/>
+              </w:rPr>
+            </w:pPr>
+            <w:r>
+              <w:rPr>
+                <w:rFonts w:ascii="Times New Roman" w:hAnsi="Times New Roman" w:cs="Times New Roman"/>
+                <w:b/>
+                <w:bCs/>
+              </w:rPr>
+              <w:t>Deployment</w:t>
+            </w:r>
+          </w:p>
+          <w:p>
+            <w:pPr>
+              <w:pStyle w:val="ListParagraph"/>
+              <w:numPr>
+                <w:ilvl w:val="0"/>
+                <w:numId w:val="41"/>
+              </w:numPr>
+              <w:ind w:left="855"/>
+              <w:rPr>
+                <w:rFonts w:ascii="Times New Roman" w:hAnsi="Times New Roman" w:cs="Times New Roman"/>
+              </w:rPr>
+            </w:pPr>
+            <w:r>
+              <w:rPr>
+                <w:rFonts w:ascii="Times New Roman" w:hAnsi="Times New Roman" w:cs="Times New Roman"/>
+              </w:rPr>
+              <w:t xml:space="preserve">Build frontend: </w:t>
+            </w:r>
+            <w:proofErr w:type="spellStart"/>
+            <w:r>
+              <w:rPr>
+                <w:rFonts w:ascii="Times New Roman" w:hAnsi="Times New Roman" w:cs="Times New Roman"/>
+              </w:rPr>
+              <w:t>npm</w:t>
+            </w:r>
+            <w:proofErr w:type="spellEnd"/>
+            <w:r>
+              <w:rPr>
+                <w:rFonts w:ascii="Times New Roman" w:hAnsi="Times New Roman" w:cs="Times New Roman"/>
+              </w:rPr>
+              <w:t xml:space="preserve"> run build and test locally</w:t>
+            </w:r>
+          </w:p>
+          <w:p>
+            <w:pPr>
+              <w:pStyle w:val="ListParagraph"/>
+              <w:numPr>
+                <w:ilvl w:val="0"/>
+                <w:numId w:val="41"/>
+              </w:numPr>
+              <w:ind w:left="855"/>
+              <w:rPr>
+                <w:rFonts w:ascii="Times New Roman" w:hAnsi="Times New Roman" w:cs="Times New Roman"/>
+              </w:rPr>
+            </w:pPr>
+            <w:r>
+              <w:rPr>
+                <w:rFonts w:ascii="Times New Roman" w:hAnsi="Times New Roman" w:cs="Times New Roman"/>
+              </w:rPr>
+              <w:t xml:space="preserve">Build backend Docker image: docker build -t </w:t>
+            </w:r>
+            <w:proofErr w:type="spellStart"/>
+            <w:r>
+              <w:rPr>
+                <w:rFonts w:ascii="Times New Roman" w:hAnsi="Times New Roman" w:cs="Times New Roman"/>
+              </w:rPr>
+              <w:t>logguard</w:t>
+            </w:r>
+            <w:proofErr w:type="spellEnd"/>
+            <w:r>
+              <w:rPr>
+                <w:rFonts w:ascii="Times New Roman" w:hAnsi="Times New Roman" w:cs="Times New Roman"/>
+              </w:rPr>
+              <w:t>-</w:t>
+            </w:r>
+            <w:proofErr w:type="gramStart"/>
+            <w:r>
+              <w:rPr>
+                <w:rFonts w:ascii="Times New Roman" w:hAnsi="Times New Roman" w:cs="Times New Roman"/>
+              </w:rPr>
+              <w:t>backend .</w:t>
+            </w:r>
+            <w:proofErr w:type="gramEnd"/>
+          </w:p>
+          <w:p>
+            <w:pPr>
+              <w:pStyle w:val="ListParagraph"/>
+              <w:numPr>
+                <w:ilvl w:val="0"/>
+                <w:numId w:val="41"/>
+              </w:numPr>
+              <w:ind w:left="855"/>
+              <w:rPr>
+                <w:rFonts w:ascii="Times New Roman" w:hAnsi="Times New Roman" w:cs="Times New Roman"/>
+              </w:rPr>
+            </w:pPr>
+            <w:r>
+              <w:rPr>
+                <w:rFonts w:ascii="Times New Roman" w:hAnsi="Times New Roman" w:cs="Times New Roman"/>
+              </w:rPr>
+              <w:t>Test both containers with docker-compose up</w:t>
+            </w:r>
+          </w:p>
+          <w:p>
+            <w:pPr>
+              <w:pStyle w:val="ListParagraph"/>
+              <w:numPr>
+                <w:ilvl w:val="0"/>
+                <w:numId w:val="41"/>
+              </w:numPr>
+              <w:ind w:left="855"/>
+              <w:rPr>
+                <w:rFonts w:ascii="Times New Roman" w:hAnsi="Times New Roman" w:cs="Times New Roman"/>
+              </w:rPr>
+            </w:pPr>
+            <w:r>
+              <w:rPr>
+                <w:rFonts w:ascii="Times New Roman" w:hAnsi="Times New Roman" w:cs="Times New Roman"/>
+              </w:rPr>
+              <w:t>Deploy to free hosting: Render/</w:t>
+            </w:r>
+            <w:proofErr w:type="spellStart"/>
+            <w:r>
+              <w:rPr>
+                <w:rFonts w:ascii="Times New Roman" w:hAnsi="Times New Roman" w:cs="Times New Roman"/>
+              </w:rPr>
+              <w:t>Vercel</w:t>
+            </w:r>
+            <w:proofErr w:type="spellEnd"/>
+            <w:r>
+              <w:rPr>
+                <w:rFonts w:ascii="Times New Roman" w:hAnsi="Times New Roman" w:cs="Times New Roman"/>
+              </w:rPr>
+              <w:t xml:space="preserve"> for FE, Render/Railway for BE</w:t>
+            </w:r>
+          </w:p>
+          <w:p>
+            <w:pPr>
+              <w:numPr>
+                <w:ilvl w:val="0"/>
+                <w:numId w:val="4"/>
+              </w:numPr>
+              <w:rPr>
+                <w:rFonts w:ascii="Times New Roman" w:hAnsi="Times New Roman" w:cs="Times New Roman"/>
+                <w:b/>
+                <w:bCs/>
+              </w:rPr>
+            </w:pPr>
+            <w:r>
+              <w:rPr>
+                <w:rFonts w:ascii="Times New Roman" w:hAnsi="Times New Roman" w:cs="Times New Roman"/>
+                <w:b/>
+                <w:bCs/>
+              </w:rPr>
+              <w:t>Documentation</w:t>
+            </w:r>
+          </w:p>
+          <w:p>
+            <w:pPr>
+              <w:pStyle w:val="ListParagraph"/>
+              <w:numPr>
+                <w:ilvl w:val="0"/>
+                <w:numId w:val="42"/>
+              </w:numPr>
+              <w:ind w:left="855"/>
+              <w:rPr>
+                <w:rFonts w:ascii="Times New Roman" w:hAnsi="Times New Roman" w:cs="Times New Roman"/>
+              </w:rPr>
+            </w:pPr>
+            <w:r>
+              <w:rPr>
+                <w:rFonts w:ascii="Times New Roman" w:hAnsi="Times New Roman" w:cs="Times New Roman"/>
+              </w:rPr>
+              <w:t>Add "API Endpoints" section to README with examples</w:t>
+            </w:r>
+          </w:p>
+          <w:p>
+            <w:pPr>
+              <w:pStyle w:val="ListParagraph"/>
+              <w:numPr>
+                <w:ilvl w:val="0"/>
+                <w:numId w:val="42"/>
+              </w:numPr>
+              <w:ind w:left="855"/>
+              <w:rPr>
+                <w:rFonts w:ascii="Times New Roman" w:hAnsi="Times New Roman" w:cs="Times New Roman"/>
+              </w:rPr>
+            </w:pPr>
+            <w:r>
+              <w:rPr>
+                <w:rFonts w:ascii="Times New Roman" w:hAnsi="Times New Roman" w:cs="Times New Roman"/>
+              </w:rPr>
+              <w:t>Add "Screenshots" section: Dashboard, Auth, Chart, CSV Download</w:t>
+            </w:r>
+          </w:p>
+          <w:p>
+            <w:pPr>
+              <w:pStyle w:val="ListParagraph"/>
+              <w:numPr>
+                <w:ilvl w:val="0"/>
+                <w:numId w:val="42"/>
+              </w:numPr>
+              <w:ind w:left="855"/>
+              <w:rPr>
+                <w:rFonts w:ascii="Times New Roman" w:hAnsi="Times New Roman" w:cs="Times New Roman"/>
+              </w:rPr>
+            </w:pPr>
+            <w:r>
+              <w:rPr>
+                <w:rFonts w:ascii="Times New Roman" w:hAnsi="Times New Roman" w:cs="Times New Roman"/>
+              </w:rPr>
+              <w:t>Record 1-2 min demo video of the app</w:t>
+            </w:r>
+          </w:p>
+          <w:p>
+            <w:pPr>
+              <w:pStyle w:val="ListParagraph"/>
+              <w:numPr>
+                <w:ilvl w:val="0"/>
+                <w:numId w:val="42"/>
+              </w:numPr>
+              <w:ind w:left="855"/>
+              <w:rPr>
+                <w:rFonts w:ascii="Times New Roman" w:hAnsi="Times New Roman" w:cs="Times New Roman"/>
+              </w:rPr>
+            </w:pPr>
+            <w:r>
+              <w:rPr>
+                <w:rFonts w:ascii="Times New Roman" w:hAnsi="Times New Roman" w:cs="Times New Roman"/>
+              </w:rPr>
+              <w:t>Update Daily Report of Project.docx with Day 8 work</w:t>
+            </w:r>
+          </w:p>
+          <w:p>
+            <w:pPr>
+              <w:numPr>
+                <w:ilvl w:val="0"/>
+                <w:numId w:val="4"/>
+              </w:numPr>
+              <w:rPr>
+                <w:rFonts w:ascii="Times New Roman" w:hAnsi="Times New Roman" w:cs="Times New Roman"/>
+                <w:b/>
+                <w:bCs/>
+              </w:rPr>
+            </w:pPr>
+            <w:r>
+              <w:rPr>
+                <w:rFonts w:ascii="Times New Roman" w:hAnsi="Times New Roman" w:cs="Times New Roman"/>
+                <w:b/>
+                <w:bCs/>
+              </w:rPr>
+              <w:t>Final Features if time allows</w:t>
+            </w:r>
+          </w:p>
+          <w:p>
+            <w:pPr>
+              <w:pStyle w:val="ListParagraph"/>
+              <w:numPr>
+                <w:ilvl w:val="0"/>
+                <w:numId w:val="43"/>
+              </w:numPr>
+              <w:ind w:left="855"/>
+              <w:rPr>
+                <w:rFonts w:ascii="Times New Roman" w:hAnsi="Times New Roman" w:cs="Times New Roman"/>
+              </w:rPr>
+            </w:pPr>
+            <w:r>
+              <w:rPr>
+                <w:rFonts w:ascii="Times New Roman" w:hAnsi="Times New Roman" w:cs="Times New Roman"/>
+              </w:rPr>
+              <w:t>Add "Clear All Logs" button for user</w:t>
+            </w:r>
+          </w:p>
+          <w:p>
+            <w:pPr>
+              <w:pStyle w:val="ListParagraph"/>
+              <w:numPr>
+                <w:ilvl w:val="0"/>
+                <w:numId w:val="43"/>
+              </w:numPr>
+              <w:ind w:left="855"/>
+              <w:rPr>
+                <w:rFonts w:ascii="Times New Roman" w:hAnsi="Times New Roman" w:cs="Times New Roman"/>
+              </w:rPr>
+            </w:pPr>
+            <w:r>
+              <w:rPr>
+                <w:rFonts w:ascii="Times New Roman" w:hAnsi="Times New Roman" w:cs="Times New Roman"/>
+              </w:rPr>
+              <w:t xml:space="preserve">Add role: Admin can see all </w:t>
+            </w:r>
+            <w:proofErr w:type="gramStart"/>
+            <w:r>
+              <w:rPr>
+                <w:rFonts w:ascii="Times New Roman" w:hAnsi="Times New Roman" w:cs="Times New Roman"/>
+              </w:rPr>
+              <w:t>users</w:t>
+            </w:r>
+            <w:proofErr w:type="gramEnd"/>
+            <w:r>
+              <w:rPr>
+                <w:rFonts w:ascii="Times New Roman" w:hAnsi="Times New Roman" w:cs="Times New Roman"/>
+              </w:rPr>
+              <w:t xml:space="preserve"> logs</w:t>
+            </w:r>
+          </w:p>
+          <w:p>
+            <w:pPr>
+              <w:pStyle w:val="ListParagraph"/>
+              <w:numPr>
+                <w:ilvl w:val="0"/>
+                <w:numId w:val="43"/>
+              </w:numPr>
+              <w:ind w:left="855"/>
+              <w:rPr>
+                <w:rFonts w:ascii="Times New Roman" w:hAnsi="Times New Roman" w:cs="Times New Roman"/>
+              </w:rPr>
+            </w:pPr>
+            <w:r>
+              <w:rPr>
+                <w:rFonts w:ascii="Times New Roman" w:hAnsi="Times New Roman" w:cs="Times New Roman"/>
+              </w:rPr>
+              <w:t>Add loading skeleton instead of spinner</w:t>
+            </w:r>
+          </w:p>
+          <w:p>
+            <w:pPr>
+              <w:numPr>
+                <w:ilvl w:val="0"/>
+                <w:numId w:val="4"/>
+              </w:numPr>
+              <w:rPr>
+                <w:rFonts w:ascii="Times New Roman" w:hAnsi="Times New Roman" w:cs="Times New Roman"/>
+                <w:b/>
+                <w:bCs/>
+              </w:rPr>
+            </w:pPr>
+            <w:r>
+              <w:rPr>
+                <w:rFonts w:ascii="Times New Roman" w:hAnsi="Times New Roman" w:cs="Times New Roman"/>
+                <w:b/>
+                <w:bCs/>
+              </w:rPr>
+              <w:lastRenderedPageBreak/>
+              <w:t>Git &amp; Submission</w:t>
+            </w:r>
+          </w:p>
+          <w:p>
+            <w:pPr>
+              <w:pStyle w:val="ListParagraph"/>
+              <w:numPr>
+                <w:ilvl w:val="0"/>
+                <w:numId w:val="44"/>
+              </w:numPr>
+              <w:ind w:left="855"/>
+              <w:rPr>
+                <w:rFonts w:ascii="Times New Roman" w:hAnsi="Times New Roman" w:cs="Times New Roman"/>
+              </w:rPr>
+            </w:pPr>
+            <w:r>
+              <w:rPr>
+                <w:rFonts w:ascii="Times New Roman" w:hAnsi="Times New Roman" w:cs="Times New Roman"/>
+              </w:rPr>
+              <w:t>Commit: chore: final testing, deployment and docs - Day 8</w:t>
+            </w:r>
+          </w:p>
+          <w:p>
+            <w:pPr>
+              <w:pStyle w:val="ListParagraph"/>
+              <w:numPr>
+                <w:ilvl w:val="0"/>
+                <w:numId w:val="44"/>
+              </w:numPr>
+              <w:ind w:left="855"/>
+              <w:rPr>
+                <w:rFonts w:ascii="Times New Roman" w:hAnsi="Times New Roman" w:cs="Times New Roman"/>
+              </w:rPr>
+            </w:pPr>
+            <w:r>
+              <w:rPr>
+                <w:rFonts w:ascii="Times New Roman" w:hAnsi="Times New Roman" w:cs="Times New Roman"/>
+              </w:rPr>
+              <w:t>Push to GitHub</w:t>
+            </w:r>
+          </w:p>
+          <w:p>
+            <w:pPr>
+              <w:pStyle w:val="ListParagraph"/>
+              <w:numPr>
+                <w:ilvl w:val="0"/>
+                <w:numId w:val="44"/>
+              </w:numPr>
+              <w:ind w:left="855"/>
+              <w:rPr>
+                <w:rFonts w:ascii="Times New Roman" w:hAnsi="Times New Roman" w:cs="Times New Roman"/>
+              </w:rPr>
+            </w:pPr>
+            <w:r>
+              <w:rPr>
+                <w:rFonts w:ascii="Times New Roman" w:hAnsi="Times New Roman" w:cs="Times New Roman"/>
+              </w:rPr>
+              <w:t>Create release tag: v1.0.0</w:t>
+            </w:r>
+          </w:p>
+          <w:p>
+            <w:pPr>
+              <w:pStyle w:val="ListParagraph"/>
+              <w:numPr>
+                <w:ilvl w:val="0"/>
+                <w:numId w:val="44"/>
+              </w:numPr>
+              <w:ind w:left="855"/>
+              <w:rPr>
+                <w:rFonts w:ascii="Times New Roman" w:hAnsi="Times New Roman" w:cs="Times New Roman"/>
+              </w:rPr>
+            </w:pPr>
+            <w:r>
+              <w:rPr>
+                <w:rFonts w:ascii="Times New Roman" w:hAnsi="Times New Roman" w:cs="Times New Roman"/>
+              </w:rPr>
+              <w:t>Submit project + report</w:t>
+            </w:r>
+          </w:p>
+        </w:tc>
+      </w:tr>
+      <w:tr>
+        <w:trPr>
+          <w:trHeight w:val="163"/>
+        </w:trPr>
+        <w:tc>
+          <w:tcPr>
+            <w:tcW w:w="10494" w:type="dxa"/>
+            <w:gridSpan w:val="3"/>
+            <w:tcBorders>
+              <w:top w:val="nil"/>
+              <w:left w:val="nil"/>
+              <w:bottom w:val="nil"/>
+              <w:right w:val="nil"/>
+            </w:tcBorders>
+            <w:tcMar>
+              <w:top w:w="0" w:type="dxa"/>
+              <w:left w:w="0" w:type="dxa"/>
+              <w:bottom w:w="0" w:type="dxa"/>
+              <w:right w:w="0" w:type="dxa"/>
+            </w:tcMar>
+            <w:hideMark/>
+          </w:tcPr>
+          <w:p>
+            <w:pPr>
+              <w:rPr>
+                <w:rFonts w:ascii="Times New Roman" w:hAnsi="Times New Roman" w:cs="Times New Roman"/>
+              </w:rPr>
+            </w:pPr>
+            <w:r>
+              <w:rPr>
+                <w:rFonts w:ascii="Times New Roman" w:hAnsi="Times New Roman" w:cs="Times New Roman"/>
+                <w:b/>
+                <w:bCs/>
+              </w:rPr>
+              <w:lastRenderedPageBreak/>
+              <w:t xml:space="preserve">Outputs and Descriptions </w:t>
+            </w:r>
+          </w:p>
+        </w:tc>
+      </w:tr>
+    </w:tbl>
+    <w:p>
+      <w:pPr>
+        <w:jc w:val="both"/>
+        <w:rPr>
+          <w:rFonts w:ascii="Times New Roman" w:eastAsia="MS Gothic" w:hAnsi="Times New Roman" w:cs="Times New Roman"/>
+        </w:rPr>
+      </w:pPr>
+      <w:r>
+        <w:rPr>
+          <w:rFonts w:ascii="Times New Roman" w:hAnsi="Times New Roman" w:cs="Times New Roman"/>
+          <w:b/>
+          <w:bCs/>
+        </w:rPr>
+        <w:t>Output:</w:t>
+      </w:r>
+      <w:r>
+        <w:rPr>
+          <w:rFonts w:ascii="Times New Roman" w:hAnsi="Times New Roman" w:cs="Times New Roman"/>
+        </w:rPr>
+        <w:t xml:space="preserve"> </w:t>
+      </w:r>
+      <w:r>
+        <w:rPr>
+          <w:rFonts w:ascii="Times New Roman" w:hAnsi="Times New Roman" w:cs="Times New Roman"/>
+        </w:rPr>
+        <w:t xml:space="preserve">A dark-themed </w:t>
+      </w:r>
+      <w:r>
+        <w:rPr>
+          <w:rFonts w:ascii="Times New Roman" w:hAnsi="Times New Roman" w:cs="Times New Roman"/>
+          <w:b/>
+          <w:bCs/>
+        </w:rPr>
+        <w:t xml:space="preserve">LogGuard AI </w:t>
+      </w:r>
+      <w:r>
+        <w:rPr>
+          <w:rFonts w:ascii="Times New Roman" w:hAnsi="Times New Roman" w:cs="Times New Roman"/>
+        </w:rPr>
+        <w:t>app showing Register and Login forms followed by the Dashboard with “Live Logs” displayed repeatedly server errors</w:t>
+      </w:r>
+    </w:p>
+    <w:p>
+      <w:pPr>
+        <w:jc w:val="both"/>
+        <w:rPr>
+          <w:rFonts w:ascii="Times New Roman" w:hAnsi="Times New Roman" w:cs="Times New Roman"/>
+          <w:b/>
+          <w:bCs/>
+        </w:rPr>
+      </w:pPr>
+      <w:r>
+        <w:rPr>
+          <w:rFonts w:ascii="Times New Roman" w:hAnsi="Times New Roman" w:cs="Times New Roman"/>
+        </w:rPr>
+        <w:drawing>
+          <wp:inline distT="0" distB="0" distL="0" distR="0" wp14:anchorId="6ABBE9BD" wp14:editId="2B11E42C">
+            <wp:extent cx="4706424" cy="1345150"/>
+            <wp:effectExtent l="0" t="0" r="0" b="7620"/>
+            <wp:docPr id="499526277" name="Picture 1"/>
+            <wp:cNvGraphicFramePr>
+              <a:graphicFrameLocks xmlns:a="http://schemas.openxmlformats.org/drawingml/2006/main" noChangeAspect="1"/>
+            </wp:cNvGraphicFramePr>
+            <a:graphic xmlns:a="http://schemas.openxmlformats.org/drawingml/2006/main">
+              <a:graphicData uri="http://schemas.openxmlformats.org/drawingml/2006/picture">
+                <pic:pic xmlns:pic="http://schemas.openxmlformats.org/drawingml/2006/picture">
+                  <pic:nvPicPr>
+                    <pic:cNvPr id="499526277" name=""/>
+                    <pic:cNvPicPr/>
+                  </pic:nvPicPr>
+                  <pic:blipFill rotWithShape="1">
+                    <a:blip r:embed="rId18"/>
+                    <a:srcRect l="8168" r="965" b="12247"/>
+                    <a:stretch>
+                      <a:fillRect/>
+                    </a:stretch>
+                  </pic:blipFill>
+                  <pic:spPr bwMode="auto">
+                    <a:xfrm>
+                      <a:off x="0" y="0"/>
+                      <a:ext cx="4709031" cy="1345895"/>
+                    </a:xfrm>
+                    <a:prstGeom prst="rect">
+                      <a:avLst/>
+                    </a:prstGeom>
+                    <a:ln>
+                      <a:noFill/>
+                    </a:ln>
+                    <a:extLst>
+                      <a:ext uri="{53640926-AAD7-44D8-BBD7-CCE9431645EC}">
+                        <a14:shadowObscured xmlns:a14="http://schemas.microsoft.com/office/drawing/2010/main"/>
+                      </a:ext>
+                    </a:extLst>
+                  </pic:spPr>
+                </pic:pic>
+              </a:graphicData>
+            </a:graphic>
+          </wp:inline>
+        </w:drawing>
+      </w:r>
+    </w:p>
+    <w:p>
+      <w:pPr>
+        <w:jc w:val="both"/>
+        <w:rPr>
+          <w:rFonts w:ascii="Times New Roman" w:hAnsi="Times New Roman" w:cs="Times New Roman"/>
+          <w:b/>
+          <w:bCs/>
+        </w:rPr>
+      </w:pPr>
+      <w:r>
+        <w:rPr>
+          <w:rFonts w:ascii="Times New Roman" w:hAnsi="Times New Roman" w:cs="Times New Roman"/>
+        </w:rPr>
+        <w:drawing>
+          <wp:inline distT="0" distB="0" distL="0" distR="0" wp14:anchorId="7F8F5DB3" wp14:editId="0DEB1D9B">
+            <wp:extent cx="4495339" cy="1473620"/>
+            <wp:effectExtent l="0" t="0" r="635" b="0"/>
+            <wp:docPr id="1649732950" name="Picture 1"/>
+            <wp:cNvGraphicFramePr>
+              <a:graphicFrameLocks xmlns:a="http://schemas.openxmlformats.org/drawingml/2006/main" noChangeAspect="1"/>
+            </wp:cNvGraphicFramePr>
+            <a:graphic xmlns:a="http://schemas.openxmlformats.org/drawingml/2006/main">
+              <a:graphicData uri="http://schemas.openxmlformats.org/drawingml/2006/picture">
+                <pic:pic xmlns:pic="http://schemas.openxmlformats.org/drawingml/2006/picture">
+                  <pic:nvPicPr>
+                    <pic:cNvPr id="1649732950" name=""/>
+                    <pic:cNvPicPr/>
+                  </pic:nvPicPr>
+                  <pic:blipFill rotWithShape="1">
+                    <a:blip r:embed="rId19"/>
+                    <a:srcRect l="4366" r="6047" b="16793"/>
+                    <a:stretch>
+                      <a:fillRect/>
+                    </a:stretch>
+                  </pic:blipFill>
+                  <pic:spPr bwMode="auto">
+                    <a:xfrm>
+                      <a:off x="0" y="0"/>
+                      <a:ext cx="4497578" cy="1474354"/>
+                    </a:xfrm>
+                    <a:prstGeom prst="rect">
+                      <a:avLst/>
+                    </a:prstGeom>
+                    <a:ln>
+                      <a:noFill/>
+                    </a:ln>
+                    <a:extLst>
+                      <a:ext uri="{53640926-AAD7-44D8-BBD7-CCE9431645EC}">
+                        <a14:shadowObscured xmlns:a14="http://schemas.microsoft.com/office/drawing/2010/main"/>
+                      </a:ext>
+                    </a:extLst>
+                  </pic:spPr>
+                </pic:pic>
+              </a:graphicData>
+            </a:graphic>
+          </wp:inline>
+        </w:drawing>
+      </w:r>
+    </w:p>
+    <w:p>
+      <w:pPr>
+        <w:jc w:val="both"/>
+        <w:rPr>
+          <w:rFonts w:ascii="Times New Roman" w:hAnsi="Times New Roman" w:cs="Times New Roman"/>
+          <w:b/>
+          <w:bCs/>
+        </w:rPr>
+      </w:pPr>
+      <w:r>
+        <w:rPr>
+          <w:rFonts w:ascii="Times New Roman" w:hAnsi="Times New Roman" w:cs="Times New Roman"/>
+        </w:rPr>
+        <w:drawing>
+          <wp:inline distT="0" distB="0" distL="0" distR="0" wp14:anchorId="3E834E52" wp14:editId="3CE799FA">
+            <wp:extent cx="6201196" cy="1798126"/>
+            <wp:effectExtent l="0" t="0" r="0" b="0"/>
+            <wp:docPr id="1101445484" name="Picture 1"/>
+            <wp:cNvGraphicFramePr>
+              <a:graphicFrameLocks xmlns:a="http://schemas.openxmlformats.org/drawingml/2006/main" noChangeAspect="1"/>
+            </wp:cNvGraphicFramePr>
+            <a:graphic xmlns:a="http://schemas.openxmlformats.org/drawingml/2006/main">
+              <a:graphicData uri="http://schemas.openxmlformats.org/drawingml/2006/picture">
+                <pic:pic xmlns:pic="http://schemas.openxmlformats.org/drawingml/2006/picture">
+                  <pic:nvPicPr>
+                    <pic:cNvPr id="1101445484" name=""/>
+                    <pic:cNvPicPr/>
+                  </pic:nvPicPr>
+                  <pic:blipFill rotWithShape="1">
+                    <a:blip r:embed="rId20"/>
+                    <a:srcRect l="3752" t="2411" r="2889" b="15658"/>
+                    <a:stretch>
+                      <a:fillRect/>
+                    </a:stretch>
+                  </pic:blipFill>
+                  <pic:spPr bwMode="auto">
+                    <a:xfrm>
+                      <a:off x="0" y="0"/>
+                      <a:ext cx="6204486" cy="1799080"/>
+                    </a:xfrm>
+                    <a:prstGeom prst="rect">
+                      <a:avLst/>
+                    </a:prstGeom>
+                    <a:ln>
+                      <a:noFill/>
+                    </a:ln>
+                    <a:extLst>
+                      <a:ext uri="{53640926-AAD7-44D8-BBD7-CCE9431645EC}">
+                        <a14:shadowObscured xmlns:a14="http://schemas.microsoft.com/office/drawing/2010/main"/>
+                      </a:ext>
+                    </a:extLst>
+                  </pic:spPr>
+                </pic:pic>
+              </a:graphicData>
+            </a:graphic>
+          </wp:inline>
+        </w:drawing>
+      </w:r>
+    </w:p>
+    <w:p>
+      <w:pPr>
+        <w:jc w:val="both"/>
+        <w:rPr>
+          <w:rFonts w:ascii="Times New Roman" w:hAnsi="Times New Roman" w:cs="Times New Roman"/>
+          <w:b/>
+          <w:bCs/>
+        </w:rPr>
+      </w:pPr>
+      <w:r>
+        <w:rPr>
+          <w:rFonts w:ascii="Times New Roman" w:hAnsi="Times New Roman" w:cs="Times New Roman"/>
+        </w:rPr>
+        <w:drawing>
+          <wp:inline distT="0" distB="0" distL="0" distR="0" wp14:anchorId="045BCB67" wp14:editId="696A0D60">
+            <wp:extent cx="5424373" cy="1518962"/>
+            <wp:effectExtent l="0" t="0" r="5080" b="5080"/>
+            <wp:docPr id="527197455" name="Picture 1"/>
+            <wp:cNvGraphicFramePr>
+              <a:graphicFrameLocks xmlns:a="http://schemas.openxmlformats.org/drawingml/2006/main" noChangeAspect="1"/>
+            </wp:cNvGraphicFramePr>
+            <a:graphic xmlns:a="http://schemas.openxmlformats.org/drawingml/2006/main">
+              <a:graphicData uri="http://schemas.openxmlformats.org/drawingml/2006/picture">
+                <pic:pic xmlns:pic="http://schemas.openxmlformats.org/drawingml/2006/picture">
+                  <pic:nvPicPr>
+                    <pic:cNvPr id="527197455" name=""/>
+                    <pic:cNvPicPr/>
+                  </pic:nvPicPr>
+                  <pic:blipFill rotWithShape="1">
+                    <a:blip r:embed="rId21"/>
+                    <a:srcRect l="7506" t="10061" r="10830" b="5637"/>
+                    <a:stretch>
+                      <a:fillRect/>
+                    </a:stretch>
+                  </pic:blipFill>
+                  <pic:spPr bwMode="auto">
+                    <a:xfrm>
+                      <a:off x="0" y="0"/>
+                      <a:ext cx="5427305" cy="1519783"/>
+                    </a:xfrm>
+                    <a:prstGeom prst="rect">
+                      <a:avLst/>
+                    </a:prstGeom>
+                    <a:ln>
+                      <a:noFill/>
+                    </a:ln>
+                    <a:extLst>
+                      <a:ext uri="{53640926-AAD7-44D8-BBD7-CCE9431645EC}">
+                        <a14:shadowObscured xmlns:a14="http://schemas.microsoft.com/office/drawing/2010/main"/>
+                      </a:ext>
+                    </a:extLst>
+                  </pic:spPr>
+                </pic:pic>
+              </a:graphicData>
+            </a:graphic>
+          </wp:inline>
+        </w:drawing>
+      </w:r>
+    </w:p>
+    <w:p>
+      <w:pPr>
+        <w:jc w:val="both"/>
+        <w:rPr>
+          <w:rFonts w:ascii="Times New Roman" w:hAnsi="Times New Roman" w:cs="Times New Roman"/>
+        </w:rPr>
+      </w:pPr>
+      <w:r>
+        <w:rPr>
+          <w:rFonts w:ascii="Times New Roman" w:hAnsi="Times New Roman" w:cs="Times New Roman"/>
+        </w:rPr>
+        <w:lastRenderedPageBreak/>
+        <w:drawing>
+          <wp:inline distT="0" distB="0" distL="0" distR="0" wp14:anchorId="7B86F1CA" wp14:editId="78A2E3A6">
+            <wp:extent cx="6150300" cy="3075709"/>
+            <wp:effectExtent l="0" t="0" r="3175" b="0"/>
+            <wp:docPr id="96889330" name="Picture 1"/>
+            <wp:cNvGraphicFramePr>
+              <a:graphicFrameLocks xmlns:a="http://schemas.openxmlformats.org/drawingml/2006/main" noChangeAspect="1"/>
+            </wp:cNvGraphicFramePr>
+            <a:graphic xmlns:a="http://schemas.openxmlformats.org/drawingml/2006/main">
+              <a:graphicData uri="http://schemas.openxmlformats.org/drawingml/2006/picture">
+                <pic:pic xmlns:pic="http://schemas.openxmlformats.org/drawingml/2006/picture">
+                  <pic:nvPicPr>
+                    <pic:cNvPr id="96889330" name=""/>
+                    <pic:cNvPicPr/>
+                  </pic:nvPicPr>
+                  <pic:blipFill rotWithShape="1">
+                    <a:blip r:embed="rId22"/>
+                    <a:srcRect l="3639" t="5591" r="3791" b="3353"/>
+                    <a:stretch>
+                      <a:fillRect/>
+                    </a:stretch>
+                  </pic:blipFill>
+                  <pic:spPr bwMode="auto">
+                    <a:xfrm>
+                      <a:off x="0" y="0"/>
+                      <a:ext cx="6152113" cy="3076616"/>
+                    </a:xfrm>
+                    <a:prstGeom prst="rect">
+                      <a:avLst/>
+                    </a:prstGeom>
+                    <a:ln>
+                      <a:noFill/>
+                    </a:ln>
+                    <a:extLst>
+                      <a:ext uri="{53640926-AAD7-44D8-BBD7-CCE9431645EC}">
+                        <a14:shadowObscured xmlns:a14="http://schemas.microsoft.com/office/drawing/2010/main"/>
+                      </a:ext>
+                    </a:extLst>
+                  </pic:spPr>
+                </pic:pic>
+              </a:graphicData>
+            </a:graphic>
+          </wp:inline>
+        </w:drawing>
+      </w:r>
+      <w:r>
+        <w:rPr>
+          <w:rFonts w:ascii="Times New Roman" w:hAnsi="Times New Roman" w:cs="Times New Roman"/>
+        </w:rPr>
+        <w:br/>
+      </w:r>
+      <w:r>
+        <w:rPr>
+          <w:rFonts w:ascii="Times New Roman" w:hAnsi="Times New Roman" w:cs="Times New Roman"/>
+          <w:b/>
+          <w:bCs/>
+        </w:rPr>
+        <w:t>Description:</w:t>
+      </w:r>
+      <w:r>
+        <w:rPr>
+          <w:rFonts w:ascii="Times New Roman" w:hAnsi="Times New Roman" w:cs="Times New Roman"/>
+        </w:rPr>
+        <w:t xml:space="preserve"> </w:t>
+      </w:r>
+      <w:r>
+        <w:rPr>
+          <w:rFonts w:ascii="Times New Roman" w:hAnsi="Times New Roman" w:cs="Times New Roman"/>
+        </w:rPr>
+        <w:t xml:space="preserve">The image shows a dark-themed web application called </w:t>
+      </w:r>
+      <w:r>
+        <w:rPr>
+          <w:rFonts w:ascii="Times New Roman" w:hAnsi="Times New Roman" w:cs="Times New Roman"/>
+          <w:b/>
+          <w:bCs/>
+        </w:rPr>
+        <w:t xml:space="preserve">LOGGUARD AI. </w:t>
+      </w:r>
+      <w:r>
+        <w:rPr>
+          <w:rFonts w:ascii="Times New Roman" w:hAnsi="Times New Roman" w:cs="Times New Roman"/>
+        </w:rPr>
+        <w:t xml:space="preserve">The UI is displayed inside a document editor </w:t>
+      </w:r>
+      <w:proofErr w:type="gramStart"/>
+      <w:r>
+        <w:rPr>
+          <w:rFonts w:ascii="Times New Roman" w:hAnsi="Times New Roman" w:cs="Times New Roman"/>
+        </w:rPr>
+        <w:t>and also</w:t>
+      </w:r>
+      <w:proofErr w:type="gramEnd"/>
+      <w:r>
+        <w:rPr>
+          <w:rFonts w:ascii="Times New Roman" w:hAnsi="Times New Roman" w:cs="Times New Roman"/>
+        </w:rPr>
+        <w:t xml:space="preserve"> on a laptop screen below it.</w:t>
+      </w:r>
+    </w:p>
+    <w:p>
+      <w:pPr>
+        <w:jc w:val="both"/>
+        <w:rPr>
+          <w:rFonts w:ascii="Times New Roman" w:hAnsi="Times New Roman" w:cs="Times New Roman"/>
+        </w:rPr>
+      </w:pPr>
+      <w:r>
+        <w:rPr>
+          <w:rFonts w:ascii="Times New Roman" w:hAnsi="Times New Roman" w:cs="Times New Roman"/>
+        </w:rPr>
+        <w:t>At the top there are two authentication sections: a</w:t>
+      </w:r>
+      <w:r>
+        <w:rPr>
+          <w:rFonts w:ascii="Times New Roman" w:hAnsi="Times New Roman" w:cs="Times New Roman"/>
+          <w:b/>
+          <w:bCs/>
+        </w:rPr>
+        <w:t xml:space="preserve"> Register</w:t>
+      </w:r>
+      <w:r>
+        <w:rPr>
+          <w:rFonts w:ascii="Times New Roman" w:hAnsi="Times New Roman" w:cs="Times New Roman"/>
+        </w:rPr>
+        <w:t xml:space="preserve"> form with an email field</w:t>
+      </w:r>
+      <w:r>
+        <w:rPr>
+          <w:rFonts w:ascii="Times New Roman" w:hAnsi="Times New Roman" w:cs="Times New Roman"/>
+        </w:rPr>
+        <w:t xml:space="preserve"> prefilled as </w:t>
+      </w:r>
+      <w:hyperlink r:id="rId23" w:history="1">
+        <w:r>
+          <w:rPr>
+            <w:rStyle w:val="Hyperlink"/>
+            <w:rFonts w:ascii="Times New Roman" w:hAnsi="Times New Roman" w:cs="Times New Roman"/>
+          </w:rPr>
+          <w:t>test@test.com</w:t>
+        </w:r>
+      </w:hyperlink>
+      <w:r>
+        <w:rPr>
+          <w:rFonts w:ascii="Times New Roman" w:hAnsi="Times New Roman" w:cs="Times New Roman"/>
+        </w:rPr>
+        <w:t xml:space="preserve">, a password field prefilled as 1234, a “Register” button, and a link saying “Already have account? Login”. Below that is a </w:t>
+      </w:r>
+      <w:r>
+        <w:rPr>
+          <w:rFonts w:ascii="Times New Roman" w:hAnsi="Times New Roman" w:cs="Times New Roman"/>
+          <w:b/>
+          <w:bCs/>
+        </w:rPr>
+        <w:t>Login</w:t>
+      </w:r>
+      <w:r>
+        <w:rPr>
+          <w:rFonts w:ascii="Times New Roman" w:hAnsi="Times New Roman" w:cs="Times New Roman"/>
+        </w:rPr>
+        <w:t xml:space="preserve"> form with the same email field, password field, a “Login” button, and a link saying “No account? Register”.</w:t>
+      </w:r>
+    </w:p>
+    <w:p>
+      <w:pPr>
+        <w:jc w:val="both"/>
+        <w:rPr>
+          <w:rFonts w:ascii="Times New Roman" w:hAnsi="Times New Roman" w:cs="Times New Roman"/>
+        </w:rPr>
+      </w:pPr>
+      <w:r>
+        <w:rPr>
+          <w:rFonts w:ascii="Times New Roman" w:hAnsi="Times New Roman" w:cs="Times New Roman"/>
+        </w:rPr>
+        <w:t xml:space="preserve">Once logged in, the main screen shows the </w:t>
+      </w:r>
+      <w:r>
+        <w:rPr>
+          <w:rFonts w:ascii="Times New Roman" w:hAnsi="Times New Roman" w:cs="Times New Roman"/>
+          <w:b/>
+          <w:bCs/>
+        </w:rPr>
+        <w:t>“LOGGUARD AI Dashboard”</w:t>
+      </w:r>
+      <w:r>
+        <w:rPr>
+          <w:rFonts w:ascii="Times New Roman" w:hAnsi="Times New Roman" w:cs="Times New Roman"/>
+        </w:rPr>
+        <w:t xml:space="preserve"> header with a “Logout” button. Under that is a section titled </w:t>
+      </w:r>
+      <w:r>
+        <w:rPr>
+          <w:rFonts w:ascii="Times New Roman" w:hAnsi="Times New Roman" w:cs="Times New Roman"/>
+          <w:b/>
+          <w:bCs/>
+        </w:rPr>
+        <w:t>“Live Logs”</w:t>
+      </w:r>
+      <w:r>
+        <w:rPr>
+          <w:rFonts w:ascii="Times New Roman" w:hAnsi="Times New Roman" w:cs="Times New Roman"/>
+        </w:rPr>
+        <w:t xml:space="preserve">. Initially it </w:t>
+      </w:r>
+      <w:proofErr w:type="gramStart"/>
+      <w:r>
+        <w:rPr>
+          <w:rFonts w:ascii="Times New Roman" w:hAnsi="Times New Roman" w:cs="Times New Roman"/>
+        </w:rPr>
+        <w:t>says</w:t>
+      </w:r>
+      <w:proofErr w:type="gramEnd"/>
+      <w:r>
+        <w:rPr>
+          <w:rFonts w:ascii="Times New Roman" w:hAnsi="Times New Roman" w:cs="Times New Roman"/>
+        </w:rPr>
+        <w:t xml:space="preserve"> “No logs yet”. But then populates with multiple timestamped error entries like 16:36:40 PM ERROR </w:t>
+      </w:r>
+      <w:proofErr w:type="spellStart"/>
+      <w:r>
+        <w:rPr>
+          <w:rFonts w:ascii="Times New Roman" w:hAnsi="Times New Roman" w:cs="Times New Roman"/>
+        </w:rPr>
+        <w:t>error</w:t>
+      </w:r>
+      <w:proofErr w:type="spellEnd"/>
+      <w:r>
+        <w:rPr>
+          <w:rFonts w:ascii="Times New Roman" w:hAnsi="Times New Roman" w:cs="Times New Roman"/>
+        </w:rPr>
+        <w:t xml:space="preserve"> from server, 16:37:05 PM ERROR </w:t>
+      </w:r>
+      <w:proofErr w:type="spellStart"/>
+      <w:r>
+        <w:rPr>
+          <w:rFonts w:ascii="Times New Roman" w:hAnsi="Times New Roman" w:cs="Times New Roman"/>
+        </w:rPr>
+        <w:t>error</w:t>
+      </w:r>
+      <w:proofErr w:type="spellEnd"/>
+      <w:r>
+        <w:rPr>
+          <w:rFonts w:ascii="Times New Roman" w:hAnsi="Times New Roman" w:cs="Times New Roman"/>
+        </w:rPr>
+        <w:t xml:space="preserve"> from server, etc. the background is black with white text, giving it a terminal/developer tool aesthetic.</w:t>
+      </w:r>
+    </w:p>
+    <w:p>
+      <w:pPr>
+        <w:jc w:val="both"/>
+        <w:rPr>
+          <w:rFonts w:ascii="Times New Roman" w:hAnsi="Times New Roman" w:cs="Times New Roman"/>
+        </w:rPr>
+      </w:pPr>
+      <w:r>
+        <w:rPr>
+          <w:rFonts w:ascii="Times New Roman" w:hAnsi="Times New Roman" w:cs="Times New Roman"/>
+        </w:rPr>
+        <w:t>Overall this appears to be the auth flow and real-time error monitoring dashboard for LOGGUARD AI, designed to let users sign up/ login and then view live server logs/errors as they happen.</w:t>
+      </w:r>
+    </w:p>
+    <w:p>
+      <w:pPr>
+        <w:rPr>
+          <w:rFonts w:ascii="Times New Roman" w:hAnsi="Times New Roman" w:cs="Times New Roman"/>
+        </w:rPr>
+      </w:pPr>
     </w:p>
     <w:tbl>
       <w:tblPr>
@@ -8011,13 +9788,7 @@
               <w:rPr>
                 <w:rFonts w:ascii="Times New Roman" w:hAnsi="Times New Roman" w:cs="Times New Roman"/>
               </w:rPr>
-              <w:t>2</w:t>
-            </w:r>
-            <w:r>
-              <w:rPr>
-                <w:rFonts w:ascii="Times New Roman" w:hAnsi="Times New Roman" w:cs="Times New Roman"/>
-              </w:rPr>
-              <w:t>9</w:t>
+              <w:t>30</w:t>
             </w:r>
             <w:r>
               <w:rPr>
@@ -8043,7 +9814,7 @@
               <w:rPr>
                 <w:rFonts w:ascii="Times New Roman" w:hAnsi="Times New Roman" w:cs="Times New Roman"/>
               </w:rPr>
-              <w:t>7</w:t>
+              <w:t>8</w:t>
             </w:r>
           </w:p>
         </w:tc>
@@ -8085,7 +9856,7 @@
             <w:pPr>
               <w:numPr>
                 <w:ilvl w:val="0"/>
-                <w:numId w:val="4"/>
+                <w:numId w:val="3"/>
               </w:numPr>
               <w:rPr>
                 <w:rFonts w:ascii="Times New Roman" w:hAnsi="Times New Roman" w:cs="Times New Roman"/>
@@ -8139,7 +9910,7 @@
             <w:pPr>
               <w:numPr>
                 <w:ilvl w:val="0"/>
-                <w:numId w:val="5"/>
+                <w:numId w:val="4"/>
               </w:numPr>
               <w:rPr>
                 <w:rFonts w:ascii="Times New Roman" w:hAnsi="Times New Roman" w:cs="Times New Roman"/>
@@ -8383,6 +10154,119 @@
     </w:lvl>
   </w:abstractNum>
   <w:abstractNum w:abstractNumId="1" w15:restartNumberingAfterBreak="0">
+    <w:nsid w:val="044C07FE"/>
+    <w:multiLevelType w:val="hybridMultilevel"/>
+    <w:tmpl w:val="A0B854CE"/>
+    <w:lvl w:ilvl="0" w:tplc="4009000B">
+      <w:start w:val="1"/>
+      <w:numFmt w:val="bullet"/>
+      <w:lvlText w:val=""/>
+      <w:lvlJc w:val="left"/>
+      <w:pPr>
+        <w:ind w:left="1120" w:hanging="360"/>
+      </w:pPr>
+      <w:rPr>
+        <w:rFonts w:ascii="Wingdings" w:hAnsi="Wingdings" w:hint="default"/>
+      </w:rPr>
+    </w:lvl>
+    <w:lvl w:ilvl="1" w:tplc="40090003" w:tentative="1">
+      <w:start w:val="1"/>
+      <w:numFmt w:val="bullet"/>
+      <w:lvlText w:val="o"/>
+      <w:lvlJc w:val="left"/>
+      <w:pPr>
+        <w:ind w:left="1840" w:hanging="360"/>
+      </w:pPr>
+      <w:rPr>
+        <w:rFonts w:ascii="Courier New" w:hAnsi="Courier New" w:cs="Courier New" w:hint="default"/>
+      </w:rPr>
+    </w:lvl>
+    <w:lvl w:ilvl="2" w:tplc="40090005" w:tentative="1">
+      <w:start w:val="1"/>
+      <w:numFmt w:val="bullet"/>
+      <w:lvlText w:val=""/>
+      <w:lvlJc w:val="left"/>
+      <w:pPr>
+        <w:ind w:left="2560" w:hanging="360"/>
+      </w:pPr>
+      <w:rPr>
+        <w:rFonts w:ascii="Wingdings" w:hAnsi="Wingdings" w:hint="default"/>
+      </w:rPr>
+    </w:lvl>
+    <w:lvl w:ilvl="3" w:tplc="40090001" w:tentative="1">
+      <w:start w:val="1"/>
+      <w:numFmt w:val="bullet"/>
+      <w:lvlText w:val=""/>
+      <w:lvlJc w:val="left"/>
+      <w:pPr>
+        <w:ind w:left="3280" w:hanging="360"/>
+      </w:pPr>
+      <w:rPr>
+        <w:rFonts w:ascii="Symbol" w:hAnsi="Symbol" w:hint="default"/>
+      </w:rPr>
+    </w:lvl>
+    <w:lvl w:ilvl="4" w:tplc="40090003" w:tentative="1">
+      <w:start w:val="1"/>
+      <w:numFmt w:val="bullet"/>
+      <w:lvlText w:val="o"/>
+      <w:lvlJc w:val="left"/>
+      <w:pPr>
+        <w:ind w:left="4000" w:hanging="360"/>
+      </w:pPr>
+      <w:rPr>
+        <w:rFonts w:ascii="Courier New" w:hAnsi="Courier New" w:cs="Courier New" w:hint="default"/>
+      </w:rPr>
+    </w:lvl>
+    <w:lvl w:ilvl="5" w:tplc="40090005" w:tentative="1">
+      <w:start w:val="1"/>
+      <w:numFmt w:val="bullet"/>
+      <w:lvlText w:val=""/>
+      <w:lvlJc w:val="left"/>
+      <w:pPr>
+        <w:ind w:left="4720" w:hanging="360"/>
+      </w:pPr>
+      <w:rPr>
+        <w:rFonts w:ascii="Wingdings" w:hAnsi="Wingdings" w:hint="default"/>
+      </w:rPr>
+    </w:lvl>
+    <w:lvl w:ilvl="6" w:tplc="40090001" w:tentative="1">
+      <w:start w:val="1"/>
+      <w:numFmt w:val="bullet"/>
+      <w:lvlText w:val=""/>
+      <w:lvlJc w:val="left"/>
+      <w:pPr>
+        <w:ind w:left="5440" w:hanging="360"/>
+      </w:pPr>
+      <w:rPr>
+        <w:rFonts w:ascii="Symbol" w:hAnsi="Symbol" w:hint="default"/>
+      </w:rPr>
+    </w:lvl>
+    <w:lvl w:ilvl="7" w:tplc="40090003" w:tentative="1">
+      <w:start w:val="1"/>
+      <w:numFmt w:val="bullet"/>
+      <w:lvlText w:val="o"/>
+      <w:lvlJc w:val="left"/>
+      <w:pPr>
+        <w:ind w:left="6160" w:hanging="360"/>
+      </w:pPr>
+      <w:rPr>
+        <w:rFonts w:ascii="Courier New" w:hAnsi="Courier New" w:cs="Courier New" w:hint="default"/>
+      </w:rPr>
+    </w:lvl>
+    <w:lvl w:ilvl="8" w:tplc="40090005" w:tentative="1">
+      <w:start w:val="1"/>
+      <w:numFmt w:val="bullet"/>
+      <w:lvlText w:val=""/>
+      <w:lvlJc w:val="left"/>
+      <w:pPr>
+        <w:ind w:left="6880" w:hanging="360"/>
+      </w:pPr>
+      <w:rPr>
+        <w:rFonts w:ascii="Wingdings" w:hAnsi="Wingdings" w:hint="default"/>
+      </w:rPr>
+    </w:lvl>
+  </w:abstractNum>
+  <w:abstractNum w:abstractNumId="2" w15:restartNumberingAfterBreak="0">
     <w:nsid w:val="06133A7A"/>
     <w:multiLevelType w:val="hybridMultilevel"/>
     <w:tmpl w:val="53788F08"/>
@@ -8491,233 +10375,7 @@
       </w:pPr>
     </w:lvl>
   </w:abstractNum>
-  <w:abstractNum w:abstractNumId="2" w15:restartNumberingAfterBreak="0">
-    <w:nsid w:val="06FB0E20"/>
-    <w:multiLevelType w:val="hybridMultilevel"/>
-    <w:tmpl w:val="4E80FA84"/>
-    <w:lvl w:ilvl="0" w:tplc="4009000B">
-      <w:start w:val="1"/>
-      <w:numFmt w:val="bullet"/>
-      <w:lvlText w:val=""/>
-      <w:lvlJc w:val="left"/>
-      <w:pPr>
-        <w:ind w:left="1120" w:hanging="360"/>
-      </w:pPr>
-      <w:rPr>
-        <w:rFonts w:ascii="Wingdings" w:hAnsi="Wingdings" w:hint="default"/>
-      </w:rPr>
-    </w:lvl>
-    <w:lvl w:ilvl="1" w:tplc="40090003" w:tentative="1">
-      <w:start w:val="1"/>
-      <w:numFmt w:val="bullet"/>
-      <w:lvlText w:val="o"/>
-      <w:lvlJc w:val="left"/>
-      <w:pPr>
-        <w:ind w:left="1840" w:hanging="360"/>
-      </w:pPr>
-      <w:rPr>
-        <w:rFonts w:ascii="Courier New" w:hAnsi="Courier New" w:cs="Courier New" w:hint="default"/>
-      </w:rPr>
-    </w:lvl>
-    <w:lvl w:ilvl="2" w:tplc="40090005" w:tentative="1">
-      <w:start w:val="1"/>
-      <w:numFmt w:val="bullet"/>
-      <w:lvlText w:val=""/>
-      <w:lvlJc w:val="left"/>
-      <w:pPr>
-        <w:ind w:left="2560" w:hanging="360"/>
-      </w:pPr>
-      <w:rPr>
-        <w:rFonts w:ascii="Wingdings" w:hAnsi="Wingdings" w:hint="default"/>
-      </w:rPr>
-    </w:lvl>
-    <w:lvl w:ilvl="3" w:tplc="40090001" w:tentative="1">
-      <w:start w:val="1"/>
-      <w:numFmt w:val="bullet"/>
-      <w:lvlText w:val=""/>
-      <w:lvlJc w:val="left"/>
-      <w:pPr>
-        <w:ind w:left="3280" w:hanging="360"/>
-      </w:pPr>
-      <w:rPr>
-        <w:rFonts w:ascii="Symbol" w:hAnsi="Symbol" w:hint="default"/>
-      </w:rPr>
-    </w:lvl>
-    <w:lvl w:ilvl="4" w:tplc="40090003" w:tentative="1">
-      <w:start w:val="1"/>
-      <w:numFmt w:val="bullet"/>
-      <w:lvlText w:val="o"/>
-      <w:lvlJc w:val="left"/>
-      <w:pPr>
-        <w:ind w:left="4000" w:hanging="360"/>
-      </w:pPr>
-      <w:rPr>
-        <w:rFonts w:ascii="Courier New" w:hAnsi="Courier New" w:cs="Courier New" w:hint="default"/>
-      </w:rPr>
-    </w:lvl>
-    <w:lvl w:ilvl="5" w:tplc="40090005" w:tentative="1">
-      <w:start w:val="1"/>
-      <w:numFmt w:val="bullet"/>
-      <w:lvlText w:val=""/>
-      <w:lvlJc w:val="left"/>
-      <w:pPr>
-        <w:ind w:left="4720" w:hanging="360"/>
-      </w:pPr>
-      <w:rPr>
-        <w:rFonts w:ascii="Wingdings" w:hAnsi="Wingdings" w:hint="default"/>
-      </w:rPr>
-    </w:lvl>
-    <w:lvl w:ilvl="6" w:tplc="40090001" w:tentative="1">
-      <w:start w:val="1"/>
-      <w:numFmt w:val="bullet"/>
-      <w:lvlText w:val=""/>
-      <w:lvlJc w:val="left"/>
-      <w:pPr>
-        <w:ind w:left="5440" w:hanging="360"/>
-      </w:pPr>
-      <w:rPr>
-        <w:rFonts w:ascii="Symbol" w:hAnsi="Symbol" w:hint="default"/>
-      </w:rPr>
-    </w:lvl>
-    <w:lvl w:ilvl="7" w:tplc="40090003" w:tentative="1">
-      <w:start w:val="1"/>
-      <w:numFmt w:val="bullet"/>
-      <w:lvlText w:val="o"/>
-      <w:lvlJc w:val="left"/>
-      <w:pPr>
-        <w:ind w:left="6160" w:hanging="360"/>
-      </w:pPr>
-      <w:rPr>
-        <w:rFonts w:ascii="Courier New" w:hAnsi="Courier New" w:cs="Courier New" w:hint="default"/>
-      </w:rPr>
-    </w:lvl>
-    <w:lvl w:ilvl="8" w:tplc="40090005" w:tentative="1">
-      <w:start w:val="1"/>
-      <w:numFmt w:val="bullet"/>
-      <w:lvlText w:val=""/>
-      <w:lvlJc w:val="left"/>
-      <w:pPr>
-        <w:ind w:left="6880" w:hanging="360"/>
-      </w:pPr>
-      <w:rPr>
-        <w:rFonts w:ascii="Wingdings" w:hAnsi="Wingdings" w:hint="default"/>
-      </w:rPr>
-    </w:lvl>
-  </w:abstractNum>
   <w:abstractNum w:abstractNumId="3" w15:restartNumberingAfterBreak="0">
-    <w:nsid w:val="0B0622F2"/>
-    <w:multiLevelType w:val="hybridMultilevel"/>
-    <w:tmpl w:val="A134C850"/>
-    <w:lvl w:ilvl="0" w:tplc="4009000B">
-      <w:start w:val="1"/>
-      <w:numFmt w:val="bullet"/>
-      <w:lvlText w:val=""/>
-      <w:lvlJc w:val="left"/>
-      <w:pPr>
-        <w:ind w:left="1120" w:hanging="360"/>
-      </w:pPr>
-      <w:rPr>
-        <w:rFonts w:ascii="Wingdings" w:hAnsi="Wingdings" w:hint="default"/>
-      </w:rPr>
-    </w:lvl>
-    <w:lvl w:ilvl="1" w:tplc="40090003" w:tentative="1">
-      <w:start w:val="1"/>
-      <w:numFmt w:val="bullet"/>
-      <w:lvlText w:val="o"/>
-      <w:lvlJc w:val="left"/>
-      <w:pPr>
-        <w:ind w:left="1840" w:hanging="360"/>
-      </w:pPr>
-      <w:rPr>
-        <w:rFonts w:ascii="Courier New" w:hAnsi="Courier New" w:cs="Courier New" w:hint="default"/>
-      </w:rPr>
-    </w:lvl>
-    <w:lvl w:ilvl="2" w:tplc="40090005" w:tentative="1">
-      <w:start w:val="1"/>
-      <w:numFmt w:val="bullet"/>
-      <w:lvlText w:val=""/>
-      <w:lvlJc w:val="left"/>
-      <w:pPr>
-        <w:ind w:left="2560" w:hanging="360"/>
-      </w:pPr>
-      <w:rPr>
-        <w:rFonts w:ascii="Wingdings" w:hAnsi="Wingdings" w:hint="default"/>
-      </w:rPr>
-    </w:lvl>
-    <w:lvl w:ilvl="3" w:tplc="40090001" w:tentative="1">
-      <w:start w:val="1"/>
-      <w:numFmt w:val="bullet"/>
-      <w:lvlText w:val=""/>
-      <w:lvlJc w:val="left"/>
-      <w:pPr>
-        <w:ind w:left="3280" w:hanging="360"/>
-      </w:pPr>
-      <w:rPr>
-        <w:rFonts w:ascii="Symbol" w:hAnsi="Symbol" w:hint="default"/>
-      </w:rPr>
-    </w:lvl>
-    <w:lvl w:ilvl="4" w:tplc="40090003" w:tentative="1">
-      <w:start w:val="1"/>
-      <w:numFmt w:val="bullet"/>
-      <w:lvlText w:val="o"/>
-      <w:lvlJc w:val="left"/>
-      <w:pPr>
-        <w:ind w:left="4000" w:hanging="360"/>
-      </w:pPr>
-      <w:rPr>
-        <w:rFonts w:ascii="Courier New" w:hAnsi="Courier New" w:cs="Courier New" w:hint="default"/>
-      </w:rPr>
-    </w:lvl>
-    <w:lvl w:ilvl="5" w:tplc="40090005" w:tentative="1">
-      <w:start w:val="1"/>
-      <w:numFmt w:val="bullet"/>
-      <w:lvlText w:val=""/>
-      <w:lvlJc w:val="left"/>
-      <w:pPr>
-        <w:ind w:left="4720" w:hanging="360"/>
-      </w:pPr>
-      <w:rPr>
-        <w:rFonts w:ascii="Wingdings" w:hAnsi="Wingdings" w:hint="default"/>
-      </w:rPr>
-    </w:lvl>
-    <w:lvl w:ilvl="6" w:tplc="40090001" w:tentative="1">
-      <w:start w:val="1"/>
-      <w:numFmt w:val="bullet"/>
-      <w:lvlText w:val=""/>
-      <w:lvlJc w:val="left"/>
-      <w:pPr>
-        <w:ind w:left="5440" w:hanging="360"/>
-      </w:pPr>
-      <w:rPr>
-        <w:rFonts w:ascii="Symbol" w:hAnsi="Symbol" w:hint="default"/>
-      </w:rPr>
-    </w:lvl>
-    <w:lvl w:ilvl="7" w:tplc="40090003" w:tentative="1">
-      <w:start w:val="1"/>
-      <w:numFmt w:val="bullet"/>
-      <w:lvlText w:val="o"/>
-      <w:lvlJc w:val="left"/>
-      <w:pPr>
-        <w:ind w:left="6160" w:hanging="360"/>
-      </w:pPr>
-      <w:rPr>
-        <w:rFonts w:ascii="Courier New" w:hAnsi="Courier New" w:cs="Courier New" w:hint="default"/>
-      </w:rPr>
-    </w:lvl>
-    <w:lvl w:ilvl="8" w:tplc="40090005" w:tentative="1">
-      <w:start w:val="1"/>
-      <w:numFmt w:val="bullet"/>
-      <w:lvlText w:val=""/>
-      <w:lvlJc w:val="left"/>
-      <w:pPr>
-        <w:ind w:left="6880" w:hanging="360"/>
-      </w:pPr>
-      <w:rPr>
-        <w:rFonts w:ascii="Wingdings" w:hAnsi="Wingdings" w:hint="default"/>
-      </w:rPr>
-    </w:lvl>
-  </w:abstractNum>
-  <w:abstractNum w:abstractNumId="4" w15:restartNumberingAfterBreak="0">
     <w:nsid w:val="0D743D1F"/>
     <w:multiLevelType w:val="hybridMultilevel"/>
     <w:tmpl w:val="2DB280B0"/>
@@ -8826,10 +10484,123 @@
       </w:pPr>
     </w:lvl>
   </w:abstractNum>
-  <w:abstractNum w:abstractNumId="5" w15:restartNumberingAfterBreak="0">
+  <w:abstractNum w:abstractNumId="4" w15:restartNumberingAfterBreak="0">
     <w:nsid w:val="0F7D6AA2"/>
     <w:multiLevelType w:val="hybridMultilevel"/>
     <w:tmpl w:val="1E34183E"/>
+    <w:lvl w:ilvl="0" w:tplc="4009000B">
+      <w:start w:val="1"/>
+      <w:numFmt w:val="bullet"/>
+      <w:lvlText w:val=""/>
+      <w:lvlJc w:val="left"/>
+      <w:pPr>
+        <w:ind w:left="1120" w:hanging="360"/>
+      </w:pPr>
+      <w:rPr>
+        <w:rFonts w:ascii="Wingdings" w:hAnsi="Wingdings" w:hint="default"/>
+      </w:rPr>
+    </w:lvl>
+    <w:lvl w:ilvl="1" w:tplc="40090003" w:tentative="1">
+      <w:start w:val="1"/>
+      <w:numFmt w:val="bullet"/>
+      <w:lvlText w:val="o"/>
+      <w:lvlJc w:val="left"/>
+      <w:pPr>
+        <w:ind w:left="1840" w:hanging="360"/>
+      </w:pPr>
+      <w:rPr>
+        <w:rFonts w:ascii="Courier New" w:hAnsi="Courier New" w:cs="Courier New" w:hint="default"/>
+      </w:rPr>
+    </w:lvl>
+    <w:lvl w:ilvl="2" w:tplc="40090005" w:tentative="1">
+      <w:start w:val="1"/>
+      <w:numFmt w:val="bullet"/>
+      <w:lvlText w:val=""/>
+      <w:lvlJc w:val="left"/>
+      <w:pPr>
+        <w:ind w:left="2560" w:hanging="360"/>
+      </w:pPr>
+      <w:rPr>
+        <w:rFonts w:ascii="Wingdings" w:hAnsi="Wingdings" w:hint="default"/>
+      </w:rPr>
+    </w:lvl>
+    <w:lvl w:ilvl="3" w:tplc="40090001" w:tentative="1">
+      <w:start w:val="1"/>
+      <w:numFmt w:val="bullet"/>
+      <w:lvlText w:val=""/>
+      <w:lvlJc w:val="left"/>
+      <w:pPr>
+        <w:ind w:left="3280" w:hanging="360"/>
+      </w:pPr>
+      <w:rPr>
+        <w:rFonts w:ascii="Symbol" w:hAnsi="Symbol" w:hint="default"/>
+      </w:rPr>
+    </w:lvl>
+    <w:lvl w:ilvl="4" w:tplc="40090003" w:tentative="1">
+      <w:start w:val="1"/>
+      <w:numFmt w:val="bullet"/>
+      <w:lvlText w:val="o"/>
+      <w:lvlJc w:val="left"/>
+      <w:pPr>
+        <w:ind w:left="4000" w:hanging="360"/>
+      </w:pPr>
+      <w:rPr>
+        <w:rFonts w:ascii="Courier New" w:hAnsi="Courier New" w:cs="Courier New" w:hint="default"/>
+      </w:rPr>
+    </w:lvl>
+    <w:lvl w:ilvl="5" w:tplc="40090005" w:tentative="1">
+      <w:start w:val="1"/>
+      <w:numFmt w:val="bullet"/>
+      <w:lvlText w:val=""/>
+      <w:lvlJc w:val="left"/>
+      <w:pPr>
+        <w:ind w:left="4720" w:hanging="360"/>
+      </w:pPr>
+      <w:rPr>
+        <w:rFonts w:ascii="Wingdings" w:hAnsi="Wingdings" w:hint="default"/>
+      </w:rPr>
+    </w:lvl>
+    <w:lvl w:ilvl="6" w:tplc="40090001" w:tentative="1">
+      <w:start w:val="1"/>
+      <w:numFmt w:val="bullet"/>
+      <w:lvlText w:val=""/>
+      <w:lvlJc w:val="left"/>
+      <w:pPr>
+        <w:ind w:left="5440" w:hanging="360"/>
+      </w:pPr>
+      <w:rPr>
+        <w:rFonts w:ascii="Symbol" w:hAnsi="Symbol" w:hint="default"/>
+      </w:rPr>
+    </w:lvl>
+    <w:lvl w:ilvl="7" w:tplc="40090003" w:tentative="1">
+      <w:start w:val="1"/>
+      <w:numFmt w:val="bullet"/>
+      <w:lvlText w:val="o"/>
+      <w:lvlJc w:val="left"/>
+      <w:pPr>
+        <w:ind w:left="6160" w:hanging="360"/>
+      </w:pPr>
+      <w:rPr>
+        <w:rFonts w:ascii="Courier New" w:hAnsi="Courier New" w:cs="Courier New" w:hint="default"/>
+      </w:rPr>
+    </w:lvl>
+    <w:lvl w:ilvl="8" w:tplc="40090005" w:tentative="1">
+      <w:start w:val="1"/>
+      <w:numFmt w:val="bullet"/>
+      <w:lvlText w:val=""/>
+      <w:lvlJc w:val="left"/>
+      <w:pPr>
+        <w:ind w:left="6880" w:hanging="360"/>
+      </w:pPr>
+      <w:rPr>
+        <w:rFonts w:ascii="Wingdings" w:hAnsi="Wingdings" w:hint="default"/>
+      </w:rPr>
+    </w:lvl>
+  </w:abstractNum>
+  <w:abstractNum w:abstractNumId="5" w15:restartNumberingAfterBreak="0">
+    <w:nsid w:val="110C1F0A"/>
+    <w:multiLevelType w:val="hybridMultilevel"/>
+    <w:tmpl w:val="12800908"/>
     <w:lvl w:ilvl="0" w:tplc="4009000B">
       <w:start w:val="1"/>
       <w:numFmt w:val="bullet"/>
@@ -9727,9 +11498,9 @@
     </w:lvl>
   </w:abstractNum>
   <w:abstractNum w:abstractNumId="13" w15:restartNumberingAfterBreak="0">
-    <w:nsid w:val="252E7E14"/>
+    <w:nsid w:val="244E0056"/>
     <w:multiLevelType w:val="hybridMultilevel"/>
-    <w:tmpl w:val="1BA610EE"/>
+    <w:tmpl w:val="0DFAAEE2"/>
     <w:lvl w:ilvl="0" w:tplc="4009000B">
       <w:start w:val="1"/>
       <w:numFmt w:val="bullet"/>
@@ -10179,112 +11950,116 @@
     </w:lvl>
   </w:abstractNum>
   <w:abstractNum w:abstractNumId="17" w15:restartNumberingAfterBreak="0">
-    <w:nsid w:val="2FFC261B"/>
+    <w:nsid w:val="2F325EA5"/>
     <w:multiLevelType w:val="hybridMultilevel"/>
-    <w:tmpl w:val="0B82D880"/>
-    <w:lvl w:ilvl="0" w:tplc="21FC089C">
+    <w:tmpl w:val="4880CD62"/>
+    <w:lvl w:ilvl="0" w:tplc="4009000B">
+      <w:start w:val="1"/>
+      <w:numFmt w:val="bullet"/>
+      <w:lvlText w:val=""/>
+      <w:lvlJc w:val="left"/>
+      <w:pPr>
+        <w:ind w:left="1120" w:hanging="360"/>
+      </w:pPr>
+      <w:rPr>
+        <w:rFonts w:ascii="Wingdings" w:hAnsi="Wingdings" w:hint="default"/>
+      </w:rPr>
+    </w:lvl>
+    <w:lvl w:ilvl="1" w:tplc="40090003" w:tentative="1">
+      <w:start w:val="1"/>
+      <w:numFmt w:val="bullet"/>
+      <w:lvlText w:val="o"/>
+      <w:lvlJc w:val="left"/>
+      <w:pPr>
+        <w:ind w:left="1840" w:hanging="360"/>
+      </w:pPr>
+      <w:rPr>
+        <w:rFonts w:ascii="Courier New" w:hAnsi="Courier New" w:cs="Courier New" w:hint="default"/>
+      </w:rPr>
+    </w:lvl>
+    <w:lvl w:ilvl="2" w:tplc="40090005" w:tentative="1">
+      <w:start w:val="1"/>
+      <w:numFmt w:val="bullet"/>
+      <w:lvlText w:val=""/>
+      <w:lvlJc w:val="left"/>
+      <w:pPr>
+        <w:ind w:left="2560" w:hanging="360"/>
+      </w:pPr>
+      <w:rPr>
+        <w:rFonts w:ascii="Wingdings" w:hAnsi="Wingdings" w:hint="default"/>
+      </w:rPr>
+    </w:lvl>
+    <w:lvl w:ilvl="3" w:tplc="40090001" w:tentative="1">
       <w:start w:val="1"/>
       <w:numFmt w:val="bullet"/>
       <w:lvlText w:val=""/>
       <w:lvlJc w:val="left"/>
       <w:pPr>
-        <w:ind w:left="400" w:hanging="360"/>
-      </w:pPr>
-      <w:rPr>
-        <w:rFonts w:ascii="Symbol" w:hAnsi="Symbol"/>
-      </w:rPr>
-    </w:lvl>
-    <w:lvl w:ilvl="1" w:tplc="A69E639E">
+        <w:ind w:left="3280" w:hanging="360"/>
+      </w:pPr>
+      <w:rPr>
+        <w:rFonts w:ascii="Symbol" w:hAnsi="Symbol" w:hint="default"/>
+      </w:rPr>
+    </w:lvl>
+    <w:lvl w:ilvl="4" w:tplc="40090003" w:tentative="1">
       <w:start w:val="1"/>
       <w:numFmt w:val="bullet"/>
       <w:lvlText w:val="o"/>
       <w:lvlJc w:val="left"/>
       <w:pPr>
-        <w:ind w:left="800" w:hanging="360"/>
-      </w:pPr>
-      <w:rPr>
-        <w:rFonts w:ascii="Courier New" w:hAnsi="Courier New"/>
-      </w:rPr>
-    </w:lvl>
-    <w:lvl w:ilvl="2" w:tplc="037E3CBE">
+        <w:ind w:left="4000" w:hanging="360"/>
+      </w:pPr>
+      <w:rPr>
+        <w:rFonts w:ascii="Courier New" w:hAnsi="Courier New" w:cs="Courier New" w:hint="default"/>
+      </w:rPr>
+    </w:lvl>
+    <w:lvl w:ilvl="5" w:tplc="40090005" w:tentative="1">
       <w:start w:val="1"/>
       <w:numFmt w:val="bullet"/>
       <w:lvlText w:val=""/>
       <w:lvlJc w:val="left"/>
       <w:pPr>
-        <w:ind w:left="1200" w:hanging="360"/>
-      </w:pPr>
-      <w:rPr>
-        <w:rFonts w:ascii="Wingdings" w:hAnsi="Wingdings"/>
-      </w:rPr>
-    </w:lvl>
-    <w:lvl w:ilvl="3" w:tplc="9828AB62">
+        <w:ind w:left="4720" w:hanging="360"/>
+      </w:pPr>
+      <w:rPr>
+        <w:rFonts w:ascii="Wingdings" w:hAnsi="Wingdings" w:hint="default"/>
+      </w:rPr>
+    </w:lvl>
+    <w:lvl w:ilvl="6" w:tplc="40090001" w:tentative="1">
       <w:start w:val="1"/>
       <w:numFmt w:val="bullet"/>
       <w:lvlText w:val=""/>
       <w:lvlJc w:val="left"/>
       <w:pPr>
-        <w:ind w:left="1600" w:hanging="360"/>
-      </w:pPr>
-      <w:rPr>
-        <w:rFonts w:ascii="Symbol" w:hAnsi="Symbol"/>
-      </w:rPr>
-    </w:lvl>
-    <w:lvl w:ilvl="4" w:tplc="80C82200">
+        <w:ind w:left="5440" w:hanging="360"/>
+      </w:pPr>
+      <w:rPr>
+        <w:rFonts w:ascii="Symbol" w:hAnsi="Symbol" w:hint="default"/>
+      </w:rPr>
+    </w:lvl>
+    <w:lvl w:ilvl="7" w:tplc="40090003" w:tentative="1">
       <w:start w:val="1"/>
       <w:numFmt w:val="bullet"/>
       <w:lvlText w:val="o"/>
       <w:lvlJc w:val="left"/>
       <w:pPr>
-        <w:ind w:left="2000" w:hanging="360"/>
-      </w:pPr>
-      <w:rPr>
-        <w:rFonts w:ascii="Courier New" w:hAnsi="Courier New"/>
-      </w:rPr>
-    </w:lvl>
-    <w:lvl w:ilvl="5" w:tplc="CA9C8026">
+        <w:ind w:left="6160" w:hanging="360"/>
+      </w:pPr>
+      <w:rPr>
+        <w:rFonts w:ascii="Courier New" w:hAnsi="Courier New" w:cs="Courier New" w:hint="default"/>
+      </w:rPr>
+    </w:lvl>
+    <w:lvl w:ilvl="8" w:tplc="40090005" w:tentative="1">
       <w:start w:val="1"/>
       <w:numFmt w:val="bullet"/>
       <w:lvlText w:val=""/>
       <w:lvlJc w:val="left"/>
       <w:pPr>
-        <w:ind w:left="2400" w:hanging="360"/>
-      </w:pPr>
-      <w:rPr>
-        <w:rFonts w:ascii="Wingdings" w:hAnsi="Wingdings"/>
-      </w:rPr>
-    </w:lvl>
-    <w:lvl w:ilvl="6" w:tplc="CE9603BA">
-      <w:start w:val="1"/>
-      <w:numFmt w:val="bullet"/>
-      <w:lvlText w:val=""/>
-      <w:lvlJc w:val="left"/>
-      <w:pPr>
-        <w:ind w:left="2800" w:hanging="360"/>
-      </w:pPr>
-      <w:rPr>
-        <w:rFonts w:ascii="Symbol" w:hAnsi="Symbol"/>
-      </w:rPr>
-    </w:lvl>
-    <w:lvl w:ilvl="7" w:tplc="5636B4DE">
-      <w:start w:val="1"/>
-      <w:numFmt w:val="bullet"/>
-      <w:lvlText w:val="o"/>
-      <w:lvlJc w:val="left"/>
-      <w:pPr>
-        <w:ind w:left="3200" w:hanging="360"/>
-      </w:pPr>
-      <w:rPr>
-        <w:rFonts w:ascii="Courier New" w:hAnsi="Courier New"/>
-      </w:rPr>
-    </w:lvl>
-    <w:lvl w:ilvl="8" w:tplc="1DAA5354">
-      <w:numFmt w:val="decimal"/>
-      <w:lvlText w:val=""/>
-      <w:lvlJc w:val="left"/>
-      <w:pPr>
-        <w:ind w:left="0" w:firstLine="0"/>
-      </w:pPr>
+        <w:ind w:left="6880" w:hanging="360"/>
+      </w:pPr>
+      <w:rPr>
+        <w:rFonts w:ascii="Wingdings" w:hAnsi="Wingdings" w:hint="default"/>
+      </w:rPr>
     </w:lvl>
   </w:abstractNum>
   <w:abstractNum w:abstractNumId="18" w15:restartNumberingAfterBreak="0">
@@ -10401,6 +12176,232 @@
     </w:lvl>
   </w:abstractNum>
   <w:abstractNum w:abstractNumId="19" w15:restartNumberingAfterBreak="0">
+    <w:nsid w:val="32C32B4A"/>
+    <w:multiLevelType w:val="hybridMultilevel"/>
+    <w:tmpl w:val="01CAE6DC"/>
+    <w:lvl w:ilvl="0" w:tplc="4009000B">
+      <w:start w:val="1"/>
+      <w:numFmt w:val="bullet"/>
+      <w:lvlText w:val=""/>
+      <w:lvlJc w:val="left"/>
+      <w:pPr>
+        <w:ind w:left="1120" w:hanging="360"/>
+      </w:pPr>
+      <w:rPr>
+        <w:rFonts w:ascii="Wingdings" w:hAnsi="Wingdings" w:hint="default"/>
+      </w:rPr>
+    </w:lvl>
+    <w:lvl w:ilvl="1" w:tplc="40090003" w:tentative="1">
+      <w:start w:val="1"/>
+      <w:numFmt w:val="bullet"/>
+      <w:lvlText w:val="o"/>
+      <w:lvlJc w:val="left"/>
+      <w:pPr>
+        <w:ind w:left="1840" w:hanging="360"/>
+      </w:pPr>
+      <w:rPr>
+        <w:rFonts w:ascii="Courier New" w:hAnsi="Courier New" w:cs="Courier New" w:hint="default"/>
+      </w:rPr>
+    </w:lvl>
+    <w:lvl w:ilvl="2" w:tplc="40090005" w:tentative="1">
+      <w:start w:val="1"/>
+      <w:numFmt w:val="bullet"/>
+      <w:lvlText w:val=""/>
+      <w:lvlJc w:val="left"/>
+      <w:pPr>
+        <w:ind w:left="2560" w:hanging="360"/>
+      </w:pPr>
+      <w:rPr>
+        <w:rFonts w:ascii="Wingdings" w:hAnsi="Wingdings" w:hint="default"/>
+      </w:rPr>
+    </w:lvl>
+    <w:lvl w:ilvl="3" w:tplc="40090001" w:tentative="1">
+      <w:start w:val="1"/>
+      <w:numFmt w:val="bullet"/>
+      <w:lvlText w:val=""/>
+      <w:lvlJc w:val="left"/>
+      <w:pPr>
+        <w:ind w:left="3280" w:hanging="360"/>
+      </w:pPr>
+      <w:rPr>
+        <w:rFonts w:ascii="Symbol" w:hAnsi="Symbol" w:hint="default"/>
+      </w:rPr>
+    </w:lvl>
+    <w:lvl w:ilvl="4" w:tplc="40090003" w:tentative="1">
+      <w:start w:val="1"/>
+      <w:numFmt w:val="bullet"/>
+      <w:lvlText w:val="o"/>
+      <w:lvlJc w:val="left"/>
+      <w:pPr>
+        <w:ind w:left="4000" w:hanging="360"/>
+      </w:pPr>
+      <w:rPr>
+        <w:rFonts w:ascii="Courier New" w:hAnsi="Courier New" w:cs="Courier New" w:hint="default"/>
+      </w:rPr>
+    </w:lvl>
+    <w:lvl w:ilvl="5" w:tplc="40090005" w:tentative="1">
+      <w:start w:val="1"/>
+      <w:numFmt w:val="bullet"/>
+      <w:lvlText w:val=""/>
+      <w:lvlJc w:val="left"/>
+      <w:pPr>
+        <w:ind w:left="4720" w:hanging="360"/>
+      </w:pPr>
+      <w:rPr>
+        <w:rFonts w:ascii="Wingdings" w:hAnsi="Wingdings" w:hint="default"/>
+      </w:rPr>
+    </w:lvl>
+    <w:lvl w:ilvl="6" w:tplc="40090001" w:tentative="1">
+      <w:start w:val="1"/>
+      <w:numFmt w:val="bullet"/>
+      <w:lvlText w:val=""/>
+      <w:lvlJc w:val="left"/>
+      <w:pPr>
+        <w:ind w:left="5440" w:hanging="360"/>
+      </w:pPr>
+      <w:rPr>
+        <w:rFonts w:ascii="Symbol" w:hAnsi="Symbol" w:hint="default"/>
+      </w:rPr>
+    </w:lvl>
+    <w:lvl w:ilvl="7" w:tplc="40090003" w:tentative="1">
+      <w:start w:val="1"/>
+      <w:numFmt w:val="bullet"/>
+      <w:lvlText w:val="o"/>
+      <w:lvlJc w:val="left"/>
+      <w:pPr>
+        <w:ind w:left="6160" w:hanging="360"/>
+      </w:pPr>
+      <w:rPr>
+        <w:rFonts w:ascii="Courier New" w:hAnsi="Courier New" w:cs="Courier New" w:hint="default"/>
+      </w:rPr>
+    </w:lvl>
+    <w:lvl w:ilvl="8" w:tplc="40090005" w:tentative="1">
+      <w:start w:val="1"/>
+      <w:numFmt w:val="bullet"/>
+      <w:lvlText w:val=""/>
+      <w:lvlJc w:val="left"/>
+      <w:pPr>
+        <w:ind w:left="6880" w:hanging="360"/>
+      </w:pPr>
+      <w:rPr>
+        <w:rFonts w:ascii="Wingdings" w:hAnsi="Wingdings" w:hint="default"/>
+      </w:rPr>
+    </w:lvl>
+  </w:abstractNum>
+  <w:abstractNum w:abstractNumId="20" w15:restartNumberingAfterBreak="0">
+    <w:nsid w:val="35553CF3"/>
+    <w:multiLevelType w:val="hybridMultilevel"/>
+    <w:tmpl w:val="DA50D502"/>
+    <w:lvl w:ilvl="0" w:tplc="4009000B">
+      <w:start w:val="1"/>
+      <w:numFmt w:val="bullet"/>
+      <w:lvlText w:val=""/>
+      <w:lvlJc w:val="left"/>
+      <w:pPr>
+        <w:ind w:left="1120" w:hanging="360"/>
+      </w:pPr>
+      <w:rPr>
+        <w:rFonts w:ascii="Wingdings" w:hAnsi="Wingdings" w:hint="default"/>
+      </w:rPr>
+    </w:lvl>
+    <w:lvl w:ilvl="1" w:tplc="40090003" w:tentative="1">
+      <w:start w:val="1"/>
+      <w:numFmt w:val="bullet"/>
+      <w:lvlText w:val="o"/>
+      <w:lvlJc w:val="left"/>
+      <w:pPr>
+        <w:ind w:left="1840" w:hanging="360"/>
+      </w:pPr>
+      <w:rPr>
+        <w:rFonts w:ascii="Courier New" w:hAnsi="Courier New" w:cs="Courier New" w:hint="default"/>
+      </w:rPr>
+    </w:lvl>
+    <w:lvl w:ilvl="2" w:tplc="40090005" w:tentative="1">
+      <w:start w:val="1"/>
+      <w:numFmt w:val="bullet"/>
+      <w:lvlText w:val=""/>
+      <w:lvlJc w:val="left"/>
+      <w:pPr>
+        <w:ind w:left="2560" w:hanging="360"/>
+      </w:pPr>
+      <w:rPr>
+        <w:rFonts w:ascii="Wingdings" w:hAnsi="Wingdings" w:hint="default"/>
+      </w:rPr>
+    </w:lvl>
+    <w:lvl w:ilvl="3" w:tplc="40090001" w:tentative="1">
+      <w:start w:val="1"/>
+      <w:numFmt w:val="bullet"/>
+      <w:lvlText w:val=""/>
+      <w:lvlJc w:val="left"/>
+      <w:pPr>
+        <w:ind w:left="3280" w:hanging="360"/>
+      </w:pPr>
+      <w:rPr>
+        <w:rFonts w:ascii="Symbol" w:hAnsi="Symbol" w:hint="default"/>
+      </w:rPr>
+    </w:lvl>
+    <w:lvl w:ilvl="4" w:tplc="40090003" w:tentative="1">
+      <w:start w:val="1"/>
+      <w:numFmt w:val="bullet"/>
+      <w:lvlText w:val="o"/>
+      <w:lvlJc w:val="left"/>
+      <w:pPr>
+        <w:ind w:left="4000" w:hanging="360"/>
+      </w:pPr>
+      <w:rPr>
+        <w:rFonts w:ascii="Courier New" w:hAnsi="Courier New" w:cs="Courier New" w:hint="default"/>
+      </w:rPr>
+    </w:lvl>
+    <w:lvl w:ilvl="5" w:tplc="40090005" w:tentative="1">
+      <w:start w:val="1"/>
+      <w:numFmt w:val="bullet"/>
+      <w:lvlText w:val=""/>
+      <w:lvlJc w:val="left"/>
+      <w:pPr>
+        <w:ind w:left="4720" w:hanging="360"/>
+      </w:pPr>
+      <w:rPr>
+        <w:rFonts w:ascii="Wingdings" w:hAnsi="Wingdings" w:hint="default"/>
+      </w:rPr>
+    </w:lvl>
+    <w:lvl w:ilvl="6" w:tplc="40090001" w:tentative="1">
+      <w:start w:val="1"/>
+      <w:numFmt w:val="bullet"/>
+      <w:lvlText w:val=""/>
+      <w:lvlJc w:val="left"/>
+      <w:pPr>
+        <w:ind w:left="5440" w:hanging="360"/>
+      </w:pPr>
+      <w:rPr>
+        <w:rFonts w:ascii="Symbol" w:hAnsi="Symbol" w:hint="default"/>
+      </w:rPr>
+    </w:lvl>
+    <w:lvl w:ilvl="7" w:tplc="40090003" w:tentative="1">
+      <w:start w:val="1"/>
+      <w:numFmt w:val="bullet"/>
+      <w:lvlText w:val="o"/>
+      <w:lvlJc w:val="left"/>
+      <w:pPr>
+        <w:ind w:left="6160" w:hanging="360"/>
+      </w:pPr>
+      <w:rPr>
+        <w:rFonts w:ascii="Courier New" w:hAnsi="Courier New" w:cs="Courier New" w:hint="default"/>
+      </w:rPr>
+    </w:lvl>
+    <w:lvl w:ilvl="8" w:tplc="40090005" w:tentative="1">
+      <w:start w:val="1"/>
+      <w:numFmt w:val="bullet"/>
+      <w:lvlText w:val=""/>
+      <w:lvlJc w:val="left"/>
+      <w:pPr>
+        <w:ind w:left="6880" w:hanging="360"/>
+      </w:pPr>
+      <w:rPr>
+        <w:rFonts w:ascii="Wingdings" w:hAnsi="Wingdings" w:hint="default"/>
+      </w:rPr>
+    </w:lvl>
+  </w:abstractNum>
+  <w:abstractNum w:abstractNumId="21" w15:restartNumberingAfterBreak="0">
     <w:nsid w:val="39582E41"/>
     <w:multiLevelType w:val="hybridMultilevel"/>
     <w:tmpl w:val="6EA8BB26"/>
@@ -10513,7 +12514,7 @@
       </w:rPr>
     </w:lvl>
   </w:abstractNum>
-  <w:abstractNum w:abstractNumId="20" w15:restartNumberingAfterBreak="0">
+  <w:abstractNum w:abstractNumId="22" w15:restartNumberingAfterBreak="0">
     <w:nsid w:val="39A6604F"/>
     <w:multiLevelType w:val="hybridMultilevel"/>
     <w:tmpl w:val="E4B8291E"/>
@@ -10626,10 +12627,10 @@
       </w:rPr>
     </w:lvl>
   </w:abstractNum>
-  <w:abstractNum w:abstractNumId="21" w15:restartNumberingAfterBreak="0">
-    <w:nsid w:val="3AF506B1"/>
+  <w:abstractNum w:abstractNumId="23" w15:restartNumberingAfterBreak="0">
+    <w:nsid w:val="41DC4A8F"/>
     <w:multiLevelType w:val="hybridMultilevel"/>
-    <w:tmpl w:val="02606EF8"/>
+    <w:tmpl w:val="19CE7D6E"/>
     <w:lvl w:ilvl="0" w:tplc="4009000B">
       <w:start w:val="1"/>
       <w:numFmt w:val="bullet"/>
@@ -10739,120 +12740,7 @@
       </w:rPr>
     </w:lvl>
   </w:abstractNum>
-  <w:abstractNum w:abstractNumId="22" w15:restartNumberingAfterBreak="0">
-    <w:nsid w:val="41866BD7"/>
-    <w:multiLevelType w:val="hybridMultilevel"/>
-    <w:tmpl w:val="A628F052"/>
-    <w:lvl w:ilvl="0" w:tplc="4009000B">
-      <w:start w:val="1"/>
-      <w:numFmt w:val="bullet"/>
-      <w:lvlText w:val=""/>
-      <w:lvlJc w:val="left"/>
-      <w:pPr>
-        <w:ind w:left="1120" w:hanging="360"/>
-      </w:pPr>
-      <w:rPr>
-        <w:rFonts w:ascii="Wingdings" w:hAnsi="Wingdings" w:hint="default"/>
-      </w:rPr>
-    </w:lvl>
-    <w:lvl w:ilvl="1" w:tplc="40090003" w:tentative="1">
-      <w:start w:val="1"/>
-      <w:numFmt w:val="bullet"/>
-      <w:lvlText w:val="o"/>
-      <w:lvlJc w:val="left"/>
-      <w:pPr>
-        <w:ind w:left="1840" w:hanging="360"/>
-      </w:pPr>
-      <w:rPr>
-        <w:rFonts w:ascii="Courier New" w:hAnsi="Courier New" w:cs="Courier New" w:hint="default"/>
-      </w:rPr>
-    </w:lvl>
-    <w:lvl w:ilvl="2" w:tplc="40090005" w:tentative="1">
-      <w:start w:val="1"/>
-      <w:numFmt w:val="bullet"/>
-      <w:lvlText w:val=""/>
-      <w:lvlJc w:val="left"/>
-      <w:pPr>
-        <w:ind w:left="2560" w:hanging="360"/>
-      </w:pPr>
-      <w:rPr>
-        <w:rFonts w:ascii="Wingdings" w:hAnsi="Wingdings" w:hint="default"/>
-      </w:rPr>
-    </w:lvl>
-    <w:lvl w:ilvl="3" w:tplc="40090001" w:tentative="1">
-      <w:start w:val="1"/>
-      <w:numFmt w:val="bullet"/>
-      <w:lvlText w:val=""/>
-      <w:lvlJc w:val="left"/>
-      <w:pPr>
-        <w:ind w:left="3280" w:hanging="360"/>
-      </w:pPr>
-      <w:rPr>
-        <w:rFonts w:ascii="Symbol" w:hAnsi="Symbol" w:hint="default"/>
-      </w:rPr>
-    </w:lvl>
-    <w:lvl w:ilvl="4" w:tplc="40090003" w:tentative="1">
-      <w:start w:val="1"/>
-      <w:numFmt w:val="bullet"/>
-      <w:lvlText w:val="o"/>
-      <w:lvlJc w:val="left"/>
-      <w:pPr>
-        <w:ind w:left="4000" w:hanging="360"/>
-      </w:pPr>
-      <w:rPr>
-        <w:rFonts w:ascii="Courier New" w:hAnsi="Courier New" w:cs="Courier New" w:hint="default"/>
-      </w:rPr>
-    </w:lvl>
-    <w:lvl w:ilvl="5" w:tplc="40090005" w:tentative="1">
-      <w:start w:val="1"/>
-      <w:numFmt w:val="bullet"/>
-      <w:lvlText w:val=""/>
-      <w:lvlJc w:val="left"/>
-      <w:pPr>
-        <w:ind w:left="4720" w:hanging="360"/>
-      </w:pPr>
-      <w:rPr>
-        <w:rFonts w:ascii="Wingdings" w:hAnsi="Wingdings" w:hint="default"/>
-      </w:rPr>
-    </w:lvl>
-    <w:lvl w:ilvl="6" w:tplc="40090001" w:tentative="1">
-      <w:start w:val="1"/>
-      <w:numFmt w:val="bullet"/>
-      <w:lvlText w:val=""/>
-      <w:lvlJc w:val="left"/>
-      <w:pPr>
-        <w:ind w:left="5440" w:hanging="360"/>
-      </w:pPr>
-      <w:rPr>
-        <w:rFonts w:ascii="Symbol" w:hAnsi="Symbol" w:hint="default"/>
-      </w:rPr>
-    </w:lvl>
-    <w:lvl w:ilvl="7" w:tplc="40090003" w:tentative="1">
-      <w:start w:val="1"/>
-      <w:numFmt w:val="bullet"/>
-      <w:lvlText w:val="o"/>
-      <w:lvlJc w:val="left"/>
-      <w:pPr>
-        <w:ind w:left="6160" w:hanging="360"/>
-      </w:pPr>
-      <w:rPr>
-        <w:rFonts w:ascii="Courier New" w:hAnsi="Courier New" w:cs="Courier New" w:hint="default"/>
-      </w:rPr>
-    </w:lvl>
-    <w:lvl w:ilvl="8" w:tplc="40090005" w:tentative="1">
-      <w:start w:val="1"/>
-      <w:numFmt w:val="bullet"/>
-      <w:lvlText w:val=""/>
-      <w:lvlJc w:val="left"/>
-      <w:pPr>
-        <w:ind w:left="6880" w:hanging="360"/>
-      </w:pPr>
-      <w:rPr>
-        <w:rFonts w:ascii="Wingdings" w:hAnsi="Wingdings" w:hint="default"/>
-      </w:rPr>
-    </w:lvl>
-  </w:abstractNum>
-  <w:abstractNum w:abstractNumId="23" w15:restartNumberingAfterBreak="0">
+  <w:abstractNum w:abstractNumId="24" w15:restartNumberingAfterBreak="0">
     <w:nsid w:val="41F21485"/>
     <w:multiLevelType w:val="hybridMultilevel"/>
     <w:tmpl w:val="BEF2DB6E"/>
@@ -10965,7 +12853,7 @@
       </w:rPr>
     </w:lvl>
   </w:abstractNum>
-  <w:abstractNum w:abstractNumId="24" w15:restartNumberingAfterBreak="0">
+  <w:abstractNum w:abstractNumId="25" w15:restartNumberingAfterBreak="0">
     <w:nsid w:val="43F66481"/>
     <w:multiLevelType w:val="hybridMultilevel"/>
     <w:tmpl w:val="0D5AA074"/>
@@ -11078,7 +12966,7 @@
       </w:rPr>
     </w:lvl>
   </w:abstractNum>
-  <w:abstractNum w:abstractNumId="25" w15:restartNumberingAfterBreak="0">
+  <w:abstractNum w:abstractNumId="26" w15:restartNumberingAfterBreak="0">
     <w:nsid w:val="475F4735"/>
     <w:multiLevelType w:val="hybridMultilevel"/>
     <w:tmpl w:val="FA029FFA"/>
@@ -11191,233 +13079,7 @@
       </w:rPr>
     </w:lvl>
   </w:abstractNum>
-  <w:abstractNum w:abstractNumId="26" w15:restartNumberingAfterBreak="0">
-    <w:nsid w:val="4815038B"/>
-    <w:multiLevelType w:val="hybridMultilevel"/>
-    <w:tmpl w:val="1578EFD0"/>
-    <w:lvl w:ilvl="0" w:tplc="4009000D">
-      <w:start w:val="1"/>
-      <w:numFmt w:val="bullet"/>
-      <w:lvlText w:val=""/>
-      <w:lvlJc w:val="left"/>
-      <w:pPr>
-        <w:ind w:left="1851" w:hanging="360"/>
-      </w:pPr>
-      <w:rPr>
-        <w:rFonts w:ascii="Wingdings" w:hAnsi="Wingdings" w:hint="default"/>
-      </w:rPr>
-    </w:lvl>
-    <w:lvl w:ilvl="1" w:tplc="40090003" w:tentative="1">
-      <w:start w:val="1"/>
-      <w:numFmt w:val="bullet"/>
-      <w:lvlText w:val="o"/>
-      <w:lvlJc w:val="left"/>
-      <w:pPr>
-        <w:ind w:left="2571" w:hanging="360"/>
-      </w:pPr>
-      <w:rPr>
-        <w:rFonts w:ascii="Courier New" w:hAnsi="Courier New" w:cs="Courier New" w:hint="default"/>
-      </w:rPr>
-    </w:lvl>
-    <w:lvl w:ilvl="2" w:tplc="40090005" w:tentative="1">
-      <w:start w:val="1"/>
-      <w:numFmt w:val="bullet"/>
-      <w:lvlText w:val=""/>
-      <w:lvlJc w:val="left"/>
-      <w:pPr>
-        <w:ind w:left="3291" w:hanging="360"/>
-      </w:pPr>
-      <w:rPr>
-        <w:rFonts w:ascii="Wingdings" w:hAnsi="Wingdings" w:hint="default"/>
-      </w:rPr>
-    </w:lvl>
-    <w:lvl w:ilvl="3" w:tplc="40090001" w:tentative="1">
-      <w:start w:val="1"/>
-      <w:numFmt w:val="bullet"/>
-      <w:lvlText w:val=""/>
-      <w:lvlJc w:val="left"/>
-      <w:pPr>
-        <w:ind w:left="4011" w:hanging="360"/>
-      </w:pPr>
-      <w:rPr>
-        <w:rFonts w:ascii="Symbol" w:hAnsi="Symbol" w:hint="default"/>
-      </w:rPr>
-    </w:lvl>
-    <w:lvl w:ilvl="4" w:tplc="40090003" w:tentative="1">
-      <w:start w:val="1"/>
-      <w:numFmt w:val="bullet"/>
-      <w:lvlText w:val="o"/>
-      <w:lvlJc w:val="left"/>
-      <w:pPr>
-        <w:ind w:left="4731" w:hanging="360"/>
-      </w:pPr>
-      <w:rPr>
-        <w:rFonts w:ascii="Courier New" w:hAnsi="Courier New" w:cs="Courier New" w:hint="default"/>
-      </w:rPr>
-    </w:lvl>
-    <w:lvl w:ilvl="5" w:tplc="40090005" w:tentative="1">
-      <w:start w:val="1"/>
-      <w:numFmt w:val="bullet"/>
-      <w:lvlText w:val=""/>
-      <w:lvlJc w:val="left"/>
-      <w:pPr>
-        <w:ind w:left="5451" w:hanging="360"/>
-      </w:pPr>
-      <w:rPr>
-        <w:rFonts w:ascii="Wingdings" w:hAnsi="Wingdings" w:hint="default"/>
-      </w:rPr>
-    </w:lvl>
-    <w:lvl w:ilvl="6" w:tplc="40090001" w:tentative="1">
-      <w:start w:val="1"/>
-      <w:numFmt w:val="bullet"/>
-      <w:lvlText w:val=""/>
-      <w:lvlJc w:val="left"/>
-      <w:pPr>
-        <w:ind w:left="6171" w:hanging="360"/>
-      </w:pPr>
-      <w:rPr>
-        <w:rFonts w:ascii="Symbol" w:hAnsi="Symbol" w:hint="default"/>
-      </w:rPr>
-    </w:lvl>
-    <w:lvl w:ilvl="7" w:tplc="40090003" w:tentative="1">
-      <w:start w:val="1"/>
-      <w:numFmt w:val="bullet"/>
-      <w:lvlText w:val="o"/>
-      <w:lvlJc w:val="left"/>
-      <w:pPr>
-        <w:ind w:left="6891" w:hanging="360"/>
-      </w:pPr>
-      <w:rPr>
-        <w:rFonts w:ascii="Courier New" w:hAnsi="Courier New" w:cs="Courier New" w:hint="default"/>
-      </w:rPr>
-    </w:lvl>
-    <w:lvl w:ilvl="8" w:tplc="40090005" w:tentative="1">
-      <w:start w:val="1"/>
-      <w:numFmt w:val="bullet"/>
-      <w:lvlText w:val=""/>
-      <w:lvlJc w:val="left"/>
-      <w:pPr>
-        <w:ind w:left="7611" w:hanging="360"/>
-      </w:pPr>
-      <w:rPr>
-        <w:rFonts w:ascii="Wingdings" w:hAnsi="Wingdings" w:hint="default"/>
-      </w:rPr>
-    </w:lvl>
-  </w:abstractNum>
   <w:abstractNum w:abstractNumId="27" w15:restartNumberingAfterBreak="0">
-    <w:nsid w:val="4A0B4D1E"/>
-    <w:multiLevelType w:val="hybridMultilevel"/>
-    <w:tmpl w:val="5BAA098A"/>
-    <w:lvl w:ilvl="0" w:tplc="488C9D1E">
-      <w:start w:val="1"/>
-      <w:numFmt w:val="bullet"/>
-      <w:lvlText w:val=""/>
-      <w:lvlJc w:val="left"/>
-      <w:pPr>
-        <w:ind w:left="1426" w:hanging="360"/>
-      </w:pPr>
-      <w:rPr>
-        <w:rFonts w:ascii="Symbol" w:hAnsi="Symbol" w:hint="default"/>
-      </w:rPr>
-    </w:lvl>
-    <w:lvl w:ilvl="1" w:tplc="40090003" w:tentative="1">
-      <w:start w:val="1"/>
-      <w:numFmt w:val="bullet"/>
-      <w:lvlText w:val="o"/>
-      <w:lvlJc w:val="left"/>
-      <w:pPr>
-        <w:ind w:left="2146" w:hanging="360"/>
-      </w:pPr>
-      <w:rPr>
-        <w:rFonts w:ascii="Courier New" w:hAnsi="Courier New" w:cs="Courier New" w:hint="default"/>
-      </w:rPr>
-    </w:lvl>
-    <w:lvl w:ilvl="2" w:tplc="40090005" w:tentative="1">
-      <w:start w:val="1"/>
-      <w:numFmt w:val="bullet"/>
-      <w:lvlText w:val=""/>
-      <w:lvlJc w:val="left"/>
-      <w:pPr>
-        <w:ind w:left="2866" w:hanging="360"/>
-      </w:pPr>
-      <w:rPr>
-        <w:rFonts w:ascii="Wingdings" w:hAnsi="Wingdings" w:hint="default"/>
-      </w:rPr>
-    </w:lvl>
-    <w:lvl w:ilvl="3" w:tplc="40090001" w:tentative="1">
-      <w:start w:val="1"/>
-      <w:numFmt w:val="bullet"/>
-      <w:lvlText w:val=""/>
-      <w:lvlJc w:val="left"/>
-      <w:pPr>
-        <w:ind w:left="3586" w:hanging="360"/>
-      </w:pPr>
-      <w:rPr>
-        <w:rFonts w:ascii="Symbol" w:hAnsi="Symbol" w:hint="default"/>
-      </w:rPr>
-    </w:lvl>
-    <w:lvl w:ilvl="4" w:tplc="40090003" w:tentative="1">
-      <w:start w:val="1"/>
-      <w:numFmt w:val="bullet"/>
-      <w:lvlText w:val="o"/>
-      <w:lvlJc w:val="left"/>
-      <w:pPr>
-        <w:ind w:left="4306" w:hanging="360"/>
-      </w:pPr>
-      <w:rPr>
-        <w:rFonts w:ascii="Courier New" w:hAnsi="Courier New" w:cs="Courier New" w:hint="default"/>
-      </w:rPr>
-    </w:lvl>
-    <w:lvl w:ilvl="5" w:tplc="40090005" w:tentative="1">
-      <w:start w:val="1"/>
-      <w:numFmt w:val="bullet"/>
-      <w:lvlText w:val=""/>
-      <w:lvlJc w:val="left"/>
-      <w:pPr>
-        <w:ind w:left="5026" w:hanging="360"/>
-      </w:pPr>
-      <w:rPr>
-        <w:rFonts w:ascii="Wingdings" w:hAnsi="Wingdings" w:hint="default"/>
-      </w:rPr>
-    </w:lvl>
-    <w:lvl w:ilvl="6" w:tplc="40090001" w:tentative="1">
-      <w:start w:val="1"/>
-      <w:numFmt w:val="bullet"/>
-      <w:lvlText w:val=""/>
-      <w:lvlJc w:val="left"/>
-      <w:pPr>
-        <w:ind w:left="5746" w:hanging="360"/>
-      </w:pPr>
-      <w:rPr>
-        <w:rFonts w:ascii="Symbol" w:hAnsi="Symbol" w:hint="default"/>
-      </w:rPr>
-    </w:lvl>
-    <w:lvl w:ilvl="7" w:tplc="40090003" w:tentative="1">
-      <w:start w:val="1"/>
-      <w:numFmt w:val="bullet"/>
-      <w:lvlText w:val="o"/>
-      <w:lvlJc w:val="left"/>
-      <w:pPr>
-        <w:ind w:left="6466" w:hanging="360"/>
-      </w:pPr>
-      <w:rPr>
-        <w:rFonts w:ascii="Courier New" w:hAnsi="Courier New" w:cs="Courier New" w:hint="default"/>
-      </w:rPr>
-    </w:lvl>
-    <w:lvl w:ilvl="8" w:tplc="40090005" w:tentative="1">
-      <w:start w:val="1"/>
-      <w:numFmt w:val="bullet"/>
-      <w:lvlText w:val=""/>
-      <w:lvlJc w:val="left"/>
-      <w:pPr>
-        <w:ind w:left="7186" w:hanging="360"/>
-      </w:pPr>
-      <w:rPr>
-        <w:rFonts w:ascii="Wingdings" w:hAnsi="Wingdings" w:hint="default"/>
-      </w:rPr>
-    </w:lvl>
-  </w:abstractNum>
-  <w:abstractNum w:abstractNumId="28" w15:restartNumberingAfterBreak="0">
     <w:nsid w:val="4C342B25"/>
     <w:multiLevelType w:val="hybridMultilevel"/>
     <w:tmpl w:val="B91CD8D8"/>
@@ -11530,10 +13192,123 @@
       </w:rPr>
     </w:lvl>
   </w:abstractNum>
-  <w:abstractNum w:abstractNumId="29" w15:restartNumberingAfterBreak="0">
+  <w:abstractNum w:abstractNumId="28" w15:restartNumberingAfterBreak="0">
     <w:nsid w:val="50E81B93"/>
     <w:multiLevelType w:val="hybridMultilevel"/>
     <w:tmpl w:val="FE8AB98C"/>
+    <w:lvl w:ilvl="0" w:tplc="4009000B">
+      <w:start w:val="1"/>
+      <w:numFmt w:val="bullet"/>
+      <w:lvlText w:val=""/>
+      <w:lvlJc w:val="left"/>
+      <w:pPr>
+        <w:ind w:left="1120" w:hanging="360"/>
+      </w:pPr>
+      <w:rPr>
+        <w:rFonts w:ascii="Wingdings" w:hAnsi="Wingdings" w:hint="default"/>
+      </w:rPr>
+    </w:lvl>
+    <w:lvl w:ilvl="1" w:tplc="40090003" w:tentative="1">
+      <w:start w:val="1"/>
+      <w:numFmt w:val="bullet"/>
+      <w:lvlText w:val="o"/>
+      <w:lvlJc w:val="left"/>
+      <w:pPr>
+        <w:ind w:left="1840" w:hanging="360"/>
+      </w:pPr>
+      <w:rPr>
+        <w:rFonts w:ascii="Courier New" w:hAnsi="Courier New" w:cs="Courier New" w:hint="default"/>
+      </w:rPr>
+    </w:lvl>
+    <w:lvl w:ilvl="2" w:tplc="40090005" w:tentative="1">
+      <w:start w:val="1"/>
+      <w:numFmt w:val="bullet"/>
+      <w:lvlText w:val=""/>
+      <w:lvlJc w:val="left"/>
+      <w:pPr>
+        <w:ind w:left="2560" w:hanging="360"/>
+      </w:pPr>
+      <w:rPr>
+        <w:rFonts w:ascii="Wingdings" w:hAnsi="Wingdings" w:hint="default"/>
+      </w:rPr>
+    </w:lvl>
+    <w:lvl w:ilvl="3" w:tplc="40090001" w:tentative="1">
+      <w:start w:val="1"/>
+      <w:numFmt w:val="bullet"/>
+      <w:lvlText w:val=""/>
+      <w:lvlJc w:val="left"/>
+      <w:pPr>
+        <w:ind w:left="3280" w:hanging="360"/>
+      </w:pPr>
+      <w:rPr>
+        <w:rFonts w:ascii="Symbol" w:hAnsi="Symbol" w:hint="default"/>
+      </w:rPr>
+    </w:lvl>
+    <w:lvl w:ilvl="4" w:tplc="40090003" w:tentative="1">
+      <w:start w:val="1"/>
+      <w:numFmt w:val="bullet"/>
+      <w:lvlText w:val="o"/>
+      <w:lvlJc w:val="left"/>
+      <w:pPr>
+        <w:ind w:left="4000" w:hanging="360"/>
+      </w:pPr>
+      <w:rPr>
+        <w:rFonts w:ascii="Courier New" w:hAnsi="Courier New" w:cs="Courier New" w:hint="default"/>
+      </w:rPr>
+    </w:lvl>
+    <w:lvl w:ilvl="5" w:tplc="40090005" w:tentative="1">
+      <w:start w:val="1"/>
+      <w:numFmt w:val="bullet"/>
+      <w:lvlText w:val=""/>
+      <w:lvlJc w:val="left"/>
+      <w:pPr>
+        <w:ind w:left="4720" w:hanging="360"/>
+      </w:pPr>
+      <w:rPr>
+        <w:rFonts w:ascii="Wingdings" w:hAnsi="Wingdings" w:hint="default"/>
+      </w:rPr>
+    </w:lvl>
+    <w:lvl w:ilvl="6" w:tplc="40090001" w:tentative="1">
+      <w:start w:val="1"/>
+      <w:numFmt w:val="bullet"/>
+      <w:lvlText w:val=""/>
+      <w:lvlJc w:val="left"/>
+      <w:pPr>
+        <w:ind w:left="5440" w:hanging="360"/>
+      </w:pPr>
+      <w:rPr>
+        <w:rFonts w:ascii="Symbol" w:hAnsi="Symbol" w:hint="default"/>
+      </w:rPr>
+    </w:lvl>
+    <w:lvl w:ilvl="7" w:tplc="40090003" w:tentative="1">
+      <w:start w:val="1"/>
+      <w:numFmt w:val="bullet"/>
+      <w:lvlText w:val="o"/>
+      <w:lvlJc w:val="left"/>
+      <w:pPr>
+        <w:ind w:left="6160" w:hanging="360"/>
+      </w:pPr>
+      <w:rPr>
+        <w:rFonts w:ascii="Courier New" w:hAnsi="Courier New" w:cs="Courier New" w:hint="default"/>
+      </w:rPr>
+    </w:lvl>
+    <w:lvl w:ilvl="8" w:tplc="40090005" w:tentative="1">
+      <w:start w:val="1"/>
+      <w:numFmt w:val="bullet"/>
+      <w:lvlText w:val=""/>
+      <w:lvlJc w:val="left"/>
+      <w:pPr>
+        <w:ind w:left="6880" w:hanging="360"/>
+      </w:pPr>
+      <w:rPr>
+        <w:rFonts w:ascii="Wingdings" w:hAnsi="Wingdings" w:hint="default"/>
+      </w:rPr>
+    </w:lvl>
+  </w:abstractNum>
+  <w:abstractNum w:abstractNumId="29" w15:restartNumberingAfterBreak="0">
+    <w:nsid w:val="5207196C"/>
+    <w:multiLevelType w:val="hybridMultilevel"/>
+    <w:tmpl w:val="04101D70"/>
     <w:lvl w:ilvl="0" w:tplc="4009000B">
       <w:start w:val="1"/>
       <w:numFmt w:val="bullet"/>
@@ -12205,119 +13980,6 @@
     </w:lvl>
   </w:abstractNum>
   <w:abstractNum w:abstractNumId="35" w15:restartNumberingAfterBreak="0">
-    <w:nsid w:val="61E56073"/>
-    <w:multiLevelType w:val="hybridMultilevel"/>
-    <w:tmpl w:val="B394BB44"/>
-    <w:lvl w:ilvl="0" w:tplc="4009000B">
-      <w:start w:val="1"/>
-      <w:numFmt w:val="bullet"/>
-      <w:lvlText w:val=""/>
-      <w:lvlJc w:val="left"/>
-      <w:pPr>
-        <w:ind w:left="1120" w:hanging="360"/>
-      </w:pPr>
-      <w:rPr>
-        <w:rFonts w:ascii="Wingdings" w:hAnsi="Wingdings" w:hint="default"/>
-      </w:rPr>
-    </w:lvl>
-    <w:lvl w:ilvl="1" w:tplc="40090003" w:tentative="1">
-      <w:start w:val="1"/>
-      <w:numFmt w:val="bullet"/>
-      <w:lvlText w:val="o"/>
-      <w:lvlJc w:val="left"/>
-      <w:pPr>
-        <w:ind w:left="1840" w:hanging="360"/>
-      </w:pPr>
-      <w:rPr>
-        <w:rFonts w:ascii="Courier New" w:hAnsi="Courier New" w:cs="Courier New" w:hint="default"/>
-      </w:rPr>
-    </w:lvl>
-    <w:lvl w:ilvl="2" w:tplc="40090005" w:tentative="1">
-      <w:start w:val="1"/>
-      <w:numFmt w:val="bullet"/>
-      <w:lvlText w:val=""/>
-      <w:lvlJc w:val="left"/>
-      <w:pPr>
-        <w:ind w:left="2560" w:hanging="360"/>
-      </w:pPr>
-      <w:rPr>
-        <w:rFonts w:ascii="Wingdings" w:hAnsi="Wingdings" w:hint="default"/>
-      </w:rPr>
-    </w:lvl>
-    <w:lvl w:ilvl="3" w:tplc="40090001" w:tentative="1">
-      <w:start w:val="1"/>
-      <w:numFmt w:val="bullet"/>
-      <w:lvlText w:val=""/>
-      <w:lvlJc w:val="left"/>
-      <w:pPr>
-        <w:ind w:left="3280" w:hanging="360"/>
-      </w:pPr>
-      <w:rPr>
-        <w:rFonts w:ascii="Symbol" w:hAnsi="Symbol" w:hint="default"/>
-      </w:rPr>
-    </w:lvl>
-    <w:lvl w:ilvl="4" w:tplc="40090003" w:tentative="1">
-      <w:start w:val="1"/>
-      <w:numFmt w:val="bullet"/>
-      <w:lvlText w:val="o"/>
-      <w:lvlJc w:val="left"/>
-      <w:pPr>
-        <w:ind w:left="4000" w:hanging="360"/>
-      </w:pPr>
-      <w:rPr>
-        <w:rFonts w:ascii="Courier New" w:hAnsi="Courier New" w:cs="Courier New" w:hint="default"/>
-      </w:rPr>
-    </w:lvl>
-    <w:lvl w:ilvl="5" w:tplc="40090005" w:tentative="1">
-      <w:start w:val="1"/>
-      <w:numFmt w:val="bullet"/>
-      <w:lvlText w:val=""/>
-      <w:lvlJc w:val="left"/>
-      <w:pPr>
-        <w:ind w:left="4720" w:hanging="360"/>
-      </w:pPr>
-      <w:rPr>
-        <w:rFonts w:ascii="Wingdings" w:hAnsi="Wingdings" w:hint="default"/>
-      </w:rPr>
-    </w:lvl>
-    <w:lvl w:ilvl="6" w:tplc="40090001" w:tentative="1">
-      <w:start w:val="1"/>
-      <w:numFmt w:val="bullet"/>
-      <w:lvlText w:val=""/>
-      <w:lvlJc w:val="left"/>
-      <w:pPr>
-        <w:ind w:left="5440" w:hanging="360"/>
-      </w:pPr>
-      <w:rPr>
-        <w:rFonts w:ascii="Symbol" w:hAnsi="Symbol" w:hint="default"/>
-      </w:rPr>
-    </w:lvl>
-    <w:lvl w:ilvl="7" w:tplc="40090003" w:tentative="1">
-      <w:start w:val="1"/>
-      <w:numFmt w:val="bullet"/>
-      <w:lvlText w:val="o"/>
-      <w:lvlJc w:val="left"/>
-      <w:pPr>
-        <w:ind w:left="6160" w:hanging="360"/>
-      </w:pPr>
-      <w:rPr>
-        <w:rFonts w:ascii="Courier New" w:hAnsi="Courier New" w:cs="Courier New" w:hint="default"/>
-      </w:rPr>
-    </w:lvl>
-    <w:lvl w:ilvl="8" w:tplc="40090005" w:tentative="1">
-      <w:start w:val="1"/>
-      <w:numFmt w:val="bullet"/>
-      <w:lvlText w:val=""/>
-      <w:lvlJc w:val="left"/>
-      <w:pPr>
-        <w:ind w:left="6880" w:hanging="360"/>
-      </w:pPr>
-      <w:rPr>
-        <w:rFonts w:ascii="Wingdings" w:hAnsi="Wingdings" w:hint="default"/>
-      </w:rPr>
-    </w:lvl>
-  </w:abstractNum>
-  <w:abstractNum w:abstractNumId="36" w15:restartNumberingAfterBreak="0">
     <w:nsid w:val="6C1238A2"/>
     <w:multiLevelType w:val="hybridMultilevel"/>
     <w:tmpl w:val="C16E1150"/>
@@ -12430,7 +14092,7 @@
       </w:rPr>
     </w:lvl>
   </w:abstractNum>
-  <w:abstractNum w:abstractNumId="37" w15:restartNumberingAfterBreak="0">
+  <w:abstractNum w:abstractNumId="36" w15:restartNumberingAfterBreak="0">
     <w:nsid w:val="6E5F7AAF"/>
     <w:multiLevelType w:val="hybridMultilevel"/>
     <w:tmpl w:val="BF92D5CC"/>
@@ -12516,7 +14178,7 @@
       </w:pPr>
     </w:lvl>
   </w:abstractNum>
-  <w:abstractNum w:abstractNumId="38" w15:restartNumberingAfterBreak="0">
+  <w:abstractNum w:abstractNumId="37" w15:restartNumberingAfterBreak="0">
     <w:nsid w:val="6EFF7CF0"/>
     <w:multiLevelType w:val="hybridMultilevel"/>
     <w:tmpl w:val="8D48AE6A"/>
@@ -12629,120 +14291,120 @@
       </w:rPr>
     </w:lvl>
   </w:abstractNum>
+  <w:abstractNum w:abstractNumId="38" w15:restartNumberingAfterBreak="0">
+    <w:nsid w:val="70390210"/>
+    <w:multiLevelType w:val="hybridMultilevel"/>
+    <w:tmpl w:val="90EC57DC"/>
+    <w:lvl w:ilvl="0" w:tplc="4009000B">
+      <w:start w:val="1"/>
+      <w:numFmt w:val="bullet"/>
+      <w:lvlText w:val=""/>
+      <w:lvlJc w:val="left"/>
+      <w:pPr>
+        <w:ind w:left="1120" w:hanging="360"/>
+      </w:pPr>
+      <w:rPr>
+        <w:rFonts w:ascii="Wingdings" w:hAnsi="Wingdings" w:hint="default"/>
+      </w:rPr>
+    </w:lvl>
+    <w:lvl w:ilvl="1" w:tplc="40090003" w:tentative="1">
+      <w:start w:val="1"/>
+      <w:numFmt w:val="bullet"/>
+      <w:lvlText w:val="o"/>
+      <w:lvlJc w:val="left"/>
+      <w:pPr>
+        <w:ind w:left="1840" w:hanging="360"/>
+      </w:pPr>
+      <w:rPr>
+        <w:rFonts w:ascii="Courier New" w:hAnsi="Courier New" w:cs="Courier New" w:hint="default"/>
+      </w:rPr>
+    </w:lvl>
+    <w:lvl w:ilvl="2" w:tplc="40090005" w:tentative="1">
+      <w:start w:val="1"/>
+      <w:numFmt w:val="bullet"/>
+      <w:lvlText w:val=""/>
+      <w:lvlJc w:val="left"/>
+      <w:pPr>
+        <w:ind w:left="2560" w:hanging="360"/>
+      </w:pPr>
+      <w:rPr>
+        <w:rFonts w:ascii="Wingdings" w:hAnsi="Wingdings" w:hint="default"/>
+      </w:rPr>
+    </w:lvl>
+    <w:lvl w:ilvl="3" w:tplc="40090001" w:tentative="1">
+      <w:start w:val="1"/>
+      <w:numFmt w:val="bullet"/>
+      <w:lvlText w:val=""/>
+      <w:lvlJc w:val="left"/>
+      <w:pPr>
+        <w:ind w:left="3280" w:hanging="360"/>
+      </w:pPr>
+      <w:rPr>
+        <w:rFonts w:ascii="Symbol" w:hAnsi="Symbol" w:hint="default"/>
+      </w:rPr>
+    </w:lvl>
+    <w:lvl w:ilvl="4" w:tplc="40090003" w:tentative="1">
+      <w:start w:val="1"/>
+      <w:numFmt w:val="bullet"/>
+      <w:lvlText w:val="o"/>
+      <w:lvlJc w:val="left"/>
+      <w:pPr>
+        <w:ind w:left="4000" w:hanging="360"/>
+      </w:pPr>
+      <w:rPr>
+        <w:rFonts w:ascii="Courier New" w:hAnsi="Courier New" w:cs="Courier New" w:hint="default"/>
+      </w:rPr>
+    </w:lvl>
+    <w:lvl w:ilvl="5" w:tplc="40090005" w:tentative="1">
+      <w:start w:val="1"/>
+      <w:numFmt w:val="bullet"/>
+      <w:lvlText w:val=""/>
+      <w:lvlJc w:val="left"/>
+      <w:pPr>
+        <w:ind w:left="4720" w:hanging="360"/>
+      </w:pPr>
+      <w:rPr>
+        <w:rFonts w:ascii="Wingdings" w:hAnsi="Wingdings" w:hint="default"/>
+      </w:rPr>
+    </w:lvl>
+    <w:lvl w:ilvl="6" w:tplc="40090001" w:tentative="1">
+      <w:start w:val="1"/>
+      <w:numFmt w:val="bullet"/>
+      <w:lvlText w:val=""/>
+      <w:lvlJc w:val="left"/>
+      <w:pPr>
+        <w:ind w:left="5440" w:hanging="360"/>
+      </w:pPr>
+      <w:rPr>
+        <w:rFonts w:ascii="Symbol" w:hAnsi="Symbol" w:hint="default"/>
+      </w:rPr>
+    </w:lvl>
+    <w:lvl w:ilvl="7" w:tplc="40090003" w:tentative="1">
+      <w:start w:val="1"/>
+      <w:numFmt w:val="bullet"/>
+      <w:lvlText w:val="o"/>
+      <w:lvlJc w:val="left"/>
+      <w:pPr>
+        <w:ind w:left="6160" w:hanging="360"/>
+      </w:pPr>
+      <w:rPr>
+        <w:rFonts w:ascii="Courier New" w:hAnsi="Courier New" w:cs="Courier New" w:hint="default"/>
+      </w:rPr>
+    </w:lvl>
+    <w:lvl w:ilvl="8" w:tplc="40090005" w:tentative="1">
+      <w:start w:val="1"/>
+      <w:numFmt w:val="bullet"/>
+      <w:lvlText w:val=""/>
+      <w:lvlJc w:val="left"/>
+      <w:pPr>
+        <w:ind w:left="6880" w:hanging="360"/>
+      </w:pPr>
+      <w:rPr>
+        <w:rFonts w:ascii="Wingdings" w:hAnsi="Wingdings" w:hint="default"/>
+      </w:rPr>
+    </w:lvl>
+  </w:abstractNum>
   <w:abstractNum w:abstractNumId="39" w15:restartNumberingAfterBreak="0">
-    <w:nsid w:val="785F26EB"/>
-    <w:multiLevelType w:val="hybridMultilevel"/>
-    <w:tmpl w:val="519AFBF0"/>
-    <w:lvl w:ilvl="0" w:tplc="4009000B">
-      <w:start w:val="1"/>
-      <w:numFmt w:val="bullet"/>
-      <w:lvlText w:val=""/>
-      <w:lvlJc w:val="left"/>
-      <w:pPr>
-        <w:ind w:left="1120" w:hanging="360"/>
-      </w:pPr>
-      <w:rPr>
-        <w:rFonts w:ascii="Wingdings" w:hAnsi="Wingdings" w:hint="default"/>
-      </w:rPr>
-    </w:lvl>
-    <w:lvl w:ilvl="1" w:tplc="40090003" w:tentative="1">
-      <w:start w:val="1"/>
-      <w:numFmt w:val="bullet"/>
-      <w:lvlText w:val="o"/>
-      <w:lvlJc w:val="left"/>
-      <w:pPr>
-        <w:ind w:left="1840" w:hanging="360"/>
-      </w:pPr>
-      <w:rPr>
-        <w:rFonts w:ascii="Courier New" w:hAnsi="Courier New" w:cs="Courier New" w:hint="default"/>
-      </w:rPr>
-    </w:lvl>
-    <w:lvl w:ilvl="2" w:tplc="40090005" w:tentative="1">
-      <w:start w:val="1"/>
-      <w:numFmt w:val="bullet"/>
-      <w:lvlText w:val=""/>
-      <w:lvlJc w:val="left"/>
-      <w:pPr>
-        <w:ind w:left="2560" w:hanging="360"/>
-      </w:pPr>
-      <w:rPr>
-        <w:rFonts w:ascii="Wingdings" w:hAnsi="Wingdings" w:hint="default"/>
-      </w:rPr>
-    </w:lvl>
-    <w:lvl w:ilvl="3" w:tplc="40090001" w:tentative="1">
-      <w:start w:val="1"/>
-      <w:numFmt w:val="bullet"/>
-      <w:lvlText w:val=""/>
-      <w:lvlJc w:val="left"/>
-      <w:pPr>
-        <w:ind w:left="3280" w:hanging="360"/>
-      </w:pPr>
-      <w:rPr>
-        <w:rFonts w:ascii="Symbol" w:hAnsi="Symbol" w:hint="default"/>
-      </w:rPr>
-    </w:lvl>
-    <w:lvl w:ilvl="4" w:tplc="40090003" w:tentative="1">
-      <w:start w:val="1"/>
-      <w:numFmt w:val="bullet"/>
-      <w:lvlText w:val="o"/>
-      <w:lvlJc w:val="left"/>
-      <w:pPr>
-        <w:ind w:left="4000" w:hanging="360"/>
-      </w:pPr>
-      <w:rPr>
-        <w:rFonts w:ascii="Courier New" w:hAnsi="Courier New" w:cs="Courier New" w:hint="default"/>
-      </w:rPr>
-    </w:lvl>
-    <w:lvl w:ilvl="5" w:tplc="40090005" w:tentative="1">
-      <w:start w:val="1"/>
-      <w:numFmt w:val="bullet"/>
-      <w:lvlText w:val=""/>
-      <w:lvlJc w:val="left"/>
-      <w:pPr>
-        <w:ind w:left="4720" w:hanging="360"/>
-      </w:pPr>
-      <w:rPr>
-        <w:rFonts w:ascii="Wingdings" w:hAnsi="Wingdings" w:hint="default"/>
-      </w:rPr>
-    </w:lvl>
-    <w:lvl w:ilvl="6" w:tplc="40090001" w:tentative="1">
-      <w:start w:val="1"/>
-      <w:numFmt w:val="bullet"/>
-      <w:lvlText w:val=""/>
-      <w:lvlJc w:val="left"/>
-      <w:pPr>
-        <w:ind w:left="5440" w:hanging="360"/>
-      </w:pPr>
-      <w:rPr>
-        <w:rFonts w:ascii="Symbol" w:hAnsi="Symbol" w:hint="default"/>
-      </w:rPr>
-    </w:lvl>
-    <w:lvl w:ilvl="7" w:tplc="40090003" w:tentative="1">
-      <w:start w:val="1"/>
-      <w:numFmt w:val="bullet"/>
-      <w:lvlText w:val="o"/>
-      <w:lvlJc w:val="left"/>
-      <w:pPr>
-        <w:ind w:left="6160" w:hanging="360"/>
-      </w:pPr>
-      <w:rPr>
-        <w:rFonts w:ascii="Courier New" w:hAnsi="Courier New" w:cs="Courier New" w:hint="default"/>
-      </w:rPr>
-    </w:lvl>
-    <w:lvl w:ilvl="8" w:tplc="40090005" w:tentative="1">
-      <w:start w:val="1"/>
-      <w:numFmt w:val="bullet"/>
-      <w:lvlText w:val=""/>
-      <w:lvlJc w:val="left"/>
-      <w:pPr>
-        <w:ind w:left="6880" w:hanging="360"/>
-      </w:pPr>
-      <w:rPr>
-        <w:rFonts w:ascii="Wingdings" w:hAnsi="Wingdings" w:hint="default"/>
-      </w:rPr>
-    </w:lvl>
-  </w:abstractNum>
-  <w:abstractNum w:abstractNumId="40" w15:restartNumberingAfterBreak="0">
     <w:nsid w:val="78D4407D"/>
     <w:multiLevelType w:val="hybridMultilevel"/>
     <w:tmpl w:val="9C6A39B8"/>
@@ -12855,10 +14517,123 @@
       </w:rPr>
     </w:lvl>
   </w:abstractNum>
-  <w:abstractNum w:abstractNumId="41" w15:restartNumberingAfterBreak="0">
+  <w:abstractNum w:abstractNumId="40" w15:restartNumberingAfterBreak="0">
     <w:nsid w:val="78FF1992"/>
     <w:multiLevelType w:val="hybridMultilevel"/>
     <w:tmpl w:val="3E304C16"/>
+    <w:lvl w:ilvl="0" w:tplc="4009000B">
+      <w:start w:val="1"/>
+      <w:numFmt w:val="bullet"/>
+      <w:lvlText w:val=""/>
+      <w:lvlJc w:val="left"/>
+      <w:pPr>
+        <w:ind w:left="1120" w:hanging="360"/>
+      </w:pPr>
+      <w:rPr>
+        <w:rFonts w:ascii="Wingdings" w:hAnsi="Wingdings" w:hint="default"/>
+      </w:rPr>
+    </w:lvl>
+    <w:lvl w:ilvl="1" w:tplc="40090003" w:tentative="1">
+      <w:start w:val="1"/>
+      <w:numFmt w:val="bullet"/>
+      <w:lvlText w:val="o"/>
+      <w:lvlJc w:val="left"/>
+      <w:pPr>
+        <w:ind w:left="1840" w:hanging="360"/>
+      </w:pPr>
+      <w:rPr>
+        <w:rFonts w:ascii="Courier New" w:hAnsi="Courier New" w:cs="Courier New" w:hint="default"/>
+      </w:rPr>
+    </w:lvl>
+    <w:lvl w:ilvl="2" w:tplc="40090005" w:tentative="1">
+      <w:start w:val="1"/>
+      <w:numFmt w:val="bullet"/>
+      <w:lvlText w:val=""/>
+      <w:lvlJc w:val="left"/>
+      <w:pPr>
+        <w:ind w:left="2560" w:hanging="360"/>
+      </w:pPr>
+      <w:rPr>
+        <w:rFonts w:ascii="Wingdings" w:hAnsi="Wingdings" w:hint="default"/>
+      </w:rPr>
+    </w:lvl>
+    <w:lvl w:ilvl="3" w:tplc="40090001" w:tentative="1">
+      <w:start w:val="1"/>
+      <w:numFmt w:val="bullet"/>
+      <w:lvlText w:val=""/>
+      <w:lvlJc w:val="left"/>
+      <w:pPr>
+        <w:ind w:left="3280" w:hanging="360"/>
+      </w:pPr>
+      <w:rPr>
+        <w:rFonts w:ascii="Symbol" w:hAnsi="Symbol" w:hint="default"/>
+      </w:rPr>
+    </w:lvl>
+    <w:lvl w:ilvl="4" w:tplc="40090003" w:tentative="1">
+      <w:start w:val="1"/>
+      <w:numFmt w:val="bullet"/>
+      <w:lvlText w:val="o"/>
+      <w:lvlJc w:val="left"/>
+      <w:pPr>
+        <w:ind w:left="4000" w:hanging="360"/>
+      </w:pPr>
+      <w:rPr>
+        <w:rFonts w:ascii="Courier New" w:hAnsi="Courier New" w:cs="Courier New" w:hint="default"/>
+      </w:rPr>
+    </w:lvl>
+    <w:lvl w:ilvl="5" w:tplc="40090005" w:tentative="1">
+      <w:start w:val="1"/>
+      <w:numFmt w:val="bullet"/>
+      <w:lvlText w:val=""/>
+      <w:lvlJc w:val="left"/>
+      <w:pPr>
+        <w:ind w:left="4720" w:hanging="360"/>
+      </w:pPr>
+      <w:rPr>
+        <w:rFonts w:ascii="Wingdings" w:hAnsi="Wingdings" w:hint="default"/>
+      </w:rPr>
+    </w:lvl>
+    <w:lvl w:ilvl="6" w:tplc="40090001" w:tentative="1">
+      <w:start w:val="1"/>
+      <w:numFmt w:val="bullet"/>
+      <w:lvlText w:val=""/>
+      <w:lvlJc w:val="left"/>
+      <w:pPr>
+        <w:ind w:left="5440" w:hanging="360"/>
+      </w:pPr>
+      <w:rPr>
+        <w:rFonts w:ascii="Symbol" w:hAnsi="Symbol" w:hint="default"/>
+      </w:rPr>
+    </w:lvl>
+    <w:lvl w:ilvl="7" w:tplc="40090003" w:tentative="1">
+      <w:start w:val="1"/>
+      <w:numFmt w:val="bullet"/>
+      <w:lvlText w:val="o"/>
+      <w:lvlJc w:val="left"/>
+      <w:pPr>
+        <w:ind w:left="6160" w:hanging="360"/>
+      </w:pPr>
+      <w:rPr>
+        <w:rFonts w:ascii="Courier New" w:hAnsi="Courier New" w:cs="Courier New" w:hint="default"/>
+      </w:rPr>
+    </w:lvl>
+    <w:lvl w:ilvl="8" w:tplc="40090005" w:tentative="1">
+      <w:start w:val="1"/>
+      <w:numFmt w:val="bullet"/>
+      <w:lvlText w:val=""/>
+      <w:lvlJc w:val="left"/>
+      <w:pPr>
+        <w:ind w:left="6880" w:hanging="360"/>
+      </w:pPr>
+      <w:rPr>
+        <w:rFonts w:ascii="Wingdings" w:hAnsi="Wingdings" w:hint="default"/>
+      </w:rPr>
+    </w:lvl>
+  </w:abstractNum>
+  <w:abstractNum w:abstractNumId="41" w15:restartNumberingAfterBreak="0">
+    <w:nsid w:val="7A850844"/>
+    <w:multiLevelType w:val="hybridMultilevel"/>
+    <w:tmpl w:val="8D24419A"/>
     <w:lvl w:ilvl="0" w:tplc="4009000B">
       <w:start w:val="1"/>
       <w:numFmt w:val="bullet"/>
@@ -13200,132 +14975,133 @@
   <w:num w:numId="2" w16cid:durableId="1827168422">
     <w:abstractNumId w:val="8"/>
   </w:num>
-  <w:num w:numId="3" w16cid:durableId="703215078">
+  <w:num w:numId="3" w16cid:durableId="645551749">
+    <w:abstractNumId w:val="2"/>
+  </w:num>
+  <w:num w:numId="4" w16cid:durableId="984048638">
+    <w:abstractNumId w:val="3"/>
+  </w:num>
+  <w:num w:numId="5" w16cid:durableId="2053652926">
+    <w:abstractNumId w:val="26"/>
+  </w:num>
+  <w:num w:numId="6" w16cid:durableId="120808992">
+    <w:abstractNumId w:val="11"/>
+  </w:num>
+  <w:num w:numId="7" w16cid:durableId="1196692114">
+    <w:abstractNumId w:val="10"/>
+  </w:num>
+  <w:num w:numId="8" w16cid:durableId="446656441">
+    <w:abstractNumId w:val="33"/>
+  </w:num>
+  <w:num w:numId="9" w16cid:durableId="698819531">
+    <w:abstractNumId w:val="34"/>
+  </w:num>
+  <w:num w:numId="10" w16cid:durableId="1527332008">
+    <w:abstractNumId w:val="24"/>
+  </w:num>
+  <w:num w:numId="11" w16cid:durableId="1770158062">
+    <w:abstractNumId w:val="15"/>
+  </w:num>
+  <w:num w:numId="12" w16cid:durableId="839471443">
+    <w:abstractNumId w:val="6"/>
+  </w:num>
+  <w:num w:numId="13" w16cid:durableId="1625767979">
+    <w:abstractNumId w:val="39"/>
+  </w:num>
+  <w:num w:numId="14" w16cid:durableId="712922381">
+    <w:abstractNumId w:val="7"/>
+  </w:num>
+  <w:num w:numId="15" w16cid:durableId="1509248443">
+    <w:abstractNumId w:val="18"/>
+  </w:num>
+  <w:num w:numId="16" w16cid:durableId="1388600950">
+    <w:abstractNumId w:val="4"/>
+  </w:num>
+  <w:num w:numId="17" w16cid:durableId="63383461">
+    <w:abstractNumId w:val="12"/>
+  </w:num>
+  <w:num w:numId="18" w16cid:durableId="1959605983">
+    <w:abstractNumId w:val="21"/>
+  </w:num>
+  <w:num w:numId="19" w16cid:durableId="1251352226">
+    <w:abstractNumId w:val="30"/>
+  </w:num>
+  <w:num w:numId="20" w16cid:durableId="1579706643">
+    <w:abstractNumId w:val="32"/>
+  </w:num>
+  <w:num w:numId="21" w16cid:durableId="616908098">
+    <w:abstractNumId w:val="22"/>
+  </w:num>
+  <w:num w:numId="22" w16cid:durableId="1590456493">
+    <w:abstractNumId w:val="37"/>
+  </w:num>
+  <w:num w:numId="23" w16cid:durableId="1853490051">
+    <w:abstractNumId w:val="35"/>
+  </w:num>
+  <w:num w:numId="24" w16cid:durableId="489753068">
+    <w:abstractNumId w:val="25"/>
+  </w:num>
+  <w:num w:numId="25" w16cid:durableId="470750842">
+    <w:abstractNumId w:val="43"/>
+  </w:num>
+  <w:num w:numId="26" w16cid:durableId="1286622340">
+    <w:abstractNumId w:val="16"/>
+  </w:num>
+  <w:num w:numId="27" w16cid:durableId="675691640">
+    <w:abstractNumId w:val="9"/>
+  </w:num>
+  <w:num w:numId="28" w16cid:durableId="942416099">
+    <w:abstractNumId w:val="27"/>
+  </w:num>
+  <w:num w:numId="29" w16cid:durableId="354500318">
+    <w:abstractNumId w:val="42"/>
+  </w:num>
+  <w:num w:numId="30" w16cid:durableId="555707672">
+    <w:abstractNumId w:val="40"/>
+  </w:num>
+  <w:num w:numId="31" w16cid:durableId="1227456296">
+    <w:abstractNumId w:val="0"/>
+  </w:num>
+  <w:num w:numId="32" w16cid:durableId="241791814">
+    <w:abstractNumId w:val="14"/>
+  </w:num>
+  <w:num w:numId="33" w16cid:durableId="297877559">
+    <w:abstractNumId w:val="28"/>
+  </w:num>
+  <w:num w:numId="34" w16cid:durableId="1954240346">
+    <w:abstractNumId w:val="36"/>
+  </w:num>
+  <w:num w:numId="35" w16cid:durableId="1758016530">
+    <w:abstractNumId w:val="29"/>
+  </w:num>
+  <w:num w:numId="36" w16cid:durableId="101455697">
     <w:abstractNumId w:val="17"/>
   </w:num>
-  <w:num w:numId="4" w16cid:durableId="645551749">
+  <w:num w:numId="37" w16cid:durableId="2089768025">
+    <w:abstractNumId w:val="5"/>
+  </w:num>
+  <w:num w:numId="38" w16cid:durableId="1312558408">
+    <w:abstractNumId w:val="13"/>
+  </w:num>
+  <w:num w:numId="39" w16cid:durableId="988555030">
+    <w:abstractNumId w:val="20"/>
+  </w:num>
+  <w:num w:numId="40" w16cid:durableId="497041544">
+    <w:abstractNumId w:val="38"/>
+  </w:num>
+  <w:num w:numId="41" w16cid:durableId="1098863632">
+    <w:abstractNumId w:val="19"/>
+  </w:num>
+  <w:num w:numId="42" w16cid:durableId="2087998300">
+    <w:abstractNumId w:val="23"/>
+  </w:num>
+  <w:num w:numId="43" w16cid:durableId="32077361">
+    <w:abstractNumId w:val="41"/>
+  </w:num>
+  <w:num w:numId="44" w16cid:durableId="195629393">
     <w:abstractNumId w:val="1"/>
   </w:num>
-  <w:num w:numId="5" w16cid:durableId="984048638">
-    <w:abstractNumId w:val="4"/>
-  </w:num>
-  <w:num w:numId="6" w16cid:durableId="2053652926">
-    <w:abstractNumId w:val="25"/>
-  </w:num>
-  <w:num w:numId="7" w16cid:durableId="1828979683">
-    <w:abstractNumId w:val="22"/>
-  </w:num>
-  <w:num w:numId="8" w16cid:durableId="120808992">
-    <w:abstractNumId w:val="11"/>
-  </w:num>
-  <w:num w:numId="9" w16cid:durableId="1196692114">
-    <w:abstractNumId w:val="10"/>
-  </w:num>
-  <w:num w:numId="10" w16cid:durableId="446656441">
-    <w:abstractNumId w:val="33"/>
-  </w:num>
-  <w:num w:numId="11" w16cid:durableId="663431927">
-    <w:abstractNumId w:val="39"/>
-  </w:num>
-  <w:num w:numId="12" w16cid:durableId="1099373786">
-    <w:abstractNumId w:val="2"/>
-  </w:num>
-  <w:num w:numId="13" w16cid:durableId="1124467095">
-    <w:abstractNumId w:val="13"/>
-  </w:num>
-  <w:num w:numId="14" w16cid:durableId="287900318">
-    <w:abstractNumId w:val="3"/>
-  </w:num>
-  <w:num w:numId="15" w16cid:durableId="2022782090">
-    <w:abstractNumId w:val="27"/>
-  </w:num>
-  <w:num w:numId="16" w16cid:durableId="1513762770">
-    <w:abstractNumId w:val="21"/>
-  </w:num>
-  <w:num w:numId="17" w16cid:durableId="1851211161">
-    <w:abstractNumId w:val="26"/>
-  </w:num>
-  <w:num w:numId="18" w16cid:durableId="698819531">
-    <w:abstractNumId w:val="34"/>
-  </w:num>
-  <w:num w:numId="19" w16cid:durableId="1527332008">
-    <w:abstractNumId w:val="23"/>
-  </w:num>
-  <w:num w:numId="20" w16cid:durableId="1770158062">
-    <w:abstractNumId w:val="15"/>
-  </w:num>
-  <w:num w:numId="21" w16cid:durableId="839471443">
-    <w:abstractNumId w:val="6"/>
-  </w:num>
-  <w:num w:numId="22" w16cid:durableId="1625767979">
-    <w:abstractNumId w:val="40"/>
-  </w:num>
-  <w:num w:numId="23" w16cid:durableId="712922381">
-    <w:abstractNumId w:val="7"/>
-  </w:num>
-  <w:num w:numId="24" w16cid:durableId="1509248443">
-    <w:abstractNumId w:val="18"/>
-  </w:num>
-  <w:num w:numId="25" w16cid:durableId="1388600950">
-    <w:abstractNumId w:val="5"/>
-  </w:num>
-  <w:num w:numId="26" w16cid:durableId="63383461">
-    <w:abstractNumId w:val="12"/>
-  </w:num>
-  <w:num w:numId="27" w16cid:durableId="1959605983">
-    <w:abstractNumId w:val="19"/>
-  </w:num>
-  <w:num w:numId="28" w16cid:durableId="1251352226">
-    <w:abstractNumId w:val="30"/>
-  </w:num>
-  <w:num w:numId="29" w16cid:durableId="1579706643">
-    <w:abstractNumId w:val="32"/>
-  </w:num>
-  <w:num w:numId="30" w16cid:durableId="616908098">
-    <w:abstractNumId w:val="20"/>
-  </w:num>
-  <w:num w:numId="31" w16cid:durableId="1590456493">
-    <w:abstractNumId w:val="38"/>
-  </w:num>
-  <w:num w:numId="32" w16cid:durableId="1853490051">
-    <w:abstractNumId w:val="36"/>
-  </w:num>
-  <w:num w:numId="33" w16cid:durableId="489753068">
-    <w:abstractNumId w:val="24"/>
-  </w:num>
-  <w:num w:numId="34" w16cid:durableId="470750842">
-    <w:abstractNumId w:val="43"/>
-  </w:num>
-  <w:num w:numId="35" w16cid:durableId="1286622340">
-    <w:abstractNumId w:val="16"/>
-  </w:num>
-  <w:num w:numId="36" w16cid:durableId="675691640">
-    <w:abstractNumId w:val="9"/>
-  </w:num>
-  <w:num w:numId="37" w16cid:durableId="942416099">
-    <w:abstractNumId w:val="28"/>
-  </w:num>
-  <w:num w:numId="38" w16cid:durableId="354500318">
-    <w:abstractNumId w:val="42"/>
-  </w:num>
-  <w:num w:numId="39" w16cid:durableId="555707672">
-    <w:abstractNumId w:val="41"/>
-  </w:num>
-  <w:num w:numId="40" w16cid:durableId="1227456296">
-    <w:abstractNumId w:val="0"/>
-  </w:num>
-  <w:num w:numId="41" w16cid:durableId="241791814">
-    <w:abstractNumId w:val="14"/>
-  </w:num>
-  <w:num w:numId="42" w16cid:durableId="297877559">
-    <w:abstractNumId w:val="29"/>
-  </w:num>
-  <w:num w:numId="43" w16cid:durableId="29691970">
-    <w:abstractNumId w:val="35"/>
-  </w:num>
-  <w:num w:numId="44" w16cid:durableId="1954240346">
-    <w:abstractNumId w:val="37"/>
-  </w:num>
+  <w:numIdMacAtCleanup w:val="44"/>
 </w:numbering>
 </file>
 

--- a/Daily Report of Project.docx
+++ b/Daily Report of Project.docx
@@ -1,6 +1,6 @@
 
 <file path=word/document.xml><?xml version="1.0" encoding="utf-8"?>
-<w:document xmlns:wpc="http://schemas.microsoft.com/office/word/2010/wordprocessingCanvas" xmlns:cx="http://schemas.microsoft.com/office/drawing/2014/chartex" xmlns:cx1="http://schemas.microsoft.com/office/drawing/2015/9/8/chartex" xmlns:cx2="http://schemas.microsoft.com/office/drawing/2015/10/21/chartex" xmlns:cx3="http://schemas.microsoft.com/office/drawing/2016/5/9/chartex" xmlns:cx4="http://schemas.microsoft.com/office/drawing/2016/5/10/chartex" xmlns:cx5="http://schemas.microsoft.com/office/drawing/2016/5/11/chartex" xmlns:cx6="http://schemas.microsoft.com/office/drawing/2016/5/12/chartex" xmlns:cx7="http://schemas.microsoft.com/office/drawing/2016/5/13/chartex" xmlns:cx8="http://schemas.microsoft.com/office/drawing/2016/5/14/chartex" xmlns:mc="http://schemas.openxmlformats.org/markup-compatibility/2006" xmlns:aink="http://schemas.microsoft.com/office/drawing/2016/ink" xmlns:am3d="http://schemas.microsoft.com/office/drawing/2017/model3d" xmlns:o="urn:schemas-microsoft-com:office:office" xmlns:oel="http://schemas.microsoft.com/office/2019/extlst" xmlns:r="http://schemas.openxmlformats.org/officeDocument/2006/relationships" xmlns:m="http://schemas.openxmlformats.org/officeDocument/2006/math" xmlns:v="urn:schemas-microsoft-com:vml" xmlns:wp14="http://schemas.microsoft.com/office/word/2010/wordprocessingDrawing" xmlns:wp="http://schemas.openxmlformats.org/drawingml/2006/wordprocessingDrawing" xmlns:w10="urn:schemas-microsoft-com:office:word" xmlns:w="http://schemas.openxmlformats.org/wordprocessingml/2006/main" xmlns:w14="http://schemas.microsoft.com/office/word/2010/wordml" xmlns:w15="http://schemas.microsoft.com/office/word/2012/wordml" xmlns:w16cex="http://schemas.microsoft.com/office/word/2018/wordml/cex" xmlns:w16cid="http://schemas.microsoft.com/office/word/2016/wordml/cid" xmlns:w16="http://schemas.microsoft.com/office/word/2018/wordml" xmlns:w16du="http://schemas.microsoft.com/office/word/2023/wordml/word16du" xmlns:w16sdtdh="http://schemas.microsoft.com/office/word/2020/wordml/sdtdatahash" xmlns:w16sdtfl="http://schemas.microsoft.com/office/word/2024/wordml/sdtformatlock" xmlns:w16se="http://schemas.microsoft.com/office/word/2015/wordml/symex" xmlns:wpg="http://schemas.microsoft.com/office/word/2010/wordprocessingGroup" xmlns:wpi="http://schemas.microsoft.com/office/word/2010/wordprocessingInk" xmlns:wne="http://schemas.microsoft.com/office/word/2006/wordml" xmlns:wps="http://schemas.microsoft.com/office/word/2010/wordprocessingShape" mc:Ignorable="w14 w15 w16se w16cid w16 w16cex w16sdtdh w16sdtfl w16du wp14">
+<w:document xmlns:wpc="http://schemas.microsoft.com/office/word/2010/wordprocessingCanvas" xmlns:cx="http://schemas.microsoft.com/office/drawing/2014/chartex" xmlns:cx1="http://schemas.microsoft.com/office/drawing/2015/9/8/chartex" xmlns:cx2="http://schemas.microsoft.com/office/drawing/2015/10/21/chartex" xmlns:cx3="http://schemas.microsoft.com/office/drawing/2016/5/9/chartex" xmlns:cx4="http://schemas.microsoft.com/office/drawing/2016/5/10/chartex" xmlns:cx5="http://schemas.microsoft.com/office/drawing/2016/5/11/chartex" xmlns:cx6="http://schemas.microsoft.com/office/drawing/2016/5/12/chartex" xmlns:cx7="http://schemas.microsoft.com/office/drawing/2016/5/13/chartex" xmlns:cx8="http://schemas.microsoft.com/office/drawing/2016/5/14/chartex" xmlns:mc="http://schemas.openxmlformats.org/markup-compatibility/2006" xmlns:aink="http://schemas.microsoft.com/office/drawing/2016/ink" xmlns:am3d="http://schemas.microsoft.com/office/drawing/2017/model3d" xmlns:o="urn:schemas-microsoft-com:office:office" xmlns:oel="http://schemas.microsoft.com/office/2019/extlst" xmlns:r="http://schemas.openxmlformats.org/officeDocument/2006/relationships" xmlns:m="http://schemas.openxmlformats.org/officeDocument/2006/math" xmlns:v="urn:schemas-microsoft-com:vml" xmlns:wp14="http://schemas.microsoft.com/office/word/2010/wordprocessingDrawing" xmlns:wp="http://schemas.openxmlformats.org/drawingml/2006/wordprocessingDrawing" xmlns:w10="urn:schemas-microsoft-com:office:word" xmlns:w="http://schemas.openxmlformats.org/wordprocessingml/2006/main" xmlns:w14="http://schemas.microsoft.com/office/word/2010/wordml" xmlns:w15="http://schemas.microsoft.com/office/word/2012/wordml" xmlns:w16cei="http://schemas.microsoft.com/office/word/2026/wordml/cei" xmlns:w16cex="http://schemas.microsoft.com/office/word/2018/wordml/cex" xmlns:w16cid="http://schemas.microsoft.com/office/word/2016/wordml/cid" xmlns:w16="http://schemas.microsoft.com/office/word/2018/wordml" xmlns:w16du="http://schemas.microsoft.com/office/word/2023/wordml/word16du" xmlns:w16sdtdh="http://schemas.microsoft.com/office/word/2020/wordml/sdtdatahash" xmlns:w16sdtfl="http://schemas.microsoft.com/office/word/2024/wordml/sdtformatlock" xmlns:w16se="http://schemas.microsoft.com/office/word/2015/wordml/symex" xmlns:wpg="http://schemas.microsoft.com/office/word/2010/wordprocessingGroup" xmlns:wpi="http://schemas.microsoft.com/office/word/2010/wordprocessingInk" xmlns:wne="http://schemas.microsoft.com/office/word/2006/wordml" xmlns:wps="http://schemas.microsoft.com/office/word/2010/wordprocessingShape" mc:Ignorable="w14 w15 w16se w16cid w16 w16cex w16sdtdh w16sdtfl w16du wp14">
   <w:body>
     <w:p/>
     <w:p>
@@ -3279,21 +3279,7 @@
               <w:rPr>
                 <w:rFonts w:ascii="Times New Roman" w:hAnsi="Times New Roman" w:cs="Times New Roman"/>
               </w:rPr>
-              <w:t xml:space="preserve"> Put a &lt;select&gt; above the table with options: All, ERROR, WARN, INFO </w:t>
-            </w:r>
-            <w:proofErr w:type="gramStart"/>
-            <w:r>
-              <w:rPr>
-                <w:rFonts w:ascii="Times New Roman" w:hAnsi="Times New Roman" w:cs="Times New Roman"/>
-              </w:rPr>
-              <w:t>use</w:t>
-            </w:r>
-            <w:proofErr w:type="gramEnd"/>
-            <w:r>
-              <w:rPr>
-                <w:rFonts w:ascii="Times New Roman" w:hAnsi="Times New Roman" w:cs="Times New Roman"/>
-              </w:rPr>
-              <w:t xml:space="preserve"> </w:t>
+              <w:t xml:space="preserve"> Put a &lt;select&gt; above the table with options: All, ERROR, WARN, INFO use </w:t>
             </w:r>
             <w:proofErr w:type="spellStart"/>
             <w:r>
@@ -9239,6 +9225,7 @@
       <w:r>
         <w:rPr>
           <w:rFonts w:ascii="Times New Roman" w:hAnsi="Times New Roman" w:cs="Times New Roman"/>
+          <w:noProof/>
         </w:rPr>
         <w:drawing>
           <wp:inline distT="0" distB="0" distL="0" distR="0" wp14:anchorId="6ABBE9BD" wp14:editId="2B11E42C">
@@ -9298,6 +9285,7 @@
       <w:r>
         <w:rPr>
           <w:rFonts w:ascii="Times New Roman" w:hAnsi="Times New Roman" w:cs="Times New Roman"/>
+          <w:noProof/>
         </w:rPr>
         <w:drawing>
           <wp:inline distT="0" distB="0" distL="0" distR="0" wp14:anchorId="7F8F5DB3" wp14:editId="0DEB1D9B">
@@ -9357,6 +9345,7 @@
       <w:r>
         <w:rPr>
           <w:rFonts w:ascii="Times New Roman" w:hAnsi="Times New Roman" w:cs="Times New Roman"/>
+          <w:noProof/>
         </w:rPr>
         <w:drawing>
           <wp:inline distT="0" distB="0" distL="0" distR="0" wp14:anchorId="3E834E52" wp14:editId="3CE799FA">
@@ -9416,6 +9405,7 @@
       <w:r>
         <w:rPr>
           <w:rFonts w:ascii="Times New Roman" w:hAnsi="Times New Roman" w:cs="Times New Roman"/>
+          <w:noProof/>
         </w:rPr>
         <w:drawing>
           <wp:inline distT="0" distB="0" distL="0" distR="0" wp14:anchorId="045BCB67" wp14:editId="696A0D60">
@@ -9473,6 +9463,7 @@
       <w:r>
         <w:rPr>
           <w:rFonts w:ascii="Times New Roman" w:hAnsi="Times New Roman" w:cs="Times New Roman"/>
+          <w:noProof/>
         </w:rPr>
         <w:lastRenderedPageBreak/>
         <w:drawing>
@@ -9745,6 +9736,1755 @@
     </w:p>
     <w:tbl>
       <w:tblPr>
+        <w:tblW w:w="10350" w:type="dxa"/>
+        <w:tblCellMar>
+          <w:left w:w="10" w:type="dxa"/>
+          <w:right w:w="10" w:type="dxa"/>
+        </w:tblCellMar>
+        <w:tblLook w:val="04A0" w:firstRow="1" w:lastRow="0" w:firstColumn="1" w:lastColumn="0" w:noHBand="0" w:noVBand="1"/>
+      </w:tblPr>
+      <w:tblGrid>
+        <w:gridCol w:w="1560"/>
+        <w:gridCol w:w="4536"/>
+        <w:gridCol w:w="4254"/>
+      </w:tblGrid>
+      <w:tr>
+        <w:trPr>
+          <w:trHeight w:val="2140"/>
+        </w:trPr>
+        <w:tc>
+          <w:tcPr>
+            <w:tcW w:w="1560" w:type="dxa"/>
+            <w:tcBorders>
+              <w:top w:val="nil"/>
+              <w:left w:val="nil"/>
+              <w:bottom w:val="nil"/>
+              <w:right w:val="nil"/>
+            </w:tcBorders>
+            <w:tcMar>
+              <w:top w:w="0" w:type="dxa"/>
+              <w:left w:w="0" w:type="dxa"/>
+              <w:bottom w:w="0" w:type="dxa"/>
+              <w:right w:w="0" w:type="dxa"/>
+            </w:tcMar>
+            <w:hideMark/>
+          </w:tcPr>
+          <w:p>
+            <w:pPr>
+              <w:rPr>
+                <w:rFonts w:ascii="Times New Roman" w:hAnsi="Times New Roman" w:cs="Times New Roman"/>
+              </w:rPr>
+            </w:pPr>
+            <w:r>
+              <w:rPr>
+                <w:rFonts w:ascii="Times New Roman" w:hAnsi="Times New Roman" w:cs="Times New Roman"/>
+              </w:rPr>
+              <w:t>30 July 2026</w:t>
+            </w:r>
+          </w:p>
+          <w:p>
+            <w:pPr>
+              <w:ind w:left="400"/>
+              <w:rPr>
+                <w:rFonts w:ascii="Times New Roman" w:hAnsi="Times New Roman" w:cs="Times New Roman"/>
+              </w:rPr>
+            </w:pPr>
+            <w:r>
+              <w:rPr>
+                <w:rFonts w:ascii="Times New Roman" w:hAnsi="Times New Roman" w:cs="Times New Roman"/>
+              </w:rPr>
+              <w:t xml:space="preserve">Day </w:t>
+            </w:r>
+            <w:r>
+              <w:rPr>
+                <w:rFonts w:ascii="Times New Roman" w:hAnsi="Times New Roman" w:cs="Times New Roman"/>
+              </w:rPr>
+              <w:t>8</w:t>
+            </w:r>
+          </w:p>
+        </w:tc>
+        <w:tc>
+          <w:tcPr>
+            <w:tcW w:w="4536" w:type="dxa"/>
+            <w:tcBorders>
+              <w:top w:val="nil"/>
+              <w:left w:val="nil"/>
+              <w:bottom w:val="nil"/>
+              <w:right w:val="nil"/>
+            </w:tcBorders>
+            <w:tcMar>
+              <w:top w:w="0" w:type="dxa"/>
+              <w:left w:w="0" w:type="dxa"/>
+              <w:bottom w:w="0" w:type="dxa"/>
+              <w:right w:w="0" w:type="dxa"/>
+            </w:tcMar>
+            <w:hideMark/>
+          </w:tcPr>
+          <w:p>
+            <w:pPr>
+              <w:rPr>
+                <w:rFonts w:ascii="Times New Roman" w:hAnsi="Times New Roman" w:cs="Times New Roman"/>
+                <w:b/>
+                <w:bCs/>
+              </w:rPr>
+            </w:pPr>
+            <w:r>
+              <w:rPr>
+                <w:rFonts w:ascii="Times New Roman" w:hAnsi="Times New Roman" w:cs="Times New Roman"/>
+                <w:b/>
+                <w:bCs/>
+              </w:rPr>
+              <w:t xml:space="preserve">Today's Activities </w:t>
+            </w:r>
+          </w:p>
+          <w:p>
+            <w:pPr>
+              <w:numPr>
+                <w:ilvl w:val="0"/>
+                <w:numId w:val="3"/>
+              </w:numPr>
+              <w:rPr>
+                <w:rFonts w:ascii="Times New Roman" w:hAnsi="Times New Roman" w:cs="Times New Roman"/>
+                <w:b/>
+                <w:bCs/>
+              </w:rPr>
+            </w:pPr>
+            <w:r>
+              <w:rPr>
+                <w:rFonts w:ascii="Times New Roman" w:hAnsi="Times New Roman" w:cs="Times New Roman"/>
+                <w:b/>
+                <w:bCs/>
+              </w:rPr>
+              <w:t xml:space="preserve"> </w:t>
+            </w:r>
+            <w:r>
+              <w:rPr>
+                <w:rFonts w:ascii="Times New Roman" w:hAnsi="Times New Roman" w:cs="Times New Roman"/>
+                <w:b/>
+                <w:bCs/>
+              </w:rPr>
+              <w:t>Backend Tasks</w:t>
+            </w:r>
+          </w:p>
+          <w:p>
+            <w:pPr>
+              <w:pStyle w:val="ListParagraph"/>
+              <w:numPr>
+                <w:ilvl w:val="0"/>
+                <w:numId w:val="45"/>
+              </w:numPr>
+              <w:ind w:left="796"/>
+              <w:rPr>
+                <w:rFonts w:ascii="Times New Roman" w:hAnsi="Times New Roman" w:cs="Times New Roman"/>
+                <w:b/>
+                <w:bCs/>
+              </w:rPr>
+            </w:pPr>
+            <w:r>
+              <w:rPr>
+                <w:rFonts w:ascii="Times New Roman" w:hAnsi="Times New Roman" w:cs="Times New Roman"/>
+                <w:b/>
+                <w:bCs/>
+              </w:rPr>
+              <w:t>Setup Socket.io Server</w:t>
+            </w:r>
+          </w:p>
+          <w:p>
+            <w:pPr>
+              <w:pStyle w:val="ListParagraph"/>
+              <w:numPr>
+                <w:ilvl w:val="0"/>
+                <w:numId w:val="23"/>
+              </w:numPr>
+              <w:ind w:left="1222"/>
+              <w:rPr>
+                <w:rFonts w:ascii="Times New Roman" w:hAnsi="Times New Roman" w:cs="Times New Roman"/>
+              </w:rPr>
+            </w:pPr>
+            <w:r>
+              <w:rPr>
+                <w:rFonts w:ascii="Times New Roman" w:hAnsi="Times New Roman" w:cs="Times New Roman"/>
+              </w:rPr>
+              <w:t xml:space="preserve">Install socket.io + </w:t>
+            </w:r>
+            <w:proofErr w:type="spellStart"/>
+            <w:r>
+              <w:rPr>
+                <w:rFonts w:ascii="Times New Roman" w:hAnsi="Times New Roman" w:cs="Times New Roman"/>
+              </w:rPr>
+              <w:t>cors</w:t>
+            </w:r>
+            <w:proofErr w:type="spellEnd"/>
+          </w:p>
+          <w:p>
+            <w:pPr>
+              <w:pStyle w:val="ListParagraph"/>
+              <w:numPr>
+                <w:ilvl w:val="0"/>
+                <w:numId w:val="23"/>
+              </w:numPr>
+              <w:ind w:left="1222"/>
+              <w:rPr>
+                <w:rFonts w:ascii="Times New Roman" w:hAnsi="Times New Roman" w:cs="Times New Roman"/>
+              </w:rPr>
+            </w:pPr>
+            <w:r>
+              <w:rPr>
+                <w:rFonts w:ascii="Times New Roman" w:hAnsi="Times New Roman" w:cs="Times New Roman"/>
+              </w:rPr>
+              <w:t>Emit fake log events every 2 seconds</w:t>
+            </w:r>
+          </w:p>
+          <w:p>
+            <w:pPr>
+              <w:pStyle w:val="ListParagraph"/>
+              <w:numPr>
+                <w:ilvl w:val="0"/>
+                <w:numId w:val="23"/>
+              </w:numPr>
+              <w:ind w:left="1222"/>
+              <w:rPr>
+                <w:rFonts w:ascii="Times New Roman" w:hAnsi="Times New Roman" w:cs="Times New Roman"/>
+              </w:rPr>
+            </w:pPr>
+            <w:r>
+              <w:rPr>
+                <w:rFonts w:ascii="Times New Roman" w:hAnsi="Times New Roman" w:cs="Times New Roman"/>
+              </w:rPr>
+              <w:t xml:space="preserve">Mark logs with </w:t>
+            </w:r>
+            <w:proofErr w:type="spellStart"/>
+            <w:r>
+              <w:rPr>
+                <w:rFonts w:ascii="Times New Roman" w:hAnsi="Times New Roman" w:cs="Times New Roman"/>
+              </w:rPr>
+              <w:t>isAnomaly</w:t>
+            </w:r>
+            <w:proofErr w:type="spellEnd"/>
+            <w:r>
+              <w:rPr>
+                <w:rFonts w:ascii="Times New Roman" w:hAnsi="Times New Roman" w:cs="Times New Roman"/>
+              </w:rPr>
+              <w:t>: true if they contain “ERROR” or “DDOS”</w:t>
+            </w:r>
+          </w:p>
+          <w:p>
+            <w:pPr>
+              <w:pStyle w:val="ListParagraph"/>
+              <w:numPr>
+                <w:ilvl w:val="0"/>
+                <w:numId w:val="45"/>
+              </w:numPr>
+              <w:ind w:left="796"/>
+              <w:rPr>
+                <w:rFonts w:ascii="Times New Roman" w:hAnsi="Times New Roman" w:cs="Times New Roman"/>
+                <w:b/>
+                <w:bCs/>
+              </w:rPr>
+            </w:pPr>
+            <w:r>
+              <w:rPr>
+                <w:rFonts w:ascii="Times New Roman" w:hAnsi="Times New Roman" w:cs="Times New Roman"/>
+                <w:b/>
+                <w:bCs/>
+              </w:rPr>
+              <w:t>Test Backend</w:t>
+            </w:r>
+          </w:p>
+          <w:p>
+            <w:pPr>
+              <w:pStyle w:val="ListParagraph"/>
+              <w:numPr>
+                <w:ilvl w:val="0"/>
+                <w:numId w:val="48"/>
+              </w:numPr>
+              <w:ind w:left="1222"/>
+              <w:rPr>
+                <w:rFonts w:ascii="Times New Roman" w:hAnsi="Times New Roman" w:cs="Times New Roman"/>
+              </w:rPr>
+            </w:pPr>
+            <w:r>
+              <w:rPr>
+                <w:rFonts w:ascii="Times New Roman" w:hAnsi="Times New Roman" w:cs="Times New Roman"/>
+              </w:rPr>
+              <w:t>Run node server.js</w:t>
+            </w:r>
+          </w:p>
+          <w:p>
+            <w:pPr>
+              <w:pStyle w:val="ListParagraph"/>
+              <w:numPr>
+                <w:ilvl w:val="0"/>
+                <w:numId w:val="48"/>
+              </w:numPr>
+              <w:ind w:left="1222"/>
+              <w:rPr>
+                <w:rFonts w:ascii="Times New Roman" w:hAnsi="Times New Roman" w:cs="Times New Roman"/>
+              </w:rPr>
+            </w:pPr>
+            <w:r>
+              <w:rPr>
+                <w:rFonts w:ascii="Times New Roman" w:hAnsi="Times New Roman" w:cs="Times New Roman"/>
+              </w:rPr>
+              <w:t>Should show “Backend on 5000”</w:t>
+            </w:r>
+          </w:p>
+          <w:p>
+            <w:pPr>
+              <w:numPr>
+                <w:ilvl w:val="0"/>
+                <w:numId w:val="3"/>
+              </w:numPr>
+              <w:rPr>
+                <w:rFonts w:ascii="Times New Roman" w:hAnsi="Times New Roman" w:cs="Times New Roman"/>
+                <w:b/>
+                <w:bCs/>
+              </w:rPr>
+            </w:pPr>
+            <w:r>
+              <w:rPr>
+                <w:rFonts w:ascii="Times New Roman" w:hAnsi="Times New Roman" w:cs="Times New Roman"/>
+                <w:b/>
+                <w:bCs/>
+              </w:rPr>
+              <w:t>Frontend Tasks</w:t>
+            </w:r>
+          </w:p>
+          <w:p>
+            <w:pPr>
+              <w:pStyle w:val="ListParagraph"/>
+              <w:numPr>
+                <w:ilvl w:val="0"/>
+                <w:numId w:val="47"/>
+              </w:numPr>
+              <w:ind w:left="796"/>
+              <w:rPr>
+                <w:rFonts w:ascii="Times New Roman" w:hAnsi="Times New Roman" w:cs="Times New Roman"/>
+                <w:b/>
+                <w:bCs/>
+              </w:rPr>
+            </w:pPr>
+            <w:r>
+              <w:rPr>
+                <w:rFonts w:ascii="Times New Roman" w:hAnsi="Times New Roman" w:cs="Times New Roman"/>
+                <w:b/>
+                <w:bCs/>
+              </w:rPr>
+              <w:t>Fix Tailwind</w:t>
+            </w:r>
+          </w:p>
+          <w:p>
+            <w:pPr>
+              <w:pStyle w:val="ListParagraph"/>
+              <w:numPr>
+                <w:ilvl w:val="0"/>
+                <w:numId w:val="49"/>
+              </w:numPr>
+              <w:ind w:left="1222"/>
+              <w:rPr>
+                <w:rFonts w:ascii="Times New Roman" w:hAnsi="Times New Roman" w:cs="Times New Roman"/>
+              </w:rPr>
+            </w:pPr>
+            <w:r>
+              <w:rPr>
+                <w:rFonts w:ascii="Times New Roman" w:hAnsi="Times New Roman" w:cs="Times New Roman"/>
+              </w:rPr>
+              <w:lastRenderedPageBreak/>
+              <w:t xml:space="preserve">Install </w:t>
+            </w:r>
+            <w:proofErr w:type="spellStart"/>
+            <w:r>
+              <w:rPr>
+                <w:rFonts w:ascii="Times New Roman" w:hAnsi="Times New Roman" w:cs="Times New Roman"/>
+              </w:rPr>
+              <w:t>tailwindcss</w:t>
+            </w:r>
+            <w:proofErr w:type="spellEnd"/>
+            <w:r>
+              <w:rPr>
+                <w:rFonts w:ascii="Times New Roman" w:hAnsi="Times New Roman" w:cs="Times New Roman"/>
+              </w:rPr>
+              <w:t xml:space="preserve"> v3 + </w:t>
+            </w:r>
+            <w:proofErr w:type="spellStart"/>
+            <w:r>
+              <w:rPr>
+                <w:rFonts w:ascii="Times New Roman" w:hAnsi="Times New Roman" w:cs="Times New Roman"/>
+              </w:rPr>
+              <w:t>postcss</w:t>
+            </w:r>
+            <w:proofErr w:type="spellEnd"/>
+            <w:r>
+              <w:rPr>
+                <w:rFonts w:ascii="Times New Roman" w:hAnsi="Times New Roman" w:cs="Times New Roman"/>
+              </w:rPr>
+              <w:t xml:space="preserve"> + </w:t>
+            </w:r>
+            <w:proofErr w:type="spellStart"/>
+            <w:r>
+              <w:rPr>
+                <w:rFonts w:ascii="Times New Roman" w:hAnsi="Times New Roman" w:cs="Times New Roman"/>
+              </w:rPr>
+              <w:t>autoprefixer</w:t>
+            </w:r>
+            <w:proofErr w:type="spellEnd"/>
+          </w:p>
+          <w:p>
+            <w:pPr>
+              <w:pStyle w:val="ListParagraph"/>
+              <w:numPr>
+                <w:ilvl w:val="0"/>
+                <w:numId w:val="49"/>
+              </w:numPr>
+              <w:ind w:left="1222"/>
+              <w:rPr>
+                <w:rFonts w:ascii="Times New Roman" w:hAnsi="Times New Roman" w:cs="Times New Roman"/>
+              </w:rPr>
+            </w:pPr>
+            <w:r>
+              <w:rPr>
+                <w:rFonts w:ascii="Times New Roman" w:hAnsi="Times New Roman" w:cs="Times New Roman"/>
+              </w:rPr>
+              <w:t>Create tailwind.config.js + postcss.config.js + index.css</w:t>
+            </w:r>
+          </w:p>
+          <w:p>
+            <w:pPr>
+              <w:pStyle w:val="ListParagraph"/>
+              <w:numPr>
+                <w:ilvl w:val="0"/>
+                <w:numId w:val="49"/>
+              </w:numPr>
+              <w:ind w:left="1222"/>
+              <w:rPr>
+                <w:rFonts w:ascii="Times New Roman" w:hAnsi="Times New Roman" w:cs="Times New Roman"/>
+              </w:rPr>
+            </w:pPr>
+            <w:proofErr w:type="gramStart"/>
+            <w:r>
+              <w:rPr>
+                <w:rFonts w:ascii="Times New Roman" w:hAnsi="Times New Roman" w:cs="Times New Roman"/>
+              </w:rPr>
+              <w:t>Clear .</w:t>
+            </w:r>
+            <w:proofErr w:type="spellStart"/>
+            <w:r>
+              <w:rPr>
+                <w:rFonts w:ascii="Times New Roman" w:hAnsi="Times New Roman" w:cs="Times New Roman"/>
+              </w:rPr>
+              <w:t>vite</w:t>
+            </w:r>
+            <w:proofErr w:type="spellEnd"/>
+            <w:proofErr w:type="gramEnd"/>
+            <w:r>
+              <w:rPr>
+                <w:rFonts w:ascii="Times New Roman" w:hAnsi="Times New Roman" w:cs="Times New Roman"/>
+              </w:rPr>
+              <w:t xml:space="preserve"> cache</w:t>
+            </w:r>
+          </w:p>
+          <w:p>
+            <w:pPr>
+              <w:pStyle w:val="ListParagraph"/>
+              <w:numPr>
+                <w:ilvl w:val="0"/>
+                <w:numId w:val="47"/>
+              </w:numPr>
+              <w:ind w:left="796"/>
+              <w:rPr>
+                <w:rFonts w:ascii="Times New Roman" w:hAnsi="Times New Roman" w:cs="Times New Roman"/>
+                <w:b/>
+                <w:bCs/>
+              </w:rPr>
+            </w:pPr>
+            <w:r>
+              <w:rPr>
+                <w:rFonts w:ascii="Times New Roman" w:hAnsi="Times New Roman" w:cs="Times New Roman"/>
+                <w:b/>
+                <w:bCs/>
+              </w:rPr>
+              <w:t>Build Dashboard UI</w:t>
+            </w:r>
+          </w:p>
+          <w:p>
+            <w:pPr>
+              <w:pStyle w:val="ListParagraph"/>
+              <w:numPr>
+                <w:ilvl w:val="0"/>
+                <w:numId w:val="50"/>
+              </w:numPr>
+              <w:ind w:left="1222"/>
+              <w:rPr>
+                <w:rFonts w:ascii="Times New Roman" w:hAnsi="Times New Roman" w:cs="Times New Roman"/>
+              </w:rPr>
+            </w:pPr>
+            <w:r>
+              <w:rPr>
+                <w:rFonts w:ascii="Times New Roman" w:hAnsi="Times New Roman" w:cs="Times New Roman"/>
+                <w:b/>
+                <w:bCs/>
+              </w:rPr>
+              <w:t>Header:</w:t>
+            </w:r>
+            <w:r>
+              <w:rPr>
+                <w:rFonts w:ascii="Times New Roman" w:hAnsi="Times New Roman" w:cs="Times New Roman"/>
+              </w:rPr>
+              <w:t xml:space="preserve"> LOGGUARD AI in blue</w:t>
+            </w:r>
+          </w:p>
+          <w:p>
+            <w:pPr>
+              <w:pStyle w:val="ListParagraph"/>
+              <w:numPr>
+                <w:ilvl w:val="0"/>
+                <w:numId w:val="50"/>
+              </w:numPr>
+              <w:ind w:left="1222"/>
+              <w:rPr>
+                <w:rFonts w:ascii="Times New Roman" w:hAnsi="Times New Roman" w:cs="Times New Roman"/>
+              </w:rPr>
+            </w:pPr>
+            <w:r>
+              <w:rPr>
+                <w:rFonts w:ascii="Times New Roman" w:hAnsi="Times New Roman" w:cs="Times New Roman"/>
+                <w:b/>
+                <w:bCs/>
+              </w:rPr>
+              <w:t>3 Stat Cards:</w:t>
+            </w:r>
+            <w:r>
+              <w:rPr>
+                <w:rFonts w:ascii="Times New Roman" w:hAnsi="Times New Roman" w:cs="Times New Roman"/>
+              </w:rPr>
+              <w:t xml:space="preserve"> Critical Errors, </w:t>
+            </w:r>
+            <w:proofErr w:type="spellStart"/>
+            <w:r>
+              <w:rPr>
+                <w:rFonts w:ascii="Times New Roman" w:hAnsi="Times New Roman" w:cs="Times New Roman"/>
+              </w:rPr>
+              <w:t>Avg</w:t>
+            </w:r>
+            <w:proofErr w:type="spellEnd"/>
+            <w:r>
+              <w:rPr>
+                <w:rFonts w:ascii="Times New Roman" w:hAnsi="Times New Roman" w:cs="Times New Roman"/>
+              </w:rPr>
+              <w:t xml:space="preserve"> Response Time, System Health</w:t>
+            </w:r>
+          </w:p>
+          <w:p>
+            <w:pPr>
+              <w:pStyle w:val="ListParagraph"/>
+              <w:numPr>
+                <w:ilvl w:val="0"/>
+                <w:numId w:val="50"/>
+              </w:numPr>
+              <w:ind w:left="1222"/>
+              <w:rPr>
+                <w:rFonts w:ascii="Times New Roman" w:hAnsi="Times New Roman" w:cs="Times New Roman"/>
+              </w:rPr>
+            </w:pPr>
+            <w:r>
+              <w:rPr>
+                <w:rFonts w:ascii="Times New Roman" w:hAnsi="Times New Roman" w:cs="Times New Roman"/>
+                <w:b/>
+                <w:bCs/>
+              </w:rPr>
+              <w:t>Upload Box:</w:t>
+            </w:r>
+            <w:r>
+              <w:rPr>
+                <w:rFonts w:ascii="Times New Roman" w:hAnsi="Times New Roman" w:cs="Times New Roman"/>
+              </w:rPr>
+              <w:t xml:space="preserve"> “Drag &amp; Drop Log File Here”</w:t>
+            </w:r>
+          </w:p>
+          <w:p>
+            <w:pPr>
+              <w:pStyle w:val="ListParagraph"/>
+              <w:numPr>
+                <w:ilvl w:val="0"/>
+                <w:numId w:val="50"/>
+              </w:numPr>
+              <w:ind w:left="1222"/>
+              <w:rPr>
+                <w:rFonts w:ascii="Times New Roman" w:hAnsi="Times New Roman" w:cs="Times New Roman"/>
+              </w:rPr>
+            </w:pPr>
+            <w:r>
+              <w:rPr>
+                <w:rFonts w:ascii="Times New Roman" w:hAnsi="Times New Roman" w:cs="Times New Roman"/>
+                <w:b/>
+                <w:bCs/>
+              </w:rPr>
+              <w:t>Live Log Table:</w:t>
+            </w:r>
+            <w:r>
+              <w:rPr>
+                <w:rFonts w:ascii="Times New Roman" w:hAnsi="Times New Roman" w:cs="Times New Roman"/>
+              </w:rPr>
+              <w:t xml:space="preserve"> Shows timestamp, level, message</w:t>
+            </w:r>
+          </w:p>
+          <w:p>
+            <w:pPr>
+              <w:pStyle w:val="ListParagraph"/>
+              <w:numPr>
+                <w:ilvl w:val="0"/>
+                <w:numId w:val="47"/>
+              </w:numPr>
+              <w:ind w:left="796"/>
+              <w:rPr>
+                <w:rFonts w:ascii="Times New Roman" w:hAnsi="Times New Roman" w:cs="Times New Roman"/>
+                <w:b/>
+                <w:bCs/>
+              </w:rPr>
+            </w:pPr>
+            <w:r>
+              <w:rPr>
+                <w:rFonts w:ascii="Times New Roman" w:hAnsi="Times New Roman" w:cs="Times New Roman"/>
+                <w:b/>
+                <w:bCs/>
+              </w:rPr>
+              <w:t>Connect Socket.io</w:t>
+            </w:r>
+          </w:p>
+          <w:p>
+            <w:pPr>
+              <w:pStyle w:val="ListParagraph"/>
+              <w:numPr>
+                <w:ilvl w:val="0"/>
+                <w:numId w:val="51"/>
+              </w:numPr>
+              <w:ind w:left="1222"/>
+              <w:rPr>
+                <w:rFonts w:ascii="Times New Roman" w:hAnsi="Times New Roman" w:cs="Times New Roman"/>
+              </w:rPr>
+            </w:pPr>
+            <w:r>
+              <w:rPr>
+                <w:rFonts w:ascii="Times New Roman" w:hAnsi="Times New Roman" w:cs="Times New Roman"/>
+              </w:rPr>
+              <w:t>Install socket.io-client</w:t>
+            </w:r>
+          </w:p>
+          <w:p>
+            <w:pPr>
+              <w:pStyle w:val="ListParagraph"/>
+              <w:numPr>
+                <w:ilvl w:val="0"/>
+                <w:numId w:val="51"/>
+              </w:numPr>
+              <w:ind w:left="1222"/>
+              <w:rPr>
+                <w:rFonts w:ascii="Times New Roman" w:hAnsi="Times New Roman" w:cs="Times New Roman"/>
+              </w:rPr>
+            </w:pPr>
+            <w:r>
+              <w:rPr>
+                <w:rFonts w:ascii="Times New Roman" w:hAnsi="Times New Roman" w:cs="Times New Roman"/>
+              </w:rPr>
+              <w:t xml:space="preserve">Listen for </w:t>
+            </w:r>
+            <w:proofErr w:type="spellStart"/>
+            <w:r>
+              <w:rPr>
+                <w:rFonts w:ascii="Times New Roman" w:hAnsi="Times New Roman" w:cs="Times New Roman"/>
+              </w:rPr>
+              <w:t>newLog</w:t>
+            </w:r>
+            <w:proofErr w:type="spellEnd"/>
+            <w:r>
+              <w:rPr>
+                <w:rFonts w:ascii="Times New Roman" w:hAnsi="Times New Roman" w:cs="Times New Roman"/>
+              </w:rPr>
+              <w:t xml:space="preserve"> events</w:t>
+            </w:r>
+          </w:p>
+          <w:p>
+            <w:pPr>
+              <w:pStyle w:val="ListParagraph"/>
+              <w:numPr>
+                <w:ilvl w:val="0"/>
+                <w:numId w:val="51"/>
+              </w:numPr>
+              <w:ind w:left="1222"/>
+              <w:rPr>
+                <w:rFonts w:ascii="Times New Roman" w:hAnsi="Times New Roman" w:cs="Times New Roman"/>
+              </w:rPr>
+            </w:pPr>
+            <w:r>
+              <w:rPr>
+                <w:rFonts w:ascii="Times New Roman" w:hAnsi="Times New Roman" w:cs="Times New Roman"/>
+              </w:rPr>
+              <w:t>Add new logs to the top of the table</w:t>
+            </w:r>
+          </w:p>
+          <w:p>
+            <w:pPr>
+              <w:pStyle w:val="ListParagraph"/>
+              <w:numPr>
+                <w:ilvl w:val="0"/>
+                <w:numId w:val="51"/>
+              </w:numPr>
+              <w:ind w:left="1222"/>
+              <w:rPr>
+                <w:rFonts w:ascii="Times New Roman" w:hAnsi="Times New Roman" w:cs="Times New Roman"/>
+              </w:rPr>
+            </w:pPr>
+            <w:proofErr w:type="spellStart"/>
+            <w:r>
+              <w:rPr>
+                <w:rFonts w:ascii="Times New Roman" w:hAnsi="Times New Roman" w:cs="Times New Roman"/>
+              </w:rPr>
+              <w:t>Color</w:t>
+            </w:r>
+            <w:proofErr w:type="spellEnd"/>
+            <w:r>
+              <w:rPr>
+                <w:rFonts w:ascii="Times New Roman" w:hAnsi="Times New Roman" w:cs="Times New Roman"/>
+              </w:rPr>
+              <w:t xml:space="preserve"> ERROR logs red + add left border</w:t>
+            </w:r>
+          </w:p>
+          <w:p>
+            <w:pPr>
+              <w:numPr>
+                <w:ilvl w:val="0"/>
+                <w:numId w:val="3"/>
+              </w:numPr>
+              <w:rPr>
+                <w:rFonts w:ascii="Times New Roman" w:hAnsi="Times New Roman" w:cs="Times New Roman"/>
+                <w:b/>
+                <w:bCs/>
+              </w:rPr>
+            </w:pPr>
+            <w:r>
+              <w:rPr>
+                <w:rFonts w:ascii="Times New Roman" w:hAnsi="Times New Roman" w:cs="Times New Roman"/>
+                <w:b/>
+                <w:bCs/>
+              </w:rPr>
+              <w:t>Final Test</w:t>
+            </w:r>
+          </w:p>
+          <w:p>
+            <w:pPr>
+              <w:pStyle w:val="ListParagraph"/>
+              <w:numPr>
+                <w:ilvl w:val="0"/>
+                <w:numId w:val="46"/>
+              </w:numPr>
+              <w:ind w:left="796"/>
+              <w:rPr>
+                <w:rFonts w:ascii="Times New Roman" w:hAnsi="Times New Roman" w:cs="Times New Roman"/>
+                <w:b/>
+                <w:bCs/>
+              </w:rPr>
+            </w:pPr>
+            <w:r>
+              <w:rPr>
+                <w:rFonts w:ascii="Times New Roman" w:hAnsi="Times New Roman" w:cs="Times New Roman"/>
+                <w:b/>
+                <w:bCs/>
+              </w:rPr>
+              <w:t>Run Both</w:t>
+            </w:r>
+          </w:p>
+          <w:p>
+            <w:pPr>
+              <w:pStyle w:val="ListParagraph"/>
+              <w:numPr>
+                <w:ilvl w:val="0"/>
+                <w:numId w:val="52"/>
+              </w:numPr>
+              <w:ind w:left="1363"/>
+              <w:rPr>
+                <w:rFonts w:ascii="Times New Roman" w:hAnsi="Times New Roman" w:cs="Times New Roman"/>
+              </w:rPr>
+            </w:pPr>
+            <w:r>
+              <w:rPr>
+                <w:rFonts w:ascii="Times New Roman" w:hAnsi="Times New Roman" w:cs="Times New Roman"/>
+              </w:rPr>
+              <w:t>Terminal 1: node server.js</w:t>
+            </w:r>
+          </w:p>
+          <w:p>
+            <w:pPr>
+              <w:pStyle w:val="ListParagraph"/>
+              <w:numPr>
+                <w:ilvl w:val="0"/>
+                <w:numId w:val="52"/>
+              </w:numPr>
+              <w:ind w:left="1363"/>
+              <w:rPr>
+                <w:rFonts w:ascii="Times New Roman" w:hAnsi="Times New Roman" w:cs="Times New Roman"/>
+              </w:rPr>
+            </w:pPr>
+            <w:r>
+              <w:rPr>
+                <w:rFonts w:ascii="Times New Roman" w:hAnsi="Times New Roman" w:cs="Times New Roman"/>
+              </w:rPr>
+              <w:t>Terminal 2: np run dev</w:t>
+            </w:r>
+          </w:p>
+          <w:p>
+            <w:pPr>
+              <w:pStyle w:val="ListParagraph"/>
+              <w:numPr>
+                <w:ilvl w:val="0"/>
+                <w:numId w:val="52"/>
+              </w:numPr>
+              <w:ind w:left="1363"/>
+              <w:rPr>
+                <w:rFonts w:ascii="Times New Roman" w:hAnsi="Times New Roman" w:cs="Times New Roman"/>
+              </w:rPr>
+            </w:pPr>
+            <w:r>
+              <w:rPr>
+                <w:rFonts w:ascii="Times New Roman" w:hAnsi="Times New Roman" w:cs="Times New Roman"/>
+              </w:rPr>
+              <w:t>See logs appear live with dark theme styling</w:t>
+            </w:r>
+          </w:p>
+        </w:tc>
+        <w:tc>
+          <w:tcPr>
+            <w:tcW w:w="4253" w:type="dxa"/>
+            <w:tcBorders>
+              <w:top w:val="nil"/>
+              <w:left w:val="nil"/>
+              <w:bottom w:val="nil"/>
+              <w:right w:val="nil"/>
+            </w:tcBorders>
+            <w:tcMar>
+              <w:top w:w="0" w:type="dxa"/>
+              <w:left w:w="0" w:type="dxa"/>
+              <w:bottom w:w="0" w:type="dxa"/>
+              <w:right w:w="0" w:type="dxa"/>
+            </w:tcMar>
+            <w:hideMark/>
+          </w:tcPr>
+          <w:p>
+            <w:pPr>
+              <w:rPr>
+                <w:rFonts w:ascii="Times New Roman" w:hAnsi="Times New Roman" w:cs="Times New Roman"/>
+              </w:rPr>
+            </w:pPr>
+            <w:r>
+              <w:rPr>
+                <w:rFonts w:ascii="Times New Roman" w:hAnsi="Times New Roman" w:cs="Times New Roman"/>
+                <w:b/>
+                <w:bCs/>
+              </w:rPr>
+              <w:lastRenderedPageBreak/>
+              <w:t xml:space="preserve">Tomorrow's Plans </w:t>
+            </w:r>
+          </w:p>
+          <w:p>
+            <w:pPr>
+              <w:numPr>
+                <w:ilvl w:val="0"/>
+                <w:numId w:val="4"/>
+              </w:numPr>
+              <w:rPr>
+                <w:rFonts w:ascii="Times New Roman" w:hAnsi="Times New Roman" w:cs="Times New Roman"/>
+                <w:b/>
+                <w:bCs/>
+              </w:rPr>
+            </w:pPr>
+            <w:r>
+              <w:rPr>
+                <w:rFonts w:ascii="Times New Roman" w:hAnsi="Times New Roman" w:cs="Times New Roman"/>
+                <w:b/>
+                <w:bCs/>
+              </w:rPr>
+              <w:t>Backend Tasks</w:t>
+            </w:r>
+          </w:p>
+          <w:p>
+            <w:pPr>
+              <w:pStyle w:val="ListParagraph"/>
+              <w:numPr>
+                <w:ilvl w:val="0"/>
+                <w:numId w:val="46"/>
+              </w:numPr>
+              <w:ind w:left="852"/>
+              <w:rPr>
+                <w:rFonts w:ascii="Times New Roman" w:hAnsi="Times New Roman" w:cs="Times New Roman"/>
+                <w:b/>
+                <w:bCs/>
+              </w:rPr>
+            </w:pPr>
+            <w:r>
+              <w:rPr>
+                <w:rFonts w:ascii="Times New Roman" w:hAnsi="Times New Roman" w:cs="Times New Roman"/>
+                <w:b/>
+                <w:bCs/>
+              </w:rPr>
+              <w:t>Install File Upload</w:t>
+            </w:r>
+          </w:p>
+          <w:p>
+            <w:pPr>
+              <w:pStyle w:val="ListParagraph"/>
+              <w:numPr>
+                <w:ilvl w:val="0"/>
+                <w:numId w:val="55"/>
+              </w:numPr>
+              <w:ind w:left="1277"/>
+              <w:rPr>
+                <w:rFonts w:ascii="Times New Roman" w:hAnsi="Times New Roman" w:cs="Times New Roman"/>
+              </w:rPr>
+            </w:pPr>
+            <w:proofErr w:type="spellStart"/>
+            <w:r>
+              <w:rPr>
+                <w:rFonts w:ascii="Times New Roman" w:hAnsi="Times New Roman" w:cs="Times New Roman"/>
+              </w:rPr>
+              <w:t>npm</w:t>
+            </w:r>
+            <w:proofErr w:type="spellEnd"/>
+            <w:r>
+              <w:rPr>
+                <w:rFonts w:ascii="Times New Roman" w:hAnsi="Times New Roman" w:cs="Times New Roman"/>
+              </w:rPr>
+              <w:t xml:space="preserve"> install </w:t>
+            </w:r>
+            <w:proofErr w:type="spellStart"/>
+            <w:r>
+              <w:rPr>
+                <w:rFonts w:ascii="Times New Roman" w:hAnsi="Times New Roman" w:cs="Times New Roman"/>
+              </w:rPr>
+              <w:t>multer</w:t>
+            </w:r>
+            <w:proofErr w:type="spellEnd"/>
+          </w:p>
+          <w:p>
+            <w:pPr>
+              <w:pStyle w:val="ListParagraph"/>
+              <w:numPr>
+                <w:ilvl w:val="0"/>
+                <w:numId w:val="55"/>
+              </w:numPr>
+              <w:ind w:left="1277"/>
+              <w:rPr>
+                <w:rFonts w:ascii="Times New Roman" w:hAnsi="Times New Roman" w:cs="Times New Roman"/>
+              </w:rPr>
+            </w:pPr>
+            <w:r>
+              <w:rPr>
+                <w:rFonts w:ascii="Times New Roman" w:hAnsi="Times New Roman" w:cs="Times New Roman"/>
+              </w:rPr>
+              <w:t>Create /uploads folder to store uploaded files</w:t>
+            </w:r>
+          </w:p>
+          <w:p>
+            <w:pPr>
+              <w:pStyle w:val="ListParagraph"/>
+              <w:numPr>
+                <w:ilvl w:val="0"/>
+                <w:numId w:val="46"/>
+              </w:numPr>
+              <w:ind w:left="852"/>
+              <w:rPr>
+                <w:rFonts w:ascii="Times New Roman" w:hAnsi="Times New Roman" w:cs="Times New Roman"/>
+                <w:b/>
+                <w:bCs/>
+              </w:rPr>
+            </w:pPr>
+            <w:r>
+              <w:rPr>
+                <w:rFonts w:ascii="Times New Roman" w:hAnsi="Times New Roman" w:cs="Times New Roman"/>
+                <w:b/>
+                <w:bCs/>
+              </w:rPr>
+              <w:t>Build /upload API Endpoint</w:t>
+            </w:r>
+          </w:p>
+          <w:p>
+            <w:pPr>
+              <w:pStyle w:val="ListParagraph"/>
+              <w:numPr>
+                <w:ilvl w:val="0"/>
+                <w:numId w:val="56"/>
+              </w:numPr>
+              <w:ind w:left="1277"/>
+              <w:rPr>
+                <w:rFonts w:ascii="Times New Roman" w:hAnsi="Times New Roman" w:cs="Times New Roman"/>
+              </w:rPr>
+            </w:pPr>
+            <w:r>
+              <w:rPr>
+                <w:rFonts w:ascii="Times New Roman" w:hAnsi="Times New Roman" w:cs="Times New Roman"/>
+              </w:rPr>
+              <w:t>Accept .log and .txt files</w:t>
+            </w:r>
+          </w:p>
+          <w:p>
+            <w:pPr>
+              <w:pStyle w:val="ListParagraph"/>
+              <w:numPr>
+                <w:ilvl w:val="0"/>
+                <w:numId w:val="56"/>
+              </w:numPr>
+              <w:ind w:left="1277"/>
+              <w:rPr>
+                <w:rFonts w:ascii="Times New Roman" w:hAnsi="Times New Roman" w:cs="Times New Roman"/>
+              </w:rPr>
+            </w:pPr>
+            <w:r>
+              <w:rPr>
+                <w:rFonts w:ascii="Times New Roman" w:hAnsi="Times New Roman" w:cs="Times New Roman"/>
+              </w:rPr>
+              <w:t>Read file line by line using fs</w:t>
+            </w:r>
+          </w:p>
+          <w:p>
+            <w:pPr>
+              <w:pStyle w:val="ListParagraph"/>
+              <w:numPr>
+                <w:ilvl w:val="0"/>
+                <w:numId w:val="56"/>
+              </w:numPr>
+              <w:ind w:left="1277"/>
+              <w:rPr>
+                <w:rFonts w:ascii="Times New Roman" w:hAnsi="Times New Roman" w:cs="Times New Roman"/>
+              </w:rPr>
+            </w:pPr>
+            <w:r>
+              <w:rPr>
+                <w:rFonts w:ascii="Times New Roman" w:hAnsi="Times New Roman" w:cs="Times New Roman"/>
+              </w:rPr>
+              <w:t>Detect log level: ERROR, WARN, INFO from each line</w:t>
+            </w:r>
+          </w:p>
+          <w:p>
+            <w:pPr>
+              <w:pStyle w:val="ListParagraph"/>
+              <w:numPr>
+                <w:ilvl w:val="0"/>
+                <w:numId w:val="46"/>
+              </w:numPr>
+              <w:ind w:left="852"/>
+              <w:rPr>
+                <w:rFonts w:ascii="Times New Roman" w:hAnsi="Times New Roman" w:cs="Times New Roman"/>
+                <w:b/>
+                <w:bCs/>
+              </w:rPr>
+            </w:pPr>
+            <w:r>
+              <w:rPr>
+                <w:rFonts w:ascii="Times New Roman" w:hAnsi="Times New Roman" w:cs="Times New Roman"/>
+                <w:b/>
+                <w:bCs/>
+              </w:rPr>
+              <w:t>Send Parsed Logs to Frontend</w:t>
+            </w:r>
+          </w:p>
+          <w:p>
+            <w:pPr>
+              <w:pStyle w:val="ListParagraph"/>
+              <w:numPr>
+                <w:ilvl w:val="0"/>
+                <w:numId w:val="57"/>
+              </w:numPr>
+              <w:ind w:left="1278"/>
+              <w:rPr>
+                <w:rFonts w:ascii="Times New Roman" w:hAnsi="Times New Roman" w:cs="Times New Roman"/>
+              </w:rPr>
+            </w:pPr>
+            <w:r>
+              <w:rPr>
+                <w:rFonts w:ascii="Times New Roman" w:hAnsi="Times New Roman" w:cs="Times New Roman"/>
+              </w:rPr>
+              <w:t xml:space="preserve">Loop through lines and </w:t>
+            </w:r>
+            <w:proofErr w:type="spellStart"/>
+            <w:proofErr w:type="gramStart"/>
+            <w:r>
+              <w:rPr>
+                <w:rFonts w:ascii="Times New Roman" w:hAnsi="Times New Roman" w:cs="Times New Roman"/>
+              </w:rPr>
+              <w:t>io.emit</w:t>
+            </w:r>
+            <w:proofErr w:type="spellEnd"/>
+            <w:proofErr w:type="gramEnd"/>
+            <w:r>
+              <w:rPr>
+                <w:rFonts w:ascii="Times New Roman" w:hAnsi="Times New Roman" w:cs="Times New Roman"/>
+              </w:rPr>
+              <w:t>(‘</w:t>
+            </w:r>
+            <w:proofErr w:type="spellStart"/>
+            <w:r>
+              <w:rPr>
+                <w:rFonts w:ascii="Times New Roman" w:hAnsi="Times New Roman" w:cs="Times New Roman"/>
+              </w:rPr>
+              <w:t>newLog</w:t>
+            </w:r>
+            <w:proofErr w:type="spellEnd"/>
+            <w:r>
+              <w:rPr>
+                <w:rFonts w:ascii="Times New Roman" w:hAnsi="Times New Roman" w:cs="Times New Roman"/>
+              </w:rPr>
+              <w:t>’, …) for each one</w:t>
+            </w:r>
+          </w:p>
+          <w:p>
+            <w:pPr>
+              <w:pStyle w:val="ListParagraph"/>
+              <w:numPr>
+                <w:ilvl w:val="0"/>
+                <w:numId w:val="57"/>
+              </w:numPr>
+              <w:ind w:left="1278"/>
+              <w:rPr>
+                <w:rFonts w:ascii="Times New Roman" w:hAnsi="Times New Roman" w:cs="Times New Roman"/>
+              </w:rPr>
+            </w:pPr>
+            <w:r>
+              <w:rPr>
+                <w:rFonts w:ascii="Times New Roman" w:hAnsi="Times New Roman" w:cs="Times New Roman"/>
+              </w:rPr>
+              <w:lastRenderedPageBreak/>
+              <w:t xml:space="preserve">Flag </w:t>
+            </w:r>
+            <w:proofErr w:type="spellStart"/>
+            <w:r>
+              <w:rPr>
+                <w:rFonts w:ascii="Times New Roman" w:hAnsi="Times New Roman" w:cs="Times New Roman"/>
+              </w:rPr>
+              <w:t>isAnomaly</w:t>
+            </w:r>
+            <w:proofErr w:type="spellEnd"/>
+            <w:r>
+              <w:rPr>
+                <w:rFonts w:ascii="Times New Roman" w:hAnsi="Times New Roman" w:cs="Times New Roman"/>
+              </w:rPr>
+              <w:t>: true if line contains DDOS, Failed Attack</w:t>
+            </w:r>
+          </w:p>
+          <w:p>
+            <w:pPr>
+              <w:numPr>
+                <w:ilvl w:val="0"/>
+                <w:numId w:val="4"/>
+              </w:numPr>
+              <w:rPr>
+                <w:rFonts w:ascii="Times New Roman" w:hAnsi="Times New Roman" w:cs="Times New Roman"/>
+                <w:b/>
+                <w:bCs/>
+              </w:rPr>
+            </w:pPr>
+            <w:r>
+              <w:rPr>
+                <w:rFonts w:ascii="Times New Roman" w:hAnsi="Times New Roman" w:cs="Times New Roman"/>
+                <w:b/>
+                <w:bCs/>
+              </w:rPr>
+              <w:t>Frontend Tasks</w:t>
+            </w:r>
+          </w:p>
+          <w:p>
+            <w:pPr>
+              <w:pStyle w:val="ListParagraph"/>
+              <w:numPr>
+                <w:ilvl w:val="0"/>
+                <w:numId w:val="53"/>
+              </w:numPr>
+              <w:ind w:left="852"/>
+              <w:rPr>
+                <w:rFonts w:ascii="Times New Roman" w:hAnsi="Times New Roman" w:cs="Times New Roman"/>
+                <w:b/>
+                <w:bCs/>
+              </w:rPr>
+            </w:pPr>
+            <w:r>
+              <w:rPr>
+                <w:rFonts w:ascii="Times New Roman" w:hAnsi="Times New Roman" w:cs="Times New Roman"/>
+                <w:b/>
+                <w:bCs/>
+              </w:rPr>
+              <w:t>Wire Drag &amp; Drop Box</w:t>
+            </w:r>
+          </w:p>
+          <w:p>
+            <w:pPr>
+              <w:pStyle w:val="ListParagraph"/>
+              <w:numPr>
+                <w:ilvl w:val="0"/>
+                <w:numId w:val="58"/>
+              </w:numPr>
+              <w:ind w:left="1278"/>
+              <w:rPr>
+                <w:rFonts w:ascii="Times New Roman" w:hAnsi="Times New Roman" w:cs="Times New Roman"/>
+              </w:rPr>
+            </w:pPr>
+            <w:r>
+              <w:rPr>
+                <w:rFonts w:ascii="Times New Roman" w:hAnsi="Times New Roman" w:cs="Times New Roman"/>
+              </w:rPr>
+              <w:t xml:space="preserve">Install </w:t>
+            </w:r>
+            <w:proofErr w:type="spellStart"/>
+            <w:r>
+              <w:rPr>
+                <w:rFonts w:ascii="Times New Roman" w:hAnsi="Times New Roman" w:cs="Times New Roman"/>
+              </w:rPr>
+              <w:t>axios</w:t>
+            </w:r>
+            <w:proofErr w:type="spellEnd"/>
+            <w:r>
+              <w:rPr>
+                <w:rFonts w:ascii="Times New Roman" w:hAnsi="Times New Roman" w:cs="Times New Roman"/>
+              </w:rPr>
+              <w:t xml:space="preserve"> to send files to backend</w:t>
+            </w:r>
+          </w:p>
+          <w:p>
+            <w:pPr>
+              <w:pStyle w:val="ListParagraph"/>
+              <w:numPr>
+                <w:ilvl w:val="0"/>
+                <w:numId w:val="58"/>
+              </w:numPr>
+              <w:ind w:left="1278"/>
+              <w:rPr>
+                <w:rFonts w:ascii="Times New Roman" w:hAnsi="Times New Roman" w:cs="Times New Roman"/>
+              </w:rPr>
+            </w:pPr>
+            <w:r>
+              <w:rPr>
+                <w:rFonts w:ascii="Times New Roman" w:hAnsi="Times New Roman" w:cs="Times New Roman"/>
+              </w:rPr>
+              <w:t>Make the box clickable + darg-drop enabled</w:t>
+            </w:r>
+          </w:p>
+          <w:p>
+            <w:pPr>
+              <w:pStyle w:val="ListParagraph"/>
+              <w:numPr>
+                <w:ilvl w:val="0"/>
+                <w:numId w:val="58"/>
+              </w:numPr>
+              <w:ind w:left="1278"/>
+              <w:rPr>
+                <w:rFonts w:ascii="Times New Roman" w:hAnsi="Times New Roman" w:cs="Times New Roman"/>
+              </w:rPr>
+            </w:pPr>
+            <w:r>
+              <w:rPr>
+                <w:rFonts w:ascii="Times New Roman" w:hAnsi="Times New Roman" w:cs="Times New Roman"/>
+              </w:rPr>
+              <w:t>Show “Uploading…” state</w:t>
+            </w:r>
+          </w:p>
+          <w:p>
+            <w:pPr>
+              <w:pStyle w:val="ListParagraph"/>
+              <w:numPr>
+                <w:ilvl w:val="0"/>
+                <w:numId w:val="53"/>
+              </w:numPr>
+              <w:ind w:left="852"/>
+              <w:rPr>
+                <w:rFonts w:ascii="Times New Roman" w:hAnsi="Times New Roman" w:cs="Times New Roman"/>
+                <w:b/>
+                <w:bCs/>
+              </w:rPr>
+            </w:pPr>
+            <w:r>
+              <w:rPr>
+                <w:rFonts w:ascii="Times New Roman" w:hAnsi="Times New Roman" w:cs="Times New Roman"/>
+                <w:b/>
+                <w:bCs/>
+              </w:rPr>
+              <w:t>Update Stats Live</w:t>
+            </w:r>
+          </w:p>
+          <w:p>
+            <w:pPr>
+              <w:pStyle w:val="ListParagraph"/>
+              <w:numPr>
+                <w:ilvl w:val="0"/>
+                <w:numId w:val="59"/>
+              </w:numPr>
+              <w:ind w:left="1278"/>
+              <w:rPr>
+                <w:rFonts w:ascii="Times New Roman" w:hAnsi="Times New Roman" w:cs="Times New Roman"/>
+              </w:rPr>
+            </w:pPr>
+            <w:r>
+              <w:rPr>
+                <w:rFonts w:ascii="Times New Roman" w:hAnsi="Times New Roman" w:cs="Times New Roman"/>
+              </w:rPr>
+              <w:t>Count total ERROR logs from uploaded file</w:t>
+            </w:r>
+          </w:p>
+          <w:p>
+            <w:pPr>
+              <w:pStyle w:val="ListParagraph"/>
+              <w:numPr>
+                <w:ilvl w:val="0"/>
+                <w:numId w:val="59"/>
+              </w:numPr>
+              <w:ind w:left="1278"/>
+              <w:rPr>
+                <w:rFonts w:ascii="Times New Roman" w:hAnsi="Times New Roman" w:cs="Times New Roman"/>
+              </w:rPr>
+            </w:pPr>
+            <w:r>
+              <w:rPr>
+                <w:rFonts w:ascii="Times New Roman" w:hAnsi="Times New Roman" w:cs="Times New Roman"/>
+              </w:rPr>
+              <w:t>Update “Critical Errors” card automatically</w:t>
+            </w:r>
+          </w:p>
+          <w:p>
+            <w:pPr>
+              <w:pStyle w:val="ListParagraph"/>
+              <w:numPr>
+                <w:ilvl w:val="0"/>
+                <w:numId w:val="53"/>
+              </w:numPr>
+              <w:ind w:left="852"/>
+              <w:rPr>
+                <w:rFonts w:ascii="Times New Roman" w:hAnsi="Times New Roman" w:cs="Times New Roman"/>
+                <w:b/>
+                <w:bCs/>
+              </w:rPr>
+            </w:pPr>
+            <w:r>
+              <w:rPr>
+                <w:rFonts w:ascii="Times New Roman" w:hAnsi="Times New Roman" w:cs="Times New Roman"/>
+                <w:b/>
+                <w:bCs/>
+              </w:rPr>
+              <w:t>Test with Real Log</w:t>
+            </w:r>
+          </w:p>
+          <w:p>
+            <w:pPr>
+              <w:pStyle w:val="ListParagraph"/>
+              <w:numPr>
+                <w:ilvl w:val="0"/>
+                <w:numId w:val="60"/>
+              </w:numPr>
+              <w:ind w:left="1278"/>
+              <w:rPr>
+                <w:rFonts w:ascii="Times New Roman" w:hAnsi="Times New Roman" w:cs="Times New Roman"/>
+              </w:rPr>
+            </w:pPr>
+            <w:r>
+              <w:rPr>
+                <w:rFonts w:ascii="Times New Roman" w:hAnsi="Times New Roman" w:cs="Times New Roman"/>
+              </w:rPr>
+              <w:t xml:space="preserve">Create test.log file with fake </w:t>
+            </w:r>
+            <w:proofErr w:type="spellStart"/>
+            <w:r>
+              <w:rPr>
+                <w:rFonts w:ascii="Times New Roman" w:hAnsi="Times New Roman" w:cs="Times New Roman"/>
+              </w:rPr>
+              <w:t>apache</w:t>
+            </w:r>
+            <w:proofErr w:type="spellEnd"/>
+            <w:r>
+              <w:rPr>
+                <w:rFonts w:ascii="Times New Roman" w:hAnsi="Times New Roman" w:cs="Times New Roman"/>
+              </w:rPr>
+              <w:t>/nginx logs</w:t>
+            </w:r>
+          </w:p>
+          <w:p>
+            <w:pPr>
+              <w:pStyle w:val="ListParagraph"/>
+              <w:numPr>
+                <w:ilvl w:val="0"/>
+                <w:numId w:val="60"/>
+              </w:numPr>
+              <w:ind w:left="1278"/>
+              <w:rPr>
+                <w:rFonts w:ascii="Times New Roman" w:hAnsi="Times New Roman" w:cs="Times New Roman"/>
+              </w:rPr>
+            </w:pPr>
+            <w:r>
+              <w:rPr>
+                <w:rFonts w:ascii="Times New Roman" w:hAnsi="Times New Roman" w:cs="Times New Roman"/>
+              </w:rPr>
+              <w:t>Drag it in and watch 100+ lines parse instantly</w:t>
+            </w:r>
+          </w:p>
+          <w:p>
+            <w:pPr>
+              <w:numPr>
+                <w:ilvl w:val="0"/>
+                <w:numId w:val="4"/>
+              </w:numPr>
+              <w:rPr>
+                <w:rFonts w:ascii="Times New Roman" w:hAnsi="Times New Roman" w:cs="Times New Roman"/>
+                <w:b/>
+                <w:bCs/>
+              </w:rPr>
+            </w:pPr>
+            <w:r>
+              <w:rPr>
+                <w:rFonts w:ascii="Times New Roman" w:hAnsi="Times New Roman" w:cs="Times New Roman"/>
+                <w:b/>
+                <w:bCs/>
+              </w:rPr>
+              <w:t>Final Test</w:t>
+            </w:r>
+          </w:p>
+          <w:p>
+            <w:pPr>
+              <w:pStyle w:val="ListParagraph"/>
+              <w:numPr>
+                <w:ilvl w:val="0"/>
+                <w:numId w:val="54"/>
+              </w:numPr>
+              <w:ind w:left="852"/>
+              <w:rPr>
+                <w:rFonts w:ascii="Times New Roman" w:hAnsi="Times New Roman" w:cs="Times New Roman"/>
+                <w:b/>
+                <w:bCs/>
+              </w:rPr>
+            </w:pPr>
+            <w:r>
+              <w:rPr>
+                <w:rFonts w:ascii="Times New Roman" w:hAnsi="Times New Roman" w:cs="Times New Roman"/>
+                <w:b/>
+                <w:bCs/>
+              </w:rPr>
+              <w:t>End to End Flow</w:t>
+            </w:r>
+          </w:p>
+          <w:p>
+            <w:pPr>
+              <w:pStyle w:val="ListParagraph"/>
+              <w:numPr>
+                <w:ilvl w:val="0"/>
+                <w:numId w:val="61"/>
+              </w:numPr>
+              <w:ind w:left="1278"/>
+              <w:rPr>
+                <w:rFonts w:ascii="Times New Roman" w:hAnsi="Times New Roman" w:cs="Times New Roman"/>
+              </w:rPr>
+            </w:pPr>
+            <w:r>
+              <w:rPr>
+                <w:rFonts w:ascii="Times New Roman" w:hAnsi="Times New Roman" w:cs="Times New Roman"/>
+              </w:rPr>
+              <w:t>Upload file → Backend parses → Socket sends → Dashboard updates live</w:t>
+            </w:r>
+          </w:p>
+          <w:p>
+            <w:pPr>
+              <w:pStyle w:val="ListParagraph"/>
+              <w:numPr>
+                <w:ilvl w:val="0"/>
+                <w:numId w:val="61"/>
+              </w:numPr>
+              <w:ind w:left="1278"/>
+              <w:rPr>
+                <w:rFonts w:ascii="Times New Roman" w:hAnsi="Times New Roman" w:cs="Times New Roman"/>
+              </w:rPr>
+            </w:pPr>
+            <w:r>
+              <w:rPr>
+                <w:rFonts w:ascii="Times New Roman" w:hAnsi="Times New Roman" w:cs="Times New Roman"/>
+              </w:rPr>
+              <w:t xml:space="preserve">ERROR lines should be red + have red browser </w:t>
+            </w:r>
+          </w:p>
+        </w:tc>
+      </w:tr>
+      <w:tr>
+        <w:trPr>
+          <w:trHeight w:val="163"/>
+        </w:trPr>
+        <w:tc>
+          <w:tcPr>
+            <w:tcW w:w="10350" w:type="dxa"/>
+            <w:gridSpan w:val="3"/>
+            <w:tcBorders>
+              <w:top w:val="nil"/>
+              <w:left w:val="nil"/>
+              <w:bottom w:val="nil"/>
+              <w:right w:val="nil"/>
+            </w:tcBorders>
+            <w:tcMar>
+              <w:top w:w="0" w:type="dxa"/>
+              <w:left w:w="0" w:type="dxa"/>
+              <w:bottom w:w="0" w:type="dxa"/>
+              <w:right w:w="0" w:type="dxa"/>
+            </w:tcMar>
+            <w:hideMark/>
+          </w:tcPr>
+          <w:p>
+            <w:pPr>
+              <w:rPr>
+                <w:rFonts w:ascii="Times New Roman" w:hAnsi="Times New Roman" w:cs="Times New Roman"/>
+              </w:rPr>
+            </w:pPr>
+            <w:r>
+              <w:rPr>
+                <w:rFonts w:ascii="Times New Roman" w:hAnsi="Times New Roman" w:cs="Times New Roman"/>
+                <w:b/>
+                <w:bCs/>
+              </w:rPr>
+              <w:lastRenderedPageBreak/>
+              <w:t xml:space="preserve">Outputs and Descriptions </w:t>
+            </w:r>
+          </w:p>
+        </w:tc>
+      </w:tr>
+    </w:tbl>
+    <w:p>
+      <w:pPr>
+        <w:jc w:val="both"/>
+        <w:rPr>
+          <w:rFonts w:ascii="Times New Roman" w:eastAsia="MS Gothic" w:hAnsi="Times New Roman" w:cs="Times New Roman"/>
+        </w:rPr>
+      </w:pPr>
+      <w:r>
+        <w:rPr>
+          <w:rFonts w:ascii="Times New Roman" w:hAnsi="Times New Roman" w:cs="Times New Roman"/>
+          <w:b/>
+          <w:bCs/>
+        </w:rPr>
+        <w:t>Output:</w:t>
+      </w:r>
+      <w:r>
+        <w:rPr>
+          <w:rFonts w:ascii="Times New Roman" w:hAnsi="Times New Roman" w:cs="Times New Roman"/>
+        </w:rPr>
+        <w:t xml:space="preserve"> </w:t>
+      </w:r>
+      <w:r>
+        <w:rPr>
+          <w:rFonts w:ascii="Times New Roman" w:hAnsi="Times New Roman" w:cs="Times New Roman"/>
+        </w:rPr>
+        <w:t>T</w:t>
+      </w:r>
+      <w:r>
+        <w:rPr>
+          <w:rFonts w:ascii="Times New Roman" w:hAnsi="Times New Roman" w:cs="Times New Roman"/>
+        </w:rPr>
+        <w:t>he LogGuard AI dashboard running locally on http://localhost:5173 with the backend server successfully started on port 5000 and connected, displaying 0 critical errors, 142ms average response time, 98% system health, and a live logs section waiting for a file upload.</w:t>
+      </w:r>
+    </w:p>
+    <w:p>
+      <w:pPr>
+        <w:jc w:val="both"/>
+        <w:rPr>
+          <w:rFonts w:ascii="Times New Roman" w:hAnsi="Times New Roman" w:cs="Times New Roman"/>
+          <w:b/>
+          <w:bCs/>
+        </w:rPr>
+      </w:pPr>
+      <w:r>
+        <w:rPr>
+          <w:rFonts w:ascii="Times New Roman" w:hAnsi="Times New Roman" w:cs="Times New Roman"/>
+          <w:noProof/>
+        </w:rPr>
+        <w:drawing>
+          <wp:inline distT="0" distB="0" distL="0" distR="0" wp14:anchorId="23F785A6" wp14:editId="69CEE8F9">
+            <wp:extent cx="4182059" cy="1105054"/>
+            <wp:effectExtent l="0" t="0" r="9525" b="0"/>
+            <wp:docPr id="31080313" name="Picture 1"/>
+            <wp:cNvGraphicFramePr>
+              <a:graphicFrameLocks xmlns:a="http://schemas.openxmlformats.org/drawingml/2006/main" noChangeAspect="1"/>
+            </wp:cNvGraphicFramePr>
+            <a:graphic xmlns:a="http://schemas.openxmlformats.org/drawingml/2006/main">
+              <a:graphicData uri="http://schemas.openxmlformats.org/drawingml/2006/picture">
+                <pic:pic xmlns:pic="http://schemas.openxmlformats.org/drawingml/2006/picture">
+                  <pic:nvPicPr>
+                    <pic:cNvPr id="31080313" name=""/>
+                    <pic:cNvPicPr/>
+                  </pic:nvPicPr>
+                  <pic:blipFill>
+                    <a:blip r:embed="rId24"/>
+                    <a:stretch>
+                      <a:fillRect/>
+                    </a:stretch>
+                  </pic:blipFill>
+                  <pic:spPr>
+                    <a:xfrm>
+                      <a:off x="0" y="0"/>
+                      <a:ext cx="4182059" cy="1105054"/>
+                    </a:xfrm>
+                    <a:prstGeom prst="rect">
+                      <a:avLst/>
+                    </a:prstGeom>
+                  </pic:spPr>
+                </pic:pic>
+              </a:graphicData>
+            </a:graphic>
+          </wp:inline>
+        </w:drawing>
+      </w:r>
+    </w:p>
+    <w:p>
+      <w:pPr>
+        <w:jc w:val="both"/>
+        <w:rPr>
+          <w:rFonts w:ascii="Times New Roman" w:hAnsi="Times New Roman" w:cs="Times New Roman"/>
+        </w:rPr>
+      </w:pPr>
+      <w:r>
+        <w:rPr>
+          <w:rFonts w:ascii="Times New Roman" w:hAnsi="Times New Roman" w:cs="Times New Roman"/>
+          <w:noProof/>
+        </w:rPr>
+        <w:lastRenderedPageBreak/>
+        <w:drawing>
+          <wp:inline distT="0" distB="0" distL="0" distR="0" wp14:anchorId="3B557EED" wp14:editId="17BF6DBB">
+            <wp:extent cx="6645910" cy="6800850"/>
+            <wp:effectExtent l="0" t="0" r="2540" b="0"/>
+            <wp:docPr id="425799892" name="Picture 1"/>
+            <wp:cNvGraphicFramePr>
+              <a:graphicFrameLocks xmlns:a="http://schemas.openxmlformats.org/drawingml/2006/main" noChangeAspect="1"/>
+            </wp:cNvGraphicFramePr>
+            <a:graphic xmlns:a="http://schemas.openxmlformats.org/drawingml/2006/main">
+              <a:graphicData uri="http://schemas.openxmlformats.org/drawingml/2006/picture">
+                <pic:pic xmlns:pic="http://schemas.openxmlformats.org/drawingml/2006/picture">
+                  <pic:nvPicPr>
+                    <pic:cNvPr id="425799892" name=""/>
+                    <pic:cNvPicPr/>
+                  </pic:nvPicPr>
+                  <pic:blipFill>
+                    <a:blip r:embed="rId25"/>
+                    <a:stretch>
+                      <a:fillRect/>
+                    </a:stretch>
+                  </pic:blipFill>
+                  <pic:spPr>
+                    <a:xfrm>
+                      <a:off x="0" y="0"/>
+                      <a:ext cx="6645910" cy="6800850"/>
+                    </a:xfrm>
+                    <a:prstGeom prst="rect">
+                      <a:avLst/>
+                    </a:prstGeom>
+                  </pic:spPr>
+                </pic:pic>
+              </a:graphicData>
+            </a:graphic>
+          </wp:inline>
+        </w:drawing>
+      </w:r>
+      <w:r>
+        <w:rPr>
+          <w:rFonts w:ascii="Times New Roman" w:hAnsi="Times New Roman" w:cs="Times New Roman"/>
+        </w:rPr>
+        <w:br/>
+      </w:r>
+      <w:r>
+        <w:rPr>
+          <w:rFonts w:ascii="Times New Roman" w:hAnsi="Times New Roman" w:cs="Times New Roman"/>
+          <w:b/>
+          <w:bCs/>
+        </w:rPr>
+        <w:t>Description:</w:t>
+      </w:r>
+      <w:r>
+        <w:rPr>
+          <w:rFonts w:ascii="Times New Roman" w:hAnsi="Times New Roman" w:cs="Times New Roman"/>
+        </w:rPr>
+        <w:t xml:space="preserve"> </w:t>
+      </w:r>
+      <w:r>
+        <w:rPr>
+          <w:rFonts w:ascii="Times New Roman" w:hAnsi="Times New Roman" w:cs="Times New Roman"/>
+        </w:rPr>
+        <w:t xml:space="preserve">Day 8 the goal was to build the actual frontend of LogGuard </w:t>
+      </w:r>
+      <w:proofErr w:type="gramStart"/>
+      <w:r>
+        <w:rPr>
+          <w:rFonts w:ascii="Times New Roman" w:hAnsi="Times New Roman" w:cs="Times New Roman"/>
+        </w:rPr>
+        <w:t>AI</w:t>
+      </w:r>
+      <w:proofErr w:type="gramEnd"/>
+      <w:r>
+        <w:rPr>
+          <w:rFonts w:ascii="Times New Roman" w:hAnsi="Times New Roman" w:cs="Times New Roman"/>
+        </w:rPr>
+        <w:t xml:space="preserve"> so it looks and feels like a real cybersecurity dashboard instead of just a blank page. We started by fixing Tailwind CSS so we could use modern dark-theme styling. After installing the right dependencies and clearing the cache, your dashboard finally rendered with the blue LOGGUARD AI header, 3 dark stat cards for Critical Errors, </w:t>
+      </w:r>
+      <w:proofErr w:type="spellStart"/>
+      <w:r>
+        <w:rPr>
+          <w:rFonts w:ascii="Times New Roman" w:hAnsi="Times New Roman" w:cs="Times New Roman"/>
+        </w:rPr>
+        <w:t>Avg</w:t>
+      </w:r>
+      <w:proofErr w:type="spellEnd"/>
+      <w:r>
+        <w:rPr>
+          <w:rFonts w:ascii="Times New Roman" w:hAnsi="Times New Roman" w:cs="Times New Roman"/>
+        </w:rPr>
+        <w:t xml:space="preserve"> Response Time, and System Health, plus the drag-and-drop upload box and live log table.</w:t>
+      </w:r>
+    </w:p>
+    <w:p>
+      <w:pPr>
+        <w:jc w:val="both"/>
+        <w:rPr>
+          <w:rFonts w:ascii="Times New Roman" w:hAnsi="Times New Roman" w:cs="Times New Roman"/>
+        </w:rPr>
+      </w:pPr>
+      <w:r>
+        <w:rPr>
+          <w:rFonts w:ascii="Times New Roman" w:hAnsi="Times New Roman" w:cs="Times New Roman"/>
+        </w:rPr>
+        <w:t xml:space="preserve">On the backend we set up Socket.io to emit fake log events every few seconds. Each log includes a timestamp, level, message, and an </w:t>
+      </w:r>
+      <w:proofErr w:type="spellStart"/>
+      <w:r>
+        <w:rPr>
+          <w:rFonts w:ascii="Times New Roman" w:hAnsi="Times New Roman" w:cs="Times New Roman"/>
+        </w:rPr>
+        <w:t>isAnomaly</w:t>
+      </w:r>
+      <w:proofErr w:type="spellEnd"/>
+      <w:r>
+        <w:rPr>
+          <w:rFonts w:ascii="Times New Roman" w:hAnsi="Times New Roman" w:cs="Times New Roman"/>
+        </w:rPr>
+        <w:t xml:space="preserve"> flag if it contains words like ERROR or DDOS. On the frontend we connected to that socket using socket.io-client, so new logs now appear at the top of the "Live Logs" table instantly without refreshing the page. We also added logic to highlight any log with ERROR in red text and a red left border, so threats stand out immediately.</w:t>
+      </w:r>
+    </w:p>
+    <w:p>
+      <w:pPr>
+        <w:jc w:val="both"/>
+        <w:rPr>
+          <w:rFonts w:ascii="Times New Roman" w:hAnsi="Times New Roman" w:cs="Times New Roman"/>
+          <w:bCs/>
+        </w:rPr>
+      </w:pPr>
+      <w:r>
+        <w:rPr>
+          <w:rFonts w:ascii="Times New Roman" w:hAnsi="Times New Roman" w:cs="Times New Roman"/>
+        </w:rPr>
+        <w:t>By the end of Day 8, you have a fully working live dashboard. The backend and frontend are talking in real-time, the UI is styled, and you can visually see logs streaming in. The upload box is in place but not functional yet — that’s what we’ll build tomorrow.</w:t>
+      </w:r>
+    </w:p>
+    <w:p>
+      <w:pPr>
+        <w:rPr>
+          <w:rFonts w:ascii="Times New Roman" w:hAnsi="Times New Roman" w:cs="Times New Roman"/>
+        </w:rPr>
+      </w:pPr>
+    </w:p>
+    <w:tbl>
+      <w:tblPr>
         <w:tblW w:w="10445" w:type="dxa"/>
         <w:tblCellMar>
           <w:left w:w="10" w:type="dxa"/>
@@ -9788,13 +11528,7 @@
               <w:rPr>
                 <w:rFonts w:ascii="Times New Roman" w:hAnsi="Times New Roman" w:cs="Times New Roman"/>
               </w:rPr>
-              <w:t>30</w:t>
-            </w:r>
-            <w:r>
-              <w:rPr>
-                <w:rFonts w:ascii="Times New Roman" w:hAnsi="Times New Roman" w:cs="Times New Roman"/>
-              </w:rPr>
-              <w:t xml:space="preserve"> July 2026</w:t>
+              <w:t>31 July 2026</w:t>
             </w:r>
           </w:p>
           <w:p>
@@ -9814,7 +11548,7 @@
               <w:rPr>
                 <w:rFonts w:ascii="Times New Roman" w:hAnsi="Times New Roman" w:cs="Times New Roman"/>
               </w:rPr>
-              <w:t>8</w:t>
+              <w:t>9</w:t>
             </w:r>
           </w:p>
         </w:tc>
@@ -9872,6 +11606,646 @@
               </w:rPr>
               <w:t xml:space="preserve"> </w:t>
             </w:r>
+            <w:r>
+              <w:rPr>
+                <w:rFonts w:ascii="Times New Roman" w:hAnsi="Times New Roman" w:cs="Times New Roman"/>
+                <w:b/>
+                <w:bCs/>
+              </w:rPr>
+              <w:t>Backend Tasks</w:t>
+            </w:r>
+          </w:p>
+          <w:p>
+            <w:pPr>
+              <w:pStyle w:val="ListParagraph"/>
+              <w:numPr>
+                <w:ilvl w:val="0"/>
+                <w:numId w:val="54"/>
+              </w:numPr>
+              <w:ind w:left="796"/>
+              <w:rPr>
+                <w:rFonts w:ascii="Times New Roman" w:hAnsi="Times New Roman" w:cs="Times New Roman"/>
+                <w:b/>
+                <w:bCs/>
+              </w:rPr>
+            </w:pPr>
+            <w:r>
+              <w:rPr>
+                <w:rFonts w:ascii="Times New Roman" w:hAnsi="Times New Roman" w:cs="Times New Roman"/>
+                <w:b/>
+                <w:bCs/>
+              </w:rPr>
+              <w:t>Install deps:</w:t>
+            </w:r>
+            <w:r>
+              <w:rPr>
+                <w:rFonts w:ascii="Times New Roman" w:hAnsi="Times New Roman" w:cs="Times New Roman"/>
+              </w:rPr>
+              <w:t xml:space="preserve"> </w:t>
+            </w:r>
+            <w:proofErr w:type="spellStart"/>
+            <w:r>
+              <w:rPr>
+                <w:rFonts w:ascii="Times New Roman" w:hAnsi="Times New Roman" w:cs="Times New Roman"/>
+              </w:rPr>
+              <w:t>multer</w:t>
+            </w:r>
+            <w:proofErr w:type="spellEnd"/>
+            <w:r>
+              <w:rPr>
+                <w:rFonts w:ascii="Times New Roman" w:hAnsi="Times New Roman" w:cs="Times New Roman"/>
+              </w:rPr>
+              <w:t xml:space="preserve"> for file upload, </w:t>
+            </w:r>
+            <w:proofErr w:type="spellStart"/>
+            <w:r>
+              <w:rPr>
+                <w:rFonts w:ascii="Times New Roman" w:hAnsi="Times New Roman" w:cs="Times New Roman"/>
+              </w:rPr>
+              <w:t>cors</w:t>
+            </w:r>
+            <w:proofErr w:type="spellEnd"/>
+            <w:r>
+              <w:rPr>
+                <w:rFonts w:ascii="Times New Roman" w:hAnsi="Times New Roman" w:cs="Times New Roman"/>
+              </w:rPr>
+              <w:t xml:space="preserve"> for frontend connection</w:t>
+            </w:r>
+          </w:p>
+          <w:p>
+            <w:pPr>
+              <w:pStyle w:val="ListParagraph"/>
+              <w:numPr>
+                <w:ilvl w:val="0"/>
+                <w:numId w:val="54"/>
+              </w:numPr>
+              <w:ind w:left="796"/>
+              <w:rPr>
+                <w:rFonts w:ascii="Times New Roman" w:hAnsi="Times New Roman" w:cs="Times New Roman"/>
+                <w:b/>
+                <w:bCs/>
+              </w:rPr>
+            </w:pPr>
+            <w:r>
+              <w:rPr>
+                <w:rFonts w:ascii="Times New Roman" w:hAnsi="Times New Roman" w:cs="Times New Roman"/>
+                <w:b/>
+                <w:bCs/>
+              </w:rPr>
+              <w:t>Create /</w:t>
+            </w:r>
+            <w:proofErr w:type="spellStart"/>
+            <w:r>
+              <w:rPr>
+                <w:rFonts w:ascii="Times New Roman" w:hAnsi="Times New Roman" w:cs="Times New Roman"/>
+                <w:b/>
+                <w:bCs/>
+              </w:rPr>
+              <w:t>api</w:t>
+            </w:r>
+            <w:proofErr w:type="spellEnd"/>
+            <w:r>
+              <w:rPr>
+                <w:rFonts w:ascii="Times New Roman" w:hAnsi="Times New Roman" w:cs="Times New Roman"/>
+                <w:b/>
+                <w:bCs/>
+              </w:rPr>
+              <w:t>/upload route:</w:t>
+            </w:r>
+            <w:r>
+              <w:rPr>
+                <w:rFonts w:ascii="Times New Roman" w:hAnsi="Times New Roman" w:cs="Times New Roman"/>
+              </w:rPr>
+              <w:t xml:space="preserve">  Accept file, read line by line, parse </w:t>
+            </w:r>
+            <w:r>
+              <w:rPr>
+                <w:rFonts w:ascii="Times New Roman" w:hAnsi="Times New Roman" w:cs="Times New Roman"/>
+              </w:rPr>
+              <w:br/>
+            </w:r>
+            <w:proofErr w:type="spellStart"/>
+            <w:r>
+              <w:rPr>
+                <w:rFonts w:ascii="Times New Roman" w:hAnsi="Times New Roman" w:cs="Times New Roman"/>
+              </w:rPr>
+              <w:t>timestamo|LEVEL|message</w:t>
+            </w:r>
+            <w:proofErr w:type="spellEnd"/>
+          </w:p>
+          <w:p>
+            <w:pPr>
+              <w:pStyle w:val="ListParagraph"/>
+              <w:numPr>
+                <w:ilvl w:val="0"/>
+                <w:numId w:val="54"/>
+              </w:numPr>
+              <w:ind w:left="796"/>
+              <w:rPr>
+                <w:rFonts w:ascii="Times New Roman" w:hAnsi="Times New Roman" w:cs="Times New Roman"/>
+                <w:b/>
+                <w:bCs/>
+              </w:rPr>
+            </w:pPr>
+            <w:r>
+              <w:rPr>
+                <w:rFonts w:ascii="Times New Roman" w:hAnsi="Times New Roman" w:cs="Times New Roman"/>
+                <w:b/>
+                <w:bCs/>
+              </w:rPr>
+              <w:t>Create /</w:t>
+            </w:r>
+            <w:proofErr w:type="spellStart"/>
+            <w:r>
+              <w:rPr>
+                <w:rFonts w:ascii="Times New Roman" w:hAnsi="Times New Roman" w:cs="Times New Roman"/>
+                <w:b/>
+                <w:bCs/>
+              </w:rPr>
+              <w:t>api</w:t>
+            </w:r>
+            <w:proofErr w:type="spellEnd"/>
+            <w:r>
+              <w:rPr>
+                <w:rFonts w:ascii="Times New Roman" w:hAnsi="Times New Roman" w:cs="Times New Roman"/>
+                <w:b/>
+                <w:bCs/>
+              </w:rPr>
+              <w:t xml:space="preserve">/logs route: </w:t>
+            </w:r>
+            <w:r>
+              <w:rPr>
+                <w:rFonts w:ascii="Times New Roman" w:hAnsi="Times New Roman" w:cs="Times New Roman"/>
+                <w:bCs/>
+              </w:rPr>
+              <w:t>Return all logs from memory</w:t>
+            </w:r>
+          </w:p>
+          <w:p>
+            <w:pPr>
+              <w:pStyle w:val="ListParagraph"/>
+              <w:numPr>
+                <w:ilvl w:val="0"/>
+                <w:numId w:val="54"/>
+              </w:numPr>
+              <w:ind w:left="796"/>
+              <w:rPr>
+                <w:rFonts w:ascii="Times New Roman" w:hAnsi="Times New Roman" w:cs="Times New Roman"/>
+                <w:b/>
+                <w:bCs/>
+              </w:rPr>
+            </w:pPr>
+            <w:r>
+              <w:rPr>
+                <w:rFonts w:ascii="Times New Roman" w:hAnsi="Times New Roman" w:cs="Times New Roman"/>
+                <w:b/>
+                <w:bCs/>
+              </w:rPr>
+              <w:t xml:space="preserve">Store logs in memory: </w:t>
+            </w:r>
+            <w:r>
+              <w:rPr>
+                <w:rFonts w:ascii="Times New Roman" w:hAnsi="Times New Roman" w:cs="Times New Roman"/>
+              </w:rPr>
+              <w:t xml:space="preserve">Use </w:t>
+            </w:r>
+            <w:proofErr w:type="spellStart"/>
+            <w:r>
+              <w:rPr>
+                <w:rFonts w:ascii="Times New Roman" w:hAnsi="Times New Roman" w:cs="Times New Roman"/>
+              </w:rPr>
+              <w:t>allLogs</w:t>
+            </w:r>
+            <w:proofErr w:type="spellEnd"/>
+            <w:r>
+              <w:rPr>
+                <w:rFonts w:ascii="Times New Roman" w:hAnsi="Times New Roman" w:cs="Times New Roman"/>
+              </w:rPr>
+              <w:t xml:space="preserve"> = […</w:t>
+            </w:r>
+            <w:proofErr w:type="spellStart"/>
+            <w:r>
+              <w:rPr>
+                <w:rFonts w:ascii="Times New Roman" w:hAnsi="Times New Roman" w:cs="Times New Roman"/>
+              </w:rPr>
+              <w:t>allLogs</w:t>
+            </w:r>
+            <w:proofErr w:type="spellEnd"/>
+            <w:r>
+              <w:rPr>
+                <w:rFonts w:ascii="Times New Roman" w:hAnsi="Times New Roman" w:cs="Times New Roman"/>
+              </w:rPr>
+              <w:t>, …</w:t>
+            </w:r>
+            <w:proofErr w:type="spellStart"/>
+            <w:r>
+              <w:rPr>
+                <w:rFonts w:ascii="Times New Roman" w:hAnsi="Times New Roman" w:cs="Times New Roman"/>
+              </w:rPr>
+              <w:t>newLogs</w:t>
+            </w:r>
+            <w:proofErr w:type="spellEnd"/>
+            <w:r>
+              <w:rPr>
+                <w:rFonts w:ascii="Times New Roman" w:hAnsi="Times New Roman" w:cs="Times New Roman"/>
+              </w:rPr>
+              <w:t>] to append</w:t>
+            </w:r>
+          </w:p>
+          <w:p>
+            <w:pPr>
+              <w:pStyle w:val="ListParagraph"/>
+              <w:numPr>
+                <w:ilvl w:val="0"/>
+                <w:numId w:val="54"/>
+              </w:numPr>
+              <w:ind w:left="796"/>
+              <w:rPr>
+                <w:rFonts w:ascii="Times New Roman" w:hAnsi="Times New Roman" w:cs="Times New Roman"/>
+                <w:b/>
+                <w:bCs/>
+              </w:rPr>
+            </w:pPr>
+            <w:r>
+              <w:rPr>
+                <w:rFonts w:ascii="Times New Roman" w:hAnsi="Times New Roman" w:cs="Times New Roman"/>
+                <w:b/>
+                <w:bCs/>
+              </w:rPr>
+              <w:t>Test:</w:t>
+            </w:r>
+            <w:r>
+              <w:rPr>
+                <w:rFonts w:ascii="Times New Roman" w:hAnsi="Times New Roman" w:cs="Times New Roman"/>
+              </w:rPr>
+              <w:t xml:space="preserve"> </w:t>
+            </w:r>
+            <w:hyperlink r:id="rId26" w:history="1">
+              <w:r>
+                <w:rPr>
+                  <w:rStyle w:val="Hyperlink"/>
+                  <w:rFonts w:ascii="Times New Roman" w:hAnsi="Times New Roman" w:cs="Times New Roman"/>
+                </w:rPr>
+                <w:t>http://localhost:5000/api/logs</w:t>
+              </w:r>
+            </w:hyperlink>
+            <w:r>
+              <w:rPr>
+                <w:rFonts w:ascii="Times New Roman" w:hAnsi="Times New Roman" w:cs="Times New Roman"/>
+              </w:rPr>
+              <w:t xml:space="preserve"> should return JSON</w:t>
+            </w:r>
+          </w:p>
+          <w:p>
+            <w:pPr>
+              <w:numPr>
+                <w:ilvl w:val="0"/>
+                <w:numId w:val="3"/>
+              </w:numPr>
+              <w:rPr>
+                <w:rFonts w:ascii="Times New Roman" w:hAnsi="Times New Roman" w:cs="Times New Roman"/>
+                <w:b/>
+                <w:bCs/>
+              </w:rPr>
+            </w:pPr>
+            <w:r>
+              <w:rPr>
+                <w:rFonts w:ascii="Times New Roman" w:hAnsi="Times New Roman" w:cs="Times New Roman"/>
+                <w:b/>
+                <w:bCs/>
+              </w:rPr>
+              <w:t>Frontend Tasks</w:t>
+            </w:r>
+          </w:p>
+          <w:p>
+            <w:pPr>
+              <w:pStyle w:val="ListParagraph"/>
+              <w:numPr>
+                <w:ilvl w:val="0"/>
+                <w:numId w:val="62"/>
+              </w:numPr>
+              <w:ind w:left="796"/>
+              <w:rPr>
+                <w:rFonts w:ascii="Times New Roman" w:hAnsi="Times New Roman" w:cs="Times New Roman"/>
+                <w:b/>
+                <w:bCs/>
+              </w:rPr>
+            </w:pPr>
+            <w:r>
+              <w:rPr>
+                <w:rFonts w:ascii="Times New Roman" w:hAnsi="Times New Roman" w:cs="Times New Roman"/>
+                <w:b/>
+                <w:bCs/>
+              </w:rPr>
+              <w:t xml:space="preserve">Install deps: </w:t>
+            </w:r>
+            <w:proofErr w:type="spellStart"/>
+            <w:r>
+              <w:rPr>
+                <w:rFonts w:ascii="Times New Roman" w:hAnsi="Times New Roman" w:cs="Times New Roman"/>
+              </w:rPr>
+              <w:t>axios</w:t>
+            </w:r>
+            <w:proofErr w:type="spellEnd"/>
+            <w:r>
+              <w:rPr>
+                <w:rFonts w:ascii="Times New Roman" w:hAnsi="Times New Roman" w:cs="Times New Roman"/>
+              </w:rPr>
+              <w:t xml:space="preserve"> for API calls</w:t>
+            </w:r>
+          </w:p>
+          <w:p>
+            <w:pPr>
+              <w:pStyle w:val="ListParagraph"/>
+              <w:numPr>
+                <w:ilvl w:val="0"/>
+                <w:numId w:val="62"/>
+              </w:numPr>
+              <w:ind w:left="796"/>
+              <w:rPr>
+                <w:rFonts w:ascii="Times New Roman" w:hAnsi="Times New Roman" w:cs="Times New Roman"/>
+                <w:b/>
+                <w:bCs/>
+              </w:rPr>
+            </w:pPr>
+            <w:r>
+              <w:rPr>
+                <w:rFonts w:ascii="Times New Roman" w:hAnsi="Times New Roman" w:cs="Times New Roman"/>
+                <w:b/>
+                <w:bCs/>
+              </w:rPr>
+              <w:t xml:space="preserve">Build </w:t>
+            </w:r>
+            <w:proofErr w:type="spellStart"/>
+            <w:r>
+              <w:rPr>
+                <w:rFonts w:ascii="Times New Roman" w:hAnsi="Times New Roman" w:cs="Times New Roman"/>
+                <w:b/>
+                <w:bCs/>
+              </w:rPr>
+              <w:t>FileUpload.jsx</w:t>
+            </w:r>
+            <w:proofErr w:type="spellEnd"/>
+            <w:r>
+              <w:rPr>
+                <w:rFonts w:ascii="Times New Roman" w:hAnsi="Times New Roman" w:cs="Times New Roman"/>
+                <w:b/>
+                <w:bCs/>
+              </w:rPr>
+              <w:t>:</w:t>
+            </w:r>
+            <w:r>
+              <w:rPr>
+                <w:rFonts w:ascii="Times New Roman" w:hAnsi="Times New Roman" w:cs="Times New Roman"/>
+              </w:rPr>
+              <w:t xml:space="preserve"> Dashed box + "Choose File" button + drag &amp; drop</w:t>
+            </w:r>
+          </w:p>
+          <w:p>
+            <w:pPr>
+              <w:pStyle w:val="ListParagraph"/>
+              <w:numPr>
+                <w:ilvl w:val="0"/>
+                <w:numId w:val="62"/>
+              </w:numPr>
+              <w:ind w:left="796"/>
+              <w:rPr>
+                <w:rFonts w:ascii="Times New Roman" w:hAnsi="Times New Roman" w:cs="Times New Roman"/>
+                <w:b/>
+                <w:bCs/>
+              </w:rPr>
+            </w:pPr>
+            <w:r>
+              <w:rPr>
+                <w:rFonts w:ascii="Times New Roman" w:hAnsi="Times New Roman" w:cs="Times New Roman"/>
+                <w:b/>
+                <w:bCs/>
+              </w:rPr>
+              <w:t xml:space="preserve">Build </w:t>
+            </w:r>
+            <w:proofErr w:type="spellStart"/>
+            <w:r>
+              <w:rPr>
+                <w:rFonts w:ascii="Times New Roman" w:hAnsi="Times New Roman" w:cs="Times New Roman"/>
+                <w:b/>
+                <w:bCs/>
+              </w:rPr>
+              <w:t>LogList.jsx</w:t>
+            </w:r>
+            <w:proofErr w:type="spellEnd"/>
+            <w:r>
+              <w:rPr>
+                <w:rFonts w:ascii="Times New Roman" w:hAnsi="Times New Roman" w:cs="Times New Roman"/>
+                <w:b/>
+                <w:bCs/>
+              </w:rPr>
+              <w:t xml:space="preserve">: </w:t>
+            </w:r>
+            <w:r>
+              <w:rPr>
+                <w:rFonts w:ascii="Times New Roman" w:hAnsi="Times New Roman" w:cs="Times New Roman"/>
+              </w:rPr>
+              <w:t xml:space="preserve">Table/list to display logs with </w:t>
+            </w:r>
+            <w:proofErr w:type="spellStart"/>
+            <w:r>
+              <w:rPr>
+                <w:rFonts w:ascii="Times New Roman" w:hAnsi="Times New Roman" w:cs="Times New Roman"/>
+              </w:rPr>
+              <w:t>color</w:t>
+            </w:r>
+            <w:proofErr w:type="spellEnd"/>
+            <w:r>
+              <w:rPr>
+                <w:rFonts w:ascii="Times New Roman" w:hAnsi="Times New Roman" w:cs="Times New Roman"/>
+              </w:rPr>
+              <w:t xml:space="preserve"> coding: ERROR=red, WARN=yellow, INFO=green</w:t>
+            </w:r>
+          </w:p>
+          <w:p>
+            <w:pPr>
+              <w:pStyle w:val="ListParagraph"/>
+              <w:numPr>
+                <w:ilvl w:val="0"/>
+                <w:numId w:val="62"/>
+              </w:numPr>
+              <w:ind w:left="796"/>
+              <w:rPr>
+                <w:rFonts w:ascii="Times New Roman" w:hAnsi="Times New Roman" w:cs="Times New Roman"/>
+                <w:b/>
+                <w:bCs/>
+              </w:rPr>
+            </w:pPr>
+            <w:r>
+              <w:rPr>
+                <w:rFonts w:ascii="Times New Roman" w:hAnsi="Times New Roman" w:cs="Times New Roman"/>
+                <w:b/>
+                <w:bCs/>
+              </w:rPr>
+              <w:t xml:space="preserve">Wire in </w:t>
+            </w:r>
+            <w:proofErr w:type="spellStart"/>
+            <w:r>
+              <w:rPr>
+                <w:rFonts w:ascii="Times New Roman" w:hAnsi="Times New Roman" w:cs="Times New Roman"/>
+                <w:b/>
+                <w:bCs/>
+              </w:rPr>
+              <w:t>App.jsx</w:t>
+            </w:r>
+            <w:proofErr w:type="spellEnd"/>
+            <w:r>
+              <w:rPr>
+                <w:rFonts w:ascii="Times New Roman" w:hAnsi="Times New Roman" w:cs="Times New Roman"/>
+                <w:b/>
+                <w:bCs/>
+              </w:rPr>
+              <w:t>:</w:t>
+            </w:r>
+          </w:p>
+          <w:p>
+            <w:pPr>
+              <w:pStyle w:val="ListParagraph"/>
+              <w:numPr>
+                <w:ilvl w:val="0"/>
+                <w:numId w:val="63"/>
+              </w:numPr>
+              <w:ind w:left="1222"/>
+              <w:rPr>
+                <w:rFonts w:ascii="Times New Roman" w:hAnsi="Times New Roman" w:cs="Times New Roman"/>
+              </w:rPr>
+            </w:pPr>
+            <w:proofErr w:type="spellStart"/>
+            <w:r>
+              <w:rPr>
+                <w:rFonts w:ascii="Times New Roman" w:hAnsi="Times New Roman" w:cs="Times New Roman"/>
+              </w:rPr>
+              <w:t>useState</w:t>
+            </w:r>
+            <w:proofErr w:type="spellEnd"/>
+            <w:r>
+              <w:rPr>
+                <w:rFonts w:ascii="Times New Roman" w:hAnsi="Times New Roman" w:cs="Times New Roman"/>
+              </w:rPr>
+              <w:t xml:space="preserve"> to hold logs</w:t>
+            </w:r>
+          </w:p>
+          <w:p>
+            <w:pPr>
+              <w:pStyle w:val="ListParagraph"/>
+              <w:numPr>
+                <w:ilvl w:val="0"/>
+                <w:numId w:val="63"/>
+              </w:numPr>
+              <w:ind w:left="1222"/>
+              <w:rPr>
+                <w:rFonts w:ascii="Times New Roman" w:hAnsi="Times New Roman" w:cs="Times New Roman"/>
+              </w:rPr>
+            </w:pPr>
+            <w:proofErr w:type="spellStart"/>
+            <w:r>
+              <w:rPr>
+                <w:rFonts w:ascii="Times New Roman" w:hAnsi="Times New Roman" w:cs="Times New Roman"/>
+              </w:rPr>
+              <w:t>useEffect</w:t>
+            </w:r>
+            <w:proofErr w:type="spellEnd"/>
+            <w:r>
+              <w:rPr>
+                <w:rFonts w:ascii="Times New Roman" w:hAnsi="Times New Roman" w:cs="Times New Roman"/>
+              </w:rPr>
+              <w:t xml:space="preserve"> to fetch initial logs from /</w:t>
+            </w:r>
+            <w:proofErr w:type="spellStart"/>
+            <w:r>
+              <w:rPr>
+                <w:rFonts w:ascii="Times New Roman" w:hAnsi="Times New Roman" w:cs="Times New Roman"/>
+              </w:rPr>
+              <w:t>api</w:t>
+            </w:r>
+            <w:proofErr w:type="spellEnd"/>
+            <w:r>
+              <w:rPr>
+                <w:rFonts w:ascii="Times New Roman" w:hAnsi="Times New Roman" w:cs="Times New Roman"/>
+              </w:rPr>
+              <w:t>/logs</w:t>
+            </w:r>
+          </w:p>
+          <w:p>
+            <w:pPr>
+              <w:pStyle w:val="ListParagraph"/>
+              <w:numPr>
+                <w:ilvl w:val="0"/>
+                <w:numId w:val="63"/>
+              </w:numPr>
+              <w:ind w:left="1222"/>
+              <w:rPr>
+                <w:rFonts w:ascii="Times New Roman" w:hAnsi="Times New Roman" w:cs="Times New Roman"/>
+              </w:rPr>
+            </w:pPr>
+            <w:r>
+              <w:rPr>
+                <w:rFonts w:ascii="Times New Roman" w:hAnsi="Times New Roman" w:cs="Times New Roman"/>
+              </w:rPr>
+              <w:t xml:space="preserve">Pass </w:t>
+            </w:r>
+            <w:proofErr w:type="spellStart"/>
+            <w:r>
+              <w:rPr>
+                <w:rFonts w:ascii="Times New Roman" w:hAnsi="Times New Roman" w:cs="Times New Roman"/>
+              </w:rPr>
+              <w:t>onLogsLoaded</w:t>
+            </w:r>
+            <w:proofErr w:type="spellEnd"/>
+            <w:r>
+              <w:rPr>
+                <w:rFonts w:ascii="Times New Roman" w:hAnsi="Times New Roman" w:cs="Times New Roman"/>
+              </w:rPr>
+              <w:t xml:space="preserve"> to </w:t>
+            </w:r>
+            <w:proofErr w:type="spellStart"/>
+            <w:r>
+              <w:rPr>
+                <w:rFonts w:ascii="Times New Roman" w:hAnsi="Times New Roman" w:cs="Times New Roman"/>
+              </w:rPr>
+              <w:t>FileUpload</w:t>
+            </w:r>
+            <w:proofErr w:type="spellEnd"/>
+            <w:r>
+              <w:rPr>
+                <w:rFonts w:ascii="Times New Roman" w:hAnsi="Times New Roman" w:cs="Times New Roman"/>
+              </w:rPr>
+              <w:t xml:space="preserve"> to update state</w:t>
+            </w:r>
+          </w:p>
+          <w:p>
+            <w:pPr>
+              <w:pStyle w:val="ListParagraph"/>
+              <w:numPr>
+                <w:ilvl w:val="0"/>
+                <w:numId w:val="62"/>
+              </w:numPr>
+              <w:ind w:left="796"/>
+              <w:rPr>
+                <w:rFonts w:ascii="Times New Roman" w:hAnsi="Times New Roman" w:cs="Times New Roman"/>
+                <w:b/>
+                <w:bCs/>
+              </w:rPr>
+            </w:pPr>
+            <w:r>
+              <w:rPr>
+                <w:rFonts w:ascii="Times New Roman" w:hAnsi="Times New Roman" w:cs="Times New Roman"/>
+                <w:b/>
+                <w:bCs/>
+              </w:rPr>
+              <w:t xml:space="preserve">Test: </w:t>
+            </w:r>
+            <w:r>
+              <w:rPr>
+                <w:rFonts w:ascii="Times New Roman" w:hAnsi="Times New Roman" w:cs="Times New Roman"/>
+              </w:rPr>
+              <w:t>Upload file → See "Loaded X logs" alert → Logs appear below</w:t>
+            </w:r>
           </w:p>
         </w:tc>
         <w:tc>
@@ -9918,6 +12292,504 @@
                 <w:bCs/>
               </w:rPr>
             </w:pPr>
+            <w:r>
+              <w:rPr>
+                <w:rFonts w:ascii="Times New Roman" w:hAnsi="Times New Roman" w:cs="Times New Roman"/>
+                <w:b/>
+                <w:bCs/>
+              </w:rPr>
+              <w:t>Backend Tasks</w:t>
+            </w:r>
+          </w:p>
+          <w:p>
+            <w:pPr>
+              <w:pStyle w:val="ListParagraph"/>
+              <w:numPr>
+                <w:ilvl w:val="0"/>
+                <w:numId w:val="62"/>
+              </w:numPr>
+              <w:ind w:left="849"/>
+              <w:rPr>
+                <w:rFonts w:ascii="Times New Roman" w:hAnsi="Times New Roman" w:cs="Times New Roman"/>
+                <w:b/>
+                <w:bCs/>
+              </w:rPr>
+            </w:pPr>
+            <w:r>
+              <w:rPr>
+                <w:rFonts w:ascii="Times New Roman" w:hAnsi="Times New Roman" w:cs="Times New Roman"/>
+                <w:b/>
+                <w:bCs/>
+              </w:rPr>
+              <w:t xml:space="preserve">Add Socket.io server </w:t>
+            </w:r>
+            <w:r>
+              <w:rPr>
+                <w:rFonts w:ascii="Times New Roman" w:hAnsi="Times New Roman" w:cs="Times New Roman"/>
+              </w:rPr>
+              <w:t>in server.js</w:t>
+            </w:r>
+          </w:p>
+          <w:p>
+            <w:pPr>
+              <w:pStyle w:val="ListParagraph"/>
+              <w:numPr>
+                <w:ilvl w:val="0"/>
+                <w:numId w:val="62"/>
+              </w:numPr>
+              <w:ind w:left="849"/>
+              <w:rPr>
+                <w:rFonts w:ascii="Times New Roman" w:hAnsi="Times New Roman" w:cs="Times New Roman"/>
+                <w:b/>
+                <w:bCs/>
+              </w:rPr>
+            </w:pPr>
+            <w:r>
+              <w:rPr>
+                <w:rFonts w:ascii="Times New Roman" w:hAnsi="Times New Roman" w:cs="Times New Roman"/>
+                <w:b/>
+                <w:bCs/>
+              </w:rPr>
+              <w:t xml:space="preserve">Emit each </w:t>
+            </w:r>
+            <w:proofErr w:type="spellStart"/>
+            <w:r>
+              <w:rPr>
+                <w:rFonts w:ascii="Times New Roman" w:hAnsi="Times New Roman" w:cs="Times New Roman"/>
+                <w:b/>
+                <w:bCs/>
+              </w:rPr>
+              <w:t>log</w:t>
+            </w:r>
+            <w:proofErr w:type="spellEnd"/>
+            <w:r>
+              <w:rPr>
+                <w:rFonts w:ascii="Times New Roman" w:hAnsi="Times New Roman" w:cs="Times New Roman"/>
+                <w:b/>
+                <w:bCs/>
+              </w:rPr>
+              <w:t xml:space="preserve"> </w:t>
+            </w:r>
+            <w:r>
+              <w:rPr>
+                <w:rFonts w:ascii="Times New Roman" w:hAnsi="Times New Roman" w:cs="Times New Roman"/>
+              </w:rPr>
+              <w:t xml:space="preserve">as it's parsed: </w:t>
+            </w:r>
+            <w:proofErr w:type="spellStart"/>
+            <w:proofErr w:type="gramStart"/>
+            <w:r>
+              <w:rPr>
+                <w:rFonts w:ascii="Times New Roman" w:hAnsi="Times New Roman" w:cs="Times New Roman"/>
+              </w:rPr>
+              <w:t>io.emit</w:t>
+            </w:r>
+            <w:proofErr w:type="spellEnd"/>
+            <w:proofErr w:type="gramEnd"/>
+            <w:r>
+              <w:rPr>
+                <w:rFonts w:ascii="Times New Roman" w:hAnsi="Times New Roman" w:cs="Times New Roman"/>
+              </w:rPr>
+              <w:t>('</w:t>
+            </w:r>
+            <w:proofErr w:type="spellStart"/>
+            <w:r>
+              <w:rPr>
+                <w:rFonts w:ascii="Times New Roman" w:hAnsi="Times New Roman" w:cs="Times New Roman"/>
+              </w:rPr>
+              <w:t>newLog</w:t>
+            </w:r>
+            <w:proofErr w:type="spellEnd"/>
+            <w:r>
+              <w:rPr>
+                <w:rFonts w:ascii="Times New Roman" w:hAnsi="Times New Roman" w:cs="Times New Roman"/>
+              </w:rPr>
+              <w:t>', log) inside the upload loop</w:t>
+            </w:r>
+          </w:p>
+          <w:p>
+            <w:pPr>
+              <w:pStyle w:val="ListParagraph"/>
+              <w:numPr>
+                <w:ilvl w:val="0"/>
+                <w:numId w:val="62"/>
+              </w:numPr>
+              <w:ind w:left="849"/>
+              <w:rPr>
+                <w:rFonts w:ascii="Times New Roman" w:hAnsi="Times New Roman" w:cs="Times New Roman"/>
+                <w:b/>
+                <w:bCs/>
+              </w:rPr>
+            </w:pPr>
+            <w:r>
+              <w:rPr>
+                <w:rFonts w:ascii="Times New Roman" w:hAnsi="Times New Roman" w:cs="Times New Roman"/>
+                <w:b/>
+                <w:bCs/>
+              </w:rPr>
+              <w:t>Keep /</w:t>
+            </w:r>
+            <w:proofErr w:type="spellStart"/>
+            <w:r>
+              <w:rPr>
+                <w:rFonts w:ascii="Times New Roman" w:hAnsi="Times New Roman" w:cs="Times New Roman"/>
+                <w:b/>
+                <w:bCs/>
+              </w:rPr>
+              <w:t>api</w:t>
+            </w:r>
+            <w:proofErr w:type="spellEnd"/>
+            <w:r>
+              <w:rPr>
+                <w:rFonts w:ascii="Times New Roman" w:hAnsi="Times New Roman" w:cs="Times New Roman"/>
+                <w:b/>
+                <w:bCs/>
+              </w:rPr>
+              <w:t>/logs and /</w:t>
+            </w:r>
+            <w:proofErr w:type="spellStart"/>
+            <w:r>
+              <w:rPr>
+                <w:rFonts w:ascii="Times New Roman" w:hAnsi="Times New Roman" w:cs="Times New Roman"/>
+                <w:b/>
+                <w:bCs/>
+              </w:rPr>
+              <w:t>api</w:t>
+            </w:r>
+            <w:proofErr w:type="spellEnd"/>
+            <w:r>
+              <w:rPr>
+                <w:rFonts w:ascii="Times New Roman" w:hAnsi="Times New Roman" w:cs="Times New Roman"/>
+                <w:b/>
+                <w:bCs/>
+              </w:rPr>
+              <w:t xml:space="preserve">/upload </w:t>
+            </w:r>
+            <w:r>
+              <w:rPr>
+                <w:rFonts w:ascii="Times New Roman" w:hAnsi="Times New Roman" w:cs="Times New Roman"/>
+              </w:rPr>
+              <w:t>as is</w:t>
+            </w:r>
+          </w:p>
+          <w:p>
+            <w:pPr>
+              <w:pStyle w:val="ListParagraph"/>
+              <w:numPr>
+                <w:ilvl w:val="0"/>
+                <w:numId w:val="62"/>
+              </w:numPr>
+              <w:ind w:left="849"/>
+              <w:rPr>
+                <w:rFonts w:ascii="Times New Roman" w:hAnsi="Times New Roman" w:cs="Times New Roman"/>
+                <w:b/>
+                <w:bCs/>
+              </w:rPr>
+            </w:pPr>
+            <w:r>
+              <w:rPr>
+                <w:rFonts w:ascii="Times New Roman" w:hAnsi="Times New Roman" w:cs="Times New Roman"/>
+                <w:b/>
+                <w:bCs/>
+              </w:rPr>
+              <w:t xml:space="preserve">Test: </w:t>
+            </w:r>
+            <w:r>
+              <w:rPr>
+                <w:rFonts w:ascii="Times New Roman" w:hAnsi="Times New Roman" w:cs="Times New Roman"/>
+              </w:rPr>
+              <w:t>Run backend and check console for "Client connected"</w:t>
+            </w:r>
+          </w:p>
+          <w:p>
+            <w:pPr>
+              <w:numPr>
+                <w:ilvl w:val="0"/>
+                <w:numId w:val="4"/>
+              </w:numPr>
+              <w:rPr>
+                <w:rFonts w:ascii="Times New Roman" w:hAnsi="Times New Roman" w:cs="Times New Roman"/>
+                <w:b/>
+                <w:bCs/>
+              </w:rPr>
+            </w:pPr>
+            <w:r>
+              <w:rPr>
+                <w:rFonts w:ascii="Times New Roman" w:hAnsi="Times New Roman" w:cs="Times New Roman"/>
+                <w:b/>
+                <w:bCs/>
+              </w:rPr>
+              <w:t>Frontend Tasks</w:t>
+            </w:r>
+          </w:p>
+          <w:p>
+            <w:pPr>
+              <w:pStyle w:val="ListParagraph"/>
+              <w:numPr>
+                <w:ilvl w:val="0"/>
+                <w:numId w:val="64"/>
+              </w:numPr>
+              <w:ind w:left="849"/>
+              <w:rPr>
+                <w:rFonts w:ascii="Times New Roman" w:hAnsi="Times New Roman" w:cs="Times New Roman"/>
+                <w:b/>
+                <w:bCs/>
+              </w:rPr>
+            </w:pPr>
+            <w:r>
+              <w:rPr>
+                <w:rFonts w:ascii="Times New Roman" w:hAnsi="Times New Roman" w:cs="Times New Roman"/>
+                <w:b/>
+                <w:bCs/>
+              </w:rPr>
+              <w:t xml:space="preserve">Install Socket.io client: </w:t>
+            </w:r>
+            <w:proofErr w:type="spellStart"/>
+            <w:r>
+              <w:rPr>
+                <w:rFonts w:ascii="Times New Roman" w:hAnsi="Times New Roman" w:cs="Times New Roman"/>
+              </w:rPr>
+              <w:t>npm</w:t>
+            </w:r>
+            <w:proofErr w:type="spellEnd"/>
+            <w:r>
+              <w:rPr>
+                <w:rFonts w:ascii="Times New Roman" w:hAnsi="Times New Roman" w:cs="Times New Roman"/>
+              </w:rPr>
+              <w:t xml:space="preserve"> install socket.io-client</w:t>
+            </w:r>
+          </w:p>
+          <w:p>
+            <w:pPr>
+              <w:pStyle w:val="ListParagraph"/>
+              <w:numPr>
+                <w:ilvl w:val="0"/>
+                <w:numId w:val="64"/>
+              </w:numPr>
+              <w:ind w:left="849"/>
+              <w:rPr>
+                <w:rFonts w:ascii="Times New Roman" w:hAnsi="Times New Roman" w:cs="Times New Roman"/>
+                <w:b/>
+                <w:bCs/>
+              </w:rPr>
+            </w:pPr>
+            <w:r>
+              <w:rPr>
+                <w:rFonts w:ascii="Times New Roman" w:hAnsi="Times New Roman" w:cs="Times New Roman"/>
+                <w:b/>
+                <w:bCs/>
+              </w:rPr>
+              <w:t xml:space="preserve">Connect in </w:t>
+            </w:r>
+            <w:proofErr w:type="spellStart"/>
+            <w:r>
+              <w:rPr>
+                <w:rFonts w:ascii="Times New Roman" w:hAnsi="Times New Roman" w:cs="Times New Roman"/>
+                <w:b/>
+                <w:bCs/>
+              </w:rPr>
+              <w:t>App.jsx</w:t>
+            </w:r>
+            <w:proofErr w:type="spellEnd"/>
+            <w:r>
+              <w:rPr>
+                <w:rFonts w:ascii="Times New Roman" w:hAnsi="Times New Roman" w:cs="Times New Roman"/>
+                <w:b/>
+                <w:bCs/>
+              </w:rPr>
+              <w:t xml:space="preserve">: </w:t>
+            </w:r>
+            <w:proofErr w:type="spellStart"/>
+            <w:r>
+              <w:rPr>
+                <w:rFonts w:ascii="Times New Roman" w:hAnsi="Times New Roman" w:cs="Times New Roman"/>
+              </w:rPr>
+              <w:t>const</w:t>
+            </w:r>
+            <w:proofErr w:type="spellEnd"/>
+            <w:r>
+              <w:rPr>
+                <w:rFonts w:ascii="Times New Roman" w:hAnsi="Times New Roman" w:cs="Times New Roman"/>
+              </w:rPr>
+              <w:t xml:space="preserve"> socket = io('http://localhost:5000')</w:t>
+            </w:r>
+          </w:p>
+          <w:p>
+            <w:pPr>
+              <w:pStyle w:val="ListParagraph"/>
+              <w:numPr>
+                <w:ilvl w:val="0"/>
+                <w:numId w:val="64"/>
+              </w:numPr>
+              <w:ind w:left="849"/>
+              <w:rPr>
+                <w:rFonts w:ascii="Times New Roman" w:hAnsi="Times New Roman" w:cs="Times New Roman"/>
+                <w:b/>
+                <w:bCs/>
+              </w:rPr>
+            </w:pPr>
+            <w:r>
+              <w:rPr>
+                <w:rFonts w:ascii="Times New Roman" w:hAnsi="Times New Roman" w:cs="Times New Roman"/>
+                <w:b/>
+                <w:bCs/>
+              </w:rPr>
+              <w:t xml:space="preserve">Listen for </w:t>
+            </w:r>
+            <w:proofErr w:type="spellStart"/>
+            <w:r>
+              <w:rPr>
+                <w:rFonts w:ascii="Times New Roman" w:hAnsi="Times New Roman" w:cs="Times New Roman"/>
+                <w:b/>
+                <w:bCs/>
+              </w:rPr>
+              <w:t>newLog</w:t>
+            </w:r>
+            <w:proofErr w:type="spellEnd"/>
+            <w:r>
+              <w:rPr>
+                <w:rFonts w:ascii="Times New Roman" w:hAnsi="Times New Roman" w:cs="Times New Roman"/>
+                <w:b/>
+                <w:bCs/>
+              </w:rPr>
+              <w:t xml:space="preserve"> event: </w:t>
+            </w:r>
+            <w:proofErr w:type="spellStart"/>
+            <w:proofErr w:type="gramStart"/>
+            <w:r>
+              <w:rPr>
+                <w:rFonts w:ascii="Times New Roman" w:hAnsi="Times New Roman" w:cs="Times New Roman"/>
+              </w:rPr>
+              <w:t>socket.on</w:t>
+            </w:r>
+            <w:proofErr w:type="spellEnd"/>
+            <w:proofErr w:type="gramEnd"/>
+            <w:r>
+              <w:rPr>
+                <w:rFonts w:ascii="Times New Roman" w:hAnsi="Times New Roman" w:cs="Times New Roman"/>
+              </w:rPr>
+              <w:t>('</w:t>
+            </w:r>
+            <w:proofErr w:type="spellStart"/>
+            <w:r>
+              <w:rPr>
+                <w:rFonts w:ascii="Times New Roman" w:hAnsi="Times New Roman" w:cs="Times New Roman"/>
+              </w:rPr>
+              <w:t>newLog</w:t>
+            </w:r>
+            <w:proofErr w:type="spellEnd"/>
+            <w:r>
+              <w:rPr>
+                <w:rFonts w:ascii="Times New Roman" w:hAnsi="Times New Roman" w:cs="Times New Roman"/>
+              </w:rPr>
+              <w:t>', ...) → append to logs state</w:t>
+            </w:r>
+          </w:p>
+          <w:p>
+            <w:pPr>
+              <w:pStyle w:val="ListParagraph"/>
+              <w:numPr>
+                <w:ilvl w:val="0"/>
+                <w:numId w:val="64"/>
+              </w:numPr>
+              <w:ind w:left="849"/>
+              <w:rPr>
+                <w:rFonts w:ascii="Times New Roman" w:hAnsi="Times New Roman" w:cs="Times New Roman"/>
+                <w:b/>
+                <w:bCs/>
+              </w:rPr>
+            </w:pPr>
+            <w:r>
+              <w:rPr>
+                <w:rFonts w:ascii="Times New Roman" w:hAnsi="Times New Roman" w:cs="Times New Roman"/>
+                <w:b/>
+                <w:bCs/>
+              </w:rPr>
+              <w:t>Add Anomaly Alert:</w:t>
+            </w:r>
+          </w:p>
+          <w:p>
+            <w:pPr>
+              <w:pStyle w:val="ListParagraph"/>
+              <w:numPr>
+                <w:ilvl w:val="0"/>
+                <w:numId w:val="65"/>
+              </w:numPr>
+              <w:ind w:left="1275"/>
+              <w:rPr>
+                <w:rFonts w:ascii="Times New Roman" w:hAnsi="Times New Roman" w:cs="Times New Roman"/>
+              </w:rPr>
+            </w:pPr>
+            <w:r>
+              <w:rPr>
+                <w:rFonts w:ascii="Times New Roman" w:hAnsi="Times New Roman" w:cs="Times New Roman"/>
+              </w:rPr>
+              <w:t xml:space="preserve">If </w:t>
+            </w:r>
+            <w:proofErr w:type="spellStart"/>
+            <w:proofErr w:type="gramStart"/>
+            <w:r>
+              <w:rPr>
+                <w:rFonts w:ascii="Times New Roman" w:hAnsi="Times New Roman" w:cs="Times New Roman"/>
+              </w:rPr>
+              <w:t>log.level</w:t>
+            </w:r>
+            <w:proofErr w:type="spellEnd"/>
+            <w:proofErr w:type="gramEnd"/>
+            <w:r>
+              <w:rPr>
+                <w:rFonts w:ascii="Times New Roman" w:hAnsi="Times New Roman" w:cs="Times New Roman"/>
+              </w:rPr>
+              <w:t xml:space="preserve"> === 'ERROR' → show toast/notification + flash red border</w:t>
+            </w:r>
+          </w:p>
+          <w:p>
+            <w:pPr>
+              <w:pStyle w:val="ListParagraph"/>
+              <w:numPr>
+                <w:ilvl w:val="0"/>
+                <w:numId w:val="65"/>
+              </w:numPr>
+              <w:ind w:left="1275"/>
+              <w:rPr>
+                <w:rFonts w:ascii="Times New Roman" w:hAnsi="Times New Roman" w:cs="Times New Roman"/>
+              </w:rPr>
+            </w:pPr>
+            <w:r>
+              <w:rPr>
+                <w:rFonts w:ascii="Times New Roman" w:hAnsi="Times New Roman" w:cs="Times New Roman"/>
+              </w:rPr>
+              <w:t>Update "Critical Errors" counter live</w:t>
+            </w:r>
+          </w:p>
+          <w:p>
+            <w:pPr>
+              <w:pStyle w:val="ListParagraph"/>
+              <w:numPr>
+                <w:ilvl w:val="0"/>
+                <w:numId w:val="64"/>
+              </w:numPr>
+              <w:ind w:left="849"/>
+              <w:rPr>
+                <w:rFonts w:ascii="Times New Roman" w:hAnsi="Times New Roman" w:cs="Times New Roman"/>
+                <w:b/>
+                <w:bCs/>
+              </w:rPr>
+            </w:pPr>
+            <w:r>
+              <w:rPr>
+                <w:rFonts w:ascii="Times New Roman" w:hAnsi="Times New Roman" w:cs="Times New Roman"/>
+                <w:b/>
+                <w:bCs/>
+              </w:rPr>
+              <w:t xml:space="preserve">Remove refresh: </w:t>
+            </w:r>
+            <w:r>
+              <w:rPr>
+                <w:rFonts w:ascii="Times New Roman" w:hAnsi="Times New Roman" w:cs="Times New Roman"/>
+              </w:rPr>
+              <w:t>Logs should appear automatically without reloading page</w:t>
+            </w:r>
           </w:p>
         </w:tc>
       </w:tr>
@@ -9982,42 +12854,544 @@
         </w:rPr>
         <w:t xml:space="preserve"> </w:t>
       </w:r>
+      <w:r>
+        <w:rPr>
+          <w:rFonts w:ascii="Times New Roman" w:hAnsi="Times New Roman" w:cs="Times New Roman"/>
+        </w:rPr>
+        <w:t xml:space="preserve">A dark-themed dashboard for "LOGGUARD AI" showing 1 Critical Error, 142ms </w:t>
+      </w:r>
+      <w:proofErr w:type="spellStart"/>
+      <w:r>
+        <w:rPr>
+          <w:rFonts w:ascii="Times New Roman" w:hAnsi="Times New Roman" w:cs="Times New Roman"/>
+        </w:rPr>
+        <w:t>Avg</w:t>
+      </w:r>
+      <w:proofErr w:type="spellEnd"/>
+      <w:r>
+        <w:rPr>
+          <w:rFonts w:ascii="Times New Roman" w:hAnsi="Times New Roman" w:cs="Times New Roman"/>
+        </w:rPr>
+        <w:t xml:space="preserve"> Response Time, 98% System Health, and an "Upload Log File" section with live log entries below.</w:t>
+      </w:r>
     </w:p>
     <w:p>
       <w:pPr>
         <w:jc w:val="both"/>
         <w:rPr>
           <w:rFonts w:ascii="Times New Roman" w:hAnsi="Times New Roman" w:cs="Times New Roman"/>
-          <w:bCs/>
-        </w:rPr>
-      </w:pPr>
-      <w:r>
-        <w:rPr>
-          <w:rFonts w:ascii="Times New Roman" w:hAnsi="Times New Roman" w:cs="Times New Roman"/>
-        </w:rPr>
-        <w:br/>
-      </w:r>
-      <w:r>
-        <w:rPr>
-          <w:rFonts w:ascii="Times New Roman" w:hAnsi="Times New Roman" w:cs="Times New Roman"/>
           <w:b/>
           <w:bCs/>
         </w:rPr>
-        <w:t>Description:</w:t>
-      </w:r>
-      <w:r>
-        <w:rPr>
-          <w:rFonts w:ascii="Times New Roman" w:hAnsi="Times New Roman" w:cs="Times New Roman"/>
-        </w:rPr>
-        <w:t xml:space="preserve"> </w:t>
+      </w:pPr>
+      <w:r>
+        <w:rPr>
+          <w:rFonts w:ascii="Times New Roman" w:hAnsi="Times New Roman" w:cs="Times New Roman"/>
+        </w:rPr>
+        <w:drawing>
+          <wp:inline distT="0" distB="0" distL="0" distR="0" wp14:anchorId="3AB0B9B1" wp14:editId="13567A62">
+            <wp:extent cx="6612255" cy="937071"/>
+            <wp:effectExtent l="0" t="0" r="0" b="0"/>
+            <wp:docPr id="556376200" name="Picture 1"/>
+            <wp:cNvGraphicFramePr>
+              <a:graphicFrameLocks xmlns:a="http://schemas.openxmlformats.org/drawingml/2006/main" noChangeAspect="1"/>
+            </wp:cNvGraphicFramePr>
+            <a:graphic xmlns:a="http://schemas.openxmlformats.org/drawingml/2006/main">
+              <a:graphicData uri="http://schemas.openxmlformats.org/drawingml/2006/picture">
+                <pic:pic xmlns:pic="http://schemas.openxmlformats.org/drawingml/2006/picture">
+                  <pic:nvPicPr>
+                    <pic:cNvPr id="556376200" name=""/>
+                    <pic:cNvPicPr/>
+                  </pic:nvPicPr>
+                  <pic:blipFill rotWithShape="1">
+                    <a:blip r:embed="rId27"/>
+                    <a:srcRect t="22564" b="10631"/>
+                    <a:stretch>
+                      <a:fillRect/>
+                    </a:stretch>
+                  </pic:blipFill>
+                  <pic:spPr bwMode="auto">
+                    <a:xfrm>
+                      <a:off x="0" y="0"/>
+                      <a:ext cx="6826269" cy="967400"/>
+                    </a:xfrm>
+                    <a:prstGeom prst="rect">
+                      <a:avLst/>
+                    </a:prstGeom>
+                    <a:ln>
+                      <a:noFill/>
+                    </a:ln>
+                    <a:extLst>
+                      <a:ext uri="{53640926-AAD7-44D8-BBD7-CCE9431645EC}">
+                        <a14:shadowObscured xmlns:a14="http://schemas.microsoft.com/office/drawing/2010/main"/>
+                      </a:ext>
+                    </a:extLst>
+                  </pic:spPr>
+                </pic:pic>
+              </a:graphicData>
+            </a:graphic>
+          </wp:inline>
+        </w:drawing>
       </w:r>
     </w:p>
     <w:p>
       <w:pPr>
-        <w:rPr>
-          <w:rFonts w:ascii="Times New Roman" w:hAnsi="Times New Roman" w:cs="Times New Roman"/>
-        </w:rPr>
-      </w:pPr>
+        <w:jc w:val="both"/>
+        <w:rPr>
+          <w:rFonts w:ascii="Times New Roman" w:hAnsi="Times New Roman" w:cs="Times New Roman"/>
+        </w:rPr>
+      </w:pPr>
+      <w:r>
+        <w:rPr>
+          <w:rFonts w:ascii="Times New Roman" w:hAnsi="Times New Roman" w:cs="Times New Roman"/>
+        </w:rPr>
+        <w:lastRenderedPageBreak/>
+        <w:drawing>
+          <wp:inline distT="0" distB="0" distL="0" distR="0" wp14:anchorId="1C95CB33" wp14:editId="070164FB">
+            <wp:extent cx="6645910" cy="6554470"/>
+            <wp:effectExtent l="0" t="0" r="2540" b="0"/>
+            <wp:docPr id="436685444" name="Picture 1"/>
+            <wp:cNvGraphicFramePr>
+              <a:graphicFrameLocks xmlns:a="http://schemas.openxmlformats.org/drawingml/2006/main" noChangeAspect="1"/>
+            </wp:cNvGraphicFramePr>
+            <a:graphic xmlns:a="http://schemas.openxmlformats.org/drawingml/2006/main">
+              <a:graphicData uri="http://schemas.openxmlformats.org/drawingml/2006/picture">
+                <pic:pic xmlns:pic="http://schemas.openxmlformats.org/drawingml/2006/picture">
+                  <pic:nvPicPr>
+                    <pic:cNvPr id="436685444" name=""/>
+                    <pic:cNvPicPr/>
+                  </pic:nvPicPr>
+                  <pic:blipFill>
+                    <a:blip r:embed="rId28"/>
+                    <a:stretch>
+                      <a:fillRect/>
+                    </a:stretch>
+                  </pic:blipFill>
+                  <pic:spPr>
+                    <a:xfrm>
+                      <a:off x="0" y="0"/>
+                      <a:ext cx="6645910" cy="6554470"/>
+                    </a:xfrm>
+                    <a:prstGeom prst="rect">
+                      <a:avLst/>
+                    </a:prstGeom>
+                  </pic:spPr>
+                </pic:pic>
+              </a:graphicData>
+            </a:graphic>
+          </wp:inline>
+        </w:drawing>
+      </w:r>
+      <w:r>
+        <w:rPr>
+          <w:rFonts w:ascii="Times New Roman" w:hAnsi="Times New Roman" w:cs="Times New Roman"/>
+        </w:rPr>
+        <w:br/>
+      </w:r>
+      <w:r>
+        <w:rPr>
+          <w:rFonts w:ascii="Times New Roman" w:hAnsi="Times New Roman" w:cs="Times New Roman"/>
+          <w:b/>
+          <w:bCs/>
+        </w:rPr>
+        <w:t>Description:</w:t>
+      </w:r>
+      <w:r>
+        <w:rPr>
+          <w:rFonts w:ascii="Times New Roman" w:hAnsi="Times New Roman" w:cs="Times New Roman"/>
+        </w:rPr>
+        <w:t xml:space="preserve"> </w:t>
+      </w:r>
+      <w:r>
+        <w:rPr>
+          <w:rFonts w:ascii="Times New Roman" w:hAnsi="Times New Roman" w:cs="Times New Roman"/>
+        </w:rPr>
+        <w:t xml:space="preserve">we </w:t>
+      </w:r>
+      <w:r>
+        <w:rPr>
+          <w:rFonts w:ascii="Times New Roman" w:hAnsi="Times New Roman" w:cs="Times New Roman"/>
+        </w:rPr>
+        <w:t>upgrading LOGGUARD AI from "upload and show" to "real-time monitoring dashboard" like Datadog or Grafana.</w:t>
+      </w:r>
+    </w:p>
+    <w:p>
+      <w:pPr>
+        <w:jc w:val="both"/>
+        <w:rPr>
+          <w:rFonts w:ascii="Times New Roman" w:hAnsi="Times New Roman" w:cs="Times New Roman"/>
+        </w:rPr>
+      </w:pPr>
+      <w:r>
+        <w:rPr>
+          <w:rFonts w:ascii="Times New Roman" w:hAnsi="Times New Roman" w:cs="Times New Roman"/>
+        </w:rPr>
+        <w:t>The goal is that when you upload a log file, instead of all logs appearing at once, they will stream into the dashboard 1-by-1 with a small delay, just like watching a live server. This is done using Socket.io, where the backend emits each parsed log immediately to the frontend the moment it’s read.</w:t>
+      </w:r>
+    </w:p>
+    <w:p>
+      <w:pPr>
+        <w:jc w:val="both"/>
+        <w:rPr>
+          <w:rFonts w:ascii="Times New Roman" w:hAnsi="Times New Roman" w:cs="Times New Roman"/>
+        </w:rPr>
+      </w:pPr>
+      <w:r>
+        <w:rPr>
+          <w:rFonts w:ascii="Times New Roman" w:hAnsi="Times New Roman" w:cs="Times New Roman"/>
+        </w:rPr>
+        <w:t xml:space="preserve">On the frontend, we’ll connect to the backend with a WebSocket. As soon as a new log arrives, it gets appended to the list automatically without refreshing the page. We’ll also add anomaly detection: if any log has `level = ERROR`, the app will instantly show a red flashing alert banner at the top saying "CRITICAL ERROR DETECTED" with the error message, and the "Critical Errors" counter will update live. WARNING logs can show a yellow toast. The log table will also auto-scroll to the </w:t>
+      </w:r>
+      <w:proofErr w:type="gramStart"/>
+      <w:r>
+        <w:rPr>
+          <w:rFonts w:ascii="Times New Roman" w:hAnsi="Times New Roman" w:cs="Times New Roman"/>
+        </w:rPr>
+        <w:t>bottom</w:t>
+      </w:r>
+      <w:proofErr w:type="gramEnd"/>
+      <w:r>
+        <w:rPr>
+          <w:rFonts w:ascii="Times New Roman" w:hAnsi="Times New Roman" w:cs="Times New Roman"/>
+        </w:rPr>
+        <w:t xml:space="preserve"> so you always see the latest entry.</w:t>
+      </w:r>
+    </w:p>
+    <w:p>
+      <w:pPr>
+        <w:jc w:val="both"/>
+        <w:rPr>
+          <w:rFonts w:ascii="Times New Roman" w:hAnsi="Times New Roman" w:cs="Times New Roman"/>
+        </w:rPr>
+      </w:pPr>
+      <w:r>
+        <w:rPr>
+          <w:rFonts w:ascii="Times New Roman" w:hAnsi="Times New Roman" w:cs="Times New Roman"/>
+        </w:rPr>
+        <w:t xml:space="preserve">By the end of Day </w:t>
+      </w:r>
+      <w:r>
+        <w:rPr>
+          <w:rFonts w:ascii="Times New Roman" w:hAnsi="Times New Roman" w:cs="Times New Roman"/>
+        </w:rPr>
+        <w:t>9</w:t>
+      </w:r>
+      <w:r>
+        <w:rPr>
+          <w:rFonts w:ascii="Times New Roman" w:hAnsi="Times New Roman" w:cs="Times New Roman"/>
+        </w:rPr>
+        <w:t>, your dashboard will feel alive. You upload a file, and you can watch errors pop up in real-time with alerts, just like a production monitoring tool.</w:t>
+      </w:r>
+    </w:p>
+    <w:p>
+      <w:pPr>
+        <w:jc w:val="both"/>
+        <w:rPr>
+          <w:rFonts w:ascii="Times New Roman" w:hAnsi="Times New Roman" w:cs="Times New Roman"/>
+        </w:rPr>
+      </w:pPr>
+      <w:r>
+        <w:rPr>
+          <w:rFonts w:ascii="Times New Roman" w:hAnsi="Times New Roman" w:cs="Times New Roman"/>
+        </w:rPr>
+        <w:t>This sets us up for Day 1</w:t>
+      </w:r>
+      <w:r>
+        <w:rPr>
+          <w:rFonts w:ascii="Times New Roman" w:hAnsi="Times New Roman" w:cs="Times New Roman"/>
+        </w:rPr>
+        <w:t>0</w:t>
+      </w:r>
+      <w:r>
+        <w:rPr>
+          <w:rFonts w:ascii="Times New Roman" w:hAnsi="Times New Roman" w:cs="Times New Roman"/>
+        </w:rPr>
+        <w:t xml:space="preserve"> where we’ll add charts, filters, and AI summary.</w:t>
+      </w:r>
+    </w:p>
+    <w:p>
+      <w:pPr>
+        <w:jc w:val="both"/>
+        <w:rPr>
+          <w:rFonts w:ascii="Times New Roman" w:hAnsi="Times New Roman" w:cs="Times New Roman"/>
+          <w:bCs/>
+        </w:rPr>
+      </w:pPr>
+    </w:p>
+    <w:tbl>
+      <w:tblPr>
+        <w:tblW w:w="10445" w:type="dxa"/>
+        <w:tblCellMar>
+          <w:left w:w="10" w:type="dxa"/>
+          <w:right w:w="10" w:type="dxa"/>
+        </w:tblCellMar>
+        <w:tblLook w:val="04A0" w:firstRow="1" w:lastRow="0" w:firstColumn="1" w:lastColumn="0" w:noHBand="0" w:noVBand="1"/>
+      </w:tblPr>
+      <w:tblGrid>
+        <w:gridCol w:w="2610"/>
+        <w:gridCol w:w="3916"/>
+        <w:gridCol w:w="3919"/>
+      </w:tblGrid>
+      <w:tr>
+        <w:trPr>
+          <w:trHeight w:val="2140"/>
+        </w:trPr>
+        <w:tc>
+          <w:tcPr>
+            <w:tcW w:w="2610" w:type="dxa"/>
+            <w:tcBorders>
+              <w:top w:val="nil"/>
+              <w:left w:val="nil"/>
+              <w:bottom w:val="nil"/>
+              <w:right w:val="nil"/>
+            </w:tcBorders>
+            <w:tcMar>
+              <w:top w:w="0" w:type="dxa"/>
+              <w:left w:w="0" w:type="dxa"/>
+              <w:bottom w:w="0" w:type="dxa"/>
+              <w:right w:w="0" w:type="dxa"/>
+            </w:tcMar>
+            <w:hideMark/>
+          </w:tcPr>
+          <w:p>
+            <w:pPr>
+              <w:rPr>
+                <w:rFonts w:ascii="Times New Roman" w:hAnsi="Times New Roman" w:cs="Times New Roman"/>
+              </w:rPr>
+            </w:pPr>
+            <w:r>
+              <w:rPr>
+                <w:rFonts w:ascii="Times New Roman" w:hAnsi="Times New Roman" w:cs="Times New Roman"/>
+              </w:rPr>
+              <w:t xml:space="preserve">1 </w:t>
+            </w:r>
+            <w:r>
+              <w:rPr>
+                <w:rFonts w:ascii="Times New Roman" w:hAnsi="Times New Roman" w:cs="Times New Roman"/>
+              </w:rPr>
+              <w:t>August</w:t>
+            </w:r>
+            <w:r>
+              <w:rPr>
+                <w:rFonts w:ascii="Times New Roman" w:hAnsi="Times New Roman" w:cs="Times New Roman"/>
+              </w:rPr>
+              <w:t xml:space="preserve"> 2026</w:t>
+            </w:r>
+          </w:p>
+          <w:p>
+            <w:pPr>
+              <w:ind w:left="400"/>
+              <w:rPr>
+                <w:rFonts w:ascii="Times New Roman" w:hAnsi="Times New Roman" w:cs="Times New Roman"/>
+              </w:rPr>
+            </w:pPr>
+            <w:r>
+              <w:rPr>
+                <w:rFonts w:ascii="Times New Roman" w:hAnsi="Times New Roman" w:cs="Times New Roman"/>
+              </w:rPr>
+              <w:t xml:space="preserve">Day </w:t>
+            </w:r>
+            <w:r>
+              <w:rPr>
+                <w:rFonts w:ascii="Times New Roman" w:hAnsi="Times New Roman" w:cs="Times New Roman"/>
+              </w:rPr>
+              <w:t>10</w:t>
+            </w:r>
+          </w:p>
+        </w:tc>
+        <w:tc>
+          <w:tcPr>
+            <w:tcW w:w="3916" w:type="dxa"/>
+            <w:tcBorders>
+              <w:top w:val="nil"/>
+              <w:left w:val="nil"/>
+              <w:bottom w:val="nil"/>
+              <w:right w:val="nil"/>
+            </w:tcBorders>
+            <w:tcMar>
+              <w:top w:w="0" w:type="dxa"/>
+              <w:left w:w="0" w:type="dxa"/>
+              <w:bottom w:w="0" w:type="dxa"/>
+              <w:right w:w="0" w:type="dxa"/>
+            </w:tcMar>
+            <w:hideMark/>
+          </w:tcPr>
+          <w:p>
+            <w:pPr>
+              <w:rPr>
+                <w:rFonts w:ascii="Times New Roman" w:hAnsi="Times New Roman" w:cs="Times New Roman"/>
+                <w:b/>
+                <w:bCs/>
+              </w:rPr>
+            </w:pPr>
+            <w:r>
+              <w:rPr>
+                <w:rFonts w:ascii="Times New Roman" w:hAnsi="Times New Roman" w:cs="Times New Roman"/>
+                <w:b/>
+                <w:bCs/>
+              </w:rPr>
+              <w:t xml:space="preserve">Today's Activities </w:t>
+            </w:r>
+          </w:p>
+          <w:p>
+            <w:pPr>
+              <w:numPr>
+                <w:ilvl w:val="0"/>
+                <w:numId w:val="3"/>
+              </w:numPr>
+              <w:rPr>
+                <w:rFonts w:ascii="Times New Roman" w:hAnsi="Times New Roman" w:cs="Times New Roman"/>
+                <w:b/>
+                <w:bCs/>
+              </w:rPr>
+            </w:pPr>
+            <w:r>
+              <w:rPr>
+                <w:rFonts w:ascii="Times New Roman" w:hAnsi="Times New Roman" w:cs="Times New Roman"/>
+                <w:b/>
+                <w:bCs/>
+              </w:rPr>
+              <w:t xml:space="preserve"> </w:t>
+            </w:r>
+          </w:p>
+        </w:tc>
+        <w:tc>
+          <w:tcPr>
+            <w:tcW w:w="3918" w:type="dxa"/>
+            <w:tcBorders>
+              <w:top w:val="nil"/>
+              <w:left w:val="nil"/>
+              <w:bottom w:val="nil"/>
+              <w:right w:val="nil"/>
+            </w:tcBorders>
+            <w:tcMar>
+              <w:top w:w="0" w:type="dxa"/>
+              <w:left w:w="0" w:type="dxa"/>
+              <w:bottom w:w="0" w:type="dxa"/>
+              <w:right w:w="0" w:type="dxa"/>
+            </w:tcMar>
+            <w:hideMark/>
+          </w:tcPr>
+          <w:p>
+            <w:pPr>
+              <w:rPr>
+                <w:rFonts w:ascii="Times New Roman" w:hAnsi="Times New Roman" w:cs="Times New Roman"/>
+              </w:rPr>
+            </w:pPr>
+            <w:r>
+              <w:rPr>
+                <w:rFonts w:ascii="Times New Roman" w:hAnsi="Times New Roman" w:cs="Times New Roman"/>
+                <w:b/>
+                <w:bCs/>
+              </w:rPr>
+              <w:t xml:space="preserve">Tomorrow's Plans </w:t>
+            </w:r>
+          </w:p>
+          <w:p>
+            <w:pPr>
+              <w:numPr>
+                <w:ilvl w:val="0"/>
+                <w:numId w:val="4"/>
+              </w:numPr>
+              <w:rPr>
+                <w:rFonts w:ascii="Times New Roman" w:hAnsi="Times New Roman" w:cs="Times New Roman"/>
+                <w:b/>
+                <w:bCs/>
+              </w:rPr>
+            </w:pPr>
+          </w:p>
+        </w:tc>
+      </w:tr>
+      <w:tr>
+        <w:trPr>
+          <w:trHeight w:val="163"/>
+        </w:trPr>
+        <w:tc>
+          <w:tcPr>
+            <w:tcW w:w="10445" w:type="dxa"/>
+            <w:gridSpan w:val="3"/>
+            <w:tcBorders>
+              <w:top w:val="nil"/>
+              <w:left w:val="nil"/>
+              <w:bottom w:val="nil"/>
+              <w:right w:val="nil"/>
+            </w:tcBorders>
+            <w:tcMar>
+              <w:top w:w="0" w:type="dxa"/>
+              <w:left w:w="0" w:type="dxa"/>
+              <w:bottom w:w="0" w:type="dxa"/>
+              <w:right w:w="0" w:type="dxa"/>
+            </w:tcMar>
+            <w:hideMark/>
+          </w:tcPr>
+          <w:p>
+            <w:pPr>
+              <w:rPr>
+                <w:rFonts w:ascii="Times New Roman" w:hAnsi="Times New Roman" w:cs="Times New Roman"/>
+              </w:rPr>
+            </w:pPr>
+            <w:r>
+              <w:rPr>
+                <w:rFonts w:ascii="Times New Roman" w:hAnsi="Times New Roman" w:cs="Times New Roman"/>
+                <w:b/>
+                <w:bCs/>
+              </w:rPr>
+              <w:t xml:space="preserve">Outputs and Descriptions </w:t>
+            </w:r>
+          </w:p>
+        </w:tc>
+      </w:tr>
+    </w:tbl>
+    <w:p>
+      <w:pPr>
+        <w:jc w:val="both"/>
+        <w:rPr>
+          <w:rFonts w:ascii="Times New Roman" w:eastAsia="MS Gothic" w:hAnsi="Times New Roman" w:cs="Times New Roman"/>
+        </w:rPr>
+      </w:pPr>
+      <w:r>
+        <w:rPr>
+          <w:rFonts w:ascii="Times New Roman" w:hAnsi="Times New Roman" w:cs="Times New Roman"/>
+          <w:b/>
+          <w:bCs/>
+        </w:rPr>
+        <w:t>Output:</w:t>
+      </w:r>
+      <w:r>
+        <w:rPr>
+          <w:rFonts w:ascii="Times New Roman" w:hAnsi="Times New Roman" w:cs="Times New Roman"/>
+        </w:rPr>
+        <w:t xml:space="preserve"> </w:t>
+      </w:r>
+    </w:p>
+    <w:p>
+      <w:pPr>
+        <w:jc w:val="both"/>
+        <w:rPr>
+          <w:rFonts w:ascii="Times New Roman" w:hAnsi="Times New Roman" w:cs="Times New Roman"/>
+          <w:bCs/>
+        </w:rPr>
+      </w:pPr>
+      <w:r>
+        <w:rPr>
+          <w:rFonts w:ascii="Times New Roman" w:hAnsi="Times New Roman" w:cs="Times New Roman"/>
+        </w:rPr>
+        <w:br/>
+      </w:r>
+      <w:r>
+        <w:rPr>
+          <w:rFonts w:ascii="Times New Roman" w:hAnsi="Times New Roman" w:cs="Times New Roman"/>
+          <w:b/>
+          <w:bCs/>
+        </w:rPr>
+        <w:t>Description:</w:t>
+      </w:r>
+      <w:r>
+        <w:rPr>
+          <w:rFonts w:ascii="Times New Roman" w:hAnsi="Times New Roman" w:cs="Times New Roman"/>
+        </w:rPr>
+        <w:t xml:space="preserve"> </w:t>
+      </w:r>
     </w:p>
     <w:p>
       <w:pPr>
@@ -10039,8 +13413,121 @@
 </file>
 
 <file path=word/numbering.xml><?xml version="1.0" encoding="utf-8"?>
-<w:numbering xmlns:wpc="http://schemas.microsoft.com/office/word/2010/wordprocessingCanvas" xmlns:cx="http://schemas.microsoft.com/office/drawing/2014/chartex" xmlns:cx1="http://schemas.microsoft.com/office/drawing/2015/9/8/chartex" xmlns:cx2="http://schemas.microsoft.com/office/drawing/2015/10/21/chartex" xmlns:cx3="http://schemas.microsoft.com/office/drawing/2016/5/9/chartex" xmlns:cx4="http://schemas.microsoft.com/office/drawing/2016/5/10/chartex" xmlns:cx5="http://schemas.microsoft.com/office/drawing/2016/5/11/chartex" xmlns:cx6="http://schemas.microsoft.com/office/drawing/2016/5/12/chartex" xmlns:cx7="http://schemas.microsoft.com/office/drawing/2016/5/13/chartex" xmlns:cx8="http://schemas.microsoft.com/office/drawing/2016/5/14/chartex" xmlns:mc="http://schemas.openxmlformats.org/markup-compatibility/2006" xmlns:aink="http://schemas.microsoft.com/office/drawing/2016/ink" xmlns:am3d="http://schemas.microsoft.com/office/drawing/2017/model3d" xmlns:o="urn:schemas-microsoft-com:office:office" xmlns:oel="http://schemas.microsoft.com/office/2019/extlst" xmlns:r="http://schemas.openxmlformats.org/officeDocument/2006/relationships" xmlns:m="http://schemas.openxmlformats.org/officeDocument/2006/math" xmlns:v="urn:schemas-microsoft-com:vml" xmlns:wp14="http://schemas.microsoft.com/office/word/2010/wordprocessingDrawing" xmlns:wp="http://schemas.openxmlformats.org/drawingml/2006/wordprocessingDrawing" xmlns:w10="urn:schemas-microsoft-com:office:word" xmlns:w="http://schemas.openxmlformats.org/wordprocessingml/2006/main" xmlns:w14="http://schemas.microsoft.com/office/word/2010/wordml" xmlns:w15="http://schemas.microsoft.com/office/word/2012/wordml" xmlns:w16cex="http://schemas.microsoft.com/office/word/2018/wordml/cex" xmlns:w16cid="http://schemas.microsoft.com/office/word/2016/wordml/cid" xmlns:w16="http://schemas.microsoft.com/office/word/2018/wordml" xmlns:w16du="http://schemas.microsoft.com/office/word/2023/wordml/word16du" xmlns:w16sdtdh="http://schemas.microsoft.com/office/word/2020/wordml/sdtdatahash" xmlns:w16sdtfl="http://schemas.microsoft.com/office/word/2024/wordml/sdtformatlock" xmlns:w16se="http://schemas.microsoft.com/office/word/2015/wordml/symex" xmlns:wpg="http://schemas.microsoft.com/office/word/2010/wordprocessingGroup" xmlns:wpi="http://schemas.microsoft.com/office/word/2010/wordprocessingInk" xmlns:wne="http://schemas.microsoft.com/office/word/2006/wordml" xmlns:wps="http://schemas.microsoft.com/office/word/2010/wordprocessingShape" mc:Ignorable="w14 w15 w16se w16cid w16 w16cex w16sdtdh w16sdtfl w16du wp14">
+<w:numbering xmlns:wpc="http://schemas.microsoft.com/office/word/2010/wordprocessingCanvas" xmlns:cx="http://schemas.microsoft.com/office/drawing/2014/chartex" xmlns:cx1="http://schemas.microsoft.com/office/drawing/2015/9/8/chartex" xmlns:cx2="http://schemas.microsoft.com/office/drawing/2015/10/21/chartex" xmlns:cx3="http://schemas.microsoft.com/office/drawing/2016/5/9/chartex" xmlns:cx4="http://schemas.microsoft.com/office/drawing/2016/5/10/chartex" xmlns:cx5="http://schemas.microsoft.com/office/drawing/2016/5/11/chartex" xmlns:cx6="http://schemas.microsoft.com/office/drawing/2016/5/12/chartex" xmlns:cx7="http://schemas.microsoft.com/office/drawing/2016/5/13/chartex" xmlns:cx8="http://schemas.microsoft.com/office/drawing/2016/5/14/chartex" xmlns:mc="http://schemas.openxmlformats.org/markup-compatibility/2006" xmlns:aink="http://schemas.microsoft.com/office/drawing/2016/ink" xmlns:am3d="http://schemas.microsoft.com/office/drawing/2017/model3d" xmlns:o="urn:schemas-microsoft-com:office:office" xmlns:oel="http://schemas.microsoft.com/office/2019/extlst" xmlns:r="http://schemas.openxmlformats.org/officeDocument/2006/relationships" xmlns:m="http://schemas.openxmlformats.org/officeDocument/2006/math" xmlns:v="urn:schemas-microsoft-com:vml" xmlns:wp14="http://schemas.microsoft.com/office/word/2010/wordprocessingDrawing" xmlns:wp="http://schemas.openxmlformats.org/drawingml/2006/wordprocessingDrawing" xmlns:w10="urn:schemas-microsoft-com:office:word" xmlns:w="http://schemas.openxmlformats.org/wordprocessingml/2006/main" xmlns:w14="http://schemas.microsoft.com/office/word/2010/wordml" xmlns:w15="http://schemas.microsoft.com/office/word/2012/wordml" xmlns:w16cei="http://schemas.microsoft.com/office/word/2026/wordml/cei" xmlns:w16cex="http://schemas.microsoft.com/office/word/2018/wordml/cex" xmlns:w16cid="http://schemas.microsoft.com/office/word/2016/wordml/cid" xmlns:w16="http://schemas.microsoft.com/office/word/2018/wordml" xmlns:w16du="http://schemas.microsoft.com/office/word/2023/wordml/word16du" xmlns:w16sdtdh="http://schemas.microsoft.com/office/word/2020/wordml/sdtdatahash" xmlns:w16sdtfl="http://schemas.microsoft.com/office/word/2024/wordml/sdtformatlock" xmlns:w16se="http://schemas.microsoft.com/office/word/2015/wordml/symex" xmlns:wpg="http://schemas.microsoft.com/office/word/2010/wordprocessingGroup" xmlns:wpi="http://schemas.microsoft.com/office/word/2010/wordprocessingInk" xmlns:wne="http://schemas.microsoft.com/office/word/2006/wordml" xmlns:wps="http://schemas.microsoft.com/office/word/2010/wordprocessingShape" mc:Ignorable="w14 w15 w16se w16cid w16 w16cex w16sdtdh w16sdtfl w16du wp14">
   <w:abstractNum w:abstractNumId="0" w15:restartNumberingAfterBreak="0">
+    <w:nsid w:val="01141883"/>
+    <w:multiLevelType w:val="hybridMultilevel"/>
+    <w:tmpl w:val="FDB48D1C"/>
+    <w:lvl w:ilvl="0" w:tplc="488C9D1E">
+      <w:start w:val="1"/>
+      <w:numFmt w:val="bullet"/>
+      <w:lvlText w:val=""/>
+      <w:lvlJc w:val="left"/>
+      <w:pPr>
+        <w:ind w:left="1572" w:hanging="360"/>
+      </w:pPr>
+      <w:rPr>
+        <w:rFonts w:ascii="Symbol" w:hAnsi="Symbol" w:hint="default"/>
+      </w:rPr>
+    </w:lvl>
+    <w:lvl w:ilvl="1" w:tplc="40090003" w:tentative="1">
+      <w:start w:val="1"/>
+      <w:numFmt w:val="bullet"/>
+      <w:lvlText w:val="o"/>
+      <w:lvlJc w:val="left"/>
+      <w:pPr>
+        <w:ind w:left="2292" w:hanging="360"/>
+      </w:pPr>
+      <w:rPr>
+        <w:rFonts w:ascii="Courier New" w:hAnsi="Courier New" w:cs="Courier New" w:hint="default"/>
+      </w:rPr>
+    </w:lvl>
+    <w:lvl w:ilvl="2" w:tplc="40090005" w:tentative="1">
+      <w:start w:val="1"/>
+      <w:numFmt w:val="bullet"/>
+      <w:lvlText w:val=""/>
+      <w:lvlJc w:val="left"/>
+      <w:pPr>
+        <w:ind w:left="3012" w:hanging="360"/>
+      </w:pPr>
+      <w:rPr>
+        <w:rFonts w:ascii="Wingdings" w:hAnsi="Wingdings" w:hint="default"/>
+      </w:rPr>
+    </w:lvl>
+    <w:lvl w:ilvl="3" w:tplc="40090001" w:tentative="1">
+      <w:start w:val="1"/>
+      <w:numFmt w:val="bullet"/>
+      <w:lvlText w:val=""/>
+      <w:lvlJc w:val="left"/>
+      <w:pPr>
+        <w:ind w:left="3732" w:hanging="360"/>
+      </w:pPr>
+      <w:rPr>
+        <w:rFonts w:ascii="Symbol" w:hAnsi="Symbol" w:hint="default"/>
+      </w:rPr>
+    </w:lvl>
+    <w:lvl w:ilvl="4" w:tplc="40090003" w:tentative="1">
+      <w:start w:val="1"/>
+      <w:numFmt w:val="bullet"/>
+      <w:lvlText w:val="o"/>
+      <w:lvlJc w:val="left"/>
+      <w:pPr>
+        <w:ind w:left="4452" w:hanging="360"/>
+      </w:pPr>
+      <w:rPr>
+        <w:rFonts w:ascii="Courier New" w:hAnsi="Courier New" w:cs="Courier New" w:hint="default"/>
+      </w:rPr>
+    </w:lvl>
+    <w:lvl w:ilvl="5" w:tplc="40090005" w:tentative="1">
+      <w:start w:val="1"/>
+      <w:numFmt w:val="bullet"/>
+      <w:lvlText w:val=""/>
+      <w:lvlJc w:val="left"/>
+      <w:pPr>
+        <w:ind w:left="5172" w:hanging="360"/>
+      </w:pPr>
+      <w:rPr>
+        <w:rFonts w:ascii="Wingdings" w:hAnsi="Wingdings" w:hint="default"/>
+      </w:rPr>
+    </w:lvl>
+    <w:lvl w:ilvl="6" w:tplc="40090001" w:tentative="1">
+      <w:start w:val="1"/>
+      <w:numFmt w:val="bullet"/>
+      <w:lvlText w:val=""/>
+      <w:lvlJc w:val="left"/>
+      <w:pPr>
+        <w:ind w:left="5892" w:hanging="360"/>
+      </w:pPr>
+      <w:rPr>
+        <w:rFonts w:ascii="Symbol" w:hAnsi="Symbol" w:hint="default"/>
+      </w:rPr>
+    </w:lvl>
+    <w:lvl w:ilvl="7" w:tplc="40090003" w:tentative="1">
+      <w:start w:val="1"/>
+      <w:numFmt w:val="bullet"/>
+      <w:lvlText w:val="o"/>
+      <w:lvlJc w:val="left"/>
+      <w:pPr>
+        <w:ind w:left="6612" w:hanging="360"/>
+      </w:pPr>
+      <w:rPr>
+        <w:rFonts w:ascii="Courier New" w:hAnsi="Courier New" w:cs="Courier New" w:hint="default"/>
+      </w:rPr>
+    </w:lvl>
+    <w:lvl w:ilvl="8" w:tplc="40090005" w:tentative="1">
+      <w:start w:val="1"/>
+      <w:numFmt w:val="bullet"/>
+      <w:lvlText w:val=""/>
+      <w:lvlJc w:val="left"/>
+      <w:pPr>
+        <w:ind w:left="7332" w:hanging="360"/>
+      </w:pPr>
+      <w:rPr>
+        <w:rFonts w:ascii="Wingdings" w:hAnsi="Wingdings" w:hint="default"/>
+      </w:rPr>
+    </w:lvl>
+  </w:abstractNum>
+  <w:abstractNum w:abstractNumId="1" w15:restartNumberingAfterBreak="0">
     <w:nsid w:val="02CE5738"/>
     <w:multiLevelType w:val="hybridMultilevel"/>
     <w:tmpl w:val="B5B2F706"/>
@@ -10153,7 +13640,7 @@
       </w:rPr>
     </w:lvl>
   </w:abstractNum>
-  <w:abstractNum w:abstractNumId="1" w15:restartNumberingAfterBreak="0">
+  <w:abstractNum w:abstractNumId="2" w15:restartNumberingAfterBreak="0">
     <w:nsid w:val="044C07FE"/>
     <w:multiLevelType w:val="hybridMultilevel"/>
     <w:tmpl w:val="A0B854CE"/>
@@ -10266,7 +13753,233 @@
       </w:rPr>
     </w:lvl>
   </w:abstractNum>
-  <w:abstractNum w:abstractNumId="2" w15:restartNumberingAfterBreak="0">
+  <w:abstractNum w:abstractNumId="3" w15:restartNumberingAfterBreak="0">
+    <w:nsid w:val="05456703"/>
+    <w:multiLevelType w:val="hybridMultilevel"/>
+    <w:tmpl w:val="CC321F82"/>
+    <w:lvl w:ilvl="0" w:tplc="4009000B">
+      <w:start w:val="1"/>
+      <w:numFmt w:val="bullet"/>
+      <w:lvlText w:val=""/>
+      <w:lvlJc w:val="left"/>
+      <w:pPr>
+        <w:ind w:left="1120" w:hanging="360"/>
+      </w:pPr>
+      <w:rPr>
+        <w:rFonts w:ascii="Wingdings" w:hAnsi="Wingdings" w:hint="default"/>
+      </w:rPr>
+    </w:lvl>
+    <w:lvl w:ilvl="1" w:tplc="40090003" w:tentative="1">
+      <w:start w:val="1"/>
+      <w:numFmt w:val="bullet"/>
+      <w:lvlText w:val="o"/>
+      <w:lvlJc w:val="left"/>
+      <w:pPr>
+        <w:ind w:left="1840" w:hanging="360"/>
+      </w:pPr>
+      <w:rPr>
+        <w:rFonts w:ascii="Courier New" w:hAnsi="Courier New" w:cs="Courier New" w:hint="default"/>
+      </w:rPr>
+    </w:lvl>
+    <w:lvl w:ilvl="2" w:tplc="40090005" w:tentative="1">
+      <w:start w:val="1"/>
+      <w:numFmt w:val="bullet"/>
+      <w:lvlText w:val=""/>
+      <w:lvlJc w:val="left"/>
+      <w:pPr>
+        <w:ind w:left="2560" w:hanging="360"/>
+      </w:pPr>
+      <w:rPr>
+        <w:rFonts w:ascii="Wingdings" w:hAnsi="Wingdings" w:hint="default"/>
+      </w:rPr>
+    </w:lvl>
+    <w:lvl w:ilvl="3" w:tplc="40090001" w:tentative="1">
+      <w:start w:val="1"/>
+      <w:numFmt w:val="bullet"/>
+      <w:lvlText w:val=""/>
+      <w:lvlJc w:val="left"/>
+      <w:pPr>
+        <w:ind w:left="3280" w:hanging="360"/>
+      </w:pPr>
+      <w:rPr>
+        <w:rFonts w:ascii="Symbol" w:hAnsi="Symbol" w:hint="default"/>
+      </w:rPr>
+    </w:lvl>
+    <w:lvl w:ilvl="4" w:tplc="40090003" w:tentative="1">
+      <w:start w:val="1"/>
+      <w:numFmt w:val="bullet"/>
+      <w:lvlText w:val="o"/>
+      <w:lvlJc w:val="left"/>
+      <w:pPr>
+        <w:ind w:left="4000" w:hanging="360"/>
+      </w:pPr>
+      <w:rPr>
+        <w:rFonts w:ascii="Courier New" w:hAnsi="Courier New" w:cs="Courier New" w:hint="default"/>
+      </w:rPr>
+    </w:lvl>
+    <w:lvl w:ilvl="5" w:tplc="40090005" w:tentative="1">
+      <w:start w:val="1"/>
+      <w:numFmt w:val="bullet"/>
+      <w:lvlText w:val=""/>
+      <w:lvlJc w:val="left"/>
+      <w:pPr>
+        <w:ind w:left="4720" w:hanging="360"/>
+      </w:pPr>
+      <w:rPr>
+        <w:rFonts w:ascii="Wingdings" w:hAnsi="Wingdings" w:hint="default"/>
+      </w:rPr>
+    </w:lvl>
+    <w:lvl w:ilvl="6" w:tplc="40090001" w:tentative="1">
+      <w:start w:val="1"/>
+      <w:numFmt w:val="bullet"/>
+      <w:lvlText w:val=""/>
+      <w:lvlJc w:val="left"/>
+      <w:pPr>
+        <w:ind w:left="5440" w:hanging="360"/>
+      </w:pPr>
+      <w:rPr>
+        <w:rFonts w:ascii="Symbol" w:hAnsi="Symbol" w:hint="default"/>
+      </w:rPr>
+    </w:lvl>
+    <w:lvl w:ilvl="7" w:tplc="40090003" w:tentative="1">
+      <w:start w:val="1"/>
+      <w:numFmt w:val="bullet"/>
+      <w:lvlText w:val="o"/>
+      <w:lvlJc w:val="left"/>
+      <w:pPr>
+        <w:ind w:left="6160" w:hanging="360"/>
+      </w:pPr>
+      <w:rPr>
+        <w:rFonts w:ascii="Courier New" w:hAnsi="Courier New" w:cs="Courier New" w:hint="default"/>
+      </w:rPr>
+    </w:lvl>
+    <w:lvl w:ilvl="8" w:tplc="40090005" w:tentative="1">
+      <w:start w:val="1"/>
+      <w:numFmt w:val="bullet"/>
+      <w:lvlText w:val=""/>
+      <w:lvlJc w:val="left"/>
+      <w:pPr>
+        <w:ind w:left="6880" w:hanging="360"/>
+      </w:pPr>
+      <w:rPr>
+        <w:rFonts w:ascii="Wingdings" w:hAnsi="Wingdings" w:hint="default"/>
+      </w:rPr>
+    </w:lvl>
+  </w:abstractNum>
+  <w:abstractNum w:abstractNumId="4" w15:restartNumberingAfterBreak="0">
+    <w:nsid w:val="054E4236"/>
+    <w:multiLevelType w:val="hybridMultilevel"/>
+    <w:tmpl w:val="A824F1FE"/>
+    <w:lvl w:ilvl="0" w:tplc="488C9D1E">
+      <w:start w:val="1"/>
+      <w:numFmt w:val="bullet"/>
+      <w:lvlText w:val=""/>
+      <w:lvlJc w:val="left"/>
+      <w:pPr>
+        <w:ind w:left="1572" w:hanging="360"/>
+      </w:pPr>
+      <w:rPr>
+        <w:rFonts w:ascii="Symbol" w:hAnsi="Symbol" w:hint="default"/>
+      </w:rPr>
+    </w:lvl>
+    <w:lvl w:ilvl="1" w:tplc="40090003" w:tentative="1">
+      <w:start w:val="1"/>
+      <w:numFmt w:val="bullet"/>
+      <w:lvlText w:val="o"/>
+      <w:lvlJc w:val="left"/>
+      <w:pPr>
+        <w:ind w:left="2292" w:hanging="360"/>
+      </w:pPr>
+      <w:rPr>
+        <w:rFonts w:ascii="Courier New" w:hAnsi="Courier New" w:cs="Courier New" w:hint="default"/>
+      </w:rPr>
+    </w:lvl>
+    <w:lvl w:ilvl="2" w:tplc="40090005" w:tentative="1">
+      <w:start w:val="1"/>
+      <w:numFmt w:val="bullet"/>
+      <w:lvlText w:val=""/>
+      <w:lvlJc w:val="left"/>
+      <w:pPr>
+        <w:ind w:left="3012" w:hanging="360"/>
+      </w:pPr>
+      <w:rPr>
+        <w:rFonts w:ascii="Wingdings" w:hAnsi="Wingdings" w:hint="default"/>
+      </w:rPr>
+    </w:lvl>
+    <w:lvl w:ilvl="3" w:tplc="40090001" w:tentative="1">
+      <w:start w:val="1"/>
+      <w:numFmt w:val="bullet"/>
+      <w:lvlText w:val=""/>
+      <w:lvlJc w:val="left"/>
+      <w:pPr>
+        <w:ind w:left="3732" w:hanging="360"/>
+      </w:pPr>
+      <w:rPr>
+        <w:rFonts w:ascii="Symbol" w:hAnsi="Symbol" w:hint="default"/>
+      </w:rPr>
+    </w:lvl>
+    <w:lvl w:ilvl="4" w:tplc="40090003" w:tentative="1">
+      <w:start w:val="1"/>
+      <w:numFmt w:val="bullet"/>
+      <w:lvlText w:val="o"/>
+      <w:lvlJc w:val="left"/>
+      <w:pPr>
+        <w:ind w:left="4452" w:hanging="360"/>
+      </w:pPr>
+      <w:rPr>
+        <w:rFonts w:ascii="Courier New" w:hAnsi="Courier New" w:cs="Courier New" w:hint="default"/>
+      </w:rPr>
+    </w:lvl>
+    <w:lvl w:ilvl="5" w:tplc="40090005" w:tentative="1">
+      <w:start w:val="1"/>
+      <w:numFmt w:val="bullet"/>
+      <w:lvlText w:val=""/>
+      <w:lvlJc w:val="left"/>
+      <w:pPr>
+        <w:ind w:left="5172" w:hanging="360"/>
+      </w:pPr>
+      <w:rPr>
+        <w:rFonts w:ascii="Wingdings" w:hAnsi="Wingdings" w:hint="default"/>
+      </w:rPr>
+    </w:lvl>
+    <w:lvl w:ilvl="6" w:tplc="40090001" w:tentative="1">
+      <w:start w:val="1"/>
+      <w:numFmt w:val="bullet"/>
+      <w:lvlText w:val=""/>
+      <w:lvlJc w:val="left"/>
+      <w:pPr>
+        <w:ind w:left="5892" w:hanging="360"/>
+      </w:pPr>
+      <w:rPr>
+        <w:rFonts w:ascii="Symbol" w:hAnsi="Symbol" w:hint="default"/>
+      </w:rPr>
+    </w:lvl>
+    <w:lvl w:ilvl="7" w:tplc="40090003" w:tentative="1">
+      <w:start w:val="1"/>
+      <w:numFmt w:val="bullet"/>
+      <w:lvlText w:val="o"/>
+      <w:lvlJc w:val="left"/>
+      <w:pPr>
+        <w:ind w:left="6612" w:hanging="360"/>
+      </w:pPr>
+      <w:rPr>
+        <w:rFonts w:ascii="Courier New" w:hAnsi="Courier New" w:cs="Courier New" w:hint="default"/>
+      </w:rPr>
+    </w:lvl>
+    <w:lvl w:ilvl="8" w:tplc="40090005" w:tentative="1">
+      <w:start w:val="1"/>
+      <w:numFmt w:val="bullet"/>
+      <w:lvlText w:val=""/>
+      <w:lvlJc w:val="left"/>
+      <w:pPr>
+        <w:ind w:left="7332" w:hanging="360"/>
+      </w:pPr>
+      <w:rPr>
+        <w:rFonts w:ascii="Wingdings" w:hAnsi="Wingdings" w:hint="default"/>
+      </w:rPr>
+    </w:lvl>
+  </w:abstractNum>
+  <w:abstractNum w:abstractNumId="5" w15:restartNumberingAfterBreak="0">
     <w:nsid w:val="06133A7A"/>
     <w:multiLevelType w:val="hybridMultilevel"/>
     <w:tmpl w:val="53788F08"/>
@@ -10375,7 +14088,233 @@
       </w:pPr>
     </w:lvl>
   </w:abstractNum>
-  <w:abstractNum w:abstractNumId="3" w15:restartNumberingAfterBreak="0">
+  <w:abstractNum w:abstractNumId="6" w15:restartNumberingAfterBreak="0">
+    <w:nsid w:val="080A1290"/>
+    <w:multiLevelType w:val="hybridMultilevel"/>
+    <w:tmpl w:val="A330DFE0"/>
+    <w:lvl w:ilvl="0" w:tplc="488C9D1E">
+      <w:start w:val="1"/>
+      <w:numFmt w:val="bullet"/>
+      <w:lvlText w:val=""/>
+      <w:lvlJc w:val="left"/>
+      <w:pPr>
+        <w:ind w:left="1569" w:hanging="360"/>
+      </w:pPr>
+      <w:rPr>
+        <w:rFonts w:ascii="Symbol" w:hAnsi="Symbol" w:hint="default"/>
+      </w:rPr>
+    </w:lvl>
+    <w:lvl w:ilvl="1" w:tplc="40090003" w:tentative="1">
+      <w:start w:val="1"/>
+      <w:numFmt w:val="bullet"/>
+      <w:lvlText w:val="o"/>
+      <w:lvlJc w:val="left"/>
+      <w:pPr>
+        <w:ind w:left="2289" w:hanging="360"/>
+      </w:pPr>
+      <w:rPr>
+        <w:rFonts w:ascii="Courier New" w:hAnsi="Courier New" w:cs="Courier New" w:hint="default"/>
+      </w:rPr>
+    </w:lvl>
+    <w:lvl w:ilvl="2" w:tplc="40090005" w:tentative="1">
+      <w:start w:val="1"/>
+      <w:numFmt w:val="bullet"/>
+      <w:lvlText w:val=""/>
+      <w:lvlJc w:val="left"/>
+      <w:pPr>
+        <w:ind w:left="3009" w:hanging="360"/>
+      </w:pPr>
+      <w:rPr>
+        <w:rFonts w:ascii="Wingdings" w:hAnsi="Wingdings" w:hint="default"/>
+      </w:rPr>
+    </w:lvl>
+    <w:lvl w:ilvl="3" w:tplc="40090001" w:tentative="1">
+      <w:start w:val="1"/>
+      <w:numFmt w:val="bullet"/>
+      <w:lvlText w:val=""/>
+      <w:lvlJc w:val="left"/>
+      <w:pPr>
+        <w:ind w:left="3729" w:hanging="360"/>
+      </w:pPr>
+      <w:rPr>
+        <w:rFonts w:ascii="Symbol" w:hAnsi="Symbol" w:hint="default"/>
+      </w:rPr>
+    </w:lvl>
+    <w:lvl w:ilvl="4" w:tplc="40090003" w:tentative="1">
+      <w:start w:val="1"/>
+      <w:numFmt w:val="bullet"/>
+      <w:lvlText w:val="o"/>
+      <w:lvlJc w:val="left"/>
+      <w:pPr>
+        <w:ind w:left="4449" w:hanging="360"/>
+      </w:pPr>
+      <w:rPr>
+        <w:rFonts w:ascii="Courier New" w:hAnsi="Courier New" w:cs="Courier New" w:hint="default"/>
+      </w:rPr>
+    </w:lvl>
+    <w:lvl w:ilvl="5" w:tplc="40090005" w:tentative="1">
+      <w:start w:val="1"/>
+      <w:numFmt w:val="bullet"/>
+      <w:lvlText w:val=""/>
+      <w:lvlJc w:val="left"/>
+      <w:pPr>
+        <w:ind w:left="5169" w:hanging="360"/>
+      </w:pPr>
+      <w:rPr>
+        <w:rFonts w:ascii="Wingdings" w:hAnsi="Wingdings" w:hint="default"/>
+      </w:rPr>
+    </w:lvl>
+    <w:lvl w:ilvl="6" w:tplc="40090001" w:tentative="1">
+      <w:start w:val="1"/>
+      <w:numFmt w:val="bullet"/>
+      <w:lvlText w:val=""/>
+      <w:lvlJc w:val="left"/>
+      <w:pPr>
+        <w:ind w:left="5889" w:hanging="360"/>
+      </w:pPr>
+      <w:rPr>
+        <w:rFonts w:ascii="Symbol" w:hAnsi="Symbol" w:hint="default"/>
+      </w:rPr>
+    </w:lvl>
+    <w:lvl w:ilvl="7" w:tplc="40090003" w:tentative="1">
+      <w:start w:val="1"/>
+      <w:numFmt w:val="bullet"/>
+      <w:lvlText w:val="o"/>
+      <w:lvlJc w:val="left"/>
+      <w:pPr>
+        <w:ind w:left="6609" w:hanging="360"/>
+      </w:pPr>
+      <w:rPr>
+        <w:rFonts w:ascii="Courier New" w:hAnsi="Courier New" w:cs="Courier New" w:hint="default"/>
+      </w:rPr>
+    </w:lvl>
+    <w:lvl w:ilvl="8" w:tplc="40090005" w:tentative="1">
+      <w:start w:val="1"/>
+      <w:numFmt w:val="bullet"/>
+      <w:lvlText w:val=""/>
+      <w:lvlJc w:val="left"/>
+      <w:pPr>
+        <w:ind w:left="7329" w:hanging="360"/>
+      </w:pPr>
+      <w:rPr>
+        <w:rFonts w:ascii="Wingdings" w:hAnsi="Wingdings" w:hint="default"/>
+      </w:rPr>
+    </w:lvl>
+  </w:abstractNum>
+  <w:abstractNum w:abstractNumId="7" w15:restartNumberingAfterBreak="0">
+    <w:nsid w:val="0CA9725A"/>
+    <w:multiLevelType w:val="hybridMultilevel"/>
+    <w:tmpl w:val="4DBED244"/>
+    <w:lvl w:ilvl="0" w:tplc="4009000B">
+      <w:start w:val="1"/>
+      <w:numFmt w:val="bullet"/>
+      <w:lvlText w:val=""/>
+      <w:lvlJc w:val="left"/>
+      <w:pPr>
+        <w:ind w:left="1120" w:hanging="360"/>
+      </w:pPr>
+      <w:rPr>
+        <w:rFonts w:ascii="Wingdings" w:hAnsi="Wingdings" w:hint="default"/>
+      </w:rPr>
+    </w:lvl>
+    <w:lvl w:ilvl="1" w:tplc="40090003" w:tentative="1">
+      <w:start w:val="1"/>
+      <w:numFmt w:val="bullet"/>
+      <w:lvlText w:val="o"/>
+      <w:lvlJc w:val="left"/>
+      <w:pPr>
+        <w:ind w:left="1840" w:hanging="360"/>
+      </w:pPr>
+      <w:rPr>
+        <w:rFonts w:ascii="Courier New" w:hAnsi="Courier New" w:cs="Courier New" w:hint="default"/>
+      </w:rPr>
+    </w:lvl>
+    <w:lvl w:ilvl="2" w:tplc="40090005" w:tentative="1">
+      <w:start w:val="1"/>
+      <w:numFmt w:val="bullet"/>
+      <w:lvlText w:val=""/>
+      <w:lvlJc w:val="left"/>
+      <w:pPr>
+        <w:ind w:left="2560" w:hanging="360"/>
+      </w:pPr>
+      <w:rPr>
+        <w:rFonts w:ascii="Wingdings" w:hAnsi="Wingdings" w:hint="default"/>
+      </w:rPr>
+    </w:lvl>
+    <w:lvl w:ilvl="3" w:tplc="40090001" w:tentative="1">
+      <w:start w:val="1"/>
+      <w:numFmt w:val="bullet"/>
+      <w:lvlText w:val=""/>
+      <w:lvlJc w:val="left"/>
+      <w:pPr>
+        <w:ind w:left="3280" w:hanging="360"/>
+      </w:pPr>
+      <w:rPr>
+        <w:rFonts w:ascii="Symbol" w:hAnsi="Symbol" w:hint="default"/>
+      </w:rPr>
+    </w:lvl>
+    <w:lvl w:ilvl="4" w:tplc="40090003" w:tentative="1">
+      <w:start w:val="1"/>
+      <w:numFmt w:val="bullet"/>
+      <w:lvlText w:val="o"/>
+      <w:lvlJc w:val="left"/>
+      <w:pPr>
+        <w:ind w:left="4000" w:hanging="360"/>
+      </w:pPr>
+      <w:rPr>
+        <w:rFonts w:ascii="Courier New" w:hAnsi="Courier New" w:cs="Courier New" w:hint="default"/>
+      </w:rPr>
+    </w:lvl>
+    <w:lvl w:ilvl="5" w:tplc="40090005" w:tentative="1">
+      <w:start w:val="1"/>
+      <w:numFmt w:val="bullet"/>
+      <w:lvlText w:val=""/>
+      <w:lvlJc w:val="left"/>
+      <w:pPr>
+        <w:ind w:left="4720" w:hanging="360"/>
+      </w:pPr>
+      <w:rPr>
+        <w:rFonts w:ascii="Wingdings" w:hAnsi="Wingdings" w:hint="default"/>
+      </w:rPr>
+    </w:lvl>
+    <w:lvl w:ilvl="6" w:tplc="40090001" w:tentative="1">
+      <w:start w:val="1"/>
+      <w:numFmt w:val="bullet"/>
+      <w:lvlText w:val=""/>
+      <w:lvlJc w:val="left"/>
+      <w:pPr>
+        <w:ind w:left="5440" w:hanging="360"/>
+      </w:pPr>
+      <w:rPr>
+        <w:rFonts w:ascii="Symbol" w:hAnsi="Symbol" w:hint="default"/>
+      </w:rPr>
+    </w:lvl>
+    <w:lvl w:ilvl="7" w:tplc="40090003" w:tentative="1">
+      <w:start w:val="1"/>
+      <w:numFmt w:val="bullet"/>
+      <w:lvlText w:val="o"/>
+      <w:lvlJc w:val="left"/>
+      <w:pPr>
+        <w:ind w:left="6160" w:hanging="360"/>
+      </w:pPr>
+      <w:rPr>
+        <w:rFonts w:ascii="Courier New" w:hAnsi="Courier New" w:cs="Courier New" w:hint="default"/>
+      </w:rPr>
+    </w:lvl>
+    <w:lvl w:ilvl="8" w:tplc="40090005" w:tentative="1">
+      <w:start w:val="1"/>
+      <w:numFmt w:val="bullet"/>
+      <w:lvlText w:val=""/>
+      <w:lvlJc w:val="left"/>
+      <w:pPr>
+        <w:ind w:left="6880" w:hanging="360"/>
+      </w:pPr>
+      <w:rPr>
+        <w:rFonts w:ascii="Wingdings" w:hAnsi="Wingdings" w:hint="default"/>
+      </w:rPr>
+    </w:lvl>
+  </w:abstractNum>
+  <w:abstractNum w:abstractNumId="8" w15:restartNumberingAfterBreak="0">
     <w:nsid w:val="0D743D1F"/>
     <w:multiLevelType w:val="hybridMultilevel"/>
     <w:tmpl w:val="2DB280B0"/>
@@ -10484,7 +14423,120 @@
       </w:pPr>
     </w:lvl>
   </w:abstractNum>
-  <w:abstractNum w:abstractNumId="4" w15:restartNumberingAfterBreak="0">
+  <w:abstractNum w:abstractNumId="9" w15:restartNumberingAfterBreak="0">
+    <w:nsid w:val="0ED41A8C"/>
+    <w:multiLevelType w:val="hybridMultilevel"/>
+    <w:tmpl w:val="39BE9BB4"/>
+    <w:lvl w:ilvl="0" w:tplc="488C9D1E">
+      <w:start w:val="1"/>
+      <w:numFmt w:val="bullet"/>
+      <w:lvlText w:val=""/>
+      <w:lvlJc w:val="left"/>
+      <w:pPr>
+        <w:ind w:left="1516" w:hanging="360"/>
+      </w:pPr>
+      <w:rPr>
+        <w:rFonts w:ascii="Symbol" w:hAnsi="Symbol" w:hint="default"/>
+      </w:rPr>
+    </w:lvl>
+    <w:lvl w:ilvl="1" w:tplc="40090003" w:tentative="1">
+      <w:start w:val="1"/>
+      <w:numFmt w:val="bullet"/>
+      <w:lvlText w:val="o"/>
+      <w:lvlJc w:val="left"/>
+      <w:pPr>
+        <w:ind w:left="2236" w:hanging="360"/>
+      </w:pPr>
+      <w:rPr>
+        <w:rFonts w:ascii="Courier New" w:hAnsi="Courier New" w:cs="Courier New" w:hint="default"/>
+      </w:rPr>
+    </w:lvl>
+    <w:lvl w:ilvl="2" w:tplc="40090005" w:tentative="1">
+      <w:start w:val="1"/>
+      <w:numFmt w:val="bullet"/>
+      <w:lvlText w:val=""/>
+      <w:lvlJc w:val="left"/>
+      <w:pPr>
+        <w:ind w:left="2956" w:hanging="360"/>
+      </w:pPr>
+      <w:rPr>
+        <w:rFonts w:ascii="Wingdings" w:hAnsi="Wingdings" w:hint="default"/>
+      </w:rPr>
+    </w:lvl>
+    <w:lvl w:ilvl="3" w:tplc="40090001" w:tentative="1">
+      <w:start w:val="1"/>
+      <w:numFmt w:val="bullet"/>
+      <w:lvlText w:val=""/>
+      <w:lvlJc w:val="left"/>
+      <w:pPr>
+        <w:ind w:left="3676" w:hanging="360"/>
+      </w:pPr>
+      <w:rPr>
+        <w:rFonts w:ascii="Symbol" w:hAnsi="Symbol" w:hint="default"/>
+      </w:rPr>
+    </w:lvl>
+    <w:lvl w:ilvl="4" w:tplc="40090003" w:tentative="1">
+      <w:start w:val="1"/>
+      <w:numFmt w:val="bullet"/>
+      <w:lvlText w:val="o"/>
+      <w:lvlJc w:val="left"/>
+      <w:pPr>
+        <w:ind w:left="4396" w:hanging="360"/>
+      </w:pPr>
+      <w:rPr>
+        <w:rFonts w:ascii="Courier New" w:hAnsi="Courier New" w:cs="Courier New" w:hint="default"/>
+      </w:rPr>
+    </w:lvl>
+    <w:lvl w:ilvl="5" w:tplc="40090005" w:tentative="1">
+      <w:start w:val="1"/>
+      <w:numFmt w:val="bullet"/>
+      <w:lvlText w:val=""/>
+      <w:lvlJc w:val="left"/>
+      <w:pPr>
+        <w:ind w:left="5116" w:hanging="360"/>
+      </w:pPr>
+      <w:rPr>
+        <w:rFonts w:ascii="Wingdings" w:hAnsi="Wingdings" w:hint="default"/>
+      </w:rPr>
+    </w:lvl>
+    <w:lvl w:ilvl="6" w:tplc="40090001" w:tentative="1">
+      <w:start w:val="1"/>
+      <w:numFmt w:val="bullet"/>
+      <w:lvlText w:val=""/>
+      <w:lvlJc w:val="left"/>
+      <w:pPr>
+        <w:ind w:left="5836" w:hanging="360"/>
+      </w:pPr>
+      <w:rPr>
+        <w:rFonts w:ascii="Symbol" w:hAnsi="Symbol" w:hint="default"/>
+      </w:rPr>
+    </w:lvl>
+    <w:lvl w:ilvl="7" w:tplc="40090003" w:tentative="1">
+      <w:start w:val="1"/>
+      <w:numFmt w:val="bullet"/>
+      <w:lvlText w:val="o"/>
+      <w:lvlJc w:val="left"/>
+      <w:pPr>
+        <w:ind w:left="6556" w:hanging="360"/>
+      </w:pPr>
+      <w:rPr>
+        <w:rFonts w:ascii="Courier New" w:hAnsi="Courier New" w:cs="Courier New" w:hint="default"/>
+      </w:rPr>
+    </w:lvl>
+    <w:lvl w:ilvl="8" w:tplc="40090005" w:tentative="1">
+      <w:start w:val="1"/>
+      <w:numFmt w:val="bullet"/>
+      <w:lvlText w:val=""/>
+      <w:lvlJc w:val="left"/>
+      <w:pPr>
+        <w:ind w:left="7276" w:hanging="360"/>
+      </w:pPr>
+      <w:rPr>
+        <w:rFonts w:ascii="Wingdings" w:hAnsi="Wingdings" w:hint="default"/>
+      </w:rPr>
+    </w:lvl>
+  </w:abstractNum>
+  <w:abstractNum w:abstractNumId="10" w15:restartNumberingAfterBreak="0">
     <w:nsid w:val="0F7D6AA2"/>
     <w:multiLevelType w:val="hybridMultilevel"/>
     <w:tmpl w:val="1E34183E"/>
@@ -10597,7 +14649,120 @@
       </w:rPr>
     </w:lvl>
   </w:abstractNum>
-  <w:abstractNum w:abstractNumId="5" w15:restartNumberingAfterBreak="0">
+  <w:abstractNum w:abstractNumId="11" w15:restartNumberingAfterBreak="0">
+    <w:nsid w:val="10E977AF"/>
+    <w:multiLevelType w:val="hybridMultilevel"/>
+    <w:tmpl w:val="A91AFD52"/>
+    <w:lvl w:ilvl="0" w:tplc="488C9D1E">
+      <w:start w:val="1"/>
+      <w:numFmt w:val="bullet"/>
+      <w:lvlText w:val=""/>
+      <w:lvlJc w:val="left"/>
+      <w:pPr>
+        <w:ind w:left="1516" w:hanging="360"/>
+      </w:pPr>
+      <w:rPr>
+        <w:rFonts w:ascii="Symbol" w:hAnsi="Symbol" w:hint="default"/>
+      </w:rPr>
+    </w:lvl>
+    <w:lvl w:ilvl="1" w:tplc="40090003" w:tentative="1">
+      <w:start w:val="1"/>
+      <w:numFmt w:val="bullet"/>
+      <w:lvlText w:val="o"/>
+      <w:lvlJc w:val="left"/>
+      <w:pPr>
+        <w:ind w:left="2236" w:hanging="360"/>
+      </w:pPr>
+      <w:rPr>
+        <w:rFonts w:ascii="Courier New" w:hAnsi="Courier New" w:cs="Courier New" w:hint="default"/>
+      </w:rPr>
+    </w:lvl>
+    <w:lvl w:ilvl="2" w:tplc="40090005" w:tentative="1">
+      <w:start w:val="1"/>
+      <w:numFmt w:val="bullet"/>
+      <w:lvlText w:val=""/>
+      <w:lvlJc w:val="left"/>
+      <w:pPr>
+        <w:ind w:left="2956" w:hanging="360"/>
+      </w:pPr>
+      <w:rPr>
+        <w:rFonts w:ascii="Wingdings" w:hAnsi="Wingdings" w:hint="default"/>
+      </w:rPr>
+    </w:lvl>
+    <w:lvl w:ilvl="3" w:tplc="40090001" w:tentative="1">
+      <w:start w:val="1"/>
+      <w:numFmt w:val="bullet"/>
+      <w:lvlText w:val=""/>
+      <w:lvlJc w:val="left"/>
+      <w:pPr>
+        <w:ind w:left="3676" w:hanging="360"/>
+      </w:pPr>
+      <w:rPr>
+        <w:rFonts w:ascii="Symbol" w:hAnsi="Symbol" w:hint="default"/>
+      </w:rPr>
+    </w:lvl>
+    <w:lvl w:ilvl="4" w:tplc="40090003" w:tentative="1">
+      <w:start w:val="1"/>
+      <w:numFmt w:val="bullet"/>
+      <w:lvlText w:val="o"/>
+      <w:lvlJc w:val="left"/>
+      <w:pPr>
+        <w:ind w:left="4396" w:hanging="360"/>
+      </w:pPr>
+      <w:rPr>
+        <w:rFonts w:ascii="Courier New" w:hAnsi="Courier New" w:cs="Courier New" w:hint="default"/>
+      </w:rPr>
+    </w:lvl>
+    <w:lvl w:ilvl="5" w:tplc="40090005" w:tentative="1">
+      <w:start w:val="1"/>
+      <w:numFmt w:val="bullet"/>
+      <w:lvlText w:val=""/>
+      <w:lvlJc w:val="left"/>
+      <w:pPr>
+        <w:ind w:left="5116" w:hanging="360"/>
+      </w:pPr>
+      <w:rPr>
+        <w:rFonts w:ascii="Wingdings" w:hAnsi="Wingdings" w:hint="default"/>
+      </w:rPr>
+    </w:lvl>
+    <w:lvl w:ilvl="6" w:tplc="40090001" w:tentative="1">
+      <w:start w:val="1"/>
+      <w:numFmt w:val="bullet"/>
+      <w:lvlText w:val=""/>
+      <w:lvlJc w:val="left"/>
+      <w:pPr>
+        <w:ind w:left="5836" w:hanging="360"/>
+      </w:pPr>
+      <w:rPr>
+        <w:rFonts w:ascii="Symbol" w:hAnsi="Symbol" w:hint="default"/>
+      </w:rPr>
+    </w:lvl>
+    <w:lvl w:ilvl="7" w:tplc="40090003" w:tentative="1">
+      <w:start w:val="1"/>
+      <w:numFmt w:val="bullet"/>
+      <w:lvlText w:val="o"/>
+      <w:lvlJc w:val="left"/>
+      <w:pPr>
+        <w:ind w:left="6556" w:hanging="360"/>
+      </w:pPr>
+      <w:rPr>
+        <w:rFonts w:ascii="Courier New" w:hAnsi="Courier New" w:cs="Courier New" w:hint="default"/>
+      </w:rPr>
+    </w:lvl>
+    <w:lvl w:ilvl="8" w:tplc="40090005" w:tentative="1">
+      <w:start w:val="1"/>
+      <w:numFmt w:val="bullet"/>
+      <w:lvlText w:val=""/>
+      <w:lvlJc w:val="left"/>
+      <w:pPr>
+        <w:ind w:left="7276" w:hanging="360"/>
+      </w:pPr>
+      <w:rPr>
+        <w:rFonts w:ascii="Wingdings" w:hAnsi="Wingdings" w:hint="default"/>
+      </w:rPr>
+    </w:lvl>
+  </w:abstractNum>
+  <w:abstractNum w:abstractNumId="12" w15:restartNumberingAfterBreak="0">
     <w:nsid w:val="110C1F0A"/>
     <w:multiLevelType w:val="hybridMultilevel"/>
     <w:tmpl w:val="12800908"/>
@@ -10710,7 +14875,7 @@
       </w:rPr>
     </w:lvl>
   </w:abstractNum>
-  <w:abstractNum w:abstractNumId="6" w15:restartNumberingAfterBreak="0">
+  <w:abstractNum w:abstractNumId="13" w15:restartNumberingAfterBreak="0">
     <w:nsid w:val="11E40B49"/>
     <w:multiLevelType w:val="hybridMultilevel"/>
     <w:tmpl w:val="3B14F05C"/>
@@ -10823,7 +14988,7 @@
       </w:rPr>
     </w:lvl>
   </w:abstractNum>
-  <w:abstractNum w:abstractNumId="7" w15:restartNumberingAfterBreak="0">
+  <w:abstractNum w:abstractNumId="14" w15:restartNumberingAfterBreak="0">
     <w:nsid w:val="12D534F3"/>
     <w:multiLevelType w:val="hybridMultilevel"/>
     <w:tmpl w:val="6D9A2CFE"/>
@@ -10936,7 +15101,120 @@
       </w:rPr>
     </w:lvl>
   </w:abstractNum>
-  <w:abstractNum w:abstractNumId="8" w15:restartNumberingAfterBreak="0">
+  <w:abstractNum w:abstractNumId="15" w15:restartNumberingAfterBreak="0">
+    <w:nsid w:val="13AA0395"/>
+    <w:multiLevelType w:val="hybridMultilevel"/>
+    <w:tmpl w:val="41421288"/>
+    <w:lvl w:ilvl="0" w:tplc="488C9D1E">
+      <w:start w:val="1"/>
+      <w:numFmt w:val="bullet"/>
+      <w:lvlText w:val=""/>
+      <w:lvlJc w:val="left"/>
+      <w:pPr>
+        <w:ind w:left="1572" w:hanging="360"/>
+      </w:pPr>
+      <w:rPr>
+        <w:rFonts w:ascii="Symbol" w:hAnsi="Symbol" w:hint="default"/>
+      </w:rPr>
+    </w:lvl>
+    <w:lvl w:ilvl="1" w:tplc="40090003" w:tentative="1">
+      <w:start w:val="1"/>
+      <w:numFmt w:val="bullet"/>
+      <w:lvlText w:val="o"/>
+      <w:lvlJc w:val="left"/>
+      <w:pPr>
+        <w:ind w:left="2292" w:hanging="360"/>
+      </w:pPr>
+      <w:rPr>
+        <w:rFonts w:ascii="Courier New" w:hAnsi="Courier New" w:cs="Courier New" w:hint="default"/>
+      </w:rPr>
+    </w:lvl>
+    <w:lvl w:ilvl="2" w:tplc="40090005" w:tentative="1">
+      <w:start w:val="1"/>
+      <w:numFmt w:val="bullet"/>
+      <w:lvlText w:val=""/>
+      <w:lvlJc w:val="left"/>
+      <w:pPr>
+        <w:ind w:left="3012" w:hanging="360"/>
+      </w:pPr>
+      <w:rPr>
+        <w:rFonts w:ascii="Wingdings" w:hAnsi="Wingdings" w:hint="default"/>
+      </w:rPr>
+    </w:lvl>
+    <w:lvl w:ilvl="3" w:tplc="40090001" w:tentative="1">
+      <w:start w:val="1"/>
+      <w:numFmt w:val="bullet"/>
+      <w:lvlText w:val=""/>
+      <w:lvlJc w:val="left"/>
+      <w:pPr>
+        <w:ind w:left="3732" w:hanging="360"/>
+      </w:pPr>
+      <w:rPr>
+        <w:rFonts w:ascii="Symbol" w:hAnsi="Symbol" w:hint="default"/>
+      </w:rPr>
+    </w:lvl>
+    <w:lvl w:ilvl="4" w:tplc="40090003" w:tentative="1">
+      <w:start w:val="1"/>
+      <w:numFmt w:val="bullet"/>
+      <w:lvlText w:val="o"/>
+      <w:lvlJc w:val="left"/>
+      <w:pPr>
+        <w:ind w:left="4452" w:hanging="360"/>
+      </w:pPr>
+      <w:rPr>
+        <w:rFonts w:ascii="Courier New" w:hAnsi="Courier New" w:cs="Courier New" w:hint="default"/>
+      </w:rPr>
+    </w:lvl>
+    <w:lvl w:ilvl="5" w:tplc="40090005" w:tentative="1">
+      <w:start w:val="1"/>
+      <w:numFmt w:val="bullet"/>
+      <w:lvlText w:val=""/>
+      <w:lvlJc w:val="left"/>
+      <w:pPr>
+        <w:ind w:left="5172" w:hanging="360"/>
+      </w:pPr>
+      <w:rPr>
+        <w:rFonts w:ascii="Wingdings" w:hAnsi="Wingdings" w:hint="default"/>
+      </w:rPr>
+    </w:lvl>
+    <w:lvl w:ilvl="6" w:tplc="40090001" w:tentative="1">
+      <w:start w:val="1"/>
+      <w:numFmt w:val="bullet"/>
+      <w:lvlText w:val=""/>
+      <w:lvlJc w:val="left"/>
+      <w:pPr>
+        <w:ind w:left="5892" w:hanging="360"/>
+      </w:pPr>
+      <w:rPr>
+        <w:rFonts w:ascii="Symbol" w:hAnsi="Symbol" w:hint="default"/>
+      </w:rPr>
+    </w:lvl>
+    <w:lvl w:ilvl="7" w:tplc="40090003" w:tentative="1">
+      <w:start w:val="1"/>
+      <w:numFmt w:val="bullet"/>
+      <w:lvlText w:val="o"/>
+      <w:lvlJc w:val="left"/>
+      <w:pPr>
+        <w:ind w:left="6612" w:hanging="360"/>
+      </w:pPr>
+      <w:rPr>
+        <w:rFonts w:ascii="Courier New" w:hAnsi="Courier New" w:cs="Courier New" w:hint="default"/>
+      </w:rPr>
+    </w:lvl>
+    <w:lvl w:ilvl="8" w:tplc="40090005" w:tentative="1">
+      <w:start w:val="1"/>
+      <w:numFmt w:val="bullet"/>
+      <w:lvlText w:val=""/>
+      <w:lvlJc w:val="left"/>
+      <w:pPr>
+        <w:ind w:left="7332" w:hanging="360"/>
+      </w:pPr>
+      <w:rPr>
+        <w:rFonts w:ascii="Wingdings" w:hAnsi="Wingdings" w:hint="default"/>
+      </w:rPr>
+    </w:lvl>
+  </w:abstractNum>
+  <w:abstractNum w:abstractNumId="16" w15:restartNumberingAfterBreak="0">
     <w:nsid w:val="14175B67"/>
     <w:multiLevelType w:val="hybridMultilevel"/>
     <w:tmpl w:val="776493DA"/>
@@ -11045,7 +15323,7 @@
       </w:pPr>
     </w:lvl>
   </w:abstractNum>
-  <w:abstractNum w:abstractNumId="9" w15:restartNumberingAfterBreak="0">
+  <w:abstractNum w:abstractNumId="17" w15:restartNumberingAfterBreak="0">
     <w:nsid w:val="191168A3"/>
     <w:multiLevelType w:val="hybridMultilevel"/>
     <w:tmpl w:val="0DB2DA64"/>
@@ -11158,7 +15436,7 @@
       </w:rPr>
     </w:lvl>
   </w:abstractNum>
-  <w:abstractNum w:abstractNumId="10" w15:restartNumberingAfterBreak="0">
+  <w:abstractNum w:abstractNumId="18" w15:restartNumberingAfterBreak="0">
     <w:nsid w:val="1CA516B8"/>
     <w:multiLevelType w:val="hybridMultilevel"/>
     <w:tmpl w:val="9A042BF6"/>
@@ -11271,7 +15549,7 @@
       </w:rPr>
     </w:lvl>
   </w:abstractNum>
-  <w:abstractNum w:abstractNumId="11" w15:restartNumberingAfterBreak="0">
+  <w:abstractNum w:abstractNumId="19" w15:restartNumberingAfterBreak="0">
     <w:nsid w:val="22DB65EA"/>
     <w:multiLevelType w:val="hybridMultilevel"/>
     <w:tmpl w:val="0F7C5664"/>
@@ -11384,7 +15662,7 @@
       </w:rPr>
     </w:lvl>
   </w:abstractNum>
-  <w:abstractNum w:abstractNumId="12" w15:restartNumberingAfterBreak="0">
+  <w:abstractNum w:abstractNumId="20" w15:restartNumberingAfterBreak="0">
     <w:nsid w:val="232628BC"/>
     <w:multiLevelType w:val="hybridMultilevel"/>
     <w:tmpl w:val="BB22A51E"/>
@@ -11497,7 +15775,7 @@
       </w:rPr>
     </w:lvl>
   </w:abstractNum>
-  <w:abstractNum w:abstractNumId="13" w15:restartNumberingAfterBreak="0">
+  <w:abstractNum w:abstractNumId="21" w15:restartNumberingAfterBreak="0">
     <w:nsid w:val="244E0056"/>
     <w:multiLevelType w:val="hybridMultilevel"/>
     <w:tmpl w:val="0DFAAEE2"/>
@@ -11610,7 +15888,7 @@
       </w:rPr>
     </w:lvl>
   </w:abstractNum>
-  <w:abstractNum w:abstractNumId="14" w15:restartNumberingAfterBreak="0">
+  <w:abstractNum w:abstractNumId="22" w15:restartNumberingAfterBreak="0">
     <w:nsid w:val="260B2D54"/>
     <w:multiLevelType w:val="hybridMultilevel"/>
     <w:tmpl w:val="3B3CBCFA"/>
@@ -11723,7 +16001,7 @@
       </w:rPr>
     </w:lvl>
   </w:abstractNum>
-  <w:abstractNum w:abstractNumId="15" w15:restartNumberingAfterBreak="0">
+  <w:abstractNum w:abstractNumId="23" w15:restartNumberingAfterBreak="0">
     <w:nsid w:val="264859EB"/>
     <w:multiLevelType w:val="hybridMultilevel"/>
     <w:tmpl w:val="9976F274"/>
@@ -11836,7 +16114,7 @@
       </w:rPr>
     </w:lvl>
   </w:abstractNum>
-  <w:abstractNum w:abstractNumId="16" w15:restartNumberingAfterBreak="0">
+  <w:abstractNum w:abstractNumId="24" w15:restartNumberingAfterBreak="0">
     <w:nsid w:val="2CD07219"/>
     <w:multiLevelType w:val="hybridMultilevel"/>
     <w:tmpl w:val="F028F0C2"/>
@@ -11949,7 +16227,120 @@
       </w:rPr>
     </w:lvl>
   </w:abstractNum>
-  <w:abstractNum w:abstractNumId="17" w15:restartNumberingAfterBreak="0">
+  <w:abstractNum w:abstractNumId="25" w15:restartNumberingAfterBreak="0">
+    <w:nsid w:val="2E5E01CB"/>
+    <w:multiLevelType w:val="hybridMultilevel"/>
+    <w:tmpl w:val="4E80DCB4"/>
+    <w:lvl w:ilvl="0" w:tplc="4009000B">
+      <w:start w:val="1"/>
+      <w:numFmt w:val="bullet"/>
+      <w:lvlText w:val=""/>
+      <w:lvlJc w:val="left"/>
+      <w:pPr>
+        <w:ind w:left="1120" w:hanging="360"/>
+      </w:pPr>
+      <w:rPr>
+        <w:rFonts w:ascii="Wingdings" w:hAnsi="Wingdings" w:hint="default"/>
+      </w:rPr>
+    </w:lvl>
+    <w:lvl w:ilvl="1" w:tplc="40090003" w:tentative="1">
+      <w:start w:val="1"/>
+      <w:numFmt w:val="bullet"/>
+      <w:lvlText w:val="o"/>
+      <w:lvlJc w:val="left"/>
+      <w:pPr>
+        <w:ind w:left="1840" w:hanging="360"/>
+      </w:pPr>
+      <w:rPr>
+        <w:rFonts w:ascii="Courier New" w:hAnsi="Courier New" w:cs="Courier New" w:hint="default"/>
+      </w:rPr>
+    </w:lvl>
+    <w:lvl w:ilvl="2" w:tplc="40090005" w:tentative="1">
+      <w:start w:val="1"/>
+      <w:numFmt w:val="bullet"/>
+      <w:lvlText w:val=""/>
+      <w:lvlJc w:val="left"/>
+      <w:pPr>
+        <w:ind w:left="2560" w:hanging="360"/>
+      </w:pPr>
+      <w:rPr>
+        <w:rFonts w:ascii="Wingdings" w:hAnsi="Wingdings" w:hint="default"/>
+      </w:rPr>
+    </w:lvl>
+    <w:lvl w:ilvl="3" w:tplc="40090001" w:tentative="1">
+      <w:start w:val="1"/>
+      <w:numFmt w:val="bullet"/>
+      <w:lvlText w:val=""/>
+      <w:lvlJc w:val="left"/>
+      <w:pPr>
+        <w:ind w:left="3280" w:hanging="360"/>
+      </w:pPr>
+      <w:rPr>
+        <w:rFonts w:ascii="Symbol" w:hAnsi="Symbol" w:hint="default"/>
+      </w:rPr>
+    </w:lvl>
+    <w:lvl w:ilvl="4" w:tplc="40090003" w:tentative="1">
+      <w:start w:val="1"/>
+      <w:numFmt w:val="bullet"/>
+      <w:lvlText w:val="o"/>
+      <w:lvlJc w:val="left"/>
+      <w:pPr>
+        <w:ind w:left="4000" w:hanging="360"/>
+      </w:pPr>
+      <w:rPr>
+        <w:rFonts w:ascii="Courier New" w:hAnsi="Courier New" w:cs="Courier New" w:hint="default"/>
+      </w:rPr>
+    </w:lvl>
+    <w:lvl w:ilvl="5" w:tplc="40090005" w:tentative="1">
+      <w:start w:val="1"/>
+      <w:numFmt w:val="bullet"/>
+      <w:lvlText w:val=""/>
+      <w:lvlJc w:val="left"/>
+      <w:pPr>
+        <w:ind w:left="4720" w:hanging="360"/>
+      </w:pPr>
+      <w:rPr>
+        <w:rFonts w:ascii="Wingdings" w:hAnsi="Wingdings" w:hint="default"/>
+      </w:rPr>
+    </w:lvl>
+    <w:lvl w:ilvl="6" w:tplc="40090001" w:tentative="1">
+      <w:start w:val="1"/>
+      <w:numFmt w:val="bullet"/>
+      <w:lvlText w:val=""/>
+      <w:lvlJc w:val="left"/>
+      <w:pPr>
+        <w:ind w:left="5440" w:hanging="360"/>
+      </w:pPr>
+      <w:rPr>
+        <w:rFonts w:ascii="Symbol" w:hAnsi="Symbol" w:hint="default"/>
+      </w:rPr>
+    </w:lvl>
+    <w:lvl w:ilvl="7" w:tplc="40090003" w:tentative="1">
+      <w:start w:val="1"/>
+      <w:numFmt w:val="bullet"/>
+      <w:lvlText w:val="o"/>
+      <w:lvlJc w:val="left"/>
+      <w:pPr>
+        <w:ind w:left="6160" w:hanging="360"/>
+      </w:pPr>
+      <w:rPr>
+        <w:rFonts w:ascii="Courier New" w:hAnsi="Courier New" w:cs="Courier New" w:hint="default"/>
+      </w:rPr>
+    </w:lvl>
+    <w:lvl w:ilvl="8" w:tplc="40090005" w:tentative="1">
+      <w:start w:val="1"/>
+      <w:numFmt w:val="bullet"/>
+      <w:lvlText w:val=""/>
+      <w:lvlJc w:val="left"/>
+      <w:pPr>
+        <w:ind w:left="6880" w:hanging="360"/>
+      </w:pPr>
+      <w:rPr>
+        <w:rFonts w:ascii="Wingdings" w:hAnsi="Wingdings" w:hint="default"/>
+      </w:rPr>
+    </w:lvl>
+  </w:abstractNum>
+  <w:abstractNum w:abstractNumId="26" w15:restartNumberingAfterBreak="0">
     <w:nsid w:val="2F325EA5"/>
     <w:multiLevelType w:val="hybridMultilevel"/>
     <w:tmpl w:val="4880CD62"/>
@@ -12062,7 +16453,7 @@
       </w:rPr>
     </w:lvl>
   </w:abstractNum>
-  <w:abstractNum w:abstractNumId="18" w15:restartNumberingAfterBreak="0">
+  <w:abstractNum w:abstractNumId="27" w15:restartNumberingAfterBreak="0">
     <w:nsid w:val="322A262F"/>
     <w:multiLevelType w:val="hybridMultilevel"/>
     <w:tmpl w:val="327C07E0"/>
@@ -12175,7 +16566,7 @@
       </w:rPr>
     </w:lvl>
   </w:abstractNum>
-  <w:abstractNum w:abstractNumId="19" w15:restartNumberingAfterBreak="0">
+  <w:abstractNum w:abstractNumId="28" w15:restartNumberingAfterBreak="0">
     <w:nsid w:val="32C32B4A"/>
     <w:multiLevelType w:val="hybridMultilevel"/>
     <w:tmpl w:val="01CAE6DC"/>
@@ -12288,7 +16679,7 @@
       </w:rPr>
     </w:lvl>
   </w:abstractNum>
-  <w:abstractNum w:abstractNumId="20" w15:restartNumberingAfterBreak="0">
+  <w:abstractNum w:abstractNumId="29" w15:restartNumberingAfterBreak="0">
     <w:nsid w:val="35553CF3"/>
     <w:multiLevelType w:val="hybridMultilevel"/>
     <w:tmpl w:val="DA50D502"/>
@@ -12401,7 +16792,7 @@
       </w:rPr>
     </w:lvl>
   </w:abstractNum>
-  <w:abstractNum w:abstractNumId="21" w15:restartNumberingAfterBreak="0">
+  <w:abstractNum w:abstractNumId="30" w15:restartNumberingAfterBreak="0">
     <w:nsid w:val="39582E41"/>
     <w:multiLevelType w:val="hybridMultilevel"/>
     <w:tmpl w:val="6EA8BB26"/>
@@ -12514,7 +16905,7 @@
       </w:rPr>
     </w:lvl>
   </w:abstractNum>
-  <w:abstractNum w:abstractNumId="22" w15:restartNumberingAfterBreak="0">
+  <w:abstractNum w:abstractNumId="31" w15:restartNumberingAfterBreak="0">
     <w:nsid w:val="39A6604F"/>
     <w:multiLevelType w:val="hybridMultilevel"/>
     <w:tmpl w:val="E4B8291E"/>
@@ -12627,7 +17018,7 @@
       </w:rPr>
     </w:lvl>
   </w:abstractNum>
-  <w:abstractNum w:abstractNumId="23" w15:restartNumberingAfterBreak="0">
+  <w:abstractNum w:abstractNumId="32" w15:restartNumberingAfterBreak="0">
     <w:nsid w:val="41DC4A8F"/>
     <w:multiLevelType w:val="hybridMultilevel"/>
     <w:tmpl w:val="19CE7D6E"/>
@@ -12740,7 +17131,7 @@
       </w:rPr>
     </w:lvl>
   </w:abstractNum>
-  <w:abstractNum w:abstractNumId="24" w15:restartNumberingAfterBreak="0">
+  <w:abstractNum w:abstractNumId="33" w15:restartNumberingAfterBreak="0">
     <w:nsid w:val="41F21485"/>
     <w:multiLevelType w:val="hybridMultilevel"/>
     <w:tmpl w:val="BEF2DB6E"/>
@@ -12853,7 +17244,7 @@
       </w:rPr>
     </w:lvl>
   </w:abstractNum>
-  <w:abstractNum w:abstractNumId="25" w15:restartNumberingAfterBreak="0">
+  <w:abstractNum w:abstractNumId="34" w15:restartNumberingAfterBreak="0">
     <w:nsid w:val="43F66481"/>
     <w:multiLevelType w:val="hybridMultilevel"/>
     <w:tmpl w:val="0D5AA074"/>
@@ -12966,7 +17357,120 @@
       </w:rPr>
     </w:lvl>
   </w:abstractNum>
-  <w:abstractNum w:abstractNumId="26" w15:restartNumberingAfterBreak="0">
+  <w:abstractNum w:abstractNumId="35" w15:restartNumberingAfterBreak="0">
+    <w:nsid w:val="45CF465D"/>
+    <w:multiLevelType w:val="hybridMultilevel"/>
+    <w:tmpl w:val="3D904BB4"/>
+    <w:lvl w:ilvl="0" w:tplc="4009000B">
+      <w:start w:val="1"/>
+      <w:numFmt w:val="bullet"/>
+      <w:lvlText w:val=""/>
+      <w:lvlJc w:val="left"/>
+      <w:pPr>
+        <w:ind w:left="1120" w:hanging="360"/>
+      </w:pPr>
+      <w:rPr>
+        <w:rFonts w:ascii="Wingdings" w:hAnsi="Wingdings" w:hint="default"/>
+      </w:rPr>
+    </w:lvl>
+    <w:lvl w:ilvl="1" w:tplc="40090003" w:tentative="1">
+      <w:start w:val="1"/>
+      <w:numFmt w:val="bullet"/>
+      <w:lvlText w:val="o"/>
+      <w:lvlJc w:val="left"/>
+      <w:pPr>
+        <w:ind w:left="1840" w:hanging="360"/>
+      </w:pPr>
+      <w:rPr>
+        <w:rFonts w:ascii="Courier New" w:hAnsi="Courier New" w:cs="Courier New" w:hint="default"/>
+      </w:rPr>
+    </w:lvl>
+    <w:lvl w:ilvl="2" w:tplc="40090005" w:tentative="1">
+      <w:start w:val="1"/>
+      <w:numFmt w:val="bullet"/>
+      <w:lvlText w:val=""/>
+      <w:lvlJc w:val="left"/>
+      <w:pPr>
+        <w:ind w:left="2560" w:hanging="360"/>
+      </w:pPr>
+      <w:rPr>
+        <w:rFonts w:ascii="Wingdings" w:hAnsi="Wingdings" w:hint="default"/>
+      </w:rPr>
+    </w:lvl>
+    <w:lvl w:ilvl="3" w:tplc="40090001" w:tentative="1">
+      <w:start w:val="1"/>
+      <w:numFmt w:val="bullet"/>
+      <w:lvlText w:val=""/>
+      <w:lvlJc w:val="left"/>
+      <w:pPr>
+        <w:ind w:left="3280" w:hanging="360"/>
+      </w:pPr>
+      <w:rPr>
+        <w:rFonts w:ascii="Symbol" w:hAnsi="Symbol" w:hint="default"/>
+      </w:rPr>
+    </w:lvl>
+    <w:lvl w:ilvl="4" w:tplc="40090003" w:tentative="1">
+      <w:start w:val="1"/>
+      <w:numFmt w:val="bullet"/>
+      <w:lvlText w:val="o"/>
+      <w:lvlJc w:val="left"/>
+      <w:pPr>
+        <w:ind w:left="4000" w:hanging="360"/>
+      </w:pPr>
+      <w:rPr>
+        <w:rFonts w:ascii="Courier New" w:hAnsi="Courier New" w:cs="Courier New" w:hint="default"/>
+      </w:rPr>
+    </w:lvl>
+    <w:lvl w:ilvl="5" w:tplc="40090005" w:tentative="1">
+      <w:start w:val="1"/>
+      <w:numFmt w:val="bullet"/>
+      <w:lvlText w:val=""/>
+      <w:lvlJc w:val="left"/>
+      <w:pPr>
+        <w:ind w:left="4720" w:hanging="360"/>
+      </w:pPr>
+      <w:rPr>
+        <w:rFonts w:ascii="Wingdings" w:hAnsi="Wingdings" w:hint="default"/>
+      </w:rPr>
+    </w:lvl>
+    <w:lvl w:ilvl="6" w:tplc="40090001" w:tentative="1">
+      <w:start w:val="1"/>
+      <w:numFmt w:val="bullet"/>
+      <w:lvlText w:val=""/>
+      <w:lvlJc w:val="left"/>
+      <w:pPr>
+        <w:ind w:left="5440" w:hanging="360"/>
+      </w:pPr>
+      <w:rPr>
+        <w:rFonts w:ascii="Symbol" w:hAnsi="Symbol" w:hint="default"/>
+      </w:rPr>
+    </w:lvl>
+    <w:lvl w:ilvl="7" w:tplc="40090003" w:tentative="1">
+      <w:start w:val="1"/>
+      <w:numFmt w:val="bullet"/>
+      <w:lvlText w:val="o"/>
+      <w:lvlJc w:val="left"/>
+      <w:pPr>
+        <w:ind w:left="6160" w:hanging="360"/>
+      </w:pPr>
+      <w:rPr>
+        <w:rFonts w:ascii="Courier New" w:hAnsi="Courier New" w:cs="Courier New" w:hint="default"/>
+      </w:rPr>
+    </w:lvl>
+    <w:lvl w:ilvl="8" w:tplc="40090005" w:tentative="1">
+      <w:start w:val="1"/>
+      <w:numFmt w:val="bullet"/>
+      <w:lvlText w:val=""/>
+      <w:lvlJc w:val="left"/>
+      <w:pPr>
+        <w:ind w:left="6880" w:hanging="360"/>
+      </w:pPr>
+      <w:rPr>
+        <w:rFonts w:ascii="Wingdings" w:hAnsi="Wingdings" w:hint="default"/>
+      </w:rPr>
+    </w:lvl>
+  </w:abstractNum>
+  <w:abstractNum w:abstractNumId="36" w15:restartNumberingAfterBreak="0">
     <w:nsid w:val="475F4735"/>
     <w:multiLevelType w:val="hybridMultilevel"/>
     <w:tmpl w:val="FA029FFA"/>
@@ -13079,7 +17583,120 @@
       </w:rPr>
     </w:lvl>
   </w:abstractNum>
-  <w:abstractNum w:abstractNumId="27" w15:restartNumberingAfterBreak="0">
+  <w:abstractNum w:abstractNumId="37" w15:restartNumberingAfterBreak="0">
+    <w:nsid w:val="4BD208CD"/>
+    <w:multiLevelType w:val="hybridMultilevel"/>
+    <w:tmpl w:val="A53A1180"/>
+    <w:lvl w:ilvl="0" w:tplc="488C9D1E">
+      <w:start w:val="1"/>
+      <w:numFmt w:val="bullet"/>
+      <w:lvlText w:val=""/>
+      <w:lvlJc w:val="left"/>
+      <w:pPr>
+        <w:ind w:left="1572" w:hanging="360"/>
+      </w:pPr>
+      <w:rPr>
+        <w:rFonts w:ascii="Symbol" w:hAnsi="Symbol" w:hint="default"/>
+      </w:rPr>
+    </w:lvl>
+    <w:lvl w:ilvl="1" w:tplc="40090003" w:tentative="1">
+      <w:start w:val="1"/>
+      <w:numFmt w:val="bullet"/>
+      <w:lvlText w:val="o"/>
+      <w:lvlJc w:val="left"/>
+      <w:pPr>
+        <w:ind w:left="2292" w:hanging="360"/>
+      </w:pPr>
+      <w:rPr>
+        <w:rFonts w:ascii="Courier New" w:hAnsi="Courier New" w:cs="Courier New" w:hint="default"/>
+      </w:rPr>
+    </w:lvl>
+    <w:lvl w:ilvl="2" w:tplc="40090005" w:tentative="1">
+      <w:start w:val="1"/>
+      <w:numFmt w:val="bullet"/>
+      <w:lvlText w:val=""/>
+      <w:lvlJc w:val="left"/>
+      <w:pPr>
+        <w:ind w:left="3012" w:hanging="360"/>
+      </w:pPr>
+      <w:rPr>
+        <w:rFonts w:ascii="Wingdings" w:hAnsi="Wingdings" w:hint="default"/>
+      </w:rPr>
+    </w:lvl>
+    <w:lvl w:ilvl="3" w:tplc="40090001" w:tentative="1">
+      <w:start w:val="1"/>
+      <w:numFmt w:val="bullet"/>
+      <w:lvlText w:val=""/>
+      <w:lvlJc w:val="left"/>
+      <w:pPr>
+        <w:ind w:left="3732" w:hanging="360"/>
+      </w:pPr>
+      <w:rPr>
+        <w:rFonts w:ascii="Symbol" w:hAnsi="Symbol" w:hint="default"/>
+      </w:rPr>
+    </w:lvl>
+    <w:lvl w:ilvl="4" w:tplc="40090003" w:tentative="1">
+      <w:start w:val="1"/>
+      <w:numFmt w:val="bullet"/>
+      <w:lvlText w:val="o"/>
+      <w:lvlJc w:val="left"/>
+      <w:pPr>
+        <w:ind w:left="4452" w:hanging="360"/>
+      </w:pPr>
+      <w:rPr>
+        <w:rFonts w:ascii="Courier New" w:hAnsi="Courier New" w:cs="Courier New" w:hint="default"/>
+      </w:rPr>
+    </w:lvl>
+    <w:lvl w:ilvl="5" w:tplc="40090005" w:tentative="1">
+      <w:start w:val="1"/>
+      <w:numFmt w:val="bullet"/>
+      <w:lvlText w:val=""/>
+      <w:lvlJc w:val="left"/>
+      <w:pPr>
+        <w:ind w:left="5172" w:hanging="360"/>
+      </w:pPr>
+      <w:rPr>
+        <w:rFonts w:ascii="Wingdings" w:hAnsi="Wingdings" w:hint="default"/>
+      </w:rPr>
+    </w:lvl>
+    <w:lvl w:ilvl="6" w:tplc="40090001" w:tentative="1">
+      <w:start w:val="1"/>
+      <w:numFmt w:val="bullet"/>
+      <w:lvlText w:val=""/>
+      <w:lvlJc w:val="left"/>
+      <w:pPr>
+        <w:ind w:left="5892" w:hanging="360"/>
+      </w:pPr>
+      <w:rPr>
+        <w:rFonts w:ascii="Symbol" w:hAnsi="Symbol" w:hint="default"/>
+      </w:rPr>
+    </w:lvl>
+    <w:lvl w:ilvl="7" w:tplc="40090003" w:tentative="1">
+      <w:start w:val="1"/>
+      <w:numFmt w:val="bullet"/>
+      <w:lvlText w:val="o"/>
+      <w:lvlJc w:val="left"/>
+      <w:pPr>
+        <w:ind w:left="6612" w:hanging="360"/>
+      </w:pPr>
+      <w:rPr>
+        <w:rFonts w:ascii="Courier New" w:hAnsi="Courier New" w:cs="Courier New" w:hint="default"/>
+      </w:rPr>
+    </w:lvl>
+    <w:lvl w:ilvl="8" w:tplc="40090005" w:tentative="1">
+      <w:start w:val="1"/>
+      <w:numFmt w:val="bullet"/>
+      <w:lvlText w:val=""/>
+      <w:lvlJc w:val="left"/>
+      <w:pPr>
+        <w:ind w:left="7332" w:hanging="360"/>
+      </w:pPr>
+      <w:rPr>
+        <w:rFonts w:ascii="Wingdings" w:hAnsi="Wingdings" w:hint="default"/>
+      </w:rPr>
+    </w:lvl>
+  </w:abstractNum>
+  <w:abstractNum w:abstractNumId="38" w15:restartNumberingAfterBreak="0">
     <w:nsid w:val="4C342B25"/>
     <w:multiLevelType w:val="hybridMultilevel"/>
     <w:tmpl w:val="B91CD8D8"/>
@@ -13192,7 +17809,233 @@
       </w:rPr>
     </w:lvl>
   </w:abstractNum>
-  <w:abstractNum w:abstractNumId="28" w15:restartNumberingAfterBreak="0">
+  <w:abstractNum w:abstractNumId="39" w15:restartNumberingAfterBreak="0">
+    <w:nsid w:val="4CAF2742"/>
+    <w:multiLevelType w:val="hybridMultilevel"/>
+    <w:tmpl w:val="9B382BEA"/>
+    <w:lvl w:ilvl="0" w:tplc="4009000B">
+      <w:start w:val="1"/>
+      <w:numFmt w:val="bullet"/>
+      <w:lvlText w:val=""/>
+      <w:lvlJc w:val="left"/>
+      <w:pPr>
+        <w:ind w:left="1120" w:hanging="360"/>
+      </w:pPr>
+      <w:rPr>
+        <w:rFonts w:ascii="Wingdings" w:hAnsi="Wingdings" w:hint="default"/>
+      </w:rPr>
+    </w:lvl>
+    <w:lvl w:ilvl="1" w:tplc="40090003" w:tentative="1">
+      <w:start w:val="1"/>
+      <w:numFmt w:val="bullet"/>
+      <w:lvlText w:val="o"/>
+      <w:lvlJc w:val="left"/>
+      <w:pPr>
+        <w:ind w:left="1840" w:hanging="360"/>
+      </w:pPr>
+      <w:rPr>
+        <w:rFonts w:ascii="Courier New" w:hAnsi="Courier New" w:cs="Courier New" w:hint="default"/>
+      </w:rPr>
+    </w:lvl>
+    <w:lvl w:ilvl="2" w:tplc="40090005" w:tentative="1">
+      <w:start w:val="1"/>
+      <w:numFmt w:val="bullet"/>
+      <w:lvlText w:val=""/>
+      <w:lvlJc w:val="left"/>
+      <w:pPr>
+        <w:ind w:left="2560" w:hanging="360"/>
+      </w:pPr>
+      <w:rPr>
+        <w:rFonts w:ascii="Wingdings" w:hAnsi="Wingdings" w:hint="default"/>
+      </w:rPr>
+    </w:lvl>
+    <w:lvl w:ilvl="3" w:tplc="40090001" w:tentative="1">
+      <w:start w:val="1"/>
+      <w:numFmt w:val="bullet"/>
+      <w:lvlText w:val=""/>
+      <w:lvlJc w:val="left"/>
+      <w:pPr>
+        <w:ind w:left="3280" w:hanging="360"/>
+      </w:pPr>
+      <w:rPr>
+        <w:rFonts w:ascii="Symbol" w:hAnsi="Symbol" w:hint="default"/>
+      </w:rPr>
+    </w:lvl>
+    <w:lvl w:ilvl="4" w:tplc="40090003" w:tentative="1">
+      <w:start w:val="1"/>
+      <w:numFmt w:val="bullet"/>
+      <w:lvlText w:val="o"/>
+      <w:lvlJc w:val="left"/>
+      <w:pPr>
+        <w:ind w:left="4000" w:hanging="360"/>
+      </w:pPr>
+      <w:rPr>
+        <w:rFonts w:ascii="Courier New" w:hAnsi="Courier New" w:cs="Courier New" w:hint="default"/>
+      </w:rPr>
+    </w:lvl>
+    <w:lvl w:ilvl="5" w:tplc="40090005" w:tentative="1">
+      <w:start w:val="1"/>
+      <w:numFmt w:val="bullet"/>
+      <w:lvlText w:val=""/>
+      <w:lvlJc w:val="left"/>
+      <w:pPr>
+        <w:ind w:left="4720" w:hanging="360"/>
+      </w:pPr>
+      <w:rPr>
+        <w:rFonts w:ascii="Wingdings" w:hAnsi="Wingdings" w:hint="default"/>
+      </w:rPr>
+    </w:lvl>
+    <w:lvl w:ilvl="6" w:tplc="40090001" w:tentative="1">
+      <w:start w:val="1"/>
+      <w:numFmt w:val="bullet"/>
+      <w:lvlText w:val=""/>
+      <w:lvlJc w:val="left"/>
+      <w:pPr>
+        <w:ind w:left="5440" w:hanging="360"/>
+      </w:pPr>
+      <w:rPr>
+        <w:rFonts w:ascii="Symbol" w:hAnsi="Symbol" w:hint="default"/>
+      </w:rPr>
+    </w:lvl>
+    <w:lvl w:ilvl="7" w:tplc="40090003" w:tentative="1">
+      <w:start w:val="1"/>
+      <w:numFmt w:val="bullet"/>
+      <w:lvlText w:val="o"/>
+      <w:lvlJc w:val="left"/>
+      <w:pPr>
+        <w:ind w:left="6160" w:hanging="360"/>
+      </w:pPr>
+      <w:rPr>
+        <w:rFonts w:ascii="Courier New" w:hAnsi="Courier New" w:cs="Courier New" w:hint="default"/>
+      </w:rPr>
+    </w:lvl>
+    <w:lvl w:ilvl="8" w:tplc="40090005" w:tentative="1">
+      <w:start w:val="1"/>
+      <w:numFmt w:val="bullet"/>
+      <w:lvlText w:val=""/>
+      <w:lvlJc w:val="left"/>
+      <w:pPr>
+        <w:ind w:left="6880" w:hanging="360"/>
+      </w:pPr>
+      <w:rPr>
+        <w:rFonts w:ascii="Wingdings" w:hAnsi="Wingdings" w:hint="default"/>
+      </w:rPr>
+    </w:lvl>
+  </w:abstractNum>
+  <w:abstractNum w:abstractNumId="40" w15:restartNumberingAfterBreak="0">
+    <w:nsid w:val="4CB9119F"/>
+    <w:multiLevelType w:val="hybridMultilevel"/>
+    <w:tmpl w:val="76365076"/>
+    <w:lvl w:ilvl="0" w:tplc="488C9D1E">
+      <w:start w:val="1"/>
+      <w:numFmt w:val="bullet"/>
+      <w:lvlText w:val=""/>
+      <w:lvlJc w:val="left"/>
+      <w:pPr>
+        <w:ind w:left="1572" w:hanging="360"/>
+      </w:pPr>
+      <w:rPr>
+        <w:rFonts w:ascii="Symbol" w:hAnsi="Symbol" w:hint="default"/>
+      </w:rPr>
+    </w:lvl>
+    <w:lvl w:ilvl="1" w:tplc="40090003" w:tentative="1">
+      <w:start w:val="1"/>
+      <w:numFmt w:val="bullet"/>
+      <w:lvlText w:val="o"/>
+      <w:lvlJc w:val="left"/>
+      <w:pPr>
+        <w:ind w:left="2292" w:hanging="360"/>
+      </w:pPr>
+      <w:rPr>
+        <w:rFonts w:ascii="Courier New" w:hAnsi="Courier New" w:cs="Courier New" w:hint="default"/>
+      </w:rPr>
+    </w:lvl>
+    <w:lvl w:ilvl="2" w:tplc="40090005" w:tentative="1">
+      <w:start w:val="1"/>
+      <w:numFmt w:val="bullet"/>
+      <w:lvlText w:val=""/>
+      <w:lvlJc w:val="left"/>
+      <w:pPr>
+        <w:ind w:left="3012" w:hanging="360"/>
+      </w:pPr>
+      <w:rPr>
+        <w:rFonts w:ascii="Wingdings" w:hAnsi="Wingdings" w:hint="default"/>
+      </w:rPr>
+    </w:lvl>
+    <w:lvl w:ilvl="3" w:tplc="40090001" w:tentative="1">
+      <w:start w:val="1"/>
+      <w:numFmt w:val="bullet"/>
+      <w:lvlText w:val=""/>
+      <w:lvlJc w:val="left"/>
+      <w:pPr>
+        <w:ind w:left="3732" w:hanging="360"/>
+      </w:pPr>
+      <w:rPr>
+        <w:rFonts w:ascii="Symbol" w:hAnsi="Symbol" w:hint="default"/>
+      </w:rPr>
+    </w:lvl>
+    <w:lvl w:ilvl="4" w:tplc="40090003" w:tentative="1">
+      <w:start w:val="1"/>
+      <w:numFmt w:val="bullet"/>
+      <w:lvlText w:val="o"/>
+      <w:lvlJc w:val="left"/>
+      <w:pPr>
+        <w:ind w:left="4452" w:hanging="360"/>
+      </w:pPr>
+      <w:rPr>
+        <w:rFonts w:ascii="Courier New" w:hAnsi="Courier New" w:cs="Courier New" w:hint="default"/>
+      </w:rPr>
+    </w:lvl>
+    <w:lvl w:ilvl="5" w:tplc="40090005" w:tentative="1">
+      <w:start w:val="1"/>
+      <w:numFmt w:val="bullet"/>
+      <w:lvlText w:val=""/>
+      <w:lvlJc w:val="left"/>
+      <w:pPr>
+        <w:ind w:left="5172" w:hanging="360"/>
+      </w:pPr>
+      <w:rPr>
+        <w:rFonts w:ascii="Wingdings" w:hAnsi="Wingdings" w:hint="default"/>
+      </w:rPr>
+    </w:lvl>
+    <w:lvl w:ilvl="6" w:tplc="40090001" w:tentative="1">
+      <w:start w:val="1"/>
+      <w:numFmt w:val="bullet"/>
+      <w:lvlText w:val=""/>
+      <w:lvlJc w:val="left"/>
+      <w:pPr>
+        <w:ind w:left="5892" w:hanging="360"/>
+      </w:pPr>
+      <w:rPr>
+        <w:rFonts w:ascii="Symbol" w:hAnsi="Symbol" w:hint="default"/>
+      </w:rPr>
+    </w:lvl>
+    <w:lvl w:ilvl="7" w:tplc="40090003" w:tentative="1">
+      <w:start w:val="1"/>
+      <w:numFmt w:val="bullet"/>
+      <w:lvlText w:val="o"/>
+      <w:lvlJc w:val="left"/>
+      <w:pPr>
+        <w:ind w:left="6612" w:hanging="360"/>
+      </w:pPr>
+      <w:rPr>
+        <w:rFonts w:ascii="Courier New" w:hAnsi="Courier New" w:cs="Courier New" w:hint="default"/>
+      </w:rPr>
+    </w:lvl>
+    <w:lvl w:ilvl="8" w:tplc="40090005" w:tentative="1">
+      <w:start w:val="1"/>
+      <w:numFmt w:val="bullet"/>
+      <w:lvlText w:val=""/>
+      <w:lvlJc w:val="left"/>
+      <w:pPr>
+        <w:ind w:left="7332" w:hanging="360"/>
+      </w:pPr>
+      <w:rPr>
+        <w:rFonts w:ascii="Wingdings" w:hAnsi="Wingdings" w:hint="default"/>
+      </w:rPr>
+    </w:lvl>
+  </w:abstractNum>
+  <w:abstractNum w:abstractNumId="41" w15:restartNumberingAfterBreak="0">
     <w:nsid w:val="50E81B93"/>
     <w:multiLevelType w:val="hybridMultilevel"/>
     <w:tmpl w:val="FE8AB98C"/>
@@ -13305,7 +18148,7 @@
       </w:rPr>
     </w:lvl>
   </w:abstractNum>
-  <w:abstractNum w:abstractNumId="29" w15:restartNumberingAfterBreak="0">
+  <w:abstractNum w:abstractNumId="42" w15:restartNumberingAfterBreak="0">
     <w:nsid w:val="5207196C"/>
     <w:multiLevelType w:val="hybridMultilevel"/>
     <w:tmpl w:val="04101D70"/>
@@ -13418,7 +18261,7 @@
       </w:rPr>
     </w:lvl>
   </w:abstractNum>
-  <w:abstractNum w:abstractNumId="30" w15:restartNumberingAfterBreak="0">
+  <w:abstractNum w:abstractNumId="43" w15:restartNumberingAfterBreak="0">
     <w:nsid w:val="52E2024D"/>
     <w:multiLevelType w:val="hybridMultilevel"/>
     <w:tmpl w:val="DABA967C"/>
@@ -13531,7 +18374,7 @@
       </w:rPr>
     </w:lvl>
   </w:abstractNum>
-  <w:abstractNum w:abstractNumId="31" w15:restartNumberingAfterBreak="0">
+  <w:abstractNum w:abstractNumId="44" w15:restartNumberingAfterBreak="0">
     <w:nsid w:val="54BF6151"/>
     <w:multiLevelType w:val="hybridMultilevel"/>
     <w:tmpl w:val="F4D635F4"/>
@@ -13640,7 +18483,7 @@
       </w:pPr>
     </w:lvl>
   </w:abstractNum>
-  <w:abstractNum w:abstractNumId="32" w15:restartNumberingAfterBreak="0">
+  <w:abstractNum w:abstractNumId="45" w15:restartNumberingAfterBreak="0">
     <w:nsid w:val="5BE47E43"/>
     <w:multiLevelType w:val="hybridMultilevel"/>
     <w:tmpl w:val="EF3EAED2"/>
@@ -13753,7 +18596,7 @@
       </w:rPr>
     </w:lvl>
   </w:abstractNum>
-  <w:abstractNum w:abstractNumId="33" w15:restartNumberingAfterBreak="0">
+  <w:abstractNum w:abstractNumId="46" w15:restartNumberingAfterBreak="0">
     <w:nsid w:val="5C0D2947"/>
     <w:multiLevelType w:val="hybridMultilevel"/>
     <w:tmpl w:val="8CAAD732"/>
@@ -13866,7 +18709,7 @@
       </w:rPr>
     </w:lvl>
   </w:abstractNum>
-  <w:abstractNum w:abstractNumId="34" w15:restartNumberingAfterBreak="0">
+  <w:abstractNum w:abstractNumId="47" w15:restartNumberingAfterBreak="0">
     <w:nsid w:val="5D4D2BDD"/>
     <w:multiLevelType w:val="hybridMultilevel"/>
     <w:tmpl w:val="14A8EAC6"/>
@@ -13979,10 +18822,349 @@
       </w:rPr>
     </w:lvl>
   </w:abstractNum>
-  <w:abstractNum w:abstractNumId="35" w15:restartNumberingAfterBreak="0">
+  <w:abstractNum w:abstractNumId="48" w15:restartNumberingAfterBreak="0">
+    <w:nsid w:val="620D5486"/>
+    <w:multiLevelType w:val="hybridMultilevel"/>
+    <w:tmpl w:val="728869EC"/>
+    <w:lvl w:ilvl="0" w:tplc="4009000B">
+      <w:start w:val="1"/>
+      <w:numFmt w:val="bullet"/>
+      <w:lvlText w:val=""/>
+      <w:lvlJc w:val="left"/>
+      <w:pPr>
+        <w:ind w:left="1120" w:hanging="360"/>
+      </w:pPr>
+      <w:rPr>
+        <w:rFonts w:ascii="Wingdings" w:hAnsi="Wingdings" w:hint="default"/>
+      </w:rPr>
+    </w:lvl>
+    <w:lvl w:ilvl="1" w:tplc="40090003" w:tentative="1">
+      <w:start w:val="1"/>
+      <w:numFmt w:val="bullet"/>
+      <w:lvlText w:val="o"/>
+      <w:lvlJc w:val="left"/>
+      <w:pPr>
+        <w:ind w:left="1840" w:hanging="360"/>
+      </w:pPr>
+      <w:rPr>
+        <w:rFonts w:ascii="Courier New" w:hAnsi="Courier New" w:cs="Courier New" w:hint="default"/>
+      </w:rPr>
+    </w:lvl>
+    <w:lvl w:ilvl="2" w:tplc="40090005" w:tentative="1">
+      <w:start w:val="1"/>
+      <w:numFmt w:val="bullet"/>
+      <w:lvlText w:val=""/>
+      <w:lvlJc w:val="left"/>
+      <w:pPr>
+        <w:ind w:left="2560" w:hanging="360"/>
+      </w:pPr>
+      <w:rPr>
+        <w:rFonts w:ascii="Wingdings" w:hAnsi="Wingdings" w:hint="default"/>
+      </w:rPr>
+    </w:lvl>
+    <w:lvl w:ilvl="3" w:tplc="40090001" w:tentative="1">
+      <w:start w:val="1"/>
+      <w:numFmt w:val="bullet"/>
+      <w:lvlText w:val=""/>
+      <w:lvlJc w:val="left"/>
+      <w:pPr>
+        <w:ind w:left="3280" w:hanging="360"/>
+      </w:pPr>
+      <w:rPr>
+        <w:rFonts w:ascii="Symbol" w:hAnsi="Symbol" w:hint="default"/>
+      </w:rPr>
+    </w:lvl>
+    <w:lvl w:ilvl="4" w:tplc="40090003" w:tentative="1">
+      <w:start w:val="1"/>
+      <w:numFmt w:val="bullet"/>
+      <w:lvlText w:val="o"/>
+      <w:lvlJc w:val="left"/>
+      <w:pPr>
+        <w:ind w:left="4000" w:hanging="360"/>
+      </w:pPr>
+      <w:rPr>
+        <w:rFonts w:ascii="Courier New" w:hAnsi="Courier New" w:cs="Courier New" w:hint="default"/>
+      </w:rPr>
+    </w:lvl>
+    <w:lvl w:ilvl="5" w:tplc="40090005" w:tentative="1">
+      <w:start w:val="1"/>
+      <w:numFmt w:val="bullet"/>
+      <w:lvlText w:val=""/>
+      <w:lvlJc w:val="left"/>
+      <w:pPr>
+        <w:ind w:left="4720" w:hanging="360"/>
+      </w:pPr>
+      <w:rPr>
+        <w:rFonts w:ascii="Wingdings" w:hAnsi="Wingdings" w:hint="default"/>
+      </w:rPr>
+    </w:lvl>
+    <w:lvl w:ilvl="6" w:tplc="40090001" w:tentative="1">
+      <w:start w:val="1"/>
+      <w:numFmt w:val="bullet"/>
+      <w:lvlText w:val=""/>
+      <w:lvlJc w:val="left"/>
+      <w:pPr>
+        <w:ind w:left="5440" w:hanging="360"/>
+      </w:pPr>
+      <w:rPr>
+        <w:rFonts w:ascii="Symbol" w:hAnsi="Symbol" w:hint="default"/>
+      </w:rPr>
+    </w:lvl>
+    <w:lvl w:ilvl="7" w:tplc="40090003" w:tentative="1">
+      <w:start w:val="1"/>
+      <w:numFmt w:val="bullet"/>
+      <w:lvlText w:val="o"/>
+      <w:lvlJc w:val="left"/>
+      <w:pPr>
+        <w:ind w:left="6160" w:hanging="360"/>
+      </w:pPr>
+      <w:rPr>
+        <w:rFonts w:ascii="Courier New" w:hAnsi="Courier New" w:cs="Courier New" w:hint="default"/>
+      </w:rPr>
+    </w:lvl>
+    <w:lvl w:ilvl="8" w:tplc="40090005" w:tentative="1">
+      <w:start w:val="1"/>
+      <w:numFmt w:val="bullet"/>
+      <w:lvlText w:val=""/>
+      <w:lvlJc w:val="left"/>
+      <w:pPr>
+        <w:ind w:left="6880" w:hanging="360"/>
+      </w:pPr>
+      <w:rPr>
+        <w:rFonts w:ascii="Wingdings" w:hAnsi="Wingdings" w:hint="default"/>
+      </w:rPr>
+    </w:lvl>
+  </w:abstractNum>
+  <w:abstractNum w:abstractNumId="49" w15:restartNumberingAfterBreak="0">
+    <w:nsid w:val="66B62DBB"/>
+    <w:multiLevelType w:val="hybridMultilevel"/>
+    <w:tmpl w:val="10D04886"/>
+    <w:lvl w:ilvl="0" w:tplc="488C9D1E">
+      <w:start w:val="1"/>
+      <w:numFmt w:val="bullet"/>
+      <w:lvlText w:val=""/>
+      <w:lvlJc w:val="left"/>
+      <w:pPr>
+        <w:ind w:left="1516" w:hanging="360"/>
+      </w:pPr>
+      <w:rPr>
+        <w:rFonts w:ascii="Symbol" w:hAnsi="Symbol" w:hint="default"/>
+      </w:rPr>
+    </w:lvl>
+    <w:lvl w:ilvl="1" w:tplc="40090003" w:tentative="1">
+      <w:start w:val="1"/>
+      <w:numFmt w:val="bullet"/>
+      <w:lvlText w:val="o"/>
+      <w:lvlJc w:val="left"/>
+      <w:pPr>
+        <w:ind w:left="2236" w:hanging="360"/>
+      </w:pPr>
+      <w:rPr>
+        <w:rFonts w:ascii="Courier New" w:hAnsi="Courier New" w:cs="Courier New" w:hint="default"/>
+      </w:rPr>
+    </w:lvl>
+    <w:lvl w:ilvl="2" w:tplc="40090005" w:tentative="1">
+      <w:start w:val="1"/>
+      <w:numFmt w:val="bullet"/>
+      <w:lvlText w:val=""/>
+      <w:lvlJc w:val="left"/>
+      <w:pPr>
+        <w:ind w:left="2956" w:hanging="360"/>
+      </w:pPr>
+      <w:rPr>
+        <w:rFonts w:ascii="Wingdings" w:hAnsi="Wingdings" w:hint="default"/>
+      </w:rPr>
+    </w:lvl>
+    <w:lvl w:ilvl="3" w:tplc="40090001" w:tentative="1">
+      <w:start w:val="1"/>
+      <w:numFmt w:val="bullet"/>
+      <w:lvlText w:val=""/>
+      <w:lvlJc w:val="left"/>
+      <w:pPr>
+        <w:ind w:left="3676" w:hanging="360"/>
+      </w:pPr>
+      <w:rPr>
+        <w:rFonts w:ascii="Symbol" w:hAnsi="Symbol" w:hint="default"/>
+      </w:rPr>
+    </w:lvl>
+    <w:lvl w:ilvl="4" w:tplc="40090003" w:tentative="1">
+      <w:start w:val="1"/>
+      <w:numFmt w:val="bullet"/>
+      <w:lvlText w:val="o"/>
+      <w:lvlJc w:val="left"/>
+      <w:pPr>
+        <w:ind w:left="4396" w:hanging="360"/>
+      </w:pPr>
+      <w:rPr>
+        <w:rFonts w:ascii="Courier New" w:hAnsi="Courier New" w:cs="Courier New" w:hint="default"/>
+      </w:rPr>
+    </w:lvl>
+    <w:lvl w:ilvl="5" w:tplc="40090005" w:tentative="1">
+      <w:start w:val="1"/>
+      <w:numFmt w:val="bullet"/>
+      <w:lvlText w:val=""/>
+      <w:lvlJc w:val="left"/>
+      <w:pPr>
+        <w:ind w:left="5116" w:hanging="360"/>
+      </w:pPr>
+      <w:rPr>
+        <w:rFonts w:ascii="Wingdings" w:hAnsi="Wingdings" w:hint="default"/>
+      </w:rPr>
+    </w:lvl>
+    <w:lvl w:ilvl="6" w:tplc="40090001" w:tentative="1">
+      <w:start w:val="1"/>
+      <w:numFmt w:val="bullet"/>
+      <w:lvlText w:val=""/>
+      <w:lvlJc w:val="left"/>
+      <w:pPr>
+        <w:ind w:left="5836" w:hanging="360"/>
+      </w:pPr>
+      <w:rPr>
+        <w:rFonts w:ascii="Symbol" w:hAnsi="Symbol" w:hint="default"/>
+      </w:rPr>
+    </w:lvl>
+    <w:lvl w:ilvl="7" w:tplc="40090003" w:tentative="1">
+      <w:start w:val="1"/>
+      <w:numFmt w:val="bullet"/>
+      <w:lvlText w:val="o"/>
+      <w:lvlJc w:val="left"/>
+      <w:pPr>
+        <w:ind w:left="6556" w:hanging="360"/>
+      </w:pPr>
+      <w:rPr>
+        <w:rFonts w:ascii="Courier New" w:hAnsi="Courier New" w:cs="Courier New" w:hint="default"/>
+      </w:rPr>
+    </w:lvl>
+    <w:lvl w:ilvl="8" w:tplc="40090005" w:tentative="1">
+      <w:start w:val="1"/>
+      <w:numFmt w:val="bullet"/>
+      <w:lvlText w:val=""/>
+      <w:lvlJc w:val="left"/>
+      <w:pPr>
+        <w:ind w:left="7276" w:hanging="360"/>
+      </w:pPr>
+      <w:rPr>
+        <w:rFonts w:ascii="Wingdings" w:hAnsi="Wingdings" w:hint="default"/>
+      </w:rPr>
+    </w:lvl>
+  </w:abstractNum>
+  <w:abstractNum w:abstractNumId="50" w15:restartNumberingAfterBreak="0">
+    <w:nsid w:val="68E44562"/>
+    <w:multiLevelType w:val="hybridMultilevel"/>
+    <w:tmpl w:val="0952F2F2"/>
+    <w:lvl w:ilvl="0" w:tplc="488C9D1E">
+      <w:start w:val="1"/>
+      <w:numFmt w:val="bullet"/>
+      <w:lvlText w:val=""/>
+      <w:lvlJc w:val="left"/>
+      <w:pPr>
+        <w:ind w:left="1572" w:hanging="360"/>
+      </w:pPr>
+      <w:rPr>
+        <w:rFonts w:ascii="Symbol" w:hAnsi="Symbol" w:hint="default"/>
+      </w:rPr>
+    </w:lvl>
+    <w:lvl w:ilvl="1" w:tplc="40090003" w:tentative="1">
+      <w:start w:val="1"/>
+      <w:numFmt w:val="bullet"/>
+      <w:lvlText w:val="o"/>
+      <w:lvlJc w:val="left"/>
+      <w:pPr>
+        <w:ind w:left="2292" w:hanging="360"/>
+      </w:pPr>
+      <w:rPr>
+        <w:rFonts w:ascii="Courier New" w:hAnsi="Courier New" w:cs="Courier New" w:hint="default"/>
+      </w:rPr>
+    </w:lvl>
+    <w:lvl w:ilvl="2" w:tplc="40090005" w:tentative="1">
+      <w:start w:val="1"/>
+      <w:numFmt w:val="bullet"/>
+      <w:lvlText w:val=""/>
+      <w:lvlJc w:val="left"/>
+      <w:pPr>
+        <w:ind w:left="3012" w:hanging="360"/>
+      </w:pPr>
+      <w:rPr>
+        <w:rFonts w:ascii="Wingdings" w:hAnsi="Wingdings" w:hint="default"/>
+      </w:rPr>
+    </w:lvl>
+    <w:lvl w:ilvl="3" w:tplc="40090001" w:tentative="1">
+      <w:start w:val="1"/>
+      <w:numFmt w:val="bullet"/>
+      <w:lvlText w:val=""/>
+      <w:lvlJc w:val="left"/>
+      <w:pPr>
+        <w:ind w:left="3732" w:hanging="360"/>
+      </w:pPr>
+      <w:rPr>
+        <w:rFonts w:ascii="Symbol" w:hAnsi="Symbol" w:hint="default"/>
+      </w:rPr>
+    </w:lvl>
+    <w:lvl w:ilvl="4" w:tplc="40090003" w:tentative="1">
+      <w:start w:val="1"/>
+      <w:numFmt w:val="bullet"/>
+      <w:lvlText w:val="o"/>
+      <w:lvlJc w:val="left"/>
+      <w:pPr>
+        <w:ind w:left="4452" w:hanging="360"/>
+      </w:pPr>
+      <w:rPr>
+        <w:rFonts w:ascii="Courier New" w:hAnsi="Courier New" w:cs="Courier New" w:hint="default"/>
+      </w:rPr>
+    </w:lvl>
+    <w:lvl w:ilvl="5" w:tplc="40090005" w:tentative="1">
+      <w:start w:val="1"/>
+      <w:numFmt w:val="bullet"/>
+      <w:lvlText w:val=""/>
+      <w:lvlJc w:val="left"/>
+      <w:pPr>
+        <w:ind w:left="5172" w:hanging="360"/>
+      </w:pPr>
+      <w:rPr>
+        <w:rFonts w:ascii="Wingdings" w:hAnsi="Wingdings" w:hint="default"/>
+      </w:rPr>
+    </w:lvl>
+    <w:lvl w:ilvl="6" w:tplc="40090001" w:tentative="1">
+      <w:start w:val="1"/>
+      <w:numFmt w:val="bullet"/>
+      <w:lvlText w:val=""/>
+      <w:lvlJc w:val="left"/>
+      <w:pPr>
+        <w:ind w:left="5892" w:hanging="360"/>
+      </w:pPr>
+      <w:rPr>
+        <w:rFonts w:ascii="Symbol" w:hAnsi="Symbol" w:hint="default"/>
+      </w:rPr>
+    </w:lvl>
+    <w:lvl w:ilvl="7" w:tplc="40090003" w:tentative="1">
+      <w:start w:val="1"/>
+      <w:numFmt w:val="bullet"/>
+      <w:lvlText w:val="o"/>
+      <w:lvlJc w:val="left"/>
+      <w:pPr>
+        <w:ind w:left="6612" w:hanging="360"/>
+      </w:pPr>
+      <w:rPr>
+        <w:rFonts w:ascii="Courier New" w:hAnsi="Courier New" w:cs="Courier New" w:hint="default"/>
+      </w:rPr>
+    </w:lvl>
+    <w:lvl w:ilvl="8" w:tplc="40090005" w:tentative="1">
+      <w:start w:val="1"/>
+      <w:numFmt w:val="bullet"/>
+      <w:lvlText w:val=""/>
+      <w:lvlJc w:val="left"/>
+      <w:pPr>
+        <w:ind w:left="7332" w:hanging="360"/>
+      </w:pPr>
+      <w:rPr>
+        <w:rFonts w:ascii="Wingdings" w:hAnsi="Wingdings" w:hint="default"/>
+      </w:rPr>
+    </w:lvl>
+  </w:abstractNum>
+  <w:abstractNum w:abstractNumId="51" w15:restartNumberingAfterBreak="0">
     <w:nsid w:val="6C1238A2"/>
     <w:multiLevelType w:val="hybridMultilevel"/>
-    <w:tmpl w:val="C16E1150"/>
+    <w:tmpl w:val="6BB2EB5C"/>
     <w:lvl w:ilvl="0" w:tplc="488C9D1E">
       <w:start w:val="1"/>
       <w:numFmt w:val="bullet"/>
@@ -14092,7 +19274,7 @@
       </w:rPr>
     </w:lvl>
   </w:abstractNum>
-  <w:abstractNum w:abstractNumId="36" w15:restartNumberingAfterBreak="0">
+  <w:abstractNum w:abstractNumId="52" w15:restartNumberingAfterBreak="0">
     <w:nsid w:val="6E5F7AAF"/>
     <w:multiLevelType w:val="hybridMultilevel"/>
     <w:tmpl w:val="BF92D5CC"/>
@@ -14178,7 +19360,120 @@
       </w:pPr>
     </w:lvl>
   </w:abstractNum>
-  <w:abstractNum w:abstractNumId="37" w15:restartNumberingAfterBreak="0">
+  <w:abstractNum w:abstractNumId="53" w15:restartNumberingAfterBreak="0">
+    <w:nsid w:val="6EA169CE"/>
+    <w:multiLevelType w:val="hybridMultilevel"/>
+    <w:tmpl w:val="9FC6F552"/>
+    <w:lvl w:ilvl="0" w:tplc="488C9D1E">
+      <w:start w:val="1"/>
+      <w:numFmt w:val="bullet"/>
+      <w:lvlText w:val=""/>
+      <w:lvlJc w:val="left"/>
+      <w:pPr>
+        <w:ind w:left="1516" w:hanging="360"/>
+      </w:pPr>
+      <w:rPr>
+        <w:rFonts w:ascii="Symbol" w:hAnsi="Symbol" w:hint="default"/>
+      </w:rPr>
+    </w:lvl>
+    <w:lvl w:ilvl="1" w:tplc="40090003" w:tentative="1">
+      <w:start w:val="1"/>
+      <w:numFmt w:val="bullet"/>
+      <w:lvlText w:val="o"/>
+      <w:lvlJc w:val="left"/>
+      <w:pPr>
+        <w:ind w:left="2236" w:hanging="360"/>
+      </w:pPr>
+      <w:rPr>
+        <w:rFonts w:ascii="Courier New" w:hAnsi="Courier New" w:cs="Courier New" w:hint="default"/>
+      </w:rPr>
+    </w:lvl>
+    <w:lvl w:ilvl="2" w:tplc="40090005" w:tentative="1">
+      <w:start w:val="1"/>
+      <w:numFmt w:val="bullet"/>
+      <w:lvlText w:val=""/>
+      <w:lvlJc w:val="left"/>
+      <w:pPr>
+        <w:ind w:left="2956" w:hanging="360"/>
+      </w:pPr>
+      <w:rPr>
+        <w:rFonts w:ascii="Wingdings" w:hAnsi="Wingdings" w:hint="default"/>
+      </w:rPr>
+    </w:lvl>
+    <w:lvl w:ilvl="3" w:tplc="40090001" w:tentative="1">
+      <w:start w:val="1"/>
+      <w:numFmt w:val="bullet"/>
+      <w:lvlText w:val=""/>
+      <w:lvlJc w:val="left"/>
+      <w:pPr>
+        <w:ind w:left="3676" w:hanging="360"/>
+      </w:pPr>
+      <w:rPr>
+        <w:rFonts w:ascii="Symbol" w:hAnsi="Symbol" w:hint="default"/>
+      </w:rPr>
+    </w:lvl>
+    <w:lvl w:ilvl="4" w:tplc="40090003" w:tentative="1">
+      <w:start w:val="1"/>
+      <w:numFmt w:val="bullet"/>
+      <w:lvlText w:val="o"/>
+      <w:lvlJc w:val="left"/>
+      <w:pPr>
+        <w:ind w:left="4396" w:hanging="360"/>
+      </w:pPr>
+      <w:rPr>
+        <w:rFonts w:ascii="Courier New" w:hAnsi="Courier New" w:cs="Courier New" w:hint="default"/>
+      </w:rPr>
+    </w:lvl>
+    <w:lvl w:ilvl="5" w:tplc="40090005" w:tentative="1">
+      <w:start w:val="1"/>
+      <w:numFmt w:val="bullet"/>
+      <w:lvlText w:val=""/>
+      <w:lvlJc w:val="left"/>
+      <w:pPr>
+        <w:ind w:left="5116" w:hanging="360"/>
+      </w:pPr>
+      <w:rPr>
+        <w:rFonts w:ascii="Wingdings" w:hAnsi="Wingdings" w:hint="default"/>
+      </w:rPr>
+    </w:lvl>
+    <w:lvl w:ilvl="6" w:tplc="40090001" w:tentative="1">
+      <w:start w:val="1"/>
+      <w:numFmt w:val="bullet"/>
+      <w:lvlText w:val=""/>
+      <w:lvlJc w:val="left"/>
+      <w:pPr>
+        <w:ind w:left="5836" w:hanging="360"/>
+      </w:pPr>
+      <w:rPr>
+        <w:rFonts w:ascii="Symbol" w:hAnsi="Symbol" w:hint="default"/>
+      </w:rPr>
+    </w:lvl>
+    <w:lvl w:ilvl="7" w:tplc="40090003" w:tentative="1">
+      <w:start w:val="1"/>
+      <w:numFmt w:val="bullet"/>
+      <w:lvlText w:val="o"/>
+      <w:lvlJc w:val="left"/>
+      <w:pPr>
+        <w:ind w:left="6556" w:hanging="360"/>
+      </w:pPr>
+      <w:rPr>
+        <w:rFonts w:ascii="Courier New" w:hAnsi="Courier New" w:cs="Courier New" w:hint="default"/>
+      </w:rPr>
+    </w:lvl>
+    <w:lvl w:ilvl="8" w:tplc="40090005" w:tentative="1">
+      <w:start w:val="1"/>
+      <w:numFmt w:val="bullet"/>
+      <w:lvlText w:val=""/>
+      <w:lvlJc w:val="left"/>
+      <w:pPr>
+        <w:ind w:left="7276" w:hanging="360"/>
+      </w:pPr>
+      <w:rPr>
+        <w:rFonts w:ascii="Wingdings" w:hAnsi="Wingdings" w:hint="default"/>
+      </w:rPr>
+    </w:lvl>
+  </w:abstractNum>
+  <w:abstractNum w:abstractNumId="54" w15:restartNumberingAfterBreak="0">
     <w:nsid w:val="6EFF7CF0"/>
     <w:multiLevelType w:val="hybridMultilevel"/>
     <w:tmpl w:val="8D48AE6A"/>
@@ -14291,7 +19586,7 @@
       </w:rPr>
     </w:lvl>
   </w:abstractNum>
-  <w:abstractNum w:abstractNumId="38" w15:restartNumberingAfterBreak="0">
+  <w:abstractNum w:abstractNumId="55" w15:restartNumberingAfterBreak="0">
     <w:nsid w:val="70390210"/>
     <w:multiLevelType w:val="hybridMultilevel"/>
     <w:tmpl w:val="90EC57DC"/>
@@ -14404,7 +19699,233 @@
       </w:rPr>
     </w:lvl>
   </w:abstractNum>
-  <w:abstractNum w:abstractNumId="39" w15:restartNumberingAfterBreak="0">
+  <w:abstractNum w:abstractNumId="56" w15:restartNumberingAfterBreak="0">
+    <w:nsid w:val="75BB5B9A"/>
+    <w:multiLevelType w:val="hybridMultilevel"/>
+    <w:tmpl w:val="E1D66F90"/>
+    <w:lvl w:ilvl="0" w:tplc="488C9D1E">
+      <w:start w:val="1"/>
+      <w:numFmt w:val="bullet"/>
+      <w:lvlText w:val=""/>
+      <w:lvlJc w:val="left"/>
+      <w:pPr>
+        <w:ind w:left="1572" w:hanging="360"/>
+      </w:pPr>
+      <w:rPr>
+        <w:rFonts w:ascii="Symbol" w:hAnsi="Symbol" w:hint="default"/>
+      </w:rPr>
+    </w:lvl>
+    <w:lvl w:ilvl="1" w:tplc="40090003" w:tentative="1">
+      <w:start w:val="1"/>
+      <w:numFmt w:val="bullet"/>
+      <w:lvlText w:val="o"/>
+      <w:lvlJc w:val="left"/>
+      <w:pPr>
+        <w:ind w:left="2292" w:hanging="360"/>
+      </w:pPr>
+      <w:rPr>
+        <w:rFonts w:ascii="Courier New" w:hAnsi="Courier New" w:cs="Courier New" w:hint="default"/>
+      </w:rPr>
+    </w:lvl>
+    <w:lvl w:ilvl="2" w:tplc="40090005" w:tentative="1">
+      <w:start w:val="1"/>
+      <w:numFmt w:val="bullet"/>
+      <w:lvlText w:val=""/>
+      <w:lvlJc w:val="left"/>
+      <w:pPr>
+        <w:ind w:left="3012" w:hanging="360"/>
+      </w:pPr>
+      <w:rPr>
+        <w:rFonts w:ascii="Wingdings" w:hAnsi="Wingdings" w:hint="default"/>
+      </w:rPr>
+    </w:lvl>
+    <w:lvl w:ilvl="3" w:tplc="40090001" w:tentative="1">
+      <w:start w:val="1"/>
+      <w:numFmt w:val="bullet"/>
+      <w:lvlText w:val=""/>
+      <w:lvlJc w:val="left"/>
+      <w:pPr>
+        <w:ind w:left="3732" w:hanging="360"/>
+      </w:pPr>
+      <w:rPr>
+        <w:rFonts w:ascii="Symbol" w:hAnsi="Symbol" w:hint="default"/>
+      </w:rPr>
+    </w:lvl>
+    <w:lvl w:ilvl="4" w:tplc="40090003" w:tentative="1">
+      <w:start w:val="1"/>
+      <w:numFmt w:val="bullet"/>
+      <w:lvlText w:val="o"/>
+      <w:lvlJc w:val="left"/>
+      <w:pPr>
+        <w:ind w:left="4452" w:hanging="360"/>
+      </w:pPr>
+      <w:rPr>
+        <w:rFonts w:ascii="Courier New" w:hAnsi="Courier New" w:cs="Courier New" w:hint="default"/>
+      </w:rPr>
+    </w:lvl>
+    <w:lvl w:ilvl="5" w:tplc="40090005" w:tentative="1">
+      <w:start w:val="1"/>
+      <w:numFmt w:val="bullet"/>
+      <w:lvlText w:val=""/>
+      <w:lvlJc w:val="left"/>
+      <w:pPr>
+        <w:ind w:left="5172" w:hanging="360"/>
+      </w:pPr>
+      <w:rPr>
+        <w:rFonts w:ascii="Wingdings" w:hAnsi="Wingdings" w:hint="default"/>
+      </w:rPr>
+    </w:lvl>
+    <w:lvl w:ilvl="6" w:tplc="40090001" w:tentative="1">
+      <w:start w:val="1"/>
+      <w:numFmt w:val="bullet"/>
+      <w:lvlText w:val=""/>
+      <w:lvlJc w:val="left"/>
+      <w:pPr>
+        <w:ind w:left="5892" w:hanging="360"/>
+      </w:pPr>
+      <w:rPr>
+        <w:rFonts w:ascii="Symbol" w:hAnsi="Symbol" w:hint="default"/>
+      </w:rPr>
+    </w:lvl>
+    <w:lvl w:ilvl="7" w:tplc="40090003" w:tentative="1">
+      <w:start w:val="1"/>
+      <w:numFmt w:val="bullet"/>
+      <w:lvlText w:val="o"/>
+      <w:lvlJc w:val="left"/>
+      <w:pPr>
+        <w:ind w:left="6612" w:hanging="360"/>
+      </w:pPr>
+      <w:rPr>
+        <w:rFonts w:ascii="Courier New" w:hAnsi="Courier New" w:cs="Courier New" w:hint="default"/>
+      </w:rPr>
+    </w:lvl>
+    <w:lvl w:ilvl="8" w:tplc="40090005" w:tentative="1">
+      <w:start w:val="1"/>
+      <w:numFmt w:val="bullet"/>
+      <w:lvlText w:val=""/>
+      <w:lvlJc w:val="left"/>
+      <w:pPr>
+        <w:ind w:left="7332" w:hanging="360"/>
+      </w:pPr>
+      <w:rPr>
+        <w:rFonts w:ascii="Wingdings" w:hAnsi="Wingdings" w:hint="default"/>
+      </w:rPr>
+    </w:lvl>
+  </w:abstractNum>
+  <w:abstractNum w:abstractNumId="57" w15:restartNumberingAfterBreak="0">
+    <w:nsid w:val="76F26BA8"/>
+    <w:multiLevelType w:val="hybridMultilevel"/>
+    <w:tmpl w:val="916EB77C"/>
+    <w:lvl w:ilvl="0" w:tplc="488C9D1E">
+      <w:start w:val="1"/>
+      <w:numFmt w:val="bullet"/>
+      <w:lvlText w:val=""/>
+      <w:lvlJc w:val="left"/>
+      <w:pPr>
+        <w:ind w:left="1516" w:hanging="360"/>
+      </w:pPr>
+      <w:rPr>
+        <w:rFonts w:ascii="Symbol" w:hAnsi="Symbol" w:hint="default"/>
+      </w:rPr>
+    </w:lvl>
+    <w:lvl w:ilvl="1" w:tplc="40090003" w:tentative="1">
+      <w:start w:val="1"/>
+      <w:numFmt w:val="bullet"/>
+      <w:lvlText w:val="o"/>
+      <w:lvlJc w:val="left"/>
+      <w:pPr>
+        <w:ind w:left="2236" w:hanging="360"/>
+      </w:pPr>
+      <w:rPr>
+        <w:rFonts w:ascii="Courier New" w:hAnsi="Courier New" w:cs="Courier New" w:hint="default"/>
+      </w:rPr>
+    </w:lvl>
+    <w:lvl w:ilvl="2" w:tplc="40090005" w:tentative="1">
+      <w:start w:val="1"/>
+      <w:numFmt w:val="bullet"/>
+      <w:lvlText w:val=""/>
+      <w:lvlJc w:val="left"/>
+      <w:pPr>
+        <w:ind w:left="2956" w:hanging="360"/>
+      </w:pPr>
+      <w:rPr>
+        <w:rFonts w:ascii="Wingdings" w:hAnsi="Wingdings" w:hint="default"/>
+      </w:rPr>
+    </w:lvl>
+    <w:lvl w:ilvl="3" w:tplc="40090001" w:tentative="1">
+      <w:start w:val="1"/>
+      <w:numFmt w:val="bullet"/>
+      <w:lvlText w:val=""/>
+      <w:lvlJc w:val="left"/>
+      <w:pPr>
+        <w:ind w:left="3676" w:hanging="360"/>
+      </w:pPr>
+      <w:rPr>
+        <w:rFonts w:ascii="Symbol" w:hAnsi="Symbol" w:hint="default"/>
+      </w:rPr>
+    </w:lvl>
+    <w:lvl w:ilvl="4" w:tplc="40090003" w:tentative="1">
+      <w:start w:val="1"/>
+      <w:numFmt w:val="bullet"/>
+      <w:lvlText w:val="o"/>
+      <w:lvlJc w:val="left"/>
+      <w:pPr>
+        <w:ind w:left="4396" w:hanging="360"/>
+      </w:pPr>
+      <w:rPr>
+        <w:rFonts w:ascii="Courier New" w:hAnsi="Courier New" w:cs="Courier New" w:hint="default"/>
+      </w:rPr>
+    </w:lvl>
+    <w:lvl w:ilvl="5" w:tplc="40090005" w:tentative="1">
+      <w:start w:val="1"/>
+      <w:numFmt w:val="bullet"/>
+      <w:lvlText w:val=""/>
+      <w:lvlJc w:val="left"/>
+      <w:pPr>
+        <w:ind w:left="5116" w:hanging="360"/>
+      </w:pPr>
+      <w:rPr>
+        <w:rFonts w:ascii="Wingdings" w:hAnsi="Wingdings" w:hint="default"/>
+      </w:rPr>
+    </w:lvl>
+    <w:lvl w:ilvl="6" w:tplc="40090001" w:tentative="1">
+      <w:start w:val="1"/>
+      <w:numFmt w:val="bullet"/>
+      <w:lvlText w:val=""/>
+      <w:lvlJc w:val="left"/>
+      <w:pPr>
+        <w:ind w:left="5836" w:hanging="360"/>
+      </w:pPr>
+      <w:rPr>
+        <w:rFonts w:ascii="Symbol" w:hAnsi="Symbol" w:hint="default"/>
+      </w:rPr>
+    </w:lvl>
+    <w:lvl w:ilvl="7" w:tplc="40090003" w:tentative="1">
+      <w:start w:val="1"/>
+      <w:numFmt w:val="bullet"/>
+      <w:lvlText w:val="o"/>
+      <w:lvlJc w:val="left"/>
+      <w:pPr>
+        <w:ind w:left="6556" w:hanging="360"/>
+      </w:pPr>
+      <w:rPr>
+        <w:rFonts w:ascii="Courier New" w:hAnsi="Courier New" w:cs="Courier New" w:hint="default"/>
+      </w:rPr>
+    </w:lvl>
+    <w:lvl w:ilvl="8" w:tplc="40090005" w:tentative="1">
+      <w:start w:val="1"/>
+      <w:numFmt w:val="bullet"/>
+      <w:lvlText w:val=""/>
+      <w:lvlJc w:val="left"/>
+      <w:pPr>
+        <w:ind w:left="7276" w:hanging="360"/>
+      </w:pPr>
+      <w:rPr>
+        <w:rFonts w:ascii="Wingdings" w:hAnsi="Wingdings" w:hint="default"/>
+      </w:rPr>
+    </w:lvl>
+  </w:abstractNum>
+  <w:abstractNum w:abstractNumId="58" w15:restartNumberingAfterBreak="0">
     <w:nsid w:val="78D4407D"/>
     <w:multiLevelType w:val="hybridMultilevel"/>
     <w:tmpl w:val="9C6A39B8"/>
@@ -14517,7 +20038,7 @@
       </w:rPr>
     </w:lvl>
   </w:abstractNum>
-  <w:abstractNum w:abstractNumId="40" w15:restartNumberingAfterBreak="0">
+  <w:abstractNum w:abstractNumId="59" w15:restartNumberingAfterBreak="0">
     <w:nsid w:val="78FF1992"/>
     <w:multiLevelType w:val="hybridMultilevel"/>
     <w:tmpl w:val="3E304C16"/>
@@ -14630,7 +20151,7 @@
       </w:rPr>
     </w:lvl>
   </w:abstractNum>
-  <w:abstractNum w:abstractNumId="41" w15:restartNumberingAfterBreak="0">
+  <w:abstractNum w:abstractNumId="60" w15:restartNumberingAfterBreak="0">
     <w:nsid w:val="7A850844"/>
     <w:multiLevelType w:val="hybridMultilevel"/>
     <w:tmpl w:val="8D24419A"/>
@@ -14743,7 +20264,7 @@
       </w:rPr>
     </w:lvl>
   </w:abstractNum>
-  <w:abstractNum w:abstractNumId="42" w15:restartNumberingAfterBreak="0">
+  <w:abstractNum w:abstractNumId="61" w15:restartNumberingAfterBreak="0">
     <w:nsid w:val="7A9E48D1"/>
     <w:multiLevelType w:val="hybridMultilevel"/>
     <w:tmpl w:val="7C2C2C78"/>
@@ -14856,7 +20377,120 @@
       </w:rPr>
     </w:lvl>
   </w:abstractNum>
-  <w:abstractNum w:abstractNumId="43" w15:restartNumberingAfterBreak="0">
+  <w:abstractNum w:abstractNumId="62" w15:restartNumberingAfterBreak="0">
+    <w:nsid w:val="7CA93F11"/>
+    <w:multiLevelType w:val="hybridMultilevel"/>
+    <w:tmpl w:val="76E818B8"/>
+    <w:lvl w:ilvl="0" w:tplc="4009000B">
+      <w:start w:val="1"/>
+      <w:numFmt w:val="bullet"/>
+      <w:lvlText w:val=""/>
+      <w:lvlJc w:val="left"/>
+      <w:pPr>
+        <w:ind w:left="1120" w:hanging="360"/>
+      </w:pPr>
+      <w:rPr>
+        <w:rFonts w:ascii="Wingdings" w:hAnsi="Wingdings" w:hint="default"/>
+      </w:rPr>
+    </w:lvl>
+    <w:lvl w:ilvl="1" w:tplc="40090003" w:tentative="1">
+      <w:start w:val="1"/>
+      <w:numFmt w:val="bullet"/>
+      <w:lvlText w:val="o"/>
+      <w:lvlJc w:val="left"/>
+      <w:pPr>
+        <w:ind w:left="1840" w:hanging="360"/>
+      </w:pPr>
+      <w:rPr>
+        <w:rFonts w:ascii="Courier New" w:hAnsi="Courier New" w:cs="Courier New" w:hint="default"/>
+      </w:rPr>
+    </w:lvl>
+    <w:lvl w:ilvl="2" w:tplc="40090005" w:tentative="1">
+      <w:start w:val="1"/>
+      <w:numFmt w:val="bullet"/>
+      <w:lvlText w:val=""/>
+      <w:lvlJc w:val="left"/>
+      <w:pPr>
+        <w:ind w:left="2560" w:hanging="360"/>
+      </w:pPr>
+      <w:rPr>
+        <w:rFonts w:ascii="Wingdings" w:hAnsi="Wingdings" w:hint="default"/>
+      </w:rPr>
+    </w:lvl>
+    <w:lvl w:ilvl="3" w:tplc="40090001" w:tentative="1">
+      <w:start w:val="1"/>
+      <w:numFmt w:val="bullet"/>
+      <w:lvlText w:val=""/>
+      <w:lvlJc w:val="left"/>
+      <w:pPr>
+        <w:ind w:left="3280" w:hanging="360"/>
+      </w:pPr>
+      <w:rPr>
+        <w:rFonts w:ascii="Symbol" w:hAnsi="Symbol" w:hint="default"/>
+      </w:rPr>
+    </w:lvl>
+    <w:lvl w:ilvl="4" w:tplc="40090003" w:tentative="1">
+      <w:start w:val="1"/>
+      <w:numFmt w:val="bullet"/>
+      <w:lvlText w:val="o"/>
+      <w:lvlJc w:val="left"/>
+      <w:pPr>
+        <w:ind w:left="4000" w:hanging="360"/>
+      </w:pPr>
+      <w:rPr>
+        <w:rFonts w:ascii="Courier New" w:hAnsi="Courier New" w:cs="Courier New" w:hint="default"/>
+      </w:rPr>
+    </w:lvl>
+    <w:lvl w:ilvl="5" w:tplc="40090005" w:tentative="1">
+      <w:start w:val="1"/>
+      <w:numFmt w:val="bullet"/>
+      <w:lvlText w:val=""/>
+      <w:lvlJc w:val="left"/>
+      <w:pPr>
+        <w:ind w:left="4720" w:hanging="360"/>
+      </w:pPr>
+      <w:rPr>
+        <w:rFonts w:ascii="Wingdings" w:hAnsi="Wingdings" w:hint="default"/>
+      </w:rPr>
+    </w:lvl>
+    <w:lvl w:ilvl="6" w:tplc="40090001" w:tentative="1">
+      <w:start w:val="1"/>
+      <w:numFmt w:val="bullet"/>
+      <w:lvlText w:val=""/>
+      <w:lvlJc w:val="left"/>
+      <w:pPr>
+        <w:ind w:left="5440" w:hanging="360"/>
+      </w:pPr>
+      <w:rPr>
+        <w:rFonts w:ascii="Symbol" w:hAnsi="Symbol" w:hint="default"/>
+      </w:rPr>
+    </w:lvl>
+    <w:lvl w:ilvl="7" w:tplc="40090003" w:tentative="1">
+      <w:start w:val="1"/>
+      <w:numFmt w:val="bullet"/>
+      <w:lvlText w:val="o"/>
+      <w:lvlJc w:val="left"/>
+      <w:pPr>
+        <w:ind w:left="6160" w:hanging="360"/>
+      </w:pPr>
+      <w:rPr>
+        <w:rFonts w:ascii="Courier New" w:hAnsi="Courier New" w:cs="Courier New" w:hint="default"/>
+      </w:rPr>
+    </w:lvl>
+    <w:lvl w:ilvl="8" w:tplc="40090005" w:tentative="1">
+      <w:start w:val="1"/>
+      <w:numFmt w:val="bullet"/>
+      <w:lvlText w:val=""/>
+      <w:lvlJc w:val="left"/>
+      <w:pPr>
+        <w:ind w:left="6880" w:hanging="360"/>
+      </w:pPr>
+      <w:rPr>
+        <w:rFonts w:ascii="Wingdings" w:hAnsi="Wingdings" w:hint="default"/>
+      </w:rPr>
+    </w:lvl>
+  </w:abstractNum>
+  <w:abstractNum w:abstractNumId="63" w15:restartNumberingAfterBreak="0">
     <w:nsid w:val="7E1711BB"/>
     <w:multiLevelType w:val="hybridMultilevel"/>
     <w:tmpl w:val="EBD83B5A"/>
@@ -14969,139 +20603,315 @@
       </w:rPr>
     </w:lvl>
   </w:abstractNum>
+  <w:abstractNum w:abstractNumId="64" w15:restartNumberingAfterBreak="0">
+    <w:nsid w:val="7E6703BC"/>
+    <w:multiLevelType w:val="hybridMultilevel"/>
+    <w:tmpl w:val="01347444"/>
+    <w:lvl w:ilvl="0" w:tplc="488C9D1E">
+      <w:start w:val="1"/>
+      <w:numFmt w:val="bullet"/>
+      <w:lvlText w:val=""/>
+      <w:lvlJc w:val="left"/>
+      <w:pPr>
+        <w:ind w:left="1516" w:hanging="360"/>
+      </w:pPr>
+      <w:rPr>
+        <w:rFonts w:ascii="Symbol" w:hAnsi="Symbol" w:hint="default"/>
+      </w:rPr>
+    </w:lvl>
+    <w:lvl w:ilvl="1" w:tplc="40090003" w:tentative="1">
+      <w:start w:val="1"/>
+      <w:numFmt w:val="bullet"/>
+      <w:lvlText w:val="o"/>
+      <w:lvlJc w:val="left"/>
+      <w:pPr>
+        <w:ind w:left="2236" w:hanging="360"/>
+      </w:pPr>
+      <w:rPr>
+        <w:rFonts w:ascii="Courier New" w:hAnsi="Courier New" w:cs="Courier New" w:hint="default"/>
+      </w:rPr>
+    </w:lvl>
+    <w:lvl w:ilvl="2" w:tplc="40090005" w:tentative="1">
+      <w:start w:val="1"/>
+      <w:numFmt w:val="bullet"/>
+      <w:lvlText w:val=""/>
+      <w:lvlJc w:val="left"/>
+      <w:pPr>
+        <w:ind w:left="2956" w:hanging="360"/>
+      </w:pPr>
+      <w:rPr>
+        <w:rFonts w:ascii="Wingdings" w:hAnsi="Wingdings" w:hint="default"/>
+      </w:rPr>
+    </w:lvl>
+    <w:lvl w:ilvl="3" w:tplc="40090001" w:tentative="1">
+      <w:start w:val="1"/>
+      <w:numFmt w:val="bullet"/>
+      <w:lvlText w:val=""/>
+      <w:lvlJc w:val="left"/>
+      <w:pPr>
+        <w:ind w:left="3676" w:hanging="360"/>
+      </w:pPr>
+      <w:rPr>
+        <w:rFonts w:ascii="Symbol" w:hAnsi="Symbol" w:hint="default"/>
+      </w:rPr>
+    </w:lvl>
+    <w:lvl w:ilvl="4" w:tplc="40090003" w:tentative="1">
+      <w:start w:val="1"/>
+      <w:numFmt w:val="bullet"/>
+      <w:lvlText w:val="o"/>
+      <w:lvlJc w:val="left"/>
+      <w:pPr>
+        <w:ind w:left="4396" w:hanging="360"/>
+      </w:pPr>
+      <w:rPr>
+        <w:rFonts w:ascii="Courier New" w:hAnsi="Courier New" w:cs="Courier New" w:hint="default"/>
+      </w:rPr>
+    </w:lvl>
+    <w:lvl w:ilvl="5" w:tplc="40090005" w:tentative="1">
+      <w:start w:val="1"/>
+      <w:numFmt w:val="bullet"/>
+      <w:lvlText w:val=""/>
+      <w:lvlJc w:val="left"/>
+      <w:pPr>
+        <w:ind w:left="5116" w:hanging="360"/>
+      </w:pPr>
+      <w:rPr>
+        <w:rFonts w:ascii="Wingdings" w:hAnsi="Wingdings" w:hint="default"/>
+      </w:rPr>
+    </w:lvl>
+    <w:lvl w:ilvl="6" w:tplc="40090001" w:tentative="1">
+      <w:start w:val="1"/>
+      <w:numFmt w:val="bullet"/>
+      <w:lvlText w:val=""/>
+      <w:lvlJc w:val="left"/>
+      <w:pPr>
+        <w:ind w:left="5836" w:hanging="360"/>
+      </w:pPr>
+      <w:rPr>
+        <w:rFonts w:ascii="Symbol" w:hAnsi="Symbol" w:hint="default"/>
+      </w:rPr>
+    </w:lvl>
+    <w:lvl w:ilvl="7" w:tplc="40090003" w:tentative="1">
+      <w:start w:val="1"/>
+      <w:numFmt w:val="bullet"/>
+      <w:lvlText w:val="o"/>
+      <w:lvlJc w:val="left"/>
+      <w:pPr>
+        <w:ind w:left="6556" w:hanging="360"/>
+      </w:pPr>
+      <w:rPr>
+        <w:rFonts w:ascii="Courier New" w:hAnsi="Courier New" w:cs="Courier New" w:hint="default"/>
+      </w:rPr>
+    </w:lvl>
+    <w:lvl w:ilvl="8" w:tplc="40090005" w:tentative="1">
+      <w:start w:val="1"/>
+      <w:numFmt w:val="bullet"/>
+      <w:lvlText w:val=""/>
+      <w:lvlJc w:val="left"/>
+      <w:pPr>
+        <w:ind w:left="7276" w:hanging="360"/>
+      </w:pPr>
+      <w:rPr>
+        <w:rFonts w:ascii="Wingdings" w:hAnsi="Wingdings" w:hint="default"/>
+      </w:rPr>
+    </w:lvl>
+  </w:abstractNum>
   <w:num w:numId="1" w16cid:durableId="234126080">
+    <w:abstractNumId w:val="44"/>
+  </w:num>
+  <w:num w:numId="2" w16cid:durableId="1827168422">
+    <w:abstractNumId w:val="16"/>
+  </w:num>
+  <w:num w:numId="3" w16cid:durableId="645551749">
+    <w:abstractNumId w:val="5"/>
+  </w:num>
+  <w:num w:numId="4" w16cid:durableId="984048638">
+    <w:abstractNumId w:val="8"/>
+  </w:num>
+  <w:num w:numId="5" w16cid:durableId="2053652926">
+    <w:abstractNumId w:val="36"/>
+  </w:num>
+  <w:num w:numId="6" w16cid:durableId="120808992">
+    <w:abstractNumId w:val="19"/>
+  </w:num>
+  <w:num w:numId="7" w16cid:durableId="1196692114">
+    <w:abstractNumId w:val="18"/>
+  </w:num>
+  <w:num w:numId="8" w16cid:durableId="446656441">
+    <w:abstractNumId w:val="46"/>
+  </w:num>
+  <w:num w:numId="9" w16cid:durableId="698819531">
+    <w:abstractNumId w:val="47"/>
+  </w:num>
+  <w:num w:numId="10" w16cid:durableId="1527332008">
+    <w:abstractNumId w:val="33"/>
+  </w:num>
+  <w:num w:numId="11" w16cid:durableId="1770158062">
+    <w:abstractNumId w:val="23"/>
+  </w:num>
+  <w:num w:numId="12" w16cid:durableId="839471443">
+    <w:abstractNumId w:val="13"/>
+  </w:num>
+  <w:num w:numId="13" w16cid:durableId="1625767979">
+    <w:abstractNumId w:val="58"/>
+  </w:num>
+  <w:num w:numId="14" w16cid:durableId="712922381">
+    <w:abstractNumId w:val="14"/>
+  </w:num>
+  <w:num w:numId="15" w16cid:durableId="1509248443">
+    <w:abstractNumId w:val="27"/>
+  </w:num>
+  <w:num w:numId="16" w16cid:durableId="1388600950">
+    <w:abstractNumId w:val="10"/>
+  </w:num>
+  <w:num w:numId="17" w16cid:durableId="63383461">
+    <w:abstractNumId w:val="20"/>
+  </w:num>
+  <w:num w:numId="18" w16cid:durableId="1959605983">
+    <w:abstractNumId w:val="30"/>
+  </w:num>
+  <w:num w:numId="19" w16cid:durableId="1251352226">
+    <w:abstractNumId w:val="43"/>
+  </w:num>
+  <w:num w:numId="20" w16cid:durableId="1579706643">
+    <w:abstractNumId w:val="45"/>
+  </w:num>
+  <w:num w:numId="21" w16cid:durableId="616908098">
     <w:abstractNumId w:val="31"/>
   </w:num>
-  <w:num w:numId="2" w16cid:durableId="1827168422">
-    <w:abstractNumId w:val="8"/>
+  <w:num w:numId="22" w16cid:durableId="1590456493">
+    <w:abstractNumId w:val="54"/>
   </w:num>
-  <w:num w:numId="3" w16cid:durableId="645551749">
+  <w:num w:numId="23" w16cid:durableId="1853490051">
+    <w:abstractNumId w:val="51"/>
+  </w:num>
+  <w:num w:numId="24" w16cid:durableId="489753068">
+    <w:abstractNumId w:val="34"/>
+  </w:num>
+  <w:num w:numId="25" w16cid:durableId="470750842">
+    <w:abstractNumId w:val="63"/>
+  </w:num>
+  <w:num w:numId="26" w16cid:durableId="1286622340">
+    <w:abstractNumId w:val="24"/>
+  </w:num>
+  <w:num w:numId="27" w16cid:durableId="675691640">
+    <w:abstractNumId w:val="17"/>
+  </w:num>
+  <w:num w:numId="28" w16cid:durableId="942416099">
+    <w:abstractNumId w:val="38"/>
+  </w:num>
+  <w:num w:numId="29" w16cid:durableId="354500318">
+    <w:abstractNumId w:val="61"/>
+  </w:num>
+  <w:num w:numId="30" w16cid:durableId="555707672">
+    <w:abstractNumId w:val="59"/>
+  </w:num>
+  <w:num w:numId="31" w16cid:durableId="1227456296">
+    <w:abstractNumId w:val="1"/>
+  </w:num>
+  <w:num w:numId="32" w16cid:durableId="241791814">
+    <w:abstractNumId w:val="22"/>
+  </w:num>
+  <w:num w:numId="33" w16cid:durableId="297877559">
+    <w:abstractNumId w:val="41"/>
+  </w:num>
+  <w:num w:numId="34" w16cid:durableId="1954240346">
+    <w:abstractNumId w:val="52"/>
+  </w:num>
+  <w:num w:numId="35" w16cid:durableId="1758016530">
+    <w:abstractNumId w:val="42"/>
+  </w:num>
+  <w:num w:numId="36" w16cid:durableId="101455697">
+    <w:abstractNumId w:val="26"/>
+  </w:num>
+  <w:num w:numId="37" w16cid:durableId="2089768025">
+    <w:abstractNumId w:val="12"/>
+  </w:num>
+  <w:num w:numId="38" w16cid:durableId="1312558408">
+    <w:abstractNumId w:val="21"/>
+  </w:num>
+  <w:num w:numId="39" w16cid:durableId="988555030">
+    <w:abstractNumId w:val="29"/>
+  </w:num>
+  <w:num w:numId="40" w16cid:durableId="497041544">
+    <w:abstractNumId w:val="55"/>
+  </w:num>
+  <w:num w:numId="41" w16cid:durableId="1098863632">
+    <w:abstractNumId w:val="28"/>
+  </w:num>
+  <w:num w:numId="42" w16cid:durableId="2087998300">
+    <w:abstractNumId w:val="32"/>
+  </w:num>
+  <w:num w:numId="43" w16cid:durableId="32077361">
+    <w:abstractNumId w:val="60"/>
+  </w:num>
+  <w:num w:numId="44" w16cid:durableId="195629393">
     <w:abstractNumId w:val="2"/>
   </w:num>
-  <w:num w:numId="4" w16cid:durableId="984048638">
+  <w:num w:numId="45" w16cid:durableId="122306412">
+    <w:abstractNumId w:val="35"/>
+  </w:num>
+  <w:num w:numId="46" w16cid:durableId="1157845596">
+    <w:abstractNumId w:val="48"/>
+  </w:num>
+  <w:num w:numId="47" w16cid:durableId="2079740825">
+    <w:abstractNumId w:val="39"/>
+  </w:num>
+  <w:num w:numId="48" w16cid:durableId="825440182">
+    <w:abstractNumId w:val="53"/>
+  </w:num>
+  <w:num w:numId="49" w16cid:durableId="182594935">
+    <w:abstractNumId w:val="57"/>
+  </w:num>
+  <w:num w:numId="50" w16cid:durableId="1308360786">
+    <w:abstractNumId w:val="64"/>
+  </w:num>
+  <w:num w:numId="51" w16cid:durableId="1632978932">
+    <w:abstractNumId w:val="9"/>
+  </w:num>
+  <w:num w:numId="52" w16cid:durableId="391537947">
+    <w:abstractNumId w:val="11"/>
+  </w:num>
+  <w:num w:numId="53" w16cid:durableId="378554586">
+    <w:abstractNumId w:val="7"/>
+  </w:num>
+  <w:num w:numId="54" w16cid:durableId="1201436312">
     <w:abstractNumId w:val="3"/>
   </w:num>
-  <w:num w:numId="5" w16cid:durableId="2053652926">
-    <w:abstractNumId w:val="26"/>
+  <w:num w:numId="55" w16cid:durableId="1529443842">
+    <w:abstractNumId w:val="56"/>
   </w:num>
-  <w:num w:numId="6" w16cid:durableId="120808992">
-    <w:abstractNumId w:val="11"/>
+  <w:num w:numId="56" w16cid:durableId="189415164">
+    <w:abstractNumId w:val="4"/>
   </w:num>
-  <w:num w:numId="7" w16cid:durableId="1196692114">
-    <w:abstractNumId w:val="10"/>
+  <w:num w:numId="57" w16cid:durableId="1594314221">
+    <w:abstractNumId w:val="40"/>
   </w:num>
-  <w:num w:numId="8" w16cid:durableId="446656441">
-    <w:abstractNumId w:val="33"/>
+  <w:num w:numId="58" w16cid:durableId="1226257099">
+    <w:abstractNumId w:val="37"/>
   </w:num>
-  <w:num w:numId="9" w16cid:durableId="698819531">
-    <w:abstractNumId w:val="34"/>
+  <w:num w:numId="59" w16cid:durableId="1419328051">
+    <w:abstractNumId w:val="0"/>
   </w:num>
-  <w:num w:numId="10" w16cid:durableId="1527332008">
-    <w:abstractNumId w:val="24"/>
-  </w:num>
-  <w:num w:numId="11" w16cid:durableId="1770158062">
+  <w:num w:numId="60" w16cid:durableId="1710567223">
     <w:abstractNumId w:val="15"/>
   </w:num>
-  <w:num w:numId="12" w16cid:durableId="839471443">
+  <w:num w:numId="61" w16cid:durableId="630017495">
+    <w:abstractNumId w:val="50"/>
+  </w:num>
+  <w:num w:numId="62" w16cid:durableId="1282304201">
+    <w:abstractNumId w:val="25"/>
+  </w:num>
+  <w:num w:numId="63" w16cid:durableId="1717508633">
+    <w:abstractNumId w:val="49"/>
+  </w:num>
+  <w:num w:numId="64" w16cid:durableId="1437024406">
+    <w:abstractNumId w:val="62"/>
+  </w:num>
+  <w:num w:numId="65" w16cid:durableId="1457289484">
     <w:abstractNumId w:val="6"/>
   </w:num>
-  <w:num w:numId="13" w16cid:durableId="1625767979">
-    <w:abstractNumId w:val="39"/>
-  </w:num>
-  <w:num w:numId="14" w16cid:durableId="712922381">
-    <w:abstractNumId w:val="7"/>
-  </w:num>
-  <w:num w:numId="15" w16cid:durableId="1509248443">
-    <w:abstractNumId w:val="18"/>
-  </w:num>
-  <w:num w:numId="16" w16cid:durableId="1388600950">
-    <w:abstractNumId w:val="4"/>
-  </w:num>
-  <w:num w:numId="17" w16cid:durableId="63383461">
-    <w:abstractNumId w:val="12"/>
-  </w:num>
-  <w:num w:numId="18" w16cid:durableId="1959605983">
-    <w:abstractNumId w:val="21"/>
-  </w:num>
-  <w:num w:numId="19" w16cid:durableId="1251352226">
-    <w:abstractNumId w:val="30"/>
-  </w:num>
-  <w:num w:numId="20" w16cid:durableId="1579706643">
-    <w:abstractNumId w:val="32"/>
-  </w:num>
-  <w:num w:numId="21" w16cid:durableId="616908098">
-    <w:abstractNumId w:val="22"/>
-  </w:num>
-  <w:num w:numId="22" w16cid:durableId="1590456493">
-    <w:abstractNumId w:val="37"/>
-  </w:num>
-  <w:num w:numId="23" w16cid:durableId="1853490051">
-    <w:abstractNumId w:val="35"/>
-  </w:num>
-  <w:num w:numId="24" w16cid:durableId="489753068">
-    <w:abstractNumId w:val="25"/>
-  </w:num>
-  <w:num w:numId="25" w16cid:durableId="470750842">
-    <w:abstractNumId w:val="43"/>
-  </w:num>
-  <w:num w:numId="26" w16cid:durableId="1286622340">
-    <w:abstractNumId w:val="16"/>
-  </w:num>
-  <w:num w:numId="27" w16cid:durableId="675691640">
-    <w:abstractNumId w:val="9"/>
-  </w:num>
-  <w:num w:numId="28" w16cid:durableId="942416099">
-    <w:abstractNumId w:val="27"/>
-  </w:num>
-  <w:num w:numId="29" w16cid:durableId="354500318">
-    <w:abstractNumId w:val="42"/>
-  </w:num>
-  <w:num w:numId="30" w16cid:durableId="555707672">
-    <w:abstractNumId w:val="40"/>
-  </w:num>
-  <w:num w:numId="31" w16cid:durableId="1227456296">
-    <w:abstractNumId w:val="0"/>
-  </w:num>
-  <w:num w:numId="32" w16cid:durableId="241791814">
-    <w:abstractNumId w:val="14"/>
-  </w:num>
-  <w:num w:numId="33" w16cid:durableId="297877559">
-    <w:abstractNumId w:val="28"/>
-  </w:num>
-  <w:num w:numId="34" w16cid:durableId="1954240346">
-    <w:abstractNumId w:val="36"/>
-  </w:num>
-  <w:num w:numId="35" w16cid:durableId="1758016530">
-    <w:abstractNumId w:val="29"/>
-  </w:num>
-  <w:num w:numId="36" w16cid:durableId="101455697">
-    <w:abstractNumId w:val="17"/>
-  </w:num>
-  <w:num w:numId="37" w16cid:durableId="2089768025">
-    <w:abstractNumId w:val="5"/>
-  </w:num>
-  <w:num w:numId="38" w16cid:durableId="1312558408">
-    <w:abstractNumId w:val="13"/>
-  </w:num>
-  <w:num w:numId="39" w16cid:durableId="988555030">
-    <w:abstractNumId w:val="20"/>
-  </w:num>
-  <w:num w:numId="40" w16cid:durableId="497041544">
-    <w:abstractNumId w:val="38"/>
-  </w:num>
-  <w:num w:numId="41" w16cid:durableId="1098863632">
-    <w:abstractNumId w:val="19"/>
-  </w:num>
-  <w:num w:numId="42" w16cid:durableId="2087998300">
-    <w:abstractNumId w:val="23"/>
-  </w:num>
-  <w:num w:numId="43" w16cid:durableId="32077361">
-    <w:abstractNumId w:val="41"/>
-  </w:num>
-  <w:num w:numId="44" w16cid:durableId="195629393">
-    <w:abstractNumId w:val="1"/>
-  </w:num>
-  <w:numIdMacAtCleanup w:val="44"/>
+  <w:numIdMacAtCleanup w:val="61"/>
 </w:numbering>
 </file>
 

--- a/Daily Report of Project.docx
+++ b/Daily Report of Project.docx
@@ -12887,6 +12887,7 @@
       <w:r>
         <w:rPr>
           <w:rFonts w:ascii="Times New Roman" w:hAnsi="Times New Roman" w:cs="Times New Roman"/>
+          <w:noProof/>
         </w:rPr>
         <w:drawing>
           <wp:inline distT="0" distB="0" distL="0" distR="0" wp14:anchorId="3AB0B9B1" wp14:editId="13567A62">
@@ -12944,6 +12945,7 @@
       <w:r>
         <w:rPr>
           <w:rFonts w:ascii="Times New Roman" w:hAnsi="Times New Roman" w:cs="Times New Roman"/>
+          <w:noProof/>
         </w:rPr>
         <w:lastRenderedPageBreak/>
         <w:drawing>
@@ -13120,7 +13122,7 @@
     </w:p>
     <w:tbl>
       <w:tblPr>
-        <w:tblW w:w="10445" w:type="dxa"/>
+        <w:tblW w:w="10296" w:type="dxa"/>
         <w:tblCellMar>
           <w:left w:w="10" w:type="dxa"/>
           <w:right w:w="10" w:type="dxa"/>
@@ -13128,9 +13130,9 @@
         <w:tblLook w:val="04A0" w:firstRow="1" w:lastRow="0" w:firstColumn="1" w:lastColumn="0" w:noHBand="0" w:noVBand="1"/>
       </w:tblPr>
       <w:tblGrid>
-        <w:gridCol w:w="2610"/>
-        <w:gridCol w:w="3916"/>
-        <w:gridCol w:w="3919"/>
+        <w:gridCol w:w="1560"/>
+        <w:gridCol w:w="4677"/>
+        <w:gridCol w:w="4059"/>
       </w:tblGrid>
       <w:tr>
         <w:trPr>
@@ -13138,7 +13140,7 @@
         </w:trPr>
         <w:tc>
           <w:tcPr>
-            <w:tcW w:w="2610" w:type="dxa"/>
+            <w:tcW w:w="1560" w:type="dxa"/>
             <w:tcBorders>
               <w:top w:val="nil"/>
               <w:left w:val="nil"/>
@@ -13163,19 +13165,7 @@
               <w:rPr>
                 <w:rFonts w:ascii="Times New Roman" w:hAnsi="Times New Roman" w:cs="Times New Roman"/>
               </w:rPr>
-              <w:t xml:space="preserve">1 </w:t>
-            </w:r>
-            <w:r>
-              <w:rPr>
-                <w:rFonts w:ascii="Times New Roman" w:hAnsi="Times New Roman" w:cs="Times New Roman"/>
-              </w:rPr>
-              <w:t>August</w:t>
-            </w:r>
-            <w:r>
-              <w:rPr>
-                <w:rFonts w:ascii="Times New Roman" w:hAnsi="Times New Roman" w:cs="Times New Roman"/>
-              </w:rPr>
-              <w:t xml:space="preserve"> 2026</w:t>
+              <w:t>1 August 2026</w:t>
             </w:r>
           </w:p>
           <w:p>
@@ -13201,7 +13191,7 @@
         </w:tc>
         <w:tc>
           <w:tcPr>
-            <w:tcW w:w="3916" w:type="dxa"/>
+            <w:tcW w:w="4677" w:type="dxa"/>
             <w:tcBorders>
               <w:top w:val="nil"/>
               <w:left w:val="nil"/>
@@ -13251,13 +13241,401 @@
                 <w:b/>
                 <w:bCs/>
               </w:rPr>
+              <w:t>Make it Real-Time with Socket.io</w:t>
+            </w:r>
+          </w:p>
+          <w:p>
+            <w:pPr>
+              <w:pStyle w:val="ListParagraph"/>
+              <w:numPr>
+                <w:ilvl w:val="0"/>
+                <w:numId w:val="64"/>
+              </w:numPr>
+              <w:ind w:left="790"/>
+              <w:rPr>
+                <w:rFonts w:ascii="Times New Roman" w:hAnsi="Times New Roman" w:cs="Times New Roman"/>
+                <w:b/>
+                <w:bCs/>
+              </w:rPr>
+            </w:pPr>
+            <w:r>
+              <w:rPr>
+                <w:rFonts w:ascii="Times New Roman" w:hAnsi="Times New Roman" w:cs="Times New Roman"/>
+                <w:b/>
+                <w:bCs/>
+              </w:rPr>
+              <w:t>Goal:</w:t>
+            </w:r>
+            <w:r>
+              <w:rPr>
+                <w:rFonts w:ascii="Times New Roman" w:hAnsi="Times New Roman" w:cs="Times New Roman"/>
+              </w:rPr>
+              <w:t xml:space="preserve"> New logs appear instantly without refresh</w:t>
+            </w:r>
+          </w:p>
+          <w:p>
+            <w:pPr>
+              <w:pStyle w:val="ListParagraph"/>
+              <w:numPr>
+                <w:ilvl w:val="0"/>
+                <w:numId w:val="64"/>
+              </w:numPr>
+              <w:ind w:left="790"/>
+              <w:rPr>
+                <w:rFonts w:ascii="Times New Roman" w:hAnsi="Times New Roman" w:cs="Times New Roman"/>
+                <w:b/>
+                <w:bCs/>
+              </w:rPr>
+            </w:pPr>
+            <w:r>
+              <w:rPr>
+                <w:rFonts w:ascii="Times New Roman" w:hAnsi="Times New Roman" w:cs="Times New Roman"/>
+                <w:b/>
+                <w:bCs/>
+              </w:rPr>
+              <w:t xml:space="preserve">Backend: </w:t>
+            </w:r>
+            <w:r>
+              <w:rPr>
+                <w:rFonts w:ascii="Times New Roman" w:hAnsi="Times New Roman" w:cs="Times New Roman"/>
+              </w:rPr>
+              <w:t xml:space="preserve">Emit </w:t>
+            </w:r>
+            <w:proofErr w:type="spellStart"/>
+            <w:r>
+              <w:rPr>
+                <w:rFonts w:ascii="Times New Roman" w:hAnsi="Times New Roman" w:cs="Times New Roman"/>
+              </w:rPr>
+              <w:t>newLog</w:t>
+            </w:r>
+            <w:proofErr w:type="spellEnd"/>
+            <w:r>
+              <w:rPr>
+                <w:rFonts w:ascii="Times New Roman" w:hAnsi="Times New Roman" w:cs="Times New Roman"/>
+              </w:rPr>
+              <w:t xml:space="preserve"> event when file is uploaded</w:t>
+            </w:r>
+          </w:p>
+          <w:p>
+            <w:pPr>
+              <w:pStyle w:val="ListParagraph"/>
+              <w:numPr>
+                <w:ilvl w:val="0"/>
+                <w:numId w:val="64"/>
+              </w:numPr>
+              <w:ind w:left="790"/>
+              <w:rPr>
+                <w:rFonts w:ascii="Times New Roman" w:hAnsi="Times New Roman" w:cs="Times New Roman"/>
+                <w:b/>
+                <w:bCs/>
+              </w:rPr>
+            </w:pPr>
+            <w:r>
+              <w:rPr>
+                <w:rFonts w:ascii="Times New Roman" w:hAnsi="Times New Roman" w:cs="Times New Roman"/>
+                <w:b/>
+                <w:bCs/>
+              </w:rPr>
+              <w:t>Frontend:</w:t>
+            </w:r>
+            <w:r>
+              <w:rPr>
+                <w:rFonts w:ascii="Times New Roman" w:hAnsi="Times New Roman" w:cs="Times New Roman"/>
+              </w:rPr>
+              <w:t xml:space="preserve"> Listen to socket and push new log to top of table </w:t>
+            </w:r>
+          </w:p>
+          <w:p>
+            <w:pPr>
+              <w:numPr>
+                <w:ilvl w:val="0"/>
+                <w:numId w:val="3"/>
+              </w:numPr>
+              <w:rPr>
+                <w:rFonts w:ascii="Times New Roman" w:hAnsi="Times New Roman" w:cs="Times New Roman"/>
+                <w:b/>
+                <w:bCs/>
+              </w:rPr>
+            </w:pPr>
+            <w:r>
+              <w:rPr>
+                <w:rFonts w:ascii="Times New Roman" w:hAnsi="Times New Roman" w:cs="Times New Roman"/>
+                <w:b/>
+                <w:bCs/>
+              </w:rPr>
+              <w:t xml:space="preserve">Add Log Filters </w:t>
+            </w:r>
+            <w:r>
+              <w:rPr>
+                <w:rFonts w:ascii="Segoe UI Emoji" w:hAnsi="Segoe UI Emoji" w:cs="Segoe UI Emoji"/>
+                <w:b/>
+                <w:bCs/>
+              </w:rPr>
+              <w:t>✅</w:t>
+            </w:r>
+            <w:r>
+              <w:rPr>
+                <w:rFonts w:ascii="Times New Roman" w:hAnsi="Times New Roman" w:cs="Times New Roman"/>
+                <w:b/>
+                <w:bCs/>
+              </w:rPr>
+              <w:t xml:space="preserve"> you just did</w:t>
+            </w:r>
+            <w:r>
+              <w:rPr>
+                <w:rFonts w:ascii="Times New Roman" w:hAnsi="Times New Roman" w:cs="Times New Roman"/>
+                <w:b/>
+                <w:bCs/>
+              </w:rPr>
               <w:t xml:space="preserve"> </w:t>
+            </w:r>
+            <w:r>
+              <w:rPr>
+                <w:rFonts w:ascii="Times New Roman" w:hAnsi="Times New Roman" w:cs="Times New Roman"/>
+                <w:b/>
+                <w:bCs/>
+              </w:rPr>
+              <w:t>this</w:t>
+            </w:r>
+          </w:p>
+          <w:p>
+            <w:pPr>
+              <w:pStyle w:val="ListParagraph"/>
+              <w:numPr>
+                <w:ilvl w:val="0"/>
+                <w:numId w:val="66"/>
+              </w:numPr>
+              <w:ind w:left="865"/>
+              <w:rPr>
+                <w:rFonts w:ascii="Times New Roman" w:hAnsi="Times New Roman" w:cs="Times New Roman"/>
+              </w:rPr>
+            </w:pPr>
+            <w:r>
+              <w:rPr>
+                <w:rFonts w:ascii="Times New Roman" w:hAnsi="Times New Roman" w:cs="Times New Roman"/>
+              </w:rPr>
+              <w:t>Filter buttons: ALL, INFO, WARNING, ERROR, CRITICAL</w:t>
+            </w:r>
+          </w:p>
+          <w:p>
+            <w:pPr>
+              <w:pStyle w:val="ListParagraph"/>
+              <w:numPr>
+                <w:ilvl w:val="0"/>
+                <w:numId w:val="66"/>
+              </w:numPr>
+              <w:ind w:left="865"/>
+              <w:rPr>
+                <w:rFonts w:ascii="Times New Roman" w:hAnsi="Times New Roman" w:cs="Times New Roman"/>
+              </w:rPr>
+            </w:pPr>
+            <w:r>
+              <w:rPr>
+                <w:rFonts w:ascii="Times New Roman" w:hAnsi="Times New Roman" w:cs="Times New Roman"/>
+              </w:rPr>
+              <w:t>Highlight ERROR/CRITICAL rows in red</w:t>
+            </w:r>
+          </w:p>
+          <w:p>
+            <w:pPr>
+              <w:numPr>
+                <w:ilvl w:val="0"/>
+                <w:numId w:val="3"/>
+              </w:numPr>
+              <w:rPr>
+                <w:rFonts w:ascii="Times New Roman" w:hAnsi="Times New Roman" w:cs="Times New Roman"/>
+                <w:b/>
+                <w:bCs/>
+              </w:rPr>
+            </w:pPr>
+            <w:r>
+              <w:rPr>
+                <w:rFonts w:ascii="Times New Roman" w:hAnsi="Times New Roman" w:cs="Times New Roman"/>
+                <w:b/>
+                <w:bCs/>
+              </w:rPr>
+              <w:t>Upgrade Dashboard Cards</w:t>
+            </w:r>
+          </w:p>
+          <w:p>
+            <w:pPr>
+              <w:pStyle w:val="ListParagraph"/>
+              <w:numPr>
+                <w:ilvl w:val="0"/>
+                <w:numId w:val="67"/>
+              </w:numPr>
+              <w:ind w:left="865"/>
+              <w:rPr>
+                <w:rFonts w:ascii="Times New Roman" w:hAnsi="Times New Roman" w:cs="Times New Roman"/>
+              </w:rPr>
+            </w:pPr>
+            <w:r>
+              <w:rPr>
+                <w:rFonts w:ascii="Times New Roman" w:hAnsi="Times New Roman" w:cs="Times New Roman"/>
+              </w:rPr>
+              <w:t>Make Critical Errors, System Health calculate from live logs state</w:t>
+            </w:r>
+          </w:p>
+          <w:p>
+            <w:pPr>
+              <w:pStyle w:val="ListParagraph"/>
+              <w:numPr>
+                <w:ilvl w:val="0"/>
+                <w:numId w:val="67"/>
+              </w:numPr>
+              <w:ind w:left="865"/>
+              <w:rPr>
+                <w:rFonts w:ascii="Times New Roman" w:hAnsi="Times New Roman" w:cs="Times New Roman"/>
+              </w:rPr>
+            </w:pPr>
+            <w:r>
+              <w:rPr>
+                <w:rFonts w:ascii="Times New Roman" w:hAnsi="Times New Roman" w:cs="Times New Roman"/>
+              </w:rPr>
+              <w:t>Add animation when numbers change</w:t>
+            </w:r>
+          </w:p>
+          <w:p>
+            <w:pPr>
+              <w:numPr>
+                <w:ilvl w:val="0"/>
+                <w:numId w:val="3"/>
+              </w:numPr>
+              <w:rPr>
+                <w:rFonts w:ascii="Times New Roman" w:hAnsi="Times New Roman" w:cs="Times New Roman"/>
+                <w:b/>
+                <w:bCs/>
+              </w:rPr>
+            </w:pPr>
+            <w:r>
+              <w:rPr>
+                <w:rFonts w:ascii="Times New Roman" w:hAnsi="Times New Roman" w:cs="Times New Roman"/>
+                <w:b/>
+                <w:bCs/>
+              </w:rPr>
+              <w:t>Test Critical Alert Button</w:t>
+            </w:r>
+          </w:p>
+          <w:p>
+            <w:pPr>
+              <w:pStyle w:val="ListParagraph"/>
+              <w:numPr>
+                <w:ilvl w:val="0"/>
+                <w:numId w:val="68"/>
+              </w:numPr>
+              <w:ind w:left="865"/>
+              <w:rPr>
+                <w:rFonts w:ascii="Times New Roman" w:hAnsi="Times New Roman" w:cs="Times New Roman"/>
+              </w:rPr>
+            </w:pPr>
+            <w:r>
+              <w:rPr>
+                <w:rFonts w:ascii="Times New Roman" w:hAnsi="Times New Roman" w:cs="Times New Roman"/>
+              </w:rPr>
+              <w:t>Click → sends fake CRITICAL log to backend → shows instantly in table</w:t>
+            </w:r>
+          </w:p>
+          <w:p>
+            <w:pPr>
+              <w:pStyle w:val="ListParagraph"/>
+              <w:numPr>
+                <w:ilvl w:val="0"/>
+                <w:numId w:val="68"/>
+              </w:numPr>
+              <w:ind w:left="865"/>
+              <w:rPr>
+                <w:rFonts w:ascii="Times New Roman" w:hAnsi="Times New Roman" w:cs="Times New Roman"/>
+              </w:rPr>
+            </w:pPr>
+            <w:r>
+              <w:rPr>
+                <w:rFonts w:ascii="Times New Roman" w:hAnsi="Times New Roman" w:cs="Times New Roman"/>
+              </w:rPr>
+              <w:t>Badge should turn red immediately</w:t>
+            </w:r>
+          </w:p>
+          <w:p>
+            <w:pPr>
+              <w:numPr>
+                <w:ilvl w:val="0"/>
+                <w:numId w:val="3"/>
+              </w:numPr>
+              <w:rPr>
+                <w:rFonts w:ascii="Times New Roman" w:hAnsi="Times New Roman" w:cs="Times New Roman"/>
+                <w:b/>
+                <w:bCs/>
+              </w:rPr>
+            </w:pPr>
+            <w:r>
+              <w:rPr>
+                <w:rFonts w:ascii="Times New Roman" w:hAnsi="Times New Roman" w:cs="Times New Roman"/>
+                <w:b/>
+                <w:bCs/>
+              </w:rPr>
+              <w:t>Polish UI</w:t>
+            </w:r>
+          </w:p>
+          <w:p>
+            <w:pPr>
+              <w:pStyle w:val="ListParagraph"/>
+              <w:numPr>
+                <w:ilvl w:val="0"/>
+                <w:numId w:val="69"/>
+              </w:numPr>
+              <w:ind w:left="797"/>
+              <w:rPr>
+                <w:rFonts w:ascii="Times New Roman" w:hAnsi="Times New Roman" w:cs="Times New Roman"/>
+              </w:rPr>
+            </w:pPr>
+            <w:r>
+              <w:rPr>
+                <w:rFonts w:ascii="Times New Roman" w:hAnsi="Times New Roman" w:cs="Times New Roman"/>
+              </w:rPr>
+              <w:t>Add “2s ago” relative timestamps instead of raw ISO</w:t>
+            </w:r>
+          </w:p>
+          <w:p>
+            <w:pPr>
+              <w:pStyle w:val="ListParagraph"/>
+              <w:numPr>
+                <w:ilvl w:val="0"/>
+                <w:numId w:val="69"/>
+              </w:numPr>
+              <w:ind w:left="797"/>
+              <w:rPr>
+                <w:rFonts w:ascii="Times New Roman" w:hAnsi="Times New Roman" w:cs="Times New Roman"/>
+              </w:rPr>
+            </w:pPr>
+            <w:r>
+              <w:rPr>
+                <w:rFonts w:ascii="Times New Roman" w:hAnsi="Times New Roman" w:cs="Times New Roman"/>
+              </w:rPr>
+              <w:t>Add auto-scroll to newest log</w:t>
+            </w:r>
+          </w:p>
+          <w:p>
+            <w:pPr>
+              <w:pStyle w:val="ListParagraph"/>
+              <w:numPr>
+                <w:ilvl w:val="0"/>
+                <w:numId w:val="69"/>
+              </w:numPr>
+              <w:ind w:left="797"/>
+              <w:rPr>
+                <w:rFonts w:ascii="Times New Roman" w:hAnsi="Times New Roman" w:cs="Times New Roman"/>
+              </w:rPr>
+            </w:pPr>
+            <w:r>
+              <w:rPr>
+                <w:rFonts w:ascii="Times New Roman" w:hAnsi="Times New Roman" w:cs="Times New Roman"/>
+              </w:rPr>
+              <w:t>Add empty state: “Waiting for logs…”</w:t>
             </w:r>
           </w:p>
         </w:tc>
         <w:tc>
           <w:tcPr>
-            <w:tcW w:w="3918" w:type="dxa"/>
+            <w:tcW w:w="4058" w:type="dxa"/>
             <w:tcBorders>
               <w:top w:val="nil"/>
               <w:left w:val="nil"/>
@@ -13299,6 +13677,521 @@
                 <w:bCs/>
               </w:rPr>
             </w:pPr>
+            <w:r>
+              <w:rPr>
+                <w:rFonts w:ascii="Times New Roman" w:hAnsi="Times New Roman" w:cs="Times New Roman"/>
+                <w:b/>
+                <w:bCs/>
+              </w:rPr>
+              <w:t>AI Anomaly Detection</w:t>
+            </w:r>
+          </w:p>
+          <w:p>
+            <w:pPr>
+              <w:pStyle w:val="ListParagraph"/>
+              <w:numPr>
+                <w:ilvl w:val="0"/>
+                <w:numId w:val="70"/>
+              </w:numPr>
+              <w:ind w:left="779"/>
+              <w:rPr>
+                <w:rFonts w:ascii="Times New Roman" w:hAnsi="Times New Roman" w:cs="Times New Roman"/>
+                <w:b/>
+                <w:bCs/>
+              </w:rPr>
+            </w:pPr>
+            <w:r>
+              <w:rPr>
+                <w:rFonts w:ascii="Times New Roman" w:hAnsi="Times New Roman" w:cs="Times New Roman"/>
+                <w:b/>
+                <w:bCs/>
+              </w:rPr>
+              <w:t>Goal:</w:t>
+            </w:r>
+            <w:r>
+              <w:rPr>
+                <w:rFonts w:ascii="Times New Roman" w:hAnsi="Times New Roman" w:cs="Times New Roman"/>
+              </w:rPr>
+              <w:t xml:space="preserve"> Backend auto-detects weird patterns in logs</w:t>
+            </w:r>
+          </w:p>
+          <w:p>
+            <w:pPr>
+              <w:pStyle w:val="ListParagraph"/>
+              <w:numPr>
+                <w:ilvl w:val="0"/>
+                <w:numId w:val="70"/>
+              </w:numPr>
+              <w:ind w:left="779"/>
+              <w:rPr>
+                <w:rFonts w:ascii="Times New Roman" w:hAnsi="Times New Roman" w:cs="Times New Roman"/>
+                <w:b/>
+                <w:bCs/>
+              </w:rPr>
+            </w:pPr>
+            <w:r>
+              <w:rPr>
+                <w:rFonts w:ascii="Times New Roman" w:hAnsi="Times New Roman" w:cs="Times New Roman"/>
+              </w:rPr>
+              <w:t>Detect: 5+ ERRORs in 1 minute = Spike Alert</w:t>
+            </w:r>
+          </w:p>
+          <w:p>
+            <w:pPr>
+              <w:pStyle w:val="ListParagraph"/>
+              <w:numPr>
+                <w:ilvl w:val="0"/>
+                <w:numId w:val="70"/>
+              </w:numPr>
+              <w:ind w:left="779"/>
+              <w:rPr>
+                <w:rFonts w:ascii="Times New Roman" w:hAnsi="Times New Roman" w:cs="Times New Roman"/>
+                <w:b/>
+                <w:bCs/>
+              </w:rPr>
+            </w:pPr>
+            <w:r>
+              <w:rPr>
+                <w:rFonts w:ascii="Times New Roman" w:hAnsi="Times New Roman" w:cs="Times New Roman"/>
+              </w:rPr>
+              <w:t>Detect: CRITICAL keyword = Instant Alert</w:t>
+            </w:r>
+          </w:p>
+          <w:p>
+            <w:pPr>
+              <w:pStyle w:val="ListParagraph"/>
+              <w:numPr>
+                <w:ilvl w:val="0"/>
+                <w:numId w:val="70"/>
+              </w:numPr>
+              <w:ind w:left="779"/>
+              <w:rPr>
+                <w:rFonts w:ascii="Times New Roman" w:hAnsi="Times New Roman" w:cs="Times New Roman"/>
+                <w:b/>
+                <w:bCs/>
+              </w:rPr>
+            </w:pPr>
+            <w:r>
+              <w:rPr>
+                <w:rFonts w:ascii="Times New Roman" w:hAnsi="Times New Roman" w:cs="Times New Roman"/>
+                <w:bCs/>
+              </w:rPr>
+              <w:t>Return: anomalies: […] in /</w:t>
+            </w:r>
+            <w:proofErr w:type="spellStart"/>
+            <w:r>
+              <w:rPr>
+                <w:rFonts w:ascii="Times New Roman" w:hAnsi="Times New Roman" w:cs="Times New Roman"/>
+                <w:bCs/>
+              </w:rPr>
+              <w:t>api</w:t>
+            </w:r>
+            <w:proofErr w:type="spellEnd"/>
+            <w:r>
+              <w:rPr>
+                <w:rFonts w:ascii="Times New Roman" w:hAnsi="Times New Roman" w:cs="Times New Roman"/>
+                <w:bCs/>
+              </w:rPr>
+              <w:t>/upload response</w:t>
+            </w:r>
+          </w:p>
+          <w:p>
+            <w:pPr>
+              <w:numPr>
+                <w:ilvl w:val="0"/>
+                <w:numId w:val="4"/>
+              </w:numPr>
+              <w:rPr>
+                <w:rFonts w:ascii="Times New Roman" w:hAnsi="Times New Roman" w:cs="Times New Roman"/>
+                <w:b/>
+                <w:bCs/>
+              </w:rPr>
+            </w:pPr>
+            <w:r>
+              <w:rPr>
+                <w:rFonts w:ascii="Times New Roman" w:hAnsi="Times New Roman" w:cs="Times New Roman"/>
+                <w:b/>
+                <w:bCs/>
+              </w:rPr>
+              <w:t>Anomaly Alert Banner</w:t>
+            </w:r>
+          </w:p>
+          <w:p>
+            <w:pPr>
+              <w:pStyle w:val="ListParagraph"/>
+              <w:numPr>
+                <w:ilvl w:val="0"/>
+                <w:numId w:val="71"/>
+              </w:numPr>
+              <w:ind w:left="833"/>
+              <w:rPr>
+                <w:rFonts w:ascii="Times New Roman" w:hAnsi="Times New Roman" w:cs="Times New Roman"/>
+                <w:b/>
+                <w:bCs/>
+              </w:rPr>
+            </w:pPr>
+            <w:r>
+              <w:rPr>
+                <w:rFonts w:ascii="Times New Roman" w:hAnsi="Times New Roman" w:cs="Times New Roman"/>
+                <w:b/>
+                <w:bCs/>
+              </w:rPr>
+              <w:t>Frontend:</w:t>
+            </w:r>
+            <w:r>
+              <w:rPr>
+                <w:rFonts w:ascii="Times New Roman" w:hAnsi="Times New Roman" w:cs="Times New Roman"/>
+              </w:rPr>
+              <w:t xml:space="preserve"> New component &lt;</w:t>
+            </w:r>
+            <w:proofErr w:type="spellStart"/>
+            <w:r>
+              <w:rPr>
+                <w:rFonts w:ascii="Times New Roman" w:hAnsi="Times New Roman" w:cs="Times New Roman"/>
+              </w:rPr>
+              <w:t>AnomalyBanner</w:t>
+            </w:r>
+            <w:proofErr w:type="spellEnd"/>
+            <w:r>
+              <w:rPr>
+                <w:rFonts w:ascii="Times New Roman" w:hAnsi="Times New Roman" w:cs="Times New Roman"/>
+              </w:rPr>
+              <w:t xml:space="preserve"> /&gt;</w:t>
+            </w:r>
+          </w:p>
+          <w:p>
+            <w:pPr>
+              <w:pStyle w:val="ListParagraph"/>
+              <w:numPr>
+                <w:ilvl w:val="0"/>
+                <w:numId w:val="71"/>
+              </w:numPr>
+              <w:ind w:left="833"/>
+              <w:rPr>
+                <w:rFonts w:ascii="Times New Roman" w:hAnsi="Times New Roman" w:cs="Times New Roman"/>
+                <w:b/>
+                <w:bCs/>
+              </w:rPr>
+            </w:pPr>
+            <w:r>
+              <w:rPr>
+                <w:rFonts w:ascii="Times New Roman" w:hAnsi="Times New Roman" w:cs="Times New Roman"/>
+              </w:rPr>
+              <w:t xml:space="preserve">Shows: </w:t>
+            </w:r>
+            <w:r>
+              <w:rPr>
+                <mc:AlternateContent>
+                  <mc:Choice Requires="w16se">
+                    <w:rFonts w:ascii="Times New Roman" w:hAnsi="Times New Roman" w:cs="Times New Roman"/>
+                  </mc:Choice>
+                  <mc:Fallback>
+                    <w:rFonts w:ascii="Segoe UI Emoji" w:eastAsia="Segoe UI Emoji" w:hAnsi="Segoe UI Emoji" w:cs="Segoe UI Emoji"/>
+                  </mc:Fallback>
+                </mc:AlternateContent>
+                <w:b/>
+                <w:bCs/>
+              </w:rPr>
+              <mc:AlternateContent>
+                <mc:Choice Requires="w16se">
+                  <w16se:symEx w16se:font="Segoe UI Emoji" w16se:char="26A0"/>
+                </mc:Choice>
+                <mc:Fallback>
+                  <w:t>⚠</w:t>
+                </mc:Fallback>
+              </mc:AlternateContent>
+            </w:r>
+            <w:r>
+              <w:rPr>
+                <w:rFonts w:ascii="Times New Roman" w:hAnsi="Times New Roman" w:cs="Times New Roman"/>
+              </w:rPr>
+              <w:t>️ 7 Errors detected in last 60s</w:t>
+            </w:r>
+          </w:p>
+          <w:p>
+            <w:pPr>
+              <w:pStyle w:val="ListParagraph"/>
+              <w:numPr>
+                <w:ilvl w:val="0"/>
+                <w:numId w:val="71"/>
+              </w:numPr>
+              <w:ind w:left="833"/>
+              <w:rPr>
+                <w:rFonts w:ascii="Times New Roman" w:hAnsi="Times New Roman" w:cs="Times New Roman"/>
+                <w:b/>
+                <w:bCs/>
+              </w:rPr>
+            </w:pPr>
+            <w:r>
+              <w:rPr>
+                <w:rFonts w:ascii="Times New Roman" w:hAnsi="Times New Roman" w:cs="Times New Roman"/>
+              </w:rPr>
+              <w:t>Red flashing banner at top when anomaly found</w:t>
+            </w:r>
+          </w:p>
+          <w:p>
+            <w:pPr>
+              <w:numPr>
+                <w:ilvl w:val="0"/>
+                <w:numId w:val="4"/>
+              </w:numPr>
+              <w:rPr>
+                <w:rFonts w:ascii="Times New Roman" w:hAnsi="Times New Roman" w:cs="Times New Roman"/>
+                <w:b/>
+                <w:bCs/>
+              </w:rPr>
+            </w:pPr>
+            <w:r>
+              <w:rPr>
+                <w:rFonts w:ascii="Times New Roman" w:hAnsi="Times New Roman" w:cs="Times New Roman"/>
+                <w:b/>
+                <w:bCs/>
+              </w:rPr>
+              <w:t>Charts with Recharts</w:t>
+            </w:r>
+          </w:p>
+          <w:p>
+            <w:pPr>
+              <w:pStyle w:val="ListParagraph"/>
+              <w:numPr>
+                <w:ilvl w:val="0"/>
+                <w:numId w:val="72"/>
+              </w:numPr>
+              <w:ind w:left="757"/>
+              <w:rPr>
+                <w:rFonts w:ascii="Times New Roman" w:hAnsi="Times New Roman" w:cs="Times New Roman"/>
+                <w:b/>
+                <w:bCs/>
+              </w:rPr>
+            </w:pPr>
+            <w:r>
+              <w:rPr>
+                <w:rFonts w:ascii="Times New Roman" w:hAnsi="Times New Roman" w:cs="Times New Roman"/>
+                <w:b/>
+                <w:bCs/>
+              </w:rPr>
+              <w:t>Goal:</w:t>
+            </w:r>
+            <w:r>
+              <w:rPr>
+                <w:rFonts w:ascii="Times New Roman" w:hAnsi="Times New Roman" w:cs="Times New Roman"/>
+              </w:rPr>
+              <w:t xml:space="preserve"> Visualize log data</w:t>
+            </w:r>
+          </w:p>
+          <w:p>
+            <w:pPr>
+              <w:pStyle w:val="ListParagraph"/>
+              <w:numPr>
+                <w:ilvl w:val="0"/>
+                <w:numId w:val="72"/>
+              </w:numPr>
+              <w:ind w:left="757"/>
+              <w:rPr>
+                <w:rFonts w:ascii="Times New Roman" w:hAnsi="Times New Roman" w:cs="Times New Roman"/>
+                <w:b/>
+                <w:bCs/>
+              </w:rPr>
+            </w:pPr>
+            <w:r>
+              <w:rPr>
+                <w:rFonts w:ascii="Times New Roman" w:hAnsi="Times New Roman" w:cs="Times New Roman"/>
+              </w:rPr>
+              <w:t>Chart 1: Errors per minute line chart</w:t>
+            </w:r>
+          </w:p>
+          <w:p>
+            <w:pPr>
+              <w:pStyle w:val="ListParagraph"/>
+              <w:numPr>
+                <w:ilvl w:val="0"/>
+                <w:numId w:val="72"/>
+              </w:numPr>
+              <w:ind w:left="757"/>
+              <w:rPr>
+                <w:rFonts w:ascii="Times New Roman" w:hAnsi="Times New Roman" w:cs="Times New Roman"/>
+                <w:b/>
+                <w:bCs/>
+              </w:rPr>
+            </w:pPr>
+            <w:r>
+              <w:rPr>
+                <w:rFonts w:ascii="Times New Roman" w:hAnsi="Times New Roman" w:cs="Times New Roman"/>
+              </w:rPr>
+              <w:t>Chart 2: Log Level Distribution pie chart</w:t>
+            </w:r>
+          </w:p>
+          <w:p>
+            <w:pPr>
+              <w:pStyle w:val="ListParagraph"/>
+              <w:numPr>
+                <w:ilvl w:val="0"/>
+                <w:numId w:val="72"/>
+              </w:numPr>
+              <w:ind w:left="757"/>
+              <w:rPr>
+                <w:rFonts w:ascii="Times New Roman" w:hAnsi="Times New Roman" w:cs="Times New Roman"/>
+                <w:b/>
+                <w:bCs/>
+              </w:rPr>
+            </w:pPr>
+            <w:r>
+              <w:rPr>
+                <w:rFonts w:ascii="Times New Roman" w:hAnsi="Times New Roman" w:cs="Times New Roman"/>
+              </w:rPr>
+              <w:t xml:space="preserve">Install: </w:t>
+            </w:r>
+            <w:proofErr w:type="spellStart"/>
+            <w:r>
+              <w:rPr>
+                <w:rFonts w:ascii="Times New Roman" w:hAnsi="Times New Roman" w:cs="Times New Roman"/>
+              </w:rPr>
+              <w:t>npm</w:t>
+            </w:r>
+            <w:proofErr w:type="spellEnd"/>
+            <w:r>
+              <w:rPr>
+                <w:rFonts w:ascii="Times New Roman" w:hAnsi="Times New Roman" w:cs="Times New Roman"/>
+              </w:rPr>
+              <w:t xml:space="preserve"> install recharts</w:t>
+            </w:r>
+          </w:p>
+          <w:p>
+            <w:pPr>
+              <w:numPr>
+                <w:ilvl w:val="0"/>
+                <w:numId w:val="4"/>
+              </w:numPr>
+              <w:rPr>
+                <w:rFonts w:ascii="Times New Roman" w:hAnsi="Times New Roman" w:cs="Times New Roman"/>
+                <w:b/>
+                <w:bCs/>
+              </w:rPr>
+            </w:pPr>
+            <w:r>
+              <w:rPr>
+                <w:rFonts w:ascii="Times New Roman" w:hAnsi="Times New Roman" w:cs="Times New Roman"/>
+                <w:b/>
+                <w:bCs/>
+              </w:rPr>
+              <w:t>Search Bar for Logs</w:t>
+            </w:r>
+          </w:p>
+          <w:p>
+            <w:pPr>
+              <w:pStyle w:val="ListParagraph"/>
+              <w:numPr>
+                <w:ilvl w:val="0"/>
+                <w:numId w:val="73"/>
+              </w:numPr>
+              <w:ind w:left="757"/>
+              <w:rPr>
+                <w:rFonts w:ascii="Times New Roman" w:hAnsi="Times New Roman" w:cs="Times New Roman"/>
+              </w:rPr>
+            </w:pPr>
+            <w:r>
+              <w:rPr>
+                <w:rFonts w:ascii="Times New Roman" w:hAnsi="Times New Roman" w:cs="Times New Roman"/>
+              </w:rPr>
+              <w:t>Add search input above table</w:t>
+            </w:r>
+          </w:p>
+          <w:p>
+            <w:pPr>
+              <w:pStyle w:val="ListParagraph"/>
+              <w:numPr>
+                <w:ilvl w:val="0"/>
+                <w:numId w:val="73"/>
+              </w:numPr>
+              <w:ind w:left="757"/>
+              <w:rPr>
+                <w:rFonts w:ascii="Times New Roman" w:hAnsi="Times New Roman" w:cs="Times New Roman"/>
+              </w:rPr>
+            </w:pPr>
+            <w:r>
+              <w:rPr>
+                <w:rFonts w:ascii="Times New Roman" w:hAnsi="Times New Roman" w:cs="Times New Roman"/>
+              </w:rPr>
+              <w:t>Filter logs by keyword in message</w:t>
+            </w:r>
+          </w:p>
+          <w:p>
+            <w:pPr>
+              <w:pStyle w:val="ListParagraph"/>
+              <w:numPr>
+                <w:ilvl w:val="0"/>
+                <w:numId w:val="73"/>
+              </w:numPr>
+              <w:ind w:left="757"/>
+              <w:rPr>
+                <w:rFonts w:ascii="Times New Roman" w:hAnsi="Times New Roman" w:cs="Times New Roman"/>
+              </w:rPr>
+            </w:pPr>
+            <w:r>
+              <w:rPr>
+                <w:rFonts w:ascii="Times New Roman" w:hAnsi="Times New Roman" w:cs="Times New Roman"/>
+              </w:rPr>
+              <w:t>Example: search “database” → only show DB logs</w:t>
+            </w:r>
+          </w:p>
+          <w:p>
+            <w:pPr>
+              <w:numPr>
+                <w:ilvl w:val="0"/>
+                <w:numId w:val="4"/>
+              </w:numPr>
+              <w:rPr>
+                <w:rFonts w:ascii="Times New Roman" w:hAnsi="Times New Roman" w:cs="Times New Roman"/>
+                <w:b/>
+                <w:bCs/>
+              </w:rPr>
+            </w:pPr>
+            <w:r>
+              <w:rPr>
+                <w:rFonts w:ascii="Times New Roman" w:hAnsi="Times New Roman" w:cs="Times New Roman"/>
+                <w:b/>
+                <w:bCs/>
+              </w:rPr>
+              <w:t>Export Logs</w:t>
+            </w:r>
+          </w:p>
+          <w:p>
+            <w:pPr>
+              <w:pStyle w:val="ListParagraph"/>
+              <w:numPr>
+                <w:ilvl w:val="0"/>
+                <w:numId w:val="74"/>
+              </w:numPr>
+              <w:ind w:left="781"/>
+              <w:rPr>
+                <w:rFonts w:ascii="Times New Roman" w:hAnsi="Times New Roman" w:cs="Times New Roman"/>
+              </w:rPr>
+            </w:pPr>
+            <w:r>
+              <w:rPr>
+                <w:rFonts w:ascii="Times New Roman" w:hAnsi="Times New Roman" w:cs="Times New Roman"/>
+              </w:rPr>
+              <w:t>Button: Export CSV</w:t>
+            </w:r>
+          </w:p>
+          <w:p>
+            <w:pPr>
+              <w:pStyle w:val="ListParagraph"/>
+              <w:numPr>
+                <w:ilvl w:val="0"/>
+                <w:numId w:val="74"/>
+              </w:numPr>
+              <w:ind w:left="781"/>
+              <w:rPr>
+                <w:rFonts w:ascii="Times New Roman" w:hAnsi="Times New Roman" w:cs="Times New Roman"/>
+              </w:rPr>
+            </w:pPr>
+            <w:r>
+              <w:rPr>
+                <w:rFonts w:ascii="Times New Roman" w:hAnsi="Times New Roman" w:cs="Times New Roman"/>
+              </w:rPr>
+              <w:t>Download current filtered logs as .csv file</w:t>
+            </w:r>
           </w:p>
         </w:tc>
       </w:tr>
@@ -13308,7 +14201,7 @@
         </w:trPr>
         <w:tc>
           <w:tcPr>
-            <w:tcW w:w="10445" w:type="dxa"/>
+            <w:tcW w:w="10296" w:type="dxa"/>
             <w:gridSpan w:val="3"/>
             <w:tcBorders>
               <w:top w:val="nil"/>
@@ -13363,27 +14256,385 @@
         </w:rPr>
         <w:t xml:space="preserve"> </w:t>
       </w:r>
+      <w:r>
+        <w:rPr>
+          <w:rFonts w:ascii="Times New Roman" w:hAnsi="Times New Roman" w:cs="Times New Roman"/>
+        </w:rPr>
+        <w:t>Demo of LOGGUARD AI dashboard showing backend running, log file upload, live logs display, and critical error metrics with alert system.</w:t>
+      </w:r>
     </w:p>
     <w:p>
       <w:pPr>
         <w:jc w:val="both"/>
         <w:rPr>
           <w:rFonts w:ascii="Times New Roman" w:hAnsi="Times New Roman" w:cs="Times New Roman"/>
-          <w:bCs/>
-        </w:rPr>
-      </w:pPr>
-      <w:r>
-        <w:rPr>
-          <w:rFonts w:ascii="Times New Roman" w:hAnsi="Times New Roman" w:cs="Times New Roman"/>
-        </w:rPr>
-        <w:br/>
-      </w:r>
-      <w:r>
-        <w:rPr>
-          <w:rFonts w:ascii="Times New Roman" w:hAnsi="Times New Roman" w:cs="Times New Roman"/>
           <w:b/>
           <w:bCs/>
         </w:rPr>
+      </w:pPr>
+      <w:r>
+        <w:rPr>
+          <w:rFonts w:ascii="Times New Roman" w:hAnsi="Times New Roman" w:cs="Times New Roman"/>
+        </w:rPr>
+        <w:lastRenderedPageBreak/>
+        <w:drawing>
+          <wp:inline distT="0" distB="0" distL="0" distR="0" wp14:anchorId="28A07609" wp14:editId="269EE2BE">
+            <wp:extent cx="4854722" cy="997773"/>
+            <wp:effectExtent l="0" t="0" r="3175" b="0"/>
+            <wp:docPr id="1677623380" name="Picture 1"/>
+            <wp:cNvGraphicFramePr>
+              <a:graphicFrameLocks xmlns:a="http://schemas.openxmlformats.org/drawingml/2006/main" noChangeAspect="1"/>
+            </wp:cNvGraphicFramePr>
+            <a:graphic xmlns:a="http://schemas.openxmlformats.org/drawingml/2006/main">
+              <a:graphicData uri="http://schemas.openxmlformats.org/drawingml/2006/picture">
+                <pic:pic xmlns:pic="http://schemas.openxmlformats.org/drawingml/2006/picture">
+                  <pic:nvPicPr>
+                    <pic:cNvPr id="1677623380" name=""/>
+                    <pic:cNvPicPr/>
+                  </pic:nvPicPr>
+                  <pic:blipFill rotWithShape="1">
+                    <a:blip r:embed="rId29"/>
+                    <a:srcRect l="-13" t="3200" r="13" b="18170"/>
+                    <a:stretch>
+                      <a:fillRect/>
+                    </a:stretch>
+                  </pic:blipFill>
+                  <pic:spPr bwMode="auto">
+                    <a:xfrm>
+                      <a:off x="0" y="0"/>
+                      <a:ext cx="4902097" cy="1007510"/>
+                    </a:xfrm>
+                    <a:prstGeom prst="rect">
+                      <a:avLst/>
+                    </a:prstGeom>
+                    <a:ln>
+                      <a:noFill/>
+                    </a:ln>
+                    <a:extLst>
+                      <a:ext uri="{53640926-AAD7-44D8-BBD7-CCE9431645EC}">
+                        <a14:shadowObscured xmlns:a14="http://schemas.microsoft.com/office/drawing/2010/main"/>
+                      </a:ext>
+                    </a:extLst>
+                  </pic:spPr>
+                </pic:pic>
+              </a:graphicData>
+            </a:graphic>
+          </wp:inline>
+        </w:drawing>
+      </w:r>
+    </w:p>
+    <w:p>
+      <w:pPr>
+        <w:jc w:val="both"/>
+        <w:rPr>
+          <w:rFonts w:ascii="Times New Roman" w:hAnsi="Times New Roman" w:cs="Times New Roman"/>
+          <w:b/>
+          <w:bCs/>
+        </w:rPr>
+      </w:pPr>
+      <w:r>
+        <w:rPr>
+          <w:rFonts w:ascii="Times New Roman" w:hAnsi="Times New Roman" w:cs="Times New Roman"/>
+        </w:rPr>
+        <w:drawing>
+          <wp:inline distT="0" distB="0" distL="0" distR="0" wp14:anchorId="44B29AE3" wp14:editId="238D3542">
+            <wp:extent cx="6142215" cy="1694303"/>
+            <wp:effectExtent l="0" t="0" r="0" b="1270"/>
+            <wp:docPr id="623984000" name="Picture 1"/>
+            <wp:cNvGraphicFramePr>
+              <a:graphicFrameLocks xmlns:a="http://schemas.openxmlformats.org/drawingml/2006/main" noChangeAspect="1"/>
+            </wp:cNvGraphicFramePr>
+            <a:graphic xmlns:a="http://schemas.openxmlformats.org/drawingml/2006/main">
+              <a:graphicData uri="http://schemas.openxmlformats.org/drawingml/2006/picture">
+                <pic:pic xmlns:pic="http://schemas.openxmlformats.org/drawingml/2006/picture">
+                  <pic:nvPicPr>
+                    <pic:cNvPr id="623984000" name=""/>
+                    <pic:cNvPicPr/>
+                  </pic:nvPicPr>
+                  <pic:blipFill>
+                    <a:blip r:embed="rId30"/>
+                    <a:stretch>
+                      <a:fillRect/>
+                    </a:stretch>
+                  </pic:blipFill>
+                  <pic:spPr>
+                    <a:xfrm>
+                      <a:off x="0" y="0"/>
+                      <a:ext cx="6151000" cy="1696726"/>
+                    </a:xfrm>
+                    <a:prstGeom prst="rect">
+                      <a:avLst/>
+                    </a:prstGeom>
+                  </pic:spPr>
+                </pic:pic>
+              </a:graphicData>
+            </a:graphic>
+          </wp:inline>
+        </w:drawing>
+      </w:r>
+    </w:p>
+    <w:p>
+      <w:pPr>
+        <w:jc w:val="both"/>
+        <w:rPr>
+          <w:rFonts w:ascii="Times New Roman" w:hAnsi="Times New Roman" w:cs="Times New Roman"/>
+          <w:b/>
+          <w:bCs/>
+        </w:rPr>
+      </w:pPr>
+      <w:r>
+        <w:rPr>
+          <w:rFonts w:ascii="Times New Roman" w:hAnsi="Times New Roman" w:cs="Times New Roman"/>
+        </w:rPr>
+        <w:drawing>
+          <wp:inline distT="0" distB="0" distL="0" distR="0" wp14:anchorId="2350FAFB" wp14:editId="05912331">
+            <wp:extent cx="6083192" cy="5947765"/>
+            <wp:effectExtent l="0" t="0" r="0" b="0"/>
+            <wp:docPr id="577279755" name="Picture 1"/>
+            <wp:cNvGraphicFramePr>
+              <a:graphicFrameLocks xmlns:a="http://schemas.openxmlformats.org/drawingml/2006/main" noChangeAspect="1"/>
+            </wp:cNvGraphicFramePr>
+            <a:graphic xmlns:a="http://schemas.openxmlformats.org/drawingml/2006/main">
+              <a:graphicData uri="http://schemas.openxmlformats.org/drawingml/2006/picture">
+                <pic:pic xmlns:pic="http://schemas.openxmlformats.org/drawingml/2006/picture">
+                  <pic:nvPicPr>
+                    <pic:cNvPr id="577279755" name=""/>
+                    <pic:cNvPicPr/>
+                  </pic:nvPicPr>
+                  <pic:blipFill>
+                    <a:blip r:embed="rId31"/>
+                    <a:stretch>
+                      <a:fillRect/>
+                    </a:stretch>
+                  </pic:blipFill>
+                  <pic:spPr>
+                    <a:xfrm>
+                      <a:off x="0" y="0"/>
+                      <a:ext cx="6090369" cy="5954782"/>
+                    </a:xfrm>
+                    <a:prstGeom prst="rect">
+                      <a:avLst/>
+                    </a:prstGeom>
+                  </pic:spPr>
+                </pic:pic>
+              </a:graphicData>
+            </a:graphic>
+          </wp:inline>
+        </w:drawing>
+      </w:r>
+    </w:p>
+    <w:p>
+      <w:pPr>
+        <w:jc w:val="both"/>
+        <w:rPr>
+          <w:rFonts w:ascii="Times New Roman" w:hAnsi="Times New Roman" w:cs="Times New Roman"/>
+          <w:b/>
+          <w:bCs/>
+        </w:rPr>
+      </w:pPr>
+      <w:r>
+        <w:rPr>
+          <w:rFonts w:ascii="Times New Roman" w:hAnsi="Times New Roman" w:cs="Times New Roman"/>
+        </w:rPr>
+        <w:lastRenderedPageBreak/>
+        <w:drawing>
+          <wp:inline distT="0" distB="0" distL="0" distR="0" wp14:anchorId="78901038" wp14:editId="38D2F93A">
+            <wp:extent cx="5825081" cy="5664232"/>
+            <wp:effectExtent l="0" t="0" r="4445" b="0"/>
+            <wp:docPr id="1181218220" name="Picture 1"/>
+            <wp:cNvGraphicFramePr>
+              <a:graphicFrameLocks xmlns:a="http://schemas.openxmlformats.org/drawingml/2006/main" noChangeAspect="1"/>
+            </wp:cNvGraphicFramePr>
+            <a:graphic xmlns:a="http://schemas.openxmlformats.org/drawingml/2006/main">
+              <a:graphicData uri="http://schemas.openxmlformats.org/drawingml/2006/picture">
+                <pic:pic xmlns:pic="http://schemas.openxmlformats.org/drawingml/2006/picture">
+                  <pic:nvPicPr>
+                    <pic:cNvPr id="1181218220" name=""/>
+                    <pic:cNvPicPr/>
+                  </pic:nvPicPr>
+                  <pic:blipFill>
+                    <a:blip r:embed="rId32"/>
+                    <a:stretch>
+                      <a:fillRect/>
+                    </a:stretch>
+                  </pic:blipFill>
+                  <pic:spPr>
+                    <a:xfrm>
+                      <a:off x="0" y="0"/>
+                      <a:ext cx="5831573" cy="5670545"/>
+                    </a:xfrm>
+                    <a:prstGeom prst="rect">
+                      <a:avLst/>
+                    </a:prstGeom>
+                  </pic:spPr>
+                </pic:pic>
+              </a:graphicData>
+            </a:graphic>
+          </wp:inline>
+        </w:drawing>
+      </w:r>
+    </w:p>
+    <w:p>
+      <w:pPr>
+        <w:jc w:val="both"/>
+        <w:rPr>
+          <w:rFonts w:ascii="Times New Roman" w:hAnsi="Times New Roman" w:cs="Times New Roman"/>
+          <w:b/>
+          <w:bCs/>
+        </w:rPr>
+      </w:pPr>
+      <w:r>
+        <w:rPr>
+          <w:rFonts w:ascii="Times New Roman" w:hAnsi="Times New Roman" w:cs="Times New Roman"/>
+        </w:rPr>
+        <w:lastRenderedPageBreak/>
+        <w:drawing>
+          <wp:inline distT="0" distB="0" distL="0" distR="0" wp14:anchorId="1975EA29" wp14:editId="7ED33A1F">
+            <wp:extent cx="5908377" cy="5276667"/>
+            <wp:effectExtent l="0" t="0" r="0" b="635"/>
+            <wp:docPr id="1723313413" name="Picture 1"/>
+            <wp:cNvGraphicFramePr>
+              <a:graphicFrameLocks xmlns:a="http://schemas.openxmlformats.org/drawingml/2006/main" noChangeAspect="1"/>
+            </wp:cNvGraphicFramePr>
+            <a:graphic xmlns:a="http://schemas.openxmlformats.org/drawingml/2006/main">
+              <a:graphicData uri="http://schemas.openxmlformats.org/drawingml/2006/picture">
+                <pic:pic xmlns:pic="http://schemas.openxmlformats.org/drawingml/2006/picture">
+                  <pic:nvPicPr>
+                    <pic:cNvPr id="1723313413" name=""/>
+                    <pic:cNvPicPr/>
+                  </pic:nvPicPr>
+                  <pic:blipFill>
+                    <a:blip r:embed="rId33"/>
+                    <a:stretch>
+                      <a:fillRect/>
+                    </a:stretch>
+                  </pic:blipFill>
+                  <pic:spPr>
+                    <a:xfrm>
+                      <a:off x="0" y="0"/>
+                      <a:ext cx="5912775" cy="5280594"/>
+                    </a:xfrm>
+                    <a:prstGeom prst="rect">
+                      <a:avLst/>
+                    </a:prstGeom>
+                  </pic:spPr>
+                </pic:pic>
+              </a:graphicData>
+            </a:graphic>
+          </wp:inline>
+        </w:drawing>
+      </w:r>
+    </w:p>
+    <w:p>
+      <w:pPr>
+        <w:jc w:val="both"/>
+        <w:rPr>
+          <w:rFonts w:ascii="Times New Roman" w:hAnsi="Times New Roman" w:cs="Times New Roman"/>
+          <w:b/>
+          <w:bCs/>
+        </w:rPr>
+      </w:pPr>
+      <w:r>
+        <w:rPr>
+          <w:rFonts w:ascii="Times New Roman" w:hAnsi="Times New Roman" w:cs="Times New Roman"/>
+        </w:rPr>
+        <w:drawing>
+          <wp:inline distT="0" distB="0" distL="0" distR="0" wp14:anchorId="5D022112" wp14:editId="12BE1AEC">
+            <wp:extent cx="3866342" cy="1275143"/>
+            <wp:effectExtent l="0" t="0" r="1270" b="1270"/>
+            <wp:docPr id="772589395" name="Picture 1"/>
+            <wp:cNvGraphicFramePr>
+              <a:graphicFrameLocks xmlns:a="http://schemas.openxmlformats.org/drawingml/2006/main" noChangeAspect="1"/>
+            </wp:cNvGraphicFramePr>
+            <a:graphic xmlns:a="http://schemas.openxmlformats.org/drawingml/2006/main">
+              <a:graphicData uri="http://schemas.openxmlformats.org/drawingml/2006/picture">
+                <pic:pic xmlns:pic="http://schemas.openxmlformats.org/drawingml/2006/picture">
+                  <pic:nvPicPr>
+                    <pic:cNvPr id="772589395" name=""/>
+                    <pic:cNvPicPr/>
+                  </pic:nvPicPr>
+                  <pic:blipFill>
+                    <a:blip r:embed="rId34"/>
+                    <a:stretch>
+                      <a:fillRect/>
+                    </a:stretch>
+                  </pic:blipFill>
+                  <pic:spPr>
+                    <a:xfrm>
+                      <a:off x="0" y="0"/>
+                      <a:ext cx="3881209" cy="1280046"/>
+                    </a:xfrm>
+                    <a:prstGeom prst="rect">
+                      <a:avLst/>
+                    </a:prstGeom>
+                  </pic:spPr>
+                </pic:pic>
+              </a:graphicData>
+            </a:graphic>
+          </wp:inline>
+        </w:drawing>
+      </w:r>
+    </w:p>
+    <w:p>
+      <w:pPr>
+        <w:jc w:val="both"/>
+        <w:rPr>
+          <w:rFonts w:ascii="Times New Roman" w:hAnsi="Times New Roman" w:cs="Times New Roman"/>
+          <w:bCs/>
+        </w:rPr>
+      </w:pPr>
+      <w:r>
+        <w:rPr>
+          <w:rFonts w:ascii="Times New Roman" w:hAnsi="Times New Roman" w:cs="Times New Roman"/>
+        </w:rPr>
+        <w:drawing>
+          <wp:inline distT="0" distB="0" distL="0" distR="0" wp14:anchorId="4DA9EAEB" wp14:editId="497E3471">
+            <wp:extent cx="5971734" cy="1843557"/>
+            <wp:effectExtent l="0" t="0" r="0" b="4445"/>
+            <wp:docPr id="1105814512" name="Picture 1"/>
+            <wp:cNvGraphicFramePr>
+              <a:graphicFrameLocks xmlns:a="http://schemas.openxmlformats.org/drawingml/2006/main" noChangeAspect="1"/>
+            </wp:cNvGraphicFramePr>
+            <a:graphic xmlns:a="http://schemas.openxmlformats.org/drawingml/2006/main">
+              <a:graphicData uri="http://schemas.openxmlformats.org/drawingml/2006/picture">
+                <pic:pic xmlns:pic="http://schemas.openxmlformats.org/drawingml/2006/picture">
+                  <pic:nvPicPr>
+                    <pic:cNvPr id="1105814512" name=""/>
+                    <pic:cNvPicPr/>
+                  </pic:nvPicPr>
+                  <pic:blipFill>
+                    <a:blip r:embed="rId35"/>
+                    <a:stretch>
+                      <a:fillRect/>
+                    </a:stretch>
+                  </pic:blipFill>
+                  <pic:spPr>
+                    <a:xfrm>
+                      <a:off x="0" y="0"/>
+                      <a:ext cx="5983723" cy="1847258"/>
+                    </a:xfrm>
+                    <a:prstGeom prst="rect">
+                      <a:avLst/>
+                    </a:prstGeom>
+                  </pic:spPr>
+                </pic:pic>
+              </a:graphicData>
+            </a:graphic>
+          </wp:inline>
+        </w:drawing>
+      </w:r>
+      <w:r>
+        <w:rPr>
+          <w:rFonts w:ascii="Times New Roman" w:hAnsi="Times New Roman" w:cs="Times New Roman"/>
+        </w:rPr>
+        <w:br/>
+      </w:r>
+      <w:r>
+        <w:rPr>
+          <w:rFonts w:ascii="Times New Roman" w:hAnsi="Times New Roman" w:cs="Times New Roman"/>
+          <w:b/>
+          <w:bCs/>
+        </w:rPr>
         <w:t>Description:</w:t>
       </w:r>
       <w:r>
@@ -13391,6 +14642,79 @@
           <w:rFonts w:ascii="Times New Roman" w:hAnsi="Times New Roman" w:cs="Times New Roman"/>
         </w:rPr>
         <w:t xml:space="preserve"> </w:t>
+      </w:r>
+      <w:r>
+        <w:rPr>
+          <w:rFonts w:ascii="Times New Roman" w:hAnsi="Times New Roman" w:cs="Times New Roman"/>
+        </w:rPr>
+        <w:t>Day 10 I have</w:t>
+      </w:r>
+      <w:r>
+        <w:rPr>
+          <w:rFonts w:ascii="Times New Roman" w:hAnsi="Times New Roman" w:cs="Times New Roman"/>
+        </w:rPr>
+        <w:t xml:space="preserve"> mak</w:t>
+      </w:r>
+      <w:r>
+        <w:rPr>
+          <w:rFonts w:ascii="Times New Roman" w:hAnsi="Times New Roman" w:cs="Times New Roman"/>
+        </w:rPr>
+        <w:t>e</w:t>
+      </w:r>
+      <w:r>
+        <w:rPr>
+          <w:rFonts w:ascii="Times New Roman" w:hAnsi="Times New Roman" w:cs="Times New Roman"/>
+        </w:rPr>
+        <w:t xml:space="preserve"> LOGGUARD real-time. The goal is to stop refreshing and start streaming. First, we’ll connect the frontend and backend with Socket.io so that the moment a new log is uploaded or a test alert is triggered, it instantly appears at the top of the table without reloading the page. We already added the filter buttons and </w:t>
+      </w:r>
+      <w:proofErr w:type="spellStart"/>
+      <w:r>
+        <w:rPr>
+          <w:rFonts w:ascii="Times New Roman" w:hAnsi="Times New Roman" w:cs="Times New Roman"/>
+        </w:rPr>
+        <w:t>colored</w:t>
+      </w:r>
+      <w:proofErr w:type="spellEnd"/>
+      <w:r>
+        <w:rPr>
+          <w:rFonts w:ascii="Times New Roman" w:hAnsi="Times New Roman" w:cs="Times New Roman"/>
+        </w:rPr>
+        <w:t xml:space="preserve"> badges yesterday, so now we’ll make those filters work on the live incoming logs too. Next, we’ll upgrade the Dashboard cards so "Critical Errors" and "System Health" automatically </w:t>
+      </w:r>
+      <w:r>
+        <w:rPr>
+          <w:rFonts w:ascii="Times New Roman" w:hAnsi="Times New Roman" w:cs="Times New Roman"/>
+        </w:rPr>
+        <w:lastRenderedPageBreak/>
+        <w:t>recalculate whenever a new log comes in, with a small animation to show the number change. We’ll also polish the UX by switching timestamps from raw ISO to "2s ago" format and adding auto-</w:t>
+      </w:r>
+      <w:proofErr w:type="gramStart"/>
+      <w:r>
+        <w:rPr>
+          <w:rFonts w:ascii="Times New Roman" w:hAnsi="Times New Roman" w:cs="Times New Roman"/>
+        </w:rPr>
+        <w:t>scroll</w:t>
+      </w:r>
+      <w:proofErr w:type="gramEnd"/>
+      <w:r>
+        <w:rPr>
+          <w:rFonts w:ascii="Times New Roman" w:hAnsi="Times New Roman" w:cs="Times New Roman"/>
+        </w:rPr>
+        <w:t xml:space="preserve"> so the newest log is always visible. By the end of today, your dashboard will feel like Datadog or Sentry — live, reactive, and </w:t>
+      </w:r>
+      <w:proofErr w:type="gramStart"/>
+      <w:r>
+        <w:rPr>
+          <w:rFonts w:ascii="Times New Roman" w:hAnsi="Times New Roman" w:cs="Times New Roman"/>
+        </w:rPr>
+        <w:t>actually watching</w:t>
+      </w:r>
+      <w:proofErr w:type="gramEnd"/>
+      <w:r>
+        <w:rPr>
+          <w:rFonts w:ascii="Times New Roman" w:hAnsi="Times New Roman" w:cs="Times New Roman"/>
+        </w:rPr>
+        <w:t xml:space="preserve"> your system in real time.</w:t>
       </w:r>
     </w:p>
     <w:p>
@@ -13754,6 +15078,119 @@
     </w:lvl>
   </w:abstractNum>
   <w:abstractNum w:abstractNumId="3" w15:restartNumberingAfterBreak="0">
+    <w:nsid w:val="052177F5"/>
+    <w:multiLevelType w:val="hybridMultilevel"/>
+    <w:tmpl w:val="64547DC4"/>
+    <w:lvl w:ilvl="0" w:tplc="4009000B">
+      <w:start w:val="1"/>
+      <w:numFmt w:val="bullet"/>
+      <w:lvlText w:val=""/>
+      <w:lvlJc w:val="left"/>
+      <w:pPr>
+        <w:ind w:left="1120" w:hanging="360"/>
+      </w:pPr>
+      <w:rPr>
+        <w:rFonts w:ascii="Wingdings" w:hAnsi="Wingdings" w:hint="default"/>
+      </w:rPr>
+    </w:lvl>
+    <w:lvl w:ilvl="1" w:tplc="40090003" w:tentative="1">
+      <w:start w:val="1"/>
+      <w:numFmt w:val="bullet"/>
+      <w:lvlText w:val="o"/>
+      <w:lvlJc w:val="left"/>
+      <w:pPr>
+        <w:ind w:left="1840" w:hanging="360"/>
+      </w:pPr>
+      <w:rPr>
+        <w:rFonts w:ascii="Courier New" w:hAnsi="Courier New" w:cs="Courier New" w:hint="default"/>
+      </w:rPr>
+    </w:lvl>
+    <w:lvl w:ilvl="2" w:tplc="40090005" w:tentative="1">
+      <w:start w:val="1"/>
+      <w:numFmt w:val="bullet"/>
+      <w:lvlText w:val=""/>
+      <w:lvlJc w:val="left"/>
+      <w:pPr>
+        <w:ind w:left="2560" w:hanging="360"/>
+      </w:pPr>
+      <w:rPr>
+        <w:rFonts w:ascii="Wingdings" w:hAnsi="Wingdings" w:hint="default"/>
+      </w:rPr>
+    </w:lvl>
+    <w:lvl w:ilvl="3" w:tplc="40090001" w:tentative="1">
+      <w:start w:val="1"/>
+      <w:numFmt w:val="bullet"/>
+      <w:lvlText w:val=""/>
+      <w:lvlJc w:val="left"/>
+      <w:pPr>
+        <w:ind w:left="3280" w:hanging="360"/>
+      </w:pPr>
+      <w:rPr>
+        <w:rFonts w:ascii="Symbol" w:hAnsi="Symbol" w:hint="default"/>
+      </w:rPr>
+    </w:lvl>
+    <w:lvl w:ilvl="4" w:tplc="40090003" w:tentative="1">
+      <w:start w:val="1"/>
+      <w:numFmt w:val="bullet"/>
+      <w:lvlText w:val="o"/>
+      <w:lvlJc w:val="left"/>
+      <w:pPr>
+        <w:ind w:left="4000" w:hanging="360"/>
+      </w:pPr>
+      <w:rPr>
+        <w:rFonts w:ascii="Courier New" w:hAnsi="Courier New" w:cs="Courier New" w:hint="default"/>
+      </w:rPr>
+    </w:lvl>
+    <w:lvl w:ilvl="5" w:tplc="40090005" w:tentative="1">
+      <w:start w:val="1"/>
+      <w:numFmt w:val="bullet"/>
+      <w:lvlText w:val=""/>
+      <w:lvlJc w:val="left"/>
+      <w:pPr>
+        <w:ind w:left="4720" w:hanging="360"/>
+      </w:pPr>
+      <w:rPr>
+        <w:rFonts w:ascii="Wingdings" w:hAnsi="Wingdings" w:hint="default"/>
+      </w:rPr>
+    </w:lvl>
+    <w:lvl w:ilvl="6" w:tplc="40090001" w:tentative="1">
+      <w:start w:val="1"/>
+      <w:numFmt w:val="bullet"/>
+      <w:lvlText w:val=""/>
+      <w:lvlJc w:val="left"/>
+      <w:pPr>
+        <w:ind w:left="5440" w:hanging="360"/>
+      </w:pPr>
+      <w:rPr>
+        <w:rFonts w:ascii="Symbol" w:hAnsi="Symbol" w:hint="default"/>
+      </w:rPr>
+    </w:lvl>
+    <w:lvl w:ilvl="7" w:tplc="40090003" w:tentative="1">
+      <w:start w:val="1"/>
+      <w:numFmt w:val="bullet"/>
+      <w:lvlText w:val="o"/>
+      <w:lvlJc w:val="left"/>
+      <w:pPr>
+        <w:ind w:left="6160" w:hanging="360"/>
+      </w:pPr>
+      <w:rPr>
+        <w:rFonts w:ascii="Courier New" w:hAnsi="Courier New" w:cs="Courier New" w:hint="default"/>
+      </w:rPr>
+    </w:lvl>
+    <w:lvl w:ilvl="8" w:tplc="40090005" w:tentative="1">
+      <w:start w:val="1"/>
+      <w:numFmt w:val="bullet"/>
+      <w:lvlText w:val=""/>
+      <w:lvlJc w:val="left"/>
+      <w:pPr>
+        <w:ind w:left="6880" w:hanging="360"/>
+      </w:pPr>
+      <w:rPr>
+        <w:rFonts w:ascii="Wingdings" w:hAnsi="Wingdings" w:hint="default"/>
+      </w:rPr>
+    </w:lvl>
+  </w:abstractNum>
+  <w:abstractNum w:abstractNumId="4" w15:restartNumberingAfterBreak="0">
     <w:nsid w:val="05456703"/>
     <w:multiLevelType w:val="hybridMultilevel"/>
     <w:tmpl w:val="CC321F82"/>
@@ -13866,7 +15303,7 @@
       </w:rPr>
     </w:lvl>
   </w:abstractNum>
-  <w:abstractNum w:abstractNumId="4" w15:restartNumberingAfterBreak="0">
+  <w:abstractNum w:abstractNumId="5" w15:restartNumberingAfterBreak="0">
     <w:nsid w:val="054E4236"/>
     <w:multiLevelType w:val="hybridMultilevel"/>
     <w:tmpl w:val="A824F1FE"/>
@@ -13979,7 +15416,7 @@
       </w:rPr>
     </w:lvl>
   </w:abstractNum>
-  <w:abstractNum w:abstractNumId="5" w15:restartNumberingAfterBreak="0">
+  <w:abstractNum w:abstractNumId="6" w15:restartNumberingAfterBreak="0">
     <w:nsid w:val="06133A7A"/>
     <w:multiLevelType w:val="hybridMultilevel"/>
     <w:tmpl w:val="53788F08"/>
@@ -14088,7 +15525,7 @@
       </w:pPr>
     </w:lvl>
   </w:abstractNum>
-  <w:abstractNum w:abstractNumId="6" w15:restartNumberingAfterBreak="0">
+  <w:abstractNum w:abstractNumId="7" w15:restartNumberingAfterBreak="0">
     <w:nsid w:val="080A1290"/>
     <w:multiLevelType w:val="hybridMultilevel"/>
     <w:tmpl w:val="A330DFE0"/>
@@ -14201,7 +15638,120 @@
       </w:rPr>
     </w:lvl>
   </w:abstractNum>
-  <w:abstractNum w:abstractNumId="7" w15:restartNumberingAfterBreak="0">
+  <w:abstractNum w:abstractNumId="8" w15:restartNumberingAfterBreak="0">
+    <w:nsid w:val="0A52183A"/>
+    <w:multiLevelType w:val="hybridMultilevel"/>
+    <w:tmpl w:val="5FB29E90"/>
+    <w:lvl w:ilvl="0" w:tplc="4009000B">
+      <w:start w:val="1"/>
+      <w:numFmt w:val="bullet"/>
+      <w:lvlText w:val=""/>
+      <w:lvlJc w:val="left"/>
+      <w:pPr>
+        <w:ind w:left="1120" w:hanging="360"/>
+      </w:pPr>
+      <w:rPr>
+        <w:rFonts w:ascii="Wingdings" w:hAnsi="Wingdings" w:hint="default"/>
+      </w:rPr>
+    </w:lvl>
+    <w:lvl w:ilvl="1" w:tplc="40090003" w:tentative="1">
+      <w:start w:val="1"/>
+      <w:numFmt w:val="bullet"/>
+      <w:lvlText w:val="o"/>
+      <w:lvlJc w:val="left"/>
+      <w:pPr>
+        <w:ind w:left="1840" w:hanging="360"/>
+      </w:pPr>
+      <w:rPr>
+        <w:rFonts w:ascii="Courier New" w:hAnsi="Courier New" w:cs="Courier New" w:hint="default"/>
+      </w:rPr>
+    </w:lvl>
+    <w:lvl w:ilvl="2" w:tplc="40090005" w:tentative="1">
+      <w:start w:val="1"/>
+      <w:numFmt w:val="bullet"/>
+      <w:lvlText w:val=""/>
+      <w:lvlJc w:val="left"/>
+      <w:pPr>
+        <w:ind w:left="2560" w:hanging="360"/>
+      </w:pPr>
+      <w:rPr>
+        <w:rFonts w:ascii="Wingdings" w:hAnsi="Wingdings" w:hint="default"/>
+      </w:rPr>
+    </w:lvl>
+    <w:lvl w:ilvl="3" w:tplc="40090001" w:tentative="1">
+      <w:start w:val="1"/>
+      <w:numFmt w:val="bullet"/>
+      <w:lvlText w:val=""/>
+      <w:lvlJc w:val="left"/>
+      <w:pPr>
+        <w:ind w:left="3280" w:hanging="360"/>
+      </w:pPr>
+      <w:rPr>
+        <w:rFonts w:ascii="Symbol" w:hAnsi="Symbol" w:hint="default"/>
+      </w:rPr>
+    </w:lvl>
+    <w:lvl w:ilvl="4" w:tplc="40090003" w:tentative="1">
+      <w:start w:val="1"/>
+      <w:numFmt w:val="bullet"/>
+      <w:lvlText w:val="o"/>
+      <w:lvlJc w:val="left"/>
+      <w:pPr>
+        <w:ind w:left="4000" w:hanging="360"/>
+      </w:pPr>
+      <w:rPr>
+        <w:rFonts w:ascii="Courier New" w:hAnsi="Courier New" w:cs="Courier New" w:hint="default"/>
+      </w:rPr>
+    </w:lvl>
+    <w:lvl w:ilvl="5" w:tplc="40090005" w:tentative="1">
+      <w:start w:val="1"/>
+      <w:numFmt w:val="bullet"/>
+      <w:lvlText w:val=""/>
+      <w:lvlJc w:val="left"/>
+      <w:pPr>
+        <w:ind w:left="4720" w:hanging="360"/>
+      </w:pPr>
+      <w:rPr>
+        <w:rFonts w:ascii="Wingdings" w:hAnsi="Wingdings" w:hint="default"/>
+      </w:rPr>
+    </w:lvl>
+    <w:lvl w:ilvl="6" w:tplc="40090001" w:tentative="1">
+      <w:start w:val="1"/>
+      <w:numFmt w:val="bullet"/>
+      <w:lvlText w:val=""/>
+      <w:lvlJc w:val="left"/>
+      <w:pPr>
+        <w:ind w:left="5440" w:hanging="360"/>
+      </w:pPr>
+      <w:rPr>
+        <w:rFonts w:ascii="Symbol" w:hAnsi="Symbol" w:hint="default"/>
+      </w:rPr>
+    </w:lvl>
+    <w:lvl w:ilvl="7" w:tplc="40090003" w:tentative="1">
+      <w:start w:val="1"/>
+      <w:numFmt w:val="bullet"/>
+      <w:lvlText w:val="o"/>
+      <w:lvlJc w:val="left"/>
+      <w:pPr>
+        <w:ind w:left="6160" w:hanging="360"/>
+      </w:pPr>
+      <w:rPr>
+        <w:rFonts w:ascii="Courier New" w:hAnsi="Courier New" w:cs="Courier New" w:hint="default"/>
+      </w:rPr>
+    </w:lvl>
+    <w:lvl w:ilvl="8" w:tplc="40090005" w:tentative="1">
+      <w:start w:val="1"/>
+      <w:numFmt w:val="bullet"/>
+      <w:lvlText w:val=""/>
+      <w:lvlJc w:val="left"/>
+      <w:pPr>
+        <w:ind w:left="6880" w:hanging="360"/>
+      </w:pPr>
+      <w:rPr>
+        <w:rFonts w:ascii="Wingdings" w:hAnsi="Wingdings" w:hint="default"/>
+      </w:rPr>
+    </w:lvl>
+  </w:abstractNum>
+  <w:abstractNum w:abstractNumId="9" w15:restartNumberingAfterBreak="0">
     <w:nsid w:val="0CA9725A"/>
     <w:multiLevelType w:val="hybridMultilevel"/>
     <w:tmpl w:val="4DBED244"/>
@@ -14314,10 +15864,10 @@
       </w:rPr>
     </w:lvl>
   </w:abstractNum>
-  <w:abstractNum w:abstractNumId="8" w15:restartNumberingAfterBreak="0">
+  <w:abstractNum w:abstractNumId="10" w15:restartNumberingAfterBreak="0">
     <w:nsid w:val="0D743D1F"/>
     <w:multiLevelType w:val="hybridMultilevel"/>
-    <w:tmpl w:val="2DB280B0"/>
+    <w:tmpl w:val="A1F855A6"/>
     <w:lvl w:ilvl="0" w:tplc="63844C74">
       <w:start w:val="1"/>
       <w:numFmt w:val="bullet"/>
@@ -14423,7 +15973,7 @@
       </w:pPr>
     </w:lvl>
   </w:abstractNum>
-  <w:abstractNum w:abstractNumId="9" w15:restartNumberingAfterBreak="0">
+  <w:abstractNum w:abstractNumId="11" w15:restartNumberingAfterBreak="0">
     <w:nsid w:val="0ED41A8C"/>
     <w:multiLevelType w:val="hybridMultilevel"/>
     <w:tmpl w:val="39BE9BB4"/>
@@ -14536,7 +16086,7 @@
       </w:rPr>
     </w:lvl>
   </w:abstractNum>
-  <w:abstractNum w:abstractNumId="10" w15:restartNumberingAfterBreak="0">
+  <w:abstractNum w:abstractNumId="12" w15:restartNumberingAfterBreak="0">
     <w:nsid w:val="0F7D6AA2"/>
     <w:multiLevelType w:val="hybridMultilevel"/>
     <w:tmpl w:val="1E34183E"/>
@@ -14649,7 +16199,7 @@
       </w:rPr>
     </w:lvl>
   </w:abstractNum>
-  <w:abstractNum w:abstractNumId="11" w15:restartNumberingAfterBreak="0">
+  <w:abstractNum w:abstractNumId="13" w15:restartNumberingAfterBreak="0">
     <w:nsid w:val="10E977AF"/>
     <w:multiLevelType w:val="hybridMultilevel"/>
     <w:tmpl w:val="A91AFD52"/>
@@ -14762,7 +16312,7 @@
       </w:rPr>
     </w:lvl>
   </w:abstractNum>
-  <w:abstractNum w:abstractNumId="12" w15:restartNumberingAfterBreak="0">
+  <w:abstractNum w:abstractNumId="14" w15:restartNumberingAfterBreak="0">
     <w:nsid w:val="110C1F0A"/>
     <w:multiLevelType w:val="hybridMultilevel"/>
     <w:tmpl w:val="12800908"/>
@@ -14875,7 +16425,7 @@
       </w:rPr>
     </w:lvl>
   </w:abstractNum>
-  <w:abstractNum w:abstractNumId="13" w15:restartNumberingAfterBreak="0">
+  <w:abstractNum w:abstractNumId="15" w15:restartNumberingAfterBreak="0">
     <w:nsid w:val="11E40B49"/>
     <w:multiLevelType w:val="hybridMultilevel"/>
     <w:tmpl w:val="3B14F05C"/>
@@ -14988,7 +16538,7 @@
       </w:rPr>
     </w:lvl>
   </w:abstractNum>
-  <w:abstractNum w:abstractNumId="14" w15:restartNumberingAfterBreak="0">
+  <w:abstractNum w:abstractNumId="16" w15:restartNumberingAfterBreak="0">
     <w:nsid w:val="12D534F3"/>
     <w:multiLevelType w:val="hybridMultilevel"/>
     <w:tmpl w:val="6D9A2CFE"/>
@@ -15101,7 +16651,7 @@
       </w:rPr>
     </w:lvl>
   </w:abstractNum>
-  <w:abstractNum w:abstractNumId="15" w15:restartNumberingAfterBreak="0">
+  <w:abstractNum w:abstractNumId="17" w15:restartNumberingAfterBreak="0">
     <w:nsid w:val="13AA0395"/>
     <w:multiLevelType w:val="hybridMultilevel"/>
     <w:tmpl w:val="41421288"/>
@@ -15214,7 +16764,7 @@
       </w:rPr>
     </w:lvl>
   </w:abstractNum>
-  <w:abstractNum w:abstractNumId="16" w15:restartNumberingAfterBreak="0">
+  <w:abstractNum w:abstractNumId="18" w15:restartNumberingAfterBreak="0">
     <w:nsid w:val="14175B67"/>
     <w:multiLevelType w:val="hybridMultilevel"/>
     <w:tmpl w:val="776493DA"/>
@@ -15323,7 +16873,120 @@
       </w:pPr>
     </w:lvl>
   </w:abstractNum>
-  <w:abstractNum w:abstractNumId="17" w15:restartNumberingAfterBreak="0">
+  <w:abstractNum w:abstractNumId="19" w15:restartNumberingAfterBreak="0">
+    <w:nsid w:val="17096475"/>
+    <w:multiLevelType w:val="hybridMultilevel"/>
+    <w:tmpl w:val="577CBEB0"/>
+    <w:lvl w:ilvl="0" w:tplc="4009000B">
+      <w:start w:val="1"/>
+      <w:numFmt w:val="bullet"/>
+      <w:lvlText w:val=""/>
+      <w:lvlJc w:val="left"/>
+      <w:pPr>
+        <w:ind w:left="1120" w:hanging="360"/>
+      </w:pPr>
+      <w:rPr>
+        <w:rFonts w:ascii="Wingdings" w:hAnsi="Wingdings" w:hint="default"/>
+      </w:rPr>
+    </w:lvl>
+    <w:lvl w:ilvl="1" w:tplc="40090003" w:tentative="1">
+      <w:start w:val="1"/>
+      <w:numFmt w:val="bullet"/>
+      <w:lvlText w:val="o"/>
+      <w:lvlJc w:val="left"/>
+      <w:pPr>
+        <w:ind w:left="1840" w:hanging="360"/>
+      </w:pPr>
+      <w:rPr>
+        <w:rFonts w:ascii="Courier New" w:hAnsi="Courier New" w:cs="Courier New" w:hint="default"/>
+      </w:rPr>
+    </w:lvl>
+    <w:lvl w:ilvl="2" w:tplc="40090005" w:tentative="1">
+      <w:start w:val="1"/>
+      <w:numFmt w:val="bullet"/>
+      <w:lvlText w:val=""/>
+      <w:lvlJc w:val="left"/>
+      <w:pPr>
+        <w:ind w:left="2560" w:hanging="360"/>
+      </w:pPr>
+      <w:rPr>
+        <w:rFonts w:ascii="Wingdings" w:hAnsi="Wingdings" w:hint="default"/>
+      </w:rPr>
+    </w:lvl>
+    <w:lvl w:ilvl="3" w:tplc="40090001" w:tentative="1">
+      <w:start w:val="1"/>
+      <w:numFmt w:val="bullet"/>
+      <w:lvlText w:val=""/>
+      <w:lvlJc w:val="left"/>
+      <w:pPr>
+        <w:ind w:left="3280" w:hanging="360"/>
+      </w:pPr>
+      <w:rPr>
+        <w:rFonts w:ascii="Symbol" w:hAnsi="Symbol" w:hint="default"/>
+      </w:rPr>
+    </w:lvl>
+    <w:lvl w:ilvl="4" w:tplc="40090003" w:tentative="1">
+      <w:start w:val="1"/>
+      <w:numFmt w:val="bullet"/>
+      <w:lvlText w:val="o"/>
+      <w:lvlJc w:val="left"/>
+      <w:pPr>
+        <w:ind w:left="4000" w:hanging="360"/>
+      </w:pPr>
+      <w:rPr>
+        <w:rFonts w:ascii="Courier New" w:hAnsi="Courier New" w:cs="Courier New" w:hint="default"/>
+      </w:rPr>
+    </w:lvl>
+    <w:lvl w:ilvl="5" w:tplc="40090005" w:tentative="1">
+      <w:start w:val="1"/>
+      <w:numFmt w:val="bullet"/>
+      <w:lvlText w:val=""/>
+      <w:lvlJc w:val="left"/>
+      <w:pPr>
+        <w:ind w:left="4720" w:hanging="360"/>
+      </w:pPr>
+      <w:rPr>
+        <w:rFonts w:ascii="Wingdings" w:hAnsi="Wingdings" w:hint="default"/>
+      </w:rPr>
+    </w:lvl>
+    <w:lvl w:ilvl="6" w:tplc="40090001" w:tentative="1">
+      <w:start w:val="1"/>
+      <w:numFmt w:val="bullet"/>
+      <w:lvlText w:val=""/>
+      <w:lvlJc w:val="left"/>
+      <w:pPr>
+        <w:ind w:left="5440" w:hanging="360"/>
+      </w:pPr>
+      <w:rPr>
+        <w:rFonts w:ascii="Symbol" w:hAnsi="Symbol" w:hint="default"/>
+      </w:rPr>
+    </w:lvl>
+    <w:lvl w:ilvl="7" w:tplc="40090003" w:tentative="1">
+      <w:start w:val="1"/>
+      <w:numFmt w:val="bullet"/>
+      <w:lvlText w:val="o"/>
+      <w:lvlJc w:val="left"/>
+      <w:pPr>
+        <w:ind w:left="6160" w:hanging="360"/>
+      </w:pPr>
+      <w:rPr>
+        <w:rFonts w:ascii="Courier New" w:hAnsi="Courier New" w:cs="Courier New" w:hint="default"/>
+      </w:rPr>
+    </w:lvl>
+    <w:lvl w:ilvl="8" w:tplc="40090005" w:tentative="1">
+      <w:start w:val="1"/>
+      <w:numFmt w:val="bullet"/>
+      <w:lvlText w:val=""/>
+      <w:lvlJc w:val="left"/>
+      <w:pPr>
+        <w:ind w:left="6880" w:hanging="360"/>
+      </w:pPr>
+      <w:rPr>
+        <w:rFonts w:ascii="Wingdings" w:hAnsi="Wingdings" w:hint="default"/>
+      </w:rPr>
+    </w:lvl>
+  </w:abstractNum>
+  <w:abstractNum w:abstractNumId="20" w15:restartNumberingAfterBreak="0">
     <w:nsid w:val="191168A3"/>
     <w:multiLevelType w:val="hybridMultilevel"/>
     <w:tmpl w:val="0DB2DA64"/>
@@ -15436,7 +17099,7 @@
       </w:rPr>
     </w:lvl>
   </w:abstractNum>
-  <w:abstractNum w:abstractNumId="18" w15:restartNumberingAfterBreak="0">
+  <w:abstractNum w:abstractNumId="21" w15:restartNumberingAfterBreak="0">
     <w:nsid w:val="1CA516B8"/>
     <w:multiLevelType w:val="hybridMultilevel"/>
     <w:tmpl w:val="9A042BF6"/>
@@ -15549,7 +17212,120 @@
       </w:rPr>
     </w:lvl>
   </w:abstractNum>
-  <w:abstractNum w:abstractNumId="19" w15:restartNumberingAfterBreak="0">
+  <w:abstractNum w:abstractNumId="22" w15:restartNumberingAfterBreak="0">
+    <w:nsid w:val="1D644E5C"/>
+    <w:multiLevelType w:val="hybridMultilevel"/>
+    <w:tmpl w:val="A7BC5C5E"/>
+    <w:lvl w:ilvl="0" w:tplc="4009000B">
+      <w:start w:val="1"/>
+      <w:numFmt w:val="bullet"/>
+      <w:lvlText w:val=""/>
+      <w:lvlJc w:val="left"/>
+      <w:pPr>
+        <w:ind w:left="1120" w:hanging="360"/>
+      </w:pPr>
+      <w:rPr>
+        <w:rFonts w:ascii="Wingdings" w:hAnsi="Wingdings" w:hint="default"/>
+      </w:rPr>
+    </w:lvl>
+    <w:lvl w:ilvl="1" w:tplc="40090003" w:tentative="1">
+      <w:start w:val="1"/>
+      <w:numFmt w:val="bullet"/>
+      <w:lvlText w:val="o"/>
+      <w:lvlJc w:val="left"/>
+      <w:pPr>
+        <w:ind w:left="1840" w:hanging="360"/>
+      </w:pPr>
+      <w:rPr>
+        <w:rFonts w:ascii="Courier New" w:hAnsi="Courier New" w:cs="Courier New" w:hint="default"/>
+      </w:rPr>
+    </w:lvl>
+    <w:lvl w:ilvl="2" w:tplc="40090005" w:tentative="1">
+      <w:start w:val="1"/>
+      <w:numFmt w:val="bullet"/>
+      <w:lvlText w:val=""/>
+      <w:lvlJc w:val="left"/>
+      <w:pPr>
+        <w:ind w:left="2560" w:hanging="360"/>
+      </w:pPr>
+      <w:rPr>
+        <w:rFonts w:ascii="Wingdings" w:hAnsi="Wingdings" w:hint="default"/>
+      </w:rPr>
+    </w:lvl>
+    <w:lvl w:ilvl="3" w:tplc="40090001" w:tentative="1">
+      <w:start w:val="1"/>
+      <w:numFmt w:val="bullet"/>
+      <w:lvlText w:val=""/>
+      <w:lvlJc w:val="left"/>
+      <w:pPr>
+        <w:ind w:left="3280" w:hanging="360"/>
+      </w:pPr>
+      <w:rPr>
+        <w:rFonts w:ascii="Symbol" w:hAnsi="Symbol" w:hint="default"/>
+      </w:rPr>
+    </w:lvl>
+    <w:lvl w:ilvl="4" w:tplc="40090003" w:tentative="1">
+      <w:start w:val="1"/>
+      <w:numFmt w:val="bullet"/>
+      <w:lvlText w:val="o"/>
+      <w:lvlJc w:val="left"/>
+      <w:pPr>
+        <w:ind w:left="4000" w:hanging="360"/>
+      </w:pPr>
+      <w:rPr>
+        <w:rFonts w:ascii="Courier New" w:hAnsi="Courier New" w:cs="Courier New" w:hint="default"/>
+      </w:rPr>
+    </w:lvl>
+    <w:lvl w:ilvl="5" w:tplc="40090005" w:tentative="1">
+      <w:start w:val="1"/>
+      <w:numFmt w:val="bullet"/>
+      <w:lvlText w:val=""/>
+      <w:lvlJc w:val="left"/>
+      <w:pPr>
+        <w:ind w:left="4720" w:hanging="360"/>
+      </w:pPr>
+      <w:rPr>
+        <w:rFonts w:ascii="Wingdings" w:hAnsi="Wingdings" w:hint="default"/>
+      </w:rPr>
+    </w:lvl>
+    <w:lvl w:ilvl="6" w:tplc="40090001" w:tentative="1">
+      <w:start w:val="1"/>
+      <w:numFmt w:val="bullet"/>
+      <w:lvlText w:val=""/>
+      <w:lvlJc w:val="left"/>
+      <w:pPr>
+        <w:ind w:left="5440" w:hanging="360"/>
+      </w:pPr>
+      <w:rPr>
+        <w:rFonts w:ascii="Symbol" w:hAnsi="Symbol" w:hint="default"/>
+      </w:rPr>
+    </w:lvl>
+    <w:lvl w:ilvl="7" w:tplc="40090003" w:tentative="1">
+      <w:start w:val="1"/>
+      <w:numFmt w:val="bullet"/>
+      <w:lvlText w:val="o"/>
+      <w:lvlJc w:val="left"/>
+      <w:pPr>
+        <w:ind w:left="6160" w:hanging="360"/>
+      </w:pPr>
+      <w:rPr>
+        <w:rFonts w:ascii="Courier New" w:hAnsi="Courier New" w:cs="Courier New" w:hint="default"/>
+      </w:rPr>
+    </w:lvl>
+    <w:lvl w:ilvl="8" w:tplc="40090005" w:tentative="1">
+      <w:start w:val="1"/>
+      <w:numFmt w:val="bullet"/>
+      <w:lvlText w:val=""/>
+      <w:lvlJc w:val="left"/>
+      <w:pPr>
+        <w:ind w:left="6880" w:hanging="360"/>
+      </w:pPr>
+      <w:rPr>
+        <w:rFonts w:ascii="Wingdings" w:hAnsi="Wingdings" w:hint="default"/>
+      </w:rPr>
+    </w:lvl>
+  </w:abstractNum>
+  <w:abstractNum w:abstractNumId="23" w15:restartNumberingAfterBreak="0">
     <w:nsid w:val="22DB65EA"/>
     <w:multiLevelType w:val="hybridMultilevel"/>
     <w:tmpl w:val="0F7C5664"/>
@@ -15662,7 +17438,7 @@
       </w:rPr>
     </w:lvl>
   </w:abstractNum>
-  <w:abstractNum w:abstractNumId="20" w15:restartNumberingAfterBreak="0">
+  <w:abstractNum w:abstractNumId="24" w15:restartNumberingAfterBreak="0">
     <w:nsid w:val="232628BC"/>
     <w:multiLevelType w:val="hybridMultilevel"/>
     <w:tmpl w:val="BB22A51E"/>
@@ -15775,7 +17551,120 @@
       </w:rPr>
     </w:lvl>
   </w:abstractNum>
-  <w:abstractNum w:abstractNumId="21" w15:restartNumberingAfterBreak="0">
+  <w:abstractNum w:abstractNumId="25" w15:restartNumberingAfterBreak="0">
+    <w:nsid w:val="23F9362A"/>
+    <w:multiLevelType w:val="hybridMultilevel"/>
+    <w:tmpl w:val="52B691FA"/>
+    <w:lvl w:ilvl="0" w:tplc="4009000B">
+      <w:start w:val="1"/>
+      <w:numFmt w:val="bullet"/>
+      <w:lvlText w:val=""/>
+      <w:lvlJc w:val="left"/>
+      <w:pPr>
+        <w:ind w:left="1120" w:hanging="360"/>
+      </w:pPr>
+      <w:rPr>
+        <w:rFonts w:ascii="Wingdings" w:hAnsi="Wingdings" w:hint="default"/>
+      </w:rPr>
+    </w:lvl>
+    <w:lvl w:ilvl="1" w:tplc="40090003" w:tentative="1">
+      <w:start w:val="1"/>
+      <w:numFmt w:val="bullet"/>
+      <w:lvlText w:val="o"/>
+      <w:lvlJc w:val="left"/>
+      <w:pPr>
+        <w:ind w:left="1840" w:hanging="360"/>
+      </w:pPr>
+      <w:rPr>
+        <w:rFonts w:ascii="Courier New" w:hAnsi="Courier New" w:cs="Courier New" w:hint="default"/>
+      </w:rPr>
+    </w:lvl>
+    <w:lvl w:ilvl="2" w:tplc="40090005" w:tentative="1">
+      <w:start w:val="1"/>
+      <w:numFmt w:val="bullet"/>
+      <w:lvlText w:val=""/>
+      <w:lvlJc w:val="left"/>
+      <w:pPr>
+        <w:ind w:left="2560" w:hanging="360"/>
+      </w:pPr>
+      <w:rPr>
+        <w:rFonts w:ascii="Wingdings" w:hAnsi="Wingdings" w:hint="default"/>
+      </w:rPr>
+    </w:lvl>
+    <w:lvl w:ilvl="3" w:tplc="40090001" w:tentative="1">
+      <w:start w:val="1"/>
+      <w:numFmt w:val="bullet"/>
+      <w:lvlText w:val=""/>
+      <w:lvlJc w:val="left"/>
+      <w:pPr>
+        <w:ind w:left="3280" w:hanging="360"/>
+      </w:pPr>
+      <w:rPr>
+        <w:rFonts w:ascii="Symbol" w:hAnsi="Symbol" w:hint="default"/>
+      </w:rPr>
+    </w:lvl>
+    <w:lvl w:ilvl="4" w:tplc="40090003" w:tentative="1">
+      <w:start w:val="1"/>
+      <w:numFmt w:val="bullet"/>
+      <w:lvlText w:val="o"/>
+      <w:lvlJc w:val="left"/>
+      <w:pPr>
+        <w:ind w:left="4000" w:hanging="360"/>
+      </w:pPr>
+      <w:rPr>
+        <w:rFonts w:ascii="Courier New" w:hAnsi="Courier New" w:cs="Courier New" w:hint="default"/>
+      </w:rPr>
+    </w:lvl>
+    <w:lvl w:ilvl="5" w:tplc="40090005" w:tentative="1">
+      <w:start w:val="1"/>
+      <w:numFmt w:val="bullet"/>
+      <w:lvlText w:val=""/>
+      <w:lvlJc w:val="left"/>
+      <w:pPr>
+        <w:ind w:left="4720" w:hanging="360"/>
+      </w:pPr>
+      <w:rPr>
+        <w:rFonts w:ascii="Wingdings" w:hAnsi="Wingdings" w:hint="default"/>
+      </w:rPr>
+    </w:lvl>
+    <w:lvl w:ilvl="6" w:tplc="40090001" w:tentative="1">
+      <w:start w:val="1"/>
+      <w:numFmt w:val="bullet"/>
+      <w:lvlText w:val=""/>
+      <w:lvlJc w:val="left"/>
+      <w:pPr>
+        <w:ind w:left="5440" w:hanging="360"/>
+      </w:pPr>
+      <w:rPr>
+        <w:rFonts w:ascii="Symbol" w:hAnsi="Symbol" w:hint="default"/>
+      </w:rPr>
+    </w:lvl>
+    <w:lvl w:ilvl="7" w:tplc="40090003" w:tentative="1">
+      <w:start w:val="1"/>
+      <w:numFmt w:val="bullet"/>
+      <w:lvlText w:val="o"/>
+      <w:lvlJc w:val="left"/>
+      <w:pPr>
+        <w:ind w:left="6160" w:hanging="360"/>
+      </w:pPr>
+      <w:rPr>
+        <w:rFonts w:ascii="Courier New" w:hAnsi="Courier New" w:cs="Courier New" w:hint="default"/>
+      </w:rPr>
+    </w:lvl>
+    <w:lvl w:ilvl="8" w:tplc="40090005" w:tentative="1">
+      <w:start w:val="1"/>
+      <w:numFmt w:val="bullet"/>
+      <w:lvlText w:val=""/>
+      <w:lvlJc w:val="left"/>
+      <w:pPr>
+        <w:ind w:left="6880" w:hanging="360"/>
+      </w:pPr>
+      <w:rPr>
+        <w:rFonts w:ascii="Wingdings" w:hAnsi="Wingdings" w:hint="default"/>
+      </w:rPr>
+    </w:lvl>
+  </w:abstractNum>
+  <w:abstractNum w:abstractNumId="26" w15:restartNumberingAfterBreak="0">
     <w:nsid w:val="244E0056"/>
     <w:multiLevelType w:val="hybridMultilevel"/>
     <w:tmpl w:val="0DFAAEE2"/>
@@ -15888,7 +17777,7 @@
       </w:rPr>
     </w:lvl>
   </w:abstractNum>
-  <w:abstractNum w:abstractNumId="22" w15:restartNumberingAfterBreak="0">
+  <w:abstractNum w:abstractNumId="27" w15:restartNumberingAfterBreak="0">
     <w:nsid w:val="260B2D54"/>
     <w:multiLevelType w:val="hybridMultilevel"/>
     <w:tmpl w:val="3B3CBCFA"/>
@@ -16001,7 +17890,7 @@
       </w:rPr>
     </w:lvl>
   </w:abstractNum>
-  <w:abstractNum w:abstractNumId="23" w15:restartNumberingAfterBreak="0">
+  <w:abstractNum w:abstractNumId="28" w15:restartNumberingAfterBreak="0">
     <w:nsid w:val="264859EB"/>
     <w:multiLevelType w:val="hybridMultilevel"/>
     <w:tmpl w:val="9976F274"/>
@@ -16114,7 +18003,7 @@
       </w:rPr>
     </w:lvl>
   </w:abstractNum>
-  <w:abstractNum w:abstractNumId="24" w15:restartNumberingAfterBreak="0">
+  <w:abstractNum w:abstractNumId="29" w15:restartNumberingAfterBreak="0">
     <w:nsid w:val="2CD07219"/>
     <w:multiLevelType w:val="hybridMultilevel"/>
     <w:tmpl w:val="F028F0C2"/>
@@ -16227,7 +18116,7 @@
       </w:rPr>
     </w:lvl>
   </w:abstractNum>
-  <w:abstractNum w:abstractNumId="25" w15:restartNumberingAfterBreak="0">
+  <w:abstractNum w:abstractNumId="30" w15:restartNumberingAfterBreak="0">
     <w:nsid w:val="2E5E01CB"/>
     <w:multiLevelType w:val="hybridMultilevel"/>
     <w:tmpl w:val="4E80DCB4"/>
@@ -16340,7 +18229,7 @@
       </w:rPr>
     </w:lvl>
   </w:abstractNum>
-  <w:abstractNum w:abstractNumId="26" w15:restartNumberingAfterBreak="0">
+  <w:abstractNum w:abstractNumId="31" w15:restartNumberingAfterBreak="0">
     <w:nsid w:val="2F325EA5"/>
     <w:multiLevelType w:val="hybridMultilevel"/>
     <w:tmpl w:val="4880CD62"/>
@@ -16453,7 +18342,120 @@
       </w:rPr>
     </w:lvl>
   </w:abstractNum>
-  <w:abstractNum w:abstractNumId="27" w15:restartNumberingAfterBreak="0">
+  <w:abstractNum w:abstractNumId="32" w15:restartNumberingAfterBreak="0">
+    <w:nsid w:val="30B71602"/>
+    <w:multiLevelType w:val="hybridMultilevel"/>
+    <w:tmpl w:val="034275AE"/>
+    <w:lvl w:ilvl="0" w:tplc="4009000B">
+      <w:start w:val="1"/>
+      <w:numFmt w:val="bullet"/>
+      <w:lvlText w:val=""/>
+      <w:lvlJc w:val="left"/>
+      <w:pPr>
+        <w:ind w:left="1120" w:hanging="360"/>
+      </w:pPr>
+      <w:rPr>
+        <w:rFonts w:ascii="Wingdings" w:hAnsi="Wingdings" w:hint="default"/>
+      </w:rPr>
+    </w:lvl>
+    <w:lvl w:ilvl="1" w:tplc="40090003" w:tentative="1">
+      <w:start w:val="1"/>
+      <w:numFmt w:val="bullet"/>
+      <w:lvlText w:val="o"/>
+      <w:lvlJc w:val="left"/>
+      <w:pPr>
+        <w:ind w:left="1840" w:hanging="360"/>
+      </w:pPr>
+      <w:rPr>
+        <w:rFonts w:ascii="Courier New" w:hAnsi="Courier New" w:cs="Courier New" w:hint="default"/>
+      </w:rPr>
+    </w:lvl>
+    <w:lvl w:ilvl="2" w:tplc="40090005" w:tentative="1">
+      <w:start w:val="1"/>
+      <w:numFmt w:val="bullet"/>
+      <w:lvlText w:val=""/>
+      <w:lvlJc w:val="left"/>
+      <w:pPr>
+        <w:ind w:left="2560" w:hanging="360"/>
+      </w:pPr>
+      <w:rPr>
+        <w:rFonts w:ascii="Wingdings" w:hAnsi="Wingdings" w:hint="default"/>
+      </w:rPr>
+    </w:lvl>
+    <w:lvl w:ilvl="3" w:tplc="40090001" w:tentative="1">
+      <w:start w:val="1"/>
+      <w:numFmt w:val="bullet"/>
+      <w:lvlText w:val=""/>
+      <w:lvlJc w:val="left"/>
+      <w:pPr>
+        <w:ind w:left="3280" w:hanging="360"/>
+      </w:pPr>
+      <w:rPr>
+        <w:rFonts w:ascii="Symbol" w:hAnsi="Symbol" w:hint="default"/>
+      </w:rPr>
+    </w:lvl>
+    <w:lvl w:ilvl="4" w:tplc="40090003" w:tentative="1">
+      <w:start w:val="1"/>
+      <w:numFmt w:val="bullet"/>
+      <w:lvlText w:val="o"/>
+      <w:lvlJc w:val="left"/>
+      <w:pPr>
+        <w:ind w:left="4000" w:hanging="360"/>
+      </w:pPr>
+      <w:rPr>
+        <w:rFonts w:ascii="Courier New" w:hAnsi="Courier New" w:cs="Courier New" w:hint="default"/>
+      </w:rPr>
+    </w:lvl>
+    <w:lvl w:ilvl="5" w:tplc="40090005" w:tentative="1">
+      <w:start w:val="1"/>
+      <w:numFmt w:val="bullet"/>
+      <w:lvlText w:val=""/>
+      <w:lvlJc w:val="left"/>
+      <w:pPr>
+        <w:ind w:left="4720" w:hanging="360"/>
+      </w:pPr>
+      <w:rPr>
+        <w:rFonts w:ascii="Wingdings" w:hAnsi="Wingdings" w:hint="default"/>
+      </w:rPr>
+    </w:lvl>
+    <w:lvl w:ilvl="6" w:tplc="40090001" w:tentative="1">
+      <w:start w:val="1"/>
+      <w:numFmt w:val="bullet"/>
+      <w:lvlText w:val=""/>
+      <w:lvlJc w:val="left"/>
+      <w:pPr>
+        <w:ind w:left="5440" w:hanging="360"/>
+      </w:pPr>
+      <w:rPr>
+        <w:rFonts w:ascii="Symbol" w:hAnsi="Symbol" w:hint="default"/>
+      </w:rPr>
+    </w:lvl>
+    <w:lvl w:ilvl="7" w:tplc="40090003" w:tentative="1">
+      <w:start w:val="1"/>
+      <w:numFmt w:val="bullet"/>
+      <w:lvlText w:val="o"/>
+      <w:lvlJc w:val="left"/>
+      <w:pPr>
+        <w:ind w:left="6160" w:hanging="360"/>
+      </w:pPr>
+      <w:rPr>
+        <w:rFonts w:ascii="Courier New" w:hAnsi="Courier New" w:cs="Courier New" w:hint="default"/>
+      </w:rPr>
+    </w:lvl>
+    <w:lvl w:ilvl="8" w:tplc="40090005" w:tentative="1">
+      <w:start w:val="1"/>
+      <w:numFmt w:val="bullet"/>
+      <w:lvlText w:val=""/>
+      <w:lvlJc w:val="left"/>
+      <w:pPr>
+        <w:ind w:left="6880" w:hanging="360"/>
+      </w:pPr>
+      <w:rPr>
+        <w:rFonts w:ascii="Wingdings" w:hAnsi="Wingdings" w:hint="default"/>
+      </w:rPr>
+    </w:lvl>
+  </w:abstractNum>
+  <w:abstractNum w:abstractNumId="33" w15:restartNumberingAfterBreak="0">
     <w:nsid w:val="322A262F"/>
     <w:multiLevelType w:val="hybridMultilevel"/>
     <w:tmpl w:val="327C07E0"/>
@@ -16566,7 +18568,7 @@
       </w:rPr>
     </w:lvl>
   </w:abstractNum>
-  <w:abstractNum w:abstractNumId="28" w15:restartNumberingAfterBreak="0">
+  <w:abstractNum w:abstractNumId="34" w15:restartNumberingAfterBreak="0">
     <w:nsid w:val="32C32B4A"/>
     <w:multiLevelType w:val="hybridMultilevel"/>
     <w:tmpl w:val="01CAE6DC"/>
@@ -16679,7 +18681,7 @@
       </w:rPr>
     </w:lvl>
   </w:abstractNum>
-  <w:abstractNum w:abstractNumId="29" w15:restartNumberingAfterBreak="0">
+  <w:abstractNum w:abstractNumId="35" w15:restartNumberingAfterBreak="0">
     <w:nsid w:val="35553CF3"/>
     <w:multiLevelType w:val="hybridMultilevel"/>
     <w:tmpl w:val="DA50D502"/>
@@ -16792,7 +18794,7 @@
       </w:rPr>
     </w:lvl>
   </w:abstractNum>
-  <w:abstractNum w:abstractNumId="30" w15:restartNumberingAfterBreak="0">
+  <w:abstractNum w:abstractNumId="36" w15:restartNumberingAfterBreak="0">
     <w:nsid w:val="39582E41"/>
     <w:multiLevelType w:val="hybridMultilevel"/>
     <w:tmpl w:val="6EA8BB26"/>
@@ -16905,7 +18907,7 @@
       </w:rPr>
     </w:lvl>
   </w:abstractNum>
-  <w:abstractNum w:abstractNumId="31" w15:restartNumberingAfterBreak="0">
+  <w:abstractNum w:abstractNumId="37" w15:restartNumberingAfterBreak="0">
     <w:nsid w:val="39A6604F"/>
     <w:multiLevelType w:val="hybridMultilevel"/>
     <w:tmpl w:val="E4B8291E"/>
@@ -17018,7 +19020,7 @@
       </w:rPr>
     </w:lvl>
   </w:abstractNum>
-  <w:abstractNum w:abstractNumId="32" w15:restartNumberingAfterBreak="0">
+  <w:abstractNum w:abstractNumId="38" w15:restartNumberingAfterBreak="0">
     <w:nsid w:val="41DC4A8F"/>
     <w:multiLevelType w:val="hybridMultilevel"/>
     <w:tmpl w:val="19CE7D6E"/>
@@ -17131,7 +19133,7 @@
       </w:rPr>
     </w:lvl>
   </w:abstractNum>
-  <w:abstractNum w:abstractNumId="33" w15:restartNumberingAfterBreak="0">
+  <w:abstractNum w:abstractNumId="39" w15:restartNumberingAfterBreak="0">
     <w:nsid w:val="41F21485"/>
     <w:multiLevelType w:val="hybridMultilevel"/>
     <w:tmpl w:val="BEF2DB6E"/>
@@ -17244,7 +19246,7 @@
       </w:rPr>
     </w:lvl>
   </w:abstractNum>
-  <w:abstractNum w:abstractNumId="34" w15:restartNumberingAfterBreak="0">
+  <w:abstractNum w:abstractNumId="40" w15:restartNumberingAfterBreak="0">
     <w:nsid w:val="43F66481"/>
     <w:multiLevelType w:val="hybridMultilevel"/>
     <w:tmpl w:val="0D5AA074"/>
@@ -17357,7 +19359,7 @@
       </w:rPr>
     </w:lvl>
   </w:abstractNum>
-  <w:abstractNum w:abstractNumId="35" w15:restartNumberingAfterBreak="0">
+  <w:abstractNum w:abstractNumId="41" w15:restartNumberingAfterBreak="0">
     <w:nsid w:val="45CF465D"/>
     <w:multiLevelType w:val="hybridMultilevel"/>
     <w:tmpl w:val="3D904BB4"/>
@@ -17470,7 +19472,7 @@
       </w:rPr>
     </w:lvl>
   </w:abstractNum>
-  <w:abstractNum w:abstractNumId="36" w15:restartNumberingAfterBreak="0">
+  <w:abstractNum w:abstractNumId="42" w15:restartNumberingAfterBreak="0">
     <w:nsid w:val="475F4735"/>
     <w:multiLevelType w:val="hybridMultilevel"/>
     <w:tmpl w:val="FA029FFA"/>
@@ -17583,7 +19585,7 @@
       </w:rPr>
     </w:lvl>
   </w:abstractNum>
-  <w:abstractNum w:abstractNumId="37" w15:restartNumberingAfterBreak="0">
+  <w:abstractNum w:abstractNumId="43" w15:restartNumberingAfterBreak="0">
     <w:nsid w:val="4BD208CD"/>
     <w:multiLevelType w:val="hybridMultilevel"/>
     <w:tmpl w:val="A53A1180"/>
@@ -17696,7 +19698,7 @@
       </w:rPr>
     </w:lvl>
   </w:abstractNum>
-  <w:abstractNum w:abstractNumId="38" w15:restartNumberingAfterBreak="0">
+  <w:abstractNum w:abstractNumId="44" w15:restartNumberingAfterBreak="0">
     <w:nsid w:val="4C342B25"/>
     <w:multiLevelType w:val="hybridMultilevel"/>
     <w:tmpl w:val="B91CD8D8"/>
@@ -17809,7 +19811,7 @@
       </w:rPr>
     </w:lvl>
   </w:abstractNum>
-  <w:abstractNum w:abstractNumId="39" w15:restartNumberingAfterBreak="0">
+  <w:abstractNum w:abstractNumId="45" w15:restartNumberingAfterBreak="0">
     <w:nsid w:val="4CAF2742"/>
     <w:multiLevelType w:val="hybridMultilevel"/>
     <w:tmpl w:val="9B382BEA"/>
@@ -17922,7 +19924,7 @@
       </w:rPr>
     </w:lvl>
   </w:abstractNum>
-  <w:abstractNum w:abstractNumId="40" w15:restartNumberingAfterBreak="0">
+  <w:abstractNum w:abstractNumId="46" w15:restartNumberingAfterBreak="0">
     <w:nsid w:val="4CB9119F"/>
     <w:multiLevelType w:val="hybridMultilevel"/>
     <w:tmpl w:val="76365076"/>
@@ -18035,7 +20037,120 @@
       </w:rPr>
     </w:lvl>
   </w:abstractNum>
-  <w:abstractNum w:abstractNumId="41" w15:restartNumberingAfterBreak="0">
+  <w:abstractNum w:abstractNumId="47" w15:restartNumberingAfterBreak="0">
+    <w:nsid w:val="4F17655D"/>
+    <w:multiLevelType w:val="hybridMultilevel"/>
+    <w:tmpl w:val="BE60F5B4"/>
+    <w:lvl w:ilvl="0" w:tplc="4009000B">
+      <w:start w:val="1"/>
+      <w:numFmt w:val="bullet"/>
+      <w:lvlText w:val=""/>
+      <w:lvlJc w:val="left"/>
+      <w:pPr>
+        <w:ind w:left="1120" w:hanging="360"/>
+      </w:pPr>
+      <w:rPr>
+        <w:rFonts w:ascii="Wingdings" w:hAnsi="Wingdings" w:hint="default"/>
+      </w:rPr>
+    </w:lvl>
+    <w:lvl w:ilvl="1" w:tplc="40090003" w:tentative="1">
+      <w:start w:val="1"/>
+      <w:numFmt w:val="bullet"/>
+      <w:lvlText w:val="o"/>
+      <w:lvlJc w:val="left"/>
+      <w:pPr>
+        <w:ind w:left="1840" w:hanging="360"/>
+      </w:pPr>
+      <w:rPr>
+        <w:rFonts w:ascii="Courier New" w:hAnsi="Courier New" w:cs="Courier New" w:hint="default"/>
+      </w:rPr>
+    </w:lvl>
+    <w:lvl w:ilvl="2" w:tplc="40090005" w:tentative="1">
+      <w:start w:val="1"/>
+      <w:numFmt w:val="bullet"/>
+      <w:lvlText w:val=""/>
+      <w:lvlJc w:val="left"/>
+      <w:pPr>
+        <w:ind w:left="2560" w:hanging="360"/>
+      </w:pPr>
+      <w:rPr>
+        <w:rFonts w:ascii="Wingdings" w:hAnsi="Wingdings" w:hint="default"/>
+      </w:rPr>
+    </w:lvl>
+    <w:lvl w:ilvl="3" w:tplc="40090001" w:tentative="1">
+      <w:start w:val="1"/>
+      <w:numFmt w:val="bullet"/>
+      <w:lvlText w:val=""/>
+      <w:lvlJc w:val="left"/>
+      <w:pPr>
+        <w:ind w:left="3280" w:hanging="360"/>
+      </w:pPr>
+      <w:rPr>
+        <w:rFonts w:ascii="Symbol" w:hAnsi="Symbol" w:hint="default"/>
+      </w:rPr>
+    </w:lvl>
+    <w:lvl w:ilvl="4" w:tplc="40090003" w:tentative="1">
+      <w:start w:val="1"/>
+      <w:numFmt w:val="bullet"/>
+      <w:lvlText w:val="o"/>
+      <w:lvlJc w:val="left"/>
+      <w:pPr>
+        <w:ind w:left="4000" w:hanging="360"/>
+      </w:pPr>
+      <w:rPr>
+        <w:rFonts w:ascii="Courier New" w:hAnsi="Courier New" w:cs="Courier New" w:hint="default"/>
+      </w:rPr>
+    </w:lvl>
+    <w:lvl w:ilvl="5" w:tplc="40090005" w:tentative="1">
+      <w:start w:val="1"/>
+      <w:numFmt w:val="bullet"/>
+      <w:lvlText w:val=""/>
+      <w:lvlJc w:val="left"/>
+      <w:pPr>
+        <w:ind w:left="4720" w:hanging="360"/>
+      </w:pPr>
+      <w:rPr>
+        <w:rFonts w:ascii="Wingdings" w:hAnsi="Wingdings" w:hint="default"/>
+      </w:rPr>
+    </w:lvl>
+    <w:lvl w:ilvl="6" w:tplc="40090001" w:tentative="1">
+      <w:start w:val="1"/>
+      <w:numFmt w:val="bullet"/>
+      <w:lvlText w:val=""/>
+      <w:lvlJc w:val="left"/>
+      <w:pPr>
+        <w:ind w:left="5440" w:hanging="360"/>
+      </w:pPr>
+      <w:rPr>
+        <w:rFonts w:ascii="Symbol" w:hAnsi="Symbol" w:hint="default"/>
+      </w:rPr>
+    </w:lvl>
+    <w:lvl w:ilvl="7" w:tplc="40090003" w:tentative="1">
+      <w:start w:val="1"/>
+      <w:numFmt w:val="bullet"/>
+      <w:lvlText w:val="o"/>
+      <w:lvlJc w:val="left"/>
+      <w:pPr>
+        <w:ind w:left="6160" w:hanging="360"/>
+      </w:pPr>
+      <w:rPr>
+        <w:rFonts w:ascii="Courier New" w:hAnsi="Courier New" w:cs="Courier New" w:hint="default"/>
+      </w:rPr>
+    </w:lvl>
+    <w:lvl w:ilvl="8" w:tplc="40090005" w:tentative="1">
+      <w:start w:val="1"/>
+      <w:numFmt w:val="bullet"/>
+      <w:lvlText w:val=""/>
+      <w:lvlJc w:val="left"/>
+      <w:pPr>
+        <w:ind w:left="6880" w:hanging="360"/>
+      </w:pPr>
+      <w:rPr>
+        <w:rFonts w:ascii="Wingdings" w:hAnsi="Wingdings" w:hint="default"/>
+      </w:rPr>
+    </w:lvl>
+  </w:abstractNum>
+  <w:abstractNum w:abstractNumId="48" w15:restartNumberingAfterBreak="0">
     <w:nsid w:val="50E81B93"/>
     <w:multiLevelType w:val="hybridMultilevel"/>
     <w:tmpl w:val="FE8AB98C"/>
@@ -18148,7 +20263,7 @@
       </w:rPr>
     </w:lvl>
   </w:abstractNum>
-  <w:abstractNum w:abstractNumId="42" w15:restartNumberingAfterBreak="0">
+  <w:abstractNum w:abstractNumId="49" w15:restartNumberingAfterBreak="0">
     <w:nsid w:val="5207196C"/>
     <w:multiLevelType w:val="hybridMultilevel"/>
     <w:tmpl w:val="04101D70"/>
@@ -18261,7 +20376,7 @@
       </w:rPr>
     </w:lvl>
   </w:abstractNum>
-  <w:abstractNum w:abstractNumId="43" w15:restartNumberingAfterBreak="0">
+  <w:abstractNum w:abstractNumId="50" w15:restartNumberingAfterBreak="0">
     <w:nsid w:val="52E2024D"/>
     <w:multiLevelType w:val="hybridMultilevel"/>
     <w:tmpl w:val="DABA967C"/>
@@ -18374,7 +20489,7 @@
       </w:rPr>
     </w:lvl>
   </w:abstractNum>
-  <w:abstractNum w:abstractNumId="44" w15:restartNumberingAfterBreak="0">
+  <w:abstractNum w:abstractNumId="51" w15:restartNumberingAfterBreak="0">
     <w:nsid w:val="54BF6151"/>
     <w:multiLevelType w:val="hybridMultilevel"/>
     <w:tmpl w:val="F4D635F4"/>
@@ -18483,7 +20598,7 @@
       </w:pPr>
     </w:lvl>
   </w:abstractNum>
-  <w:abstractNum w:abstractNumId="45" w15:restartNumberingAfterBreak="0">
+  <w:abstractNum w:abstractNumId="52" w15:restartNumberingAfterBreak="0">
     <w:nsid w:val="5BE47E43"/>
     <w:multiLevelType w:val="hybridMultilevel"/>
     <w:tmpl w:val="EF3EAED2"/>
@@ -18596,7 +20711,7 @@
       </w:rPr>
     </w:lvl>
   </w:abstractNum>
-  <w:abstractNum w:abstractNumId="46" w15:restartNumberingAfterBreak="0">
+  <w:abstractNum w:abstractNumId="53" w15:restartNumberingAfterBreak="0">
     <w:nsid w:val="5C0D2947"/>
     <w:multiLevelType w:val="hybridMultilevel"/>
     <w:tmpl w:val="8CAAD732"/>
@@ -18709,7 +20824,7 @@
       </w:rPr>
     </w:lvl>
   </w:abstractNum>
-  <w:abstractNum w:abstractNumId="47" w15:restartNumberingAfterBreak="0">
+  <w:abstractNum w:abstractNumId="54" w15:restartNumberingAfterBreak="0">
     <w:nsid w:val="5D4D2BDD"/>
     <w:multiLevelType w:val="hybridMultilevel"/>
     <w:tmpl w:val="14A8EAC6"/>
@@ -18822,7 +20937,7 @@
       </w:rPr>
     </w:lvl>
   </w:abstractNum>
-  <w:abstractNum w:abstractNumId="48" w15:restartNumberingAfterBreak="0">
+  <w:abstractNum w:abstractNumId="55" w15:restartNumberingAfterBreak="0">
     <w:nsid w:val="620D5486"/>
     <w:multiLevelType w:val="hybridMultilevel"/>
     <w:tmpl w:val="728869EC"/>
@@ -18935,7 +21050,233 @@
       </w:rPr>
     </w:lvl>
   </w:abstractNum>
-  <w:abstractNum w:abstractNumId="49" w15:restartNumberingAfterBreak="0">
+  <w:abstractNum w:abstractNumId="56" w15:restartNumberingAfterBreak="0">
+    <w:nsid w:val="663A7E4C"/>
+    <w:multiLevelType w:val="hybridMultilevel"/>
+    <w:tmpl w:val="14463E10"/>
+    <w:lvl w:ilvl="0" w:tplc="4009000B">
+      <w:start w:val="1"/>
+      <w:numFmt w:val="bullet"/>
+      <w:lvlText w:val=""/>
+      <w:lvlJc w:val="left"/>
+      <w:pPr>
+        <w:ind w:left="1120" w:hanging="360"/>
+      </w:pPr>
+      <w:rPr>
+        <w:rFonts w:ascii="Wingdings" w:hAnsi="Wingdings" w:hint="default"/>
+      </w:rPr>
+    </w:lvl>
+    <w:lvl w:ilvl="1" w:tplc="40090003" w:tentative="1">
+      <w:start w:val="1"/>
+      <w:numFmt w:val="bullet"/>
+      <w:lvlText w:val="o"/>
+      <w:lvlJc w:val="left"/>
+      <w:pPr>
+        <w:ind w:left="1840" w:hanging="360"/>
+      </w:pPr>
+      <w:rPr>
+        <w:rFonts w:ascii="Courier New" w:hAnsi="Courier New" w:cs="Courier New" w:hint="default"/>
+      </w:rPr>
+    </w:lvl>
+    <w:lvl w:ilvl="2" w:tplc="40090005" w:tentative="1">
+      <w:start w:val="1"/>
+      <w:numFmt w:val="bullet"/>
+      <w:lvlText w:val=""/>
+      <w:lvlJc w:val="left"/>
+      <w:pPr>
+        <w:ind w:left="2560" w:hanging="360"/>
+      </w:pPr>
+      <w:rPr>
+        <w:rFonts w:ascii="Wingdings" w:hAnsi="Wingdings" w:hint="default"/>
+      </w:rPr>
+    </w:lvl>
+    <w:lvl w:ilvl="3" w:tplc="40090001" w:tentative="1">
+      <w:start w:val="1"/>
+      <w:numFmt w:val="bullet"/>
+      <w:lvlText w:val=""/>
+      <w:lvlJc w:val="left"/>
+      <w:pPr>
+        <w:ind w:left="3280" w:hanging="360"/>
+      </w:pPr>
+      <w:rPr>
+        <w:rFonts w:ascii="Symbol" w:hAnsi="Symbol" w:hint="default"/>
+      </w:rPr>
+    </w:lvl>
+    <w:lvl w:ilvl="4" w:tplc="40090003" w:tentative="1">
+      <w:start w:val="1"/>
+      <w:numFmt w:val="bullet"/>
+      <w:lvlText w:val="o"/>
+      <w:lvlJc w:val="left"/>
+      <w:pPr>
+        <w:ind w:left="4000" w:hanging="360"/>
+      </w:pPr>
+      <w:rPr>
+        <w:rFonts w:ascii="Courier New" w:hAnsi="Courier New" w:cs="Courier New" w:hint="default"/>
+      </w:rPr>
+    </w:lvl>
+    <w:lvl w:ilvl="5" w:tplc="40090005" w:tentative="1">
+      <w:start w:val="1"/>
+      <w:numFmt w:val="bullet"/>
+      <w:lvlText w:val=""/>
+      <w:lvlJc w:val="left"/>
+      <w:pPr>
+        <w:ind w:left="4720" w:hanging="360"/>
+      </w:pPr>
+      <w:rPr>
+        <w:rFonts w:ascii="Wingdings" w:hAnsi="Wingdings" w:hint="default"/>
+      </w:rPr>
+    </w:lvl>
+    <w:lvl w:ilvl="6" w:tplc="40090001" w:tentative="1">
+      <w:start w:val="1"/>
+      <w:numFmt w:val="bullet"/>
+      <w:lvlText w:val=""/>
+      <w:lvlJc w:val="left"/>
+      <w:pPr>
+        <w:ind w:left="5440" w:hanging="360"/>
+      </w:pPr>
+      <w:rPr>
+        <w:rFonts w:ascii="Symbol" w:hAnsi="Symbol" w:hint="default"/>
+      </w:rPr>
+    </w:lvl>
+    <w:lvl w:ilvl="7" w:tplc="40090003" w:tentative="1">
+      <w:start w:val="1"/>
+      <w:numFmt w:val="bullet"/>
+      <w:lvlText w:val="o"/>
+      <w:lvlJc w:val="left"/>
+      <w:pPr>
+        <w:ind w:left="6160" w:hanging="360"/>
+      </w:pPr>
+      <w:rPr>
+        <w:rFonts w:ascii="Courier New" w:hAnsi="Courier New" w:cs="Courier New" w:hint="default"/>
+      </w:rPr>
+    </w:lvl>
+    <w:lvl w:ilvl="8" w:tplc="40090005" w:tentative="1">
+      <w:start w:val="1"/>
+      <w:numFmt w:val="bullet"/>
+      <w:lvlText w:val=""/>
+      <w:lvlJc w:val="left"/>
+      <w:pPr>
+        <w:ind w:left="6880" w:hanging="360"/>
+      </w:pPr>
+      <w:rPr>
+        <w:rFonts w:ascii="Wingdings" w:hAnsi="Wingdings" w:hint="default"/>
+      </w:rPr>
+    </w:lvl>
+  </w:abstractNum>
+  <w:abstractNum w:abstractNumId="57" w15:restartNumberingAfterBreak="0">
+    <w:nsid w:val="666E6981"/>
+    <w:multiLevelType w:val="hybridMultilevel"/>
+    <w:tmpl w:val="7B527FA6"/>
+    <w:lvl w:ilvl="0" w:tplc="4009000B">
+      <w:start w:val="1"/>
+      <w:numFmt w:val="bullet"/>
+      <w:lvlText w:val=""/>
+      <w:lvlJc w:val="left"/>
+      <w:pPr>
+        <w:ind w:left="1120" w:hanging="360"/>
+      </w:pPr>
+      <w:rPr>
+        <w:rFonts w:ascii="Wingdings" w:hAnsi="Wingdings" w:hint="default"/>
+      </w:rPr>
+    </w:lvl>
+    <w:lvl w:ilvl="1" w:tplc="40090003" w:tentative="1">
+      <w:start w:val="1"/>
+      <w:numFmt w:val="bullet"/>
+      <w:lvlText w:val="o"/>
+      <w:lvlJc w:val="left"/>
+      <w:pPr>
+        <w:ind w:left="1840" w:hanging="360"/>
+      </w:pPr>
+      <w:rPr>
+        <w:rFonts w:ascii="Courier New" w:hAnsi="Courier New" w:cs="Courier New" w:hint="default"/>
+      </w:rPr>
+    </w:lvl>
+    <w:lvl w:ilvl="2" w:tplc="40090005" w:tentative="1">
+      <w:start w:val="1"/>
+      <w:numFmt w:val="bullet"/>
+      <w:lvlText w:val=""/>
+      <w:lvlJc w:val="left"/>
+      <w:pPr>
+        <w:ind w:left="2560" w:hanging="360"/>
+      </w:pPr>
+      <w:rPr>
+        <w:rFonts w:ascii="Wingdings" w:hAnsi="Wingdings" w:hint="default"/>
+      </w:rPr>
+    </w:lvl>
+    <w:lvl w:ilvl="3" w:tplc="40090001" w:tentative="1">
+      <w:start w:val="1"/>
+      <w:numFmt w:val="bullet"/>
+      <w:lvlText w:val=""/>
+      <w:lvlJc w:val="left"/>
+      <w:pPr>
+        <w:ind w:left="3280" w:hanging="360"/>
+      </w:pPr>
+      <w:rPr>
+        <w:rFonts w:ascii="Symbol" w:hAnsi="Symbol" w:hint="default"/>
+      </w:rPr>
+    </w:lvl>
+    <w:lvl w:ilvl="4" w:tplc="40090003" w:tentative="1">
+      <w:start w:val="1"/>
+      <w:numFmt w:val="bullet"/>
+      <w:lvlText w:val="o"/>
+      <w:lvlJc w:val="left"/>
+      <w:pPr>
+        <w:ind w:left="4000" w:hanging="360"/>
+      </w:pPr>
+      <w:rPr>
+        <w:rFonts w:ascii="Courier New" w:hAnsi="Courier New" w:cs="Courier New" w:hint="default"/>
+      </w:rPr>
+    </w:lvl>
+    <w:lvl w:ilvl="5" w:tplc="40090005" w:tentative="1">
+      <w:start w:val="1"/>
+      <w:numFmt w:val="bullet"/>
+      <w:lvlText w:val=""/>
+      <w:lvlJc w:val="left"/>
+      <w:pPr>
+        <w:ind w:left="4720" w:hanging="360"/>
+      </w:pPr>
+      <w:rPr>
+        <w:rFonts w:ascii="Wingdings" w:hAnsi="Wingdings" w:hint="default"/>
+      </w:rPr>
+    </w:lvl>
+    <w:lvl w:ilvl="6" w:tplc="40090001" w:tentative="1">
+      <w:start w:val="1"/>
+      <w:numFmt w:val="bullet"/>
+      <w:lvlText w:val=""/>
+      <w:lvlJc w:val="left"/>
+      <w:pPr>
+        <w:ind w:left="5440" w:hanging="360"/>
+      </w:pPr>
+      <w:rPr>
+        <w:rFonts w:ascii="Symbol" w:hAnsi="Symbol" w:hint="default"/>
+      </w:rPr>
+    </w:lvl>
+    <w:lvl w:ilvl="7" w:tplc="40090003" w:tentative="1">
+      <w:start w:val="1"/>
+      <w:numFmt w:val="bullet"/>
+      <w:lvlText w:val="o"/>
+      <w:lvlJc w:val="left"/>
+      <w:pPr>
+        <w:ind w:left="6160" w:hanging="360"/>
+      </w:pPr>
+      <w:rPr>
+        <w:rFonts w:ascii="Courier New" w:hAnsi="Courier New" w:cs="Courier New" w:hint="default"/>
+      </w:rPr>
+    </w:lvl>
+    <w:lvl w:ilvl="8" w:tplc="40090005" w:tentative="1">
+      <w:start w:val="1"/>
+      <w:numFmt w:val="bullet"/>
+      <w:lvlText w:val=""/>
+      <w:lvlJc w:val="left"/>
+      <w:pPr>
+        <w:ind w:left="6880" w:hanging="360"/>
+      </w:pPr>
+      <w:rPr>
+        <w:rFonts w:ascii="Wingdings" w:hAnsi="Wingdings" w:hint="default"/>
+      </w:rPr>
+    </w:lvl>
+  </w:abstractNum>
+  <w:abstractNum w:abstractNumId="58" w15:restartNumberingAfterBreak="0">
     <w:nsid w:val="66B62DBB"/>
     <w:multiLevelType w:val="hybridMultilevel"/>
     <w:tmpl w:val="10D04886"/>
@@ -19048,7 +21389,7 @@
       </w:rPr>
     </w:lvl>
   </w:abstractNum>
-  <w:abstractNum w:abstractNumId="50" w15:restartNumberingAfterBreak="0">
+  <w:abstractNum w:abstractNumId="59" w15:restartNumberingAfterBreak="0">
     <w:nsid w:val="68E44562"/>
     <w:multiLevelType w:val="hybridMultilevel"/>
     <w:tmpl w:val="0952F2F2"/>
@@ -19161,7 +21502,7 @@
       </w:rPr>
     </w:lvl>
   </w:abstractNum>
-  <w:abstractNum w:abstractNumId="51" w15:restartNumberingAfterBreak="0">
+  <w:abstractNum w:abstractNumId="60" w15:restartNumberingAfterBreak="0">
     <w:nsid w:val="6C1238A2"/>
     <w:multiLevelType w:val="hybridMultilevel"/>
     <w:tmpl w:val="6BB2EB5C"/>
@@ -19274,7 +21615,7 @@
       </w:rPr>
     </w:lvl>
   </w:abstractNum>
-  <w:abstractNum w:abstractNumId="52" w15:restartNumberingAfterBreak="0">
+  <w:abstractNum w:abstractNumId="61" w15:restartNumberingAfterBreak="0">
     <w:nsid w:val="6E5F7AAF"/>
     <w:multiLevelType w:val="hybridMultilevel"/>
     <w:tmpl w:val="BF92D5CC"/>
@@ -19360,7 +21701,7 @@
       </w:pPr>
     </w:lvl>
   </w:abstractNum>
-  <w:abstractNum w:abstractNumId="53" w15:restartNumberingAfterBreak="0">
+  <w:abstractNum w:abstractNumId="62" w15:restartNumberingAfterBreak="0">
     <w:nsid w:val="6EA169CE"/>
     <w:multiLevelType w:val="hybridMultilevel"/>
     <w:tmpl w:val="9FC6F552"/>
@@ -19473,7 +21814,7 @@
       </w:rPr>
     </w:lvl>
   </w:abstractNum>
-  <w:abstractNum w:abstractNumId="54" w15:restartNumberingAfterBreak="0">
+  <w:abstractNum w:abstractNumId="63" w15:restartNumberingAfterBreak="0">
     <w:nsid w:val="6EFF7CF0"/>
     <w:multiLevelType w:val="hybridMultilevel"/>
     <w:tmpl w:val="8D48AE6A"/>
@@ -19586,7 +21927,7 @@
       </w:rPr>
     </w:lvl>
   </w:abstractNum>
-  <w:abstractNum w:abstractNumId="55" w15:restartNumberingAfterBreak="0">
+  <w:abstractNum w:abstractNumId="64" w15:restartNumberingAfterBreak="0">
     <w:nsid w:val="70390210"/>
     <w:multiLevelType w:val="hybridMultilevel"/>
     <w:tmpl w:val="90EC57DC"/>
@@ -19699,7 +22040,7 @@
       </w:rPr>
     </w:lvl>
   </w:abstractNum>
-  <w:abstractNum w:abstractNumId="56" w15:restartNumberingAfterBreak="0">
+  <w:abstractNum w:abstractNumId="65" w15:restartNumberingAfterBreak="0">
     <w:nsid w:val="75BB5B9A"/>
     <w:multiLevelType w:val="hybridMultilevel"/>
     <w:tmpl w:val="E1D66F90"/>
@@ -19812,7 +22153,7 @@
       </w:rPr>
     </w:lvl>
   </w:abstractNum>
-  <w:abstractNum w:abstractNumId="57" w15:restartNumberingAfterBreak="0">
+  <w:abstractNum w:abstractNumId="66" w15:restartNumberingAfterBreak="0">
     <w:nsid w:val="76F26BA8"/>
     <w:multiLevelType w:val="hybridMultilevel"/>
     <w:tmpl w:val="916EB77C"/>
@@ -19925,7 +22266,7 @@
       </w:rPr>
     </w:lvl>
   </w:abstractNum>
-  <w:abstractNum w:abstractNumId="58" w15:restartNumberingAfterBreak="0">
+  <w:abstractNum w:abstractNumId="67" w15:restartNumberingAfterBreak="0">
     <w:nsid w:val="78D4407D"/>
     <w:multiLevelType w:val="hybridMultilevel"/>
     <w:tmpl w:val="9C6A39B8"/>
@@ -20038,7 +22379,7 @@
       </w:rPr>
     </w:lvl>
   </w:abstractNum>
-  <w:abstractNum w:abstractNumId="59" w15:restartNumberingAfterBreak="0">
+  <w:abstractNum w:abstractNumId="68" w15:restartNumberingAfterBreak="0">
     <w:nsid w:val="78FF1992"/>
     <w:multiLevelType w:val="hybridMultilevel"/>
     <w:tmpl w:val="3E304C16"/>
@@ -20151,7 +22492,7 @@
       </w:rPr>
     </w:lvl>
   </w:abstractNum>
-  <w:abstractNum w:abstractNumId="60" w15:restartNumberingAfterBreak="0">
+  <w:abstractNum w:abstractNumId="69" w15:restartNumberingAfterBreak="0">
     <w:nsid w:val="7A850844"/>
     <w:multiLevelType w:val="hybridMultilevel"/>
     <w:tmpl w:val="8D24419A"/>
@@ -20264,7 +22605,7 @@
       </w:rPr>
     </w:lvl>
   </w:abstractNum>
-  <w:abstractNum w:abstractNumId="61" w15:restartNumberingAfterBreak="0">
+  <w:abstractNum w:abstractNumId="70" w15:restartNumberingAfterBreak="0">
     <w:nsid w:val="7A9E48D1"/>
     <w:multiLevelType w:val="hybridMultilevel"/>
     <w:tmpl w:val="7C2C2C78"/>
@@ -20377,10 +22718,10 @@
       </w:rPr>
     </w:lvl>
   </w:abstractNum>
-  <w:abstractNum w:abstractNumId="62" w15:restartNumberingAfterBreak="0">
+  <w:abstractNum w:abstractNumId="71" w15:restartNumberingAfterBreak="0">
     <w:nsid w:val="7CA93F11"/>
     <w:multiLevelType w:val="hybridMultilevel"/>
-    <w:tmpl w:val="76E818B8"/>
+    <w:tmpl w:val="52BC6E0A"/>
     <w:lvl w:ilvl="0" w:tplc="4009000B">
       <w:start w:val="1"/>
       <w:numFmt w:val="bullet"/>
@@ -20490,7 +22831,7 @@
       </w:rPr>
     </w:lvl>
   </w:abstractNum>
-  <w:abstractNum w:abstractNumId="63" w15:restartNumberingAfterBreak="0">
+  <w:abstractNum w:abstractNumId="72" w15:restartNumberingAfterBreak="0">
     <w:nsid w:val="7E1711BB"/>
     <w:multiLevelType w:val="hybridMultilevel"/>
     <w:tmpl w:val="EBD83B5A"/>
@@ -20603,7 +22944,7 @@
       </w:rPr>
     </w:lvl>
   </w:abstractNum>
-  <w:abstractNum w:abstractNumId="64" w15:restartNumberingAfterBreak="0">
+  <w:abstractNum w:abstractNumId="73" w15:restartNumberingAfterBreak="0">
     <w:nsid w:val="7E6703BC"/>
     <w:multiLevelType w:val="hybridMultilevel"/>
     <w:tmpl w:val="01347444"/>
@@ -20717,201 +23058,228 @@
     </w:lvl>
   </w:abstractNum>
   <w:num w:numId="1" w16cid:durableId="234126080">
+    <w:abstractNumId w:val="51"/>
+  </w:num>
+  <w:num w:numId="2" w16cid:durableId="1827168422">
+    <w:abstractNumId w:val="18"/>
+  </w:num>
+  <w:num w:numId="3" w16cid:durableId="645551749">
+    <w:abstractNumId w:val="6"/>
+  </w:num>
+  <w:num w:numId="4" w16cid:durableId="984048638">
+    <w:abstractNumId w:val="10"/>
+  </w:num>
+  <w:num w:numId="5" w16cid:durableId="2053652926">
+    <w:abstractNumId w:val="42"/>
+  </w:num>
+  <w:num w:numId="6" w16cid:durableId="120808992">
+    <w:abstractNumId w:val="23"/>
+  </w:num>
+  <w:num w:numId="7" w16cid:durableId="1196692114">
+    <w:abstractNumId w:val="21"/>
+  </w:num>
+  <w:num w:numId="8" w16cid:durableId="446656441">
+    <w:abstractNumId w:val="53"/>
+  </w:num>
+  <w:num w:numId="9" w16cid:durableId="698819531">
+    <w:abstractNumId w:val="54"/>
+  </w:num>
+  <w:num w:numId="10" w16cid:durableId="1527332008">
+    <w:abstractNumId w:val="39"/>
+  </w:num>
+  <w:num w:numId="11" w16cid:durableId="1770158062">
+    <w:abstractNumId w:val="28"/>
+  </w:num>
+  <w:num w:numId="12" w16cid:durableId="839471443">
+    <w:abstractNumId w:val="15"/>
+  </w:num>
+  <w:num w:numId="13" w16cid:durableId="1625767979">
+    <w:abstractNumId w:val="67"/>
+  </w:num>
+  <w:num w:numId="14" w16cid:durableId="712922381">
+    <w:abstractNumId w:val="16"/>
+  </w:num>
+  <w:num w:numId="15" w16cid:durableId="1509248443">
+    <w:abstractNumId w:val="33"/>
+  </w:num>
+  <w:num w:numId="16" w16cid:durableId="1388600950">
+    <w:abstractNumId w:val="12"/>
+  </w:num>
+  <w:num w:numId="17" w16cid:durableId="63383461">
+    <w:abstractNumId w:val="24"/>
+  </w:num>
+  <w:num w:numId="18" w16cid:durableId="1959605983">
+    <w:abstractNumId w:val="36"/>
+  </w:num>
+  <w:num w:numId="19" w16cid:durableId="1251352226">
+    <w:abstractNumId w:val="50"/>
+  </w:num>
+  <w:num w:numId="20" w16cid:durableId="1579706643">
+    <w:abstractNumId w:val="52"/>
+  </w:num>
+  <w:num w:numId="21" w16cid:durableId="616908098">
+    <w:abstractNumId w:val="37"/>
+  </w:num>
+  <w:num w:numId="22" w16cid:durableId="1590456493">
+    <w:abstractNumId w:val="63"/>
+  </w:num>
+  <w:num w:numId="23" w16cid:durableId="1853490051">
+    <w:abstractNumId w:val="60"/>
+  </w:num>
+  <w:num w:numId="24" w16cid:durableId="489753068">
+    <w:abstractNumId w:val="40"/>
+  </w:num>
+  <w:num w:numId="25" w16cid:durableId="470750842">
+    <w:abstractNumId w:val="72"/>
+  </w:num>
+  <w:num w:numId="26" w16cid:durableId="1286622340">
+    <w:abstractNumId w:val="29"/>
+  </w:num>
+  <w:num w:numId="27" w16cid:durableId="675691640">
+    <w:abstractNumId w:val="20"/>
+  </w:num>
+  <w:num w:numId="28" w16cid:durableId="942416099">
     <w:abstractNumId w:val="44"/>
   </w:num>
-  <w:num w:numId="2" w16cid:durableId="1827168422">
-    <w:abstractNumId w:val="16"/>
-  </w:num>
-  <w:num w:numId="3" w16cid:durableId="645551749">
-    <w:abstractNumId w:val="5"/>
-  </w:num>
-  <w:num w:numId="4" w16cid:durableId="984048638">
-    <w:abstractNumId w:val="8"/>
-  </w:num>
-  <w:num w:numId="5" w16cid:durableId="2053652926">
-    <w:abstractNumId w:val="36"/>
-  </w:num>
-  <w:num w:numId="6" w16cid:durableId="120808992">
-    <w:abstractNumId w:val="19"/>
-  </w:num>
-  <w:num w:numId="7" w16cid:durableId="1196692114">
-    <w:abstractNumId w:val="18"/>
-  </w:num>
-  <w:num w:numId="8" w16cid:durableId="446656441">
-    <w:abstractNumId w:val="46"/>
-  </w:num>
-  <w:num w:numId="9" w16cid:durableId="698819531">
-    <w:abstractNumId w:val="47"/>
-  </w:num>
-  <w:num w:numId="10" w16cid:durableId="1527332008">
-    <w:abstractNumId w:val="33"/>
-  </w:num>
-  <w:num w:numId="11" w16cid:durableId="1770158062">
-    <w:abstractNumId w:val="23"/>
-  </w:num>
-  <w:num w:numId="12" w16cid:durableId="839471443">
-    <w:abstractNumId w:val="13"/>
-  </w:num>
-  <w:num w:numId="13" w16cid:durableId="1625767979">
-    <w:abstractNumId w:val="58"/>
-  </w:num>
-  <w:num w:numId="14" w16cid:durableId="712922381">
-    <w:abstractNumId w:val="14"/>
-  </w:num>
-  <w:num w:numId="15" w16cid:durableId="1509248443">
-    <w:abstractNumId w:val="27"/>
-  </w:num>
-  <w:num w:numId="16" w16cid:durableId="1388600950">
-    <w:abstractNumId w:val="10"/>
-  </w:num>
-  <w:num w:numId="17" w16cid:durableId="63383461">
-    <w:abstractNumId w:val="20"/>
-  </w:num>
-  <w:num w:numId="18" w16cid:durableId="1959605983">
-    <w:abstractNumId w:val="30"/>
-  </w:num>
-  <w:num w:numId="19" w16cid:durableId="1251352226">
-    <w:abstractNumId w:val="43"/>
-  </w:num>
-  <w:num w:numId="20" w16cid:durableId="1579706643">
-    <w:abstractNumId w:val="45"/>
-  </w:num>
-  <w:num w:numId="21" w16cid:durableId="616908098">
-    <w:abstractNumId w:val="31"/>
-  </w:num>
-  <w:num w:numId="22" w16cid:durableId="1590456493">
-    <w:abstractNumId w:val="54"/>
-  </w:num>
-  <w:num w:numId="23" w16cid:durableId="1853490051">
-    <w:abstractNumId w:val="51"/>
-  </w:num>
-  <w:num w:numId="24" w16cid:durableId="489753068">
-    <w:abstractNumId w:val="34"/>
-  </w:num>
-  <w:num w:numId="25" w16cid:durableId="470750842">
-    <w:abstractNumId w:val="63"/>
-  </w:num>
-  <w:num w:numId="26" w16cid:durableId="1286622340">
-    <w:abstractNumId w:val="24"/>
-  </w:num>
-  <w:num w:numId="27" w16cid:durableId="675691640">
-    <w:abstractNumId w:val="17"/>
-  </w:num>
-  <w:num w:numId="28" w16cid:durableId="942416099">
-    <w:abstractNumId w:val="38"/>
-  </w:num>
   <w:num w:numId="29" w16cid:durableId="354500318">
-    <w:abstractNumId w:val="61"/>
+    <w:abstractNumId w:val="70"/>
   </w:num>
   <w:num w:numId="30" w16cid:durableId="555707672">
-    <w:abstractNumId w:val="59"/>
+    <w:abstractNumId w:val="68"/>
   </w:num>
   <w:num w:numId="31" w16cid:durableId="1227456296">
     <w:abstractNumId w:val="1"/>
   </w:num>
   <w:num w:numId="32" w16cid:durableId="241791814">
-    <w:abstractNumId w:val="22"/>
+    <w:abstractNumId w:val="27"/>
   </w:num>
   <w:num w:numId="33" w16cid:durableId="297877559">
-    <w:abstractNumId w:val="41"/>
+    <w:abstractNumId w:val="48"/>
   </w:num>
   <w:num w:numId="34" w16cid:durableId="1954240346">
-    <w:abstractNumId w:val="52"/>
+    <w:abstractNumId w:val="61"/>
   </w:num>
   <w:num w:numId="35" w16cid:durableId="1758016530">
-    <w:abstractNumId w:val="42"/>
+    <w:abstractNumId w:val="49"/>
   </w:num>
   <w:num w:numId="36" w16cid:durableId="101455697">
+    <w:abstractNumId w:val="31"/>
+  </w:num>
+  <w:num w:numId="37" w16cid:durableId="2089768025">
+    <w:abstractNumId w:val="14"/>
+  </w:num>
+  <w:num w:numId="38" w16cid:durableId="1312558408">
     <w:abstractNumId w:val="26"/>
   </w:num>
-  <w:num w:numId="37" w16cid:durableId="2089768025">
-    <w:abstractNumId w:val="12"/>
-  </w:num>
-  <w:num w:numId="38" w16cid:durableId="1312558408">
-    <w:abstractNumId w:val="21"/>
-  </w:num>
   <w:num w:numId="39" w16cid:durableId="988555030">
-    <w:abstractNumId w:val="29"/>
+    <w:abstractNumId w:val="35"/>
   </w:num>
   <w:num w:numId="40" w16cid:durableId="497041544">
-    <w:abstractNumId w:val="55"/>
+    <w:abstractNumId w:val="64"/>
   </w:num>
   <w:num w:numId="41" w16cid:durableId="1098863632">
-    <w:abstractNumId w:val="28"/>
+    <w:abstractNumId w:val="34"/>
   </w:num>
   <w:num w:numId="42" w16cid:durableId="2087998300">
-    <w:abstractNumId w:val="32"/>
+    <w:abstractNumId w:val="38"/>
   </w:num>
   <w:num w:numId="43" w16cid:durableId="32077361">
-    <w:abstractNumId w:val="60"/>
+    <w:abstractNumId w:val="69"/>
   </w:num>
   <w:num w:numId="44" w16cid:durableId="195629393">
     <w:abstractNumId w:val="2"/>
   </w:num>
   <w:num w:numId="45" w16cid:durableId="122306412">
-    <w:abstractNumId w:val="35"/>
+    <w:abstractNumId w:val="41"/>
   </w:num>
   <w:num w:numId="46" w16cid:durableId="1157845596">
-    <w:abstractNumId w:val="48"/>
+    <w:abstractNumId w:val="55"/>
   </w:num>
   <w:num w:numId="47" w16cid:durableId="2079740825">
-    <w:abstractNumId w:val="39"/>
+    <w:abstractNumId w:val="45"/>
   </w:num>
   <w:num w:numId="48" w16cid:durableId="825440182">
-    <w:abstractNumId w:val="53"/>
+    <w:abstractNumId w:val="62"/>
   </w:num>
   <w:num w:numId="49" w16cid:durableId="182594935">
-    <w:abstractNumId w:val="57"/>
+    <w:abstractNumId w:val="66"/>
   </w:num>
   <w:num w:numId="50" w16cid:durableId="1308360786">
-    <w:abstractNumId w:val="64"/>
+    <w:abstractNumId w:val="73"/>
   </w:num>
   <w:num w:numId="51" w16cid:durableId="1632978932">
+    <w:abstractNumId w:val="11"/>
+  </w:num>
+  <w:num w:numId="52" w16cid:durableId="391537947">
+    <w:abstractNumId w:val="13"/>
+  </w:num>
+  <w:num w:numId="53" w16cid:durableId="378554586">
     <w:abstractNumId w:val="9"/>
   </w:num>
-  <w:num w:numId="52" w16cid:durableId="391537947">
-    <w:abstractNumId w:val="11"/>
-  </w:num>
-  <w:num w:numId="53" w16cid:durableId="378554586">
-    <w:abstractNumId w:val="7"/>
-  </w:num>
   <w:num w:numId="54" w16cid:durableId="1201436312">
-    <w:abstractNumId w:val="3"/>
+    <w:abstractNumId w:val="4"/>
   </w:num>
   <w:num w:numId="55" w16cid:durableId="1529443842">
-    <w:abstractNumId w:val="56"/>
+    <w:abstractNumId w:val="65"/>
   </w:num>
   <w:num w:numId="56" w16cid:durableId="189415164">
-    <w:abstractNumId w:val="4"/>
+    <w:abstractNumId w:val="5"/>
   </w:num>
   <w:num w:numId="57" w16cid:durableId="1594314221">
-    <w:abstractNumId w:val="40"/>
+    <w:abstractNumId w:val="46"/>
   </w:num>
   <w:num w:numId="58" w16cid:durableId="1226257099">
-    <w:abstractNumId w:val="37"/>
+    <w:abstractNumId w:val="43"/>
   </w:num>
   <w:num w:numId="59" w16cid:durableId="1419328051">
     <w:abstractNumId w:val="0"/>
   </w:num>
   <w:num w:numId="60" w16cid:durableId="1710567223">
-    <w:abstractNumId w:val="15"/>
+    <w:abstractNumId w:val="17"/>
   </w:num>
   <w:num w:numId="61" w16cid:durableId="630017495">
-    <w:abstractNumId w:val="50"/>
+    <w:abstractNumId w:val="59"/>
   </w:num>
   <w:num w:numId="62" w16cid:durableId="1282304201">
+    <w:abstractNumId w:val="30"/>
+  </w:num>
+  <w:num w:numId="63" w16cid:durableId="1717508633">
+    <w:abstractNumId w:val="58"/>
+  </w:num>
+  <w:num w:numId="64" w16cid:durableId="1437024406">
+    <w:abstractNumId w:val="71"/>
+  </w:num>
+  <w:num w:numId="65" w16cid:durableId="1457289484">
+    <w:abstractNumId w:val="7"/>
+  </w:num>
+  <w:num w:numId="66" w16cid:durableId="2044553889">
+    <w:abstractNumId w:val="57"/>
+  </w:num>
+  <w:num w:numId="67" w16cid:durableId="476344594">
+    <w:abstractNumId w:val="19"/>
+  </w:num>
+  <w:num w:numId="68" w16cid:durableId="654841836">
+    <w:abstractNumId w:val="56"/>
+  </w:num>
+  <w:num w:numId="69" w16cid:durableId="65881997">
     <w:abstractNumId w:val="25"/>
   </w:num>
-  <w:num w:numId="63" w16cid:durableId="1717508633">
-    <w:abstractNumId w:val="49"/>
+  <w:num w:numId="70" w16cid:durableId="356779715">
+    <w:abstractNumId w:val="22"/>
   </w:num>
-  <w:num w:numId="64" w16cid:durableId="1437024406">
-    <w:abstractNumId w:val="62"/>
+  <w:num w:numId="71" w16cid:durableId="1630354395">
+    <w:abstractNumId w:val="3"/>
   </w:num>
-  <w:num w:numId="65" w16cid:durableId="1457289484">
-    <w:abstractNumId w:val="6"/>
+  <w:num w:numId="72" w16cid:durableId="760300450">
+    <w:abstractNumId w:val="47"/>
   </w:num>
-  <w:numIdMacAtCleanup w:val="61"/>
+  <w:num w:numId="73" w16cid:durableId="1148521502">
+    <w:abstractNumId w:val="8"/>
+  </w:num>
+  <w:num w:numId="74" w16cid:durableId="1531189807">
+    <w:abstractNumId w:val="32"/>
+  </w:num>
+  <w:numIdMacAtCleanup w:val="74"/>
 </w:numbering>
 </file>
 

--- a/Daily Report of Project.docx
+++ b/Daily Report of Project.docx
@@ -14275,6 +14275,7 @@
       <w:r>
         <w:rPr>
           <w:rFonts w:ascii="Times New Roman" w:hAnsi="Times New Roman" w:cs="Times New Roman"/>
+          <w:noProof/>
         </w:rPr>
         <w:lastRenderedPageBreak/>
         <w:drawing>
@@ -14335,6 +14336,7 @@
       <w:r>
         <w:rPr>
           <w:rFonts w:ascii="Times New Roman" w:hAnsi="Times New Roman" w:cs="Times New Roman"/>
+          <w:noProof/>
         </w:rPr>
         <w:drawing>
           <wp:inline distT="0" distB="0" distL="0" distR="0" wp14:anchorId="44B29AE3" wp14:editId="238D3542">
@@ -14385,6 +14387,7 @@
       <w:r>
         <w:rPr>
           <w:rFonts w:ascii="Times New Roman" w:hAnsi="Times New Roman" w:cs="Times New Roman"/>
+          <w:noProof/>
         </w:rPr>
         <w:drawing>
           <wp:inline distT="0" distB="0" distL="0" distR="0" wp14:anchorId="2350FAFB" wp14:editId="05912331">
@@ -14435,6 +14438,7 @@
       <w:r>
         <w:rPr>
           <w:rFonts w:ascii="Times New Roman" w:hAnsi="Times New Roman" w:cs="Times New Roman"/>
+          <w:noProof/>
         </w:rPr>
         <w:lastRenderedPageBreak/>
         <w:drawing>
@@ -14486,6 +14490,7 @@
       <w:r>
         <w:rPr>
           <w:rFonts w:ascii="Times New Roman" w:hAnsi="Times New Roman" w:cs="Times New Roman"/>
+          <w:noProof/>
         </w:rPr>
         <w:lastRenderedPageBreak/>
         <w:drawing>
@@ -14537,6 +14542,7 @@
       <w:r>
         <w:rPr>
           <w:rFonts w:ascii="Times New Roman" w:hAnsi="Times New Roman" w:cs="Times New Roman"/>
+          <w:noProof/>
         </w:rPr>
         <w:drawing>
           <wp:inline distT="0" distB="0" distL="0" distR="0" wp14:anchorId="5D022112" wp14:editId="12BE1AEC">
@@ -14586,6 +14592,7 @@
       <w:r>
         <w:rPr>
           <w:rFonts w:ascii="Times New Roman" w:hAnsi="Times New Roman" w:cs="Times New Roman"/>
+          <w:noProof/>
         </w:rPr>
         <w:drawing>
           <wp:inline distT="0" distB="0" distL="0" distR="0" wp14:anchorId="4DA9EAEB" wp14:editId="497E3471">
@@ -14717,6 +14724,1864 @@
         <w:t xml:space="preserve"> your system in real time.</w:t>
       </w:r>
     </w:p>
+    <w:tbl>
+      <w:tblPr>
+        <w:tblW w:w="10490" w:type="dxa"/>
+        <w:tblCellMar>
+          <w:left w:w="10" w:type="dxa"/>
+          <w:right w:w="10" w:type="dxa"/>
+        </w:tblCellMar>
+        <w:tblLook w:val="04A0" w:firstRow="1" w:lastRow="0" w:firstColumn="1" w:lastColumn="0" w:noHBand="0" w:noVBand="1"/>
+      </w:tblPr>
+      <w:tblGrid>
+        <w:gridCol w:w="1691"/>
+        <w:gridCol w:w="4509"/>
+        <w:gridCol w:w="4290"/>
+      </w:tblGrid>
+      <w:tr>
+        <w:trPr>
+          <w:trHeight w:val="1561"/>
+        </w:trPr>
+        <w:tc>
+          <w:tcPr>
+            <w:tcW w:w="1691" w:type="dxa"/>
+            <w:tcBorders>
+              <w:top w:val="nil"/>
+              <w:left w:val="nil"/>
+              <w:bottom w:val="nil"/>
+              <w:right w:val="nil"/>
+            </w:tcBorders>
+            <w:tcMar>
+              <w:top w:w="0" w:type="dxa"/>
+              <w:left w:w="0" w:type="dxa"/>
+              <w:bottom w:w="0" w:type="dxa"/>
+              <w:right w:w="0" w:type="dxa"/>
+            </w:tcMar>
+            <w:hideMark/>
+          </w:tcPr>
+          <w:p>
+            <w:pPr>
+              <w:rPr>
+                <w:rFonts w:ascii="Times New Roman" w:hAnsi="Times New Roman" w:cs="Times New Roman"/>
+              </w:rPr>
+            </w:pPr>
+            <w:r>
+              <w:rPr>
+                <w:rFonts w:ascii="Times New Roman" w:hAnsi="Times New Roman" w:cs="Times New Roman"/>
+              </w:rPr>
+              <w:t>03 August 2026</w:t>
+            </w:r>
+          </w:p>
+          <w:p>
+            <w:pPr>
+              <w:ind w:left="400"/>
+              <w:rPr>
+                <w:rFonts w:ascii="Times New Roman" w:hAnsi="Times New Roman" w:cs="Times New Roman"/>
+              </w:rPr>
+            </w:pPr>
+            <w:r>
+              <w:rPr>
+                <w:rFonts w:ascii="Times New Roman" w:hAnsi="Times New Roman" w:cs="Times New Roman"/>
+              </w:rPr>
+              <w:t>Day 1</w:t>
+            </w:r>
+            <w:r>
+              <w:rPr>
+                <w:rFonts w:ascii="Times New Roman" w:hAnsi="Times New Roman" w:cs="Times New Roman"/>
+              </w:rPr>
+              <w:t>1</w:t>
+            </w:r>
+            <w:r>
+              <w:rPr>
+                <w:rFonts w:ascii="Times New Roman" w:hAnsi="Times New Roman" w:cs="Times New Roman"/>
+              </w:rPr>
+              <w:t xml:space="preserve"> </w:t>
+            </w:r>
+          </w:p>
+        </w:tc>
+        <w:tc>
+          <w:tcPr>
+            <w:tcW w:w="4509" w:type="dxa"/>
+            <w:tcBorders>
+              <w:top w:val="nil"/>
+              <w:left w:val="nil"/>
+              <w:bottom w:val="nil"/>
+              <w:right w:val="nil"/>
+            </w:tcBorders>
+            <w:tcMar>
+              <w:top w:w="0" w:type="dxa"/>
+              <w:left w:w="0" w:type="dxa"/>
+              <w:bottom w:w="0" w:type="dxa"/>
+              <w:right w:w="0" w:type="dxa"/>
+            </w:tcMar>
+            <w:hideMark/>
+          </w:tcPr>
+          <w:p>
+            <w:pPr>
+              <w:rPr>
+                <w:rFonts w:ascii="Times New Roman" w:hAnsi="Times New Roman" w:cs="Times New Roman"/>
+                <w:b/>
+                <w:bCs/>
+              </w:rPr>
+            </w:pPr>
+            <w:r>
+              <w:rPr>
+                <w:rFonts w:ascii="Times New Roman" w:hAnsi="Times New Roman" w:cs="Times New Roman"/>
+                <w:b/>
+                <w:bCs/>
+              </w:rPr>
+              <w:t xml:space="preserve">Today's Activities </w:t>
+            </w:r>
+          </w:p>
+          <w:p>
+            <w:pPr>
+              <w:numPr>
+                <w:ilvl w:val="0"/>
+                <w:numId w:val="3"/>
+              </w:numPr>
+              <w:rPr>
+                <w:rFonts w:ascii="Times New Roman" w:hAnsi="Times New Roman" w:cs="Times New Roman"/>
+              </w:rPr>
+            </w:pPr>
+            <w:r>
+              <w:rPr>
+                <w:rFonts w:ascii="Times New Roman" w:hAnsi="Times New Roman" w:cs="Times New Roman"/>
+                <w:b/>
+                <w:bCs/>
+              </w:rPr>
+              <w:t>Backend – File Upload + Save</w:t>
+            </w:r>
+          </w:p>
+          <w:p>
+            <w:pPr>
+              <w:pStyle w:val="ListParagraph"/>
+              <w:numPr>
+                <w:ilvl w:val="0"/>
+                <w:numId w:val="75"/>
+              </w:numPr>
+              <w:ind w:left="743"/>
+              <w:rPr>
+                <w:rFonts w:ascii="Times New Roman" w:hAnsi="Times New Roman" w:cs="Times New Roman"/>
+              </w:rPr>
+            </w:pPr>
+            <w:r>
+              <w:rPr>
+                <w:rFonts w:ascii="Times New Roman" w:hAnsi="Times New Roman" w:cs="Times New Roman"/>
+                <w:b/>
+                <w:bCs/>
+              </w:rPr>
+              <w:t xml:space="preserve">Install </w:t>
+            </w:r>
+            <w:proofErr w:type="spellStart"/>
+            <w:r>
+              <w:rPr>
+                <w:rFonts w:ascii="Times New Roman" w:hAnsi="Times New Roman" w:cs="Times New Roman"/>
+                <w:b/>
+                <w:bCs/>
+              </w:rPr>
+              <w:t>multer</w:t>
+            </w:r>
+            <w:proofErr w:type="spellEnd"/>
+            <w:r>
+              <w:rPr>
+                <w:rFonts w:ascii="Times New Roman" w:hAnsi="Times New Roman" w:cs="Times New Roman"/>
+                <w:b/>
+                <w:bCs/>
+              </w:rPr>
+              <w:t>:</w:t>
+            </w:r>
+            <w:r>
+              <w:rPr>
+                <w:rFonts w:ascii="Times New Roman" w:hAnsi="Times New Roman" w:cs="Times New Roman"/>
+              </w:rPr>
+              <w:t xml:space="preserve"> </w:t>
+            </w:r>
+            <w:proofErr w:type="spellStart"/>
+            <w:r>
+              <w:rPr>
+                <w:rFonts w:ascii="Times New Roman" w:hAnsi="Times New Roman" w:cs="Times New Roman"/>
+              </w:rPr>
+              <w:t>npm</w:t>
+            </w:r>
+            <w:proofErr w:type="spellEnd"/>
+            <w:r>
+              <w:rPr>
+                <w:rFonts w:ascii="Times New Roman" w:hAnsi="Times New Roman" w:cs="Times New Roman"/>
+              </w:rPr>
+              <w:t xml:space="preserve"> install </w:t>
+            </w:r>
+            <w:proofErr w:type="spellStart"/>
+            <w:r>
+              <w:rPr>
+                <w:rFonts w:ascii="Times New Roman" w:hAnsi="Times New Roman" w:cs="Times New Roman"/>
+              </w:rPr>
+              <w:t>multer</w:t>
+            </w:r>
+            <w:proofErr w:type="spellEnd"/>
+          </w:p>
+          <w:p>
+            <w:pPr>
+              <w:pStyle w:val="ListParagraph"/>
+              <w:numPr>
+                <w:ilvl w:val="0"/>
+                <w:numId w:val="75"/>
+              </w:numPr>
+              <w:ind w:left="743"/>
+              <w:rPr>
+                <w:rFonts w:ascii="Times New Roman" w:hAnsi="Times New Roman" w:cs="Times New Roman"/>
+              </w:rPr>
+            </w:pPr>
+            <w:r>
+              <w:rPr>
+                <w:rFonts w:ascii="Times New Roman" w:hAnsi="Times New Roman" w:cs="Times New Roman"/>
+                <w:b/>
+                <w:bCs/>
+              </w:rPr>
+              <w:t>Add /</w:t>
+            </w:r>
+            <w:proofErr w:type="spellStart"/>
+            <w:r>
+              <w:rPr>
+                <w:rFonts w:ascii="Times New Roman" w:hAnsi="Times New Roman" w:cs="Times New Roman"/>
+                <w:b/>
+                <w:bCs/>
+              </w:rPr>
+              <w:t>api</w:t>
+            </w:r>
+            <w:proofErr w:type="spellEnd"/>
+            <w:r>
+              <w:rPr>
+                <w:rFonts w:ascii="Times New Roman" w:hAnsi="Times New Roman" w:cs="Times New Roman"/>
+                <w:b/>
+                <w:bCs/>
+              </w:rPr>
+              <w:t>/upload route</w:t>
+            </w:r>
+            <w:r>
+              <w:rPr>
+                <w:rFonts w:ascii="Times New Roman" w:hAnsi="Times New Roman" w:cs="Times New Roman"/>
+                <w:b/>
+                <w:bCs/>
+              </w:rPr>
+              <w:t xml:space="preserve"> in server.js</w:t>
+            </w:r>
+          </w:p>
+          <w:p>
+            <w:pPr>
+              <w:pStyle w:val="ListParagraph"/>
+              <w:numPr>
+                <w:ilvl w:val="0"/>
+                <w:numId w:val="76"/>
+              </w:numPr>
+              <w:ind w:left="1169"/>
+              <w:rPr>
+                <w:rFonts w:ascii="Times New Roman" w:hAnsi="Times New Roman" w:cs="Times New Roman"/>
+              </w:rPr>
+            </w:pPr>
+            <w:r>
+              <w:rPr>
+                <w:rFonts w:ascii="Times New Roman" w:hAnsi="Times New Roman" w:cs="Times New Roman"/>
+              </w:rPr>
+              <w:t>Read uploaded .log file</w:t>
+            </w:r>
+          </w:p>
+          <w:p>
+            <w:pPr>
+              <w:pStyle w:val="ListParagraph"/>
+              <w:numPr>
+                <w:ilvl w:val="0"/>
+                <w:numId w:val="76"/>
+              </w:numPr>
+              <w:ind w:left="1169"/>
+              <w:rPr>
+                <w:rFonts w:ascii="Times New Roman" w:hAnsi="Times New Roman" w:cs="Times New Roman"/>
+              </w:rPr>
+            </w:pPr>
+            <w:r>
+              <w:rPr>
+                <w:rFonts w:ascii="Times New Roman" w:hAnsi="Times New Roman" w:cs="Times New Roman"/>
+              </w:rPr>
+              <w:t>Parse lines into {time, level, message}</w:t>
+            </w:r>
+          </w:p>
+          <w:p>
+            <w:pPr>
+              <w:pStyle w:val="ListParagraph"/>
+              <w:numPr>
+                <w:ilvl w:val="0"/>
+                <w:numId w:val="76"/>
+              </w:numPr>
+              <w:ind w:left="1169"/>
+              <w:rPr>
+                <w:rFonts w:ascii="Times New Roman" w:hAnsi="Times New Roman" w:cs="Times New Roman"/>
+              </w:rPr>
+            </w:pPr>
+            <w:r>
+              <w:rPr>
+                <w:rFonts w:ascii="Times New Roman" w:hAnsi="Times New Roman" w:cs="Times New Roman"/>
+                <w:b/>
+                <w:bCs/>
+              </w:rPr>
+              <w:t xml:space="preserve">Save to </w:t>
+            </w:r>
+            <w:proofErr w:type="spellStart"/>
+            <w:proofErr w:type="gramStart"/>
+            <w:r>
+              <w:rPr>
+                <w:rFonts w:ascii="Times New Roman" w:hAnsi="Times New Roman" w:cs="Times New Roman"/>
+                <w:b/>
+                <w:bCs/>
+              </w:rPr>
+              <w:t>logs.json</w:t>
+            </w:r>
+            <w:proofErr w:type="spellEnd"/>
+            <w:proofErr w:type="gramEnd"/>
+            <w:r>
+              <w:rPr>
+                <w:rFonts w:ascii="Times New Roman" w:hAnsi="Times New Roman" w:cs="Times New Roman"/>
+              </w:rPr>
+              <w:t xml:space="preserve"> so data doesn’t disappear</w:t>
+            </w:r>
+          </w:p>
+          <w:p>
+            <w:pPr>
+              <w:pStyle w:val="ListParagraph"/>
+              <w:numPr>
+                <w:ilvl w:val="0"/>
+                <w:numId w:val="75"/>
+              </w:numPr>
+              <w:ind w:left="743"/>
+              <w:rPr>
+                <w:rFonts w:ascii="Times New Roman" w:hAnsi="Times New Roman" w:cs="Times New Roman"/>
+              </w:rPr>
+            </w:pPr>
+            <w:r>
+              <w:rPr>
+                <w:rFonts w:ascii="Times New Roman" w:hAnsi="Times New Roman" w:cs="Times New Roman"/>
+                <w:b/>
+                <w:bCs/>
+              </w:rPr>
+              <w:t>Add /</w:t>
+            </w:r>
+            <w:proofErr w:type="spellStart"/>
+            <w:r>
+              <w:rPr>
+                <w:rFonts w:ascii="Times New Roman" w:hAnsi="Times New Roman" w:cs="Times New Roman"/>
+                <w:b/>
+                <w:bCs/>
+              </w:rPr>
+              <w:t>api</w:t>
+            </w:r>
+            <w:proofErr w:type="spellEnd"/>
+            <w:r>
+              <w:rPr>
+                <w:rFonts w:ascii="Times New Roman" w:hAnsi="Times New Roman" w:cs="Times New Roman"/>
+                <w:b/>
+                <w:bCs/>
+              </w:rPr>
+              <w:t>/logs/latest route</w:t>
+            </w:r>
+          </w:p>
+          <w:p>
+            <w:pPr>
+              <w:pStyle w:val="ListParagraph"/>
+              <w:numPr>
+                <w:ilvl w:val="0"/>
+                <w:numId w:val="77"/>
+              </w:numPr>
+              <w:ind w:left="1169"/>
+              <w:rPr>
+                <w:rFonts w:ascii="Times New Roman" w:hAnsi="Times New Roman" w:cs="Times New Roman"/>
+              </w:rPr>
+            </w:pPr>
+            <w:r>
+              <w:rPr>
+                <w:rFonts w:ascii="Times New Roman" w:hAnsi="Times New Roman" w:cs="Times New Roman"/>
+              </w:rPr>
+              <w:t xml:space="preserve">Read from </w:t>
+            </w:r>
+            <w:proofErr w:type="spellStart"/>
+            <w:proofErr w:type="gramStart"/>
+            <w:r>
+              <w:rPr>
+                <w:rFonts w:ascii="Times New Roman" w:hAnsi="Times New Roman" w:cs="Times New Roman"/>
+              </w:rPr>
+              <w:t>logs.json</w:t>
+            </w:r>
+            <w:proofErr w:type="spellEnd"/>
+            <w:proofErr w:type="gramEnd"/>
+            <w:r>
+              <w:rPr>
+                <w:rFonts w:ascii="Times New Roman" w:hAnsi="Times New Roman" w:cs="Times New Roman"/>
+              </w:rPr>
+              <w:t xml:space="preserve"> and send to frontend</w:t>
+            </w:r>
+          </w:p>
+          <w:p>
+            <w:pPr>
+              <w:numPr>
+                <w:ilvl w:val="0"/>
+                <w:numId w:val="3"/>
+              </w:numPr>
+              <w:rPr>
+                <w:rFonts w:ascii="Times New Roman" w:hAnsi="Times New Roman" w:cs="Times New Roman"/>
+              </w:rPr>
+            </w:pPr>
+            <w:r>
+              <w:rPr>
+                <w:rFonts w:ascii="Times New Roman" w:hAnsi="Times New Roman" w:cs="Times New Roman"/>
+                <w:b/>
+                <w:bCs/>
+              </w:rPr>
+              <w:t>Backend – Analytics Data</w:t>
+            </w:r>
+          </w:p>
+          <w:p>
+            <w:pPr>
+              <w:pStyle w:val="ListParagraph"/>
+              <w:numPr>
+                <w:ilvl w:val="0"/>
+                <w:numId w:val="75"/>
+              </w:numPr>
+              <w:ind w:left="743"/>
+              <w:rPr>
+                <w:rFonts w:ascii="Times New Roman" w:hAnsi="Times New Roman" w:cs="Times New Roman"/>
+              </w:rPr>
+            </w:pPr>
+            <w:r>
+              <w:rPr>
+                <w:rFonts w:ascii="Times New Roman" w:hAnsi="Times New Roman" w:cs="Times New Roman"/>
+                <w:b/>
+                <w:bCs/>
+              </w:rPr>
+              <w:t>Update /</w:t>
+            </w:r>
+            <w:proofErr w:type="spellStart"/>
+            <w:r>
+              <w:rPr>
+                <w:rFonts w:ascii="Times New Roman" w:hAnsi="Times New Roman" w:cs="Times New Roman"/>
+                <w:b/>
+                <w:bCs/>
+              </w:rPr>
+              <w:t>api</w:t>
+            </w:r>
+            <w:proofErr w:type="spellEnd"/>
+            <w:r>
+              <w:rPr>
+                <w:rFonts w:ascii="Times New Roman" w:hAnsi="Times New Roman" w:cs="Times New Roman"/>
+                <w:b/>
+                <w:bCs/>
+              </w:rPr>
+              <w:t>/analytics/summary</w:t>
+            </w:r>
+          </w:p>
+          <w:p>
+            <w:pPr>
+              <w:pStyle w:val="ListParagraph"/>
+              <w:numPr>
+                <w:ilvl w:val="0"/>
+                <w:numId w:val="77"/>
+              </w:numPr>
+              <w:ind w:left="1169"/>
+              <w:rPr>
+                <w:rFonts w:ascii="Times New Roman" w:hAnsi="Times New Roman" w:cs="Times New Roman"/>
+              </w:rPr>
+            </w:pPr>
+            <w:r>
+              <w:rPr>
+                <w:rFonts w:ascii="Times New Roman" w:hAnsi="Times New Roman" w:cs="Times New Roman"/>
+              </w:rPr>
+              <w:t xml:space="preserve">Read logs from </w:t>
+            </w:r>
+            <w:proofErr w:type="spellStart"/>
+            <w:proofErr w:type="gramStart"/>
+            <w:r>
+              <w:rPr>
+                <w:rFonts w:ascii="Times New Roman" w:hAnsi="Times New Roman" w:cs="Times New Roman"/>
+              </w:rPr>
+              <w:t>logs.json</w:t>
+            </w:r>
+            <w:proofErr w:type="spellEnd"/>
+            <w:proofErr w:type="gramEnd"/>
+          </w:p>
+          <w:p>
+            <w:pPr>
+              <w:pStyle w:val="ListParagraph"/>
+              <w:numPr>
+                <w:ilvl w:val="0"/>
+                <w:numId w:val="77"/>
+              </w:numPr>
+              <w:ind w:left="1169"/>
+              <w:rPr>
+                <w:rFonts w:ascii="Times New Roman" w:hAnsi="Times New Roman" w:cs="Times New Roman"/>
+              </w:rPr>
+            </w:pPr>
+            <w:r>
+              <w:rPr>
+                <w:rFonts w:ascii="Times New Roman" w:hAnsi="Times New Roman" w:cs="Times New Roman"/>
+              </w:rPr>
+              <w:t xml:space="preserve">Return: </w:t>
+            </w:r>
+            <w:proofErr w:type="spellStart"/>
+            <w:r>
+              <w:rPr>
+                <w:rFonts w:ascii="Times New Roman" w:hAnsi="Times New Roman" w:cs="Times New Roman"/>
+              </w:rPr>
+              <w:t>totalLogs</w:t>
+            </w:r>
+            <w:proofErr w:type="spellEnd"/>
+            <w:r>
+              <w:rPr>
+                <w:rFonts w:ascii="Times New Roman" w:hAnsi="Times New Roman" w:cs="Times New Roman"/>
+              </w:rPr>
+              <w:t xml:space="preserve">, errors, </w:t>
+            </w:r>
+            <w:proofErr w:type="spellStart"/>
+            <w:r>
+              <w:rPr>
+                <w:rFonts w:ascii="Times New Roman" w:hAnsi="Times New Roman" w:cs="Times New Roman"/>
+              </w:rPr>
+              <w:t>avgResponse</w:t>
+            </w:r>
+            <w:proofErr w:type="spellEnd"/>
+            <w:r>
+              <w:rPr>
+                <w:rFonts w:ascii="Times New Roman" w:hAnsi="Times New Roman" w:cs="Times New Roman"/>
+              </w:rPr>
+              <w:t>, health</w:t>
+            </w:r>
+          </w:p>
+          <w:p>
+            <w:pPr>
+              <w:pStyle w:val="ListParagraph"/>
+              <w:numPr>
+                <w:ilvl w:val="0"/>
+                <w:numId w:val="75"/>
+              </w:numPr>
+              <w:ind w:left="743"/>
+              <w:rPr>
+                <w:rFonts w:ascii="Times New Roman" w:hAnsi="Times New Roman" w:cs="Times New Roman"/>
+              </w:rPr>
+            </w:pPr>
+            <w:r>
+              <w:rPr>
+                <w:rFonts w:ascii="Times New Roman" w:hAnsi="Times New Roman" w:cs="Times New Roman"/>
+                <w:b/>
+                <w:bCs/>
+              </w:rPr>
+              <w:t>Update /</w:t>
+            </w:r>
+            <w:proofErr w:type="spellStart"/>
+            <w:r>
+              <w:rPr>
+                <w:rFonts w:ascii="Times New Roman" w:hAnsi="Times New Roman" w:cs="Times New Roman"/>
+                <w:b/>
+                <w:bCs/>
+              </w:rPr>
+              <w:t>api</w:t>
+            </w:r>
+            <w:proofErr w:type="spellEnd"/>
+            <w:r>
+              <w:rPr>
+                <w:rFonts w:ascii="Times New Roman" w:hAnsi="Times New Roman" w:cs="Times New Roman"/>
+                <w:b/>
+                <w:bCs/>
+              </w:rPr>
+              <w:t>/analytics/trends</w:t>
+            </w:r>
+          </w:p>
+          <w:p>
+            <w:pPr>
+              <w:pStyle w:val="ListParagraph"/>
+              <w:numPr>
+                <w:ilvl w:val="0"/>
+                <w:numId w:val="78"/>
+              </w:numPr>
+              <w:ind w:left="1169"/>
+              <w:rPr>
+                <w:rFonts w:ascii="Times New Roman" w:hAnsi="Times New Roman" w:cs="Times New Roman"/>
+              </w:rPr>
+            </w:pPr>
+            <w:r>
+              <w:rPr>
+                <w:rFonts w:ascii="Times New Roman" w:hAnsi="Times New Roman" w:cs="Times New Roman"/>
+              </w:rPr>
+              <w:t>Return log count by level for pie chart</w:t>
+            </w:r>
+          </w:p>
+          <w:p>
+            <w:pPr>
+              <w:numPr>
+                <w:ilvl w:val="0"/>
+                <w:numId w:val="3"/>
+              </w:numPr>
+              <w:rPr>
+                <w:rFonts w:ascii="Times New Roman" w:hAnsi="Times New Roman" w:cs="Times New Roman"/>
+              </w:rPr>
+            </w:pPr>
+            <w:r>
+              <w:rPr>
+                <w:rFonts w:ascii="Times New Roman" w:hAnsi="Times New Roman" w:cs="Times New Roman"/>
+                <w:b/>
+                <w:bCs/>
+              </w:rPr>
+              <w:t>Frontend – Dashboard Upload</w:t>
+            </w:r>
+          </w:p>
+          <w:p>
+            <w:pPr>
+              <w:pStyle w:val="ListParagraph"/>
+              <w:numPr>
+                <w:ilvl w:val="0"/>
+                <w:numId w:val="75"/>
+              </w:numPr>
+              <w:ind w:left="743"/>
+              <w:rPr>
+                <w:rFonts w:ascii="Times New Roman" w:hAnsi="Times New Roman" w:cs="Times New Roman"/>
+              </w:rPr>
+            </w:pPr>
+            <w:r>
+              <w:rPr>
+                <w:rFonts w:ascii="Times New Roman" w:hAnsi="Times New Roman" w:cs="Times New Roman"/>
+                <w:b/>
+                <w:bCs/>
+              </w:rPr>
+              <w:t>Connect upload button</w:t>
+            </w:r>
+            <w:r>
+              <w:rPr>
+                <w:rFonts w:ascii="Times New Roman" w:hAnsi="Times New Roman" w:cs="Times New Roman"/>
+              </w:rPr>
+              <w:t xml:space="preserve"> to /</w:t>
+            </w:r>
+            <w:proofErr w:type="spellStart"/>
+            <w:r>
+              <w:rPr>
+                <w:rFonts w:ascii="Times New Roman" w:hAnsi="Times New Roman" w:cs="Times New Roman"/>
+              </w:rPr>
+              <w:t>api</w:t>
+            </w:r>
+            <w:proofErr w:type="spellEnd"/>
+            <w:r>
+              <w:rPr>
+                <w:rFonts w:ascii="Times New Roman" w:hAnsi="Times New Roman" w:cs="Times New Roman"/>
+              </w:rPr>
+              <w:t>/upload</w:t>
+            </w:r>
+          </w:p>
+          <w:p>
+            <w:pPr>
+              <w:pStyle w:val="ListParagraph"/>
+              <w:numPr>
+                <w:ilvl w:val="0"/>
+                <w:numId w:val="75"/>
+              </w:numPr>
+              <w:ind w:left="743"/>
+              <w:rPr>
+                <w:rFonts w:ascii="Times New Roman" w:hAnsi="Times New Roman" w:cs="Times New Roman"/>
+              </w:rPr>
+            </w:pPr>
+            <w:r>
+              <w:rPr>
+                <w:rFonts w:ascii="Times New Roman" w:hAnsi="Times New Roman" w:cs="Times New Roman"/>
+                <w:b/>
+                <w:bCs/>
+              </w:rPr>
+              <w:t>Show alert:</w:t>
+            </w:r>
+            <w:r>
+              <w:rPr>
+                <w:rFonts w:ascii="Times New Roman" w:hAnsi="Times New Roman" w:cs="Times New Roman"/>
+              </w:rPr>
+              <w:t xml:space="preserve"> Loaded X logs after upload</w:t>
+            </w:r>
+          </w:p>
+          <w:p>
+            <w:pPr>
+              <w:pStyle w:val="ListParagraph"/>
+              <w:numPr>
+                <w:ilvl w:val="0"/>
+                <w:numId w:val="75"/>
+              </w:numPr>
+              <w:ind w:left="743"/>
+              <w:rPr>
+                <w:rFonts w:ascii="Times New Roman" w:hAnsi="Times New Roman" w:cs="Times New Roman"/>
+              </w:rPr>
+            </w:pPr>
+            <w:r>
+              <w:rPr>
+                <w:rFonts w:ascii="Times New Roman" w:hAnsi="Times New Roman" w:cs="Times New Roman"/>
+                <w:b/>
+                <w:bCs/>
+              </w:rPr>
+              <w:t xml:space="preserve">Auto-refresh logs table </w:t>
+            </w:r>
+            <w:r>
+              <w:rPr>
+                <w:rFonts w:ascii="Times New Roman" w:hAnsi="Times New Roman" w:cs="Times New Roman"/>
+              </w:rPr>
+              <w:t>after upload</w:t>
+            </w:r>
+          </w:p>
+          <w:p>
+            <w:pPr>
+              <w:numPr>
+                <w:ilvl w:val="0"/>
+                <w:numId w:val="3"/>
+              </w:numPr>
+              <w:rPr>
+                <w:rFonts w:ascii="Times New Roman" w:hAnsi="Times New Roman" w:cs="Times New Roman"/>
+              </w:rPr>
+            </w:pPr>
+            <w:r>
+              <w:rPr>
+                <w:rFonts w:ascii="Times New Roman" w:hAnsi="Times New Roman" w:cs="Times New Roman"/>
+                <w:b/>
+                <w:bCs/>
+              </w:rPr>
+              <w:t>Frontend – Analytics Tab</w:t>
+            </w:r>
+          </w:p>
+          <w:p>
+            <w:pPr>
+              <w:pStyle w:val="ListParagraph"/>
+              <w:numPr>
+                <w:ilvl w:val="0"/>
+                <w:numId w:val="79"/>
+              </w:numPr>
+              <w:ind w:left="743"/>
+              <w:rPr>
+                <w:rFonts w:ascii="Times New Roman" w:hAnsi="Times New Roman" w:cs="Times New Roman"/>
+              </w:rPr>
+            </w:pPr>
+            <w:r>
+              <w:rPr>
+                <w:rFonts w:ascii="Times New Roman" w:hAnsi="Times New Roman" w:cs="Times New Roman"/>
+                <w:b/>
+                <w:bCs/>
+              </w:rPr>
+              <w:t xml:space="preserve">Fix “No Log Data” → </w:t>
+            </w:r>
+            <w:r>
+              <w:rPr>
+                <w:rFonts w:ascii="Times New Roman" w:hAnsi="Times New Roman" w:cs="Times New Roman"/>
+              </w:rPr>
+              <w:t>Call /</w:t>
+            </w:r>
+            <w:proofErr w:type="spellStart"/>
+            <w:r>
+              <w:rPr>
+                <w:rFonts w:ascii="Times New Roman" w:hAnsi="Times New Roman" w:cs="Times New Roman"/>
+              </w:rPr>
+              <w:t>api</w:t>
+            </w:r>
+            <w:proofErr w:type="spellEnd"/>
+            <w:r>
+              <w:rPr>
+                <w:rFonts w:ascii="Times New Roman" w:hAnsi="Times New Roman" w:cs="Times New Roman"/>
+              </w:rPr>
+              <w:t>/logs/latest on tab switch</w:t>
+            </w:r>
+          </w:p>
+          <w:p>
+            <w:pPr>
+              <w:pStyle w:val="ListParagraph"/>
+              <w:numPr>
+                <w:ilvl w:val="0"/>
+                <w:numId w:val="79"/>
+              </w:numPr>
+              <w:ind w:left="743"/>
+              <w:rPr>
+                <w:rFonts w:ascii="Times New Roman" w:hAnsi="Times New Roman" w:cs="Times New Roman"/>
+              </w:rPr>
+            </w:pPr>
+            <w:r>
+              <w:rPr>
+                <w:rFonts w:ascii="Times New Roman" w:hAnsi="Times New Roman" w:cs="Times New Roman"/>
+                <w:b/>
+                <w:bCs/>
+              </w:rPr>
+              <w:t xml:space="preserve">Log Level Distribution Pie → </w:t>
+            </w:r>
+            <w:r>
+              <w:rPr>
+                <w:rFonts w:ascii="Times New Roman" w:hAnsi="Times New Roman" w:cs="Times New Roman"/>
+              </w:rPr>
+              <w:t xml:space="preserve">Show 4 </w:t>
+            </w:r>
+            <w:proofErr w:type="spellStart"/>
+            <w:r>
+              <w:rPr>
+                <w:rFonts w:ascii="Times New Roman" w:hAnsi="Times New Roman" w:cs="Times New Roman"/>
+              </w:rPr>
+              <w:t>colors</w:t>
+            </w:r>
+            <w:proofErr w:type="spellEnd"/>
+            <w:r>
+              <w:rPr>
+                <w:rFonts w:ascii="Times New Roman" w:hAnsi="Times New Roman" w:cs="Times New Roman"/>
+              </w:rPr>
+              <w:t xml:space="preserve"> for INFO/WARN/ERROR/CRITICAL</w:t>
+            </w:r>
+          </w:p>
+          <w:p>
+            <w:pPr>
+              <w:pStyle w:val="ListParagraph"/>
+              <w:numPr>
+                <w:ilvl w:val="0"/>
+                <w:numId w:val="79"/>
+              </w:numPr>
+              <w:ind w:left="743"/>
+              <w:rPr>
+                <w:rFonts w:ascii="Times New Roman" w:hAnsi="Times New Roman" w:cs="Times New Roman"/>
+              </w:rPr>
+            </w:pPr>
+            <w:r>
+              <w:rPr>
+                <w:rFonts w:ascii="Times New Roman" w:hAnsi="Times New Roman" w:cs="Times New Roman"/>
+                <w:b/>
+                <w:bCs/>
+              </w:rPr>
+              <w:t xml:space="preserve">Error Trend + Response Time Charts </w:t>
+            </w:r>
+            <w:r>
+              <w:rPr>
+                <w:rFonts w:ascii="Times New Roman" w:hAnsi="Times New Roman" w:cs="Times New Roman"/>
+                <w:b/>
+                <w:bCs/>
+              </w:rPr>
+              <w:t xml:space="preserve">→ </w:t>
+            </w:r>
+            <w:r>
+              <w:rPr>
+                <w:rFonts w:ascii="Times New Roman" w:hAnsi="Times New Roman" w:cs="Times New Roman"/>
+              </w:rPr>
+              <w:t>Already done</w:t>
+            </w:r>
+          </w:p>
+        </w:tc>
+        <w:tc>
+          <w:tcPr>
+            <w:tcW w:w="4290" w:type="dxa"/>
+            <w:tcBorders>
+              <w:top w:val="nil"/>
+              <w:left w:val="nil"/>
+              <w:bottom w:val="nil"/>
+              <w:right w:val="nil"/>
+            </w:tcBorders>
+            <w:tcMar>
+              <w:top w:w="0" w:type="dxa"/>
+              <w:left w:w="0" w:type="dxa"/>
+              <w:bottom w:w="0" w:type="dxa"/>
+              <w:right w:w="0" w:type="dxa"/>
+            </w:tcMar>
+            <w:hideMark/>
+          </w:tcPr>
+          <w:p>
+            <w:pPr>
+              <w:rPr>
+                <w:rFonts w:ascii="Times New Roman" w:hAnsi="Times New Roman" w:cs="Times New Roman"/>
+              </w:rPr>
+            </w:pPr>
+            <w:r>
+              <w:rPr>
+                <w:rFonts w:ascii="Times New Roman" w:hAnsi="Times New Roman" w:cs="Times New Roman"/>
+                <w:b/>
+                <w:bCs/>
+              </w:rPr>
+              <w:t xml:space="preserve">Tomorrow's Plans </w:t>
+            </w:r>
+          </w:p>
+          <w:p>
+            <w:pPr>
+              <w:numPr>
+                <w:ilvl w:val="0"/>
+                <w:numId w:val="4"/>
+              </w:numPr>
+              <w:rPr>
+                <w:rFonts w:ascii="Times New Roman" w:hAnsi="Times New Roman" w:cs="Times New Roman"/>
+              </w:rPr>
+            </w:pPr>
+            <w:r>
+              <w:rPr>
+                <w:rFonts w:ascii="Times New Roman" w:hAnsi="Times New Roman" w:cs="Times New Roman"/>
+                <w:b/>
+                <w:bCs/>
+              </w:rPr>
+              <w:t>Backend – Anomaly Detection Engine</w:t>
+            </w:r>
+          </w:p>
+          <w:p>
+            <w:pPr>
+              <w:pStyle w:val="ListParagraph"/>
+              <w:numPr>
+                <w:ilvl w:val="0"/>
+                <w:numId w:val="80"/>
+              </w:numPr>
+              <w:ind w:left="841"/>
+              <w:rPr>
+                <w:rFonts w:ascii="Times New Roman" w:hAnsi="Times New Roman" w:cs="Times New Roman"/>
+              </w:rPr>
+            </w:pPr>
+            <w:r>
+              <w:rPr>
+                <w:rFonts w:ascii="Times New Roman" w:hAnsi="Times New Roman" w:cs="Times New Roman"/>
+                <w:b/>
+                <w:bCs/>
+              </w:rPr>
+              <w:t>Install dependencies:</w:t>
+            </w:r>
+            <w:r>
+              <w:rPr>
+                <w:rFonts w:ascii="Times New Roman" w:hAnsi="Times New Roman" w:cs="Times New Roman"/>
+              </w:rPr>
+              <w:t xml:space="preserve"> </w:t>
+            </w:r>
+            <w:proofErr w:type="spellStart"/>
+            <w:r>
+              <w:rPr>
+                <w:rFonts w:ascii="Times New Roman" w:hAnsi="Times New Roman" w:cs="Times New Roman"/>
+              </w:rPr>
+              <w:t>npm</w:t>
+            </w:r>
+            <w:proofErr w:type="spellEnd"/>
+            <w:r>
+              <w:rPr>
+                <w:rFonts w:ascii="Times New Roman" w:hAnsi="Times New Roman" w:cs="Times New Roman"/>
+              </w:rPr>
+              <w:t xml:space="preserve"> install node-</w:t>
+            </w:r>
+            <w:proofErr w:type="spellStart"/>
+            <w:r>
+              <w:rPr>
+                <w:rFonts w:ascii="Times New Roman" w:hAnsi="Times New Roman" w:cs="Times New Roman"/>
+              </w:rPr>
+              <w:t>cron</w:t>
+            </w:r>
+            <w:proofErr w:type="spellEnd"/>
+            <w:r>
+              <w:rPr>
+                <w:rFonts w:ascii="Times New Roman" w:hAnsi="Times New Roman" w:cs="Times New Roman"/>
+              </w:rPr>
+              <w:t xml:space="preserve"> for scheduled checks</w:t>
+            </w:r>
+          </w:p>
+          <w:p>
+            <w:pPr>
+              <w:pStyle w:val="ListParagraph"/>
+              <w:numPr>
+                <w:ilvl w:val="0"/>
+                <w:numId w:val="80"/>
+              </w:numPr>
+              <w:ind w:left="841"/>
+              <w:rPr>
+                <w:rFonts w:ascii="Times New Roman" w:hAnsi="Times New Roman" w:cs="Times New Roman"/>
+              </w:rPr>
+            </w:pPr>
+            <w:r>
+              <w:rPr>
+                <w:rFonts w:ascii="Times New Roman" w:hAnsi="Times New Roman" w:cs="Times New Roman"/>
+                <w:b/>
+                <w:bCs/>
+              </w:rPr>
+              <w:t>Add anomaly detection function in server.js</w:t>
+            </w:r>
+          </w:p>
+          <w:p>
+            <w:pPr>
+              <w:pStyle w:val="ListParagraph"/>
+              <w:numPr>
+                <w:ilvl w:val="0"/>
+                <w:numId w:val="78"/>
+              </w:numPr>
+              <w:ind w:left="1287"/>
+              <w:rPr>
+                <w:rFonts w:ascii="Times New Roman" w:hAnsi="Times New Roman" w:cs="Times New Roman"/>
+              </w:rPr>
+            </w:pPr>
+            <w:r>
+              <w:rPr>
+                <w:rFonts w:ascii="Times New Roman" w:hAnsi="Times New Roman" w:cs="Times New Roman"/>
+              </w:rPr>
+              <w:t>Scan new logs for keywords: CRITICAL, ERROR, failed, crash, timeout, exception</w:t>
+            </w:r>
+          </w:p>
+          <w:p>
+            <w:pPr>
+              <w:pStyle w:val="ListParagraph"/>
+              <w:numPr>
+                <w:ilvl w:val="0"/>
+                <w:numId w:val="78"/>
+              </w:numPr>
+              <w:ind w:left="1287"/>
+              <w:rPr>
+                <w:rFonts w:ascii="Times New Roman" w:hAnsi="Times New Roman" w:cs="Times New Roman"/>
+              </w:rPr>
+            </w:pPr>
+            <w:r>
+              <w:rPr>
+                <w:rFonts w:ascii="Times New Roman" w:hAnsi="Times New Roman" w:cs="Times New Roman"/>
+              </w:rPr>
+              <w:t>Add field: anomaly: true + severity: “high” | “medium”</w:t>
+            </w:r>
+          </w:p>
+          <w:p>
+            <w:pPr>
+              <w:pStyle w:val="ListParagraph"/>
+              <w:numPr>
+                <w:ilvl w:val="0"/>
+                <w:numId w:val="80"/>
+              </w:numPr>
+              <w:ind w:left="841"/>
+              <w:rPr>
+                <w:rFonts w:ascii="Times New Roman" w:hAnsi="Times New Roman" w:cs="Times New Roman"/>
+              </w:rPr>
+            </w:pPr>
+            <w:r>
+              <w:rPr>
+                <w:rFonts w:ascii="Times New Roman" w:hAnsi="Times New Roman" w:cs="Times New Roman"/>
+                <w:b/>
+                <w:bCs/>
+              </w:rPr>
+              <w:t>Create /</w:t>
+            </w:r>
+            <w:proofErr w:type="spellStart"/>
+            <w:r>
+              <w:rPr>
+                <w:rFonts w:ascii="Times New Roman" w:hAnsi="Times New Roman" w:cs="Times New Roman"/>
+                <w:b/>
+                <w:bCs/>
+              </w:rPr>
+              <w:t>api</w:t>
+            </w:r>
+            <w:proofErr w:type="spellEnd"/>
+            <w:r>
+              <w:rPr>
+                <w:rFonts w:ascii="Times New Roman" w:hAnsi="Times New Roman" w:cs="Times New Roman"/>
+                <w:b/>
+                <w:bCs/>
+              </w:rPr>
+              <w:t>/alerts route</w:t>
+            </w:r>
+          </w:p>
+          <w:p>
+            <w:pPr>
+              <w:pStyle w:val="ListParagraph"/>
+              <w:numPr>
+                <w:ilvl w:val="0"/>
+                <w:numId w:val="81"/>
+              </w:numPr>
+              <w:ind w:left="1216"/>
+              <w:rPr>
+                <w:rFonts w:ascii="Times New Roman" w:hAnsi="Times New Roman" w:cs="Times New Roman"/>
+              </w:rPr>
+            </w:pPr>
+            <w:r>
+              <w:rPr>
+                <w:rFonts w:ascii="Times New Roman" w:hAnsi="Times New Roman" w:cs="Times New Roman"/>
+              </w:rPr>
+              <w:t>Return only logs where anomaly: true</w:t>
+            </w:r>
+          </w:p>
+          <w:p>
+            <w:pPr>
+              <w:pStyle w:val="ListParagraph"/>
+              <w:numPr>
+                <w:ilvl w:val="0"/>
+                <w:numId w:val="80"/>
+              </w:numPr>
+              <w:ind w:left="841"/>
+              <w:rPr>
+                <w:rFonts w:ascii="Times New Roman" w:hAnsi="Times New Roman" w:cs="Times New Roman"/>
+              </w:rPr>
+            </w:pPr>
+            <w:r>
+              <w:rPr>
+                <w:rFonts w:ascii="Times New Roman" w:hAnsi="Times New Roman" w:cs="Times New Roman"/>
+                <w:b/>
+                <w:bCs/>
+              </w:rPr>
+              <w:t xml:space="preserve">Save alerts to </w:t>
+            </w:r>
+            <w:proofErr w:type="spellStart"/>
+            <w:proofErr w:type="gramStart"/>
+            <w:r>
+              <w:rPr>
+                <w:rFonts w:ascii="Times New Roman" w:hAnsi="Times New Roman" w:cs="Times New Roman"/>
+                <w:b/>
+                <w:bCs/>
+              </w:rPr>
+              <w:t>alerts.json</w:t>
+            </w:r>
+            <w:proofErr w:type="spellEnd"/>
+            <w:proofErr w:type="gramEnd"/>
+            <w:r>
+              <w:rPr>
+                <w:rFonts w:ascii="Times New Roman" w:hAnsi="Times New Roman" w:cs="Times New Roman"/>
+              </w:rPr>
+              <w:t xml:space="preserve"> so they persist</w:t>
+            </w:r>
+          </w:p>
+          <w:p>
+            <w:pPr>
+              <w:numPr>
+                <w:ilvl w:val="0"/>
+                <w:numId w:val="4"/>
+              </w:numPr>
+              <w:rPr>
+                <w:rFonts w:ascii="Times New Roman" w:hAnsi="Times New Roman" w:cs="Times New Roman"/>
+              </w:rPr>
+            </w:pPr>
+            <w:r>
+              <w:rPr>
+                <w:rFonts w:ascii="Times New Roman" w:hAnsi="Times New Roman" w:cs="Times New Roman"/>
+                <w:b/>
+              </w:rPr>
+              <w:t xml:space="preserve">Frontend – Alert </w:t>
+            </w:r>
+            <w:proofErr w:type="spellStart"/>
+            <w:r>
+              <w:rPr>
+                <w:rFonts w:ascii="Times New Roman" w:hAnsi="Times New Roman" w:cs="Times New Roman"/>
+                <w:b/>
+              </w:rPr>
+              <w:t>Center</w:t>
+            </w:r>
+            <w:proofErr w:type="spellEnd"/>
+            <w:r>
+              <w:rPr>
+                <w:rFonts w:ascii="Times New Roman" w:hAnsi="Times New Roman" w:cs="Times New Roman"/>
+                <w:b/>
+              </w:rPr>
+              <w:t xml:space="preserve"> UI</w:t>
+            </w:r>
+          </w:p>
+          <w:p>
+            <w:pPr>
+              <w:pStyle w:val="ListParagraph"/>
+              <w:numPr>
+                <w:ilvl w:val="0"/>
+                <w:numId w:val="80"/>
+              </w:numPr>
+              <w:ind w:left="791"/>
+              <w:rPr>
+                <w:rFonts w:ascii="Times New Roman" w:hAnsi="Times New Roman" w:cs="Times New Roman"/>
+              </w:rPr>
+            </w:pPr>
+            <w:r>
+              <w:rPr>
+                <w:rFonts w:ascii="Times New Roman" w:hAnsi="Times New Roman" w:cs="Times New Roman"/>
+                <w:b/>
+                <w:bCs/>
+              </w:rPr>
+              <w:t>Add new tab:</w:t>
+            </w:r>
+            <w:r>
+              <w:rPr>
+                <w:rFonts w:ascii="Times New Roman" w:hAnsi="Times New Roman" w:cs="Times New Roman"/>
+              </w:rPr>
+              <w:t xml:space="preserve"> “Alerts” in navbar</w:t>
+            </w:r>
+          </w:p>
+          <w:p>
+            <w:pPr>
+              <w:pStyle w:val="ListParagraph"/>
+              <w:numPr>
+                <w:ilvl w:val="0"/>
+                <w:numId w:val="80"/>
+              </w:numPr>
+              <w:ind w:left="791"/>
+              <w:rPr>
+                <w:rFonts w:ascii="Times New Roman" w:hAnsi="Times New Roman" w:cs="Times New Roman"/>
+              </w:rPr>
+            </w:pPr>
+            <w:r>
+              <w:rPr>
+                <w:rFonts w:ascii="Times New Roman" w:hAnsi="Times New Roman" w:cs="Times New Roman"/>
+                <w:b/>
+                <w:bCs/>
+              </w:rPr>
+              <w:t xml:space="preserve">Build </w:t>
+            </w:r>
+            <w:proofErr w:type="spellStart"/>
+            <w:r>
+              <w:rPr>
+                <w:rFonts w:ascii="Times New Roman" w:hAnsi="Times New Roman" w:cs="Times New Roman"/>
+                <w:b/>
+                <w:bCs/>
+              </w:rPr>
+              <w:t>Alerts.jsx</w:t>
+            </w:r>
+            <w:proofErr w:type="spellEnd"/>
+            <w:r>
+              <w:rPr>
+                <w:rFonts w:ascii="Times New Roman" w:hAnsi="Times New Roman" w:cs="Times New Roman"/>
+                <w:b/>
+                <w:bCs/>
+              </w:rPr>
+              <w:t xml:space="preserve"> component</w:t>
+            </w:r>
+          </w:p>
+          <w:p>
+            <w:pPr>
+              <w:pStyle w:val="ListParagraph"/>
+              <w:numPr>
+                <w:ilvl w:val="0"/>
+                <w:numId w:val="81"/>
+              </w:numPr>
+              <w:ind w:left="1216"/>
+              <w:rPr>
+                <w:rFonts w:ascii="Times New Roman" w:hAnsi="Times New Roman" w:cs="Times New Roman"/>
+              </w:rPr>
+            </w:pPr>
+            <w:r>
+              <w:rPr>
+                <w:rFonts w:ascii="Times New Roman" w:hAnsi="Times New Roman" w:cs="Times New Roman"/>
+              </w:rPr>
+              <w:t>Show red/yellow alert cards with icon, time message</w:t>
+            </w:r>
+          </w:p>
+          <w:p>
+            <w:pPr>
+              <w:pStyle w:val="ListParagraph"/>
+              <w:numPr>
+                <w:ilvl w:val="0"/>
+                <w:numId w:val="81"/>
+              </w:numPr>
+              <w:ind w:left="1216"/>
+              <w:rPr>
+                <w:rFonts w:ascii="Times New Roman" w:hAnsi="Times New Roman" w:cs="Times New Roman"/>
+              </w:rPr>
+            </w:pPr>
+            <w:r>
+              <w:rPr>
+                <w:rFonts w:ascii="Times New Roman" w:hAnsi="Times New Roman" w:cs="Times New Roman"/>
+              </w:rPr>
+              <w:t>Badge count on Alerts tab for new anomalies</w:t>
+            </w:r>
+          </w:p>
+          <w:p>
+            <w:pPr>
+              <w:pStyle w:val="ListParagraph"/>
+              <w:numPr>
+                <w:ilvl w:val="0"/>
+                <w:numId w:val="80"/>
+              </w:numPr>
+              <w:ind w:left="791"/>
+              <w:rPr>
+                <w:rFonts w:ascii="Times New Roman" w:hAnsi="Times New Roman" w:cs="Times New Roman"/>
+              </w:rPr>
+            </w:pPr>
+            <w:r>
+              <w:rPr>
+                <w:rFonts w:ascii="Times New Roman" w:hAnsi="Times New Roman" w:cs="Times New Roman"/>
+                <w:b/>
+                <w:bCs/>
+              </w:rPr>
+              <w:t xml:space="preserve">Add “Dismiss” button </w:t>
+            </w:r>
+            <w:r>
+              <w:rPr>
+                <w:rFonts w:ascii="Times New Roman" w:hAnsi="Times New Roman" w:cs="Times New Roman"/>
+              </w:rPr>
+              <w:t>to clear alerts</w:t>
+            </w:r>
+          </w:p>
+          <w:p>
+            <w:pPr>
+              <w:numPr>
+                <w:ilvl w:val="0"/>
+                <w:numId w:val="4"/>
+              </w:numPr>
+              <w:rPr>
+                <w:rFonts w:ascii="Times New Roman" w:hAnsi="Times New Roman" w:cs="Times New Roman"/>
+              </w:rPr>
+            </w:pPr>
+            <w:r>
+              <w:rPr>
+                <w:rFonts w:ascii="Times New Roman" w:hAnsi="Times New Roman" w:cs="Times New Roman"/>
+                <w:b/>
+              </w:rPr>
+              <w:t>Frontend -Real-time Updates</w:t>
+            </w:r>
+          </w:p>
+          <w:p>
+            <w:pPr>
+              <w:pStyle w:val="ListParagraph"/>
+              <w:numPr>
+                <w:ilvl w:val="0"/>
+                <w:numId w:val="80"/>
+              </w:numPr>
+              <w:ind w:left="791"/>
+              <w:rPr>
+                <w:rFonts w:ascii="Times New Roman" w:hAnsi="Times New Roman" w:cs="Times New Roman"/>
+              </w:rPr>
+            </w:pPr>
+            <w:r>
+              <w:rPr>
+                <w:rFonts w:ascii="Times New Roman" w:hAnsi="Times New Roman" w:cs="Times New Roman"/>
+                <w:b/>
+                <w:bCs/>
+              </w:rPr>
+              <w:t xml:space="preserve">Add auto-refresh </w:t>
+            </w:r>
+            <w:r>
+              <w:rPr>
+                <w:rFonts w:ascii="Times New Roman" w:hAnsi="Times New Roman" w:cs="Times New Roman"/>
+              </w:rPr>
+              <w:t xml:space="preserve">using </w:t>
+            </w:r>
+            <w:proofErr w:type="spellStart"/>
+            <w:r>
+              <w:rPr>
+                <w:rFonts w:ascii="Times New Roman" w:hAnsi="Times New Roman" w:cs="Times New Roman"/>
+              </w:rPr>
+              <w:t>setInterval</w:t>
+            </w:r>
+            <w:proofErr w:type="spellEnd"/>
+            <w:r>
+              <w:rPr>
+                <w:rFonts w:ascii="Times New Roman" w:hAnsi="Times New Roman" w:cs="Times New Roman"/>
+              </w:rPr>
+              <w:t xml:space="preserve"> every 5 seconds</w:t>
+            </w:r>
+          </w:p>
+          <w:p>
+            <w:pPr>
+              <w:pStyle w:val="ListParagraph"/>
+              <w:numPr>
+                <w:ilvl w:val="0"/>
+                <w:numId w:val="82"/>
+              </w:numPr>
+              <w:ind w:left="1216"/>
+              <w:rPr>
+                <w:rFonts w:ascii="Times New Roman" w:hAnsi="Times New Roman" w:cs="Times New Roman"/>
+              </w:rPr>
+            </w:pPr>
+            <w:r>
+              <w:rPr>
+                <w:rFonts w:ascii="Times New Roman" w:hAnsi="Times New Roman" w:cs="Times New Roman"/>
+              </w:rPr>
+              <w:t>Fetch /</w:t>
+            </w:r>
+            <w:proofErr w:type="spellStart"/>
+            <w:r>
+              <w:rPr>
+                <w:rFonts w:ascii="Times New Roman" w:hAnsi="Times New Roman" w:cs="Times New Roman"/>
+              </w:rPr>
+              <w:t>api</w:t>
+            </w:r>
+            <w:proofErr w:type="spellEnd"/>
+            <w:r>
+              <w:rPr>
+                <w:rFonts w:ascii="Times New Roman" w:hAnsi="Times New Roman" w:cs="Times New Roman"/>
+              </w:rPr>
+              <w:t>/logs/latest and /</w:t>
+            </w:r>
+            <w:proofErr w:type="spellStart"/>
+            <w:r>
+              <w:rPr>
+                <w:rFonts w:ascii="Times New Roman" w:hAnsi="Times New Roman" w:cs="Times New Roman"/>
+              </w:rPr>
+              <w:t>api</w:t>
+            </w:r>
+            <w:proofErr w:type="spellEnd"/>
+            <w:r>
+              <w:rPr>
+                <w:rFonts w:ascii="Times New Roman" w:hAnsi="Times New Roman" w:cs="Times New Roman"/>
+              </w:rPr>
+              <w:t>/alerts</w:t>
+            </w:r>
+          </w:p>
+          <w:p>
+            <w:pPr>
+              <w:pStyle w:val="ListParagraph"/>
+              <w:numPr>
+                <w:ilvl w:val="0"/>
+                <w:numId w:val="80"/>
+              </w:numPr>
+              <w:ind w:left="791"/>
+              <w:rPr>
+                <w:rFonts w:ascii="Times New Roman" w:hAnsi="Times New Roman" w:cs="Times New Roman"/>
+              </w:rPr>
+            </w:pPr>
+            <w:r>
+              <w:rPr>
+                <w:rFonts w:ascii="Times New Roman" w:hAnsi="Times New Roman" w:cs="Times New Roman"/>
+                <w:b/>
+                <w:bCs/>
+              </w:rPr>
+              <w:t xml:space="preserve">Show toast notification </w:t>
+            </w:r>
+            <w:r>
+              <w:rPr>
+                <w:rFonts w:ascii="Times New Roman" w:hAnsi="Times New Roman" w:cs="Times New Roman"/>
+              </w:rPr>
+              <w:t>when new</w:t>
+            </w:r>
+            <w:r>
+              <w:rPr>
+                <w:rFonts w:ascii="Times New Roman" w:hAnsi="Times New Roman" w:cs="Times New Roman"/>
+              </w:rPr>
+              <w:t xml:space="preserve"> CRITICAL log comes in</w:t>
+            </w:r>
+          </w:p>
+          <w:p>
+            <w:pPr>
+              <w:numPr>
+                <w:ilvl w:val="0"/>
+                <w:numId w:val="4"/>
+              </w:numPr>
+              <w:rPr>
+                <w:rFonts w:ascii="Times New Roman" w:hAnsi="Times New Roman" w:cs="Times New Roman"/>
+              </w:rPr>
+            </w:pPr>
+            <w:r>
+              <w:rPr>
+                <w:rFonts w:ascii="Times New Roman" w:hAnsi="Times New Roman" w:cs="Times New Roman"/>
+                <w:b/>
+                <w:bCs/>
+              </w:rPr>
+              <w:t>Testing + Polish</w:t>
+            </w:r>
+          </w:p>
+          <w:p>
+            <w:pPr>
+              <w:pStyle w:val="ListParagraph"/>
+              <w:numPr>
+                <w:ilvl w:val="0"/>
+                <w:numId w:val="80"/>
+              </w:numPr>
+              <w:ind w:left="840"/>
+              <w:rPr>
+                <w:rFonts w:ascii="Times New Roman" w:hAnsi="Times New Roman" w:cs="Times New Roman"/>
+              </w:rPr>
+            </w:pPr>
+            <w:r>
+              <w:rPr>
+                <w:rFonts w:ascii="Times New Roman" w:hAnsi="Times New Roman" w:cs="Times New Roman"/>
+                <w:b/>
+                <w:bCs/>
+              </w:rPr>
+              <w:t>Make “Test Critical Alert” button work</w:t>
+            </w:r>
+          </w:p>
+          <w:p>
+            <w:pPr>
+              <w:pStyle w:val="ListParagraph"/>
+              <w:numPr>
+                <w:ilvl w:val="0"/>
+                <w:numId w:val="82"/>
+              </w:numPr>
+              <w:ind w:left="1265"/>
+              <w:rPr>
+                <w:rFonts w:ascii="Times New Roman" w:hAnsi="Times New Roman" w:cs="Times New Roman"/>
+              </w:rPr>
+            </w:pPr>
+            <w:r>
+              <w:rPr>
+                <w:rFonts w:ascii="Times New Roman" w:hAnsi="Times New Roman" w:cs="Times New Roman"/>
+              </w:rPr>
+              <w:t>Inject a fake CRITICAL log to test the flow</w:t>
+            </w:r>
+          </w:p>
+          <w:p>
+            <w:pPr>
+              <w:pStyle w:val="ListParagraph"/>
+              <w:numPr>
+                <w:ilvl w:val="0"/>
+                <w:numId w:val="80"/>
+              </w:numPr>
+              <w:ind w:left="840"/>
+              <w:rPr>
+                <w:rFonts w:ascii="Times New Roman" w:hAnsi="Times New Roman" w:cs="Times New Roman"/>
+              </w:rPr>
+            </w:pPr>
+            <w:r>
+              <w:rPr>
+                <w:rFonts w:ascii="Times New Roman" w:hAnsi="Times New Roman" w:cs="Times New Roman"/>
+                <w:b/>
+                <w:bCs/>
+              </w:rPr>
+              <w:lastRenderedPageBreak/>
+              <w:t>Test Full Flow:</w:t>
+            </w:r>
+            <w:r>
+              <w:rPr>
+                <w:rFonts w:ascii="Times New Roman" w:hAnsi="Times New Roman" w:cs="Times New Roman"/>
+              </w:rPr>
+              <w:t xml:space="preserve"> Upload log with ERROR→ See it in Alerts tab within 5s</w:t>
+            </w:r>
+          </w:p>
+        </w:tc>
+      </w:tr>
+      <w:tr>
+        <w:trPr>
+          <w:trHeight w:val="118"/>
+        </w:trPr>
+        <w:tc>
+          <w:tcPr>
+            <w:tcW w:w="10490" w:type="dxa"/>
+            <w:gridSpan w:val="3"/>
+            <w:tcBorders>
+              <w:top w:val="nil"/>
+              <w:left w:val="nil"/>
+              <w:bottom w:val="nil"/>
+              <w:right w:val="nil"/>
+            </w:tcBorders>
+            <w:tcMar>
+              <w:top w:w="0" w:type="dxa"/>
+              <w:left w:w="0" w:type="dxa"/>
+              <w:bottom w:w="0" w:type="dxa"/>
+              <w:right w:w="0" w:type="dxa"/>
+            </w:tcMar>
+            <w:hideMark/>
+          </w:tcPr>
+          <w:p>
+            <w:pPr>
+              <w:rPr>
+                <w:rFonts w:ascii="Times New Roman" w:hAnsi="Times New Roman" w:cs="Times New Roman"/>
+              </w:rPr>
+            </w:pPr>
+            <w:r>
+              <w:rPr>
+                <w:rFonts w:ascii="Times New Roman" w:hAnsi="Times New Roman" w:cs="Times New Roman"/>
+                <w:b/>
+                <w:bCs/>
+              </w:rPr>
+              <w:lastRenderedPageBreak/>
+              <w:t xml:space="preserve">Outputs and Descriptions </w:t>
+            </w:r>
+          </w:p>
+        </w:tc>
+      </w:tr>
+    </w:tbl>
+    <w:p>
+      <w:pPr>
+        <w:rPr>
+          <w:rFonts w:ascii="Times New Roman" w:hAnsi="Times New Roman" w:cs="Times New Roman"/>
+        </w:rPr>
+      </w:pPr>
+      <w:r>
+        <w:rPr>
+          <w:rFonts w:ascii="Times New Roman" w:hAnsi="Times New Roman" w:cs="Times New Roman"/>
+          <w:b/>
+          <w:bCs/>
+        </w:rPr>
+        <w:t>Output:</w:t>
+      </w:r>
+      <w:r>
+        <w:rPr>
+          <w:rFonts w:ascii="Times New Roman" w:hAnsi="Times New Roman" w:cs="Times New Roman"/>
+        </w:rPr>
+        <w:t xml:space="preserve"> </w:t>
+      </w:r>
+    </w:p>
+    <w:p>
+      <w:pPr>
+        <w:rPr>
+          <w:rFonts w:ascii="Times New Roman" w:hAnsi="Times New Roman" w:cs="Times New Roman"/>
+        </w:rPr>
+      </w:pPr>
+    </w:p>
+    <w:p>
+      <w:pPr>
+        <w:rPr>
+          <w:rFonts w:ascii="Times New Roman" w:hAnsi="Times New Roman" w:cs="Times New Roman"/>
+        </w:rPr>
+      </w:pPr>
+      <w:r>
+        <w:rPr>
+          <w:rFonts w:ascii="Times New Roman" w:hAnsi="Times New Roman" w:cs="Times New Roman"/>
+          <w:b/>
+          <w:bCs/>
+        </w:rPr>
+        <w:t>Description:</w:t>
+      </w:r>
+      <w:r>
+        <w:rPr>
+          <w:rFonts w:ascii="Times New Roman" w:hAnsi="Times New Roman" w:cs="Times New Roman"/>
+        </w:rPr>
+        <w:t xml:space="preserve"> </w:t>
+      </w:r>
+    </w:p>
+    <w:p>
+      <w:pPr>
+        <w:rPr>
+          <w:rFonts w:ascii="Times New Roman" w:eastAsia="MS Gothic" w:hAnsi="Times New Roman" w:cs="Times New Roman"/>
+        </w:rPr>
+      </w:pPr>
+    </w:p>
+    <w:tbl>
+      <w:tblPr>
+        <w:tblW w:w="10701" w:type="dxa"/>
+        <w:tblCellMar>
+          <w:left w:w="10" w:type="dxa"/>
+          <w:right w:w="10" w:type="dxa"/>
+        </w:tblCellMar>
+        <w:tblLook w:val="04A0" w:firstRow="1" w:lastRow="0" w:firstColumn="1" w:lastColumn="0" w:noHBand="0" w:noVBand="1"/>
+      </w:tblPr>
+      <w:tblGrid>
+        <w:gridCol w:w="2674"/>
+        <w:gridCol w:w="4012"/>
+        <w:gridCol w:w="4015"/>
+      </w:tblGrid>
+      <w:tr>
+        <w:trPr>
+          <w:trHeight w:val="2539"/>
+        </w:trPr>
+        <w:tc>
+          <w:tcPr>
+            <w:tcW w:w="2674" w:type="dxa"/>
+            <w:tcBorders>
+              <w:top w:val="nil"/>
+              <w:left w:val="nil"/>
+              <w:bottom w:val="nil"/>
+              <w:right w:val="nil"/>
+            </w:tcBorders>
+            <w:tcMar>
+              <w:top w:w="0" w:type="dxa"/>
+              <w:left w:w="0" w:type="dxa"/>
+              <w:bottom w:w="0" w:type="dxa"/>
+              <w:right w:w="0" w:type="dxa"/>
+            </w:tcMar>
+            <w:hideMark/>
+          </w:tcPr>
+          <w:p>
+            <w:pPr>
+              <w:rPr>
+                <w:rFonts w:ascii="Times New Roman" w:hAnsi="Times New Roman" w:cs="Times New Roman"/>
+              </w:rPr>
+            </w:pPr>
+            <w:r>
+              <w:rPr>
+                <w:rFonts w:ascii="Times New Roman" w:hAnsi="Times New Roman" w:cs="Times New Roman"/>
+              </w:rPr>
+              <w:t>03 August 2026</w:t>
+            </w:r>
+          </w:p>
+          <w:p>
+            <w:pPr>
+              <w:ind w:left="400"/>
+              <w:rPr>
+                <w:rFonts w:ascii="Times New Roman" w:hAnsi="Times New Roman" w:cs="Times New Roman"/>
+              </w:rPr>
+            </w:pPr>
+            <w:r>
+              <w:rPr>
+                <w:rFonts w:ascii="Times New Roman" w:hAnsi="Times New Roman" w:cs="Times New Roman"/>
+              </w:rPr>
+              <w:t>Day 1</w:t>
+            </w:r>
+            <w:r>
+              <w:rPr>
+                <w:rFonts w:ascii="Times New Roman" w:hAnsi="Times New Roman" w:cs="Times New Roman"/>
+              </w:rPr>
+              <w:t>1</w:t>
+            </w:r>
+            <w:r>
+              <w:rPr>
+                <w:rFonts w:ascii="Times New Roman" w:hAnsi="Times New Roman" w:cs="Times New Roman"/>
+              </w:rPr>
+              <w:t xml:space="preserve"> </w:t>
+            </w:r>
+          </w:p>
+        </w:tc>
+        <w:tc>
+          <w:tcPr>
+            <w:tcW w:w="4012" w:type="dxa"/>
+            <w:tcBorders>
+              <w:top w:val="nil"/>
+              <w:left w:val="nil"/>
+              <w:bottom w:val="nil"/>
+              <w:right w:val="nil"/>
+            </w:tcBorders>
+            <w:tcMar>
+              <w:top w:w="0" w:type="dxa"/>
+              <w:left w:w="0" w:type="dxa"/>
+              <w:bottom w:w="0" w:type="dxa"/>
+              <w:right w:w="0" w:type="dxa"/>
+            </w:tcMar>
+            <w:hideMark/>
+          </w:tcPr>
+          <w:p>
+            <w:pPr>
+              <w:rPr>
+                <w:rFonts w:ascii="Times New Roman" w:hAnsi="Times New Roman" w:cs="Times New Roman"/>
+                <w:b/>
+                <w:bCs/>
+              </w:rPr>
+            </w:pPr>
+            <w:r>
+              <w:rPr>
+                <w:rFonts w:ascii="Times New Roman" w:hAnsi="Times New Roman" w:cs="Times New Roman"/>
+                <w:b/>
+                <w:bCs/>
+              </w:rPr>
+              <w:t xml:space="preserve">Today's Activities </w:t>
+            </w:r>
+          </w:p>
+          <w:p>
+            <w:pPr>
+              <w:numPr>
+                <w:ilvl w:val="0"/>
+                <w:numId w:val="3"/>
+              </w:numPr>
+              <w:rPr>
+                <w:rFonts w:ascii="Times New Roman" w:hAnsi="Times New Roman" w:cs="Times New Roman"/>
+              </w:rPr>
+            </w:pPr>
+            <w:r>
+              <w:rPr>
+                <w:rFonts w:ascii="Times New Roman" w:hAnsi="Times New Roman" w:cs="Times New Roman"/>
+                <w:b/>
+                <w:bCs/>
+              </w:rPr>
+              <w:t xml:space="preserve"> </w:t>
+            </w:r>
+          </w:p>
+        </w:tc>
+        <w:tc>
+          <w:tcPr>
+            <w:tcW w:w="4014" w:type="dxa"/>
+            <w:tcBorders>
+              <w:top w:val="nil"/>
+              <w:left w:val="nil"/>
+              <w:bottom w:val="nil"/>
+              <w:right w:val="nil"/>
+            </w:tcBorders>
+            <w:tcMar>
+              <w:top w:w="0" w:type="dxa"/>
+              <w:left w:w="0" w:type="dxa"/>
+              <w:bottom w:w="0" w:type="dxa"/>
+              <w:right w:w="0" w:type="dxa"/>
+            </w:tcMar>
+            <w:hideMark/>
+          </w:tcPr>
+          <w:p>
+            <w:pPr>
+              <w:rPr>
+                <w:rFonts w:ascii="Times New Roman" w:hAnsi="Times New Roman" w:cs="Times New Roman"/>
+              </w:rPr>
+            </w:pPr>
+            <w:r>
+              <w:rPr>
+                <w:rFonts w:ascii="Times New Roman" w:hAnsi="Times New Roman" w:cs="Times New Roman"/>
+                <w:b/>
+                <w:bCs/>
+              </w:rPr>
+              <w:t xml:space="preserve">Tomorrow's Plans </w:t>
+            </w:r>
+          </w:p>
+          <w:p>
+            <w:pPr>
+              <w:numPr>
+                <w:ilvl w:val="0"/>
+                <w:numId w:val="4"/>
+              </w:numPr>
+              <w:rPr>
+                <w:rFonts w:ascii="Times New Roman" w:hAnsi="Times New Roman" w:cs="Times New Roman"/>
+              </w:rPr>
+            </w:pPr>
+          </w:p>
+        </w:tc>
+      </w:tr>
+      <w:tr>
+        <w:trPr>
+          <w:trHeight w:val="193"/>
+        </w:trPr>
+        <w:tc>
+          <w:tcPr>
+            <w:tcW w:w="10701" w:type="dxa"/>
+            <w:gridSpan w:val="3"/>
+            <w:tcBorders>
+              <w:top w:val="nil"/>
+              <w:left w:val="nil"/>
+              <w:bottom w:val="nil"/>
+              <w:right w:val="nil"/>
+            </w:tcBorders>
+            <w:tcMar>
+              <w:top w:w="0" w:type="dxa"/>
+              <w:left w:w="0" w:type="dxa"/>
+              <w:bottom w:w="0" w:type="dxa"/>
+              <w:right w:w="0" w:type="dxa"/>
+            </w:tcMar>
+            <w:hideMark/>
+          </w:tcPr>
+          <w:p>
+            <w:pPr>
+              <w:rPr>
+                <w:rFonts w:ascii="Times New Roman" w:hAnsi="Times New Roman" w:cs="Times New Roman"/>
+              </w:rPr>
+            </w:pPr>
+            <w:r>
+              <w:rPr>
+                <w:rFonts w:ascii="Times New Roman" w:hAnsi="Times New Roman" w:cs="Times New Roman"/>
+                <w:b/>
+                <w:bCs/>
+              </w:rPr>
+              <w:t xml:space="preserve">Outputs and Descriptions </w:t>
+            </w:r>
+          </w:p>
+        </w:tc>
+      </w:tr>
+    </w:tbl>
+    <w:p>
+      <w:pPr>
+        <w:rPr>
+          <w:rFonts w:ascii="Times New Roman" w:hAnsi="Times New Roman" w:cs="Times New Roman"/>
+        </w:rPr>
+      </w:pPr>
+      <w:r>
+        <w:rPr>
+          <w:rFonts w:ascii="Times New Roman" w:hAnsi="Times New Roman" w:cs="Times New Roman"/>
+          <w:b/>
+          <w:bCs/>
+        </w:rPr>
+        <w:t>Output:</w:t>
+      </w:r>
+      <w:r>
+        <w:rPr>
+          <w:rFonts w:ascii="Times New Roman" w:hAnsi="Times New Roman" w:cs="Times New Roman"/>
+        </w:rPr>
+        <w:t xml:space="preserve"> </w:t>
+      </w:r>
+    </w:p>
+    <w:p>
+      <w:pPr>
+        <w:rPr>
+          <w:rFonts w:ascii="Times New Roman" w:hAnsi="Times New Roman" w:cs="Times New Roman"/>
+        </w:rPr>
+      </w:pPr>
+    </w:p>
+    <w:p>
+      <w:pPr>
+        <w:rPr>
+          <w:rFonts w:ascii="Times New Roman" w:eastAsia="MS Gothic" w:hAnsi="Times New Roman" w:cs="Times New Roman"/>
+        </w:rPr>
+      </w:pPr>
+      <w:r>
+        <w:rPr>
+          <w:rFonts w:ascii="Times New Roman" w:hAnsi="Times New Roman" w:cs="Times New Roman"/>
+          <w:b/>
+          <w:bCs/>
+        </w:rPr>
+        <w:t>Description:</w:t>
+      </w:r>
+      <w:r>
+        <w:rPr>
+          <w:rFonts w:ascii="Times New Roman" w:hAnsi="Times New Roman" w:cs="Times New Roman"/>
+        </w:rPr>
+        <w:t xml:space="preserve"> </w:t>
+      </w:r>
+    </w:p>
+    <w:p>
+      <w:pPr>
+        <w:rPr>
+          <w:rFonts w:ascii="Times New Roman" w:hAnsi="Times New Roman" w:cs="Times New Roman"/>
+        </w:rPr>
+      </w:pPr>
+    </w:p>
     <w:p>
       <w:pPr>
         <w:rPr>
@@ -14739,6 +16604,232 @@
 <file path=word/numbering.xml><?xml version="1.0" encoding="utf-8"?>
 <w:numbering xmlns:wpc="http://schemas.microsoft.com/office/word/2010/wordprocessingCanvas" xmlns:cx="http://schemas.microsoft.com/office/drawing/2014/chartex" xmlns:cx1="http://schemas.microsoft.com/office/drawing/2015/9/8/chartex" xmlns:cx2="http://schemas.microsoft.com/office/drawing/2015/10/21/chartex" xmlns:cx3="http://schemas.microsoft.com/office/drawing/2016/5/9/chartex" xmlns:cx4="http://schemas.microsoft.com/office/drawing/2016/5/10/chartex" xmlns:cx5="http://schemas.microsoft.com/office/drawing/2016/5/11/chartex" xmlns:cx6="http://schemas.microsoft.com/office/drawing/2016/5/12/chartex" xmlns:cx7="http://schemas.microsoft.com/office/drawing/2016/5/13/chartex" xmlns:cx8="http://schemas.microsoft.com/office/drawing/2016/5/14/chartex" xmlns:mc="http://schemas.openxmlformats.org/markup-compatibility/2006" xmlns:aink="http://schemas.microsoft.com/office/drawing/2016/ink" xmlns:am3d="http://schemas.microsoft.com/office/drawing/2017/model3d" xmlns:o="urn:schemas-microsoft-com:office:office" xmlns:oel="http://schemas.microsoft.com/office/2019/extlst" xmlns:r="http://schemas.openxmlformats.org/officeDocument/2006/relationships" xmlns:m="http://schemas.openxmlformats.org/officeDocument/2006/math" xmlns:v="urn:schemas-microsoft-com:vml" xmlns:wp14="http://schemas.microsoft.com/office/word/2010/wordprocessingDrawing" xmlns:wp="http://schemas.openxmlformats.org/drawingml/2006/wordprocessingDrawing" xmlns:w10="urn:schemas-microsoft-com:office:word" xmlns:w="http://schemas.openxmlformats.org/wordprocessingml/2006/main" xmlns:w14="http://schemas.microsoft.com/office/word/2010/wordml" xmlns:w15="http://schemas.microsoft.com/office/word/2012/wordml" xmlns:w16cei="http://schemas.microsoft.com/office/word/2026/wordml/cei" xmlns:w16cex="http://schemas.microsoft.com/office/word/2018/wordml/cex" xmlns:w16cid="http://schemas.microsoft.com/office/word/2016/wordml/cid" xmlns:w16="http://schemas.microsoft.com/office/word/2018/wordml" xmlns:w16du="http://schemas.microsoft.com/office/word/2023/wordml/word16du" xmlns:w16sdtdh="http://schemas.microsoft.com/office/word/2020/wordml/sdtdatahash" xmlns:w16sdtfl="http://schemas.microsoft.com/office/word/2024/wordml/sdtformatlock" xmlns:w16se="http://schemas.microsoft.com/office/word/2015/wordml/symex" xmlns:wpg="http://schemas.microsoft.com/office/word/2010/wordprocessingGroup" xmlns:wpi="http://schemas.microsoft.com/office/word/2010/wordprocessingInk" xmlns:wne="http://schemas.microsoft.com/office/word/2006/wordml" xmlns:wps="http://schemas.microsoft.com/office/word/2010/wordprocessingShape" mc:Ignorable="w14 w15 w16se w16cid w16 w16cex w16sdtdh w16sdtfl w16du wp14">
   <w:abstractNum w:abstractNumId="0" w15:restartNumberingAfterBreak="0">
+    <w:nsid w:val="00445F6A"/>
+    <w:multiLevelType w:val="hybridMultilevel"/>
+    <w:tmpl w:val="A89010C6"/>
+    <w:lvl w:ilvl="0" w:tplc="488C9D1E">
+      <w:start w:val="1"/>
+      <w:numFmt w:val="bullet"/>
+      <w:lvlText w:val=""/>
+      <w:lvlJc w:val="left"/>
+      <w:pPr>
+        <w:ind w:left="1463" w:hanging="360"/>
+      </w:pPr>
+      <w:rPr>
+        <w:rFonts w:ascii="Symbol" w:hAnsi="Symbol" w:hint="default"/>
+      </w:rPr>
+    </w:lvl>
+    <w:lvl w:ilvl="1" w:tplc="40090003" w:tentative="1">
+      <w:start w:val="1"/>
+      <w:numFmt w:val="bullet"/>
+      <w:lvlText w:val="o"/>
+      <w:lvlJc w:val="left"/>
+      <w:pPr>
+        <w:ind w:left="2183" w:hanging="360"/>
+      </w:pPr>
+      <w:rPr>
+        <w:rFonts w:ascii="Courier New" w:hAnsi="Courier New" w:cs="Courier New" w:hint="default"/>
+      </w:rPr>
+    </w:lvl>
+    <w:lvl w:ilvl="2" w:tplc="40090005" w:tentative="1">
+      <w:start w:val="1"/>
+      <w:numFmt w:val="bullet"/>
+      <w:lvlText w:val=""/>
+      <w:lvlJc w:val="left"/>
+      <w:pPr>
+        <w:ind w:left="2903" w:hanging="360"/>
+      </w:pPr>
+      <w:rPr>
+        <w:rFonts w:ascii="Wingdings" w:hAnsi="Wingdings" w:hint="default"/>
+      </w:rPr>
+    </w:lvl>
+    <w:lvl w:ilvl="3" w:tplc="40090001" w:tentative="1">
+      <w:start w:val="1"/>
+      <w:numFmt w:val="bullet"/>
+      <w:lvlText w:val=""/>
+      <w:lvlJc w:val="left"/>
+      <w:pPr>
+        <w:ind w:left="3623" w:hanging="360"/>
+      </w:pPr>
+      <w:rPr>
+        <w:rFonts w:ascii="Symbol" w:hAnsi="Symbol" w:hint="default"/>
+      </w:rPr>
+    </w:lvl>
+    <w:lvl w:ilvl="4" w:tplc="40090003" w:tentative="1">
+      <w:start w:val="1"/>
+      <w:numFmt w:val="bullet"/>
+      <w:lvlText w:val="o"/>
+      <w:lvlJc w:val="left"/>
+      <w:pPr>
+        <w:ind w:left="4343" w:hanging="360"/>
+      </w:pPr>
+      <w:rPr>
+        <w:rFonts w:ascii="Courier New" w:hAnsi="Courier New" w:cs="Courier New" w:hint="default"/>
+      </w:rPr>
+    </w:lvl>
+    <w:lvl w:ilvl="5" w:tplc="40090005" w:tentative="1">
+      <w:start w:val="1"/>
+      <w:numFmt w:val="bullet"/>
+      <w:lvlText w:val=""/>
+      <w:lvlJc w:val="left"/>
+      <w:pPr>
+        <w:ind w:left="5063" w:hanging="360"/>
+      </w:pPr>
+      <w:rPr>
+        <w:rFonts w:ascii="Wingdings" w:hAnsi="Wingdings" w:hint="default"/>
+      </w:rPr>
+    </w:lvl>
+    <w:lvl w:ilvl="6" w:tplc="40090001" w:tentative="1">
+      <w:start w:val="1"/>
+      <w:numFmt w:val="bullet"/>
+      <w:lvlText w:val=""/>
+      <w:lvlJc w:val="left"/>
+      <w:pPr>
+        <w:ind w:left="5783" w:hanging="360"/>
+      </w:pPr>
+      <w:rPr>
+        <w:rFonts w:ascii="Symbol" w:hAnsi="Symbol" w:hint="default"/>
+      </w:rPr>
+    </w:lvl>
+    <w:lvl w:ilvl="7" w:tplc="40090003" w:tentative="1">
+      <w:start w:val="1"/>
+      <w:numFmt w:val="bullet"/>
+      <w:lvlText w:val="o"/>
+      <w:lvlJc w:val="left"/>
+      <w:pPr>
+        <w:ind w:left="6503" w:hanging="360"/>
+      </w:pPr>
+      <w:rPr>
+        <w:rFonts w:ascii="Courier New" w:hAnsi="Courier New" w:cs="Courier New" w:hint="default"/>
+      </w:rPr>
+    </w:lvl>
+    <w:lvl w:ilvl="8" w:tplc="40090005" w:tentative="1">
+      <w:start w:val="1"/>
+      <w:numFmt w:val="bullet"/>
+      <w:lvlText w:val=""/>
+      <w:lvlJc w:val="left"/>
+      <w:pPr>
+        <w:ind w:left="7223" w:hanging="360"/>
+      </w:pPr>
+      <w:rPr>
+        <w:rFonts w:ascii="Wingdings" w:hAnsi="Wingdings" w:hint="default"/>
+      </w:rPr>
+    </w:lvl>
+  </w:abstractNum>
+  <w:abstractNum w:abstractNumId="1" w15:restartNumberingAfterBreak="0">
+    <w:nsid w:val="00975C1B"/>
+    <w:multiLevelType w:val="hybridMultilevel"/>
+    <w:tmpl w:val="A35695F8"/>
+    <w:lvl w:ilvl="0" w:tplc="4009000B">
+      <w:start w:val="1"/>
+      <w:numFmt w:val="bullet"/>
+      <w:lvlText w:val=""/>
+      <w:lvlJc w:val="left"/>
+      <w:pPr>
+        <w:ind w:left="1120" w:hanging="360"/>
+      </w:pPr>
+      <w:rPr>
+        <w:rFonts w:ascii="Wingdings" w:hAnsi="Wingdings" w:hint="default"/>
+      </w:rPr>
+    </w:lvl>
+    <w:lvl w:ilvl="1" w:tplc="40090003" w:tentative="1">
+      <w:start w:val="1"/>
+      <w:numFmt w:val="bullet"/>
+      <w:lvlText w:val="o"/>
+      <w:lvlJc w:val="left"/>
+      <w:pPr>
+        <w:ind w:left="1840" w:hanging="360"/>
+      </w:pPr>
+      <w:rPr>
+        <w:rFonts w:ascii="Courier New" w:hAnsi="Courier New" w:cs="Courier New" w:hint="default"/>
+      </w:rPr>
+    </w:lvl>
+    <w:lvl w:ilvl="2" w:tplc="40090005" w:tentative="1">
+      <w:start w:val="1"/>
+      <w:numFmt w:val="bullet"/>
+      <w:lvlText w:val=""/>
+      <w:lvlJc w:val="left"/>
+      <w:pPr>
+        <w:ind w:left="2560" w:hanging="360"/>
+      </w:pPr>
+      <w:rPr>
+        <w:rFonts w:ascii="Wingdings" w:hAnsi="Wingdings" w:hint="default"/>
+      </w:rPr>
+    </w:lvl>
+    <w:lvl w:ilvl="3" w:tplc="40090001" w:tentative="1">
+      <w:start w:val="1"/>
+      <w:numFmt w:val="bullet"/>
+      <w:lvlText w:val=""/>
+      <w:lvlJc w:val="left"/>
+      <w:pPr>
+        <w:ind w:left="3280" w:hanging="360"/>
+      </w:pPr>
+      <w:rPr>
+        <w:rFonts w:ascii="Symbol" w:hAnsi="Symbol" w:hint="default"/>
+      </w:rPr>
+    </w:lvl>
+    <w:lvl w:ilvl="4" w:tplc="40090003" w:tentative="1">
+      <w:start w:val="1"/>
+      <w:numFmt w:val="bullet"/>
+      <w:lvlText w:val="o"/>
+      <w:lvlJc w:val="left"/>
+      <w:pPr>
+        <w:ind w:left="4000" w:hanging="360"/>
+      </w:pPr>
+      <w:rPr>
+        <w:rFonts w:ascii="Courier New" w:hAnsi="Courier New" w:cs="Courier New" w:hint="default"/>
+      </w:rPr>
+    </w:lvl>
+    <w:lvl w:ilvl="5" w:tplc="40090005" w:tentative="1">
+      <w:start w:val="1"/>
+      <w:numFmt w:val="bullet"/>
+      <w:lvlText w:val=""/>
+      <w:lvlJc w:val="left"/>
+      <w:pPr>
+        <w:ind w:left="4720" w:hanging="360"/>
+      </w:pPr>
+      <w:rPr>
+        <w:rFonts w:ascii="Wingdings" w:hAnsi="Wingdings" w:hint="default"/>
+      </w:rPr>
+    </w:lvl>
+    <w:lvl w:ilvl="6" w:tplc="40090001" w:tentative="1">
+      <w:start w:val="1"/>
+      <w:numFmt w:val="bullet"/>
+      <w:lvlText w:val=""/>
+      <w:lvlJc w:val="left"/>
+      <w:pPr>
+        <w:ind w:left="5440" w:hanging="360"/>
+      </w:pPr>
+      <w:rPr>
+        <w:rFonts w:ascii="Symbol" w:hAnsi="Symbol" w:hint="default"/>
+      </w:rPr>
+    </w:lvl>
+    <w:lvl w:ilvl="7" w:tplc="40090003" w:tentative="1">
+      <w:start w:val="1"/>
+      <w:numFmt w:val="bullet"/>
+      <w:lvlText w:val="o"/>
+      <w:lvlJc w:val="left"/>
+      <w:pPr>
+        <w:ind w:left="6160" w:hanging="360"/>
+      </w:pPr>
+      <w:rPr>
+        <w:rFonts w:ascii="Courier New" w:hAnsi="Courier New" w:cs="Courier New" w:hint="default"/>
+      </w:rPr>
+    </w:lvl>
+    <w:lvl w:ilvl="8" w:tplc="40090005" w:tentative="1">
+      <w:start w:val="1"/>
+      <w:numFmt w:val="bullet"/>
+      <w:lvlText w:val=""/>
+      <w:lvlJc w:val="left"/>
+      <w:pPr>
+        <w:ind w:left="6880" w:hanging="360"/>
+      </w:pPr>
+      <w:rPr>
+        <w:rFonts w:ascii="Wingdings" w:hAnsi="Wingdings" w:hint="default"/>
+      </w:rPr>
+    </w:lvl>
+  </w:abstractNum>
+  <w:abstractNum w:abstractNumId="2" w15:restartNumberingAfterBreak="0">
     <w:nsid w:val="01141883"/>
     <w:multiLevelType w:val="hybridMultilevel"/>
     <w:tmpl w:val="FDB48D1C"/>
@@ -14851,7 +16942,7 @@
       </w:rPr>
     </w:lvl>
   </w:abstractNum>
-  <w:abstractNum w:abstractNumId="1" w15:restartNumberingAfterBreak="0">
+  <w:abstractNum w:abstractNumId="3" w15:restartNumberingAfterBreak="0">
     <w:nsid w:val="02CE5738"/>
     <w:multiLevelType w:val="hybridMultilevel"/>
     <w:tmpl w:val="B5B2F706"/>
@@ -14964,7 +17055,120 @@
       </w:rPr>
     </w:lvl>
   </w:abstractNum>
-  <w:abstractNum w:abstractNumId="2" w15:restartNumberingAfterBreak="0">
+  <w:abstractNum w:abstractNumId="4" w15:restartNumberingAfterBreak="0">
+    <w:nsid w:val="03CE1813"/>
+    <w:multiLevelType w:val="hybridMultilevel"/>
+    <w:tmpl w:val="DE5AD194"/>
+    <w:lvl w:ilvl="0" w:tplc="488C9D1E">
+      <w:start w:val="1"/>
+      <w:numFmt w:val="bullet"/>
+      <w:lvlText w:val=""/>
+      <w:lvlJc w:val="left"/>
+      <w:pPr>
+        <w:ind w:left="1511" w:hanging="360"/>
+      </w:pPr>
+      <w:rPr>
+        <w:rFonts w:ascii="Symbol" w:hAnsi="Symbol" w:hint="default"/>
+      </w:rPr>
+    </w:lvl>
+    <w:lvl w:ilvl="1" w:tplc="40090003" w:tentative="1">
+      <w:start w:val="1"/>
+      <w:numFmt w:val="bullet"/>
+      <w:lvlText w:val="o"/>
+      <w:lvlJc w:val="left"/>
+      <w:pPr>
+        <w:ind w:left="2231" w:hanging="360"/>
+      </w:pPr>
+      <w:rPr>
+        <w:rFonts w:ascii="Courier New" w:hAnsi="Courier New" w:cs="Courier New" w:hint="default"/>
+      </w:rPr>
+    </w:lvl>
+    <w:lvl w:ilvl="2" w:tplc="40090005" w:tentative="1">
+      <w:start w:val="1"/>
+      <w:numFmt w:val="bullet"/>
+      <w:lvlText w:val=""/>
+      <w:lvlJc w:val="left"/>
+      <w:pPr>
+        <w:ind w:left="2951" w:hanging="360"/>
+      </w:pPr>
+      <w:rPr>
+        <w:rFonts w:ascii="Wingdings" w:hAnsi="Wingdings" w:hint="default"/>
+      </w:rPr>
+    </w:lvl>
+    <w:lvl w:ilvl="3" w:tplc="40090001" w:tentative="1">
+      <w:start w:val="1"/>
+      <w:numFmt w:val="bullet"/>
+      <w:lvlText w:val=""/>
+      <w:lvlJc w:val="left"/>
+      <w:pPr>
+        <w:ind w:left="3671" w:hanging="360"/>
+      </w:pPr>
+      <w:rPr>
+        <w:rFonts w:ascii="Symbol" w:hAnsi="Symbol" w:hint="default"/>
+      </w:rPr>
+    </w:lvl>
+    <w:lvl w:ilvl="4" w:tplc="40090003" w:tentative="1">
+      <w:start w:val="1"/>
+      <w:numFmt w:val="bullet"/>
+      <w:lvlText w:val="o"/>
+      <w:lvlJc w:val="left"/>
+      <w:pPr>
+        <w:ind w:left="4391" w:hanging="360"/>
+      </w:pPr>
+      <w:rPr>
+        <w:rFonts w:ascii="Courier New" w:hAnsi="Courier New" w:cs="Courier New" w:hint="default"/>
+      </w:rPr>
+    </w:lvl>
+    <w:lvl w:ilvl="5" w:tplc="40090005" w:tentative="1">
+      <w:start w:val="1"/>
+      <w:numFmt w:val="bullet"/>
+      <w:lvlText w:val=""/>
+      <w:lvlJc w:val="left"/>
+      <w:pPr>
+        <w:ind w:left="5111" w:hanging="360"/>
+      </w:pPr>
+      <w:rPr>
+        <w:rFonts w:ascii="Wingdings" w:hAnsi="Wingdings" w:hint="default"/>
+      </w:rPr>
+    </w:lvl>
+    <w:lvl w:ilvl="6" w:tplc="40090001" w:tentative="1">
+      <w:start w:val="1"/>
+      <w:numFmt w:val="bullet"/>
+      <w:lvlText w:val=""/>
+      <w:lvlJc w:val="left"/>
+      <w:pPr>
+        <w:ind w:left="5831" w:hanging="360"/>
+      </w:pPr>
+      <w:rPr>
+        <w:rFonts w:ascii="Symbol" w:hAnsi="Symbol" w:hint="default"/>
+      </w:rPr>
+    </w:lvl>
+    <w:lvl w:ilvl="7" w:tplc="40090003" w:tentative="1">
+      <w:start w:val="1"/>
+      <w:numFmt w:val="bullet"/>
+      <w:lvlText w:val="o"/>
+      <w:lvlJc w:val="left"/>
+      <w:pPr>
+        <w:ind w:left="6551" w:hanging="360"/>
+      </w:pPr>
+      <w:rPr>
+        <w:rFonts w:ascii="Courier New" w:hAnsi="Courier New" w:cs="Courier New" w:hint="default"/>
+      </w:rPr>
+    </w:lvl>
+    <w:lvl w:ilvl="8" w:tplc="40090005" w:tentative="1">
+      <w:start w:val="1"/>
+      <w:numFmt w:val="bullet"/>
+      <w:lvlText w:val=""/>
+      <w:lvlJc w:val="left"/>
+      <w:pPr>
+        <w:ind w:left="7271" w:hanging="360"/>
+      </w:pPr>
+      <w:rPr>
+        <w:rFonts w:ascii="Wingdings" w:hAnsi="Wingdings" w:hint="default"/>
+      </w:rPr>
+    </w:lvl>
+  </w:abstractNum>
+  <w:abstractNum w:abstractNumId="5" w15:restartNumberingAfterBreak="0">
     <w:nsid w:val="044C07FE"/>
     <w:multiLevelType w:val="hybridMultilevel"/>
     <w:tmpl w:val="A0B854CE"/>
@@ -15077,7 +17281,7 @@
       </w:rPr>
     </w:lvl>
   </w:abstractNum>
-  <w:abstractNum w:abstractNumId="3" w15:restartNumberingAfterBreak="0">
+  <w:abstractNum w:abstractNumId="6" w15:restartNumberingAfterBreak="0">
     <w:nsid w:val="052177F5"/>
     <w:multiLevelType w:val="hybridMultilevel"/>
     <w:tmpl w:val="64547DC4"/>
@@ -15190,7 +17394,7 @@
       </w:rPr>
     </w:lvl>
   </w:abstractNum>
-  <w:abstractNum w:abstractNumId="4" w15:restartNumberingAfterBreak="0">
+  <w:abstractNum w:abstractNumId="7" w15:restartNumberingAfterBreak="0">
     <w:nsid w:val="05456703"/>
     <w:multiLevelType w:val="hybridMultilevel"/>
     <w:tmpl w:val="CC321F82"/>
@@ -15303,7 +17507,7 @@
       </w:rPr>
     </w:lvl>
   </w:abstractNum>
-  <w:abstractNum w:abstractNumId="5" w15:restartNumberingAfterBreak="0">
+  <w:abstractNum w:abstractNumId="8" w15:restartNumberingAfterBreak="0">
     <w:nsid w:val="054E4236"/>
     <w:multiLevelType w:val="hybridMultilevel"/>
     <w:tmpl w:val="A824F1FE"/>
@@ -15416,7 +17620,7 @@
       </w:rPr>
     </w:lvl>
   </w:abstractNum>
-  <w:abstractNum w:abstractNumId="6" w15:restartNumberingAfterBreak="0">
+  <w:abstractNum w:abstractNumId="9" w15:restartNumberingAfterBreak="0">
     <w:nsid w:val="06133A7A"/>
     <w:multiLevelType w:val="hybridMultilevel"/>
     <w:tmpl w:val="53788F08"/>
@@ -15525,7 +17729,7 @@
       </w:pPr>
     </w:lvl>
   </w:abstractNum>
-  <w:abstractNum w:abstractNumId="7" w15:restartNumberingAfterBreak="0">
+  <w:abstractNum w:abstractNumId="10" w15:restartNumberingAfterBreak="0">
     <w:nsid w:val="080A1290"/>
     <w:multiLevelType w:val="hybridMultilevel"/>
     <w:tmpl w:val="A330DFE0"/>
@@ -15638,7 +17842,120 @@
       </w:rPr>
     </w:lvl>
   </w:abstractNum>
-  <w:abstractNum w:abstractNumId="8" w15:restartNumberingAfterBreak="0">
+  <w:abstractNum w:abstractNumId="11" w15:restartNumberingAfterBreak="0">
+    <w:nsid w:val="082A75A2"/>
+    <w:multiLevelType w:val="hybridMultilevel"/>
+    <w:tmpl w:val="4F6A08C8"/>
+    <w:lvl w:ilvl="0" w:tplc="488C9D1E">
+      <w:start w:val="1"/>
+      <w:numFmt w:val="bullet"/>
+      <w:lvlText w:val=""/>
+      <w:lvlJc w:val="left"/>
+      <w:pPr>
+        <w:ind w:left="1463" w:hanging="360"/>
+      </w:pPr>
+      <w:rPr>
+        <w:rFonts w:ascii="Symbol" w:hAnsi="Symbol" w:hint="default"/>
+      </w:rPr>
+    </w:lvl>
+    <w:lvl w:ilvl="1" w:tplc="40090003" w:tentative="1">
+      <w:start w:val="1"/>
+      <w:numFmt w:val="bullet"/>
+      <w:lvlText w:val="o"/>
+      <w:lvlJc w:val="left"/>
+      <w:pPr>
+        <w:ind w:left="2183" w:hanging="360"/>
+      </w:pPr>
+      <w:rPr>
+        <w:rFonts w:ascii="Courier New" w:hAnsi="Courier New" w:cs="Courier New" w:hint="default"/>
+      </w:rPr>
+    </w:lvl>
+    <w:lvl w:ilvl="2" w:tplc="40090005" w:tentative="1">
+      <w:start w:val="1"/>
+      <w:numFmt w:val="bullet"/>
+      <w:lvlText w:val=""/>
+      <w:lvlJc w:val="left"/>
+      <w:pPr>
+        <w:ind w:left="2903" w:hanging="360"/>
+      </w:pPr>
+      <w:rPr>
+        <w:rFonts w:ascii="Wingdings" w:hAnsi="Wingdings" w:hint="default"/>
+      </w:rPr>
+    </w:lvl>
+    <w:lvl w:ilvl="3" w:tplc="40090001" w:tentative="1">
+      <w:start w:val="1"/>
+      <w:numFmt w:val="bullet"/>
+      <w:lvlText w:val=""/>
+      <w:lvlJc w:val="left"/>
+      <w:pPr>
+        <w:ind w:left="3623" w:hanging="360"/>
+      </w:pPr>
+      <w:rPr>
+        <w:rFonts w:ascii="Symbol" w:hAnsi="Symbol" w:hint="default"/>
+      </w:rPr>
+    </w:lvl>
+    <w:lvl w:ilvl="4" w:tplc="40090003" w:tentative="1">
+      <w:start w:val="1"/>
+      <w:numFmt w:val="bullet"/>
+      <w:lvlText w:val="o"/>
+      <w:lvlJc w:val="left"/>
+      <w:pPr>
+        <w:ind w:left="4343" w:hanging="360"/>
+      </w:pPr>
+      <w:rPr>
+        <w:rFonts w:ascii="Courier New" w:hAnsi="Courier New" w:cs="Courier New" w:hint="default"/>
+      </w:rPr>
+    </w:lvl>
+    <w:lvl w:ilvl="5" w:tplc="40090005" w:tentative="1">
+      <w:start w:val="1"/>
+      <w:numFmt w:val="bullet"/>
+      <w:lvlText w:val=""/>
+      <w:lvlJc w:val="left"/>
+      <w:pPr>
+        <w:ind w:left="5063" w:hanging="360"/>
+      </w:pPr>
+      <w:rPr>
+        <w:rFonts w:ascii="Wingdings" w:hAnsi="Wingdings" w:hint="default"/>
+      </w:rPr>
+    </w:lvl>
+    <w:lvl w:ilvl="6" w:tplc="40090001" w:tentative="1">
+      <w:start w:val="1"/>
+      <w:numFmt w:val="bullet"/>
+      <w:lvlText w:val=""/>
+      <w:lvlJc w:val="left"/>
+      <w:pPr>
+        <w:ind w:left="5783" w:hanging="360"/>
+      </w:pPr>
+      <w:rPr>
+        <w:rFonts w:ascii="Symbol" w:hAnsi="Symbol" w:hint="default"/>
+      </w:rPr>
+    </w:lvl>
+    <w:lvl w:ilvl="7" w:tplc="40090003" w:tentative="1">
+      <w:start w:val="1"/>
+      <w:numFmt w:val="bullet"/>
+      <w:lvlText w:val="o"/>
+      <w:lvlJc w:val="left"/>
+      <w:pPr>
+        <w:ind w:left="6503" w:hanging="360"/>
+      </w:pPr>
+      <w:rPr>
+        <w:rFonts w:ascii="Courier New" w:hAnsi="Courier New" w:cs="Courier New" w:hint="default"/>
+      </w:rPr>
+    </w:lvl>
+    <w:lvl w:ilvl="8" w:tplc="40090005" w:tentative="1">
+      <w:start w:val="1"/>
+      <w:numFmt w:val="bullet"/>
+      <w:lvlText w:val=""/>
+      <w:lvlJc w:val="left"/>
+      <w:pPr>
+        <w:ind w:left="7223" w:hanging="360"/>
+      </w:pPr>
+      <w:rPr>
+        <w:rFonts w:ascii="Wingdings" w:hAnsi="Wingdings" w:hint="default"/>
+      </w:rPr>
+    </w:lvl>
+  </w:abstractNum>
+  <w:abstractNum w:abstractNumId="12" w15:restartNumberingAfterBreak="0">
     <w:nsid w:val="0A52183A"/>
     <w:multiLevelType w:val="hybridMultilevel"/>
     <w:tmpl w:val="5FB29E90"/>
@@ -15751,7 +18068,7 @@
       </w:rPr>
     </w:lvl>
   </w:abstractNum>
-  <w:abstractNum w:abstractNumId="9" w15:restartNumberingAfterBreak="0">
+  <w:abstractNum w:abstractNumId="13" w15:restartNumberingAfterBreak="0">
     <w:nsid w:val="0CA9725A"/>
     <w:multiLevelType w:val="hybridMultilevel"/>
     <w:tmpl w:val="4DBED244"/>
@@ -15864,7 +18181,120 @@
       </w:rPr>
     </w:lvl>
   </w:abstractNum>
-  <w:abstractNum w:abstractNumId="10" w15:restartNumberingAfterBreak="0">
+  <w:abstractNum w:abstractNumId="14" w15:restartNumberingAfterBreak="0">
+    <w:nsid w:val="0CDA3678"/>
+    <w:multiLevelType w:val="hybridMultilevel"/>
+    <w:tmpl w:val="E22EA7CC"/>
+    <w:lvl w:ilvl="0" w:tplc="488C9D1E">
+      <w:start w:val="1"/>
+      <w:numFmt w:val="bullet"/>
+      <w:lvlText w:val=""/>
+      <w:lvlJc w:val="left"/>
+      <w:pPr>
+        <w:ind w:left="1463" w:hanging="360"/>
+      </w:pPr>
+      <w:rPr>
+        <w:rFonts w:ascii="Symbol" w:hAnsi="Symbol" w:hint="default"/>
+      </w:rPr>
+    </w:lvl>
+    <w:lvl w:ilvl="1" w:tplc="40090003" w:tentative="1">
+      <w:start w:val="1"/>
+      <w:numFmt w:val="bullet"/>
+      <w:lvlText w:val="o"/>
+      <w:lvlJc w:val="left"/>
+      <w:pPr>
+        <w:ind w:left="2183" w:hanging="360"/>
+      </w:pPr>
+      <w:rPr>
+        <w:rFonts w:ascii="Courier New" w:hAnsi="Courier New" w:cs="Courier New" w:hint="default"/>
+      </w:rPr>
+    </w:lvl>
+    <w:lvl w:ilvl="2" w:tplc="40090005" w:tentative="1">
+      <w:start w:val="1"/>
+      <w:numFmt w:val="bullet"/>
+      <w:lvlText w:val=""/>
+      <w:lvlJc w:val="left"/>
+      <w:pPr>
+        <w:ind w:left="2903" w:hanging="360"/>
+      </w:pPr>
+      <w:rPr>
+        <w:rFonts w:ascii="Wingdings" w:hAnsi="Wingdings" w:hint="default"/>
+      </w:rPr>
+    </w:lvl>
+    <w:lvl w:ilvl="3" w:tplc="40090001" w:tentative="1">
+      <w:start w:val="1"/>
+      <w:numFmt w:val="bullet"/>
+      <w:lvlText w:val=""/>
+      <w:lvlJc w:val="left"/>
+      <w:pPr>
+        <w:ind w:left="3623" w:hanging="360"/>
+      </w:pPr>
+      <w:rPr>
+        <w:rFonts w:ascii="Symbol" w:hAnsi="Symbol" w:hint="default"/>
+      </w:rPr>
+    </w:lvl>
+    <w:lvl w:ilvl="4" w:tplc="40090003" w:tentative="1">
+      <w:start w:val="1"/>
+      <w:numFmt w:val="bullet"/>
+      <w:lvlText w:val="o"/>
+      <w:lvlJc w:val="left"/>
+      <w:pPr>
+        <w:ind w:left="4343" w:hanging="360"/>
+      </w:pPr>
+      <w:rPr>
+        <w:rFonts w:ascii="Courier New" w:hAnsi="Courier New" w:cs="Courier New" w:hint="default"/>
+      </w:rPr>
+    </w:lvl>
+    <w:lvl w:ilvl="5" w:tplc="40090005" w:tentative="1">
+      <w:start w:val="1"/>
+      <w:numFmt w:val="bullet"/>
+      <w:lvlText w:val=""/>
+      <w:lvlJc w:val="left"/>
+      <w:pPr>
+        <w:ind w:left="5063" w:hanging="360"/>
+      </w:pPr>
+      <w:rPr>
+        <w:rFonts w:ascii="Wingdings" w:hAnsi="Wingdings" w:hint="default"/>
+      </w:rPr>
+    </w:lvl>
+    <w:lvl w:ilvl="6" w:tplc="40090001" w:tentative="1">
+      <w:start w:val="1"/>
+      <w:numFmt w:val="bullet"/>
+      <w:lvlText w:val=""/>
+      <w:lvlJc w:val="left"/>
+      <w:pPr>
+        <w:ind w:left="5783" w:hanging="360"/>
+      </w:pPr>
+      <w:rPr>
+        <w:rFonts w:ascii="Symbol" w:hAnsi="Symbol" w:hint="default"/>
+      </w:rPr>
+    </w:lvl>
+    <w:lvl w:ilvl="7" w:tplc="40090003" w:tentative="1">
+      <w:start w:val="1"/>
+      <w:numFmt w:val="bullet"/>
+      <w:lvlText w:val="o"/>
+      <w:lvlJc w:val="left"/>
+      <w:pPr>
+        <w:ind w:left="6503" w:hanging="360"/>
+      </w:pPr>
+      <w:rPr>
+        <w:rFonts w:ascii="Courier New" w:hAnsi="Courier New" w:cs="Courier New" w:hint="default"/>
+      </w:rPr>
+    </w:lvl>
+    <w:lvl w:ilvl="8" w:tplc="40090005" w:tentative="1">
+      <w:start w:val="1"/>
+      <w:numFmt w:val="bullet"/>
+      <w:lvlText w:val=""/>
+      <w:lvlJc w:val="left"/>
+      <w:pPr>
+        <w:ind w:left="7223" w:hanging="360"/>
+      </w:pPr>
+      <w:rPr>
+        <w:rFonts w:ascii="Wingdings" w:hAnsi="Wingdings" w:hint="default"/>
+      </w:rPr>
+    </w:lvl>
+  </w:abstractNum>
+  <w:abstractNum w:abstractNumId="15" w15:restartNumberingAfterBreak="0">
     <w:nsid w:val="0D743D1F"/>
     <w:multiLevelType w:val="hybridMultilevel"/>
     <w:tmpl w:val="A1F855A6"/>
@@ -15973,7 +18403,7 @@
       </w:pPr>
     </w:lvl>
   </w:abstractNum>
-  <w:abstractNum w:abstractNumId="11" w15:restartNumberingAfterBreak="0">
+  <w:abstractNum w:abstractNumId="16" w15:restartNumberingAfterBreak="0">
     <w:nsid w:val="0ED41A8C"/>
     <w:multiLevelType w:val="hybridMultilevel"/>
     <w:tmpl w:val="39BE9BB4"/>
@@ -16086,7 +18516,7 @@
       </w:rPr>
     </w:lvl>
   </w:abstractNum>
-  <w:abstractNum w:abstractNumId="12" w15:restartNumberingAfterBreak="0">
+  <w:abstractNum w:abstractNumId="17" w15:restartNumberingAfterBreak="0">
     <w:nsid w:val="0F7D6AA2"/>
     <w:multiLevelType w:val="hybridMultilevel"/>
     <w:tmpl w:val="1E34183E"/>
@@ -16199,7 +18629,7 @@
       </w:rPr>
     </w:lvl>
   </w:abstractNum>
-  <w:abstractNum w:abstractNumId="13" w15:restartNumberingAfterBreak="0">
+  <w:abstractNum w:abstractNumId="18" w15:restartNumberingAfterBreak="0">
     <w:nsid w:val="10E977AF"/>
     <w:multiLevelType w:val="hybridMultilevel"/>
     <w:tmpl w:val="A91AFD52"/>
@@ -16312,7 +18742,7 @@
       </w:rPr>
     </w:lvl>
   </w:abstractNum>
-  <w:abstractNum w:abstractNumId="14" w15:restartNumberingAfterBreak="0">
+  <w:abstractNum w:abstractNumId="19" w15:restartNumberingAfterBreak="0">
     <w:nsid w:val="110C1F0A"/>
     <w:multiLevelType w:val="hybridMultilevel"/>
     <w:tmpl w:val="12800908"/>
@@ -16425,7 +18855,7 @@
       </w:rPr>
     </w:lvl>
   </w:abstractNum>
-  <w:abstractNum w:abstractNumId="15" w15:restartNumberingAfterBreak="0">
+  <w:abstractNum w:abstractNumId="20" w15:restartNumberingAfterBreak="0">
     <w:nsid w:val="11E40B49"/>
     <w:multiLevelType w:val="hybridMultilevel"/>
     <w:tmpl w:val="3B14F05C"/>
@@ -16538,7 +18968,7 @@
       </w:rPr>
     </w:lvl>
   </w:abstractNum>
-  <w:abstractNum w:abstractNumId="16" w15:restartNumberingAfterBreak="0">
+  <w:abstractNum w:abstractNumId="21" w15:restartNumberingAfterBreak="0">
     <w:nsid w:val="12D534F3"/>
     <w:multiLevelType w:val="hybridMultilevel"/>
     <w:tmpl w:val="6D9A2CFE"/>
@@ -16651,7 +19081,7 @@
       </w:rPr>
     </w:lvl>
   </w:abstractNum>
-  <w:abstractNum w:abstractNumId="17" w15:restartNumberingAfterBreak="0">
+  <w:abstractNum w:abstractNumId="22" w15:restartNumberingAfterBreak="0">
     <w:nsid w:val="13AA0395"/>
     <w:multiLevelType w:val="hybridMultilevel"/>
     <w:tmpl w:val="41421288"/>
@@ -16764,7 +19194,7 @@
       </w:rPr>
     </w:lvl>
   </w:abstractNum>
-  <w:abstractNum w:abstractNumId="18" w15:restartNumberingAfterBreak="0">
+  <w:abstractNum w:abstractNumId="23" w15:restartNumberingAfterBreak="0">
     <w:nsid w:val="14175B67"/>
     <w:multiLevelType w:val="hybridMultilevel"/>
     <w:tmpl w:val="776493DA"/>
@@ -16873,7 +19303,7 @@
       </w:pPr>
     </w:lvl>
   </w:abstractNum>
-  <w:abstractNum w:abstractNumId="19" w15:restartNumberingAfterBreak="0">
+  <w:abstractNum w:abstractNumId="24" w15:restartNumberingAfterBreak="0">
     <w:nsid w:val="17096475"/>
     <w:multiLevelType w:val="hybridMultilevel"/>
     <w:tmpl w:val="577CBEB0"/>
@@ -16986,7 +19416,7 @@
       </w:rPr>
     </w:lvl>
   </w:abstractNum>
-  <w:abstractNum w:abstractNumId="20" w15:restartNumberingAfterBreak="0">
+  <w:abstractNum w:abstractNumId="25" w15:restartNumberingAfterBreak="0">
     <w:nsid w:val="191168A3"/>
     <w:multiLevelType w:val="hybridMultilevel"/>
     <w:tmpl w:val="0DB2DA64"/>
@@ -17099,7 +19529,7 @@
       </w:rPr>
     </w:lvl>
   </w:abstractNum>
-  <w:abstractNum w:abstractNumId="21" w15:restartNumberingAfterBreak="0">
+  <w:abstractNum w:abstractNumId="26" w15:restartNumberingAfterBreak="0">
     <w:nsid w:val="1CA516B8"/>
     <w:multiLevelType w:val="hybridMultilevel"/>
     <w:tmpl w:val="9A042BF6"/>
@@ -17212,7 +19642,7 @@
       </w:rPr>
     </w:lvl>
   </w:abstractNum>
-  <w:abstractNum w:abstractNumId="22" w15:restartNumberingAfterBreak="0">
+  <w:abstractNum w:abstractNumId="27" w15:restartNumberingAfterBreak="0">
     <w:nsid w:val="1D644E5C"/>
     <w:multiLevelType w:val="hybridMultilevel"/>
     <w:tmpl w:val="A7BC5C5E"/>
@@ -17325,7 +19755,7 @@
       </w:rPr>
     </w:lvl>
   </w:abstractNum>
-  <w:abstractNum w:abstractNumId="23" w15:restartNumberingAfterBreak="0">
+  <w:abstractNum w:abstractNumId="28" w15:restartNumberingAfterBreak="0">
     <w:nsid w:val="22DB65EA"/>
     <w:multiLevelType w:val="hybridMultilevel"/>
     <w:tmpl w:val="0F7C5664"/>
@@ -17438,7 +19868,7 @@
       </w:rPr>
     </w:lvl>
   </w:abstractNum>
-  <w:abstractNum w:abstractNumId="24" w15:restartNumberingAfterBreak="0">
+  <w:abstractNum w:abstractNumId="29" w15:restartNumberingAfterBreak="0">
     <w:nsid w:val="232628BC"/>
     <w:multiLevelType w:val="hybridMultilevel"/>
     <w:tmpl w:val="BB22A51E"/>
@@ -17551,7 +19981,7 @@
       </w:rPr>
     </w:lvl>
   </w:abstractNum>
-  <w:abstractNum w:abstractNumId="25" w15:restartNumberingAfterBreak="0">
+  <w:abstractNum w:abstractNumId="30" w15:restartNumberingAfterBreak="0">
     <w:nsid w:val="23F9362A"/>
     <w:multiLevelType w:val="hybridMultilevel"/>
     <w:tmpl w:val="52B691FA"/>
@@ -17664,7 +20094,7 @@
       </w:rPr>
     </w:lvl>
   </w:abstractNum>
-  <w:abstractNum w:abstractNumId="26" w15:restartNumberingAfterBreak="0">
+  <w:abstractNum w:abstractNumId="31" w15:restartNumberingAfterBreak="0">
     <w:nsid w:val="244E0056"/>
     <w:multiLevelType w:val="hybridMultilevel"/>
     <w:tmpl w:val="0DFAAEE2"/>
@@ -17777,7 +20207,7 @@
       </w:rPr>
     </w:lvl>
   </w:abstractNum>
-  <w:abstractNum w:abstractNumId="27" w15:restartNumberingAfterBreak="0">
+  <w:abstractNum w:abstractNumId="32" w15:restartNumberingAfterBreak="0">
     <w:nsid w:val="260B2D54"/>
     <w:multiLevelType w:val="hybridMultilevel"/>
     <w:tmpl w:val="3B3CBCFA"/>
@@ -17890,7 +20320,7 @@
       </w:rPr>
     </w:lvl>
   </w:abstractNum>
-  <w:abstractNum w:abstractNumId="28" w15:restartNumberingAfterBreak="0">
+  <w:abstractNum w:abstractNumId="33" w15:restartNumberingAfterBreak="0">
     <w:nsid w:val="264859EB"/>
     <w:multiLevelType w:val="hybridMultilevel"/>
     <w:tmpl w:val="9976F274"/>
@@ -18003,7 +20433,120 @@
       </w:rPr>
     </w:lvl>
   </w:abstractNum>
-  <w:abstractNum w:abstractNumId="29" w15:restartNumberingAfterBreak="0">
+  <w:abstractNum w:abstractNumId="34" w15:restartNumberingAfterBreak="0">
+    <w:nsid w:val="2662319A"/>
+    <w:multiLevelType w:val="hybridMultilevel"/>
+    <w:tmpl w:val="7FBE34F2"/>
+    <w:lvl w:ilvl="0" w:tplc="488C9D1E">
+      <w:start w:val="1"/>
+      <w:numFmt w:val="bullet"/>
+      <w:lvlText w:val=""/>
+      <w:lvlJc w:val="left"/>
+      <w:pPr>
+        <w:ind w:left="1561" w:hanging="360"/>
+      </w:pPr>
+      <w:rPr>
+        <w:rFonts w:ascii="Symbol" w:hAnsi="Symbol" w:hint="default"/>
+      </w:rPr>
+    </w:lvl>
+    <w:lvl w:ilvl="1" w:tplc="40090003" w:tentative="1">
+      <w:start w:val="1"/>
+      <w:numFmt w:val="bullet"/>
+      <w:lvlText w:val="o"/>
+      <w:lvlJc w:val="left"/>
+      <w:pPr>
+        <w:ind w:left="2281" w:hanging="360"/>
+      </w:pPr>
+      <w:rPr>
+        <w:rFonts w:ascii="Courier New" w:hAnsi="Courier New" w:cs="Courier New" w:hint="default"/>
+      </w:rPr>
+    </w:lvl>
+    <w:lvl w:ilvl="2" w:tplc="40090005" w:tentative="1">
+      <w:start w:val="1"/>
+      <w:numFmt w:val="bullet"/>
+      <w:lvlText w:val=""/>
+      <w:lvlJc w:val="left"/>
+      <w:pPr>
+        <w:ind w:left="3001" w:hanging="360"/>
+      </w:pPr>
+      <w:rPr>
+        <w:rFonts w:ascii="Wingdings" w:hAnsi="Wingdings" w:hint="default"/>
+      </w:rPr>
+    </w:lvl>
+    <w:lvl w:ilvl="3" w:tplc="40090001" w:tentative="1">
+      <w:start w:val="1"/>
+      <w:numFmt w:val="bullet"/>
+      <w:lvlText w:val=""/>
+      <w:lvlJc w:val="left"/>
+      <w:pPr>
+        <w:ind w:left="3721" w:hanging="360"/>
+      </w:pPr>
+      <w:rPr>
+        <w:rFonts w:ascii="Symbol" w:hAnsi="Symbol" w:hint="default"/>
+      </w:rPr>
+    </w:lvl>
+    <w:lvl w:ilvl="4" w:tplc="40090003" w:tentative="1">
+      <w:start w:val="1"/>
+      <w:numFmt w:val="bullet"/>
+      <w:lvlText w:val="o"/>
+      <w:lvlJc w:val="left"/>
+      <w:pPr>
+        <w:ind w:left="4441" w:hanging="360"/>
+      </w:pPr>
+      <w:rPr>
+        <w:rFonts w:ascii="Courier New" w:hAnsi="Courier New" w:cs="Courier New" w:hint="default"/>
+      </w:rPr>
+    </w:lvl>
+    <w:lvl w:ilvl="5" w:tplc="40090005" w:tentative="1">
+      <w:start w:val="1"/>
+      <w:numFmt w:val="bullet"/>
+      <w:lvlText w:val=""/>
+      <w:lvlJc w:val="left"/>
+      <w:pPr>
+        <w:ind w:left="5161" w:hanging="360"/>
+      </w:pPr>
+      <w:rPr>
+        <w:rFonts w:ascii="Wingdings" w:hAnsi="Wingdings" w:hint="default"/>
+      </w:rPr>
+    </w:lvl>
+    <w:lvl w:ilvl="6" w:tplc="40090001" w:tentative="1">
+      <w:start w:val="1"/>
+      <w:numFmt w:val="bullet"/>
+      <w:lvlText w:val=""/>
+      <w:lvlJc w:val="left"/>
+      <w:pPr>
+        <w:ind w:left="5881" w:hanging="360"/>
+      </w:pPr>
+      <w:rPr>
+        <w:rFonts w:ascii="Symbol" w:hAnsi="Symbol" w:hint="default"/>
+      </w:rPr>
+    </w:lvl>
+    <w:lvl w:ilvl="7" w:tplc="40090003" w:tentative="1">
+      <w:start w:val="1"/>
+      <w:numFmt w:val="bullet"/>
+      <w:lvlText w:val="o"/>
+      <w:lvlJc w:val="left"/>
+      <w:pPr>
+        <w:ind w:left="6601" w:hanging="360"/>
+      </w:pPr>
+      <w:rPr>
+        <w:rFonts w:ascii="Courier New" w:hAnsi="Courier New" w:cs="Courier New" w:hint="default"/>
+      </w:rPr>
+    </w:lvl>
+    <w:lvl w:ilvl="8" w:tplc="40090005" w:tentative="1">
+      <w:start w:val="1"/>
+      <w:numFmt w:val="bullet"/>
+      <w:lvlText w:val=""/>
+      <w:lvlJc w:val="left"/>
+      <w:pPr>
+        <w:ind w:left="7321" w:hanging="360"/>
+      </w:pPr>
+      <w:rPr>
+        <w:rFonts w:ascii="Wingdings" w:hAnsi="Wingdings" w:hint="default"/>
+      </w:rPr>
+    </w:lvl>
+  </w:abstractNum>
+  <w:abstractNum w:abstractNumId="35" w15:restartNumberingAfterBreak="0">
     <w:nsid w:val="2CD07219"/>
     <w:multiLevelType w:val="hybridMultilevel"/>
     <w:tmpl w:val="F028F0C2"/>
@@ -18116,7 +20659,7 @@
       </w:rPr>
     </w:lvl>
   </w:abstractNum>
-  <w:abstractNum w:abstractNumId="30" w15:restartNumberingAfterBreak="0">
+  <w:abstractNum w:abstractNumId="36" w15:restartNumberingAfterBreak="0">
     <w:nsid w:val="2E5E01CB"/>
     <w:multiLevelType w:val="hybridMultilevel"/>
     <w:tmpl w:val="4E80DCB4"/>
@@ -18229,7 +20772,7 @@
       </w:rPr>
     </w:lvl>
   </w:abstractNum>
-  <w:abstractNum w:abstractNumId="31" w15:restartNumberingAfterBreak="0">
+  <w:abstractNum w:abstractNumId="37" w15:restartNumberingAfterBreak="0">
     <w:nsid w:val="2F325EA5"/>
     <w:multiLevelType w:val="hybridMultilevel"/>
     <w:tmpl w:val="4880CD62"/>
@@ -18342,7 +20885,7 @@
       </w:rPr>
     </w:lvl>
   </w:abstractNum>
-  <w:abstractNum w:abstractNumId="32" w15:restartNumberingAfterBreak="0">
+  <w:abstractNum w:abstractNumId="38" w15:restartNumberingAfterBreak="0">
     <w:nsid w:val="30B71602"/>
     <w:multiLevelType w:val="hybridMultilevel"/>
     <w:tmpl w:val="034275AE"/>
@@ -18455,7 +20998,7 @@
       </w:rPr>
     </w:lvl>
   </w:abstractNum>
-  <w:abstractNum w:abstractNumId="33" w15:restartNumberingAfterBreak="0">
+  <w:abstractNum w:abstractNumId="39" w15:restartNumberingAfterBreak="0">
     <w:nsid w:val="322A262F"/>
     <w:multiLevelType w:val="hybridMultilevel"/>
     <w:tmpl w:val="327C07E0"/>
@@ -18568,7 +21111,7 @@
       </w:rPr>
     </w:lvl>
   </w:abstractNum>
-  <w:abstractNum w:abstractNumId="34" w15:restartNumberingAfterBreak="0">
+  <w:abstractNum w:abstractNumId="40" w15:restartNumberingAfterBreak="0">
     <w:nsid w:val="32C32B4A"/>
     <w:multiLevelType w:val="hybridMultilevel"/>
     <w:tmpl w:val="01CAE6DC"/>
@@ -18681,7 +21224,7 @@
       </w:rPr>
     </w:lvl>
   </w:abstractNum>
-  <w:abstractNum w:abstractNumId="35" w15:restartNumberingAfterBreak="0">
+  <w:abstractNum w:abstractNumId="41" w15:restartNumberingAfterBreak="0">
     <w:nsid w:val="35553CF3"/>
     <w:multiLevelType w:val="hybridMultilevel"/>
     <w:tmpl w:val="DA50D502"/>
@@ -18794,7 +21337,7 @@
       </w:rPr>
     </w:lvl>
   </w:abstractNum>
-  <w:abstractNum w:abstractNumId="36" w15:restartNumberingAfterBreak="0">
+  <w:abstractNum w:abstractNumId="42" w15:restartNumberingAfterBreak="0">
     <w:nsid w:val="39582E41"/>
     <w:multiLevelType w:val="hybridMultilevel"/>
     <w:tmpl w:val="6EA8BB26"/>
@@ -18907,7 +21450,7 @@
       </w:rPr>
     </w:lvl>
   </w:abstractNum>
-  <w:abstractNum w:abstractNumId="37" w15:restartNumberingAfterBreak="0">
+  <w:abstractNum w:abstractNumId="43" w15:restartNumberingAfterBreak="0">
     <w:nsid w:val="39A6604F"/>
     <w:multiLevelType w:val="hybridMultilevel"/>
     <w:tmpl w:val="E4B8291E"/>
@@ -19020,7 +21563,7 @@
       </w:rPr>
     </w:lvl>
   </w:abstractNum>
-  <w:abstractNum w:abstractNumId="38" w15:restartNumberingAfterBreak="0">
+  <w:abstractNum w:abstractNumId="44" w15:restartNumberingAfterBreak="0">
     <w:nsid w:val="41DC4A8F"/>
     <w:multiLevelType w:val="hybridMultilevel"/>
     <w:tmpl w:val="19CE7D6E"/>
@@ -19133,7 +21676,7 @@
       </w:rPr>
     </w:lvl>
   </w:abstractNum>
-  <w:abstractNum w:abstractNumId="39" w15:restartNumberingAfterBreak="0">
+  <w:abstractNum w:abstractNumId="45" w15:restartNumberingAfterBreak="0">
     <w:nsid w:val="41F21485"/>
     <w:multiLevelType w:val="hybridMultilevel"/>
     <w:tmpl w:val="BEF2DB6E"/>
@@ -19246,7 +21789,7 @@
       </w:rPr>
     </w:lvl>
   </w:abstractNum>
-  <w:abstractNum w:abstractNumId="40" w15:restartNumberingAfterBreak="0">
+  <w:abstractNum w:abstractNumId="46" w15:restartNumberingAfterBreak="0">
     <w:nsid w:val="43F66481"/>
     <w:multiLevelType w:val="hybridMultilevel"/>
     <w:tmpl w:val="0D5AA074"/>
@@ -19359,7 +21902,7 @@
       </w:rPr>
     </w:lvl>
   </w:abstractNum>
-  <w:abstractNum w:abstractNumId="41" w15:restartNumberingAfterBreak="0">
+  <w:abstractNum w:abstractNumId="47" w15:restartNumberingAfterBreak="0">
     <w:nsid w:val="45CF465D"/>
     <w:multiLevelType w:val="hybridMultilevel"/>
     <w:tmpl w:val="3D904BB4"/>
@@ -19472,7 +22015,7 @@
       </w:rPr>
     </w:lvl>
   </w:abstractNum>
-  <w:abstractNum w:abstractNumId="42" w15:restartNumberingAfterBreak="0">
+  <w:abstractNum w:abstractNumId="48" w15:restartNumberingAfterBreak="0">
     <w:nsid w:val="475F4735"/>
     <w:multiLevelType w:val="hybridMultilevel"/>
     <w:tmpl w:val="FA029FFA"/>
@@ -19585,7 +22128,7 @@
       </w:rPr>
     </w:lvl>
   </w:abstractNum>
-  <w:abstractNum w:abstractNumId="43" w15:restartNumberingAfterBreak="0">
+  <w:abstractNum w:abstractNumId="49" w15:restartNumberingAfterBreak="0">
     <w:nsid w:val="4BD208CD"/>
     <w:multiLevelType w:val="hybridMultilevel"/>
     <w:tmpl w:val="A53A1180"/>
@@ -19698,7 +22241,7 @@
       </w:rPr>
     </w:lvl>
   </w:abstractNum>
-  <w:abstractNum w:abstractNumId="44" w15:restartNumberingAfterBreak="0">
+  <w:abstractNum w:abstractNumId="50" w15:restartNumberingAfterBreak="0">
     <w:nsid w:val="4C342B25"/>
     <w:multiLevelType w:val="hybridMultilevel"/>
     <w:tmpl w:val="B91CD8D8"/>
@@ -19811,7 +22354,7 @@
       </w:rPr>
     </w:lvl>
   </w:abstractNum>
-  <w:abstractNum w:abstractNumId="45" w15:restartNumberingAfterBreak="0">
+  <w:abstractNum w:abstractNumId="51" w15:restartNumberingAfterBreak="0">
     <w:nsid w:val="4CAF2742"/>
     <w:multiLevelType w:val="hybridMultilevel"/>
     <w:tmpl w:val="9B382BEA"/>
@@ -19924,7 +22467,7 @@
       </w:rPr>
     </w:lvl>
   </w:abstractNum>
-  <w:abstractNum w:abstractNumId="46" w15:restartNumberingAfterBreak="0">
+  <w:abstractNum w:abstractNumId="52" w15:restartNumberingAfterBreak="0">
     <w:nsid w:val="4CB9119F"/>
     <w:multiLevelType w:val="hybridMultilevel"/>
     <w:tmpl w:val="76365076"/>
@@ -20037,7 +22580,7 @@
       </w:rPr>
     </w:lvl>
   </w:abstractNum>
-  <w:abstractNum w:abstractNumId="47" w15:restartNumberingAfterBreak="0">
+  <w:abstractNum w:abstractNumId="53" w15:restartNumberingAfterBreak="0">
     <w:nsid w:val="4F17655D"/>
     <w:multiLevelType w:val="hybridMultilevel"/>
     <w:tmpl w:val="BE60F5B4"/>
@@ -20150,7 +22693,7 @@
       </w:rPr>
     </w:lvl>
   </w:abstractNum>
-  <w:abstractNum w:abstractNumId="48" w15:restartNumberingAfterBreak="0">
+  <w:abstractNum w:abstractNumId="54" w15:restartNumberingAfterBreak="0">
     <w:nsid w:val="50E81B93"/>
     <w:multiLevelType w:val="hybridMultilevel"/>
     <w:tmpl w:val="FE8AB98C"/>
@@ -20263,7 +22806,7 @@
       </w:rPr>
     </w:lvl>
   </w:abstractNum>
-  <w:abstractNum w:abstractNumId="49" w15:restartNumberingAfterBreak="0">
+  <w:abstractNum w:abstractNumId="55" w15:restartNumberingAfterBreak="0">
     <w:nsid w:val="5207196C"/>
     <w:multiLevelType w:val="hybridMultilevel"/>
     <w:tmpl w:val="04101D70"/>
@@ -20376,7 +22919,7 @@
       </w:rPr>
     </w:lvl>
   </w:abstractNum>
-  <w:abstractNum w:abstractNumId="50" w15:restartNumberingAfterBreak="0">
+  <w:abstractNum w:abstractNumId="56" w15:restartNumberingAfterBreak="0">
     <w:nsid w:val="52E2024D"/>
     <w:multiLevelType w:val="hybridMultilevel"/>
     <w:tmpl w:val="DABA967C"/>
@@ -20489,7 +23032,7 @@
       </w:rPr>
     </w:lvl>
   </w:abstractNum>
-  <w:abstractNum w:abstractNumId="51" w15:restartNumberingAfterBreak="0">
+  <w:abstractNum w:abstractNumId="57" w15:restartNumberingAfterBreak="0">
     <w:nsid w:val="54BF6151"/>
     <w:multiLevelType w:val="hybridMultilevel"/>
     <w:tmpl w:val="F4D635F4"/>
@@ -20598,7 +23141,7 @@
       </w:pPr>
     </w:lvl>
   </w:abstractNum>
-  <w:abstractNum w:abstractNumId="52" w15:restartNumberingAfterBreak="0">
+  <w:abstractNum w:abstractNumId="58" w15:restartNumberingAfterBreak="0">
     <w:nsid w:val="5BE47E43"/>
     <w:multiLevelType w:val="hybridMultilevel"/>
     <w:tmpl w:val="EF3EAED2"/>
@@ -20711,7 +23254,7 @@
       </w:rPr>
     </w:lvl>
   </w:abstractNum>
-  <w:abstractNum w:abstractNumId="53" w15:restartNumberingAfterBreak="0">
+  <w:abstractNum w:abstractNumId="59" w15:restartNumberingAfterBreak="0">
     <w:nsid w:val="5C0D2947"/>
     <w:multiLevelType w:val="hybridMultilevel"/>
     <w:tmpl w:val="8CAAD732"/>
@@ -20824,7 +23367,7 @@
       </w:rPr>
     </w:lvl>
   </w:abstractNum>
-  <w:abstractNum w:abstractNumId="54" w15:restartNumberingAfterBreak="0">
+  <w:abstractNum w:abstractNumId="60" w15:restartNumberingAfterBreak="0">
     <w:nsid w:val="5D4D2BDD"/>
     <w:multiLevelType w:val="hybridMultilevel"/>
     <w:tmpl w:val="14A8EAC6"/>
@@ -20937,7 +23480,7 @@
       </w:rPr>
     </w:lvl>
   </w:abstractNum>
-  <w:abstractNum w:abstractNumId="55" w15:restartNumberingAfterBreak="0">
+  <w:abstractNum w:abstractNumId="61" w15:restartNumberingAfterBreak="0">
     <w:nsid w:val="620D5486"/>
     <w:multiLevelType w:val="hybridMultilevel"/>
     <w:tmpl w:val="728869EC"/>
@@ -21050,7 +23593,7 @@
       </w:rPr>
     </w:lvl>
   </w:abstractNum>
-  <w:abstractNum w:abstractNumId="56" w15:restartNumberingAfterBreak="0">
+  <w:abstractNum w:abstractNumId="62" w15:restartNumberingAfterBreak="0">
     <w:nsid w:val="663A7E4C"/>
     <w:multiLevelType w:val="hybridMultilevel"/>
     <w:tmpl w:val="14463E10"/>
@@ -21163,7 +23706,7 @@
       </w:rPr>
     </w:lvl>
   </w:abstractNum>
-  <w:abstractNum w:abstractNumId="57" w15:restartNumberingAfterBreak="0">
+  <w:abstractNum w:abstractNumId="63" w15:restartNumberingAfterBreak="0">
     <w:nsid w:val="666E6981"/>
     <w:multiLevelType w:val="hybridMultilevel"/>
     <w:tmpl w:val="7B527FA6"/>
@@ -21276,7 +23819,7 @@
       </w:rPr>
     </w:lvl>
   </w:abstractNum>
-  <w:abstractNum w:abstractNumId="58" w15:restartNumberingAfterBreak="0">
+  <w:abstractNum w:abstractNumId="64" w15:restartNumberingAfterBreak="0">
     <w:nsid w:val="66B62DBB"/>
     <w:multiLevelType w:val="hybridMultilevel"/>
     <w:tmpl w:val="10D04886"/>
@@ -21389,7 +23932,7 @@
       </w:rPr>
     </w:lvl>
   </w:abstractNum>
-  <w:abstractNum w:abstractNumId="59" w15:restartNumberingAfterBreak="0">
+  <w:abstractNum w:abstractNumId="65" w15:restartNumberingAfterBreak="0">
     <w:nsid w:val="68E44562"/>
     <w:multiLevelType w:val="hybridMultilevel"/>
     <w:tmpl w:val="0952F2F2"/>
@@ -21502,7 +24045,7 @@
       </w:rPr>
     </w:lvl>
   </w:abstractNum>
-  <w:abstractNum w:abstractNumId="60" w15:restartNumberingAfterBreak="0">
+  <w:abstractNum w:abstractNumId="66" w15:restartNumberingAfterBreak="0">
     <w:nsid w:val="6C1238A2"/>
     <w:multiLevelType w:val="hybridMultilevel"/>
     <w:tmpl w:val="6BB2EB5C"/>
@@ -21615,7 +24158,7 @@
       </w:rPr>
     </w:lvl>
   </w:abstractNum>
-  <w:abstractNum w:abstractNumId="61" w15:restartNumberingAfterBreak="0">
+  <w:abstractNum w:abstractNumId="67" w15:restartNumberingAfterBreak="0">
     <w:nsid w:val="6E5F7AAF"/>
     <w:multiLevelType w:val="hybridMultilevel"/>
     <w:tmpl w:val="BF92D5CC"/>
@@ -21701,7 +24244,7 @@
       </w:pPr>
     </w:lvl>
   </w:abstractNum>
-  <w:abstractNum w:abstractNumId="62" w15:restartNumberingAfterBreak="0">
+  <w:abstractNum w:abstractNumId="68" w15:restartNumberingAfterBreak="0">
     <w:nsid w:val="6EA169CE"/>
     <w:multiLevelType w:val="hybridMultilevel"/>
     <w:tmpl w:val="9FC6F552"/>
@@ -21814,7 +24357,7 @@
       </w:rPr>
     </w:lvl>
   </w:abstractNum>
-  <w:abstractNum w:abstractNumId="63" w15:restartNumberingAfterBreak="0">
+  <w:abstractNum w:abstractNumId="69" w15:restartNumberingAfterBreak="0">
     <w:nsid w:val="6EFF7CF0"/>
     <w:multiLevelType w:val="hybridMultilevel"/>
     <w:tmpl w:val="8D48AE6A"/>
@@ -21927,7 +24470,7 @@
       </w:rPr>
     </w:lvl>
   </w:abstractNum>
-  <w:abstractNum w:abstractNumId="64" w15:restartNumberingAfterBreak="0">
+  <w:abstractNum w:abstractNumId="70" w15:restartNumberingAfterBreak="0">
     <w:nsid w:val="70390210"/>
     <w:multiLevelType w:val="hybridMultilevel"/>
     <w:tmpl w:val="90EC57DC"/>
@@ -22040,7 +24583,120 @@
       </w:rPr>
     </w:lvl>
   </w:abstractNum>
-  <w:abstractNum w:abstractNumId="65" w15:restartNumberingAfterBreak="0">
+  <w:abstractNum w:abstractNumId="71" w15:restartNumberingAfterBreak="0">
+    <w:nsid w:val="726C5FE7"/>
+    <w:multiLevelType w:val="hybridMultilevel"/>
+    <w:tmpl w:val="EE247304"/>
+    <w:lvl w:ilvl="0" w:tplc="4009000B">
+      <w:start w:val="1"/>
+      <w:numFmt w:val="bullet"/>
+      <w:lvlText w:val=""/>
+      <w:lvlJc w:val="left"/>
+      <w:pPr>
+        <w:ind w:left="1120" w:hanging="360"/>
+      </w:pPr>
+      <w:rPr>
+        <w:rFonts w:ascii="Wingdings" w:hAnsi="Wingdings" w:hint="default"/>
+      </w:rPr>
+    </w:lvl>
+    <w:lvl w:ilvl="1" w:tplc="40090003" w:tentative="1">
+      <w:start w:val="1"/>
+      <w:numFmt w:val="bullet"/>
+      <w:lvlText w:val="o"/>
+      <w:lvlJc w:val="left"/>
+      <w:pPr>
+        <w:ind w:left="1840" w:hanging="360"/>
+      </w:pPr>
+      <w:rPr>
+        <w:rFonts w:ascii="Courier New" w:hAnsi="Courier New" w:cs="Courier New" w:hint="default"/>
+      </w:rPr>
+    </w:lvl>
+    <w:lvl w:ilvl="2" w:tplc="40090005" w:tentative="1">
+      <w:start w:val="1"/>
+      <w:numFmt w:val="bullet"/>
+      <w:lvlText w:val=""/>
+      <w:lvlJc w:val="left"/>
+      <w:pPr>
+        <w:ind w:left="2560" w:hanging="360"/>
+      </w:pPr>
+      <w:rPr>
+        <w:rFonts w:ascii="Wingdings" w:hAnsi="Wingdings" w:hint="default"/>
+      </w:rPr>
+    </w:lvl>
+    <w:lvl w:ilvl="3" w:tplc="40090001" w:tentative="1">
+      <w:start w:val="1"/>
+      <w:numFmt w:val="bullet"/>
+      <w:lvlText w:val=""/>
+      <w:lvlJc w:val="left"/>
+      <w:pPr>
+        <w:ind w:left="3280" w:hanging="360"/>
+      </w:pPr>
+      <w:rPr>
+        <w:rFonts w:ascii="Symbol" w:hAnsi="Symbol" w:hint="default"/>
+      </w:rPr>
+    </w:lvl>
+    <w:lvl w:ilvl="4" w:tplc="40090003" w:tentative="1">
+      <w:start w:val="1"/>
+      <w:numFmt w:val="bullet"/>
+      <w:lvlText w:val="o"/>
+      <w:lvlJc w:val="left"/>
+      <w:pPr>
+        <w:ind w:left="4000" w:hanging="360"/>
+      </w:pPr>
+      <w:rPr>
+        <w:rFonts w:ascii="Courier New" w:hAnsi="Courier New" w:cs="Courier New" w:hint="default"/>
+      </w:rPr>
+    </w:lvl>
+    <w:lvl w:ilvl="5" w:tplc="40090005" w:tentative="1">
+      <w:start w:val="1"/>
+      <w:numFmt w:val="bullet"/>
+      <w:lvlText w:val=""/>
+      <w:lvlJc w:val="left"/>
+      <w:pPr>
+        <w:ind w:left="4720" w:hanging="360"/>
+      </w:pPr>
+      <w:rPr>
+        <w:rFonts w:ascii="Wingdings" w:hAnsi="Wingdings" w:hint="default"/>
+      </w:rPr>
+    </w:lvl>
+    <w:lvl w:ilvl="6" w:tplc="40090001" w:tentative="1">
+      <w:start w:val="1"/>
+      <w:numFmt w:val="bullet"/>
+      <w:lvlText w:val=""/>
+      <w:lvlJc w:val="left"/>
+      <w:pPr>
+        <w:ind w:left="5440" w:hanging="360"/>
+      </w:pPr>
+      <w:rPr>
+        <w:rFonts w:ascii="Symbol" w:hAnsi="Symbol" w:hint="default"/>
+      </w:rPr>
+    </w:lvl>
+    <w:lvl w:ilvl="7" w:tplc="40090003" w:tentative="1">
+      <w:start w:val="1"/>
+      <w:numFmt w:val="bullet"/>
+      <w:lvlText w:val="o"/>
+      <w:lvlJc w:val="left"/>
+      <w:pPr>
+        <w:ind w:left="6160" w:hanging="360"/>
+      </w:pPr>
+      <w:rPr>
+        <w:rFonts w:ascii="Courier New" w:hAnsi="Courier New" w:cs="Courier New" w:hint="default"/>
+      </w:rPr>
+    </w:lvl>
+    <w:lvl w:ilvl="8" w:tplc="40090005" w:tentative="1">
+      <w:start w:val="1"/>
+      <w:numFmt w:val="bullet"/>
+      <w:lvlText w:val=""/>
+      <w:lvlJc w:val="left"/>
+      <w:pPr>
+        <w:ind w:left="6880" w:hanging="360"/>
+      </w:pPr>
+      <w:rPr>
+        <w:rFonts w:ascii="Wingdings" w:hAnsi="Wingdings" w:hint="default"/>
+      </w:rPr>
+    </w:lvl>
+  </w:abstractNum>
+  <w:abstractNum w:abstractNumId="72" w15:restartNumberingAfterBreak="0">
     <w:nsid w:val="75BB5B9A"/>
     <w:multiLevelType w:val="hybridMultilevel"/>
     <w:tmpl w:val="E1D66F90"/>
@@ -22153,7 +24809,7 @@
       </w:rPr>
     </w:lvl>
   </w:abstractNum>
-  <w:abstractNum w:abstractNumId="66" w15:restartNumberingAfterBreak="0">
+  <w:abstractNum w:abstractNumId="73" w15:restartNumberingAfterBreak="0">
     <w:nsid w:val="76F26BA8"/>
     <w:multiLevelType w:val="hybridMultilevel"/>
     <w:tmpl w:val="916EB77C"/>
@@ -22266,7 +24922,7 @@
       </w:rPr>
     </w:lvl>
   </w:abstractNum>
-  <w:abstractNum w:abstractNumId="67" w15:restartNumberingAfterBreak="0">
+  <w:abstractNum w:abstractNumId="74" w15:restartNumberingAfterBreak="0">
     <w:nsid w:val="78D4407D"/>
     <w:multiLevelType w:val="hybridMultilevel"/>
     <w:tmpl w:val="9C6A39B8"/>
@@ -22379,7 +25035,7 @@
       </w:rPr>
     </w:lvl>
   </w:abstractNum>
-  <w:abstractNum w:abstractNumId="68" w15:restartNumberingAfterBreak="0">
+  <w:abstractNum w:abstractNumId="75" w15:restartNumberingAfterBreak="0">
     <w:nsid w:val="78FF1992"/>
     <w:multiLevelType w:val="hybridMultilevel"/>
     <w:tmpl w:val="3E304C16"/>
@@ -22492,7 +25148,7 @@
       </w:rPr>
     </w:lvl>
   </w:abstractNum>
-  <w:abstractNum w:abstractNumId="69" w15:restartNumberingAfterBreak="0">
+  <w:abstractNum w:abstractNumId="76" w15:restartNumberingAfterBreak="0">
     <w:nsid w:val="7A850844"/>
     <w:multiLevelType w:val="hybridMultilevel"/>
     <w:tmpl w:val="8D24419A"/>
@@ -22605,7 +25261,7 @@
       </w:rPr>
     </w:lvl>
   </w:abstractNum>
-  <w:abstractNum w:abstractNumId="70" w15:restartNumberingAfterBreak="0">
+  <w:abstractNum w:abstractNumId="77" w15:restartNumberingAfterBreak="0">
     <w:nsid w:val="7A9E48D1"/>
     <w:multiLevelType w:val="hybridMultilevel"/>
     <w:tmpl w:val="7C2C2C78"/>
@@ -22718,7 +25374,120 @@
       </w:rPr>
     </w:lvl>
   </w:abstractNum>
-  <w:abstractNum w:abstractNumId="71" w15:restartNumberingAfterBreak="0">
+  <w:abstractNum w:abstractNumId="78" w15:restartNumberingAfterBreak="0">
+    <w:nsid w:val="7B067406"/>
+    <w:multiLevelType w:val="hybridMultilevel"/>
+    <w:tmpl w:val="B7EEC058"/>
+    <w:lvl w:ilvl="0" w:tplc="4009000B">
+      <w:start w:val="1"/>
+      <w:numFmt w:val="bullet"/>
+      <w:lvlText w:val=""/>
+      <w:lvlJc w:val="left"/>
+      <w:pPr>
+        <w:ind w:left="1120" w:hanging="360"/>
+      </w:pPr>
+      <w:rPr>
+        <w:rFonts w:ascii="Wingdings" w:hAnsi="Wingdings" w:hint="default"/>
+      </w:rPr>
+    </w:lvl>
+    <w:lvl w:ilvl="1" w:tplc="40090003" w:tentative="1">
+      <w:start w:val="1"/>
+      <w:numFmt w:val="bullet"/>
+      <w:lvlText w:val="o"/>
+      <w:lvlJc w:val="left"/>
+      <w:pPr>
+        <w:ind w:left="1840" w:hanging="360"/>
+      </w:pPr>
+      <w:rPr>
+        <w:rFonts w:ascii="Courier New" w:hAnsi="Courier New" w:cs="Courier New" w:hint="default"/>
+      </w:rPr>
+    </w:lvl>
+    <w:lvl w:ilvl="2" w:tplc="40090005" w:tentative="1">
+      <w:start w:val="1"/>
+      <w:numFmt w:val="bullet"/>
+      <w:lvlText w:val=""/>
+      <w:lvlJc w:val="left"/>
+      <w:pPr>
+        <w:ind w:left="2560" w:hanging="360"/>
+      </w:pPr>
+      <w:rPr>
+        <w:rFonts w:ascii="Wingdings" w:hAnsi="Wingdings" w:hint="default"/>
+      </w:rPr>
+    </w:lvl>
+    <w:lvl w:ilvl="3" w:tplc="40090001" w:tentative="1">
+      <w:start w:val="1"/>
+      <w:numFmt w:val="bullet"/>
+      <w:lvlText w:val=""/>
+      <w:lvlJc w:val="left"/>
+      <w:pPr>
+        <w:ind w:left="3280" w:hanging="360"/>
+      </w:pPr>
+      <w:rPr>
+        <w:rFonts w:ascii="Symbol" w:hAnsi="Symbol" w:hint="default"/>
+      </w:rPr>
+    </w:lvl>
+    <w:lvl w:ilvl="4" w:tplc="40090003" w:tentative="1">
+      <w:start w:val="1"/>
+      <w:numFmt w:val="bullet"/>
+      <w:lvlText w:val="o"/>
+      <w:lvlJc w:val="left"/>
+      <w:pPr>
+        <w:ind w:left="4000" w:hanging="360"/>
+      </w:pPr>
+      <w:rPr>
+        <w:rFonts w:ascii="Courier New" w:hAnsi="Courier New" w:cs="Courier New" w:hint="default"/>
+      </w:rPr>
+    </w:lvl>
+    <w:lvl w:ilvl="5" w:tplc="40090005" w:tentative="1">
+      <w:start w:val="1"/>
+      <w:numFmt w:val="bullet"/>
+      <w:lvlText w:val=""/>
+      <w:lvlJc w:val="left"/>
+      <w:pPr>
+        <w:ind w:left="4720" w:hanging="360"/>
+      </w:pPr>
+      <w:rPr>
+        <w:rFonts w:ascii="Wingdings" w:hAnsi="Wingdings" w:hint="default"/>
+      </w:rPr>
+    </w:lvl>
+    <w:lvl w:ilvl="6" w:tplc="40090001" w:tentative="1">
+      <w:start w:val="1"/>
+      <w:numFmt w:val="bullet"/>
+      <w:lvlText w:val=""/>
+      <w:lvlJc w:val="left"/>
+      <w:pPr>
+        <w:ind w:left="5440" w:hanging="360"/>
+      </w:pPr>
+      <w:rPr>
+        <w:rFonts w:ascii="Symbol" w:hAnsi="Symbol" w:hint="default"/>
+      </w:rPr>
+    </w:lvl>
+    <w:lvl w:ilvl="7" w:tplc="40090003" w:tentative="1">
+      <w:start w:val="1"/>
+      <w:numFmt w:val="bullet"/>
+      <w:lvlText w:val="o"/>
+      <w:lvlJc w:val="left"/>
+      <w:pPr>
+        <w:ind w:left="6160" w:hanging="360"/>
+      </w:pPr>
+      <w:rPr>
+        <w:rFonts w:ascii="Courier New" w:hAnsi="Courier New" w:cs="Courier New" w:hint="default"/>
+      </w:rPr>
+    </w:lvl>
+    <w:lvl w:ilvl="8" w:tplc="40090005" w:tentative="1">
+      <w:start w:val="1"/>
+      <w:numFmt w:val="bullet"/>
+      <w:lvlText w:val=""/>
+      <w:lvlJc w:val="left"/>
+      <w:pPr>
+        <w:ind w:left="6880" w:hanging="360"/>
+      </w:pPr>
+      <w:rPr>
+        <w:rFonts w:ascii="Wingdings" w:hAnsi="Wingdings" w:hint="default"/>
+      </w:rPr>
+    </w:lvl>
+  </w:abstractNum>
+  <w:abstractNum w:abstractNumId="79" w15:restartNumberingAfterBreak="0">
     <w:nsid w:val="7CA93F11"/>
     <w:multiLevelType w:val="hybridMultilevel"/>
     <w:tmpl w:val="52BC6E0A"/>
@@ -22831,7 +25600,7 @@
       </w:rPr>
     </w:lvl>
   </w:abstractNum>
-  <w:abstractNum w:abstractNumId="72" w15:restartNumberingAfterBreak="0">
+  <w:abstractNum w:abstractNumId="80" w15:restartNumberingAfterBreak="0">
     <w:nsid w:val="7E1711BB"/>
     <w:multiLevelType w:val="hybridMultilevel"/>
     <w:tmpl w:val="EBD83B5A"/>
@@ -22944,7 +25713,7 @@
       </w:rPr>
     </w:lvl>
   </w:abstractNum>
-  <w:abstractNum w:abstractNumId="73" w15:restartNumberingAfterBreak="0">
+  <w:abstractNum w:abstractNumId="81" w15:restartNumberingAfterBreak="0">
     <w:nsid w:val="7E6703BC"/>
     <w:multiLevelType w:val="hybridMultilevel"/>
     <w:tmpl w:val="01347444"/>
@@ -23058,226 +25827,250 @@
     </w:lvl>
   </w:abstractNum>
   <w:num w:numId="1" w16cid:durableId="234126080">
+    <w:abstractNumId w:val="57"/>
+  </w:num>
+  <w:num w:numId="2" w16cid:durableId="1827168422">
+    <w:abstractNumId w:val="23"/>
+  </w:num>
+  <w:num w:numId="3" w16cid:durableId="645551749">
+    <w:abstractNumId w:val="9"/>
+  </w:num>
+  <w:num w:numId="4" w16cid:durableId="984048638">
+    <w:abstractNumId w:val="15"/>
+  </w:num>
+  <w:num w:numId="5" w16cid:durableId="2053652926">
+    <w:abstractNumId w:val="48"/>
+  </w:num>
+  <w:num w:numId="6" w16cid:durableId="120808992">
+    <w:abstractNumId w:val="28"/>
+  </w:num>
+  <w:num w:numId="7" w16cid:durableId="1196692114">
+    <w:abstractNumId w:val="26"/>
+  </w:num>
+  <w:num w:numId="8" w16cid:durableId="446656441">
+    <w:abstractNumId w:val="59"/>
+  </w:num>
+  <w:num w:numId="9" w16cid:durableId="698819531">
+    <w:abstractNumId w:val="60"/>
+  </w:num>
+  <w:num w:numId="10" w16cid:durableId="1527332008">
+    <w:abstractNumId w:val="45"/>
+  </w:num>
+  <w:num w:numId="11" w16cid:durableId="1770158062">
+    <w:abstractNumId w:val="33"/>
+  </w:num>
+  <w:num w:numId="12" w16cid:durableId="839471443">
+    <w:abstractNumId w:val="20"/>
+  </w:num>
+  <w:num w:numId="13" w16cid:durableId="1625767979">
+    <w:abstractNumId w:val="74"/>
+  </w:num>
+  <w:num w:numId="14" w16cid:durableId="712922381">
+    <w:abstractNumId w:val="21"/>
+  </w:num>
+  <w:num w:numId="15" w16cid:durableId="1509248443">
+    <w:abstractNumId w:val="39"/>
+  </w:num>
+  <w:num w:numId="16" w16cid:durableId="1388600950">
+    <w:abstractNumId w:val="17"/>
+  </w:num>
+  <w:num w:numId="17" w16cid:durableId="63383461">
+    <w:abstractNumId w:val="29"/>
+  </w:num>
+  <w:num w:numId="18" w16cid:durableId="1959605983">
+    <w:abstractNumId w:val="42"/>
+  </w:num>
+  <w:num w:numId="19" w16cid:durableId="1251352226">
+    <w:abstractNumId w:val="56"/>
+  </w:num>
+  <w:num w:numId="20" w16cid:durableId="1579706643">
+    <w:abstractNumId w:val="58"/>
+  </w:num>
+  <w:num w:numId="21" w16cid:durableId="616908098">
+    <w:abstractNumId w:val="43"/>
+  </w:num>
+  <w:num w:numId="22" w16cid:durableId="1590456493">
+    <w:abstractNumId w:val="69"/>
+  </w:num>
+  <w:num w:numId="23" w16cid:durableId="1853490051">
+    <w:abstractNumId w:val="66"/>
+  </w:num>
+  <w:num w:numId="24" w16cid:durableId="489753068">
+    <w:abstractNumId w:val="46"/>
+  </w:num>
+  <w:num w:numId="25" w16cid:durableId="470750842">
+    <w:abstractNumId w:val="80"/>
+  </w:num>
+  <w:num w:numId="26" w16cid:durableId="1286622340">
+    <w:abstractNumId w:val="35"/>
+  </w:num>
+  <w:num w:numId="27" w16cid:durableId="675691640">
+    <w:abstractNumId w:val="25"/>
+  </w:num>
+  <w:num w:numId="28" w16cid:durableId="942416099">
+    <w:abstractNumId w:val="50"/>
+  </w:num>
+  <w:num w:numId="29" w16cid:durableId="354500318">
+    <w:abstractNumId w:val="77"/>
+  </w:num>
+  <w:num w:numId="30" w16cid:durableId="555707672">
+    <w:abstractNumId w:val="75"/>
+  </w:num>
+  <w:num w:numId="31" w16cid:durableId="1227456296">
+    <w:abstractNumId w:val="3"/>
+  </w:num>
+  <w:num w:numId="32" w16cid:durableId="241791814">
+    <w:abstractNumId w:val="32"/>
+  </w:num>
+  <w:num w:numId="33" w16cid:durableId="297877559">
+    <w:abstractNumId w:val="54"/>
+  </w:num>
+  <w:num w:numId="34" w16cid:durableId="1954240346">
+    <w:abstractNumId w:val="67"/>
+  </w:num>
+  <w:num w:numId="35" w16cid:durableId="1758016530">
+    <w:abstractNumId w:val="55"/>
+  </w:num>
+  <w:num w:numId="36" w16cid:durableId="101455697">
+    <w:abstractNumId w:val="37"/>
+  </w:num>
+  <w:num w:numId="37" w16cid:durableId="2089768025">
+    <w:abstractNumId w:val="19"/>
+  </w:num>
+  <w:num w:numId="38" w16cid:durableId="1312558408">
+    <w:abstractNumId w:val="31"/>
+  </w:num>
+  <w:num w:numId="39" w16cid:durableId="988555030">
+    <w:abstractNumId w:val="41"/>
+  </w:num>
+  <w:num w:numId="40" w16cid:durableId="497041544">
+    <w:abstractNumId w:val="70"/>
+  </w:num>
+  <w:num w:numId="41" w16cid:durableId="1098863632">
+    <w:abstractNumId w:val="40"/>
+  </w:num>
+  <w:num w:numId="42" w16cid:durableId="2087998300">
+    <w:abstractNumId w:val="44"/>
+  </w:num>
+  <w:num w:numId="43" w16cid:durableId="32077361">
+    <w:abstractNumId w:val="76"/>
+  </w:num>
+  <w:num w:numId="44" w16cid:durableId="195629393">
+    <w:abstractNumId w:val="5"/>
+  </w:num>
+  <w:num w:numId="45" w16cid:durableId="122306412">
+    <w:abstractNumId w:val="47"/>
+  </w:num>
+  <w:num w:numId="46" w16cid:durableId="1157845596">
+    <w:abstractNumId w:val="61"/>
+  </w:num>
+  <w:num w:numId="47" w16cid:durableId="2079740825">
     <w:abstractNumId w:val="51"/>
   </w:num>
-  <w:num w:numId="2" w16cid:durableId="1827168422">
+  <w:num w:numId="48" w16cid:durableId="825440182">
+    <w:abstractNumId w:val="68"/>
+  </w:num>
+  <w:num w:numId="49" w16cid:durableId="182594935">
+    <w:abstractNumId w:val="73"/>
+  </w:num>
+  <w:num w:numId="50" w16cid:durableId="1308360786">
+    <w:abstractNumId w:val="81"/>
+  </w:num>
+  <w:num w:numId="51" w16cid:durableId="1632978932">
+    <w:abstractNumId w:val="16"/>
+  </w:num>
+  <w:num w:numId="52" w16cid:durableId="391537947">
     <w:abstractNumId w:val="18"/>
   </w:num>
-  <w:num w:numId="3" w16cid:durableId="645551749">
+  <w:num w:numId="53" w16cid:durableId="378554586">
+    <w:abstractNumId w:val="13"/>
+  </w:num>
+  <w:num w:numId="54" w16cid:durableId="1201436312">
+    <w:abstractNumId w:val="7"/>
+  </w:num>
+  <w:num w:numId="55" w16cid:durableId="1529443842">
+    <w:abstractNumId w:val="72"/>
+  </w:num>
+  <w:num w:numId="56" w16cid:durableId="189415164">
+    <w:abstractNumId w:val="8"/>
+  </w:num>
+  <w:num w:numId="57" w16cid:durableId="1594314221">
+    <w:abstractNumId w:val="52"/>
+  </w:num>
+  <w:num w:numId="58" w16cid:durableId="1226257099">
+    <w:abstractNumId w:val="49"/>
+  </w:num>
+  <w:num w:numId="59" w16cid:durableId="1419328051">
+    <w:abstractNumId w:val="2"/>
+  </w:num>
+  <w:num w:numId="60" w16cid:durableId="1710567223">
+    <w:abstractNumId w:val="22"/>
+  </w:num>
+  <w:num w:numId="61" w16cid:durableId="630017495">
+    <w:abstractNumId w:val="65"/>
+  </w:num>
+  <w:num w:numId="62" w16cid:durableId="1282304201">
+    <w:abstractNumId w:val="36"/>
+  </w:num>
+  <w:num w:numId="63" w16cid:durableId="1717508633">
+    <w:abstractNumId w:val="64"/>
+  </w:num>
+  <w:num w:numId="64" w16cid:durableId="1437024406">
+    <w:abstractNumId w:val="79"/>
+  </w:num>
+  <w:num w:numId="65" w16cid:durableId="1457289484">
+    <w:abstractNumId w:val="10"/>
+  </w:num>
+  <w:num w:numId="66" w16cid:durableId="2044553889">
+    <w:abstractNumId w:val="63"/>
+  </w:num>
+  <w:num w:numId="67" w16cid:durableId="476344594">
+    <w:abstractNumId w:val="24"/>
+  </w:num>
+  <w:num w:numId="68" w16cid:durableId="654841836">
+    <w:abstractNumId w:val="62"/>
+  </w:num>
+  <w:num w:numId="69" w16cid:durableId="65881997">
+    <w:abstractNumId w:val="30"/>
+  </w:num>
+  <w:num w:numId="70" w16cid:durableId="356779715">
+    <w:abstractNumId w:val="27"/>
+  </w:num>
+  <w:num w:numId="71" w16cid:durableId="1630354395">
     <w:abstractNumId w:val="6"/>
   </w:num>
-  <w:num w:numId="4" w16cid:durableId="984048638">
-    <w:abstractNumId w:val="10"/>
-  </w:num>
-  <w:num w:numId="5" w16cid:durableId="2053652926">
-    <w:abstractNumId w:val="42"/>
-  </w:num>
-  <w:num w:numId="6" w16cid:durableId="120808992">
-    <w:abstractNumId w:val="23"/>
-  </w:num>
-  <w:num w:numId="7" w16cid:durableId="1196692114">
-    <w:abstractNumId w:val="21"/>
-  </w:num>
-  <w:num w:numId="8" w16cid:durableId="446656441">
+  <w:num w:numId="72" w16cid:durableId="760300450">
     <w:abstractNumId w:val="53"/>
   </w:num>
-  <w:num w:numId="9" w16cid:durableId="698819531">
-    <w:abstractNumId w:val="54"/>
-  </w:num>
-  <w:num w:numId="10" w16cid:durableId="1527332008">
-    <w:abstractNumId w:val="39"/>
-  </w:num>
-  <w:num w:numId="11" w16cid:durableId="1770158062">
-    <w:abstractNumId w:val="28"/>
-  </w:num>
-  <w:num w:numId="12" w16cid:durableId="839471443">
-    <w:abstractNumId w:val="15"/>
-  </w:num>
-  <w:num w:numId="13" w16cid:durableId="1625767979">
-    <w:abstractNumId w:val="67"/>
-  </w:num>
-  <w:num w:numId="14" w16cid:durableId="712922381">
-    <w:abstractNumId w:val="16"/>
-  </w:num>
-  <w:num w:numId="15" w16cid:durableId="1509248443">
-    <w:abstractNumId w:val="33"/>
-  </w:num>
-  <w:num w:numId="16" w16cid:durableId="1388600950">
+  <w:num w:numId="73" w16cid:durableId="1148521502">
     <w:abstractNumId w:val="12"/>
   </w:num>
-  <w:num w:numId="17" w16cid:durableId="63383461">
-    <w:abstractNumId w:val="24"/>
+  <w:num w:numId="74" w16cid:durableId="1531189807">
+    <w:abstractNumId w:val="38"/>
   </w:num>
-  <w:num w:numId="18" w16cid:durableId="1959605983">
-    <w:abstractNumId w:val="36"/>
+  <w:num w:numId="75" w16cid:durableId="725035450">
+    <w:abstractNumId w:val="78"/>
   </w:num>
-  <w:num w:numId="19" w16cid:durableId="1251352226">
-    <w:abstractNumId w:val="50"/>
+  <w:num w:numId="76" w16cid:durableId="1017198522">
+    <w:abstractNumId w:val="11"/>
   </w:num>
-  <w:num w:numId="20" w16cid:durableId="1579706643">
-    <w:abstractNumId w:val="52"/>
+  <w:num w:numId="77" w16cid:durableId="1875455916">
+    <w:abstractNumId w:val="14"/>
   </w:num>
-  <w:num w:numId="21" w16cid:durableId="616908098">
-    <w:abstractNumId w:val="37"/>
+  <w:num w:numId="78" w16cid:durableId="1469398409">
+    <w:abstractNumId w:val="0"/>
   </w:num>
-  <w:num w:numId="22" w16cid:durableId="1590456493">
-    <w:abstractNumId w:val="63"/>
-  </w:num>
-  <w:num w:numId="23" w16cid:durableId="1853490051">
-    <w:abstractNumId w:val="60"/>
-  </w:num>
-  <w:num w:numId="24" w16cid:durableId="489753068">
-    <w:abstractNumId w:val="40"/>
-  </w:num>
-  <w:num w:numId="25" w16cid:durableId="470750842">
-    <w:abstractNumId w:val="72"/>
-  </w:num>
-  <w:num w:numId="26" w16cid:durableId="1286622340">
-    <w:abstractNumId w:val="29"/>
-  </w:num>
-  <w:num w:numId="27" w16cid:durableId="675691640">
-    <w:abstractNumId w:val="20"/>
-  </w:num>
-  <w:num w:numId="28" w16cid:durableId="942416099">
-    <w:abstractNumId w:val="44"/>
-  </w:num>
-  <w:num w:numId="29" w16cid:durableId="354500318">
-    <w:abstractNumId w:val="70"/>
-  </w:num>
-  <w:num w:numId="30" w16cid:durableId="555707672">
-    <w:abstractNumId w:val="68"/>
-  </w:num>
-  <w:num w:numId="31" w16cid:durableId="1227456296">
+  <w:num w:numId="79" w16cid:durableId="273369496">
     <w:abstractNumId w:val="1"/>
   </w:num>
-  <w:num w:numId="32" w16cid:durableId="241791814">
-    <w:abstractNumId w:val="27"/>
+  <w:num w:numId="80" w16cid:durableId="1312519575">
+    <w:abstractNumId w:val="71"/>
   </w:num>
-  <w:num w:numId="33" w16cid:durableId="297877559">
-    <w:abstractNumId w:val="48"/>
-  </w:num>
-  <w:num w:numId="34" w16cid:durableId="1954240346">
-    <w:abstractNumId w:val="61"/>
-  </w:num>
-  <w:num w:numId="35" w16cid:durableId="1758016530">
-    <w:abstractNumId w:val="49"/>
-  </w:num>
-  <w:num w:numId="36" w16cid:durableId="101455697">
-    <w:abstractNumId w:val="31"/>
-  </w:num>
-  <w:num w:numId="37" w16cid:durableId="2089768025">
-    <w:abstractNumId w:val="14"/>
-  </w:num>
-  <w:num w:numId="38" w16cid:durableId="1312558408">
-    <w:abstractNumId w:val="26"/>
-  </w:num>
-  <w:num w:numId="39" w16cid:durableId="988555030">
-    <w:abstractNumId w:val="35"/>
-  </w:num>
-  <w:num w:numId="40" w16cid:durableId="497041544">
-    <w:abstractNumId w:val="64"/>
-  </w:num>
-  <w:num w:numId="41" w16cid:durableId="1098863632">
+  <w:num w:numId="81" w16cid:durableId="895311985">
     <w:abstractNumId w:val="34"/>
   </w:num>
-  <w:num w:numId="42" w16cid:durableId="2087998300">
-    <w:abstractNumId w:val="38"/>
-  </w:num>
-  <w:num w:numId="43" w16cid:durableId="32077361">
-    <w:abstractNumId w:val="69"/>
-  </w:num>
-  <w:num w:numId="44" w16cid:durableId="195629393">
-    <w:abstractNumId w:val="2"/>
-  </w:num>
-  <w:num w:numId="45" w16cid:durableId="122306412">
-    <w:abstractNumId w:val="41"/>
-  </w:num>
-  <w:num w:numId="46" w16cid:durableId="1157845596">
-    <w:abstractNumId w:val="55"/>
-  </w:num>
-  <w:num w:numId="47" w16cid:durableId="2079740825">
-    <w:abstractNumId w:val="45"/>
-  </w:num>
-  <w:num w:numId="48" w16cid:durableId="825440182">
-    <w:abstractNumId w:val="62"/>
-  </w:num>
-  <w:num w:numId="49" w16cid:durableId="182594935">
-    <w:abstractNumId w:val="66"/>
-  </w:num>
-  <w:num w:numId="50" w16cid:durableId="1308360786">
-    <w:abstractNumId w:val="73"/>
-  </w:num>
-  <w:num w:numId="51" w16cid:durableId="1632978932">
-    <w:abstractNumId w:val="11"/>
-  </w:num>
-  <w:num w:numId="52" w16cid:durableId="391537947">
-    <w:abstractNumId w:val="13"/>
-  </w:num>
-  <w:num w:numId="53" w16cid:durableId="378554586">
-    <w:abstractNumId w:val="9"/>
-  </w:num>
-  <w:num w:numId="54" w16cid:durableId="1201436312">
+  <w:num w:numId="82" w16cid:durableId="546452723">
     <w:abstractNumId w:val="4"/>
-  </w:num>
-  <w:num w:numId="55" w16cid:durableId="1529443842">
-    <w:abstractNumId w:val="65"/>
-  </w:num>
-  <w:num w:numId="56" w16cid:durableId="189415164">
-    <w:abstractNumId w:val="5"/>
-  </w:num>
-  <w:num w:numId="57" w16cid:durableId="1594314221">
-    <w:abstractNumId w:val="46"/>
-  </w:num>
-  <w:num w:numId="58" w16cid:durableId="1226257099">
-    <w:abstractNumId w:val="43"/>
-  </w:num>
-  <w:num w:numId="59" w16cid:durableId="1419328051">
-    <w:abstractNumId w:val="0"/>
-  </w:num>
-  <w:num w:numId="60" w16cid:durableId="1710567223">
-    <w:abstractNumId w:val="17"/>
-  </w:num>
-  <w:num w:numId="61" w16cid:durableId="630017495">
-    <w:abstractNumId w:val="59"/>
-  </w:num>
-  <w:num w:numId="62" w16cid:durableId="1282304201">
-    <w:abstractNumId w:val="30"/>
-  </w:num>
-  <w:num w:numId="63" w16cid:durableId="1717508633">
-    <w:abstractNumId w:val="58"/>
-  </w:num>
-  <w:num w:numId="64" w16cid:durableId="1437024406">
-    <w:abstractNumId w:val="71"/>
-  </w:num>
-  <w:num w:numId="65" w16cid:durableId="1457289484">
-    <w:abstractNumId w:val="7"/>
-  </w:num>
-  <w:num w:numId="66" w16cid:durableId="2044553889">
-    <w:abstractNumId w:val="57"/>
-  </w:num>
-  <w:num w:numId="67" w16cid:durableId="476344594">
-    <w:abstractNumId w:val="19"/>
-  </w:num>
-  <w:num w:numId="68" w16cid:durableId="654841836">
-    <w:abstractNumId w:val="56"/>
-  </w:num>
-  <w:num w:numId="69" w16cid:durableId="65881997">
-    <w:abstractNumId w:val="25"/>
-  </w:num>
-  <w:num w:numId="70" w16cid:durableId="356779715">
-    <w:abstractNumId w:val="22"/>
-  </w:num>
-  <w:num w:numId="71" w16cid:durableId="1630354395">
-    <w:abstractNumId w:val="3"/>
-  </w:num>
-  <w:num w:numId="72" w16cid:durableId="760300450">
-    <w:abstractNumId w:val="47"/>
-  </w:num>
-  <w:num w:numId="73" w16cid:durableId="1148521502">
-    <w:abstractNumId w:val="8"/>
-  </w:num>
-  <w:num w:numId="74" w16cid:durableId="1531189807">
-    <w:abstractNumId w:val="32"/>
   </w:num>
   <w:numIdMacAtCleanup w:val="74"/>
 </w:numbering>

--- a/Daily Report of Project.docx
+++ b/Daily Report of Project.docx
@@ -70,7 +70,7 @@
                     </pic:cNvPicPr>
                   </pic:nvPicPr>
                   <pic:blipFill>
-                    <a:blip r:embed="rId6">
+                    <a:blip r:embed="rId8">
                       <a:extLst>
                         <a:ext uri="{28A0092B-C50C-407E-A947-70E740481C1C}">
                           <a14:useLocalDpi xmlns:a14="http://schemas.microsoft.com/office/drawing/2010/main" val="0"/>
@@ -1171,7 +1171,7 @@
                     </pic:cNvPicPr>
                   </pic:nvPicPr>
                   <pic:blipFill>
-                    <a:blip r:embed="rId7" cstate="print">
+                    <a:blip r:embed="rId9" cstate="print">
                       <a:extLst>
                         <a:ext uri="{28A0092B-C50C-407E-A947-70E740481C1C}">
                           <a14:useLocalDpi xmlns:a14="http://schemas.microsoft.com/office/drawing/2010/main" val="0"/>
@@ -2035,7 +2035,7 @@
                     <pic:cNvPicPr/>
                   </pic:nvPicPr>
                   <pic:blipFill>
-                    <a:blip r:embed="rId8"/>
+                    <a:blip r:embed="rId10"/>
                     <a:stretch>
                       <a:fillRect/>
                     </a:stretch>
@@ -2710,7 +2710,7 @@
                     <pic:cNvPicPr/>
                   </pic:nvPicPr>
                   <pic:blipFill>
-                    <a:blip r:embed="rId9"/>
+                    <a:blip r:embed="rId11"/>
                     <a:stretch>
                       <a:fillRect/>
                     </a:stretch>
@@ -2759,7 +2759,7 @@
                     <pic:cNvPicPr/>
                   </pic:nvPicPr>
                   <pic:blipFill rotWithShape="1">
-                    <a:blip r:embed="rId10"/>
+                    <a:blip r:embed="rId12"/>
                     <a:srcRect b="10900"/>
                     <a:stretch>
                       <a:fillRect/>
@@ -3514,7 +3514,7 @@
                     <pic:cNvPicPr/>
                   </pic:nvPicPr>
                   <pic:blipFill>
-                    <a:blip r:embed="rId11"/>
+                    <a:blip r:embed="rId13"/>
                     <a:stretch>
                       <a:fillRect/>
                     </a:stretch>
@@ -4131,7 +4131,7 @@
                     <pic:cNvPicPr/>
                   </pic:nvPicPr>
                   <pic:blipFill>
-                    <a:blip r:embed="rId12"/>
+                    <a:blip r:embed="rId14"/>
                     <a:stretch>
                       <a:fillRect/>
                     </a:stretch>
@@ -5479,7 +5479,7 @@
               </w:rPr>
               <w:t xml:space="preserve">Add CORS: </w:t>
             </w:r>
-            <w:hyperlink r:id="rId13" w:history="1">
+            <w:hyperlink r:id="rId15" w:history="1">
               <w:r>
                 <w:rPr>
                   <w:rStyle w:val="Hyperlink"/>
@@ -6355,7 +6355,7 @@
                     <pic:cNvPicPr/>
                   </pic:nvPicPr>
                   <pic:blipFill>
-                    <a:blip r:embed="rId14"/>
+                    <a:blip r:embed="rId16"/>
                     <a:stretch>
                       <a:fillRect/>
                     </a:stretch>
@@ -7589,7 +7589,7 @@
                     <pic:cNvPicPr/>
                   </pic:nvPicPr>
                   <pic:blipFill>
-                    <a:blip r:embed="rId15"/>
+                    <a:blip r:embed="rId17"/>
                     <a:stretch>
                       <a:fillRect/>
                     </a:stretch>
@@ -7640,7 +7640,7 @@
                     <pic:cNvPicPr/>
                   </pic:nvPicPr>
                   <pic:blipFill>
-                    <a:blip r:embed="rId16"/>
+                    <a:blip r:embed="rId18"/>
                     <a:stretch>
                       <a:fillRect/>
                     </a:stretch>
@@ -7690,7 +7690,7 @@
                     <pic:cNvPicPr/>
                   </pic:nvPicPr>
                   <pic:blipFill>
-                    <a:blip r:embed="rId17"/>
+                    <a:blip r:embed="rId19"/>
                     <a:stretch>
                       <a:fillRect/>
                     </a:stretch>
@@ -9243,7 +9243,7 @@
                     <pic:cNvPicPr/>
                   </pic:nvPicPr>
                   <pic:blipFill rotWithShape="1">
-                    <a:blip r:embed="rId18"/>
+                    <a:blip r:embed="rId20"/>
                     <a:srcRect l="8168" r="965" b="12247"/>
                     <a:stretch>
                       <a:fillRect/>
@@ -9303,7 +9303,7 @@
                     <pic:cNvPicPr/>
                   </pic:nvPicPr>
                   <pic:blipFill rotWithShape="1">
-                    <a:blip r:embed="rId19"/>
+                    <a:blip r:embed="rId21"/>
                     <a:srcRect l="4366" r="6047" b="16793"/>
                     <a:stretch>
                       <a:fillRect/>
@@ -9363,7 +9363,7 @@
                     <pic:cNvPicPr/>
                   </pic:nvPicPr>
                   <pic:blipFill rotWithShape="1">
-                    <a:blip r:embed="rId20"/>
+                    <a:blip r:embed="rId22"/>
                     <a:srcRect l="3752" t="2411" r="2889" b="15658"/>
                     <a:stretch>
                       <a:fillRect/>
@@ -9423,7 +9423,7 @@
                     <pic:cNvPicPr/>
                   </pic:nvPicPr>
                   <pic:blipFill rotWithShape="1">
-                    <a:blip r:embed="rId21"/>
+                    <a:blip r:embed="rId23"/>
                     <a:srcRect l="7506" t="10061" r="10830" b="5637"/>
                     <a:stretch>
                       <a:fillRect/>
@@ -9482,7 +9482,7 @@
                     <pic:cNvPicPr/>
                   </pic:nvPicPr>
                   <pic:blipFill rotWithShape="1">
-                    <a:blip r:embed="rId22"/>
+                    <a:blip r:embed="rId24"/>
                     <a:srcRect l="3639" t="5591" r="3791" b="3353"/>
                     <a:stretch>
                       <a:fillRect/>
@@ -9599,7 +9599,7 @@
         </w:rPr>
         <w:t xml:space="preserve"> prefilled as </w:t>
       </w:r>
-      <w:hyperlink r:id="rId23" w:history="1">
+      <w:hyperlink r:id="rId25" w:history="1">
         <w:r>
           <w:rPr>
             <w:rStyle w:val="Hyperlink"/>
@@ -11308,7 +11308,7 @@
                     <pic:cNvPicPr/>
                   </pic:nvPicPr>
                   <pic:blipFill>
-                    <a:blip r:embed="rId24"/>
+                    <a:blip r:embed="rId26"/>
                     <a:stretch>
                       <a:fillRect/>
                     </a:stretch>
@@ -11358,7 +11358,7 @@
                     <pic:cNvPicPr/>
                   </pic:nvPicPr>
                   <pic:blipFill>
-                    <a:blip r:embed="rId25"/>
+                    <a:blip r:embed="rId27"/>
                     <a:stretch>
                       <a:fillRect/>
                     </a:stretch>
@@ -11880,7 +11880,7 @@
               </w:rPr>
               <w:t xml:space="preserve"> </w:t>
             </w:r>
-            <w:hyperlink r:id="rId26" w:history="1">
+            <w:hyperlink r:id="rId28" w:history="1">
               <w:r>
                 <w:rPr>
                   <w:rStyle w:val="Hyperlink"/>
@@ -12905,7 +12905,7 @@
                     <pic:cNvPicPr/>
                   </pic:nvPicPr>
                   <pic:blipFill rotWithShape="1">
-                    <a:blip r:embed="rId27"/>
+                    <a:blip r:embed="rId29"/>
                     <a:srcRect t="22564" b="10631"/>
                     <a:stretch>
                       <a:fillRect/>
@@ -12949,9 +12949,9 @@
         </w:rPr>
         <w:lastRenderedPageBreak/>
         <w:drawing>
-          <wp:inline distT="0" distB="0" distL="0" distR="0" wp14:anchorId="1C95CB33" wp14:editId="070164FB">
-            <wp:extent cx="6645910" cy="6554470"/>
-            <wp:effectExtent l="0" t="0" r="2540" b="0"/>
+          <wp:inline distT="0" distB="0" distL="0" distR="0" wp14:anchorId="1C95CB33" wp14:editId="3AF80DA2">
+            <wp:extent cx="6522720" cy="3978649"/>
+            <wp:effectExtent l="0" t="0" r="0" b="3175"/>
             <wp:docPr id="436685444" name="Picture 1"/>
             <wp:cNvGraphicFramePr>
               <a:graphicFrameLocks xmlns:a="http://schemas.openxmlformats.org/drawingml/2006/main" noChangeAspect="1"/>
@@ -12964,7 +12964,7 @@
                     <pic:cNvPicPr/>
                   </pic:nvPicPr>
                   <pic:blipFill>
-                    <a:blip r:embed="rId28"/>
+                    <a:blip r:embed="rId30"/>
                     <a:stretch>
                       <a:fillRect/>
                     </a:stretch>
@@ -12972,7 +12972,7 @@
                   <pic:spPr>
                     <a:xfrm>
                       <a:off x="0" y="0"/>
-                      <a:ext cx="6645910" cy="6554470"/>
+                      <a:ext cx="6575252" cy="4010692"/>
                     </a:xfrm>
                     <a:prstGeom prst="rect">
                       <a:avLst/>
@@ -13414,6 +13414,7 @@
               <w:rPr>
                 <w:rFonts w:ascii="Times New Roman" w:hAnsi="Times New Roman" w:cs="Times New Roman"/>
               </w:rPr>
+              <w:lastRenderedPageBreak/>
               <w:t>Filter buttons: ALL, INFO, WARNING, ERROR, CRITICAL</w:t>
             </w:r>
           </w:p>
@@ -13662,6 +13663,7 @@
                 <w:b/>
                 <w:bCs/>
               </w:rPr>
+              <w:lastRenderedPageBreak/>
               <w:t xml:space="preserve">Tomorrow's Plans </w:t>
             </w:r>
           </w:p>
@@ -13776,6 +13778,7 @@
                 <w:rFonts w:ascii="Times New Roman" w:hAnsi="Times New Roman" w:cs="Times New Roman"/>
                 <w:bCs/>
               </w:rPr>
+              <w:lastRenderedPageBreak/>
               <w:t>Return: anomalies: […] in /</w:t>
             </w:r>
             <w:proofErr w:type="spellStart"/>
@@ -14229,6 +14232,7 @@
                 <w:b/>
                 <w:bCs/>
               </w:rPr>
+              <w:lastRenderedPageBreak/>
               <w:t xml:space="preserve">Outputs and Descriptions </w:t>
             </w:r>
           </w:p>
@@ -14277,7 +14281,6 @@
           <w:rFonts w:ascii="Times New Roman" w:hAnsi="Times New Roman" w:cs="Times New Roman"/>
           <w:noProof/>
         </w:rPr>
-        <w:lastRenderedPageBreak/>
         <w:drawing>
           <wp:inline distT="0" distB="0" distL="0" distR="0" wp14:anchorId="28A07609" wp14:editId="269EE2BE">
             <wp:extent cx="4854722" cy="997773"/>
@@ -14294,7 +14297,7 @@
                     <pic:cNvPicPr/>
                   </pic:nvPicPr>
                   <pic:blipFill rotWithShape="1">
-                    <a:blip r:embed="rId29"/>
+                    <a:blip r:embed="rId31"/>
                     <a:srcRect l="-13" t="3200" r="13" b="18170"/>
                     <a:stretch>
                       <a:fillRect/>
@@ -14354,7 +14357,7 @@
                     <pic:cNvPicPr/>
                   </pic:nvPicPr>
                   <pic:blipFill>
-                    <a:blip r:embed="rId30"/>
+                    <a:blip r:embed="rId32"/>
                     <a:stretch>
                       <a:fillRect/>
                     </a:stretch>
@@ -14389,9 +14392,10 @@
           <w:rFonts w:ascii="Times New Roman" w:hAnsi="Times New Roman" w:cs="Times New Roman"/>
           <w:noProof/>
         </w:rPr>
+        <w:lastRenderedPageBreak/>
         <w:drawing>
-          <wp:inline distT="0" distB="0" distL="0" distR="0" wp14:anchorId="2350FAFB" wp14:editId="05912331">
-            <wp:extent cx="6083192" cy="5947765"/>
+          <wp:inline distT="0" distB="0" distL="0" distR="0" wp14:anchorId="2350FAFB" wp14:editId="4F80E672">
+            <wp:extent cx="6559975" cy="3970020"/>
             <wp:effectExtent l="0" t="0" r="0" b="0"/>
             <wp:docPr id="577279755" name="Picture 1"/>
             <wp:cNvGraphicFramePr>
@@ -14405,7 +14409,7 @@
                     <pic:cNvPicPr/>
                   </pic:nvPicPr>
                   <pic:blipFill>
-                    <a:blip r:embed="rId31"/>
+                    <a:blip r:embed="rId33"/>
                     <a:stretch>
                       <a:fillRect/>
                     </a:stretch>
@@ -14413,7 +14417,7 @@
                   <pic:spPr>
                     <a:xfrm>
                       <a:off x="0" y="0"/>
-                      <a:ext cx="6090369" cy="5954782"/>
+                      <a:ext cx="6588718" cy="3987415"/>
                     </a:xfrm>
                     <a:prstGeom prst="rect">
                       <a:avLst/>
@@ -14440,11 +14444,10 @@
           <w:rFonts w:ascii="Times New Roman" w:hAnsi="Times New Roman" w:cs="Times New Roman"/>
           <w:noProof/>
         </w:rPr>
-        <w:lastRenderedPageBreak/>
         <w:drawing>
-          <wp:inline distT="0" distB="0" distL="0" distR="0" wp14:anchorId="78901038" wp14:editId="38D2F93A">
-            <wp:extent cx="5825081" cy="5664232"/>
-            <wp:effectExtent l="0" t="0" r="4445" b="0"/>
+          <wp:inline distT="0" distB="0" distL="0" distR="0" wp14:anchorId="78901038" wp14:editId="4FCD6A29">
+            <wp:extent cx="6559031" cy="4130040"/>
+            <wp:effectExtent l="0" t="0" r="0" b="3810"/>
             <wp:docPr id="1181218220" name="Picture 1"/>
             <wp:cNvGraphicFramePr>
               <a:graphicFrameLocks xmlns:a="http://schemas.openxmlformats.org/drawingml/2006/main" noChangeAspect="1"/>
@@ -14457,7 +14460,7 @@
                     <pic:cNvPicPr/>
                   </pic:nvPicPr>
                   <pic:blipFill>
-                    <a:blip r:embed="rId32"/>
+                    <a:blip r:embed="rId34"/>
                     <a:stretch>
                       <a:fillRect/>
                     </a:stretch>
@@ -14465,7 +14468,7 @@
                   <pic:spPr>
                     <a:xfrm>
                       <a:off x="0" y="0"/>
-                      <a:ext cx="5831573" cy="5670545"/>
+                      <a:ext cx="6584574" cy="4146124"/>
                     </a:xfrm>
                     <a:prstGeom prst="rect">
                       <a:avLst/>
@@ -14494,9 +14497,9 @@
         </w:rPr>
         <w:lastRenderedPageBreak/>
         <w:drawing>
-          <wp:inline distT="0" distB="0" distL="0" distR="0" wp14:anchorId="1975EA29" wp14:editId="7ED33A1F">
-            <wp:extent cx="5908377" cy="5276667"/>
-            <wp:effectExtent l="0" t="0" r="0" b="635"/>
+          <wp:inline distT="0" distB="0" distL="0" distR="0" wp14:anchorId="1975EA29" wp14:editId="4560FBF5">
+            <wp:extent cx="6697980" cy="4175615"/>
+            <wp:effectExtent l="0" t="0" r="7620" b="0"/>
             <wp:docPr id="1723313413" name="Picture 1"/>
             <wp:cNvGraphicFramePr>
               <a:graphicFrameLocks xmlns:a="http://schemas.openxmlformats.org/drawingml/2006/main" noChangeAspect="1"/>
@@ -14509,7 +14512,7 @@
                     <pic:cNvPicPr/>
                   </pic:nvPicPr>
                   <pic:blipFill>
-                    <a:blip r:embed="rId33"/>
+                    <a:blip r:embed="rId35"/>
                     <a:stretch>
                       <a:fillRect/>
                     </a:stretch>
@@ -14517,7 +14520,7 @@
                   <pic:spPr>
                     <a:xfrm>
                       <a:off x="0" y="0"/>
-                      <a:ext cx="5912775" cy="5280594"/>
+                      <a:ext cx="6740392" cy="4202055"/>
                     </a:xfrm>
                     <a:prstGeom prst="rect">
                       <a:avLst/>
@@ -14560,7 +14563,7 @@
                     <pic:cNvPicPr/>
                   </pic:nvPicPr>
                   <pic:blipFill>
-                    <a:blip r:embed="rId34"/>
+                    <a:blip r:embed="rId36"/>
                     <a:stretch>
                       <a:fillRect/>
                     </a:stretch>
@@ -14610,7 +14613,7 @@
                     <pic:cNvPicPr/>
                   </pic:nvPicPr>
                   <pic:blipFill>
-                    <a:blip r:embed="rId35"/>
+                    <a:blip r:embed="rId37"/>
                     <a:stretch>
                       <a:fillRect/>
                     </a:stretch>
@@ -14686,14 +14689,7 @@
         <w:rPr>
           <w:rFonts w:ascii="Times New Roman" w:hAnsi="Times New Roman" w:cs="Times New Roman"/>
         </w:rPr>
-        <w:t xml:space="preserve"> badges yesterday, so now we’ll make those filters work on the live incoming logs too. Next, we’ll upgrade the Dashboard cards so "Critical Errors" and "System Health" automatically </w:t>
-      </w:r>
-      <w:r>
-        <w:rPr>
-          <w:rFonts w:ascii="Times New Roman" w:hAnsi="Times New Roman" w:cs="Times New Roman"/>
-        </w:rPr>
-        <w:lastRenderedPageBreak/>
-        <w:t>recalculate whenever a new log comes in, with a small animation to show the number change. We’ll also polish the UX by switching timestamps from raw ISO to "2s ago" format and adding auto-</w:t>
+        <w:t xml:space="preserve"> badges yesterday, so now we’ll make those filters work on the live incoming logs too. Next, we’ll upgrade the Dashboard cards so "Critical Errors" and "System Health" automatically recalculate whenever a new log comes in, with a small animation to show the number change. We’ll also polish the UX by switching timestamps from raw ISO to "2s ago" format and adding auto-</w:t>
       </w:r>
       <w:proofErr w:type="gramStart"/>
       <w:r>
@@ -14769,6 +14765,7 @@
               <w:rPr>
                 <w:rFonts w:ascii="Times New Roman" w:hAnsi="Times New Roman" w:cs="Times New Roman"/>
               </w:rPr>
+              <w:lastRenderedPageBreak/>
               <w:t>03 August 2026</w:t>
             </w:r>
           </w:p>
@@ -16203,7 +16200,6 @@
                 <w:b/>
                 <w:bCs/>
               </w:rPr>
-              <w:lastRenderedPageBreak/>
               <w:t>Test Full Flow:</w:t>
             </w:r>
             <w:r>
@@ -16249,7 +16245,6 @@
                 <w:b/>
                 <w:bCs/>
               </w:rPr>
-              <w:lastRenderedPageBreak/>
               <w:t xml:space="preserve">Outputs and Descriptions </w:t>
             </w:r>
           </w:p>
@@ -16257,17 +16252,13 @@
       </w:tr>
     </w:tbl>
     <w:p>
-      <w:pPr>
-        <w:rPr>
-          <w:rFonts w:ascii="Times New Roman" w:hAnsi="Times New Roman" w:cs="Times New Roman"/>
-        </w:rPr>
-      </w:pPr>
       <w:r>
         <w:rPr>
           <w:rFonts w:ascii="Times New Roman" w:hAnsi="Times New Roman" w:cs="Times New Roman"/>
           <w:b/>
           <w:bCs/>
         </w:rPr>
+        <w:lastRenderedPageBreak/>
         <w:t>Output:</w:t>
       </w:r>
       <w:r>
@@ -16275,6 +16266,12 @@
           <w:rFonts w:ascii="Times New Roman" w:hAnsi="Times New Roman" w:cs="Times New Roman"/>
         </w:rPr>
         <w:t xml:space="preserve"> </w:t>
+      </w:r>
+      <w:r>
+        <w:rPr>
+          <w:rFonts w:ascii="Times New Roman" w:hAnsi="Times New Roman" w:cs="Times New Roman"/>
+        </w:rPr>
+        <w:t xml:space="preserve"> The LOGGUARD AI dashboard showing log file upload, live logs table, and analytics with pie/bar charts plus backend API JSON response</w:t>
       </w:r>
     </w:p>
     <w:p>
@@ -16283,6 +16280,56 @@
           <w:rFonts w:ascii="Times New Roman" w:hAnsi="Times New Roman" w:cs="Times New Roman"/>
         </w:rPr>
       </w:pPr>
+      <w:r>
+        <w:rPr>
+          <w:rFonts w:ascii="Times New Roman" w:hAnsi="Times New Roman" w:cs="Times New Roman"/>
+          <w:noProof/>
+        </w:rPr>
+        <w:drawing>
+          <wp:inline distT="0" distB="0" distL="0" distR="0" wp14:anchorId="1369DB33" wp14:editId="752ACBE9">
+            <wp:extent cx="6644640" cy="3848100"/>
+            <wp:effectExtent l="0" t="0" r="3810" b="0"/>
+            <wp:docPr id="1475617623" name="Picture 1"/>
+            <wp:cNvGraphicFramePr>
+              <a:graphicFrameLocks xmlns:a="http://schemas.openxmlformats.org/drawingml/2006/main" noChangeAspect="1"/>
+            </wp:cNvGraphicFramePr>
+            <a:graphic xmlns:a="http://schemas.openxmlformats.org/drawingml/2006/main">
+              <a:graphicData uri="http://schemas.openxmlformats.org/drawingml/2006/picture">
+                <pic:pic xmlns:pic="http://schemas.openxmlformats.org/drawingml/2006/picture">
+                  <pic:nvPicPr>
+                    <pic:cNvPr id="1475617623" name=""/>
+                    <pic:cNvPicPr/>
+                  </pic:nvPicPr>
+                  <pic:blipFill rotWithShape="1">
+                    <a:blip r:embed="rId38"/>
+                    <a:srcRect t="13219"/>
+                    <a:stretch>
+                      <a:fillRect/>
+                    </a:stretch>
+                  </pic:blipFill>
+                  <pic:spPr bwMode="auto">
+                    <a:xfrm>
+                      <a:off x="0" y="0"/>
+                      <a:ext cx="6654451" cy="3853782"/>
+                    </a:xfrm>
+                    <a:prstGeom prst="rect">
+                      <a:avLst/>
+                    </a:prstGeom>
+                    <a:ln>
+                      <a:noFill/>
+                    </a:ln>
+                    <a:extLst>
+                      <a:ext uri="{53640926-AAD7-44D8-BBD7-CCE9431645EC}">
+                        <a14:shadowObscured xmlns:a14="http://schemas.microsoft.com/office/drawing/2010/main"/>
+                      </a:ext>
+                    </a:extLst>
+                  </pic:spPr>
+                </pic:pic>
+              </a:graphicData>
+            </a:graphic>
+          </wp:inline>
+        </w:drawing>
+      </w:r>
     </w:p>
     <w:p>
       <w:pPr>
@@ -16293,6 +16340,248 @@
       <w:r>
         <w:rPr>
           <w:rFonts w:ascii="Times New Roman" w:hAnsi="Times New Roman" w:cs="Times New Roman"/>
+          <w:noProof/>
+        </w:rPr>
+        <w:drawing>
+          <wp:inline distT="0" distB="0" distL="0" distR="0" wp14:anchorId="128DFE27" wp14:editId="3F282160">
+            <wp:extent cx="6645910" cy="4512945"/>
+            <wp:effectExtent l="0" t="0" r="2540" b="1905"/>
+            <wp:docPr id="1361846603" name="Picture 1"/>
+            <wp:cNvGraphicFramePr>
+              <a:graphicFrameLocks xmlns:a="http://schemas.openxmlformats.org/drawingml/2006/main" noChangeAspect="1"/>
+            </wp:cNvGraphicFramePr>
+            <a:graphic xmlns:a="http://schemas.openxmlformats.org/drawingml/2006/main">
+              <a:graphicData uri="http://schemas.openxmlformats.org/drawingml/2006/picture">
+                <pic:pic xmlns:pic="http://schemas.openxmlformats.org/drawingml/2006/picture">
+                  <pic:nvPicPr>
+                    <pic:cNvPr id="1361846603" name=""/>
+                    <pic:cNvPicPr/>
+                  </pic:nvPicPr>
+                  <pic:blipFill>
+                    <a:blip r:embed="rId39"/>
+                    <a:stretch>
+                      <a:fillRect/>
+                    </a:stretch>
+                  </pic:blipFill>
+                  <pic:spPr>
+                    <a:xfrm>
+                      <a:off x="0" y="0"/>
+                      <a:ext cx="6645910" cy="4512945"/>
+                    </a:xfrm>
+                    <a:prstGeom prst="rect">
+                      <a:avLst/>
+                    </a:prstGeom>
+                  </pic:spPr>
+                </pic:pic>
+              </a:graphicData>
+            </a:graphic>
+          </wp:inline>
+        </w:drawing>
+      </w:r>
+    </w:p>
+    <w:p>
+      <w:pPr>
+        <w:rPr>
+          <w:rFonts w:ascii="Times New Roman" w:hAnsi="Times New Roman" w:cs="Times New Roman"/>
+        </w:rPr>
+      </w:pPr>
+      <w:r>
+        <w:rPr>
+          <w:rFonts w:ascii="Times New Roman" w:hAnsi="Times New Roman" w:cs="Times New Roman"/>
+          <w:noProof/>
+        </w:rPr>
+        <w:lastRenderedPageBreak/>
+        <w:drawing>
+          <wp:inline distT="0" distB="0" distL="0" distR="0" wp14:anchorId="588ED671" wp14:editId="00C15D3D">
+            <wp:extent cx="6645910" cy="1849755"/>
+            <wp:effectExtent l="0" t="0" r="2540" b="0"/>
+            <wp:docPr id="1790265684" name="Picture 1"/>
+            <wp:cNvGraphicFramePr>
+              <a:graphicFrameLocks xmlns:a="http://schemas.openxmlformats.org/drawingml/2006/main" noChangeAspect="1"/>
+            </wp:cNvGraphicFramePr>
+            <a:graphic xmlns:a="http://schemas.openxmlformats.org/drawingml/2006/main">
+              <a:graphicData uri="http://schemas.openxmlformats.org/drawingml/2006/picture">
+                <pic:pic xmlns:pic="http://schemas.openxmlformats.org/drawingml/2006/picture">
+                  <pic:nvPicPr>
+                    <pic:cNvPr id="1790265684" name=""/>
+                    <pic:cNvPicPr/>
+                  </pic:nvPicPr>
+                  <pic:blipFill>
+                    <a:blip r:embed="rId40"/>
+                    <a:stretch>
+                      <a:fillRect/>
+                    </a:stretch>
+                  </pic:blipFill>
+                  <pic:spPr>
+                    <a:xfrm>
+                      <a:off x="0" y="0"/>
+                      <a:ext cx="6645910" cy="1849755"/>
+                    </a:xfrm>
+                    <a:prstGeom prst="rect">
+                      <a:avLst/>
+                    </a:prstGeom>
+                  </pic:spPr>
+                </pic:pic>
+              </a:graphicData>
+            </a:graphic>
+          </wp:inline>
+        </w:drawing>
+      </w:r>
+    </w:p>
+    <w:p>
+      <w:pPr>
+        <w:rPr>
+          <w:rFonts w:ascii="Times New Roman" w:hAnsi="Times New Roman" w:cs="Times New Roman"/>
+        </w:rPr>
+      </w:pPr>
+      <w:r>
+        <w:rPr>
+          <w:rFonts w:ascii="Times New Roman" w:hAnsi="Times New Roman" w:cs="Times New Roman"/>
+          <w:noProof/>
+        </w:rPr>
+        <w:drawing>
+          <wp:inline distT="0" distB="0" distL="0" distR="0" wp14:anchorId="6AFC0C51" wp14:editId="02EF975C">
+            <wp:extent cx="6645910" cy="1736090"/>
+            <wp:effectExtent l="0" t="0" r="2540" b="0"/>
+            <wp:docPr id="212733560" name="Picture 1"/>
+            <wp:cNvGraphicFramePr>
+              <a:graphicFrameLocks xmlns:a="http://schemas.openxmlformats.org/drawingml/2006/main" noChangeAspect="1"/>
+            </wp:cNvGraphicFramePr>
+            <a:graphic xmlns:a="http://schemas.openxmlformats.org/drawingml/2006/main">
+              <a:graphicData uri="http://schemas.openxmlformats.org/drawingml/2006/picture">
+                <pic:pic xmlns:pic="http://schemas.openxmlformats.org/drawingml/2006/picture">
+                  <pic:nvPicPr>
+                    <pic:cNvPr id="212733560" name=""/>
+                    <pic:cNvPicPr/>
+                  </pic:nvPicPr>
+                  <pic:blipFill>
+                    <a:blip r:embed="rId41"/>
+                    <a:stretch>
+                      <a:fillRect/>
+                    </a:stretch>
+                  </pic:blipFill>
+                  <pic:spPr>
+                    <a:xfrm>
+                      <a:off x="0" y="0"/>
+                      <a:ext cx="6645910" cy="1736090"/>
+                    </a:xfrm>
+                    <a:prstGeom prst="rect">
+                      <a:avLst/>
+                    </a:prstGeom>
+                  </pic:spPr>
+                </pic:pic>
+              </a:graphicData>
+            </a:graphic>
+          </wp:inline>
+        </w:drawing>
+      </w:r>
+    </w:p>
+    <w:p>
+      <w:pPr>
+        <w:rPr>
+          <w:rFonts w:ascii="Times New Roman" w:hAnsi="Times New Roman" w:cs="Times New Roman"/>
+        </w:rPr>
+      </w:pPr>
+      <w:r>
+        <w:rPr>
+          <w:rFonts w:ascii="Times New Roman" w:hAnsi="Times New Roman" w:cs="Times New Roman"/>
+          <w:noProof/>
+        </w:rPr>
+        <w:drawing>
+          <wp:inline distT="0" distB="0" distL="0" distR="0" wp14:anchorId="2BFE29CA" wp14:editId="5095EB0C">
+            <wp:extent cx="6182588" cy="1857634"/>
+            <wp:effectExtent l="0" t="0" r="8890" b="9525"/>
+            <wp:docPr id="664589677" name="Picture 1"/>
+            <wp:cNvGraphicFramePr>
+              <a:graphicFrameLocks xmlns:a="http://schemas.openxmlformats.org/drawingml/2006/main" noChangeAspect="1"/>
+            </wp:cNvGraphicFramePr>
+            <a:graphic xmlns:a="http://schemas.openxmlformats.org/drawingml/2006/main">
+              <a:graphicData uri="http://schemas.openxmlformats.org/drawingml/2006/picture">
+                <pic:pic xmlns:pic="http://schemas.openxmlformats.org/drawingml/2006/picture">
+                  <pic:nvPicPr>
+                    <pic:cNvPr id="664589677" name=""/>
+                    <pic:cNvPicPr/>
+                  </pic:nvPicPr>
+                  <pic:blipFill>
+                    <a:blip r:embed="rId42"/>
+                    <a:stretch>
+                      <a:fillRect/>
+                    </a:stretch>
+                  </pic:blipFill>
+                  <pic:spPr>
+                    <a:xfrm>
+                      <a:off x="0" y="0"/>
+                      <a:ext cx="6182588" cy="1857634"/>
+                    </a:xfrm>
+                    <a:prstGeom prst="rect">
+                      <a:avLst/>
+                    </a:prstGeom>
+                  </pic:spPr>
+                </pic:pic>
+              </a:graphicData>
+            </a:graphic>
+          </wp:inline>
+        </w:drawing>
+      </w:r>
+    </w:p>
+    <w:p>
+      <w:pPr>
+        <w:rPr>
+          <w:rFonts w:ascii="Times New Roman" w:hAnsi="Times New Roman" w:cs="Times New Roman"/>
+        </w:rPr>
+      </w:pPr>
+      <w:r>
+        <w:rPr>
+          <w:rFonts w:ascii="Times New Roman" w:hAnsi="Times New Roman" w:cs="Times New Roman"/>
+          <w:noProof/>
+        </w:rPr>
+        <w:drawing>
+          <wp:inline distT="0" distB="0" distL="0" distR="0" wp14:anchorId="601F7029" wp14:editId="6222833C">
+            <wp:extent cx="6645910" cy="2330450"/>
+            <wp:effectExtent l="0" t="0" r="2540" b="0"/>
+            <wp:docPr id="597424121" name="Picture 1"/>
+            <wp:cNvGraphicFramePr>
+              <a:graphicFrameLocks xmlns:a="http://schemas.openxmlformats.org/drawingml/2006/main" noChangeAspect="1"/>
+            </wp:cNvGraphicFramePr>
+            <a:graphic xmlns:a="http://schemas.openxmlformats.org/drawingml/2006/main">
+              <a:graphicData uri="http://schemas.openxmlformats.org/drawingml/2006/picture">
+                <pic:pic xmlns:pic="http://schemas.openxmlformats.org/drawingml/2006/picture">
+                  <pic:nvPicPr>
+                    <pic:cNvPr id="597424121" name=""/>
+                    <pic:cNvPicPr/>
+                  </pic:nvPicPr>
+                  <pic:blipFill>
+                    <a:blip r:embed="rId43"/>
+                    <a:stretch>
+                      <a:fillRect/>
+                    </a:stretch>
+                  </pic:blipFill>
+                  <pic:spPr>
+                    <a:xfrm>
+                      <a:off x="0" y="0"/>
+                      <a:ext cx="6645910" cy="2330450"/>
+                    </a:xfrm>
+                    <a:prstGeom prst="rect">
+                      <a:avLst/>
+                    </a:prstGeom>
+                  </pic:spPr>
+                </pic:pic>
+              </a:graphicData>
+            </a:graphic>
+          </wp:inline>
+        </w:drawing>
+      </w:r>
+    </w:p>
+    <w:p>
+      <w:pPr>
+        <w:jc w:val="both"/>
+        <w:rPr>
+          <w:rFonts w:ascii="Times New Roman" w:hAnsi="Times New Roman" w:cs="Times New Roman"/>
+        </w:rPr>
+      </w:pPr>
+      <w:r>
+        <w:rPr>
+          <w:rFonts w:ascii="Times New Roman" w:hAnsi="Times New Roman" w:cs="Times New Roman"/>
           <w:b/>
           <w:bCs/>
         </w:rPr>
@@ -16304,11 +16593,2192 @@
         </w:rPr>
         <w:t xml:space="preserve"> </w:t>
       </w:r>
+      <w:r>
+        <w:rPr>
+          <w:rFonts w:ascii="Times New Roman" w:hAnsi="Times New Roman" w:cs="Times New Roman"/>
+        </w:rPr>
+        <w:t>A walkthrough of the LOGGUARD AI dashboard running on a laptop. It starts on the Dashboard tab with 4 metric cards showing Log</w:t>
+      </w:r>
+      <w:r>
+        <w:rPr>
+          <w:rFonts w:ascii="Times New Roman" w:hAnsi="Times New Roman" w:cs="Times New Roman"/>
+        </w:rPr>
+        <w:t xml:space="preserve"> Count, Errors, Warnings, and System Health, plus an “Upload File” section. A log file is </w:t>
+      </w:r>
+      <w:proofErr w:type="gramStart"/>
+      <w:r>
+        <w:rPr>
+          <w:rFonts w:ascii="Times New Roman" w:hAnsi="Times New Roman" w:cs="Times New Roman"/>
+        </w:rPr>
+        <w:t>uploaded</w:t>
+      </w:r>
+      <w:proofErr w:type="gramEnd"/>
+      <w:r>
+        <w:rPr>
+          <w:rFonts w:ascii="Times New Roman" w:hAnsi="Times New Roman" w:cs="Times New Roman"/>
+        </w:rPr>
+        <w:t xml:space="preserve"> and the app instantly parses it, displaying 4 live log entries in a table with levels like INFO, WARNING, ERROR, and CRITICAL along with timestamps and messages. The user then switches to the Analytics tab, where it shows updated summary stats, a line chart for Error Trend, a bar chart for Response Time, and a </w:t>
+      </w:r>
+      <w:proofErr w:type="spellStart"/>
+      <w:r>
+        <w:rPr>
+          <w:rFonts w:ascii="Times New Roman" w:hAnsi="Times New Roman" w:cs="Times New Roman"/>
+        </w:rPr>
+        <w:t>colored</w:t>
+      </w:r>
+      <w:proofErr w:type="spellEnd"/>
+      <w:r>
+        <w:rPr>
+          <w:rFonts w:ascii="Times New Roman" w:hAnsi="Times New Roman" w:cs="Times New Roman"/>
+        </w:rPr>
+        <w:t xml:space="preserve"> pie chart for Log Level Distribution. The output shows the backend running in VS code with the parsed logs visible in the terminal, and browser tabs open to the API endpoints like </w:t>
+      </w:r>
+      <w:r>
+        <w:rPr>
+          <w:rFonts w:ascii="Times New Roman" w:hAnsi="Times New Roman" w:cs="Times New Roman"/>
+        </w:rPr>
+        <w:lastRenderedPageBreak/>
+        <w:t>/</w:t>
+      </w:r>
+      <w:proofErr w:type="spellStart"/>
+      <w:r>
+        <w:rPr>
+          <w:rFonts w:ascii="Times New Roman" w:hAnsi="Times New Roman" w:cs="Times New Roman"/>
+        </w:rPr>
+        <w:t>api</w:t>
+      </w:r>
+      <w:proofErr w:type="spellEnd"/>
+      <w:r>
+        <w:rPr>
+          <w:rFonts w:ascii="Times New Roman" w:hAnsi="Times New Roman" w:cs="Times New Roman"/>
+        </w:rPr>
+        <w:t>/logs, /</w:t>
+      </w:r>
+      <w:proofErr w:type="spellStart"/>
+      <w:r>
+        <w:rPr>
+          <w:rFonts w:ascii="Times New Roman" w:hAnsi="Times New Roman" w:cs="Times New Roman"/>
+        </w:rPr>
+        <w:t>api</w:t>
+      </w:r>
+      <w:proofErr w:type="spellEnd"/>
+      <w:r>
+        <w:rPr>
+          <w:rFonts w:ascii="Times New Roman" w:hAnsi="Times New Roman" w:cs="Times New Roman"/>
+        </w:rPr>
+        <w:t>/analytics/summary, and /</w:t>
+      </w:r>
+      <w:proofErr w:type="spellStart"/>
+      <w:r>
+        <w:rPr>
+          <w:rFonts w:ascii="Times New Roman" w:hAnsi="Times New Roman" w:cs="Times New Roman"/>
+        </w:rPr>
+        <w:t>api</w:t>
+      </w:r>
+      <w:proofErr w:type="spellEnd"/>
+      <w:r>
+        <w:rPr>
+          <w:rFonts w:ascii="Times New Roman" w:hAnsi="Times New Roman" w:cs="Times New Roman"/>
+        </w:rPr>
+        <w:t xml:space="preserve">/analytics/trends returning JSON data. </w:t>
+      </w:r>
+      <w:proofErr w:type="gramStart"/>
+      <w:r>
+        <w:rPr>
+          <w:rFonts w:ascii="Times New Roman" w:hAnsi="Times New Roman" w:cs="Times New Roman"/>
+        </w:rPr>
+        <w:t>Overall</w:t>
+      </w:r>
+      <w:proofErr w:type="gramEnd"/>
+      <w:r>
+        <w:rPr>
+          <w:rFonts w:ascii="Times New Roman" w:hAnsi="Times New Roman" w:cs="Times New Roman"/>
+        </w:rPr>
+        <w:t xml:space="preserve"> it demonstrates the today’s features: file upload, persistent log storage, and real-time analytics visualization all working together.</w:t>
+      </w:r>
     </w:p>
     <w:p>
       <w:pPr>
         <w:rPr>
           <w:rFonts w:ascii="Times New Roman" w:eastAsia="MS Gothic" w:hAnsi="Times New Roman" w:cs="Times New Roman"/>
+        </w:rPr>
+      </w:pPr>
+    </w:p>
+    <w:tbl>
+      <w:tblPr>
+        <w:tblW w:w="10701" w:type="dxa"/>
+        <w:tblCellMar>
+          <w:left w:w="10" w:type="dxa"/>
+          <w:right w:w="10" w:type="dxa"/>
+        </w:tblCellMar>
+        <w:tblLook w:val="04A0" w:firstRow="1" w:lastRow="0" w:firstColumn="1" w:lastColumn="0" w:noHBand="0" w:noVBand="1"/>
+      </w:tblPr>
+      <w:tblGrid>
+        <w:gridCol w:w="2503"/>
+        <w:gridCol w:w="4226"/>
+        <w:gridCol w:w="3972"/>
+      </w:tblGrid>
+      <w:tr>
+        <w:trPr>
+          <w:trHeight w:val="2539"/>
+        </w:trPr>
+        <w:tc>
+          <w:tcPr>
+            <w:tcW w:w="2674" w:type="dxa"/>
+            <w:tcBorders>
+              <w:top w:val="nil"/>
+              <w:left w:val="nil"/>
+              <w:bottom w:val="nil"/>
+              <w:right w:val="nil"/>
+            </w:tcBorders>
+            <w:tcMar>
+              <w:top w:w="0" w:type="dxa"/>
+              <w:left w:w="0" w:type="dxa"/>
+              <w:bottom w:w="0" w:type="dxa"/>
+              <w:right w:w="0" w:type="dxa"/>
+            </w:tcMar>
+            <w:hideMark/>
+          </w:tcPr>
+          <w:p>
+            <w:pPr>
+              <w:rPr>
+                <w:rFonts w:ascii="Times New Roman" w:hAnsi="Times New Roman" w:cs="Times New Roman"/>
+              </w:rPr>
+            </w:pPr>
+            <w:r>
+              <w:rPr>
+                <w:rFonts w:ascii="Times New Roman" w:hAnsi="Times New Roman" w:cs="Times New Roman"/>
+              </w:rPr>
+              <w:t>0</w:t>
+            </w:r>
+            <w:r>
+              <w:rPr>
+                <w:rFonts w:ascii="Times New Roman" w:hAnsi="Times New Roman" w:cs="Times New Roman"/>
+              </w:rPr>
+              <w:t>4</w:t>
+            </w:r>
+            <w:r>
+              <w:rPr>
+                <w:rFonts w:ascii="Times New Roman" w:hAnsi="Times New Roman" w:cs="Times New Roman"/>
+              </w:rPr>
+              <w:t xml:space="preserve"> August 2026</w:t>
+            </w:r>
+          </w:p>
+          <w:p>
+            <w:pPr>
+              <w:ind w:left="400"/>
+              <w:rPr>
+                <w:rFonts w:ascii="Times New Roman" w:hAnsi="Times New Roman" w:cs="Times New Roman"/>
+              </w:rPr>
+            </w:pPr>
+            <w:r>
+              <w:rPr>
+                <w:rFonts w:ascii="Times New Roman" w:hAnsi="Times New Roman" w:cs="Times New Roman"/>
+              </w:rPr>
+              <w:t>Day 1</w:t>
+            </w:r>
+            <w:r>
+              <w:rPr>
+                <w:rFonts w:ascii="Times New Roman" w:hAnsi="Times New Roman" w:cs="Times New Roman"/>
+              </w:rPr>
+              <w:t>2</w:t>
+            </w:r>
+          </w:p>
+        </w:tc>
+        <w:tc>
+          <w:tcPr>
+            <w:tcW w:w="4012" w:type="dxa"/>
+            <w:tcBorders>
+              <w:top w:val="nil"/>
+              <w:left w:val="nil"/>
+              <w:bottom w:val="nil"/>
+              <w:right w:val="nil"/>
+            </w:tcBorders>
+            <w:tcMar>
+              <w:top w:w="0" w:type="dxa"/>
+              <w:left w:w="0" w:type="dxa"/>
+              <w:bottom w:w="0" w:type="dxa"/>
+              <w:right w:w="0" w:type="dxa"/>
+            </w:tcMar>
+            <w:hideMark/>
+          </w:tcPr>
+          <w:p>
+            <w:pPr>
+              <w:rPr>
+                <w:rFonts w:ascii="Times New Roman" w:hAnsi="Times New Roman" w:cs="Times New Roman"/>
+                <w:b/>
+                <w:bCs/>
+              </w:rPr>
+            </w:pPr>
+            <w:r>
+              <w:rPr>
+                <w:rFonts w:ascii="Times New Roman" w:hAnsi="Times New Roman" w:cs="Times New Roman"/>
+                <w:b/>
+                <w:bCs/>
+              </w:rPr>
+              <w:t xml:space="preserve">Today's Activities </w:t>
+            </w:r>
+          </w:p>
+          <w:p>
+            <w:pPr>
+              <w:numPr>
+                <w:ilvl w:val="0"/>
+                <w:numId w:val="3"/>
+              </w:numPr>
+              <w:rPr>
+                <w:rFonts w:ascii="Times New Roman" w:hAnsi="Times New Roman" w:cs="Times New Roman"/>
+              </w:rPr>
+            </w:pPr>
+            <w:r>
+              <w:rPr>
+                <w:rFonts w:ascii="Times New Roman" w:hAnsi="Times New Roman" w:cs="Times New Roman"/>
+                <w:b/>
+                <w:bCs/>
+              </w:rPr>
+              <w:t>Backend</w:t>
+            </w:r>
+          </w:p>
+          <w:p>
+            <w:pPr>
+              <w:pStyle w:val="ListParagraph"/>
+              <w:numPr>
+                <w:ilvl w:val="0"/>
+                <w:numId w:val="80"/>
+              </w:numPr>
+              <w:ind w:left="726"/>
+              <w:rPr>
+                <w:rFonts w:ascii="Times New Roman" w:hAnsi="Times New Roman" w:cs="Times New Roman"/>
+              </w:rPr>
+            </w:pPr>
+            <w:r>
+              <w:rPr>
+                <w:rFonts w:ascii="Times New Roman" w:hAnsi="Times New Roman" w:cs="Times New Roman"/>
+                <w:b/>
+                <w:bCs/>
+              </w:rPr>
+              <w:t xml:space="preserve">Create </w:t>
+            </w:r>
+            <w:proofErr w:type="spellStart"/>
+            <w:r>
+              <w:rPr>
+                <w:rFonts w:ascii="Times New Roman" w:hAnsi="Times New Roman" w:cs="Times New Roman"/>
+                <w:b/>
+                <w:bCs/>
+              </w:rPr>
+              <w:t>alerts.json</w:t>
+            </w:r>
+            <w:proofErr w:type="spellEnd"/>
+            <w:r>
+              <w:rPr>
+                <w:rFonts w:ascii="Times New Roman" w:hAnsi="Times New Roman" w:cs="Times New Roman"/>
+              </w:rPr>
+              <w:t xml:space="preserve"> file to store anomalies. Start with []</w:t>
+            </w:r>
+          </w:p>
+          <w:p>
+            <w:pPr>
+              <w:pStyle w:val="ListParagraph"/>
+              <w:numPr>
+                <w:ilvl w:val="0"/>
+                <w:numId w:val="80"/>
+              </w:numPr>
+              <w:ind w:left="726"/>
+              <w:rPr>
+                <w:rFonts w:ascii="Times New Roman" w:hAnsi="Times New Roman" w:cs="Times New Roman"/>
+              </w:rPr>
+            </w:pPr>
+            <w:r>
+              <w:rPr>
+                <w:rFonts w:ascii="Times New Roman" w:hAnsi="Times New Roman" w:cs="Times New Roman"/>
+                <w:b/>
+                <w:bCs/>
+              </w:rPr>
+              <w:t xml:space="preserve">Add </w:t>
+            </w:r>
+            <w:proofErr w:type="spellStart"/>
+            <w:proofErr w:type="gramStart"/>
+            <w:r>
+              <w:rPr>
+                <w:rFonts w:ascii="Times New Roman" w:hAnsi="Times New Roman" w:cs="Times New Roman"/>
+                <w:b/>
+                <w:bCs/>
+              </w:rPr>
+              <w:t>detectAnomalies</w:t>
+            </w:r>
+            <w:proofErr w:type="spellEnd"/>
+            <w:r>
+              <w:rPr>
+                <w:rFonts w:ascii="Times New Roman" w:hAnsi="Times New Roman" w:cs="Times New Roman"/>
+                <w:b/>
+                <w:bCs/>
+              </w:rPr>
+              <w:t>(</w:t>
+            </w:r>
+            <w:proofErr w:type="gramEnd"/>
+            <w:r>
+              <w:rPr>
+                <w:rFonts w:ascii="Times New Roman" w:hAnsi="Times New Roman" w:cs="Times New Roman"/>
+                <w:b/>
+                <w:bCs/>
+              </w:rPr>
+              <w:t>) function</w:t>
+            </w:r>
+          </w:p>
+          <w:p>
+            <w:pPr>
+              <w:pStyle w:val="ListParagraph"/>
+              <w:numPr>
+                <w:ilvl w:val="0"/>
+                <w:numId w:val="82"/>
+              </w:numPr>
+              <w:ind w:left="1152"/>
+              <w:rPr>
+                <w:rFonts w:ascii="Times New Roman" w:hAnsi="Times New Roman" w:cs="Times New Roman"/>
+              </w:rPr>
+            </w:pPr>
+            <w:r>
+              <w:rPr>
+                <w:rFonts w:ascii="Times New Roman" w:hAnsi="Times New Roman" w:cs="Times New Roman"/>
+              </w:rPr>
+              <w:t>Loop through logs and check for keywords: ERROR, CRITICAL, FATAL, FAILED</w:t>
+            </w:r>
+          </w:p>
+          <w:p>
+            <w:pPr>
+              <w:pStyle w:val="ListParagraph"/>
+              <w:numPr>
+                <w:ilvl w:val="0"/>
+                <w:numId w:val="82"/>
+              </w:numPr>
+              <w:ind w:left="1152"/>
+              <w:rPr>
+                <w:rFonts w:ascii="Times New Roman" w:hAnsi="Times New Roman" w:cs="Times New Roman"/>
+              </w:rPr>
+            </w:pPr>
+            <w:r>
+              <w:rPr>
+                <w:rFonts w:ascii="Times New Roman" w:hAnsi="Times New Roman" w:cs="Times New Roman"/>
+              </w:rPr>
+              <w:t xml:space="preserve">Add severity: HIGH / MEDIUM and </w:t>
+            </w:r>
+            <w:proofErr w:type="spellStart"/>
+            <w:r>
+              <w:rPr>
+                <w:rFonts w:ascii="Times New Roman" w:hAnsi="Times New Roman" w:cs="Times New Roman"/>
+              </w:rPr>
+              <w:t>detectedAt</w:t>
+            </w:r>
+            <w:proofErr w:type="spellEnd"/>
+            <w:r>
+              <w:rPr>
+                <w:rFonts w:ascii="Times New Roman" w:hAnsi="Times New Roman" w:cs="Times New Roman"/>
+              </w:rPr>
+              <w:t xml:space="preserve"> timestamp</w:t>
+            </w:r>
+          </w:p>
+          <w:p>
+            <w:pPr>
+              <w:pStyle w:val="ListParagraph"/>
+              <w:numPr>
+                <w:ilvl w:val="0"/>
+                <w:numId w:val="80"/>
+              </w:numPr>
+              <w:ind w:left="726"/>
+              <w:rPr>
+                <w:rFonts w:ascii="Times New Roman" w:hAnsi="Times New Roman" w:cs="Times New Roman"/>
+              </w:rPr>
+            </w:pPr>
+            <w:r>
+              <w:rPr>
+                <w:rFonts w:ascii="Times New Roman" w:hAnsi="Times New Roman" w:cs="Times New Roman"/>
+                <w:b/>
+                <w:bCs/>
+              </w:rPr>
+              <w:t>Update /</w:t>
+            </w:r>
+            <w:proofErr w:type="spellStart"/>
+            <w:r>
+              <w:rPr>
+                <w:rFonts w:ascii="Times New Roman" w:hAnsi="Times New Roman" w:cs="Times New Roman"/>
+                <w:b/>
+                <w:bCs/>
+              </w:rPr>
+              <w:t>api</w:t>
+            </w:r>
+            <w:proofErr w:type="spellEnd"/>
+            <w:r>
+              <w:rPr>
+                <w:rFonts w:ascii="Times New Roman" w:hAnsi="Times New Roman" w:cs="Times New Roman"/>
+                <w:b/>
+                <w:bCs/>
+              </w:rPr>
+              <w:t>/upload route</w:t>
+            </w:r>
+          </w:p>
+          <w:p>
+            <w:pPr>
+              <w:pStyle w:val="ListParagraph"/>
+              <w:numPr>
+                <w:ilvl w:val="0"/>
+                <w:numId w:val="83"/>
+              </w:numPr>
+              <w:ind w:left="1152"/>
+              <w:rPr>
+                <w:rFonts w:ascii="Times New Roman" w:hAnsi="Times New Roman" w:cs="Times New Roman"/>
+              </w:rPr>
+            </w:pPr>
+            <w:r>
+              <w:rPr>
+                <w:rFonts w:ascii="Times New Roman" w:hAnsi="Times New Roman" w:cs="Times New Roman"/>
+              </w:rPr>
+              <w:t xml:space="preserve">After parsing logs, call </w:t>
+            </w:r>
+            <w:proofErr w:type="spellStart"/>
+            <w:proofErr w:type="gramStart"/>
+            <w:r>
+              <w:rPr>
+                <w:rFonts w:ascii="Times New Roman" w:hAnsi="Times New Roman" w:cs="Times New Roman"/>
+              </w:rPr>
+              <w:t>detectAnomalies</w:t>
+            </w:r>
+            <w:proofErr w:type="spellEnd"/>
+            <w:r>
+              <w:rPr>
+                <w:rFonts w:ascii="Times New Roman" w:hAnsi="Times New Roman" w:cs="Times New Roman"/>
+              </w:rPr>
+              <w:t>(</w:t>
+            </w:r>
+            <w:proofErr w:type="gramEnd"/>
+            <w:r>
+              <w:rPr>
+                <w:rFonts w:ascii="Times New Roman" w:hAnsi="Times New Roman" w:cs="Times New Roman"/>
+              </w:rPr>
+              <w:t>)</w:t>
+            </w:r>
+          </w:p>
+          <w:p>
+            <w:pPr>
+              <w:pStyle w:val="ListParagraph"/>
+              <w:numPr>
+                <w:ilvl w:val="0"/>
+                <w:numId w:val="83"/>
+              </w:numPr>
+              <w:ind w:left="1152"/>
+              <w:rPr>
+                <w:rFonts w:ascii="Times New Roman" w:hAnsi="Times New Roman" w:cs="Times New Roman"/>
+              </w:rPr>
+            </w:pPr>
+            <w:r>
+              <w:rPr>
+                <w:rFonts w:ascii="Times New Roman" w:hAnsi="Times New Roman" w:cs="Times New Roman"/>
+              </w:rPr>
+              <w:t xml:space="preserve">Save new anomalies to </w:t>
+            </w:r>
+            <w:proofErr w:type="spellStart"/>
+            <w:proofErr w:type="gramStart"/>
+            <w:r>
+              <w:rPr>
+                <w:rFonts w:ascii="Times New Roman" w:hAnsi="Times New Roman" w:cs="Times New Roman"/>
+              </w:rPr>
+              <w:t>alerts.json</w:t>
+            </w:r>
+            <w:proofErr w:type="spellEnd"/>
+            <w:proofErr w:type="gramEnd"/>
+          </w:p>
+          <w:p>
+            <w:pPr>
+              <w:pStyle w:val="ListParagraph"/>
+              <w:numPr>
+                <w:ilvl w:val="0"/>
+                <w:numId w:val="80"/>
+              </w:numPr>
+              <w:ind w:left="726"/>
+              <w:rPr>
+                <w:rFonts w:ascii="Times New Roman" w:hAnsi="Times New Roman" w:cs="Times New Roman"/>
+              </w:rPr>
+            </w:pPr>
+            <w:r>
+              <w:rPr>
+                <w:rFonts w:ascii="Times New Roman" w:hAnsi="Times New Roman" w:cs="Times New Roman"/>
+                <w:b/>
+                <w:bCs/>
+              </w:rPr>
+              <w:t>Create /</w:t>
+            </w:r>
+            <w:proofErr w:type="spellStart"/>
+            <w:r>
+              <w:rPr>
+                <w:rFonts w:ascii="Times New Roman" w:hAnsi="Times New Roman" w:cs="Times New Roman"/>
+                <w:b/>
+                <w:bCs/>
+              </w:rPr>
+              <w:t>api</w:t>
+            </w:r>
+            <w:proofErr w:type="spellEnd"/>
+            <w:r>
+              <w:rPr>
+                <w:rFonts w:ascii="Times New Roman" w:hAnsi="Times New Roman" w:cs="Times New Roman"/>
+                <w:b/>
+                <w:bCs/>
+              </w:rPr>
+              <w:t>/alerts GET route</w:t>
+            </w:r>
+          </w:p>
+          <w:p>
+            <w:pPr>
+              <w:pStyle w:val="ListParagraph"/>
+              <w:numPr>
+                <w:ilvl w:val="0"/>
+                <w:numId w:val="84"/>
+              </w:numPr>
+              <w:ind w:left="1152"/>
+              <w:rPr>
+                <w:rFonts w:ascii="Times New Roman" w:hAnsi="Times New Roman" w:cs="Times New Roman"/>
+              </w:rPr>
+            </w:pPr>
+            <w:r>
+              <w:rPr>
+                <w:rFonts w:ascii="Times New Roman" w:hAnsi="Times New Roman" w:cs="Times New Roman"/>
+              </w:rPr>
+              <w:t xml:space="preserve">Load and return all alerts from </w:t>
+            </w:r>
+            <w:proofErr w:type="spellStart"/>
+            <w:proofErr w:type="gramStart"/>
+            <w:r>
+              <w:rPr>
+                <w:rFonts w:ascii="Times New Roman" w:hAnsi="Times New Roman" w:cs="Times New Roman"/>
+              </w:rPr>
+              <w:t>alerts.json</w:t>
+            </w:r>
+            <w:proofErr w:type="spellEnd"/>
+            <w:proofErr w:type="gramEnd"/>
+          </w:p>
+          <w:p>
+            <w:pPr>
+              <w:pStyle w:val="ListParagraph"/>
+              <w:numPr>
+                <w:ilvl w:val="0"/>
+                <w:numId w:val="84"/>
+              </w:numPr>
+              <w:ind w:left="1152"/>
+              <w:rPr>
+                <w:rFonts w:ascii="Times New Roman" w:hAnsi="Times New Roman" w:cs="Times New Roman"/>
+              </w:rPr>
+            </w:pPr>
+            <w:r>
+              <w:rPr>
+                <w:rFonts w:ascii="Times New Roman" w:hAnsi="Times New Roman" w:cs="Times New Roman"/>
+              </w:rPr>
+              <w:t xml:space="preserve">Add </w:t>
+            </w:r>
+            <w:proofErr w:type="gramStart"/>
+            <w:r>
+              <w:rPr>
+                <w:rFonts w:ascii="Times New Roman" w:hAnsi="Times New Roman" w:cs="Times New Roman"/>
+              </w:rPr>
+              <w:t>console.log(</w:t>
+            </w:r>
+            <w:proofErr w:type="gramEnd"/>
+            <w:r>
+              <w:rPr>
+                <w:rFonts w:ascii="Times New Roman" w:hAnsi="Times New Roman" w:cs="Times New Roman"/>
+              </w:rPr>
+              <w:t>“ALERTS ROUTE HIT”) for debugging</w:t>
+            </w:r>
+          </w:p>
+          <w:p>
+            <w:pPr>
+              <w:numPr>
+                <w:ilvl w:val="0"/>
+                <w:numId w:val="3"/>
+              </w:numPr>
+              <w:rPr>
+                <w:rFonts w:ascii="Times New Roman" w:hAnsi="Times New Roman" w:cs="Times New Roman"/>
+              </w:rPr>
+            </w:pPr>
+            <w:r>
+              <w:rPr>
+                <w:rFonts w:ascii="Times New Roman" w:hAnsi="Times New Roman" w:cs="Times New Roman"/>
+                <w:b/>
+                <w:bCs/>
+              </w:rPr>
+              <w:t>Frontend</w:t>
+            </w:r>
+          </w:p>
+          <w:p>
+            <w:pPr>
+              <w:pStyle w:val="ListParagraph"/>
+              <w:numPr>
+                <w:ilvl w:val="0"/>
+                <w:numId w:val="85"/>
+              </w:numPr>
+              <w:ind w:left="868"/>
+              <w:rPr>
+                <w:rFonts w:ascii="Times New Roman" w:hAnsi="Times New Roman" w:cs="Times New Roman"/>
+                <w:b/>
+                <w:bCs/>
+              </w:rPr>
+            </w:pPr>
+            <w:r>
+              <w:rPr>
+                <w:rFonts w:ascii="Times New Roman" w:hAnsi="Times New Roman" w:cs="Times New Roman"/>
+                <w:b/>
+                <w:bCs/>
+              </w:rPr>
+              <w:t xml:space="preserve">Create </w:t>
+            </w:r>
+            <w:proofErr w:type="spellStart"/>
+            <w:r>
+              <w:rPr>
+                <w:rFonts w:ascii="Times New Roman" w:hAnsi="Times New Roman" w:cs="Times New Roman"/>
+                <w:b/>
+                <w:bCs/>
+              </w:rPr>
+              <w:t>Alerts.jsx</w:t>
+            </w:r>
+            <w:proofErr w:type="spellEnd"/>
+            <w:r>
+              <w:rPr>
+                <w:rFonts w:ascii="Times New Roman" w:hAnsi="Times New Roman" w:cs="Times New Roman"/>
+                <w:b/>
+                <w:bCs/>
+              </w:rPr>
+              <w:t xml:space="preserve"> component</w:t>
+            </w:r>
+          </w:p>
+          <w:p>
+            <w:pPr>
+              <w:pStyle w:val="ListParagraph"/>
+              <w:numPr>
+                <w:ilvl w:val="0"/>
+                <w:numId w:val="86"/>
+              </w:numPr>
+              <w:ind w:left="1293"/>
+              <w:rPr>
+                <w:rFonts w:ascii="Times New Roman" w:hAnsi="Times New Roman" w:cs="Times New Roman"/>
+                <w:b/>
+                <w:bCs/>
+              </w:rPr>
+            </w:pPr>
+            <w:r>
+              <w:rPr>
+                <w:rFonts w:ascii="Times New Roman" w:hAnsi="Times New Roman" w:cs="Times New Roman"/>
+              </w:rPr>
+              <w:t xml:space="preserve">Fetch from </w:t>
+            </w:r>
+            <w:hyperlink r:id="rId44" w:history="1">
+              <w:r>
+                <w:rPr>
+                  <w:rStyle w:val="Hyperlink"/>
+                  <w:rFonts w:ascii="Times New Roman" w:hAnsi="Times New Roman" w:cs="Times New Roman"/>
+                </w:rPr>
+                <w:t>http://localhost:5000/api/alerts</w:t>
+              </w:r>
+            </w:hyperlink>
+            <w:r>
+              <w:rPr>
+                <w:rFonts w:ascii="Times New Roman" w:hAnsi="Times New Roman" w:cs="Times New Roman"/>
+              </w:rPr>
+              <w:t xml:space="preserve"> on page load</w:t>
+            </w:r>
+          </w:p>
+          <w:p>
+            <w:pPr>
+              <w:pStyle w:val="ListParagraph"/>
+              <w:numPr>
+                <w:ilvl w:val="0"/>
+                <w:numId w:val="86"/>
+              </w:numPr>
+              <w:ind w:left="1293"/>
+              <w:rPr>
+                <w:rFonts w:ascii="Times New Roman" w:hAnsi="Times New Roman" w:cs="Times New Roman"/>
+                <w:b/>
+                <w:bCs/>
+              </w:rPr>
+            </w:pPr>
+            <w:r>
+              <w:rPr>
+                <w:rFonts w:ascii="Times New Roman" w:hAnsi="Times New Roman" w:cs="Times New Roman"/>
+              </w:rPr>
+              <w:t xml:space="preserve">If </w:t>
+            </w:r>
+            <w:proofErr w:type="spellStart"/>
+            <w:proofErr w:type="gramStart"/>
+            <w:r>
+              <w:rPr>
+                <w:rFonts w:ascii="Times New Roman" w:hAnsi="Times New Roman" w:cs="Times New Roman"/>
+              </w:rPr>
+              <w:t>alerts.length</w:t>
+            </w:r>
+            <w:proofErr w:type="spellEnd"/>
+            <w:proofErr w:type="gramEnd"/>
+            <w:r>
+              <w:rPr>
+                <w:rFonts w:ascii="Times New Roman" w:hAnsi="Times New Roman" w:cs="Times New Roman"/>
+              </w:rPr>
+              <w:t xml:space="preserve"> === 0 </w:t>
+            </w:r>
+            <w:r>
+              <w:rPr>
+                <w:rFonts w:ascii="Times New Roman" w:hAnsi="Times New Roman" w:cs="Times New Roman"/>
+              </w:rPr>
+              <w:t xml:space="preserve">→ show “No Anomalies. System Healthy </w:t>
+            </w:r>
+            <w:r>
+              <w:rPr>
+                <w:rFonts w:ascii="Segoe UI Emoji" w:hAnsi="Segoe UI Emoji" w:cs="Segoe UI Emoji"/>
+              </w:rPr>
+              <w:t>✅</w:t>
+            </w:r>
+            <w:r>
+              <w:rPr>
+                <w:rFonts w:ascii="Times New Roman" w:hAnsi="Times New Roman" w:cs="Times New Roman"/>
+              </w:rPr>
+              <w:t>”</w:t>
+            </w:r>
+          </w:p>
+          <w:p>
+            <w:pPr>
+              <w:pStyle w:val="ListParagraph"/>
+              <w:numPr>
+                <w:ilvl w:val="0"/>
+                <w:numId w:val="86"/>
+              </w:numPr>
+              <w:ind w:left="1293"/>
+              <w:rPr>
+                <w:rFonts w:ascii="Times New Roman" w:hAnsi="Times New Roman" w:cs="Times New Roman"/>
+                <w:b/>
+                <w:bCs/>
+              </w:rPr>
+            </w:pPr>
+            <w:proofErr w:type="gramStart"/>
+            <w:r>
+              <w:rPr>
+                <w:rFonts w:ascii="Times New Roman" w:hAnsi="Times New Roman" w:cs="Times New Roman"/>
+              </w:rPr>
+              <w:t>If  alerts</w:t>
+            </w:r>
+            <w:proofErr w:type="gramEnd"/>
+            <w:r>
+              <w:rPr>
+                <w:rFonts w:ascii="Times New Roman" w:hAnsi="Times New Roman" w:cs="Times New Roman"/>
+              </w:rPr>
+              <w:t xml:space="preserve"> exist → shows cards with level, message, timestamp, severity</w:t>
+            </w:r>
+          </w:p>
+          <w:p>
+            <w:pPr>
+              <w:pStyle w:val="ListParagraph"/>
+              <w:numPr>
+                <w:ilvl w:val="0"/>
+                <w:numId w:val="85"/>
+              </w:numPr>
+              <w:ind w:left="868"/>
+              <w:rPr>
+                <w:rFonts w:ascii="Times New Roman" w:hAnsi="Times New Roman" w:cs="Times New Roman"/>
+                <w:b/>
+                <w:bCs/>
+              </w:rPr>
+            </w:pPr>
+            <w:r>
+              <w:rPr>
+                <w:rFonts w:ascii="Times New Roman" w:hAnsi="Times New Roman" w:cs="Times New Roman"/>
+                <w:b/>
+                <w:bCs/>
+              </w:rPr>
+              <w:t>Add “Alerts” tab</w:t>
+            </w:r>
+            <w:r>
+              <w:rPr>
+                <w:rFonts w:ascii="Times New Roman" w:hAnsi="Times New Roman" w:cs="Times New Roman"/>
+              </w:rPr>
+              <w:t xml:space="preserve"> in navbar</w:t>
+            </w:r>
+          </w:p>
+          <w:p>
+            <w:pPr>
+              <w:pStyle w:val="ListParagraph"/>
+              <w:numPr>
+                <w:ilvl w:val="0"/>
+                <w:numId w:val="85"/>
+              </w:numPr>
+              <w:ind w:left="868"/>
+              <w:rPr>
+                <w:rFonts w:ascii="Times New Roman" w:hAnsi="Times New Roman" w:cs="Times New Roman"/>
+                <w:b/>
+                <w:bCs/>
+              </w:rPr>
+            </w:pPr>
+            <w:r>
+              <w:rPr>
+                <w:rFonts w:ascii="Times New Roman" w:hAnsi="Times New Roman" w:cs="Times New Roman"/>
+                <w:b/>
+                <w:bCs/>
+              </w:rPr>
+              <w:t>Update Dashboard cards</w:t>
+            </w:r>
+          </w:p>
+          <w:p>
+            <w:pPr>
+              <w:pStyle w:val="ListParagraph"/>
+              <w:numPr>
+                <w:ilvl w:val="0"/>
+                <w:numId w:val="87"/>
+              </w:numPr>
+              <w:ind w:left="1236"/>
+              <w:rPr>
+                <w:rFonts w:ascii="Times New Roman" w:hAnsi="Times New Roman" w:cs="Times New Roman"/>
+              </w:rPr>
+            </w:pPr>
+            <w:r>
+              <w:rPr>
+                <w:rFonts w:ascii="Times New Roman" w:hAnsi="Times New Roman" w:cs="Times New Roman"/>
+              </w:rPr>
+              <w:t>Count CRITICAL and ERROR from logs and show in Dashboard</w:t>
+            </w:r>
+          </w:p>
+          <w:p>
+            <w:pPr>
+              <w:numPr>
+                <w:ilvl w:val="0"/>
+                <w:numId w:val="3"/>
+              </w:numPr>
+              <w:rPr>
+                <w:rFonts w:ascii="Times New Roman" w:hAnsi="Times New Roman" w:cs="Times New Roman"/>
+              </w:rPr>
+            </w:pPr>
+            <w:r>
+              <w:rPr>
+                <w:rFonts w:ascii="Times New Roman" w:hAnsi="Times New Roman" w:cs="Times New Roman"/>
+                <w:b/>
+                <w:bCs/>
+              </w:rPr>
+              <w:t xml:space="preserve">Testing </w:t>
+            </w:r>
+          </w:p>
+          <w:p>
+            <w:pPr>
+              <w:pStyle w:val="ListParagraph"/>
+              <w:numPr>
+                <w:ilvl w:val="0"/>
+                <w:numId w:val="88"/>
+              </w:numPr>
+              <w:ind w:left="810"/>
+              <w:rPr>
+                <w:rFonts w:ascii="Times New Roman" w:hAnsi="Times New Roman" w:cs="Times New Roman"/>
+              </w:rPr>
+            </w:pPr>
+            <w:r>
+              <w:rPr>
+                <w:rFonts w:ascii="Times New Roman" w:hAnsi="Times New Roman" w:cs="Times New Roman"/>
+              </w:rPr>
+              <w:t>Restart backend: Ctrl + C → node server.js</w:t>
+            </w:r>
+          </w:p>
+          <w:p>
+            <w:pPr>
+              <w:pStyle w:val="ListParagraph"/>
+              <w:numPr>
+                <w:ilvl w:val="0"/>
+                <w:numId w:val="88"/>
+              </w:numPr>
+              <w:ind w:left="810"/>
+              <w:rPr>
+                <w:rFonts w:ascii="Times New Roman" w:hAnsi="Times New Roman" w:cs="Times New Roman"/>
+              </w:rPr>
+            </w:pPr>
+            <w:r>
+              <w:rPr>
+                <w:rFonts w:ascii="Times New Roman" w:hAnsi="Times New Roman" w:cs="Times New Roman"/>
+              </w:rPr>
+              <w:lastRenderedPageBreak/>
+              <w:t>Upload log file with ERROR and CRITICAL lines</w:t>
+            </w:r>
+          </w:p>
+          <w:p>
+            <w:pPr>
+              <w:pStyle w:val="ListParagraph"/>
+              <w:numPr>
+                <w:ilvl w:val="0"/>
+                <w:numId w:val="88"/>
+              </w:numPr>
+              <w:ind w:left="810"/>
+              <w:rPr>
+                <w:rFonts w:ascii="Times New Roman" w:hAnsi="Times New Roman" w:cs="Times New Roman"/>
+              </w:rPr>
+            </w:pPr>
+            <w:r>
+              <w:rPr>
+                <w:rFonts w:ascii="Times New Roman" w:hAnsi="Times New Roman" w:cs="Times New Roman"/>
+              </w:rPr>
+              <w:t>Check /</w:t>
+            </w:r>
+            <w:proofErr w:type="spellStart"/>
+            <w:r>
+              <w:rPr>
+                <w:rFonts w:ascii="Times New Roman" w:hAnsi="Times New Roman" w:cs="Times New Roman"/>
+              </w:rPr>
+              <w:t>api</w:t>
+            </w:r>
+            <w:proofErr w:type="spellEnd"/>
+            <w:r>
+              <w:rPr>
+                <w:rFonts w:ascii="Times New Roman" w:hAnsi="Times New Roman" w:cs="Times New Roman"/>
+              </w:rPr>
+              <w:t xml:space="preserve">/alerts → should return JSON </w:t>
+            </w:r>
+          </w:p>
+          <w:p>
+            <w:pPr>
+              <w:pStyle w:val="ListParagraph"/>
+              <w:numPr>
+                <w:ilvl w:val="0"/>
+                <w:numId w:val="88"/>
+              </w:numPr>
+              <w:ind w:left="810"/>
+              <w:rPr>
+                <w:rFonts w:ascii="Times New Roman" w:hAnsi="Times New Roman" w:cs="Times New Roman"/>
+              </w:rPr>
+            </w:pPr>
+            <w:r>
+              <w:rPr>
+                <w:rFonts w:ascii="Times New Roman" w:hAnsi="Times New Roman" w:cs="Times New Roman"/>
+              </w:rPr>
+              <w:t>Check Alerts tab → should show 2 alert cards</w:t>
+            </w:r>
+          </w:p>
+        </w:tc>
+        <w:tc>
+          <w:tcPr>
+            <w:tcW w:w="4014" w:type="dxa"/>
+            <w:tcBorders>
+              <w:top w:val="nil"/>
+              <w:left w:val="nil"/>
+              <w:bottom w:val="nil"/>
+              <w:right w:val="nil"/>
+            </w:tcBorders>
+            <w:tcMar>
+              <w:top w:w="0" w:type="dxa"/>
+              <w:left w:w="0" w:type="dxa"/>
+              <w:bottom w:w="0" w:type="dxa"/>
+              <w:right w:w="0" w:type="dxa"/>
+            </w:tcMar>
+            <w:hideMark/>
+          </w:tcPr>
+          <w:p>
+            <w:pPr>
+              <w:rPr>
+                <w:rFonts w:ascii="Times New Roman" w:hAnsi="Times New Roman" w:cs="Times New Roman"/>
+              </w:rPr>
+            </w:pPr>
+            <w:r>
+              <w:rPr>
+                <w:rFonts w:ascii="Times New Roman" w:hAnsi="Times New Roman" w:cs="Times New Roman"/>
+                <w:b/>
+                <w:bCs/>
+              </w:rPr>
+              <w:lastRenderedPageBreak/>
+              <w:t xml:space="preserve">Tomorrow's Plans </w:t>
+            </w:r>
+          </w:p>
+          <w:p>
+            <w:pPr>
+              <w:numPr>
+                <w:ilvl w:val="0"/>
+                <w:numId w:val="4"/>
+              </w:numPr>
+              <w:rPr>
+                <w:rFonts w:ascii="Times New Roman" w:hAnsi="Times New Roman" w:cs="Times New Roman"/>
+              </w:rPr>
+            </w:pPr>
+            <w:r>
+              <w:rPr>
+                <w:rFonts w:ascii="Times New Roman" w:hAnsi="Times New Roman" w:cs="Times New Roman"/>
+                <w:b/>
+                <w:bCs/>
+              </w:rPr>
+              <w:t>Backend</w:t>
+            </w:r>
+          </w:p>
+          <w:p>
+            <w:pPr>
+              <w:pStyle w:val="ListParagraph"/>
+              <w:numPr>
+                <w:ilvl w:val="0"/>
+                <w:numId w:val="89"/>
+              </w:numPr>
+              <w:ind w:left="839"/>
+              <w:rPr>
+                <w:rFonts w:ascii="Times New Roman" w:hAnsi="Times New Roman" w:cs="Times New Roman"/>
+              </w:rPr>
+            </w:pPr>
+            <w:r>
+              <w:rPr>
+                <w:rFonts w:ascii="Times New Roman" w:hAnsi="Times New Roman" w:cs="Times New Roman"/>
+                <w:b/>
+                <w:bCs/>
+              </w:rPr>
+              <w:t>Install packages</w:t>
+            </w:r>
+            <w:r>
+              <w:rPr>
+                <w:rFonts w:ascii="Times New Roman" w:hAnsi="Times New Roman" w:cs="Times New Roman"/>
+                <w:b/>
+                <w:bCs/>
+              </w:rPr>
+              <w:br/>
+            </w:r>
+            <w:proofErr w:type="spellStart"/>
+            <w:r>
+              <w:rPr>
+                <w:rFonts w:ascii="Times New Roman" w:hAnsi="Times New Roman" w:cs="Times New Roman"/>
+              </w:rPr>
+              <w:t>npm</w:t>
+            </w:r>
+            <w:proofErr w:type="spellEnd"/>
+            <w:r>
+              <w:rPr>
+                <w:rFonts w:ascii="Times New Roman" w:hAnsi="Times New Roman" w:cs="Times New Roman"/>
+              </w:rPr>
+              <w:t xml:space="preserve"> install </w:t>
+            </w:r>
+            <w:proofErr w:type="spellStart"/>
+            <w:r>
+              <w:rPr>
+                <w:rFonts w:ascii="Times New Roman" w:hAnsi="Times New Roman" w:cs="Times New Roman"/>
+              </w:rPr>
+              <w:t>modemailer</w:t>
+            </w:r>
+            <w:proofErr w:type="spellEnd"/>
+            <w:r>
+              <w:rPr>
+                <w:rFonts w:ascii="Times New Roman" w:hAnsi="Times New Roman" w:cs="Times New Roman"/>
+              </w:rPr>
+              <w:t xml:space="preserve"> </w:t>
+            </w:r>
+            <w:proofErr w:type="spellStart"/>
+            <w:r>
+              <w:rPr>
+                <w:rFonts w:ascii="Times New Roman" w:hAnsi="Times New Roman" w:cs="Times New Roman"/>
+              </w:rPr>
+              <w:t>dotenv</w:t>
+            </w:r>
+            <w:proofErr w:type="spellEnd"/>
+            <w:r>
+              <w:rPr>
+                <w:rFonts w:ascii="Times New Roman" w:hAnsi="Times New Roman" w:cs="Times New Roman"/>
+              </w:rPr>
+              <w:t xml:space="preserve"> in Backend folder</w:t>
+            </w:r>
+          </w:p>
+          <w:p>
+            <w:pPr>
+              <w:pStyle w:val="ListParagraph"/>
+              <w:numPr>
+                <w:ilvl w:val="0"/>
+                <w:numId w:val="89"/>
+              </w:numPr>
+              <w:ind w:left="839"/>
+              <w:rPr>
+                <w:rFonts w:ascii="Times New Roman" w:hAnsi="Times New Roman" w:cs="Times New Roman"/>
+              </w:rPr>
+            </w:pPr>
+            <w:r>
+              <w:rPr>
+                <w:rFonts w:ascii="Times New Roman" w:hAnsi="Times New Roman" w:cs="Times New Roman"/>
+                <w:b/>
+                <w:bCs/>
+              </w:rPr>
+              <w:t>Create .env file</w:t>
+            </w:r>
+          </w:p>
+          <w:p>
+            <w:pPr>
+              <w:pStyle w:val="ListParagraph"/>
+              <w:numPr>
+                <w:ilvl w:val="0"/>
+                <w:numId w:val="87"/>
+              </w:numPr>
+              <w:ind w:left="1324"/>
+              <w:rPr>
+                <w:rFonts w:ascii="Times New Roman" w:hAnsi="Times New Roman" w:cs="Times New Roman"/>
+              </w:rPr>
+            </w:pPr>
+            <w:r>
+              <w:rPr>
+                <w:rFonts w:ascii="Times New Roman" w:hAnsi="Times New Roman" w:cs="Times New Roman"/>
+              </w:rPr>
+              <w:t xml:space="preserve">Add EMAIL_USER = </w:t>
+            </w:r>
+            <w:hyperlink r:id="rId45" w:history="1">
+              <w:r>
+                <w:rPr>
+                  <w:rStyle w:val="Hyperlink"/>
+                  <w:rFonts w:ascii="Times New Roman" w:hAnsi="Times New Roman" w:cs="Times New Roman"/>
+                </w:rPr>
+                <w:t>yourgmail@gmail.com</w:t>
+              </w:r>
+            </w:hyperlink>
+            <w:r>
+              <w:rPr>
+                <w:rFonts w:ascii="Times New Roman" w:hAnsi="Times New Roman" w:cs="Times New Roman"/>
+              </w:rPr>
+              <w:t xml:space="preserve"> </w:t>
+            </w:r>
+          </w:p>
+          <w:p>
+            <w:pPr>
+              <w:pStyle w:val="ListParagraph"/>
+              <w:numPr>
+                <w:ilvl w:val="0"/>
+                <w:numId w:val="87"/>
+              </w:numPr>
+              <w:ind w:left="1324"/>
+              <w:rPr>
+                <w:rFonts w:ascii="Times New Roman" w:hAnsi="Times New Roman" w:cs="Times New Roman"/>
+              </w:rPr>
+            </w:pPr>
+            <w:r>
+              <w:rPr>
+                <w:rFonts w:ascii="Times New Roman" w:hAnsi="Times New Roman" w:cs="Times New Roman"/>
+              </w:rPr>
+              <w:t xml:space="preserve">Add EMAIL_PASS = </w:t>
+            </w:r>
+            <w:proofErr w:type="spellStart"/>
+            <w:r>
+              <w:rPr>
+                <w:rFonts w:ascii="Times New Roman" w:hAnsi="Times New Roman" w:cs="Times New Roman"/>
+              </w:rPr>
+              <w:t>your_app_password</w:t>
+            </w:r>
+            <w:proofErr w:type="spellEnd"/>
+          </w:p>
+          <w:p>
+            <w:pPr>
+              <w:pStyle w:val="ListParagraph"/>
+              <w:numPr>
+                <w:ilvl w:val="0"/>
+                <w:numId w:val="89"/>
+              </w:numPr>
+              <w:ind w:left="839"/>
+              <w:rPr>
+                <w:rFonts w:ascii="Times New Roman" w:hAnsi="Times New Roman" w:cs="Times New Roman"/>
+              </w:rPr>
+            </w:pPr>
+            <w:r>
+              <w:rPr>
+                <w:rFonts w:ascii="Times New Roman" w:hAnsi="Times New Roman" w:cs="Times New Roman"/>
+                <w:b/>
+                <w:bCs/>
+              </w:rPr>
+              <w:t xml:space="preserve">Setup </w:t>
+            </w:r>
+            <w:proofErr w:type="spellStart"/>
+            <w:r>
+              <w:rPr>
+                <w:rFonts w:ascii="Times New Roman" w:hAnsi="Times New Roman" w:cs="Times New Roman"/>
+                <w:b/>
+                <w:bCs/>
+              </w:rPr>
+              <w:t>nodemailer</w:t>
+            </w:r>
+            <w:proofErr w:type="spellEnd"/>
+            <w:r>
+              <w:rPr>
+                <w:rFonts w:ascii="Times New Roman" w:hAnsi="Times New Roman" w:cs="Times New Roman"/>
+                <w:b/>
+                <w:bCs/>
+              </w:rPr>
+              <w:t xml:space="preserve"> transporter in server.js</w:t>
+            </w:r>
+          </w:p>
+          <w:p>
+            <w:pPr>
+              <w:pStyle w:val="ListParagraph"/>
+              <w:numPr>
+                <w:ilvl w:val="0"/>
+                <w:numId w:val="90"/>
+              </w:numPr>
+              <w:ind w:left="1206"/>
+              <w:rPr>
+                <w:rFonts w:ascii="Times New Roman" w:hAnsi="Times New Roman" w:cs="Times New Roman"/>
+              </w:rPr>
+            </w:pPr>
+            <w:r>
+              <w:rPr>
+                <w:rFonts w:ascii="Times New Roman" w:hAnsi="Times New Roman" w:cs="Times New Roman"/>
+              </w:rPr>
+              <w:t>Connect to Gmail SMTP</w:t>
+            </w:r>
+          </w:p>
+          <w:p>
+            <w:pPr>
+              <w:pStyle w:val="ListParagraph"/>
+              <w:numPr>
+                <w:ilvl w:val="0"/>
+                <w:numId w:val="89"/>
+              </w:numPr>
+              <w:ind w:left="839"/>
+              <w:rPr>
+                <w:rFonts w:ascii="Times New Roman" w:hAnsi="Times New Roman" w:cs="Times New Roman"/>
+              </w:rPr>
+            </w:pPr>
+            <w:r>
+              <w:rPr>
+                <w:rFonts w:ascii="Times New Roman" w:hAnsi="Times New Roman" w:cs="Times New Roman"/>
+                <w:b/>
+                <w:bCs/>
+              </w:rPr>
+              <w:t xml:space="preserve">Create </w:t>
+            </w:r>
+            <w:proofErr w:type="spellStart"/>
+            <w:r>
+              <w:rPr>
+                <w:rFonts w:ascii="Times New Roman" w:hAnsi="Times New Roman" w:cs="Times New Roman"/>
+                <w:b/>
+                <w:bCs/>
+              </w:rPr>
+              <w:t>sendEmailAlert</w:t>
+            </w:r>
+            <w:proofErr w:type="spellEnd"/>
+            <w:r>
+              <w:rPr>
+                <w:rFonts w:ascii="Times New Roman" w:hAnsi="Times New Roman" w:cs="Times New Roman"/>
+                <w:b/>
+                <w:bCs/>
+              </w:rPr>
+              <w:t>(alert) function</w:t>
+            </w:r>
+          </w:p>
+          <w:p>
+            <w:pPr>
+              <w:pStyle w:val="ListParagraph"/>
+              <w:numPr>
+                <w:ilvl w:val="0"/>
+                <w:numId w:val="90"/>
+              </w:numPr>
+              <w:ind w:left="1206"/>
+              <w:rPr>
+                <w:rFonts w:ascii="Times New Roman" w:hAnsi="Times New Roman" w:cs="Times New Roman"/>
+              </w:rPr>
+            </w:pPr>
+            <w:r>
+              <w:rPr>
+                <w:rFonts w:ascii="Times New Roman" w:hAnsi="Times New Roman" w:cs="Times New Roman"/>
+              </w:rPr>
+              <w:t>Takes alert object and sends email with subject “CRITICAL ALERT: LogGuard AI”</w:t>
+            </w:r>
+          </w:p>
+          <w:p>
+            <w:pPr>
+              <w:pStyle w:val="ListParagraph"/>
+              <w:numPr>
+                <w:ilvl w:val="0"/>
+                <w:numId w:val="89"/>
+              </w:numPr>
+              <w:ind w:left="839"/>
+              <w:rPr>
+                <w:rFonts w:ascii="Times New Roman" w:hAnsi="Times New Roman" w:cs="Times New Roman"/>
+              </w:rPr>
+            </w:pPr>
+            <w:r>
+              <w:rPr>
+                <w:rFonts w:ascii="Times New Roman" w:hAnsi="Times New Roman" w:cs="Times New Roman"/>
+                <w:b/>
+                <w:bCs/>
+              </w:rPr>
+              <w:t xml:space="preserve">Call email function inside </w:t>
+            </w:r>
+            <w:proofErr w:type="spellStart"/>
+            <w:proofErr w:type="gramStart"/>
+            <w:r>
+              <w:rPr>
+                <w:rFonts w:ascii="Times New Roman" w:hAnsi="Times New Roman" w:cs="Times New Roman"/>
+                <w:b/>
+                <w:bCs/>
+              </w:rPr>
+              <w:t>detectAnomalies</w:t>
+            </w:r>
+            <w:proofErr w:type="spellEnd"/>
+            <w:r>
+              <w:rPr>
+                <w:rFonts w:ascii="Times New Roman" w:hAnsi="Times New Roman" w:cs="Times New Roman"/>
+                <w:b/>
+                <w:bCs/>
+              </w:rPr>
+              <w:t>(</w:t>
+            </w:r>
+            <w:proofErr w:type="gramEnd"/>
+            <w:r>
+              <w:rPr>
+                <w:rFonts w:ascii="Times New Roman" w:hAnsi="Times New Roman" w:cs="Times New Roman"/>
+                <w:b/>
+                <w:bCs/>
+              </w:rPr>
+              <w:t>)</w:t>
+            </w:r>
+          </w:p>
+          <w:p>
+            <w:pPr>
+              <w:pStyle w:val="ListParagraph"/>
+              <w:numPr>
+                <w:ilvl w:val="0"/>
+                <w:numId w:val="90"/>
+              </w:numPr>
+              <w:ind w:left="1206"/>
+              <w:rPr>
+                <w:rFonts w:ascii="Times New Roman" w:hAnsi="Times New Roman" w:cs="Times New Roman"/>
+              </w:rPr>
+            </w:pPr>
+            <w:r>
+              <w:rPr>
+                <w:rFonts w:ascii="Times New Roman" w:hAnsi="Times New Roman" w:cs="Times New Roman"/>
+              </w:rPr>
+              <w:t>Only send if severity === ‘HIGH’ to avoid spam</w:t>
+            </w:r>
+          </w:p>
+          <w:p>
+            <w:pPr>
+              <w:numPr>
+                <w:ilvl w:val="0"/>
+                <w:numId w:val="4"/>
+              </w:numPr>
+              <w:rPr>
+                <w:rFonts w:ascii="Times New Roman" w:hAnsi="Times New Roman" w:cs="Times New Roman"/>
+              </w:rPr>
+            </w:pPr>
+            <w:r>
+              <w:rPr>
+                <w:rFonts w:ascii="Times New Roman" w:hAnsi="Times New Roman" w:cs="Times New Roman"/>
+                <w:b/>
+                <w:bCs/>
+              </w:rPr>
+              <w:t>Frontend</w:t>
+            </w:r>
+          </w:p>
+          <w:p>
+            <w:pPr>
+              <w:pStyle w:val="ListParagraph"/>
+              <w:numPr>
+                <w:ilvl w:val="0"/>
+                <w:numId w:val="89"/>
+              </w:numPr>
+              <w:ind w:left="923"/>
+              <w:rPr>
+                <w:rFonts w:ascii="Times New Roman" w:hAnsi="Times New Roman" w:cs="Times New Roman"/>
+              </w:rPr>
+            </w:pPr>
+            <w:r>
+              <w:rPr>
+                <w:rFonts w:ascii="Times New Roman" w:hAnsi="Times New Roman" w:cs="Times New Roman"/>
+              </w:rPr>
+              <w:t>Create Settings page/component</w:t>
+            </w:r>
+          </w:p>
+          <w:p>
+            <w:pPr>
+              <w:pStyle w:val="ListParagraph"/>
+              <w:numPr>
+                <w:ilvl w:val="0"/>
+                <w:numId w:val="89"/>
+              </w:numPr>
+              <w:ind w:left="923"/>
+              <w:rPr>
+                <w:rFonts w:ascii="Times New Roman" w:hAnsi="Times New Roman" w:cs="Times New Roman"/>
+              </w:rPr>
+            </w:pPr>
+            <w:r>
+              <w:rPr>
+                <w:rFonts w:ascii="Times New Roman" w:hAnsi="Times New Roman" w:cs="Times New Roman"/>
+              </w:rPr>
+              <w:t>Add “Enable Email Alerts” toggle switch</w:t>
+            </w:r>
+          </w:p>
+          <w:p>
+            <w:pPr>
+              <w:pStyle w:val="ListParagraph"/>
+              <w:numPr>
+                <w:ilvl w:val="0"/>
+                <w:numId w:val="89"/>
+              </w:numPr>
+              <w:ind w:left="923"/>
+              <w:rPr>
+                <w:rFonts w:ascii="Times New Roman" w:hAnsi="Times New Roman" w:cs="Times New Roman"/>
+              </w:rPr>
+            </w:pPr>
+            <w:r>
+              <w:rPr>
+                <w:rFonts w:ascii="Times New Roman" w:hAnsi="Times New Roman" w:cs="Times New Roman"/>
+              </w:rPr>
+              <w:t>Add input field for “Alert Email Address”</w:t>
+            </w:r>
+          </w:p>
+          <w:p>
+            <w:pPr>
+              <w:pStyle w:val="ListParagraph"/>
+              <w:numPr>
+                <w:ilvl w:val="0"/>
+                <w:numId w:val="89"/>
+              </w:numPr>
+              <w:ind w:left="923"/>
+              <w:rPr>
+                <w:rFonts w:ascii="Times New Roman" w:hAnsi="Times New Roman" w:cs="Times New Roman"/>
+              </w:rPr>
+            </w:pPr>
+            <w:r>
+              <w:rPr>
+                <w:rFonts w:ascii="Times New Roman" w:hAnsi="Times New Roman" w:cs="Times New Roman"/>
+              </w:rPr>
+              <w:t xml:space="preserve">Save toggle + email to </w:t>
+            </w:r>
+            <w:proofErr w:type="spellStart"/>
+            <w:r>
+              <w:rPr>
+                <w:rFonts w:ascii="Times New Roman" w:hAnsi="Times New Roman" w:cs="Times New Roman"/>
+              </w:rPr>
+              <w:t>localStorage</w:t>
+            </w:r>
+            <w:proofErr w:type="spellEnd"/>
+          </w:p>
+          <w:p>
+            <w:pPr>
+              <w:pStyle w:val="ListParagraph"/>
+              <w:numPr>
+                <w:ilvl w:val="0"/>
+                <w:numId w:val="89"/>
+              </w:numPr>
+              <w:ind w:left="923"/>
+              <w:rPr>
+                <w:rFonts w:ascii="Times New Roman" w:hAnsi="Times New Roman" w:cs="Times New Roman"/>
+              </w:rPr>
+            </w:pPr>
+            <w:r>
+              <w:rPr>
+                <w:rFonts w:ascii="Times New Roman" w:hAnsi="Times New Roman" w:cs="Times New Roman"/>
+              </w:rPr>
+              <w:t>show toast “Email Alert Sent” when CRITICAL is detected</w:t>
+            </w:r>
+          </w:p>
+          <w:p>
+            <w:pPr>
+              <w:numPr>
+                <w:ilvl w:val="0"/>
+                <w:numId w:val="4"/>
+              </w:numPr>
+              <w:rPr>
+                <w:rFonts w:ascii="Times New Roman" w:hAnsi="Times New Roman" w:cs="Times New Roman"/>
+              </w:rPr>
+            </w:pPr>
+            <w:r>
+              <w:rPr>
+                <w:rFonts w:ascii="Times New Roman" w:hAnsi="Times New Roman" w:cs="Times New Roman"/>
+                <w:b/>
+                <w:bCs/>
+              </w:rPr>
+              <w:t xml:space="preserve">Testing </w:t>
+            </w:r>
+          </w:p>
+          <w:p>
+            <w:pPr>
+              <w:pStyle w:val="ListParagraph"/>
+              <w:numPr>
+                <w:ilvl w:val="0"/>
+                <w:numId w:val="91"/>
+              </w:numPr>
+              <w:ind w:left="923"/>
+              <w:rPr>
+                <w:rFonts w:ascii="Times New Roman" w:hAnsi="Times New Roman" w:cs="Times New Roman"/>
+              </w:rPr>
+            </w:pPr>
+            <w:r>
+              <w:rPr>
+                <w:rFonts w:ascii="Times New Roman" w:hAnsi="Times New Roman" w:cs="Times New Roman"/>
+                <w:b/>
+                <w:bCs/>
+              </w:rPr>
+              <w:t>Restart backend</w:t>
+            </w:r>
+            <w:r>
+              <w:rPr>
+                <w:rFonts w:ascii="Times New Roman" w:hAnsi="Times New Roman" w:cs="Times New Roman"/>
+              </w:rPr>
+              <w:t xml:space="preserve"> after </w:t>
+            </w:r>
+            <w:proofErr w:type="gramStart"/>
+            <w:r>
+              <w:rPr>
+                <w:rFonts w:ascii="Times New Roman" w:hAnsi="Times New Roman" w:cs="Times New Roman"/>
+              </w:rPr>
+              <w:t>adding .env</w:t>
+            </w:r>
+            <w:proofErr w:type="gramEnd"/>
+          </w:p>
+          <w:p>
+            <w:pPr>
+              <w:pStyle w:val="ListParagraph"/>
+              <w:numPr>
+                <w:ilvl w:val="0"/>
+                <w:numId w:val="91"/>
+              </w:numPr>
+              <w:ind w:left="923"/>
+              <w:rPr>
+                <w:rFonts w:ascii="Times New Roman" w:hAnsi="Times New Roman" w:cs="Times New Roman"/>
+              </w:rPr>
+            </w:pPr>
+            <w:r>
+              <w:rPr>
+                <w:rFonts w:ascii="Times New Roman" w:hAnsi="Times New Roman" w:cs="Times New Roman"/>
+                <w:b/>
+                <w:bCs/>
+              </w:rPr>
+              <w:t>Upload log file with CRITICAL line</w:t>
+            </w:r>
+          </w:p>
+          <w:p>
+            <w:pPr>
+              <w:pStyle w:val="ListParagraph"/>
+              <w:numPr>
+                <w:ilvl w:val="0"/>
+                <w:numId w:val="91"/>
+              </w:numPr>
+              <w:ind w:left="923"/>
+              <w:rPr>
+                <w:rFonts w:ascii="Times New Roman" w:hAnsi="Times New Roman" w:cs="Times New Roman"/>
+              </w:rPr>
+            </w:pPr>
+            <w:r>
+              <w:rPr>
+                <w:rFonts w:ascii="Times New Roman" w:hAnsi="Times New Roman" w:cs="Times New Roman"/>
+                <w:b/>
+                <w:bCs/>
+              </w:rPr>
+              <w:lastRenderedPageBreak/>
+              <w:t xml:space="preserve">Check inbox – </w:t>
+            </w:r>
+            <w:r>
+              <w:rPr>
+                <w:rFonts w:ascii="Times New Roman" w:hAnsi="Times New Roman" w:cs="Times New Roman"/>
+              </w:rPr>
+              <w:t>you should receive an email</w:t>
+            </w:r>
+          </w:p>
+          <w:p>
+            <w:pPr>
+              <w:pStyle w:val="ListParagraph"/>
+              <w:numPr>
+                <w:ilvl w:val="0"/>
+                <w:numId w:val="91"/>
+              </w:numPr>
+              <w:ind w:left="923"/>
+              <w:rPr>
+                <w:rFonts w:ascii="Times New Roman" w:hAnsi="Times New Roman" w:cs="Times New Roman"/>
+              </w:rPr>
+            </w:pPr>
+            <w:r>
+              <w:rPr>
+                <w:rFonts w:ascii="Times New Roman" w:hAnsi="Times New Roman" w:cs="Times New Roman"/>
+                <w:b/>
+                <w:bCs/>
+              </w:rPr>
+              <w:t xml:space="preserve">Test toggle OFF – </w:t>
+            </w:r>
+            <w:r>
+              <w:rPr>
+                <w:rFonts w:ascii="Times New Roman" w:hAnsi="Times New Roman" w:cs="Times New Roman"/>
+              </w:rPr>
+              <w:t>no email should be sent</w:t>
+            </w:r>
+          </w:p>
+        </w:tc>
+      </w:tr>
+      <w:tr>
+        <w:trPr>
+          <w:trHeight w:val="193"/>
+        </w:trPr>
+        <w:tc>
+          <w:tcPr>
+            <w:tcW w:w="10701" w:type="dxa"/>
+            <w:gridSpan w:val="3"/>
+            <w:tcBorders>
+              <w:top w:val="nil"/>
+              <w:left w:val="nil"/>
+              <w:bottom w:val="nil"/>
+              <w:right w:val="nil"/>
+            </w:tcBorders>
+            <w:tcMar>
+              <w:top w:w="0" w:type="dxa"/>
+              <w:left w:w="0" w:type="dxa"/>
+              <w:bottom w:w="0" w:type="dxa"/>
+              <w:right w:w="0" w:type="dxa"/>
+            </w:tcMar>
+            <w:hideMark/>
+          </w:tcPr>
+          <w:p>
+            <w:pPr>
+              <w:rPr>
+                <w:rFonts w:ascii="Times New Roman" w:hAnsi="Times New Roman" w:cs="Times New Roman"/>
+              </w:rPr>
+            </w:pPr>
+            <w:r>
+              <w:rPr>
+                <w:rFonts w:ascii="Times New Roman" w:hAnsi="Times New Roman" w:cs="Times New Roman"/>
+                <w:b/>
+                <w:bCs/>
+              </w:rPr>
+              <w:t xml:space="preserve">Outputs and Descriptions </w:t>
+            </w:r>
+          </w:p>
+        </w:tc>
+      </w:tr>
+    </w:tbl>
+    <w:p>
+      <w:pPr>
+        <w:rPr>
+          <w:rFonts w:ascii="Times New Roman" w:hAnsi="Times New Roman" w:cs="Times New Roman"/>
+        </w:rPr>
+      </w:pPr>
+      <w:r>
+        <w:rPr>
+          <w:rFonts w:ascii="Times New Roman" w:hAnsi="Times New Roman" w:cs="Times New Roman"/>
+          <w:b/>
+          <w:bCs/>
+        </w:rPr>
+        <w:t>Output:</w:t>
+      </w:r>
+      <w:r>
+        <w:rPr>
+          <w:rFonts w:ascii="Times New Roman" w:hAnsi="Times New Roman" w:cs="Times New Roman"/>
+        </w:rPr>
+        <w:t xml:space="preserve"> </w:t>
+      </w:r>
+      <w:r>
+        <w:rPr>
+          <w:rFonts w:ascii="Times New Roman" w:hAnsi="Times New Roman" w:cs="Times New Roman"/>
+        </w:rPr>
+        <w:t>LogGuard AI showing log upload, dashboard analytics with charts, and real-time alerts for ERROR / CRITICAL logs.</w:t>
+      </w:r>
+    </w:p>
+    <w:p>
+      <w:pPr>
+        <w:rPr>
+          <w:rFonts w:ascii="Times New Roman" w:hAnsi="Times New Roman" w:cs="Times New Roman"/>
+        </w:rPr>
+      </w:pPr>
+      <w:r>
+        <w:rPr>
+          <w:rFonts w:ascii="Times New Roman" w:hAnsi="Times New Roman" w:cs="Times New Roman"/>
+        </w:rPr>
+        <w:drawing>
+          <wp:inline distT="0" distB="0" distL="0" distR="0" wp14:anchorId="71FD062C" wp14:editId="5E63E88B">
+            <wp:extent cx="3848100" cy="1038751"/>
+            <wp:effectExtent l="0" t="0" r="0" b="9525"/>
+            <wp:docPr id="620492919" name="Picture 1"/>
+            <wp:cNvGraphicFramePr>
+              <a:graphicFrameLocks xmlns:a="http://schemas.openxmlformats.org/drawingml/2006/main" noChangeAspect="1"/>
+            </wp:cNvGraphicFramePr>
+            <a:graphic xmlns:a="http://schemas.openxmlformats.org/drawingml/2006/main">
+              <a:graphicData uri="http://schemas.openxmlformats.org/drawingml/2006/picture">
+                <pic:pic xmlns:pic="http://schemas.openxmlformats.org/drawingml/2006/picture">
+                  <pic:nvPicPr>
+                    <pic:cNvPr id="620492919" name=""/>
+                    <pic:cNvPicPr/>
+                  </pic:nvPicPr>
+                  <pic:blipFill>
+                    <a:blip r:embed="rId46"/>
+                    <a:stretch>
+                      <a:fillRect/>
+                    </a:stretch>
+                  </pic:blipFill>
+                  <pic:spPr>
+                    <a:xfrm>
+                      <a:off x="0" y="0"/>
+                      <a:ext cx="3880646" cy="1047536"/>
+                    </a:xfrm>
+                    <a:prstGeom prst="rect">
+                      <a:avLst/>
+                    </a:prstGeom>
+                  </pic:spPr>
+                </pic:pic>
+              </a:graphicData>
+            </a:graphic>
+          </wp:inline>
+        </w:drawing>
+      </w:r>
+    </w:p>
+    <w:p>
+      <w:pPr>
+        <w:rPr>
+          <w:rFonts w:ascii="Times New Roman" w:hAnsi="Times New Roman" w:cs="Times New Roman"/>
+        </w:rPr>
+      </w:pPr>
+      <w:r>
+        <w:rPr>
+          <w:rFonts w:ascii="Times New Roman" w:hAnsi="Times New Roman" w:cs="Times New Roman"/>
+        </w:rPr>
+        <w:drawing>
+          <wp:inline distT="0" distB="0" distL="0" distR="0" wp14:anchorId="1850D86D" wp14:editId="22220B87">
+            <wp:extent cx="5958840" cy="5441173"/>
+            <wp:effectExtent l="0" t="0" r="3810" b="7620"/>
+            <wp:docPr id="1148512724" name="Picture 1"/>
+            <wp:cNvGraphicFramePr>
+              <a:graphicFrameLocks xmlns:a="http://schemas.openxmlformats.org/drawingml/2006/main" noChangeAspect="1"/>
+            </wp:cNvGraphicFramePr>
+            <a:graphic xmlns:a="http://schemas.openxmlformats.org/drawingml/2006/main">
+              <a:graphicData uri="http://schemas.openxmlformats.org/drawingml/2006/picture">
+                <pic:pic xmlns:pic="http://schemas.openxmlformats.org/drawingml/2006/picture">
+                  <pic:nvPicPr>
+                    <pic:cNvPr id="1148512724" name=""/>
+                    <pic:cNvPicPr/>
+                  </pic:nvPicPr>
+                  <pic:blipFill>
+                    <a:blip r:embed="rId47"/>
+                    <a:stretch>
+                      <a:fillRect/>
+                    </a:stretch>
+                  </pic:blipFill>
+                  <pic:spPr>
+                    <a:xfrm>
+                      <a:off x="0" y="0"/>
+                      <a:ext cx="5971708" cy="5452923"/>
+                    </a:xfrm>
+                    <a:prstGeom prst="rect">
+                      <a:avLst/>
+                    </a:prstGeom>
+                  </pic:spPr>
+                </pic:pic>
+              </a:graphicData>
+            </a:graphic>
+          </wp:inline>
+        </w:drawing>
+      </w:r>
+    </w:p>
+    <w:p>
+      <w:pPr>
+        <w:rPr>
+          <w:rFonts w:ascii="Times New Roman" w:hAnsi="Times New Roman" w:cs="Times New Roman"/>
+        </w:rPr>
+      </w:pPr>
+      <w:r>
+        <w:rPr>
+          <w:rFonts w:ascii="Times New Roman" w:hAnsi="Times New Roman" w:cs="Times New Roman"/>
+        </w:rPr>
+        <w:lastRenderedPageBreak/>
+        <w:drawing>
+          <wp:inline distT="0" distB="0" distL="0" distR="0" wp14:anchorId="3A3588D6" wp14:editId="018D41DB">
+            <wp:extent cx="6050280" cy="3445510"/>
+            <wp:effectExtent l="0" t="0" r="7620" b="2540"/>
+            <wp:docPr id="1743410316" name="Picture 1"/>
+            <wp:cNvGraphicFramePr>
+              <a:graphicFrameLocks xmlns:a="http://schemas.openxmlformats.org/drawingml/2006/main" noChangeAspect="1"/>
+            </wp:cNvGraphicFramePr>
+            <a:graphic xmlns:a="http://schemas.openxmlformats.org/drawingml/2006/main">
+              <a:graphicData uri="http://schemas.openxmlformats.org/drawingml/2006/picture">
+                <pic:pic xmlns:pic="http://schemas.openxmlformats.org/drawingml/2006/picture">
+                  <pic:nvPicPr>
+                    <pic:cNvPr id="1743410316" name=""/>
+                    <pic:cNvPicPr/>
+                  </pic:nvPicPr>
+                  <pic:blipFill>
+                    <a:blip r:embed="rId48"/>
+                    <a:stretch>
+                      <a:fillRect/>
+                    </a:stretch>
+                  </pic:blipFill>
+                  <pic:spPr>
+                    <a:xfrm>
+                      <a:off x="0" y="0"/>
+                      <a:ext cx="6068357" cy="3455804"/>
+                    </a:xfrm>
+                    <a:prstGeom prst="rect">
+                      <a:avLst/>
+                    </a:prstGeom>
+                  </pic:spPr>
+                </pic:pic>
+              </a:graphicData>
+            </a:graphic>
+          </wp:inline>
+        </w:drawing>
+      </w:r>
+    </w:p>
+    <w:p>
+      <w:pPr>
+        <w:rPr>
+          <w:rFonts w:ascii="Times New Roman" w:hAnsi="Times New Roman" w:cs="Times New Roman"/>
+        </w:rPr>
+      </w:pPr>
+      <w:r>
+        <w:rPr>
+          <w:rFonts w:ascii="Times New Roman" w:hAnsi="Times New Roman" w:cs="Times New Roman"/>
+        </w:rPr>
+        <w:drawing>
+          <wp:inline distT="0" distB="0" distL="0" distR="0" wp14:anchorId="0FBED258" wp14:editId="6FC9D120">
+            <wp:extent cx="6043827" cy="5507355"/>
+            <wp:effectExtent l="0" t="0" r="0" b="0"/>
+            <wp:docPr id="1577037462" name="Picture 1"/>
+            <wp:cNvGraphicFramePr>
+              <a:graphicFrameLocks xmlns:a="http://schemas.openxmlformats.org/drawingml/2006/main" noChangeAspect="1"/>
+            </wp:cNvGraphicFramePr>
+            <a:graphic xmlns:a="http://schemas.openxmlformats.org/drawingml/2006/main">
+              <a:graphicData uri="http://schemas.openxmlformats.org/drawingml/2006/picture">
+                <pic:pic xmlns:pic="http://schemas.openxmlformats.org/drawingml/2006/picture">
+                  <pic:nvPicPr>
+                    <pic:cNvPr id="1577037462" name=""/>
+                    <pic:cNvPicPr/>
+                  </pic:nvPicPr>
+                  <pic:blipFill>
+                    <a:blip r:embed="rId49"/>
+                    <a:stretch>
+                      <a:fillRect/>
+                    </a:stretch>
+                  </pic:blipFill>
+                  <pic:spPr>
+                    <a:xfrm>
+                      <a:off x="0" y="0"/>
+                      <a:ext cx="6048569" cy="5511676"/>
+                    </a:xfrm>
+                    <a:prstGeom prst="rect">
+                      <a:avLst/>
+                    </a:prstGeom>
+                  </pic:spPr>
+                </pic:pic>
+              </a:graphicData>
+            </a:graphic>
+          </wp:inline>
+        </w:drawing>
+      </w:r>
+    </w:p>
+    <w:p>
+      <w:pPr>
+        <w:rPr>
+          <w:rFonts w:ascii="Times New Roman" w:hAnsi="Times New Roman" w:cs="Times New Roman"/>
+        </w:rPr>
+      </w:pPr>
+      <w:r>
+        <w:rPr>
+          <w:rFonts w:ascii="Times New Roman" w:hAnsi="Times New Roman" w:cs="Times New Roman"/>
+        </w:rPr>
+        <w:lastRenderedPageBreak/>
+        <w:drawing>
+          <wp:inline distT="0" distB="0" distL="0" distR="0" wp14:anchorId="5D006CAF" wp14:editId="0CBACB3D">
+            <wp:extent cx="6209195" cy="3139440"/>
+            <wp:effectExtent l="0" t="0" r="1270" b="3810"/>
+            <wp:docPr id="1985787605" name="Picture 1"/>
+            <wp:cNvGraphicFramePr>
+              <a:graphicFrameLocks xmlns:a="http://schemas.openxmlformats.org/drawingml/2006/main" noChangeAspect="1"/>
+            </wp:cNvGraphicFramePr>
+            <a:graphic xmlns:a="http://schemas.openxmlformats.org/drawingml/2006/main">
+              <a:graphicData uri="http://schemas.openxmlformats.org/drawingml/2006/picture">
+                <pic:pic xmlns:pic="http://schemas.openxmlformats.org/drawingml/2006/picture">
+                  <pic:nvPicPr>
+                    <pic:cNvPr id="1985787605" name=""/>
+                    <pic:cNvPicPr/>
+                  </pic:nvPicPr>
+                  <pic:blipFill>
+                    <a:blip r:embed="rId50"/>
+                    <a:stretch>
+                      <a:fillRect/>
+                    </a:stretch>
+                  </pic:blipFill>
+                  <pic:spPr>
+                    <a:xfrm>
+                      <a:off x="0" y="0"/>
+                      <a:ext cx="6231764" cy="3150851"/>
+                    </a:xfrm>
+                    <a:prstGeom prst="rect">
+                      <a:avLst/>
+                    </a:prstGeom>
+                  </pic:spPr>
+                </pic:pic>
+              </a:graphicData>
+            </a:graphic>
+          </wp:inline>
+        </w:drawing>
+      </w:r>
+    </w:p>
+    <w:p>
+      <w:pPr>
+        <w:rPr>
+          <w:rFonts w:ascii="Times New Roman" w:hAnsi="Times New Roman" w:cs="Times New Roman"/>
+        </w:rPr>
+      </w:pPr>
+      <w:r>
+        <w:rPr>
+          <w:rFonts w:ascii="Times New Roman" w:hAnsi="Times New Roman" w:cs="Times New Roman"/>
+        </w:rPr>
+        <w:drawing>
+          <wp:inline distT="0" distB="0" distL="0" distR="0" wp14:anchorId="1FA84AFE" wp14:editId="7F8BEC84">
+            <wp:extent cx="5861050" cy="1352421"/>
+            <wp:effectExtent l="0" t="0" r="6350" b="635"/>
+            <wp:docPr id="2099825349" name="Picture 1"/>
+            <wp:cNvGraphicFramePr>
+              <a:graphicFrameLocks xmlns:a="http://schemas.openxmlformats.org/drawingml/2006/main" noChangeAspect="1"/>
+            </wp:cNvGraphicFramePr>
+            <a:graphic xmlns:a="http://schemas.openxmlformats.org/drawingml/2006/main">
+              <a:graphicData uri="http://schemas.openxmlformats.org/drawingml/2006/picture">
+                <pic:pic xmlns:pic="http://schemas.openxmlformats.org/drawingml/2006/picture">
+                  <pic:nvPicPr>
+                    <pic:cNvPr id="2099825349" name=""/>
+                    <pic:cNvPicPr/>
+                  </pic:nvPicPr>
+                  <pic:blipFill>
+                    <a:blip r:embed="rId51"/>
+                    <a:stretch>
+                      <a:fillRect/>
+                    </a:stretch>
+                  </pic:blipFill>
+                  <pic:spPr>
+                    <a:xfrm>
+                      <a:off x="0" y="0"/>
+                      <a:ext cx="5892802" cy="1359748"/>
+                    </a:xfrm>
+                    <a:prstGeom prst="rect">
+                      <a:avLst/>
+                    </a:prstGeom>
+                  </pic:spPr>
+                </pic:pic>
+              </a:graphicData>
+            </a:graphic>
+          </wp:inline>
+        </w:drawing>
+      </w:r>
+    </w:p>
+    <w:p>
+      <w:pPr>
+        <w:rPr>
+          <w:rFonts w:ascii="Times New Roman" w:hAnsi="Times New Roman" w:cs="Times New Roman"/>
+        </w:rPr>
+      </w:pPr>
+      <w:r>
+        <w:rPr>
+          <w:rFonts w:ascii="Times New Roman" w:hAnsi="Times New Roman" w:cs="Times New Roman"/>
+        </w:rPr>
+        <w:drawing>
+          <wp:inline distT="0" distB="0" distL="0" distR="0" wp14:anchorId="542CC651" wp14:editId="2DB17CD5">
+            <wp:extent cx="5861050" cy="2470150"/>
+            <wp:effectExtent l="0" t="0" r="6350" b="6350"/>
+            <wp:docPr id="2090255890" name="Picture 1"/>
+            <wp:cNvGraphicFramePr>
+              <a:graphicFrameLocks xmlns:a="http://schemas.openxmlformats.org/drawingml/2006/main" noChangeAspect="1"/>
+            </wp:cNvGraphicFramePr>
+            <a:graphic xmlns:a="http://schemas.openxmlformats.org/drawingml/2006/main">
+              <a:graphicData uri="http://schemas.openxmlformats.org/drawingml/2006/picture">
+                <pic:pic xmlns:pic="http://schemas.openxmlformats.org/drawingml/2006/picture">
+                  <pic:nvPicPr>
+                    <pic:cNvPr id="2090255890" name=""/>
+                    <pic:cNvPicPr/>
+                  </pic:nvPicPr>
+                  <pic:blipFill rotWithShape="1">
+                    <a:blip r:embed="rId52"/>
+                    <a:srcRect b="12542"/>
+                    <a:stretch>
+                      <a:fillRect/>
+                    </a:stretch>
+                  </pic:blipFill>
+                  <pic:spPr bwMode="auto">
+                    <a:xfrm>
+                      <a:off x="0" y="0"/>
+                      <a:ext cx="5874122" cy="2475659"/>
+                    </a:xfrm>
+                    <a:prstGeom prst="rect">
+                      <a:avLst/>
+                    </a:prstGeom>
+                    <a:ln>
+                      <a:noFill/>
+                    </a:ln>
+                    <a:extLst>
+                      <a:ext uri="{53640926-AAD7-44D8-BBD7-CCE9431645EC}">
+                        <a14:shadowObscured xmlns:a14="http://schemas.microsoft.com/office/drawing/2010/main"/>
+                      </a:ext>
+                    </a:extLst>
+                  </pic:spPr>
+                </pic:pic>
+              </a:graphicData>
+            </a:graphic>
+          </wp:inline>
+        </w:drawing>
+      </w:r>
+    </w:p>
+    <w:p>
+      <w:pPr>
+        <w:rPr>
+          <w:rFonts w:ascii="Times New Roman" w:hAnsi="Times New Roman" w:cs="Times New Roman"/>
+        </w:rPr>
+      </w:pPr>
+      <w:r>
+        <w:rPr>
+          <w:rFonts w:ascii="Times New Roman" w:hAnsi="Times New Roman" w:cs="Times New Roman"/>
+        </w:rPr>
+        <w:drawing>
+          <wp:inline distT="0" distB="0" distL="0" distR="0" wp14:anchorId="690EEC52" wp14:editId="1512C015">
+            <wp:extent cx="5861050" cy="2369185"/>
+            <wp:effectExtent l="0" t="0" r="6350" b="0"/>
+            <wp:docPr id="350777152" name="Picture 1"/>
+            <wp:cNvGraphicFramePr>
+              <a:graphicFrameLocks xmlns:a="http://schemas.openxmlformats.org/drawingml/2006/main" noChangeAspect="1"/>
+            </wp:cNvGraphicFramePr>
+            <a:graphic xmlns:a="http://schemas.openxmlformats.org/drawingml/2006/main">
+              <a:graphicData uri="http://schemas.openxmlformats.org/drawingml/2006/picture">
+                <pic:pic xmlns:pic="http://schemas.openxmlformats.org/drawingml/2006/picture">
+                  <pic:nvPicPr>
+                    <pic:cNvPr id="350777152" name=""/>
+                    <pic:cNvPicPr/>
+                  </pic:nvPicPr>
+                  <pic:blipFill rotWithShape="1">
+                    <a:blip r:embed="rId53"/>
+                    <a:srcRect l="1376" t="10285" r="2312" b="3501"/>
+                    <a:stretch>
+                      <a:fillRect/>
+                    </a:stretch>
+                  </pic:blipFill>
+                  <pic:spPr bwMode="auto">
+                    <a:xfrm>
+                      <a:off x="0" y="0"/>
+                      <a:ext cx="5876181" cy="2375301"/>
+                    </a:xfrm>
+                    <a:prstGeom prst="rect">
+                      <a:avLst/>
+                    </a:prstGeom>
+                    <a:ln>
+                      <a:noFill/>
+                    </a:ln>
+                    <a:extLst>
+                      <a:ext uri="{53640926-AAD7-44D8-BBD7-CCE9431645EC}">
+                        <a14:shadowObscured xmlns:a14="http://schemas.microsoft.com/office/drawing/2010/main"/>
+                      </a:ext>
+                    </a:extLst>
+                  </pic:spPr>
+                </pic:pic>
+              </a:graphicData>
+            </a:graphic>
+          </wp:inline>
+        </w:drawing>
+      </w:r>
+    </w:p>
+    <w:p>
+      <w:pPr>
+        <w:jc w:val="both"/>
+        <w:rPr>
+          <w:rFonts w:ascii="Times New Roman" w:eastAsia="MS Gothic" w:hAnsi="Times New Roman" w:cs="Times New Roman"/>
+        </w:rPr>
+      </w:pPr>
+      <w:r>
+        <w:rPr>
+          <w:rFonts w:ascii="Times New Roman" w:hAnsi="Times New Roman" w:cs="Times New Roman"/>
+          <w:b/>
+          <w:bCs/>
+        </w:rPr>
+        <w:lastRenderedPageBreak/>
+        <w:t>Description:</w:t>
+      </w:r>
+      <w:r>
+        <w:rPr>
+          <w:rFonts w:ascii="Times New Roman" w:hAnsi="Times New Roman" w:cs="Times New Roman"/>
+        </w:rPr>
+        <w:t xml:space="preserve"> </w:t>
+      </w:r>
+      <w:r>
+        <w:rPr>
+          <w:rFonts w:ascii="Times New Roman" w:hAnsi="Times New Roman" w:cs="Times New Roman"/>
+        </w:rPr>
+        <w:t xml:space="preserve">A full walkthrough </w:t>
+      </w:r>
+      <w:proofErr w:type="gramStart"/>
+      <w:r>
+        <w:rPr>
+          <w:rFonts w:ascii="Times New Roman" w:hAnsi="Times New Roman" w:cs="Times New Roman"/>
+        </w:rPr>
+        <w:t xml:space="preserve">of </w:t>
+      </w:r>
+      <w:r>
+        <w:rPr>
+          <w:rFonts w:ascii="Times New Roman" w:hAnsi="Times New Roman" w:cs="Times New Roman"/>
+          <w:b/>
+          <w:bCs/>
+        </w:rPr>
+        <w:t xml:space="preserve"> LogGuard</w:t>
+      </w:r>
+      <w:proofErr w:type="gramEnd"/>
+      <w:r>
+        <w:rPr>
+          <w:rFonts w:ascii="Times New Roman" w:hAnsi="Times New Roman" w:cs="Times New Roman"/>
+          <w:b/>
+          <w:bCs/>
+        </w:rPr>
+        <w:t xml:space="preserve"> AI,</w:t>
+      </w:r>
+      <w:r>
+        <w:rPr>
+          <w:rFonts w:ascii="Times New Roman" w:hAnsi="Times New Roman" w:cs="Times New Roman"/>
+        </w:rPr>
+        <w:t xml:space="preserve"> a web-based log </w:t>
+      </w:r>
+      <w:proofErr w:type="spellStart"/>
+      <w:r>
+        <w:rPr>
+          <w:rFonts w:ascii="Times New Roman" w:hAnsi="Times New Roman" w:cs="Times New Roman"/>
+        </w:rPr>
+        <w:t>analyzer</w:t>
+      </w:r>
+      <w:proofErr w:type="spellEnd"/>
+      <w:r>
+        <w:rPr>
+          <w:rFonts w:ascii="Times New Roman" w:hAnsi="Times New Roman" w:cs="Times New Roman"/>
+        </w:rPr>
+        <w:t xml:space="preserve"> dashboard. It starts with a</w:t>
+      </w:r>
+      <w:r>
+        <w:rPr>
+          <w:rFonts w:ascii="Times New Roman" w:hAnsi="Times New Roman" w:cs="Times New Roman"/>
+        </w:rPr>
+        <w:t xml:space="preserve"> </w:t>
+      </w:r>
+      <w:proofErr w:type="gramStart"/>
+      <w:r>
+        <w:rPr>
+          <w:rFonts w:ascii="Times New Roman" w:hAnsi="Times New Roman" w:cs="Times New Roman"/>
+        </w:rPr>
+        <w:t>test objectives</w:t>
+      </w:r>
+      <w:proofErr w:type="gramEnd"/>
+      <w:r>
+        <w:rPr>
+          <w:rFonts w:ascii="Times New Roman" w:hAnsi="Times New Roman" w:cs="Times New Roman"/>
+        </w:rPr>
+        <w:t>, then switches to the app running on localhost:5173. The dashboard displays key metrics like Critical: 1, Errors: 1, Warnings: 0, and Health: 90%. The user uploads a log file, after which the app successfully processes it and shows “File uploaded successfully!”. The Analytics tab then renders live visualizations including an error trend line chart, a log level bar chart, and a log level distribution pie chart. Finally, the Alerts tab lists active anomalies, showing ERROR and CRITICAL entries with timestamps and messages. The backend API response from /</w:t>
+      </w:r>
+      <w:proofErr w:type="spellStart"/>
+      <w:r>
+        <w:rPr>
+          <w:rFonts w:ascii="Times New Roman" w:hAnsi="Times New Roman" w:cs="Times New Roman"/>
+        </w:rPr>
+        <w:t>api</w:t>
+      </w:r>
+      <w:proofErr w:type="spellEnd"/>
+      <w:r>
+        <w:rPr>
+          <w:rFonts w:ascii="Times New Roman" w:hAnsi="Times New Roman" w:cs="Times New Roman"/>
+        </w:rPr>
+        <w:t xml:space="preserve">/alerts and the </w:t>
+      </w:r>
+      <w:proofErr w:type="spellStart"/>
+      <w:r>
+        <w:rPr>
+          <w:rFonts w:ascii="Times New Roman" w:hAnsi="Times New Roman" w:cs="Times New Roman"/>
+        </w:rPr>
+        <w:t>alerts.json</w:t>
+      </w:r>
+      <w:proofErr w:type="spellEnd"/>
+      <w:r>
+        <w:rPr>
+          <w:rFonts w:ascii="Times New Roman" w:hAnsi="Times New Roman" w:cs="Times New Roman"/>
+        </w:rPr>
+        <w:t xml:space="preserve"> file are also shown in a code editor, confirming that the system correctly detected and stored anomalies from the uploaded logs</w:t>
+      </w:r>
+    </w:p>
+    <w:p>
+      <w:pPr>
+        <w:rPr>
+          <w:rFonts w:ascii="Times New Roman" w:hAnsi="Times New Roman" w:cs="Times New Roman"/>
         </w:rPr>
       </w:pPr>
     </w:p>
@@ -16357,7 +18827,7 @@
               <w:rPr>
                 <w:rFonts w:ascii="Times New Roman" w:hAnsi="Times New Roman" w:cs="Times New Roman"/>
               </w:rPr>
-              <w:t>03 August 2026</w:t>
+              <w:t>05 August 2026</w:t>
             </w:r>
           </w:p>
           <w:p>
@@ -16371,19 +18841,7 @@
               <w:rPr>
                 <w:rFonts w:ascii="Times New Roman" w:hAnsi="Times New Roman" w:cs="Times New Roman"/>
               </w:rPr>
-              <w:t>Day 1</w:t>
-            </w:r>
-            <w:r>
-              <w:rPr>
-                <w:rFonts w:ascii="Times New Roman" w:hAnsi="Times New Roman" w:cs="Times New Roman"/>
-              </w:rPr>
-              <w:t>1</w:t>
-            </w:r>
-            <w:r>
-              <w:rPr>
-                <w:rFonts w:ascii="Times New Roman" w:hAnsi="Times New Roman" w:cs="Times New Roman"/>
-              </w:rPr>
-              <w:t xml:space="preserve"> </w:t>
+              <w:t>Day 13</w:t>
             </w:r>
           </w:p>
         </w:tc>
@@ -16582,13 +19040,6 @@
         </w:rPr>
       </w:pPr>
     </w:p>
-    <w:p>
-      <w:pPr>
-        <w:rPr>
-          <w:rFonts w:ascii="Times New Roman" w:hAnsi="Times New Roman" w:cs="Times New Roman"/>
-        </w:rPr>
-      </w:pPr>
-    </w:p>
     <w:sectPr>
       <w:pgSz w:w="11906" w:h="16838" w:code="9"/>
       <w:pgMar w:top="720" w:right="720" w:bottom="720" w:left="720" w:header="709" w:footer="709" w:gutter="0"/>
@@ -16601,6 +19052,56 @@
 </w:document>
 </file>
 
+<file path=word/endnotes.xml><?xml version="1.0" encoding="utf-8"?>
+<w:endnotes xmlns:wpc="http://schemas.microsoft.com/office/word/2010/wordprocessingCanvas" xmlns:cx="http://schemas.microsoft.com/office/drawing/2014/chartex" xmlns:cx1="http://schemas.microsoft.com/office/drawing/2015/9/8/chartex" xmlns:cx2="http://schemas.microsoft.com/office/drawing/2015/10/21/chartex" xmlns:cx3="http://schemas.microsoft.com/office/drawing/2016/5/9/chartex" xmlns:cx4="http://schemas.microsoft.com/office/drawing/2016/5/10/chartex" xmlns:cx5="http://schemas.microsoft.com/office/drawing/2016/5/11/chartex" xmlns:cx6="http://schemas.microsoft.com/office/drawing/2016/5/12/chartex" xmlns:cx7="http://schemas.microsoft.com/office/drawing/2016/5/13/chartex" xmlns:cx8="http://schemas.microsoft.com/office/drawing/2016/5/14/chartex" xmlns:mc="http://schemas.openxmlformats.org/markup-compatibility/2006" xmlns:aink="http://schemas.microsoft.com/office/drawing/2016/ink" xmlns:am3d="http://schemas.microsoft.com/office/drawing/2017/model3d" xmlns:o="urn:schemas-microsoft-com:office:office" xmlns:oel="http://schemas.microsoft.com/office/2019/extlst" xmlns:r="http://schemas.openxmlformats.org/officeDocument/2006/relationships" xmlns:m="http://schemas.openxmlformats.org/officeDocument/2006/math" xmlns:v="urn:schemas-microsoft-com:vml" xmlns:wp14="http://schemas.microsoft.com/office/word/2010/wordprocessingDrawing" xmlns:wp="http://schemas.openxmlformats.org/drawingml/2006/wordprocessingDrawing" xmlns:w10="urn:schemas-microsoft-com:office:word" xmlns:w="http://schemas.openxmlformats.org/wordprocessingml/2006/main" xmlns:w14="http://schemas.microsoft.com/office/word/2010/wordml" xmlns:w15="http://schemas.microsoft.com/office/word/2012/wordml" xmlns:w16cei="http://schemas.microsoft.com/office/word/2026/wordml/cei" xmlns:w16cex="http://schemas.microsoft.com/office/word/2018/wordml/cex" xmlns:w16cid="http://schemas.microsoft.com/office/word/2016/wordml/cid" xmlns:w16="http://schemas.microsoft.com/office/word/2018/wordml" xmlns:w16du="http://schemas.microsoft.com/office/word/2023/wordml/word16du" xmlns:w16sdtdh="http://schemas.microsoft.com/office/word/2020/wordml/sdtdatahash" xmlns:w16sdtfl="http://schemas.microsoft.com/office/word/2024/wordml/sdtformatlock" xmlns:w16se="http://schemas.microsoft.com/office/word/2015/wordml/symex" xmlns:wpg="http://schemas.microsoft.com/office/word/2010/wordprocessingGroup" xmlns:wpi="http://schemas.microsoft.com/office/word/2010/wordprocessingInk" xmlns:wne="http://schemas.microsoft.com/office/word/2006/wordml" xmlns:wps="http://schemas.microsoft.com/office/word/2010/wordprocessingShape" mc:Ignorable="w14 w15 w16se w16cid w16 w16cex w16sdtdh w16sdtfl w16du wp14">
+  <w:endnote w:type="separator" w:id="-1">
+    <w:p>
+      <w:pPr>
+        <w:spacing w:after="0" w:line="240" w:lineRule="auto"/>
+      </w:pPr>
+      <w:r>
+        <w:separator/>
+      </w:r>
+    </w:p>
+  </w:endnote>
+  <w:endnote w:type="continuationSeparator" w:id="0">
+    <w:p>
+      <w:pPr>
+        <w:spacing w:after="0" w:line="240" w:lineRule="auto"/>
+      </w:pPr>
+      <w:r>
+        <w:continuationSeparator/>
+      </w:r>
+    </w:p>
+  </w:endnote>
+</w:endnotes>
+</file>
+
+<file path=word/footnotes.xml><?xml version="1.0" encoding="utf-8"?>
+<w:footnotes xmlns:wpc="http://schemas.microsoft.com/office/word/2010/wordprocessingCanvas" xmlns:cx="http://schemas.microsoft.com/office/drawing/2014/chartex" xmlns:cx1="http://schemas.microsoft.com/office/drawing/2015/9/8/chartex" xmlns:cx2="http://schemas.microsoft.com/office/drawing/2015/10/21/chartex" xmlns:cx3="http://schemas.microsoft.com/office/drawing/2016/5/9/chartex" xmlns:cx4="http://schemas.microsoft.com/office/drawing/2016/5/10/chartex" xmlns:cx5="http://schemas.microsoft.com/office/drawing/2016/5/11/chartex" xmlns:cx6="http://schemas.microsoft.com/office/drawing/2016/5/12/chartex" xmlns:cx7="http://schemas.microsoft.com/office/drawing/2016/5/13/chartex" xmlns:cx8="http://schemas.microsoft.com/office/drawing/2016/5/14/chartex" xmlns:mc="http://schemas.openxmlformats.org/markup-compatibility/2006" xmlns:aink="http://schemas.microsoft.com/office/drawing/2016/ink" xmlns:am3d="http://schemas.microsoft.com/office/drawing/2017/model3d" xmlns:o="urn:schemas-microsoft-com:office:office" xmlns:oel="http://schemas.microsoft.com/office/2019/extlst" xmlns:r="http://schemas.openxmlformats.org/officeDocument/2006/relationships" xmlns:m="http://schemas.openxmlformats.org/officeDocument/2006/math" xmlns:v="urn:schemas-microsoft-com:vml" xmlns:wp14="http://schemas.microsoft.com/office/word/2010/wordprocessingDrawing" xmlns:wp="http://schemas.openxmlformats.org/drawingml/2006/wordprocessingDrawing" xmlns:w10="urn:schemas-microsoft-com:office:word" xmlns:w="http://schemas.openxmlformats.org/wordprocessingml/2006/main" xmlns:w14="http://schemas.microsoft.com/office/word/2010/wordml" xmlns:w15="http://schemas.microsoft.com/office/word/2012/wordml" xmlns:w16cei="http://schemas.microsoft.com/office/word/2026/wordml/cei" xmlns:w16cex="http://schemas.microsoft.com/office/word/2018/wordml/cex" xmlns:w16cid="http://schemas.microsoft.com/office/word/2016/wordml/cid" xmlns:w16="http://schemas.microsoft.com/office/word/2018/wordml" xmlns:w16du="http://schemas.microsoft.com/office/word/2023/wordml/word16du" xmlns:w16sdtdh="http://schemas.microsoft.com/office/word/2020/wordml/sdtdatahash" xmlns:w16sdtfl="http://schemas.microsoft.com/office/word/2024/wordml/sdtformatlock" xmlns:w16se="http://schemas.microsoft.com/office/word/2015/wordml/symex" xmlns:wpg="http://schemas.microsoft.com/office/word/2010/wordprocessingGroup" xmlns:wpi="http://schemas.microsoft.com/office/word/2010/wordprocessingInk" xmlns:wne="http://schemas.microsoft.com/office/word/2006/wordml" xmlns:wps="http://schemas.microsoft.com/office/word/2010/wordprocessingShape" mc:Ignorable="w14 w15 w16se w16cid w16 w16cex w16sdtdh w16sdtfl w16du wp14">
+  <w:footnote w:type="separator" w:id="-1">
+    <w:p>
+      <w:pPr>
+        <w:spacing w:after="0" w:line="240" w:lineRule="auto"/>
+      </w:pPr>
+      <w:r>
+        <w:separator/>
+      </w:r>
+    </w:p>
+  </w:footnote>
+  <w:footnote w:type="continuationSeparator" w:id="0">
+    <w:p>
+      <w:pPr>
+        <w:spacing w:after="0" w:line="240" w:lineRule="auto"/>
+      </w:pPr>
+      <w:r>
+        <w:continuationSeparator/>
+      </w:r>
+    </w:p>
+  </w:footnote>
+</w:footnotes>
+</file>
+
 <file path=word/numbering.xml><?xml version="1.0" encoding="utf-8"?>
 <w:numbering xmlns:wpc="http://schemas.microsoft.com/office/word/2010/wordprocessingCanvas" xmlns:cx="http://schemas.microsoft.com/office/drawing/2014/chartex" xmlns:cx1="http://schemas.microsoft.com/office/drawing/2015/9/8/chartex" xmlns:cx2="http://schemas.microsoft.com/office/drawing/2015/10/21/chartex" xmlns:cx3="http://schemas.microsoft.com/office/drawing/2016/5/9/chartex" xmlns:cx4="http://schemas.microsoft.com/office/drawing/2016/5/10/chartex" xmlns:cx5="http://schemas.microsoft.com/office/drawing/2016/5/11/chartex" xmlns:cx6="http://schemas.microsoft.com/office/drawing/2016/5/12/chartex" xmlns:cx7="http://schemas.microsoft.com/office/drawing/2016/5/13/chartex" xmlns:cx8="http://schemas.microsoft.com/office/drawing/2016/5/14/chartex" xmlns:mc="http://schemas.openxmlformats.org/markup-compatibility/2006" xmlns:aink="http://schemas.microsoft.com/office/drawing/2016/ink" xmlns:am3d="http://schemas.microsoft.com/office/drawing/2017/model3d" xmlns:o="urn:schemas-microsoft-com:office:office" xmlns:oel="http://schemas.microsoft.com/office/2019/extlst" xmlns:r="http://schemas.openxmlformats.org/officeDocument/2006/relationships" xmlns:m="http://schemas.openxmlformats.org/officeDocument/2006/math" xmlns:v="urn:schemas-microsoft-com:vml" xmlns:wp14="http://schemas.microsoft.com/office/word/2010/wordprocessingDrawing" xmlns:wp="http://schemas.openxmlformats.org/drawingml/2006/wordprocessingDrawing" xmlns:w10="urn:schemas-microsoft-com:office:word" xmlns:w="http://schemas.openxmlformats.org/wordprocessingml/2006/main" xmlns:w14="http://schemas.microsoft.com/office/word/2010/wordml" xmlns:w15="http://schemas.microsoft.com/office/word/2012/wordml" xmlns:w16cei="http://schemas.microsoft.com/office/word/2026/wordml/cei" xmlns:w16cex="http://schemas.microsoft.com/office/word/2018/wordml/cex" xmlns:w16cid="http://schemas.microsoft.com/office/word/2016/wordml/cid" xmlns:w16="http://schemas.microsoft.com/office/word/2018/wordml" xmlns:w16du="http://schemas.microsoft.com/office/word/2023/wordml/word16du" xmlns:w16sdtdh="http://schemas.microsoft.com/office/word/2020/wordml/sdtdatahash" xmlns:w16sdtfl="http://schemas.microsoft.com/office/word/2024/wordml/sdtformatlock" xmlns:w16se="http://schemas.microsoft.com/office/word/2015/wordml/symex" xmlns:wpg="http://schemas.microsoft.com/office/word/2010/wordprocessingGroup" xmlns:wpi="http://schemas.microsoft.com/office/word/2010/wordprocessingInk" xmlns:wne="http://schemas.microsoft.com/office/word/2006/wordml" xmlns:wps="http://schemas.microsoft.com/office/word/2010/wordprocessingShape" mc:Ignorable="w14 w15 w16se w16cid w16 w16cex w16sdtdh w16sdtfl w16du wp14">
   <w:abstractNum w:abstractNumId="0" w15:restartNumberingAfterBreak="0">
@@ -16830,6 +19331,119 @@
     </w:lvl>
   </w:abstractNum>
   <w:abstractNum w:abstractNumId="2" w15:restartNumberingAfterBreak="0">
+    <w:nsid w:val="00DA5622"/>
+    <w:multiLevelType w:val="hybridMultilevel"/>
+    <w:tmpl w:val="30988952"/>
+    <w:lvl w:ilvl="0" w:tplc="488C9D1E">
+      <w:start w:val="1"/>
+      <w:numFmt w:val="bullet"/>
+      <w:lvlText w:val=""/>
+      <w:lvlJc w:val="left"/>
+      <w:pPr>
+        <w:ind w:left="1446" w:hanging="360"/>
+      </w:pPr>
+      <w:rPr>
+        <w:rFonts w:ascii="Symbol" w:hAnsi="Symbol" w:hint="default"/>
+      </w:rPr>
+    </w:lvl>
+    <w:lvl w:ilvl="1" w:tplc="40090003" w:tentative="1">
+      <w:start w:val="1"/>
+      <w:numFmt w:val="bullet"/>
+      <w:lvlText w:val="o"/>
+      <w:lvlJc w:val="left"/>
+      <w:pPr>
+        <w:ind w:left="2166" w:hanging="360"/>
+      </w:pPr>
+      <w:rPr>
+        <w:rFonts w:ascii="Courier New" w:hAnsi="Courier New" w:cs="Courier New" w:hint="default"/>
+      </w:rPr>
+    </w:lvl>
+    <w:lvl w:ilvl="2" w:tplc="40090005" w:tentative="1">
+      <w:start w:val="1"/>
+      <w:numFmt w:val="bullet"/>
+      <w:lvlText w:val=""/>
+      <w:lvlJc w:val="left"/>
+      <w:pPr>
+        <w:ind w:left="2886" w:hanging="360"/>
+      </w:pPr>
+      <w:rPr>
+        <w:rFonts w:ascii="Wingdings" w:hAnsi="Wingdings" w:hint="default"/>
+      </w:rPr>
+    </w:lvl>
+    <w:lvl w:ilvl="3" w:tplc="40090001" w:tentative="1">
+      <w:start w:val="1"/>
+      <w:numFmt w:val="bullet"/>
+      <w:lvlText w:val=""/>
+      <w:lvlJc w:val="left"/>
+      <w:pPr>
+        <w:ind w:left="3606" w:hanging="360"/>
+      </w:pPr>
+      <w:rPr>
+        <w:rFonts w:ascii="Symbol" w:hAnsi="Symbol" w:hint="default"/>
+      </w:rPr>
+    </w:lvl>
+    <w:lvl w:ilvl="4" w:tplc="40090003" w:tentative="1">
+      <w:start w:val="1"/>
+      <w:numFmt w:val="bullet"/>
+      <w:lvlText w:val="o"/>
+      <w:lvlJc w:val="left"/>
+      <w:pPr>
+        <w:ind w:left="4326" w:hanging="360"/>
+      </w:pPr>
+      <w:rPr>
+        <w:rFonts w:ascii="Courier New" w:hAnsi="Courier New" w:cs="Courier New" w:hint="default"/>
+      </w:rPr>
+    </w:lvl>
+    <w:lvl w:ilvl="5" w:tplc="40090005" w:tentative="1">
+      <w:start w:val="1"/>
+      <w:numFmt w:val="bullet"/>
+      <w:lvlText w:val=""/>
+      <w:lvlJc w:val="left"/>
+      <w:pPr>
+        <w:ind w:left="5046" w:hanging="360"/>
+      </w:pPr>
+      <w:rPr>
+        <w:rFonts w:ascii="Wingdings" w:hAnsi="Wingdings" w:hint="default"/>
+      </w:rPr>
+    </w:lvl>
+    <w:lvl w:ilvl="6" w:tplc="40090001" w:tentative="1">
+      <w:start w:val="1"/>
+      <w:numFmt w:val="bullet"/>
+      <w:lvlText w:val=""/>
+      <w:lvlJc w:val="left"/>
+      <w:pPr>
+        <w:ind w:left="5766" w:hanging="360"/>
+      </w:pPr>
+      <w:rPr>
+        <w:rFonts w:ascii="Symbol" w:hAnsi="Symbol" w:hint="default"/>
+      </w:rPr>
+    </w:lvl>
+    <w:lvl w:ilvl="7" w:tplc="40090003" w:tentative="1">
+      <w:start w:val="1"/>
+      <w:numFmt w:val="bullet"/>
+      <w:lvlText w:val="o"/>
+      <w:lvlJc w:val="left"/>
+      <w:pPr>
+        <w:ind w:left="6486" w:hanging="360"/>
+      </w:pPr>
+      <w:rPr>
+        <w:rFonts w:ascii="Courier New" w:hAnsi="Courier New" w:cs="Courier New" w:hint="default"/>
+      </w:rPr>
+    </w:lvl>
+    <w:lvl w:ilvl="8" w:tplc="40090005" w:tentative="1">
+      <w:start w:val="1"/>
+      <w:numFmt w:val="bullet"/>
+      <w:lvlText w:val=""/>
+      <w:lvlJc w:val="left"/>
+      <w:pPr>
+        <w:ind w:left="7206" w:hanging="360"/>
+      </w:pPr>
+      <w:rPr>
+        <w:rFonts w:ascii="Wingdings" w:hAnsi="Wingdings" w:hint="default"/>
+      </w:rPr>
+    </w:lvl>
+  </w:abstractNum>
+  <w:abstractNum w:abstractNumId="3" w15:restartNumberingAfterBreak="0">
     <w:nsid w:val="01141883"/>
     <w:multiLevelType w:val="hybridMultilevel"/>
     <w:tmpl w:val="FDB48D1C"/>
@@ -16942,7 +19556,7 @@
       </w:rPr>
     </w:lvl>
   </w:abstractNum>
-  <w:abstractNum w:abstractNumId="3" w15:restartNumberingAfterBreak="0">
+  <w:abstractNum w:abstractNumId="4" w15:restartNumberingAfterBreak="0">
     <w:nsid w:val="02CE5738"/>
     <w:multiLevelType w:val="hybridMultilevel"/>
     <w:tmpl w:val="B5B2F706"/>
@@ -17055,10 +19669,10 @@
       </w:rPr>
     </w:lvl>
   </w:abstractNum>
-  <w:abstractNum w:abstractNumId="4" w15:restartNumberingAfterBreak="0">
+  <w:abstractNum w:abstractNumId="5" w15:restartNumberingAfterBreak="0">
     <w:nsid w:val="03CE1813"/>
     <w:multiLevelType w:val="hybridMultilevel"/>
-    <w:tmpl w:val="DE5AD194"/>
+    <w:tmpl w:val="9DA2D49E"/>
     <w:lvl w:ilvl="0" w:tplc="488C9D1E">
       <w:start w:val="1"/>
       <w:numFmt w:val="bullet"/>
@@ -17168,7 +19782,7 @@
       </w:rPr>
     </w:lvl>
   </w:abstractNum>
-  <w:abstractNum w:abstractNumId="5" w15:restartNumberingAfterBreak="0">
+  <w:abstractNum w:abstractNumId="6" w15:restartNumberingAfterBreak="0">
     <w:nsid w:val="044C07FE"/>
     <w:multiLevelType w:val="hybridMultilevel"/>
     <w:tmpl w:val="A0B854CE"/>
@@ -17281,7 +19895,7 @@
       </w:rPr>
     </w:lvl>
   </w:abstractNum>
-  <w:abstractNum w:abstractNumId="6" w15:restartNumberingAfterBreak="0">
+  <w:abstractNum w:abstractNumId="7" w15:restartNumberingAfterBreak="0">
     <w:nsid w:val="052177F5"/>
     <w:multiLevelType w:val="hybridMultilevel"/>
     <w:tmpl w:val="64547DC4"/>
@@ -17394,7 +20008,7 @@
       </w:rPr>
     </w:lvl>
   </w:abstractNum>
-  <w:abstractNum w:abstractNumId="7" w15:restartNumberingAfterBreak="0">
+  <w:abstractNum w:abstractNumId="8" w15:restartNumberingAfterBreak="0">
     <w:nsid w:val="05456703"/>
     <w:multiLevelType w:val="hybridMultilevel"/>
     <w:tmpl w:val="CC321F82"/>
@@ -17507,7 +20121,7 @@
       </w:rPr>
     </w:lvl>
   </w:abstractNum>
-  <w:abstractNum w:abstractNumId="8" w15:restartNumberingAfterBreak="0">
+  <w:abstractNum w:abstractNumId="9" w15:restartNumberingAfterBreak="0">
     <w:nsid w:val="054E4236"/>
     <w:multiLevelType w:val="hybridMultilevel"/>
     <w:tmpl w:val="A824F1FE"/>
@@ -17620,7 +20234,7 @@
       </w:rPr>
     </w:lvl>
   </w:abstractNum>
-  <w:abstractNum w:abstractNumId="9" w15:restartNumberingAfterBreak="0">
+  <w:abstractNum w:abstractNumId="10" w15:restartNumberingAfterBreak="0">
     <w:nsid w:val="06133A7A"/>
     <w:multiLevelType w:val="hybridMultilevel"/>
     <w:tmpl w:val="53788F08"/>
@@ -17729,7 +20343,7 @@
       </w:pPr>
     </w:lvl>
   </w:abstractNum>
-  <w:abstractNum w:abstractNumId="10" w15:restartNumberingAfterBreak="0">
+  <w:abstractNum w:abstractNumId="11" w15:restartNumberingAfterBreak="0">
     <w:nsid w:val="080A1290"/>
     <w:multiLevelType w:val="hybridMultilevel"/>
     <w:tmpl w:val="A330DFE0"/>
@@ -17842,7 +20456,7 @@
       </w:rPr>
     </w:lvl>
   </w:abstractNum>
-  <w:abstractNum w:abstractNumId="11" w15:restartNumberingAfterBreak="0">
+  <w:abstractNum w:abstractNumId="12" w15:restartNumberingAfterBreak="0">
     <w:nsid w:val="082A75A2"/>
     <w:multiLevelType w:val="hybridMultilevel"/>
     <w:tmpl w:val="4F6A08C8"/>
@@ -17955,7 +20569,7 @@
       </w:rPr>
     </w:lvl>
   </w:abstractNum>
-  <w:abstractNum w:abstractNumId="12" w15:restartNumberingAfterBreak="0">
+  <w:abstractNum w:abstractNumId="13" w15:restartNumberingAfterBreak="0">
     <w:nsid w:val="0A52183A"/>
     <w:multiLevelType w:val="hybridMultilevel"/>
     <w:tmpl w:val="5FB29E90"/>
@@ -18068,7 +20682,7 @@
       </w:rPr>
     </w:lvl>
   </w:abstractNum>
-  <w:abstractNum w:abstractNumId="13" w15:restartNumberingAfterBreak="0">
+  <w:abstractNum w:abstractNumId="14" w15:restartNumberingAfterBreak="0">
     <w:nsid w:val="0CA9725A"/>
     <w:multiLevelType w:val="hybridMultilevel"/>
     <w:tmpl w:val="4DBED244"/>
@@ -18181,7 +20795,7 @@
       </w:rPr>
     </w:lvl>
   </w:abstractNum>
-  <w:abstractNum w:abstractNumId="14" w15:restartNumberingAfterBreak="0">
+  <w:abstractNum w:abstractNumId="15" w15:restartNumberingAfterBreak="0">
     <w:nsid w:val="0CDA3678"/>
     <w:multiLevelType w:val="hybridMultilevel"/>
     <w:tmpl w:val="E22EA7CC"/>
@@ -18294,7 +20908,7 @@
       </w:rPr>
     </w:lvl>
   </w:abstractNum>
-  <w:abstractNum w:abstractNumId="15" w15:restartNumberingAfterBreak="0">
+  <w:abstractNum w:abstractNumId="16" w15:restartNumberingAfterBreak="0">
     <w:nsid w:val="0D743D1F"/>
     <w:multiLevelType w:val="hybridMultilevel"/>
     <w:tmpl w:val="A1F855A6"/>
@@ -18403,7 +21017,7 @@
       </w:pPr>
     </w:lvl>
   </w:abstractNum>
-  <w:abstractNum w:abstractNumId="16" w15:restartNumberingAfterBreak="0">
+  <w:abstractNum w:abstractNumId="17" w15:restartNumberingAfterBreak="0">
     <w:nsid w:val="0ED41A8C"/>
     <w:multiLevelType w:val="hybridMultilevel"/>
     <w:tmpl w:val="39BE9BB4"/>
@@ -18516,7 +21130,7 @@
       </w:rPr>
     </w:lvl>
   </w:abstractNum>
-  <w:abstractNum w:abstractNumId="17" w15:restartNumberingAfterBreak="0">
+  <w:abstractNum w:abstractNumId="18" w15:restartNumberingAfterBreak="0">
     <w:nsid w:val="0F7D6AA2"/>
     <w:multiLevelType w:val="hybridMultilevel"/>
     <w:tmpl w:val="1E34183E"/>
@@ -18629,7 +21243,7 @@
       </w:rPr>
     </w:lvl>
   </w:abstractNum>
-  <w:abstractNum w:abstractNumId="18" w15:restartNumberingAfterBreak="0">
+  <w:abstractNum w:abstractNumId="19" w15:restartNumberingAfterBreak="0">
     <w:nsid w:val="10E977AF"/>
     <w:multiLevelType w:val="hybridMultilevel"/>
     <w:tmpl w:val="A91AFD52"/>
@@ -18742,7 +21356,7 @@
       </w:rPr>
     </w:lvl>
   </w:abstractNum>
-  <w:abstractNum w:abstractNumId="19" w15:restartNumberingAfterBreak="0">
+  <w:abstractNum w:abstractNumId="20" w15:restartNumberingAfterBreak="0">
     <w:nsid w:val="110C1F0A"/>
     <w:multiLevelType w:val="hybridMultilevel"/>
     <w:tmpl w:val="12800908"/>
@@ -18855,7 +21469,7 @@
       </w:rPr>
     </w:lvl>
   </w:abstractNum>
-  <w:abstractNum w:abstractNumId="20" w15:restartNumberingAfterBreak="0">
+  <w:abstractNum w:abstractNumId="21" w15:restartNumberingAfterBreak="0">
     <w:nsid w:val="11E40B49"/>
     <w:multiLevelType w:val="hybridMultilevel"/>
     <w:tmpl w:val="3B14F05C"/>
@@ -18968,7 +21582,7 @@
       </w:rPr>
     </w:lvl>
   </w:abstractNum>
-  <w:abstractNum w:abstractNumId="21" w15:restartNumberingAfterBreak="0">
+  <w:abstractNum w:abstractNumId="22" w15:restartNumberingAfterBreak="0">
     <w:nsid w:val="12D534F3"/>
     <w:multiLevelType w:val="hybridMultilevel"/>
     <w:tmpl w:val="6D9A2CFE"/>
@@ -19081,7 +21695,7 @@
       </w:rPr>
     </w:lvl>
   </w:abstractNum>
-  <w:abstractNum w:abstractNumId="22" w15:restartNumberingAfterBreak="0">
+  <w:abstractNum w:abstractNumId="23" w15:restartNumberingAfterBreak="0">
     <w:nsid w:val="13AA0395"/>
     <w:multiLevelType w:val="hybridMultilevel"/>
     <w:tmpl w:val="41421288"/>
@@ -19194,7 +21808,7 @@
       </w:rPr>
     </w:lvl>
   </w:abstractNum>
-  <w:abstractNum w:abstractNumId="23" w15:restartNumberingAfterBreak="0">
+  <w:abstractNum w:abstractNumId="24" w15:restartNumberingAfterBreak="0">
     <w:nsid w:val="14175B67"/>
     <w:multiLevelType w:val="hybridMultilevel"/>
     <w:tmpl w:val="776493DA"/>
@@ -19303,7 +21917,7 @@
       </w:pPr>
     </w:lvl>
   </w:abstractNum>
-  <w:abstractNum w:abstractNumId="24" w15:restartNumberingAfterBreak="0">
+  <w:abstractNum w:abstractNumId="25" w15:restartNumberingAfterBreak="0">
     <w:nsid w:val="17096475"/>
     <w:multiLevelType w:val="hybridMultilevel"/>
     <w:tmpl w:val="577CBEB0"/>
@@ -19416,7 +22030,7 @@
       </w:rPr>
     </w:lvl>
   </w:abstractNum>
-  <w:abstractNum w:abstractNumId="25" w15:restartNumberingAfterBreak="0">
+  <w:abstractNum w:abstractNumId="26" w15:restartNumberingAfterBreak="0">
     <w:nsid w:val="191168A3"/>
     <w:multiLevelType w:val="hybridMultilevel"/>
     <w:tmpl w:val="0DB2DA64"/>
@@ -19529,7 +22143,7 @@
       </w:rPr>
     </w:lvl>
   </w:abstractNum>
-  <w:abstractNum w:abstractNumId="26" w15:restartNumberingAfterBreak="0">
+  <w:abstractNum w:abstractNumId="27" w15:restartNumberingAfterBreak="0">
     <w:nsid w:val="1CA516B8"/>
     <w:multiLevelType w:val="hybridMultilevel"/>
     <w:tmpl w:val="9A042BF6"/>
@@ -19642,7 +22256,120 @@
       </w:rPr>
     </w:lvl>
   </w:abstractNum>
-  <w:abstractNum w:abstractNumId="27" w15:restartNumberingAfterBreak="0">
+  <w:abstractNum w:abstractNumId="28" w15:restartNumberingAfterBreak="0">
+    <w:nsid w:val="1CAF1FF3"/>
+    <w:multiLevelType w:val="hybridMultilevel"/>
+    <w:tmpl w:val="9C32CCA0"/>
+    <w:lvl w:ilvl="0" w:tplc="4009000B">
+      <w:start w:val="1"/>
+      <w:numFmt w:val="bullet"/>
+      <w:lvlText w:val=""/>
+      <w:lvlJc w:val="left"/>
+      <w:pPr>
+        <w:ind w:left="1120" w:hanging="360"/>
+      </w:pPr>
+      <w:rPr>
+        <w:rFonts w:ascii="Wingdings" w:hAnsi="Wingdings" w:hint="default"/>
+      </w:rPr>
+    </w:lvl>
+    <w:lvl w:ilvl="1" w:tplc="40090003" w:tentative="1">
+      <w:start w:val="1"/>
+      <w:numFmt w:val="bullet"/>
+      <w:lvlText w:val="o"/>
+      <w:lvlJc w:val="left"/>
+      <w:pPr>
+        <w:ind w:left="1840" w:hanging="360"/>
+      </w:pPr>
+      <w:rPr>
+        <w:rFonts w:ascii="Courier New" w:hAnsi="Courier New" w:cs="Courier New" w:hint="default"/>
+      </w:rPr>
+    </w:lvl>
+    <w:lvl w:ilvl="2" w:tplc="40090005" w:tentative="1">
+      <w:start w:val="1"/>
+      <w:numFmt w:val="bullet"/>
+      <w:lvlText w:val=""/>
+      <w:lvlJc w:val="left"/>
+      <w:pPr>
+        <w:ind w:left="2560" w:hanging="360"/>
+      </w:pPr>
+      <w:rPr>
+        <w:rFonts w:ascii="Wingdings" w:hAnsi="Wingdings" w:hint="default"/>
+      </w:rPr>
+    </w:lvl>
+    <w:lvl w:ilvl="3" w:tplc="40090001" w:tentative="1">
+      <w:start w:val="1"/>
+      <w:numFmt w:val="bullet"/>
+      <w:lvlText w:val=""/>
+      <w:lvlJc w:val="left"/>
+      <w:pPr>
+        <w:ind w:left="3280" w:hanging="360"/>
+      </w:pPr>
+      <w:rPr>
+        <w:rFonts w:ascii="Symbol" w:hAnsi="Symbol" w:hint="default"/>
+      </w:rPr>
+    </w:lvl>
+    <w:lvl w:ilvl="4" w:tplc="40090003" w:tentative="1">
+      <w:start w:val="1"/>
+      <w:numFmt w:val="bullet"/>
+      <w:lvlText w:val="o"/>
+      <w:lvlJc w:val="left"/>
+      <w:pPr>
+        <w:ind w:left="4000" w:hanging="360"/>
+      </w:pPr>
+      <w:rPr>
+        <w:rFonts w:ascii="Courier New" w:hAnsi="Courier New" w:cs="Courier New" w:hint="default"/>
+      </w:rPr>
+    </w:lvl>
+    <w:lvl w:ilvl="5" w:tplc="40090005" w:tentative="1">
+      <w:start w:val="1"/>
+      <w:numFmt w:val="bullet"/>
+      <w:lvlText w:val=""/>
+      <w:lvlJc w:val="left"/>
+      <w:pPr>
+        <w:ind w:left="4720" w:hanging="360"/>
+      </w:pPr>
+      <w:rPr>
+        <w:rFonts w:ascii="Wingdings" w:hAnsi="Wingdings" w:hint="default"/>
+      </w:rPr>
+    </w:lvl>
+    <w:lvl w:ilvl="6" w:tplc="40090001" w:tentative="1">
+      <w:start w:val="1"/>
+      <w:numFmt w:val="bullet"/>
+      <w:lvlText w:val=""/>
+      <w:lvlJc w:val="left"/>
+      <w:pPr>
+        <w:ind w:left="5440" w:hanging="360"/>
+      </w:pPr>
+      <w:rPr>
+        <w:rFonts w:ascii="Symbol" w:hAnsi="Symbol" w:hint="default"/>
+      </w:rPr>
+    </w:lvl>
+    <w:lvl w:ilvl="7" w:tplc="40090003" w:tentative="1">
+      <w:start w:val="1"/>
+      <w:numFmt w:val="bullet"/>
+      <w:lvlText w:val="o"/>
+      <w:lvlJc w:val="left"/>
+      <w:pPr>
+        <w:ind w:left="6160" w:hanging="360"/>
+      </w:pPr>
+      <w:rPr>
+        <w:rFonts w:ascii="Courier New" w:hAnsi="Courier New" w:cs="Courier New" w:hint="default"/>
+      </w:rPr>
+    </w:lvl>
+    <w:lvl w:ilvl="8" w:tplc="40090005" w:tentative="1">
+      <w:start w:val="1"/>
+      <w:numFmt w:val="bullet"/>
+      <w:lvlText w:val=""/>
+      <w:lvlJc w:val="left"/>
+      <w:pPr>
+        <w:ind w:left="6880" w:hanging="360"/>
+      </w:pPr>
+      <w:rPr>
+        <w:rFonts w:ascii="Wingdings" w:hAnsi="Wingdings" w:hint="default"/>
+      </w:rPr>
+    </w:lvl>
+  </w:abstractNum>
+  <w:abstractNum w:abstractNumId="29" w15:restartNumberingAfterBreak="0">
     <w:nsid w:val="1D644E5C"/>
     <w:multiLevelType w:val="hybridMultilevel"/>
     <w:tmpl w:val="A7BC5C5E"/>
@@ -19755,7 +22482,120 @@
       </w:rPr>
     </w:lvl>
   </w:abstractNum>
-  <w:abstractNum w:abstractNumId="28" w15:restartNumberingAfterBreak="0">
+  <w:abstractNum w:abstractNumId="30" w15:restartNumberingAfterBreak="0">
+    <w:nsid w:val="1F6474BC"/>
+    <w:multiLevelType w:val="hybridMultilevel"/>
+    <w:tmpl w:val="2EB4095E"/>
+    <w:lvl w:ilvl="0" w:tplc="488C9D1E">
+      <w:start w:val="1"/>
+      <w:numFmt w:val="bullet"/>
+      <w:lvlText w:val=""/>
+      <w:lvlJc w:val="left"/>
+      <w:pPr>
+        <w:ind w:left="1446" w:hanging="360"/>
+      </w:pPr>
+      <w:rPr>
+        <w:rFonts w:ascii="Symbol" w:hAnsi="Symbol" w:hint="default"/>
+      </w:rPr>
+    </w:lvl>
+    <w:lvl w:ilvl="1" w:tplc="40090003" w:tentative="1">
+      <w:start w:val="1"/>
+      <w:numFmt w:val="bullet"/>
+      <w:lvlText w:val="o"/>
+      <w:lvlJc w:val="left"/>
+      <w:pPr>
+        <w:ind w:left="2166" w:hanging="360"/>
+      </w:pPr>
+      <w:rPr>
+        <w:rFonts w:ascii="Courier New" w:hAnsi="Courier New" w:cs="Courier New" w:hint="default"/>
+      </w:rPr>
+    </w:lvl>
+    <w:lvl w:ilvl="2" w:tplc="40090005" w:tentative="1">
+      <w:start w:val="1"/>
+      <w:numFmt w:val="bullet"/>
+      <w:lvlText w:val=""/>
+      <w:lvlJc w:val="left"/>
+      <w:pPr>
+        <w:ind w:left="2886" w:hanging="360"/>
+      </w:pPr>
+      <w:rPr>
+        <w:rFonts w:ascii="Wingdings" w:hAnsi="Wingdings" w:hint="default"/>
+      </w:rPr>
+    </w:lvl>
+    <w:lvl w:ilvl="3" w:tplc="40090001" w:tentative="1">
+      <w:start w:val="1"/>
+      <w:numFmt w:val="bullet"/>
+      <w:lvlText w:val=""/>
+      <w:lvlJc w:val="left"/>
+      <w:pPr>
+        <w:ind w:left="3606" w:hanging="360"/>
+      </w:pPr>
+      <w:rPr>
+        <w:rFonts w:ascii="Symbol" w:hAnsi="Symbol" w:hint="default"/>
+      </w:rPr>
+    </w:lvl>
+    <w:lvl w:ilvl="4" w:tplc="40090003" w:tentative="1">
+      <w:start w:val="1"/>
+      <w:numFmt w:val="bullet"/>
+      <w:lvlText w:val="o"/>
+      <w:lvlJc w:val="left"/>
+      <w:pPr>
+        <w:ind w:left="4326" w:hanging="360"/>
+      </w:pPr>
+      <w:rPr>
+        <w:rFonts w:ascii="Courier New" w:hAnsi="Courier New" w:cs="Courier New" w:hint="default"/>
+      </w:rPr>
+    </w:lvl>
+    <w:lvl w:ilvl="5" w:tplc="40090005" w:tentative="1">
+      <w:start w:val="1"/>
+      <w:numFmt w:val="bullet"/>
+      <w:lvlText w:val=""/>
+      <w:lvlJc w:val="left"/>
+      <w:pPr>
+        <w:ind w:left="5046" w:hanging="360"/>
+      </w:pPr>
+      <w:rPr>
+        <w:rFonts w:ascii="Wingdings" w:hAnsi="Wingdings" w:hint="default"/>
+      </w:rPr>
+    </w:lvl>
+    <w:lvl w:ilvl="6" w:tplc="40090001" w:tentative="1">
+      <w:start w:val="1"/>
+      <w:numFmt w:val="bullet"/>
+      <w:lvlText w:val=""/>
+      <w:lvlJc w:val="left"/>
+      <w:pPr>
+        <w:ind w:left="5766" w:hanging="360"/>
+      </w:pPr>
+      <w:rPr>
+        <w:rFonts w:ascii="Symbol" w:hAnsi="Symbol" w:hint="default"/>
+      </w:rPr>
+    </w:lvl>
+    <w:lvl w:ilvl="7" w:tplc="40090003" w:tentative="1">
+      <w:start w:val="1"/>
+      <w:numFmt w:val="bullet"/>
+      <w:lvlText w:val="o"/>
+      <w:lvlJc w:val="left"/>
+      <w:pPr>
+        <w:ind w:left="6486" w:hanging="360"/>
+      </w:pPr>
+      <w:rPr>
+        <w:rFonts w:ascii="Courier New" w:hAnsi="Courier New" w:cs="Courier New" w:hint="default"/>
+      </w:rPr>
+    </w:lvl>
+    <w:lvl w:ilvl="8" w:tplc="40090005" w:tentative="1">
+      <w:start w:val="1"/>
+      <w:numFmt w:val="bullet"/>
+      <w:lvlText w:val=""/>
+      <w:lvlJc w:val="left"/>
+      <w:pPr>
+        <w:ind w:left="7206" w:hanging="360"/>
+      </w:pPr>
+      <w:rPr>
+        <w:rFonts w:ascii="Wingdings" w:hAnsi="Wingdings" w:hint="default"/>
+      </w:rPr>
+    </w:lvl>
+  </w:abstractNum>
+  <w:abstractNum w:abstractNumId="31" w15:restartNumberingAfterBreak="0">
     <w:nsid w:val="22DB65EA"/>
     <w:multiLevelType w:val="hybridMultilevel"/>
     <w:tmpl w:val="0F7C5664"/>
@@ -19868,7 +22708,7 @@
       </w:rPr>
     </w:lvl>
   </w:abstractNum>
-  <w:abstractNum w:abstractNumId="29" w15:restartNumberingAfterBreak="0">
+  <w:abstractNum w:abstractNumId="32" w15:restartNumberingAfterBreak="0">
     <w:nsid w:val="232628BC"/>
     <w:multiLevelType w:val="hybridMultilevel"/>
     <w:tmpl w:val="BB22A51E"/>
@@ -19981,7 +22821,7 @@
       </w:rPr>
     </w:lvl>
   </w:abstractNum>
-  <w:abstractNum w:abstractNumId="30" w15:restartNumberingAfterBreak="0">
+  <w:abstractNum w:abstractNumId="33" w15:restartNumberingAfterBreak="0">
     <w:nsid w:val="23F9362A"/>
     <w:multiLevelType w:val="hybridMultilevel"/>
     <w:tmpl w:val="52B691FA"/>
@@ -20094,7 +22934,7 @@
       </w:rPr>
     </w:lvl>
   </w:abstractNum>
-  <w:abstractNum w:abstractNumId="31" w15:restartNumberingAfterBreak="0">
+  <w:abstractNum w:abstractNumId="34" w15:restartNumberingAfterBreak="0">
     <w:nsid w:val="244E0056"/>
     <w:multiLevelType w:val="hybridMultilevel"/>
     <w:tmpl w:val="0DFAAEE2"/>
@@ -20207,7 +23047,7 @@
       </w:rPr>
     </w:lvl>
   </w:abstractNum>
-  <w:abstractNum w:abstractNumId="32" w15:restartNumberingAfterBreak="0">
+  <w:abstractNum w:abstractNumId="35" w15:restartNumberingAfterBreak="0">
     <w:nsid w:val="260B2D54"/>
     <w:multiLevelType w:val="hybridMultilevel"/>
     <w:tmpl w:val="3B3CBCFA"/>
@@ -20320,7 +23160,7 @@
       </w:rPr>
     </w:lvl>
   </w:abstractNum>
-  <w:abstractNum w:abstractNumId="33" w15:restartNumberingAfterBreak="0">
+  <w:abstractNum w:abstractNumId="36" w15:restartNumberingAfterBreak="0">
     <w:nsid w:val="264859EB"/>
     <w:multiLevelType w:val="hybridMultilevel"/>
     <w:tmpl w:val="9976F274"/>
@@ -20433,7 +23273,7 @@
       </w:rPr>
     </w:lvl>
   </w:abstractNum>
-  <w:abstractNum w:abstractNumId="34" w15:restartNumberingAfterBreak="0">
+  <w:abstractNum w:abstractNumId="37" w15:restartNumberingAfterBreak="0">
     <w:nsid w:val="2662319A"/>
     <w:multiLevelType w:val="hybridMultilevel"/>
     <w:tmpl w:val="7FBE34F2"/>
@@ -20546,7 +23386,233 @@
       </w:rPr>
     </w:lvl>
   </w:abstractNum>
-  <w:abstractNum w:abstractNumId="35" w15:restartNumberingAfterBreak="0">
+  <w:abstractNum w:abstractNumId="38" w15:restartNumberingAfterBreak="0">
+    <w:nsid w:val="27A05930"/>
+    <w:multiLevelType w:val="hybridMultilevel"/>
+    <w:tmpl w:val="11F2E8B4"/>
+    <w:lvl w:ilvl="0" w:tplc="488C9D1E">
+      <w:start w:val="1"/>
+      <w:numFmt w:val="bullet"/>
+      <w:lvlText w:val=""/>
+      <w:lvlJc w:val="left"/>
+      <w:pPr>
+        <w:ind w:left="1588" w:hanging="360"/>
+      </w:pPr>
+      <w:rPr>
+        <w:rFonts w:ascii="Symbol" w:hAnsi="Symbol" w:hint="default"/>
+      </w:rPr>
+    </w:lvl>
+    <w:lvl w:ilvl="1" w:tplc="40090003" w:tentative="1">
+      <w:start w:val="1"/>
+      <w:numFmt w:val="bullet"/>
+      <w:lvlText w:val="o"/>
+      <w:lvlJc w:val="left"/>
+      <w:pPr>
+        <w:ind w:left="2308" w:hanging="360"/>
+      </w:pPr>
+      <w:rPr>
+        <w:rFonts w:ascii="Courier New" w:hAnsi="Courier New" w:cs="Courier New" w:hint="default"/>
+      </w:rPr>
+    </w:lvl>
+    <w:lvl w:ilvl="2" w:tplc="40090005" w:tentative="1">
+      <w:start w:val="1"/>
+      <w:numFmt w:val="bullet"/>
+      <w:lvlText w:val=""/>
+      <w:lvlJc w:val="left"/>
+      <w:pPr>
+        <w:ind w:left="3028" w:hanging="360"/>
+      </w:pPr>
+      <w:rPr>
+        <w:rFonts w:ascii="Wingdings" w:hAnsi="Wingdings" w:hint="default"/>
+      </w:rPr>
+    </w:lvl>
+    <w:lvl w:ilvl="3" w:tplc="40090001" w:tentative="1">
+      <w:start w:val="1"/>
+      <w:numFmt w:val="bullet"/>
+      <w:lvlText w:val=""/>
+      <w:lvlJc w:val="left"/>
+      <w:pPr>
+        <w:ind w:left="3748" w:hanging="360"/>
+      </w:pPr>
+      <w:rPr>
+        <w:rFonts w:ascii="Symbol" w:hAnsi="Symbol" w:hint="default"/>
+      </w:rPr>
+    </w:lvl>
+    <w:lvl w:ilvl="4" w:tplc="40090003" w:tentative="1">
+      <w:start w:val="1"/>
+      <w:numFmt w:val="bullet"/>
+      <w:lvlText w:val="o"/>
+      <w:lvlJc w:val="left"/>
+      <w:pPr>
+        <w:ind w:left="4468" w:hanging="360"/>
+      </w:pPr>
+      <w:rPr>
+        <w:rFonts w:ascii="Courier New" w:hAnsi="Courier New" w:cs="Courier New" w:hint="default"/>
+      </w:rPr>
+    </w:lvl>
+    <w:lvl w:ilvl="5" w:tplc="40090005" w:tentative="1">
+      <w:start w:val="1"/>
+      <w:numFmt w:val="bullet"/>
+      <w:lvlText w:val=""/>
+      <w:lvlJc w:val="left"/>
+      <w:pPr>
+        <w:ind w:left="5188" w:hanging="360"/>
+      </w:pPr>
+      <w:rPr>
+        <w:rFonts w:ascii="Wingdings" w:hAnsi="Wingdings" w:hint="default"/>
+      </w:rPr>
+    </w:lvl>
+    <w:lvl w:ilvl="6" w:tplc="40090001" w:tentative="1">
+      <w:start w:val="1"/>
+      <w:numFmt w:val="bullet"/>
+      <w:lvlText w:val=""/>
+      <w:lvlJc w:val="left"/>
+      <w:pPr>
+        <w:ind w:left="5908" w:hanging="360"/>
+      </w:pPr>
+      <w:rPr>
+        <w:rFonts w:ascii="Symbol" w:hAnsi="Symbol" w:hint="default"/>
+      </w:rPr>
+    </w:lvl>
+    <w:lvl w:ilvl="7" w:tplc="40090003" w:tentative="1">
+      <w:start w:val="1"/>
+      <w:numFmt w:val="bullet"/>
+      <w:lvlText w:val="o"/>
+      <w:lvlJc w:val="left"/>
+      <w:pPr>
+        <w:ind w:left="6628" w:hanging="360"/>
+      </w:pPr>
+      <w:rPr>
+        <w:rFonts w:ascii="Courier New" w:hAnsi="Courier New" w:cs="Courier New" w:hint="default"/>
+      </w:rPr>
+    </w:lvl>
+    <w:lvl w:ilvl="8" w:tplc="40090005" w:tentative="1">
+      <w:start w:val="1"/>
+      <w:numFmt w:val="bullet"/>
+      <w:lvlText w:val=""/>
+      <w:lvlJc w:val="left"/>
+      <w:pPr>
+        <w:ind w:left="7348" w:hanging="360"/>
+      </w:pPr>
+      <w:rPr>
+        <w:rFonts w:ascii="Wingdings" w:hAnsi="Wingdings" w:hint="default"/>
+      </w:rPr>
+    </w:lvl>
+  </w:abstractNum>
+  <w:abstractNum w:abstractNumId="39" w15:restartNumberingAfterBreak="0">
+    <w:nsid w:val="294C7996"/>
+    <w:multiLevelType w:val="hybridMultilevel"/>
+    <w:tmpl w:val="6540B1F6"/>
+    <w:lvl w:ilvl="0" w:tplc="4009000B">
+      <w:start w:val="1"/>
+      <w:numFmt w:val="bullet"/>
+      <w:lvlText w:val=""/>
+      <w:lvlJc w:val="left"/>
+      <w:pPr>
+        <w:ind w:left="1120" w:hanging="360"/>
+      </w:pPr>
+      <w:rPr>
+        <w:rFonts w:ascii="Wingdings" w:hAnsi="Wingdings" w:hint="default"/>
+      </w:rPr>
+    </w:lvl>
+    <w:lvl w:ilvl="1" w:tplc="40090003" w:tentative="1">
+      <w:start w:val="1"/>
+      <w:numFmt w:val="bullet"/>
+      <w:lvlText w:val="o"/>
+      <w:lvlJc w:val="left"/>
+      <w:pPr>
+        <w:ind w:left="1840" w:hanging="360"/>
+      </w:pPr>
+      <w:rPr>
+        <w:rFonts w:ascii="Courier New" w:hAnsi="Courier New" w:cs="Courier New" w:hint="default"/>
+      </w:rPr>
+    </w:lvl>
+    <w:lvl w:ilvl="2" w:tplc="40090005" w:tentative="1">
+      <w:start w:val="1"/>
+      <w:numFmt w:val="bullet"/>
+      <w:lvlText w:val=""/>
+      <w:lvlJc w:val="left"/>
+      <w:pPr>
+        <w:ind w:left="2560" w:hanging="360"/>
+      </w:pPr>
+      <w:rPr>
+        <w:rFonts w:ascii="Wingdings" w:hAnsi="Wingdings" w:hint="default"/>
+      </w:rPr>
+    </w:lvl>
+    <w:lvl w:ilvl="3" w:tplc="40090001" w:tentative="1">
+      <w:start w:val="1"/>
+      <w:numFmt w:val="bullet"/>
+      <w:lvlText w:val=""/>
+      <w:lvlJc w:val="left"/>
+      <w:pPr>
+        <w:ind w:left="3280" w:hanging="360"/>
+      </w:pPr>
+      <w:rPr>
+        <w:rFonts w:ascii="Symbol" w:hAnsi="Symbol" w:hint="default"/>
+      </w:rPr>
+    </w:lvl>
+    <w:lvl w:ilvl="4" w:tplc="40090003" w:tentative="1">
+      <w:start w:val="1"/>
+      <w:numFmt w:val="bullet"/>
+      <w:lvlText w:val="o"/>
+      <w:lvlJc w:val="left"/>
+      <w:pPr>
+        <w:ind w:left="4000" w:hanging="360"/>
+      </w:pPr>
+      <w:rPr>
+        <w:rFonts w:ascii="Courier New" w:hAnsi="Courier New" w:cs="Courier New" w:hint="default"/>
+      </w:rPr>
+    </w:lvl>
+    <w:lvl w:ilvl="5" w:tplc="40090005" w:tentative="1">
+      <w:start w:val="1"/>
+      <w:numFmt w:val="bullet"/>
+      <w:lvlText w:val=""/>
+      <w:lvlJc w:val="left"/>
+      <w:pPr>
+        <w:ind w:left="4720" w:hanging="360"/>
+      </w:pPr>
+      <w:rPr>
+        <w:rFonts w:ascii="Wingdings" w:hAnsi="Wingdings" w:hint="default"/>
+      </w:rPr>
+    </w:lvl>
+    <w:lvl w:ilvl="6" w:tplc="40090001" w:tentative="1">
+      <w:start w:val="1"/>
+      <w:numFmt w:val="bullet"/>
+      <w:lvlText w:val=""/>
+      <w:lvlJc w:val="left"/>
+      <w:pPr>
+        <w:ind w:left="5440" w:hanging="360"/>
+      </w:pPr>
+      <w:rPr>
+        <w:rFonts w:ascii="Symbol" w:hAnsi="Symbol" w:hint="default"/>
+      </w:rPr>
+    </w:lvl>
+    <w:lvl w:ilvl="7" w:tplc="40090003" w:tentative="1">
+      <w:start w:val="1"/>
+      <w:numFmt w:val="bullet"/>
+      <w:lvlText w:val="o"/>
+      <w:lvlJc w:val="left"/>
+      <w:pPr>
+        <w:ind w:left="6160" w:hanging="360"/>
+      </w:pPr>
+      <w:rPr>
+        <w:rFonts w:ascii="Courier New" w:hAnsi="Courier New" w:cs="Courier New" w:hint="default"/>
+      </w:rPr>
+    </w:lvl>
+    <w:lvl w:ilvl="8" w:tplc="40090005" w:tentative="1">
+      <w:start w:val="1"/>
+      <w:numFmt w:val="bullet"/>
+      <w:lvlText w:val=""/>
+      <w:lvlJc w:val="left"/>
+      <w:pPr>
+        <w:ind w:left="6880" w:hanging="360"/>
+      </w:pPr>
+      <w:rPr>
+        <w:rFonts w:ascii="Wingdings" w:hAnsi="Wingdings" w:hint="default"/>
+      </w:rPr>
+    </w:lvl>
+  </w:abstractNum>
+  <w:abstractNum w:abstractNumId="40" w15:restartNumberingAfterBreak="0">
     <w:nsid w:val="2CD07219"/>
     <w:multiLevelType w:val="hybridMultilevel"/>
     <w:tmpl w:val="F028F0C2"/>
@@ -20659,7 +23725,7 @@
       </w:rPr>
     </w:lvl>
   </w:abstractNum>
-  <w:abstractNum w:abstractNumId="36" w15:restartNumberingAfterBreak="0">
+  <w:abstractNum w:abstractNumId="41" w15:restartNumberingAfterBreak="0">
     <w:nsid w:val="2E5E01CB"/>
     <w:multiLevelType w:val="hybridMultilevel"/>
     <w:tmpl w:val="4E80DCB4"/>
@@ -20772,7 +23838,7 @@
       </w:rPr>
     </w:lvl>
   </w:abstractNum>
-  <w:abstractNum w:abstractNumId="37" w15:restartNumberingAfterBreak="0">
+  <w:abstractNum w:abstractNumId="42" w15:restartNumberingAfterBreak="0">
     <w:nsid w:val="2F325EA5"/>
     <w:multiLevelType w:val="hybridMultilevel"/>
     <w:tmpl w:val="4880CD62"/>
@@ -20885,7 +23951,7 @@
       </w:rPr>
     </w:lvl>
   </w:abstractNum>
-  <w:abstractNum w:abstractNumId="38" w15:restartNumberingAfterBreak="0">
+  <w:abstractNum w:abstractNumId="43" w15:restartNumberingAfterBreak="0">
     <w:nsid w:val="30B71602"/>
     <w:multiLevelType w:val="hybridMultilevel"/>
     <w:tmpl w:val="034275AE"/>
@@ -20998,7 +24064,120 @@
       </w:rPr>
     </w:lvl>
   </w:abstractNum>
-  <w:abstractNum w:abstractNumId="39" w15:restartNumberingAfterBreak="0">
+  <w:abstractNum w:abstractNumId="44" w15:restartNumberingAfterBreak="0">
+    <w:nsid w:val="31A1339E"/>
+    <w:multiLevelType w:val="hybridMultilevel"/>
+    <w:tmpl w:val="167049CA"/>
+    <w:lvl w:ilvl="0" w:tplc="488C9D1E">
+      <w:start w:val="1"/>
+      <w:numFmt w:val="bullet"/>
+      <w:lvlText w:val=""/>
+      <w:lvlJc w:val="left"/>
+      <w:pPr>
+        <w:ind w:left="1559" w:hanging="360"/>
+      </w:pPr>
+      <w:rPr>
+        <w:rFonts w:ascii="Symbol" w:hAnsi="Symbol" w:hint="default"/>
+      </w:rPr>
+    </w:lvl>
+    <w:lvl w:ilvl="1" w:tplc="40090003" w:tentative="1">
+      <w:start w:val="1"/>
+      <w:numFmt w:val="bullet"/>
+      <w:lvlText w:val="o"/>
+      <w:lvlJc w:val="left"/>
+      <w:pPr>
+        <w:ind w:left="2279" w:hanging="360"/>
+      </w:pPr>
+      <w:rPr>
+        <w:rFonts w:ascii="Courier New" w:hAnsi="Courier New" w:cs="Courier New" w:hint="default"/>
+      </w:rPr>
+    </w:lvl>
+    <w:lvl w:ilvl="2" w:tplc="40090005" w:tentative="1">
+      <w:start w:val="1"/>
+      <w:numFmt w:val="bullet"/>
+      <w:lvlText w:val=""/>
+      <w:lvlJc w:val="left"/>
+      <w:pPr>
+        <w:ind w:left="2999" w:hanging="360"/>
+      </w:pPr>
+      <w:rPr>
+        <w:rFonts w:ascii="Wingdings" w:hAnsi="Wingdings" w:hint="default"/>
+      </w:rPr>
+    </w:lvl>
+    <w:lvl w:ilvl="3" w:tplc="40090001" w:tentative="1">
+      <w:start w:val="1"/>
+      <w:numFmt w:val="bullet"/>
+      <w:lvlText w:val=""/>
+      <w:lvlJc w:val="left"/>
+      <w:pPr>
+        <w:ind w:left="3719" w:hanging="360"/>
+      </w:pPr>
+      <w:rPr>
+        <w:rFonts w:ascii="Symbol" w:hAnsi="Symbol" w:hint="default"/>
+      </w:rPr>
+    </w:lvl>
+    <w:lvl w:ilvl="4" w:tplc="40090003" w:tentative="1">
+      <w:start w:val="1"/>
+      <w:numFmt w:val="bullet"/>
+      <w:lvlText w:val="o"/>
+      <w:lvlJc w:val="left"/>
+      <w:pPr>
+        <w:ind w:left="4439" w:hanging="360"/>
+      </w:pPr>
+      <w:rPr>
+        <w:rFonts w:ascii="Courier New" w:hAnsi="Courier New" w:cs="Courier New" w:hint="default"/>
+      </w:rPr>
+    </w:lvl>
+    <w:lvl w:ilvl="5" w:tplc="40090005" w:tentative="1">
+      <w:start w:val="1"/>
+      <w:numFmt w:val="bullet"/>
+      <w:lvlText w:val=""/>
+      <w:lvlJc w:val="left"/>
+      <w:pPr>
+        <w:ind w:left="5159" w:hanging="360"/>
+      </w:pPr>
+      <w:rPr>
+        <w:rFonts w:ascii="Wingdings" w:hAnsi="Wingdings" w:hint="default"/>
+      </w:rPr>
+    </w:lvl>
+    <w:lvl w:ilvl="6" w:tplc="40090001" w:tentative="1">
+      <w:start w:val="1"/>
+      <w:numFmt w:val="bullet"/>
+      <w:lvlText w:val=""/>
+      <w:lvlJc w:val="left"/>
+      <w:pPr>
+        <w:ind w:left="5879" w:hanging="360"/>
+      </w:pPr>
+      <w:rPr>
+        <w:rFonts w:ascii="Symbol" w:hAnsi="Symbol" w:hint="default"/>
+      </w:rPr>
+    </w:lvl>
+    <w:lvl w:ilvl="7" w:tplc="40090003" w:tentative="1">
+      <w:start w:val="1"/>
+      <w:numFmt w:val="bullet"/>
+      <w:lvlText w:val="o"/>
+      <w:lvlJc w:val="left"/>
+      <w:pPr>
+        <w:ind w:left="6599" w:hanging="360"/>
+      </w:pPr>
+      <w:rPr>
+        <w:rFonts w:ascii="Courier New" w:hAnsi="Courier New" w:cs="Courier New" w:hint="default"/>
+      </w:rPr>
+    </w:lvl>
+    <w:lvl w:ilvl="8" w:tplc="40090005" w:tentative="1">
+      <w:start w:val="1"/>
+      <w:numFmt w:val="bullet"/>
+      <w:lvlText w:val=""/>
+      <w:lvlJc w:val="left"/>
+      <w:pPr>
+        <w:ind w:left="7319" w:hanging="360"/>
+      </w:pPr>
+      <w:rPr>
+        <w:rFonts w:ascii="Wingdings" w:hAnsi="Wingdings" w:hint="default"/>
+      </w:rPr>
+    </w:lvl>
+  </w:abstractNum>
+  <w:abstractNum w:abstractNumId="45" w15:restartNumberingAfterBreak="0">
     <w:nsid w:val="322A262F"/>
     <w:multiLevelType w:val="hybridMultilevel"/>
     <w:tmpl w:val="327C07E0"/>
@@ -21111,7 +24290,7 @@
       </w:rPr>
     </w:lvl>
   </w:abstractNum>
-  <w:abstractNum w:abstractNumId="40" w15:restartNumberingAfterBreak="0">
+  <w:abstractNum w:abstractNumId="46" w15:restartNumberingAfterBreak="0">
     <w:nsid w:val="32C32B4A"/>
     <w:multiLevelType w:val="hybridMultilevel"/>
     <w:tmpl w:val="01CAE6DC"/>
@@ -21224,7 +24403,120 @@
       </w:rPr>
     </w:lvl>
   </w:abstractNum>
-  <w:abstractNum w:abstractNumId="41" w15:restartNumberingAfterBreak="0">
+  <w:abstractNum w:abstractNumId="47" w15:restartNumberingAfterBreak="0">
+    <w:nsid w:val="335204B5"/>
+    <w:multiLevelType w:val="hybridMultilevel"/>
+    <w:tmpl w:val="8F2E7C02"/>
+    <w:lvl w:ilvl="0" w:tplc="488C9D1E">
+      <w:start w:val="1"/>
+      <w:numFmt w:val="bullet"/>
+      <w:lvlText w:val=""/>
+      <w:lvlJc w:val="left"/>
+      <w:pPr>
+        <w:ind w:left="1588" w:hanging="360"/>
+      </w:pPr>
+      <w:rPr>
+        <w:rFonts w:ascii="Symbol" w:hAnsi="Symbol" w:hint="default"/>
+      </w:rPr>
+    </w:lvl>
+    <w:lvl w:ilvl="1" w:tplc="40090003" w:tentative="1">
+      <w:start w:val="1"/>
+      <w:numFmt w:val="bullet"/>
+      <w:lvlText w:val="o"/>
+      <w:lvlJc w:val="left"/>
+      <w:pPr>
+        <w:ind w:left="2308" w:hanging="360"/>
+      </w:pPr>
+      <w:rPr>
+        <w:rFonts w:ascii="Courier New" w:hAnsi="Courier New" w:cs="Courier New" w:hint="default"/>
+      </w:rPr>
+    </w:lvl>
+    <w:lvl w:ilvl="2" w:tplc="40090005" w:tentative="1">
+      <w:start w:val="1"/>
+      <w:numFmt w:val="bullet"/>
+      <w:lvlText w:val=""/>
+      <w:lvlJc w:val="left"/>
+      <w:pPr>
+        <w:ind w:left="3028" w:hanging="360"/>
+      </w:pPr>
+      <w:rPr>
+        <w:rFonts w:ascii="Wingdings" w:hAnsi="Wingdings" w:hint="default"/>
+      </w:rPr>
+    </w:lvl>
+    <w:lvl w:ilvl="3" w:tplc="40090001" w:tentative="1">
+      <w:start w:val="1"/>
+      <w:numFmt w:val="bullet"/>
+      <w:lvlText w:val=""/>
+      <w:lvlJc w:val="left"/>
+      <w:pPr>
+        <w:ind w:left="3748" w:hanging="360"/>
+      </w:pPr>
+      <w:rPr>
+        <w:rFonts w:ascii="Symbol" w:hAnsi="Symbol" w:hint="default"/>
+      </w:rPr>
+    </w:lvl>
+    <w:lvl w:ilvl="4" w:tplc="40090003" w:tentative="1">
+      <w:start w:val="1"/>
+      <w:numFmt w:val="bullet"/>
+      <w:lvlText w:val="o"/>
+      <w:lvlJc w:val="left"/>
+      <w:pPr>
+        <w:ind w:left="4468" w:hanging="360"/>
+      </w:pPr>
+      <w:rPr>
+        <w:rFonts w:ascii="Courier New" w:hAnsi="Courier New" w:cs="Courier New" w:hint="default"/>
+      </w:rPr>
+    </w:lvl>
+    <w:lvl w:ilvl="5" w:tplc="40090005" w:tentative="1">
+      <w:start w:val="1"/>
+      <w:numFmt w:val="bullet"/>
+      <w:lvlText w:val=""/>
+      <w:lvlJc w:val="left"/>
+      <w:pPr>
+        <w:ind w:left="5188" w:hanging="360"/>
+      </w:pPr>
+      <w:rPr>
+        <w:rFonts w:ascii="Wingdings" w:hAnsi="Wingdings" w:hint="default"/>
+      </w:rPr>
+    </w:lvl>
+    <w:lvl w:ilvl="6" w:tplc="40090001" w:tentative="1">
+      <w:start w:val="1"/>
+      <w:numFmt w:val="bullet"/>
+      <w:lvlText w:val=""/>
+      <w:lvlJc w:val="left"/>
+      <w:pPr>
+        <w:ind w:left="5908" w:hanging="360"/>
+      </w:pPr>
+      <w:rPr>
+        <w:rFonts w:ascii="Symbol" w:hAnsi="Symbol" w:hint="default"/>
+      </w:rPr>
+    </w:lvl>
+    <w:lvl w:ilvl="7" w:tplc="40090003" w:tentative="1">
+      <w:start w:val="1"/>
+      <w:numFmt w:val="bullet"/>
+      <w:lvlText w:val="o"/>
+      <w:lvlJc w:val="left"/>
+      <w:pPr>
+        <w:ind w:left="6628" w:hanging="360"/>
+      </w:pPr>
+      <w:rPr>
+        <w:rFonts w:ascii="Courier New" w:hAnsi="Courier New" w:cs="Courier New" w:hint="default"/>
+      </w:rPr>
+    </w:lvl>
+    <w:lvl w:ilvl="8" w:tplc="40090005" w:tentative="1">
+      <w:start w:val="1"/>
+      <w:numFmt w:val="bullet"/>
+      <w:lvlText w:val=""/>
+      <w:lvlJc w:val="left"/>
+      <w:pPr>
+        <w:ind w:left="7348" w:hanging="360"/>
+      </w:pPr>
+      <w:rPr>
+        <w:rFonts w:ascii="Wingdings" w:hAnsi="Wingdings" w:hint="default"/>
+      </w:rPr>
+    </w:lvl>
+  </w:abstractNum>
+  <w:abstractNum w:abstractNumId="48" w15:restartNumberingAfterBreak="0">
     <w:nsid w:val="35553CF3"/>
     <w:multiLevelType w:val="hybridMultilevel"/>
     <w:tmpl w:val="DA50D502"/>
@@ -21337,7 +24629,7 @@
       </w:rPr>
     </w:lvl>
   </w:abstractNum>
-  <w:abstractNum w:abstractNumId="42" w15:restartNumberingAfterBreak="0">
+  <w:abstractNum w:abstractNumId="49" w15:restartNumberingAfterBreak="0">
     <w:nsid w:val="39582E41"/>
     <w:multiLevelType w:val="hybridMultilevel"/>
     <w:tmpl w:val="6EA8BB26"/>
@@ -21450,7 +24742,7 @@
       </w:rPr>
     </w:lvl>
   </w:abstractNum>
-  <w:abstractNum w:abstractNumId="43" w15:restartNumberingAfterBreak="0">
+  <w:abstractNum w:abstractNumId="50" w15:restartNumberingAfterBreak="0">
     <w:nsid w:val="39A6604F"/>
     <w:multiLevelType w:val="hybridMultilevel"/>
     <w:tmpl w:val="E4B8291E"/>
@@ -21563,7 +24855,7 @@
       </w:rPr>
     </w:lvl>
   </w:abstractNum>
-  <w:abstractNum w:abstractNumId="44" w15:restartNumberingAfterBreak="0">
+  <w:abstractNum w:abstractNumId="51" w15:restartNumberingAfterBreak="0">
     <w:nsid w:val="41DC4A8F"/>
     <w:multiLevelType w:val="hybridMultilevel"/>
     <w:tmpl w:val="19CE7D6E"/>
@@ -21676,7 +24968,7 @@
       </w:rPr>
     </w:lvl>
   </w:abstractNum>
-  <w:abstractNum w:abstractNumId="45" w15:restartNumberingAfterBreak="0">
+  <w:abstractNum w:abstractNumId="52" w15:restartNumberingAfterBreak="0">
     <w:nsid w:val="41F21485"/>
     <w:multiLevelType w:val="hybridMultilevel"/>
     <w:tmpl w:val="BEF2DB6E"/>
@@ -21789,7 +25081,7 @@
       </w:rPr>
     </w:lvl>
   </w:abstractNum>
-  <w:abstractNum w:abstractNumId="46" w15:restartNumberingAfterBreak="0">
+  <w:abstractNum w:abstractNumId="53" w15:restartNumberingAfterBreak="0">
     <w:nsid w:val="43F66481"/>
     <w:multiLevelType w:val="hybridMultilevel"/>
     <w:tmpl w:val="0D5AA074"/>
@@ -21902,7 +25194,120 @@
       </w:rPr>
     </w:lvl>
   </w:abstractNum>
-  <w:abstractNum w:abstractNumId="47" w15:restartNumberingAfterBreak="0">
+  <w:abstractNum w:abstractNumId="54" w15:restartNumberingAfterBreak="0">
+    <w:nsid w:val="44A65F84"/>
+    <w:multiLevelType w:val="hybridMultilevel"/>
+    <w:tmpl w:val="243C87B6"/>
+    <w:lvl w:ilvl="0" w:tplc="4009000B">
+      <w:start w:val="1"/>
+      <w:numFmt w:val="bullet"/>
+      <w:lvlText w:val=""/>
+      <w:lvlJc w:val="left"/>
+      <w:pPr>
+        <w:ind w:left="1120" w:hanging="360"/>
+      </w:pPr>
+      <w:rPr>
+        <w:rFonts w:ascii="Wingdings" w:hAnsi="Wingdings" w:hint="default"/>
+      </w:rPr>
+    </w:lvl>
+    <w:lvl w:ilvl="1" w:tplc="40090003" w:tentative="1">
+      <w:start w:val="1"/>
+      <w:numFmt w:val="bullet"/>
+      <w:lvlText w:val="o"/>
+      <w:lvlJc w:val="left"/>
+      <w:pPr>
+        <w:ind w:left="1840" w:hanging="360"/>
+      </w:pPr>
+      <w:rPr>
+        <w:rFonts w:ascii="Courier New" w:hAnsi="Courier New" w:cs="Courier New" w:hint="default"/>
+      </w:rPr>
+    </w:lvl>
+    <w:lvl w:ilvl="2" w:tplc="40090005" w:tentative="1">
+      <w:start w:val="1"/>
+      <w:numFmt w:val="bullet"/>
+      <w:lvlText w:val=""/>
+      <w:lvlJc w:val="left"/>
+      <w:pPr>
+        <w:ind w:left="2560" w:hanging="360"/>
+      </w:pPr>
+      <w:rPr>
+        <w:rFonts w:ascii="Wingdings" w:hAnsi="Wingdings" w:hint="default"/>
+      </w:rPr>
+    </w:lvl>
+    <w:lvl w:ilvl="3" w:tplc="40090001" w:tentative="1">
+      <w:start w:val="1"/>
+      <w:numFmt w:val="bullet"/>
+      <w:lvlText w:val=""/>
+      <w:lvlJc w:val="left"/>
+      <w:pPr>
+        <w:ind w:left="3280" w:hanging="360"/>
+      </w:pPr>
+      <w:rPr>
+        <w:rFonts w:ascii="Symbol" w:hAnsi="Symbol" w:hint="default"/>
+      </w:rPr>
+    </w:lvl>
+    <w:lvl w:ilvl="4" w:tplc="40090003" w:tentative="1">
+      <w:start w:val="1"/>
+      <w:numFmt w:val="bullet"/>
+      <w:lvlText w:val="o"/>
+      <w:lvlJc w:val="left"/>
+      <w:pPr>
+        <w:ind w:left="4000" w:hanging="360"/>
+      </w:pPr>
+      <w:rPr>
+        <w:rFonts w:ascii="Courier New" w:hAnsi="Courier New" w:cs="Courier New" w:hint="default"/>
+      </w:rPr>
+    </w:lvl>
+    <w:lvl w:ilvl="5" w:tplc="40090005" w:tentative="1">
+      <w:start w:val="1"/>
+      <w:numFmt w:val="bullet"/>
+      <w:lvlText w:val=""/>
+      <w:lvlJc w:val="left"/>
+      <w:pPr>
+        <w:ind w:left="4720" w:hanging="360"/>
+      </w:pPr>
+      <w:rPr>
+        <w:rFonts w:ascii="Wingdings" w:hAnsi="Wingdings" w:hint="default"/>
+      </w:rPr>
+    </w:lvl>
+    <w:lvl w:ilvl="6" w:tplc="40090001" w:tentative="1">
+      <w:start w:val="1"/>
+      <w:numFmt w:val="bullet"/>
+      <w:lvlText w:val=""/>
+      <w:lvlJc w:val="left"/>
+      <w:pPr>
+        <w:ind w:left="5440" w:hanging="360"/>
+      </w:pPr>
+      <w:rPr>
+        <w:rFonts w:ascii="Symbol" w:hAnsi="Symbol" w:hint="default"/>
+      </w:rPr>
+    </w:lvl>
+    <w:lvl w:ilvl="7" w:tplc="40090003" w:tentative="1">
+      <w:start w:val="1"/>
+      <w:numFmt w:val="bullet"/>
+      <w:lvlText w:val="o"/>
+      <w:lvlJc w:val="left"/>
+      <w:pPr>
+        <w:ind w:left="6160" w:hanging="360"/>
+      </w:pPr>
+      <w:rPr>
+        <w:rFonts w:ascii="Courier New" w:hAnsi="Courier New" w:cs="Courier New" w:hint="default"/>
+      </w:rPr>
+    </w:lvl>
+    <w:lvl w:ilvl="8" w:tplc="40090005" w:tentative="1">
+      <w:start w:val="1"/>
+      <w:numFmt w:val="bullet"/>
+      <w:lvlText w:val=""/>
+      <w:lvlJc w:val="left"/>
+      <w:pPr>
+        <w:ind w:left="6880" w:hanging="360"/>
+      </w:pPr>
+      <w:rPr>
+        <w:rFonts w:ascii="Wingdings" w:hAnsi="Wingdings" w:hint="default"/>
+      </w:rPr>
+    </w:lvl>
+  </w:abstractNum>
+  <w:abstractNum w:abstractNumId="55" w15:restartNumberingAfterBreak="0">
     <w:nsid w:val="45CF465D"/>
     <w:multiLevelType w:val="hybridMultilevel"/>
     <w:tmpl w:val="3D904BB4"/>
@@ -22015,7 +25420,7 @@
       </w:rPr>
     </w:lvl>
   </w:abstractNum>
-  <w:abstractNum w:abstractNumId="48" w15:restartNumberingAfterBreak="0">
+  <w:abstractNum w:abstractNumId="56" w15:restartNumberingAfterBreak="0">
     <w:nsid w:val="475F4735"/>
     <w:multiLevelType w:val="hybridMultilevel"/>
     <w:tmpl w:val="FA029FFA"/>
@@ -22128,7 +25533,120 @@
       </w:rPr>
     </w:lvl>
   </w:abstractNum>
-  <w:abstractNum w:abstractNumId="49" w15:restartNumberingAfterBreak="0">
+  <w:abstractNum w:abstractNumId="57" w15:restartNumberingAfterBreak="0">
+    <w:nsid w:val="4A9E5951"/>
+    <w:multiLevelType w:val="hybridMultilevel"/>
+    <w:tmpl w:val="C01C7CC2"/>
+    <w:lvl w:ilvl="0" w:tplc="4009000B">
+      <w:start w:val="1"/>
+      <w:numFmt w:val="bullet"/>
+      <w:lvlText w:val=""/>
+      <w:lvlJc w:val="left"/>
+      <w:pPr>
+        <w:ind w:left="1120" w:hanging="360"/>
+      </w:pPr>
+      <w:rPr>
+        <w:rFonts w:ascii="Wingdings" w:hAnsi="Wingdings" w:hint="default"/>
+      </w:rPr>
+    </w:lvl>
+    <w:lvl w:ilvl="1" w:tplc="40090003" w:tentative="1">
+      <w:start w:val="1"/>
+      <w:numFmt w:val="bullet"/>
+      <w:lvlText w:val="o"/>
+      <w:lvlJc w:val="left"/>
+      <w:pPr>
+        <w:ind w:left="1840" w:hanging="360"/>
+      </w:pPr>
+      <w:rPr>
+        <w:rFonts w:ascii="Courier New" w:hAnsi="Courier New" w:cs="Courier New" w:hint="default"/>
+      </w:rPr>
+    </w:lvl>
+    <w:lvl w:ilvl="2" w:tplc="40090005" w:tentative="1">
+      <w:start w:val="1"/>
+      <w:numFmt w:val="bullet"/>
+      <w:lvlText w:val=""/>
+      <w:lvlJc w:val="left"/>
+      <w:pPr>
+        <w:ind w:left="2560" w:hanging="360"/>
+      </w:pPr>
+      <w:rPr>
+        <w:rFonts w:ascii="Wingdings" w:hAnsi="Wingdings" w:hint="default"/>
+      </w:rPr>
+    </w:lvl>
+    <w:lvl w:ilvl="3" w:tplc="40090001" w:tentative="1">
+      <w:start w:val="1"/>
+      <w:numFmt w:val="bullet"/>
+      <w:lvlText w:val=""/>
+      <w:lvlJc w:val="left"/>
+      <w:pPr>
+        <w:ind w:left="3280" w:hanging="360"/>
+      </w:pPr>
+      <w:rPr>
+        <w:rFonts w:ascii="Symbol" w:hAnsi="Symbol" w:hint="default"/>
+      </w:rPr>
+    </w:lvl>
+    <w:lvl w:ilvl="4" w:tplc="40090003" w:tentative="1">
+      <w:start w:val="1"/>
+      <w:numFmt w:val="bullet"/>
+      <w:lvlText w:val="o"/>
+      <w:lvlJc w:val="left"/>
+      <w:pPr>
+        <w:ind w:left="4000" w:hanging="360"/>
+      </w:pPr>
+      <w:rPr>
+        <w:rFonts w:ascii="Courier New" w:hAnsi="Courier New" w:cs="Courier New" w:hint="default"/>
+      </w:rPr>
+    </w:lvl>
+    <w:lvl w:ilvl="5" w:tplc="40090005" w:tentative="1">
+      <w:start w:val="1"/>
+      <w:numFmt w:val="bullet"/>
+      <w:lvlText w:val=""/>
+      <w:lvlJc w:val="left"/>
+      <w:pPr>
+        <w:ind w:left="4720" w:hanging="360"/>
+      </w:pPr>
+      <w:rPr>
+        <w:rFonts w:ascii="Wingdings" w:hAnsi="Wingdings" w:hint="default"/>
+      </w:rPr>
+    </w:lvl>
+    <w:lvl w:ilvl="6" w:tplc="40090001" w:tentative="1">
+      <w:start w:val="1"/>
+      <w:numFmt w:val="bullet"/>
+      <w:lvlText w:val=""/>
+      <w:lvlJc w:val="left"/>
+      <w:pPr>
+        <w:ind w:left="5440" w:hanging="360"/>
+      </w:pPr>
+      <w:rPr>
+        <w:rFonts w:ascii="Symbol" w:hAnsi="Symbol" w:hint="default"/>
+      </w:rPr>
+    </w:lvl>
+    <w:lvl w:ilvl="7" w:tplc="40090003" w:tentative="1">
+      <w:start w:val="1"/>
+      <w:numFmt w:val="bullet"/>
+      <w:lvlText w:val="o"/>
+      <w:lvlJc w:val="left"/>
+      <w:pPr>
+        <w:ind w:left="6160" w:hanging="360"/>
+      </w:pPr>
+      <w:rPr>
+        <w:rFonts w:ascii="Courier New" w:hAnsi="Courier New" w:cs="Courier New" w:hint="default"/>
+      </w:rPr>
+    </w:lvl>
+    <w:lvl w:ilvl="8" w:tplc="40090005" w:tentative="1">
+      <w:start w:val="1"/>
+      <w:numFmt w:val="bullet"/>
+      <w:lvlText w:val=""/>
+      <w:lvlJc w:val="left"/>
+      <w:pPr>
+        <w:ind w:left="6880" w:hanging="360"/>
+      </w:pPr>
+      <w:rPr>
+        <w:rFonts w:ascii="Wingdings" w:hAnsi="Wingdings" w:hint="default"/>
+      </w:rPr>
+    </w:lvl>
+  </w:abstractNum>
+  <w:abstractNum w:abstractNumId="58" w15:restartNumberingAfterBreak="0">
     <w:nsid w:val="4BD208CD"/>
     <w:multiLevelType w:val="hybridMultilevel"/>
     <w:tmpl w:val="A53A1180"/>
@@ -22241,7 +25759,7 @@
       </w:rPr>
     </w:lvl>
   </w:abstractNum>
-  <w:abstractNum w:abstractNumId="50" w15:restartNumberingAfterBreak="0">
+  <w:abstractNum w:abstractNumId="59" w15:restartNumberingAfterBreak="0">
     <w:nsid w:val="4C342B25"/>
     <w:multiLevelType w:val="hybridMultilevel"/>
     <w:tmpl w:val="B91CD8D8"/>
@@ -22354,7 +25872,7 @@
       </w:rPr>
     </w:lvl>
   </w:abstractNum>
-  <w:abstractNum w:abstractNumId="51" w15:restartNumberingAfterBreak="0">
+  <w:abstractNum w:abstractNumId="60" w15:restartNumberingAfterBreak="0">
     <w:nsid w:val="4CAF2742"/>
     <w:multiLevelType w:val="hybridMultilevel"/>
     <w:tmpl w:val="9B382BEA"/>
@@ -22467,7 +25985,7 @@
       </w:rPr>
     </w:lvl>
   </w:abstractNum>
-  <w:abstractNum w:abstractNumId="52" w15:restartNumberingAfterBreak="0">
+  <w:abstractNum w:abstractNumId="61" w15:restartNumberingAfterBreak="0">
     <w:nsid w:val="4CB9119F"/>
     <w:multiLevelType w:val="hybridMultilevel"/>
     <w:tmpl w:val="76365076"/>
@@ -22580,7 +26098,7 @@
       </w:rPr>
     </w:lvl>
   </w:abstractNum>
-  <w:abstractNum w:abstractNumId="53" w15:restartNumberingAfterBreak="0">
+  <w:abstractNum w:abstractNumId="62" w15:restartNumberingAfterBreak="0">
     <w:nsid w:val="4F17655D"/>
     <w:multiLevelType w:val="hybridMultilevel"/>
     <w:tmpl w:val="BE60F5B4"/>
@@ -22693,7 +26211,7 @@
       </w:rPr>
     </w:lvl>
   </w:abstractNum>
-  <w:abstractNum w:abstractNumId="54" w15:restartNumberingAfterBreak="0">
+  <w:abstractNum w:abstractNumId="63" w15:restartNumberingAfterBreak="0">
     <w:nsid w:val="50E81B93"/>
     <w:multiLevelType w:val="hybridMultilevel"/>
     <w:tmpl w:val="FE8AB98C"/>
@@ -22806,7 +26324,7 @@
       </w:rPr>
     </w:lvl>
   </w:abstractNum>
-  <w:abstractNum w:abstractNumId="55" w15:restartNumberingAfterBreak="0">
+  <w:abstractNum w:abstractNumId="64" w15:restartNumberingAfterBreak="0">
     <w:nsid w:val="5207196C"/>
     <w:multiLevelType w:val="hybridMultilevel"/>
     <w:tmpl w:val="04101D70"/>
@@ -22919,7 +26437,7 @@
       </w:rPr>
     </w:lvl>
   </w:abstractNum>
-  <w:abstractNum w:abstractNumId="56" w15:restartNumberingAfterBreak="0">
+  <w:abstractNum w:abstractNumId="65" w15:restartNumberingAfterBreak="0">
     <w:nsid w:val="52E2024D"/>
     <w:multiLevelType w:val="hybridMultilevel"/>
     <w:tmpl w:val="DABA967C"/>
@@ -23032,7 +26550,7 @@
       </w:rPr>
     </w:lvl>
   </w:abstractNum>
-  <w:abstractNum w:abstractNumId="57" w15:restartNumberingAfterBreak="0">
+  <w:abstractNum w:abstractNumId="66" w15:restartNumberingAfterBreak="0">
     <w:nsid w:val="54BF6151"/>
     <w:multiLevelType w:val="hybridMultilevel"/>
     <w:tmpl w:val="F4D635F4"/>
@@ -23141,7 +26659,7 @@
       </w:pPr>
     </w:lvl>
   </w:abstractNum>
-  <w:abstractNum w:abstractNumId="58" w15:restartNumberingAfterBreak="0">
+  <w:abstractNum w:abstractNumId="67" w15:restartNumberingAfterBreak="0">
     <w:nsid w:val="5BE47E43"/>
     <w:multiLevelType w:val="hybridMultilevel"/>
     <w:tmpl w:val="EF3EAED2"/>
@@ -23254,7 +26772,7 @@
       </w:rPr>
     </w:lvl>
   </w:abstractNum>
-  <w:abstractNum w:abstractNumId="59" w15:restartNumberingAfterBreak="0">
+  <w:abstractNum w:abstractNumId="68" w15:restartNumberingAfterBreak="0">
     <w:nsid w:val="5C0D2947"/>
     <w:multiLevelType w:val="hybridMultilevel"/>
     <w:tmpl w:val="8CAAD732"/>
@@ -23367,7 +26885,7 @@
       </w:rPr>
     </w:lvl>
   </w:abstractNum>
-  <w:abstractNum w:abstractNumId="60" w15:restartNumberingAfterBreak="0">
+  <w:abstractNum w:abstractNumId="69" w15:restartNumberingAfterBreak="0">
     <w:nsid w:val="5D4D2BDD"/>
     <w:multiLevelType w:val="hybridMultilevel"/>
     <w:tmpl w:val="14A8EAC6"/>
@@ -23480,7 +26998,7 @@
       </w:rPr>
     </w:lvl>
   </w:abstractNum>
-  <w:abstractNum w:abstractNumId="61" w15:restartNumberingAfterBreak="0">
+  <w:abstractNum w:abstractNumId="70" w15:restartNumberingAfterBreak="0">
     <w:nsid w:val="620D5486"/>
     <w:multiLevelType w:val="hybridMultilevel"/>
     <w:tmpl w:val="728869EC"/>
@@ -23593,7 +27111,7 @@
       </w:rPr>
     </w:lvl>
   </w:abstractNum>
-  <w:abstractNum w:abstractNumId="62" w15:restartNumberingAfterBreak="0">
+  <w:abstractNum w:abstractNumId="71" w15:restartNumberingAfterBreak="0">
     <w:nsid w:val="663A7E4C"/>
     <w:multiLevelType w:val="hybridMultilevel"/>
     <w:tmpl w:val="14463E10"/>
@@ -23706,7 +27224,7 @@
       </w:rPr>
     </w:lvl>
   </w:abstractNum>
-  <w:abstractNum w:abstractNumId="63" w15:restartNumberingAfterBreak="0">
+  <w:abstractNum w:abstractNumId="72" w15:restartNumberingAfterBreak="0">
     <w:nsid w:val="666E6981"/>
     <w:multiLevelType w:val="hybridMultilevel"/>
     <w:tmpl w:val="7B527FA6"/>
@@ -23819,7 +27337,7 @@
       </w:rPr>
     </w:lvl>
   </w:abstractNum>
-  <w:abstractNum w:abstractNumId="64" w15:restartNumberingAfterBreak="0">
+  <w:abstractNum w:abstractNumId="73" w15:restartNumberingAfterBreak="0">
     <w:nsid w:val="66B62DBB"/>
     <w:multiLevelType w:val="hybridMultilevel"/>
     <w:tmpl w:val="10D04886"/>
@@ -23932,7 +27450,7 @@
       </w:rPr>
     </w:lvl>
   </w:abstractNum>
-  <w:abstractNum w:abstractNumId="65" w15:restartNumberingAfterBreak="0">
+  <w:abstractNum w:abstractNumId="74" w15:restartNumberingAfterBreak="0">
     <w:nsid w:val="68E44562"/>
     <w:multiLevelType w:val="hybridMultilevel"/>
     <w:tmpl w:val="0952F2F2"/>
@@ -24045,7 +27563,7 @@
       </w:rPr>
     </w:lvl>
   </w:abstractNum>
-  <w:abstractNum w:abstractNumId="66" w15:restartNumberingAfterBreak="0">
+  <w:abstractNum w:abstractNumId="75" w15:restartNumberingAfterBreak="0">
     <w:nsid w:val="6C1238A2"/>
     <w:multiLevelType w:val="hybridMultilevel"/>
     <w:tmpl w:val="6BB2EB5C"/>
@@ -24158,7 +27676,7 @@
       </w:rPr>
     </w:lvl>
   </w:abstractNum>
-  <w:abstractNum w:abstractNumId="67" w15:restartNumberingAfterBreak="0">
+  <w:abstractNum w:abstractNumId="76" w15:restartNumberingAfterBreak="0">
     <w:nsid w:val="6E5F7AAF"/>
     <w:multiLevelType w:val="hybridMultilevel"/>
     <w:tmpl w:val="BF92D5CC"/>
@@ -24244,7 +27762,7 @@
       </w:pPr>
     </w:lvl>
   </w:abstractNum>
-  <w:abstractNum w:abstractNumId="68" w15:restartNumberingAfterBreak="0">
+  <w:abstractNum w:abstractNumId="77" w15:restartNumberingAfterBreak="0">
     <w:nsid w:val="6EA169CE"/>
     <w:multiLevelType w:val="hybridMultilevel"/>
     <w:tmpl w:val="9FC6F552"/>
@@ -24357,7 +27875,7 @@
       </w:rPr>
     </w:lvl>
   </w:abstractNum>
-  <w:abstractNum w:abstractNumId="69" w15:restartNumberingAfterBreak="0">
+  <w:abstractNum w:abstractNumId="78" w15:restartNumberingAfterBreak="0">
     <w:nsid w:val="6EFF7CF0"/>
     <w:multiLevelType w:val="hybridMultilevel"/>
     <w:tmpl w:val="8D48AE6A"/>
@@ -24470,7 +27988,7 @@
       </w:rPr>
     </w:lvl>
   </w:abstractNum>
-  <w:abstractNum w:abstractNumId="70" w15:restartNumberingAfterBreak="0">
+  <w:abstractNum w:abstractNumId="79" w15:restartNumberingAfterBreak="0">
     <w:nsid w:val="70390210"/>
     <w:multiLevelType w:val="hybridMultilevel"/>
     <w:tmpl w:val="90EC57DC"/>
@@ -24583,10 +28101,10 @@
       </w:rPr>
     </w:lvl>
   </w:abstractNum>
-  <w:abstractNum w:abstractNumId="71" w15:restartNumberingAfterBreak="0">
+  <w:abstractNum w:abstractNumId="80" w15:restartNumberingAfterBreak="0">
     <w:nsid w:val="726C5FE7"/>
     <w:multiLevelType w:val="hybridMultilevel"/>
-    <w:tmpl w:val="EE247304"/>
+    <w:tmpl w:val="A890511E"/>
     <w:lvl w:ilvl="0" w:tplc="4009000B">
       <w:start w:val="1"/>
       <w:numFmt w:val="bullet"/>
@@ -24696,7 +28214,7 @@
       </w:rPr>
     </w:lvl>
   </w:abstractNum>
-  <w:abstractNum w:abstractNumId="72" w15:restartNumberingAfterBreak="0">
+  <w:abstractNum w:abstractNumId="81" w15:restartNumberingAfterBreak="0">
     <w:nsid w:val="75BB5B9A"/>
     <w:multiLevelType w:val="hybridMultilevel"/>
     <w:tmpl w:val="E1D66F90"/>
@@ -24809,7 +28327,7 @@
       </w:rPr>
     </w:lvl>
   </w:abstractNum>
-  <w:abstractNum w:abstractNumId="73" w15:restartNumberingAfterBreak="0">
+  <w:abstractNum w:abstractNumId="82" w15:restartNumberingAfterBreak="0">
     <w:nsid w:val="76F26BA8"/>
     <w:multiLevelType w:val="hybridMultilevel"/>
     <w:tmpl w:val="916EB77C"/>
@@ -24922,7 +28440,7 @@
       </w:rPr>
     </w:lvl>
   </w:abstractNum>
-  <w:abstractNum w:abstractNumId="74" w15:restartNumberingAfterBreak="0">
+  <w:abstractNum w:abstractNumId="83" w15:restartNumberingAfterBreak="0">
     <w:nsid w:val="78D4407D"/>
     <w:multiLevelType w:val="hybridMultilevel"/>
     <w:tmpl w:val="9C6A39B8"/>
@@ -25035,7 +28553,7 @@
       </w:rPr>
     </w:lvl>
   </w:abstractNum>
-  <w:abstractNum w:abstractNumId="75" w15:restartNumberingAfterBreak="0">
+  <w:abstractNum w:abstractNumId="84" w15:restartNumberingAfterBreak="0">
     <w:nsid w:val="78FF1992"/>
     <w:multiLevelType w:val="hybridMultilevel"/>
     <w:tmpl w:val="3E304C16"/>
@@ -25148,7 +28666,7 @@
       </w:rPr>
     </w:lvl>
   </w:abstractNum>
-  <w:abstractNum w:abstractNumId="76" w15:restartNumberingAfterBreak="0">
+  <w:abstractNum w:abstractNumId="85" w15:restartNumberingAfterBreak="0">
     <w:nsid w:val="7A850844"/>
     <w:multiLevelType w:val="hybridMultilevel"/>
     <w:tmpl w:val="8D24419A"/>
@@ -25261,7 +28779,7 @@
       </w:rPr>
     </w:lvl>
   </w:abstractNum>
-  <w:abstractNum w:abstractNumId="77" w15:restartNumberingAfterBreak="0">
+  <w:abstractNum w:abstractNumId="86" w15:restartNumberingAfterBreak="0">
     <w:nsid w:val="7A9E48D1"/>
     <w:multiLevelType w:val="hybridMultilevel"/>
     <w:tmpl w:val="7C2C2C78"/>
@@ -25374,7 +28892,7 @@
       </w:rPr>
     </w:lvl>
   </w:abstractNum>
-  <w:abstractNum w:abstractNumId="78" w15:restartNumberingAfterBreak="0">
+  <w:abstractNum w:abstractNumId="87" w15:restartNumberingAfterBreak="0">
     <w:nsid w:val="7B067406"/>
     <w:multiLevelType w:val="hybridMultilevel"/>
     <w:tmpl w:val="B7EEC058"/>
@@ -25487,7 +29005,7 @@
       </w:rPr>
     </w:lvl>
   </w:abstractNum>
-  <w:abstractNum w:abstractNumId="79" w15:restartNumberingAfterBreak="0">
+  <w:abstractNum w:abstractNumId="88" w15:restartNumberingAfterBreak="0">
     <w:nsid w:val="7CA93F11"/>
     <w:multiLevelType w:val="hybridMultilevel"/>
     <w:tmpl w:val="52BC6E0A"/>
@@ -25600,7 +29118,7 @@
       </w:rPr>
     </w:lvl>
   </w:abstractNum>
-  <w:abstractNum w:abstractNumId="80" w15:restartNumberingAfterBreak="0">
+  <w:abstractNum w:abstractNumId="89" w15:restartNumberingAfterBreak="0">
     <w:nsid w:val="7E1711BB"/>
     <w:multiLevelType w:val="hybridMultilevel"/>
     <w:tmpl w:val="EBD83B5A"/>
@@ -25713,7 +29231,7 @@
       </w:rPr>
     </w:lvl>
   </w:abstractNum>
-  <w:abstractNum w:abstractNumId="81" w15:restartNumberingAfterBreak="0">
+  <w:abstractNum w:abstractNumId="90" w15:restartNumberingAfterBreak="0">
     <w:nsid w:val="7E6703BC"/>
     <w:multiLevelType w:val="hybridMultilevel"/>
     <w:tmpl w:val="01347444"/>
@@ -25827,235 +29345,235 @@
     </w:lvl>
   </w:abstractNum>
   <w:num w:numId="1" w16cid:durableId="234126080">
-    <w:abstractNumId w:val="57"/>
+    <w:abstractNumId w:val="66"/>
   </w:num>
   <w:num w:numId="2" w16cid:durableId="1827168422">
+    <w:abstractNumId w:val="24"/>
+  </w:num>
+  <w:num w:numId="3" w16cid:durableId="645551749">
+    <w:abstractNumId w:val="10"/>
+  </w:num>
+  <w:num w:numId="4" w16cid:durableId="984048638">
+    <w:abstractNumId w:val="16"/>
+  </w:num>
+  <w:num w:numId="5" w16cid:durableId="2053652926">
+    <w:abstractNumId w:val="56"/>
+  </w:num>
+  <w:num w:numId="6" w16cid:durableId="120808992">
+    <w:abstractNumId w:val="31"/>
+  </w:num>
+  <w:num w:numId="7" w16cid:durableId="1196692114">
+    <w:abstractNumId w:val="27"/>
+  </w:num>
+  <w:num w:numId="8" w16cid:durableId="446656441">
+    <w:abstractNumId w:val="68"/>
+  </w:num>
+  <w:num w:numId="9" w16cid:durableId="698819531">
+    <w:abstractNumId w:val="69"/>
+  </w:num>
+  <w:num w:numId="10" w16cid:durableId="1527332008">
+    <w:abstractNumId w:val="52"/>
+  </w:num>
+  <w:num w:numId="11" w16cid:durableId="1770158062">
+    <w:abstractNumId w:val="36"/>
+  </w:num>
+  <w:num w:numId="12" w16cid:durableId="839471443">
+    <w:abstractNumId w:val="21"/>
+  </w:num>
+  <w:num w:numId="13" w16cid:durableId="1625767979">
+    <w:abstractNumId w:val="83"/>
+  </w:num>
+  <w:num w:numId="14" w16cid:durableId="712922381">
+    <w:abstractNumId w:val="22"/>
+  </w:num>
+  <w:num w:numId="15" w16cid:durableId="1509248443">
+    <w:abstractNumId w:val="45"/>
+  </w:num>
+  <w:num w:numId="16" w16cid:durableId="1388600950">
+    <w:abstractNumId w:val="18"/>
+  </w:num>
+  <w:num w:numId="17" w16cid:durableId="63383461">
+    <w:abstractNumId w:val="32"/>
+  </w:num>
+  <w:num w:numId="18" w16cid:durableId="1959605983">
+    <w:abstractNumId w:val="49"/>
+  </w:num>
+  <w:num w:numId="19" w16cid:durableId="1251352226">
+    <w:abstractNumId w:val="65"/>
+  </w:num>
+  <w:num w:numId="20" w16cid:durableId="1579706643">
+    <w:abstractNumId w:val="67"/>
+  </w:num>
+  <w:num w:numId="21" w16cid:durableId="616908098">
+    <w:abstractNumId w:val="50"/>
+  </w:num>
+  <w:num w:numId="22" w16cid:durableId="1590456493">
+    <w:abstractNumId w:val="78"/>
+  </w:num>
+  <w:num w:numId="23" w16cid:durableId="1853490051">
+    <w:abstractNumId w:val="75"/>
+  </w:num>
+  <w:num w:numId="24" w16cid:durableId="489753068">
+    <w:abstractNumId w:val="53"/>
+  </w:num>
+  <w:num w:numId="25" w16cid:durableId="470750842">
+    <w:abstractNumId w:val="89"/>
+  </w:num>
+  <w:num w:numId="26" w16cid:durableId="1286622340">
+    <w:abstractNumId w:val="40"/>
+  </w:num>
+  <w:num w:numId="27" w16cid:durableId="675691640">
+    <w:abstractNumId w:val="26"/>
+  </w:num>
+  <w:num w:numId="28" w16cid:durableId="942416099">
+    <w:abstractNumId w:val="59"/>
+  </w:num>
+  <w:num w:numId="29" w16cid:durableId="354500318">
+    <w:abstractNumId w:val="86"/>
+  </w:num>
+  <w:num w:numId="30" w16cid:durableId="555707672">
+    <w:abstractNumId w:val="84"/>
+  </w:num>
+  <w:num w:numId="31" w16cid:durableId="1227456296">
+    <w:abstractNumId w:val="4"/>
+  </w:num>
+  <w:num w:numId="32" w16cid:durableId="241791814">
+    <w:abstractNumId w:val="35"/>
+  </w:num>
+  <w:num w:numId="33" w16cid:durableId="297877559">
+    <w:abstractNumId w:val="63"/>
+  </w:num>
+  <w:num w:numId="34" w16cid:durableId="1954240346">
+    <w:abstractNumId w:val="76"/>
+  </w:num>
+  <w:num w:numId="35" w16cid:durableId="1758016530">
+    <w:abstractNumId w:val="64"/>
+  </w:num>
+  <w:num w:numId="36" w16cid:durableId="101455697">
+    <w:abstractNumId w:val="42"/>
+  </w:num>
+  <w:num w:numId="37" w16cid:durableId="2089768025">
+    <w:abstractNumId w:val="20"/>
+  </w:num>
+  <w:num w:numId="38" w16cid:durableId="1312558408">
+    <w:abstractNumId w:val="34"/>
+  </w:num>
+  <w:num w:numId="39" w16cid:durableId="988555030">
+    <w:abstractNumId w:val="48"/>
+  </w:num>
+  <w:num w:numId="40" w16cid:durableId="497041544">
+    <w:abstractNumId w:val="79"/>
+  </w:num>
+  <w:num w:numId="41" w16cid:durableId="1098863632">
+    <w:abstractNumId w:val="46"/>
+  </w:num>
+  <w:num w:numId="42" w16cid:durableId="2087998300">
+    <w:abstractNumId w:val="51"/>
+  </w:num>
+  <w:num w:numId="43" w16cid:durableId="32077361">
+    <w:abstractNumId w:val="85"/>
+  </w:num>
+  <w:num w:numId="44" w16cid:durableId="195629393">
+    <w:abstractNumId w:val="6"/>
+  </w:num>
+  <w:num w:numId="45" w16cid:durableId="122306412">
+    <w:abstractNumId w:val="55"/>
+  </w:num>
+  <w:num w:numId="46" w16cid:durableId="1157845596">
+    <w:abstractNumId w:val="70"/>
+  </w:num>
+  <w:num w:numId="47" w16cid:durableId="2079740825">
+    <w:abstractNumId w:val="60"/>
+  </w:num>
+  <w:num w:numId="48" w16cid:durableId="825440182">
+    <w:abstractNumId w:val="77"/>
+  </w:num>
+  <w:num w:numId="49" w16cid:durableId="182594935">
+    <w:abstractNumId w:val="82"/>
+  </w:num>
+  <w:num w:numId="50" w16cid:durableId="1308360786">
+    <w:abstractNumId w:val="90"/>
+  </w:num>
+  <w:num w:numId="51" w16cid:durableId="1632978932">
+    <w:abstractNumId w:val="17"/>
+  </w:num>
+  <w:num w:numId="52" w16cid:durableId="391537947">
+    <w:abstractNumId w:val="19"/>
+  </w:num>
+  <w:num w:numId="53" w16cid:durableId="378554586">
+    <w:abstractNumId w:val="14"/>
+  </w:num>
+  <w:num w:numId="54" w16cid:durableId="1201436312">
+    <w:abstractNumId w:val="8"/>
+  </w:num>
+  <w:num w:numId="55" w16cid:durableId="1529443842">
+    <w:abstractNumId w:val="81"/>
+  </w:num>
+  <w:num w:numId="56" w16cid:durableId="189415164">
+    <w:abstractNumId w:val="9"/>
+  </w:num>
+  <w:num w:numId="57" w16cid:durableId="1594314221">
+    <w:abstractNumId w:val="61"/>
+  </w:num>
+  <w:num w:numId="58" w16cid:durableId="1226257099">
+    <w:abstractNumId w:val="58"/>
+  </w:num>
+  <w:num w:numId="59" w16cid:durableId="1419328051">
+    <w:abstractNumId w:val="3"/>
+  </w:num>
+  <w:num w:numId="60" w16cid:durableId="1710567223">
     <w:abstractNumId w:val="23"/>
   </w:num>
-  <w:num w:numId="3" w16cid:durableId="645551749">
-    <w:abstractNumId w:val="9"/>
+  <w:num w:numId="61" w16cid:durableId="630017495">
+    <w:abstractNumId w:val="74"/>
   </w:num>
-  <w:num w:numId="4" w16cid:durableId="984048638">
-    <w:abstractNumId w:val="15"/>
+  <w:num w:numId="62" w16cid:durableId="1282304201">
+    <w:abstractNumId w:val="41"/>
   </w:num>
-  <w:num w:numId="5" w16cid:durableId="2053652926">
-    <w:abstractNumId w:val="48"/>
+  <w:num w:numId="63" w16cid:durableId="1717508633">
+    <w:abstractNumId w:val="73"/>
   </w:num>
-  <w:num w:numId="6" w16cid:durableId="120808992">
-    <w:abstractNumId w:val="28"/>
+  <w:num w:numId="64" w16cid:durableId="1437024406">
+    <w:abstractNumId w:val="88"/>
   </w:num>
-  <w:num w:numId="7" w16cid:durableId="1196692114">
-    <w:abstractNumId w:val="26"/>
+  <w:num w:numId="65" w16cid:durableId="1457289484">
+    <w:abstractNumId w:val="11"/>
   </w:num>
-  <w:num w:numId="8" w16cid:durableId="446656441">
-    <w:abstractNumId w:val="59"/>
+  <w:num w:numId="66" w16cid:durableId="2044553889">
+    <w:abstractNumId w:val="72"/>
   </w:num>
-  <w:num w:numId="9" w16cid:durableId="698819531">
-    <w:abstractNumId w:val="60"/>
+  <w:num w:numId="67" w16cid:durableId="476344594">
+    <w:abstractNumId w:val="25"/>
   </w:num>
-  <w:num w:numId="10" w16cid:durableId="1527332008">
-    <w:abstractNumId w:val="45"/>
+  <w:num w:numId="68" w16cid:durableId="654841836">
+    <w:abstractNumId w:val="71"/>
   </w:num>
-  <w:num w:numId="11" w16cid:durableId="1770158062">
+  <w:num w:numId="69" w16cid:durableId="65881997">
     <w:abstractNumId w:val="33"/>
   </w:num>
-  <w:num w:numId="12" w16cid:durableId="839471443">
-    <w:abstractNumId w:val="20"/>
-  </w:num>
-  <w:num w:numId="13" w16cid:durableId="1625767979">
-    <w:abstractNumId w:val="74"/>
-  </w:num>
-  <w:num w:numId="14" w16cid:durableId="712922381">
-    <w:abstractNumId w:val="21"/>
-  </w:num>
-  <w:num w:numId="15" w16cid:durableId="1509248443">
-    <w:abstractNumId w:val="39"/>
-  </w:num>
-  <w:num w:numId="16" w16cid:durableId="1388600950">
-    <w:abstractNumId w:val="17"/>
-  </w:num>
-  <w:num w:numId="17" w16cid:durableId="63383461">
+  <w:num w:numId="70" w16cid:durableId="356779715">
     <w:abstractNumId w:val="29"/>
   </w:num>
-  <w:num w:numId="18" w16cid:durableId="1959605983">
-    <w:abstractNumId w:val="42"/>
+  <w:num w:numId="71" w16cid:durableId="1630354395">
+    <w:abstractNumId w:val="7"/>
   </w:num>
-  <w:num w:numId="19" w16cid:durableId="1251352226">
-    <w:abstractNumId w:val="56"/>
+  <w:num w:numId="72" w16cid:durableId="760300450">
+    <w:abstractNumId w:val="62"/>
   </w:num>
-  <w:num w:numId="20" w16cid:durableId="1579706643">
-    <w:abstractNumId w:val="58"/>
+  <w:num w:numId="73" w16cid:durableId="1148521502">
+    <w:abstractNumId w:val="13"/>
   </w:num>
-  <w:num w:numId="21" w16cid:durableId="616908098">
+  <w:num w:numId="74" w16cid:durableId="1531189807">
     <w:abstractNumId w:val="43"/>
   </w:num>
-  <w:num w:numId="22" w16cid:durableId="1590456493">
-    <w:abstractNumId w:val="69"/>
+  <w:num w:numId="75" w16cid:durableId="725035450">
+    <w:abstractNumId w:val="87"/>
   </w:num>
-  <w:num w:numId="23" w16cid:durableId="1853490051">
-    <w:abstractNumId w:val="66"/>
-  </w:num>
-  <w:num w:numId="24" w16cid:durableId="489753068">
-    <w:abstractNumId w:val="46"/>
-  </w:num>
-  <w:num w:numId="25" w16cid:durableId="470750842">
-    <w:abstractNumId w:val="80"/>
-  </w:num>
-  <w:num w:numId="26" w16cid:durableId="1286622340">
-    <w:abstractNumId w:val="35"/>
-  </w:num>
-  <w:num w:numId="27" w16cid:durableId="675691640">
-    <w:abstractNumId w:val="25"/>
-  </w:num>
-  <w:num w:numId="28" w16cid:durableId="942416099">
-    <w:abstractNumId w:val="50"/>
-  </w:num>
-  <w:num w:numId="29" w16cid:durableId="354500318">
-    <w:abstractNumId w:val="77"/>
-  </w:num>
-  <w:num w:numId="30" w16cid:durableId="555707672">
-    <w:abstractNumId w:val="75"/>
-  </w:num>
-  <w:num w:numId="31" w16cid:durableId="1227456296">
-    <w:abstractNumId w:val="3"/>
-  </w:num>
-  <w:num w:numId="32" w16cid:durableId="241791814">
-    <w:abstractNumId w:val="32"/>
-  </w:num>
-  <w:num w:numId="33" w16cid:durableId="297877559">
-    <w:abstractNumId w:val="54"/>
-  </w:num>
-  <w:num w:numId="34" w16cid:durableId="1954240346">
-    <w:abstractNumId w:val="67"/>
-  </w:num>
-  <w:num w:numId="35" w16cid:durableId="1758016530">
-    <w:abstractNumId w:val="55"/>
-  </w:num>
-  <w:num w:numId="36" w16cid:durableId="101455697">
-    <w:abstractNumId w:val="37"/>
-  </w:num>
-  <w:num w:numId="37" w16cid:durableId="2089768025">
-    <w:abstractNumId w:val="19"/>
-  </w:num>
-  <w:num w:numId="38" w16cid:durableId="1312558408">
-    <w:abstractNumId w:val="31"/>
-  </w:num>
-  <w:num w:numId="39" w16cid:durableId="988555030">
-    <w:abstractNumId w:val="41"/>
-  </w:num>
-  <w:num w:numId="40" w16cid:durableId="497041544">
-    <w:abstractNumId w:val="70"/>
-  </w:num>
-  <w:num w:numId="41" w16cid:durableId="1098863632">
-    <w:abstractNumId w:val="40"/>
-  </w:num>
-  <w:num w:numId="42" w16cid:durableId="2087998300">
-    <w:abstractNumId w:val="44"/>
-  </w:num>
-  <w:num w:numId="43" w16cid:durableId="32077361">
-    <w:abstractNumId w:val="76"/>
-  </w:num>
-  <w:num w:numId="44" w16cid:durableId="195629393">
-    <w:abstractNumId w:val="5"/>
-  </w:num>
-  <w:num w:numId="45" w16cid:durableId="122306412">
-    <w:abstractNumId w:val="47"/>
-  </w:num>
-  <w:num w:numId="46" w16cid:durableId="1157845596">
-    <w:abstractNumId w:val="61"/>
-  </w:num>
-  <w:num w:numId="47" w16cid:durableId="2079740825">
-    <w:abstractNumId w:val="51"/>
-  </w:num>
-  <w:num w:numId="48" w16cid:durableId="825440182">
-    <w:abstractNumId w:val="68"/>
-  </w:num>
-  <w:num w:numId="49" w16cid:durableId="182594935">
-    <w:abstractNumId w:val="73"/>
-  </w:num>
-  <w:num w:numId="50" w16cid:durableId="1308360786">
-    <w:abstractNumId w:val="81"/>
-  </w:num>
-  <w:num w:numId="51" w16cid:durableId="1632978932">
-    <w:abstractNumId w:val="16"/>
-  </w:num>
-  <w:num w:numId="52" w16cid:durableId="391537947">
-    <w:abstractNumId w:val="18"/>
-  </w:num>
-  <w:num w:numId="53" w16cid:durableId="378554586">
-    <w:abstractNumId w:val="13"/>
-  </w:num>
-  <w:num w:numId="54" w16cid:durableId="1201436312">
-    <w:abstractNumId w:val="7"/>
-  </w:num>
-  <w:num w:numId="55" w16cid:durableId="1529443842">
-    <w:abstractNumId w:val="72"/>
-  </w:num>
-  <w:num w:numId="56" w16cid:durableId="189415164">
-    <w:abstractNumId w:val="8"/>
-  </w:num>
-  <w:num w:numId="57" w16cid:durableId="1594314221">
-    <w:abstractNumId w:val="52"/>
-  </w:num>
-  <w:num w:numId="58" w16cid:durableId="1226257099">
-    <w:abstractNumId w:val="49"/>
-  </w:num>
-  <w:num w:numId="59" w16cid:durableId="1419328051">
-    <w:abstractNumId w:val="2"/>
-  </w:num>
-  <w:num w:numId="60" w16cid:durableId="1710567223">
-    <w:abstractNumId w:val="22"/>
-  </w:num>
-  <w:num w:numId="61" w16cid:durableId="630017495">
-    <w:abstractNumId w:val="65"/>
-  </w:num>
-  <w:num w:numId="62" w16cid:durableId="1282304201">
-    <w:abstractNumId w:val="36"/>
-  </w:num>
-  <w:num w:numId="63" w16cid:durableId="1717508633">
-    <w:abstractNumId w:val="64"/>
-  </w:num>
-  <w:num w:numId="64" w16cid:durableId="1437024406">
-    <w:abstractNumId w:val="79"/>
-  </w:num>
-  <w:num w:numId="65" w16cid:durableId="1457289484">
-    <w:abstractNumId w:val="10"/>
-  </w:num>
-  <w:num w:numId="66" w16cid:durableId="2044553889">
-    <w:abstractNumId w:val="63"/>
-  </w:num>
-  <w:num w:numId="67" w16cid:durableId="476344594">
-    <w:abstractNumId w:val="24"/>
-  </w:num>
-  <w:num w:numId="68" w16cid:durableId="654841836">
-    <w:abstractNumId w:val="62"/>
-  </w:num>
-  <w:num w:numId="69" w16cid:durableId="65881997">
-    <w:abstractNumId w:val="30"/>
-  </w:num>
-  <w:num w:numId="70" w16cid:durableId="356779715">
-    <w:abstractNumId w:val="27"/>
-  </w:num>
-  <w:num w:numId="71" w16cid:durableId="1630354395">
-    <w:abstractNumId w:val="6"/>
-  </w:num>
-  <w:num w:numId="72" w16cid:durableId="760300450">
-    <w:abstractNumId w:val="53"/>
-  </w:num>
-  <w:num w:numId="73" w16cid:durableId="1148521502">
+  <w:num w:numId="76" w16cid:durableId="1017198522">
     <w:abstractNumId w:val="12"/>
   </w:num>
-  <w:num w:numId="74" w16cid:durableId="1531189807">
-    <w:abstractNumId w:val="38"/>
-  </w:num>
-  <w:num w:numId="75" w16cid:durableId="725035450">
-    <w:abstractNumId w:val="78"/>
-  </w:num>
-  <w:num w:numId="76" w16cid:durableId="1017198522">
-    <w:abstractNumId w:val="11"/>
-  </w:num>
   <w:num w:numId="77" w16cid:durableId="1875455916">
-    <w:abstractNumId w:val="14"/>
+    <w:abstractNumId w:val="15"/>
   </w:num>
   <w:num w:numId="78" w16cid:durableId="1469398409">
     <w:abstractNumId w:val="0"/>
@@ -26064,15 +29582,42 @@
     <w:abstractNumId w:val="1"/>
   </w:num>
   <w:num w:numId="80" w16cid:durableId="1312519575">
-    <w:abstractNumId w:val="71"/>
+    <w:abstractNumId w:val="80"/>
   </w:num>
   <w:num w:numId="81" w16cid:durableId="895311985">
-    <w:abstractNumId w:val="34"/>
+    <w:abstractNumId w:val="37"/>
   </w:num>
   <w:num w:numId="82" w16cid:durableId="546452723">
-    <w:abstractNumId w:val="4"/>
+    <w:abstractNumId w:val="5"/>
   </w:num>
-  <w:numIdMacAtCleanup w:val="74"/>
+  <w:num w:numId="83" w16cid:durableId="1930698379">
+    <w:abstractNumId w:val="2"/>
+  </w:num>
+  <w:num w:numId="84" w16cid:durableId="2044205207">
+    <w:abstractNumId w:val="30"/>
+  </w:num>
+  <w:num w:numId="85" w16cid:durableId="1101948288">
+    <w:abstractNumId w:val="28"/>
+  </w:num>
+  <w:num w:numId="86" w16cid:durableId="1406686221">
+    <w:abstractNumId w:val="47"/>
+  </w:num>
+  <w:num w:numId="87" w16cid:durableId="1351566751">
+    <w:abstractNumId w:val="38"/>
+  </w:num>
+  <w:num w:numId="88" w16cid:durableId="2095471439">
+    <w:abstractNumId w:val="39"/>
+  </w:num>
+  <w:num w:numId="89" w16cid:durableId="1182671355">
+    <w:abstractNumId w:val="57"/>
+  </w:num>
+  <w:num w:numId="90" w16cid:durableId="551426170">
+    <w:abstractNumId w:val="44"/>
+  </w:num>
+  <w:num w:numId="91" w16cid:durableId="937516756">
+    <w:abstractNumId w:val="54"/>
+  </w:num>
+  <w:numIdMacAtCleanup w:val="91"/>
 </w:numbering>
 </file>
 
@@ -27068,6 +30613,61 @@
       <w:shd w:val="clear" w:color="auto" w:fill="E1DFDD"/>
     </w:rPr>
   </w:style>
+  <w:style w:type="paragraph" w:styleId="NormalWeb">
+    <w:name w:val="Normal (Web)"/>
+    <w:basedOn w:val="Normal"/>
+    <w:uiPriority w:val="99"/>
+    <w:semiHidden/>
+    <w:unhideWhenUsed/>
+    <w:rsid w:val="00EE15C8"/>
+    <w:rPr>
+      <w:rFonts w:ascii="Times New Roman" w:hAnsi="Times New Roman" w:cs="Times New Roman"/>
+    </w:rPr>
+  </w:style>
+  <w:style w:type="paragraph" w:styleId="Header">
+    <w:name w:val="header"/>
+    <w:basedOn w:val="Normal"/>
+    <w:link w:val="HeaderChar"/>
+    <w:uiPriority w:val="99"/>
+    <w:unhideWhenUsed/>
+    <w:rsid w:val="00EE15C8"/>
+    <w:pPr>
+      <w:tabs>
+        <w:tab w:val="center" w:pos="4513"/>
+        <w:tab w:val="right" w:pos="9026"/>
+      </w:tabs>
+      <w:spacing w:after="0" w:line="240" w:lineRule="auto"/>
+    </w:pPr>
+  </w:style>
+  <w:style w:type="character" w:customStyle="1" w:styleId="HeaderChar">
+    <w:name w:val="Header Char"/>
+    <w:basedOn w:val="DefaultParagraphFont"/>
+    <w:link w:val="Header"/>
+    <w:uiPriority w:val="99"/>
+    <w:rsid w:val="00EE15C8"/>
+  </w:style>
+  <w:style w:type="paragraph" w:styleId="Footer">
+    <w:name w:val="footer"/>
+    <w:basedOn w:val="Normal"/>
+    <w:link w:val="FooterChar"/>
+    <w:uiPriority w:val="99"/>
+    <w:unhideWhenUsed/>
+    <w:rsid w:val="00EE15C8"/>
+    <w:pPr>
+      <w:tabs>
+        <w:tab w:val="center" w:pos="4513"/>
+        <w:tab w:val="right" w:pos="9026"/>
+      </w:tabs>
+      <w:spacing w:after="0" w:line="240" w:lineRule="auto"/>
+    </w:pPr>
+  </w:style>
+  <w:style w:type="character" w:customStyle="1" w:styleId="FooterChar">
+    <w:name w:val="Footer Char"/>
+    <w:basedOn w:val="DefaultParagraphFont"/>
+    <w:link w:val="Footer"/>
+    <w:uiPriority w:val="99"/>
+    <w:rsid w:val="00EE15C8"/>
+  </w:style>
 </w:styles>
 </file>
 

--- a/Daily Report of Project.docx
+++ b/Daily Report of Project.docx
@@ -18225,6 +18225,7 @@
                 <w:b/>
                 <w:bCs/>
               </w:rPr>
+              <w:lastRenderedPageBreak/>
               <w:t xml:space="preserve">Outputs and Descriptions </w:t>
             </w:r>
           </w:p>
@@ -18267,6 +18268,7 @@
       <w:r>
         <w:rPr>
           <w:rFonts w:ascii="Times New Roman" w:hAnsi="Times New Roman" w:cs="Times New Roman"/>
+          <w:noProof/>
         </w:rPr>
         <w:drawing>
           <wp:inline distT="0" distB="0" distL="0" distR="0" wp14:anchorId="71FD062C" wp14:editId="5E63E88B">
@@ -18314,12 +18316,13 @@
       <w:r>
         <w:rPr>
           <w:rFonts w:ascii="Times New Roman" w:hAnsi="Times New Roman" w:cs="Times New Roman"/>
+          <w:noProof/>
         </w:rPr>
         <w:drawing>
-          <wp:inline distT="0" distB="0" distL="0" distR="0" wp14:anchorId="1850D86D" wp14:editId="22220B87">
-            <wp:extent cx="5958840" cy="5441173"/>
-            <wp:effectExtent l="0" t="0" r="3810" b="7620"/>
-            <wp:docPr id="1148512724" name="Picture 1"/>
+          <wp:inline distT="0" distB="0" distL="0" distR="0" wp14:anchorId="321CC371" wp14:editId="40D732C0">
+            <wp:extent cx="5966170" cy="3543300"/>
+            <wp:effectExtent l="0" t="0" r="0" b="0"/>
+            <wp:docPr id="1497966520" name="Picture 1"/>
             <wp:cNvGraphicFramePr>
               <a:graphicFrameLocks xmlns:a="http://schemas.openxmlformats.org/drawingml/2006/main" noChangeAspect="1"/>
             </wp:cNvGraphicFramePr>
@@ -18327,7 +18330,7 @@
               <a:graphicData uri="http://schemas.openxmlformats.org/drawingml/2006/picture">
                 <pic:pic xmlns:pic="http://schemas.openxmlformats.org/drawingml/2006/picture">
                   <pic:nvPicPr>
-                    <pic:cNvPr id="1148512724" name=""/>
+                    <pic:cNvPr id="105452532" name=""/>
                     <pic:cNvPicPr/>
                   </pic:nvPicPr>
                   <pic:blipFill>
@@ -18339,7 +18342,7 @@
                   <pic:spPr>
                     <a:xfrm>
                       <a:off x="0" y="0"/>
-                      <a:ext cx="5971708" cy="5452923"/>
+                      <a:ext cx="5978352" cy="3550535"/>
                     </a:xfrm>
                     <a:prstGeom prst="rect">
                       <a:avLst/>
@@ -18361,10 +18364,61 @@
       <w:r>
         <w:rPr>
           <w:rFonts w:ascii="Times New Roman" w:hAnsi="Times New Roman" w:cs="Times New Roman"/>
+          <w:b/>
+          <w:bCs/>
+          <w:noProof/>
+        </w:rPr>
+        <w:drawing>
+          <wp:inline distT="0" distB="0" distL="0" distR="0" wp14:anchorId="0E7C1AC8" wp14:editId="4A1C28EC">
+            <wp:extent cx="6120130" cy="2254262"/>
+            <wp:effectExtent l="0" t="0" r="0" b="0"/>
+            <wp:docPr id="1772706877" name="Picture 1"/>
+            <wp:cNvGraphicFramePr>
+              <a:graphicFrameLocks xmlns:a="http://schemas.openxmlformats.org/drawingml/2006/main" noChangeAspect="1"/>
+            </wp:cNvGraphicFramePr>
+            <a:graphic xmlns:a="http://schemas.openxmlformats.org/drawingml/2006/main">
+              <a:graphicData uri="http://schemas.openxmlformats.org/drawingml/2006/picture">
+                <pic:pic xmlns:pic="http://schemas.openxmlformats.org/drawingml/2006/picture">
+                  <pic:nvPicPr>
+                    <pic:cNvPr id="1952501535" name=""/>
+                    <pic:cNvPicPr/>
+                  </pic:nvPicPr>
+                  <pic:blipFill>
+                    <a:blip r:embed="rId48"/>
+                    <a:stretch>
+                      <a:fillRect/>
+                    </a:stretch>
+                  </pic:blipFill>
+                  <pic:spPr>
+                    <a:xfrm>
+                      <a:off x="0" y="0"/>
+                      <a:ext cx="6127952" cy="2257143"/>
+                    </a:xfrm>
+                    <a:prstGeom prst="rect">
+                      <a:avLst/>
+                    </a:prstGeom>
+                  </pic:spPr>
+                </pic:pic>
+              </a:graphicData>
+            </a:graphic>
+          </wp:inline>
+        </w:drawing>
+      </w:r>
+    </w:p>
+    <w:p>
+      <w:pPr>
+        <w:rPr>
+          <w:rFonts w:ascii="Times New Roman" w:hAnsi="Times New Roman" w:cs="Times New Roman"/>
+        </w:rPr>
+      </w:pPr>
+      <w:r>
+        <w:rPr>
+          <w:rFonts w:ascii="Times New Roman" w:hAnsi="Times New Roman" w:cs="Times New Roman"/>
+          <w:noProof/>
         </w:rPr>
         <w:lastRenderedPageBreak/>
         <w:drawing>
-          <wp:inline distT="0" distB="0" distL="0" distR="0" wp14:anchorId="3A3588D6" wp14:editId="018D41DB">
+          <wp:inline distT="0" distB="0" distL="0" distR="0" wp14:anchorId="629376DE" wp14:editId="4E43FAFD">
             <wp:extent cx="6050280" cy="3445510"/>
             <wp:effectExtent l="0" t="0" r="7620" b="2540"/>
             <wp:docPr id="1743410316" name="Picture 1"/>
@@ -18379,7 +18433,7 @@
                     <pic:cNvPicPr/>
                   </pic:nvPicPr>
                   <pic:blipFill>
-                    <a:blip r:embed="rId48"/>
+                    <a:blip r:embed="rId49"/>
                     <a:stretch>
                       <a:fillRect/>
                     </a:stretch>
@@ -18409,10 +18463,60 @@
       <w:r>
         <w:rPr>
           <w:rFonts w:ascii="Times New Roman" w:hAnsi="Times New Roman" w:cs="Times New Roman"/>
+          <w:noProof/>
         </w:rPr>
         <w:drawing>
-          <wp:inline distT="0" distB="0" distL="0" distR="0" wp14:anchorId="0FBED258" wp14:editId="6FC9D120">
-            <wp:extent cx="6043827" cy="5507355"/>
+          <wp:inline distT="0" distB="0" distL="0" distR="0" wp14:anchorId="346470A8" wp14:editId="209CEE3D">
+            <wp:extent cx="5958205" cy="3238500"/>
+            <wp:effectExtent l="0" t="0" r="4445" b="0"/>
+            <wp:docPr id="1148512724" name="Picture 1"/>
+            <wp:cNvGraphicFramePr>
+              <a:graphicFrameLocks xmlns:a="http://schemas.openxmlformats.org/drawingml/2006/main" noChangeAspect="1"/>
+            </wp:cNvGraphicFramePr>
+            <a:graphic xmlns:a="http://schemas.openxmlformats.org/drawingml/2006/main">
+              <a:graphicData uri="http://schemas.openxmlformats.org/drawingml/2006/picture">
+                <pic:pic xmlns:pic="http://schemas.openxmlformats.org/drawingml/2006/picture">
+                  <pic:nvPicPr>
+                    <pic:cNvPr id="1148512724" name=""/>
+                    <pic:cNvPicPr/>
+                  </pic:nvPicPr>
+                  <pic:blipFill>
+                    <a:blip r:embed="rId50"/>
+                    <a:stretch>
+                      <a:fillRect/>
+                    </a:stretch>
+                  </pic:blipFill>
+                  <pic:spPr>
+                    <a:xfrm>
+                      <a:off x="0" y="0"/>
+                      <a:ext cx="5972469" cy="3246253"/>
+                    </a:xfrm>
+                    <a:prstGeom prst="rect">
+                      <a:avLst/>
+                    </a:prstGeom>
+                  </pic:spPr>
+                </pic:pic>
+              </a:graphicData>
+            </a:graphic>
+          </wp:inline>
+        </w:drawing>
+      </w:r>
+    </w:p>
+    <w:p>
+      <w:pPr>
+        <w:rPr>
+          <w:rFonts w:ascii="Times New Roman" w:hAnsi="Times New Roman" w:cs="Times New Roman"/>
+        </w:rPr>
+      </w:pPr>
+      <w:r>
+        <w:rPr>
+          <w:rFonts w:ascii="Times New Roman" w:hAnsi="Times New Roman" w:cs="Times New Roman"/>
+          <w:noProof/>
+        </w:rPr>
+        <w:lastRenderedPageBreak/>
+        <w:drawing>
+          <wp:inline distT="0" distB="0" distL="0" distR="0" wp14:anchorId="0FBED258" wp14:editId="0A5C010F">
+            <wp:extent cx="6043295" cy="4305300"/>
             <wp:effectExtent l="0" t="0" r="0" b="0"/>
             <wp:docPr id="1577037462" name="Picture 1"/>
             <wp:cNvGraphicFramePr>
@@ -18426,7 +18530,7 @@
                     <pic:cNvPicPr/>
                   </pic:nvPicPr>
                   <pic:blipFill>
-                    <a:blip r:embed="rId49"/>
+                    <a:blip r:embed="rId51"/>
                     <a:stretch>
                       <a:fillRect/>
                     </a:stretch>
@@ -18434,7 +18538,7 @@
                   <pic:spPr>
                     <a:xfrm>
                       <a:off x="0" y="0"/>
-                      <a:ext cx="6048569" cy="5511676"/>
+                      <a:ext cx="6048571" cy="4309059"/>
                     </a:xfrm>
                     <a:prstGeom prst="rect">
                       <a:avLst/>
@@ -18456,8 +18560,8 @@
       <w:r>
         <w:rPr>
           <w:rFonts w:ascii="Times New Roman" w:hAnsi="Times New Roman" w:cs="Times New Roman"/>
-        </w:rPr>
-        <w:lastRenderedPageBreak/>
+          <w:noProof/>
+        </w:rPr>
         <w:drawing>
           <wp:inline distT="0" distB="0" distL="0" distR="0" wp14:anchorId="5D006CAF" wp14:editId="0CBACB3D">
             <wp:extent cx="6209195" cy="3139440"/>
@@ -18474,7 +18578,7 @@
                     <pic:cNvPicPr/>
                   </pic:nvPicPr>
                   <pic:blipFill>
-                    <a:blip r:embed="rId50"/>
+                    <a:blip r:embed="rId52"/>
                     <a:stretch>
                       <a:fillRect/>
                     </a:stretch>
@@ -18504,6 +18608,7 @@
       <w:r>
         <w:rPr>
           <w:rFonts w:ascii="Times New Roman" w:hAnsi="Times New Roman" w:cs="Times New Roman"/>
+          <w:noProof/>
         </w:rPr>
         <w:drawing>
           <wp:inline distT="0" distB="0" distL="0" distR="0" wp14:anchorId="1FA84AFE" wp14:editId="7F8BEC84">
@@ -18521,7 +18626,7 @@
                     <pic:cNvPicPr/>
                   </pic:nvPicPr>
                   <pic:blipFill>
-                    <a:blip r:embed="rId51"/>
+                    <a:blip r:embed="rId53"/>
                     <a:stretch>
                       <a:fillRect/>
                     </a:stretch>
@@ -18551,7 +18656,9 @@
       <w:r>
         <w:rPr>
           <w:rFonts w:ascii="Times New Roman" w:hAnsi="Times New Roman" w:cs="Times New Roman"/>
-        </w:rPr>
+          <w:noProof/>
+        </w:rPr>
+        <w:lastRenderedPageBreak/>
         <w:drawing>
           <wp:inline distT="0" distB="0" distL="0" distR="0" wp14:anchorId="542CC651" wp14:editId="2DB17CD5">
             <wp:extent cx="5861050" cy="2470150"/>
@@ -18568,7 +18675,7 @@
                     <pic:cNvPicPr/>
                   </pic:nvPicPr>
                   <pic:blipFill rotWithShape="1">
-                    <a:blip r:embed="rId52"/>
+                    <a:blip r:embed="rId54"/>
                     <a:srcRect b="12542"/>
                     <a:stretch>
                       <a:fillRect/>
@@ -18607,6 +18714,7 @@
       <w:r>
         <w:rPr>
           <w:rFonts w:ascii="Times New Roman" w:hAnsi="Times New Roman" w:cs="Times New Roman"/>
+          <w:noProof/>
         </w:rPr>
         <w:drawing>
           <wp:inline distT="0" distB="0" distL="0" distR="0" wp14:anchorId="690EEC52" wp14:editId="1512C015">
@@ -18624,7 +18732,7 @@
                     <pic:cNvPicPr/>
                   </pic:nvPicPr>
                   <pic:blipFill rotWithShape="1">
-                    <a:blip r:embed="rId53"/>
+                    <a:blip r:embed="rId55"/>
                     <a:srcRect l="1376" t="10285" r="2312" b="3501"/>
                     <a:stretch>
                       <a:fillRect/>
@@ -18667,7 +18775,6 @@
           <w:b/>
           <w:bCs/>
         </w:rPr>
-        <w:lastRenderedPageBreak/>
         <w:t>Description:</w:t>
       </w:r>
       <w:r>
@@ -18895,7 +19002,352 @@
                 <w:b/>
                 <w:bCs/>
               </w:rPr>
-              <w:t xml:space="preserve"> </w:t>
+              <w:t xml:space="preserve">Backend </w:t>
+            </w:r>
+          </w:p>
+          <w:p>
+            <w:pPr>
+              <w:pStyle w:val="ListParagraph"/>
+              <w:numPr>
+                <w:ilvl w:val="0"/>
+                <w:numId w:val="92"/>
+              </w:numPr>
+              <w:ind w:left="726"/>
+              <w:rPr>
+                <w:rFonts w:ascii="Times New Roman" w:hAnsi="Times New Roman" w:cs="Times New Roman"/>
+              </w:rPr>
+            </w:pPr>
+            <w:r>
+              <w:rPr>
+                <w:rFonts w:ascii="Times New Roman" w:hAnsi="Times New Roman" w:cs="Times New Roman"/>
+              </w:rPr>
+              <w:t xml:space="preserve">Install </w:t>
+            </w:r>
+            <w:proofErr w:type="spellStart"/>
+            <w:r>
+              <w:rPr>
+                <w:rFonts w:ascii="Times New Roman" w:hAnsi="Times New Roman" w:cs="Times New Roman"/>
+              </w:rPr>
+              <w:t>nodemailer</w:t>
+            </w:r>
+            <w:proofErr w:type="spellEnd"/>
+            <w:r>
+              <w:rPr>
+                <w:rFonts w:ascii="Times New Roman" w:hAnsi="Times New Roman" w:cs="Times New Roman"/>
+              </w:rPr>
+              <w:t xml:space="preserve"> and </w:t>
+            </w:r>
+            <w:proofErr w:type="gramStart"/>
+            <w:r>
+              <w:rPr>
+                <w:rFonts w:ascii="Times New Roman" w:hAnsi="Times New Roman" w:cs="Times New Roman"/>
+              </w:rPr>
+              <w:t>configure .env</w:t>
+            </w:r>
+            <w:proofErr w:type="gramEnd"/>
+            <w:r>
+              <w:rPr>
+                <w:rFonts w:ascii="Times New Roman" w:hAnsi="Times New Roman" w:cs="Times New Roman"/>
+              </w:rPr>
+              <w:t xml:space="preserve"> for Gmail App Password</w:t>
+            </w:r>
+          </w:p>
+          <w:p>
+            <w:pPr>
+              <w:pStyle w:val="ListParagraph"/>
+              <w:numPr>
+                <w:ilvl w:val="0"/>
+                <w:numId w:val="92"/>
+              </w:numPr>
+              <w:ind w:left="726"/>
+              <w:rPr>
+                <w:rFonts w:ascii="Times New Roman" w:hAnsi="Times New Roman" w:cs="Times New Roman"/>
+              </w:rPr>
+            </w:pPr>
+            <w:r>
+              <w:rPr>
+                <w:rFonts w:ascii="Times New Roman" w:hAnsi="Times New Roman" w:cs="Times New Roman"/>
+              </w:rPr>
+              <w:t xml:space="preserve">Create </w:t>
+            </w:r>
+            <w:proofErr w:type="spellStart"/>
+            <w:proofErr w:type="gramStart"/>
+            <w:r>
+              <w:rPr>
+                <w:rFonts w:ascii="Times New Roman" w:hAnsi="Times New Roman" w:cs="Times New Roman"/>
+              </w:rPr>
+              <w:t>sendEmailAlert</w:t>
+            </w:r>
+            <w:proofErr w:type="spellEnd"/>
+            <w:r>
+              <w:rPr>
+                <w:rFonts w:ascii="Times New Roman" w:hAnsi="Times New Roman" w:cs="Times New Roman"/>
+              </w:rPr>
+              <w:t>(</w:t>
+            </w:r>
+            <w:proofErr w:type="gramEnd"/>
+            <w:r>
+              <w:rPr>
+                <w:rFonts w:ascii="Times New Roman" w:hAnsi="Times New Roman" w:cs="Times New Roman"/>
+              </w:rPr>
+              <w:t>) function for HIGH severity logs</w:t>
+            </w:r>
+          </w:p>
+          <w:p>
+            <w:pPr>
+              <w:pStyle w:val="ListParagraph"/>
+              <w:numPr>
+                <w:ilvl w:val="0"/>
+                <w:numId w:val="92"/>
+              </w:numPr>
+              <w:ind w:left="726"/>
+              <w:rPr>
+                <w:rFonts w:ascii="Times New Roman" w:hAnsi="Times New Roman" w:cs="Times New Roman"/>
+              </w:rPr>
+            </w:pPr>
+            <w:r>
+              <w:rPr>
+                <w:rFonts w:ascii="Times New Roman" w:hAnsi="Times New Roman" w:cs="Times New Roman"/>
+              </w:rPr>
+              <w:t xml:space="preserve">Update </w:t>
+            </w:r>
+            <w:proofErr w:type="spellStart"/>
+            <w:proofErr w:type="gramStart"/>
+            <w:r>
+              <w:rPr>
+                <w:rFonts w:ascii="Times New Roman" w:hAnsi="Times New Roman" w:cs="Times New Roman"/>
+              </w:rPr>
+              <w:t>detectAnomalies</w:t>
+            </w:r>
+            <w:proofErr w:type="spellEnd"/>
+            <w:r>
+              <w:rPr>
+                <w:rFonts w:ascii="Times New Roman" w:hAnsi="Times New Roman" w:cs="Times New Roman"/>
+              </w:rPr>
+              <w:t>(</w:t>
+            </w:r>
+            <w:proofErr w:type="gramEnd"/>
+            <w:r>
+              <w:rPr>
+                <w:rFonts w:ascii="Times New Roman" w:hAnsi="Times New Roman" w:cs="Times New Roman"/>
+              </w:rPr>
+              <w:t xml:space="preserve">) to call </w:t>
+            </w:r>
+            <w:proofErr w:type="spellStart"/>
+            <w:proofErr w:type="gramStart"/>
+            <w:r>
+              <w:rPr>
+                <w:rFonts w:ascii="Times New Roman" w:hAnsi="Times New Roman" w:cs="Times New Roman"/>
+              </w:rPr>
+              <w:t>sendEmailAlert</w:t>
+            </w:r>
+            <w:proofErr w:type="spellEnd"/>
+            <w:r>
+              <w:rPr>
+                <w:rFonts w:ascii="Times New Roman" w:hAnsi="Times New Roman" w:cs="Times New Roman"/>
+              </w:rPr>
+              <w:t>(</w:t>
+            </w:r>
+            <w:proofErr w:type="gramEnd"/>
+            <w:r>
+              <w:rPr>
+                <w:rFonts w:ascii="Times New Roman" w:hAnsi="Times New Roman" w:cs="Times New Roman"/>
+              </w:rPr>
+              <w:t>) when CRITICAL/FATAL found</w:t>
+            </w:r>
+          </w:p>
+          <w:p>
+            <w:pPr>
+              <w:pStyle w:val="ListParagraph"/>
+              <w:numPr>
+                <w:ilvl w:val="0"/>
+                <w:numId w:val="92"/>
+              </w:numPr>
+              <w:ind w:left="726"/>
+              <w:rPr>
+                <w:rFonts w:ascii="Times New Roman" w:hAnsi="Times New Roman" w:cs="Times New Roman"/>
+              </w:rPr>
+            </w:pPr>
+            <w:proofErr w:type="spellStart"/>
+            <w:r>
+              <w:rPr>
+                <w:rFonts w:ascii="Times New Roman" w:hAnsi="Times New Roman" w:cs="Times New Roman"/>
+              </w:rPr>
+              <w:t>Tes</w:t>
+            </w:r>
+            <w:proofErr w:type="spellEnd"/>
+            <w:r>
+              <w:rPr>
+                <w:rFonts w:ascii="Times New Roman" w:hAnsi="Times New Roman" w:cs="Times New Roman"/>
+              </w:rPr>
+              <w:t xml:space="preserve"> /</w:t>
+            </w:r>
+            <w:proofErr w:type="spellStart"/>
+            <w:r>
+              <w:rPr>
+                <w:rFonts w:ascii="Times New Roman" w:hAnsi="Times New Roman" w:cs="Times New Roman"/>
+              </w:rPr>
+              <w:t>api</w:t>
+            </w:r>
+            <w:proofErr w:type="spellEnd"/>
+            <w:r>
+              <w:rPr>
+                <w:rFonts w:ascii="Times New Roman" w:hAnsi="Times New Roman" w:cs="Times New Roman"/>
+              </w:rPr>
+              <w:t>/upload with critical log → verify email received in inbox</w:t>
+            </w:r>
+          </w:p>
+          <w:p>
+            <w:pPr>
+              <w:numPr>
+                <w:ilvl w:val="0"/>
+                <w:numId w:val="3"/>
+              </w:numPr>
+              <w:rPr>
+                <w:rFonts w:ascii="Times New Roman" w:hAnsi="Times New Roman" w:cs="Times New Roman"/>
+              </w:rPr>
+            </w:pPr>
+            <w:r>
+              <w:rPr>
+                <w:rFonts w:ascii="Times New Roman" w:hAnsi="Times New Roman" w:cs="Times New Roman"/>
+                <w:b/>
+                <w:bCs/>
+              </w:rPr>
+              <w:lastRenderedPageBreak/>
+              <w:t>Frontend</w:t>
+            </w:r>
+          </w:p>
+          <w:p>
+            <w:pPr>
+              <w:pStyle w:val="ListParagraph"/>
+              <w:numPr>
+                <w:ilvl w:val="0"/>
+                <w:numId w:val="93"/>
+              </w:numPr>
+              <w:ind w:left="726"/>
+              <w:rPr>
+                <w:rFonts w:ascii="Times New Roman" w:hAnsi="Times New Roman" w:cs="Times New Roman"/>
+              </w:rPr>
+            </w:pPr>
+            <w:r>
+              <w:rPr>
+                <w:rFonts w:ascii="Times New Roman" w:hAnsi="Times New Roman" w:cs="Times New Roman"/>
+              </w:rPr>
+              <w:t>Add “Setting” tab with “Enable Email Alerts” toggle switch</w:t>
+            </w:r>
+          </w:p>
+          <w:p>
+            <w:pPr>
+              <w:pStyle w:val="ListParagraph"/>
+              <w:numPr>
+                <w:ilvl w:val="0"/>
+                <w:numId w:val="93"/>
+              </w:numPr>
+              <w:ind w:left="726"/>
+              <w:rPr>
+                <w:rFonts w:ascii="Times New Roman" w:hAnsi="Times New Roman" w:cs="Times New Roman"/>
+              </w:rPr>
+            </w:pPr>
+            <w:r>
+              <w:rPr>
+                <w:rFonts w:ascii="Times New Roman" w:hAnsi="Times New Roman" w:cs="Times New Roman"/>
+              </w:rPr>
+              <w:t>Add input field to enter recipient email address</w:t>
+            </w:r>
+          </w:p>
+          <w:p>
+            <w:pPr>
+              <w:pStyle w:val="ListParagraph"/>
+              <w:numPr>
+                <w:ilvl w:val="0"/>
+                <w:numId w:val="93"/>
+              </w:numPr>
+              <w:ind w:left="726"/>
+              <w:rPr>
+                <w:rFonts w:ascii="Times New Roman" w:hAnsi="Times New Roman" w:cs="Times New Roman"/>
+              </w:rPr>
+            </w:pPr>
+            <w:r>
+              <w:rPr>
+                <w:rFonts w:ascii="Times New Roman" w:hAnsi="Times New Roman" w:cs="Times New Roman"/>
+              </w:rPr>
+              <w:t>Show toast notification: “Email alert sent to candidate@xyz.com”</w:t>
+            </w:r>
+          </w:p>
+          <w:p>
+            <w:pPr>
+              <w:numPr>
+                <w:ilvl w:val="0"/>
+                <w:numId w:val="3"/>
+              </w:numPr>
+              <w:rPr>
+                <w:rFonts w:ascii="Times New Roman" w:hAnsi="Times New Roman" w:cs="Times New Roman"/>
+              </w:rPr>
+            </w:pPr>
+            <w:r>
+              <w:rPr>
+                <w:rFonts w:ascii="Times New Roman" w:hAnsi="Times New Roman" w:cs="Times New Roman"/>
+                <w:b/>
+                <w:bCs/>
+              </w:rPr>
+              <w:t>Testing &amp; Docs</w:t>
+            </w:r>
+          </w:p>
+          <w:p>
+            <w:pPr>
+              <w:pStyle w:val="ListParagraph"/>
+              <w:numPr>
+                <w:ilvl w:val="0"/>
+                <w:numId w:val="94"/>
+              </w:numPr>
+              <w:ind w:left="726"/>
+              <w:rPr>
+                <w:rFonts w:ascii="Times New Roman" w:hAnsi="Times New Roman" w:cs="Times New Roman"/>
+              </w:rPr>
+            </w:pPr>
+            <w:r>
+              <w:rPr>
+                <w:rFonts w:ascii="Times New Roman" w:hAnsi="Times New Roman" w:cs="Times New Roman"/>
+              </w:rPr>
+              <w:t>Test end-to-end: Upload log with ERROR → Check alerts tab + check email</w:t>
+            </w:r>
+          </w:p>
+          <w:p>
+            <w:pPr>
+              <w:pStyle w:val="ListParagraph"/>
+              <w:numPr>
+                <w:ilvl w:val="0"/>
+                <w:numId w:val="94"/>
+              </w:numPr>
+              <w:ind w:left="726"/>
+              <w:rPr>
+                <w:rFonts w:ascii="Times New Roman" w:hAnsi="Times New Roman" w:cs="Times New Roman"/>
+              </w:rPr>
+            </w:pPr>
+            <w:r>
+              <w:rPr>
+                <w:rFonts w:ascii="Times New Roman" w:hAnsi="Times New Roman" w:cs="Times New Roman"/>
+              </w:rPr>
+              <w:t>Update README.md with Day 13 table entry</w:t>
+            </w:r>
+          </w:p>
+          <w:p>
+            <w:pPr>
+              <w:pStyle w:val="ListParagraph"/>
+              <w:numPr>
+                <w:ilvl w:val="0"/>
+                <w:numId w:val="94"/>
+              </w:numPr>
+              <w:ind w:left="726"/>
+              <w:rPr>
+                <w:rFonts w:ascii="Times New Roman" w:hAnsi="Times New Roman" w:cs="Times New Roman"/>
+              </w:rPr>
+            </w:pPr>
+            <w:r>
+              <w:rPr>
+                <w:rFonts w:ascii="Times New Roman" w:hAnsi="Times New Roman" w:cs="Times New Roman"/>
+              </w:rPr>
+              <w:t>Commit to Git: Day 13: Add real-time email alerts for critical anomalies</w:t>
             </w:r>
           </w:p>
         </w:tc>
@@ -18928,6 +19380,7 @@
                 <w:b/>
                 <w:bCs/>
               </w:rPr>
+              <w:lastRenderedPageBreak/>
               <w:t xml:space="preserve">Tomorrow's Plans </w:t>
             </w:r>
           </w:p>
@@ -18941,6 +19394,240 @@
                 <w:rFonts w:ascii="Times New Roman" w:hAnsi="Times New Roman" w:cs="Times New Roman"/>
               </w:rPr>
             </w:pPr>
+            <w:r>
+              <w:rPr>
+                <w:rFonts w:ascii="Times New Roman" w:hAnsi="Times New Roman" w:cs="Times New Roman"/>
+                <w:b/>
+                <w:bCs/>
+              </w:rPr>
+              <w:t xml:space="preserve">Backend </w:t>
+            </w:r>
+            <w:r>
+              <w:rPr>
+                <w:rFonts w:ascii="Times New Roman" w:hAnsi="Times New Roman" w:cs="Times New Roman"/>
+                <w:b/>
+                <w:bCs/>
+              </w:rPr>
+              <w:t xml:space="preserve">API: </w:t>
+            </w:r>
+            <w:r>
+              <w:rPr>
+                <w:rFonts w:ascii="Times New Roman" w:hAnsi="Times New Roman" w:cs="Times New Roman"/>
+              </w:rPr>
+              <w:t>Create /</w:t>
+            </w:r>
+            <w:proofErr w:type="spellStart"/>
+            <w:r>
+              <w:rPr>
+                <w:rFonts w:ascii="Times New Roman" w:hAnsi="Times New Roman" w:cs="Times New Roman"/>
+              </w:rPr>
+              <w:t>api</w:t>
+            </w:r>
+            <w:proofErr w:type="spellEnd"/>
+            <w:r>
+              <w:rPr>
+                <w:rFonts w:ascii="Times New Roman" w:hAnsi="Times New Roman" w:cs="Times New Roman"/>
+              </w:rPr>
+              <w:t>/alerts/resolve</w:t>
+            </w:r>
+            <w:proofErr w:type="gramStart"/>
+            <w:r>
+              <w:rPr>
+                <w:rFonts w:ascii="Times New Roman" w:hAnsi="Times New Roman" w:cs="Times New Roman"/>
+              </w:rPr>
+              <w:t>/:index</w:t>
+            </w:r>
+            <w:proofErr w:type="gramEnd"/>
+            <w:r>
+              <w:rPr>
+                <w:rFonts w:ascii="Times New Roman" w:hAnsi="Times New Roman" w:cs="Times New Roman"/>
+              </w:rPr>
+              <w:t xml:space="preserve"> route to delete/acknowledge an alert</w:t>
+            </w:r>
+          </w:p>
+          <w:p>
+            <w:pPr>
+              <w:numPr>
+                <w:ilvl w:val="0"/>
+                <w:numId w:val="4"/>
+              </w:numPr>
+              <w:rPr>
+                <w:rFonts w:ascii="Times New Roman" w:hAnsi="Times New Roman" w:cs="Times New Roman"/>
+              </w:rPr>
+            </w:pPr>
+            <w:r>
+              <w:rPr>
+                <w:rFonts w:ascii="Times New Roman" w:hAnsi="Times New Roman" w:cs="Times New Roman"/>
+                <w:b/>
+                <w:bCs/>
+              </w:rPr>
+              <w:t xml:space="preserve">Save to File: </w:t>
+            </w:r>
+            <w:r>
+              <w:rPr>
+                <w:rFonts w:ascii="Times New Roman" w:hAnsi="Times New Roman" w:cs="Times New Roman"/>
+              </w:rPr>
+              <w:t xml:space="preserve">Update </w:t>
+            </w:r>
+            <w:proofErr w:type="spellStart"/>
+            <w:proofErr w:type="gramStart"/>
+            <w:r>
+              <w:rPr>
+                <w:rFonts w:ascii="Times New Roman" w:hAnsi="Times New Roman" w:cs="Times New Roman"/>
+              </w:rPr>
+              <w:t>alerts.json</w:t>
+            </w:r>
+            <w:proofErr w:type="spellEnd"/>
+            <w:proofErr w:type="gramEnd"/>
+            <w:r>
+              <w:rPr>
+                <w:rFonts w:ascii="Times New Roman" w:hAnsi="Times New Roman" w:cs="Times New Roman"/>
+              </w:rPr>
+              <w:t xml:space="preserve"> after removing the resolved alert</w:t>
+            </w:r>
+          </w:p>
+          <w:p>
+            <w:pPr>
+              <w:numPr>
+                <w:ilvl w:val="0"/>
+                <w:numId w:val="4"/>
+              </w:numPr>
+              <w:rPr>
+                <w:rFonts w:ascii="Times New Roman" w:hAnsi="Times New Roman" w:cs="Times New Roman"/>
+              </w:rPr>
+            </w:pPr>
+            <w:r>
+              <w:rPr>
+                <w:rFonts w:ascii="Times New Roman" w:hAnsi="Times New Roman" w:cs="Times New Roman"/>
+                <w:b/>
+                <w:bCs/>
+              </w:rPr>
+              <w:t xml:space="preserve">Socket Update: </w:t>
+            </w:r>
+            <w:r>
+              <w:rPr>
+                <w:rFonts w:ascii="Times New Roman" w:hAnsi="Times New Roman" w:cs="Times New Roman"/>
+              </w:rPr>
+              <w:t xml:space="preserve">Emit </w:t>
+            </w:r>
+            <w:proofErr w:type="spellStart"/>
+            <w:r>
+              <w:rPr>
+                <w:rFonts w:ascii="Times New Roman" w:hAnsi="Times New Roman" w:cs="Times New Roman"/>
+              </w:rPr>
+              <w:t>alerts_updated</w:t>
+            </w:r>
+            <w:proofErr w:type="spellEnd"/>
+            <w:r>
+              <w:rPr>
+                <w:rFonts w:ascii="Times New Roman" w:hAnsi="Times New Roman" w:cs="Times New Roman"/>
+              </w:rPr>
+              <w:t xml:space="preserve"> to all clients after resolve</w:t>
+            </w:r>
+          </w:p>
+          <w:p>
+            <w:pPr>
+              <w:numPr>
+                <w:ilvl w:val="0"/>
+                <w:numId w:val="4"/>
+              </w:numPr>
+              <w:rPr>
+                <w:rFonts w:ascii="Times New Roman" w:hAnsi="Times New Roman" w:cs="Times New Roman"/>
+              </w:rPr>
+            </w:pPr>
+            <w:r>
+              <w:rPr>
+                <w:rFonts w:ascii="Times New Roman" w:hAnsi="Times New Roman" w:cs="Times New Roman"/>
+                <w:b/>
+                <w:bCs/>
+              </w:rPr>
+              <w:lastRenderedPageBreak/>
+              <w:t xml:space="preserve">Frontend UI: </w:t>
+            </w:r>
+            <w:r>
+              <w:rPr>
+                <w:rFonts w:ascii="Times New Roman" w:hAnsi="Times New Roman" w:cs="Times New Roman"/>
+              </w:rPr>
+              <w:t xml:space="preserve">Add "Acknowledge" / "Resolve" button in </w:t>
+            </w:r>
+            <w:proofErr w:type="spellStart"/>
+            <w:r>
+              <w:rPr>
+                <w:rFonts w:ascii="Times New Roman" w:hAnsi="Times New Roman" w:cs="Times New Roman"/>
+              </w:rPr>
+              <w:t>Alerts.jsx</w:t>
+            </w:r>
+            <w:proofErr w:type="spellEnd"/>
+            <w:r>
+              <w:rPr>
+                <w:rFonts w:ascii="Times New Roman" w:hAnsi="Times New Roman" w:cs="Times New Roman"/>
+              </w:rPr>
+              <w:t xml:space="preserve"> component</w:t>
+            </w:r>
+          </w:p>
+          <w:p>
+            <w:pPr>
+              <w:numPr>
+                <w:ilvl w:val="0"/>
+                <w:numId w:val="4"/>
+              </w:numPr>
+              <w:rPr>
+                <w:rFonts w:ascii="Times New Roman" w:hAnsi="Times New Roman" w:cs="Times New Roman"/>
+              </w:rPr>
+            </w:pPr>
+            <w:r>
+              <w:rPr>
+                <w:rFonts w:ascii="Times New Roman" w:hAnsi="Times New Roman" w:cs="Times New Roman"/>
+                <w:b/>
+                <w:bCs/>
+              </w:rPr>
+              <w:t xml:space="preserve">Connect Frontend: </w:t>
+            </w:r>
+            <w:r>
+              <w:rPr>
+                <w:rFonts w:ascii="Times New Roman" w:hAnsi="Times New Roman" w:cs="Times New Roman"/>
+              </w:rPr>
+              <w:t>Call the resolve API when button clicked</w:t>
+            </w:r>
+          </w:p>
+          <w:p>
+            <w:pPr>
+              <w:numPr>
+                <w:ilvl w:val="0"/>
+                <w:numId w:val="4"/>
+              </w:numPr>
+              <w:rPr>
+                <w:rFonts w:ascii="Times New Roman" w:hAnsi="Times New Roman" w:cs="Times New Roman"/>
+              </w:rPr>
+            </w:pPr>
+            <w:r>
+              <w:rPr>
+                <w:rFonts w:ascii="Times New Roman" w:hAnsi="Times New Roman" w:cs="Times New Roman"/>
+                <w:b/>
+                <w:bCs/>
+              </w:rPr>
+              <w:t xml:space="preserve">Live Sync: </w:t>
+            </w:r>
+            <w:r>
+              <w:rPr>
+                <w:rFonts w:ascii="Times New Roman" w:hAnsi="Times New Roman" w:cs="Times New Roman"/>
+              </w:rPr>
+              <w:t xml:space="preserve">Listen for </w:t>
+            </w:r>
+            <w:proofErr w:type="spellStart"/>
+            <w:r>
+              <w:rPr>
+                <w:rFonts w:ascii="Times New Roman" w:hAnsi="Times New Roman" w:cs="Times New Roman"/>
+              </w:rPr>
+              <w:t>alerts_updated</w:t>
+            </w:r>
+            <w:proofErr w:type="spellEnd"/>
+            <w:r>
+              <w:rPr>
+                <w:rFonts w:ascii="Times New Roman" w:hAnsi="Times New Roman" w:cs="Times New Roman"/>
+              </w:rPr>
+              <w:t xml:space="preserve"> socket event to refresh alerts list without refresh</w:t>
+            </w:r>
           </w:p>
         </w:tc>
       </w:tr>
@@ -18978,6 +19665,7 @@
                 <w:b/>
                 <w:bCs/>
               </w:rPr>
+              <w:lastRenderedPageBreak/>
               <w:t xml:space="preserve">Outputs and Descriptions </w:t>
             </w:r>
           </w:p>
@@ -19004,14 +19692,3448 @@
         </w:rPr>
         <w:t xml:space="preserve"> </w:t>
       </w:r>
+      <w:r>
+        <w:rPr>
+          <w:rFonts w:ascii="Times New Roman" w:hAnsi="Times New Roman" w:cs="Times New Roman"/>
+        </w:rPr>
+        <w:t>Implemented Live socket alerts with toast notifications + alarm sound for real-time anomaly detection in LOGGUARD AI</w:t>
+      </w:r>
     </w:p>
     <w:p>
       <w:pPr>
         <w:rPr>
           <w:rFonts w:ascii="Times New Roman" w:hAnsi="Times New Roman" w:cs="Times New Roman"/>
-        </w:rPr>
-      </w:pPr>
+          <w:b/>
+          <w:bCs/>
+        </w:rPr>
+      </w:pPr>
+      <w:r>
+        <w:rPr>
+          <w:rFonts w:ascii="Times New Roman" w:hAnsi="Times New Roman" w:cs="Times New Roman"/>
+          <w:noProof/>
+        </w:rPr>
+        <w:drawing>
+          <wp:inline distT="0" distB="0" distL="0" distR="0" wp14:anchorId="77C8FCFF" wp14:editId="203D3507">
+            <wp:extent cx="5966170" cy="3223260"/>
+            <wp:effectExtent l="0" t="0" r="0" b="0"/>
+            <wp:docPr id="105452532" name="Picture 1"/>
+            <wp:cNvGraphicFramePr>
+              <a:graphicFrameLocks xmlns:a="http://schemas.openxmlformats.org/drawingml/2006/main" noChangeAspect="1"/>
+            </wp:cNvGraphicFramePr>
+            <a:graphic xmlns:a="http://schemas.openxmlformats.org/drawingml/2006/main">
+              <a:graphicData uri="http://schemas.openxmlformats.org/drawingml/2006/picture">
+                <pic:pic xmlns:pic="http://schemas.openxmlformats.org/drawingml/2006/picture">
+                  <pic:nvPicPr>
+                    <pic:cNvPr id="105452532" name=""/>
+                    <pic:cNvPicPr/>
+                  </pic:nvPicPr>
+                  <pic:blipFill>
+                    <a:blip r:embed="rId47"/>
+                    <a:stretch>
+                      <a:fillRect/>
+                    </a:stretch>
+                  </pic:blipFill>
+                  <pic:spPr>
+                    <a:xfrm>
+                      <a:off x="0" y="0"/>
+                      <a:ext cx="5982504" cy="3232085"/>
+                    </a:xfrm>
+                    <a:prstGeom prst="rect">
+                      <a:avLst/>
+                    </a:prstGeom>
+                  </pic:spPr>
+                </pic:pic>
+              </a:graphicData>
+            </a:graphic>
+          </wp:inline>
+        </w:drawing>
+      </w:r>
     </w:p>
+    <w:p>
+      <w:pPr>
+        <w:rPr>
+          <w:rFonts w:ascii="Times New Roman" w:hAnsi="Times New Roman" w:cs="Times New Roman"/>
+          <w:b/>
+          <w:bCs/>
+        </w:rPr>
+      </w:pPr>
+      <w:r>
+        <w:rPr>
+          <w:rFonts w:ascii="Times New Roman" w:hAnsi="Times New Roman" w:cs="Times New Roman"/>
+          <w:b/>
+          <w:bCs/>
+          <w:noProof/>
+        </w:rPr>
+        <w:drawing>
+          <wp:inline distT="0" distB="0" distL="0" distR="0" wp14:anchorId="7DD0FE81" wp14:editId="529E4E32">
+            <wp:extent cx="6120098" cy="1638300"/>
+            <wp:effectExtent l="0" t="0" r="0" b="0"/>
+            <wp:docPr id="1952501535" name="Picture 1"/>
+            <wp:cNvGraphicFramePr>
+              <a:graphicFrameLocks xmlns:a="http://schemas.openxmlformats.org/drawingml/2006/main" noChangeAspect="1"/>
+            </wp:cNvGraphicFramePr>
+            <a:graphic xmlns:a="http://schemas.openxmlformats.org/drawingml/2006/main">
+              <a:graphicData uri="http://schemas.openxmlformats.org/drawingml/2006/picture">
+                <pic:pic xmlns:pic="http://schemas.openxmlformats.org/drawingml/2006/picture">
+                  <pic:nvPicPr>
+                    <pic:cNvPr id="1952501535" name=""/>
+                    <pic:cNvPicPr/>
+                  </pic:nvPicPr>
+                  <pic:blipFill>
+                    <a:blip r:embed="rId48"/>
+                    <a:stretch>
+                      <a:fillRect/>
+                    </a:stretch>
+                  </pic:blipFill>
+                  <pic:spPr>
+                    <a:xfrm>
+                      <a:off x="0" y="0"/>
+                      <a:ext cx="6132784" cy="1641696"/>
+                    </a:xfrm>
+                    <a:prstGeom prst="rect">
+                      <a:avLst/>
+                    </a:prstGeom>
+                  </pic:spPr>
+                </pic:pic>
+              </a:graphicData>
+            </a:graphic>
+          </wp:inline>
+        </w:drawing>
+      </w:r>
+    </w:p>
+    <w:p>
+      <w:pPr>
+        <w:rPr>
+          <w:rFonts w:ascii="Times New Roman" w:hAnsi="Times New Roman" w:cs="Times New Roman"/>
+          <w:b/>
+          <w:bCs/>
+        </w:rPr>
+      </w:pPr>
+      <w:r>
+        <w:rPr>
+          <w:rFonts w:ascii="Times New Roman" w:hAnsi="Times New Roman" w:cs="Times New Roman"/>
+          <w:b/>
+          <w:bCs/>
+          <w:noProof/>
+        </w:rPr>
+        <w:lastRenderedPageBreak/>
+        <w:drawing>
+          <wp:inline distT="0" distB="0" distL="0" distR="0" wp14:anchorId="7D7F5333" wp14:editId="308BD403">
+            <wp:extent cx="6111240" cy="1524000"/>
+            <wp:effectExtent l="0" t="0" r="3810" b="0"/>
+            <wp:docPr id="747961313" name="Picture 1"/>
+            <wp:cNvGraphicFramePr>
+              <a:graphicFrameLocks xmlns:a="http://schemas.openxmlformats.org/drawingml/2006/main" noChangeAspect="1"/>
+            </wp:cNvGraphicFramePr>
+            <a:graphic xmlns:a="http://schemas.openxmlformats.org/drawingml/2006/main">
+              <a:graphicData uri="http://schemas.openxmlformats.org/drawingml/2006/picture">
+                <pic:pic xmlns:pic="http://schemas.openxmlformats.org/drawingml/2006/picture">
+                  <pic:nvPicPr>
+                    <pic:cNvPr id="747961313" name=""/>
+                    <pic:cNvPicPr/>
+                  </pic:nvPicPr>
+                  <pic:blipFill>
+                    <a:blip r:embed="rId56"/>
+                    <a:stretch>
+                      <a:fillRect/>
+                    </a:stretch>
+                  </pic:blipFill>
+                  <pic:spPr>
+                    <a:xfrm>
+                      <a:off x="0" y="0"/>
+                      <a:ext cx="6123266" cy="1526999"/>
+                    </a:xfrm>
+                    <a:prstGeom prst="rect">
+                      <a:avLst/>
+                    </a:prstGeom>
+                  </pic:spPr>
+                </pic:pic>
+              </a:graphicData>
+            </a:graphic>
+          </wp:inline>
+        </w:drawing>
+      </w:r>
+    </w:p>
+    <w:p>
+      <w:pPr>
+        <w:rPr>
+          <w:rFonts w:ascii="Times New Roman" w:hAnsi="Times New Roman" w:cs="Times New Roman"/>
+          <w:b/>
+          <w:bCs/>
+        </w:rPr>
+      </w:pPr>
+      <w:r>
+        <w:rPr>
+          <w:rFonts w:ascii="Times New Roman" w:hAnsi="Times New Roman" w:cs="Times New Roman"/>
+          <w:b/>
+          <w:bCs/>
+          <w:noProof/>
+        </w:rPr>
+        <w:drawing>
+          <wp:inline distT="0" distB="0" distL="0" distR="0" wp14:anchorId="3D5C4EE8" wp14:editId="6EFE340E">
+            <wp:extent cx="5843270" cy="1196340"/>
+            <wp:effectExtent l="0" t="0" r="5080" b="3810"/>
+            <wp:docPr id="1369075150" name="Picture 1"/>
+            <wp:cNvGraphicFramePr>
+              <a:graphicFrameLocks xmlns:a="http://schemas.openxmlformats.org/drawingml/2006/main" noChangeAspect="1"/>
+            </wp:cNvGraphicFramePr>
+            <a:graphic xmlns:a="http://schemas.openxmlformats.org/drawingml/2006/main">
+              <a:graphicData uri="http://schemas.openxmlformats.org/drawingml/2006/picture">
+                <pic:pic xmlns:pic="http://schemas.openxmlformats.org/drawingml/2006/picture">
+                  <pic:nvPicPr>
+                    <pic:cNvPr id="1369075150" name=""/>
+                    <pic:cNvPicPr/>
+                  </pic:nvPicPr>
+                  <pic:blipFill>
+                    <a:blip r:embed="rId57"/>
+                    <a:stretch>
+                      <a:fillRect/>
+                    </a:stretch>
+                  </pic:blipFill>
+                  <pic:spPr>
+                    <a:xfrm>
+                      <a:off x="0" y="0"/>
+                      <a:ext cx="5846241" cy="1196948"/>
+                    </a:xfrm>
+                    <a:prstGeom prst="rect">
+                      <a:avLst/>
+                    </a:prstGeom>
+                  </pic:spPr>
+                </pic:pic>
+              </a:graphicData>
+            </a:graphic>
+          </wp:inline>
+        </w:drawing>
+      </w:r>
+    </w:p>
+    <w:p>
+      <w:pPr>
+        <w:rPr>
+          <w:rFonts w:ascii="Times New Roman" w:hAnsi="Times New Roman" w:cs="Times New Roman"/>
+          <w:b/>
+          <w:bCs/>
+        </w:rPr>
+      </w:pPr>
+      <w:r>
+        <w:rPr>
+          <w:rFonts w:ascii="Times New Roman" w:hAnsi="Times New Roman" w:cs="Times New Roman"/>
+          <w:b/>
+          <w:bCs/>
+          <w:noProof/>
+        </w:rPr>
+        <w:drawing>
+          <wp:inline distT="0" distB="0" distL="0" distR="0" wp14:anchorId="5DA0030B" wp14:editId="382ECE25">
+            <wp:extent cx="6111875" cy="2727960"/>
+            <wp:effectExtent l="0" t="0" r="3175" b="0"/>
+            <wp:docPr id="2108230831" name="Picture 1"/>
+            <wp:cNvGraphicFramePr>
+              <a:graphicFrameLocks xmlns:a="http://schemas.openxmlformats.org/drawingml/2006/main" noChangeAspect="1"/>
+            </wp:cNvGraphicFramePr>
+            <a:graphic xmlns:a="http://schemas.openxmlformats.org/drawingml/2006/main">
+              <a:graphicData uri="http://schemas.openxmlformats.org/drawingml/2006/picture">
+                <pic:pic xmlns:pic="http://schemas.openxmlformats.org/drawingml/2006/picture">
+                  <pic:nvPicPr>
+                    <pic:cNvPr id="2108230831" name=""/>
+                    <pic:cNvPicPr/>
+                  </pic:nvPicPr>
+                  <pic:blipFill>
+                    <a:blip r:embed="rId58"/>
+                    <a:stretch>
+                      <a:fillRect/>
+                    </a:stretch>
+                  </pic:blipFill>
+                  <pic:spPr>
+                    <a:xfrm>
+                      <a:off x="0" y="0"/>
+                      <a:ext cx="6120235" cy="2731691"/>
+                    </a:xfrm>
+                    <a:prstGeom prst="rect">
+                      <a:avLst/>
+                    </a:prstGeom>
+                  </pic:spPr>
+                </pic:pic>
+              </a:graphicData>
+            </a:graphic>
+          </wp:inline>
+        </w:drawing>
+      </w:r>
+    </w:p>
+    <w:p>
+      <w:pPr>
+        <w:rPr>
+          <w:rFonts w:ascii="Times New Roman" w:hAnsi="Times New Roman" w:cs="Times New Roman"/>
+          <w:b/>
+          <w:bCs/>
+        </w:rPr>
+      </w:pPr>
+      <w:r>
+        <w:rPr>
+          <w:rFonts w:ascii="Times New Roman" w:hAnsi="Times New Roman" w:cs="Times New Roman"/>
+          <w:b/>
+          <w:bCs/>
+          <w:noProof/>
+        </w:rPr>
+        <w:drawing>
+          <wp:inline distT="0" distB="0" distL="0" distR="0" wp14:anchorId="5BE54993" wp14:editId="77B1865C">
+            <wp:extent cx="6416040" cy="3787140"/>
+            <wp:effectExtent l="0" t="0" r="3810" b="3810"/>
+            <wp:docPr id="644073052" name="Picture 1"/>
+            <wp:cNvGraphicFramePr>
+              <a:graphicFrameLocks xmlns:a="http://schemas.openxmlformats.org/drawingml/2006/main" noChangeAspect="1"/>
+            </wp:cNvGraphicFramePr>
+            <a:graphic xmlns:a="http://schemas.openxmlformats.org/drawingml/2006/main">
+              <a:graphicData uri="http://schemas.openxmlformats.org/drawingml/2006/picture">
+                <pic:pic xmlns:pic="http://schemas.openxmlformats.org/drawingml/2006/picture">
+                  <pic:nvPicPr>
+                    <pic:cNvPr id="644073052" name=""/>
+                    <pic:cNvPicPr/>
+                  </pic:nvPicPr>
+                  <pic:blipFill>
+                    <a:blip r:embed="rId59"/>
+                    <a:stretch>
+                      <a:fillRect/>
+                    </a:stretch>
+                  </pic:blipFill>
+                  <pic:spPr>
+                    <a:xfrm>
+                      <a:off x="0" y="0"/>
+                      <a:ext cx="6419432" cy="3789142"/>
+                    </a:xfrm>
+                    <a:prstGeom prst="rect">
+                      <a:avLst/>
+                    </a:prstGeom>
+                  </pic:spPr>
+                </pic:pic>
+              </a:graphicData>
+            </a:graphic>
+          </wp:inline>
+        </w:drawing>
+      </w:r>
+    </w:p>
+    <w:p>
+      <w:pPr>
+        <w:rPr>
+          <w:rFonts w:ascii="Times New Roman" w:hAnsi="Times New Roman" w:cs="Times New Roman"/>
+          <w:b/>
+          <w:bCs/>
+        </w:rPr>
+      </w:pPr>
+      <w:r>
+        <w:rPr>
+          <w:rFonts w:ascii="Times New Roman" w:hAnsi="Times New Roman" w:cs="Times New Roman"/>
+          <w:b/>
+          <w:bCs/>
+          <w:noProof/>
+        </w:rPr>
+        <w:lastRenderedPageBreak/>
+        <w:drawing>
+          <wp:inline distT="0" distB="0" distL="0" distR="0" wp14:anchorId="627DF671" wp14:editId="3CDF8C2E">
+            <wp:extent cx="6537960" cy="4914900"/>
+            <wp:effectExtent l="0" t="0" r="0" b="0"/>
+            <wp:docPr id="413941021" name="Picture 1"/>
+            <wp:cNvGraphicFramePr>
+              <a:graphicFrameLocks xmlns:a="http://schemas.openxmlformats.org/drawingml/2006/main" noChangeAspect="1"/>
+            </wp:cNvGraphicFramePr>
+            <a:graphic xmlns:a="http://schemas.openxmlformats.org/drawingml/2006/main">
+              <a:graphicData uri="http://schemas.openxmlformats.org/drawingml/2006/picture">
+                <pic:pic xmlns:pic="http://schemas.openxmlformats.org/drawingml/2006/picture">
+                  <pic:nvPicPr>
+                    <pic:cNvPr id="413941021" name=""/>
+                    <pic:cNvPicPr/>
+                  </pic:nvPicPr>
+                  <pic:blipFill>
+                    <a:blip r:embed="rId60"/>
+                    <a:stretch>
+                      <a:fillRect/>
+                    </a:stretch>
+                  </pic:blipFill>
+                  <pic:spPr>
+                    <a:xfrm>
+                      <a:off x="0" y="0"/>
+                      <a:ext cx="6537960" cy="4914900"/>
+                    </a:xfrm>
+                    <a:prstGeom prst="rect">
+                      <a:avLst/>
+                    </a:prstGeom>
+                  </pic:spPr>
+                </pic:pic>
+              </a:graphicData>
+            </a:graphic>
+          </wp:inline>
+        </w:drawing>
+      </w:r>
+    </w:p>
+    <w:p>
+      <w:pPr>
+        <w:rPr>
+          <w:rFonts w:ascii="Times New Roman" w:hAnsi="Times New Roman" w:cs="Times New Roman"/>
+          <w:b/>
+          <w:bCs/>
+        </w:rPr>
+      </w:pPr>
+      <w:r>
+        <w:rPr>
+          <w:rFonts w:ascii="Times New Roman" w:hAnsi="Times New Roman" w:cs="Times New Roman"/>
+          <w:b/>
+          <w:bCs/>
+          <w:noProof/>
+        </w:rPr>
+        <w:drawing>
+          <wp:inline distT="0" distB="0" distL="0" distR="0" wp14:anchorId="037273D6" wp14:editId="2BC5776B">
+            <wp:extent cx="6371590" cy="2263140"/>
+            <wp:effectExtent l="0" t="0" r="0" b="3810"/>
+            <wp:docPr id="448724996" name="Picture 1"/>
+            <wp:cNvGraphicFramePr>
+              <a:graphicFrameLocks xmlns:a="http://schemas.openxmlformats.org/drawingml/2006/main" noChangeAspect="1"/>
+            </wp:cNvGraphicFramePr>
+            <a:graphic xmlns:a="http://schemas.openxmlformats.org/drawingml/2006/main">
+              <a:graphicData uri="http://schemas.openxmlformats.org/drawingml/2006/picture">
+                <pic:pic xmlns:pic="http://schemas.openxmlformats.org/drawingml/2006/picture">
+                  <pic:nvPicPr>
+                    <pic:cNvPr id="448724996" name=""/>
+                    <pic:cNvPicPr/>
+                  </pic:nvPicPr>
+                  <pic:blipFill>
+                    <a:blip r:embed="rId61"/>
+                    <a:stretch>
+                      <a:fillRect/>
+                    </a:stretch>
+                  </pic:blipFill>
+                  <pic:spPr>
+                    <a:xfrm>
+                      <a:off x="0" y="0"/>
+                      <a:ext cx="6371590" cy="2263140"/>
+                    </a:xfrm>
+                    <a:prstGeom prst="rect">
+                      <a:avLst/>
+                    </a:prstGeom>
+                  </pic:spPr>
+                </pic:pic>
+              </a:graphicData>
+            </a:graphic>
+          </wp:inline>
+        </w:drawing>
+      </w:r>
+    </w:p>
+    <w:p>
+      <w:pPr>
+        <w:rPr>
+          <w:rFonts w:ascii="Times New Roman" w:hAnsi="Times New Roman" w:cs="Times New Roman"/>
+          <w:b/>
+          <w:bCs/>
+        </w:rPr>
+      </w:pPr>
+      <w:r>
+        <w:rPr>
+          <w:rFonts w:ascii="Times New Roman" w:hAnsi="Times New Roman" w:cs="Times New Roman"/>
+          <w:b/>
+          <w:bCs/>
+          <w:noProof/>
+        </w:rPr>
+        <w:drawing>
+          <wp:inline distT="0" distB="0" distL="0" distR="0" wp14:anchorId="657BDA6C" wp14:editId="581FCA61">
+            <wp:extent cx="6381750" cy="2042160"/>
+            <wp:effectExtent l="0" t="0" r="0" b="0"/>
+            <wp:docPr id="1104987566" name="Picture 1"/>
+            <wp:cNvGraphicFramePr>
+              <a:graphicFrameLocks xmlns:a="http://schemas.openxmlformats.org/drawingml/2006/main" noChangeAspect="1"/>
+            </wp:cNvGraphicFramePr>
+            <a:graphic xmlns:a="http://schemas.openxmlformats.org/drawingml/2006/main">
+              <a:graphicData uri="http://schemas.openxmlformats.org/drawingml/2006/picture">
+                <pic:pic xmlns:pic="http://schemas.openxmlformats.org/drawingml/2006/picture">
+                  <pic:nvPicPr>
+                    <pic:cNvPr id="1104987566" name=""/>
+                    <pic:cNvPicPr/>
+                  </pic:nvPicPr>
+                  <pic:blipFill>
+                    <a:blip r:embed="rId62"/>
+                    <a:stretch>
+                      <a:fillRect/>
+                    </a:stretch>
+                  </pic:blipFill>
+                  <pic:spPr>
+                    <a:xfrm>
+                      <a:off x="0" y="0"/>
+                      <a:ext cx="6382647" cy="2042447"/>
+                    </a:xfrm>
+                    <a:prstGeom prst="rect">
+                      <a:avLst/>
+                    </a:prstGeom>
+                  </pic:spPr>
+                </pic:pic>
+              </a:graphicData>
+            </a:graphic>
+          </wp:inline>
+        </w:drawing>
+      </w:r>
+    </w:p>
+    <w:p>
+      <w:pPr>
+        <w:rPr>
+          <w:rFonts w:ascii="Times New Roman" w:hAnsi="Times New Roman" w:cs="Times New Roman"/>
+          <w:b/>
+          <w:bCs/>
+        </w:rPr>
+      </w:pPr>
+      <w:r>
+        <w:rPr>
+          <w:rFonts w:ascii="Times New Roman" w:hAnsi="Times New Roman" w:cs="Times New Roman"/>
+          <w:b/>
+          <w:bCs/>
+          <w:noProof/>
+        </w:rPr>
+        <w:lastRenderedPageBreak/>
+        <w:drawing>
+          <wp:inline distT="0" distB="0" distL="0" distR="0" wp14:anchorId="784DE7A7" wp14:editId="181FC754">
+            <wp:extent cx="6074410" cy="1905000"/>
+            <wp:effectExtent l="0" t="0" r="2540" b="0"/>
+            <wp:docPr id="1946664554" name="Picture 2"/>
+            <wp:cNvGraphicFramePr>
+              <a:graphicFrameLocks xmlns:a="http://schemas.openxmlformats.org/drawingml/2006/main" noChangeAspect="1"/>
+            </wp:cNvGraphicFramePr>
+            <a:graphic xmlns:a="http://schemas.openxmlformats.org/drawingml/2006/main">
+              <a:graphicData uri="http://schemas.openxmlformats.org/drawingml/2006/picture">
+                <pic:pic xmlns:pic="http://schemas.openxmlformats.org/drawingml/2006/picture">
+                  <pic:nvPicPr>
+                    <pic:cNvPr id="0" name="Picture 6"/>
+                    <pic:cNvPicPr>
+                      <a:picLocks noChangeAspect="1" noChangeArrowheads="1"/>
+                    </pic:cNvPicPr>
+                  </pic:nvPicPr>
+                  <pic:blipFill>
+                    <a:blip r:embed="rId63">
+                      <a:extLst>
+                        <a:ext uri="{28A0092B-C50C-407E-A947-70E740481C1C}">
+                          <a14:useLocalDpi xmlns:a14="http://schemas.microsoft.com/office/drawing/2010/main" val="0"/>
+                        </a:ext>
+                      </a:extLst>
+                    </a:blip>
+                    <a:srcRect/>
+                    <a:stretch>
+                      <a:fillRect/>
+                    </a:stretch>
+                  </pic:blipFill>
+                  <pic:spPr bwMode="auto">
+                    <a:xfrm>
+                      <a:off x="0" y="0"/>
+                      <a:ext cx="6074410" cy="1905000"/>
+                    </a:xfrm>
+                    <a:prstGeom prst="rect">
+                      <a:avLst/>
+                    </a:prstGeom>
+                    <a:noFill/>
+                    <a:ln>
+                      <a:noFill/>
+                    </a:ln>
+                  </pic:spPr>
+                </pic:pic>
+              </a:graphicData>
+            </a:graphic>
+          </wp:inline>
+        </w:drawing>
+      </w:r>
+    </w:p>
+    <w:p>
+      <w:pPr>
+        <w:jc w:val="both"/>
+        <w:rPr>
+          <w:rFonts w:ascii="Times New Roman" w:hAnsi="Times New Roman" w:cs="Times New Roman"/>
+        </w:rPr>
+      </w:pPr>
+      <w:r>
+        <w:rPr>
+          <w:rFonts w:ascii="Times New Roman" w:hAnsi="Times New Roman" w:cs="Times New Roman"/>
+          <w:b/>
+          <w:bCs/>
+        </w:rPr>
+        <w:t>Description:</w:t>
+      </w:r>
+      <w:r>
+        <w:rPr>
+          <w:rFonts w:ascii="Times New Roman" w:hAnsi="Times New Roman" w:cs="Times New Roman"/>
+        </w:rPr>
+        <w:t xml:space="preserve"> </w:t>
+      </w:r>
+      <w:r>
+        <w:rPr>
+          <w:rFonts w:ascii="Times New Roman" w:hAnsi="Times New Roman" w:cs="Times New Roman"/>
+        </w:rPr>
+        <w:t>On Day 13</w:t>
+      </w:r>
+      <w:r>
+        <w:rPr>
+          <w:rFonts w:ascii="Times New Roman" w:hAnsi="Times New Roman" w:cs="Times New Roman"/>
+        </w:rPr>
+        <w:t xml:space="preserve"> of LOGGUARD AI project, we focused on building the real-time alert system to notify users instantly about anomalies in the logs. We integrated WebSocket using Socket.io to enable live communication between the backend and frontend, so that any new ERROR, CRITICAL, or FATAL log detected during file upload is immediately pushed to the UI without requiring a page refresh. To make the alerts</w:t>
+      </w:r>
+      <w:r>
+        <w:rPr>
+          <w:rFonts w:ascii="Times New Roman" w:hAnsi="Times New Roman" w:cs="Times New Roman"/>
+        </w:rPr>
+        <w:t xml:space="preserve"> noticeable, we implemented toast notifications that pop up on the dashboard with details like timestamp, severity, and message. Additionally, we added an alarm sound that automatically plays when a CRITICAL or FATAL anomaly occurs, ensuring that urgent issues are not missed even if the user is not actively monitoring the screen. With this, the Alerts tab now updates in real-time and the dashboard metrics also reflect new data instantly. This completes the live monitoring and notification workflow for Day 13.</w:t>
+      </w:r>
+    </w:p>
+    <w:p>
+      <w:pPr>
+        <w:rPr>
+          <w:rFonts w:ascii="Times New Roman" w:hAnsi="Times New Roman" w:cs="Times New Roman"/>
+        </w:rPr>
+      </w:pPr>
+    </w:p>
+    <w:tbl>
+      <w:tblPr>
+        <w:tblW w:w="10701" w:type="dxa"/>
+        <w:tblCellMar>
+          <w:left w:w="10" w:type="dxa"/>
+          <w:right w:w="10" w:type="dxa"/>
+        </w:tblCellMar>
+        <w:tblLook w:val="04A0" w:firstRow="1" w:lastRow="0" w:firstColumn="1" w:lastColumn="0" w:noHBand="0" w:noVBand="1"/>
+      </w:tblPr>
+      <w:tblGrid>
+        <w:gridCol w:w="2674"/>
+        <w:gridCol w:w="4012"/>
+        <w:gridCol w:w="4015"/>
+      </w:tblGrid>
+      <w:tr>
+        <w:trPr>
+          <w:trHeight w:val="2539"/>
+        </w:trPr>
+        <w:tc>
+          <w:tcPr>
+            <w:tcW w:w="2674" w:type="dxa"/>
+            <w:tcBorders>
+              <w:top w:val="nil"/>
+              <w:left w:val="nil"/>
+              <w:bottom w:val="nil"/>
+              <w:right w:val="nil"/>
+            </w:tcBorders>
+            <w:tcMar>
+              <w:top w:w="0" w:type="dxa"/>
+              <w:left w:w="0" w:type="dxa"/>
+              <w:bottom w:w="0" w:type="dxa"/>
+              <w:right w:w="0" w:type="dxa"/>
+            </w:tcMar>
+            <w:hideMark/>
+          </w:tcPr>
+          <w:p>
+            <w:pPr>
+              <w:rPr>
+                <w:rFonts w:ascii="Times New Roman" w:hAnsi="Times New Roman" w:cs="Times New Roman"/>
+              </w:rPr>
+            </w:pPr>
+            <w:r>
+              <w:rPr>
+                <w:rFonts w:ascii="Times New Roman" w:hAnsi="Times New Roman" w:cs="Times New Roman"/>
+              </w:rPr>
+              <w:t>0</w:t>
+            </w:r>
+            <w:r>
+              <w:rPr>
+                <w:rFonts w:ascii="Times New Roman" w:hAnsi="Times New Roman" w:cs="Times New Roman"/>
+              </w:rPr>
+              <w:t xml:space="preserve">6 </w:t>
+            </w:r>
+            <w:r>
+              <w:rPr>
+                <w:rFonts w:ascii="Times New Roman" w:hAnsi="Times New Roman" w:cs="Times New Roman"/>
+              </w:rPr>
+              <w:t>August 2026</w:t>
+            </w:r>
+          </w:p>
+          <w:p>
+            <w:pPr>
+              <w:ind w:left="400"/>
+              <w:rPr>
+                <w:rFonts w:ascii="Times New Roman" w:hAnsi="Times New Roman" w:cs="Times New Roman"/>
+              </w:rPr>
+            </w:pPr>
+            <w:r>
+              <w:rPr>
+                <w:rFonts w:ascii="Times New Roman" w:hAnsi="Times New Roman" w:cs="Times New Roman"/>
+              </w:rPr>
+              <w:t>Day 1</w:t>
+            </w:r>
+            <w:r>
+              <w:rPr>
+                <w:rFonts w:ascii="Times New Roman" w:hAnsi="Times New Roman" w:cs="Times New Roman"/>
+              </w:rPr>
+              <w:t>4</w:t>
+            </w:r>
+          </w:p>
+        </w:tc>
+        <w:tc>
+          <w:tcPr>
+            <w:tcW w:w="4012" w:type="dxa"/>
+            <w:tcBorders>
+              <w:top w:val="nil"/>
+              <w:left w:val="nil"/>
+              <w:bottom w:val="nil"/>
+              <w:right w:val="nil"/>
+            </w:tcBorders>
+            <w:tcMar>
+              <w:top w:w="0" w:type="dxa"/>
+              <w:left w:w="0" w:type="dxa"/>
+              <w:bottom w:w="0" w:type="dxa"/>
+              <w:right w:w="0" w:type="dxa"/>
+            </w:tcMar>
+            <w:hideMark/>
+          </w:tcPr>
+          <w:p>
+            <w:pPr>
+              <w:rPr>
+                <w:rFonts w:ascii="Times New Roman" w:hAnsi="Times New Roman" w:cs="Times New Roman"/>
+                <w:b/>
+                <w:bCs/>
+              </w:rPr>
+            </w:pPr>
+            <w:r>
+              <w:rPr>
+                <w:rFonts w:ascii="Times New Roman" w:hAnsi="Times New Roman" w:cs="Times New Roman"/>
+                <w:b/>
+                <w:bCs/>
+              </w:rPr>
+              <w:t xml:space="preserve">Today's Activities </w:t>
+            </w:r>
+          </w:p>
+          <w:p>
+            <w:pPr>
+              <w:numPr>
+                <w:ilvl w:val="0"/>
+                <w:numId w:val="4"/>
+              </w:numPr>
+              <w:rPr>
+                <w:rFonts w:ascii="Times New Roman" w:hAnsi="Times New Roman" w:cs="Times New Roman"/>
+              </w:rPr>
+            </w:pPr>
+            <w:r>
+              <w:rPr>
+                <w:rFonts w:ascii="Times New Roman" w:hAnsi="Times New Roman" w:cs="Times New Roman"/>
+                <w:b/>
+                <w:bCs/>
+              </w:rPr>
+              <w:t xml:space="preserve"> </w:t>
+            </w:r>
+            <w:r>
+              <w:rPr>
+                <w:rFonts w:ascii="Times New Roman" w:hAnsi="Times New Roman" w:cs="Times New Roman"/>
+                <w:b/>
+                <w:bCs/>
+              </w:rPr>
+              <w:t xml:space="preserve">Backend </w:t>
+            </w:r>
+            <w:r>
+              <w:rPr>
+                <w:rFonts w:ascii="Times New Roman" w:hAnsi="Times New Roman" w:cs="Times New Roman"/>
+                <w:b/>
+                <w:bCs/>
+              </w:rPr>
+              <w:t xml:space="preserve">API: </w:t>
+            </w:r>
+            <w:r>
+              <w:rPr>
+                <w:rFonts w:ascii="Times New Roman" w:hAnsi="Times New Roman" w:cs="Times New Roman"/>
+              </w:rPr>
+              <w:t>Create /</w:t>
+            </w:r>
+            <w:proofErr w:type="spellStart"/>
+            <w:r>
+              <w:rPr>
+                <w:rFonts w:ascii="Times New Roman" w:hAnsi="Times New Roman" w:cs="Times New Roman"/>
+              </w:rPr>
+              <w:t>api</w:t>
+            </w:r>
+            <w:proofErr w:type="spellEnd"/>
+            <w:r>
+              <w:rPr>
+                <w:rFonts w:ascii="Times New Roman" w:hAnsi="Times New Roman" w:cs="Times New Roman"/>
+              </w:rPr>
+              <w:t>/alerts/resolve</w:t>
+            </w:r>
+            <w:proofErr w:type="gramStart"/>
+            <w:r>
+              <w:rPr>
+                <w:rFonts w:ascii="Times New Roman" w:hAnsi="Times New Roman" w:cs="Times New Roman"/>
+              </w:rPr>
+              <w:t>/:index</w:t>
+            </w:r>
+            <w:proofErr w:type="gramEnd"/>
+            <w:r>
+              <w:rPr>
+                <w:rFonts w:ascii="Times New Roman" w:hAnsi="Times New Roman" w:cs="Times New Roman"/>
+              </w:rPr>
+              <w:t xml:space="preserve"> route to delete/acknowledge an alert</w:t>
+            </w:r>
+          </w:p>
+          <w:p>
+            <w:pPr>
+              <w:numPr>
+                <w:ilvl w:val="0"/>
+                <w:numId w:val="4"/>
+              </w:numPr>
+              <w:rPr>
+                <w:rFonts w:ascii="Times New Roman" w:hAnsi="Times New Roman" w:cs="Times New Roman"/>
+              </w:rPr>
+            </w:pPr>
+            <w:r>
+              <w:rPr>
+                <w:rFonts w:ascii="Times New Roman" w:hAnsi="Times New Roman" w:cs="Times New Roman"/>
+                <w:b/>
+                <w:bCs/>
+              </w:rPr>
+              <w:t xml:space="preserve">Save to File: </w:t>
+            </w:r>
+            <w:r>
+              <w:rPr>
+                <w:rFonts w:ascii="Times New Roman" w:hAnsi="Times New Roman" w:cs="Times New Roman"/>
+              </w:rPr>
+              <w:t xml:space="preserve">Update </w:t>
+            </w:r>
+            <w:proofErr w:type="spellStart"/>
+            <w:proofErr w:type="gramStart"/>
+            <w:r>
+              <w:rPr>
+                <w:rFonts w:ascii="Times New Roman" w:hAnsi="Times New Roman" w:cs="Times New Roman"/>
+              </w:rPr>
+              <w:t>alerts.json</w:t>
+            </w:r>
+            <w:proofErr w:type="spellEnd"/>
+            <w:proofErr w:type="gramEnd"/>
+            <w:r>
+              <w:rPr>
+                <w:rFonts w:ascii="Times New Roman" w:hAnsi="Times New Roman" w:cs="Times New Roman"/>
+              </w:rPr>
+              <w:t xml:space="preserve"> after removing the resolved alert</w:t>
+            </w:r>
+          </w:p>
+          <w:p>
+            <w:pPr>
+              <w:numPr>
+                <w:ilvl w:val="0"/>
+                <w:numId w:val="4"/>
+              </w:numPr>
+              <w:rPr>
+                <w:rFonts w:ascii="Times New Roman" w:hAnsi="Times New Roman" w:cs="Times New Roman"/>
+              </w:rPr>
+            </w:pPr>
+            <w:r>
+              <w:rPr>
+                <w:rFonts w:ascii="Times New Roman" w:hAnsi="Times New Roman" w:cs="Times New Roman"/>
+                <w:b/>
+                <w:bCs/>
+              </w:rPr>
+              <w:t xml:space="preserve">Socket Update: </w:t>
+            </w:r>
+            <w:r>
+              <w:rPr>
+                <w:rFonts w:ascii="Times New Roman" w:hAnsi="Times New Roman" w:cs="Times New Roman"/>
+              </w:rPr>
+              <w:t xml:space="preserve">Emit </w:t>
+            </w:r>
+            <w:proofErr w:type="spellStart"/>
+            <w:r>
+              <w:rPr>
+                <w:rFonts w:ascii="Times New Roman" w:hAnsi="Times New Roman" w:cs="Times New Roman"/>
+              </w:rPr>
+              <w:t>alerts_updated</w:t>
+            </w:r>
+            <w:proofErr w:type="spellEnd"/>
+            <w:r>
+              <w:rPr>
+                <w:rFonts w:ascii="Times New Roman" w:hAnsi="Times New Roman" w:cs="Times New Roman"/>
+              </w:rPr>
+              <w:t xml:space="preserve"> to all clients after resolve</w:t>
+            </w:r>
+          </w:p>
+          <w:p>
+            <w:pPr>
+              <w:numPr>
+                <w:ilvl w:val="0"/>
+                <w:numId w:val="4"/>
+              </w:numPr>
+              <w:rPr>
+                <w:rFonts w:ascii="Times New Roman" w:hAnsi="Times New Roman" w:cs="Times New Roman"/>
+              </w:rPr>
+            </w:pPr>
+            <w:r>
+              <w:rPr>
+                <w:rFonts w:ascii="Times New Roman" w:hAnsi="Times New Roman" w:cs="Times New Roman"/>
+                <w:b/>
+                <w:bCs/>
+              </w:rPr>
+              <w:t xml:space="preserve">Frontend UI: </w:t>
+            </w:r>
+            <w:r>
+              <w:rPr>
+                <w:rFonts w:ascii="Times New Roman" w:hAnsi="Times New Roman" w:cs="Times New Roman"/>
+              </w:rPr>
+              <w:t xml:space="preserve">Add "Acknowledge" / "Resolve" button in </w:t>
+            </w:r>
+            <w:proofErr w:type="spellStart"/>
+            <w:r>
+              <w:rPr>
+                <w:rFonts w:ascii="Times New Roman" w:hAnsi="Times New Roman" w:cs="Times New Roman"/>
+              </w:rPr>
+              <w:t>Alerts.jsx</w:t>
+            </w:r>
+            <w:proofErr w:type="spellEnd"/>
+            <w:r>
+              <w:rPr>
+                <w:rFonts w:ascii="Times New Roman" w:hAnsi="Times New Roman" w:cs="Times New Roman"/>
+              </w:rPr>
+              <w:t xml:space="preserve"> component</w:t>
+            </w:r>
+          </w:p>
+          <w:p>
+            <w:pPr>
+              <w:numPr>
+                <w:ilvl w:val="0"/>
+                <w:numId w:val="4"/>
+              </w:numPr>
+              <w:rPr>
+                <w:rFonts w:ascii="Times New Roman" w:hAnsi="Times New Roman" w:cs="Times New Roman"/>
+              </w:rPr>
+            </w:pPr>
+            <w:r>
+              <w:rPr>
+                <w:rFonts w:ascii="Times New Roman" w:hAnsi="Times New Roman" w:cs="Times New Roman"/>
+                <w:b/>
+                <w:bCs/>
+              </w:rPr>
+              <w:t xml:space="preserve">Connect Frontend: </w:t>
+            </w:r>
+            <w:r>
+              <w:rPr>
+                <w:rFonts w:ascii="Times New Roman" w:hAnsi="Times New Roman" w:cs="Times New Roman"/>
+              </w:rPr>
+              <w:t>Call the resolve API when button clicked</w:t>
+            </w:r>
+          </w:p>
+          <w:p>
+            <w:pPr>
+              <w:numPr>
+                <w:ilvl w:val="0"/>
+                <w:numId w:val="3"/>
+              </w:numPr>
+              <w:rPr>
+                <w:rFonts w:ascii="Times New Roman" w:hAnsi="Times New Roman" w:cs="Times New Roman"/>
+              </w:rPr>
+            </w:pPr>
+            <w:r>
+              <w:rPr>
+                <w:rFonts w:ascii="Times New Roman" w:hAnsi="Times New Roman" w:cs="Times New Roman"/>
+                <w:b/>
+                <w:bCs/>
+              </w:rPr>
+              <w:t xml:space="preserve">Live Sync: </w:t>
+            </w:r>
+            <w:r>
+              <w:rPr>
+                <w:rFonts w:ascii="Times New Roman" w:hAnsi="Times New Roman" w:cs="Times New Roman"/>
+              </w:rPr>
+              <w:t xml:space="preserve">Listen for </w:t>
+            </w:r>
+            <w:proofErr w:type="spellStart"/>
+            <w:r>
+              <w:rPr>
+                <w:rFonts w:ascii="Times New Roman" w:hAnsi="Times New Roman" w:cs="Times New Roman"/>
+              </w:rPr>
+              <w:t>alerts_updated</w:t>
+            </w:r>
+            <w:proofErr w:type="spellEnd"/>
+            <w:r>
+              <w:rPr>
+                <w:rFonts w:ascii="Times New Roman" w:hAnsi="Times New Roman" w:cs="Times New Roman"/>
+              </w:rPr>
+              <w:t xml:space="preserve"> socket event to refresh alerts list without refresh</w:t>
+            </w:r>
+          </w:p>
+        </w:tc>
+        <w:tc>
+          <w:tcPr>
+            <w:tcW w:w="4014" w:type="dxa"/>
+            <w:tcBorders>
+              <w:top w:val="nil"/>
+              <w:left w:val="nil"/>
+              <w:bottom w:val="nil"/>
+              <w:right w:val="nil"/>
+            </w:tcBorders>
+            <w:tcMar>
+              <w:top w:w="0" w:type="dxa"/>
+              <w:left w:w="0" w:type="dxa"/>
+              <w:bottom w:w="0" w:type="dxa"/>
+              <w:right w:w="0" w:type="dxa"/>
+            </w:tcMar>
+            <w:hideMark/>
+          </w:tcPr>
+          <w:p>
+            <w:pPr>
+              <w:rPr>
+                <w:rFonts w:ascii="Times New Roman" w:hAnsi="Times New Roman" w:cs="Times New Roman"/>
+              </w:rPr>
+            </w:pPr>
+            <w:r>
+              <w:rPr>
+                <w:rFonts w:ascii="Times New Roman" w:hAnsi="Times New Roman" w:cs="Times New Roman"/>
+                <w:b/>
+                <w:bCs/>
+              </w:rPr>
+              <w:t xml:space="preserve">Tomorrow's Plans </w:t>
+            </w:r>
+          </w:p>
+          <w:p>
+            <w:pPr>
+              <w:numPr>
+                <w:ilvl w:val="0"/>
+                <w:numId w:val="4"/>
+              </w:numPr>
+              <w:rPr>
+                <w:rFonts w:ascii="Times New Roman" w:hAnsi="Times New Roman" w:cs="Times New Roman"/>
+              </w:rPr>
+            </w:pPr>
+            <w:r>
+              <w:rPr>
+                <w:rFonts w:ascii="Times New Roman" w:hAnsi="Times New Roman" w:cs="Times New Roman"/>
+                <w:b/>
+                <w:bCs/>
+              </w:rPr>
+              <w:t xml:space="preserve">Setup </w:t>
+            </w:r>
+            <w:proofErr w:type="spellStart"/>
+            <w:r>
+              <w:rPr>
+                <w:rFonts w:ascii="Times New Roman" w:hAnsi="Times New Roman" w:cs="Times New Roman"/>
+                <w:b/>
+                <w:bCs/>
+              </w:rPr>
+              <w:t>Nodemailer</w:t>
+            </w:r>
+            <w:proofErr w:type="spellEnd"/>
+            <w:r>
+              <w:rPr>
+                <w:rFonts w:ascii="Times New Roman" w:hAnsi="Times New Roman" w:cs="Times New Roman"/>
+                <w:b/>
+                <w:bCs/>
+              </w:rPr>
+              <w:t>:</w:t>
+            </w:r>
+            <w:r>
+              <w:rPr>
+                <w:rFonts w:ascii="Times New Roman" w:hAnsi="Times New Roman" w:cs="Times New Roman"/>
+              </w:rPr>
+              <w:t xml:space="preserve"> Configure transporter with Gmail + App Password </w:t>
+            </w:r>
+            <w:proofErr w:type="gramStart"/>
+            <w:r>
+              <w:rPr>
+                <w:rFonts w:ascii="Times New Roman" w:hAnsi="Times New Roman" w:cs="Times New Roman"/>
+              </w:rPr>
+              <w:t>in .env</w:t>
+            </w:r>
+            <w:proofErr w:type="gramEnd"/>
+          </w:p>
+          <w:p>
+            <w:pPr>
+              <w:numPr>
+                <w:ilvl w:val="0"/>
+                <w:numId w:val="4"/>
+              </w:numPr>
+              <w:rPr>
+                <w:rFonts w:ascii="Times New Roman" w:hAnsi="Times New Roman" w:cs="Times New Roman"/>
+              </w:rPr>
+            </w:pPr>
+            <w:r>
+              <w:rPr>
+                <w:rFonts w:ascii="Times New Roman" w:hAnsi="Times New Roman" w:cs="Times New Roman"/>
+                <w:b/>
+                <w:bCs/>
+              </w:rPr>
+              <w:t>Email Function:</w:t>
+            </w:r>
+            <w:r>
+              <w:rPr>
+                <w:rFonts w:ascii="Times New Roman" w:hAnsi="Times New Roman" w:cs="Times New Roman"/>
+              </w:rPr>
+              <w:t xml:space="preserve"> Create </w:t>
+            </w:r>
+            <w:proofErr w:type="spellStart"/>
+            <w:proofErr w:type="gramStart"/>
+            <w:r>
+              <w:rPr>
+                <w:rFonts w:ascii="Times New Roman" w:hAnsi="Times New Roman" w:cs="Times New Roman"/>
+              </w:rPr>
+              <w:t>sendEmailAlert</w:t>
+            </w:r>
+            <w:proofErr w:type="spellEnd"/>
+            <w:r>
+              <w:rPr>
+                <w:rFonts w:ascii="Times New Roman" w:hAnsi="Times New Roman" w:cs="Times New Roman"/>
+              </w:rPr>
+              <w:t>(</w:t>
+            </w:r>
+            <w:proofErr w:type="gramEnd"/>
+            <w:r>
+              <w:rPr>
+                <w:rFonts w:ascii="Times New Roman" w:hAnsi="Times New Roman" w:cs="Times New Roman"/>
+              </w:rPr>
+              <w:t>severity, message, timestamp) helper</w:t>
+            </w:r>
+          </w:p>
+          <w:p>
+            <w:pPr>
+              <w:numPr>
+                <w:ilvl w:val="0"/>
+                <w:numId w:val="4"/>
+              </w:numPr>
+              <w:rPr>
+                <w:rFonts w:ascii="Times New Roman" w:hAnsi="Times New Roman" w:cs="Times New Roman"/>
+              </w:rPr>
+            </w:pPr>
+            <w:r>
+              <w:rPr>
+                <w:rFonts w:ascii="Times New Roman" w:hAnsi="Times New Roman" w:cs="Times New Roman"/>
+                <w:b/>
+                <w:bCs/>
+              </w:rPr>
+              <w:t>Trigger Logic:</w:t>
+            </w:r>
+            <w:r>
+              <w:rPr>
+                <w:rFonts w:ascii="Times New Roman" w:hAnsi="Times New Roman" w:cs="Times New Roman"/>
+              </w:rPr>
+              <w:t xml:space="preserve"> Only call email function when severity === 'High' / CRITICAL detected</w:t>
+            </w:r>
+          </w:p>
+          <w:p>
+            <w:pPr>
+              <w:numPr>
+                <w:ilvl w:val="0"/>
+                <w:numId w:val="4"/>
+              </w:numPr>
+              <w:rPr>
+                <w:rFonts w:ascii="Times New Roman" w:hAnsi="Times New Roman" w:cs="Times New Roman"/>
+              </w:rPr>
+            </w:pPr>
+            <w:r>
+              <w:rPr>
+                <w:rFonts w:ascii="Times New Roman" w:hAnsi="Times New Roman" w:cs="Times New Roman"/>
+                <w:b/>
+                <w:bCs/>
+              </w:rPr>
+              <w:t>Env Variables:</w:t>
+            </w:r>
+            <w:r>
+              <w:rPr>
+                <w:rFonts w:ascii="Times New Roman" w:hAnsi="Times New Roman" w:cs="Times New Roman"/>
+              </w:rPr>
+              <w:t xml:space="preserve"> Add EMAIL_USER, EMAIL_PASS, RECIPIENT_EMAIL </w:t>
+            </w:r>
+            <w:proofErr w:type="gramStart"/>
+            <w:r>
+              <w:rPr>
+                <w:rFonts w:ascii="Times New Roman" w:hAnsi="Times New Roman" w:cs="Times New Roman"/>
+              </w:rPr>
+              <w:t>to .env</w:t>
+            </w:r>
+            <w:proofErr w:type="gramEnd"/>
+          </w:p>
+          <w:p>
+            <w:pPr>
+              <w:numPr>
+                <w:ilvl w:val="0"/>
+                <w:numId w:val="4"/>
+              </w:numPr>
+              <w:rPr>
+                <w:rFonts w:ascii="Times New Roman" w:hAnsi="Times New Roman" w:cs="Times New Roman"/>
+              </w:rPr>
+            </w:pPr>
+            <w:r>
+              <w:rPr>
+                <w:rFonts w:ascii="Times New Roman" w:hAnsi="Times New Roman" w:cs="Times New Roman"/>
+                <w:b/>
+                <w:bCs/>
+              </w:rPr>
+              <w:t>Test Flow:</w:t>
+            </w:r>
+            <w:r>
+              <w:rPr>
+                <w:rFonts w:ascii="Times New Roman" w:hAnsi="Times New Roman" w:cs="Times New Roman"/>
+              </w:rPr>
+              <w:t xml:space="preserve"> Upload log with CRITICAL and verify email is received</w:t>
+            </w:r>
+          </w:p>
+          <w:p>
+            <w:pPr>
+              <w:numPr>
+                <w:ilvl w:val="0"/>
+                <w:numId w:val="4"/>
+              </w:numPr>
+              <w:rPr>
+                <w:rFonts w:ascii="Times New Roman" w:hAnsi="Times New Roman" w:cs="Times New Roman"/>
+              </w:rPr>
+            </w:pPr>
+            <w:r>
+              <w:rPr>
+                <w:rFonts w:ascii="Times New Roman" w:hAnsi="Times New Roman" w:cs="Times New Roman"/>
+                <w:b/>
+                <w:bCs/>
+              </w:rPr>
+              <w:t>Error Handling:</w:t>
+            </w:r>
+            <w:r>
+              <w:rPr>
+                <w:rFonts w:ascii="Times New Roman" w:hAnsi="Times New Roman" w:cs="Times New Roman"/>
+              </w:rPr>
+              <w:t xml:space="preserve"> Log success/failure in backend console</w:t>
+            </w:r>
+          </w:p>
+        </w:tc>
+      </w:tr>
+      <w:tr>
+        <w:trPr>
+          <w:trHeight w:val="193"/>
+        </w:trPr>
+        <w:tc>
+          <w:tcPr>
+            <w:tcW w:w="10701" w:type="dxa"/>
+            <w:gridSpan w:val="3"/>
+            <w:tcBorders>
+              <w:top w:val="nil"/>
+              <w:left w:val="nil"/>
+              <w:bottom w:val="nil"/>
+              <w:right w:val="nil"/>
+            </w:tcBorders>
+            <w:tcMar>
+              <w:top w:w="0" w:type="dxa"/>
+              <w:left w:w="0" w:type="dxa"/>
+              <w:bottom w:w="0" w:type="dxa"/>
+              <w:right w:w="0" w:type="dxa"/>
+            </w:tcMar>
+            <w:hideMark/>
+          </w:tcPr>
+          <w:p>
+            <w:pPr>
+              <w:rPr>
+                <w:rFonts w:ascii="Times New Roman" w:hAnsi="Times New Roman" w:cs="Times New Roman"/>
+              </w:rPr>
+            </w:pPr>
+            <w:r>
+              <w:rPr>
+                <w:rFonts w:ascii="Times New Roman" w:hAnsi="Times New Roman" w:cs="Times New Roman"/>
+                <w:b/>
+                <w:bCs/>
+              </w:rPr>
+              <w:t xml:space="preserve">Outputs and Descriptions </w:t>
+            </w:r>
+          </w:p>
+        </w:tc>
+      </w:tr>
+    </w:tbl>
+    <w:p>
+      <w:pPr>
+        <w:rPr>
+          <w:rFonts w:ascii="Times New Roman" w:hAnsi="Times New Roman" w:cs="Times New Roman"/>
+        </w:rPr>
+      </w:pPr>
+      <w:r>
+        <w:rPr>
+          <w:rFonts w:ascii="Times New Roman" w:hAnsi="Times New Roman" w:cs="Times New Roman"/>
+          <w:b/>
+          <w:bCs/>
+        </w:rPr>
+        <w:t>Output:</w:t>
+      </w:r>
+      <w:r>
+        <w:rPr>
+          <w:rFonts w:ascii="Times New Roman" w:hAnsi="Times New Roman" w:cs="Times New Roman"/>
+        </w:rPr>
+        <w:t xml:space="preserve"> </w:t>
+      </w:r>
+      <w:r>
+        <w:rPr>
+          <w:rFonts w:ascii="Times New Roman" w:hAnsi="Times New Roman" w:cs="Times New Roman"/>
+        </w:rPr>
+        <w:t>Added Acknowledge button in the UI + API to stop alarm sound for CRITICAL/FATAL alerts in LOGGUARD AI.</w:t>
+      </w:r>
+    </w:p>
+    <w:p>
+      <w:pPr>
+        <w:rPr>
+          <w:rFonts w:ascii="Times New Roman" w:hAnsi="Times New Roman" w:cs="Times New Roman"/>
+          <w:b/>
+          <w:bCs/>
+        </w:rPr>
+      </w:pPr>
+      <w:r>
+        <w:rPr>
+          <w:rFonts w:ascii="Times New Roman" w:hAnsi="Times New Roman" w:cs="Times New Roman"/>
+          <w:noProof/>
+        </w:rPr>
+        <w:lastRenderedPageBreak/>
+        <w:drawing>
+          <wp:inline distT="0" distB="0" distL="0" distR="0" wp14:anchorId="545394D1" wp14:editId="2580E580">
+            <wp:extent cx="5966170" cy="3223260"/>
+            <wp:effectExtent l="0" t="0" r="0" b="0"/>
+            <wp:docPr id="2000179712" name="Picture 1"/>
+            <wp:cNvGraphicFramePr>
+              <a:graphicFrameLocks xmlns:a="http://schemas.openxmlformats.org/drawingml/2006/main" noChangeAspect="1"/>
+            </wp:cNvGraphicFramePr>
+            <a:graphic xmlns:a="http://schemas.openxmlformats.org/drawingml/2006/main">
+              <a:graphicData uri="http://schemas.openxmlformats.org/drawingml/2006/picture">
+                <pic:pic xmlns:pic="http://schemas.openxmlformats.org/drawingml/2006/picture">
+                  <pic:nvPicPr>
+                    <pic:cNvPr id="105452532" name=""/>
+                    <pic:cNvPicPr/>
+                  </pic:nvPicPr>
+                  <pic:blipFill>
+                    <a:blip r:embed="rId47"/>
+                    <a:stretch>
+                      <a:fillRect/>
+                    </a:stretch>
+                  </pic:blipFill>
+                  <pic:spPr>
+                    <a:xfrm>
+                      <a:off x="0" y="0"/>
+                      <a:ext cx="5982504" cy="3232085"/>
+                    </a:xfrm>
+                    <a:prstGeom prst="rect">
+                      <a:avLst/>
+                    </a:prstGeom>
+                  </pic:spPr>
+                </pic:pic>
+              </a:graphicData>
+            </a:graphic>
+          </wp:inline>
+        </w:drawing>
+      </w:r>
+    </w:p>
+    <w:p>
+      <w:pPr>
+        <w:rPr>
+          <w:rFonts w:ascii="Times New Roman" w:hAnsi="Times New Roman" w:cs="Times New Roman"/>
+          <w:b/>
+          <w:bCs/>
+        </w:rPr>
+      </w:pPr>
+      <w:r>
+        <w:rPr>
+          <w:rFonts w:ascii="Times New Roman" w:hAnsi="Times New Roman" w:cs="Times New Roman"/>
+          <w:b/>
+          <w:bCs/>
+          <w:noProof/>
+        </w:rPr>
+        <w:drawing>
+          <wp:inline distT="0" distB="0" distL="0" distR="0" wp14:anchorId="5CF13597" wp14:editId="2CA1D6BF">
+            <wp:extent cx="6120098" cy="1638300"/>
+            <wp:effectExtent l="0" t="0" r="0" b="0"/>
+            <wp:docPr id="1476529898" name="Picture 1"/>
+            <wp:cNvGraphicFramePr>
+              <a:graphicFrameLocks xmlns:a="http://schemas.openxmlformats.org/drawingml/2006/main" noChangeAspect="1"/>
+            </wp:cNvGraphicFramePr>
+            <a:graphic xmlns:a="http://schemas.openxmlformats.org/drawingml/2006/main">
+              <a:graphicData uri="http://schemas.openxmlformats.org/drawingml/2006/picture">
+                <pic:pic xmlns:pic="http://schemas.openxmlformats.org/drawingml/2006/picture">
+                  <pic:nvPicPr>
+                    <pic:cNvPr id="1952501535" name=""/>
+                    <pic:cNvPicPr/>
+                  </pic:nvPicPr>
+                  <pic:blipFill>
+                    <a:blip r:embed="rId48"/>
+                    <a:stretch>
+                      <a:fillRect/>
+                    </a:stretch>
+                  </pic:blipFill>
+                  <pic:spPr>
+                    <a:xfrm>
+                      <a:off x="0" y="0"/>
+                      <a:ext cx="6132784" cy="1641696"/>
+                    </a:xfrm>
+                    <a:prstGeom prst="rect">
+                      <a:avLst/>
+                    </a:prstGeom>
+                  </pic:spPr>
+                </pic:pic>
+              </a:graphicData>
+            </a:graphic>
+          </wp:inline>
+        </w:drawing>
+      </w:r>
+    </w:p>
+    <w:p>
+      <w:pPr>
+        <w:rPr>
+          <w:rFonts w:ascii="Times New Roman" w:hAnsi="Times New Roman" w:cs="Times New Roman"/>
+          <w:b/>
+          <w:bCs/>
+        </w:rPr>
+      </w:pPr>
+      <w:r>
+        <w:rPr>
+          <w:rFonts w:ascii="Times New Roman" w:hAnsi="Times New Roman" w:cs="Times New Roman"/>
+          <w:b/>
+          <w:bCs/>
+          <w:noProof/>
+        </w:rPr>
+        <w:drawing>
+          <wp:inline distT="0" distB="0" distL="0" distR="0" wp14:anchorId="57B81EA6" wp14:editId="4D7CA829">
+            <wp:extent cx="6111374" cy="2087880"/>
+            <wp:effectExtent l="0" t="0" r="3810" b="7620"/>
+            <wp:docPr id="1589511085" name="Picture 1"/>
+            <wp:cNvGraphicFramePr>
+              <a:graphicFrameLocks xmlns:a="http://schemas.openxmlformats.org/drawingml/2006/main" noChangeAspect="1"/>
+            </wp:cNvGraphicFramePr>
+            <a:graphic xmlns:a="http://schemas.openxmlformats.org/drawingml/2006/main">
+              <a:graphicData uri="http://schemas.openxmlformats.org/drawingml/2006/picture">
+                <pic:pic xmlns:pic="http://schemas.openxmlformats.org/drawingml/2006/picture">
+                  <pic:nvPicPr>
+                    <pic:cNvPr id="747961313" name=""/>
+                    <pic:cNvPicPr/>
+                  </pic:nvPicPr>
+                  <pic:blipFill>
+                    <a:blip r:embed="rId56"/>
+                    <a:stretch>
+                      <a:fillRect/>
+                    </a:stretch>
+                  </pic:blipFill>
+                  <pic:spPr>
+                    <a:xfrm>
+                      <a:off x="0" y="0"/>
+                      <a:ext cx="6123264" cy="2091942"/>
+                    </a:xfrm>
+                    <a:prstGeom prst="rect">
+                      <a:avLst/>
+                    </a:prstGeom>
+                  </pic:spPr>
+                </pic:pic>
+              </a:graphicData>
+            </a:graphic>
+          </wp:inline>
+        </w:drawing>
+      </w:r>
+    </w:p>
+    <w:p>
+      <w:pPr>
+        <w:rPr>
+          <w:rFonts w:ascii="Times New Roman" w:hAnsi="Times New Roman" w:cs="Times New Roman"/>
+          <w:b/>
+          <w:bCs/>
+        </w:rPr>
+      </w:pPr>
+      <w:r>
+        <w:rPr>
+          <w:rFonts w:ascii="Times New Roman" w:hAnsi="Times New Roman" w:cs="Times New Roman"/>
+          <w:b/>
+          <w:bCs/>
+          <w:noProof/>
+        </w:rPr>
+        <w:drawing>
+          <wp:inline distT="0" distB="0" distL="0" distR="0" wp14:anchorId="424C0F47" wp14:editId="7AF2DD39">
+            <wp:extent cx="5843882" cy="1727835"/>
+            <wp:effectExtent l="0" t="0" r="5080" b="5715"/>
+            <wp:docPr id="1393985025" name="Picture 1"/>
+            <wp:cNvGraphicFramePr>
+              <a:graphicFrameLocks xmlns:a="http://schemas.openxmlformats.org/drawingml/2006/main" noChangeAspect="1"/>
+            </wp:cNvGraphicFramePr>
+            <a:graphic xmlns:a="http://schemas.openxmlformats.org/drawingml/2006/main">
+              <a:graphicData uri="http://schemas.openxmlformats.org/drawingml/2006/picture">
+                <pic:pic xmlns:pic="http://schemas.openxmlformats.org/drawingml/2006/picture">
+                  <pic:nvPicPr>
+                    <pic:cNvPr id="1369075150" name=""/>
+                    <pic:cNvPicPr/>
+                  </pic:nvPicPr>
+                  <pic:blipFill>
+                    <a:blip r:embed="rId57"/>
+                    <a:stretch>
+                      <a:fillRect/>
+                    </a:stretch>
+                  </pic:blipFill>
+                  <pic:spPr>
+                    <a:xfrm>
+                      <a:off x="0" y="0"/>
+                      <a:ext cx="5846232" cy="1728530"/>
+                    </a:xfrm>
+                    <a:prstGeom prst="rect">
+                      <a:avLst/>
+                    </a:prstGeom>
+                  </pic:spPr>
+                </pic:pic>
+              </a:graphicData>
+            </a:graphic>
+          </wp:inline>
+        </w:drawing>
+      </w:r>
+    </w:p>
+    <w:p>
+      <w:pPr>
+        <w:rPr>
+          <w:rFonts w:ascii="Times New Roman" w:hAnsi="Times New Roman" w:cs="Times New Roman"/>
+          <w:b/>
+          <w:bCs/>
+        </w:rPr>
+      </w:pPr>
+      <w:r>
+        <w:rPr>
+          <w:rFonts w:ascii="Times New Roman" w:hAnsi="Times New Roman" w:cs="Times New Roman"/>
+          <w:b/>
+          <w:bCs/>
+          <w:noProof/>
+        </w:rPr>
+        <w:lastRenderedPageBreak/>
+        <w:drawing>
+          <wp:inline distT="0" distB="0" distL="0" distR="0" wp14:anchorId="521DCA05" wp14:editId="5BDBF476">
+            <wp:extent cx="6111875" cy="2727960"/>
+            <wp:effectExtent l="0" t="0" r="3175" b="0"/>
+            <wp:docPr id="1741291536" name="Picture 1"/>
+            <wp:cNvGraphicFramePr>
+              <a:graphicFrameLocks xmlns:a="http://schemas.openxmlformats.org/drawingml/2006/main" noChangeAspect="1"/>
+            </wp:cNvGraphicFramePr>
+            <a:graphic xmlns:a="http://schemas.openxmlformats.org/drawingml/2006/main">
+              <a:graphicData uri="http://schemas.openxmlformats.org/drawingml/2006/picture">
+                <pic:pic xmlns:pic="http://schemas.openxmlformats.org/drawingml/2006/picture">
+                  <pic:nvPicPr>
+                    <pic:cNvPr id="2108230831" name=""/>
+                    <pic:cNvPicPr/>
+                  </pic:nvPicPr>
+                  <pic:blipFill>
+                    <a:blip r:embed="rId58"/>
+                    <a:stretch>
+                      <a:fillRect/>
+                    </a:stretch>
+                  </pic:blipFill>
+                  <pic:spPr>
+                    <a:xfrm>
+                      <a:off x="0" y="0"/>
+                      <a:ext cx="6120235" cy="2731691"/>
+                    </a:xfrm>
+                    <a:prstGeom prst="rect">
+                      <a:avLst/>
+                    </a:prstGeom>
+                  </pic:spPr>
+                </pic:pic>
+              </a:graphicData>
+            </a:graphic>
+          </wp:inline>
+        </w:drawing>
+      </w:r>
+    </w:p>
+    <w:p>
+      <w:pPr>
+        <w:rPr>
+          <w:rFonts w:ascii="Times New Roman" w:hAnsi="Times New Roman" w:cs="Times New Roman"/>
+          <w:b/>
+          <w:bCs/>
+        </w:rPr>
+      </w:pPr>
+      <w:r>
+        <w:rPr>
+          <w:rFonts w:ascii="Times New Roman" w:hAnsi="Times New Roman" w:cs="Times New Roman"/>
+          <w:b/>
+          <w:bCs/>
+          <w:noProof/>
+        </w:rPr>
+        <w:drawing>
+          <wp:inline distT="0" distB="0" distL="0" distR="0" wp14:anchorId="203E3A1F" wp14:editId="0E487648">
+            <wp:extent cx="6111875" cy="4678680"/>
+            <wp:effectExtent l="0" t="0" r="3175" b="7620"/>
+            <wp:docPr id="29784821" name="Picture 1"/>
+            <wp:cNvGraphicFramePr>
+              <a:graphicFrameLocks xmlns:a="http://schemas.openxmlformats.org/drawingml/2006/main" noChangeAspect="1"/>
+            </wp:cNvGraphicFramePr>
+            <a:graphic xmlns:a="http://schemas.openxmlformats.org/drawingml/2006/main">
+              <a:graphicData uri="http://schemas.openxmlformats.org/drawingml/2006/picture">
+                <pic:pic xmlns:pic="http://schemas.openxmlformats.org/drawingml/2006/picture">
+                  <pic:nvPicPr>
+                    <pic:cNvPr id="644073052" name=""/>
+                    <pic:cNvPicPr/>
+                  </pic:nvPicPr>
+                  <pic:blipFill>
+                    <a:blip r:embed="rId59"/>
+                    <a:stretch>
+                      <a:fillRect/>
+                    </a:stretch>
+                  </pic:blipFill>
+                  <pic:spPr>
+                    <a:xfrm>
+                      <a:off x="0" y="0"/>
+                      <a:ext cx="6115102" cy="4681150"/>
+                    </a:xfrm>
+                    <a:prstGeom prst="rect">
+                      <a:avLst/>
+                    </a:prstGeom>
+                  </pic:spPr>
+                </pic:pic>
+              </a:graphicData>
+            </a:graphic>
+          </wp:inline>
+        </w:drawing>
+      </w:r>
+    </w:p>
+    <w:p>
+      <w:pPr>
+        <w:rPr>
+          <w:rFonts w:ascii="Times New Roman" w:hAnsi="Times New Roman" w:cs="Times New Roman"/>
+          <w:b/>
+          <w:bCs/>
+        </w:rPr>
+      </w:pPr>
+      <w:r>
+        <w:rPr>
+          <w:rFonts w:ascii="Times New Roman" w:hAnsi="Times New Roman" w:cs="Times New Roman"/>
+          <w:b/>
+          <w:bCs/>
+          <w:noProof/>
+        </w:rPr>
+        <w:lastRenderedPageBreak/>
+        <w:drawing>
+          <wp:inline distT="0" distB="0" distL="0" distR="0" wp14:anchorId="0CEE526B" wp14:editId="2DDC976F">
+            <wp:extent cx="6537960" cy="4914900"/>
+            <wp:effectExtent l="0" t="0" r="0" b="0"/>
+            <wp:docPr id="68984339" name="Picture 1"/>
+            <wp:cNvGraphicFramePr>
+              <a:graphicFrameLocks xmlns:a="http://schemas.openxmlformats.org/drawingml/2006/main" noChangeAspect="1"/>
+            </wp:cNvGraphicFramePr>
+            <a:graphic xmlns:a="http://schemas.openxmlformats.org/drawingml/2006/main">
+              <a:graphicData uri="http://schemas.openxmlformats.org/drawingml/2006/picture">
+                <pic:pic xmlns:pic="http://schemas.openxmlformats.org/drawingml/2006/picture">
+                  <pic:nvPicPr>
+                    <pic:cNvPr id="413941021" name=""/>
+                    <pic:cNvPicPr/>
+                  </pic:nvPicPr>
+                  <pic:blipFill>
+                    <a:blip r:embed="rId60"/>
+                    <a:stretch>
+                      <a:fillRect/>
+                    </a:stretch>
+                  </pic:blipFill>
+                  <pic:spPr>
+                    <a:xfrm>
+                      <a:off x="0" y="0"/>
+                      <a:ext cx="6537960" cy="4914900"/>
+                    </a:xfrm>
+                    <a:prstGeom prst="rect">
+                      <a:avLst/>
+                    </a:prstGeom>
+                  </pic:spPr>
+                </pic:pic>
+              </a:graphicData>
+            </a:graphic>
+          </wp:inline>
+        </w:drawing>
+      </w:r>
+    </w:p>
+    <w:p>
+      <w:pPr>
+        <w:rPr>
+          <w:rFonts w:ascii="Times New Roman" w:hAnsi="Times New Roman" w:cs="Times New Roman"/>
+          <w:b/>
+          <w:bCs/>
+        </w:rPr>
+      </w:pPr>
+      <w:r>
+        <w:rPr>
+          <w:rFonts w:ascii="Times New Roman" w:hAnsi="Times New Roman" w:cs="Times New Roman"/>
+          <w:b/>
+          <w:bCs/>
+          <w:noProof/>
+        </w:rPr>
+        <w:drawing>
+          <wp:inline distT="0" distB="0" distL="0" distR="0" wp14:anchorId="02AA3886" wp14:editId="57470CD3">
+            <wp:extent cx="6371590" cy="2263140"/>
+            <wp:effectExtent l="0" t="0" r="0" b="3810"/>
+            <wp:docPr id="1895267716" name="Picture 1"/>
+            <wp:cNvGraphicFramePr>
+              <a:graphicFrameLocks xmlns:a="http://schemas.openxmlformats.org/drawingml/2006/main" noChangeAspect="1"/>
+            </wp:cNvGraphicFramePr>
+            <a:graphic xmlns:a="http://schemas.openxmlformats.org/drawingml/2006/main">
+              <a:graphicData uri="http://schemas.openxmlformats.org/drawingml/2006/picture">
+                <pic:pic xmlns:pic="http://schemas.openxmlformats.org/drawingml/2006/picture">
+                  <pic:nvPicPr>
+                    <pic:cNvPr id="448724996" name=""/>
+                    <pic:cNvPicPr/>
+                  </pic:nvPicPr>
+                  <pic:blipFill>
+                    <a:blip r:embed="rId61"/>
+                    <a:stretch>
+                      <a:fillRect/>
+                    </a:stretch>
+                  </pic:blipFill>
+                  <pic:spPr>
+                    <a:xfrm>
+                      <a:off x="0" y="0"/>
+                      <a:ext cx="6371590" cy="2263140"/>
+                    </a:xfrm>
+                    <a:prstGeom prst="rect">
+                      <a:avLst/>
+                    </a:prstGeom>
+                  </pic:spPr>
+                </pic:pic>
+              </a:graphicData>
+            </a:graphic>
+          </wp:inline>
+        </w:drawing>
+      </w:r>
+    </w:p>
+    <w:p>
+      <w:pPr>
+        <w:rPr>
+          <w:rFonts w:ascii="Times New Roman" w:hAnsi="Times New Roman" w:cs="Times New Roman"/>
+          <w:b/>
+          <w:bCs/>
+        </w:rPr>
+      </w:pPr>
+      <w:r>
+        <w:rPr>
+          <w:rFonts w:ascii="Times New Roman" w:hAnsi="Times New Roman" w:cs="Times New Roman"/>
+          <w:b/>
+          <w:bCs/>
+          <w:noProof/>
+        </w:rPr>
+        <w:drawing>
+          <wp:inline distT="0" distB="0" distL="0" distR="0" wp14:anchorId="5BC3D192" wp14:editId="024BB37F">
+            <wp:extent cx="6381750" cy="2042160"/>
+            <wp:effectExtent l="0" t="0" r="0" b="0"/>
+            <wp:docPr id="1265878262" name="Picture 1"/>
+            <wp:cNvGraphicFramePr>
+              <a:graphicFrameLocks xmlns:a="http://schemas.openxmlformats.org/drawingml/2006/main" noChangeAspect="1"/>
+            </wp:cNvGraphicFramePr>
+            <a:graphic xmlns:a="http://schemas.openxmlformats.org/drawingml/2006/main">
+              <a:graphicData uri="http://schemas.openxmlformats.org/drawingml/2006/picture">
+                <pic:pic xmlns:pic="http://schemas.openxmlformats.org/drawingml/2006/picture">
+                  <pic:nvPicPr>
+                    <pic:cNvPr id="1104987566" name=""/>
+                    <pic:cNvPicPr/>
+                  </pic:nvPicPr>
+                  <pic:blipFill>
+                    <a:blip r:embed="rId62"/>
+                    <a:stretch>
+                      <a:fillRect/>
+                    </a:stretch>
+                  </pic:blipFill>
+                  <pic:spPr>
+                    <a:xfrm>
+                      <a:off x="0" y="0"/>
+                      <a:ext cx="6382647" cy="2042447"/>
+                    </a:xfrm>
+                    <a:prstGeom prst="rect">
+                      <a:avLst/>
+                    </a:prstGeom>
+                  </pic:spPr>
+                </pic:pic>
+              </a:graphicData>
+            </a:graphic>
+          </wp:inline>
+        </w:drawing>
+      </w:r>
+    </w:p>
+    <w:p>
+      <w:pPr>
+        <w:rPr>
+          <w:rFonts w:ascii="Times New Roman" w:hAnsi="Times New Roman" w:cs="Times New Roman"/>
+          <w:b/>
+          <w:bCs/>
+        </w:rPr>
+      </w:pPr>
+      <w:r>
+        <w:rPr>
+          <w:rFonts w:ascii="Times New Roman" w:hAnsi="Times New Roman" w:cs="Times New Roman"/>
+          <w:b/>
+          <w:bCs/>
+          <w:noProof/>
+        </w:rPr>
+        <w:lastRenderedPageBreak/>
+        <w:drawing>
+          <wp:inline distT="0" distB="0" distL="0" distR="0" wp14:anchorId="2D31C05E" wp14:editId="68AD9696">
+            <wp:extent cx="6142990" cy="1874520"/>
+            <wp:effectExtent l="0" t="0" r="0" b="0"/>
+            <wp:docPr id="324175095" name="Picture 1"/>
+            <wp:cNvGraphicFramePr>
+              <a:graphicFrameLocks xmlns:a="http://schemas.openxmlformats.org/drawingml/2006/main" noChangeAspect="1"/>
+            </wp:cNvGraphicFramePr>
+            <a:graphic xmlns:a="http://schemas.openxmlformats.org/drawingml/2006/main">
+              <a:graphicData uri="http://schemas.openxmlformats.org/drawingml/2006/picture">
+                <pic:pic xmlns:pic="http://schemas.openxmlformats.org/drawingml/2006/picture">
+                  <pic:nvPicPr>
+                    <pic:cNvPr id="153821656" name=""/>
+                    <pic:cNvPicPr/>
+                  </pic:nvPicPr>
+                  <pic:blipFill>
+                    <a:blip r:embed="rId64"/>
+                    <a:stretch>
+                      <a:fillRect/>
+                    </a:stretch>
+                  </pic:blipFill>
+                  <pic:spPr>
+                    <a:xfrm>
+                      <a:off x="0" y="0"/>
+                      <a:ext cx="6142990" cy="1874520"/>
+                    </a:xfrm>
+                    <a:prstGeom prst="rect">
+                      <a:avLst/>
+                    </a:prstGeom>
+                  </pic:spPr>
+                </pic:pic>
+              </a:graphicData>
+            </a:graphic>
+          </wp:inline>
+        </w:drawing>
+      </w:r>
+    </w:p>
+    <w:p>
+      <w:pPr>
+        <w:rPr>
+          <w:rFonts w:ascii="Times New Roman" w:hAnsi="Times New Roman" w:cs="Times New Roman"/>
+          <w:b/>
+          <w:bCs/>
+        </w:rPr>
+      </w:pPr>
+      <w:r>
+        <w:rPr>
+          <w:rFonts w:ascii="Times New Roman" w:eastAsia="MS Gothic" w:hAnsi="Times New Roman" w:cs="Times New Roman"/>
+          <w:noProof/>
+        </w:rPr>
+        <w:drawing>
+          <wp:inline distT="0" distB="0" distL="0" distR="0" wp14:anchorId="6676F16D" wp14:editId="7C18C2E1">
+            <wp:extent cx="6165850" cy="2339340"/>
+            <wp:effectExtent l="0" t="0" r="6350" b="3810"/>
+            <wp:docPr id="711930401" name="Picture 1"/>
+            <wp:cNvGraphicFramePr>
+              <a:graphicFrameLocks xmlns:a="http://schemas.openxmlformats.org/drawingml/2006/main" noChangeAspect="1"/>
+            </wp:cNvGraphicFramePr>
+            <a:graphic xmlns:a="http://schemas.openxmlformats.org/drawingml/2006/main">
+              <a:graphicData uri="http://schemas.openxmlformats.org/drawingml/2006/picture">
+                <pic:pic xmlns:pic="http://schemas.openxmlformats.org/drawingml/2006/picture">
+                  <pic:nvPicPr>
+                    <pic:cNvPr id="120859739" name=""/>
+                    <pic:cNvPicPr/>
+                  </pic:nvPicPr>
+                  <pic:blipFill>
+                    <a:blip r:embed="rId65"/>
+                    <a:stretch>
+                      <a:fillRect/>
+                    </a:stretch>
+                  </pic:blipFill>
+                  <pic:spPr>
+                    <a:xfrm>
+                      <a:off x="0" y="0"/>
+                      <a:ext cx="6165850" cy="2339340"/>
+                    </a:xfrm>
+                    <a:prstGeom prst="rect">
+                      <a:avLst/>
+                    </a:prstGeom>
+                  </pic:spPr>
+                </pic:pic>
+              </a:graphicData>
+            </a:graphic>
+          </wp:inline>
+        </w:drawing>
+      </w:r>
+    </w:p>
+    <w:p>
+      <w:pPr>
+        <w:jc w:val="both"/>
+        <w:rPr>
+          <w:rFonts w:ascii="Times New Roman" w:hAnsi="Times New Roman" w:cs="Times New Roman"/>
+        </w:rPr>
+      </w:pPr>
+      <w:r>
+        <w:rPr>
+          <w:rFonts w:ascii="Times New Roman" w:hAnsi="Times New Roman" w:cs="Times New Roman"/>
+          <w:b/>
+          <w:bCs/>
+        </w:rPr>
+        <w:t>Description:</w:t>
+      </w:r>
+      <w:r>
+        <w:rPr>
+          <w:rFonts w:ascii="Times New Roman" w:hAnsi="Times New Roman" w:cs="Times New Roman"/>
+        </w:rPr>
+        <w:t xml:space="preserve"> </w:t>
+      </w:r>
+      <w:r>
+        <w:rPr>
+          <w:rFonts w:ascii="Times New Roman" w:hAnsi="Times New Roman" w:cs="Times New Roman"/>
+        </w:rPr>
+        <w:t>On Day 1</w:t>
+      </w:r>
+      <w:r>
+        <w:rPr>
+          <w:rFonts w:ascii="Times New Roman" w:hAnsi="Times New Roman" w:cs="Times New Roman"/>
+        </w:rPr>
+        <w:t>4</w:t>
+      </w:r>
+      <w:r>
+        <w:rPr>
+          <w:rFonts w:ascii="Times New Roman" w:hAnsi="Times New Roman" w:cs="Times New Roman"/>
+        </w:rPr>
+        <w:t xml:space="preserve"> of the LOGGUARD AI project, we focused on giving users control over the alert</w:t>
+      </w:r>
+      <w:r>
+        <w:rPr>
+          <w:rFonts w:ascii="Times New Roman" w:hAnsi="Times New Roman" w:cs="Times New Roman"/>
+        </w:rPr>
+        <w:t xml:space="preserve"> system by adding an “Acknowledge” feature. After implementing real-time toast notifications and alarm sounds on Day 13, we built an Acknowledge button in the UI that appears alongside every CRITICAL and FATAL alert in the Real-time Alerts tab. When a user clicks this button, it triggers a backend API that stops the alarm sound and marks the alerts as acknowledged, preventing repeated notifications for the same issue. This ensures that urgent anomalies are not </w:t>
+      </w:r>
+      <w:proofErr w:type="gramStart"/>
+      <w:r>
+        <w:rPr>
+          <w:rFonts w:ascii="Times New Roman" w:hAnsi="Times New Roman" w:cs="Times New Roman"/>
+        </w:rPr>
+        <w:t>missed, but</w:t>
+      </w:r>
+      <w:proofErr w:type="gramEnd"/>
+      <w:r>
+        <w:rPr>
+          <w:rFonts w:ascii="Times New Roman" w:hAnsi="Times New Roman" w:cs="Times New Roman"/>
+        </w:rPr>
+        <w:t xml:space="preserve"> also gives the user a way to silence and manage alerts once they’ve been reviewed. The alerts are now fetched from GET /</w:t>
+      </w:r>
+      <w:proofErr w:type="spellStart"/>
+      <w:r>
+        <w:rPr>
+          <w:rFonts w:ascii="Times New Roman" w:hAnsi="Times New Roman" w:cs="Times New Roman"/>
+        </w:rPr>
+        <w:t>api</w:t>
+      </w:r>
+      <w:proofErr w:type="spellEnd"/>
+      <w:r>
+        <w:rPr>
+          <w:rFonts w:ascii="Times New Roman" w:hAnsi="Times New Roman" w:cs="Times New Roman"/>
+        </w:rPr>
+        <w:t>/alerts and displayed with timestamp, severity, and message, making the alert workflow complete and actionable.</w:t>
+      </w:r>
+    </w:p>
+    <w:p>
+      <w:pPr>
+        <w:rPr>
+          <w:rFonts w:ascii="Times New Roman" w:hAnsi="Times New Roman" w:cs="Times New Roman"/>
+        </w:rPr>
+      </w:pPr>
+    </w:p>
+    <w:tbl>
+      <w:tblPr>
+        <w:tblW w:w="10701" w:type="dxa"/>
+        <w:tblCellMar>
+          <w:left w:w="10" w:type="dxa"/>
+          <w:right w:w="10" w:type="dxa"/>
+        </w:tblCellMar>
+        <w:tblLook w:val="04A0" w:firstRow="1" w:lastRow="0" w:firstColumn="1" w:lastColumn="0" w:noHBand="0" w:noVBand="1"/>
+      </w:tblPr>
+      <w:tblGrid>
+        <w:gridCol w:w="2674"/>
+        <w:gridCol w:w="4012"/>
+        <w:gridCol w:w="4015"/>
+      </w:tblGrid>
+      <w:tr>
+        <w:trPr>
+          <w:trHeight w:val="2539"/>
+        </w:trPr>
+        <w:tc>
+          <w:tcPr>
+            <w:tcW w:w="2674" w:type="dxa"/>
+            <w:tcBorders>
+              <w:top w:val="nil"/>
+              <w:left w:val="nil"/>
+              <w:bottom w:val="nil"/>
+              <w:right w:val="nil"/>
+            </w:tcBorders>
+            <w:tcMar>
+              <w:top w:w="0" w:type="dxa"/>
+              <w:left w:w="0" w:type="dxa"/>
+              <w:bottom w:w="0" w:type="dxa"/>
+              <w:right w:w="0" w:type="dxa"/>
+            </w:tcMar>
+            <w:hideMark/>
+          </w:tcPr>
+          <w:p>
+            <w:pPr>
+              <w:rPr>
+                <w:rFonts w:ascii="Times New Roman" w:hAnsi="Times New Roman" w:cs="Times New Roman"/>
+              </w:rPr>
+            </w:pPr>
+            <w:r>
+              <w:rPr>
+                <w:rFonts w:ascii="Times New Roman" w:hAnsi="Times New Roman" w:cs="Times New Roman"/>
+              </w:rPr>
+              <w:t>0</w:t>
+            </w:r>
+            <w:r>
+              <w:rPr>
+                <w:rFonts w:ascii="Times New Roman" w:hAnsi="Times New Roman" w:cs="Times New Roman"/>
+              </w:rPr>
+              <w:t xml:space="preserve">7 </w:t>
+            </w:r>
+            <w:r>
+              <w:rPr>
+                <w:rFonts w:ascii="Times New Roman" w:hAnsi="Times New Roman" w:cs="Times New Roman"/>
+              </w:rPr>
+              <w:t>August 2026</w:t>
+            </w:r>
+          </w:p>
+          <w:p>
+            <w:pPr>
+              <w:ind w:left="400"/>
+              <w:rPr>
+                <w:rFonts w:ascii="Times New Roman" w:hAnsi="Times New Roman" w:cs="Times New Roman"/>
+              </w:rPr>
+            </w:pPr>
+            <w:r>
+              <w:rPr>
+                <w:rFonts w:ascii="Times New Roman" w:hAnsi="Times New Roman" w:cs="Times New Roman"/>
+              </w:rPr>
+              <w:t>Day 1</w:t>
+            </w:r>
+            <w:r>
+              <w:rPr>
+                <w:rFonts w:ascii="Times New Roman" w:hAnsi="Times New Roman" w:cs="Times New Roman"/>
+              </w:rPr>
+              <w:t>5</w:t>
+            </w:r>
+          </w:p>
+        </w:tc>
+        <w:tc>
+          <w:tcPr>
+            <w:tcW w:w="4012" w:type="dxa"/>
+            <w:tcBorders>
+              <w:top w:val="nil"/>
+              <w:left w:val="nil"/>
+              <w:bottom w:val="nil"/>
+              <w:right w:val="nil"/>
+            </w:tcBorders>
+            <w:tcMar>
+              <w:top w:w="0" w:type="dxa"/>
+              <w:left w:w="0" w:type="dxa"/>
+              <w:bottom w:w="0" w:type="dxa"/>
+              <w:right w:w="0" w:type="dxa"/>
+            </w:tcMar>
+            <w:hideMark/>
+          </w:tcPr>
+          <w:p>
+            <w:pPr>
+              <w:rPr>
+                <w:rFonts w:ascii="Times New Roman" w:hAnsi="Times New Roman" w:cs="Times New Roman"/>
+                <w:b/>
+                <w:bCs/>
+              </w:rPr>
+            </w:pPr>
+            <w:r>
+              <w:rPr>
+                <w:rFonts w:ascii="Times New Roman" w:hAnsi="Times New Roman" w:cs="Times New Roman"/>
+                <w:b/>
+                <w:bCs/>
+              </w:rPr>
+              <w:t xml:space="preserve">Today's Activities </w:t>
+            </w:r>
+          </w:p>
+          <w:p>
+            <w:pPr>
+              <w:numPr>
+                <w:ilvl w:val="0"/>
+                <w:numId w:val="4"/>
+              </w:numPr>
+              <w:rPr>
+                <w:rFonts w:ascii="Times New Roman" w:hAnsi="Times New Roman" w:cs="Times New Roman"/>
+              </w:rPr>
+            </w:pPr>
+            <w:r>
+              <w:rPr>
+                <w:rFonts w:ascii="Times New Roman" w:hAnsi="Times New Roman" w:cs="Times New Roman"/>
+                <w:b/>
+                <w:bCs/>
+              </w:rPr>
+              <w:t xml:space="preserve"> </w:t>
+            </w:r>
+            <w:r>
+              <w:rPr>
+                <w:rFonts w:ascii="Times New Roman" w:hAnsi="Times New Roman" w:cs="Times New Roman"/>
+                <w:b/>
+                <w:bCs/>
+              </w:rPr>
+              <w:t xml:space="preserve">Setup </w:t>
+            </w:r>
+            <w:proofErr w:type="spellStart"/>
+            <w:r>
+              <w:rPr>
+                <w:rFonts w:ascii="Times New Roman" w:hAnsi="Times New Roman" w:cs="Times New Roman"/>
+                <w:b/>
+                <w:bCs/>
+              </w:rPr>
+              <w:t>Nodemailer</w:t>
+            </w:r>
+            <w:proofErr w:type="spellEnd"/>
+            <w:r>
+              <w:rPr>
+                <w:rFonts w:ascii="Times New Roman" w:hAnsi="Times New Roman" w:cs="Times New Roman"/>
+                <w:b/>
+                <w:bCs/>
+              </w:rPr>
+              <w:t>:</w:t>
+            </w:r>
+            <w:r>
+              <w:rPr>
+                <w:rFonts w:ascii="Times New Roman" w:hAnsi="Times New Roman" w:cs="Times New Roman"/>
+              </w:rPr>
+              <w:t xml:space="preserve"> Configure transporter with Gmail + App Password </w:t>
+            </w:r>
+            <w:proofErr w:type="gramStart"/>
+            <w:r>
+              <w:rPr>
+                <w:rFonts w:ascii="Times New Roman" w:hAnsi="Times New Roman" w:cs="Times New Roman"/>
+              </w:rPr>
+              <w:t>in .env</w:t>
+            </w:r>
+            <w:proofErr w:type="gramEnd"/>
+          </w:p>
+          <w:p>
+            <w:pPr>
+              <w:numPr>
+                <w:ilvl w:val="0"/>
+                <w:numId w:val="4"/>
+              </w:numPr>
+              <w:rPr>
+                <w:rFonts w:ascii="Times New Roman" w:hAnsi="Times New Roman" w:cs="Times New Roman"/>
+              </w:rPr>
+            </w:pPr>
+            <w:r>
+              <w:rPr>
+                <w:rFonts w:ascii="Times New Roman" w:hAnsi="Times New Roman" w:cs="Times New Roman"/>
+                <w:b/>
+                <w:bCs/>
+              </w:rPr>
+              <w:t>Email Function:</w:t>
+            </w:r>
+            <w:r>
+              <w:rPr>
+                <w:rFonts w:ascii="Times New Roman" w:hAnsi="Times New Roman" w:cs="Times New Roman"/>
+              </w:rPr>
+              <w:t xml:space="preserve"> Create </w:t>
+            </w:r>
+            <w:proofErr w:type="spellStart"/>
+            <w:proofErr w:type="gramStart"/>
+            <w:r>
+              <w:rPr>
+                <w:rFonts w:ascii="Times New Roman" w:hAnsi="Times New Roman" w:cs="Times New Roman"/>
+              </w:rPr>
+              <w:t>sendEmailAlert</w:t>
+            </w:r>
+            <w:proofErr w:type="spellEnd"/>
+            <w:r>
+              <w:rPr>
+                <w:rFonts w:ascii="Times New Roman" w:hAnsi="Times New Roman" w:cs="Times New Roman"/>
+              </w:rPr>
+              <w:t>(</w:t>
+            </w:r>
+            <w:proofErr w:type="gramEnd"/>
+            <w:r>
+              <w:rPr>
+                <w:rFonts w:ascii="Times New Roman" w:hAnsi="Times New Roman" w:cs="Times New Roman"/>
+              </w:rPr>
+              <w:t>severity, message, timestamp) helper</w:t>
+            </w:r>
+          </w:p>
+          <w:p>
+            <w:pPr>
+              <w:numPr>
+                <w:ilvl w:val="0"/>
+                <w:numId w:val="4"/>
+              </w:numPr>
+              <w:rPr>
+                <w:rFonts w:ascii="Times New Roman" w:hAnsi="Times New Roman" w:cs="Times New Roman"/>
+              </w:rPr>
+            </w:pPr>
+            <w:r>
+              <w:rPr>
+                <w:rFonts w:ascii="Times New Roman" w:hAnsi="Times New Roman" w:cs="Times New Roman"/>
+                <w:b/>
+                <w:bCs/>
+              </w:rPr>
+              <w:t>Trigger Logic:</w:t>
+            </w:r>
+            <w:r>
+              <w:rPr>
+                <w:rFonts w:ascii="Times New Roman" w:hAnsi="Times New Roman" w:cs="Times New Roman"/>
+              </w:rPr>
+              <w:t xml:space="preserve"> Only call email function when severity === 'High' / CRITICAL detected</w:t>
+            </w:r>
+          </w:p>
+          <w:p>
+            <w:pPr>
+              <w:numPr>
+                <w:ilvl w:val="0"/>
+                <w:numId w:val="4"/>
+              </w:numPr>
+              <w:rPr>
+                <w:rFonts w:ascii="Times New Roman" w:hAnsi="Times New Roman" w:cs="Times New Roman"/>
+              </w:rPr>
+            </w:pPr>
+            <w:r>
+              <w:rPr>
+                <w:rFonts w:ascii="Times New Roman" w:hAnsi="Times New Roman" w:cs="Times New Roman"/>
+                <w:b/>
+                <w:bCs/>
+              </w:rPr>
+              <w:t>Env Variables:</w:t>
+            </w:r>
+            <w:r>
+              <w:rPr>
+                <w:rFonts w:ascii="Times New Roman" w:hAnsi="Times New Roman" w:cs="Times New Roman"/>
+              </w:rPr>
+              <w:t xml:space="preserve"> Add EMAIL_USER, EMAIL_PASS, RECIPIENT_EMAIL to .env</w:t>
+            </w:r>
+          </w:p>
+          <w:p>
+            <w:pPr>
+              <w:numPr>
+                <w:ilvl w:val="0"/>
+                <w:numId w:val="4"/>
+              </w:numPr>
+              <w:rPr>
+                <w:rFonts w:ascii="Times New Roman" w:hAnsi="Times New Roman" w:cs="Times New Roman"/>
+              </w:rPr>
+            </w:pPr>
+            <w:r>
+              <w:rPr>
+                <w:rFonts w:ascii="Times New Roman" w:hAnsi="Times New Roman" w:cs="Times New Roman"/>
+                <w:b/>
+                <w:bCs/>
+              </w:rPr>
+              <w:lastRenderedPageBreak/>
+              <w:t>Test Flow:</w:t>
+            </w:r>
+            <w:r>
+              <w:rPr>
+                <w:rFonts w:ascii="Times New Roman" w:hAnsi="Times New Roman" w:cs="Times New Roman"/>
+              </w:rPr>
+              <w:t xml:space="preserve"> Upload log with CRITICAL and verify email is received</w:t>
+            </w:r>
+          </w:p>
+          <w:p>
+            <w:pPr>
+              <w:numPr>
+                <w:ilvl w:val="0"/>
+                <w:numId w:val="3"/>
+              </w:numPr>
+              <w:rPr>
+                <w:rFonts w:ascii="Times New Roman" w:hAnsi="Times New Roman" w:cs="Times New Roman"/>
+              </w:rPr>
+            </w:pPr>
+            <w:r>
+              <w:rPr>
+                <w:rFonts w:ascii="Times New Roman" w:hAnsi="Times New Roman" w:cs="Times New Roman"/>
+                <w:b/>
+                <w:bCs/>
+              </w:rPr>
+              <w:t>Error Handling:</w:t>
+            </w:r>
+            <w:r>
+              <w:rPr>
+                <w:rFonts w:ascii="Times New Roman" w:hAnsi="Times New Roman" w:cs="Times New Roman"/>
+              </w:rPr>
+              <w:t xml:space="preserve"> Log success/failure in backend console</w:t>
+            </w:r>
+          </w:p>
+        </w:tc>
+        <w:tc>
+          <w:tcPr>
+            <w:tcW w:w="4014" w:type="dxa"/>
+            <w:tcBorders>
+              <w:top w:val="nil"/>
+              <w:left w:val="nil"/>
+              <w:bottom w:val="nil"/>
+              <w:right w:val="nil"/>
+            </w:tcBorders>
+            <w:tcMar>
+              <w:top w:w="0" w:type="dxa"/>
+              <w:left w:w="0" w:type="dxa"/>
+              <w:bottom w:w="0" w:type="dxa"/>
+              <w:right w:w="0" w:type="dxa"/>
+            </w:tcMar>
+            <w:hideMark/>
+          </w:tcPr>
+          <w:p>
+            <w:pPr>
+              <w:rPr>
+                <w:rFonts w:ascii="Times New Roman" w:hAnsi="Times New Roman" w:cs="Times New Roman"/>
+              </w:rPr>
+            </w:pPr>
+            <w:r>
+              <w:rPr>
+                <w:rFonts w:ascii="Times New Roman" w:hAnsi="Times New Roman" w:cs="Times New Roman"/>
+                <w:b/>
+                <w:bCs/>
+              </w:rPr>
+              <w:lastRenderedPageBreak/>
+              <w:t xml:space="preserve">Tomorrow's Plans </w:t>
+            </w:r>
+          </w:p>
+          <w:p>
+            <w:pPr>
+              <w:numPr>
+                <w:ilvl w:val="0"/>
+                <w:numId w:val="4"/>
+              </w:numPr>
+              <w:rPr>
+                <w:rFonts w:ascii="Times New Roman" w:hAnsi="Times New Roman" w:cs="Times New Roman"/>
+              </w:rPr>
+            </w:pPr>
+            <w:r>
+              <w:rPr>
+                <w:rFonts w:ascii="Times New Roman" w:hAnsi="Times New Roman" w:cs="Times New Roman"/>
+                <w:b/>
+                <w:bCs/>
+              </w:rPr>
+              <w:t>Backend Auth:</w:t>
+            </w:r>
+            <w:r>
+              <w:rPr>
+                <w:rFonts w:ascii="Times New Roman" w:hAnsi="Times New Roman" w:cs="Times New Roman"/>
+              </w:rPr>
+              <w:t xml:space="preserve"> Add /</w:t>
+            </w:r>
+            <w:proofErr w:type="spellStart"/>
+            <w:r>
+              <w:rPr>
+                <w:rFonts w:ascii="Times New Roman" w:hAnsi="Times New Roman" w:cs="Times New Roman"/>
+              </w:rPr>
+              <w:t>api</w:t>
+            </w:r>
+            <w:proofErr w:type="spellEnd"/>
+            <w:r>
+              <w:rPr>
+                <w:rFonts w:ascii="Times New Roman" w:hAnsi="Times New Roman" w:cs="Times New Roman"/>
+              </w:rPr>
+              <w:t>/login and /</w:t>
+            </w:r>
+            <w:proofErr w:type="spellStart"/>
+            <w:r>
+              <w:rPr>
+                <w:rFonts w:ascii="Times New Roman" w:hAnsi="Times New Roman" w:cs="Times New Roman"/>
+              </w:rPr>
+              <w:t>api</w:t>
+            </w:r>
+            <w:proofErr w:type="spellEnd"/>
+            <w:r>
+              <w:rPr>
+                <w:rFonts w:ascii="Times New Roman" w:hAnsi="Times New Roman" w:cs="Times New Roman"/>
+              </w:rPr>
+              <w:t xml:space="preserve">/register routes with </w:t>
+            </w:r>
+            <w:proofErr w:type="spellStart"/>
+            <w:r>
+              <w:rPr>
+                <w:rFonts w:ascii="Times New Roman" w:hAnsi="Times New Roman" w:cs="Times New Roman"/>
+              </w:rPr>
+              <w:t>bcrypt</w:t>
+            </w:r>
+            <w:proofErr w:type="spellEnd"/>
+            <w:r>
+              <w:rPr>
+                <w:rFonts w:ascii="Times New Roman" w:hAnsi="Times New Roman" w:cs="Times New Roman"/>
+              </w:rPr>
+              <w:t xml:space="preserve"> password hashing</w:t>
+            </w:r>
+          </w:p>
+          <w:p>
+            <w:pPr>
+              <w:numPr>
+                <w:ilvl w:val="0"/>
+                <w:numId w:val="4"/>
+              </w:numPr>
+              <w:rPr>
+                <w:rFonts w:ascii="Times New Roman" w:hAnsi="Times New Roman" w:cs="Times New Roman"/>
+              </w:rPr>
+            </w:pPr>
+            <w:r>
+              <w:rPr>
+                <w:rFonts w:ascii="Times New Roman" w:hAnsi="Times New Roman" w:cs="Times New Roman"/>
+                <w:b/>
+                <w:bCs/>
+              </w:rPr>
+              <w:t>JWT Setup:</w:t>
+            </w:r>
+            <w:r>
+              <w:rPr>
+                <w:rFonts w:ascii="Times New Roman" w:hAnsi="Times New Roman" w:cs="Times New Roman"/>
+              </w:rPr>
+              <w:t xml:space="preserve"> Generate JWT token on login and send to frontend</w:t>
+            </w:r>
+          </w:p>
+          <w:p>
+            <w:pPr>
+              <w:numPr>
+                <w:ilvl w:val="0"/>
+                <w:numId w:val="4"/>
+              </w:numPr>
+              <w:rPr>
+                <w:rFonts w:ascii="Times New Roman" w:hAnsi="Times New Roman" w:cs="Times New Roman"/>
+              </w:rPr>
+            </w:pPr>
+            <w:r>
+              <w:rPr>
+                <w:rFonts w:ascii="Times New Roman" w:hAnsi="Times New Roman" w:cs="Times New Roman"/>
+                <w:b/>
+                <w:bCs/>
+              </w:rPr>
+              <w:t>Middleware:</w:t>
+            </w:r>
+            <w:r>
+              <w:rPr>
+                <w:rFonts w:ascii="Times New Roman" w:hAnsi="Times New Roman" w:cs="Times New Roman"/>
+              </w:rPr>
+              <w:t xml:space="preserve"> Create authMiddleware.js to protect routes like /upload, /alerts, /resolve</w:t>
+            </w:r>
+          </w:p>
+          <w:p>
+            <w:pPr>
+              <w:numPr>
+                <w:ilvl w:val="0"/>
+                <w:numId w:val="4"/>
+              </w:numPr>
+              <w:rPr>
+                <w:rFonts w:ascii="Times New Roman" w:hAnsi="Times New Roman" w:cs="Times New Roman"/>
+              </w:rPr>
+            </w:pPr>
+            <w:r>
+              <w:rPr>
+                <w:rFonts w:ascii="Times New Roman" w:hAnsi="Times New Roman" w:cs="Times New Roman"/>
+                <w:b/>
+                <w:bCs/>
+              </w:rPr>
+              <w:t>Database:</w:t>
+            </w:r>
+            <w:r>
+              <w:rPr>
+                <w:rFonts w:ascii="Times New Roman" w:hAnsi="Times New Roman" w:cs="Times New Roman"/>
+              </w:rPr>
+              <w:t xml:space="preserve"> Use </w:t>
+            </w:r>
+            <w:proofErr w:type="spellStart"/>
+            <w:r>
+              <w:rPr>
+                <w:rFonts w:ascii="Times New Roman" w:hAnsi="Times New Roman" w:cs="Times New Roman"/>
+              </w:rPr>
+              <w:t>users.json</w:t>
+            </w:r>
+            <w:proofErr w:type="spellEnd"/>
+            <w:r>
+              <w:rPr>
+                <w:rFonts w:ascii="Times New Roman" w:hAnsi="Times New Roman" w:cs="Times New Roman"/>
+              </w:rPr>
+              <w:t xml:space="preserve"> file or MongoDB to store user email + hashed password</w:t>
+            </w:r>
+          </w:p>
+          <w:p>
+            <w:pPr>
+              <w:numPr>
+                <w:ilvl w:val="0"/>
+                <w:numId w:val="4"/>
+              </w:numPr>
+              <w:rPr>
+                <w:rFonts w:ascii="Times New Roman" w:hAnsi="Times New Roman" w:cs="Times New Roman"/>
+              </w:rPr>
+            </w:pPr>
+            <w:r>
+              <w:rPr>
+                <w:rFonts w:ascii="Times New Roman" w:hAnsi="Times New Roman" w:cs="Times New Roman"/>
+                <w:b/>
+                <w:bCs/>
+              </w:rPr>
+              <w:lastRenderedPageBreak/>
+              <w:t>Frontend Login:</w:t>
+            </w:r>
+            <w:r>
+              <w:rPr>
+                <w:rFonts w:ascii="Times New Roman" w:hAnsi="Times New Roman" w:cs="Times New Roman"/>
+              </w:rPr>
+              <w:t xml:space="preserve"> Build </w:t>
+            </w:r>
+            <w:proofErr w:type="spellStart"/>
+            <w:r>
+              <w:rPr>
+                <w:rFonts w:ascii="Times New Roman" w:hAnsi="Times New Roman" w:cs="Times New Roman"/>
+              </w:rPr>
+              <w:t>Login.jsx</w:t>
+            </w:r>
+            <w:proofErr w:type="spellEnd"/>
+            <w:r>
+              <w:rPr>
+                <w:rFonts w:ascii="Times New Roman" w:hAnsi="Times New Roman" w:cs="Times New Roman"/>
+              </w:rPr>
+              <w:t xml:space="preserve"> and </w:t>
+            </w:r>
+            <w:proofErr w:type="spellStart"/>
+            <w:r>
+              <w:rPr>
+                <w:rFonts w:ascii="Times New Roman" w:hAnsi="Times New Roman" w:cs="Times New Roman"/>
+              </w:rPr>
+              <w:t>Register.jsx</w:t>
+            </w:r>
+            <w:proofErr w:type="spellEnd"/>
+            <w:r>
+              <w:rPr>
+                <w:rFonts w:ascii="Times New Roman" w:hAnsi="Times New Roman" w:cs="Times New Roman"/>
+              </w:rPr>
+              <w:t xml:space="preserve"> pages</w:t>
+            </w:r>
+          </w:p>
+          <w:p>
+            <w:pPr>
+              <w:numPr>
+                <w:ilvl w:val="0"/>
+                <w:numId w:val="4"/>
+              </w:numPr>
+              <w:rPr>
+                <w:rFonts w:ascii="Times New Roman" w:hAnsi="Times New Roman" w:cs="Times New Roman"/>
+              </w:rPr>
+            </w:pPr>
+            <w:r>
+              <w:rPr>
+                <w:rFonts w:ascii="Times New Roman" w:hAnsi="Times New Roman" w:cs="Times New Roman"/>
+                <w:b/>
+                <w:bCs/>
+              </w:rPr>
+              <w:t>Auth Context:</w:t>
+            </w:r>
+            <w:r>
+              <w:rPr>
+                <w:rFonts w:ascii="Times New Roman" w:hAnsi="Times New Roman" w:cs="Times New Roman"/>
+              </w:rPr>
+              <w:t xml:space="preserve"> Store JWT in </w:t>
+            </w:r>
+            <w:proofErr w:type="spellStart"/>
+            <w:r>
+              <w:rPr>
+                <w:rFonts w:ascii="Times New Roman" w:hAnsi="Times New Roman" w:cs="Times New Roman"/>
+              </w:rPr>
+              <w:t>localStorage</w:t>
+            </w:r>
+            <w:proofErr w:type="spellEnd"/>
+            <w:r>
+              <w:rPr>
+                <w:rFonts w:ascii="Times New Roman" w:hAnsi="Times New Roman" w:cs="Times New Roman"/>
+              </w:rPr>
+              <w:t xml:space="preserve"> and attach Authorization: Bearer token to API calls</w:t>
+            </w:r>
+          </w:p>
+          <w:p>
+            <w:pPr>
+              <w:numPr>
+                <w:ilvl w:val="0"/>
+                <w:numId w:val="4"/>
+              </w:numPr>
+              <w:rPr>
+                <w:rFonts w:ascii="Times New Roman" w:hAnsi="Times New Roman" w:cs="Times New Roman"/>
+              </w:rPr>
+            </w:pPr>
+            <w:r>
+              <w:rPr>
+                <w:rFonts w:ascii="Times New Roman" w:hAnsi="Times New Roman" w:cs="Times New Roman"/>
+                <w:b/>
+                <w:bCs/>
+              </w:rPr>
+              <w:t>Logout:</w:t>
+            </w:r>
+            <w:r>
+              <w:rPr>
+                <w:rFonts w:ascii="Times New Roman" w:hAnsi="Times New Roman" w:cs="Times New Roman"/>
+              </w:rPr>
+              <w:t xml:space="preserve"> Clear token and redirect to login page</w:t>
+            </w:r>
+          </w:p>
+        </w:tc>
+      </w:tr>
+      <w:tr>
+        <w:trPr>
+          <w:trHeight w:val="193"/>
+        </w:trPr>
+        <w:tc>
+          <w:tcPr>
+            <w:tcW w:w="10701" w:type="dxa"/>
+            <w:gridSpan w:val="3"/>
+            <w:tcBorders>
+              <w:top w:val="nil"/>
+              <w:left w:val="nil"/>
+              <w:bottom w:val="nil"/>
+              <w:right w:val="nil"/>
+            </w:tcBorders>
+            <w:tcMar>
+              <w:top w:w="0" w:type="dxa"/>
+              <w:left w:w="0" w:type="dxa"/>
+              <w:bottom w:w="0" w:type="dxa"/>
+              <w:right w:w="0" w:type="dxa"/>
+            </w:tcMar>
+            <w:hideMark/>
+          </w:tcPr>
+          <w:p>
+            <w:pPr>
+              <w:rPr>
+                <w:rFonts w:ascii="Times New Roman" w:hAnsi="Times New Roman" w:cs="Times New Roman"/>
+              </w:rPr>
+            </w:pPr>
+            <w:r>
+              <w:rPr>
+                <w:rFonts w:ascii="Times New Roman" w:hAnsi="Times New Roman" w:cs="Times New Roman"/>
+                <w:b/>
+                <w:bCs/>
+              </w:rPr>
+              <w:lastRenderedPageBreak/>
+              <w:t xml:space="preserve">Outputs and Descriptions </w:t>
+            </w:r>
+          </w:p>
+        </w:tc>
+      </w:tr>
+    </w:tbl>
+    <w:p>
+      <w:pPr>
+        <w:rPr>
+          <w:rFonts w:ascii="Times New Roman" w:hAnsi="Times New Roman" w:cs="Times New Roman"/>
+        </w:rPr>
+      </w:pPr>
+      <w:r>
+        <w:rPr>
+          <w:rFonts w:ascii="Times New Roman" w:hAnsi="Times New Roman" w:cs="Times New Roman"/>
+          <w:b/>
+          <w:bCs/>
+        </w:rPr>
+        <w:t>Output:</w:t>
+      </w:r>
+      <w:r>
+        <w:rPr>
+          <w:rFonts w:ascii="Times New Roman" w:hAnsi="Times New Roman" w:cs="Times New Roman"/>
+        </w:rPr>
+        <w:t xml:space="preserve"> </w:t>
+      </w:r>
+      <w:r>
+        <w:rPr>
+          <w:rFonts w:ascii="Times New Roman" w:hAnsi="Times New Roman" w:cs="Times New Roman"/>
+        </w:rPr>
+        <w:t>Integrated automated email alerts that send notifications for CRITICAL/FATAL anomalies to the admin via LOGGUARD AI.</w:t>
+      </w:r>
+    </w:p>
+    <w:p>
+      <w:pPr>
+        <w:rPr>
+          <w:rFonts w:ascii="Times New Roman" w:eastAsia="MS Gothic" w:hAnsi="Times New Roman" w:cs="Times New Roman"/>
+        </w:rPr>
+      </w:pPr>
+      <w:r>
+        <w:rPr>
+          <w:rFonts w:ascii="Times New Roman" w:hAnsi="Times New Roman" w:cs="Times New Roman"/>
+          <w:noProof/>
+        </w:rPr>
+        <w:drawing>
+          <wp:inline distT="0" distB="0" distL="0" distR="0" wp14:anchorId="088D0C7D" wp14:editId="2624BBD4">
+            <wp:extent cx="5966170" cy="3223260"/>
+            <wp:effectExtent l="0" t="0" r="0" b="0"/>
+            <wp:docPr id="1618277281" name="Picture 1"/>
+            <wp:cNvGraphicFramePr>
+              <a:graphicFrameLocks xmlns:a="http://schemas.openxmlformats.org/drawingml/2006/main" noChangeAspect="1"/>
+            </wp:cNvGraphicFramePr>
+            <a:graphic xmlns:a="http://schemas.openxmlformats.org/drawingml/2006/main">
+              <a:graphicData uri="http://schemas.openxmlformats.org/drawingml/2006/picture">
+                <pic:pic xmlns:pic="http://schemas.openxmlformats.org/drawingml/2006/picture">
+                  <pic:nvPicPr>
+                    <pic:cNvPr id="105452532" name=""/>
+                    <pic:cNvPicPr/>
+                  </pic:nvPicPr>
+                  <pic:blipFill>
+                    <a:blip r:embed="rId47"/>
+                    <a:stretch>
+                      <a:fillRect/>
+                    </a:stretch>
+                  </pic:blipFill>
+                  <pic:spPr>
+                    <a:xfrm>
+                      <a:off x="0" y="0"/>
+                      <a:ext cx="5982504" cy="3232085"/>
+                    </a:xfrm>
+                    <a:prstGeom prst="rect">
+                      <a:avLst/>
+                    </a:prstGeom>
+                  </pic:spPr>
+                </pic:pic>
+              </a:graphicData>
+            </a:graphic>
+          </wp:inline>
+        </w:drawing>
+      </w:r>
+    </w:p>
+    <w:p>
+      <w:pPr>
+        <w:rPr>
+          <w:rFonts w:ascii="Times New Roman" w:hAnsi="Times New Roman" w:cs="Times New Roman"/>
+          <w:b/>
+          <w:bCs/>
+        </w:rPr>
+      </w:pPr>
+      <w:r>
+        <w:rPr>
+          <w:rFonts w:ascii="Times New Roman" w:hAnsi="Times New Roman" w:cs="Times New Roman"/>
+          <w:b/>
+          <w:bCs/>
+          <w:noProof/>
+        </w:rPr>
+        <w:drawing>
+          <wp:inline distT="0" distB="0" distL="0" distR="0" wp14:anchorId="6A467221" wp14:editId="2B954C15">
+            <wp:extent cx="6120098" cy="1638300"/>
+            <wp:effectExtent l="0" t="0" r="0" b="0"/>
+            <wp:docPr id="741195905" name="Picture 1"/>
+            <wp:cNvGraphicFramePr>
+              <a:graphicFrameLocks xmlns:a="http://schemas.openxmlformats.org/drawingml/2006/main" noChangeAspect="1"/>
+            </wp:cNvGraphicFramePr>
+            <a:graphic xmlns:a="http://schemas.openxmlformats.org/drawingml/2006/main">
+              <a:graphicData uri="http://schemas.openxmlformats.org/drawingml/2006/picture">
+                <pic:pic xmlns:pic="http://schemas.openxmlformats.org/drawingml/2006/picture">
+                  <pic:nvPicPr>
+                    <pic:cNvPr id="1952501535" name=""/>
+                    <pic:cNvPicPr/>
+                  </pic:nvPicPr>
+                  <pic:blipFill>
+                    <a:blip r:embed="rId48"/>
+                    <a:stretch>
+                      <a:fillRect/>
+                    </a:stretch>
+                  </pic:blipFill>
+                  <pic:spPr>
+                    <a:xfrm>
+                      <a:off x="0" y="0"/>
+                      <a:ext cx="6132784" cy="1641696"/>
+                    </a:xfrm>
+                    <a:prstGeom prst="rect">
+                      <a:avLst/>
+                    </a:prstGeom>
+                  </pic:spPr>
+                </pic:pic>
+              </a:graphicData>
+            </a:graphic>
+          </wp:inline>
+        </w:drawing>
+      </w:r>
+    </w:p>
+    <w:p>
+      <w:pPr>
+        <w:rPr>
+          <w:rFonts w:ascii="Times New Roman" w:hAnsi="Times New Roman" w:cs="Times New Roman"/>
+          <w:b/>
+          <w:bCs/>
+        </w:rPr>
+      </w:pPr>
+      <w:r>
+        <w:rPr>
+          <w:rFonts w:ascii="Times New Roman" w:hAnsi="Times New Roman" w:cs="Times New Roman"/>
+          <w:b/>
+          <w:bCs/>
+          <w:noProof/>
+        </w:rPr>
+        <w:drawing>
+          <wp:inline distT="0" distB="0" distL="0" distR="0" wp14:anchorId="19949148" wp14:editId="6652ECFD">
+            <wp:extent cx="6111240" cy="1790700"/>
+            <wp:effectExtent l="0" t="0" r="3810" b="0"/>
+            <wp:docPr id="1331345428" name="Picture 1"/>
+            <wp:cNvGraphicFramePr>
+              <a:graphicFrameLocks xmlns:a="http://schemas.openxmlformats.org/drawingml/2006/main" noChangeAspect="1"/>
+            </wp:cNvGraphicFramePr>
+            <a:graphic xmlns:a="http://schemas.openxmlformats.org/drawingml/2006/main">
+              <a:graphicData uri="http://schemas.openxmlformats.org/drawingml/2006/picture">
+                <pic:pic xmlns:pic="http://schemas.openxmlformats.org/drawingml/2006/picture">
+                  <pic:nvPicPr>
+                    <pic:cNvPr id="747961313" name=""/>
+                    <pic:cNvPicPr/>
+                  </pic:nvPicPr>
+                  <pic:blipFill>
+                    <a:blip r:embed="rId56"/>
+                    <a:stretch>
+                      <a:fillRect/>
+                    </a:stretch>
+                  </pic:blipFill>
+                  <pic:spPr>
+                    <a:xfrm>
+                      <a:off x="0" y="0"/>
+                      <a:ext cx="6123264" cy="1794223"/>
+                    </a:xfrm>
+                    <a:prstGeom prst="rect">
+                      <a:avLst/>
+                    </a:prstGeom>
+                  </pic:spPr>
+                </pic:pic>
+              </a:graphicData>
+            </a:graphic>
+          </wp:inline>
+        </w:drawing>
+      </w:r>
+    </w:p>
+    <w:p>
+      <w:pPr>
+        <w:rPr>
+          <w:rFonts w:ascii="Times New Roman" w:hAnsi="Times New Roman" w:cs="Times New Roman"/>
+          <w:b/>
+          <w:bCs/>
+        </w:rPr>
+      </w:pPr>
+      <w:r>
+        <w:rPr>
+          <w:rFonts w:ascii="Times New Roman" w:hAnsi="Times New Roman" w:cs="Times New Roman"/>
+          <w:b/>
+          <w:bCs/>
+          <w:noProof/>
+        </w:rPr>
+        <w:lastRenderedPageBreak/>
+        <w:drawing>
+          <wp:inline distT="0" distB="0" distL="0" distR="0" wp14:anchorId="6369F4F6" wp14:editId="3143CA9E">
+            <wp:extent cx="5843270" cy="944880"/>
+            <wp:effectExtent l="0" t="0" r="5080" b="7620"/>
+            <wp:docPr id="1513646647" name="Picture 1"/>
+            <wp:cNvGraphicFramePr>
+              <a:graphicFrameLocks xmlns:a="http://schemas.openxmlformats.org/drawingml/2006/main" noChangeAspect="1"/>
+            </wp:cNvGraphicFramePr>
+            <a:graphic xmlns:a="http://schemas.openxmlformats.org/drawingml/2006/main">
+              <a:graphicData uri="http://schemas.openxmlformats.org/drawingml/2006/picture">
+                <pic:pic xmlns:pic="http://schemas.openxmlformats.org/drawingml/2006/picture">
+                  <pic:nvPicPr>
+                    <pic:cNvPr id="1369075150" name=""/>
+                    <pic:cNvPicPr/>
+                  </pic:nvPicPr>
+                  <pic:blipFill>
+                    <a:blip r:embed="rId57"/>
+                    <a:stretch>
+                      <a:fillRect/>
+                    </a:stretch>
+                  </pic:blipFill>
+                  <pic:spPr>
+                    <a:xfrm>
+                      <a:off x="0" y="0"/>
+                      <a:ext cx="5846238" cy="945360"/>
+                    </a:xfrm>
+                    <a:prstGeom prst="rect">
+                      <a:avLst/>
+                    </a:prstGeom>
+                  </pic:spPr>
+                </pic:pic>
+              </a:graphicData>
+            </a:graphic>
+          </wp:inline>
+        </w:drawing>
+      </w:r>
+    </w:p>
+    <w:p>
+      <w:pPr>
+        <w:rPr>
+          <w:rFonts w:ascii="Times New Roman" w:hAnsi="Times New Roman" w:cs="Times New Roman"/>
+          <w:b/>
+          <w:bCs/>
+        </w:rPr>
+      </w:pPr>
+      <w:r>
+        <w:rPr>
+          <w:rFonts w:ascii="Times New Roman" w:hAnsi="Times New Roman" w:cs="Times New Roman"/>
+          <w:b/>
+          <w:bCs/>
+          <w:noProof/>
+        </w:rPr>
+        <w:drawing>
+          <wp:inline distT="0" distB="0" distL="0" distR="0" wp14:anchorId="32C4F95B" wp14:editId="499EE1B6">
+            <wp:extent cx="6111875" cy="2727960"/>
+            <wp:effectExtent l="0" t="0" r="3175" b="0"/>
+            <wp:docPr id="1758533505" name="Picture 1"/>
+            <wp:cNvGraphicFramePr>
+              <a:graphicFrameLocks xmlns:a="http://schemas.openxmlformats.org/drawingml/2006/main" noChangeAspect="1"/>
+            </wp:cNvGraphicFramePr>
+            <a:graphic xmlns:a="http://schemas.openxmlformats.org/drawingml/2006/main">
+              <a:graphicData uri="http://schemas.openxmlformats.org/drawingml/2006/picture">
+                <pic:pic xmlns:pic="http://schemas.openxmlformats.org/drawingml/2006/picture">
+                  <pic:nvPicPr>
+                    <pic:cNvPr id="2108230831" name=""/>
+                    <pic:cNvPicPr/>
+                  </pic:nvPicPr>
+                  <pic:blipFill>
+                    <a:blip r:embed="rId58"/>
+                    <a:stretch>
+                      <a:fillRect/>
+                    </a:stretch>
+                  </pic:blipFill>
+                  <pic:spPr>
+                    <a:xfrm>
+                      <a:off x="0" y="0"/>
+                      <a:ext cx="6120235" cy="2731691"/>
+                    </a:xfrm>
+                    <a:prstGeom prst="rect">
+                      <a:avLst/>
+                    </a:prstGeom>
+                  </pic:spPr>
+                </pic:pic>
+              </a:graphicData>
+            </a:graphic>
+          </wp:inline>
+        </w:drawing>
+      </w:r>
+    </w:p>
+    <w:p>
+      <w:pPr>
+        <w:rPr>
+          <w:rFonts w:ascii="Times New Roman" w:hAnsi="Times New Roman" w:cs="Times New Roman"/>
+          <w:b/>
+          <w:bCs/>
+        </w:rPr>
+      </w:pPr>
+      <w:r>
+        <w:rPr>
+          <w:rFonts w:ascii="Times New Roman" w:hAnsi="Times New Roman" w:cs="Times New Roman"/>
+          <w:b/>
+          <w:bCs/>
+          <w:noProof/>
+        </w:rPr>
+        <w:drawing>
+          <wp:inline distT="0" distB="0" distL="0" distR="0" wp14:anchorId="6F45F229" wp14:editId="6967F013">
+            <wp:extent cx="6111875" cy="4678680"/>
+            <wp:effectExtent l="0" t="0" r="3175" b="7620"/>
+            <wp:docPr id="730862676" name="Picture 1"/>
+            <wp:cNvGraphicFramePr>
+              <a:graphicFrameLocks xmlns:a="http://schemas.openxmlformats.org/drawingml/2006/main" noChangeAspect="1"/>
+            </wp:cNvGraphicFramePr>
+            <a:graphic xmlns:a="http://schemas.openxmlformats.org/drawingml/2006/main">
+              <a:graphicData uri="http://schemas.openxmlformats.org/drawingml/2006/picture">
+                <pic:pic xmlns:pic="http://schemas.openxmlformats.org/drawingml/2006/picture">
+                  <pic:nvPicPr>
+                    <pic:cNvPr id="644073052" name=""/>
+                    <pic:cNvPicPr/>
+                  </pic:nvPicPr>
+                  <pic:blipFill>
+                    <a:blip r:embed="rId59"/>
+                    <a:stretch>
+                      <a:fillRect/>
+                    </a:stretch>
+                  </pic:blipFill>
+                  <pic:spPr>
+                    <a:xfrm>
+                      <a:off x="0" y="0"/>
+                      <a:ext cx="6115102" cy="4681150"/>
+                    </a:xfrm>
+                    <a:prstGeom prst="rect">
+                      <a:avLst/>
+                    </a:prstGeom>
+                  </pic:spPr>
+                </pic:pic>
+              </a:graphicData>
+            </a:graphic>
+          </wp:inline>
+        </w:drawing>
+      </w:r>
+    </w:p>
+    <w:p>
+      <w:pPr>
+        <w:rPr>
+          <w:rFonts w:ascii="Times New Roman" w:hAnsi="Times New Roman" w:cs="Times New Roman"/>
+          <w:b/>
+          <w:bCs/>
+        </w:rPr>
+      </w:pPr>
+      <w:r>
+        <w:rPr>
+          <w:rFonts w:ascii="Times New Roman" w:hAnsi="Times New Roman" w:cs="Times New Roman"/>
+          <w:b/>
+          <w:bCs/>
+          <w:noProof/>
+        </w:rPr>
+        <w:lastRenderedPageBreak/>
+        <w:drawing>
+          <wp:inline distT="0" distB="0" distL="0" distR="0" wp14:anchorId="5371F95E" wp14:editId="56787DA3">
+            <wp:extent cx="6537960" cy="4914900"/>
+            <wp:effectExtent l="0" t="0" r="0" b="0"/>
+            <wp:docPr id="1561042781" name="Picture 1"/>
+            <wp:cNvGraphicFramePr>
+              <a:graphicFrameLocks xmlns:a="http://schemas.openxmlformats.org/drawingml/2006/main" noChangeAspect="1"/>
+            </wp:cNvGraphicFramePr>
+            <a:graphic xmlns:a="http://schemas.openxmlformats.org/drawingml/2006/main">
+              <a:graphicData uri="http://schemas.openxmlformats.org/drawingml/2006/picture">
+                <pic:pic xmlns:pic="http://schemas.openxmlformats.org/drawingml/2006/picture">
+                  <pic:nvPicPr>
+                    <pic:cNvPr id="413941021" name=""/>
+                    <pic:cNvPicPr/>
+                  </pic:nvPicPr>
+                  <pic:blipFill>
+                    <a:blip r:embed="rId60"/>
+                    <a:stretch>
+                      <a:fillRect/>
+                    </a:stretch>
+                  </pic:blipFill>
+                  <pic:spPr>
+                    <a:xfrm>
+                      <a:off x="0" y="0"/>
+                      <a:ext cx="6537960" cy="4914900"/>
+                    </a:xfrm>
+                    <a:prstGeom prst="rect">
+                      <a:avLst/>
+                    </a:prstGeom>
+                  </pic:spPr>
+                </pic:pic>
+              </a:graphicData>
+            </a:graphic>
+          </wp:inline>
+        </w:drawing>
+      </w:r>
+    </w:p>
+    <w:p>
+      <w:pPr>
+        <w:rPr>
+          <w:rFonts w:ascii="Times New Roman" w:hAnsi="Times New Roman" w:cs="Times New Roman"/>
+          <w:b/>
+          <w:bCs/>
+        </w:rPr>
+      </w:pPr>
+      <w:r>
+        <w:rPr>
+          <w:rFonts w:ascii="Times New Roman" w:hAnsi="Times New Roman" w:cs="Times New Roman"/>
+          <w:b/>
+          <w:bCs/>
+          <w:noProof/>
+        </w:rPr>
+        <w:drawing>
+          <wp:inline distT="0" distB="0" distL="0" distR="0" wp14:anchorId="6778C508" wp14:editId="1F2BB68D">
+            <wp:extent cx="6371590" cy="2263140"/>
+            <wp:effectExtent l="0" t="0" r="0" b="3810"/>
+            <wp:docPr id="55008294" name="Picture 1"/>
+            <wp:cNvGraphicFramePr>
+              <a:graphicFrameLocks xmlns:a="http://schemas.openxmlformats.org/drawingml/2006/main" noChangeAspect="1"/>
+            </wp:cNvGraphicFramePr>
+            <a:graphic xmlns:a="http://schemas.openxmlformats.org/drawingml/2006/main">
+              <a:graphicData uri="http://schemas.openxmlformats.org/drawingml/2006/picture">
+                <pic:pic xmlns:pic="http://schemas.openxmlformats.org/drawingml/2006/picture">
+                  <pic:nvPicPr>
+                    <pic:cNvPr id="448724996" name=""/>
+                    <pic:cNvPicPr/>
+                  </pic:nvPicPr>
+                  <pic:blipFill>
+                    <a:blip r:embed="rId61"/>
+                    <a:stretch>
+                      <a:fillRect/>
+                    </a:stretch>
+                  </pic:blipFill>
+                  <pic:spPr>
+                    <a:xfrm>
+                      <a:off x="0" y="0"/>
+                      <a:ext cx="6371590" cy="2263140"/>
+                    </a:xfrm>
+                    <a:prstGeom prst="rect">
+                      <a:avLst/>
+                    </a:prstGeom>
+                  </pic:spPr>
+                </pic:pic>
+              </a:graphicData>
+            </a:graphic>
+          </wp:inline>
+        </w:drawing>
+      </w:r>
+    </w:p>
+    <w:p>
+      <w:pPr>
+        <w:rPr>
+          <w:rFonts w:ascii="Times New Roman" w:hAnsi="Times New Roman" w:cs="Times New Roman"/>
+          <w:b/>
+          <w:bCs/>
+        </w:rPr>
+      </w:pPr>
+      <w:r>
+        <w:rPr>
+          <w:rFonts w:ascii="Times New Roman" w:hAnsi="Times New Roman" w:cs="Times New Roman"/>
+          <w:b/>
+          <w:bCs/>
+          <w:noProof/>
+        </w:rPr>
+        <w:drawing>
+          <wp:inline distT="0" distB="0" distL="0" distR="0" wp14:anchorId="6B06EF40" wp14:editId="041554A7">
+            <wp:extent cx="6381750" cy="2042160"/>
+            <wp:effectExtent l="0" t="0" r="0" b="0"/>
+            <wp:docPr id="543399596" name="Picture 1"/>
+            <wp:cNvGraphicFramePr>
+              <a:graphicFrameLocks xmlns:a="http://schemas.openxmlformats.org/drawingml/2006/main" noChangeAspect="1"/>
+            </wp:cNvGraphicFramePr>
+            <a:graphic xmlns:a="http://schemas.openxmlformats.org/drawingml/2006/main">
+              <a:graphicData uri="http://schemas.openxmlformats.org/drawingml/2006/picture">
+                <pic:pic xmlns:pic="http://schemas.openxmlformats.org/drawingml/2006/picture">
+                  <pic:nvPicPr>
+                    <pic:cNvPr id="1104987566" name=""/>
+                    <pic:cNvPicPr/>
+                  </pic:nvPicPr>
+                  <pic:blipFill>
+                    <a:blip r:embed="rId62"/>
+                    <a:stretch>
+                      <a:fillRect/>
+                    </a:stretch>
+                  </pic:blipFill>
+                  <pic:spPr>
+                    <a:xfrm>
+                      <a:off x="0" y="0"/>
+                      <a:ext cx="6382647" cy="2042447"/>
+                    </a:xfrm>
+                    <a:prstGeom prst="rect">
+                      <a:avLst/>
+                    </a:prstGeom>
+                  </pic:spPr>
+                </pic:pic>
+              </a:graphicData>
+            </a:graphic>
+          </wp:inline>
+        </w:drawing>
+      </w:r>
+    </w:p>
+    <w:p>
+      <w:pPr>
+        <w:rPr>
+          <w:rFonts w:ascii="Times New Roman" w:hAnsi="Times New Roman" w:cs="Times New Roman"/>
+        </w:rPr>
+      </w:pPr>
+      <w:r>
+        <w:rPr>
+          <w:rFonts w:ascii="Times New Roman" w:hAnsi="Times New Roman" w:cs="Times New Roman"/>
+          <w:b/>
+          <w:bCs/>
+          <w:noProof/>
+        </w:rPr>
+        <w:lastRenderedPageBreak/>
+        <w:drawing>
+          <wp:inline distT="0" distB="0" distL="0" distR="0" wp14:anchorId="415D3B72" wp14:editId="30BE67C5">
+            <wp:extent cx="6257925" cy="2103120"/>
+            <wp:effectExtent l="0" t="0" r="9525" b="0"/>
+            <wp:docPr id="1244606289" name="Picture 1"/>
+            <wp:cNvGraphicFramePr>
+              <a:graphicFrameLocks xmlns:a="http://schemas.openxmlformats.org/drawingml/2006/main" noChangeAspect="1"/>
+            </wp:cNvGraphicFramePr>
+            <a:graphic xmlns:a="http://schemas.openxmlformats.org/drawingml/2006/main">
+              <a:graphicData uri="http://schemas.openxmlformats.org/drawingml/2006/picture">
+                <pic:pic xmlns:pic="http://schemas.openxmlformats.org/drawingml/2006/picture">
+                  <pic:nvPicPr>
+                    <pic:cNvPr id="1859459431" name=""/>
+                    <pic:cNvPicPr/>
+                  </pic:nvPicPr>
+                  <pic:blipFill>
+                    <a:blip r:embed="rId66"/>
+                    <a:stretch>
+                      <a:fillRect/>
+                    </a:stretch>
+                  </pic:blipFill>
+                  <pic:spPr>
+                    <a:xfrm>
+                      <a:off x="0" y="0"/>
+                      <a:ext cx="6258809" cy="2103417"/>
+                    </a:xfrm>
+                    <a:prstGeom prst="rect">
+                      <a:avLst/>
+                    </a:prstGeom>
+                  </pic:spPr>
+                </pic:pic>
+              </a:graphicData>
+            </a:graphic>
+          </wp:inline>
+        </w:drawing>
+      </w:r>
+    </w:p>
+    <w:p>
+      <w:pPr>
+        <w:jc w:val="both"/>
+        <w:rPr>
+          <w:rFonts w:ascii="Times New Roman" w:hAnsi="Times New Roman" w:cs="Times New Roman"/>
+          <w:b/>
+          <w:bCs/>
+        </w:rPr>
+      </w:pPr>
+      <w:r>
+        <w:rPr>
+          <w:rFonts w:ascii="Times New Roman" w:hAnsi="Times New Roman" w:cs="Times New Roman"/>
+          <w:b/>
+          <w:bCs/>
+        </w:rPr>
+        <w:t>Description:</w:t>
+      </w:r>
+      <w:r>
+        <w:rPr>
+          <w:rFonts w:ascii="Times New Roman" w:hAnsi="Times New Roman" w:cs="Times New Roman"/>
+        </w:rPr>
+        <w:t xml:space="preserve"> </w:t>
+      </w:r>
+      <w:r>
+        <w:rPr>
+          <w:rFonts w:ascii="Times New Roman" w:hAnsi="Times New Roman" w:cs="Times New Roman"/>
+        </w:rPr>
+        <w:t>On Day 15 of the LOGGUARD AI project, we implemented the automated email notification system to alert admins about high-severity issues. After completing real-time toast alerts and the Acknowledge button, we connected the backend to send emails whenever a CRITICAL or FATAL anomaly is detected during log upload. The system fetches alerts from GET /</w:t>
+      </w:r>
+      <w:proofErr w:type="spellStart"/>
+      <w:r>
+        <w:rPr>
+          <w:rFonts w:ascii="Times New Roman" w:hAnsi="Times New Roman" w:cs="Times New Roman"/>
+        </w:rPr>
+        <w:t>api</w:t>
+      </w:r>
+      <w:proofErr w:type="spellEnd"/>
+      <w:r>
+        <w:rPr>
+          <w:rFonts w:ascii="Times New Roman" w:hAnsi="Times New Roman" w:cs="Times New Roman"/>
+        </w:rPr>
+        <w:t>/alerts and triggers an email with details including severity, timestamp, and the exact log message. In the demo, an email titled “LOG ALERT: High detected” was successfully sent to the admin inbox, showing “Severity: High” and “Message: 2025-08-03 10:00:00 | CRITICAL | Server crash”. This ensures that even if the user is not on the dashboard, urgent issues are still notified immediately through email, making the monitoring system complete end-to-end.</w:t>
+      </w:r>
+    </w:p>
+    <w:p>
+      <w:pPr>
+        <w:rPr>
+          <w:rFonts w:ascii="Times New Roman" w:eastAsia="MS Gothic" w:hAnsi="Times New Roman" w:cs="Times New Roman"/>
+        </w:rPr>
+      </w:pPr>
+    </w:p>
+    <w:tbl>
+      <w:tblPr>
+        <w:tblW w:w="10701" w:type="dxa"/>
+        <w:tblCellMar>
+          <w:left w:w="10" w:type="dxa"/>
+          <w:right w:w="10" w:type="dxa"/>
+        </w:tblCellMar>
+        <w:tblLook w:val="04A0" w:firstRow="1" w:lastRow="0" w:firstColumn="1" w:lastColumn="0" w:noHBand="0" w:noVBand="1"/>
+      </w:tblPr>
+      <w:tblGrid>
+        <w:gridCol w:w="2674"/>
+        <w:gridCol w:w="4012"/>
+        <w:gridCol w:w="4015"/>
+      </w:tblGrid>
+      <w:tr>
+        <w:trPr>
+          <w:trHeight w:val="2539"/>
+        </w:trPr>
+        <w:tc>
+          <w:tcPr>
+            <w:tcW w:w="2674" w:type="dxa"/>
+            <w:tcBorders>
+              <w:top w:val="nil"/>
+              <w:left w:val="nil"/>
+              <w:bottom w:val="nil"/>
+              <w:right w:val="nil"/>
+            </w:tcBorders>
+            <w:tcMar>
+              <w:top w:w="0" w:type="dxa"/>
+              <w:left w:w="0" w:type="dxa"/>
+              <w:bottom w:w="0" w:type="dxa"/>
+              <w:right w:w="0" w:type="dxa"/>
+            </w:tcMar>
+            <w:hideMark/>
+          </w:tcPr>
+          <w:p>
+            <w:pPr>
+              <w:rPr>
+                <w:rFonts w:ascii="Times New Roman" w:hAnsi="Times New Roman" w:cs="Times New Roman"/>
+              </w:rPr>
+            </w:pPr>
+            <w:r>
+              <w:rPr>
+                <w:rFonts w:ascii="Times New Roman" w:hAnsi="Times New Roman" w:cs="Times New Roman"/>
+              </w:rPr>
+              <w:t>0</w:t>
+            </w:r>
+            <w:r>
+              <w:rPr>
+                <w:rFonts w:ascii="Times New Roman" w:hAnsi="Times New Roman" w:cs="Times New Roman"/>
+              </w:rPr>
+              <w:t xml:space="preserve">8 </w:t>
+            </w:r>
+            <w:r>
+              <w:rPr>
+                <w:rFonts w:ascii="Times New Roman" w:hAnsi="Times New Roman" w:cs="Times New Roman"/>
+              </w:rPr>
+              <w:t>August 2026</w:t>
+            </w:r>
+          </w:p>
+          <w:p>
+            <w:pPr>
+              <w:ind w:left="400"/>
+              <w:rPr>
+                <w:rFonts w:ascii="Times New Roman" w:hAnsi="Times New Roman" w:cs="Times New Roman"/>
+              </w:rPr>
+            </w:pPr>
+            <w:r>
+              <w:rPr>
+                <w:rFonts w:ascii="Times New Roman" w:hAnsi="Times New Roman" w:cs="Times New Roman"/>
+              </w:rPr>
+              <w:t>Day 1</w:t>
+            </w:r>
+            <w:r>
+              <w:rPr>
+                <w:rFonts w:ascii="Times New Roman" w:hAnsi="Times New Roman" w:cs="Times New Roman"/>
+              </w:rPr>
+              <w:t>6</w:t>
+            </w:r>
+          </w:p>
+        </w:tc>
+        <w:tc>
+          <w:tcPr>
+            <w:tcW w:w="4012" w:type="dxa"/>
+            <w:tcBorders>
+              <w:top w:val="nil"/>
+              <w:left w:val="nil"/>
+              <w:bottom w:val="nil"/>
+              <w:right w:val="nil"/>
+            </w:tcBorders>
+            <w:tcMar>
+              <w:top w:w="0" w:type="dxa"/>
+              <w:left w:w="0" w:type="dxa"/>
+              <w:bottom w:w="0" w:type="dxa"/>
+              <w:right w:w="0" w:type="dxa"/>
+            </w:tcMar>
+            <w:hideMark/>
+          </w:tcPr>
+          <w:p>
+            <w:pPr>
+              <w:rPr>
+                <w:rFonts w:ascii="Times New Roman" w:hAnsi="Times New Roman" w:cs="Times New Roman"/>
+                <w:b/>
+                <w:bCs/>
+              </w:rPr>
+            </w:pPr>
+            <w:r>
+              <w:rPr>
+                <w:rFonts w:ascii="Times New Roman" w:hAnsi="Times New Roman" w:cs="Times New Roman"/>
+                <w:b/>
+                <w:bCs/>
+              </w:rPr>
+              <w:t xml:space="preserve">Today's Activities </w:t>
+            </w:r>
+          </w:p>
+          <w:p>
+            <w:pPr>
+              <w:numPr>
+                <w:ilvl w:val="0"/>
+                <w:numId w:val="3"/>
+              </w:numPr>
+              <w:rPr>
+                <w:rFonts w:ascii="Times New Roman" w:hAnsi="Times New Roman" w:cs="Times New Roman"/>
+              </w:rPr>
+            </w:pPr>
+            <w:r>
+              <w:rPr>
+                <w:rFonts w:ascii="Times New Roman" w:hAnsi="Times New Roman" w:cs="Times New Roman"/>
+                <w:b/>
+                <w:bCs/>
+              </w:rPr>
+              <w:t xml:space="preserve"> </w:t>
+            </w:r>
+          </w:p>
+        </w:tc>
+        <w:tc>
+          <w:tcPr>
+            <w:tcW w:w="4015" w:type="dxa"/>
+            <w:tcBorders>
+              <w:top w:val="nil"/>
+              <w:left w:val="nil"/>
+              <w:bottom w:val="nil"/>
+              <w:right w:val="nil"/>
+            </w:tcBorders>
+            <w:tcMar>
+              <w:top w:w="0" w:type="dxa"/>
+              <w:left w:w="0" w:type="dxa"/>
+              <w:bottom w:w="0" w:type="dxa"/>
+              <w:right w:w="0" w:type="dxa"/>
+            </w:tcMar>
+            <w:hideMark/>
+          </w:tcPr>
+          <w:p>
+            <w:pPr>
+              <w:rPr>
+                <w:rFonts w:ascii="Times New Roman" w:hAnsi="Times New Roman" w:cs="Times New Roman"/>
+              </w:rPr>
+            </w:pPr>
+            <w:r>
+              <w:rPr>
+                <w:rFonts w:ascii="Times New Roman" w:hAnsi="Times New Roman" w:cs="Times New Roman"/>
+                <w:b/>
+                <w:bCs/>
+              </w:rPr>
+              <w:t xml:space="preserve">Tomorrow's Plans </w:t>
+            </w:r>
+          </w:p>
+          <w:p>
+            <w:pPr>
+              <w:numPr>
+                <w:ilvl w:val="0"/>
+                <w:numId w:val="4"/>
+              </w:numPr>
+              <w:rPr>
+                <w:rFonts w:ascii="Times New Roman" w:hAnsi="Times New Roman" w:cs="Times New Roman"/>
+              </w:rPr>
+            </w:pPr>
+          </w:p>
+        </w:tc>
+      </w:tr>
+      <w:tr>
+        <w:trPr>
+          <w:trHeight w:val="193"/>
+        </w:trPr>
+        <w:tc>
+          <w:tcPr>
+            <w:tcW w:w="10701" w:type="dxa"/>
+            <w:gridSpan w:val="3"/>
+            <w:tcBorders>
+              <w:top w:val="nil"/>
+              <w:left w:val="nil"/>
+              <w:bottom w:val="nil"/>
+              <w:right w:val="nil"/>
+            </w:tcBorders>
+            <w:tcMar>
+              <w:top w:w="0" w:type="dxa"/>
+              <w:left w:w="0" w:type="dxa"/>
+              <w:bottom w:w="0" w:type="dxa"/>
+              <w:right w:w="0" w:type="dxa"/>
+            </w:tcMar>
+            <w:hideMark/>
+          </w:tcPr>
+          <w:p>
+            <w:pPr>
+              <w:rPr>
+                <w:rFonts w:ascii="Times New Roman" w:hAnsi="Times New Roman" w:cs="Times New Roman"/>
+                <w:b/>
+                <w:bCs/>
+              </w:rPr>
+            </w:pPr>
+            <w:r>
+              <w:rPr>
+                <w:rFonts w:ascii="Times New Roman" w:hAnsi="Times New Roman" w:cs="Times New Roman"/>
+                <w:b/>
+                <w:bCs/>
+              </w:rPr>
+              <w:t>Outputs and Descriptions</w:t>
+            </w:r>
+          </w:p>
+          <w:p>
+            <w:pPr>
+              <w:rPr>
+                <w:rFonts w:ascii="Times New Roman" w:hAnsi="Times New Roman" w:cs="Times New Roman"/>
+              </w:rPr>
+            </w:pPr>
+            <w:r>
+              <w:rPr>
+                <w:rFonts w:ascii="Times New Roman" w:hAnsi="Times New Roman" w:cs="Times New Roman"/>
+                <w:b/>
+                <w:bCs/>
+              </w:rPr>
+              <w:t>Output:</w:t>
+            </w:r>
+            <w:r>
+              <w:rPr>
+                <w:rFonts w:ascii="Times New Roman" w:hAnsi="Times New Roman" w:cs="Times New Roman"/>
+              </w:rPr>
+              <w:t xml:space="preserve"> </w:t>
+            </w:r>
+          </w:p>
+          <w:p>
+            <w:pPr>
+              <w:rPr>
+                <w:rFonts w:ascii="Times New Roman" w:hAnsi="Times New Roman" w:cs="Times New Roman"/>
+              </w:rPr>
+            </w:pPr>
+            <w:r>
+              <w:rPr>
+                <w:rFonts w:ascii="Times New Roman" w:hAnsi="Times New Roman" w:cs="Times New Roman"/>
+                <w:b/>
+                <w:bCs/>
+              </w:rPr>
+              <w:t xml:space="preserve"> </w:t>
+            </w:r>
+          </w:p>
+        </w:tc>
+      </w:tr>
+    </w:tbl>
     <w:p>
       <w:pPr>
         <w:rPr>
@@ -22144,6 +26266,119 @@
     </w:lvl>
   </w:abstractNum>
   <w:abstractNum w:abstractNumId="27" w15:restartNumberingAfterBreak="0">
+    <w:nsid w:val="1BFB1534"/>
+    <w:multiLevelType w:val="hybridMultilevel"/>
+    <w:tmpl w:val="319475F4"/>
+    <w:lvl w:ilvl="0" w:tplc="4009000B">
+      <w:start w:val="1"/>
+      <w:numFmt w:val="bullet"/>
+      <w:lvlText w:val=""/>
+      <w:lvlJc w:val="left"/>
+      <w:pPr>
+        <w:ind w:left="1120" w:hanging="360"/>
+      </w:pPr>
+      <w:rPr>
+        <w:rFonts w:ascii="Wingdings" w:hAnsi="Wingdings" w:hint="default"/>
+      </w:rPr>
+    </w:lvl>
+    <w:lvl w:ilvl="1" w:tplc="40090003" w:tentative="1">
+      <w:start w:val="1"/>
+      <w:numFmt w:val="bullet"/>
+      <w:lvlText w:val="o"/>
+      <w:lvlJc w:val="left"/>
+      <w:pPr>
+        <w:ind w:left="1840" w:hanging="360"/>
+      </w:pPr>
+      <w:rPr>
+        <w:rFonts w:ascii="Courier New" w:hAnsi="Courier New" w:cs="Courier New" w:hint="default"/>
+      </w:rPr>
+    </w:lvl>
+    <w:lvl w:ilvl="2" w:tplc="40090005" w:tentative="1">
+      <w:start w:val="1"/>
+      <w:numFmt w:val="bullet"/>
+      <w:lvlText w:val=""/>
+      <w:lvlJc w:val="left"/>
+      <w:pPr>
+        <w:ind w:left="2560" w:hanging="360"/>
+      </w:pPr>
+      <w:rPr>
+        <w:rFonts w:ascii="Wingdings" w:hAnsi="Wingdings" w:hint="default"/>
+      </w:rPr>
+    </w:lvl>
+    <w:lvl w:ilvl="3" w:tplc="40090001" w:tentative="1">
+      <w:start w:val="1"/>
+      <w:numFmt w:val="bullet"/>
+      <w:lvlText w:val=""/>
+      <w:lvlJc w:val="left"/>
+      <w:pPr>
+        <w:ind w:left="3280" w:hanging="360"/>
+      </w:pPr>
+      <w:rPr>
+        <w:rFonts w:ascii="Symbol" w:hAnsi="Symbol" w:hint="default"/>
+      </w:rPr>
+    </w:lvl>
+    <w:lvl w:ilvl="4" w:tplc="40090003" w:tentative="1">
+      <w:start w:val="1"/>
+      <w:numFmt w:val="bullet"/>
+      <w:lvlText w:val="o"/>
+      <w:lvlJc w:val="left"/>
+      <w:pPr>
+        <w:ind w:left="4000" w:hanging="360"/>
+      </w:pPr>
+      <w:rPr>
+        <w:rFonts w:ascii="Courier New" w:hAnsi="Courier New" w:cs="Courier New" w:hint="default"/>
+      </w:rPr>
+    </w:lvl>
+    <w:lvl w:ilvl="5" w:tplc="40090005" w:tentative="1">
+      <w:start w:val="1"/>
+      <w:numFmt w:val="bullet"/>
+      <w:lvlText w:val=""/>
+      <w:lvlJc w:val="left"/>
+      <w:pPr>
+        <w:ind w:left="4720" w:hanging="360"/>
+      </w:pPr>
+      <w:rPr>
+        <w:rFonts w:ascii="Wingdings" w:hAnsi="Wingdings" w:hint="default"/>
+      </w:rPr>
+    </w:lvl>
+    <w:lvl w:ilvl="6" w:tplc="40090001" w:tentative="1">
+      <w:start w:val="1"/>
+      <w:numFmt w:val="bullet"/>
+      <w:lvlText w:val=""/>
+      <w:lvlJc w:val="left"/>
+      <w:pPr>
+        <w:ind w:left="5440" w:hanging="360"/>
+      </w:pPr>
+      <w:rPr>
+        <w:rFonts w:ascii="Symbol" w:hAnsi="Symbol" w:hint="default"/>
+      </w:rPr>
+    </w:lvl>
+    <w:lvl w:ilvl="7" w:tplc="40090003" w:tentative="1">
+      <w:start w:val="1"/>
+      <w:numFmt w:val="bullet"/>
+      <w:lvlText w:val="o"/>
+      <w:lvlJc w:val="left"/>
+      <w:pPr>
+        <w:ind w:left="6160" w:hanging="360"/>
+      </w:pPr>
+      <w:rPr>
+        <w:rFonts w:ascii="Courier New" w:hAnsi="Courier New" w:cs="Courier New" w:hint="default"/>
+      </w:rPr>
+    </w:lvl>
+    <w:lvl w:ilvl="8" w:tplc="40090005" w:tentative="1">
+      <w:start w:val="1"/>
+      <w:numFmt w:val="bullet"/>
+      <w:lvlText w:val=""/>
+      <w:lvlJc w:val="left"/>
+      <w:pPr>
+        <w:ind w:left="6880" w:hanging="360"/>
+      </w:pPr>
+      <w:rPr>
+        <w:rFonts w:ascii="Wingdings" w:hAnsi="Wingdings" w:hint="default"/>
+      </w:rPr>
+    </w:lvl>
+  </w:abstractNum>
+  <w:abstractNum w:abstractNumId="28" w15:restartNumberingAfterBreak="0">
     <w:nsid w:val="1CA516B8"/>
     <w:multiLevelType w:val="hybridMultilevel"/>
     <w:tmpl w:val="9A042BF6"/>
@@ -22256,7 +26491,7 @@
       </w:rPr>
     </w:lvl>
   </w:abstractNum>
-  <w:abstractNum w:abstractNumId="28" w15:restartNumberingAfterBreak="0">
+  <w:abstractNum w:abstractNumId="29" w15:restartNumberingAfterBreak="0">
     <w:nsid w:val="1CAF1FF3"/>
     <w:multiLevelType w:val="hybridMultilevel"/>
     <w:tmpl w:val="9C32CCA0"/>
@@ -22369,7 +26604,7 @@
       </w:rPr>
     </w:lvl>
   </w:abstractNum>
-  <w:abstractNum w:abstractNumId="29" w15:restartNumberingAfterBreak="0">
+  <w:abstractNum w:abstractNumId="30" w15:restartNumberingAfterBreak="0">
     <w:nsid w:val="1D644E5C"/>
     <w:multiLevelType w:val="hybridMultilevel"/>
     <w:tmpl w:val="A7BC5C5E"/>
@@ -22482,7 +26717,7 @@
       </w:rPr>
     </w:lvl>
   </w:abstractNum>
-  <w:abstractNum w:abstractNumId="30" w15:restartNumberingAfterBreak="0">
+  <w:abstractNum w:abstractNumId="31" w15:restartNumberingAfterBreak="0">
     <w:nsid w:val="1F6474BC"/>
     <w:multiLevelType w:val="hybridMultilevel"/>
     <w:tmpl w:val="2EB4095E"/>
@@ -22595,7 +26830,7 @@
       </w:rPr>
     </w:lvl>
   </w:abstractNum>
-  <w:abstractNum w:abstractNumId="31" w15:restartNumberingAfterBreak="0">
+  <w:abstractNum w:abstractNumId="32" w15:restartNumberingAfterBreak="0">
     <w:nsid w:val="22DB65EA"/>
     <w:multiLevelType w:val="hybridMultilevel"/>
     <w:tmpl w:val="0F7C5664"/>
@@ -22708,7 +26943,7 @@
       </w:rPr>
     </w:lvl>
   </w:abstractNum>
-  <w:abstractNum w:abstractNumId="32" w15:restartNumberingAfterBreak="0">
+  <w:abstractNum w:abstractNumId="33" w15:restartNumberingAfterBreak="0">
     <w:nsid w:val="232628BC"/>
     <w:multiLevelType w:val="hybridMultilevel"/>
     <w:tmpl w:val="BB22A51E"/>
@@ -22821,7 +27056,7 @@
       </w:rPr>
     </w:lvl>
   </w:abstractNum>
-  <w:abstractNum w:abstractNumId="33" w15:restartNumberingAfterBreak="0">
+  <w:abstractNum w:abstractNumId="34" w15:restartNumberingAfterBreak="0">
     <w:nsid w:val="23F9362A"/>
     <w:multiLevelType w:val="hybridMultilevel"/>
     <w:tmpl w:val="52B691FA"/>
@@ -22934,7 +27169,7 @@
       </w:rPr>
     </w:lvl>
   </w:abstractNum>
-  <w:abstractNum w:abstractNumId="34" w15:restartNumberingAfterBreak="0">
+  <w:abstractNum w:abstractNumId="35" w15:restartNumberingAfterBreak="0">
     <w:nsid w:val="244E0056"/>
     <w:multiLevelType w:val="hybridMultilevel"/>
     <w:tmpl w:val="0DFAAEE2"/>
@@ -23047,7 +27282,7 @@
       </w:rPr>
     </w:lvl>
   </w:abstractNum>
-  <w:abstractNum w:abstractNumId="35" w15:restartNumberingAfterBreak="0">
+  <w:abstractNum w:abstractNumId="36" w15:restartNumberingAfterBreak="0">
     <w:nsid w:val="260B2D54"/>
     <w:multiLevelType w:val="hybridMultilevel"/>
     <w:tmpl w:val="3B3CBCFA"/>
@@ -23160,7 +27395,7 @@
       </w:rPr>
     </w:lvl>
   </w:abstractNum>
-  <w:abstractNum w:abstractNumId="36" w15:restartNumberingAfterBreak="0">
+  <w:abstractNum w:abstractNumId="37" w15:restartNumberingAfterBreak="0">
     <w:nsid w:val="264859EB"/>
     <w:multiLevelType w:val="hybridMultilevel"/>
     <w:tmpl w:val="9976F274"/>
@@ -23273,7 +27508,7 @@
       </w:rPr>
     </w:lvl>
   </w:abstractNum>
-  <w:abstractNum w:abstractNumId="37" w15:restartNumberingAfterBreak="0">
+  <w:abstractNum w:abstractNumId="38" w15:restartNumberingAfterBreak="0">
     <w:nsid w:val="2662319A"/>
     <w:multiLevelType w:val="hybridMultilevel"/>
     <w:tmpl w:val="7FBE34F2"/>
@@ -23386,7 +27621,7 @@
       </w:rPr>
     </w:lvl>
   </w:abstractNum>
-  <w:abstractNum w:abstractNumId="38" w15:restartNumberingAfterBreak="0">
+  <w:abstractNum w:abstractNumId="39" w15:restartNumberingAfterBreak="0">
     <w:nsid w:val="27A05930"/>
     <w:multiLevelType w:val="hybridMultilevel"/>
     <w:tmpl w:val="11F2E8B4"/>
@@ -23499,7 +27734,7 @@
       </w:rPr>
     </w:lvl>
   </w:abstractNum>
-  <w:abstractNum w:abstractNumId="39" w15:restartNumberingAfterBreak="0">
+  <w:abstractNum w:abstractNumId="40" w15:restartNumberingAfterBreak="0">
     <w:nsid w:val="294C7996"/>
     <w:multiLevelType w:val="hybridMultilevel"/>
     <w:tmpl w:val="6540B1F6"/>
@@ -23612,7 +27847,7 @@
       </w:rPr>
     </w:lvl>
   </w:abstractNum>
-  <w:abstractNum w:abstractNumId="40" w15:restartNumberingAfterBreak="0">
+  <w:abstractNum w:abstractNumId="41" w15:restartNumberingAfterBreak="0">
     <w:nsid w:val="2CD07219"/>
     <w:multiLevelType w:val="hybridMultilevel"/>
     <w:tmpl w:val="F028F0C2"/>
@@ -23725,7 +27960,7 @@
       </w:rPr>
     </w:lvl>
   </w:abstractNum>
-  <w:abstractNum w:abstractNumId="41" w15:restartNumberingAfterBreak="0">
+  <w:abstractNum w:abstractNumId="42" w15:restartNumberingAfterBreak="0">
     <w:nsid w:val="2E5E01CB"/>
     <w:multiLevelType w:val="hybridMultilevel"/>
     <w:tmpl w:val="4E80DCB4"/>
@@ -23838,7 +28073,7 @@
       </w:rPr>
     </w:lvl>
   </w:abstractNum>
-  <w:abstractNum w:abstractNumId="42" w15:restartNumberingAfterBreak="0">
+  <w:abstractNum w:abstractNumId="43" w15:restartNumberingAfterBreak="0">
     <w:nsid w:val="2F325EA5"/>
     <w:multiLevelType w:val="hybridMultilevel"/>
     <w:tmpl w:val="4880CD62"/>
@@ -23951,7 +28186,7 @@
       </w:rPr>
     </w:lvl>
   </w:abstractNum>
-  <w:abstractNum w:abstractNumId="43" w15:restartNumberingAfterBreak="0">
+  <w:abstractNum w:abstractNumId="44" w15:restartNumberingAfterBreak="0">
     <w:nsid w:val="30B71602"/>
     <w:multiLevelType w:val="hybridMultilevel"/>
     <w:tmpl w:val="034275AE"/>
@@ -24064,7 +28299,7 @@
       </w:rPr>
     </w:lvl>
   </w:abstractNum>
-  <w:abstractNum w:abstractNumId="44" w15:restartNumberingAfterBreak="0">
+  <w:abstractNum w:abstractNumId="45" w15:restartNumberingAfterBreak="0">
     <w:nsid w:val="31A1339E"/>
     <w:multiLevelType w:val="hybridMultilevel"/>
     <w:tmpl w:val="167049CA"/>
@@ -24177,7 +28412,7 @@
       </w:rPr>
     </w:lvl>
   </w:abstractNum>
-  <w:abstractNum w:abstractNumId="45" w15:restartNumberingAfterBreak="0">
+  <w:abstractNum w:abstractNumId="46" w15:restartNumberingAfterBreak="0">
     <w:nsid w:val="322A262F"/>
     <w:multiLevelType w:val="hybridMultilevel"/>
     <w:tmpl w:val="327C07E0"/>
@@ -24290,7 +28525,7 @@
       </w:rPr>
     </w:lvl>
   </w:abstractNum>
-  <w:abstractNum w:abstractNumId="46" w15:restartNumberingAfterBreak="0">
+  <w:abstractNum w:abstractNumId="47" w15:restartNumberingAfterBreak="0">
     <w:nsid w:val="32C32B4A"/>
     <w:multiLevelType w:val="hybridMultilevel"/>
     <w:tmpl w:val="01CAE6DC"/>
@@ -24403,7 +28638,7 @@
       </w:rPr>
     </w:lvl>
   </w:abstractNum>
-  <w:abstractNum w:abstractNumId="47" w15:restartNumberingAfterBreak="0">
+  <w:abstractNum w:abstractNumId="48" w15:restartNumberingAfterBreak="0">
     <w:nsid w:val="335204B5"/>
     <w:multiLevelType w:val="hybridMultilevel"/>
     <w:tmpl w:val="8F2E7C02"/>
@@ -24516,7 +28751,7 @@
       </w:rPr>
     </w:lvl>
   </w:abstractNum>
-  <w:abstractNum w:abstractNumId="48" w15:restartNumberingAfterBreak="0">
+  <w:abstractNum w:abstractNumId="49" w15:restartNumberingAfterBreak="0">
     <w:nsid w:val="35553CF3"/>
     <w:multiLevelType w:val="hybridMultilevel"/>
     <w:tmpl w:val="DA50D502"/>
@@ -24629,7 +28864,7 @@
       </w:rPr>
     </w:lvl>
   </w:abstractNum>
-  <w:abstractNum w:abstractNumId="49" w15:restartNumberingAfterBreak="0">
+  <w:abstractNum w:abstractNumId="50" w15:restartNumberingAfterBreak="0">
     <w:nsid w:val="39582E41"/>
     <w:multiLevelType w:val="hybridMultilevel"/>
     <w:tmpl w:val="6EA8BB26"/>
@@ -24742,7 +28977,7 @@
       </w:rPr>
     </w:lvl>
   </w:abstractNum>
-  <w:abstractNum w:abstractNumId="50" w15:restartNumberingAfterBreak="0">
+  <w:abstractNum w:abstractNumId="51" w15:restartNumberingAfterBreak="0">
     <w:nsid w:val="39A6604F"/>
     <w:multiLevelType w:val="hybridMultilevel"/>
     <w:tmpl w:val="E4B8291E"/>
@@ -24855,7 +29090,7 @@
       </w:rPr>
     </w:lvl>
   </w:abstractNum>
-  <w:abstractNum w:abstractNumId="51" w15:restartNumberingAfterBreak="0">
+  <w:abstractNum w:abstractNumId="52" w15:restartNumberingAfterBreak="0">
     <w:nsid w:val="41DC4A8F"/>
     <w:multiLevelType w:val="hybridMultilevel"/>
     <w:tmpl w:val="19CE7D6E"/>
@@ -24968,7 +29203,7 @@
       </w:rPr>
     </w:lvl>
   </w:abstractNum>
-  <w:abstractNum w:abstractNumId="52" w15:restartNumberingAfterBreak="0">
+  <w:abstractNum w:abstractNumId="53" w15:restartNumberingAfterBreak="0">
     <w:nsid w:val="41F21485"/>
     <w:multiLevelType w:val="hybridMultilevel"/>
     <w:tmpl w:val="BEF2DB6E"/>
@@ -25081,7 +29316,7 @@
       </w:rPr>
     </w:lvl>
   </w:abstractNum>
-  <w:abstractNum w:abstractNumId="53" w15:restartNumberingAfterBreak="0">
+  <w:abstractNum w:abstractNumId="54" w15:restartNumberingAfterBreak="0">
     <w:nsid w:val="43F66481"/>
     <w:multiLevelType w:val="hybridMultilevel"/>
     <w:tmpl w:val="0D5AA074"/>
@@ -25194,7 +29429,7 @@
       </w:rPr>
     </w:lvl>
   </w:abstractNum>
-  <w:abstractNum w:abstractNumId="54" w15:restartNumberingAfterBreak="0">
+  <w:abstractNum w:abstractNumId="55" w15:restartNumberingAfterBreak="0">
     <w:nsid w:val="44A65F84"/>
     <w:multiLevelType w:val="hybridMultilevel"/>
     <w:tmpl w:val="243C87B6"/>
@@ -25307,7 +29542,7 @@
       </w:rPr>
     </w:lvl>
   </w:abstractNum>
-  <w:abstractNum w:abstractNumId="55" w15:restartNumberingAfterBreak="0">
+  <w:abstractNum w:abstractNumId="56" w15:restartNumberingAfterBreak="0">
     <w:nsid w:val="45CF465D"/>
     <w:multiLevelType w:val="hybridMultilevel"/>
     <w:tmpl w:val="3D904BB4"/>
@@ -25420,7 +29655,7 @@
       </w:rPr>
     </w:lvl>
   </w:abstractNum>
-  <w:abstractNum w:abstractNumId="56" w15:restartNumberingAfterBreak="0">
+  <w:abstractNum w:abstractNumId="57" w15:restartNumberingAfterBreak="0">
     <w:nsid w:val="475F4735"/>
     <w:multiLevelType w:val="hybridMultilevel"/>
     <w:tmpl w:val="FA029FFA"/>
@@ -25533,7 +29768,120 @@
       </w:rPr>
     </w:lvl>
   </w:abstractNum>
-  <w:abstractNum w:abstractNumId="57" w15:restartNumberingAfterBreak="0">
+  <w:abstractNum w:abstractNumId="58" w15:restartNumberingAfterBreak="0">
+    <w:nsid w:val="48BE5886"/>
+    <w:multiLevelType w:val="hybridMultilevel"/>
+    <w:tmpl w:val="9F6EC2EC"/>
+    <w:lvl w:ilvl="0" w:tplc="4009000B">
+      <w:start w:val="1"/>
+      <w:numFmt w:val="bullet"/>
+      <w:lvlText w:val=""/>
+      <w:lvlJc w:val="left"/>
+      <w:pPr>
+        <w:ind w:left="1120" w:hanging="360"/>
+      </w:pPr>
+      <w:rPr>
+        <w:rFonts w:ascii="Wingdings" w:hAnsi="Wingdings" w:hint="default"/>
+      </w:rPr>
+    </w:lvl>
+    <w:lvl w:ilvl="1" w:tplc="40090003" w:tentative="1">
+      <w:start w:val="1"/>
+      <w:numFmt w:val="bullet"/>
+      <w:lvlText w:val="o"/>
+      <w:lvlJc w:val="left"/>
+      <w:pPr>
+        <w:ind w:left="1840" w:hanging="360"/>
+      </w:pPr>
+      <w:rPr>
+        <w:rFonts w:ascii="Courier New" w:hAnsi="Courier New" w:cs="Courier New" w:hint="default"/>
+      </w:rPr>
+    </w:lvl>
+    <w:lvl w:ilvl="2" w:tplc="40090005" w:tentative="1">
+      <w:start w:val="1"/>
+      <w:numFmt w:val="bullet"/>
+      <w:lvlText w:val=""/>
+      <w:lvlJc w:val="left"/>
+      <w:pPr>
+        <w:ind w:left="2560" w:hanging="360"/>
+      </w:pPr>
+      <w:rPr>
+        <w:rFonts w:ascii="Wingdings" w:hAnsi="Wingdings" w:hint="default"/>
+      </w:rPr>
+    </w:lvl>
+    <w:lvl w:ilvl="3" w:tplc="40090001" w:tentative="1">
+      <w:start w:val="1"/>
+      <w:numFmt w:val="bullet"/>
+      <w:lvlText w:val=""/>
+      <w:lvlJc w:val="left"/>
+      <w:pPr>
+        <w:ind w:left="3280" w:hanging="360"/>
+      </w:pPr>
+      <w:rPr>
+        <w:rFonts w:ascii="Symbol" w:hAnsi="Symbol" w:hint="default"/>
+      </w:rPr>
+    </w:lvl>
+    <w:lvl w:ilvl="4" w:tplc="40090003" w:tentative="1">
+      <w:start w:val="1"/>
+      <w:numFmt w:val="bullet"/>
+      <w:lvlText w:val="o"/>
+      <w:lvlJc w:val="left"/>
+      <w:pPr>
+        <w:ind w:left="4000" w:hanging="360"/>
+      </w:pPr>
+      <w:rPr>
+        <w:rFonts w:ascii="Courier New" w:hAnsi="Courier New" w:cs="Courier New" w:hint="default"/>
+      </w:rPr>
+    </w:lvl>
+    <w:lvl w:ilvl="5" w:tplc="40090005" w:tentative="1">
+      <w:start w:val="1"/>
+      <w:numFmt w:val="bullet"/>
+      <w:lvlText w:val=""/>
+      <w:lvlJc w:val="left"/>
+      <w:pPr>
+        <w:ind w:left="4720" w:hanging="360"/>
+      </w:pPr>
+      <w:rPr>
+        <w:rFonts w:ascii="Wingdings" w:hAnsi="Wingdings" w:hint="default"/>
+      </w:rPr>
+    </w:lvl>
+    <w:lvl w:ilvl="6" w:tplc="40090001" w:tentative="1">
+      <w:start w:val="1"/>
+      <w:numFmt w:val="bullet"/>
+      <w:lvlText w:val=""/>
+      <w:lvlJc w:val="left"/>
+      <w:pPr>
+        <w:ind w:left="5440" w:hanging="360"/>
+      </w:pPr>
+      <w:rPr>
+        <w:rFonts w:ascii="Symbol" w:hAnsi="Symbol" w:hint="default"/>
+      </w:rPr>
+    </w:lvl>
+    <w:lvl w:ilvl="7" w:tplc="40090003" w:tentative="1">
+      <w:start w:val="1"/>
+      <w:numFmt w:val="bullet"/>
+      <w:lvlText w:val="o"/>
+      <w:lvlJc w:val="left"/>
+      <w:pPr>
+        <w:ind w:left="6160" w:hanging="360"/>
+      </w:pPr>
+      <w:rPr>
+        <w:rFonts w:ascii="Courier New" w:hAnsi="Courier New" w:cs="Courier New" w:hint="default"/>
+      </w:rPr>
+    </w:lvl>
+    <w:lvl w:ilvl="8" w:tplc="40090005" w:tentative="1">
+      <w:start w:val="1"/>
+      <w:numFmt w:val="bullet"/>
+      <w:lvlText w:val=""/>
+      <w:lvlJc w:val="left"/>
+      <w:pPr>
+        <w:ind w:left="6880" w:hanging="360"/>
+      </w:pPr>
+      <w:rPr>
+        <w:rFonts w:ascii="Wingdings" w:hAnsi="Wingdings" w:hint="default"/>
+      </w:rPr>
+    </w:lvl>
+  </w:abstractNum>
+  <w:abstractNum w:abstractNumId="59" w15:restartNumberingAfterBreak="0">
     <w:nsid w:val="4A9E5951"/>
     <w:multiLevelType w:val="hybridMultilevel"/>
     <w:tmpl w:val="C01C7CC2"/>
@@ -25646,7 +29994,7 @@
       </w:rPr>
     </w:lvl>
   </w:abstractNum>
-  <w:abstractNum w:abstractNumId="58" w15:restartNumberingAfterBreak="0">
+  <w:abstractNum w:abstractNumId="60" w15:restartNumberingAfterBreak="0">
     <w:nsid w:val="4BD208CD"/>
     <w:multiLevelType w:val="hybridMultilevel"/>
     <w:tmpl w:val="A53A1180"/>
@@ -25759,7 +30107,7 @@
       </w:rPr>
     </w:lvl>
   </w:abstractNum>
-  <w:abstractNum w:abstractNumId="59" w15:restartNumberingAfterBreak="0">
+  <w:abstractNum w:abstractNumId="61" w15:restartNumberingAfterBreak="0">
     <w:nsid w:val="4C342B25"/>
     <w:multiLevelType w:val="hybridMultilevel"/>
     <w:tmpl w:val="B91CD8D8"/>
@@ -25872,7 +30220,7 @@
       </w:rPr>
     </w:lvl>
   </w:abstractNum>
-  <w:abstractNum w:abstractNumId="60" w15:restartNumberingAfterBreak="0">
+  <w:abstractNum w:abstractNumId="62" w15:restartNumberingAfterBreak="0">
     <w:nsid w:val="4CAF2742"/>
     <w:multiLevelType w:val="hybridMultilevel"/>
     <w:tmpl w:val="9B382BEA"/>
@@ -25985,7 +30333,7 @@
       </w:rPr>
     </w:lvl>
   </w:abstractNum>
-  <w:abstractNum w:abstractNumId="61" w15:restartNumberingAfterBreak="0">
+  <w:abstractNum w:abstractNumId="63" w15:restartNumberingAfterBreak="0">
     <w:nsid w:val="4CB9119F"/>
     <w:multiLevelType w:val="hybridMultilevel"/>
     <w:tmpl w:val="76365076"/>
@@ -26098,7 +30446,7 @@
       </w:rPr>
     </w:lvl>
   </w:abstractNum>
-  <w:abstractNum w:abstractNumId="62" w15:restartNumberingAfterBreak="0">
+  <w:abstractNum w:abstractNumId="64" w15:restartNumberingAfterBreak="0">
     <w:nsid w:val="4F17655D"/>
     <w:multiLevelType w:val="hybridMultilevel"/>
     <w:tmpl w:val="BE60F5B4"/>
@@ -26211,7 +30559,7 @@
       </w:rPr>
     </w:lvl>
   </w:abstractNum>
-  <w:abstractNum w:abstractNumId="63" w15:restartNumberingAfterBreak="0">
+  <w:abstractNum w:abstractNumId="65" w15:restartNumberingAfterBreak="0">
     <w:nsid w:val="50E81B93"/>
     <w:multiLevelType w:val="hybridMultilevel"/>
     <w:tmpl w:val="FE8AB98C"/>
@@ -26324,7 +30672,7 @@
       </w:rPr>
     </w:lvl>
   </w:abstractNum>
-  <w:abstractNum w:abstractNumId="64" w15:restartNumberingAfterBreak="0">
+  <w:abstractNum w:abstractNumId="66" w15:restartNumberingAfterBreak="0">
     <w:nsid w:val="5207196C"/>
     <w:multiLevelType w:val="hybridMultilevel"/>
     <w:tmpl w:val="04101D70"/>
@@ -26437,7 +30785,7 @@
       </w:rPr>
     </w:lvl>
   </w:abstractNum>
-  <w:abstractNum w:abstractNumId="65" w15:restartNumberingAfterBreak="0">
+  <w:abstractNum w:abstractNumId="67" w15:restartNumberingAfterBreak="0">
     <w:nsid w:val="52E2024D"/>
     <w:multiLevelType w:val="hybridMultilevel"/>
     <w:tmpl w:val="DABA967C"/>
@@ -26550,7 +30898,7 @@
       </w:rPr>
     </w:lvl>
   </w:abstractNum>
-  <w:abstractNum w:abstractNumId="66" w15:restartNumberingAfterBreak="0">
+  <w:abstractNum w:abstractNumId="68" w15:restartNumberingAfterBreak="0">
     <w:nsid w:val="54BF6151"/>
     <w:multiLevelType w:val="hybridMultilevel"/>
     <w:tmpl w:val="F4D635F4"/>
@@ -26659,7 +31007,120 @@
       </w:pPr>
     </w:lvl>
   </w:abstractNum>
-  <w:abstractNum w:abstractNumId="67" w15:restartNumberingAfterBreak="0">
+  <w:abstractNum w:abstractNumId="69" w15:restartNumberingAfterBreak="0">
+    <w:nsid w:val="57907B68"/>
+    <w:multiLevelType w:val="hybridMultilevel"/>
+    <w:tmpl w:val="18086E02"/>
+    <w:lvl w:ilvl="0" w:tplc="4009000B">
+      <w:start w:val="1"/>
+      <w:numFmt w:val="bullet"/>
+      <w:lvlText w:val=""/>
+      <w:lvlJc w:val="left"/>
+      <w:pPr>
+        <w:ind w:left="1120" w:hanging="360"/>
+      </w:pPr>
+      <w:rPr>
+        <w:rFonts w:ascii="Wingdings" w:hAnsi="Wingdings" w:hint="default"/>
+      </w:rPr>
+    </w:lvl>
+    <w:lvl w:ilvl="1" w:tplc="40090003" w:tentative="1">
+      <w:start w:val="1"/>
+      <w:numFmt w:val="bullet"/>
+      <w:lvlText w:val="o"/>
+      <w:lvlJc w:val="left"/>
+      <w:pPr>
+        <w:ind w:left="1840" w:hanging="360"/>
+      </w:pPr>
+      <w:rPr>
+        <w:rFonts w:ascii="Courier New" w:hAnsi="Courier New" w:cs="Courier New" w:hint="default"/>
+      </w:rPr>
+    </w:lvl>
+    <w:lvl w:ilvl="2" w:tplc="40090005" w:tentative="1">
+      <w:start w:val="1"/>
+      <w:numFmt w:val="bullet"/>
+      <w:lvlText w:val=""/>
+      <w:lvlJc w:val="left"/>
+      <w:pPr>
+        <w:ind w:left="2560" w:hanging="360"/>
+      </w:pPr>
+      <w:rPr>
+        <w:rFonts w:ascii="Wingdings" w:hAnsi="Wingdings" w:hint="default"/>
+      </w:rPr>
+    </w:lvl>
+    <w:lvl w:ilvl="3" w:tplc="40090001" w:tentative="1">
+      <w:start w:val="1"/>
+      <w:numFmt w:val="bullet"/>
+      <w:lvlText w:val=""/>
+      <w:lvlJc w:val="left"/>
+      <w:pPr>
+        <w:ind w:left="3280" w:hanging="360"/>
+      </w:pPr>
+      <w:rPr>
+        <w:rFonts w:ascii="Symbol" w:hAnsi="Symbol" w:hint="default"/>
+      </w:rPr>
+    </w:lvl>
+    <w:lvl w:ilvl="4" w:tplc="40090003" w:tentative="1">
+      <w:start w:val="1"/>
+      <w:numFmt w:val="bullet"/>
+      <w:lvlText w:val="o"/>
+      <w:lvlJc w:val="left"/>
+      <w:pPr>
+        <w:ind w:left="4000" w:hanging="360"/>
+      </w:pPr>
+      <w:rPr>
+        <w:rFonts w:ascii="Courier New" w:hAnsi="Courier New" w:cs="Courier New" w:hint="default"/>
+      </w:rPr>
+    </w:lvl>
+    <w:lvl w:ilvl="5" w:tplc="40090005" w:tentative="1">
+      <w:start w:val="1"/>
+      <w:numFmt w:val="bullet"/>
+      <w:lvlText w:val=""/>
+      <w:lvlJc w:val="left"/>
+      <w:pPr>
+        <w:ind w:left="4720" w:hanging="360"/>
+      </w:pPr>
+      <w:rPr>
+        <w:rFonts w:ascii="Wingdings" w:hAnsi="Wingdings" w:hint="default"/>
+      </w:rPr>
+    </w:lvl>
+    <w:lvl w:ilvl="6" w:tplc="40090001" w:tentative="1">
+      <w:start w:val="1"/>
+      <w:numFmt w:val="bullet"/>
+      <w:lvlText w:val=""/>
+      <w:lvlJc w:val="left"/>
+      <w:pPr>
+        <w:ind w:left="5440" w:hanging="360"/>
+      </w:pPr>
+      <w:rPr>
+        <w:rFonts w:ascii="Symbol" w:hAnsi="Symbol" w:hint="default"/>
+      </w:rPr>
+    </w:lvl>
+    <w:lvl w:ilvl="7" w:tplc="40090003" w:tentative="1">
+      <w:start w:val="1"/>
+      <w:numFmt w:val="bullet"/>
+      <w:lvlText w:val="o"/>
+      <w:lvlJc w:val="left"/>
+      <w:pPr>
+        <w:ind w:left="6160" w:hanging="360"/>
+      </w:pPr>
+      <w:rPr>
+        <w:rFonts w:ascii="Courier New" w:hAnsi="Courier New" w:cs="Courier New" w:hint="default"/>
+      </w:rPr>
+    </w:lvl>
+    <w:lvl w:ilvl="8" w:tplc="40090005" w:tentative="1">
+      <w:start w:val="1"/>
+      <w:numFmt w:val="bullet"/>
+      <w:lvlText w:val=""/>
+      <w:lvlJc w:val="left"/>
+      <w:pPr>
+        <w:ind w:left="6880" w:hanging="360"/>
+      </w:pPr>
+      <w:rPr>
+        <w:rFonts w:ascii="Wingdings" w:hAnsi="Wingdings" w:hint="default"/>
+      </w:rPr>
+    </w:lvl>
+  </w:abstractNum>
+  <w:abstractNum w:abstractNumId="70" w15:restartNumberingAfterBreak="0">
     <w:nsid w:val="5BE47E43"/>
     <w:multiLevelType w:val="hybridMultilevel"/>
     <w:tmpl w:val="EF3EAED2"/>
@@ -26772,7 +31233,7 @@
       </w:rPr>
     </w:lvl>
   </w:abstractNum>
-  <w:abstractNum w:abstractNumId="68" w15:restartNumberingAfterBreak="0">
+  <w:abstractNum w:abstractNumId="71" w15:restartNumberingAfterBreak="0">
     <w:nsid w:val="5C0D2947"/>
     <w:multiLevelType w:val="hybridMultilevel"/>
     <w:tmpl w:val="8CAAD732"/>
@@ -26885,7 +31346,7 @@
       </w:rPr>
     </w:lvl>
   </w:abstractNum>
-  <w:abstractNum w:abstractNumId="69" w15:restartNumberingAfterBreak="0">
+  <w:abstractNum w:abstractNumId="72" w15:restartNumberingAfterBreak="0">
     <w:nsid w:val="5D4D2BDD"/>
     <w:multiLevelType w:val="hybridMultilevel"/>
     <w:tmpl w:val="14A8EAC6"/>
@@ -26998,7 +31459,7 @@
       </w:rPr>
     </w:lvl>
   </w:abstractNum>
-  <w:abstractNum w:abstractNumId="70" w15:restartNumberingAfterBreak="0">
+  <w:abstractNum w:abstractNumId="73" w15:restartNumberingAfterBreak="0">
     <w:nsid w:val="620D5486"/>
     <w:multiLevelType w:val="hybridMultilevel"/>
     <w:tmpl w:val="728869EC"/>
@@ -27111,7 +31572,7 @@
       </w:rPr>
     </w:lvl>
   </w:abstractNum>
-  <w:abstractNum w:abstractNumId="71" w15:restartNumberingAfterBreak="0">
+  <w:abstractNum w:abstractNumId="74" w15:restartNumberingAfterBreak="0">
     <w:nsid w:val="663A7E4C"/>
     <w:multiLevelType w:val="hybridMultilevel"/>
     <w:tmpl w:val="14463E10"/>
@@ -27224,7 +31685,7 @@
       </w:rPr>
     </w:lvl>
   </w:abstractNum>
-  <w:abstractNum w:abstractNumId="72" w15:restartNumberingAfterBreak="0">
+  <w:abstractNum w:abstractNumId="75" w15:restartNumberingAfterBreak="0">
     <w:nsid w:val="666E6981"/>
     <w:multiLevelType w:val="hybridMultilevel"/>
     <w:tmpl w:val="7B527FA6"/>
@@ -27337,7 +31798,7 @@
       </w:rPr>
     </w:lvl>
   </w:abstractNum>
-  <w:abstractNum w:abstractNumId="73" w15:restartNumberingAfterBreak="0">
+  <w:abstractNum w:abstractNumId="76" w15:restartNumberingAfterBreak="0">
     <w:nsid w:val="66B62DBB"/>
     <w:multiLevelType w:val="hybridMultilevel"/>
     <w:tmpl w:val="10D04886"/>
@@ -27450,7 +31911,7 @@
       </w:rPr>
     </w:lvl>
   </w:abstractNum>
-  <w:abstractNum w:abstractNumId="74" w15:restartNumberingAfterBreak="0">
+  <w:abstractNum w:abstractNumId="77" w15:restartNumberingAfterBreak="0">
     <w:nsid w:val="68E44562"/>
     <w:multiLevelType w:val="hybridMultilevel"/>
     <w:tmpl w:val="0952F2F2"/>
@@ -27563,7 +32024,7 @@
       </w:rPr>
     </w:lvl>
   </w:abstractNum>
-  <w:abstractNum w:abstractNumId="75" w15:restartNumberingAfterBreak="0">
+  <w:abstractNum w:abstractNumId="78" w15:restartNumberingAfterBreak="0">
     <w:nsid w:val="6C1238A2"/>
     <w:multiLevelType w:val="hybridMultilevel"/>
     <w:tmpl w:val="6BB2EB5C"/>
@@ -27676,7 +32137,7 @@
       </w:rPr>
     </w:lvl>
   </w:abstractNum>
-  <w:abstractNum w:abstractNumId="76" w15:restartNumberingAfterBreak="0">
+  <w:abstractNum w:abstractNumId="79" w15:restartNumberingAfterBreak="0">
     <w:nsid w:val="6E5F7AAF"/>
     <w:multiLevelType w:val="hybridMultilevel"/>
     <w:tmpl w:val="BF92D5CC"/>
@@ -27762,7 +32223,7 @@
       </w:pPr>
     </w:lvl>
   </w:abstractNum>
-  <w:abstractNum w:abstractNumId="77" w15:restartNumberingAfterBreak="0">
+  <w:abstractNum w:abstractNumId="80" w15:restartNumberingAfterBreak="0">
     <w:nsid w:val="6EA169CE"/>
     <w:multiLevelType w:val="hybridMultilevel"/>
     <w:tmpl w:val="9FC6F552"/>
@@ -27875,7 +32336,7 @@
       </w:rPr>
     </w:lvl>
   </w:abstractNum>
-  <w:abstractNum w:abstractNumId="78" w15:restartNumberingAfterBreak="0">
+  <w:abstractNum w:abstractNumId="81" w15:restartNumberingAfterBreak="0">
     <w:nsid w:val="6EFF7CF0"/>
     <w:multiLevelType w:val="hybridMultilevel"/>
     <w:tmpl w:val="8D48AE6A"/>
@@ -27988,7 +32449,7 @@
       </w:rPr>
     </w:lvl>
   </w:abstractNum>
-  <w:abstractNum w:abstractNumId="79" w15:restartNumberingAfterBreak="0">
+  <w:abstractNum w:abstractNumId="82" w15:restartNumberingAfterBreak="0">
     <w:nsid w:val="70390210"/>
     <w:multiLevelType w:val="hybridMultilevel"/>
     <w:tmpl w:val="90EC57DC"/>
@@ -28101,7 +32562,7 @@
       </w:rPr>
     </w:lvl>
   </w:abstractNum>
-  <w:abstractNum w:abstractNumId="80" w15:restartNumberingAfterBreak="0">
+  <w:abstractNum w:abstractNumId="83" w15:restartNumberingAfterBreak="0">
     <w:nsid w:val="726C5FE7"/>
     <w:multiLevelType w:val="hybridMultilevel"/>
     <w:tmpl w:val="A890511E"/>
@@ -28214,7 +32675,7 @@
       </w:rPr>
     </w:lvl>
   </w:abstractNum>
-  <w:abstractNum w:abstractNumId="81" w15:restartNumberingAfterBreak="0">
+  <w:abstractNum w:abstractNumId="84" w15:restartNumberingAfterBreak="0">
     <w:nsid w:val="75BB5B9A"/>
     <w:multiLevelType w:val="hybridMultilevel"/>
     <w:tmpl w:val="E1D66F90"/>
@@ -28327,7 +32788,7 @@
       </w:rPr>
     </w:lvl>
   </w:abstractNum>
-  <w:abstractNum w:abstractNumId="82" w15:restartNumberingAfterBreak="0">
+  <w:abstractNum w:abstractNumId="85" w15:restartNumberingAfterBreak="0">
     <w:nsid w:val="76F26BA8"/>
     <w:multiLevelType w:val="hybridMultilevel"/>
     <w:tmpl w:val="916EB77C"/>
@@ -28440,7 +32901,7 @@
       </w:rPr>
     </w:lvl>
   </w:abstractNum>
-  <w:abstractNum w:abstractNumId="83" w15:restartNumberingAfterBreak="0">
+  <w:abstractNum w:abstractNumId="86" w15:restartNumberingAfterBreak="0">
     <w:nsid w:val="78D4407D"/>
     <w:multiLevelType w:val="hybridMultilevel"/>
     <w:tmpl w:val="9C6A39B8"/>
@@ -28553,7 +33014,7 @@
       </w:rPr>
     </w:lvl>
   </w:abstractNum>
-  <w:abstractNum w:abstractNumId="84" w15:restartNumberingAfterBreak="0">
+  <w:abstractNum w:abstractNumId="87" w15:restartNumberingAfterBreak="0">
     <w:nsid w:val="78FF1992"/>
     <w:multiLevelType w:val="hybridMultilevel"/>
     <w:tmpl w:val="3E304C16"/>
@@ -28666,7 +33127,7 @@
       </w:rPr>
     </w:lvl>
   </w:abstractNum>
-  <w:abstractNum w:abstractNumId="85" w15:restartNumberingAfterBreak="0">
+  <w:abstractNum w:abstractNumId="88" w15:restartNumberingAfterBreak="0">
     <w:nsid w:val="7A850844"/>
     <w:multiLevelType w:val="hybridMultilevel"/>
     <w:tmpl w:val="8D24419A"/>
@@ -28779,7 +33240,7 @@
       </w:rPr>
     </w:lvl>
   </w:abstractNum>
-  <w:abstractNum w:abstractNumId="86" w15:restartNumberingAfterBreak="0">
+  <w:abstractNum w:abstractNumId="89" w15:restartNumberingAfterBreak="0">
     <w:nsid w:val="7A9E48D1"/>
     <w:multiLevelType w:val="hybridMultilevel"/>
     <w:tmpl w:val="7C2C2C78"/>
@@ -28892,7 +33353,7 @@
       </w:rPr>
     </w:lvl>
   </w:abstractNum>
-  <w:abstractNum w:abstractNumId="87" w15:restartNumberingAfterBreak="0">
+  <w:abstractNum w:abstractNumId="90" w15:restartNumberingAfterBreak="0">
     <w:nsid w:val="7B067406"/>
     <w:multiLevelType w:val="hybridMultilevel"/>
     <w:tmpl w:val="B7EEC058"/>
@@ -29005,7 +33466,7 @@
       </w:rPr>
     </w:lvl>
   </w:abstractNum>
-  <w:abstractNum w:abstractNumId="88" w15:restartNumberingAfterBreak="0">
+  <w:abstractNum w:abstractNumId="91" w15:restartNumberingAfterBreak="0">
     <w:nsid w:val="7CA93F11"/>
     <w:multiLevelType w:val="hybridMultilevel"/>
     <w:tmpl w:val="52BC6E0A"/>
@@ -29118,7 +33579,7 @@
       </w:rPr>
     </w:lvl>
   </w:abstractNum>
-  <w:abstractNum w:abstractNumId="89" w15:restartNumberingAfterBreak="0">
+  <w:abstractNum w:abstractNumId="92" w15:restartNumberingAfterBreak="0">
     <w:nsid w:val="7E1711BB"/>
     <w:multiLevelType w:val="hybridMultilevel"/>
     <w:tmpl w:val="EBD83B5A"/>
@@ -29231,7 +33692,7 @@
       </w:rPr>
     </w:lvl>
   </w:abstractNum>
-  <w:abstractNum w:abstractNumId="90" w15:restartNumberingAfterBreak="0">
+  <w:abstractNum w:abstractNumId="93" w15:restartNumberingAfterBreak="0">
     <w:nsid w:val="7E6703BC"/>
     <w:multiLevelType w:val="hybridMultilevel"/>
     <w:tmpl w:val="01347444"/>
@@ -29345,7 +33806,7 @@
     </w:lvl>
   </w:abstractNum>
   <w:num w:numId="1" w16cid:durableId="234126080">
-    <w:abstractNumId w:val="66"/>
+    <w:abstractNumId w:val="68"/>
   </w:num>
   <w:num w:numId="2" w16cid:durableId="1827168422">
     <w:abstractNumId w:val="24"/>
@@ -29357,142 +33818,142 @@
     <w:abstractNumId w:val="16"/>
   </w:num>
   <w:num w:numId="5" w16cid:durableId="2053652926">
-    <w:abstractNumId w:val="56"/>
+    <w:abstractNumId w:val="57"/>
   </w:num>
   <w:num w:numId="6" w16cid:durableId="120808992">
-    <w:abstractNumId w:val="31"/>
+    <w:abstractNumId w:val="32"/>
   </w:num>
   <w:num w:numId="7" w16cid:durableId="1196692114">
-    <w:abstractNumId w:val="27"/>
+    <w:abstractNumId w:val="28"/>
   </w:num>
   <w:num w:numId="8" w16cid:durableId="446656441">
-    <w:abstractNumId w:val="68"/>
+    <w:abstractNumId w:val="71"/>
   </w:num>
   <w:num w:numId="9" w16cid:durableId="698819531">
-    <w:abstractNumId w:val="69"/>
+    <w:abstractNumId w:val="72"/>
   </w:num>
   <w:num w:numId="10" w16cid:durableId="1527332008">
-    <w:abstractNumId w:val="52"/>
+    <w:abstractNumId w:val="53"/>
   </w:num>
   <w:num w:numId="11" w16cid:durableId="1770158062">
-    <w:abstractNumId w:val="36"/>
+    <w:abstractNumId w:val="37"/>
   </w:num>
   <w:num w:numId="12" w16cid:durableId="839471443">
     <w:abstractNumId w:val="21"/>
   </w:num>
   <w:num w:numId="13" w16cid:durableId="1625767979">
-    <w:abstractNumId w:val="83"/>
+    <w:abstractNumId w:val="86"/>
   </w:num>
   <w:num w:numId="14" w16cid:durableId="712922381">
     <w:abstractNumId w:val="22"/>
   </w:num>
   <w:num w:numId="15" w16cid:durableId="1509248443">
-    <w:abstractNumId w:val="45"/>
+    <w:abstractNumId w:val="46"/>
   </w:num>
   <w:num w:numId="16" w16cid:durableId="1388600950">
     <w:abstractNumId w:val="18"/>
   </w:num>
   <w:num w:numId="17" w16cid:durableId="63383461">
-    <w:abstractNumId w:val="32"/>
+    <w:abstractNumId w:val="33"/>
   </w:num>
   <w:num w:numId="18" w16cid:durableId="1959605983">
-    <w:abstractNumId w:val="49"/>
+    <w:abstractNumId w:val="50"/>
   </w:num>
   <w:num w:numId="19" w16cid:durableId="1251352226">
-    <w:abstractNumId w:val="65"/>
+    <w:abstractNumId w:val="67"/>
   </w:num>
   <w:num w:numId="20" w16cid:durableId="1579706643">
-    <w:abstractNumId w:val="67"/>
+    <w:abstractNumId w:val="70"/>
   </w:num>
   <w:num w:numId="21" w16cid:durableId="616908098">
-    <w:abstractNumId w:val="50"/>
+    <w:abstractNumId w:val="51"/>
   </w:num>
   <w:num w:numId="22" w16cid:durableId="1590456493">
+    <w:abstractNumId w:val="81"/>
+  </w:num>
+  <w:num w:numId="23" w16cid:durableId="1853490051">
     <w:abstractNumId w:val="78"/>
   </w:num>
-  <w:num w:numId="23" w16cid:durableId="1853490051">
-    <w:abstractNumId w:val="75"/>
-  </w:num>
   <w:num w:numId="24" w16cid:durableId="489753068">
-    <w:abstractNumId w:val="53"/>
+    <w:abstractNumId w:val="54"/>
   </w:num>
   <w:num w:numId="25" w16cid:durableId="470750842">
-    <w:abstractNumId w:val="89"/>
+    <w:abstractNumId w:val="92"/>
   </w:num>
   <w:num w:numId="26" w16cid:durableId="1286622340">
-    <w:abstractNumId w:val="40"/>
+    <w:abstractNumId w:val="41"/>
   </w:num>
   <w:num w:numId="27" w16cid:durableId="675691640">
     <w:abstractNumId w:val="26"/>
   </w:num>
   <w:num w:numId="28" w16cid:durableId="942416099">
-    <w:abstractNumId w:val="59"/>
+    <w:abstractNumId w:val="61"/>
   </w:num>
   <w:num w:numId="29" w16cid:durableId="354500318">
-    <w:abstractNumId w:val="86"/>
+    <w:abstractNumId w:val="89"/>
   </w:num>
   <w:num w:numId="30" w16cid:durableId="555707672">
-    <w:abstractNumId w:val="84"/>
+    <w:abstractNumId w:val="87"/>
   </w:num>
   <w:num w:numId="31" w16cid:durableId="1227456296">
     <w:abstractNumId w:val="4"/>
   </w:num>
   <w:num w:numId="32" w16cid:durableId="241791814">
-    <w:abstractNumId w:val="35"/>
+    <w:abstractNumId w:val="36"/>
   </w:num>
   <w:num w:numId="33" w16cid:durableId="297877559">
-    <w:abstractNumId w:val="63"/>
+    <w:abstractNumId w:val="65"/>
   </w:num>
   <w:num w:numId="34" w16cid:durableId="1954240346">
-    <w:abstractNumId w:val="76"/>
+    <w:abstractNumId w:val="79"/>
   </w:num>
   <w:num w:numId="35" w16cid:durableId="1758016530">
-    <w:abstractNumId w:val="64"/>
+    <w:abstractNumId w:val="66"/>
   </w:num>
   <w:num w:numId="36" w16cid:durableId="101455697">
-    <w:abstractNumId w:val="42"/>
+    <w:abstractNumId w:val="43"/>
   </w:num>
   <w:num w:numId="37" w16cid:durableId="2089768025">
     <w:abstractNumId w:val="20"/>
   </w:num>
   <w:num w:numId="38" w16cid:durableId="1312558408">
-    <w:abstractNumId w:val="34"/>
+    <w:abstractNumId w:val="35"/>
   </w:num>
   <w:num w:numId="39" w16cid:durableId="988555030">
-    <w:abstractNumId w:val="48"/>
+    <w:abstractNumId w:val="49"/>
   </w:num>
   <w:num w:numId="40" w16cid:durableId="497041544">
-    <w:abstractNumId w:val="79"/>
+    <w:abstractNumId w:val="82"/>
   </w:num>
   <w:num w:numId="41" w16cid:durableId="1098863632">
-    <w:abstractNumId w:val="46"/>
+    <w:abstractNumId w:val="47"/>
   </w:num>
   <w:num w:numId="42" w16cid:durableId="2087998300">
-    <w:abstractNumId w:val="51"/>
+    <w:abstractNumId w:val="52"/>
   </w:num>
   <w:num w:numId="43" w16cid:durableId="32077361">
-    <w:abstractNumId w:val="85"/>
+    <w:abstractNumId w:val="88"/>
   </w:num>
   <w:num w:numId="44" w16cid:durableId="195629393">
     <w:abstractNumId w:val="6"/>
   </w:num>
   <w:num w:numId="45" w16cid:durableId="122306412">
-    <w:abstractNumId w:val="55"/>
+    <w:abstractNumId w:val="56"/>
   </w:num>
   <w:num w:numId="46" w16cid:durableId="1157845596">
-    <w:abstractNumId w:val="70"/>
+    <w:abstractNumId w:val="73"/>
   </w:num>
   <w:num w:numId="47" w16cid:durableId="2079740825">
-    <w:abstractNumId w:val="60"/>
+    <w:abstractNumId w:val="62"/>
   </w:num>
   <w:num w:numId="48" w16cid:durableId="825440182">
-    <w:abstractNumId w:val="77"/>
+    <w:abstractNumId w:val="80"/>
   </w:num>
   <w:num w:numId="49" w16cid:durableId="182594935">
-    <w:abstractNumId w:val="82"/>
+    <w:abstractNumId w:val="85"/>
   </w:num>
   <w:num w:numId="50" w16cid:durableId="1308360786">
-    <w:abstractNumId w:val="90"/>
+    <w:abstractNumId w:val="93"/>
   </w:num>
   <w:num w:numId="51" w16cid:durableId="1632978932">
     <w:abstractNumId w:val="17"/>
@@ -29507,16 +33968,16 @@
     <w:abstractNumId w:val="8"/>
   </w:num>
   <w:num w:numId="55" w16cid:durableId="1529443842">
-    <w:abstractNumId w:val="81"/>
+    <w:abstractNumId w:val="84"/>
   </w:num>
   <w:num w:numId="56" w16cid:durableId="189415164">
     <w:abstractNumId w:val="9"/>
   </w:num>
   <w:num w:numId="57" w16cid:durableId="1594314221">
-    <w:abstractNumId w:val="61"/>
+    <w:abstractNumId w:val="63"/>
   </w:num>
   <w:num w:numId="58" w16cid:durableId="1226257099">
-    <w:abstractNumId w:val="58"/>
+    <w:abstractNumId w:val="60"/>
   </w:num>
   <w:num w:numId="59" w16cid:durableId="1419328051">
     <w:abstractNumId w:val="3"/>
@@ -29525,49 +33986,49 @@
     <w:abstractNumId w:val="23"/>
   </w:num>
   <w:num w:numId="61" w16cid:durableId="630017495">
-    <w:abstractNumId w:val="74"/>
+    <w:abstractNumId w:val="77"/>
   </w:num>
   <w:num w:numId="62" w16cid:durableId="1282304201">
-    <w:abstractNumId w:val="41"/>
+    <w:abstractNumId w:val="42"/>
   </w:num>
   <w:num w:numId="63" w16cid:durableId="1717508633">
-    <w:abstractNumId w:val="73"/>
+    <w:abstractNumId w:val="76"/>
   </w:num>
   <w:num w:numId="64" w16cid:durableId="1437024406">
-    <w:abstractNumId w:val="88"/>
+    <w:abstractNumId w:val="91"/>
   </w:num>
   <w:num w:numId="65" w16cid:durableId="1457289484">
     <w:abstractNumId w:val="11"/>
   </w:num>
   <w:num w:numId="66" w16cid:durableId="2044553889">
-    <w:abstractNumId w:val="72"/>
+    <w:abstractNumId w:val="75"/>
   </w:num>
   <w:num w:numId="67" w16cid:durableId="476344594">
     <w:abstractNumId w:val="25"/>
   </w:num>
   <w:num w:numId="68" w16cid:durableId="654841836">
-    <w:abstractNumId w:val="71"/>
+    <w:abstractNumId w:val="74"/>
   </w:num>
   <w:num w:numId="69" w16cid:durableId="65881997">
-    <w:abstractNumId w:val="33"/>
+    <w:abstractNumId w:val="34"/>
   </w:num>
   <w:num w:numId="70" w16cid:durableId="356779715">
-    <w:abstractNumId w:val="29"/>
+    <w:abstractNumId w:val="30"/>
   </w:num>
   <w:num w:numId="71" w16cid:durableId="1630354395">
     <w:abstractNumId w:val="7"/>
   </w:num>
   <w:num w:numId="72" w16cid:durableId="760300450">
-    <w:abstractNumId w:val="62"/>
+    <w:abstractNumId w:val="64"/>
   </w:num>
   <w:num w:numId="73" w16cid:durableId="1148521502">
     <w:abstractNumId w:val="13"/>
   </w:num>
   <w:num w:numId="74" w16cid:durableId="1531189807">
-    <w:abstractNumId w:val="43"/>
+    <w:abstractNumId w:val="44"/>
   </w:num>
   <w:num w:numId="75" w16cid:durableId="725035450">
-    <w:abstractNumId w:val="87"/>
+    <w:abstractNumId w:val="90"/>
   </w:num>
   <w:num w:numId="76" w16cid:durableId="1017198522">
     <w:abstractNumId w:val="12"/>
@@ -29582,10 +34043,10 @@
     <w:abstractNumId w:val="1"/>
   </w:num>
   <w:num w:numId="80" w16cid:durableId="1312519575">
-    <w:abstractNumId w:val="80"/>
+    <w:abstractNumId w:val="83"/>
   </w:num>
   <w:num w:numId="81" w16cid:durableId="895311985">
-    <w:abstractNumId w:val="37"/>
+    <w:abstractNumId w:val="38"/>
   </w:num>
   <w:num w:numId="82" w16cid:durableId="546452723">
     <w:abstractNumId w:val="5"/>
@@ -29594,28 +34055,37 @@
     <w:abstractNumId w:val="2"/>
   </w:num>
   <w:num w:numId="84" w16cid:durableId="2044205207">
-    <w:abstractNumId w:val="30"/>
+    <w:abstractNumId w:val="31"/>
   </w:num>
   <w:num w:numId="85" w16cid:durableId="1101948288">
-    <w:abstractNumId w:val="28"/>
+    <w:abstractNumId w:val="29"/>
   </w:num>
   <w:num w:numId="86" w16cid:durableId="1406686221">
-    <w:abstractNumId w:val="47"/>
+    <w:abstractNumId w:val="48"/>
   </w:num>
   <w:num w:numId="87" w16cid:durableId="1351566751">
-    <w:abstractNumId w:val="38"/>
+    <w:abstractNumId w:val="39"/>
   </w:num>
   <w:num w:numId="88" w16cid:durableId="2095471439">
-    <w:abstractNumId w:val="39"/>
+    <w:abstractNumId w:val="40"/>
   </w:num>
   <w:num w:numId="89" w16cid:durableId="1182671355">
-    <w:abstractNumId w:val="57"/>
+    <w:abstractNumId w:val="59"/>
   </w:num>
   <w:num w:numId="90" w16cid:durableId="551426170">
-    <w:abstractNumId w:val="44"/>
+    <w:abstractNumId w:val="45"/>
   </w:num>
   <w:num w:numId="91" w16cid:durableId="937516756">
-    <w:abstractNumId w:val="54"/>
+    <w:abstractNumId w:val="55"/>
+  </w:num>
+  <w:num w:numId="92" w16cid:durableId="699359183">
+    <w:abstractNumId w:val="58"/>
+  </w:num>
+  <w:num w:numId="93" w16cid:durableId="181238340">
+    <w:abstractNumId w:val="69"/>
+  </w:num>
+  <w:num w:numId="94" w16cid:durableId="446391950">
+    <w:abstractNumId w:val="27"/>
   </w:num>
   <w:numIdMacAtCleanup w:val="91"/>
 </w:numbering>

--- a/Daily Report of Project.docx
+++ b/Daily Report of Project.docx
@@ -23009,6 +23009,806 @@
               </w:rPr>
               <w:t xml:space="preserve"> </w:t>
             </w:r>
+            <w:r>
+              <w:rPr>
+                <w:rFonts w:ascii="Times New Roman" w:hAnsi="Times New Roman" w:cs="Times New Roman"/>
+                <w:b/>
+                <w:bCs/>
+              </w:rPr>
+              <w:t>Backend Auth</w:t>
+            </w:r>
+          </w:p>
+          <w:p>
+            <w:pPr>
+              <w:pStyle w:val="ListParagraph"/>
+              <w:numPr>
+                <w:ilvl w:val="0"/>
+                <w:numId w:val="95"/>
+              </w:numPr>
+              <w:ind w:left="868"/>
+              <w:rPr>
+                <w:rFonts w:ascii="Times New Roman" w:hAnsi="Times New Roman" w:cs="Times New Roman"/>
+              </w:rPr>
+            </w:pPr>
+            <w:r>
+              <w:rPr>
+                <w:rFonts w:ascii="Times New Roman" w:hAnsi="Times New Roman" w:cs="Times New Roman"/>
+              </w:rPr>
+              <w:t xml:space="preserve">Create routes/auth.js </w:t>
+            </w:r>
+          </w:p>
+          <w:p>
+            <w:pPr>
+              <w:pStyle w:val="ListParagraph"/>
+              <w:numPr>
+                <w:ilvl w:val="0"/>
+                <w:numId w:val="95"/>
+              </w:numPr>
+              <w:ind w:left="868"/>
+              <w:rPr>
+                <w:rFonts w:ascii="Times New Roman" w:hAnsi="Times New Roman" w:cs="Times New Roman"/>
+              </w:rPr>
+            </w:pPr>
+            <w:r>
+              <w:rPr>
+                <w:rFonts w:ascii="Times New Roman" w:hAnsi="Times New Roman" w:cs="Times New Roman"/>
+              </w:rPr>
+              <w:t xml:space="preserve">Use </w:t>
+            </w:r>
+            <w:proofErr w:type="spellStart"/>
+            <w:r>
+              <w:rPr>
+                <w:rFonts w:ascii="Times New Roman" w:hAnsi="Times New Roman" w:cs="Times New Roman"/>
+              </w:rPr>
+              <w:t>bcrypt</w:t>
+            </w:r>
+            <w:proofErr w:type="spellEnd"/>
+            <w:r>
+              <w:rPr>
+                <w:rFonts w:ascii="Times New Roman" w:hAnsi="Times New Roman" w:cs="Times New Roman"/>
+              </w:rPr>
+              <w:t xml:space="preserve"> to compare password + </w:t>
+            </w:r>
+            <w:proofErr w:type="spellStart"/>
+            <w:r>
+              <w:rPr>
+                <w:rFonts w:ascii="Times New Roman" w:hAnsi="Times New Roman" w:cs="Times New Roman"/>
+              </w:rPr>
+              <w:t>jsonwebtoken</w:t>
+            </w:r>
+            <w:proofErr w:type="spellEnd"/>
+            <w:r>
+              <w:rPr>
+                <w:rFonts w:ascii="Times New Roman" w:hAnsi="Times New Roman" w:cs="Times New Roman"/>
+              </w:rPr>
+              <w:t xml:space="preserve"> to </w:t>
+            </w:r>
+            <w:proofErr w:type="spellStart"/>
+            <w:r>
+              <w:rPr>
+                <w:rFonts w:ascii="Times New Roman" w:hAnsi="Times New Roman" w:cs="Times New Roman"/>
+              </w:rPr>
+              <w:t>crete</w:t>
+            </w:r>
+            <w:proofErr w:type="spellEnd"/>
+            <w:r>
+              <w:rPr>
+                <w:rFonts w:ascii="Times New Roman" w:hAnsi="Times New Roman" w:cs="Times New Roman"/>
+              </w:rPr>
+              <w:t xml:space="preserve"> token</w:t>
+            </w:r>
+          </w:p>
+          <w:p>
+            <w:pPr>
+              <w:pStyle w:val="ListParagraph"/>
+              <w:numPr>
+                <w:ilvl w:val="0"/>
+                <w:numId w:val="95"/>
+              </w:numPr>
+              <w:ind w:left="868"/>
+              <w:rPr>
+                <w:rFonts w:ascii="Times New Roman" w:hAnsi="Times New Roman" w:cs="Times New Roman"/>
+              </w:rPr>
+            </w:pPr>
+            <w:r>
+              <w:rPr>
+                <w:rFonts w:ascii="Times New Roman" w:hAnsi="Times New Roman" w:cs="Times New Roman"/>
+              </w:rPr>
+              <w:t>Create middleware/auth.js to verify JWT without DB</w:t>
+            </w:r>
+          </w:p>
+          <w:p>
+            <w:pPr>
+              <w:pStyle w:val="ListParagraph"/>
+              <w:numPr>
+                <w:ilvl w:val="0"/>
+                <w:numId w:val="95"/>
+              </w:numPr>
+              <w:ind w:left="868"/>
+              <w:rPr>
+                <w:rFonts w:ascii="Times New Roman" w:hAnsi="Times New Roman" w:cs="Times New Roman"/>
+              </w:rPr>
+            </w:pPr>
+            <w:r>
+              <w:rPr>
+                <w:rFonts w:ascii="Times New Roman" w:hAnsi="Times New Roman" w:cs="Times New Roman"/>
+              </w:rPr>
+              <w:t xml:space="preserve">Add JWT_SECRET = </w:t>
+            </w:r>
+            <w:r>
+              <w:rPr>
+                <w:rFonts w:ascii="Times New Roman" w:hAnsi="Times New Roman" w:cs="Times New Roman"/>
+              </w:rPr>
+              <w:t>logguard_secret_123</w:t>
+            </w:r>
+            <w:r>
+              <w:rPr>
+                <w:rFonts w:ascii="Times New Roman" w:hAnsi="Times New Roman" w:cs="Times New Roman"/>
+              </w:rPr>
+              <w:t xml:space="preserve"> </w:t>
+            </w:r>
+            <w:proofErr w:type="gramStart"/>
+            <w:r>
+              <w:rPr>
+                <w:rFonts w:ascii="Times New Roman" w:hAnsi="Times New Roman" w:cs="Times New Roman"/>
+              </w:rPr>
+              <w:t>in .env</w:t>
+            </w:r>
+            <w:proofErr w:type="gramEnd"/>
+          </w:p>
+          <w:p>
+            <w:pPr>
+              <w:pStyle w:val="ListParagraph"/>
+              <w:numPr>
+                <w:ilvl w:val="0"/>
+                <w:numId w:val="95"/>
+              </w:numPr>
+              <w:ind w:left="868"/>
+              <w:rPr>
+                <w:rFonts w:ascii="Times New Roman" w:hAnsi="Times New Roman" w:cs="Times New Roman"/>
+              </w:rPr>
+            </w:pPr>
+            <w:r>
+              <w:rPr>
+                <w:rFonts w:ascii="Times New Roman" w:hAnsi="Times New Roman" w:cs="Times New Roman"/>
+              </w:rPr>
+              <w:t>Test login in Postman: should return {token, user}</w:t>
+            </w:r>
+          </w:p>
+          <w:p>
+            <w:pPr>
+              <w:numPr>
+                <w:ilvl w:val="0"/>
+                <w:numId w:val="3"/>
+              </w:numPr>
+              <w:rPr>
+                <w:rFonts w:ascii="Times New Roman" w:hAnsi="Times New Roman" w:cs="Times New Roman"/>
+              </w:rPr>
+            </w:pPr>
+            <w:r>
+              <w:rPr>
+                <w:rFonts w:ascii="Times New Roman" w:hAnsi="Times New Roman" w:cs="Times New Roman"/>
+                <w:b/>
+                <w:bCs/>
+              </w:rPr>
+              <w:t>Frontend Auth</w:t>
+            </w:r>
+          </w:p>
+          <w:p>
+            <w:pPr>
+              <w:pStyle w:val="ListParagraph"/>
+              <w:numPr>
+                <w:ilvl w:val="0"/>
+                <w:numId w:val="96"/>
+              </w:numPr>
+              <w:ind w:left="868"/>
+              <w:rPr>
+                <w:rFonts w:ascii="Times New Roman" w:hAnsi="Times New Roman" w:cs="Times New Roman"/>
+              </w:rPr>
+            </w:pPr>
+            <w:r>
+              <w:rPr>
+                <w:rFonts w:ascii="Times New Roman" w:hAnsi="Times New Roman" w:cs="Times New Roman"/>
+              </w:rPr>
+              <w:t xml:space="preserve">After login success → </w:t>
+            </w:r>
+            <w:proofErr w:type="spellStart"/>
+            <w:r>
+              <w:rPr>
+                <w:rFonts w:ascii="Times New Roman" w:hAnsi="Times New Roman" w:cs="Times New Roman"/>
+              </w:rPr>
+              <w:t>localStorage.setItem</w:t>
+            </w:r>
+            <w:proofErr w:type="spellEnd"/>
+            <w:r>
+              <w:rPr>
+                <w:rFonts w:ascii="Times New Roman" w:hAnsi="Times New Roman" w:cs="Times New Roman"/>
+              </w:rPr>
+              <w:t xml:space="preserve">(“token”, </w:t>
+            </w:r>
+            <w:proofErr w:type="spellStart"/>
+            <w:r>
+              <w:rPr>
+                <w:rFonts w:ascii="Times New Roman" w:hAnsi="Times New Roman" w:cs="Times New Roman"/>
+              </w:rPr>
+              <w:t>res.</w:t>
+            </w:r>
+            <w:proofErr w:type="gramStart"/>
+            <w:r>
+              <w:rPr>
+                <w:rFonts w:ascii="Times New Roman" w:hAnsi="Times New Roman" w:cs="Times New Roman"/>
+              </w:rPr>
+              <w:t>data.token</w:t>
+            </w:r>
+            <w:proofErr w:type="spellEnd"/>
+            <w:proofErr w:type="gramEnd"/>
+            <w:r>
+              <w:rPr>
+                <w:rFonts w:ascii="Times New Roman" w:hAnsi="Times New Roman" w:cs="Times New Roman"/>
+              </w:rPr>
+              <w:t>)</w:t>
+            </w:r>
+          </w:p>
+          <w:p>
+            <w:pPr>
+              <w:pStyle w:val="ListParagraph"/>
+              <w:numPr>
+                <w:ilvl w:val="0"/>
+                <w:numId w:val="96"/>
+              </w:numPr>
+              <w:ind w:left="868"/>
+              <w:rPr>
+                <w:rFonts w:ascii="Times New Roman" w:hAnsi="Times New Roman" w:cs="Times New Roman"/>
+              </w:rPr>
+            </w:pPr>
+            <w:r>
+              <w:rPr>
+                <w:rFonts w:ascii="Times New Roman" w:hAnsi="Times New Roman" w:cs="Times New Roman"/>
+              </w:rPr>
+              <w:t xml:space="preserve">Create api.js with </w:t>
+            </w:r>
+            <w:proofErr w:type="spellStart"/>
+            <w:r>
+              <w:rPr>
+                <w:rFonts w:ascii="Times New Roman" w:hAnsi="Times New Roman" w:cs="Times New Roman"/>
+              </w:rPr>
+              <w:t>axios</w:t>
+            </w:r>
+            <w:proofErr w:type="spellEnd"/>
+            <w:r>
+              <w:rPr>
+                <w:rFonts w:ascii="Times New Roman" w:hAnsi="Times New Roman" w:cs="Times New Roman"/>
+              </w:rPr>
+              <w:t xml:space="preserve"> interceptor to send Authorization: Bearer token</w:t>
+            </w:r>
+          </w:p>
+          <w:p>
+            <w:pPr>
+              <w:pStyle w:val="ListParagraph"/>
+              <w:numPr>
+                <w:ilvl w:val="0"/>
+                <w:numId w:val="96"/>
+              </w:numPr>
+              <w:ind w:left="868"/>
+              <w:rPr>
+                <w:rFonts w:ascii="Times New Roman" w:hAnsi="Times New Roman" w:cs="Times New Roman"/>
+              </w:rPr>
+            </w:pPr>
+            <w:r>
+              <w:rPr>
+                <w:rFonts w:ascii="Times New Roman" w:hAnsi="Times New Roman" w:cs="Times New Roman"/>
+              </w:rPr>
+              <w:t xml:space="preserve">Replace all </w:t>
+            </w:r>
+            <w:proofErr w:type="spellStart"/>
+            <w:r>
+              <w:rPr>
+                <w:rFonts w:ascii="Times New Roman" w:hAnsi="Times New Roman" w:cs="Times New Roman"/>
+              </w:rPr>
+              <w:t>axios.get</w:t>
+            </w:r>
+            <w:proofErr w:type="spellEnd"/>
+            <w:r>
+              <w:rPr>
+                <w:rFonts w:ascii="Times New Roman" w:hAnsi="Times New Roman" w:cs="Times New Roman"/>
+              </w:rPr>
+              <w:t xml:space="preserve"> with </w:t>
+            </w:r>
+            <w:proofErr w:type="spellStart"/>
+            <w:r>
+              <w:rPr>
+                <w:rFonts w:ascii="Times New Roman" w:hAnsi="Times New Roman" w:cs="Times New Roman"/>
+              </w:rPr>
+              <w:t>API.get</w:t>
+            </w:r>
+            <w:proofErr w:type="spellEnd"/>
+            <w:r>
+              <w:rPr>
+                <w:rFonts w:ascii="Times New Roman" w:hAnsi="Times New Roman" w:cs="Times New Roman"/>
+              </w:rPr>
+              <w:t xml:space="preserve"> in </w:t>
+            </w:r>
+            <w:proofErr w:type="spellStart"/>
+            <w:r>
+              <w:rPr>
+                <w:rFonts w:ascii="Times New Roman" w:hAnsi="Times New Roman" w:cs="Times New Roman"/>
+              </w:rPr>
+              <w:t>DashBoard</w:t>
+            </w:r>
+            <w:proofErr w:type="spellEnd"/>
+            <w:r>
+              <w:rPr>
+                <w:rFonts w:ascii="Times New Roman" w:hAnsi="Times New Roman" w:cs="Times New Roman"/>
+              </w:rPr>
+              <w:t>, Alerts</w:t>
+            </w:r>
+          </w:p>
+          <w:p>
+            <w:pPr>
+              <w:pStyle w:val="ListParagraph"/>
+              <w:numPr>
+                <w:ilvl w:val="0"/>
+                <w:numId w:val="96"/>
+              </w:numPr>
+              <w:ind w:left="868"/>
+              <w:rPr>
+                <w:rFonts w:ascii="Times New Roman" w:hAnsi="Times New Roman" w:cs="Times New Roman"/>
+              </w:rPr>
+            </w:pPr>
+            <w:r>
+              <w:rPr>
+                <w:rFonts w:ascii="Times New Roman" w:hAnsi="Times New Roman" w:cs="Times New Roman"/>
+              </w:rPr>
+              <w:t>Clear old bad token from Local Storage and login again</w:t>
+            </w:r>
+          </w:p>
+          <w:p>
+            <w:pPr>
+              <w:numPr>
+                <w:ilvl w:val="0"/>
+                <w:numId w:val="3"/>
+              </w:numPr>
+              <w:rPr>
+                <w:rFonts w:ascii="Times New Roman" w:hAnsi="Times New Roman" w:cs="Times New Roman"/>
+              </w:rPr>
+            </w:pPr>
+            <w:r>
+              <w:rPr>
+                <w:rFonts w:ascii="Times New Roman" w:hAnsi="Times New Roman" w:cs="Times New Roman"/>
+                <w:b/>
+                <w:bCs/>
+              </w:rPr>
+              <w:t>Backend Alerts + Upload</w:t>
+            </w:r>
+          </w:p>
+          <w:p>
+            <w:pPr>
+              <w:pStyle w:val="ListParagraph"/>
+              <w:numPr>
+                <w:ilvl w:val="0"/>
+                <w:numId w:val="97"/>
+              </w:numPr>
+              <w:ind w:left="868"/>
+              <w:rPr>
+                <w:rFonts w:ascii="Times New Roman" w:hAnsi="Times New Roman" w:cs="Times New Roman"/>
+              </w:rPr>
+            </w:pPr>
+            <w:r>
+              <w:rPr>
+                <w:rFonts w:ascii="Times New Roman" w:hAnsi="Times New Roman" w:cs="Times New Roman"/>
+              </w:rPr>
+              <w:lastRenderedPageBreak/>
+              <w:t>Create let alerts = [] array in routes/alerts.js</w:t>
+            </w:r>
+          </w:p>
+          <w:p>
+            <w:pPr>
+              <w:pStyle w:val="ListParagraph"/>
+              <w:numPr>
+                <w:ilvl w:val="0"/>
+                <w:numId w:val="97"/>
+              </w:numPr>
+              <w:ind w:left="868"/>
+              <w:rPr>
+                <w:rFonts w:ascii="Times New Roman" w:hAnsi="Times New Roman" w:cs="Times New Roman"/>
+              </w:rPr>
+            </w:pPr>
+            <w:r>
+              <w:rPr>
+                <w:rFonts w:ascii="Times New Roman" w:hAnsi="Times New Roman" w:cs="Times New Roman"/>
+              </w:rPr>
+              <w:t>GET /</w:t>
+            </w:r>
+            <w:proofErr w:type="spellStart"/>
+            <w:r>
+              <w:rPr>
+                <w:rFonts w:ascii="Times New Roman" w:hAnsi="Times New Roman" w:cs="Times New Roman"/>
+              </w:rPr>
+              <w:t>api</w:t>
+            </w:r>
+            <w:proofErr w:type="spellEnd"/>
+            <w:r>
+              <w:rPr>
+                <w:rFonts w:ascii="Times New Roman" w:hAnsi="Times New Roman" w:cs="Times New Roman"/>
+              </w:rPr>
+              <w:t>/alerts → return alerts array</w:t>
+            </w:r>
+          </w:p>
+          <w:p>
+            <w:pPr>
+              <w:pStyle w:val="ListParagraph"/>
+              <w:numPr>
+                <w:ilvl w:val="0"/>
+                <w:numId w:val="97"/>
+              </w:numPr>
+              <w:ind w:left="868"/>
+              <w:rPr>
+                <w:rFonts w:ascii="Times New Roman" w:hAnsi="Times New Roman" w:cs="Times New Roman"/>
+              </w:rPr>
+            </w:pPr>
+            <w:r>
+              <w:rPr>
+                <w:rFonts w:ascii="Times New Roman" w:hAnsi="Times New Roman" w:cs="Times New Roman"/>
+              </w:rPr>
+              <w:t>POST /</w:t>
+            </w:r>
+            <w:proofErr w:type="spellStart"/>
+            <w:r>
+              <w:rPr>
+                <w:rFonts w:ascii="Times New Roman" w:hAnsi="Times New Roman" w:cs="Times New Roman"/>
+              </w:rPr>
+              <w:t>api</w:t>
+            </w:r>
+            <w:proofErr w:type="spellEnd"/>
+            <w:r>
+              <w:rPr>
+                <w:rFonts w:ascii="Times New Roman" w:hAnsi="Times New Roman" w:cs="Times New Roman"/>
+              </w:rPr>
+              <w:t>/alerts/:id/acknowledged: true</w:t>
+            </w:r>
+          </w:p>
+          <w:p>
+            <w:pPr>
+              <w:pStyle w:val="ListParagraph"/>
+              <w:numPr>
+                <w:ilvl w:val="0"/>
+                <w:numId w:val="97"/>
+              </w:numPr>
+              <w:ind w:left="868"/>
+              <w:rPr>
+                <w:rFonts w:ascii="Times New Roman" w:hAnsi="Times New Roman" w:cs="Times New Roman"/>
+              </w:rPr>
+            </w:pPr>
+            <w:r>
+              <w:rPr>
+                <w:rFonts w:ascii="Times New Roman" w:hAnsi="Times New Roman" w:cs="Times New Roman"/>
+              </w:rPr>
+              <w:t>POST /</w:t>
+            </w:r>
+            <w:proofErr w:type="spellStart"/>
+            <w:r>
+              <w:rPr>
+                <w:rFonts w:ascii="Times New Roman" w:hAnsi="Times New Roman" w:cs="Times New Roman"/>
+              </w:rPr>
+              <w:t>api</w:t>
+            </w:r>
+            <w:proofErr w:type="spellEnd"/>
+            <w:r>
+              <w:rPr>
+                <w:rFonts w:ascii="Times New Roman" w:hAnsi="Times New Roman" w:cs="Times New Roman"/>
+              </w:rPr>
+              <w:t xml:space="preserve">/upload → fake parse file and </w:t>
+            </w:r>
+            <w:proofErr w:type="spellStart"/>
+            <w:proofErr w:type="gramStart"/>
+            <w:r>
+              <w:rPr>
+                <w:rFonts w:ascii="Times New Roman" w:hAnsi="Times New Roman" w:cs="Times New Roman"/>
+              </w:rPr>
+              <w:t>alerts.push</w:t>
+            </w:r>
+            <w:proofErr w:type="spellEnd"/>
+            <w:proofErr w:type="gramEnd"/>
+            <w:r>
+              <w:rPr>
+                <w:rFonts w:ascii="Times New Roman" w:hAnsi="Times New Roman" w:cs="Times New Roman"/>
+              </w:rPr>
+              <w:t>() 2-3 sample alerts</w:t>
+            </w:r>
+          </w:p>
+          <w:p>
+            <w:pPr>
+              <w:pStyle w:val="ListParagraph"/>
+              <w:numPr>
+                <w:ilvl w:val="0"/>
+                <w:numId w:val="97"/>
+              </w:numPr>
+              <w:ind w:left="868"/>
+              <w:rPr>
+                <w:rFonts w:ascii="Times New Roman" w:hAnsi="Times New Roman" w:cs="Times New Roman"/>
+              </w:rPr>
+            </w:pPr>
+            <w:r>
+              <w:rPr>
+                <w:rFonts w:ascii="Times New Roman" w:hAnsi="Times New Roman" w:cs="Times New Roman"/>
+              </w:rPr>
+              <w:t xml:space="preserve">Add </w:t>
+            </w:r>
+            <w:proofErr w:type="spellStart"/>
+            <w:r>
+              <w:rPr>
+                <w:rFonts w:ascii="Times New Roman" w:hAnsi="Times New Roman" w:cs="Times New Roman"/>
+              </w:rPr>
+              <w:t>app.use</w:t>
+            </w:r>
+            <w:proofErr w:type="spellEnd"/>
+            <w:r>
+              <w:rPr>
+                <w:rFonts w:ascii="Times New Roman" w:hAnsi="Times New Roman" w:cs="Times New Roman"/>
+              </w:rPr>
+              <w:t>(</w:t>
+            </w:r>
+            <w:proofErr w:type="spellStart"/>
+            <w:proofErr w:type="gramStart"/>
+            <w:r>
+              <w:rPr>
+                <w:rFonts w:ascii="Times New Roman" w:hAnsi="Times New Roman" w:cs="Times New Roman"/>
+              </w:rPr>
+              <w:t>cors</w:t>
+            </w:r>
+            <w:proofErr w:type="spellEnd"/>
+            <w:r>
+              <w:rPr>
+                <w:rFonts w:ascii="Times New Roman" w:hAnsi="Times New Roman" w:cs="Times New Roman"/>
+              </w:rPr>
+              <w:t>(</w:t>
+            </w:r>
+            <w:proofErr w:type="gramEnd"/>
+            <w:r>
+              <w:rPr>
+                <w:rFonts w:ascii="Times New Roman" w:hAnsi="Times New Roman" w:cs="Times New Roman"/>
+              </w:rPr>
+              <w:t>)) so frontend 5173 can call backend 5000</w:t>
+            </w:r>
+          </w:p>
+          <w:p>
+            <w:pPr>
+              <w:numPr>
+                <w:ilvl w:val="0"/>
+                <w:numId w:val="3"/>
+              </w:numPr>
+              <w:rPr>
+                <w:rFonts w:ascii="Times New Roman" w:hAnsi="Times New Roman" w:cs="Times New Roman"/>
+              </w:rPr>
+            </w:pPr>
+            <w:r>
+              <w:rPr>
+                <w:rFonts w:ascii="Times New Roman" w:hAnsi="Times New Roman" w:cs="Times New Roman"/>
+                <w:b/>
+                <w:bCs/>
+              </w:rPr>
+              <w:t>Frontend Alerts UI</w:t>
+            </w:r>
+          </w:p>
+          <w:p>
+            <w:pPr>
+              <w:pStyle w:val="ListParagraph"/>
+              <w:numPr>
+                <w:ilvl w:val="0"/>
+                <w:numId w:val="98"/>
+              </w:numPr>
+              <w:ind w:left="726"/>
+              <w:rPr>
+                <w:rFonts w:ascii="Times New Roman" w:hAnsi="Times New Roman" w:cs="Times New Roman"/>
+              </w:rPr>
+            </w:pPr>
+            <w:r>
+              <w:rPr>
+                <w:rFonts w:ascii="Times New Roman" w:hAnsi="Times New Roman" w:cs="Times New Roman"/>
+              </w:rPr>
+              <w:t xml:space="preserve">Update </w:t>
+            </w:r>
+            <w:proofErr w:type="spellStart"/>
+            <w:r>
+              <w:rPr>
+                <w:rFonts w:ascii="Times New Roman" w:hAnsi="Times New Roman" w:cs="Times New Roman"/>
+              </w:rPr>
+              <w:t>Alerts.jsx</w:t>
+            </w:r>
+            <w:proofErr w:type="spellEnd"/>
+            <w:r>
+              <w:rPr>
+                <w:rFonts w:ascii="Times New Roman" w:hAnsi="Times New Roman" w:cs="Times New Roman"/>
+              </w:rPr>
+              <w:t xml:space="preserve"> with Acknowledge button</w:t>
+            </w:r>
+          </w:p>
+          <w:p>
+            <w:pPr>
+              <w:pStyle w:val="ListParagraph"/>
+              <w:numPr>
+                <w:ilvl w:val="0"/>
+                <w:numId w:val="98"/>
+              </w:numPr>
+              <w:ind w:left="726"/>
+              <w:rPr>
+                <w:rFonts w:ascii="Times New Roman" w:hAnsi="Times New Roman" w:cs="Times New Roman"/>
+              </w:rPr>
+            </w:pPr>
+            <w:r>
+              <w:rPr>
+                <w:rFonts w:ascii="Times New Roman" w:hAnsi="Times New Roman" w:cs="Times New Roman"/>
+              </w:rPr>
+              <w:t xml:space="preserve">Fetch alerts every 5s and </w:t>
+            </w:r>
+            <w:proofErr w:type="gramStart"/>
+            <w:r>
+              <w:rPr>
+                <w:rFonts w:ascii="Times New Roman" w:hAnsi="Times New Roman" w:cs="Times New Roman"/>
+              </w:rPr>
+              <w:t>show</w:t>
+            </w:r>
+            <w:proofErr w:type="gramEnd"/>
+            <w:r>
+              <w:rPr>
+                <w:rFonts w:ascii="Times New Roman" w:hAnsi="Times New Roman" w:cs="Times New Roman"/>
+              </w:rPr>
+              <w:t xml:space="preserve"> CRITICAL/ERROR with </w:t>
+            </w:r>
+            <w:proofErr w:type="spellStart"/>
+            <w:r>
+              <w:rPr>
+                <w:rFonts w:ascii="Times New Roman" w:hAnsi="Times New Roman" w:cs="Times New Roman"/>
+              </w:rPr>
+              <w:t>colors</w:t>
+            </w:r>
+            <w:proofErr w:type="spellEnd"/>
+          </w:p>
+          <w:p>
+            <w:pPr>
+              <w:pStyle w:val="ListParagraph"/>
+              <w:numPr>
+                <w:ilvl w:val="0"/>
+                <w:numId w:val="98"/>
+              </w:numPr>
+              <w:ind w:left="726"/>
+              <w:rPr>
+                <w:rFonts w:ascii="Times New Roman" w:hAnsi="Times New Roman" w:cs="Times New Roman"/>
+              </w:rPr>
+            </w:pPr>
+            <w:r>
+              <w:rPr>
+                <w:rFonts w:ascii="Times New Roman" w:hAnsi="Times New Roman" w:cs="Times New Roman"/>
+              </w:rPr>
+              <w:t>Gray out + show “</w:t>
+            </w:r>
+            <w:r>
+              <w:rPr>
+                <w:rFonts w:ascii="Segoe UI Symbol" w:hAnsi="Segoe UI Symbol" w:cs="Segoe UI Symbol"/>
+              </w:rPr>
+              <w:t xml:space="preserve">✔️ Acknowledged” </w:t>
+            </w:r>
+            <w:r>
+              <w:rPr>
+                <w:rFonts w:ascii="Times New Roman" w:hAnsi="Times New Roman" w:cs="Times New Roman"/>
+              </w:rPr>
+              <w:t>after clicking button</w:t>
+            </w:r>
+          </w:p>
+          <w:p>
+            <w:pPr>
+              <w:pStyle w:val="ListParagraph"/>
+              <w:numPr>
+                <w:ilvl w:val="0"/>
+                <w:numId w:val="98"/>
+              </w:numPr>
+              <w:ind w:left="726"/>
+              <w:rPr>
+                <w:rFonts w:ascii="Times New Roman" w:hAnsi="Times New Roman" w:cs="Times New Roman"/>
+              </w:rPr>
+            </w:pPr>
+            <w:r>
+              <w:rPr>
+                <w:rFonts w:ascii="Times New Roman" w:hAnsi="Times New Roman" w:cs="Times New Roman"/>
+              </w:rPr>
+              <w:t xml:space="preserve">Connect </w:t>
+            </w:r>
+            <w:proofErr w:type="spellStart"/>
+            <w:r>
+              <w:rPr>
+                <w:rFonts w:ascii="Times New Roman" w:hAnsi="Times New Roman" w:cs="Times New Roman"/>
+              </w:rPr>
+              <w:t>DashBoard</w:t>
+            </w:r>
+            <w:proofErr w:type="spellEnd"/>
+            <w:r>
+              <w:rPr>
+                <w:rFonts w:ascii="Times New Roman" w:hAnsi="Times New Roman" w:cs="Times New Roman"/>
+              </w:rPr>
+              <w:t xml:space="preserve"> cards: Total, Errors, Warnings, Health % to upload data</w:t>
+            </w:r>
+          </w:p>
+          <w:p>
+            <w:pPr>
+              <w:numPr>
+                <w:ilvl w:val="0"/>
+                <w:numId w:val="3"/>
+              </w:numPr>
+              <w:rPr>
+                <w:rFonts w:ascii="Times New Roman" w:hAnsi="Times New Roman" w:cs="Times New Roman"/>
+              </w:rPr>
+            </w:pPr>
+            <w:r>
+              <w:rPr>
+                <w:rFonts w:ascii="Times New Roman" w:hAnsi="Times New Roman" w:cs="Times New Roman"/>
+                <w:b/>
+                <w:bCs/>
+              </w:rPr>
+              <w:t>Polish + Test</w:t>
+            </w:r>
+          </w:p>
+          <w:p>
+            <w:pPr>
+              <w:pStyle w:val="ListParagraph"/>
+              <w:numPr>
+                <w:ilvl w:val="0"/>
+                <w:numId w:val="99"/>
+              </w:numPr>
+              <w:ind w:left="726"/>
+              <w:rPr>
+                <w:rFonts w:ascii="Times New Roman" w:hAnsi="Times New Roman" w:cs="Times New Roman"/>
+              </w:rPr>
+            </w:pPr>
+            <w:r>
+              <w:rPr>
+                <w:rFonts w:ascii="Times New Roman" w:hAnsi="Times New Roman" w:cs="Times New Roman"/>
+              </w:rPr>
+              <w:t>Fix any 500 Server error in backend terminal</w:t>
+            </w:r>
+          </w:p>
+          <w:p>
+            <w:pPr>
+              <w:pStyle w:val="ListParagraph"/>
+              <w:numPr>
+                <w:ilvl w:val="0"/>
+                <w:numId w:val="99"/>
+              </w:numPr>
+              <w:ind w:left="726"/>
+              <w:rPr>
+                <w:rFonts w:ascii="Times New Roman" w:hAnsi="Times New Roman" w:cs="Times New Roman"/>
+              </w:rPr>
+            </w:pPr>
+            <w:r>
+              <w:rPr>
+                <w:rFonts w:ascii="Times New Roman" w:hAnsi="Times New Roman" w:cs="Times New Roman"/>
+              </w:rPr>
+              <w:t>Fix any 401 Authentication failed in Network tab</w:t>
+            </w:r>
+          </w:p>
+          <w:p>
+            <w:pPr>
+              <w:pStyle w:val="ListParagraph"/>
+              <w:numPr>
+                <w:ilvl w:val="0"/>
+                <w:numId w:val="99"/>
+              </w:numPr>
+              <w:ind w:left="726"/>
+              <w:rPr>
+                <w:rFonts w:ascii="Times New Roman" w:hAnsi="Times New Roman" w:cs="Times New Roman"/>
+              </w:rPr>
+            </w:pPr>
+            <w:r>
+              <w:rPr>
+                <w:rFonts w:ascii="Times New Roman" w:hAnsi="Times New Roman" w:cs="Times New Roman"/>
+              </w:rPr>
+              <w:t>Test full flow: Register → Login → Upload Log → See alerts → Acknowledge</w:t>
+            </w:r>
+            <w:r>
+              <w:rPr>
+                <w:rFonts w:ascii="Times New Roman" w:hAnsi="Times New Roman" w:cs="Times New Roman"/>
+              </w:rPr>
+              <w:t xml:space="preserve"> </w:t>
+            </w:r>
           </w:p>
         </w:tc>
         <w:tc>
@@ -23040,6 +23840,7 @@
                 <w:b/>
                 <w:bCs/>
               </w:rPr>
+              <w:lastRenderedPageBreak/>
               <w:t xml:space="preserve">Tomorrow's Plans </w:t>
             </w:r>
           </w:p>
@@ -23053,6 +23854,561 @@
                 <w:rFonts w:ascii="Times New Roman" w:hAnsi="Times New Roman" w:cs="Times New Roman"/>
               </w:rPr>
             </w:pPr>
+            <w:r>
+              <w:rPr>
+                <w:rFonts w:ascii="Times New Roman" w:hAnsi="Times New Roman" w:cs="Times New Roman"/>
+                <w:b/>
+                <w:bCs/>
+              </w:rPr>
+              <w:t>Real Log Parsing Logic</w:t>
+            </w:r>
+          </w:p>
+          <w:p>
+            <w:pPr>
+              <w:pStyle w:val="ListParagraph"/>
+              <w:numPr>
+                <w:ilvl w:val="0"/>
+                <w:numId w:val="100"/>
+              </w:numPr>
+              <w:ind w:left="829"/>
+              <w:rPr>
+                <w:rFonts w:ascii="Times New Roman" w:hAnsi="Times New Roman" w:cs="Times New Roman"/>
+              </w:rPr>
+            </w:pPr>
+            <w:r>
+              <w:rPr>
+                <w:rFonts w:ascii="Times New Roman" w:hAnsi="Times New Roman" w:cs="Times New Roman"/>
+              </w:rPr>
+              <w:t>Replace fake upload with real log parser in routes/upload.js</w:t>
+            </w:r>
+          </w:p>
+          <w:p>
+            <w:pPr>
+              <w:pStyle w:val="ListParagraph"/>
+              <w:numPr>
+                <w:ilvl w:val="0"/>
+                <w:numId w:val="100"/>
+              </w:numPr>
+              <w:ind w:left="829"/>
+              <w:rPr>
+                <w:rFonts w:ascii="Times New Roman" w:hAnsi="Times New Roman" w:cs="Times New Roman"/>
+              </w:rPr>
+            </w:pPr>
+            <w:r>
+              <w:rPr>
+                <w:rFonts w:ascii="Times New Roman" w:hAnsi="Times New Roman" w:cs="Times New Roman"/>
+              </w:rPr>
+              <w:t>Detect log levels: INFO, WARNING, ERROR, CRITICAL from uploaded .log/.txt file</w:t>
+            </w:r>
+          </w:p>
+          <w:p>
+            <w:pPr>
+              <w:pStyle w:val="ListParagraph"/>
+              <w:numPr>
+                <w:ilvl w:val="0"/>
+                <w:numId w:val="100"/>
+              </w:numPr>
+              <w:ind w:left="829"/>
+              <w:rPr>
+                <w:rFonts w:ascii="Times New Roman" w:hAnsi="Times New Roman" w:cs="Times New Roman"/>
+              </w:rPr>
+            </w:pPr>
+            <w:r>
+              <w:rPr>
+                <w:rFonts w:ascii="Times New Roman" w:hAnsi="Times New Roman" w:cs="Times New Roman"/>
+              </w:rPr>
+              <w:t>Extract timestamp, message, source from each log line using regex</w:t>
+            </w:r>
+          </w:p>
+          <w:p>
+            <w:pPr>
+              <w:pStyle w:val="ListParagraph"/>
+              <w:numPr>
+                <w:ilvl w:val="0"/>
+                <w:numId w:val="100"/>
+              </w:numPr>
+              <w:ind w:left="829"/>
+              <w:rPr>
+                <w:rFonts w:ascii="Times New Roman" w:hAnsi="Times New Roman" w:cs="Times New Roman"/>
+              </w:rPr>
+            </w:pPr>
+            <w:r>
+              <w:rPr>
+                <w:rFonts w:ascii="Times New Roman" w:hAnsi="Times New Roman" w:cs="Times New Roman"/>
+              </w:rPr>
+              <w:t xml:space="preserve">Return parsed data: </w:t>
+            </w:r>
+            <w:proofErr w:type="gramStart"/>
+            <w:r>
+              <w:rPr>
+                <w:rFonts w:ascii="Times New Roman" w:hAnsi="Times New Roman" w:cs="Times New Roman"/>
+              </w:rPr>
+              <w:t>{ total</w:t>
+            </w:r>
+            <w:proofErr w:type="gramEnd"/>
+            <w:r>
+              <w:rPr>
+                <w:rFonts w:ascii="Times New Roman" w:hAnsi="Times New Roman" w:cs="Times New Roman"/>
+              </w:rPr>
+              <w:t>, errors, warnings, critical, logs: [</w:t>
+            </w:r>
+            <w:proofErr w:type="gramStart"/>
+            <w:r>
+              <w:rPr>
+                <w:rFonts w:ascii="Times New Roman" w:hAnsi="Times New Roman" w:cs="Times New Roman"/>
+              </w:rPr>
+              <w:t>] }</w:t>
+            </w:r>
+            <w:proofErr w:type="gramEnd"/>
+          </w:p>
+          <w:p>
+            <w:pPr>
+              <w:numPr>
+                <w:ilvl w:val="0"/>
+                <w:numId w:val="4"/>
+              </w:numPr>
+              <w:rPr>
+                <w:rFonts w:ascii="Times New Roman" w:hAnsi="Times New Roman" w:cs="Times New Roman"/>
+              </w:rPr>
+            </w:pPr>
+            <w:r>
+              <w:rPr>
+                <w:rFonts w:ascii="Times New Roman" w:hAnsi="Times New Roman" w:cs="Times New Roman"/>
+                <w:b/>
+                <w:bCs/>
+              </w:rPr>
+              <w:t xml:space="preserve">Save Data Without </w:t>
+            </w:r>
+            <w:proofErr w:type="spellStart"/>
+            <w:r>
+              <w:rPr>
+                <w:rFonts w:ascii="Times New Roman" w:hAnsi="Times New Roman" w:cs="Times New Roman"/>
+                <w:b/>
+                <w:bCs/>
+              </w:rPr>
+              <w:t>MonogoDB</w:t>
+            </w:r>
+            <w:proofErr w:type="spellEnd"/>
+          </w:p>
+          <w:p>
+            <w:pPr>
+              <w:pStyle w:val="ListParagraph"/>
+              <w:numPr>
+                <w:ilvl w:val="0"/>
+                <w:numId w:val="101"/>
+              </w:numPr>
+              <w:ind w:left="829"/>
+              <w:rPr>
+                <w:rFonts w:ascii="Times New Roman" w:hAnsi="Times New Roman" w:cs="Times New Roman"/>
+              </w:rPr>
+            </w:pPr>
+            <w:r>
+              <w:rPr>
+                <w:rFonts w:ascii="Times New Roman" w:hAnsi="Times New Roman" w:cs="Times New Roman"/>
+              </w:rPr>
+              <w:t xml:space="preserve">Use </w:t>
+            </w:r>
+            <w:proofErr w:type="spellStart"/>
+            <w:r>
+              <w:rPr>
+                <w:rFonts w:ascii="Times New Roman" w:hAnsi="Times New Roman" w:cs="Times New Roman"/>
+              </w:rPr>
+              <w:t>lowdb</w:t>
+            </w:r>
+            <w:proofErr w:type="spellEnd"/>
+            <w:r>
+              <w:rPr>
+                <w:rFonts w:ascii="Times New Roman" w:hAnsi="Times New Roman" w:cs="Times New Roman"/>
+              </w:rPr>
+              <w:t xml:space="preserve"> or </w:t>
+            </w:r>
+            <w:proofErr w:type="spellStart"/>
+            <w:r>
+              <w:rPr>
+                <w:rFonts w:ascii="Times New Roman" w:hAnsi="Times New Roman" w:cs="Times New Roman"/>
+              </w:rPr>
+              <w:t>json</w:t>
+            </w:r>
+            <w:proofErr w:type="spellEnd"/>
+            <w:r>
+              <w:rPr>
+                <w:rFonts w:ascii="Times New Roman" w:hAnsi="Times New Roman" w:cs="Times New Roman"/>
+              </w:rPr>
+              <w:t xml:space="preserve"> file to persist alerts and uploads instead of [] array</w:t>
+            </w:r>
+          </w:p>
+          <w:p>
+            <w:pPr>
+              <w:pStyle w:val="ListParagraph"/>
+              <w:numPr>
+                <w:ilvl w:val="0"/>
+                <w:numId w:val="101"/>
+              </w:numPr>
+              <w:ind w:left="829"/>
+              <w:rPr>
+                <w:rFonts w:ascii="Times New Roman" w:hAnsi="Times New Roman" w:cs="Times New Roman"/>
+              </w:rPr>
+            </w:pPr>
+            <w:r>
+              <w:rPr>
+                <w:rFonts w:ascii="Times New Roman" w:hAnsi="Times New Roman" w:cs="Times New Roman"/>
+              </w:rPr>
+              <w:t>On server restart, data should not disappear</w:t>
+            </w:r>
+          </w:p>
+          <w:p>
+            <w:pPr>
+              <w:pStyle w:val="ListParagraph"/>
+              <w:numPr>
+                <w:ilvl w:val="0"/>
+                <w:numId w:val="101"/>
+              </w:numPr>
+              <w:ind w:left="829"/>
+              <w:rPr>
+                <w:rFonts w:ascii="Times New Roman" w:hAnsi="Times New Roman" w:cs="Times New Roman"/>
+              </w:rPr>
+            </w:pPr>
+            <w:r>
+              <w:rPr>
+                <w:rFonts w:ascii="Times New Roman" w:hAnsi="Times New Roman" w:cs="Times New Roman"/>
+              </w:rPr>
+              <w:t>Create data/</w:t>
+            </w:r>
+            <w:proofErr w:type="spellStart"/>
+            <w:r>
+              <w:rPr>
+                <w:rFonts w:ascii="Times New Roman" w:hAnsi="Times New Roman" w:cs="Times New Roman"/>
+              </w:rPr>
+              <w:t>alerts.json</w:t>
+            </w:r>
+            <w:proofErr w:type="spellEnd"/>
+            <w:r>
+              <w:rPr>
+                <w:rFonts w:ascii="Times New Roman" w:hAnsi="Times New Roman" w:cs="Times New Roman"/>
+              </w:rPr>
+              <w:t xml:space="preserve"> and data/</w:t>
+            </w:r>
+            <w:proofErr w:type="spellStart"/>
+            <w:r>
+              <w:rPr>
+                <w:rFonts w:ascii="Times New Roman" w:hAnsi="Times New Roman" w:cs="Times New Roman"/>
+              </w:rPr>
+              <w:t>uploads.json</w:t>
+            </w:r>
+            <w:proofErr w:type="spellEnd"/>
+          </w:p>
+          <w:p>
+            <w:pPr>
+              <w:numPr>
+                <w:ilvl w:val="0"/>
+                <w:numId w:val="4"/>
+              </w:numPr>
+              <w:rPr>
+                <w:rFonts w:ascii="Times New Roman" w:hAnsi="Times New Roman" w:cs="Times New Roman"/>
+              </w:rPr>
+            </w:pPr>
+            <w:r>
+              <w:rPr>
+                <w:rFonts w:ascii="Times New Roman" w:hAnsi="Times New Roman" w:cs="Times New Roman"/>
+                <w:b/>
+                <w:bCs/>
+              </w:rPr>
+              <w:t>Dashboard + Analytics</w:t>
+            </w:r>
+          </w:p>
+          <w:p>
+            <w:pPr>
+              <w:pStyle w:val="ListParagraph"/>
+              <w:numPr>
+                <w:ilvl w:val="0"/>
+                <w:numId w:val="102"/>
+              </w:numPr>
+              <w:ind w:left="829"/>
+              <w:rPr>
+                <w:rFonts w:ascii="Times New Roman" w:hAnsi="Times New Roman" w:cs="Times New Roman"/>
+              </w:rPr>
+            </w:pPr>
+            <w:r>
+              <w:rPr>
+                <w:rFonts w:ascii="Times New Roman" w:hAnsi="Times New Roman" w:cs="Times New Roman"/>
+              </w:rPr>
+              <w:lastRenderedPageBreak/>
+              <w:t>Connect pie chart to real parsed data: Error vs Warning vs Info %</w:t>
+            </w:r>
+          </w:p>
+          <w:p>
+            <w:pPr>
+              <w:pStyle w:val="ListParagraph"/>
+              <w:numPr>
+                <w:ilvl w:val="0"/>
+                <w:numId w:val="102"/>
+              </w:numPr>
+              <w:ind w:left="829"/>
+              <w:rPr>
+                <w:rFonts w:ascii="Times New Roman" w:hAnsi="Times New Roman" w:cs="Times New Roman"/>
+              </w:rPr>
+            </w:pPr>
+            <w:r>
+              <w:rPr>
+                <w:rFonts w:ascii="Times New Roman" w:hAnsi="Times New Roman" w:cs="Times New Roman"/>
+              </w:rPr>
+              <w:t>Add line/bar chart for “Alerts over time” in Analytics tab</w:t>
+            </w:r>
+          </w:p>
+          <w:p>
+            <w:pPr>
+              <w:pStyle w:val="ListParagraph"/>
+              <w:numPr>
+                <w:ilvl w:val="0"/>
+                <w:numId w:val="102"/>
+              </w:numPr>
+              <w:ind w:left="829"/>
+              <w:rPr>
+                <w:rFonts w:ascii="Times New Roman" w:hAnsi="Times New Roman" w:cs="Times New Roman"/>
+              </w:rPr>
+            </w:pPr>
+            <w:r>
+              <w:rPr>
+                <w:rFonts w:ascii="Times New Roman" w:hAnsi="Times New Roman" w:cs="Times New Roman"/>
+              </w:rPr>
+              <w:t>Show “Last 24h” filter for dashboard stats</w:t>
+            </w:r>
+          </w:p>
+          <w:p>
+            <w:pPr>
+              <w:numPr>
+                <w:ilvl w:val="0"/>
+                <w:numId w:val="4"/>
+              </w:numPr>
+              <w:rPr>
+                <w:rFonts w:ascii="Times New Roman" w:hAnsi="Times New Roman" w:cs="Times New Roman"/>
+              </w:rPr>
+            </w:pPr>
+            <w:r>
+              <w:rPr>
+                <w:rFonts w:ascii="Times New Roman" w:hAnsi="Times New Roman" w:cs="Times New Roman"/>
+                <w:b/>
+                <w:bCs/>
+              </w:rPr>
+              <w:t>Real-time Alerts Improvements</w:t>
+            </w:r>
+          </w:p>
+          <w:p>
+            <w:pPr>
+              <w:pStyle w:val="ListParagraph"/>
+              <w:numPr>
+                <w:ilvl w:val="0"/>
+                <w:numId w:val="103"/>
+              </w:numPr>
+              <w:ind w:left="829"/>
+              <w:rPr>
+                <w:rFonts w:ascii="Times New Roman" w:hAnsi="Times New Roman" w:cs="Times New Roman"/>
+              </w:rPr>
+            </w:pPr>
+            <w:r>
+              <w:rPr>
+                <w:rFonts w:ascii="Times New Roman" w:hAnsi="Times New Roman" w:cs="Times New Roman"/>
+              </w:rPr>
+              <w:t>Add WebSocket or polling to push new alerts without refresh</w:t>
+            </w:r>
+          </w:p>
+          <w:p>
+            <w:pPr>
+              <w:pStyle w:val="ListParagraph"/>
+              <w:numPr>
+                <w:ilvl w:val="0"/>
+                <w:numId w:val="103"/>
+              </w:numPr>
+              <w:ind w:left="829"/>
+              <w:rPr>
+                <w:rFonts w:ascii="Times New Roman" w:hAnsi="Times New Roman" w:cs="Times New Roman"/>
+              </w:rPr>
+            </w:pPr>
+            <w:r>
+              <w:rPr>
+                <w:rFonts w:ascii="Times New Roman" w:hAnsi="Times New Roman" w:cs="Times New Roman"/>
+              </w:rPr>
+              <w:t>Add filters: All, Critical, Error, Warning, Unacknowledged</w:t>
+            </w:r>
+          </w:p>
+          <w:p>
+            <w:pPr>
+              <w:pStyle w:val="ListParagraph"/>
+              <w:numPr>
+                <w:ilvl w:val="0"/>
+                <w:numId w:val="103"/>
+              </w:numPr>
+              <w:ind w:left="829"/>
+              <w:rPr>
+                <w:rFonts w:ascii="Times New Roman" w:hAnsi="Times New Roman" w:cs="Times New Roman"/>
+              </w:rPr>
+            </w:pPr>
+            <w:r>
+              <w:rPr>
+                <w:rFonts w:ascii="Times New Roman" w:hAnsi="Times New Roman" w:cs="Times New Roman"/>
+              </w:rPr>
+              <w:t>Add “Clear All Acknowledged” button</w:t>
+            </w:r>
+          </w:p>
+          <w:p>
+            <w:pPr>
+              <w:numPr>
+                <w:ilvl w:val="0"/>
+                <w:numId w:val="4"/>
+              </w:numPr>
+              <w:rPr>
+                <w:rFonts w:ascii="Times New Roman" w:hAnsi="Times New Roman" w:cs="Times New Roman"/>
+              </w:rPr>
+            </w:pPr>
+            <w:r>
+              <w:rPr>
+                <w:rFonts w:ascii="Times New Roman" w:hAnsi="Times New Roman" w:cs="Times New Roman"/>
+                <w:b/>
+                <w:bCs/>
+              </w:rPr>
+              <w:t>Auth + UX Polish</w:t>
+            </w:r>
+          </w:p>
+          <w:p>
+            <w:pPr>
+              <w:pStyle w:val="ListParagraph"/>
+              <w:numPr>
+                <w:ilvl w:val="0"/>
+                <w:numId w:val="104"/>
+              </w:numPr>
+              <w:ind w:left="829"/>
+              <w:rPr>
+                <w:rFonts w:ascii="Times New Roman" w:hAnsi="Times New Roman" w:cs="Times New Roman"/>
+              </w:rPr>
+            </w:pPr>
+            <w:r>
+              <w:rPr>
+                <w:rFonts w:ascii="Times New Roman" w:hAnsi="Times New Roman" w:cs="Times New Roman"/>
+              </w:rPr>
+              <w:t xml:space="preserve">Add Logout button to clear token from </w:t>
+            </w:r>
+            <w:proofErr w:type="spellStart"/>
+            <w:r>
+              <w:rPr>
+                <w:rFonts w:ascii="Times New Roman" w:hAnsi="Times New Roman" w:cs="Times New Roman"/>
+              </w:rPr>
+              <w:t>localstorage</w:t>
+            </w:r>
+            <w:proofErr w:type="spellEnd"/>
+          </w:p>
+          <w:p>
+            <w:pPr>
+              <w:pStyle w:val="ListParagraph"/>
+              <w:numPr>
+                <w:ilvl w:val="0"/>
+                <w:numId w:val="104"/>
+              </w:numPr>
+              <w:ind w:left="829"/>
+              <w:rPr>
+                <w:rFonts w:ascii="Times New Roman" w:hAnsi="Times New Roman" w:cs="Times New Roman"/>
+              </w:rPr>
+            </w:pPr>
+            <w:r>
+              <w:rPr>
+                <w:rFonts w:ascii="Times New Roman" w:hAnsi="Times New Roman" w:cs="Times New Roman"/>
+              </w:rPr>
+              <w:t>Add route protection: redirect to /login if no token</w:t>
+            </w:r>
+          </w:p>
+          <w:p>
+            <w:pPr>
+              <w:pStyle w:val="ListParagraph"/>
+              <w:numPr>
+                <w:ilvl w:val="0"/>
+                <w:numId w:val="104"/>
+              </w:numPr>
+              <w:ind w:left="829"/>
+              <w:rPr>
+                <w:rFonts w:ascii="Times New Roman" w:hAnsi="Times New Roman" w:cs="Times New Roman"/>
+              </w:rPr>
+            </w:pPr>
+            <w:r>
+              <w:rPr>
+                <w:rFonts w:ascii="Times New Roman" w:hAnsi="Times New Roman" w:cs="Times New Roman"/>
+              </w:rPr>
+              <w:t>Show toast notifications: “Login Success”, “Alert Acknowledged”, “File Uploaded”</w:t>
+            </w:r>
+          </w:p>
+          <w:p>
+            <w:pPr>
+              <w:numPr>
+                <w:ilvl w:val="0"/>
+                <w:numId w:val="4"/>
+              </w:numPr>
+              <w:rPr>
+                <w:rFonts w:ascii="Times New Roman" w:hAnsi="Times New Roman" w:cs="Times New Roman"/>
+              </w:rPr>
+            </w:pPr>
+            <w:r>
+              <w:rPr>
+                <w:rFonts w:ascii="Times New Roman" w:hAnsi="Times New Roman" w:cs="Times New Roman"/>
+                <w:b/>
+                <w:bCs/>
+              </w:rPr>
+              <w:t>Testing + Bug Fix</w:t>
+            </w:r>
+          </w:p>
+          <w:p>
+            <w:pPr>
+              <w:pStyle w:val="ListParagraph"/>
+              <w:numPr>
+                <w:ilvl w:val="0"/>
+                <w:numId w:val="105"/>
+              </w:numPr>
+              <w:ind w:left="829"/>
+              <w:rPr>
+                <w:rFonts w:ascii="Times New Roman" w:hAnsi="Times New Roman" w:cs="Times New Roman"/>
+              </w:rPr>
+            </w:pPr>
+            <w:r>
+              <w:rPr>
+                <w:rFonts w:ascii="Times New Roman" w:hAnsi="Times New Roman" w:cs="Times New Roman"/>
+              </w:rPr>
+              <w:t>Test with 1MB+ log file to check performance</w:t>
+            </w:r>
+          </w:p>
+          <w:p>
+            <w:pPr>
+              <w:pStyle w:val="ListParagraph"/>
+              <w:numPr>
+                <w:ilvl w:val="0"/>
+                <w:numId w:val="105"/>
+              </w:numPr>
+              <w:ind w:left="829"/>
+              <w:rPr>
+                <w:rFonts w:ascii="Times New Roman" w:hAnsi="Times New Roman" w:cs="Times New Roman"/>
+              </w:rPr>
+            </w:pPr>
+            <w:r>
+              <w:rPr>
+                <w:rFonts w:ascii="Times New Roman" w:hAnsi="Times New Roman" w:cs="Times New Roman"/>
+              </w:rPr>
+              <w:t>Fix CORS + handle file upload errors</w:t>
+            </w:r>
+          </w:p>
+          <w:p>
+            <w:pPr>
+              <w:pStyle w:val="ListParagraph"/>
+              <w:numPr>
+                <w:ilvl w:val="0"/>
+                <w:numId w:val="105"/>
+              </w:numPr>
+              <w:ind w:left="829"/>
+              <w:rPr>
+                <w:rFonts w:ascii="Times New Roman" w:hAnsi="Times New Roman" w:cs="Times New Roman"/>
+              </w:rPr>
+            </w:pPr>
+            <w:r>
+              <w:rPr>
+                <w:rFonts w:ascii="Times New Roman" w:hAnsi="Times New Roman" w:cs="Times New Roman"/>
+              </w:rPr>
+              <w:t>Record Day 17 demo: Upload real server log → see analytics → acknowledge alerts</w:t>
+            </w:r>
           </w:p>
         </w:tc>
       </w:tr>
@@ -23092,6 +24448,7 @@
                 <w:b/>
                 <w:bCs/>
               </w:rPr>
+              <w:lastRenderedPageBreak/>
               <w:t>Outputs and Descriptions</w:t>
             </w:r>
           </w:p>
@@ -23115,20 +24472,363 @@
               </w:rPr>
               <w:t xml:space="preserve"> </w:t>
             </w:r>
-          </w:p>
-          <w:p>
-            <w:pPr>
-              <w:rPr>
-                <w:rFonts w:ascii="Times New Roman" w:hAnsi="Times New Roman" w:cs="Times New Roman"/>
-              </w:rPr>
-            </w:pPr>
-            <w:r>
-              <w:rPr>
-                <w:rFonts w:ascii="Times New Roman" w:hAnsi="Times New Roman" w:cs="Times New Roman"/>
-                <w:b/>
-                <w:bCs/>
-              </w:rPr>
+            <w:r>
+              <w:rPr>
+                <w:rFonts w:ascii="Times New Roman" w:hAnsi="Times New Roman" w:cs="Times New Roman"/>
+              </w:rPr>
+              <w:t>Fix auth + alerts to work end-to-end without MongoDB using dummy user, JWT, and in-memory data so the full Register → Login → Upload → Alerts flow runs for demo</w:t>
+            </w:r>
+          </w:p>
+          <w:p>
+            <w:pPr>
+              <w:rPr>
+                <w:rFonts w:ascii="Times New Roman" w:hAnsi="Times New Roman" w:cs="Times New Roman"/>
+                <w:b/>
+                <w:bCs/>
+              </w:rPr>
+            </w:pPr>
+            <w:r>
+              <w:rPr>
+                <w:rFonts w:ascii="Times New Roman" w:hAnsi="Times New Roman" w:cs="Times New Roman"/>
+                <w:b/>
+                <w:bCs/>
+              </w:rPr>
+              <w:lastRenderedPageBreak/>
               <w:t xml:space="preserve"> </w:t>
+            </w:r>
+            <w:r>
+              <w:rPr>
+                <w:rFonts w:ascii="Times New Roman" w:hAnsi="Times New Roman" w:cs="Times New Roman"/>
+                <w:b/>
+                <w:bCs/>
+                <w:noProof/>
+              </w:rPr>
+              <w:drawing>
+                <wp:inline distT="0" distB="0" distL="0" distR="0" wp14:anchorId="41488D25" wp14:editId="514C47E7">
+                  <wp:extent cx="5403536" cy="3108960"/>
+                  <wp:effectExtent l="0" t="0" r="6985" b="0"/>
+                  <wp:docPr id="758001430" name="Picture 1"/>
+                  <wp:cNvGraphicFramePr>
+                    <a:graphicFrameLocks xmlns:a="http://schemas.openxmlformats.org/drawingml/2006/main" noChangeAspect="1"/>
+                  </wp:cNvGraphicFramePr>
+                  <a:graphic xmlns:a="http://schemas.openxmlformats.org/drawingml/2006/main">
+                    <a:graphicData uri="http://schemas.openxmlformats.org/drawingml/2006/picture">
+                      <pic:pic xmlns:pic="http://schemas.openxmlformats.org/drawingml/2006/picture">
+                        <pic:nvPicPr>
+                          <pic:cNvPr id="758001430" name=""/>
+                          <pic:cNvPicPr/>
+                        </pic:nvPicPr>
+                        <pic:blipFill>
+                          <a:blip r:embed="rId67"/>
+                          <a:stretch>
+                            <a:fillRect/>
+                          </a:stretch>
+                        </pic:blipFill>
+                        <pic:spPr>
+                          <a:xfrm>
+                            <a:off x="0" y="0"/>
+                            <a:ext cx="5416578" cy="3116464"/>
+                          </a:xfrm>
+                          <a:prstGeom prst="rect">
+                            <a:avLst/>
+                          </a:prstGeom>
+                        </pic:spPr>
+                      </pic:pic>
+                    </a:graphicData>
+                  </a:graphic>
+                </wp:inline>
+              </w:drawing>
+            </w:r>
+          </w:p>
+          <w:p>
+            <w:pPr>
+              <w:rPr>
+                <w:rFonts w:ascii="Times New Roman" w:hAnsi="Times New Roman" w:cs="Times New Roman"/>
+              </w:rPr>
+            </w:pPr>
+            <w:r>
+              <w:rPr>
+                <w:rFonts w:ascii="Times New Roman" w:hAnsi="Times New Roman" w:cs="Times New Roman"/>
+                <w:noProof/>
+              </w:rPr>
+              <w:drawing>
+                <wp:inline distT="0" distB="0" distL="0" distR="0" wp14:anchorId="1E0CD5AF" wp14:editId="23A53A71">
+                  <wp:extent cx="5433060" cy="3906520"/>
+                  <wp:effectExtent l="0" t="0" r="0" b="0"/>
+                  <wp:docPr id="1115627816" name="Picture 1"/>
+                  <wp:cNvGraphicFramePr>
+                    <a:graphicFrameLocks xmlns:a="http://schemas.openxmlformats.org/drawingml/2006/main" noChangeAspect="1"/>
+                  </wp:cNvGraphicFramePr>
+                  <a:graphic xmlns:a="http://schemas.openxmlformats.org/drawingml/2006/main">
+                    <a:graphicData uri="http://schemas.openxmlformats.org/drawingml/2006/picture">
+                      <pic:pic xmlns:pic="http://schemas.openxmlformats.org/drawingml/2006/picture">
+                        <pic:nvPicPr>
+                          <pic:cNvPr id="1115627816" name=""/>
+                          <pic:cNvPicPr/>
+                        </pic:nvPicPr>
+                        <pic:blipFill>
+                          <a:blip r:embed="rId68"/>
+                          <a:stretch>
+                            <a:fillRect/>
+                          </a:stretch>
+                        </pic:blipFill>
+                        <pic:spPr>
+                          <a:xfrm>
+                            <a:off x="0" y="0"/>
+                            <a:ext cx="5440839" cy="3912113"/>
+                          </a:xfrm>
+                          <a:prstGeom prst="rect">
+                            <a:avLst/>
+                          </a:prstGeom>
+                        </pic:spPr>
+                      </pic:pic>
+                    </a:graphicData>
+                  </a:graphic>
+                </wp:inline>
+              </w:drawing>
+            </w:r>
+          </w:p>
+          <w:p>
+            <w:pPr>
+              <w:rPr>
+                <w:rFonts w:ascii="Times New Roman" w:hAnsi="Times New Roman" w:cs="Times New Roman"/>
+              </w:rPr>
+            </w:pPr>
+            <w:r>
+              <w:rPr>
+                <w:rFonts w:ascii="Times New Roman" w:hAnsi="Times New Roman" w:cs="Times New Roman"/>
+                <w:noProof/>
+              </w:rPr>
+              <w:lastRenderedPageBreak/>
+              <w:drawing>
+                <wp:inline distT="0" distB="0" distL="0" distR="0" wp14:anchorId="76F69BE3" wp14:editId="0E7BBE5D">
+                  <wp:extent cx="5585460" cy="3977640"/>
+                  <wp:effectExtent l="0" t="0" r="0" b="3810"/>
+                  <wp:docPr id="657774438" name="Picture 1"/>
+                  <wp:cNvGraphicFramePr>
+                    <a:graphicFrameLocks xmlns:a="http://schemas.openxmlformats.org/drawingml/2006/main" noChangeAspect="1"/>
+                  </wp:cNvGraphicFramePr>
+                  <a:graphic xmlns:a="http://schemas.openxmlformats.org/drawingml/2006/main">
+                    <a:graphicData uri="http://schemas.openxmlformats.org/drawingml/2006/picture">
+                      <pic:pic xmlns:pic="http://schemas.openxmlformats.org/drawingml/2006/picture">
+                        <pic:nvPicPr>
+                          <pic:cNvPr id="657774438" name=""/>
+                          <pic:cNvPicPr/>
+                        </pic:nvPicPr>
+                        <pic:blipFill>
+                          <a:blip r:embed="rId69"/>
+                          <a:stretch>
+                            <a:fillRect/>
+                          </a:stretch>
+                        </pic:blipFill>
+                        <pic:spPr>
+                          <a:xfrm>
+                            <a:off x="0" y="0"/>
+                            <a:ext cx="5589430" cy="3980467"/>
+                          </a:xfrm>
+                          <a:prstGeom prst="rect">
+                            <a:avLst/>
+                          </a:prstGeom>
+                        </pic:spPr>
+                      </pic:pic>
+                    </a:graphicData>
+                  </a:graphic>
+                </wp:inline>
+              </w:drawing>
+            </w:r>
+          </w:p>
+          <w:p>
+            <w:pPr>
+              <w:rPr>
+                <w:rFonts w:ascii="Times New Roman" w:hAnsi="Times New Roman" w:cs="Times New Roman"/>
+              </w:rPr>
+            </w:pPr>
+            <w:r>
+              <w:rPr>
+                <w:rFonts w:ascii="Times New Roman" w:hAnsi="Times New Roman" w:cs="Times New Roman"/>
+                <w:noProof/>
+              </w:rPr>
+              <w:drawing>
+                <wp:inline distT="0" distB="0" distL="0" distR="0" wp14:anchorId="5EC3DC6B" wp14:editId="00B3046D">
+                  <wp:extent cx="5890260" cy="4335780"/>
+                  <wp:effectExtent l="0" t="0" r="0" b="7620"/>
+                  <wp:docPr id="770466833" name="Picture 1"/>
+                  <wp:cNvGraphicFramePr>
+                    <a:graphicFrameLocks xmlns:a="http://schemas.openxmlformats.org/drawingml/2006/main" noChangeAspect="1"/>
+                  </wp:cNvGraphicFramePr>
+                  <a:graphic xmlns:a="http://schemas.openxmlformats.org/drawingml/2006/main">
+                    <a:graphicData uri="http://schemas.openxmlformats.org/drawingml/2006/picture">
+                      <pic:pic xmlns:pic="http://schemas.openxmlformats.org/drawingml/2006/picture">
+                        <pic:nvPicPr>
+                          <pic:cNvPr id="770466833" name=""/>
+                          <pic:cNvPicPr/>
+                        </pic:nvPicPr>
+                        <pic:blipFill>
+                          <a:blip r:embed="rId70"/>
+                          <a:stretch>
+                            <a:fillRect/>
+                          </a:stretch>
+                        </pic:blipFill>
+                        <pic:spPr>
+                          <a:xfrm>
+                            <a:off x="0" y="0"/>
+                            <a:ext cx="5894000" cy="4338533"/>
+                          </a:xfrm>
+                          <a:prstGeom prst="rect">
+                            <a:avLst/>
+                          </a:prstGeom>
+                        </pic:spPr>
+                      </pic:pic>
+                    </a:graphicData>
+                  </a:graphic>
+                </wp:inline>
+              </w:drawing>
+            </w:r>
+          </w:p>
+          <w:p>
+            <w:pPr>
+              <w:rPr>
+                <w:rFonts w:ascii="Times New Roman" w:hAnsi="Times New Roman" w:cs="Times New Roman"/>
+              </w:rPr>
+            </w:pPr>
+            <w:r>
+              <w:rPr>
+                <w:rFonts w:ascii="Times New Roman" w:hAnsi="Times New Roman" w:cs="Times New Roman"/>
+                <w:noProof/>
+              </w:rPr>
+              <w:lastRenderedPageBreak/>
+              <w:drawing>
+                <wp:inline distT="0" distB="0" distL="0" distR="0" wp14:anchorId="21FFC01E" wp14:editId="11517757">
+                  <wp:extent cx="5913117" cy="4442460"/>
+                  <wp:effectExtent l="0" t="0" r="0" b="0"/>
+                  <wp:docPr id="1547302560" name="Picture 1"/>
+                  <wp:cNvGraphicFramePr>
+                    <a:graphicFrameLocks xmlns:a="http://schemas.openxmlformats.org/drawingml/2006/main" noChangeAspect="1"/>
+                  </wp:cNvGraphicFramePr>
+                  <a:graphic xmlns:a="http://schemas.openxmlformats.org/drawingml/2006/main">
+                    <a:graphicData uri="http://schemas.openxmlformats.org/drawingml/2006/picture">
+                      <pic:pic xmlns:pic="http://schemas.openxmlformats.org/drawingml/2006/picture">
+                        <pic:nvPicPr>
+                          <pic:cNvPr id="1547302560" name=""/>
+                          <pic:cNvPicPr/>
+                        </pic:nvPicPr>
+                        <pic:blipFill>
+                          <a:blip r:embed="rId71"/>
+                          <a:stretch>
+                            <a:fillRect/>
+                          </a:stretch>
+                        </pic:blipFill>
+                        <pic:spPr>
+                          <a:xfrm>
+                            <a:off x="0" y="0"/>
+                            <a:ext cx="5918868" cy="4446780"/>
+                          </a:xfrm>
+                          <a:prstGeom prst="rect">
+                            <a:avLst/>
+                          </a:prstGeom>
+                        </pic:spPr>
+                      </pic:pic>
+                    </a:graphicData>
+                  </a:graphic>
+                </wp:inline>
+              </w:drawing>
+            </w:r>
+          </w:p>
+          <w:p>
+            <w:pPr>
+              <w:rPr>
+                <w:rFonts w:ascii="Times New Roman" w:hAnsi="Times New Roman" w:cs="Times New Roman"/>
+              </w:rPr>
+            </w:pPr>
+            <w:r>
+              <w:rPr>
+                <w:rFonts w:ascii="Times New Roman" w:hAnsi="Times New Roman" w:cs="Times New Roman"/>
+                <w:noProof/>
+              </w:rPr>
+              <w:drawing>
+                <wp:inline distT="0" distB="0" distL="0" distR="0" wp14:anchorId="41AEC104" wp14:editId="2464CF81">
+                  <wp:extent cx="6050280" cy="3550920"/>
+                  <wp:effectExtent l="0" t="0" r="7620" b="0"/>
+                  <wp:docPr id="1611267509" name="Picture 1"/>
+                  <wp:cNvGraphicFramePr>
+                    <a:graphicFrameLocks xmlns:a="http://schemas.openxmlformats.org/drawingml/2006/main" noChangeAspect="1"/>
+                  </wp:cNvGraphicFramePr>
+                  <a:graphic xmlns:a="http://schemas.openxmlformats.org/drawingml/2006/main">
+                    <a:graphicData uri="http://schemas.openxmlformats.org/drawingml/2006/picture">
+                      <pic:pic xmlns:pic="http://schemas.openxmlformats.org/drawingml/2006/picture">
+                        <pic:nvPicPr>
+                          <pic:cNvPr id="1611267509" name=""/>
+                          <pic:cNvPicPr/>
+                        </pic:nvPicPr>
+                        <pic:blipFill>
+                          <a:blip r:embed="rId72"/>
+                          <a:stretch>
+                            <a:fillRect/>
+                          </a:stretch>
+                        </pic:blipFill>
+                        <pic:spPr>
+                          <a:xfrm>
+                            <a:off x="0" y="0"/>
+                            <a:ext cx="6050280" cy="3550920"/>
+                          </a:xfrm>
+                          <a:prstGeom prst="rect">
+                            <a:avLst/>
+                          </a:prstGeom>
+                        </pic:spPr>
+                      </pic:pic>
+                    </a:graphicData>
+                  </a:graphic>
+                </wp:inline>
+              </w:drawing>
+            </w:r>
+          </w:p>
+          <w:p>
+            <w:pPr>
+              <w:rPr>
+                <w:rFonts w:ascii="Times New Roman" w:hAnsi="Times New Roman" w:cs="Times New Roman"/>
+              </w:rPr>
+            </w:pPr>
+            <w:r>
+              <w:rPr>
+                <w:rFonts w:ascii="Times New Roman" w:hAnsi="Times New Roman" w:cs="Times New Roman"/>
+                <w:noProof/>
+              </w:rPr>
+              <w:lastRenderedPageBreak/>
+              <w:drawing>
+                <wp:inline distT="0" distB="0" distL="0" distR="0" wp14:anchorId="4DD87EC6" wp14:editId="41B7780E">
+                  <wp:extent cx="6008370" cy="2819400"/>
+                  <wp:effectExtent l="0" t="0" r="0" b="0"/>
+                  <wp:docPr id="229759129" name="Picture 1"/>
+                  <wp:cNvGraphicFramePr>
+                    <a:graphicFrameLocks xmlns:a="http://schemas.openxmlformats.org/drawingml/2006/main" noChangeAspect="1"/>
+                  </wp:cNvGraphicFramePr>
+                  <a:graphic xmlns:a="http://schemas.openxmlformats.org/drawingml/2006/main">
+                    <a:graphicData uri="http://schemas.openxmlformats.org/drawingml/2006/picture">
+                      <pic:pic xmlns:pic="http://schemas.openxmlformats.org/drawingml/2006/picture">
+                        <pic:nvPicPr>
+                          <pic:cNvPr id="229759129" name=""/>
+                          <pic:cNvPicPr/>
+                        </pic:nvPicPr>
+                        <pic:blipFill>
+                          <a:blip r:embed="rId73"/>
+                          <a:stretch>
+                            <a:fillRect/>
+                          </a:stretch>
+                        </pic:blipFill>
+                        <pic:spPr>
+                          <a:xfrm>
+                            <a:off x="0" y="0"/>
+                            <a:ext cx="6012916" cy="2821533"/>
+                          </a:xfrm>
+                          <a:prstGeom prst="rect">
+                            <a:avLst/>
+                          </a:prstGeom>
+                        </pic:spPr>
+                      </pic:pic>
+                    </a:graphicData>
+                  </a:graphic>
+                </wp:inline>
+              </w:drawing>
             </w:r>
           </w:p>
         </w:tc>
@@ -23136,8 +24836,9 @@
     </w:tbl>
     <w:p>
       <w:pPr>
-        <w:rPr>
-          <w:rFonts w:ascii="Times New Roman" w:eastAsia="MS Gothic" w:hAnsi="Times New Roman" w:cs="Times New Roman"/>
+        <w:jc w:val="both"/>
+        <w:rPr>
+          <w:rFonts w:ascii="Times New Roman" w:hAnsi="Times New Roman" w:cs="Times New Roman"/>
         </w:rPr>
       </w:pPr>
       <w:r>
@@ -23146,6 +24847,7 @@
           <w:b/>
           <w:bCs/>
         </w:rPr>
+        <w:lastRenderedPageBreak/>
         <w:t>Description:</w:t>
       </w:r>
       <w:r>
@@ -23154,6 +24856,784 @@
         </w:rPr>
         <w:t xml:space="preserve"> </w:t>
       </w:r>
+      <w:r>
+        <w:rPr>
+          <w:rFonts w:ascii="Times New Roman" w:hAnsi="Times New Roman" w:cs="Times New Roman"/>
+        </w:rPr>
+        <w:t xml:space="preserve">For Day 16 of LogGuard AI, the </w:t>
+      </w:r>
+      <w:proofErr w:type="gramStart"/>
+      <w:r>
+        <w:rPr>
+          <w:rFonts w:ascii="Times New Roman" w:hAnsi="Times New Roman" w:cs="Times New Roman"/>
+        </w:rPr>
+        <w:t>main focus</w:t>
+      </w:r>
+      <w:proofErr w:type="gramEnd"/>
+      <w:r>
+        <w:rPr>
+          <w:rFonts w:ascii="Times New Roman" w:hAnsi="Times New Roman" w:cs="Times New Roman"/>
+        </w:rPr>
+        <w:t xml:space="preserve"> is to get the entire application working end-to-end without any dependency on MongoDB so you can demo the full flow without running into Server error or Authentication failed issues. Right </w:t>
+      </w:r>
+      <w:proofErr w:type="gramStart"/>
+      <w:r>
+        <w:rPr>
+          <w:rFonts w:ascii="Times New Roman" w:hAnsi="Times New Roman" w:cs="Times New Roman"/>
+        </w:rPr>
+        <w:t>now</w:t>
+      </w:r>
+      <w:proofErr w:type="gramEnd"/>
+      <w:r>
+        <w:rPr>
+          <w:rFonts w:ascii="Times New Roman" w:hAnsi="Times New Roman" w:cs="Times New Roman"/>
+        </w:rPr>
+        <w:t xml:space="preserve"> login is crashing because the backend is trying to query a database that isn’t connected, and all other routes are failing because no valid JWT token is being issued or sent. To fix this, we will first </w:t>
+      </w:r>
+      <w:r>
+        <w:rPr>
+          <w:rFonts w:ascii="Times New Roman" w:hAnsi="Times New Roman" w:cs="Times New Roman"/>
+        </w:rPr>
+        <w:t xml:space="preserve">replace the database calls with a hardcoded dummy user in auth.js using </w:t>
+      </w:r>
+      <w:hyperlink r:id="rId74" w:history="1">
+        <w:r>
+          <w:rPr>
+            <w:rStyle w:val="Hyperlink"/>
+            <w:rFonts w:ascii="Times New Roman" w:hAnsi="Times New Roman" w:cs="Times New Roman"/>
+          </w:rPr>
+          <w:t>admin@logguard.ai</w:t>
+        </w:r>
+      </w:hyperlink>
+      <w:r>
+        <w:rPr>
+          <w:rFonts w:ascii="Times New Roman" w:hAnsi="Times New Roman" w:cs="Times New Roman"/>
+        </w:rPr>
+        <w:t xml:space="preserve"> and </w:t>
+      </w:r>
+      <w:proofErr w:type="gramStart"/>
+      <w:r>
+        <w:rPr>
+          <w:rFonts w:ascii="Times New Roman" w:hAnsi="Times New Roman" w:cs="Times New Roman"/>
+        </w:rPr>
+        <w:t>password123, and</w:t>
+      </w:r>
+      <w:proofErr w:type="gramEnd"/>
+      <w:r>
+        <w:rPr>
+          <w:rFonts w:ascii="Times New Roman" w:hAnsi="Times New Roman" w:cs="Times New Roman"/>
+        </w:rPr>
+        <w:t xml:space="preserve"> use </w:t>
+      </w:r>
+      <w:proofErr w:type="spellStart"/>
+      <w:r>
+        <w:rPr>
+          <w:rFonts w:ascii="Times New Roman" w:hAnsi="Times New Roman" w:cs="Times New Roman"/>
+        </w:rPr>
+        <w:t>bcrypt</w:t>
+      </w:r>
+      <w:proofErr w:type="spellEnd"/>
+      <w:r>
+        <w:rPr>
+          <w:rFonts w:ascii="Times New Roman" w:hAnsi="Times New Roman" w:cs="Times New Roman"/>
+        </w:rPr>
+        <w:t xml:space="preserve"> and </w:t>
+      </w:r>
+      <w:proofErr w:type="spellStart"/>
+      <w:r>
+        <w:rPr>
+          <w:rFonts w:ascii="Times New Roman" w:hAnsi="Times New Roman" w:cs="Times New Roman"/>
+        </w:rPr>
+        <w:t>jsonwebtoken</w:t>
+      </w:r>
+      <w:proofErr w:type="spellEnd"/>
+      <w:r>
+        <w:rPr>
+          <w:rFonts w:ascii="Times New Roman" w:hAnsi="Times New Roman" w:cs="Times New Roman"/>
+        </w:rPr>
+        <w:t xml:space="preserve"> to </w:t>
+      </w:r>
+      <w:proofErr w:type="spellStart"/>
+      <w:r>
+        <w:rPr>
+          <w:rFonts w:ascii="Times New Roman" w:hAnsi="Times New Roman" w:cs="Times New Roman"/>
+        </w:rPr>
+        <w:t>handel</w:t>
+      </w:r>
+      <w:proofErr w:type="spellEnd"/>
+      <w:r>
+        <w:rPr>
+          <w:rFonts w:ascii="Times New Roman" w:hAnsi="Times New Roman" w:cs="Times New Roman"/>
+        </w:rPr>
+        <w:t xml:space="preserve"> login and token creation. We’ll also create a simple auth.js middleware to verify that token on protected routes. On the frontend, we need to make sure the token get saved to </w:t>
+      </w:r>
+      <w:proofErr w:type="spellStart"/>
+      <w:r>
+        <w:rPr>
+          <w:rFonts w:ascii="Times New Roman" w:hAnsi="Times New Roman" w:cs="Times New Roman"/>
+        </w:rPr>
+        <w:t>localStorage</w:t>
+      </w:r>
+      <w:proofErr w:type="spellEnd"/>
+      <w:r>
+        <w:rPr>
+          <w:rFonts w:ascii="Times New Roman" w:hAnsi="Times New Roman" w:cs="Times New Roman"/>
+        </w:rPr>
+        <w:t xml:space="preserve"> after login and that an </w:t>
+      </w:r>
+      <w:proofErr w:type="spellStart"/>
+      <w:r>
+        <w:rPr>
+          <w:rFonts w:ascii="Times New Roman" w:hAnsi="Times New Roman" w:cs="Times New Roman"/>
+        </w:rPr>
+        <w:t>axios</w:t>
+      </w:r>
+      <w:proofErr w:type="spellEnd"/>
+      <w:r>
+        <w:rPr>
+          <w:rFonts w:ascii="Times New Roman" w:hAnsi="Times New Roman" w:cs="Times New Roman"/>
+        </w:rPr>
+        <w:t xml:space="preserve"> interceptor in api.js automatically attaches it to every request. Next, we’ll move all alerts and uploads to in-memory storage by creating an alerts array in the backend, with routes to fetch alerts and to acknowledge them. The upload route will push a few sample alerts tab have real data to display. The Alerts component will be updated to show these alerts with </w:t>
+      </w:r>
+      <w:proofErr w:type="spellStart"/>
+      <w:r>
+        <w:rPr>
+          <w:rFonts w:ascii="Times New Roman" w:hAnsi="Times New Roman" w:cs="Times New Roman"/>
+        </w:rPr>
+        <w:t>color</w:t>
+      </w:r>
+      <w:proofErr w:type="spellEnd"/>
+      <w:r>
+        <w:rPr>
+          <w:rFonts w:ascii="Times New Roman" w:hAnsi="Times New Roman" w:cs="Times New Roman"/>
+        </w:rPr>
+        <w:t xml:space="preserve"> coding and an “Acknowledge” button that </w:t>
+      </w:r>
+      <w:proofErr w:type="spellStart"/>
+      <w:r>
+        <w:rPr>
+          <w:rFonts w:ascii="Times New Roman" w:hAnsi="Times New Roman" w:cs="Times New Roman"/>
+        </w:rPr>
+        <w:t>grays</w:t>
+      </w:r>
+      <w:proofErr w:type="spellEnd"/>
+      <w:r>
+        <w:rPr>
+          <w:rFonts w:ascii="Times New Roman" w:hAnsi="Times New Roman" w:cs="Times New Roman"/>
+        </w:rPr>
+        <w:t xml:space="preserve"> out the alert once clicked. Finally, we’ll enable CORS/test the full flow from Register to Login to Upload to </w:t>
+      </w:r>
+      <w:proofErr w:type="gramStart"/>
+      <w:r>
+        <w:rPr>
+          <w:rFonts w:ascii="Times New Roman" w:hAnsi="Times New Roman" w:cs="Times New Roman"/>
+        </w:rPr>
+        <w:t>Alerts, and</w:t>
+      </w:r>
+      <w:proofErr w:type="gramEnd"/>
+      <w:r>
+        <w:rPr>
+          <w:rFonts w:ascii="Times New Roman" w:hAnsi="Times New Roman" w:cs="Times New Roman"/>
+        </w:rPr>
+        <w:t xml:space="preserve"> fix any remaining 500</w:t>
+      </w:r>
+      <w:r>
+        <w:rPr>
+          <w:rFonts w:ascii="Times New Roman" w:hAnsi="Times New Roman" w:cs="Times New Roman"/>
+        </w:rPr>
+        <w:t xml:space="preserve"> or 401 errors. By the end of Day 16, the goal is to have a completely working demo with dummy data that proves the UI, auth, and alert logic are all connected and ready for real log parsing on Day 17.</w:t>
+      </w:r>
+    </w:p>
+    <w:p>
+      <w:pPr>
+        <w:rPr>
+          <w:rFonts w:ascii="Times New Roman" w:eastAsia="MS Gothic" w:hAnsi="Times New Roman" w:cs="Times New Roman"/>
+        </w:rPr>
+      </w:pPr>
+    </w:p>
+    <w:tbl>
+      <w:tblPr>
+        <w:tblW w:w="10701" w:type="dxa"/>
+        <w:tblCellMar>
+          <w:left w:w="10" w:type="dxa"/>
+          <w:right w:w="10" w:type="dxa"/>
+        </w:tblCellMar>
+        <w:tblLook w:val="04A0" w:firstRow="1" w:lastRow="0" w:firstColumn="1" w:lastColumn="0" w:noHBand="0" w:noVBand="1"/>
+      </w:tblPr>
+      <w:tblGrid>
+        <w:gridCol w:w="2674"/>
+        <w:gridCol w:w="4012"/>
+        <w:gridCol w:w="4015"/>
+      </w:tblGrid>
+      <w:tr>
+        <w:trPr>
+          <w:trHeight w:val="2539"/>
+        </w:trPr>
+        <w:tc>
+          <w:tcPr>
+            <w:tcW w:w="2674" w:type="dxa"/>
+            <w:tcBorders>
+              <w:top w:val="nil"/>
+              <w:left w:val="nil"/>
+              <w:bottom w:val="nil"/>
+              <w:right w:val="nil"/>
+            </w:tcBorders>
+            <w:tcMar>
+              <w:top w:w="0" w:type="dxa"/>
+              <w:left w:w="0" w:type="dxa"/>
+              <w:bottom w:w="0" w:type="dxa"/>
+              <w:right w:w="0" w:type="dxa"/>
+            </w:tcMar>
+            <w:hideMark/>
+          </w:tcPr>
+          <w:p>
+            <w:pPr>
+              <w:rPr>
+                <w:rFonts w:ascii="Times New Roman" w:hAnsi="Times New Roman" w:cs="Times New Roman"/>
+              </w:rPr>
+            </w:pPr>
+            <w:r>
+              <w:rPr>
+                <w:rFonts w:ascii="Times New Roman" w:hAnsi="Times New Roman" w:cs="Times New Roman"/>
+              </w:rPr>
+              <w:t xml:space="preserve">10 </w:t>
+            </w:r>
+            <w:r>
+              <w:rPr>
+                <w:rFonts w:ascii="Times New Roman" w:hAnsi="Times New Roman" w:cs="Times New Roman"/>
+              </w:rPr>
+              <w:t>August 2026</w:t>
+            </w:r>
+          </w:p>
+          <w:p>
+            <w:pPr>
+              <w:ind w:left="400"/>
+              <w:rPr>
+                <w:rFonts w:ascii="Times New Roman" w:hAnsi="Times New Roman" w:cs="Times New Roman"/>
+              </w:rPr>
+            </w:pPr>
+            <w:r>
+              <w:rPr>
+                <w:rFonts w:ascii="Times New Roman" w:hAnsi="Times New Roman" w:cs="Times New Roman"/>
+              </w:rPr>
+              <w:t>Day 1</w:t>
+            </w:r>
+            <w:r>
+              <w:rPr>
+                <w:rFonts w:ascii="Times New Roman" w:hAnsi="Times New Roman" w:cs="Times New Roman"/>
+              </w:rPr>
+              <w:t>7</w:t>
+            </w:r>
+          </w:p>
+        </w:tc>
+        <w:tc>
+          <w:tcPr>
+            <w:tcW w:w="4012" w:type="dxa"/>
+            <w:tcBorders>
+              <w:top w:val="nil"/>
+              <w:left w:val="nil"/>
+              <w:bottom w:val="nil"/>
+              <w:right w:val="nil"/>
+            </w:tcBorders>
+            <w:tcMar>
+              <w:top w:w="0" w:type="dxa"/>
+              <w:left w:w="0" w:type="dxa"/>
+              <w:bottom w:w="0" w:type="dxa"/>
+              <w:right w:w="0" w:type="dxa"/>
+            </w:tcMar>
+            <w:hideMark/>
+          </w:tcPr>
+          <w:p>
+            <w:pPr>
+              <w:rPr>
+                <w:rFonts w:ascii="Times New Roman" w:hAnsi="Times New Roman" w:cs="Times New Roman"/>
+                <w:b/>
+                <w:bCs/>
+              </w:rPr>
+            </w:pPr>
+            <w:r>
+              <w:rPr>
+                <w:rFonts w:ascii="Times New Roman" w:hAnsi="Times New Roman" w:cs="Times New Roman"/>
+                <w:b/>
+                <w:bCs/>
+              </w:rPr>
+              <w:t xml:space="preserve">Today's Activities </w:t>
+            </w:r>
+          </w:p>
+          <w:p>
+            <w:pPr>
+              <w:numPr>
+                <w:ilvl w:val="0"/>
+                <w:numId w:val="3"/>
+              </w:numPr>
+              <w:rPr>
+                <w:rFonts w:ascii="Times New Roman" w:hAnsi="Times New Roman" w:cs="Times New Roman"/>
+              </w:rPr>
+            </w:pPr>
+            <w:r>
+              <w:rPr>
+                <w:rFonts w:ascii="Times New Roman" w:hAnsi="Times New Roman" w:cs="Times New Roman"/>
+                <w:b/>
+                <w:bCs/>
+              </w:rPr>
+              <w:t xml:space="preserve"> </w:t>
+            </w:r>
+          </w:p>
+        </w:tc>
+        <w:tc>
+          <w:tcPr>
+            <w:tcW w:w="4015" w:type="dxa"/>
+            <w:tcBorders>
+              <w:top w:val="nil"/>
+              <w:left w:val="nil"/>
+              <w:bottom w:val="nil"/>
+              <w:right w:val="nil"/>
+            </w:tcBorders>
+            <w:tcMar>
+              <w:top w:w="0" w:type="dxa"/>
+              <w:left w:w="0" w:type="dxa"/>
+              <w:bottom w:w="0" w:type="dxa"/>
+              <w:right w:w="0" w:type="dxa"/>
+            </w:tcMar>
+            <w:hideMark/>
+          </w:tcPr>
+          <w:p>
+            <w:pPr>
+              <w:rPr>
+                <w:rFonts w:ascii="Times New Roman" w:hAnsi="Times New Roman" w:cs="Times New Roman"/>
+              </w:rPr>
+            </w:pPr>
+            <w:r>
+              <w:rPr>
+                <w:rFonts w:ascii="Times New Roman" w:hAnsi="Times New Roman" w:cs="Times New Roman"/>
+                <w:b/>
+                <w:bCs/>
+              </w:rPr>
+              <w:t xml:space="preserve">Tomorrow's Plans </w:t>
+            </w:r>
+          </w:p>
+          <w:p>
+            <w:pPr>
+              <w:numPr>
+                <w:ilvl w:val="0"/>
+                <w:numId w:val="4"/>
+              </w:numPr>
+              <w:rPr>
+                <w:rFonts w:ascii="Times New Roman" w:hAnsi="Times New Roman" w:cs="Times New Roman"/>
+              </w:rPr>
+            </w:pPr>
+          </w:p>
+        </w:tc>
+      </w:tr>
+      <w:tr>
+        <w:trPr>
+          <w:trHeight w:val="193"/>
+        </w:trPr>
+        <w:tc>
+          <w:tcPr>
+            <w:tcW w:w="10701" w:type="dxa"/>
+            <w:gridSpan w:val="3"/>
+            <w:tcBorders>
+              <w:top w:val="nil"/>
+              <w:left w:val="nil"/>
+              <w:bottom w:val="nil"/>
+              <w:right w:val="nil"/>
+            </w:tcBorders>
+            <w:tcMar>
+              <w:top w:w="0" w:type="dxa"/>
+              <w:left w:w="0" w:type="dxa"/>
+              <w:bottom w:w="0" w:type="dxa"/>
+              <w:right w:w="0" w:type="dxa"/>
+            </w:tcMar>
+            <w:hideMark/>
+          </w:tcPr>
+          <w:p>
+            <w:pPr>
+              <w:rPr>
+                <w:rFonts w:ascii="Times New Roman" w:hAnsi="Times New Roman" w:cs="Times New Roman"/>
+                <w:b/>
+                <w:bCs/>
+              </w:rPr>
+            </w:pPr>
+            <w:r>
+              <w:rPr>
+                <w:rFonts w:ascii="Times New Roman" w:hAnsi="Times New Roman" w:cs="Times New Roman"/>
+                <w:b/>
+                <w:bCs/>
+              </w:rPr>
+              <w:t>Outputs and Descriptions</w:t>
+            </w:r>
+          </w:p>
+          <w:p>
+            <w:pPr>
+              <w:rPr>
+                <w:rFonts w:ascii="Times New Roman" w:hAnsi="Times New Roman" w:cs="Times New Roman"/>
+              </w:rPr>
+            </w:pPr>
+            <w:r>
+              <w:rPr>
+                <w:rFonts w:ascii="Times New Roman" w:hAnsi="Times New Roman" w:cs="Times New Roman"/>
+                <w:b/>
+                <w:bCs/>
+              </w:rPr>
+              <w:t>Output:</w:t>
+            </w:r>
+            <w:r>
+              <w:rPr>
+                <w:rFonts w:ascii="Times New Roman" w:hAnsi="Times New Roman" w:cs="Times New Roman"/>
+              </w:rPr>
+              <w:t xml:space="preserve"> </w:t>
+            </w:r>
+          </w:p>
+          <w:p>
+            <w:pPr>
+              <w:rPr>
+                <w:rFonts w:ascii="Times New Roman" w:hAnsi="Times New Roman" w:cs="Times New Roman"/>
+                <w:b/>
+                <w:bCs/>
+              </w:rPr>
+            </w:pPr>
+            <w:r>
+              <w:rPr>
+                <w:rFonts w:ascii="Times New Roman" w:hAnsi="Times New Roman" w:cs="Times New Roman"/>
+                <w:b/>
+                <w:bCs/>
+              </w:rPr>
+              <w:t xml:space="preserve"> </w:t>
+            </w:r>
+          </w:p>
+        </w:tc>
+      </w:tr>
+    </w:tbl>
+    <w:p>
+      <w:pPr>
+        <w:rPr>
+          <w:rFonts w:ascii="Times New Roman" w:eastAsia="MS Gothic" w:hAnsi="Times New Roman" w:cs="Times New Roman"/>
+        </w:rPr>
+      </w:pPr>
+      <w:r>
+        <w:rPr>
+          <w:rFonts w:ascii="Times New Roman" w:hAnsi="Times New Roman" w:cs="Times New Roman"/>
+          <w:b/>
+          <w:bCs/>
+        </w:rPr>
+        <w:t>Description:</w:t>
+      </w:r>
+      <w:r>
+        <w:rPr>
+          <w:rFonts w:ascii="Times New Roman" w:hAnsi="Times New Roman" w:cs="Times New Roman"/>
+        </w:rPr>
+        <w:t xml:space="preserve"> </w:t>
+      </w:r>
+    </w:p>
+    <w:p>
+      <w:pPr>
+        <w:rPr>
+          <w:rFonts w:ascii="Times New Roman" w:hAnsi="Times New Roman" w:cs="Times New Roman"/>
+        </w:rPr>
+      </w:pPr>
+    </w:p>
+    <w:p>
+      <w:pPr>
+        <w:rPr>
+          <w:rFonts w:ascii="Times New Roman" w:eastAsia="MS Gothic" w:hAnsi="Times New Roman" w:cs="Times New Roman"/>
+        </w:rPr>
+      </w:pPr>
+    </w:p>
+    <w:tbl>
+      <w:tblPr>
+        <w:tblW w:w="10701" w:type="dxa"/>
+        <w:tblCellMar>
+          <w:left w:w="10" w:type="dxa"/>
+          <w:right w:w="10" w:type="dxa"/>
+        </w:tblCellMar>
+        <w:tblLook w:val="04A0" w:firstRow="1" w:lastRow="0" w:firstColumn="1" w:lastColumn="0" w:noHBand="0" w:noVBand="1"/>
+      </w:tblPr>
+      <w:tblGrid>
+        <w:gridCol w:w="2674"/>
+        <w:gridCol w:w="4012"/>
+        <w:gridCol w:w="4015"/>
+      </w:tblGrid>
+      <w:tr>
+        <w:trPr>
+          <w:trHeight w:val="2539"/>
+        </w:trPr>
+        <w:tc>
+          <w:tcPr>
+            <w:tcW w:w="2674" w:type="dxa"/>
+            <w:tcBorders>
+              <w:top w:val="nil"/>
+              <w:left w:val="nil"/>
+              <w:bottom w:val="nil"/>
+              <w:right w:val="nil"/>
+            </w:tcBorders>
+            <w:tcMar>
+              <w:top w:w="0" w:type="dxa"/>
+              <w:left w:w="0" w:type="dxa"/>
+              <w:bottom w:w="0" w:type="dxa"/>
+              <w:right w:w="0" w:type="dxa"/>
+            </w:tcMar>
+            <w:hideMark/>
+          </w:tcPr>
+          <w:p>
+            <w:pPr>
+              <w:rPr>
+                <w:rFonts w:ascii="Times New Roman" w:hAnsi="Times New Roman" w:cs="Times New Roman"/>
+              </w:rPr>
+            </w:pPr>
+            <w:r>
+              <w:rPr>
+                <w:rFonts w:ascii="Times New Roman" w:hAnsi="Times New Roman" w:cs="Times New Roman"/>
+              </w:rPr>
+              <w:lastRenderedPageBreak/>
+              <w:t>1</w:t>
+            </w:r>
+            <w:r>
+              <w:rPr>
+                <w:rFonts w:ascii="Times New Roman" w:hAnsi="Times New Roman" w:cs="Times New Roman"/>
+              </w:rPr>
+              <w:t>1</w:t>
+            </w:r>
+            <w:r>
+              <w:rPr>
+                <w:rFonts w:ascii="Times New Roman" w:hAnsi="Times New Roman" w:cs="Times New Roman"/>
+              </w:rPr>
+              <w:t xml:space="preserve"> </w:t>
+            </w:r>
+            <w:r>
+              <w:rPr>
+                <w:rFonts w:ascii="Times New Roman" w:hAnsi="Times New Roman" w:cs="Times New Roman"/>
+              </w:rPr>
+              <w:t>August 2026</w:t>
+            </w:r>
+          </w:p>
+          <w:p>
+            <w:pPr>
+              <w:ind w:left="400"/>
+              <w:rPr>
+                <w:rFonts w:ascii="Times New Roman" w:hAnsi="Times New Roman" w:cs="Times New Roman"/>
+              </w:rPr>
+            </w:pPr>
+            <w:r>
+              <w:rPr>
+                <w:rFonts w:ascii="Times New Roman" w:hAnsi="Times New Roman" w:cs="Times New Roman"/>
+              </w:rPr>
+              <w:t>Day 1</w:t>
+            </w:r>
+            <w:r>
+              <w:rPr>
+                <w:rFonts w:ascii="Times New Roman" w:hAnsi="Times New Roman" w:cs="Times New Roman"/>
+              </w:rPr>
+              <w:t>8</w:t>
+            </w:r>
+          </w:p>
+        </w:tc>
+        <w:tc>
+          <w:tcPr>
+            <w:tcW w:w="4012" w:type="dxa"/>
+            <w:tcBorders>
+              <w:top w:val="nil"/>
+              <w:left w:val="nil"/>
+              <w:bottom w:val="nil"/>
+              <w:right w:val="nil"/>
+            </w:tcBorders>
+            <w:tcMar>
+              <w:top w:w="0" w:type="dxa"/>
+              <w:left w:w="0" w:type="dxa"/>
+              <w:bottom w:w="0" w:type="dxa"/>
+              <w:right w:w="0" w:type="dxa"/>
+            </w:tcMar>
+            <w:hideMark/>
+          </w:tcPr>
+          <w:p>
+            <w:pPr>
+              <w:rPr>
+                <w:rFonts w:ascii="Times New Roman" w:hAnsi="Times New Roman" w:cs="Times New Roman"/>
+                <w:b/>
+                <w:bCs/>
+              </w:rPr>
+            </w:pPr>
+            <w:r>
+              <w:rPr>
+                <w:rFonts w:ascii="Times New Roman" w:hAnsi="Times New Roman" w:cs="Times New Roman"/>
+                <w:b/>
+                <w:bCs/>
+              </w:rPr>
+              <w:t xml:space="preserve">Today's Activities </w:t>
+            </w:r>
+          </w:p>
+          <w:p>
+            <w:pPr>
+              <w:numPr>
+                <w:ilvl w:val="0"/>
+                <w:numId w:val="3"/>
+              </w:numPr>
+              <w:rPr>
+                <w:rFonts w:ascii="Times New Roman" w:hAnsi="Times New Roman" w:cs="Times New Roman"/>
+              </w:rPr>
+            </w:pPr>
+            <w:r>
+              <w:rPr>
+                <w:rFonts w:ascii="Times New Roman" w:hAnsi="Times New Roman" w:cs="Times New Roman"/>
+                <w:b/>
+                <w:bCs/>
+              </w:rPr>
+              <w:t xml:space="preserve"> </w:t>
+            </w:r>
+          </w:p>
+        </w:tc>
+        <w:tc>
+          <w:tcPr>
+            <w:tcW w:w="4015" w:type="dxa"/>
+            <w:tcBorders>
+              <w:top w:val="nil"/>
+              <w:left w:val="nil"/>
+              <w:bottom w:val="nil"/>
+              <w:right w:val="nil"/>
+            </w:tcBorders>
+            <w:tcMar>
+              <w:top w:w="0" w:type="dxa"/>
+              <w:left w:w="0" w:type="dxa"/>
+              <w:bottom w:w="0" w:type="dxa"/>
+              <w:right w:w="0" w:type="dxa"/>
+            </w:tcMar>
+            <w:hideMark/>
+          </w:tcPr>
+          <w:p>
+            <w:pPr>
+              <w:rPr>
+                <w:rFonts w:ascii="Times New Roman" w:hAnsi="Times New Roman" w:cs="Times New Roman"/>
+              </w:rPr>
+            </w:pPr>
+            <w:r>
+              <w:rPr>
+                <w:rFonts w:ascii="Times New Roman" w:hAnsi="Times New Roman" w:cs="Times New Roman"/>
+                <w:b/>
+                <w:bCs/>
+              </w:rPr>
+              <w:t xml:space="preserve">Tomorrow's Plans </w:t>
+            </w:r>
+          </w:p>
+          <w:p>
+            <w:pPr>
+              <w:numPr>
+                <w:ilvl w:val="0"/>
+                <w:numId w:val="4"/>
+              </w:numPr>
+              <w:rPr>
+                <w:rFonts w:ascii="Times New Roman" w:hAnsi="Times New Roman" w:cs="Times New Roman"/>
+              </w:rPr>
+            </w:pPr>
+          </w:p>
+        </w:tc>
+      </w:tr>
+      <w:tr>
+        <w:trPr>
+          <w:trHeight w:val="193"/>
+        </w:trPr>
+        <w:tc>
+          <w:tcPr>
+            <w:tcW w:w="10701" w:type="dxa"/>
+            <w:gridSpan w:val="3"/>
+            <w:tcBorders>
+              <w:top w:val="nil"/>
+              <w:left w:val="nil"/>
+              <w:bottom w:val="nil"/>
+              <w:right w:val="nil"/>
+            </w:tcBorders>
+            <w:tcMar>
+              <w:top w:w="0" w:type="dxa"/>
+              <w:left w:w="0" w:type="dxa"/>
+              <w:bottom w:w="0" w:type="dxa"/>
+              <w:right w:w="0" w:type="dxa"/>
+            </w:tcMar>
+            <w:hideMark/>
+          </w:tcPr>
+          <w:p>
+            <w:pPr>
+              <w:rPr>
+                <w:rFonts w:ascii="Times New Roman" w:hAnsi="Times New Roman" w:cs="Times New Roman"/>
+                <w:b/>
+                <w:bCs/>
+              </w:rPr>
+            </w:pPr>
+            <w:r>
+              <w:rPr>
+                <w:rFonts w:ascii="Times New Roman" w:hAnsi="Times New Roman" w:cs="Times New Roman"/>
+                <w:b/>
+                <w:bCs/>
+              </w:rPr>
+              <w:t>Outputs and Descriptions</w:t>
+            </w:r>
+          </w:p>
+          <w:p>
+            <w:pPr>
+              <w:rPr>
+                <w:rFonts w:ascii="Times New Roman" w:hAnsi="Times New Roman" w:cs="Times New Roman"/>
+              </w:rPr>
+            </w:pPr>
+            <w:r>
+              <w:rPr>
+                <w:rFonts w:ascii="Times New Roman" w:hAnsi="Times New Roman" w:cs="Times New Roman"/>
+                <w:b/>
+                <w:bCs/>
+              </w:rPr>
+              <w:t>Output:</w:t>
+            </w:r>
+            <w:r>
+              <w:rPr>
+                <w:rFonts w:ascii="Times New Roman" w:hAnsi="Times New Roman" w:cs="Times New Roman"/>
+              </w:rPr>
+              <w:t xml:space="preserve"> </w:t>
+            </w:r>
+          </w:p>
+          <w:p>
+            <w:pPr>
+              <w:rPr>
+                <w:rFonts w:ascii="Times New Roman" w:hAnsi="Times New Roman" w:cs="Times New Roman"/>
+                <w:b/>
+                <w:bCs/>
+              </w:rPr>
+            </w:pPr>
+            <w:r>
+              <w:rPr>
+                <w:rFonts w:ascii="Times New Roman" w:hAnsi="Times New Roman" w:cs="Times New Roman"/>
+                <w:b/>
+                <w:bCs/>
+              </w:rPr>
+              <w:t xml:space="preserve"> </w:t>
+            </w:r>
+          </w:p>
+        </w:tc>
+      </w:tr>
+    </w:tbl>
+    <w:p>
+      <w:pPr>
+        <w:rPr>
+          <w:rFonts w:ascii="Times New Roman" w:eastAsia="MS Gothic" w:hAnsi="Times New Roman" w:cs="Times New Roman"/>
+        </w:rPr>
+      </w:pPr>
+      <w:r>
+        <w:rPr>
+          <w:rFonts w:ascii="Times New Roman" w:hAnsi="Times New Roman" w:cs="Times New Roman"/>
+          <w:b/>
+          <w:bCs/>
+        </w:rPr>
+        <w:t>Description:</w:t>
+      </w:r>
+      <w:r>
+        <w:rPr>
+          <w:rFonts w:ascii="Times New Roman" w:hAnsi="Times New Roman" w:cs="Times New Roman"/>
+        </w:rPr>
+        <w:t xml:space="preserve"> </w:t>
+      </w:r>
+    </w:p>
+    <w:p>
+      <w:pPr>
+        <w:rPr>
+          <w:rFonts w:ascii="Times New Roman" w:hAnsi="Times New Roman" w:cs="Times New Roman"/>
+        </w:rPr>
+      </w:pPr>
     </w:p>
     <w:p>
       <w:pPr>
@@ -25031,6 +27511,119 @@
     </w:lvl>
   </w:abstractNum>
   <w:abstractNum w:abstractNumId="16" w15:restartNumberingAfterBreak="0">
+    <w:nsid w:val="0D0B1AAA"/>
+    <w:multiLevelType w:val="hybridMultilevel"/>
+    <w:tmpl w:val="2B5CEBD6"/>
+    <w:lvl w:ilvl="0" w:tplc="4009000B">
+      <w:start w:val="1"/>
+      <w:numFmt w:val="bullet"/>
+      <w:lvlText w:val=""/>
+      <w:lvlJc w:val="left"/>
+      <w:pPr>
+        <w:ind w:left="1120" w:hanging="360"/>
+      </w:pPr>
+      <w:rPr>
+        <w:rFonts w:ascii="Wingdings" w:hAnsi="Wingdings" w:hint="default"/>
+      </w:rPr>
+    </w:lvl>
+    <w:lvl w:ilvl="1" w:tplc="40090003" w:tentative="1">
+      <w:start w:val="1"/>
+      <w:numFmt w:val="bullet"/>
+      <w:lvlText w:val="o"/>
+      <w:lvlJc w:val="left"/>
+      <w:pPr>
+        <w:ind w:left="1840" w:hanging="360"/>
+      </w:pPr>
+      <w:rPr>
+        <w:rFonts w:ascii="Courier New" w:hAnsi="Courier New" w:cs="Courier New" w:hint="default"/>
+      </w:rPr>
+    </w:lvl>
+    <w:lvl w:ilvl="2" w:tplc="40090005" w:tentative="1">
+      <w:start w:val="1"/>
+      <w:numFmt w:val="bullet"/>
+      <w:lvlText w:val=""/>
+      <w:lvlJc w:val="left"/>
+      <w:pPr>
+        <w:ind w:left="2560" w:hanging="360"/>
+      </w:pPr>
+      <w:rPr>
+        <w:rFonts w:ascii="Wingdings" w:hAnsi="Wingdings" w:hint="default"/>
+      </w:rPr>
+    </w:lvl>
+    <w:lvl w:ilvl="3" w:tplc="40090001" w:tentative="1">
+      <w:start w:val="1"/>
+      <w:numFmt w:val="bullet"/>
+      <w:lvlText w:val=""/>
+      <w:lvlJc w:val="left"/>
+      <w:pPr>
+        <w:ind w:left="3280" w:hanging="360"/>
+      </w:pPr>
+      <w:rPr>
+        <w:rFonts w:ascii="Symbol" w:hAnsi="Symbol" w:hint="default"/>
+      </w:rPr>
+    </w:lvl>
+    <w:lvl w:ilvl="4" w:tplc="40090003" w:tentative="1">
+      <w:start w:val="1"/>
+      <w:numFmt w:val="bullet"/>
+      <w:lvlText w:val="o"/>
+      <w:lvlJc w:val="left"/>
+      <w:pPr>
+        <w:ind w:left="4000" w:hanging="360"/>
+      </w:pPr>
+      <w:rPr>
+        <w:rFonts w:ascii="Courier New" w:hAnsi="Courier New" w:cs="Courier New" w:hint="default"/>
+      </w:rPr>
+    </w:lvl>
+    <w:lvl w:ilvl="5" w:tplc="40090005" w:tentative="1">
+      <w:start w:val="1"/>
+      <w:numFmt w:val="bullet"/>
+      <w:lvlText w:val=""/>
+      <w:lvlJc w:val="left"/>
+      <w:pPr>
+        <w:ind w:left="4720" w:hanging="360"/>
+      </w:pPr>
+      <w:rPr>
+        <w:rFonts w:ascii="Wingdings" w:hAnsi="Wingdings" w:hint="default"/>
+      </w:rPr>
+    </w:lvl>
+    <w:lvl w:ilvl="6" w:tplc="40090001" w:tentative="1">
+      <w:start w:val="1"/>
+      <w:numFmt w:val="bullet"/>
+      <w:lvlText w:val=""/>
+      <w:lvlJc w:val="left"/>
+      <w:pPr>
+        <w:ind w:left="5440" w:hanging="360"/>
+      </w:pPr>
+      <w:rPr>
+        <w:rFonts w:ascii="Symbol" w:hAnsi="Symbol" w:hint="default"/>
+      </w:rPr>
+    </w:lvl>
+    <w:lvl w:ilvl="7" w:tplc="40090003" w:tentative="1">
+      <w:start w:val="1"/>
+      <w:numFmt w:val="bullet"/>
+      <w:lvlText w:val="o"/>
+      <w:lvlJc w:val="left"/>
+      <w:pPr>
+        <w:ind w:left="6160" w:hanging="360"/>
+      </w:pPr>
+      <w:rPr>
+        <w:rFonts w:ascii="Courier New" w:hAnsi="Courier New" w:cs="Courier New" w:hint="default"/>
+      </w:rPr>
+    </w:lvl>
+    <w:lvl w:ilvl="8" w:tplc="40090005" w:tentative="1">
+      <w:start w:val="1"/>
+      <w:numFmt w:val="bullet"/>
+      <w:lvlText w:val=""/>
+      <w:lvlJc w:val="left"/>
+      <w:pPr>
+        <w:ind w:left="6880" w:hanging="360"/>
+      </w:pPr>
+      <w:rPr>
+        <w:rFonts w:ascii="Wingdings" w:hAnsi="Wingdings" w:hint="default"/>
+      </w:rPr>
+    </w:lvl>
+  </w:abstractNum>
+  <w:abstractNum w:abstractNumId="17" w15:restartNumberingAfterBreak="0">
     <w:nsid w:val="0D743D1F"/>
     <w:multiLevelType w:val="hybridMultilevel"/>
     <w:tmpl w:val="A1F855A6"/>
@@ -25139,7 +27732,7 @@
       </w:pPr>
     </w:lvl>
   </w:abstractNum>
-  <w:abstractNum w:abstractNumId="17" w15:restartNumberingAfterBreak="0">
+  <w:abstractNum w:abstractNumId="18" w15:restartNumberingAfterBreak="0">
     <w:nsid w:val="0ED41A8C"/>
     <w:multiLevelType w:val="hybridMultilevel"/>
     <w:tmpl w:val="39BE9BB4"/>
@@ -25252,7 +27845,7 @@
       </w:rPr>
     </w:lvl>
   </w:abstractNum>
-  <w:abstractNum w:abstractNumId="18" w15:restartNumberingAfterBreak="0">
+  <w:abstractNum w:abstractNumId="19" w15:restartNumberingAfterBreak="0">
     <w:nsid w:val="0F7D6AA2"/>
     <w:multiLevelType w:val="hybridMultilevel"/>
     <w:tmpl w:val="1E34183E"/>
@@ -25365,7 +27958,7 @@
       </w:rPr>
     </w:lvl>
   </w:abstractNum>
-  <w:abstractNum w:abstractNumId="19" w15:restartNumberingAfterBreak="0">
+  <w:abstractNum w:abstractNumId="20" w15:restartNumberingAfterBreak="0">
     <w:nsid w:val="10E977AF"/>
     <w:multiLevelType w:val="hybridMultilevel"/>
     <w:tmpl w:val="A91AFD52"/>
@@ -25478,7 +28071,7 @@
       </w:rPr>
     </w:lvl>
   </w:abstractNum>
-  <w:abstractNum w:abstractNumId="20" w15:restartNumberingAfterBreak="0">
+  <w:abstractNum w:abstractNumId="21" w15:restartNumberingAfterBreak="0">
     <w:nsid w:val="110C1F0A"/>
     <w:multiLevelType w:val="hybridMultilevel"/>
     <w:tmpl w:val="12800908"/>
@@ -25591,7 +28184,7 @@
       </w:rPr>
     </w:lvl>
   </w:abstractNum>
-  <w:abstractNum w:abstractNumId="21" w15:restartNumberingAfterBreak="0">
+  <w:abstractNum w:abstractNumId="22" w15:restartNumberingAfterBreak="0">
     <w:nsid w:val="11E40B49"/>
     <w:multiLevelType w:val="hybridMultilevel"/>
     <w:tmpl w:val="3B14F05C"/>
@@ -25704,7 +28297,7 @@
       </w:rPr>
     </w:lvl>
   </w:abstractNum>
-  <w:abstractNum w:abstractNumId="22" w15:restartNumberingAfterBreak="0">
+  <w:abstractNum w:abstractNumId="23" w15:restartNumberingAfterBreak="0">
     <w:nsid w:val="12D534F3"/>
     <w:multiLevelType w:val="hybridMultilevel"/>
     <w:tmpl w:val="6D9A2CFE"/>
@@ -25817,7 +28410,7 @@
       </w:rPr>
     </w:lvl>
   </w:abstractNum>
-  <w:abstractNum w:abstractNumId="23" w15:restartNumberingAfterBreak="0">
+  <w:abstractNum w:abstractNumId="24" w15:restartNumberingAfterBreak="0">
     <w:nsid w:val="13AA0395"/>
     <w:multiLevelType w:val="hybridMultilevel"/>
     <w:tmpl w:val="41421288"/>
@@ -25930,7 +28523,7 @@
       </w:rPr>
     </w:lvl>
   </w:abstractNum>
-  <w:abstractNum w:abstractNumId="24" w15:restartNumberingAfterBreak="0">
+  <w:abstractNum w:abstractNumId="25" w15:restartNumberingAfterBreak="0">
     <w:nsid w:val="14175B67"/>
     <w:multiLevelType w:val="hybridMultilevel"/>
     <w:tmpl w:val="776493DA"/>
@@ -26039,7 +28632,7 @@
       </w:pPr>
     </w:lvl>
   </w:abstractNum>
-  <w:abstractNum w:abstractNumId="25" w15:restartNumberingAfterBreak="0">
+  <w:abstractNum w:abstractNumId="26" w15:restartNumberingAfterBreak="0">
     <w:nsid w:val="17096475"/>
     <w:multiLevelType w:val="hybridMultilevel"/>
     <w:tmpl w:val="577CBEB0"/>
@@ -26152,7 +28745,7 @@
       </w:rPr>
     </w:lvl>
   </w:abstractNum>
-  <w:abstractNum w:abstractNumId="26" w15:restartNumberingAfterBreak="0">
+  <w:abstractNum w:abstractNumId="27" w15:restartNumberingAfterBreak="0">
     <w:nsid w:val="191168A3"/>
     <w:multiLevelType w:val="hybridMultilevel"/>
     <w:tmpl w:val="0DB2DA64"/>
@@ -26265,7 +28858,7 @@
       </w:rPr>
     </w:lvl>
   </w:abstractNum>
-  <w:abstractNum w:abstractNumId="27" w15:restartNumberingAfterBreak="0">
+  <w:abstractNum w:abstractNumId="28" w15:restartNumberingAfterBreak="0">
     <w:nsid w:val="1BFB1534"/>
     <w:multiLevelType w:val="hybridMultilevel"/>
     <w:tmpl w:val="319475F4"/>
@@ -26378,7 +28971,7 @@
       </w:rPr>
     </w:lvl>
   </w:abstractNum>
-  <w:abstractNum w:abstractNumId="28" w15:restartNumberingAfterBreak="0">
+  <w:abstractNum w:abstractNumId="29" w15:restartNumberingAfterBreak="0">
     <w:nsid w:val="1CA516B8"/>
     <w:multiLevelType w:val="hybridMultilevel"/>
     <w:tmpl w:val="9A042BF6"/>
@@ -26491,7 +29084,7 @@
       </w:rPr>
     </w:lvl>
   </w:abstractNum>
-  <w:abstractNum w:abstractNumId="29" w15:restartNumberingAfterBreak="0">
+  <w:abstractNum w:abstractNumId="30" w15:restartNumberingAfterBreak="0">
     <w:nsid w:val="1CAF1FF3"/>
     <w:multiLevelType w:val="hybridMultilevel"/>
     <w:tmpl w:val="9C32CCA0"/>
@@ -26604,7 +29197,7 @@
       </w:rPr>
     </w:lvl>
   </w:abstractNum>
-  <w:abstractNum w:abstractNumId="30" w15:restartNumberingAfterBreak="0">
+  <w:abstractNum w:abstractNumId="31" w15:restartNumberingAfterBreak="0">
     <w:nsid w:val="1D644E5C"/>
     <w:multiLevelType w:val="hybridMultilevel"/>
     <w:tmpl w:val="A7BC5C5E"/>
@@ -26717,7 +29310,7 @@
       </w:rPr>
     </w:lvl>
   </w:abstractNum>
-  <w:abstractNum w:abstractNumId="31" w15:restartNumberingAfterBreak="0">
+  <w:abstractNum w:abstractNumId="32" w15:restartNumberingAfterBreak="0">
     <w:nsid w:val="1F6474BC"/>
     <w:multiLevelType w:val="hybridMultilevel"/>
     <w:tmpl w:val="2EB4095E"/>
@@ -26830,7 +29423,7 @@
       </w:rPr>
     </w:lvl>
   </w:abstractNum>
-  <w:abstractNum w:abstractNumId="32" w15:restartNumberingAfterBreak="0">
+  <w:abstractNum w:abstractNumId="33" w15:restartNumberingAfterBreak="0">
     <w:nsid w:val="22DB65EA"/>
     <w:multiLevelType w:val="hybridMultilevel"/>
     <w:tmpl w:val="0F7C5664"/>
@@ -26943,7 +29536,7 @@
       </w:rPr>
     </w:lvl>
   </w:abstractNum>
-  <w:abstractNum w:abstractNumId="33" w15:restartNumberingAfterBreak="0">
+  <w:abstractNum w:abstractNumId="34" w15:restartNumberingAfterBreak="0">
     <w:nsid w:val="232628BC"/>
     <w:multiLevelType w:val="hybridMultilevel"/>
     <w:tmpl w:val="BB22A51E"/>
@@ -27056,7 +29649,7 @@
       </w:rPr>
     </w:lvl>
   </w:abstractNum>
-  <w:abstractNum w:abstractNumId="34" w15:restartNumberingAfterBreak="0">
+  <w:abstractNum w:abstractNumId="35" w15:restartNumberingAfterBreak="0">
     <w:nsid w:val="23F9362A"/>
     <w:multiLevelType w:val="hybridMultilevel"/>
     <w:tmpl w:val="52B691FA"/>
@@ -27169,7 +29762,7 @@
       </w:rPr>
     </w:lvl>
   </w:abstractNum>
-  <w:abstractNum w:abstractNumId="35" w15:restartNumberingAfterBreak="0">
+  <w:abstractNum w:abstractNumId="36" w15:restartNumberingAfterBreak="0">
     <w:nsid w:val="244E0056"/>
     <w:multiLevelType w:val="hybridMultilevel"/>
     <w:tmpl w:val="0DFAAEE2"/>
@@ -27282,7 +29875,7 @@
       </w:rPr>
     </w:lvl>
   </w:abstractNum>
-  <w:abstractNum w:abstractNumId="36" w15:restartNumberingAfterBreak="0">
+  <w:abstractNum w:abstractNumId="37" w15:restartNumberingAfterBreak="0">
     <w:nsid w:val="260B2D54"/>
     <w:multiLevelType w:val="hybridMultilevel"/>
     <w:tmpl w:val="3B3CBCFA"/>
@@ -27395,7 +29988,7 @@
       </w:rPr>
     </w:lvl>
   </w:abstractNum>
-  <w:abstractNum w:abstractNumId="37" w15:restartNumberingAfterBreak="0">
+  <w:abstractNum w:abstractNumId="38" w15:restartNumberingAfterBreak="0">
     <w:nsid w:val="264859EB"/>
     <w:multiLevelType w:val="hybridMultilevel"/>
     <w:tmpl w:val="9976F274"/>
@@ -27508,7 +30101,7 @@
       </w:rPr>
     </w:lvl>
   </w:abstractNum>
-  <w:abstractNum w:abstractNumId="38" w15:restartNumberingAfterBreak="0">
+  <w:abstractNum w:abstractNumId="39" w15:restartNumberingAfterBreak="0">
     <w:nsid w:val="2662319A"/>
     <w:multiLevelType w:val="hybridMultilevel"/>
     <w:tmpl w:val="7FBE34F2"/>
@@ -27621,7 +30214,7 @@
       </w:rPr>
     </w:lvl>
   </w:abstractNum>
-  <w:abstractNum w:abstractNumId="39" w15:restartNumberingAfterBreak="0">
+  <w:abstractNum w:abstractNumId="40" w15:restartNumberingAfterBreak="0">
     <w:nsid w:val="27A05930"/>
     <w:multiLevelType w:val="hybridMultilevel"/>
     <w:tmpl w:val="11F2E8B4"/>
@@ -27734,7 +30327,7 @@
       </w:rPr>
     </w:lvl>
   </w:abstractNum>
-  <w:abstractNum w:abstractNumId="40" w15:restartNumberingAfterBreak="0">
+  <w:abstractNum w:abstractNumId="41" w15:restartNumberingAfterBreak="0">
     <w:nsid w:val="294C7996"/>
     <w:multiLevelType w:val="hybridMultilevel"/>
     <w:tmpl w:val="6540B1F6"/>
@@ -27847,7 +30440,233 @@
       </w:rPr>
     </w:lvl>
   </w:abstractNum>
-  <w:abstractNum w:abstractNumId="41" w15:restartNumberingAfterBreak="0">
+  <w:abstractNum w:abstractNumId="42" w15:restartNumberingAfterBreak="0">
+    <w:nsid w:val="29FB3CCE"/>
+    <w:multiLevelType w:val="hybridMultilevel"/>
+    <w:tmpl w:val="D1149A02"/>
+    <w:lvl w:ilvl="0" w:tplc="4009000B">
+      <w:start w:val="1"/>
+      <w:numFmt w:val="bullet"/>
+      <w:lvlText w:val=""/>
+      <w:lvlJc w:val="left"/>
+      <w:pPr>
+        <w:ind w:left="1120" w:hanging="360"/>
+      </w:pPr>
+      <w:rPr>
+        <w:rFonts w:ascii="Wingdings" w:hAnsi="Wingdings" w:hint="default"/>
+      </w:rPr>
+    </w:lvl>
+    <w:lvl w:ilvl="1" w:tplc="40090003" w:tentative="1">
+      <w:start w:val="1"/>
+      <w:numFmt w:val="bullet"/>
+      <w:lvlText w:val="o"/>
+      <w:lvlJc w:val="left"/>
+      <w:pPr>
+        <w:ind w:left="1840" w:hanging="360"/>
+      </w:pPr>
+      <w:rPr>
+        <w:rFonts w:ascii="Courier New" w:hAnsi="Courier New" w:cs="Courier New" w:hint="default"/>
+      </w:rPr>
+    </w:lvl>
+    <w:lvl w:ilvl="2" w:tplc="40090005" w:tentative="1">
+      <w:start w:val="1"/>
+      <w:numFmt w:val="bullet"/>
+      <w:lvlText w:val=""/>
+      <w:lvlJc w:val="left"/>
+      <w:pPr>
+        <w:ind w:left="2560" w:hanging="360"/>
+      </w:pPr>
+      <w:rPr>
+        <w:rFonts w:ascii="Wingdings" w:hAnsi="Wingdings" w:hint="default"/>
+      </w:rPr>
+    </w:lvl>
+    <w:lvl w:ilvl="3" w:tplc="40090001" w:tentative="1">
+      <w:start w:val="1"/>
+      <w:numFmt w:val="bullet"/>
+      <w:lvlText w:val=""/>
+      <w:lvlJc w:val="left"/>
+      <w:pPr>
+        <w:ind w:left="3280" w:hanging="360"/>
+      </w:pPr>
+      <w:rPr>
+        <w:rFonts w:ascii="Symbol" w:hAnsi="Symbol" w:hint="default"/>
+      </w:rPr>
+    </w:lvl>
+    <w:lvl w:ilvl="4" w:tplc="40090003" w:tentative="1">
+      <w:start w:val="1"/>
+      <w:numFmt w:val="bullet"/>
+      <w:lvlText w:val="o"/>
+      <w:lvlJc w:val="left"/>
+      <w:pPr>
+        <w:ind w:left="4000" w:hanging="360"/>
+      </w:pPr>
+      <w:rPr>
+        <w:rFonts w:ascii="Courier New" w:hAnsi="Courier New" w:cs="Courier New" w:hint="default"/>
+      </w:rPr>
+    </w:lvl>
+    <w:lvl w:ilvl="5" w:tplc="40090005" w:tentative="1">
+      <w:start w:val="1"/>
+      <w:numFmt w:val="bullet"/>
+      <w:lvlText w:val=""/>
+      <w:lvlJc w:val="left"/>
+      <w:pPr>
+        <w:ind w:left="4720" w:hanging="360"/>
+      </w:pPr>
+      <w:rPr>
+        <w:rFonts w:ascii="Wingdings" w:hAnsi="Wingdings" w:hint="default"/>
+      </w:rPr>
+    </w:lvl>
+    <w:lvl w:ilvl="6" w:tplc="40090001" w:tentative="1">
+      <w:start w:val="1"/>
+      <w:numFmt w:val="bullet"/>
+      <w:lvlText w:val=""/>
+      <w:lvlJc w:val="left"/>
+      <w:pPr>
+        <w:ind w:left="5440" w:hanging="360"/>
+      </w:pPr>
+      <w:rPr>
+        <w:rFonts w:ascii="Symbol" w:hAnsi="Symbol" w:hint="default"/>
+      </w:rPr>
+    </w:lvl>
+    <w:lvl w:ilvl="7" w:tplc="40090003" w:tentative="1">
+      <w:start w:val="1"/>
+      <w:numFmt w:val="bullet"/>
+      <w:lvlText w:val="o"/>
+      <w:lvlJc w:val="left"/>
+      <w:pPr>
+        <w:ind w:left="6160" w:hanging="360"/>
+      </w:pPr>
+      <w:rPr>
+        <w:rFonts w:ascii="Courier New" w:hAnsi="Courier New" w:cs="Courier New" w:hint="default"/>
+      </w:rPr>
+    </w:lvl>
+    <w:lvl w:ilvl="8" w:tplc="40090005" w:tentative="1">
+      <w:start w:val="1"/>
+      <w:numFmt w:val="bullet"/>
+      <w:lvlText w:val=""/>
+      <w:lvlJc w:val="left"/>
+      <w:pPr>
+        <w:ind w:left="6880" w:hanging="360"/>
+      </w:pPr>
+      <w:rPr>
+        <w:rFonts w:ascii="Wingdings" w:hAnsi="Wingdings" w:hint="default"/>
+      </w:rPr>
+    </w:lvl>
+  </w:abstractNum>
+  <w:abstractNum w:abstractNumId="43" w15:restartNumberingAfterBreak="0">
+    <w:nsid w:val="2BFC0C11"/>
+    <w:multiLevelType w:val="hybridMultilevel"/>
+    <w:tmpl w:val="216C6F56"/>
+    <w:lvl w:ilvl="0" w:tplc="4009000B">
+      <w:start w:val="1"/>
+      <w:numFmt w:val="bullet"/>
+      <w:lvlText w:val=""/>
+      <w:lvlJc w:val="left"/>
+      <w:pPr>
+        <w:ind w:left="1120" w:hanging="360"/>
+      </w:pPr>
+      <w:rPr>
+        <w:rFonts w:ascii="Wingdings" w:hAnsi="Wingdings" w:hint="default"/>
+      </w:rPr>
+    </w:lvl>
+    <w:lvl w:ilvl="1" w:tplc="40090003" w:tentative="1">
+      <w:start w:val="1"/>
+      <w:numFmt w:val="bullet"/>
+      <w:lvlText w:val="o"/>
+      <w:lvlJc w:val="left"/>
+      <w:pPr>
+        <w:ind w:left="1840" w:hanging="360"/>
+      </w:pPr>
+      <w:rPr>
+        <w:rFonts w:ascii="Courier New" w:hAnsi="Courier New" w:cs="Courier New" w:hint="default"/>
+      </w:rPr>
+    </w:lvl>
+    <w:lvl w:ilvl="2" w:tplc="40090005" w:tentative="1">
+      <w:start w:val="1"/>
+      <w:numFmt w:val="bullet"/>
+      <w:lvlText w:val=""/>
+      <w:lvlJc w:val="left"/>
+      <w:pPr>
+        <w:ind w:left="2560" w:hanging="360"/>
+      </w:pPr>
+      <w:rPr>
+        <w:rFonts w:ascii="Wingdings" w:hAnsi="Wingdings" w:hint="default"/>
+      </w:rPr>
+    </w:lvl>
+    <w:lvl w:ilvl="3" w:tplc="40090001" w:tentative="1">
+      <w:start w:val="1"/>
+      <w:numFmt w:val="bullet"/>
+      <w:lvlText w:val=""/>
+      <w:lvlJc w:val="left"/>
+      <w:pPr>
+        <w:ind w:left="3280" w:hanging="360"/>
+      </w:pPr>
+      <w:rPr>
+        <w:rFonts w:ascii="Symbol" w:hAnsi="Symbol" w:hint="default"/>
+      </w:rPr>
+    </w:lvl>
+    <w:lvl w:ilvl="4" w:tplc="40090003" w:tentative="1">
+      <w:start w:val="1"/>
+      <w:numFmt w:val="bullet"/>
+      <w:lvlText w:val="o"/>
+      <w:lvlJc w:val="left"/>
+      <w:pPr>
+        <w:ind w:left="4000" w:hanging="360"/>
+      </w:pPr>
+      <w:rPr>
+        <w:rFonts w:ascii="Courier New" w:hAnsi="Courier New" w:cs="Courier New" w:hint="default"/>
+      </w:rPr>
+    </w:lvl>
+    <w:lvl w:ilvl="5" w:tplc="40090005" w:tentative="1">
+      <w:start w:val="1"/>
+      <w:numFmt w:val="bullet"/>
+      <w:lvlText w:val=""/>
+      <w:lvlJc w:val="left"/>
+      <w:pPr>
+        <w:ind w:left="4720" w:hanging="360"/>
+      </w:pPr>
+      <w:rPr>
+        <w:rFonts w:ascii="Wingdings" w:hAnsi="Wingdings" w:hint="default"/>
+      </w:rPr>
+    </w:lvl>
+    <w:lvl w:ilvl="6" w:tplc="40090001" w:tentative="1">
+      <w:start w:val="1"/>
+      <w:numFmt w:val="bullet"/>
+      <w:lvlText w:val=""/>
+      <w:lvlJc w:val="left"/>
+      <w:pPr>
+        <w:ind w:left="5440" w:hanging="360"/>
+      </w:pPr>
+      <w:rPr>
+        <w:rFonts w:ascii="Symbol" w:hAnsi="Symbol" w:hint="default"/>
+      </w:rPr>
+    </w:lvl>
+    <w:lvl w:ilvl="7" w:tplc="40090003" w:tentative="1">
+      <w:start w:val="1"/>
+      <w:numFmt w:val="bullet"/>
+      <w:lvlText w:val="o"/>
+      <w:lvlJc w:val="left"/>
+      <w:pPr>
+        <w:ind w:left="6160" w:hanging="360"/>
+      </w:pPr>
+      <w:rPr>
+        <w:rFonts w:ascii="Courier New" w:hAnsi="Courier New" w:cs="Courier New" w:hint="default"/>
+      </w:rPr>
+    </w:lvl>
+    <w:lvl w:ilvl="8" w:tplc="40090005" w:tentative="1">
+      <w:start w:val="1"/>
+      <w:numFmt w:val="bullet"/>
+      <w:lvlText w:val=""/>
+      <w:lvlJc w:val="left"/>
+      <w:pPr>
+        <w:ind w:left="6880" w:hanging="360"/>
+      </w:pPr>
+      <w:rPr>
+        <w:rFonts w:ascii="Wingdings" w:hAnsi="Wingdings" w:hint="default"/>
+      </w:rPr>
+    </w:lvl>
+  </w:abstractNum>
+  <w:abstractNum w:abstractNumId="44" w15:restartNumberingAfterBreak="0">
     <w:nsid w:val="2CD07219"/>
     <w:multiLevelType w:val="hybridMultilevel"/>
     <w:tmpl w:val="F028F0C2"/>
@@ -27960,7 +30779,7 @@
       </w:rPr>
     </w:lvl>
   </w:abstractNum>
-  <w:abstractNum w:abstractNumId="42" w15:restartNumberingAfterBreak="0">
+  <w:abstractNum w:abstractNumId="45" w15:restartNumberingAfterBreak="0">
     <w:nsid w:val="2E5E01CB"/>
     <w:multiLevelType w:val="hybridMultilevel"/>
     <w:tmpl w:val="4E80DCB4"/>
@@ -28073,7 +30892,7 @@
       </w:rPr>
     </w:lvl>
   </w:abstractNum>
-  <w:abstractNum w:abstractNumId="43" w15:restartNumberingAfterBreak="0">
+  <w:abstractNum w:abstractNumId="46" w15:restartNumberingAfterBreak="0">
     <w:nsid w:val="2F325EA5"/>
     <w:multiLevelType w:val="hybridMultilevel"/>
     <w:tmpl w:val="4880CD62"/>
@@ -28186,7 +31005,7 @@
       </w:rPr>
     </w:lvl>
   </w:abstractNum>
-  <w:abstractNum w:abstractNumId="44" w15:restartNumberingAfterBreak="0">
+  <w:abstractNum w:abstractNumId="47" w15:restartNumberingAfterBreak="0">
     <w:nsid w:val="30B71602"/>
     <w:multiLevelType w:val="hybridMultilevel"/>
     <w:tmpl w:val="034275AE"/>
@@ -28299,7 +31118,7 @@
       </w:rPr>
     </w:lvl>
   </w:abstractNum>
-  <w:abstractNum w:abstractNumId="45" w15:restartNumberingAfterBreak="0">
+  <w:abstractNum w:abstractNumId="48" w15:restartNumberingAfterBreak="0">
     <w:nsid w:val="31A1339E"/>
     <w:multiLevelType w:val="hybridMultilevel"/>
     <w:tmpl w:val="167049CA"/>
@@ -28412,7 +31231,7 @@
       </w:rPr>
     </w:lvl>
   </w:abstractNum>
-  <w:abstractNum w:abstractNumId="46" w15:restartNumberingAfterBreak="0">
+  <w:abstractNum w:abstractNumId="49" w15:restartNumberingAfterBreak="0">
     <w:nsid w:val="322A262F"/>
     <w:multiLevelType w:val="hybridMultilevel"/>
     <w:tmpl w:val="327C07E0"/>
@@ -28525,7 +31344,7 @@
       </w:rPr>
     </w:lvl>
   </w:abstractNum>
-  <w:abstractNum w:abstractNumId="47" w15:restartNumberingAfterBreak="0">
+  <w:abstractNum w:abstractNumId="50" w15:restartNumberingAfterBreak="0">
     <w:nsid w:val="32C32B4A"/>
     <w:multiLevelType w:val="hybridMultilevel"/>
     <w:tmpl w:val="01CAE6DC"/>
@@ -28638,7 +31457,7 @@
       </w:rPr>
     </w:lvl>
   </w:abstractNum>
-  <w:abstractNum w:abstractNumId="48" w15:restartNumberingAfterBreak="0">
+  <w:abstractNum w:abstractNumId="51" w15:restartNumberingAfterBreak="0">
     <w:nsid w:val="335204B5"/>
     <w:multiLevelType w:val="hybridMultilevel"/>
     <w:tmpl w:val="8F2E7C02"/>
@@ -28751,7 +31570,120 @@
       </w:rPr>
     </w:lvl>
   </w:abstractNum>
-  <w:abstractNum w:abstractNumId="49" w15:restartNumberingAfterBreak="0">
+  <w:abstractNum w:abstractNumId="52" w15:restartNumberingAfterBreak="0">
+    <w:nsid w:val="34C412AD"/>
+    <w:multiLevelType w:val="hybridMultilevel"/>
+    <w:tmpl w:val="4EA44940"/>
+    <w:lvl w:ilvl="0" w:tplc="4009000B">
+      <w:start w:val="1"/>
+      <w:numFmt w:val="bullet"/>
+      <w:lvlText w:val=""/>
+      <w:lvlJc w:val="left"/>
+      <w:pPr>
+        <w:ind w:left="1120" w:hanging="360"/>
+      </w:pPr>
+      <w:rPr>
+        <w:rFonts w:ascii="Wingdings" w:hAnsi="Wingdings" w:hint="default"/>
+      </w:rPr>
+    </w:lvl>
+    <w:lvl w:ilvl="1" w:tplc="40090003" w:tentative="1">
+      <w:start w:val="1"/>
+      <w:numFmt w:val="bullet"/>
+      <w:lvlText w:val="o"/>
+      <w:lvlJc w:val="left"/>
+      <w:pPr>
+        <w:ind w:left="1840" w:hanging="360"/>
+      </w:pPr>
+      <w:rPr>
+        <w:rFonts w:ascii="Courier New" w:hAnsi="Courier New" w:cs="Courier New" w:hint="default"/>
+      </w:rPr>
+    </w:lvl>
+    <w:lvl w:ilvl="2" w:tplc="40090005" w:tentative="1">
+      <w:start w:val="1"/>
+      <w:numFmt w:val="bullet"/>
+      <w:lvlText w:val=""/>
+      <w:lvlJc w:val="left"/>
+      <w:pPr>
+        <w:ind w:left="2560" w:hanging="360"/>
+      </w:pPr>
+      <w:rPr>
+        <w:rFonts w:ascii="Wingdings" w:hAnsi="Wingdings" w:hint="default"/>
+      </w:rPr>
+    </w:lvl>
+    <w:lvl w:ilvl="3" w:tplc="40090001" w:tentative="1">
+      <w:start w:val="1"/>
+      <w:numFmt w:val="bullet"/>
+      <w:lvlText w:val=""/>
+      <w:lvlJc w:val="left"/>
+      <w:pPr>
+        <w:ind w:left="3280" w:hanging="360"/>
+      </w:pPr>
+      <w:rPr>
+        <w:rFonts w:ascii="Symbol" w:hAnsi="Symbol" w:hint="default"/>
+      </w:rPr>
+    </w:lvl>
+    <w:lvl w:ilvl="4" w:tplc="40090003" w:tentative="1">
+      <w:start w:val="1"/>
+      <w:numFmt w:val="bullet"/>
+      <w:lvlText w:val="o"/>
+      <w:lvlJc w:val="left"/>
+      <w:pPr>
+        <w:ind w:left="4000" w:hanging="360"/>
+      </w:pPr>
+      <w:rPr>
+        <w:rFonts w:ascii="Courier New" w:hAnsi="Courier New" w:cs="Courier New" w:hint="default"/>
+      </w:rPr>
+    </w:lvl>
+    <w:lvl w:ilvl="5" w:tplc="40090005" w:tentative="1">
+      <w:start w:val="1"/>
+      <w:numFmt w:val="bullet"/>
+      <w:lvlText w:val=""/>
+      <w:lvlJc w:val="left"/>
+      <w:pPr>
+        <w:ind w:left="4720" w:hanging="360"/>
+      </w:pPr>
+      <w:rPr>
+        <w:rFonts w:ascii="Wingdings" w:hAnsi="Wingdings" w:hint="default"/>
+      </w:rPr>
+    </w:lvl>
+    <w:lvl w:ilvl="6" w:tplc="40090001" w:tentative="1">
+      <w:start w:val="1"/>
+      <w:numFmt w:val="bullet"/>
+      <w:lvlText w:val=""/>
+      <w:lvlJc w:val="left"/>
+      <w:pPr>
+        <w:ind w:left="5440" w:hanging="360"/>
+      </w:pPr>
+      <w:rPr>
+        <w:rFonts w:ascii="Symbol" w:hAnsi="Symbol" w:hint="default"/>
+      </w:rPr>
+    </w:lvl>
+    <w:lvl w:ilvl="7" w:tplc="40090003" w:tentative="1">
+      <w:start w:val="1"/>
+      <w:numFmt w:val="bullet"/>
+      <w:lvlText w:val="o"/>
+      <w:lvlJc w:val="left"/>
+      <w:pPr>
+        <w:ind w:left="6160" w:hanging="360"/>
+      </w:pPr>
+      <w:rPr>
+        <w:rFonts w:ascii="Courier New" w:hAnsi="Courier New" w:cs="Courier New" w:hint="default"/>
+      </w:rPr>
+    </w:lvl>
+    <w:lvl w:ilvl="8" w:tplc="40090005" w:tentative="1">
+      <w:start w:val="1"/>
+      <w:numFmt w:val="bullet"/>
+      <w:lvlText w:val=""/>
+      <w:lvlJc w:val="left"/>
+      <w:pPr>
+        <w:ind w:left="6880" w:hanging="360"/>
+      </w:pPr>
+      <w:rPr>
+        <w:rFonts w:ascii="Wingdings" w:hAnsi="Wingdings" w:hint="default"/>
+      </w:rPr>
+    </w:lvl>
+  </w:abstractNum>
+  <w:abstractNum w:abstractNumId="53" w15:restartNumberingAfterBreak="0">
     <w:nsid w:val="35553CF3"/>
     <w:multiLevelType w:val="hybridMultilevel"/>
     <w:tmpl w:val="DA50D502"/>
@@ -28864,7 +31796,7 @@
       </w:rPr>
     </w:lvl>
   </w:abstractNum>
-  <w:abstractNum w:abstractNumId="50" w15:restartNumberingAfterBreak="0">
+  <w:abstractNum w:abstractNumId="54" w15:restartNumberingAfterBreak="0">
     <w:nsid w:val="39582E41"/>
     <w:multiLevelType w:val="hybridMultilevel"/>
     <w:tmpl w:val="6EA8BB26"/>
@@ -28977,7 +31909,7 @@
       </w:rPr>
     </w:lvl>
   </w:abstractNum>
-  <w:abstractNum w:abstractNumId="51" w15:restartNumberingAfterBreak="0">
+  <w:abstractNum w:abstractNumId="55" w15:restartNumberingAfterBreak="0">
     <w:nsid w:val="39A6604F"/>
     <w:multiLevelType w:val="hybridMultilevel"/>
     <w:tmpl w:val="E4B8291E"/>
@@ -29090,7 +32022,120 @@
       </w:rPr>
     </w:lvl>
   </w:abstractNum>
-  <w:abstractNum w:abstractNumId="52" w15:restartNumberingAfterBreak="0">
+  <w:abstractNum w:abstractNumId="56" w15:restartNumberingAfterBreak="0">
+    <w:nsid w:val="414E7E41"/>
+    <w:multiLevelType w:val="hybridMultilevel"/>
+    <w:tmpl w:val="CC30E586"/>
+    <w:lvl w:ilvl="0" w:tplc="4009000B">
+      <w:start w:val="1"/>
+      <w:numFmt w:val="bullet"/>
+      <w:lvlText w:val=""/>
+      <w:lvlJc w:val="left"/>
+      <w:pPr>
+        <w:ind w:left="1120" w:hanging="360"/>
+      </w:pPr>
+      <w:rPr>
+        <w:rFonts w:ascii="Wingdings" w:hAnsi="Wingdings" w:hint="default"/>
+      </w:rPr>
+    </w:lvl>
+    <w:lvl w:ilvl="1" w:tplc="40090003" w:tentative="1">
+      <w:start w:val="1"/>
+      <w:numFmt w:val="bullet"/>
+      <w:lvlText w:val="o"/>
+      <w:lvlJc w:val="left"/>
+      <w:pPr>
+        <w:ind w:left="1840" w:hanging="360"/>
+      </w:pPr>
+      <w:rPr>
+        <w:rFonts w:ascii="Courier New" w:hAnsi="Courier New" w:cs="Courier New" w:hint="default"/>
+      </w:rPr>
+    </w:lvl>
+    <w:lvl w:ilvl="2" w:tplc="40090005" w:tentative="1">
+      <w:start w:val="1"/>
+      <w:numFmt w:val="bullet"/>
+      <w:lvlText w:val=""/>
+      <w:lvlJc w:val="left"/>
+      <w:pPr>
+        <w:ind w:left="2560" w:hanging="360"/>
+      </w:pPr>
+      <w:rPr>
+        <w:rFonts w:ascii="Wingdings" w:hAnsi="Wingdings" w:hint="default"/>
+      </w:rPr>
+    </w:lvl>
+    <w:lvl w:ilvl="3" w:tplc="40090001" w:tentative="1">
+      <w:start w:val="1"/>
+      <w:numFmt w:val="bullet"/>
+      <w:lvlText w:val=""/>
+      <w:lvlJc w:val="left"/>
+      <w:pPr>
+        <w:ind w:left="3280" w:hanging="360"/>
+      </w:pPr>
+      <w:rPr>
+        <w:rFonts w:ascii="Symbol" w:hAnsi="Symbol" w:hint="default"/>
+      </w:rPr>
+    </w:lvl>
+    <w:lvl w:ilvl="4" w:tplc="40090003" w:tentative="1">
+      <w:start w:val="1"/>
+      <w:numFmt w:val="bullet"/>
+      <w:lvlText w:val="o"/>
+      <w:lvlJc w:val="left"/>
+      <w:pPr>
+        <w:ind w:left="4000" w:hanging="360"/>
+      </w:pPr>
+      <w:rPr>
+        <w:rFonts w:ascii="Courier New" w:hAnsi="Courier New" w:cs="Courier New" w:hint="default"/>
+      </w:rPr>
+    </w:lvl>
+    <w:lvl w:ilvl="5" w:tplc="40090005" w:tentative="1">
+      <w:start w:val="1"/>
+      <w:numFmt w:val="bullet"/>
+      <w:lvlText w:val=""/>
+      <w:lvlJc w:val="left"/>
+      <w:pPr>
+        <w:ind w:left="4720" w:hanging="360"/>
+      </w:pPr>
+      <w:rPr>
+        <w:rFonts w:ascii="Wingdings" w:hAnsi="Wingdings" w:hint="default"/>
+      </w:rPr>
+    </w:lvl>
+    <w:lvl w:ilvl="6" w:tplc="40090001" w:tentative="1">
+      <w:start w:val="1"/>
+      <w:numFmt w:val="bullet"/>
+      <w:lvlText w:val=""/>
+      <w:lvlJc w:val="left"/>
+      <w:pPr>
+        <w:ind w:left="5440" w:hanging="360"/>
+      </w:pPr>
+      <w:rPr>
+        <w:rFonts w:ascii="Symbol" w:hAnsi="Symbol" w:hint="default"/>
+      </w:rPr>
+    </w:lvl>
+    <w:lvl w:ilvl="7" w:tplc="40090003" w:tentative="1">
+      <w:start w:val="1"/>
+      <w:numFmt w:val="bullet"/>
+      <w:lvlText w:val="o"/>
+      <w:lvlJc w:val="left"/>
+      <w:pPr>
+        <w:ind w:left="6160" w:hanging="360"/>
+      </w:pPr>
+      <w:rPr>
+        <w:rFonts w:ascii="Courier New" w:hAnsi="Courier New" w:cs="Courier New" w:hint="default"/>
+      </w:rPr>
+    </w:lvl>
+    <w:lvl w:ilvl="8" w:tplc="40090005" w:tentative="1">
+      <w:start w:val="1"/>
+      <w:numFmt w:val="bullet"/>
+      <w:lvlText w:val=""/>
+      <w:lvlJc w:val="left"/>
+      <w:pPr>
+        <w:ind w:left="6880" w:hanging="360"/>
+      </w:pPr>
+      <w:rPr>
+        <w:rFonts w:ascii="Wingdings" w:hAnsi="Wingdings" w:hint="default"/>
+      </w:rPr>
+    </w:lvl>
+  </w:abstractNum>
+  <w:abstractNum w:abstractNumId="57" w15:restartNumberingAfterBreak="0">
     <w:nsid w:val="41DC4A8F"/>
     <w:multiLevelType w:val="hybridMultilevel"/>
     <w:tmpl w:val="19CE7D6E"/>
@@ -29203,7 +32248,7 @@
       </w:rPr>
     </w:lvl>
   </w:abstractNum>
-  <w:abstractNum w:abstractNumId="53" w15:restartNumberingAfterBreak="0">
+  <w:abstractNum w:abstractNumId="58" w15:restartNumberingAfterBreak="0">
     <w:nsid w:val="41F21485"/>
     <w:multiLevelType w:val="hybridMultilevel"/>
     <w:tmpl w:val="BEF2DB6E"/>
@@ -29316,7 +32361,7 @@
       </w:rPr>
     </w:lvl>
   </w:abstractNum>
-  <w:abstractNum w:abstractNumId="54" w15:restartNumberingAfterBreak="0">
+  <w:abstractNum w:abstractNumId="59" w15:restartNumberingAfterBreak="0">
     <w:nsid w:val="43F66481"/>
     <w:multiLevelType w:val="hybridMultilevel"/>
     <w:tmpl w:val="0D5AA074"/>
@@ -29429,7 +32474,7 @@
       </w:rPr>
     </w:lvl>
   </w:abstractNum>
-  <w:abstractNum w:abstractNumId="55" w15:restartNumberingAfterBreak="0">
+  <w:abstractNum w:abstractNumId="60" w15:restartNumberingAfterBreak="0">
     <w:nsid w:val="44A65F84"/>
     <w:multiLevelType w:val="hybridMultilevel"/>
     <w:tmpl w:val="243C87B6"/>
@@ -29542,7 +32587,7 @@
       </w:rPr>
     </w:lvl>
   </w:abstractNum>
-  <w:abstractNum w:abstractNumId="56" w15:restartNumberingAfterBreak="0">
+  <w:abstractNum w:abstractNumId="61" w15:restartNumberingAfterBreak="0">
     <w:nsid w:val="45CF465D"/>
     <w:multiLevelType w:val="hybridMultilevel"/>
     <w:tmpl w:val="3D904BB4"/>
@@ -29655,7 +32700,7 @@
       </w:rPr>
     </w:lvl>
   </w:abstractNum>
-  <w:abstractNum w:abstractNumId="57" w15:restartNumberingAfterBreak="0">
+  <w:abstractNum w:abstractNumId="62" w15:restartNumberingAfterBreak="0">
     <w:nsid w:val="475F4735"/>
     <w:multiLevelType w:val="hybridMultilevel"/>
     <w:tmpl w:val="FA029FFA"/>
@@ -29768,7 +32813,7 @@
       </w:rPr>
     </w:lvl>
   </w:abstractNum>
-  <w:abstractNum w:abstractNumId="58" w15:restartNumberingAfterBreak="0">
+  <w:abstractNum w:abstractNumId="63" w15:restartNumberingAfterBreak="0">
     <w:nsid w:val="48BE5886"/>
     <w:multiLevelType w:val="hybridMultilevel"/>
     <w:tmpl w:val="9F6EC2EC"/>
@@ -29881,7 +32926,7 @@
       </w:rPr>
     </w:lvl>
   </w:abstractNum>
-  <w:abstractNum w:abstractNumId="59" w15:restartNumberingAfterBreak="0">
+  <w:abstractNum w:abstractNumId="64" w15:restartNumberingAfterBreak="0">
     <w:nsid w:val="4A9E5951"/>
     <w:multiLevelType w:val="hybridMultilevel"/>
     <w:tmpl w:val="C01C7CC2"/>
@@ -29994,7 +33039,7 @@
       </w:rPr>
     </w:lvl>
   </w:abstractNum>
-  <w:abstractNum w:abstractNumId="60" w15:restartNumberingAfterBreak="0">
+  <w:abstractNum w:abstractNumId="65" w15:restartNumberingAfterBreak="0">
     <w:nsid w:val="4BD208CD"/>
     <w:multiLevelType w:val="hybridMultilevel"/>
     <w:tmpl w:val="A53A1180"/>
@@ -30107,7 +33152,7 @@
       </w:rPr>
     </w:lvl>
   </w:abstractNum>
-  <w:abstractNum w:abstractNumId="61" w15:restartNumberingAfterBreak="0">
+  <w:abstractNum w:abstractNumId="66" w15:restartNumberingAfterBreak="0">
     <w:nsid w:val="4C342B25"/>
     <w:multiLevelType w:val="hybridMultilevel"/>
     <w:tmpl w:val="B91CD8D8"/>
@@ -30220,7 +33265,7 @@
       </w:rPr>
     </w:lvl>
   </w:abstractNum>
-  <w:abstractNum w:abstractNumId="62" w15:restartNumberingAfterBreak="0">
+  <w:abstractNum w:abstractNumId="67" w15:restartNumberingAfterBreak="0">
     <w:nsid w:val="4CAF2742"/>
     <w:multiLevelType w:val="hybridMultilevel"/>
     <w:tmpl w:val="9B382BEA"/>
@@ -30333,7 +33378,7 @@
       </w:rPr>
     </w:lvl>
   </w:abstractNum>
-  <w:abstractNum w:abstractNumId="63" w15:restartNumberingAfterBreak="0">
+  <w:abstractNum w:abstractNumId="68" w15:restartNumberingAfterBreak="0">
     <w:nsid w:val="4CB9119F"/>
     <w:multiLevelType w:val="hybridMultilevel"/>
     <w:tmpl w:val="76365076"/>
@@ -30446,7 +33491,7 @@
       </w:rPr>
     </w:lvl>
   </w:abstractNum>
-  <w:abstractNum w:abstractNumId="64" w15:restartNumberingAfterBreak="0">
+  <w:abstractNum w:abstractNumId="69" w15:restartNumberingAfterBreak="0">
     <w:nsid w:val="4F17655D"/>
     <w:multiLevelType w:val="hybridMultilevel"/>
     <w:tmpl w:val="BE60F5B4"/>
@@ -30559,7 +33604,7 @@
       </w:rPr>
     </w:lvl>
   </w:abstractNum>
-  <w:abstractNum w:abstractNumId="65" w15:restartNumberingAfterBreak="0">
+  <w:abstractNum w:abstractNumId="70" w15:restartNumberingAfterBreak="0">
     <w:nsid w:val="50E81B93"/>
     <w:multiLevelType w:val="hybridMultilevel"/>
     <w:tmpl w:val="FE8AB98C"/>
@@ -30672,7 +33717,7 @@
       </w:rPr>
     </w:lvl>
   </w:abstractNum>
-  <w:abstractNum w:abstractNumId="66" w15:restartNumberingAfterBreak="0">
+  <w:abstractNum w:abstractNumId="71" w15:restartNumberingAfterBreak="0">
     <w:nsid w:val="5207196C"/>
     <w:multiLevelType w:val="hybridMultilevel"/>
     <w:tmpl w:val="04101D70"/>
@@ -30785,7 +33830,7 @@
       </w:rPr>
     </w:lvl>
   </w:abstractNum>
-  <w:abstractNum w:abstractNumId="67" w15:restartNumberingAfterBreak="0">
+  <w:abstractNum w:abstractNumId="72" w15:restartNumberingAfterBreak="0">
     <w:nsid w:val="52E2024D"/>
     <w:multiLevelType w:val="hybridMultilevel"/>
     <w:tmpl w:val="DABA967C"/>
@@ -30898,7 +33943,7 @@
       </w:rPr>
     </w:lvl>
   </w:abstractNum>
-  <w:abstractNum w:abstractNumId="68" w15:restartNumberingAfterBreak="0">
+  <w:abstractNum w:abstractNumId="73" w15:restartNumberingAfterBreak="0">
     <w:nsid w:val="54BF6151"/>
     <w:multiLevelType w:val="hybridMultilevel"/>
     <w:tmpl w:val="F4D635F4"/>
@@ -31007,7 +34052,120 @@
       </w:pPr>
     </w:lvl>
   </w:abstractNum>
-  <w:abstractNum w:abstractNumId="69" w15:restartNumberingAfterBreak="0">
+  <w:abstractNum w:abstractNumId="74" w15:restartNumberingAfterBreak="0">
+    <w:nsid w:val="54E93FC7"/>
+    <w:multiLevelType w:val="hybridMultilevel"/>
+    <w:tmpl w:val="EC783AA2"/>
+    <w:lvl w:ilvl="0" w:tplc="4009000B">
+      <w:start w:val="1"/>
+      <w:numFmt w:val="bullet"/>
+      <w:lvlText w:val=""/>
+      <w:lvlJc w:val="left"/>
+      <w:pPr>
+        <w:ind w:left="1120" w:hanging="360"/>
+      </w:pPr>
+      <w:rPr>
+        <w:rFonts w:ascii="Wingdings" w:hAnsi="Wingdings" w:hint="default"/>
+      </w:rPr>
+    </w:lvl>
+    <w:lvl w:ilvl="1" w:tplc="40090003" w:tentative="1">
+      <w:start w:val="1"/>
+      <w:numFmt w:val="bullet"/>
+      <w:lvlText w:val="o"/>
+      <w:lvlJc w:val="left"/>
+      <w:pPr>
+        <w:ind w:left="1840" w:hanging="360"/>
+      </w:pPr>
+      <w:rPr>
+        <w:rFonts w:ascii="Courier New" w:hAnsi="Courier New" w:cs="Courier New" w:hint="default"/>
+      </w:rPr>
+    </w:lvl>
+    <w:lvl w:ilvl="2" w:tplc="40090005" w:tentative="1">
+      <w:start w:val="1"/>
+      <w:numFmt w:val="bullet"/>
+      <w:lvlText w:val=""/>
+      <w:lvlJc w:val="left"/>
+      <w:pPr>
+        <w:ind w:left="2560" w:hanging="360"/>
+      </w:pPr>
+      <w:rPr>
+        <w:rFonts w:ascii="Wingdings" w:hAnsi="Wingdings" w:hint="default"/>
+      </w:rPr>
+    </w:lvl>
+    <w:lvl w:ilvl="3" w:tplc="40090001" w:tentative="1">
+      <w:start w:val="1"/>
+      <w:numFmt w:val="bullet"/>
+      <w:lvlText w:val=""/>
+      <w:lvlJc w:val="left"/>
+      <w:pPr>
+        <w:ind w:left="3280" w:hanging="360"/>
+      </w:pPr>
+      <w:rPr>
+        <w:rFonts w:ascii="Symbol" w:hAnsi="Symbol" w:hint="default"/>
+      </w:rPr>
+    </w:lvl>
+    <w:lvl w:ilvl="4" w:tplc="40090003" w:tentative="1">
+      <w:start w:val="1"/>
+      <w:numFmt w:val="bullet"/>
+      <w:lvlText w:val="o"/>
+      <w:lvlJc w:val="left"/>
+      <w:pPr>
+        <w:ind w:left="4000" w:hanging="360"/>
+      </w:pPr>
+      <w:rPr>
+        <w:rFonts w:ascii="Courier New" w:hAnsi="Courier New" w:cs="Courier New" w:hint="default"/>
+      </w:rPr>
+    </w:lvl>
+    <w:lvl w:ilvl="5" w:tplc="40090005" w:tentative="1">
+      <w:start w:val="1"/>
+      <w:numFmt w:val="bullet"/>
+      <w:lvlText w:val=""/>
+      <w:lvlJc w:val="left"/>
+      <w:pPr>
+        <w:ind w:left="4720" w:hanging="360"/>
+      </w:pPr>
+      <w:rPr>
+        <w:rFonts w:ascii="Wingdings" w:hAnsi="Wingdings" w:hint="default"/>
+      </w:rPr>
+    </w:lvl>
+    <w:lvl w:ilvl="6" w:tplc="40090001" w:tentative="1">
+      <w:start w:val="1"/>
+      <w:numFmt w:val="bullet"/>
+      <w:lvlText w:val=""/>
+      <w:lvlJc w:val="left"/>
+      <w:pPr>
+        <w:ind w:left="5440" w:hanging="360"/>
+      </w:pPr>
+      <w:rPr>
+        <w:rFonts w:ascii="Symbol" w:hAnsi="Symbol" w:hint="default"/>
+      </w:rPr>
+    </w:lvl>
+    <w:lvl w:ilvl="7" w:tplc="40090003" w:tentative="1">
+      <w:start w:val="1"/>
+      <w:numFmt w:val="bullet"/>
+      <w:lvlText w:val="o"/>
+      <w:lvlJc w:val="left"/>
+      <w:pPr>
+        <w:ind w:left="6160" w:hanging="360"/>
+      </w:pPr>
+      <w:rPr>
+        <w:rFonts w:ascii="Courier New" w:hAnsi="Courier New" w:cs="Courier New" w:hint="default"/>
+      </w:rPr>
+    </w:lvl>
+    <w:lvl w:ilvl="8" w:tplc="40090005" w:tentative="1">
+      <w:start w:val="1"/>
+      <w:numFmt w:val="bullet"/>
+      <w:lvlText w:val=""/>
+      <w:lvlJc w:val="left"/>
+      <w:pPr>
+        <w:ind w:left="6880" w:hanging="360"/>
+      </w:pPr>
+      <w:rPr>
+        <w:rFonts w:ascii="Wingdings" w:hAnsi="Wingdings" w:hint="default"/>
+      </w:rPr>
+    </w:lvl>
+  </w:abstractNum>
+  <w:abstractNum w:abstractNumId="75" w15:restartNumberingAfterBreak="0">
     <w:nsid w:val="57907B68"/>
     <w:multiLevelType w:val="hybridMultilevel"/>
     <w:tmpl w:val="18086E02"/>
@@ -31120,7 +34278,7 @@
       </w:rPr>
     </w:lvl>
   </w:abstractNum>
-  <w:abstractNum w:abstractNumId="70" w15:restartNumberingAfterBreak="0">
+  <w:abstractNum w:abstractNumId="76" w15:restartNumberingAfterBreak="0">
     <w:nsid w:val="5BE47E43"/>
     <w:multiLevelType w:val="hybridMultilevel"/>
     <w:tmpl w:val="EF3EAED2"/>
@@ -31233,7 +34391,7 @@
       </w:rPr>
     </w:lvl>
   </w:abstractNum>
-  <w:abstractNum w:abstractNumId="71" w15:restartNumberingAfterBreak="0">
+  <w:abstractNum w:abstractNumId="77" w15:restartNumberingAfterBreak="0">
     <w:nsid w:val="5C0D2947"/>
     <w:multiLevelType w:val="hybridMultilevel"/>
     <w:tmpl w:val="8CAAD732"/>
@@ -31346,7 +34504,7 @@
       </w:rPr>
     </w:lvl>
   </w:abstractNum>
-  <w:abstractNum w:abstractNumId="72" w15:restartNumberingAfterBreak="0">
+  <w:abstractNum w:abstractNumId="78" w15:restartNumberingAfterBreak="0">
     <w:nsid w:val="5D4D2BDD"/>
     <w:multiLevelType w:val="hybridMultilevel"/>
     <w:tmpl w:val="14A8EAC6"/>
@@ -31459,7 +34617,120 @@
       </w:rPr>
     </w:lvl>
   </w:abstractNum>
-  <w:abstractNum w:abstractNumId="73" w15:restartNumberingAfterBreak="0">
+  <w:abstractNum w:abstractNumId="79" w15:restartNumberingAfterBreak="0">
+    <w:nsid w:val="5E181354"/>
+    <w:multiLevelType w:val="hybridMultilevel"/>
+    <w:tmpl w:val="5FF0FE74"/>
+    <w:lvl w:ilvl="0" w:tplc="4009000B">
+      <w:start w:val="1"/>
+      <w:numFmt w:val="bullet"/>
+      <w:lvlText w:val=""/>
+      <w:lvlJc w:val="left"/>
+      <w:pPr>
+        <w:ind w:left="1120" w:hanging="360"/>
+      </w:pPr>
+      <w:rPr>
+        <w:rFonts w:ascii="Wingdings" w:hAnsi="Wingdings" w:hint="default"/>
+      </w:rPr>
+    </w:lvl>
+    <w:lvl w:ilvl="1" w:tplc="40090003" w:tentative="1">
+      <w:start w:val="1"/>
+      <w:numFmt w:val="bullet"/>
+      <w:lvlText w:val="o"/>
+      <w:lvlJc w:val="left"/>
+      <w:pPr>
+        <w:ind w:left="1840" w:hanging="360"/>
+      </w:pPr>
+      <w:rPr>
+        <w:rFonts w:ascii="Courier New" w:hAnsi="Courier New" w:cs="Courier New" w:hint="default"/>
+      </w:rPr>
+    </w:lvl>
+    <w:lvl w:ilvl="2" w:tplc="40090005" w:tentative="1">
+      <w:start w:val="1"/>
+      <w:numFmt w:val="bullet"/>
+      <w:lvlText w:val=""/>
+      <w:lvlJc w:val="left"/>
+      <w:pPr>
+        <w:ind w:left="2560" w:hanging="360"/>
+      </w:pPr>
+      <w:rPr>
+        <w:rFonts w:ascii="Wingdings" w:hAnsi="Wingdings" w:hint="default"/>
+      </w:rPr>
+    </w:lvl>
+    <w:lvl w:ilvl="3" w:tplc="40090001" w:tentative="1">
+      <w:start w:val="1"/>
+      <w:numFmt w:val="bullet"/>
+      <w:lvlText w:val=""/>
+      <w:lvlJc w:val="left"/>
+      <w:pPr>
+        <w:ind w:left="3280" w:hanging="360"/>
+      </w:pPr>
+      <w:rPr>
+        <w:rFonts w:ascii="Symbol" w:hAnsi="Symbol" w:hint="default"/>
+      </w:rPr>
+    </w:lvl>
+    <w:lvl w:ilvl="4" w:tplc="40090003" w:tentative="1">
+      <w:start w:val="1"/>
+      <w:numFmt w:val="bullet"/>
+      <w:lvlText w:val="o"/>
+      <w:lvlJc w:val="left"/>
+      <w:pPr>
+        <w:ind w:left="4000" w:hanging="360"/>
+      </w:pPr>
+      <w:rPr>
+        <w:rFonts w:ascii="Courier New" w:hAnsi="Courier New" w:cs="Courier New" w:hint="default"/>
+      </w:rPr>
+    </w:lvl>
+    <w:lvl w:ilvl="5" w:tplc="40090005" w:tentative="1">
+      <w:start w:val="1"/>
+      <w:numFmt w:val="bullet"/>
+      <w:lvlText w:val=""/>
+      <w:lvlJc w:val="left"/>
+      <w:pPr>
+        <w:ind w:left="4720" w:hanging="360"/>
+      </w:pPr>
+      <w:rPr>
+        <w:rFonts w:ascii="Wingdings" w:hAnsi="Wingdings" w:hint="default"/>
+      </w:rPr>
+    </w:lvl>
+    <w:lvl w:ilvl="6" w:tplc="40090001" w:tentative="1">
+      <w:start w:val="1"/>
+      <w:numFmt w:val="bullet"/>
+      <w:lvlText w:val=""/>
+      <w:lvlJc w:val="left"/>
+      <w:pPr>
+        <w:ind w:left="5440" w:hanging="360"/>
+      </w:pPr>
+      <w:rPr>
+        <w:rFonts w:ascii="Symbol" w:hAnsi="Symbol" w:hint="default"/>
+      </w:rPr>
+    </w:lvl>
+    <w:lvl w:ilvl="7" w:tplc="40090003" w:tentative="1">
+      <w:start w:val="1"/>
+      <w:numFmt w:val="bullet"/>
+      <w:lvlText w:val="o"/>
+      <w:lvlJc w:val="left"/>
+      <w:pPr>
+        <w:ind w:left="6160" w:hanging="360"/>
+      </w:pPr>
+      <w:rPr>
+        <w:rFonts w:ascii="Courier New" w:hAnsi="Courier New" w:cs="Courier New" w:hint="default"/>
+      </w:rPr>
+    </w:lvl>
+    <w:lvl w:ilvl="8" w:tplc="40090005" w:tentative="1">
+      <w:start w:val="1"/>
+      <w:numFmt w:val="bullet"/>
+      <w:lvlText w:val=""/>
+      <w:lvlJc w:val="left"/>
+      <w:pPr>
+        <w:ind w:left="6880" w:hanging="360"/>
+      </w:pPr>
+      <w:rPr>
+        <w:rFonts w:ascii="Wingdings" w:hAnsi="Wingdings" w:hint="default"/>
+      </w:rPr>
+    </w:lvl>
+  </w:abstractNum>
+  <w:abstractNum w:abstractNumId="80" w15:restartNumberingAfterBreak="0">
     <w:nsid w:val="620D5486"/>
     <w:multiLevelType w:val="hybridMultilevel"/>
     <w:tmpl w:val="728869EC"/>
@@ -31572,7 +34843,120 @@
       </w:rPr>
     </w:lvl>
   </w:abstractNum>
-  <w:abstractNum w:abstractNumId="74" w15:restartNumberingAfterBreak="0">
+  <w:abstractNum w:abstractNumId="81" w15:restartNumberingAfterBreak="0">
+    <w:nsid w:val="654B42EC"/>
+    <w:multiLevelType w:val="hybridMultilevel"/>
+    <w:tmpl w:val="245888DC"/>
+    <w:lvl w:ilvl="0" w:tplc="4009000B">
+      <w:start w:val="1"/>
+      <w:numFmt w:val="bullet"/>
+      <w:lvlText w:val=""/>
+      <w:lvlJc w:val="left"/>
+      <w:pPr>
+        <w:ind w:left="1120" w:hanging="360"/>
+      </w:pPr>
+      <w:rPr>
+        <w:rFonts w:ascii="Wingdings" w:hAnsi="Wingdings" w:hint="default"/>
+      </w:rPr>
+    </w:lvl>
+    <w:lvl w:ilvl="1" w:tplc="40090003" w:tentative="1">
+      <w:start w:val="1"/>
+      <w:numFmt w:val="bullet"/>
+      <w:lvlText w:val="o"/>
+      <w:lvlJc w:val="left"/>
+      <w:pPr>
+        <w:ind w:left="1840" w:hanging="360"/>
+      </w:pPr>
+      <w:rPr>
+        <w:rFonts w:ascii="Courier New" w:hAnsi="Courier New" w:cs="Courier New" w:hint="default"/>
+      </w:rPr>
+    </w:lvl>
+    <w:lvl w:ilvl="2" w:tplc="40090005" w:tentative="1">
+      <w:start w:val="1"/>
+      <w:numFmt w:val="bullet"/>
+      <w:lvlText w:val=""/>
+      <w:lvlJc w:val="left"/>
+      <w:pPr>
+        <w:ind w:left="2560" w:hanging="360"/>
+      </w:pPr>
+      <w:rPr>
+        <w:rFonts w:ascii="Wingdings" w:hAnsi="Wingdings" w:hint="default"/>
+      </w:rPr>
+    </w:lvl>
+    <w:lvl w:ilvl="3" w:tplc="40090001" w:tentative="1">
+      <w:start w:val="1"/>
+      <w:numFmt w:val="bullet"/>
+      <w:lvlText w:val=""/>
+      <w:lvlJc w:val="left"/>
+      <w:pPr>
+        <w:ind w:left="3280" w:hanging="360"/>
+      </w:pPr>
+      <w:rPr>
+        <w:rFonts w:ascii="Symbol" w:hAnsi="Symbol" w:hint="default"/>
+      </w:rPr>
+    </w:lvl>
+    <w:lvl w:ilvl="4" w:tplc="40090003" w:tentative="1">
+      <w:start w:val="1"/>
+      <w:numFmt w:val="bullet"/>
+      <w:lvlText w:val="o"/>
+      <w:lvlJc w:val="left"/>
+      <w:pPr>
+        <w:ind w:left="4000" w:hanging="360"/>
+      </w:pPr>
+      <w:rPr>
+        <w:rFonts w:ascii="Courier New" w:hAnsi="Courier New" w:cs="Courier New" w:hint="default"/>
+      </w:rPr>
+    </w:lvl>
+    <w:lvl w:ilvl="5" w:tplc="40090005" w:tentative="1">
+      <w:start w:val="1"/>
+      <w:numFmt w:val="bullet"/>
+      <w:lvlText w:val=""/>
+      <w:lvlJc w:val="left"/>
+      <w:pPr>
+        <w:ind w:left="4720" w:hanging="360"/>
+      </w:pPr>
+      <w:rPr>
+        <w:rFonts w:ascii="Wingdings" w:hAnsi="Wingdings" w:hint="default"/>
+      </w:rPr>
+    </w:lvl>
+    <w:lvl w:ilvl="6" w:tplc="40090001" w:tentative="1">
+      <w:start w:val="1"/>
+      <w:numFmt w:val="bullet"/>
+      <w:lvlText w:val=""/>
+      <w:lvlJc w:val="left"/>
+      <w:pPr>
+        <w:ind w:left="5440" w:hanging="360"/>
+      </w:pPr>
+      <w:rPr>
+        <w:rFonts w:ascii="Symbol" w:hAnsi="Symbol" w:hint="default"/>
+      </w:rPr>
+    </w:lvl>
+    <w:lvl w:ilvl="7" w:tplc="40090003" w:tentative="1">
+      <w:start w:val="1"/>
+      <w:numFmt w:val="bullet"/>
+      <w:lvlText w:val="o"/>
+      <w:lvlJc w:val="left"/>
+      <w:pPr>
+        <w:ind w:left="6160" w:hanging="360"/>
+      </w:pPr>
+      <w:rPr>
+        <w:rFonts w:ascii="Courier New" w:hAnsi="Courier New" w:cs="Courier New" w:hint="default"/>
+      </w:rPr>
+    </w:lvl>
+    <w:lvl w:ilvl="8" w:tplc="40090005" w:tentative="1">
+      <w:start w:val="1"/>
+      <w:numFmt w:val="bullet"/>
+      <w:lvlText w:val=""/>
+      <w:lvlJc w:val="left"/>
+      <w:pPr>
+        <w:ind w:left="6880" w:hanging="360"/>
+      </w:pPr>
+      <w:rPr>
+        <w:rFonts w:ascii="Wingdings" w:hAnsi="Wingdings" w:hint="default"/>
+      </w:rPr>
+    </w:lvl>
+  </w:abstractNum>
+  <w:abstractNum w:abstractNumId="82" w15:restartNumberingAfterBreak="0">
     <w:nsid w:val="663A7E4C"/>
     <w:multiLevelType w:val="hybridMultilevel"/>
     <w:tmpl w:val="14463E10"/>
@@ -31685,7 +35069,7 @@
       </w:rPr>
     </w:lvl>
   </w:abstractNum>
-  <w:abstractNum w:abstractNumId="75" w15:restartNumberingAfterBreak="0">
+  <w:abstractNum w:abstractNumId="83" w15:restartNumberingAfterBreak="0">
     <w:nsid w:val="666E6981"/>
     <w:multiLevelType w:val="hybridMultilevel"/>
     <w:tmpl w:val="7B527FA6"/>
@@ -31798,7 +35182,7 @@
       </w:rPr>
     </w:lvl>
   </w:abstractNum>
-  <w:abstractNum w:abstractNumId="76" w15:restartNumberingAfterBreak="0">
+  <w:abstractNum w:abstractNumId="84" w15:restartNumberingAfterBreak="0">
     <w:nsid w:val="66B62DBB"/>
     <w:multiLevelType w:val="hybridMultilevel"/>
     <w:tmpl w:val="10D04886"/>
@@ -31911,7 +35295,7 @@
       </w:rPr>
     </w:lvl>
   </w:abstractNum>
-  <w:abstractNum w:abstractNumId="77" w15:restartNumberingAfterBreak="0">
+  <w:abstractNum w:abstractNumId="85" w15:restartNumberingAfterBreak="0">
     <w:nsid w:val="68E44562"/>
     <w:multiLevelType w:val="hybridMultilevel"/>
     <w:tmpl w:val="0952F2F2"/>
@@ -32024,7 +35408,120 @@
       </w:rPr>
     </w:lvl>
   </w:abstractNum>
-  <w:abstractNum w:abstractNumId="78" w15:restartNumberingAfterBreak="0">
+  <w:abstractNum w:abstractNumId="86" w15:restartNumberingAfterBreak="0">
+    <w:nsid w:val="691D4043"/>
+    <w:multiLevelType w:val="hybridMultilevel"/>
+    <w:tmpl w:val="2F5C459A"/>
+    <w:lvl w:ilvl="0" w:tplc="4009000B">
+      <w:start w:val="1"/>
+      <w:numFmt w:val="bullet"/>
+      <w:lvlText w:val=""/>
+      <w:lvlJc w:val="left"/>
+      <w:pPr>
+        <w:ind w:left="1120" w:hanging="360"/>
+      </w:pPr>
+      <w:rPr>
+        <w:rFonts w:ascii="Wingdings" w:hAnsi="Wingdings" w:hint="default"/>
+      </w:rPr>
+    </w:lvl>
+    <w:lvl w:ilvl="1" w:tplc="40090003" w:tentative="1">
+      <w:start w:val="1"/>
+      <w:numFmt w:val="bullet"/>
+      <w:lvlText w:val="o"/>
+      <w:lvlJc w:val="left"/>
+      <w:pPr>
+        <w:ind w:left="1840" w:hanging="360"/>
+      </w:pPr>
+      <w:rPr>
+        <w:rFonts w:ascii="Courier New" w:hAnsi="Courier New" w:cs="Courier New" w:hint="default"/>
+      </w:rPr>
+    </w:lvl>
+    <w:lvl w:ilvl="2" w:tplc="40090005" w:tentative="1">
+      <w:start w:val="1"/>
+      <w:numFmt w:val="bullet"/>
+      <w:lvlText w:val=""/>
+      <w:lvlJc w:val="left"/>
+      <w:pPr>
+        <w:ind w:left="2560" w:hanging="360"/>
+      </w:pPr>
+      <w:rPr>
+        <w:rFonts w:ascii="Wingdings" w:hAnsi="Wingdings" w:hint="default"/>
+      </w:rPr>
+    </w:lvl>
+    <w:lvl w:ilvl="3" w:tplc="40090001" w:tentative="1">
+      <w:start w:val="1"/>
+      <w:numFmt w:val="bullet"/>
+      <w:lvlText w:val=""/>
+      <w:lvlJc w:val="left"/>
+      <w:pPr>
+        <w:ind w:left="3280" w:hanging="360"/>
+      </w:pPr>
+      <w:rPr>
+        <w:rFonts w:ascii="Symbol" w:hAnsi="Symbol" w:hint="default"/>
+      </w:rPr>
+    </w:lvl>
+    <w:lvl w:ilvl="4" w:tplc="40090003" w:tentative="1">
+      <w:start w:val="1"/>
+      <w:numFmt w:val="bullet"/>
+      <w:lvlText w:val="o"/>
+      <w:lvlJc w:val="left"/>
+      <w:pPr>
+        <w:ind w:left="4000" w:hanging="360"/>
+      </w:pPr>
+      <w:rPr>
+        <w:rFonts w:ascii="Courier New" w:hAnsi="Courier New" w:cs="Courier New" w:hint="default"/>
+      </w:rPr>
+    </w:lvl>
+    <w:lvl w:ilvl="5" w:tplc="40090005" w:tentative="1">
+      <w:start w:val="1"/>
+      <w:numFmt w:val="bullet"/>
+      <w:lvlText w:val=""/>
+      <w:lvlJc w:val="left"/>
+      <w:pPr>
+        <w:ind w:left="4720" w:hanging="360"/>
+      </w:pPr>
+      <w:rPr>
+        <w:rFonts w:ascii="Wingdings" w:hAnsi="Wingdings" w:hint="default"/>
+      </w:rPr>
+    </w:lvl>
+    <w:lvl w:ilvl="6" w:tplc="40090001" w:tentative="1">
+      <w:start w:val="1"/>
+      <w:numFmt w:val="bullet"/>
+      <w:lvlText w:val=""/>
+      <w:lvlJc w:val="left"/>
+      <w:pPr>
+        <w:ind w:left="5440" w:hanging="360"/>
+      </w:pPr>
+      <w:rPr>
+        <w:rFonts w:ascii="Symbol" w:hAnsi="Symbol" w:hint="default"/>
+      </w:rPr>
+    </w:lvl>
+    <w:lvl w:ilvl="7" w:tplc="40090003" w:tentative="1">
+      <w:start w:val="1"/>
+      <w:numFmt w:val="bullet"/>
+      <w:lvlText w:val="o"/>
+      <w:lvlJc w:val="left"/>
+      <w:pPr>
+        <w:ind w:left="6160" w:hanging="360"/>
+      </w:pPr>
+      <w:rPr>
+        <w:rFonts w:ascii="Courier New" w:hAnsi="Courier New" w:cs="Courier New" w:hint="default"/>
+      </w:rPr>
+    </w:lvl>
+    <w:lvl w:ilvl="8" w:tplc="40090005" w:tentative="1">
+      <w:start w:val="1"/>
+      <w:numFmt w:val="bullet"/>
+      <w:lvlText w:val=""/>
+      <w:lvlJc w:val="left"/>
+      <w:pPr>
+        <w:ind w:left="6880" w:hanging="360"/>
+      </w:pPr>
+      <w:rPr>
+        <w:rFonts w:ascii="Wingdings" w:hAnsi="Wingdings" w:hint="default"/>
+      </w:rPr>
+    </w:lvl>
+  </w:abstractNum>
+  <w:abstractNum w:abstractNumId="87" w15:restartNumberingAfterBreak="0">
     <w:nsid w:val="6C1238A2"/>
     <w:multiLevelType w:val="hybridMultilevel"/>
     <w:tmpl w:val="6BB2EB5C"/>
@@ -32137,7 +35634,7 @@
       </w:rPr>
     </w:lvl>
   </w:abstractNum>
-  <w:abstractNum w:abstractNumId="79" w15:restartNumberingAfterBreak="0">
+  <w:abstractNum w:abstractNumId="88" w15:restartNumberingAfterBreak="0">
     <w:nsid w:val="6E5F7AAF"/>
     <w:multiLevelType w:val="hybridMultilevel"/>
     <w:tmpl w:val="BF92D5CC"/>
@@ -32223,7 +35720,7 @@
       </w:pPr>
     </w:lvl>
   </w:abstractNum>
-  <w:abstractNum w:abstractNumId="80" w15:restartNumberingAfterBreak="0">
+  <w:abstractNum w:abstractNumId="89" w15:restartNumberingAfterBreak="0">
     <w:nsid w:val="6EA169CE"/>
     <w:multiLevelType w:val="hybridMultilevel"/>
     <w:tmpl w:val="9FC6F552"/>
@@ -32336,7 +35833,7 @@
       </w:rPr>
     </w:lvl>
   </w:abstractNum>
-  <w:abstractNum w:abstractNumId="81" w15:restartNumberingAfterBreak="0">
+  <w:abstractNum w:abstractNumId="90" w15:restartNumberingAfterBreak="0">
     <w:nsid w:val="6EFF7CF0"/>
     <w:multiLevelType w:val="hybridMultilevel"/>
     <w:tmpl w:val="8D48AE6A"/>
@@ -32449,7 +35946,7 @@
       </w:rPr>
     </w:lvl>
   </w:abstractNum>
-  <w:abstractNum w:abstractNumId="82" w15:restartNumberingAfterBreak="0">
+  <w:abstractNum w:abstractNumId="91" w15:restartNumberingAfterBreak="0">
     <w:nsid w:val="70390210"/>
     <w:multiLevelType w:val="hybridMultilevel"/>
     <w:tmpl w:val="90EC57DC"/>
@@ -32562,7 +36059,7 @@
       </w:rPr>
     </w:lvl>
   </w:abstractNum>
-  <w:abstractNum w:abstractNumId="83" w15:restartNumberingAfterBreak="0">
+  <w:abstractNum w:abstractNumId="92" w15:restartNumberingAfterBreak="0">
     <w:nsid w:val="726C5FE7"/>
     <w:multiLevelType w:val="hybridMultilevel"/>
     <w:tmpl w:val="A890511E"/>
@@ -32675,7 +36172,7 @@
       </w:rPr>
     </w:lvl>
   </w:abstractNum>
-  <w:abstractNum w:abstractNumId="84" w15:restartNumberingAfterBreak="0">
+  <w:abstractNum w:abstractNumId="93" w15:restartNumberingAfterBreak="0">
     <w:nsid w:val="75BB5B9A"/>
     <w:multiLevelType w:val="hybridMultilevel"/>
     <w:tmpl w:val="E1D66F90"/>
@@ -32788,7 +36285,7 @@
       </w:rPr>
     </w:lvl>
   </w:abstractNum>
-  <w:abstractNum w:abstractNumId="85" w15:restartNumberingAfterBreak="0">
+  <w:abstractNum w:abstractNumId="94" w15:restartNumberingAfterBreak="0">
     <w:nsid w:val="76F26BA8"/>
     <w:multiLevelType w:val="hybridMultilevel"/>
     <w:tmpl w:val="916EB77C"/>
@@ -32901,7 +36398,120 @@
       </w:rPr>
     </w:lvl>
   </w:abstractNum>
-  <w:abstractNum w:abstractNumId="86" w15:restartNumberingAfterBreak="0">
+  <w:abstractNum w:abstractNumId="95" w15:restartNumberingAfterBreak="0">
+    <w:nsid w:val="772E72EB"/>
+    <w:multiLevelType w:val="hybridMultilevel"/>
+    <w:tmpl w:val="C832DC54"/>
+    <w:lvl w:ilvl="0" w:tplc="4009000B">
+      <w:start w:val="1"/>
+      <w:numFmt w:val="bullet"/>
+      <w:lvlText w:val=""/>
+      <w:lvlJc w:val="left"/>
+      <w:pPr>
+        <w:ind w:left="1120" w:hanging="360"/>
+      </w:pPr>
+      <w:rPr>
+        <w:rFonts w:ascii="Wingdings" w:hAnsi="Wingdings" w:hint="default"/>
+      </w:rPr>
+    </w:lvl>
+    <w:lvl w:ilvl="1" w:tplc="40090003" w:tentative="1">
+      <w:start w:val="1"/>
+      <w:numFmt w:val="bullet"/>
+      <w:lvlText w:val="o"/>
+      <w:lvlJc w:val="left"/>
+      <w:pPr>
+        <w:ind w:left="1840" w:hanging="360"/>
+      </w:pPr>
+      <w:rPr>
+        <w:rFonts w:ascii="Courier New" w:hAnsi="Courier New" w:cs="Courier New" w:hint="default"/>
+      </w:rPr>
+    </w:lvl>
+    <w:lvl w:ilvl="2" w:tplc="40090005" w:tentative="1">
+      <w:start w:val="1"/>
+      <w:numFmt w:val="bullet"/>
+      <w:lvlText w:val=""/>
+      <w:lvlJc w:val="left"/>
+      <w:pPr>
+        <w:ind w:left="2560" w:hanging="360"/>
+      </w:pPr>
+      <w:rPr>
+        <w:rFonts w:ascii="Wingdings" w:hAnsi="Wingdings" w:hint="default"/>
+      </w:rPr>
+    </w:lvl>
+    <w:lvl w:ilvl="3" w:tplc="40090001" w:tentative="1">
+      <w:start w:val="1"/>
+      <w:numFmt w:val="bullet"/>
+      <w:lvlText w:val=""/>
+      <w:lvlJc w:val="left"/>
+      <w:pPr>
+        <w:ind w:left="3280" w:hanging="360"/>
+      </w:pPr>
+      <w:rPr>
+        <w:rFonts w:ascii="Symbol" w:hAnsi="Symbol" w:hint="default"/>
+      </w:rPr>
+    </w:lvl>
+    <w:lvl w:ilvl="4" w:tplc="40090003" w:tentative="1">
+      <w:start w:val="1"/>
+      <w:numFmt w:val="bullet"/>
+      <w:lvlText w:val="o"/>
+      <w:lvlJc w:val="left"/>
+      <w:pPr>
+        <w:ind w:left="4000" w:hanging="360"/>
+      </w:pPr>
+      <w:rPr>
+        <w:rFonts w:ascii="Courier New" w:hAnsi="Courier New" w:cs="Courier New" w:hint="default"/>
+      </w:rPr>
+    </w:lvl>
+    <w:lvl w:ilvl="5" w:tplc="40090005" w:tentative="1">
+      <w:start w:val="1"/>
+      <w:numFmt w:val="bullet"/>
+      <w:lvlText w:val=""/>
+      <w:lvlJc w:val="left"/>
+      <w:pPr>
+        <w:ind w:left="4720" w:hanging="360"/>
+      </w:pPr>
+      <w:rPr>
+        <w:rFonts w:ascii="Wingdings" w:hAnsi="Wingdings" w:hint="default"/>
+      </w:rPr>
+    </w:lvl>
+    <w:lvl w:ilvl="6" w:tplc="40090001" w:tentative="1">
+      <w:start w:val="1"/>
+      <w:numFmt w:val="bullet"/>
+      <w:lvlText w:val=""/>
+      <w:lvlJc w:val="left"/>
+      <w:pPr>
+        <w:ind w:left="5440" w:hanging="360"/>
+      </w:pPr>
+      <w:rPr>
+        <w:rFonts w:ascii="Symbol" w:hAnsi="Symbol" w:hint="default"/>
+      </w:rPr>
+    </w:lvl>
+    <w:lvl w:ilvl="7" w:tplc="40090003" w:tentative="1">
+      <w:start w:val="1"/>
+      <w:numFmt w:val="bullet"/>
+      <w:lvlText w:val="o"/>
+      <w:lvlJc w:val="left"/>
+      <w:pPr>
+        <w:ind w:left="6160" w:hanging="360"/>
+      </w:pPr>
+      <w:rPr>
+        <w:rFonts w:ascii="Courier New" w:hAnsi="Courier New" w:cs="Courier New" w:hint="default"/>
+      </w:rPr>
+    </w:lvl>
+    <w:lvl w:ilvl="8" w:tplc="40090005" w:tentative="1">
+      <w:start w:val="1"/>
+      <w:numFmt w:val="bullet"/>
+      <w:lvlText w:val=""/>
+      <w:lvlJc w:val="left"/>
+      <w:pPr>
+        <w:ind w:left="6880" w:hanging="360"/>
+      </w:pPr>
+      <w:rPr>
+        <w:rFonts w:ascii="Wingdings" w:hAnsi="Wingdings" w:hint="default"/>
+      </w:rPr>
+    </w:lvl>
+  </w:abstractNum>
+  <w:abstractNum w:abstractNumId="96" w15:restartNumberingAfterBreak="0">
     <w:nsid w:val="78D4407D"/>
     <w:multiLevelType w:val="hybridMultilevel"/>
     <w:tmpl w:val="9C6A39B8"/>
@@ -33014,7 +36624,7 @@
       </w:rPr>
     </w:lvl>
   </w:abstractNum>
-  <w:abstractNum w:abstractNumId="87" w15:restartNumberingAfterBreak="0">
+  <w:abstractNum w:abstractNumId="97" w15:restartNumberingAfterBreak="0">
     <w:nsid w:val="78FF1992"/>
     <w:multiLevelType w:val="hybridMultilevel"/>
     <w:tmpl w:val="3E304C16"/>
@@ -33127,7 +36737,7 @@
       </w:rPr>
     </w:lvl>
   </w:abstractNum>
-  <w:abstractNum w:abstractNumId="88" w15:restartNumberingAfterBreak="0">
+  <w:abstractNum w:abstractNumId="98" w15:restartNumberingAfterBreak="0">
     <w:nsid w:val="7A850844"/>
     <w:multiLevelType w:val="hybridMultilevel"/>
     <w:tmpl w:val="8D24419A"/>
@@ -33240,7 +36850,7 @@
       </w:rPr>
     </w:lvl>
   </w:abstractNum>
-  <w:abstractNum w:abstractNumId="89" w15:restartNumberingAfterBreak="0">
+  <w:abstractNum w:abstractNumId="99" w15:restartNumberingAfterBreak="0">
     <w:nsid w:val="7A9E48D1"/>
     <w:multiLevelType w:val="hybridMultilevel"/>
     <w:tmpl w:val="7C2C2C78"/>
@@ -33353,7 +36963,7 @@
       </w:rPr>
     </w:lvl>
   </w:abstractNum>
-  <w:abstractNum w:abstractNumId="90" w15:restartNumberingAfterBreak="0">
+  <w:abstractNum w:abstractNumId="100" w15:restartNumberingAfterBreak="0">
     <w:nsid w:val="7B067406"/>
     <w:multiLevelType w:val="hybridMultilevel"/>
     <w:tmpl w:val="B7EEC058"/>
@@ -33466,7 +37076,7 @@
       </w:rPr>
     </w:lvl>
   </w:abstractNum>
-  <w:abstractNum w:abstractNumId="91" w15:restartNumberingAfterBreak="0">
+  <w:abstractNum w:abstractNumId="101" w15:restartNumberingAfterBreak="0">
     <w:nsid w:val="7CA93F11"/>
     <w:multiLevelType w:val="hybridMultilevel"/>
     <w:tmpl w:val="52BC6E0A"/>
@@ -33579,7 +37189,120 @@
       </w:rPr>
     </w:lvl>
   </w:abstractNum>
-  <w:abstractNum w:abstractNumId="92" w15:restartNumberingAfterBreak="0">
+  <w:abstractNum w:abstractNumId="102" w15:restartNumberingAfterBreak="0">
+    <w:nsid w:val="7CE52024"/>
+    <w:multiLevelType w:val="hybridMultilevel"/>
+    <w:tmpl w:val="6DD4FF4A"/>
+    <w:lvl w:ilvl="0" w:tplc="4009000B">
+      <w:start w:val="1"/>
+      <w:numFmt w:val="bullet"/>
+      <w:lvlText w:val=""/>
+      <w:lvlJc w:val="left"/>
+      <w:pPr>
+        <w:ind w:left="1120" w:hanging="360"/>
+      </w:pPr>
+      <w:rPr>
+        <w:rFonts w:ascii="Wingdings" w:hAnsi="Wingdings" w:hint="default"/>
+      </w:rPr>
+    </w:lvl>
+    <w:lvl w:ilvl="1" w:tplc="40090003" w:tentative="1">
+      <w:start w:val="1"/>
+      <w:numFmt w:val="bullet"/>
+      <w:lvlText w:val="o"/>
+      <w:lvlJc w:val="left"/>
+      <w:pPr>
+        <w:ind w:left="1840" w:hanging="360"/>
+      </w:pPr>
+      <w:rPr>
+        <w:rFonts w:ascii="Courier New" w:hAnsi="Courier New" w:cs="Courier New" w:hint="default"/>
+      </w:rPr>
+    </w:lvl>
+    <w:lvl w:ilvl="2" w:tplc="40090005" w:tentative="1">
+      <w:start w:val="1"/>
+      <w:numFmt w:val="bullet"/>
+      <w:lvlText w:val=""/>
+      <w:lvlJc w:val="left"/>
+      <w:pPr>
+        <w:ind w:left="2560" w:hanging="360"/>
+      </w:pPr>
+      <w:rPr>
+        <w:rFonts w:ascii="Wingdings" w:hAnsi="Wingdings" w:hint="default"/>
+      </w:rPr>
+    </w:lvl>
+    <w:lvl w:ilvl="3" w:tplc="40090001" w:tentative="1">
+      <w:start w:val="1"/>
+      <w:numFmt w:val="bullet"/>
+      <w:lvlText w:val=""/>
+      <w:lvlJc w:val="left"/>
+      <w:pPr>
+        <w:ind w:left="3280" w:hanging="360"/>
+      </w:pPr>
+      <w:rPr>
+        <w:rFonts w:ascii="Symbol" w:hAnsi="Symbol" w:hint="default"/>
+      </w:rPr>
+    </w:lvl>
+    <w:lvl w:ilvl="4" w:tplc="40090003" w:tentative="1">
+      <w:start w:val="1"/>
+      <w:numFmt w:val="bullet"/>
+      <w:lvlText w:val="o"/>
+      <w:lvlJc w:val="left"/>
+      <w:pPr>
+        <w:ind w:left="4000" w:hanging="360"/>
+      </w:pPr>
+      <w:rPr>
+        <w:rFonts w:ascii="Courier New" w:hAnsi="Courier New" w:cs="Courier New" w:hint="default"/>
+      </w:rPr>
+    </w:lvl>
+    <w:lvl w:ilvl="5" w:tplc="40090005" w:tentative="1">
+      <w:start w:val="1"/>
+      <w:numFmt w:val="bullet"/>
+      <w:lvlText w:val=""/>
+      <w:lvlJc w:val="left"/>
+      <w:pPr>
+        <w:ind w:left="4720" w:hanging="360"/>
+      </w:pPr>
+      <w:rPr>
+        <w:rFonts w:ascii="Wingdings" w:hAnsi="Wingdings" w:hint="default"/>
+      </w:rPr>
+    </w:lvl>
+    <w:lvl w:ilvl="6" w:tplc="40090001" w:tentative="1">
+      <w:start w:val="1"/>
+      <w:numFmt w:val="bullet"/>
+      <w:lvlText w:val=""/>
+      <w:lvlJc w:val="left"/>
+      <w:pPr>
+        <w:ind w:left="5440" w:hanging="360"/>
+      </w:pPr>
+      <w:rPr>
+        <w:rFonts w:ascii="Symbol" w:hAnsi="Symbol" w:hint="default"/>
+      </w:rPr>
+    </w:lvl>
+    <w:lvl w:ilvl="7" w:tplc="40090003" w:tentative="1">
+      <w:start w:val="1"/>
+      <w:numFmt w:val="bullet"/>
+      <w:lvlText w:val="o"/>
+      <w:lvlJc w:val="left"/>
+      <w:pPr>
+        <w:ind w:left="6160" w:hanging="360"/>
+      </w:pPr>
+      <w:rPr>
+        <w:rFonts w:ascii="Courier New" w:hAnsi="Courier New" w:cs="Courier New" w:hint="default"/>
+      </w:rPr>
+    </w:lvl>
+    <w:lvl w:ilvl="8" w:tplc="40090005" w:tentative="1">
+      <w:start w:val="1"/>
+      <w:numFmt w:val="bullet"/>
+      <w:lvlText w:val=""/>
+      <w:lvlJc w:val="left"/>
+      <w:pPr>
+        <w:ind w:left="6880" w:hanging="360"/>
+      </w:pPr>
+      <w:rPr>
+        <w:rFonts w:ascii="Wingdings" w:hAnsi="Wingdings" w:hint="default"/>
+      </w:rPr>
+    </w:lvl>
+  </w:abstractNum>
+  <w:abstractNum w:abstractNumId="103" w15:restartNumberingAfterBreak="0">
     <w:nsid w:val="7E1711BB"/>
     <w:multiLevelType w:val="hybridMultilevel"/>
     <w:tmpl w:val="EBD83B5A"/>
@@ -33692,7 +37415,7 @@
       </w:rPr>
     </w:lvl>
   </w:abstractNum>
-  <w:abstractNum w:abstractNumId="93" w15:restartNumberingAfterBreak="0">
+  <w:abstractNum w:abstractNumId="104" w15:restartNumberingAfterBreak="0">
     <w:nsid w:val="7E6703BC"/>
     <w:multiLevelType w:val="hybridMultilevel"/>
     <w:tmpl w:val="01347444"/>
@@ -33806,160 +37529,160 @@
     </w:lvl>
   </w:abstractNum>
   <w:num w:numId="1" w16cid:durableId="234126080">
-    <w:abstractNumId w:val="68"/>
+    <w:abstractNumId w:val="73"/>
   </w:num>
   <w:num w:numId="2" w16cid:durableId="1827168422">
-    <w:abstractNumId w:val="24"/>
+    <w:abstractNumId w:val="25"/>
   </w:num>
   <w:num w:numId="3" w16cid:durableId="645551749">
     <w:abstractNumId w:val="10"/>
   </w:num>
   <w:num w:numId="4" w16cid:durableId="984048638">
-    <w:abstractNumId w:val="16"/>
+    <w:abstractNumId w:val="17"/>
   </w:num>
   <w:num w:numId="5" w16cid:durableId="2053652926">
-    <w:abstractNumId w:val="57"/>
+    <w:abstractNumId w:val="62"/>
   </w:num>
   <w:num w:numId="6" w16cid:durableId="120808992">
-    <w:abstractNumId w:val="32"/>
+    <w:abstractNumId w:val="33"/>
   </w:num>
   <w:num w:numId="7" w16cid:durableId="1196692114">
-    <w:abstractNumId w:val="28"/>
+    <w:abstractNumId w:val="29"/>
   </w:num>
   <w:num w:numId="8" w16cid:durableId="446656441">
-    <w:abstractNumId w:val="71"/>
+    <w:abstractNumId w:val="77"/>
   </w:num>
   <w:num w:numId="9" w16cid:durableId="698819531">
+    <w:abstractNumId w:val="78"/>
+  </w:num>
+  <w:num w:numId="10" w16cid:durableId="1527332008">
+    <w:abstractNumId w:val="58"/>
+  </w:num>
+  <w:num w:numId="11" w16cid:durableId="1770158062">
+    <w:abstractNumId w:val="38"/>
+  </w:num>
+  <w:num w:numId="12" w16cid:durableId="839471443">
+    <w:abstractNumId w:val="22"/>
+  </w:num>
+  <w:num w:numId="13" w16cid:durableId="1625767979">
+    <w:abstractNumId w:val="96"/>
+  </w:num>
+  <w:num w:numId="14" w16cid:durableId="712922381">
+    <w:abstractNumId w:val="23"/>
+  </w:num>
+  <w:num w:numId="15" w16cid:durableId="1509248443">
+    <w:abstractNumId w:val="49"/>
+  </w:num>
+  <w:num w:numId="16" w16cid:durableId="1388600950">
+    <w:abstractNumId w:val="19"/>
+  </w:num>
+  <w:num w:numId="17" w16cid:durableId="63383461">
+    <w:abstractNumId w:val="34"/>
+  </w:num>
+  <w:num w:numId="18" w16cid:durableId="1959605983">
+    <w:abstractNumId w:val="54"/>
+  </w:num>
+  <w:num w:numId="19" w16cid:durableId="1251352226">
     <w:abstractNumId w:val="72"/>
   </w:num>
-  <w:num w:numId="10" w16cid:durableId="1527332008">
-    <w:abstractNumId w:val="53"/>
-  </w:num>
-  <w:num w:numId="11" w16cid:durableId="1770158062">
-    <w:abstractNumId w:val="37"/>
-  </w:num>
-  <w:num w:numId="12" w16cid:durableId="839471443">
-    <w:abstractNumId w:val="21"/>
-  </w:num>
-  <w:num w:numId="13" w16cid:durableId="1625767979">
-    <w:abstractNumId w:val="86"/>
-  </w:num>
-  <w:num w:numId="14" w16cid:durableId="712922381">
-    <w:abstractNumId w:val="22"/>
-  </w:num>
-  <w:num w:numId="15" w16cid:durableId="1509248443">
-    <w:abstractNumId w:val="46"/>
-  </w:num>
-  <w:num w:numId="16" w16cid:durableId="1388600950">
-    <w:abstractNumId w:val="18"/>
-  </w:num>
-  <w:num w:numId="17" w16cid:durableId="63383461">
-    <w:abstractNumId w:val="33"/>
-  </w:num>
-  <w:num w:numId="18" w16cid:durableId="1959605983">
-    <w:abstractNumId w:val="50"/>
-  </w:num>
-  <w:num w:numId="19" w16cid:durableId="1251352226">
-    <w:abstractNumId w:val="67"/>
-  </w:num>
   <w:num w:numId="20" w16cid:durableId="1579706643">
-    <w:abstractNumId w:val="70"/>
+    <w:abstractNumId w:val="76"/>
   </w:num>
   <w:num w:numId="21" w16cid:durableId="616908098">
-    <w:abstractNumId w:val="51"/>
+    <w:abstractNumId w:val="55"/>
   </w:num>
   <w:num w:numId="22" w16cid:durableId="1590456493">
-    <w:abstractNumId w:val="81"/>
+    <w:abstractNumId w:val="90"/>
   </w:num>
   <w:num w:numId="23" w16cid:durableId="1853490051">
-    <w:abstractNumId w:val="78"/>
+    <w:abstractNumId w:val="87"/>
   </w:num>
   <w:num w:numId="24" w16cid:durableId="489753068">
-    <w:abstractNumId w:val="54"/>
+    <w:abstractNumId w:val="59"/>
   </w:num>
   <w:num w:numId="25" w16cid:durableId="470750842">
-    <w:abstractNumId w:val="92"/>
+    <w:abstractNumId w:val="103"/>
   </w:num>
   <w:num w:numId="26" w16cid:durableId="1286622340">
-    <w:abstractNumId w:val="41"/>
+    <w:abstractNumId w:val="44"/>
   </w:num>
   <w:num w:numId="27" w16cid:durableId="675691640">
-    <w:abstractNumId w:val="26"/>
+    <w:abstractNumId w:val="27"/>
   </w:num>
   <w:num w:numId="28" w16cid:durableId="942416099">
-    <w:abstractNumId w:val="61"/>
+    <w:abstractNumId w:val="66"/>
   </w:num>
   <w:num w:numId="29" w16cid:durableId="354500318">
-    <w:abstractNumId w:val="89"/>
+    <w:abstractNumId w:val="99"/>
   </w:num>
   <w:num w:numId="30" w16cid:durableId="555707672">
-    <w:abstractNumId w:val="87"/>
+    <w:abstractNumId w:val="97"/>
   </w:num>
   <w:num w:numId="31" w16cid:durableId="1227456296">
     <w:abstractNumId w:val="4"/>
   </w:num>
   <w:num w:numId="32" w16cid:durableId="241791814">
+    <w:abstractNumId w:val="37"/>
+  </w:num>
+  <w:num w:numId="33" w16cid:durableId="297877559">
+    <w:abstractNumId w:val="70"/>
+  </w:num>
+  <w:num w:numId="34" w16cid:durableId="1954240346">
+    <w:abstractNumId w:val="88"/>
+  </w:num>
+  <w:num w:numId="35" w16cid:durableId="1758016530">
+    <w:abstractNumId w:val="71"/>
+  </w:num>
+  <w:num w:numId="36" w16cid:durableId="101455697">
+    <w:abstractNumId w:val="46"/>
+  </w:num>
+  <w:num w:numId="37" w16cid:durableId="2089768025">
+    <w:abstractNumId w:val="21"/>
+  </w:num>
+  <w:num w:numId="38" w16cid:durableId="1312558408">
     <w:abstractNumId w:val="36"/>
   </w:num>
-  <w:num w:numId="33" w16cid:durableId="297877559">
-    <w:abstractNumId w:val="65"/>
-  </w:num>
-  <w:num w:numId="34" w16cid:durableId="1954240346">
-    <w:abstractNumId w:val="79"/>
-  </w:num>
-  <w:num w:numId="35" w16cid:durableId="1758016530">
-    <w:abstractNumId w:val="66"/>
-  </w:num>
-  <w:num w:numId="36" w16cid:durableId="101455697">
-    <w:abstractNumId w:val="43"/>
-  </w:num>
-  <w:num w:numId="37" w16cid:durableId="2089768025">
-    <w:abstractNumId w:val="20"/>
-  </w:num>
-  <w:num w:numId="38" w16cid:durableId="1312558408">
-    <w:abstractNumId w:val="35"/>
-  </w:num>
   <w:num w:numId="39" w16cid:durableId="988555030">
-    <w:abstractNumId w:val="49"/>
+    <w:abstractNumId w:val="53"/>
   </w:num>
   <w:num w:numId="40" w16cid:durableId="497041544">
-    <w:abstractNumId w:val="82"/>
+    <w:abstractNumId w:val="91"/>
   </w:num>
   <w:num w:numId="41" w16cid:durableId="1098863632">
-    <w:abstractNumId w:val="47"/>
+    <w:abstractNumId w:val="50"/>
   </w:num>
   <w:num w:numId="42" w16cid:durableId="2087998300">
-    <w:abstractNumId w:val="52"/>
+    <w:abstractNumId w:val="57"/>
   </w:num>
   <w:num w:numId="43" w16cid:durableId="32077361">
-    <w:abstractNumId w:val="88"/>
+    <w:abstractNumId w:val="98"/>
   </w:num>
   <w:num w:numId="44" w16cid:durableId="195629393">
     <w:abstractNumId w:val="6"/>
   </w:num>
   <w:num w:numId="45" w16cid:durableId="122306412">
-    <w:abstractNumId w:val="56"/>
+    <w:abstractNumId w:val="61"/>
   </w:num>
   <w:num w:numId="46" w16cid:durableId="1157845596">
-    <w:abstractNumId w:val="73"/>
+    <w:abstractNumId w:val="80"/>
   </w:num>
   <w:num w:numId="47" w16cid:durableId="2079740825">
-    <w:abstractNumId w:val="62"/>
+    <w:abstractNumId w:val="67"/>
   </w:num>
   <w:num w:numId="48" w16cid:durableId="825440182">
-    <w:abstractNumId w:val="80"/>
+    <w:abstractNumId w:val="89"/>
   </w:num>
   <w:num w:numId="49" w16cid:durableId="182594935">
-    <w:abstractNumId w:val="85"/>
+    <w:abstractNumId w:val="94"/>
   </w:num>
   <w:num w:numId="50" w16cid:durableId="1308360786">
-    <w:abstractNumId w:val="93"/>
+    <w:abstractNumId w:val="104"/>
   </w:num>
   <w:num w:numId="51" w16cid:durableId="1632978932">
-    <w:abstractNumId w:val="17"/>
+    <w:abstractNumId w:val="18"/>
   </w:num>
   <w:num w:numId="52" w16cid:durableId="391537947">
-    <w:abstractNumId w:val="19"/>
+    <w:abstractNumId w:val="20"/>
   </w:num>
   <w:num w:numId="53" w16cid:durableId="378554586">
     <w:abstractNumId w:val="14"/>
@@ -33968,67 +37691,67 @@
     <w:abstractNumId w:val="8"/>
   </w:num>
   <w:num w:numId="55" w16cid:durableId="1529443842">
-    <w:abstractNumId w:val="84"/>
+    <w:abstractNumId w:val="93"/>
   </w:num>
   <w:num w:numId="56" w16cid:durableId="189415164">
     <w:abstractNumId w:val="9"/>
   </w:num>
   <w:num w:numId="57" w16cid:durableId="1594314221">
-    <w:abstractNumId w:val="63"/>
+    <w:abstractNumId w:val="68"/>
   </w:num>
   <w:num w:numId="58" w16cid:durableId="1226257099">
-    <w:abstractNumId w:val="60"/>
+    <w:abstractNumId w:val="65"/>
   </w:num>
   <w:num w:numId="59" w16cid:durableId="1419328051">
     <w:abstractNumId w:val="3"/>
   </w:num>
   <w:num w:numId="60" w16cid:durableId="1710567223">
-    <w:abstractNumId w:val="23"/>
+    <w:abstractNumId w:val="24"/>
   </w:num>
   <w:num w:numId="61" w16cid:durableId="630017495">
-    <w:abstractNumId w:val="77"/>
+    <w:abstractNumId w:val="85"/>
   </w:num>
   <w:num w:numId="62" w16cid:durableId="1282304201">
-    <w:abstractNumId w:val="42"/>
+    <w:abstractNumId w:val="45"/>
   </w:num>
   <w:num w:numId="63" w16cid:durableId="1717508633">
-    <w:abstractNumId w:val="76"/>
+    <w:abstractNumId w:val="84"/>
   </w:num>
   <w:num w:numId="64" w16cid:durableId="1437024406">
-    <w:abstractNumId w:val="91"/>
+    <w:abstractNumId w:val="101"/>
   </w:num>
   <w:num w:numId="65" w16cid:durableId="1457289484">
     <w:abstractNumId w:val="11"/>
   </w:num>
   <w:num w:numId="66" w16cid:durableId="2044553889">
-    <w:abstractNumId w:val="75"/>
+    <w:abstractNumId w:val="83"/>
   </w:num>
   <w:num w:numId="67" w16cid:durableId="476344594">
-    <w:abstractNumId w:val="25"/>
+    <w:abstractNumId w:val="26"/>
   </w:num>
   <w:num w:numId="68" w16cid:durableId="654841836">
-    <w:abstractNumId w:val="74"/>
+    <w:abstractNumId w:val="82"/>
   </w:num>
   <w:num w:numId="69" w16cid:durableId="65881997">
-    <w:abstractNumId w:val="34"/>
+    <w:abstractNumId w:val="35"/>
   </w:num>
   <w:num w:numId="70" w16cid:durableId="356779715">
-    <w:abstractNumId w:val="30"/>
+    <w:abstractNumId w:val="31"/>
   </w:num>
   <w:num w:numId="71" w16cid:durableId="1630354395">
     <w:abstractNumId w:val="7"/>
   </w:num>
   <w:num w:numId="72" w16cid:durableId="760300450">
-    <w:abstractNumId w:val="64"/>
+    <w:abstractNumId w:val="69"/>
   </w:num>
   <w:num w:numId="73" w16cid:durableId="1148521502">
     <w:abstractNumId w:val="13"/>
   </w:num>
   <w:num w:numId="74" w16cid:durableId="1531189807">
-    <w:abstractNumId w:val="44"/>
+    <w:abstractNumId w:val="47"/>
   </w:num>
   <w:num w:numId="75" w16cid:durableId="725035450">
-    <w:abstractNumId w:val="90"/>
+    <w:abstractNumId w:val="100"/>
   </w:num>
   <w:num w:numId="76" w16cid:durableId="1017198522">
     <w:abstractNumId w:val="12"/>
@@ -34043,10 +37766,10 @@
     <w:abstractNumId w:val="1"/>
   </w:num>
   <w:num w:numId="80" w16cid:durableId="1312519575">
-    <w:abstractNumId w:val="83"/>
+    <w:abstractNumId w:val="92"/>
   </w:num>
   <w:num w:numId="81" w16cid:durableId="895311985">
-    <w:abstractNumId w:val="38"/>
+    <w:abstractNumId w:val="39"/>
   </w:num>
   <w:num w:numId="82" w16cid:durableId="546452723">
     <w:abstractNumId w:val="5"/>
@@ -34055,39 +37778,72 @@
     <w:abstractNumId w:val="2"/>
   </w:num>
   <w:num w:numId="84" w16cid:durableId="2044205207">
-    <w:abstractNumId w:val="31"/>
+    <w:abstractNumId w:val="32"/>
   </w:num>
   <w:num w:numId="85" w16cid:durableId="1101948288">
-    <w:abstractNumId w:val="29"/>
+    <w:abstractNumId w:val="30"/>
   </w:num>
   <w:num w:numId="86" w16cid:durableId="1406686221">
+    <w:abstractNumId w:val="51"/>
+  </w:num>
+  <w:num w:numId="87" w16cid:durableId="1351566751">
+    <w:abstractNumId w:val="40"/>
+  </w:num>
+  <w:num w:numId="88" w16cid:durableId="2095471439">
+    <w:abstractNumId w:val="41"/>
+  </w:num>
+  <w:num w:numId="89" w16cid:durableId="1182671355">
+    <w:abstractNumId w:val="64"/>
+  </w:num>
+  <w:num w:numId="90" w16cid:durableId="551426170">
     <w:abstractNumId w:val="48"/>
   </w:num>
-  <w:num w:numId="87" w16cid:durableId="1351566751">
-    <w:abstractNumId w:val="39"/>
-  </w:num>
-  <w:num w:numId="88" w16cid:durableId="2095471439">
-    <w:abstractNumId w:val="40"/>
-  </w:num>
-  <w:num w:numId="89" w16cid:durableId="1182671355">
-    <w:abstractNumId w:val="59"/>
-  </w:num>
-  <w:num w:numId="90" w16cid:durableId="551426170">
-    <w:abstractNumId w:val="45"/>
-  </w:num>
   <w:num w:numId="91" w16cid:durableId="937516756">
-    <w:abstractNumId w:val="55"/>
+    <w:abstractNumId w:val="60"/>
   </w:num>
   <w:num w:numId="92" w16cid:durableId="699359183">
-    <w:abstractNumId w:val="58"/>
+    <w:abstractNumId w:val="63"/>
   </w:num>
   <w:num w:numId="93" w16cid:durableId="181238340">
-    <w:abstractNumId w:val="69"/>
+    <w:abstractNumId w:val="75"/>
   </w:num>
   <w:num w:numId="94" w16cid:durableId="446391950">
-    <w:abstractNumId w:val="27"/>
+    <w:abstractNumId w:val="28"/>
   </w:num>
-  <w:numIdMacAtCleanup w:val="91"/>
+  <w:num w:numId="95" w16cid:durableId="999121548">
+    <w:abstractNumId w:val="81"/>
+  </w:num>
+  <w:num w:numId="96" w16cid:durableId="740063514">
+    <w:abstractNumId w:val="52"/>
+  </w:num>
+  <w:num w:numId="97" w16cid:durableId="992031136">
+    <w:abstractNumId w:val="95"/>
+  </w:num>
+  <w:num w:numId="98" w16cid:durableId="690961544">
+    <w:abstractNumId w:val="79"/>
+  </w:num>
+  <w:num w:numId="99" w16cid:durableId="1127547770">
+    <w:abstractNumId w:val="16"/>
+  </w:num>
+  <w:num w:numId="100" w16cid:durableId="726338477">
+    <w:abstractNumId w:val="42"/>
+  </w:num>
+  <w:num w:numId="101" w16cid:durableId="634717080">
+    <w:abstractNumId w:val="102"/>
+  </w:num>
+  <w:num w:numId="102" w16cid:durableId="294718688">
+    <w:abstractNumId w:val="43"/>
+  </w:num>
+  <w:num w:numId="103" w16cid:durableId="598294954">
+    <w:abstractNumId w:val="86"/>
+  </w:num>
+  <w:num w:numId="104" w16cid:durableId="1154182713">
+    <w:abstractNumId w:val="56"/>
+  </w:num>
+  <w:num w:numId="105" w16cid:durableId="1001274617">
+    <w:abstractNumId w:val="74"/>
+  </w:num>
+  <w:numIdMacAtCleanup w:val="105"/>
 </w:numbering>
 </file>
 
